--- a/projects/part order tool - app/for-users/Non-JD Order Tool - Walkthrough.docx
+++ b/projects/part order tool - app/for-users/Non-JD Order Tool - Walkthrough.docx
@@ -21,7 +21,7 @@
         <w:rPr>
           <w:color w:val="595959"/>
         </w:rPr>
-        <w:t xml:space="preserve">Hands-on steps through every page · Version 0.4.0 · October 27, 2026 · App: https://10.110.100.13:8443</w:t>
+        <w:t xml:space="preserve">Hands-on steps through every page · Version 0.5.0 · October 28, 2026 · App: https://10.110.100.13:8443</w:t>
       </w:r>
     </w:p>
     <w:p>
@@ -118,7 +118,7 @@
           <w:iCs/>
           <w:color w:val="404040"/>
         </w:rPr>
-        <w:t xml:space="preserve">The examples use the data of October 27, 2026. The data is refreshed every morning, so your quantities and dollars will be a little different. Close is fine; what matters is that the steps behave as described.</w:t>
+        <w:t xml:space="preserve">The examples use the data of October 27 and 28, 2026. The data is refreshed every morning, so your quantities and dollars will be a little different. Close is fine; what matters is that the steps behave as described.</w:t>
       </w:r>
     </w:p>
     <w:p>
@@ -791,7 +791,17 @@
               <w:t xml:space="preserve">220</w:t>
             </w:r>
             <w:r>
-              <w:t xml:space="preserve"> parts ordered (about $93,000), with a small line like "(21 more with minimums but no demand)".</w:t>
+              <w:t xml:space="preserve"> parts ordered (about $93,000), with a small line like "(21 more with minimums but no demand)". Below it, a purple </w:t>
+            </w:r>
+            <w:r>
+              <w:rPr>
+                <w:b/>
+                <w:bCs/>
+              </w:rPr>
+              <w:t xml:space="preserve">transfers</w:t>
+            </w:r>
+            <w:r>
+              <w:t xml:space="preserve"> card (Part 2, 0.5.0).</w:t>
             </w:r>
           </w:p>
         </w:tc>
@@ -2496,7 +2506,7 @@
                 <w:b/>
                 <w:bCs/>
               </w:rPr>
-              <w:t xml:space="preserve">Excess at other branches</w:t>
+              <w:t xml:space="preserve">Above target at other branches</w:t>
             </w:r>
             <w:r>
               <w:t xml:space="preserve"> and </w:t>
@@ -2506,7 +2516,7 @@
                 <w:b/>
                 <w:bCs/>
               </w:rPr>
-              <w:t xml:space="preserve">Inbound transfers</w:t>
+              <w:t xml:space="preserve">Inbound transfers in Equip</w:t>
             </w:r>
             <w:r>
               <w:t xml:space="preserve">.</w:t>
@@ -2534,7 +2544,17 @@
               <w:keepNext w:val="false"/>
             </w:pPr>
             <w:r>
-              <w:t xml:space="preserve">Other branches with stock above their target, if any, and any transfers on their way (they don’t reduce the order).</w:t>
+              <w:t xml:space="preserve">Other branches with stock above their own target, if any, and any Equip transfers on their way (they don’t reduce the order: Equip already counts them in on order). A part another branch could send shows a purple </w:t>
+            </w:r>
+            <w:r>
+              <w:rPr>
+                <w:b/>
+                <w:bCs/>
+              </w:rPr>
+              <w:t xml:space="preserve">Suggested transfers</w:t>
+            </w:r>
+            <w:r>
+              <w:t xml:space="preserve"> box instead (Part 2, 0.5.0).</w:t>
             </w:r>
           </w:p>
         </w:tc>
@@ -3241,7 +3261,7 @@
               <w:keepNext w:val="false"/>
             </w:pPr>
             <w:r>
-              <w:t xml:space="preserve">Every branch with this part, this branch first and marked "(this branch)": On hand, Target, Excess and Sold 12 mo, with a </w:t>
+              <w:t xml:space="preserve">Every branch with this part, this branch first and marked "(this branch)": On hand, Target, Above target, Excess, Months of supply and Sold 12 mo, with a </w:t>
             </w:r>
             <w:r>
               <w:rPr>
@@ -3481,7 +3501,7 @@
               <w:keepNext w:val="false"/>
             </w:pPr>
             <w:r>
-              <w:t xml:space="preserve">Min override, Manual order, Masked (with an expiry date), Notes, and the not-yet-used EOQ / pre-approved fields.</w:t>
+              <w:t xml:space="preserve">Min override, Manual order, Masked (with an expiry date), Phase in (quantity and end date), Notes, and the not-yet-used EOQ / pre-approved fields.</w:t>
             </w:r>
           </w:p>
         </w:tc>
@@ -6962,7 +6982,7 @@
                 <w:b/>
                 <w:bCs/>
               </w:rPr>
-              <w:t xml:space="preserve">0.4.0</w:t>
+              <w:t xml:space="preserve">0.5.0</w:t>
             </w:r>
             <w:r>
               <w:t xml:space="preserve">).</w:t>
@@ -7172,6 +7192,6878 @@
       <w:r>
         <w:t xml:space="preserve">Part 2: what’s new</w:t>
       </w:r>
+    </w:p>
+    <w:p>
+      <w:pPr>
+        <w:pStyle w:val="Heading2"/>
+      </w:pPr>
+      <w:r>
+        <w:t xml:space="preserve">Version 0.5.0 (October 28, 2026): transfer suggestions and phase-in</w:t>
+      </w:r>
+    </w:p>
+    <w:p>
+      <w:pPr>
+        <w:keepNext w:val="false"/>
+        <w:spacing w:after="120"/>
+      </w:pPr>
+      <w:r>
+        <w:t xml:space="preserve">New since 0.4.0:</w:t>
+      </w:r>
+    </w:p>
+    <w:p>
+      <w:pPr>
+        <w:pStyle w:val="ListParagraph"/>
+        <w:numPr>
+          <w:ilvl w:val="0"/>
+          <w:numId w:val="2"/>
+        </w:numPr>
+        <w:spacing w:after="60"/>
+      </w:pPr>
+      <w:r>
+        <w:rPr>
+          <w:b/>
+          <w:bCs/>
+        </w:rPr>
+        <w:t xml:space="preserve">Transfer suggestions</w:t>
+      </w:r>
+      <w:r>
+        <w:t xml:space="preserve"> (Ben’s answers of October 27). Every morning the tool suggests stock another branch could send: </w:t>
+      </w:r>
+      <w:r>
+        <w:rPr>
+          <w:b/>
+          <w:bCs/>
+        </w:rPr>
+        <w:t xml:space="preserve">Conventional</w:t>
+      </w:r>
+      <w:r>
+        <w:t xml:space="preserve"> (instead of buying) and </w:t>
+      </w:r>
+      <w:r>
+        <w:rPr>
+          <w:b/>
+          <w:bCs/>
+        </w:rPr>
+        <w:t xml:space="preserve">Redistribution</w:t>
+      </w:r>
+      <w:r>
+        <w:t xml:space="preserve"> (extra stock to a branch that sells the part). They show in </w:t>
+      </w:r>
+      <w:r>
+        <w:rPr>
+          <w:b/>
+          <w:bCs/>
+        </w:rPr>
+        <w:t xml:space="preserve">purple</w:t>
+      </w:r>
+      <w:r>
+        <w:t xml:space="preserve"> on Home and Recommended Reorder, and on a new </w:t>
+      </w:r>
+      <w:r>
+        <w:rPr>
+          <w:b/>
+          <w:bCs/>
+        </w:rPr>
+        <w:t xml:space="preserve">Transfers</w:t>
+      </w:r>
+      <w:r>
+        <w:t xml:space="preserve"> page. In this version you key them into Equip by hand; ticking and saving transfers in the app comes next.</w:t>
+      </w:r>
+    </w:p>
+    <w:p>
+      <w:pPr>
+        <w:pStyle w:val="ListParagraph"/>
+        <w:numPr>
+          <w:ilvl w:val="0"/>
+          <w:numId w:val="2"/>
+        </w:numPr>
+        <w:spacing w:after="60"/>
+      </w:pPr>
+      <w:r>
+        <w:rPr>
+          <w:b/>
+          <w:bCs/>
+        </w:rPr>
+        <w:t xml:space="preserve">"Excess" now means stock a branch could send:</w:t>
+      </w:r>
+      <w:r>
+        <w:t xml:space="preserve"> free stock above the larger of its target and 12 months of supply, as John Deere uses it. Round 1’s figure (on hand above target) is now called </w:t>
+      </w:r>
+      <w:r>
+        <w:rPr>
+          <w:b/>
+          <w:bCs/>
+        </w:rPr>
+        <w:t xml:space="preserve">Above target</w:t>
+      </w:r>
+      <w:r>
+        <w:t xml:space="preserve">. </w:t>
+      </w:r>
+      <w:r>
+        <w:rPr>
+          <w:b/>
+          <w:bCs/>
+        </w:rPr>
+        <w:t xml:space="preserve">Months of supply</w:t>
+      </w:r>
+      <w:r>
+        <w:t xml:space="preserve"> is shown next to them.</w:t>
+      </w:r>
+    </w:p>
+    <w:p>
+      <w:pPr>
+        <w:pStyle w:val="ListParagraph"/>
+        <w:numPr>
+          <w:ilvl w:val="0"/>
+          <w:numId w:val="2"/>
+        </w:numPr>
+        <w:spacing w:after="60"/>
+      </w:pPr>
+      <w:r>
+        <w:rPr>
+          <w:b/>
+          <w:bCs/>
+        </w:rPr>
+        <w:t xml:space="preserve">Phase-in:</w:t>
+      </w:r>
+      <w:r>
+        <w:t xml:space="preserve"> stock a new part before it has the demands its rule needs, with a quantity and an end date.</w:t>
+      </w:r>
+    </w:p>
+    <w:p>
+      <w:pPr>
+        <w:pStyle w:val="ListParagraph"/>
+        <w:numPr>
+          <w:ilvl w:val="0"/>
+          <w:numId w:val="2"/>
+        </w:numPr>
+        <w:spacing w:after="60"/>
+      </w:pPr>
+      <w:r>
+        <w:rPr>
+          <w:b/>
+          <w:bCs/>
+        </w:rPr>
+        <w:t xml:space="preserve">More rule criteria:</w:t>
+      </w:r>
+      <w:r>
+        <w:t xml:space="preserve"> SLC, Source, Vendor code, Product group and Commodity code, as well as franchise, dealer group and branch.</w:t>
+      </w:r>
+    </w:p>
+    <w:p>
+      <w:pPr>
+        <w:pStyle w:val="ListParagraph"/>
+        <w:numPr>
+          <w:ilvl w:val="0"/>
+          <w:numId w:val="2"/>
+        </w:numPr>
+        <w:spacing w:after="60"/>
+      </w:pPr>
+      <w:r>
+        <w:rPr>
+          <w:b/>
+          <w:bCs/>
+        </w:rPr>
+        <w:t xml:space="preserve">Several dealer groups</w:t>
+      </w:r>
+      <w:r>
+        <w:t xml:space="preserve"> at once on Recommended Reorder and One-Time Order (Barry’s request).</w:t>
+      </w:r>
+    </w:p>
+    <w:p>
+      <w:pPr>
+        <w:keepNext w:val="false"/>
+        <w:pBdr>
+          <w:left w:val="single" w:color="1F4E79" w:sz="12" w:space="8"/>
+        </w:pBdr>
+        <w:spacing w:before="60" w:after="160"/>
+        <w:ind w:left="360"/>
+      </w:pPr>
+      <w:r>
+        <w:rPr>
+          <w:i/>
+          <w:iCs/>
+          <w:color w:val="404040"/>
+        </w:rPr>
+        <w:t xml:space="preserve">The examples below are from the test data of October 28. Transfer suggestions change every morning, so expect different quantities; if a part has no suggestion on your day, pick any purple row instead.</w:t>
+      </w:r>
+    </w:p>
+    <w:p>
+      <w:pPr>
+        <w:pStyle w:val="Heading3"/>
+      </w:pPr>
+      <w:r>
+        <w:t xml:space="preserve">Transfers on Home and Recommended Reorder</w:t>
+      </w:r>
+    </w:p>
+    <w:tbl>
+      <w:tblPr>
+        <w:tblW w:type="dxa" w:w="10080"/>
+        <w:tblBorders>
+          <w:top w:val="single" w:color="auto" w:sz="4"/>
+          <w:left w:val="single" w:color="auto" w:sz="4"/>
+          <w:bottom w:val="single" w:color="auto" w:sz="4"/>
+          <w:right w:val="single" w:color="auto" w:sz="4"/>
+          <w:insideH w:val="single" w:color="auto" w:sz="4"/>
+          <w:insideV w:val="single" w:color="auto" w:sz="4"/>
+        </w:tblBorders>
+      </w:tblPr>
+      <w:tblGrid>
+        <w:gridCol w:w="504"/>
+        <w:gridCol w:w="4234"/>
+        <w:gridCol w:w="4536"/>
+        <w:gridCol w:w="806"/>
+      </w:tblGrid>
+      <w:tr>
+        <w:trPr>
+          <w:tblHeader/>
+        </w:trPr>
+        <w:tc>
+          <w:tcPr>
+            <w:tcW w:type="dxa" w:w="504"/>
+            <w:tcBorders>
+              <w:top w:val="single" w:color="BFBFBF" w:sz="4"/>
+              <w:left w:val="single" w:color="BFBFBF" w:sz="4"/>
+              <w:bottom w:val="single" w:color="BFBFBF" w:sz="4"/>
+              <w:right w:val="single" w:color="BFBFBF" w:sz="4"/>
+            </w:tcBorders>
+            <w:shd w:fill="DEEAF6" w:color="auto" w:val="clear"/>
+            <w:tcMar>
+              <w:top w:type="dxa" w:w="60"/>
+              <w:left w:type="dxa" w:w="100"/>
+              <w:bottom w:type="dxa" w:w="60"/>
+              <w:right w:type="dxa" w:w="100"/>
+            </w:tcMar>
+          </w:tcPr>
+          <w:p>
+            <w:pPr>
+              <w:keepNext w:val="false"/>
+            </w:pPr>
+            <w:r>
+              <w:rPr>
+                <w:b/>
+                <w:bCs/>
+              </w:rPr>
+              <w:t xml:space="preserve">#</w:t>
+            </w:r>
+          </w:p>
+        </w:tc>
+        <w:tc>
+          <w:tcPr>
+            <w:tcW w:type="dxa" w:w="4234"/>
+            <w:tcBorders>
+              <w:top w:val="single" w:color="BFBFBF" w:sz="4"/>
+              <w:left w:val="single" w:color="BFBFBF" w:sz="4"/>
+              <w:bottom w:val="single" w:color="BFBFBF" w:sz="4"/>
+              <w:right w:val="single" w:color="BFBFBF" w:sz="4"/>
+            </w:tcBorders>
+            <w:shd w:fill="DEEAF6" w:color="auto" w:val="clear"/>
+            <w:tcMar>
+              <w:top w:type="dxa" w:w="60"/>
+              <w:left w:type="dxa" w:w="100"/>
+              <w:bottom w:type="dxa" w:w="60"/>
+              <w:right w:type="dxa" w:w="100"/>
+            </w:tcMar>
+          </w:tcPr>
+          <w:p>
+            <w:pPr>
+              <w:keepNext w:val="false"/>
+            </w:pPr>
+            <w:r>
+              <w:rPr>
+                <w:b/>
+                <w:bCs/>
+              </w:rPr>
+              <w:t xml:space="preserve">Do this</w:t>
+            </w:r>
+          </w:p>
+        </w:tc>
+        <w:tc>
+          <w:tcPr>
+            <w:tcW w:type="dxa" w:w="4536"/>
+            <w:tcBorders>
+              <w:top w:val="single" w:color="BFBFBF" w:sz="4"/>
+              <w:left w:val="single" w:color="BFBFBF" w:sz="4"/>
+              <w:bottom w:val="single" w:color="BFBFBF" w:sz="4"/>
+              <w:right w:val="single" w:color="BFBFBF" w:sz="4"/>
+            </w:tcBorders>
+            <w:shd w:fill="DEEAF6" w:color="auto" w:val="clear"/>
+            <w:tcMar>
+              <w:top w:type="dxa" w:w="60"/>
+              <w:left w:type="dxa" w:w="100"/>
+              <w:bottom w:type="dxa" w:w="60"/>
+              <w:right w:type="dxa" w:w="100"/>
+            </w:tcMar>
+          </w:tcPr>
+          <w:p>
+            <w:pPr>
+              <w:keepNext w:val="false"/>
+            </w:pPr>
+            <w:r>
+              <w:rPr>
+                <w:b/>
+                <w:bCs/>
+              </w:rPr>
+              <w:t xml:space="preserve">You should see</w:t>
+            </w:r>
+          </w:p>
+        </w:tc>
+        <w:tc>
+          <w:tcPr>
+            <w:tcW w:type="dxa" w:w="806"/>
+            <w:tcBorders>
+              <w:top w:val="single" w:color="BFBFBF" w:sz="4"/>
+              <w:left w:val="single" w:color="BFBFBF" w:sz="4"/>
+              <w:bottom w:val="single" w:color="BFBFBF" w:sz="4"/>
+              <w:right w:val="single" w:color="BFBFBF" w:sz="4"/>
+            </w:tcBorders>
+            <w:shd w:fill="DEEAF6" w:color="auto" w:val="clear"/>
+            <w:tcMar>
+              <w:top w:type="dxa" w:w="60"/>
+              <w:left w:type="dxa" w:w="100"/>
+              <w:bottom w:type="dxa" w:w="60"/>
+              <w:right w:type="dxa" w:w="100"/>
+            </w:tcMar>
+          </w:tcPr>
+          <w:p>
+            <w:pPr>
+              <w:keepNext w:val="false"/>
+            </w:pPr>
+            <w:r>
+              <w:rPr>
+                <w:b/>
+                <w:bCs/>
+              </w:rPr>
+              <w:t xml:space="preserve">OK</w:t>
+            </w:r>
+          </w:p>
+        </w:tc>
+      </w:tr>
+      <w:tr>
+        <w:trPr>
+          <w:tblHeader w:val="false"/>
+        </w:trPr>
+        <w:tc>
+          <w:tcPr>
+            <w:tcW w:type="dxa" w:w="504"/>
+            <w:tcBorders>
+              <w:top w:val="single" w:color="BFBFBF" w:sz="4"/>
+              <w:left w:val="single" w:color="BFBFBF" w:sz="4"/>
+              <w:bottom w:val="single" w:color="BFBFBF" w:sz="4"/>
+              <w:right w:val="single" w:color="BFBFBF" w:sz="4"/>
+            </w:tcBorders>
+            <w:tcMar>
+              <w:top w:type="dxa" w:w="60"/>
+              <w:left w:type="dxa" w:w="100"/>
+              <w:bottom w:type="dxa" w:w="60"/>
+              <w:right w:type="dxa" w:w="100"/>
+            </w:tcMar>
+          </w:tcPr>
+          <w:p>
+            <w:pPr>
+              <w:keepNext w:val="false"/>
+            </w:pPr>
+            <w:r>
+              <w:t xml:space="preserve">1</w:t>
+            </w:r>
+          </w:p>
+        </w:tc>
+        <w:tc>
+          <w:tcPr>
+            <w:tcW w:type="dxa" w:w="4234"/>
+            <w:tcBorders>
+              <w:top w:val="single" w:color="BFBFBF" w:sz="4"/>
+              <w:left w:val="single" w:color="BFBFBF" w:sz="4"/>
+              <w:bottom w:val="single" w:color="BFBFBF" w:sz="4"/>
+              <w:right w:val="single" w:color="BFBFBF" w:sz="4"/>
+            </w:tcBorders>
+            <w:tcMar>
+              <w:top w:type="dxa" w:w="60"/>
+              <w:left w:type="dxa" w:w="100"/>
+              <w:bottom w:type="dxa" w:w="60"/>
+              <w:right w:type="dxa" w:w="100"/>
+            </w:tcMar>
+          </w:tcPr>
+          <w:p>
+            <w:pPr>
+              <w:keepNext w:val="false"/>
+            </w:pPr>
+            <w:r>
+              <w:t xml:space="preserve">Go to </w:t>
+            </w:r>
+            <w:r>
+              <w:rPr>
+                <w:b/>
+                <w:bCs/>
+              </w:rPr>
+              <w:t xml:space="preserve">Home</w:t>
+            </w:r>
+            <w:r>
+              <w:t xml:space="preserve"> and set the branch to </w:t>
+            </w:r>
+            <w:r>
+              <w:rPr>
+                <w:b/>
+                <w:bCs/>
+              </w:rPr>
+              <w:t xml:space="preserve">1</w:t>
+            </w:r>
+            <w:r>
+              <w:t xml:space="preserve">.</w:t>
+            </w:r>
+          </w:p>
+        </w:tc>
+        <w:tc>
+          <w:tcPr>
+            <w:tcW w:type="dxa" w:w="4536"/>
+            <w:tcBorders>
+              <w:top w:val="single" w:color="BFBFBF" w:sz="4"/>
+              <w:left w:val="single" w:color="BFBFBF" w:sz="4"/>
+              <w:bottom w:val="single" w:color="BFBFBF" w:sz="4"/>
+              <w:right w:val="single" w:color="BFBFBF" w:sz="4"/>
+            </w:tcBorders>
+            <w:tcMar>
+              <w:top w:type="dxa" w:w="60"/>
+              <w:left w:type="dxa" w:w="100"/>
+              <w:bottom w:type="dxa" w:w="60"/>
+              <w:right w:type="dxa" w:w="100"/>
+            </w:tcMar>
+          </w:tcPr>
+          <w:p>
+            <w:pPr>
+              <w:keepNext w:val="false"/>
+            </w:pPr>
+            <w:r>
+              <w:t xml:space="preserve">A purple card under the order count: "Branch 1: about </w:t>
+            </w:r>
+            <w:r>
+              <w:rPr>
+                <w:b/>
+                <w:bCs/>
+              </w:rPr>
+              <w:t xml:space="preserve">67</w:t>
+            </w:r>
+            <w:r>
+              <w:t xml:space="preserve"> parts could come by transfer instead of being bought", and under it about 2,300 lines for all branches (about $266,000): about 1,200 could replace a purchase (about $150,000) and about 1,100 are redistribution (about $116,000).</w:t>
+            </w:r>
+          </w:p>
+        </w:tc>
+        <w:tc>
+          <w:tcPr>
+            <w:tcW w:type="dxa" w:w="806"/>
+            <w:tcBorders>
+              <w:top w:val="single" w:color="BFBFBF" w:sz="4"/>
+              <w:left w:val="single" w:color="BFBFBF" w:sz="4"/>
+              <w:bottom w:val="single" w:color="BFBFBF" w:sz="4"/>
+              <w:right w:val="single" w:color="BFBFBF" w:sz="4"/>
+            </w:tcBorders>
+            <w:tcMar>
+              <w:top w:type="dxa" w:w="60"/>
+              <w:left w:type="dxa" w:w="100"/>
+              <w:bottom w:type="dxa" w:w="60"/>
+              <w:right w:type="dxa" w:w="100"/>
+            </w:tcMar>
+          </w:tcPr>
+          <w:p>
+            <w:pPr>
+              <w:keepNext w:val="false"/>
+            </w:pPr>
+            <w:r>
+              <w:t xml:space="preserve">☐</w:t>
+            </w:r>
+          </w:p>
+        </w:tc>
+      </w:tr>
+      <w:tr>
+        <w:trPr>
+          <w:tblHeader w:val="false"/>
+        </w:trPr>
+        <w:tc>
+          <w:tcPr>
+            <w:tcW w:type="dxa" w:w="504"/>
+            <w:tcBorders>
+              <w:top w:val="single" w:color="BFBFBF" w:sz="4"/>
+              <w:left w:val="single" w:color="BFBFBF" w:sz="4"/>
+              <w:bottom w:val="single" w:color="BFBFBF" w:sz="4"/>
+              <w:right w:val="single" w:color="BFBFBF" w:sz="4"/>
+            </w:tcBorders>
+            <w:tcMar>
+              <w:top w:type="dxa" w:w="60"/>
+              <w:left w:type="dxa" w:w="100"/>
+              <w:bottom w:type="dxa" w:w="60"/>
+              <w:right w:type="dxa" w:w="100"/>
+            </w:tcMar>
+          </w:tcPr>
+          <w:p>
+            <w:pPr>
+              <w:keepNext w:val="false"/>
+            </w:pPr>
+            <w:r>
+              <w:t xml:space="preserve">2</w:t>
+            </w:r>
+          </w:p>
+        </w:tc>
+        <w:tc>
+          <w:tcPr>
+            <w:tcW w:type="dxa" w:w="4234"/>
+            <w:tcBorders>
+              <w:top w:val="single" w:color="BFBFBF" w:sz="4"/>
+              <w:left w:val="single" w:color="BFBFBF" w:sz="4"/>
+              <w:bottom w:val="single" w:color="BFBFBF" w:sz="4"/>
+              <w:right w:val="single" w:color="BFBFBF" w:sz="4"/>
+            </w:tcBorders>
+            <w:tcMar>
+              <w:top w:type="dxa" w:w="60"/>
+              <w:left w:type="dxa" w:w="100"/>
+              <w:bottom w:type="dxa" w:w="60"/>
+              <w:right w:type="dxa" w:w="100"/>
+            </w:tcMar>
+          </w:tcPr>
+          <w:p>
+            <w:pPr>
+              <w:keepNext w:val="false"/>
+            </w:pPr>
+            <w:r>
+              <w:t xml:space="preserve">Click </w:t>
+            </w:r>
+            <w:r>
+              <w:rPr>
+                <w:b/>
+                <w:bCs/>
+              </w:rPr>
+              <w:t xml:space="preserve">Review transfers</w:t>
+            </w:r>
+            <w:r>
+              <w:t xml:space="preserve">.</w:t>
+            </w:r>
+          </w:p>
+        </w:tc>
+        <w:tc>
+          <w:tcPr>
+            <w:tcW w:type="dxa" w:w="4536"/>
+            <w:tcBorders>
+              <w:top w:val="single" w:color="BFBFBF" w:sz="4"/>
+              <w:left w:val="single" w:color="BFBFBF" w:sz="4"/>
+              <w:bottom w:val="single" w:color="BFBFBF" w:sz="4"/>
+              <w:right w:val="single" w:color="BFBFBF" w:sz="4"/>
+            </w:tcBorders>
+            <w:tcMar>
+              <w:top w:type="dxa" w:w="60"/>
+              <w:left w:type="dxa" w:w="100"/>
+              <w:bottom w:type="dxa" w:w="60"/>
+              <w:right w:type="dxa" w:w="100"/>
+            </w:tcMar>
+          </w:tcPr>
+          <w:p>
+            <w:pPr>
+              <w:keepNext w:val="false"/>
+            </w:pPr>
+            <w:r>
+              <w:t xml:space="preserve">The Transfers page, with </w:t>
+            </w:r>
+            <w:r>
+              <w:rPr>
+                <w:b/>
+                <w:bCs/>
+              </w:rPr>
+              <w:t xml:space="preserve">To</w:t>
+            </w:r>
+            <w:r>
+              <w:t xml:space="preserve"> set to branch 1. (More on this page below.)</w:t>
+            </w:r>
+          </w:p>
+        </w:tc>
+        <w:tc>
+          <w:tcPr>
+            <w:tcW w:type="dxa" w:w="806"/>
+            <w:tcBorders>
+              <w:top w:val="single" w:color="BFBFBF" w:sz="4"/>
+              <w:left w:val="single" w:color="BFBFBF" w:sz="4"/>
+              <w:bottom w:val="single" w:color="BFBFBF" w:sz="4"/>
+              <w:right w:val="single" w:color="BFBFBF" w:sz="4"/>
+            </w:tcBorders>
+            <w:tcMar>
+              <w:top w:type="dxa" w:w="60"/>
+              <w:left w:type="dxa" w:w="100"/>
+              <w:bottom w:type="dxa" w:w="60"/>
+              <w:right w:type="dxa" w:w="100"/>
+            </w:tcMar>
+          </w:tcPr>
+          <w:p>
+            <w:pPr>
+              <w:keepNext w:val="false"/>
+            </w:pPr>
+            <w:r>
+              <w:t xml:space="preserve">☐</w:t>
+            </w:r>
+          </w:p>
+        </w:tc>
+      </w:tr>
+      <w:tr>
+        <w:trPr>
+          <w:tblHeader w:val="false"/>
+        </w:trPr>
+        <w:tc>
+          <w:tcPr>
+            <w:tcW w:type="dxa" w:w="504"/>
+            <w:tcBorders>
+              <w:top w:val="single" w:color="BFBFBF" w:sz="4"/>
+              <w:left w:val="single" w:color="BFBFBF" w:sz="4"/>
+              <w:bottom w:val="single" w:color="BFBFBF" w:sz="4"/>
+              <w:right w:val="single" w:color="BFBFBF" w:sz="4"/>
+            </w:tcBorders>
+            <w:tcMar>
+              <w:top w:type="dxa" w:w="60"/>
+              <w:left w:type="dxa" w:w="100"/>
+              <w:bottom w:type="dxa" w:w="60"/>
+              <w:right w:type="dxa" w:w="100"/>
+            </w:tcMar>
+          </w:tcPr>
+          <w:p>
+            <w:pPr>
+              <w:keepNext w:val="false"/>
+            </w:pPr>
+            <w:r>
+              <w:t xml:space="preserve">3</w:t>
+            </w:r>
+          </w:p>
+        </w:tc>
+        <w:tc>
+          <w:tcPr>
+            <w:tcW w:type="dxa" w:w="4234"/>
+            <w:tcBorders>
+              <w:top w:val="single" w:color="BFBFBF" w:sz="4"/>
+              <w:left w:val="single" w:color="BFBFBF" w:sz="4"/>
+              <w:bottom w:val="single" w:color="BFBFBF" w:sz="4"/>
+              <w:right w:val="single" w:color="BFBFBF" w:sz="4"/>
+            </w:tcBorders>
+            <w:tcMar>
+              <w:top w:type="dxa" w:w="60"/>
+              <w:left w:type="dxa" w:w="100"/>
+              <w:bottom w:type="dxa" w:w="60"/>
+              <w:right w:type="dxa" w:w="100"/>
+            </w:tcMar>
+          </w:tcPr>
+          <w:p>
+            <w:pPr>
+              <w:keepNext w:val="false"/>
+            </w:pPr>
+            <w:r>
+              <w:t xml:space="preserve">Open </w:t>
+            </w:r>
+            <w:r>
+              <w:rPr>
+                <w:b/>
+                <w:bCs/>
+              </w:rPr>
+              <w:t xml:space="preserve">Recommended Reorder</w:t>
+            </w:r>
+            <w:r>
+              <w:t xml:space="preserve">, branch 1, franchise </w:t>
+            </w:r>
+            <w:r>
+              <w:rPr>
+                <w:b/>
+                <w:bCs/>
+              </w:rPr>
+              <w:t xml:space="preserve">All</w:t>
+            </w:r>
+            <w:r>
+              <w:t xml:space="preserve">.</w:t>
+            </w:r>
+          </w:p>
+        </w:tc>
+        <w:tc>
+          <w:tcPr>
+            <w:tcW w:type="dxa" w:w="4536"/>
+            <w:tcBorders>
+              <w:top w:val="single" w:color="BFBFBF" w:sz="4"/>
+              <w:left w:val="single" w:color="BFBFBF" w:sz="4"/>
+              <w:bottom w:val="single" w:color="BFBFBF" w:sz="4"/>
+              <w:right w:val="single" w:color="BFBFBF" w:sz="4"/>
+            </w:tcBorders>
+            <w:tcMar>
+              <w:top w:type="dxa" w:w="60"/>
+              <w:left w:type="dxa" w:w="100"/>
+              <w:bottom w:type="dxa" w:w="60"/>
+              <w:right w:type="dxa" w:w="100"/>
+            </w:tcMar>
+          </w:tcPr>
+          <w:p>
+            <w:pPr>
+              <w:keepNext w:val="false"/>
+            </w:pPr>
+            <w:r>
+              <w:t xml:space="preserve">A purple banner above the list: "About 67 parts here could come by transfer instead of being bought", "about 34 more parts could take extra stock (redistribution)", and </w:t>
+            </w:r>
+            <w:r>
+              <w:rPr>
+                <w:b/>
+                <w:bCs/>
+              </w:rPr>
+              <w:t xml:space="preserve">See Transfers</w:t>
+            </w:r>
+            <w:r>
+              <w:t xml:space="preserve">. Some rows have a purple left edge.</w:t>
+            </w:r>
+          </w:p>
+        </w:tc>
+        <w:tc>
+          <w:tcPr>
+            <w:tcW w:type="dxa" w:w="806"/>
+            <w:tcBorders>
+              <w:top w:val="single" w:color="BFBFBF" w:sz="4"/>
+              <w:left w:val="single" w:color="BFBFBF" w:sz="4"/>
+              <w:bottom w:val="single" w:color="BFBFBF" w:sz="4"/>
+              <w:right w:val="single" w:color="BFBFBF" w:sz="4"/>
+            </w:tcBorders>
+            <w:tcMar>
+              <w:top w:type="dxa" w:w="60"/>
+              <w:left w:type="dxa" w:w="100"/>
+              <w:bottom w:type="dxa" w:w="60"/>
+              <w:right w:type="dxa" w:w="100"/>
+            </w:tcMar>
+          </w:tcPr>
+          <w:p>
+            <w:pPr>
+              <w:keepNext w:val="false"/>
+            </w:pPr>
+            <w:r>
+              <w:t xml:space="preserve">☐</w:t>
+            </w:r>
+          </w:p>
+        </w:tc>
+      </w:tr>
+      <w:tr>
+        <w:trPr>
+          <w:tblHeader w:val="false"/>
+        </w:trPr>
+        <w:tc>
+          <w:tcPr>
+            <w:tcW w:type="dxa" w:w="504"/>
+            <w:tcBorders>
+              <w:top w:val="single" w:color="BFBFBF" w:sz="4"/>
+              <w:left w:val="single" w:color="BFBFBF" w:sz="4"/>
+              <w:bottom w:val="single" w:color="BFBFBF" w:sz="4"/>
+              <w:right w:val="single" w:color="BFBFBF" w:sz="4"/>
+            </w:tcBorders>
+            <w:tcMar>
+              <w:top w:type="dxa" w:w="60"/>
+              <w:left w:type="dxa" w:w="100"/>
+              <w:bottom w:type="dxa" w:w="60"/>
+              <w:right w:type="dxa" w:w="100"/>
+            </w:tcMar>
+          </w:tcPr>
+          <w:p>
+            <w:pPr>
+              <w:keepNext w:val="false"/>
+            </w:pPr>
+            <w:r>
+              <w:t xml:space="preserve">4</w:t>
+            </w:r>
+          </w:p>
+        </w:tc>
+        <w:tc>
+          <w:tcPr>
+            <w:tcW w:type="dxa" w:w="4234"/>
+            <w:tcBorders>
+              <w:top w:val="single" w:color="BFBFBF" w:sz="4"/>
+              <w:left w:val="single" w:color="BFBFBF" w:sz="4"/>
+              <w:bottom w:val="single" w:color="BFBFBF" w:sz="4"/>
+              <w:right w:val="single" w:color="BFBFBF" w:sz="4"/>
+            </w:tcBorders>
+            <w:tcMar>
+              <w:top w:type="dxa" w:w="60"/>
+              <w:left w:type="dxa" w:w="100"/>
+              <w:bottom w:type="dxa" w:w="60"/>
+              <w:right w:type="dxa" w:w="100"/>
+            </w:tcMar>
+          </w:tcPr>
+          <w:p>
+            <w:pPr>
+              <w:keepNext w:val="false"/>
+            </w:pPr>
+            <w:r>
+              <w:t xml:space="preserve">Search </w:t>
+            </w:r>
+            <w:r>
+              <w:rPr>
+                <w:rFonts w:ascii="Consolas" w:cs="Consolas" w:eastAsia="Consolas" w:hAnsi="Consolas"/>
+                <w:sz w:val="20"/>
+                <w:szCs w:val="20"/>
+              </w:rPr>
+              <w:t xml:space="preserve">MULTISEAL</w:t>
+            </w:r>
+            <w:r>
+              <w:t xml:space="preserve">.</w:t>
+            </w:r>
+          </w:p>
+        </w:tc>
+        <w:tc>
+          <w:tcPr>
+            <w:tcW w:type="dxa" w:w="4536"/>
+            <w:tcBorders>
+              <w:top w:val="single" w:color="BFBFBF" w:sz="4"/>
+              <w:left w:val="single" w:color="BFBFBF" w:sz="4"/>
+              <w:bottom w:val="single" w:color="BFBFBF" w:sz="4"/>
+              <w:right w:val="single" w:color="BFBFBF" w:sz="4"/>
+            </w:tcBorders>
+            <w:tcMar>
+              <w:top w:type="dxa" w:w="60"/>
+              <w:left w:type="dxa" w:w="100"/>
+              <w:bottom w:type="dxa" w:w="60"/>
+              <w:right w:type="dxa" w:w="100"/>
+            </w:tcMar>
+          </w:tcPr>
+          <w:p>
+            <w:pPr>
+              <w:keepNext w:val="false"/>
+            </w:pPr>
+            <w:r>
+              <w:t xml:space="preserve">One line (8oz pump of Bulk Multi Seal): order about </w:t>
+            </w:r>
+            <w:r>
+              <w:rPr>
+                <w:b/>
+                <w:bCs/>
+              </w:rPr>
+              <w:t xml:space="preserve">44</w:t>
+            </w:r>
+            <w:r>
+              <w:t xml:space="preserve">, with a purple pill </w:t>
+            </w:r>
+            <w:r>
+              <w:rPr>
+                <w:b/>
+                <w:bCs/>
+              </w:rPr>
+              <w:t xml:space="preserve">Transfer 44 from 6</w:t>
+            </w:r>
+            <w:r>
+              <w:t xml:space="preserve"> before it.</w:t>
+            </w:r>
+          </w:p>
+        </w:tc>
+        <w:tc>
+          <w:tcPr>
+            <w:tcW w:type="dxa" w:w="806"/>
+            <w:tcBorders>
+              <w:top w:val="single" w:color="BFBFBF" w:sz="4"/>
+              <w:left w:val="single" w:color="BFBFBF" w:sz="4"/>
+              <w:bottom w:val="single" w:color="BFBFBF" w:sz="4"/>
+              <w:right w:val="single" w:color="BFBFBF" w:sz="4"/>
+            </w:tcBorders>
+            <w:tcMar>
+              <w:top w:type="dxa" w:w="60"/>
+              <w:left w:type="dxa" w:w="100"/>
+              <w:bottom w:type="dxa" w:w="60"/>
+              <w:right w:type="dxa" w:w="100"/>
+            </w:tcMar>
+          </w:tcPr>
+          <w:p>
+            <w:pPr>
+              <w:keepNext w:val="false"/>
+            </w:pPr>
+            <w:r>
+              <w:t xml:space="preserve">☐</w:t>
+            </w:r>
+          </w:p>
+        </w:tc>
+      </w:tr>
+      <w:tr>
+        <w:trPr>
+          <w:tblHeader w:val="false"/>
+        </w:trPr>
+        <w:tc>
+          <w:tcPr>
+            <w:tcW w:type="dxa" w:w="504"/>
+            <w:tcBorders>
+              <w:top w:val="single" w:color="BFBFBF" w:sz="4"/>
+              <w:left w:val="single" w:color="BFBFBF" w:sz="4"/>
+              <w:bottom w:val="single" w:color="BFBFBF" w:sz="4"/>
+              <w:right w:val="single" w:color="BFBFBF" w:sz="4"/>
+            </w:tcBorders>
+            <w:tcMar>
+              <w:top w:type="dxa" w:w="60"/>
+              <w:left w:type="dxa" w:w="100"/>
+              <w:bottom w:type="dxa" w:w="60"/>
+              <w:right w:type="dxa" w:w="100"/>
+            </w:tcMar>
+          </w:tcPr>
+          <w:p>
+            <w:pPr>
+              <w:keepNext w:val="false"/>
+            </w:pPr>
+            <w:r>
+              <w:t xml:space="preserve">5</w:t>
+            </w:r>
+          </w:p>
+        </w:tc>
+        <w:tc>
+          <w:tcPr>
+            <w:tcW w:type="dxa" w:w="4234"/>
+            <w:tcBorders>
+              <w:top w:val="single" w:color="BFBFBF" w:sz="4"/>
+              <w:left w:val="single" w:color="BFBFBF" w:sz="4"/>
+              <w:bottom w:val="single" w:color="BFBFBF" w:sz="4"/>
+              <w:right w:val="single" w:color="BFBFBF" w:sz="4"/>
+            </w:tcBorders>
+            <w:tcMar>
+              <w:top w:type="dxa" w:w="60"/>
+              <w:left w:type="dxa" w:w="100"/>
+              <w:bottom w:type="dxa" w:w="60"/>
+              <w:right w:type="dxa" w:w="100"/>
+            </w:tcMar>
+          </w:tcPr>
+          <w:p>
+            <w:pPr>
+              <w:keepNext w:val="false"/>
+            </w:pPr>
+            <w:r>
+              <w:t xml:space="preserve">Open its details (the arrow).</w:t>
+            </w:r>
+          </w:p>
+        </w:tc>
+        <w:tc>
+          <w:tcPr>
+            <w:tcW w:type="dxa" w:w="4536"/>
+            <w:tcBorders>
+              <w:top w:val="single" w:color="BFBFBF" w:sz="4"/>
+              <w:left w:val="single" w:color="BFBFBF" w:sz="4"/>
+              <w:bottom w:val="single" w:color="BFBFBF" w:sz="4"/>
+              <w:right w:val="single" w:color="BFBFBF" w:sz="4"/>
+            </w:tcBorders>
+            <w:tcMar>
+              <w:top w:type="dxa" w:w="60"/>
+              <w:left w:type="dxa" w:w="100"/>
+              <w:bottom w:type="dxa" w:w="60"/>
+              <w:right w:type="dxa" w:w="100"/>
+            </w:tcMar>
+          </w:tcPr>
+          <w:p>
+            <w:pPr>
+              <w:keepNext w:val="false"/>
+            </w:pPr>
+            <w:r>
+              <w:t xml:space="preserve">A purple </w:t>
+            </w:r>
+            <w:r>
+              <w:rPr>
+                <w:b/>
+                <w:bCs/>
+              </w:rPr>
+              <w:t xml:space="preserve">Suggested transfers</w:t>
+            </w:r>
+            <w:r>
+              <w:t xml:space="preserve"> box at the top: "Branch 6 can send 44 instead of buying (Conventional), and 61 more (Redistribution)", then "Until transfers can be saved here, key them into Equip and lower this order."</w:t>
+            </w:r>
+          </w:p>
+        </w:tc>
+        <w:tc>
+          <w:tcPr>
+            <w:tcW w:type="dxa" w:w="806"/>
+            <w:tcBorders>
+              <w:top w:val="single" w:color="BFBFBF" w:sz="4"/>
+              <w:left w:val="single" w:color="BFBFBF" w:sz="4"/>
+              <w:bottom w:val="single" w:color="BFBFBF" w:sz="4"/>
+              <w:right w:val="single" w:color="BFBFBF" w:sz="4"/>
+            </w:tcBorders>
+            <w:tcMar>
+              <w:top w:type="dxa" w:w="60"/>
+              <w:left w:type="dxa" w:w="100"/>
+              <w:bottom w:type="dxa" w:w="60"/>
+              <w:right w:type="dxa" w:w="100"/>
+            </w:tcMar>
+          </w:tcPr>
+          <w:p>
+            <w:pPr>
+              <w:keepNext w:val="false"/>
+            </w:pPr>
+            <w:r>
+              <w:t xml:space="preserve">☐</w:t>
+            </w:r>
+          </w:p>
+        </w:tc>
+      </w:tr>
+      <w:tr>
+        <w:trPr>
+          <w:tblHeader w:val="false"/>
+        </w:trPr>
+        <w:tc>
+          <w:tcPr>
+            <w:tcW w:type="dxa" w:w="504"/>
+            <w:tcBorders>
+              <w:top w:val="single" w:color="BFBFBF" w:sz="4"/>
+              <w:left w:val="single" w:color="BFBFBF" w:sz="4"/>
+              <w:bottom w:val="single" w:color="BFBFBF" w:sz="4"/>
+              <w:right w:val="single" w:color="BFBFBF" w:sz="4"/>
+            </w:tcBorders>
+            <w:tcMar>
+              <w:top w:type="dxa" w:w="60"/>
+              <w:left w:type="dxa" w:w="100"/>
+              <w:bottom w:type="dxa" w:w="60"/>
+              <w:right w:type="dxa" w:w="100"/>
+            </w:tcMar>
+          </w:tcPr>
+          <w:p>
+            <w:pPr>
+              <w:keepNext w:val="false"/>
+            </w:pPr>
+            <w:r>
+              <w:t xml:space="preserve">6</w:t>
+            </w:r>
+          </w:p>
+        </w:tc>
+        <w:tc>
+          <w:tcPr>
+            <w:tcW w:type="dxa" w:w="4234"/>
+            <w:tcBorders>
+              <w:top w:val="single" w:color="BFBFBF" w:sz="4"/>
+              <w:left w:val="single" w:color="BFBFBF" w:sz="4"/>
+              <w:bottom w:val="single" w:color="BFBFBF" w:sz="4"/>
+              <w:right w:val="single" w:color="BFBFBF" w:sz="4"/>
+            </w:tcBorders>
+            <w:tcMar>
+              <w:top w:type="dxa" w:w="60"/>
+              <w:left w:type="dxa" w:w="100"/>
+              <w:bottom w:type="dxa" w:w="60"/>
+              <w:right w:type="dxa" w:w="100"/>
+            </w:tcMar>
+          </w:tcPr>
+          <w:p>
+            <w:pPr>
+              <w:keepNext w:val="false"/>
+            </w:pPr>
+            <w:r>
+              <w:t xml:space="preserve">Look at the order: it still says about 44.</w:t>
+            </w:r>
+          </w:p>
+        </w:tc>
+        <w:tc>
+          <w:tcPr>
+            <w:tcW w:type="dxa" w:w="4536"/>
+            <w:tcBorders>
+              <w:top w:val="single" w:color="BFBFBF" w:sz="4"/>
+              <w:left w:val="single" w:color="BFBFBF" w:sz="4"/>
+              <w:bottom w:val="single" w:color="BFBFBF" w:sz="4"/>
+              <w:right w:val="single" w:color="BFBFBF" w:sz="4"/>
+            </w:tcBorders>
+            <w:tcMar>
+              <w:top w:type="dxa" w:w="60"/>
+              <w:left w:type="dxa" w:w="100"/>
+              <w:bottom w:type="dxa" w:w="60"/>
+              <w:right w:type="dxa" w:w="100"/>
+            </w:tcMar>
+          </w:tcPr>
+          <w:p>
+            <w:pPr>
+              <w:keepNext w:val="false"/>
+            </w:pPr>
+            <w:r>
+              <w:t xml:space="preserve">Right for this version: the order doesn’t drop by itself yet. You would key the transfer into Equip and not buy these 44.</w:t>
+            </w:r>
+          </w:p>
+        </w:tc>
+        <w:tc>
+          <w:tcPr>
+            <w:tcW w:type="dxa" w:w="806"/>
+            <w:tcBorders>
+              <w:top w:val="single" w:color="BFBFBF" w:sz="4"/>
+              <w:left w:val="single" w:color="BFBFBF" w:sz="4"/>
+              <w:bottom w:val="single" w:color="BFBFBF" w:sz="4"/>
+              <w:right w:val="single" w:color="BFBFBF" w:sz="4"/>
+            </w:tcBorders>
+            <w:tcMar>
+              <w:top w:type="dxa" w:w="60"/>
+              <w:left w:type="dxa" w:w="100"/>
+              <w:bottom w:type="dxa" w:w="60"/>
+              <w:right w:type="dxa" w:w="100"/>
+            </w:tcMar>
+          </w:tcPr>
+          <w:p>
+            <w:pPr>
+              <w:keepNext w:val="false"/>
+            </w:pPr>
+            <w:r>
+              <w:t xml:space="preserve">☐</w:t>
+            </w:r>
+          </w:p>
+        </w:tc>
+      </w:tr>
+      <w:tr>
+        <w:trPr>
+          <w:tblHeader w:val="false"/>
+        </w:trPr>
+        <w:tc>
+          <w:tcPr>
+            <w:tcW w:type="dxa" w:w="504"/>
+            <w:tcBorders>
+              <w:top w:val="single" w:color="BFBFBF" w:sz="4"/>
+              <w:left w:val="single" w:color="BFBFBF" w:sz="4"/>
+              <w:bottom w:val="single" w:color="BFBFBF" w:sz="4"/>
+              <w:right w:val="single" w:color="BFBFBF" w:sz="4"/>
+            </w:tcBorders>
+            <w:tcMar>
+              <w:top w:type="dxa" w:w="60"/>
+              <w:left w:type="dxa" w:w="100"/>
+              <w:bottom w:type="dxa" w:w="60"/>
+              <w:right w:type="dxa" w:w="100"/>
+            </w:tcMar>
+          </w:tcPr>
+          <w:p>
+            <w:pPr>
+              <w:keepNext w:val="false"/>
+            </w:pPr>
+            <w:r>
+              <w:t xml:space="preserve">7</w:t>
+            </w:r>
+          </w:p>
+        </w:tc>
+        <w:tc>
+          <w:tcPr>
+            <w:tcW w:type="dxa" w:w="4234"/>
+            <w:tcBorders>
+              <w:top w:val="single" w:color="BFBFBF" w:sz="4"/>
+              <w:left w:val="single" w:color="BFBFBF" w:sz="4"/>
+              <w:bottom w:val="single" w:color="BFBFBF" w:sz="4"/>
+              <w:right w:val="single" w:color="BFBFBF" w:sz="4"/>
+            </w:tcBorders>
+            <w:tcMar>
+              <w:top w:type="dxa" w:w="60"/>
+              <w:left w:type="dxa" w:w="100"/>
+              <w:bottom w:type="dxa" w:w="60"/>
+              <w:right w:type="dxa" w:w="100"/>
+            </w:tcMar>
+          </w:tcPr>
+          <w:p>
+            <w:pPr>
+              <w:keepNext w:val="false"/>
+            </w:pPr>
+            <w:r>
+              <w:t xml:space="preserve">Clear the search. Turn </w:t>
+            </w:r>
+            <w:r>
+              <w:rPr>
+                <w:b/>
+                <w:bCs/>
+              </w:rPr>
+              <w:t xml:space="preserve">Transfer suggested only</w:t>
+            </w:r>
+            <w:r>
+              <w:t xml:space="preserve"> on.</w:t>
+            </w:r>
+          </w:p>
+        </w:tc>
+        <w:tc>
+          <w:tcPr>
+            <w:tcW w:type="dxa" w:w="4536"/>
+            <w:tcBorders>
+              <w:top w:val="single" w:color="BFBFBF" w:sz="4"/>
+              <w:left w:val="single" w:color="BFBFBF" w:sz="4"/>
+              <w:bottom w:val="single" w:color="BFBFBF" w:sz="4"/>
+              <w:right w:val="single" w:color="BFBFBF" w:sz="4"/>
+            </w:tcBorders>
+            <w:tcMar>
+              <w:top w:type="dxa" w:w="60"/>
+              <w:left w:type="dxa" w:w="100"/>
+              <w:bottom w:type="dxa" w:w="60"/>
+              <w:right w:type="dxa" w:w="100"/>
+            </w:tcMar>
+          </w:tcPr>
+          <w:p>
+            <w:pPr>
+              <w:keepNext w:val="false"/>
+            </w:pPr>
+            <w:r>
+              <w:t xml:space="preserve">Only the purple rows: about 67.</w:t>
+            </w:r>
+          </w:p>
+        </w:tc>
+        <w:tc>
+          <w:tcPr>
+            <w:tcW w:type="dxa" w:w="806"/>
+            <w:tcBorders>
+              <w:top w:val="single" w:color="BFBFBF" w:sz="4"/>
+              <w:left w:val="single" w:color="BFBFBF" w:sz="4"/>
+              <w:bottom w:val="single" w:color="BFBFBF" w:sz="4"/>
+              <w:right w:val="single" w:color="BFBFBF" w:sz="4"/>
+            </w:tcBorders>
+            <w:tcMar>
+              <w:top w:type="dxa" w:w="60"/>
+              <w:left w:type="dxa" w:w="100"/>
+              <w:bottom w:type="dxa" w:w="60"/>
+              <w:right w:type="dxa" w:w="100"/>
+            </w:tcMar>
+          </w:tcPr>
+          <w:p>
+            <w:pPr>
+              <w:keepNext w:val="false"/>
+            </w:pPr>
+            <w:r>
+              <w:t xml:space="preserve">☐</w:t>
+            </w:r>
+          </w:p>
+        </w:tc>
+      </w:tr>
+      <w:tr>
+        <w:trPr>
+          <w:tblHeader w:val="false"/>
+        </w:trPr>
+        <w:tc>
+          <w:tcPr>
+            <w:tcW w:type="dxa" w:w="504"/>
+            <w:tcBorders>
+              <w:top w:val="single" w:color="BFBFBF" w:sz="4"/>
+              <w:left w:val="single" w:color="BFBFBF" w:sz="4"/>
+              <w:bottom w:val="single" w:color="BFBFBF" w:sz="4"/>
+              <w:right w:val="single" w:color="BFBFBF" w:sz="4"/>
+            </w:tcBorders>
+            <w:tcMar>
+              <w:top w:type="dxa" w:w="60"/>
+              <w:left w:type="dxa" w:w="100"/>
+              <w:bottom w:type="dxa" w:w="60"/>
+              <w:right w:type="dxa" w:w="100"/>
+            </w:tcMar>
+          </w:tcPr>
+          <w:p>
+            <w:pPr>
+              <w:keepNext w:val="false"/>
+            </w:pPr>
+            <w:r>
+              <w:t xml:space="preserve">8</w:t>
+            </w:r>
+          </w:p>
+        </w:tc>
+        <w:tc>
+          <w:tcPr>
+            <w:tcW w:type="dxa" w:w="4234"/>
+            <w:tcBorders>
+              <w:top w:val="single" w:color="BFBFBF" w:sz="4"/>
+              <w:left w:val="single" w:color="BFBFBF" w:sz="4"/>
+              <w:bottom w:val="single" w:color="BFBFBF" w:sz="4"/>
+              <w:right w:val="single" w:color="BFBFBF" w:sz="4"/>
+            </w:tcBorders>
+            <w:tcMar>
+              <w:top w:type="dxa" w:w="60"/>
+              <w:left w:type="dxa" w:w="100"/>
+              <w:bottom w:type="dxa" w:w="60"/>
+              <w:right w:type="dxa" w:w="100"/>
+            </w:tcMar>
+          </w:tcPr>
+          <w:p>
+            <w:pPr>
+              <w:keepNext w:val="false"/>
+            </w:pPr>
+            <w:r>
+              <w:t xml:space="preserve">Leave it on, and turn </w:t>
+            </w:r>
+            <w:r>
+              <w:rPr>
+                <w:b/>
+                <w:bCs/>
+              </w:rPr>
+              <w:t xml:space="preserve">Reorder needed only</w:t>
+            </w:r>
+            <w:r>
+              <w:t xml:space="preserve"> off.</w:t>
+            </w:r>
+          </w:p>
+        </w:tc>
+        <w:tc>
+          <w:tcPr>
+            <w:tcW w:type="dxa" w:w="4536"/>
+            <w:tcBorders>
+              <w:top w:val="single" w:color="BFBFBF" w:sz="4"/>
+              <w:left w:val="single" w:color="BFBFBF" w:sz="4"/>
+              <w:bottom w:val="single" w:color="BFBFBF" w:sz="4"/>
+              <w:right w:val="single" w:color="BFBFBF" w:sz="4"/>
+            </w:tcBorders>
+            <w:tcMar>
+              <w:top w:type="dxa" w:w="60"/>
+              <w:left w:type="dxa" w:w="100"/>
+              <w:bottom w:type="dxa" w:w="60"/>
+              <w:right w:type="dxa" w:w="100"/>
+            </w:tcMar>
+          </w:tcPr>
+          <w:p>
+            <w:pPr>
+              <w:keepNext w:val="false"/>
+            </w:pPr>
+            <w:r>
+              <w:t xml:space="preserve">About 100 rows: the redistribution-only parts join, with an order of 0. Search </w:t>
+            </w:r>
+            <w:r>
+              <w:rPr>
+                <w:rFonts w:ascii="Consolas" w:cs="Consolas" w:eastAsia="Consolas" w:hAnsi="Consolas"/>
+                <w:sz w:val="20"/>
+                <w:szCs w:val="20"/>
+              </w:rPr>
+              <w:t xml:space="preserve">R134A</w:t>
+            </w:r>
+            <w:r>
+              <w:t xml:space="preserve">: freon refrigerant with </w:t>
+            </w:r>
+            <w:r>
+              <w:rPr>
+                <w:b/>
+                <w:bCs/>
+              </w:rPr>
+              <w:t xml:space="preserve">Redistribution 40 from 13</w:t>
+            </w:r>
+            <w:r>
+              <w:t xml:space="preserve">.</w:t>
+            </w:r>
+          </w:p>
+        </w:tc>
+        <w:tc>
+          <w:tcPr>
+            <w:tcW w:type="dxa" w:w="806"/>
+            <w:tcBorders>
+              <w:top w:val="single" w:color="BFBFBF" w:sz="4"/>
+              <w:left w:val="single" w:color="BFBFBF" w:sz="4"/>
+              <w:bottom w:val="single" w:color="BFBFBF" w:sz="4"/>
+              <w:right w:val="single" w:color="BFBFBF" w:sz="4"/>
+            </w:tcBorders>
+            <w:tcMar>
+              <w:top w:type="dxa" w:w="60"/>
+              <w:left w:type="dxa" w:w="100"/>
+              <w:bottom w:type="dxa" w:w="60"/>
+              <w:right w:type="dxa" w:w="100"/>
+            </w:tcMar>
+          </w:tcPr>
+          <w:p>
+            <w:pPr>
+              <w:keepNext w:val="false"/>
+            </w:pPr>
+            <w:r>
+              <w:t xml:space="preserve">☐</w:t>
+            </w:r>
+          </w:p>
+        </w:tc>
+      </w:tr>
+      <w:tr>
+        <w:trPr>
+          <w:tblHeader w:val="false"/>
+        </w:trPr>
+        <w:tc>
+          <w:tcPr>
+            <w:tcW w:type="dxa" w:w="504"/>
+            <w:tcBorders>
+              <w:top w:val="single" w:color="BFBFBF" w:sz="4"/>
+              <w:left w:val="single" w:color="BFBFBF" w:sz="4"/>
+              <w:bottom w:val="single" w:color="BFBFBF" w:sz="4"/>
+              <w:right w:val="single" w:color="BFBFBF" w:sz="4"/>
+            </w:tcBorders>
+            <w:tcMar>
+              <w:top w:type="dxa" w:w="60"/>
+              <w:left w:type="dxa" w:w="100"/>
+              <w:bottom w:type="dxa" w:w="60"/>
+              <w:right w:type="dxa" w:w="100"/>
+            </w:tcMar>
+          </w:tcPr>
+          <w:p>
+            <w:pPr>
+              <w:keepNext w:val="false"/>
+            </w:pPr>
+            <w:r>
+              <w:t xml:space="preserve">9</w:t>
+            </w:r>
+          </w:p>
+        </w:tc>
+        <w:tc>
+          <w:tcPr>
+            <w:tcW w:type="dxa" w:w="4234"/>
+            <w:tcBorders>
+              <w:top w:val="single" w:color="BFBFBF" w:sz="4"/>
+              <w:left w:val="single" w:color="BFBFBF" w:sz="4"/>
+              <w:bottom w:val="single" w:color="BFBFBF" w:sz="4"/>
+              <w:right w:val="single" w:color="BFBFBF" w:sz="4"/>
+            </w:tcBorders>
+            <w:tcMar>
+              <w:top w:type="dxa" w:w="60"/>
+              <w:left w:type="dxa" w:w="100"/>
+              <w:bottom w:type="dxa" w:w="60"/>
+              <w:right w:type="dxa" w:w="100"/>
+            </w:tcMar>
+          </w:tcPr>
+          <w:p>
+            <w:pPr>
+              <w:keepNext w:val="false"/>
+            </w:pPr>
+            <w:r>
+              <w:t xml:space="preserve">Turn </w:t>
+            </w:r>
+            <w:r>
+              <w:rPr>
+                <w:b/>
+                <w:bCs/>
+              </w:rPr>
+              <w:t xml:space="preserve">Reorder needed only</w:t>
+            </w:r>
+            <w:r>
+              <w:t xml:space="preserve"> back on and </w:t>
+            </w:r>
+            <w:r>
+              <w:rPr>
+                <w:b/>
+                <w:bCs/>
+              </w:rPr>
+              <w:t xml:space="preserve">Transfer suggested only</w:t>
+            </w:r>
+            <w:r>
+              <w:t xml:space="preserve"> off. Clear the search.</w:t>
+            </w:r>
+          </w:p>
+        </w:tc>
+        <w:tc>
+          <w:tcPr>
+            <w:tcW w:type="dxa" w:w="4536"/>
+            <w:tcBorders>
+              <w:top w:val="single" w:color="BFBFBF" w:sz="4"/>
+              <w:left w:val="single" w:color="BFBFBF" w:sz="4"/>
+              <w:bottom w:val="single" w:color="BFBFBF" w:sz="4"/>
+              <w:right w:val="single" w:color="BFBFBF" w:sz="4"/>
+            </w:tcBorders>
+            <w:tcMar>
+              <w:top w:type="dxa" w:w="60"/>
+              <w:left w:type="dxa" w:w="100"/>
+              <w:bottom w:type="dxa" w:w="60"/>
+              <w:right w:type="dxa" w:w="100"/>
+            </w:tcMar>
+          </w:tcPr>
+          <w:p>
+            <w:pPr>
+              <w:keepNext w:val="false"/>
+            </w:pPr>
+            <w:r>
+              <w:t xml:space="preserve">Back to about 220 lines.</w:t>
+            </w:r>
+          </w:p>
+        </w:tc>
+        <w:tc>
+          <w:tcPr>
+            <w:tcW w:type="dxa" w:w="806"/>
+            <w:tcBorders>
+              <w:top w:val="single" w:color="BFBFBF" w:sz="4"/>
+              <w:left w:val="single" w:color="BFBFBF" w:sz="4"/>
+              <w:bottom w:val="single" w:color="BFBFBF" w:sz="4"/>
+              <w:right w:val="single" w:color="BFBFBF" w:sz="4"/>
+            </w:tcBorders>
+            <w:tcMar>
+              <w:top w:type="dxa" w:w="60"/>
+              <w:left w:type="dxa" w:w="100"/>
+              <w:bottom w:type="dxa" w:w="60"/>
+              <w:right w:type="dxa" w:w="100"/>
+            </w:tcMar>
+          </w:tcPr>
+          <w:p>
+            <w:pPr>
+              <w:keepNext w:val="false"/>
+            </w:pPr>
+            <w:r>
+              <w:t xml:space="preserve">☐</w:t>
+            </w:r>
+          </w:p>
+        </w:tc>
+      </w:tr>
+      <w:tr>
+        <w:trPr>
+          <w:tblHeader w:val="false"/>
+        </w:trPr>
+        <w:tc>
+          <w:tcPr>
+            <w:tcW w:type="dxa" w:w="504"/>
+            <w:tcBorders>
+              <w:top w:val="single" w:color="BFBFBF" w:sz="4"/>
+              <w:left w:val="single" w:color="BFBFBF" w:sz="4"/>
+              <w:bottom w:val="single" w:color="BFBFBF" w:sz="4"/>
+              <w:right w:val="single" w:color="BFBFBF" w:sz="4"/>
+            </w:tcBorders>
+            <w:tcMar>
+              <w:top w:type="dxa" w:w="60"/>
+              <w:left w:type="dxa" w:w="100"/>
+              <w:bottom w:type="dxa" w:w="60"/>
+              <w:right w:type="dxa" w:w="100"/>
+            </w:tcMar>
+          </w:tcPr>
+          <w:p>
+            <w:pPr>
+              <w:keepNext w:val="false"/>
+            </w:pPr>
+            <w:r>
+              <w:t xml:space="preserve">10</w:t>
+            </w:r>
+          </w:p>
+        </w:tc>
+        <w:tc>
+          <w:tcPr>
+            <w:tcW w:type="dxa" w:w="4234"/>
+            <w:tcBorders>
+              <w:top w:val="single" w:color="BFBFBF" w:sz="4"/>
+              <w:left w:val="single" w:color="BFBFBF" w:sz="4"/>
+              <w:bottom w:val="single" w:color="BFBFBF" w:sz="4"/>
+              <w:right w:val="single" w:color="BFBFBF" w:sz="4"/>
+            </w:tcBorders>
+            <w:tcMar>
+              <w:top w:type="dxa" w:w="60"/>
+              <w:left w:type="dxa" w:w="100"/>
+              <w:bottom w:type="dxa" w:w="60"/>
+              <w:right w:type="dxa" w:w="100"/>
+            </w:tcMar>
+          </w:tcPr>
+          <w:p>
+            <w:pPr>
+              <w:keepNext w:val="false"/>
+            </w:pPr>
+            <w:r>
+              <w:t xml:space="preserve">Click </w:t>
+            </w:r>
+            <w:r>
+              <w:rPr>
+                <w:b/>
+                <w:bCs/>
+              </w:rPr>
+              <w:t xml:space="preserve">Dealer group</w:t>
+            </w:r>
+            <w:r>
+              <w:t xml:space="preserve"> and tick two groups (any two in the list). Then tick </w:t>
+            </w:r>
+            <w:r>
+              <w:rPr>
+                <w:b/>
+                <w:bCs/>
+              </w:rPr>
+              <w:t xml:space="preserve">(none)</w:t>
+            </w:r>
+            <w:r>
+              <w:t xml:space="preserve"> as well.</w:t>
+            </w:r>
+          </w:p>
+        </w:tc>
+        <w:tc>
+          <w:tcPr>
+            <w:tcW w:type="dxa" w:w="4536"/>
+            <w:tcBorders>
+              <w:top w:val="single" w:color="BFBFBF" w:sz="4"/>
+              <w:left w:val="single" w:color="BFBFBF" w:sz="4"/>
+              <w:bottom w:val="single" w:color="BFBFBF" w:sz="4"/>
+              <w:right w:val="single" w:color="BFBFBF" w:sz="4"/>
+            </w:tcBorders>
+            <w:tcMar>
+              <w:top w:type="dxa" w:w="60"/>
+              <w:left w:type="dxa" w:w="100"/>
+              <w:bottom w:type="dxa" w:w="60"/>
+              <w:right w:type="dxa" w:w="100"/>
+            </w:tcMar>
+          </w:tcPr>
+          <w:p>
+            <w:pPr>
+              <w:keepNext w:val="false"/>
+            </w:pPr>
+            <w:r>
+              <w:t xml:space="preserve">Only parts in those groups; </w:t>
+            </w:r>
+            <w:r>
+              <w:rPr>
+                <w:b/>
+                <w:bCs/>
+              </w:rPr>
+              <w:t xml:space="preserve">(none)</w:t>
+            </w:r>
+            <w:r>
+              <w:t xml:space="preserve"> adds parts with no dealer group code. Click </w:t>
+            </w:r>
+            <w:r>
+              <w:rPr>
+                <w:b/>
+                <w:bCs/>
+              </w:rPr>
+              <w:t xml:space="preserve">Clear</w:t>
+            </w:r>
+            <w:r>
+              <w:t xml:space="preserve"> (or untick them all) to see every group again.</w:t>
+            </w:r>
+          </w:p>
+        </w:tc>
+        <w:tc>
+          <w:tcPr>
+            <w:tcW w:type="dxa" w:w="806"/>
+            <w:tcBorders>
+              <w:top w:val="single" w:color="BFBFBF" w:sz="4"/>
+              <w:left w:val="single" w:color="BFBFBF" w:sz="4"/>
+              <w:bottom w:val="single" w:color="BFBFBF" w:sz="4"/>
+              <w:right w:val="single" w:color="BFBFBF" w:sz="4"/>
+            </w:tcBorders>
+            <w:tcMar>
+              <w:top w:type="dxa" w:w="60"/>
+              <w:left w:type="dxa" w:w="100"/>
+              <w:bottom w:type="dxa" w:w="60"/>
+              <w:right w:type="dxa" w:w="100"/>
+            </w:tcMar>
+          </w:tcPr>
+          <w:p>
+            <w:pPr>
+              <w:keepNext w:val="false"/>
+            </w:pPr>
+            <w:r>
+              <w:t xml:space="preserve">☐</w:t>
+            </w:r>
+          </w:p>
+        </w:tc>
+      </w:tr>
+    </w:tbl>
+    <w:p>
+      <w:pPr>
+        <w:spacing w:after="120"/>
+      </w:pPr>
+    </w:p>
+    <w:p>
+      <w:pPr>
+        <w:keepNext w:val="false"/>
+        <w:spacing w:after="120"/>
+      </w:pPr>
+      <w:r>
+        <w:rPr>
+          <w:b/>
+          <w:bCs/>
+        </w:rPr>
+        <w:t xml:space="preserve">Your opinion:</w:t>
+      </w:r>
+      <w:r>
+        <w:t xml:space="preserve"> do the purple marks make the transfers easy to spot? Is there anything else you’d want to see on a row before keying a transfer into Equip?</w:t>
+      </w:r>
+    </w:p>
+    <w:p>
+      <w:pPr>
+        <w:keepNext/>
+        <w:spacing w:before="120" w:after="60"/>
+      </w:pPr>
+      <w:r>
+        <w:rPr>
+          <w:b/>
+          <w:bCs/>
+          <w:color w:val="1F4E79"/>
+        </w:rPr>
+        <w:t xml:space="preserve">Notes (anything different, slow or confusing):</w:t>
+      </w:r>
+    </w:p>
+    <w:tbl>
+      <w:tblPr>
+        <w:tblW w:type="dxa" w:w="10080"/>
+        <w:tblBorders>
+          <w:top w:val="single" w:color="auto" w:sz="4"/>
+          <w:left w:val="single" w:color="auto" w:sz="4"/>
+          <w:bottom w:val="single" w:color="auto" w:sz="4"/>
+          <w:right w:val="single" w:color="auto" w:sz="4"/>
+          <w:insideH w:val="single" w:color="auto" w:sz="4"/>
+          <w:insideV w:val="single" w:color="auto" w:sz="4"/>
+        </w:tblBorders>
+      </w:tblPr>
+      <w:tblGrid>
+        <w:gridCol w:w="10080"/>
+      </w:tblGrid>
+      <w:tr>
+        <w:trPr>
+          <w:cantSplit/>
+          <w:trHeight w:val="900" w:hRule="atLeast"/>
+        </w:trPr>
+        <w:tc>
+          <w:tcPr>
+            <w:tcW w:type="dxa" w:w="10080"/>
+            <w:tcBorders>
+              <w:top w:val="single" w:color="A6A6A6" w:sz="4"/>
+              <w:left w:val="single" w:color="A6A6A6" w:sz="4"/>
+              <w:bottom w:val="single" w:color="A6A6A6" w:sz="4"/>
+              <w:right w:val="single" w:color="A6A6A6" w:sz="4"/>
+            </w:tcBorders>
+            <w:tcMar>
+              <w:top w:type="dxa" w:w="80"/>
+              <w:left w:type="dxa" w:w="120"/>
+              <w:bottom w:type="dxa" w:w="80"/>
+              <w:right w:type="dxa" w:w="120"/>
+            </w:tcMar>
+          </w:tcPr>
+          <w:p/>
+        </w:tc>
+      </w:tr>
+    </w:tbl>
+    <w:p>
+      <w:pPr>
+        <w:spacing w:after="160"/>
+      </w:pPr>
+    </w:p>
+    <w:p>
+      <w:pPr>
+        <w:pStyle w:val="Heading3"/>
+      </w:pPr>
+      <w:r>
+        <w:t xml:space="preserve">Above target, Excess and Months of supply</w:t>
+      </w:r>
+    </w:p>
+    <w:tbl>
+      <w:tblPr>
+        <w:tblW w:type="dxa" w:w="10080"/>
+        <w:tblBorders>
+          <w:top w:val="single" w:color="auto" w:sz="4"/>
+          <w:left w:val="single" w:color="auto" w:sz="4"/>
+          <w:bottom w:val="single" w:color="auto" w:sz="4"/>
+          <w:right w:val="single" w:color="auto" w:sz="4"/>
+          <w:insideH w:val="single" w:color="auto" w:sz="4"/>
+          <w:insideV w:val="single" w:color="auto" w:sz="4"/>
+        </w:tblBorders>
+      </w:tblPr>
+      <w:tblGrid>
+        <w:gridCol w:w="504"/>
+        <w:gridCol w:w="4234"/>
+        <w:gridCol w:w="4536"/>
+        <w:gridCol w:w="806"/>
+      </w:tblGrid>
+      <w:tr>
+        <w:trPr>
+          <w:tblHeader/>
+        </w:trPr>
+        <w:tc>
+          <w:tcPr>
+            <w:tcW w:type="dxa" w:w="504"/>
+            <w:tcBorders>
+              <w:top w:val="single" w:color="BFBFBF" w:sz="4"/>
+              <w:left w:val="single" w:color="BFBFBF" w:sz="4"/>
+              <w:bottom w:val="single" w:color="BFBFBF" w:sz="4"/>
+              <w:right w:val="single" w:color="BFBFBF" w:sz="4"/>
+            </w:tcBorders>
+            <w:shd w:fill="DEEAF6" w:color="auto" w:val="clear"/>
+            <w:tcMar>
+              <w:top w:type="dxa" w:w="60"/>
+              <w:left w:type="dxa" w:w="100"/>
+              <w:bottom w:type="dxa" w:w="60"/>
+              <w:right w:type="dxa" w:w="100"/>
+            </w:tcMar>
+          </w:tcPr>
+          <w:p>
+            <w:pPr>
+              <w:keepNext w:val="false"/>
+            </w:pPr>
+            <w:r>
+              <w:rPr>
+                <w:b/>
+                <w:bCs/>
+              </w:rPr>
+              <w:t xml:space="preserve">#</w:t>
+            </w:r>
+          </w:p>
+        </w:tc>
+        <w:tc>
+          <w:tcPr>
+            <w:tcW w:type="dxa" w:w="4234"/>
+            <w:tcBorders>
+              <w:top w:val="single" w:color="BFBFBF" w:sz="4"/>
+              <w:left w:val="single" w:color="BFBFBF" w:sz="4"/>
+              <w:bottom w:val="single" w:color="BFBFBF" w:sz="4"/>
+              <w:right w:val="single" w:color="BFBFBF" w:sz="4"/>
+            </w:tcBorders>
+            <w:shd w:fill="DEEAF6" w:color="auto" w:val="clear"/>
+            <w:tcMar>
+              <w:top w:type="dxa" w:w="60"/>
+              <w:left w:type="dxa" w:w="100"/>
+              <w:bottom w:type="dxa" w:w="60"/>
+              <w:right w:type="dxa" w:w="100"/>
+            </w:tcMar>
+          </w:tcPr>
+          <w:p>
+            <w:pPr>
+              <w:keepNext w:val="false"/>
+            </w:pPr>
+            <w:r>
+              <w:rPr>
+                <w:b/>
+                <w:bCs/>
+              </w:rPr>
+              <w:t xml:space="preserve">Do this</w:t>
+            </w:r>
+          </w:p>
+        </w:tc>
+        <w:tc>
+          <w:tcPr>
+            <w:tcW w:type="dxa" w:w="4536"/>
+            <w:tcBorders>
+              <w:top w:val="single" w:color="BFBFBF" w:sz="4"/>
+              <w:left w:val="single" w:color="BFBFBF" w:sz="4"/>
+              <w:bottom w:val="single" w:color="BFBFBF" w:sz="4"/>
+              <w:right w:val="single" w:color="BFBFBF" w:sz="4"/>
+            </w:tcBorders>
+            <w:shd w:fill="DEEAF6" w:color="auto" w:val="clear"/>
+            <w:tcMar>
+              <w:top w:type="dxa" w:w="60"/>
+              <w:left w:type="dxa" w:w="100"/>
+              <w:bottom w:type="dxa" w:w="60"/>
+              <w:right w:type="dxa" w:w="100"/>
+            </w:tcMar>
+          </w:tcPr>
+          <w:p>
+            <w:pPr>
+              <w:keepNext w:val="false"/>
+            </w:pPr>
+            <w:r>
+              <w:rPr>
+                <w:b/>
+                <w:bCs/>
+              </w:rPr>
+              <w:t xml:space="preserve">You should see</w:t>
+            </w:r>
+          </w:p>
+        </w:tc>
+        <w:tc>
+          <w:tcPr>
+            <w:tcW w:type="dxa" w:w="806"/>
+            <w:tcBorders>
+              <w:top w:val="single" w:color="BFBFBF" w:sz="4"/>
+              <w:left w:val="single" w:color="BFBFBF" w:sz="4"/>
+              <w:bottom w:val="single" w:color="BFBFBF" w:sz="4"/>
+              <w:right w:val="single" w:color="BFBFBF" w:sz="4"/>
+            </w:tcBorders>
+            <w:shd w:fill="DEEAF6" w:color="auto" w:val="clear"/>
+            <w:tcMar>
+              <w:top w:type="dxa" w:w="60"/>
+              <w:left w:type="dxa" w:w="100"/>
+              <w:bottom w:type="dxa" w:w="60"/>
+              <w:right w:type="dxa" w:w="100"/>
+            </w:tcMar>
+          </w:tcPr>
+          <w:p>
+            <w:pPr>
+              <w:keepNext w:val="false"/>
+            </w:pPr>
+            <w:r>
+              <w:rPr>
+                <w:b/>
+                <w:bCs/>
+              </w:rPr>
+              <w:t xml:space="preserve">OK</w:t>
+            </w:r>
+          </w:p>
+        </w:tc>
+      </w:tr>
+      <w:tr>
+        <w:trPr>
+          <w:tblHeader w:val="false"/>
+        </w:trPr>
+        <w:tc>
+          <w:tcPr>
+            <w:tcW w:type="dxa" w:w="504"/>
+            <w:tcBorders>
+              <w:top w:val="single" w:color="BFBFBF" w:sz="4"/>
+              <w:left w:val="single" w:color="BFBFBF" w:sz="4"/>
+              <w:bottom w:val="single" w:color="BFBFBF" w:sz="4"/>
+              <w:right w:val="single" w:color="BFBFBF" w:sz="4"/>
+            </w:tcBorders>
+            <w:tcMar>
+              <w:top w:type="dxa" w:w="60"/>
+              <w:left w:type="dxa" w:w="100"/>
+              <w:bottom w:type="dxa" w:w="60"/>
+              <w:right w:type="dxa" w:w="100"/>
+            </w:tcMar>
+          </w:tcPr>
+          <w:p>
+            <w:pPr>
+              <w:keepNext w:val="false"/>
+            </w:pPr>
+            <w:r>
+              <w:t xml:space="preserve">1</w:t>
+            </w:r>
+          </w:p>
+        </w:tc>
+        <w:tc>
+          <w:tcPr>
+            <w:tcW w:type="dxa" w:w="4234"/>
+            <w:tcBorders>
+              <w:top w:val="single" w:color="BFBFBF" w:sz="4"/>
+              <w:left w:val="single" w:color="BFBFBF" w:sz="4"/>
+              <w:bottom w:val="single" w:color="BFBFBF" w:sz="4"/>
+              <w:right w:val="single" w:color="BFBFBF" w:sz="4"/>
+            </w:tcBorders>
+            <w:tcMar>
+              <w:top w:type="dxa" w:w="60"/>
+              <w:left w:type="dxa" w:w="100"/>
+              <w:bottom w:type="dxa" w:w="60"/>
+              <w:right w:type="dxa" w:w="100"/>
+            </w:tcMar>
+          </w:tcPr>
+          <w:p>
+            <w:pPr>
+              <w:keepNext w:val="false"/>
+            </w:pPr>
+            <w:r>
+              <w:t xml:space="preserve">On Recommended Reorder, branch 1, search </w:t>
+            </w:r>
+            <w:r>
+              <w:rPr>
+                <w:rFonts w:ascii="Consolas" w:cs="Consolas" w:eastAsia="Consolas" w:hAnsi="Consolas"/>
+                <w:sz w:val="20"/>
+                <w:szCs w:val="20"/>
+              </w:rPr>
+              <w:t xml:space="preserve">MULTISEAL</w:t>
+            </w:r>
+            <w:r>
+              <w:t xml:space="preserve"> and click the </w:t>
+            </w:r>
+            <w:r>
+              <w:rPr>
+                <w:b/>
+                <w:bCs/>
+              </w:rPr>
+              <w:t xml:space="preserve">part number</w:t>
+            </w:r>
+            <w:r>
+              <w:t xml:space="preserve">.</w:t>
+            </w:r>
+          </w:p>
+        </w:tc>
+        <w:tc>
+          <w:tcPr>
+            <w:tcW w:type="dxa" w:w="4536"/>
+            <w:tcBorders>
+              <w:top w:val="single" w:color="BFBFBF" w:sz="4"/>
+              <w:left w:val="single" w:color="BFBFBF" w:sz="4"/>
+              <w:bottom w:val="single" w:color="BFBFBF" w:sz="4"/>
+              <w:right w:val="single" w:color="BFBFBF" w:sz="4"/>
+            </w:tcBorders>
+            <w:tcMar>
+              <w:top w:type="dxa" w:w="60"/>
+              <w:left w:type="dxa" w:w="100"/>
+              <w:bottom w:type="dxa" w:w="60"/>
+              <w:right w:type="dxa" w:w="100"/>
+            </w:tcMar>
+          </w:tcPr>
+          <w:p>
+            <w:pPr>
+              <w:keepNext w:val="false"/>
+            </w:pPr>
+            <w:r>
+              <w:t xml:space="preserve">The Part page. Under </w:t>
+            </w:r>
+            <w:r>
+              <w:rPr>
+                <w:b/>
+                <w:bCs/>
+              </w:rPr>
+              <w:t xml:space="preserve">Other branches</w:t>
+            </w:r>
+            <w:r>
+              <w:t xml:space="preserve">, a </w:t>
+            </w:r>
+            <w:r>
+              <w:rPr>
+                <w:b/>
+                <w:bCs/>
+              </w:rPr>
+              <w:t xml:space="preserve">Suggested transfers</w:t>
+            </w:r>
+            <w:r>
+              <w:t xml:space="preserve"> line once every branch has loaded: "Suggested: 44 from branch 6 (conventional); 61 from branch 6 (redistribution)".</w:t>
+            </w:r>
+          </w:p>
+        </w:tc>
+        <w:tc>
+          <w:tcPr>
+            <w:tcW w:type="dxa" w:w="806"/>
+            <w:tcBorders>
+              <w:top w:val="single" w:color="BFBFBF" w:sz="4"/>
+              <w:left w:val="single" w:color="BFBFBF" w:sz="4"/>
+              <w:bottom w:val="single" w:color="BFBFBF" w:sz="4"/>
+              <w:right w:val="single" w:color="BFBFBF" w:sz="4"/>
+            </w:tcBorders>
+            <w:tcMar>
+              <w:top w:type="dxa" w:w="60"/>
+              <w:left w:type="dxa" w:w="100"/>
+              <w:bottom w:type="dxa" w:w="60"/>
+              <w:right w:type="dxa" w:w="100"/>
+            </w:tcMar>
+          </w:tcPr>
+          <w:p>
+            <w:pPr>
+              <w:keepNext w:val="false"/>
+            </w:pPr>
+            <w:r>
+              <w:t xml:space="preserve">☐</w:t>
+            </w:r>
+          </w:p>
+        </w:tc>
+      </w:tr>
+      <w:tr>
+        <w:trPr>
+          <w:tblHeader w:val="false"/>
+        </w:trPr>
+        <w:tc>
+          <w:tcPr>
+            <w:tcW w:type="dxa" w:w="504"/>
+            <w:tcBorders>
+              <w:top w:val="single" w:color="BFBFBF" w:sz="4"/>
+              <w:left w:val="single" w:color="BFBFBF" w:sz="4"/>
+              <w:bottom w:val="single" w:color="BFBFBF" w:sz="4"/>
+              <w:right w:val="single" w:color="BFBFBF" w:sz="4"/>
+            </w:tcBorders>
+            <w:tcMar>
+              <w:top w:type="dxa" w:w="60"/>
+              <w:left w:type="dxa" w:w="100"/>
+              <w:bottom w:type="dxa" w:w="60"/>
+              <w:right w:type="dxa" w:w="100"/>
+            </w:tcMar>
+          </w:tcPr>
+          <w:p>
+            <w:pPr>
+              <w:keepNext w:val="false"/>
+            </w:pPr>
+            <w:r>
+              <w:t xml:space="preserve">2</w:t>
+            </w:r>
+          </w:p>
+        </w:tc>
+        <w:tc>
+          <w:tcPr>
+            <w:tcW w:type="dxa" w:w="4234"/>
+            <w:tcBorders>
+              <w:top w:val="single" w:color="BFBFBF" w:sz="4"/>
+              <w:left w:val="single" w:color="BFBFBF" w:sz="4"/>
+              <w:bottom w:val="single" w:color="BFBFBF" w:sz="4"/>
+              <w:right w:val="single" w:color="BFBFBF" w:sz="4"/>
+            </w:tcBorders>
+            <w:tcMar>
+              <w:top w:type="dxa" w:w="60"/>
+              <w:left w:type="dxa" w:w="100"/>
+              <w:bottom w:type="dxa" w:w="60"/>
+              <w:right w:type="dxa" w:w="100"/>
+            </w:tcMar>
+          </w:tcPr>
+          <w:p>
+            <w:pPr>
+              <w:keepNext w:val="false"/>
+            </w:pPr>
+            <w:r>
+              <w:t xml:space="preserve">Find </w:t>
+            </w:r>
+            <w:r>
+              <w:rPr>
+                <w:b/>
+                <w:bCs/>
+              </w:rPr>
+              <w:t xml:space="preserve">branch 6</w:t>
+            </w:r>
+            <w:r>
+              <w:t xml:space="preserve"> in the Other branches table.</w:t>
+            </w:r>
+          </w:p>
+        </w:tc>
+        <w:tc>
+          <w:tcPr>
+            <w:tcW w:type="dxa" w:w="4536"/>
+            <w:tcBorders>
+              <w:top w:val="single" w:color="BFBFBF" w:sz="4"/>
+              <w:left w:val="single" w:color="BFBFBF" w:sz="4"/>
+              <w:bottom w:val="single" w:color="BFBFBF" w:sz="4"/>
+              <w:right w:val="single" w:color="BFBFBF" w:sz="4"/>
+            </w:tcBorders>
+            <w:tcMar>
+              <w:top w:type="dxa" w:w="60"/>
+              <w:left w:type="dxa" w:w="100"/>
+              <w:bottom w:type="dxa" w:w="60"/>
+              <w:right w:type="dxa" w:w="100"/>
+            </w:tcMar>
+          </w:tcPr>
+          <w:p>
+            <w:pPr>
+              <w:keepNext w:val="false"/>
+            </w:pPr>
+            <w:r>
+              <w:t xml:space="preserve">On hand about 730, Above target about 659, </w:t>
+            </w:r>
+            <w:r>
+              <w:rPr>
+                <w:b/>
+                <w:bCs/>
+              </w:rPr>
+              <w:t xml:space="preserve">Excess about 426</w:t>
+            </w:r>
+            <w:r>
+              <w:t xml:space="preserve">, Months of supply about 28.8. Branch 6 keeps 12 months of supply (about 304), so only the rest is excess.</w:t>
+            </w:r>
+          </w:p>
+        </w:tc>
+        <w:tc>
+          <w:tcPr>
+            <w:tcW w:type="dxa" w:w="806"/>
+            <w:tcBorders>
+              <w:top w:val="single" w:color="BFBFBF" w:sz="4"/>
+              <w:left w:val="single" w:color="BFBFBF" w:sz="4"/>
+              <w:bottom w:val="single" w:color="BFBFBF" w:sz="4"/>
+              <w:right w:val="single" w:color="BFBFBF" w:sz="4"/>
+            </w:tcBorders>
+            <w:tcMar>
+              <w:top w:type="dxa" w:w="60"/>
+              <w:left w:type="dxa" w:w="100"/>
+              <w:bottom w:type="dxa" w:w="60"/>
+              <w:right w:type="dxa" w:w="100"/>
+            </w:tcMar>
+          </w:tcPr>
+          <w:p>
+            <w:pPr>
+              <w:keepNext w:val="false"/>
+            </w:pPr>
+            <w:r>
+              <w:t xml:space="preserve">☐</w:t>
+            </w:r>
+          </w:p>
+        </w:tc>
+      </w:tr>
+      <w:tr>
+        <w:trPr>
+          <w:tblHeader w:val="false"/>
+        </w:trPr>
+        <w:tc>
+          <w:tcPr>
+            <w:tcW w:type="dxa" w:w="504"/>
+            <w:tcBorders>
+              <w:top w:val="single" w:color="BFBFBF" w:sz="4"/>
+              <w:left w:val="single" w:color="BFBFBF" w:sz="4"/>
+              <w:bottom w:val="single" w:color="BFBFBF" w:sz="4"/>
+              <w:right w:val="single" w:color="BFBFBF" w:sz="4"/>
+            </w:tcBorders>
+            <w:tcMar>
+              <w:top w:type="dxa" w:w="60"/>
+              <w:left w:type="dxa" w:w="100"/>
+              <w:bottom w:type="dxa" w:w="60"/>
+              <w:right w:type="dxa" w:w="100"/>
+            </w:tcMar>
+          </w:tcPr>
+          <w:p>
+            <w:pPr>
+              <w:keepNext w:val="false"/>
+            </w:pPr>
+            <w:r>
+              <w:t xml:space="preserve">3</w:t>
+            </w:r>
+          </w:p>
+        </w:tc>
+        <w:tc>
+          <w:tcPr>
+            <w:tcW w:type="dxa" w:w="4234"/>
+            <w:tcBorders>
+              <w:top w:val="single" w:color="BFBFBF" w:sz="4"/>
+              <w:left w:val="single" w:color="BFBFBF" w:sz="4"/>
+              <w:bottom w:val="single" w:color="BFBFBF" w:sz="4"/>
+              <w:right w:val="single" w:color="BFBFBF" w:sz="4"/>
+            </w:tcBorders>
+            <w:tcMar>
+              <w:top w:type="dxa" w:w="60"/>
+              <w:left w:type="dxa" w:w="100"/>
+              <w:bottom w:type="dxa" w:w="60"/>
+              <w:right w:type="dxa" w:w="100"/>
+            </w:tcMar>
+          </w:tcPr>
+          <w:p>
+            <w:pPr>
+              <w:keepNext w:val="false"/>
+            </w:pPr>
+            <w:r>
+              <w:t xml:space="preserve">Find </w:t>
+            </w:r>
+            <w:r>
+              <w:rPr>
+                <w:b/>
+                <w:bCs/>
+              </w:rPr>
+              <w:t xml:space="preserve">branch 93</w:t>
+            </w:r>
+            <w:r>
+              <w:t xml:space="preserve">.</w:t>
+            </w:r>
+          </w:p>
+        </w:tc>
+        <w:tc>
+          <w:tcPr>
+            <w:tcW w:type="dxa" w:w="4536"/>
+            <w:tcBorders>
+              <w:top w:val="single" w:color="BFBFBF" w:sz="4"/>
+              <w:left w:val="single" w:color="BFBFBF" w:sz="4"/>
+              <w:bottom w:val="single" w:color="BFBFBF" w:sz="4"/>
+              <w:right w:val="single" w:color="BFBFBF" w:sz="4"/>
+            </w:tcBorders>
+            <w:tcMar>
+              <w:top w:type="dxa" w:w="60"/>
+              <w:left w:type="dxa" w:w="100"/>
+              <w:bottom w:type="dxa" w:w="60"/>
+              <w:right w:type="dxa" w:w="100"/>
+            </w:tcMar>
+          </w:tcPr>
+          <w:p>
+            <w:pPr>
+              <w:keepNext w:val="false"/>
+            </w:pPr>
+            <w:r>
+              <w:t xml:space="preserve">About 1,150 </w:t>
+            </w:r>
+            <w:r>
+              <w:rPr>
+                <w:b/>
+                <w:bCs/>
+              </w:rPr>
+              <w:t xml:space="preserve">Above target</w:t>
+            </w:r>
+            <w:r>
+              <w:t xml:space="preserve">, but </w:t>
+            </w:r>
+            <w:r>
+              <w:rPr>
+                <w:b/>
+                <w:bCs/>
+              </w:rPr>
+              <w:t xml:space="preserve">Excess 0</w:t>
+            </w:r>
+            <w:r>
+              <w:t xml:space="preserve">: it has about 11 months of supply, less than the 12 it keeps.</w:t>
+            </w:r>
+          </w:p>
+        </w:tc>
+        <w:tc>
+          <w:tcPr>
+            <w:tcW w:type="dxa" w:w="806"/>
+            <w:tcBorders>
+              <w:top w:val="single" w:color="BFBFBF" w:sz="4"/>
+              <w:left w:val="single" w:color="BFBFBF" w:sz="4"/>
+              <w:bottom w:val="single" w:color="BFBFBF" w:sz="4"/>
+              <w:right w:val="single" w:color="BFBFBF" w:sz="4"/>
+            </w:tcBorders>
+            <w:tcMar>
+              <w:top w:type="dxa" w:w="60"/>
+              <w:left w:type="dxa" w:w="100"/>
+              <w:bottom w:type="dxa" w:w="60"/>
+              <w:right w:type="dxa" w:w="100"/>
+            </w:tcMar>
+          </w:tcPr>
+          <w:p>
+            <w:pPr>
+              <w:keepNext w:val="false"/>
+            </w:pPr>
+            <w:r>
+              <w:t xml:space="preserve">☐</w:t>
+            </w:r>
+          </w:p>
+        </w:tc>
+      </w:tr>
+      <w:tr>
+        <w:trPr>
+          <w:tblHeader w:val="false"/>
+        </w:trPr>
+        <w:tc>
+          <w:tcPr>
+            <w:tcW w:type="dxa" w:w="504"/>
+            <w:tcBorders>
+              <w:top w:val="single" w:color="BFBFBF" w:sz="4"/>
+              <w:left w:val="single" w:color="BFBFBF" w:sz="4"/>
+              <w:bottom w:val="single" w:color="BFBFBF" w:sz="4"/>
+              <w:right w:val="single" w:color="BFBFBF" w:sz="4"/>
+            </w:tcBorders>
+            <w:tcMar>
+              <w:top w:type="dxa" w:w="60"/>
+              <w:left w:type="dxa" w:w="100"/>
+              <w:bottom w:type="dxa" w:w="60"/>
+              <w:right w:type="dxa" w:w="100"/>
+            </w:tcMar>
+          </w:tcPr>
+          <w:p>
+            <w:pPr>
+              <w:keepNext w:val="false"/>
+            </w:pPr>
+            <w:r>
+              <w:t xml:space="preserve">4</w:t>
+            </w:r>
+          </w:p>
+        </w:tc>
+        <w:tc>
+          <w:tcPr>
+            <w:tcW w:type="dxa" w:w="4234"/>
+            <w:tcBorders>
+              <w:top w:val="single" w:color="BFBFBF" w:sz="4"/>
+              <w:left w:val="single" w:color="BFBFBF" w:sz="4"/>
+              <w:bottom w:val="single" w:color="BFBFBF" w:sz="4"/>
+              <w:right w:val="single" w:color="BFBFBF" w:sz="4"/>
+            </w:tcBorders>
+            <w:tcMar>
+              <w:top w:type="dxa" w:w="60"/>
+              <w:left w:type="dxa" w:w="100"/>
+              <w:bottom w:type="dxa" w:w="60"/>
+              <w:right w:type="dxa" w:w="100"/>
+            </w:tcMar>
+          </w:tcPr>
+          <w:p>
+            <w:pPr>
+              <w:keepNext w:val="false"/>
+            </w:pPr>
+            <w:r>
+              <w:t xml:space="preserve">Hover over the </w:t>
+            </w:r>
+            <w:r>
+              <w:rPr>
+                <w:b/>
+                <w:bCs/>
+              </w:rPr>
+              <w:t xml:space="preserve">Above target</w:t>
+            </w:r>
+            <w:r>
+              <w:t xml:space="preserve">, </w:t>
+            </w:r>
+            <w:r>
+              <w:rPr>
+                <w:b/>
+                <w:bCs/>
+              </w:rPr>
+              <w:t xml:space="preserve">Excess</w:t>
+            </w:r>
+            <w:r>
+              <w:t xml:space="preserve"> and </w:t>
+            </w:r>
+            <w:r>
+              <w:rPr>
+                <w:b/>
+                <w:bCs/>
+              </w:rPr>
+              <w:t xml:space="preserve">Months of supply</w:t>
+            </w:r>
+            <w:r>
+              <w:t xml:space="preserve"> headings.</w:t>
+            </w:r>
+          </w:p>
+        </w:tc>
+        <w:tc>
+          <w:tcPr>
+            <w:tcW w:type="dxa" w:w="4536"/>
+            <w:tcBorders>
+              <w:top w:val="single" w:color="BFBFBF" w:sz="4"/>
+              <w:left w:val="single" w:color="BFBFBF" w:sz="4"/>
+              <w:bottom w:val="single" w:color="BFBFBF" w:sz="4"/>
+              <w:right w:val="single" w:color="BFBFBF" w:sz="4"/>
+            </w:tcBorders>
+            <w:tcMar>
+              <w:top w:type="dxa" w:w="60"/>
+              <w:left w:type="dxa" w:w="100"/>
+              <w:bottom w:type="dxa" w:w="60"/>
+              <w:right w:type="dxa" w:w="100"/>
+            </w:tcMar>
+          </w:tcPr>
+          <w:p>
+            <w:pPr>
+              <w:keepNext w:val="false"/>
+            </w:pPr>
+            <w:r>
+              <w:t xml:space="preserve">A short definition of each.</w:t>
+            </w:r>
+          </w:p>
+        </w:tc>
+        <w:tc>
+          <w:tcPr>
+            <w:tcW w:type="dxa" w:w="806"/>
+            <w:tcBorders>
+              <w:top w:val="single" w:color="BFBFBF" w:sz="4"/>
+              <w:left w:val="single" w:color="BFBFBF" w:sz="4"/>
+              <w:bottom w:val="single" w:color="BFBFBF" w:sz="4"/>
+              <w:right w:val="single" w:color="BFBFBF" w:sz="4"/>
+            </w:tcBorders>
+            <w:tcMar>
+              <w:top w:type="dxa" w:w="60"/>
+              <w:left w:type="dxa" w:w="100"/>
+              <w:bottom w:type="dxa" w:w="60"/>
+              <w:right w:type="dxa" w:w="100"/>
+            </w:tcMar>
+          </w:tcPr>
+          <w:p>
+            <w:pPr>
+              <w:keepNext w:val="false"/>
+            </w:pPr>
+            <w:r>
+              <w:t xml:space="preserve">☐</w:t>
+            </w:r>
+          </w:p>
+        </w:tc>
+      </w:tr>
+    </w:tbl>
+    <w:p>
+      <w:pPr>
+        <w:spacing w:after="120"/>
+      </w:pPr>
+    </w:p>
+    <w:p>
+      <w:pPr>
+        <w:keepNext/>
+        <w:spacing w:before="120" w:after="60"/>
+      </w:pPr>
+      <w:r>
+        <w:rPr>
+          <w:b/>
+          <w:bCs/>
+          <w:color w:val="1F4E79"/>
+        </w:rPr>
+        <w:t xml:space="preserve">Notes (anything different, slow or confusing):</w:t>
+      </w:r>
+    </w:p>
+    <w:tbl>
+      <w:tblPr>
+        <w:tblW w:type="dxa" w:w="10080"/>
+        <w:tblBorders>
+          <w:top w:val="single" w:color="auto" w:sz="4"/>
+          <w:left w:val="single" w:color="auto" w:sz="4"/>
+          <w:bottom w:val="single" w:color="auto" w:sz="4"/>
+          <w:right w:val="single" w:color="auto" w:sz="4"/>
+          <w:insideH w:val="single" w:color="auto" w:sz="4"/>
+          <w:insideV w:val="single" w:color="auto" w:sz="4"/>
+        </w:tblBorders>
+      </w:tblPr>
+      <w:tblGrid>
+        <w:gridCol w:w="10080"/>
+      </w:tblGrid>
+      <w:tr>
+        <w:trPr>
+          <w:cantSplit/>
+          <w:trHeight w:val="900" w:hRule="atLeast"/>
+        </w:trPr>
+        <w:tc>
+          <w:tcPr>
+            <w:tcW w:type="dxa" w:w="10080"/>
+            <w:tcBorders>
+              <w:top w:val="single" w:color="A6A6A6" w:sz="4"/>
+              <w:left w:val="single" w:color="A6A6A6" w:sz="4"/>
+              <w:bottom w:val="single" w:color="A6A6A6" w:sz="4"/>
+              <w:right w:val="single" w:color="A6A6A6" w:sz="4"/>
+            </w:tcBorders>
+            <w:tcMar>
+              <w:top w:type="dxa" w:w="80"/>
+              <w:left w:type="dxa" w:w="120"/>
+              <w:bottom w:type="dxa" w:w="80"/>
+              <w:right w:type="dxa" w:w="120"/>
+            </w:tcMar>
+          </w:tcPr>
+          <w:p/>
+        </w:tc>
+      </w:tr>
+    </w:tbl>
+    <w:p>
+      <w:pPr>
+        <w:spacing w:after="160"/>
+      </w:pPr>
+    </w:p>
+    <w:p>
+      <w:pPr>
+        <w:pStyle w:val="Heading3"/>
+      </w:pPr>
+      <w:r>
+        <w:t xml:space="preserve">The Transfers page</w:t>
+      </w:r>
+    </w:p>
+    <w:tbl>
+      <w:tblPr>
+        <w:tblW w:type="dxa" w:w="10080"/>
+        <w:tblBorders>
+          <w:top w:val="single" w:color="auto" w:sz="4"/>
+          <w:left w:val="single" w:color="auto" w:sz="4"/>
+          <w:bottom w:val="single" w:color="auto" w:sz="4"/>
+          <w:right w:val="single" w:color="auto" w:sz="4"/>
+          <w:insideH w:val="single" w:color="auto" w:sz="4"/>
+          <w:insideV w:val="single" w:color="auto" w:sz="4"/>
+        </w:tblBorders>
+      </w:tblPr>
+      <w:tblGrid>
+        <w:gridCol w:w="504"/>
+        <w:gridCol w:w="4234"/>
+        <w:gridCol w:w="4536"/>
+        <w:gridCol w:w="806"/>
+      </w:tblGrid>
+      <w:tr>
+        <w:trPr>
+          <w:tblHeader/>
+        </w:trPr>
+        <w:tc>
+          <w:tcPr>
+            <w:tcW w:type="dxa" w:w="504"/>
+            <w:tcBorders>
+              <w:top w:val="single" w:color="BFBFBF" w:sz="4"/>
+              <w:left w:val="single" w:color="BFBFBF" w:sz="4"/>
+              <w:bottom w:val="single" w:color="BFBFBF" w:sz="4"/>
+              <w:right w:val="single" w:color="BFBFBF" w:sz="4"/>
+            </w:tcBorders>
+            <w:shd w:fill="DEEAF6" w:color="auto" w:val="clear"/>
+            <w:tcMar>
+              <w:top w:type="dxa" w:w="60"/>
+              <w:left w:type="dxa" w:w="100"/>
+              <w:bottom w:type="dxa" w:w="60"/>
+              <w:right w:type="dxa" w:w="100"/>
+            </w:tcMar>
+          </w:tcPr>
+          <w:p>
+            <w:pPr>
+              <w:keepNext w:val="false"/>
+            </w:pPr>
+            <w:r>
+              <w:rPr>
+                <w:b/>
+                <w:bCs/>
+              </w:rPr>
+              <w:t xml:space="preserve">#</w:t>
+            </w:r>
+          </w:p>
+        </w:tc>
+        <w:tc>
+          <w:tcPr>
+            <w:tcW w:type="dxa" w:w="4234"/>
+            <w:tcBorders>
+              <w:top w:val="single" w:color="BFBFBF" w:sz="4"/>
+              <w:left w:val="single" w:color="BFBFBF" w:sz="4"/>
+              <w:bottom w:val="single" w:color="BFBFBF" w:sz="4"/>
+              <w:right w:val="single" w:color="BFBFBF" w:sz="4"/>
+            </w:tcBorders>
+            <w:shd w:fill="DEEAF6" w:color="auto" w:val="clear"/>
+            <w:tcMar>
+              <w:top w:type="dxa" w:w="60"/>
+              <w:left w:type="dxa" w:w="100"/>
+              <w:bottom w:type="dxa" w:w="60"/>
+              <w:right w:type="dxa" w:w="100"/>
+            </w:tcMar>
+          </w:tcPr>
+          <w:p>
+            <w:pPr>
+              <w:keepNext w:val="false"/>
+            </w:pPr>
+            <w:r>
+              <w:rPr>
+                <w:b/>
+                <w:bCs/>
+              </w:rPr>
+              <w:t xml:space="preserve">Do this</w:t>
+            </w:r>
+          </w:p>
+        </w:tc>
+        <w:tc>
+          <w:tcPr>
+            <w:tcW w:type="dxa" w:w="4536"/>
+            <w:tcBorders>
+              <w:top w:val="single" w:color="BFBFBF" w:sz="4"/>
+              <w:left w:val="single" w:color="BFBFBF" w:sz="4"/>
+              <w:bottom w:val="single" w:color="BFBFBF" w:sz="4"/>
+              <w:right w:val="single" w:color="BFBFBF" w:sz="4"/>
+            </w:tcBorders>
+            <w:shd w:fill="DEEAF6" w:color="auto" w:val="clear"/>
+            <w:tcMar>
+              <w:top w:type="dxa" w:w="60"/>
+              <w:left w:type="dxa" w:w="100"/>
+              <w:bottom w:type="dxa" w:w="60"/>
+              <w:right w:type="dxa" w:w="100"/>
+            </w:tcMar>
+          </w:tcPr>
+          <w:p>
+            <w:pPr>
+              <w:keepNext w:val="false"/>
+            </w:pPr>
+            <w:r>
+              <w:rPr>
+                <w:b/>
+                <w:bCs/>
+              </w:rPr>
+              <w:t xml:space="preserve">You should see</w:t>
+            </w:r>
+          </w:p>
+        </w:tc>
+        <w:tc>
+          <w:tcPr>
+            <w:tcW w:type="dxa" w:w="806"/>
+            <w:tcBorders>
+              <w:top w:val="single" w:color="BFBFBF" w:sz="4"/>
+              <w:left w:val="single" w:color="BFBFBF" w:sz="4"/>
+              <w:bottom w:val="single" w:color="BFBFBF" w:sz="4"/>
+              <w:right w:val="single" w:color="BFBFBF" w:sz="4"/>
+            </w:tcBorders>
+            <w:shd w:fill="DEEAF6" w:color="auto" w:val="clear"/>
+            <w:tcMar>
+              <w:top w:type="dxa" w:w="60"/>
+              <w:left w:type="dxa" w:w="100"/>
+              <w:bottom w:type="dxa" w:w="60"/>
+              <w:right w:type="dxa" w:w="100"/>
+            </w:tcMar>
+          </w:tcPr>
+          <w:p>
+            <w:pPr>
+              <w:keepNext w:val="false"/>
+            </w:pPr>
+            <w:r>
+              <w:rPr>
+                <w:b/>
+                <w:bCs/>
+              </w:rPr>
+              <w:t xml:space="preserve">OK</w:t>
+            </w:r>
+          </w:p>
+        </w:tc>
+      </w:tr>
+      <w:tr>
+        <w:trPr>
+          <w:tblHeader w:val="false"/>
+        </w:trPr>
+        <w:tc>
+          <w:tcPr>
+            <w:tcW w:type="dxa" w:w="504"/>
+            <w:tcBorders>
+              <w:top w:val="single" w:color="BFBFBF" w:sz="4"/>
+              <w:left w:val="single" w:color="BFBFBF" w:sz="4"/>
+              <w:bottom w:val="single" w:color="BFBFBF" w:sz="4"/>
+              <w:right w:val="single" w:color="BFBFBF" w:sz="4"/>
+            </w:tcBorders>
+            <w:tcMar>
+              <w:top w:type="dxa" w:w="60"/>
+              <w:left w:type="dxa" w:w="100"/>
+              <w:bottom w:type="dxa" w:w="60"/>
+              <w:right w:type="dxa" w:w="100"/>
+            </w:tcMar>
+          </w:tcPr>
+          <w:p>
+            <w:pPr>
+              <w:keepNext w:val="false"/>
+            </w:pPr>
+            <w:r>
+              <w:t xml:space="preserve">1</w:t>
+            </w:r>
+          </w:p>
+        </w:tc>
+        <w:tc>
+          <w:tcPr>
+            <w:tcW w:type="dxa" w:w="4234"/>
+            <w:tcBorders>
+              <w:top w:val="single" w:color="BFBFBF" w:sz="4"/>
+              <w:left w:val="single" w:color="BFBFBF" w:sz="4"/>
+              <w:bottom w:val="single" w:color="BFBFBF" w:sz="4"/>
+              <w:right w:val="single" w:color="BFBFBF" w:sz="4"/>
+            </w:tcBorders>
+            <w:tcMar>
+              <w:top w:type="dxa" w:w="60"/>
+              <w:left w:type="dxa" w:w="100"/>
+              <w:bottom w:type="dxa" w:w="60"/>
+              <w:right w:type="dxa" w:w="100"/>
+            </w:tcMar>
+          </w:tcPr>
+          <w:p>
+            <w:pPr>
+              <w:keepNext w:val="false"/>
+            </w:pPr>
+            <w:r>
+              <w:t xml:space="preserve">Click </w:t>
+            </w:r>
+            <w:r>
+              <w:rPr>
+                <w:b/>
+                <w:bCs/>
+              </w:rPr>
+              <w:t xml:space="preserve">Transfers</w:t>
+            </w:r>
+            <w:r>
+              <w:t xml:space="preserve"> in the menu.</w:t>
+            </w:r>
+          </w:p>
+        </w:tc>
+        <w:tc>
+          <w:tcPr>
+            <w:tcW w:type="dxa" w:w="4536"/>
+            <w:tcBorders>
+              <w:top w:val="single" w:color="BFBFBF" w:sz="4"/>
+              <w:left w:val="single" w:color="BFBFBF" w:sz="4"/>
+              <w:bottom w:val="single" w:color="BFBFBF" w:sz="4"/>
+              <w:right w:val="single" w:color="BFBFBF" w:sz="4"/>
+            </w:tcBorders>
+            <w:tcMar>
+              <w:top w:type="dxa" w:w="60"/>
+              <w:left w:type="dxa" w:w="100"/>
+              <w:bottom w:type="dxa" w:w="60"/>
+              <w:right w:type="dxa" w:w="100"/>
+            </w:tcMar>
+          </w:tcPr>
+          <w:p>
+            <w:pPr>
+              <w:keepNext w:val="false"/>
+            </w:pPr>
+            <w:r>
+              <w:t xml:space="preserve">A grey </w:t>
+            </w:r>
+            <w:r>
+              <w:rPr>
+                <w:b/>
+                <w:bCs/>
+              </w:rPr>
+              <w:t xml:space="preserve">As of this morning</w:t>
+            </w:r>
+            <w:r>
+              <w:t xml:space="preserve"> tag and a progress line while every branch loads (a few seconds), then a green </w:t>
+            </w:r>
+            <w:r>
+              <w:rPr>
+                <w:b/>
+                <w:bCs/>
+              </w:rPr>
+              <w:t xml:space="preserve">Live</w:t>
+            </w:r>
+            <w:r>
+              <w:t xml:space="preserve"> tag: about </w:t>
+            </w:r>
+            <w:r>
+              <w:rPr>
+                <w:b/>
+                <w:bCs/>
+              </w:rPr>
+              <w:t xml:space="preserve">2,312 suggestions</w:t>
+            </w:r>
+            <w:r>
+              <w:t xml:space="preserve">, with the banner "Showing live suggestions. No part has changed since this morning."</w:t>
+            </w:r>
+          </w:p>
+        </w:tc>
+        <w:tc>
+          <w:tcPr>
+            <w:tcW w:type="dxa" w:w="806"/>
+            <w:tcBorders>
+              <w:top w:val="single" w:color="BFBFBF" w:sz="4"/>
+              <w:left w:val="single" w:color="BFBFBF" w:sz="4"/>
+              <w:bottom w:val="single" w:color="BFBFBF" w:sz="4"/>
+              <w:right w:val="single" w:color="BFBFBF" w:sz="4"/>
+            </w:tcBorders>
+            <w:tcMar>
+              <w:top w:type="dxa" w:w="60"/>
+              <w:left w:type="dxa" w:w="100"/>
+              <w:bottom w:type="dxa" w:w="60"/>
+              <w:right w:type="dxa" w:w="100"/>
+            </w:tcMar>
+          </w:tcPr>
+          <w:p>
+            <w:pPr>
+              <w:keepNext w:val="false"/>
+            </w:pPr>
+            <w:r>
+              <w:t xml:space="preserve">☐</w:t>
+            </w:r>
+          </w:p>
+        </w:tc>
+      </w:tr>
+      <w:tr>
+        <w:trPr>
+          <w:tblHeader w:val="false"/>
+        </w:trPr>
+        <w:tc>
+          <w:tcPr>
+            <w:tcW w:type="dxa" w:w="504"/>
+            <w:tcBorders>
+              <w:top w:val="single" w:color="BFBFBF" w:sz="4"/>
+              <w:left w:val="single" w:color="BFBFBF" w:sz="4"/>
+              <w:bottom w:val="single" w:color="BFBFBF" w:sz="4"/>
+              <w:right w:val="single" w:color="BFBFBF" w:sz="4"/>
+            </w:tcBorders>
+            <w:tcMar>
+              <w:top w:type="dxa" w:w="60"/>
+              <w:left w:type="dxa" w:w="100"/>
+              <w:bottom w:type="dxa" w:w="60"/>
+              <w:right w:type="dxa" w:w="100"/>
+            </w:tcMar>
+          </w:tcPr>
+          <w:p>
+            <w:pPr>
+              <w:keepNext w:val="false"/>
+            </w:pPr>
+            <w:r>
+              <w:t xml:space="preserve">2</w:t>
+            </w:r>
+          </w:p>
+        </w:tc>
+        <w:tc>
+          <w:tcPr>
+            <w:tcW w:type="dxa" w:w="4234"/>
+            <w:tcBorders>
+              <w:top w:val="single" w:color="BFBFBF" w:sz="4"/>
+              <w:left w:val="single" w:color="BFBFBF" w:sz="4"/>
+              <w:bottom w:val="single" w:color="BFBFBF" w:sz="4"/>
+              <w:right w:val="single" w:color="BFBFBF" w:sz="4"/>
+            </w:tcBorders>
+            <w:tcMar>
+              <w:top w:type="dxa" w:w="60"/>
+              <w:left w:type="dxa" w:w="100"/>
+              <w:bottom w:type="dxa" w:w="60"/>
+              <w:right w:type="dxa" w:w="100"/>
+            </w:tcMar>
+          </w:tcPr>
+          <w:p>
+            <w:pPr>
+              <w:keepNext w:val="false"/>
+            </w:pPr>
+            <w:r>
+              <w:t xml:space="preserve">Set </w:t>
+            </w:r>
+            <w:r>
+              <w:rPr>
+                <w:b/>
+                <w:bCs/>
+              </w:rPr>
+              <w:t xml:space="preserve">Kind</w:t>
+            </w:r>
+            <w:r>
+              <w:t xml:space="preserve"> to </w:t>
+            </w:r>
+            <w:r>
+              <w:rPr>
+                <w:b/>
+                <w:bCs/>
+              </w:rPr>
+              <w:t xml:space="preserve">Conventional</w:t>
+            </w:r>
+            <w:r>
+              <w:t xml:space="preserve">, then </w:t>
+            </w:r>
+            <w:r>
+              <w:rPr>
+                <w:b/>
+                <w:bCs/>
+              </w:rPr>
+              <w:t xml:space="preserve">Redistribution</w:t>
+            </w:r>
+            <w:r>
+              <w:t xml:space="preserve">, then </w:t>
+            </w:r>
+            <w:r>
+              <w:rPr>
+                <w:b/>
+                <w:bCs/>
+              </w:rPr>
+              <w:t xml:space="preserve">All</w:t>
+            </w:r>
+            <w:r>
+              <w:t xml:space="preserve">.</w:t>
+            </w:r>
+          </w:p>
+        </w:tc>
+        <w:tc>
+          <w:tcPr>
+            <w:tcW w:type="dxa" w:w="4536"/>
+            <w:tcBorders>
+              <w:top w:val="single" w:color="BFBFBF" w:sz="4"/>
+              <w:left w:val="single" w:color="BFBFBF" w:sz="4"/>
+              <w:bottom w:val="single" w:color="BFBFBF" w:sz="4"/>
+              <w:right w:val="single" w:color="BFBFBF" w:sz="4"/>
+            </w:tcBorders>
+            <w:tcMar>
+              <w:top w:type="dxa" w:w="60"/>
+              <w:left w:type="dxa" w:w="100"/>
+              <w:bottom w:type="dxa" w:w="60"/>
+              <w:right w:type="dxa" w:w="100"/>
+            </w:tcMar>
+          </w:tcPr>
+          <w:p>
+            <w:pPr>
+              <w:keepNext w:val="false"/>
+            </w:pPr>
+            <w:r>
+              <w:t xml:space="preserve">About 1,219, then about 1,093. Every line has a </w:t>
+            </w:r>
+            <w:r>
+              <w:rPr>
+                <w:b/>
+                <w:bCs/>
+              </w:rPr>
+              <w:t xml:space="preserve">Conventional</w:t>
+            </w:r>
+            <w:r>
+              <w:t xml:space="preserve"> or </w:t>
+            </w:r>
+            <w:r>
+              <w:rPr>
+                <w:b/>
+                <w:bCs/>
+              </w:rPr>
+              <w:t xml:space="preserve">Redistribution</w:t>
+            </w:r>
+            <w:r>
+              <w:t xml:space="preserve"> badge. The line under the table totals each kind.</w:t>
+            </w:r>
+          </w:p>
+        </w:tc>
+        <w:tc>
+          <w:tcPr>
+            <w:tcW w:type="dxa" w:w="806"/>
+            <w:tcBorders>
+              <w:top w:val="single" w:color="BFBFBF" w:sz="4"/>
+              <w:left w:val="single" w:color="BFBFBF" w:sz="4"/>
+              <w:bottom w:val="single" w:color="BFBFBF" w:sz="4"/>
+              <w:right w:val="single" w:color="BFBFBF" w:sz="4"/>
+            </w:tcBorders>
+            <w:tcMar>
+              <w:top w:type="dxa" w:w="60"/>
+              <w:left w:type="dxa" w:w="100"/>
+              <w:bottom w:type="dxa" w:w="60"/>
+              <w:right w:type="dxa" w:w="100"/>
+            </w:tcMar>
+          </w:tcPr>
+          <w:p>
+            <w:pPr>
+              <w:keepNext w:val="false"/>
+            </w:pPr>
+            <w:r>
+              <w:t xml:space="preserve">☐</w:t>
+            </w:r>
+          </w:p>
+        </w:tc>
+      </w:tr>
+      <w:tr>
+        <w:trPr>
+          <w:tblHeader w:val="false"/>
+        </w:trPr>
+        <w:tc>
+          <w:tcPr>
+            <w:tcW w:type="dxa" w:w="504"/>
+            <w:tcBorders>
+              <w:top w:val="single" w:color="BFBFBF" w:sz="4"/>
+              <w:left w:val="single" w:color="BFBFBF" w:sz="4"/>
+              <w:bottom w:val="single" w:color="BFBFBF" w:sz="4"/>
+              <w:right w:val="single" w:color="BFBFBF" w:sz="4"/>
+            </w:tcBorders>
+            <w:tcMar>
+              <w:top w:type="dxa" w:w="60"/>
+              <w:left w:type="dxa" w:w="100"/>
+              <w:bottom w:type="dxa" w:w="60"/>
+              <w:right w:type="dxa" w:w="100"/>
+            </w:tcMar>
+          </w:tcPr>
+          <w:p>
+            <w:pPr>
+              <w:keepNext w:val="false"/>
+            </w:pPr>
+            <w:r>
+              <w:t xml:space="preserve">3</w:t>
+            </w:r>
+          </w:p>
+        </w:tc>
+        <w:tc>
+          <w:tcPr>
+            <w:tcW w:type="dxa" w:w="4234"/>
+            <w:tcBorders>
+              <w:top w:val="single" w:color="BFBFBF" w:sz="4"/>
+              <w:left w:val="single" w:color="BFBFBF" w:sz="4"/>
+              <w:bottom w:val="single" w:color="BFBFBF" w:sz="4"/>
+              <w:right w:val="single" w:color="BFBFBF" w:sz="4"/>
+            </w:tcBorders>
+            <w:tcMar>
+              <w:top w:type="dxa" w:w="60"/>
+              <w:left w:type="dxa" w:w="100"/>
+              <w:bottom w:type="dxa" w:w="60"/>
+              <w:right w:type="dxa" w:w="100"/>
+            </w:tcMar>
+          </w:tcPr>
+          <w:p>
+            <w:pPr>
+              <w:keepNext w:val="false"/>
+            </w:pPr>
+            <w:r>
+              <w:t xml:space="preserve">Set </w:t>
+            </w:r>
+            <w:r>
+              <w:rPr>
+                <w:b/>
+                <w:bCs/>
+              </w:rPr>
+              <w:t xml:space="preserve">Franchise</w:t>
+            </w:r>
+            <w:r>
+              <w:t xml:space="preserve"> to </w:t>
+            </w:r>
+            <w:r>
+              <w:rPr>
+                <w:b/>
+                <w:bCs/>
+              </w:rPr>
+              <w:t xml:space="preserve">M</w:t>
+            </w:r>
+            <w:r>
+              <w:t xml:space="preserve"> and </w:t>
+            </w:r>
+            <w:r>
+              <w:rPr>
+                <w:b/>
+                <w:bCs/>
+              </w:rPr>
+              <w:t xml:space="preserve">To</w:t>
+            </w:r>
+            <w:r>
+              <w:t xml:space="preserve"> to </w:t>
+            </w:r>
+            <w:r>
+              <w:rPr>
+                <w:b/>
+                <w:bCs/>
+              </w:rPr>
+              <w:t xml:space="preserve">1</w:t>
+            </w:r>
+            <w:r>
+              <w:t xml:space="preserve">.</w:t>
+            </w:r>
+          </w:p>
+        </w:tc>
+        <w:tc>
+          <w:tcPr>
+            <w:tcW w:type="dxa" w:w="4536"/>
+            <w:tcBorders>
+              <w:top w:val="single" w:color="BFBFBF" w:sz="4"/>
+              <w:left w:val="single" w:color="BFBFBF" w:sz="4"/>
+              <w:bottom w:val="single" w:color="BFBFBF" w:sz="4"/>
+              <w:right w:val="single" w:color="BFBFBF" w:sz="4"/>
+            </w:tcBorders>
+            <w:tcMar>
+              <w:top w:type="dxa" w:w="60"/>
+              <w:left w:type="dxa" w:w="100"/>
+              <w:bottom w:type="dxa" w:w="60"/>
+              <w:right w:type="dxa" w:w="100"/>
+            </w:tcMar>
+          </w:tcPr>
+          <w:p>
+            <w:pPr>
+              <w:keepNext w:val="false"/>
+            </w:pPr>
+            <w:r>
+              <w:t xml:space="preserve">Branch 1’s franchise M suggestions, including MULTISEAL (44 and 61 from 6). The From columns show "before → after", for example on hand 730 → 686.</w:t>
+            </w:r>
+          </w:p>
+        </w:tc>
+        <w:tc>
+          <w:tcPr>
+            <w:tcW w:type="dxa" w:w="806"/>
+            <w:tcBorders>
+              <w:top w:val="single" w:color="BFBFBF" w:sz="4"/>
+              <w:left w:val="single" w:color="BFBFBF" w:sz="4"/>
+              <w:bottom w:val="single" w:color="BFBFBF" w:sz="4"/>
+              <w:right w:val="single" w:color="BFBFBF" w:sz="4"/>
+            </w:tcBorders>
+            <w:tcMar>
+              <w:top w:type="dxa" w:w="60"/>
+              <w:left w:type="dxa" w:w="100"/>
+              <w:bottom w:type="dxa" w:w="60"/>
+              <w:right w:type="dxa" w:w="100"/>
+            </w:tcMar>
+          </w:tcPr>
+          <w:p>
+            <w:pPr>
+              <w:keepNext w:val="false"/>
+            </w:pPr>
+            <w:r>
+              <w:t xml:space="preserve">☐</w:t>
+            </w:r>
+          </w:p>
+        </w:tc>
+      </w:tr>
+      <w:tr>
+        <w:trPr>
+          <w:tblHeader w:val="false"/>
+        </w:trPr>
+        <w:tc>
+          <w:tcPr>
+            <w:tcW w:type="dxa" w:w="504"/>
+            <w:tcBorders>
+              <w:top w:val="single" w:color="BFBFBF" w:sz="4"/>
+              <w:left w:val="single" w:color="BFBFBF" w:sz="4"/>
+              <w:bottom w:val="single" w:color="BFBFBF" w:sz="4"/>
+              <w:right w:val="single" w:color="BFBFBF" w:sz="4"/>
+            </w:tcBorders>
+            <w:tcMar>
+              <w:top w:type="dxa" w:w="60"/>
+              <w:left w:type="dxa" w:w="100"/>
+              <w:bottom w:type="dxa" w:w="60"/>
+              <w:right w:type="dxa" w:w="100"/>
+            </w:tcMar>
+          </w:tcPr>
+          <w:p>
+            <w:pPr>
+              <w:keepNext w:val="false"/>
+            </w:pPr>
+            <w:r>
+              <w:t xml:space="preserve">4</w:t>
+            </w:r>
+          </w:p>
+        </w:tc>
+        <w:tc>
+          <w:tcPr>
+            <w:tcW w:type="dxa" w:w="4234"/>
+            <w:tcBorders>
+              <w:top w:val="single" w:color="BFBFBF" w:sz="4"/>
+              <w:left w:val="single" w:color="BFBFBF" w:sz="4"/>
+              <w:bottom w:val="single" w:color="BFBFBF" w:sz="4"/>
+              <w:right w:val="single" w:color="BFBFBF" w:sz="4"/>
+            </w:tcBorders>
+            <w:tcMar>
+              <w:top w:type="dxa" w:w="60"/>
+              <w:left w:type="dxa" w:w="100"/>
+              <w:bottom w:type="dxa" w:w="60"/>
+              <w:right w:type="dxa" w:w="100"/>
+            </w:tcMar>
+          </w:tcPr>
+          <w:p>
+            <w:pPr>
+              <w:keepNext w:val="false"/>
+            </w:pPr>
+            <w:r>
+              <w:t xml:space="preserve">Set </w:t>
+            </w:r>
+            <w:r>
+              <w:rPr>
+                <w:b/>
+                <w:bCs/>
+              </w:rPr>
+              <w:t xml:space="preserve">From</w:t>
+            </w:r>
+            <w:r>
+              <w:t xml:space="preserve"> to </w:t>
+            </w:r>
+            <w:r>
+              <w:rPr>
+                <w:b/>
+                <w:bCs/>
+              </w:rPr>
+              <w:t xml:space="preserve">13</w:t>
+            </w:r>
+            <w:r>
+              <w:t xml:space="preserve">, then everything back to </w:t>
+            </w:r>
+            <w:r>
+              <w:rPr>
+                <w:b/>
+                <w:bCs/>
+              </w:rPr>
+              <w:t xml:space="preserve">All</w:t>
+            </w:r>
+            <w:r>
+              <w:t xml:space="preserve">.</w:t>
+            </w:r>
+          </w:p>
+        </w:tc>
+        <w:tc>
+          <w:tcPr>
+            <w:tcW w:type="dxa" w:w="4536"/>
+            <w:tcBorders>
+              <w:top w:val="single" w:color="BFBFBF" w:sz="4"/>
+              <w:left w:val="single" w:color="BFBFBF" w:sz="4"/>
+              <w:bottom w:val="single" w:color="BFBFBF" w:sz="4"/>
+              <w:right w:val="single" w:color="BFBFBF" w:sz="4"/>
+            </w:tcBorders>
+            <w:tcMar>
+              <w:top w:type="dxa" w:w="60"/>
+              <w:left w:type="dxa" w:w="100"/>
+              <w:bottom w:type="dxa" w:w="60"/>
+              <w:right w:type="dxa" w:w="100"/>
+            </w:tcMar>
+          </w:tcPr>
+          <w:p>
+            <w:pPr>
+              <w:keepNext w:val="false"/>
+            </w:pPr>
+            <w:r>
+              <w:t xml:space="preserve">Only lines sent by branch 13 (lots of R134A), then the full list.</w:t>
+            </w:r>
+          </w:p>
+        </w:tc>
+        <w:tc>
+          <w:tcPr>
+            <w:tcW w:type="dxa" w:w="806"/>
+            <w:tcBorders>
+              <w:top w:val="single" w:color="BFBFBF" w:sz="4"/>
+              <w:left w:val="single" w:color="BFBFBF" w:sz="4"/>
+              <w:bottom w:val="single" w:color="BFBFBF" w:sz="4"/>
+              <w:right w:val="single" w:color="BFBFBF" w:sz="4"/>
+            </w:tcBorders>
+            <w:tcMar>
+              <w:top w:type="dxa" w:w="60"/>
+              <w:left w:type="dxa" w:w="100"/>
+              <w:bottom w:type="dxa" w:w="60"/>
+              <w:right w:type="dxa" w:w="100"/>
+            </w:tcMar>
+          </w:tcPr>
+          <w:p>
+            <w:pPr>
+              <w:keepNext w:val="false"/>
+            </w:pPr>
+            <w:r>
+              <w:t xml:space="preserve">☐</w:t>
+            </w:r>
+          </w:p>
+        </w:tc>
+      </w:tr>
+      <w:tr>
+        <w:trPr>
+          <w:tblHeader w:val="false"/>
+        </w:trPr>
+        <w:tc>
+          <w:tcPr>
+            <w:tcW w:type="dxa" w:w="504"/>
+            <w:tcBorders>
+              <w:top w:val="single" w:color="BFBFBF" w:sz="4"/>
+              <w:left w:val="single" w:color="BFBFBF" w:sz="4"/>
+              <w:bottom w:val="single" w:color="BFBFBF" w:sz="4"/>
+              <w:right w:val="single" w:color="BFBFBF" w:sz="4"/>
+            </w:tcBorders>
+            <w:tcMar>
+              <w:top w:type="dxa" w:w="60"/>
+              <w:left w:type="dxa" w:w="100"/>
+              <w:bottom w:type="dxa" w:w="60"/>
+              <w:right w:type="dxa" w:w="100"/>
+            </w:tcMar>
+          </w:tcPr>
+          <w:p>
+            <w:pPr>
+              <w:keepNext w:val="false"/>
+            </w:pPr>
+            <w:r>
+              <w:t xml:space="preserve">5</w:t>
+            </w:r>
+          </w:p>
+        </w:tc>
+        <w:tc>
+          <w:tcPr>
+            <w:tcW w:type="dxa" w:w="4234"/>
+            <w:tcBorders>
+              <w:top w:val="single" w:color="BFBFBF" w:sz="4"/>
+              <w:left w:val="single" w:color="BFBFBF" w:sz="4"/>
+              <w:bottom w:val="single" w:color="BFBFBF" w:sz="4"/>
+              <w:right w:val="single" w:color="BFBFBF" w:sz="4"/>
+            </w:tcBorders>
+            <w:tcMar>
+              <w:top w:type="dxa" w:w="60"/>
+              <w:left w:type="dxa" w:w="100"/>
+              <w:bottom w:type="dxa" w:w="60"/>
+              <w:right w:type="dxa" w:w="100"/>
+            </w:tcMar>
+          </w:tcPr>
+          <w:p>
+            <w:pPr>
+              <w:keepNext w:val="false"/>
+            </w:pPr>
+            <w:r>
+              <w:t xml:space="preserve">Click </w:t>
+            </w:r>
+            <w:r>
+              <w:rPr>
+                <w:b/>
+                <w:bCs/>
+              </w:rPr>
+              <w:t xml:space="preserve">Export CSV</w:t>
+            </w:r>
+            <w:r>
+              <w:t xml:space="preserve"> and open the file in Excel.</w:t>
+            </w:r>
+          </w:p>
+        </w:tc>
+        <w:tc>
+          <w:tcPr>
+            <w:tcW w:type="dxa" w:w="4536"/>
+            <w:tcBorders>
+              <w:top w:val="single" w:color="BFBFBF" w:sz="4"/>
+              <w:left w:val="single" w:color="BFBFBF" w:sz="4"/>
+              <w:bottom w:val="single" w:color="BFBFBF" w:sz="4"/>
+              <w:right w:val="single" w:color="BFBFBF" w:sz="4"/>
+            </w:tcBorders>
+            <w:tcMar>
+              <w:top w:type="dxa" w:w="60"/>
+              <w:left w:type="dxa" w:w="100"/>
+              <w:bottom w:type="dxa" w:w="60"/>
+              <w:right w:type="dxa" w:w="100"/>
+            </w:tcMar>
+          </w:tcPr>
+          <w:p>
+            <w:pPr>
+              <w:keepNext w:val="false"/>
+            </w:pPr>
+            <w:r>
+              <w:t xml:space="preserve">One row per suggestion: Kind, FromBranch, ToBranch, PartNumber, Franchise, Description, Qty, FromBin, ToBin, FromCost, Value. Only the filtered lines are in it.</w:t>
+            </w:r>
+          </w:p>
+        </w:tc>
+        <w:tc>
+          <w:tcPr>
+            <w:tcW w:type="dxa" w:w="806"/>
+            <w:tcBorders>
+              <w:top w:val="single" w:color="BFBFBF" w:sz="4"/>
+              <w:left w:val="single" w:color="BFBFBF" w:sz="4"/>
+              <w:bottom w:val="single" w:color="BFBFBF" w:sz="4"/>
+              <w:right w:val="single" w:color="BFBFBF" w:sz="4"/>
+            </w:tcBorders>
+            <w:tcMar>
+              <w:top w:type="dxa" w:w="60"/>
+              <w:left w:type="dxa" w:w="100"/>
+              <w:bottom w:type="dxa" w:w="60"/>
+              <w:right w:type="dxa" w:w="100"/>
+            </w:tcMar>
+          </w:tcPr>
+          <w:p>
+            <w:pPr>
+              <w:keepNext w:val="false"/>
+            </w:pPr>
+            <w:r>
+              <w:t xml:space="preserve">☐</w:t>
+            </w:r>
+          </w:p>
+        </w:tc>
+      </w:tr>
+      <w:tr>
+        <w:trPr>
+          <w:tblHeader w:val="false"/>
+        </w:trPr>
+        <w:tc>
+          <w:tcPr>
+            <w:tcW w:type="dxa" w:w="504"/>
+            <w:tcBorders>
+              <w:top w:val="single" w:color="BFBFBF" w:sz="4"/>
+              <w:left w:val="single" w:color="BFBFBF" w:sz="4"/>
+              <w:bottom w:val="single" w:color="BFBFBF" w:sz="4"/>
+              <w:right w:val="single" w:color="BFBFBF" w:sz="4"/>
+            </w:tcBorders>
+            <w:tcMar>
+              <w:top w:type="dxa" w:w="60"/>
+              <w:left w:type="dxa" w:w="100"/>
+              <w:bottom w:type="dxa" w:w="60"/>
+              <w:right w:type="dxa" w:w="100"/>
+            </w:tcMar>
+          </w:tcPr>
+          <w:p>
+            <w:pPr>
+              <w:keepNext w:val="false"/>
+            </w:pPr>
+            <w:r>
+              <w:t xml:space="preserve">6</w:t>
+            </w:r>
+          </w:p>
+        </w:tc>
+        <w:tc>
+          <w:tcPr>
+            <w:tcW w:type="dxa" w:w="4234"/>
+            <w:tcBorders>
+              <w:top w:val="single" w:color="BFBFBF" w:sz="4"/>
+              <w:left w:val="single" w:color="BFBFBF" w:sz="4"/>
+              <w:bottom w:val="single" w:color="BFBFBF" w:sz="4"/>
+              <w:right w:val="single" w:color="BFBFBF" w:sz="4"/>
+            </w:tcBorders>
+            <w:tcMar>
+              <w:top w:type="dxa" w:w="60"/>
+              <w:left w:type="dxa" w:w="100"/>
+              <w:bottom w:type="dxa" w:w="60"/>
+              <w:right w:type="dxa" w:w="100"/>
+            </w:tcMar>
+          </w:tcPr>
+          <w:p>
+            <w:pPr>
+              <w:keepNext w:val="false"/>
+            </w:pPr>
+            <w:r>
+              <w:t xml:space="preserve">Open </w:t>
+            </w:r>
+            <w:r>
+              <w:rPr>
+                <w:b/>
+                <w:bCs/>
+              </w:rPr>
+              <w:t xml:space="preserve">Transfer rules in use</w:t>
+            </w:r>
+            <w:r>
+              <w:t xml:space="preserve"> at the bottom.</w:t>
+            </w:r>
+          </w:p>
+        </w:tc>
+        <w:tc>
+          <w:tcPr>
+            <w:tcW w:type="dxa" w:w="4536"/>
+            <w:tcBorders>
+              <w:top w:val="single" w:color="BFBFBF" w:sz="4"/>
+              <w:left w:val="single" w:color="BFBFBF" w:sz="4"/>
+              <w:bottom w:val="single" w:color="BFBFBF" w:sz="4"/>
+              <w:right w:val="single" w:color="BFBFBF" w:sz="4"/>
+            </w:tcBorders>
+            <w:tcMar>
+              <w:top w:type="dxa" w:w="60"/>
+              <w:left w:type="dxa" w:w="100"/>
+              <w:bottom w:type="dxa" w:w="60"/>
+              <w:right w:type="dxa" w:w="100"/>
+            </w:tcMar>
+          </w:tcPr>
+          <w:p>
+            <w:pPr>
+              <w:keepNext w:val="false"/>
+            </w:pPr>
+            <w:r>
+              <w:t xml:space="preserve">"0 active" and the built-in default: excess above 12 months, receive up to 6 months, no minimum for redistribution.</w:t>
+            </w:r>
+          </w:p>
+        </w:tc>
+        <w:tc>
+          <w:tcPr>
+            <w:tcW w:type="dxa" w:w="806"/>
+            <w:tcBorders>
+              <w:top w:val="single" w:color="BFBFBF" w:sz="4"/>
+              <w:left w:val="single" w:color="BFBFBF" w:sz="4"/>
+              <w:bottom w:val="single" w:color="BFBFBF" w:sz="4"/>
+              <w:right w:val="single" w:color="BFBFBF" w:sz="4"/>
+            </w:tcBorders>
+            <w:tcMar>
+              <w:top w:type="dxa" w:w="60"/>
+              <w:left w:type="dxa" w:w="100"/>
+              <w:bottom w:type="dxa" w:w="60"/>
+              <w:right w:type="dxa" w:w="100"/>
+            </w:tcMar>
+          </w:tcPr>
+          <w:p>
+            <w:pPr>
+              <w:keepNext w:val="false"/>
+            </w:pPr>
+            <w:r>
+              <w:t xml:space="preserve">☐</w:t>
+            </w:r>
+          </w:p>
+        </w:tc>
+      </w:tr>
+    </w:tbl>
+    <w:p>
+      <w:pPr>
+        <w:spacing w:after="120"/>
+      </w:pPr>
+    </w:p>
+    <w:p>
+      <w:pPr>
+        <w:keepNext w:val="false"/>
+        <w:spacing w:after="120"/>
+      </w:pPr>
+      <w:r>
+        <w:rPr>
+          <w:b/>
+          <w:bCs/>
+        </w:rPr>
+        <w:t xml:space="preserve">Your opinion:</w:t>
+      </w:r>
+      <w:r>
+        <w:t xml:space="preserve"> what would you need on this page to key a transfer into Equip quickly (columns, order, grouping by branch pair)?</w:t>
+      </w:r>
+    </w:p>
+    <w:p>
+      <w:pPr>
+        <w:keepNext/>
+        <w:spacing w:before="120" w:after="60"/>
+      </w:pPr>
+      <w:r>
+        <w:rPr>
+          <w:b/>
+          <w:bCs/>
+          <w:color w:val="1F4E79"/>
+        </w:rPr>
+        <w:t xml:space="preserve">Notes (anything different, slow or confusing):</w:t>
+      </w:r>
+    </w:p>
+    <w:tbl>
+      <w:tblPr>
+        <w:tblW w:type="dxa" w:w="10080"/>
+        <w:tblBorders>
+          <w:top w:val="single" w:color="auto" w:sz="4"/>
+          <w:left w:val="single" w:color="auto" w:sz="4"/>
+          <w:bottom w:val="single" w:color="auto" w:sz="4"/>
+          <w:right w:val="single" w:color="auto" w:sz="4"/>
+          <w:insideH w:val="single" w:color="auto" w:sz="4"/>
+          <w:insideV w:val="single" w:color="auto" w:sz="4"/>
+        </w:tblBorders>
+      </w:tblPr>
+      <w:tblGrid>
+        <w:gridCol w:w="10080"/>
+      </w:tblGrid>
+      <w:tr>
+        <w:trPr>
+          <w:cantSplit/>
+          <w:trHeight w:val="900" w:hRule="atLeast"/>
+        </w:trPr>
+        <w:tc>
+          <w:tcPr>
+            <w:tcW w:type="dxa" w:w="10080"/>
+            <w:tcBorders>
+              <w:top w:val="single" w:color="A6A6A6" w:sz="4"/>
+              <w:left w:val="single" w:color="A6A6A6" w:sz="4"/>
+              <w:bottom w:val="single" w:color="A6A6A6" w:sz="4"/>
+              <w:right w:val="single" w:color="A6A6A6" w:sz="4"/>
+            </w:tcBorders>
+            <w:tcMar>
+              <w:top w:type="dxa" w:w="80"/>
+              <w:left w:type="dxa" w:w="120"/>
+              <w:bottom w:type="dxa" w:w="80"/>
+              <w:right w:type="dxa" w:w="120"/>
+            </w:tcMar>
+          </w:tcPr>
+          <w:p/>
+        </w:tc>
+      </w:tr>
+    </w:tbl>
+    <w:p>
+      <w:pPr>
+        <w:spacing w:after="160"/>
+      </w:pPr>
+    </w:p>
+    <w:p>
+      <w:pPr>
+        <w:pStyle w:val="Heading3"/>
+      </w:pPr>
+      <w:r>
+        <w:t xml:space="preserve">Phase-in (practice, then clear it)</w:t>
+      </w:r>
+    </w:p>
+    <w:p>
+      <w:pPr>
+        <w:keepNext w:val="false"/>
+        <w:pBdr>
+          <w:left w:val="single" w:color="1F4E79" w:sz="12" w:space="8"/>
+        </w:pBdr>
+        <w:spacing w:before="60" w:after="160"/>
+        <w:ind w:left="360"/>
+      </w:pPr>
+      <w:r>
+        <w:rPr>
+          <w:i/>
+          <w:iCs/>
+          <w:color w:val="404040"/>
+        </w:rPr>
+        <w:t xml:space="preserve">A phase-in is saved for everyone straight away. Clear it again at the end of these steps.</w:t>
+      </w:r>
+    </w:p>
+    <w:tbl>
+      <w:tblPr>
+        <w:tblW w:type="dxa" w:w="10080"/>
+        <w:tblBorders>
+          <w:top w:val="single" w:color="auto" w:sz="4"/>
+          <w:left w:val="single" w:color="auto" w:sz="4"/>
+          <w:bottom w:val="single" w:color="auto" w:sz="4"/>
+          <w:right w:val="single" w:color="auto" w:sz="4"/>
+          <w:insideH w:val="single" w:color="auto" w:sz="4"/>
+          <w:insideV w:val="single" w:color="auto" w:sz="4"/>
+        </w:tblBorders>
+      </w:tblPr>
+      <w:tblGrid>
+        <w:gridCol w:w="504"/>
+        <w:gridCol w:w="4234"/>
+        <w:gridCol w:w="4536"/>
+        <w:gridCol w:w="806"/>
+      </w:tblGrid>
+      <w:tr>
+        <w:trPr>
+          <w:tblHeader/>
+        </w:trPr>
+        <w:tc>
+          <w:tcPr>
+            <w:tcW w:type="dxa" w:w="504"/>
+            <w:tcBorders>
+              <w:top w:val="single" w:color="BFBFBF" w:sz="4"/>
+              <w:left w:val="single" w:color="BFBFBF" w:sz="4"/>
+              <w:bottom w:val="single" w:color="BFBFBF" w:sz="4"/>
+              <w:right w:val="single" w:color="BFBFBF" w:sz="4"/>
+            </w:tcBorders>
+            <w:shd w:fill="DEEAF6" w:color="auto" w:val="clear"/>
+            <w:tcMar>
+              <w:top w:type="dxa" w:w="60"/>
+              <w:left w:type="dxa" w:w="100"/>
+              <w:bottom w:type="dxa" w:w="60"/>
+              <w:right w:type="dxa" w:w="100"/>
+            </w:tcMar>
+          </w:tcPr>
+          <w:p>
+            <w:pPr>
+              <w:keepNext w:val="false"/>
+            </w:pPr>
+            <w:r>
+              <w:rPr>
+                <w:b/>
+                <w:bCs/>
+              </w:rPr>
+              <w:t xml:space="preserve">#</w:t>
+            </w:r>
+          </w:p>
+        </w:tc>
+        <w:tc>
+          <w:tcPr>
+            <w:tcW w:type="dxa" w:w="4234"/>
+            <w:tcBorders>
+              <w:top w:val="single" w:color="BFBFBF" w:sz="4"/>
+              <w:left w:val="single" w:color="BFBFBF" w:sz="4"/>
+              <w:bottom w:val="single" w:color="BFBFBF" w:sz="4"/>
+              <w:right w:val="single" w:color="BFBFBF" w:sz="4"/>
+            </w:tcBorders>
+            <w:shd w:fill="DEEAF6" w:color="auto" w:val="clear"/>
+            <w:tcMar>
+              <w:top w:type="dxa" w:w="60"/>
+              <w:left w:type="dxa" w:w="100"/>
+              <w:bottom w:type="dxa" w:w="60"/>
+              <w:right w:type="dxa" w:w="100"/>
+            </w:tcMar>
+          </w:tcPr>
+          <w:p>
+            <w:pPr>
+              <w:keepNext w:val="false"/>
+            </w:pPr>
+            <w:r>
+              <w:rPr>
+                <w:b/>
+                <w:bCs/>
+              </w:rPr>
+              <w:t xml:space="preserve">Do this</w:t>
+            </w:r>
+          </w:p>
+        </w:tc>
+        <w:tc>
+          <w:tcPr>
+            <w:tcW w:type="dxa" w:w="4536"/>
+            <w:tcBorders>
+              <w:top w:val="single" w:color="BFBFBF" w:sz="4"/>
+              <w:left w:val="single" w:color="BFBFBF" w:sz="4"/>
+              <w:bottom w:val="single" w:color="BFBFBF" w:sz="4"/>
+              <w:right w:val="single" w:color="BFBFBF" w:sz="4"/>
+            </w:tcBorders>
+            <w:shd w:fill="DEEAF6" w:color="auto" w:val="clear"/>
+            <w:tcMar>
+              <w:top w:type="dxa" w:w="60"/>
+              <w:left w:type="dxa" w:w="100"/>
+              <w:bottom w:type="dxa" w:w="60"/>
+              <w:right w:type="dxa" w:w="100"/>
+            </w:tcMar>
+          </w:tcPr>
+          <w:p>
+            <w:pPr>
+              <w:keepNext w:val="false"/>
+            </w:pPr>
+            <w:r>
+              <w:rPr>
+                <w:b/>
+                <w:bCs/>
+              </w:rPr>
+              <w:t xml:space="preserve">You should see</w:t>
+            </w:r>
+          </w:p>
+        </w:tc>
+        <w:tc>
+          <w:tcPr>
+            <w:tcW w:type="dxa" w:w="806"/>
+            <w:tcBorders>
+              <w:top w:val="single" w:color="BFBFBF" w:sz="4"/>
+              <w:left w:val="single" w:color="BFBFBF" w:sz="4"/>
+              <w:bottom w:val="single" w:color="BFBFBF" w:sz="4"/>
+              <w:right w:val="single" w:color="BFBFBF" w:sz="4"/>
+            </w:tcBorders>
+            <w:shd w:fill="DEEAF6" w:color="auto" w:val="clear"/>
+            <w:tcMar>
+              <w:top w:type="dxa" w:w="60"/>
+              <w:left w:type="dxa" w:w="100"/>
+              <w:bottom w:type="dxa" w:w="60"/>
+              <w:right w:type="dxa" w:w="100"/>
+            </w:tcMar>
+          </w:tcPr>
+          <w:p>
+            <w:pPr>
+              <w:keepNext w:val="false"/>
+            </w:pPr>
+            <w:r>
+              <w:rPr>
+                <w:b/>
+                <w:bCs/>
+              </w:rPr>
+              <w:t xml:space="preserve">OK</w:t>
+            </w:r>
+          </w:p>
+        </w:tc>
+      </w:tr>
+      <w:tr>
+        <w:trPr>
+          <w:tblHeader w:val="false"/>
+        </w:trPr>
+        <w:tc>
+          <w:tcPr>
+            <w:tcW w:type="dxa" w:w="504"/>
+            <w:tcBorders>
+              <w:top w:val="single" w:color="BFBFBF" w:sz="4"/>
+              <w:left w:val="single" w:color="BFBFBF" w:sz="4"/>
+              <w:bottom w:val="single" w:color="BFBFBF" w:sz="4"/>
+              <w:right w:val="single" w:color="BFBFBF" w:sz="4"/>
+            </w:tcBorders>
+            <w:tcMar>
+              <w:top w:type="dxa" w:w="60"/>
+              <w:left w:type="dxa" w:w="100"/>
+              <w:bottom w:type="dxa" w:w="60"/>
+              <w:right w:type="dxa" w:w="100"/>
+            </w:tcMar>
+          </w:tcPr>
+          <w:p>
+            <w:pPr>
+              <w:keepNext w:val="false"/>
+            </w:pPr>
+            <w:r>
+              <w:t xml:space="preserve">1</w:t>
+            </w:r>
+          </w:p>
+        </w:tc>
+        <w:tc>
+          <w:tcPr>
+            <w:tcW w:type="dxa" w:w="4234"/>
+            <w:tcBorders>
+              <w:top w:val="single" w:color="BFBFBF" w:sz="4"/>
+              <w:left w:val="single" w:color="BFBFBF" w:sz="4"/>
+              <w:bottom w:val="single" w:color="BFBFBF" w:sz="4"/>
+              <w:right w:val="single" w:color="BFBFBF" w:sz="4"/>
+            </w:tcBorders>
+            <w:tcMar>
+              <w:top w:type="dxa" w:w="60"/>
+              <w:left w:type="dxa" w:w="100"/>
+              <w:bottom w:type="dxa" w:w="60"/>
+              <w:right w:type="dxa" w:w="100"/>
+            </w:tcMar>
+          </w:tcPr>
+          <w:p>
+            <w:pPr>
+              <w:keepNext w:val="false"/>
+            </w:pPr>
+            <w:r>
+              <w:rPr>
+                <w:b/>
+                <w:bCs/>
+              </w:rPr>
+              <w:t xml:space="preserve">Part Lookup</w:t>
+            </w:r>
+            <w:r>
+              <w:t xml:space="preserve">, branch </w:t>
+            </w:r>
+            <w:r>
+              <w:rPr>
+                <w:b/>
+                <w:bCs/>
+              </w:rPr>
+              <w:t xml:space="preserve">1</w:t>
+            </w:r>
+            <w:r>
+              <w:t xml:space="preserve">, search </w:t>
+            </w:r>
+            <w:r>
+              <w:rPr>
+                <w:rFonts w:ascii="Consolas" w:cs="Consolas" w:eastAsia="Consolas" w:hAnsi="Consolas"/>
+                <w:sz w:val="20"/>
+                <w:szCs w:val="20"/>
+              </w:rPr>
+              <w:t xml:space="preserve">GG100</w:t>
+            </w:r>
+            <w:r>
+              <w:t xml:space="preserve">, and open it.</w:t>
+            </w:r>
+          </w:p>
+        </w:tc>
+        <w:tc>
+          <w:tcPr>
+            <w:tcW w:type="dxa" w:w="4536"/>
+            <w:tcBorders>
+              <w:top w:val="single" w:color="BFBFBF" w:sz="4"/>
+              <w:left w:val="single" w:color="BFBFBF" w:sz="4"/>
+              <w:bottom w:val="single" w:color="BFBFBF" w:sz="4"/>
+              <w:right w:val="single" w:color="BFBFBF" w:sz="4"/>
+            </w:tcBorders>
+            <w:tcMar>
+              <w:top w:type="dxa" w:w="60"/>
+              <w:left w:type="dxa" w:w="100"/>
+              <w:bottom w:type="dxa" w:w="60"/>
+              <w:right w:type="dxa" w:w="100"/>
+            </w:tcMar>
+          </w:tcPr>
+          <w:p>
+            <w:pPr>
+              <w:keepNext w:val="false"/>
+            </w:pPr>
+            <w:r>
+              <w:t xml:space="preserve">BS </w:t>
+            </w:r>
+            <w:r>
+              <w:rPr>
+                <w:b/>
+                <w:bCs/>
+              </w:rPr>
+              <w:t xml:space="preserve">GG100</w:t>
+            </w:r>
+            <w:r>
+              <w:t xml:space="preserve">, 100PSI liquid fill gauge: none on hand, no sales, so no order (</w:t>
+            </w:r>
+            <w:r>
+              <w:rPr>
+                <w:b/>
+                <w:bCs/>
+              </w:rPr>
+              <w:t xml:space="preserve">No recent activity</w:t>
+            </w:r>
+            <w:r>
+              <w:t xml:space="preserve">).</w:t>
+            </w:r>
+          </w:p>
+        </w:tc>
+        <w:tc>
+          <w:tcPr>
+            <w:tcW w:type="dxa" w:w="806"/>
+            <w:tcBorders>
+              <w:top w:val="single" w:color="BFBFBF" w:sz="4"/>
+              <w:left w:val="single" w:color="BFBFBF" w:sz="4"/>
+              <w:bottom w:val="single" w:color="BFBFBF" w:sz="4"/>
+              <w:right w:val="single" w:color="BFBFBF" w:sz="4"/>
+            </w:tcBorders>
+            <w:tcMar>
+              <w:top w:type="dxa" w:w="60"/>
+              <w:left w:type="dxa" w:w="100"/>
+              <w:bottom w:type="dxa" w:w="60"/>
+              <w:right w:type="dxa" w:w="100"/>
+            </w:tcMar>
+          </w:tcPr>
+          <w:p>
+            <w:pPr>
+              <w:keepNext w:val="false"/>
+            </w:pPr>
+            <w:r>
+              <w:t xml:space="preserve">☐</w:t>
+            </w:r>
+          </w:p>
+        </w:tc>
+      </w:tr>
+      <w:tr>
+        <w:trPr>
+          <w:tblHeader w:val="false"/>
+        </w:trPr>
+        <w:tc>
+          <w:tcPr>
+            <w:tcW w:type="dxa" w:w="504"/>
+            <w:tcBorders>
+              <w:top w:val="single" w:color="BFBFBF" w:sz="4"/>
+              <w:left w:val="single" w:color="BFBFBF" w:sz="4"/>
+              <w:bottom w:val="single" w:color="BFBFBF" w:sz="4"/>
+              <w:right w:val="single" w:color="BFBFBF" w:sz="4"/>
+            </w:tcBorders>
+            <w:tcMar>
+              <w:top w:type="dxa" w:w="60"/>
+              <w:left w:type="dxa" w:w="100"/>
+              <w:bottom w:type="dxa" w:w="60"/>
+              <w:right w:type="dxa" w:w="100"/>
+            </w:tcMar>
+          </w:tcPr>
+          <w:p>
+            <w:pPr>
+              <w:keepNext w:val="false"/>
+            </w:pPr>
+            <w:r>
+              <w:t xml:space="preserve">2</w:t>
+            </w:r>
+          </w:p>
+        </w:tc>
+        <w:tc>
+          <w:tcPr>
+            <w:tcW w:type="dxa" w:w="4234"/>
+            <w:tcBorders>
+              <w:top w:val="single" w:color="BFBFBF" w:sz="4"/>
+              <w:left w:val="single" w:color="BFBFBF" w:sz="4"/>
+              <w:bottom w:val="single" w:color="BFBFBF" w:sz="4"/>
+              <w:right w:val="single" w:color="BFBFBF" w:sz="4"/>
+            </w:tcBorders>
+            <w:tcMar>
+              <w:top w:type="dxa" w:w="60"/>
+              <w:left w:type="dxa" w:w="100"/>
+              <w:bottom w:type="dxa" w:w="60"/>
+              <w:right w:type="dxa" w:w="100"/>
+            </w:tcMar>
+          </w:tcPr>
+          <w:p>
+            <w:pPr>
+              <w:keepNext w:val="false"/>
+            </w:pPr>
+            <w:r>
+              <w:t xml:space="preserve">Click the </w:t>
+            </w:r>
+            <w:r>
+              <w:rPr>
+                <w:b/>
+                <w:bCs/>
+              </w:rPr>
+              <w:t xml:space="preserve">Settings</w:t>
+            </w:r>
+            <w:r>
+              <w:t xml:space="preserve"> tab. Under </w:t>
+            </w:r>
+            <w:r>
+              <w:rPr>
+                <w:b/>
+                <w:bCs/>
+              </w:rPr>
+              <w:t xml:space="preserve">Phase in</w:t>
+            </w:r>
+            <w:r>
+              <w:t xml:space="preserve">, type a quantity of </w:t>
+            </w:r>
+            <w:r>
+              <w:rPr>
+                <w:b/>
+                <w:bCs/>
+              </w:rPr>
+              <w:t xml:space="preserve">2</w:t>
+            </w:r>
+            <w:r>
+              <w:t xml:space="preserve">.</w:t>
+            </w:r>
+          </w:p>
+        </w:tc>
+        <w:tc>
+          <w:tcPr>
+            <w:tcW w:type="dxa" w:w="4536"/>
+            <w:tcBorders>
+              <w:top w:val="single" w:color="BFBFBF" w:sz="4"/>
+              <w:left w:val="single" w:color="BFBFBF" w:sz="4"/>
+              <w:bottom w:val="single" w:color="BFBFBF" w:sz="4"/>
+              <w:right w:val="single" w:color="BFBFBF" w:sz="4"/>
+            </w:tcBorders>
+            <w:tcMar>
+              <w:top w:type="dxa" w:w="60"/>
+              <w:left w:type="dxa" w:w="100"/>
+              <w:bottom w:type="dxa" w:w="60"/>
+              <w:right w:type="dxa" w:w="100"/>
+            </w:tcMar>
+          </w:tcPr>
+          <w:p>
+            <w:pPr>
+              <w:keepNext w:val="false"/>
+            </w:pPr>
+            <w:r>
+              <w:t xml:space="preserve">The end date fills in 12 months from today.</w:t>
+            </w:r>
+          </w:p>
+        </w:tc>
+        <w:tc>
+          <w:tcPr>
+            <w:tcW w:type="dxa" w:w="806"/>
+            <w:tcBorders>
+              <w:top w:val="single" w:color="BFBFBF" w:sz="4"/>
+              <w:left w:val="single" w:color="BFBFBF" w:sz="4"/>
+              <w:bottom w:val="single" w:color="BFBFBF" w:sz="4"/>
+              <w:right w:val="single" w:color="BFBFBF" w:sz="4"/>
+            </w:tcBorders>
+            <w:tcMar>
+              <w:top w:type="dxa" w:w="60"/>
+              <w:left w:type="dxa" w:w="100"/>
+              <w:bottom w:type="dxa" w:w="60"/>
+              <w:right w:type="dxa" w:w="100"/>
+            </w:tcMar>
+          </w:tcPr>
+          <w:p>
+            <w:pPr>
+              <w:keepNext w:val="false"/>
+            </w:pPr>
+            <w:r>
+              <w:t xml:space="preserve">☐</w:t>
+            </w:r>
+          </w:p>
+        </w:tc>
+      </w:tr>
+      <w:tr>
+        <w:trPr>
+          <w:tblHeader w:val="false"/>
+        </w:trPr>
+        <w:tc>
+          <w:tcPr>
+            <w:tcW w:type="dxa" w:w="504"/>
+            <w:tcBorders>
+              <w:top w:val="single" w:color="BFBFBF" w:sz="4"/>
+              <w:left w:val="single" w:color="BFBFBF" w:sz="4"/>
+              <w:bottom w:val="single" w:color="BFBFBF" w:sz="4"/>
+              <w:right w:val="single" w:color="BFBFBF" w:sz="4"/>
+            </w:tcBorders>
+            <w:tcMar>
+              <w:top w:type="dxa" w:w="60"/>
+              <w:left w:type="dxa" w:w="100"/>
+              <w:bottom w:type="dxa" w:w="60"/>
+              <w:right w:type="dxa" w:w="100"/>
+            </w:tcMar>
+          </w:tcPr>
+          <w:p>
+            <w:pPr>
+              <w:keepNext w:val="false"/>
+            </w:pPr>
+            <w:r>
+              <w:t xml:space="preserve">3</w:t>
+            </w:r>
+          </w:p>
+        </w:tc>
+        <w:tc>
+          <w:tcPr>
+            <w:tcW w:type="dxa" w:w="4234"/>
+            <w:tcBorders>
+              <w:top w:val="single" w:color="BFBFBF" w:sz="4"/>
+              <w:left w:val="single" w:color="BFBFBF" w:sz="4"/>
+              <w:bottom w:val="single" w:color="BFBFBF" w:sz="4"/>
+              <w:right w:val="single" w:color="BFBFBF" w:sz="4"/>
+            </w:tcBorders>
+            <w:tcMar>
+              <w:top w:type="dxa" w:w="60"/>
+              <w:left w:type="dxa" w:w="100"/>
+              <w:bottom w:type="dxa" w:w="60"/>
+              <w:right w:type="dxa" w:w="100"/>
+            </w:tcMar>
+          </w:tcPr>
+          <w:p>
+            <w:pPr>
+              <w:keepNext w:val="false"/>
+            </w:pPr>
+            <w:r>
+              <w:t xml:space="preserve">Change the end date to </w:t>
+            </w:r>
+            <w:r>
+              <w:rPr>
+                <w:b/>
+                <w:bCs/>
+              </w:rPr>
+              <w:t xml:space="preserve">yesterday</w:t>
+            </w:r>
+            <w:r>
+              <w:t xml:space="preserve">.</w:t>
+            </w:r>
+          </w:p>
+        </w:tc>
+        <w:tc>
+          <w:tcPr>
+            <w:tcW w:type="dxa" w:w="4536"/>
+            <w:tcBorders>
+              <w:top w:val="single" w:color="BFBFBF" w:sz="4"/>
+              <w:left w:val="single" w:color="BFBFBF" w:sz="4"/>
+              <w:bottom w:val="single" w:color="BFBFBF" w:sz="4"/>
+              <w:right w:val="single" w:color="BFBFBF" w:sz="4"/>
+            </w:tcBorders>
+            <w:tcMar>
+              <w:top w:type="dxa" w:w="60"/>
+              <w:left w:type="dxa" w:w="100"/>
+              <w:bottom w:type="dxa" w:w="60"/>
+              <w:right w:type="dxa" w:w="100"/>
+            </w:tcMar>
+          </w:tcPr>
+          <w:p>
+            <w:pPr>
+              <w:keepNext w:val="false"/>
+            </w:pPr>
+            <w:r>
+              <w:t xml:space="preserve">The message "That date has passed, so the phase-in would not apply. Pick today or later." Put the 12-months-from-today date back.</w:t>
+            </w:r>
+          </w:p>
+        </w:tc>
+        <w:tc>
+          <w:tcPr>
+            <w:tcW w:type="dxa" w:w="806"/>
+            <w:tcBorders>
+              <w:top w:val="single" w:color="BFBFBF" w:sz="4"/>
+              <w:left w:val="single" w:color="BFBFBF" w:sz="4"/>
+              <w:bottom w:val="single" w:color="BFBFBF" w:sz="4"/>
+              <w:right w:val="single" w:color="BFBFBF" w:sz="4"/>
+            </w:tcBorders>
+            <w:tcMar>
+              <w:top w:type="dxa" w:w="60"/>
+              <w:left w:type="dxa" w:w="100"/>
+              <w:bottom w:type="dxa" w:w="60"/>
+              <w:right w:type="dxa" w:w="100"/>
+            </w:tcMar>
+          </w:tcPr>
+          <w:p>
+            <w:pPr>
+              <w:keepNext w:val="false"/>
+            </w:pPr>
+            <w:r>
+              <w:t xml:space="preserve">☐</w:t>
+            </w:r>
+          </w:p>
+        </w:tc>
+      </w:tr>
+      <w:tr>
+        <w:trPr>
+          <w:tblHeader w:val="false"/>
+        </w:trPr>
+        <w:tc>
+          <w:tcPr>
+            <w:tcW w:type="dxa" w:w="504"/>
+            <w:tcBorders>
+              <w:top w:val="single" w:color="BFBFBF" w:sz="4"/>
+              <w:left w:val="single" w:color="BFBFBF" w:sz="4"/>
+              <w:bottom w:val="single" w:color="BFBFBF" w:sz="4"/>
+              <w:right w:val="single" w:color="BFBFBF" w:sz="4"/>
+            </w:tcBorders>
+            <w:tcMar>
+              <w:top w:type="dxa" w:w="60"/>
+              <w:left w:type="dxa" w:w="100"/>
+              <w:bottom w:type="dxa" w:w="60"/>
+              <w:right w:type="dxa" w:w="100"/>
+            </w:tcMar>
+          </w:tcPr>
+          <w:p>
+            <w:pPr>
+              <w:keepNext w:val="false"/>
+            </w:pPr>
+            <w:r>
+              <w:t xml:space="preserve">4</w:t>
+            </w:r>
+          </w:p>
+        </w:tc>
+        <w:tc>
+          <w:tcPr>
+            <w:tcW w:type="dxa" w:w="4234"/>
+            <w:tcBorders>
+              <w:top w:val="single" w:color="BFBFBF" w:sz="4"/>
+              <w:left w:val="single" w:color="BFBFBF" w:sz="4"/>
+              <w:bottom w:val="single" w:color="BFBFBF" w:sz="4"/>
+              <w:right w:val="single" w:color="BFBFBF" w:sz="4"/>
+            </w:tcBorders>
+            <w:tcMar>
+              <w:top w:type="dxa" w:w="60"/>
+              <w:left w:type="dxa" w:w="100"/>
+              <w:bottom w:type="dxa" w:w="60"/>
+              <w:right w:type="dxa" w:w="100"/>
+            </w:tcMar>
+          </w:tcPr>
+          <w:p>
+            <w:pPr>
+              <w:keepNext w:val="false"/>
+            </w:pPr>
+            <w:r>
+              <w:t xml:space="preserve">Click </w:t>
+            </w:r>
+            <w:r>
+              <w:rPr>
+                <w:b/>
+                <w:bCs/>
+              </w:rPr>
+              <w:t xml:space="preserve">Save settings</w:t>
+            </w:r>
+            <w:r>
+              <w:t xml:space="preserve">.</w:t>
+            </w:r>
+          </w:p>
+        </w:tc>
+        <w:tc>
+          <w:tcPr>
+            <w:tcW w:type="dxa" w:w="4536"/>
+            <w:tcBorders>
+              <w:top w:val="single" w:color="BFBFBF" w:sz="4"/>
+              <w:left w:val="single" w:color="BFBFBF" w:sz="4"/>
+              <w:bottom w:val="single" w:color="BFBFBF" w:sz="4"/>
+              <w:right w:val="single" w:color="BFBFBF" w:sz="4"/>
+            </w:tcBorders>
+            <w:tcMar>
+              <w:top w:type="dxa" w:w="60"/>
+              <w:left w:type="dxa" w:w="100"/>
+              <w:bottom w:type="dxa" w:w="60"/>
+              <w:right w:type="dxa" w:w="100"/>
+            </w:tcMar>
+          </w:tcPr>
+          <w:p>
+            <w:pPr>
+              <w:keepNext w:val="false"/>
+            </w:pPr>
+            <w:r>
+              <w:t xml:space="preserve">"Saved." A green badge next to </w:t>
+            </w:r>
+            <w:r>
+              <w:rPr>
+                <w:b/>
+                <w:bCs/>
+              </w:rPr>
+              <w:t xml:space="preserve">Phase in</w:t>
+            </w:r>
+            <w:r>
+              <w:t xml:space="preserve">: </w:t>
+            </w:r>
+            <w:r>
+              <w:rPr>
+                <w:b/>
+                <w:bCs/>
+              </w:rPr>
+              <w:t xml:space="preserve">Active until</w:t>
+            </w:r>
+            <w:r>
+              <w:t xml:space="preserve"> that date, and a line saying it ends early once the part has 3 demands.</w:t>
+            </w:r>
+          </w:p>
+        </w:tc>
+        <w:tc>
+          <w:tcPr>
+            <w:tcW w:type="dxa" w:w="806"/>
+            <w:tcBorders>
+              <w:top w:val="single" w:color="BFBFBF" w:sz="4"/>
+              <w:left w:val="single" w:color="BFBFBF" w:sz="4"/>
+              <w:bottom w:val="single" w:color="BFBFBF" w:sz="4"/>
+              <w:right w:val="single" w:color="BFBFBF" w:sz="4"/>
+            </w:tcBorders>
+            <w:tcMar>
+              <w:top w:type="dxa" w:w="60"/>
+              <w:left w:type="dxa" w:w="100"/>
+              <w:bottom w:type="dxa" w:w="60"/>
+              <w:right w:type="dxa" w:w="100"/>
+            </w:tcMar>
+          </w:tcPr>
+          <w:p>
+            <w:pPr>
+              <w:keepNext w:val="false"/>
+            </w:pPr>
+            <w:r>
+              <w:t xml:space="preserve">☐</w:t>
+            </w:r>
+          </w:p>
+        </w:tc>
+      </w:tr>
+      <w:tr>
+        <w:trPr>
+          <w:tblHeader w:val="false"/>
+        </w:trPr>
+        <w:tc>
+          <w:tcPr>
+            <w:tcW w:type="dxa" w:w="504"/>
+            <w:tcBorders>
+              <w:top w:val="single" w:color="BFBFBF" w:sz="4"/>
+              <w:left w:val="single" w:color="BFBFBF" w:sz="4"/>
+              <w:bottom w:val="single" w:color="BFBFBF" w:sz="4"/>
+              <w:right w:val="single" w:color="BFBFBF" w:sz="4"/>
+            </w:tcBorders>
+            <w:tcMar>
+              <w:top w:type="dxa" w:w="60"/>
+              <w:left w:type="dxa" w:w="100"/>
+              <w:bottom w:type="dxa" w:w="60"/>
+              <w:right w:type="dxa" w:w="100"/>
+            </w:tcMar>
+          </w:tcPr>
+          <w:p>
+            <w:pPr>
+              <w:keepNext w:val="false"/>
+            </w:pPr>
+            <w:r>
+              <w:t xml:space="preserve">5</w:t>
+            </w:r>
+          </w:p>
+        </w:tc>
+        <w:tc>
+          <w:tcPr>
+            <w:tcW w:type="dxa" w:w="4234"/>
+            <w:tcBorders>
+              <w:top w:val="single" w:color="BFBFBF" w:sz="4"/>
+              <w:left w:val="single" w:color="BFBFBF" w:sz="4"/>
+              <w:bottom w:val="single" w:color="BFBFBF" w:sz="4"/>
+              <w:right w:val="single" w:color="BFBFBF" w:sz="4"/>
+            </w:tcBorders>
+            <w:tcMar>
+              <w:top w:type="dxa" w:w="60"/>
+              <w:left w:type="dxa" w:w="100"/>
+              <w:bottom w:type="dxa" w:w="60"/>
+              <w:right w:type="dxa" w:w="100"/>
+            </w:tcMar>
+          </w:tcPr>
+          <w:p>
+            <w:pPr>
+              <w:keepNext w:val="false"/>
+            </w:pPr>
+            <w:r>
+              <w:t xml:space="preserve">Click the </w:t>
+            </w:r>
+            <w:r>
+              <w:rPr>
+                <w:b/>
+                <w:bCs/>
+              </w:rPr>
+              <w:t xml:space="preserve">Detail</w:t>
+            </w:r>
+            <w:r>
+              <w:t xml:space="preserve"> tab.</w:t>
+            </w:r>
+          </w:p>
+        </w:tc>
+        <w:tc>
+          <w:tcPr>
+            <w:tcW w:type="dxa" w:w="4536"/>
+            <w:tcBorders>
+              <w:top w:val="single" w:color="BFBFBF" w:sz="4"/>
+              <w:left w:val="single" w:color="BFBFBF" w:sz="4"/>
+              <w:bottom w:val="single" w:color="BFBFBF" w:sz="4"/>
+              <w:right w:val="single" w:color="BFBFBF" w:sz="4"/>
+            </w:tcBorders>
+            <w:tcMar>
+              <w:top w:type="dxa" w:w="60"/>
+              <w:left w:type="dxa" w:w="100"/>
+              <w:bottom w:type="dxa" w:w="60"/>
+              <w:right w:type="dxa" w:w="100"/>
+            </w:tcMar>
+          </w:tcPr>
+          <w:p>
+            <w:pPr>
+              <w:keepNext w:val="false"/>
+            </w:pPr>
+            <w:r>
+              <w:t xml:space="preserve">Target </w:t>
+            </w:r>
+            <w:r>
+              <w:rPr>
+                <w:b/>
+                <w:bCs/>
+              </w:rPr>
+              <w:t xml:space="preserve">2</w:t>
+            </w:r>
+            <w:r>
+              <w:t xml:space="preserve">, order </w:t>
+            </w:r>
+            <w:r>
+              <w:rPr>
+                <w:b/>
+                <w:bCs/>
+              </w:rPr>
+              <w:t xml:space="preserve">2</w:t>
+            </w:r>
+            <w:r>
+              <w:t xml:space="preserve">. "Why this number" says the phase-in of 2 sets the target.</w:t>
+            </w:r>
+          </w:p>
+        </w:tc>
+        <w:tc>
+          <w:tcPr>
+            <w:tcW w:type="dxa" w:w="806"/>
+            <w:tcBorders>
+              <w:top w:val="single" w:color="BFBFBF" w:sz="4"/>
+              <w:left w:val="single" w:color="BFBFBF" w:sz="4"/>
+              <w:bottom w:val="single" w:color="BFBFBF" w:sz="4"/>
+              <w:right w:val="single" w:color="BFBFBF" w:sz="4"/>
+            </w:tcBorders>
+            <w:tcMar>
+              <w:top w:type="dxa" w:w="60"/>
+              <w:left w:type="dxa" w:w="100"/>
+              <w:bottom w:type="dxa" w:w="60"/>
+              <w:right w:type="dxa" w:w="100"/>
+            </w:tcMar>
+          </w:tcPr>
+          <w:p>
+            <w:pPr>
+              <w:keepNext w:val="false"/>
+            </w:pPr>
+            <w:r>
+              <w:t xml:space="preserve">☐</w:t>
+            </w:r>
+          </w:p>
+        </w:tc>
+      </w:tr>
+      <w:tr>
+        <w:trPr>
+          <w:tblHeader w:val="false"/>
+        </w:trPr>
+        <w:tc>
+          <w:tcPr>
+            <w:tcW w:type="dxa" w:w="504"/>
+            <w:tcBorders>
+              <w:top w:val="single" w:color="BFBFBF" w:sz="4"/>
+              <w:left w:val="single" w:color="BFBFBF" w:sz="4"/>
+              <w:bottom w:val="single" w:color="BFBFBF" w:sz="4"/>
+              <w:right w:val="single" w:color="BFBFBF" w:sz="4"/>
+            </w:tcBorders>
+            <w:tcMar>
+              <w:top w:type="dxa" w:w="60"/>
+              <w:left w:type="dxa" w:w="100"/>
+              <w:bottom w:type="dxa" w:w="60"/>
+              <w:right w:type="dxa" w:w="100"/>
+            </w:tcMar>
+          </w:tcPr>
+          <w:p>
+            <w:pPr>
+              <w:keepNext w:val="false"/>
+            </w:pPr>
+            <w:r>
+              <w:t xml:space="preserve">6</w:t>
+            </w:r>
+          </w:p>
+        </w:tc>
+        <w:tc>
+          <w:tcPr>
+            <w:tcW w:type="dxa" w:w="4234"/>
+            <w:tcBorders>
+              <w:top w:val="single" w:color="BFBFBF" w:sz="4"/>
+              <w:left w:val="single" w:color="BFBFBF" w:sz="4"/>
+              <w:bottom w:val="single" w:color="BFBFBF" w:sz="4"/>
+              <w:right w:val="single" w:color="BFBFBF" w:sz="4"/>
+            </w:tcBorders>
+            <w:tcMar>
+              <w:top w:type="dxa" w:w="60"/>
+              <w:left w:type="dxa" w:w="100"/>
+              <w:bottom w:type="dxa" w:w="60"/>
+              <w:right w:type="dxa" w:w="100"/>
+            </w:tcMar>
+          </w:tcPr>
+          <w:p>
+            <w:pPr>
+              <w:keepNext w:val="false"/>
+            </w:pPr>
+            <w:r>
+              <w:t xml:space="preserve">Click </w:t>
+            </w:r>
+            <w:r>
+              <w:rPr>
+                <w:b/>
+                <w:bCs/>
+              </w:rPr>
+              <w:t xml:space="preserve">Special statuses</w:t>
+            </w:r>
+            <w:r>
+              <w:t xml:space="preserve">.</w:t>
+            </w:r>
+          </w:p>
+        </w:tc>
+        <w:tc>
+          <w:tcPr>
+            <w:tcW w:type="dxa" w:w="4536"/>
+            <w:tcBorders>
+              <w:top w:val="single" w:color="BFBFBF" w:sz="4"/>
+              <w:left w:val="single" w:color="BFBFBF" w:sz="4"/>
+              <w:bottom w:val="single" w:color="BFBFBF" w:sz="4"/>
+              <w:right w:val="single" w:color="BFBFBF" w:sz="4"/>
+            </w:tcBorders>
+            <w:tcMar>
+              <w:top w:type="dxa" w:w="60"/>
+              <w:left w:type="dxa" w:w="100"/>
+              <w:bottom w:type="dxa" w:w="60"/>
+              <w:right w:type="dxa" w:w="100"/>
+            </w:tcMar>
+          </w:tcPr>
+          <w:p>
+            <w:pPr>
+              <w:keepNext w:val="false"/>
+            </w:pPr>
+            <w:r>
+              <w:t xml:space="preserve">GG100 at branch 1 listed as </w:t>
+            </w:r>
+            <w:r>
+              <w:rPr>
+                <w:b/>
+                <w:bCs/>
+              </w:rPr>
+              <w:t xml:space="preserve">Phase-in</w:t>
+            </w:r>
+            <w:r>
+              <w:t xml:space="preserve">, "2 until" the date, with your name.</w:t>
+            </w:r>
+          </w:p>
+        </w:tc>
+        <w:tc>
+          <w:tcPr>
+            <w:tcW w:type="dxa" w:w="806"/>
+            <w:tcBorders>
+              <w:top w:val="single" w:color="BFBFBF" w:sz="4"/>
+              <w:left w:val="single" w:color="BFBFBF" w:sz="4"/>
+              <w:bottom w:val="single" w:color="BFBFBF" w:sz="4"/>
+              <w:right w:val="single" w:color="BFBFBF" w:sz="4"/>
+            </w:tcBorders>
+            <w:tcMar>
+              <w:top w:type="dxa" w:w="60"/>
+              <w:left w:type="dxa" w:w="100"/>
+              <w:bottom w:type="dxa" w:w="60"/>
+              <w:right w:type="dxa" w:w="100"/>
+            </w:tcMar>
+          </w:tcPr>
+          <w:p>
+            <w:pPr>
+              <w:keepNext w:val="false"/>
+            </w:pPr>
+            <w:r>
+              <w:t xml:space="preserve">☐</w:t>
+            </w:r>
+          </w:p>
+        </w:tc>
+      </w:tr>
+      <w:tr>
+        <w:trPr>
+          <w:tblHeader w:val="false"/>
+        </w:trPr>
+        <w:tc>
+          <w:tcPr>
+            <w:tcW w:type="dxa" w:w="504"/>
+            <w:tcBorders>
+              <w:top w:val="single" w:color="BFBFBF" w:sz="4"/>
+              <w:left w:val="single" w:color="BFBFBF" w:sz="4"/>
+              <w:bottom w:val="single" w:color="BFBFBF" w:sz="4"/>
+              <w:right w:val="single" w:color="BFBFBF" w:sz="4"/>
+            </w:tcBorders>
+            <w:tcMar>
+              <w:top w:type="dxa" w:w="60"/>
+              <w:left w:type="dxa" w:w="100"/>
+              <w:bottom w:type="dxa" w:w="60"/>
+              <w:right w:type="dxa" w:w="100"/>
+            </w:tcMar>
+          </w:tcPr>
+          <w:p>
+            <w:pPr>
+              <w:keepNext w:val="false"/>
+            </w:pPr>
+            <w:r>
+              <w:t xml:space="preserve">7</w:t>
+            </w:r>
+          </w:p>
+        </w:tc>
+        <w:tc>
+          <w:tcPr>
+            <w:tcW w:type="dxa" w:w="4234"/>
+            <w:tcBorders>
+              <w:top w:val="single" w:color="BFBFBF" w:sz="4"/>
+              <w:left w:val="single" w:color="BFBFBF" w:sz="4"/>
+              <w:bottom w:val="single" w:color="BFBFBF" w:sz="4"/>
+              <w:right w:val="single" w:color="BFBFBF" w:sz="4"/>
+            </w:tcBorders>
+            <w:tcMar>
+              <w:top w:type="dxa" w:w="60"/>
+              <w:left w:type="dxa" w:w="100"/>
+              <w:bottom w:type="dxa" w:w="60"/>
+              <w:right w:type="dxa" w:w="100"/>
+            </w:tcMar>
+          </w:tcPr>
+          <w:p>
+            <w:pPr>
+              <w:keepNext w:val="false"/>
+            </w:pPr>
+            <w:r>
+              <w:rPr>
+                <w:b/>
+                <w:bCs/>
+              </w:rPr>
+              <w:t xml:space="preserve">Recommended Reorder</w:t>
+            </w:r>
+            <w:r>
+              <w:t xml:space="preserve">, branch 1, search </w:t>
+            </w:r>
+            <w:r>
+              <w:rPr>
+                <w:rFonts w:ascii="Consolas" w:cs="Consolas" w:eastAsia="Consolas" w:hAnsi="Consolas"/>
+                <w:sz w:val="20"/>
+                <w:szCs w:val="20"/>
+              </w:rPr>
+              <w:t xml:space="preserve">GG100</w:t>
+            </w:r>
+            <w:r>
+              <w:t xml:space="preserve">.</w:t>
+            </w:r>
+          </w:p>
+        </w:tc>
+        <w:tc>
+          <w:tcPr>
+            <w:tcW w:type="dxa" w:w="4536"/>
+            <w:tcBorders>
+              <w:top w:val="single" w:color="BFBFBF" w:sz="4"/>
+              <w:left w:val="single" w:color="BFBFBF" w:sz="4"/>
+              <w:bottom w:val="single" w:color="BFBFBF" w:sz="4"/>
+              <w:right w:val="single" w:color="BFBFBF" w:sz="4"/>
+            </w:tcBorders>
+            <w:tcMar>
+              <w:top w:type="dxa" w:w="60"/>
+              <w:left w:type="dxa" w:w="100"/>
+              <w:bottom w:type="dxa" w:w="60"/>
+              <w:right w:type="dxa" w:w="100"/>
+            </w:tcMar>
+          </w:tcPr>
+          <w:p>
+            <w:pPr>
+              <w:keepNext w:val="false"/>
+            </w:pPr>
+            <w:r>
+              <w:t xml:space="preserve">Order 2, with a small green </w:t>
+            </w:r>
+            <w:r>
+              <w:rPr>
+                <w:b/>
+                <w:bCs/>
+              </w:rPr>
+              <w:t xml:space="preserve">Phase-in</w:t>
+            </w:r>
+            <w:r>
+              <w:t xml:space="preserve"> tag by the part number.</w:t>
+            </w:r>
+          </w:p>
+        </w:tc>
+        <w:tc>
+          <w:tcPr>
+            <w:tcW w:type="dxa" w:w="806"/>
+            <w:tcBorders>
+              <w:top w:val="single" w:color="BFBFBF" w:sz="4"/>
+              <w:left w:val="single" w:color="BFBFBF" w:sz="4"/>
+              <w:bottom w:val="single" w:color="BFBFBF" w:sz="4"/>
+              <w:right w:val="single" w:color="BFBFBF" w:sz="4"/>
+            </w:tcBorders>
+            <w:tcMar>
+              <w:top w:type="dxa" w:w="60"/>
+              <w:left w:type="dxa" w:w="100"/>
+              <w:bottom w:type="dxa" w:w="60"/>
+              <w:right w:type="dxa" w:w="100"/>
+            </w:tcMar>
+          </w:tcPr>
+          <w:p>
+            <w:pPr>
+              <w:keepNext w:val="false"/>
+            </w:pPr>
+            <w:r>
+              <w:t xml:space="preserve">☐</w:t>
+            </w:r>
+          </w:p>
+        </w:tc>
+      </w:tr>
+      <w:tr>
+        <w:trPr>
+          <w:tblHeader w:val="false"/>
+        </w:trPr>
+        <w:tc>
+          <w:tcPr>
+            <w:tcW w:type="dxa" w:w="504"/>
+            <w:tcBorders>
+              <w:top w:val="single" w:color="BFBFBF" w:sz="4"/>
+              <w:left w:val="single" w:color="BFBFBF" w:sz="4"/>
+              <w:bottom w:val="single" w:color="BFBFBF" w:sz="4"/>
+              <w:right w:val="single" w:color="BFBFBF" w:sz="4"/>
+            </w:tcBorders>
+            <w:tcMar>
+              <w:top w:type="dxa" w:w="60"/>
+              <w:left w:type="dxa" w:w="100"/>
+              <w:bottom w:type="dxa" w:w="60"/>
+              <w:right w:type="dxa" w:w="100"/>
+            </w:tcMar>
+          </w:tcPr>
+          <w:p>
+            <w:pPr>
+              <w:keepNext w:val="false"/>
+            </w:pPr>
+            <w:r>
+              <w:t xml:space="preserve">8</w:t>
+            </w:r>
+          </w:p>
+        </w:tc>
+        <w:tc>
+          <w:tcPr>
+            <w:tcW w:type="dxa" w:w="4234"/>
+            <w:tcBorders>
+              <w:top w:val="single" w:color="BFBFBF" w:sz="4"/>
+              <w:left w:val="single" w:color="BFBFBF" w:sz="4"/>
+              <w:bottom w:val="single" w:color="BFBFBF" w:sz="4"/>
+              <w:right w:val="single" w:color="BFBFBF" w:sz="4"/>
+            </w:tcBorders>
+            <w:tcMar>
+              <w:top w:type="dxa" w:w="60"/>
+              <w:left w:type="dxa" w:w="100"/>
+              <w:bottom w:type="dxa" w:w="60"/>
+              <w:right w:type="dxa" w:w="100"/>
+            </w:tcMar>
+          </w:tcPr>
+          <w:p>
+            <w:pPr>
+              <w:keepNext w:val="false"/>
+            </w:pPr>
+            <w:r>
+              <w:t xml:space="preserve">Open </w:t>
+            </w:r>
+            <w:r>
+              <w:rPr>
+                <w:b/>
+                <w:bCs/>
+              </w:rPr>
+              <w:t xml:space="preserve">Transfers</w:t>
+            </w:r>
+            <w:r>
+              <w:t xml:space="preserve"> and wait for </w:t>
+            </w:r>
+            <w:r>
+              <w:rPr>
+                <w:b/>
+                <w:bCs/>
+              </w:rPr>
+              <w:t xml:space="preserve">Live</w:t>
+            </w:r>
+            <w:r>
+              <w:t xml:space="preserve">.</w:t>
+            </w:r>
+          </w:p>
+        </w:tc>
+        <w:tc>
+          <w:tcPr>
+            <w:tcW w:type="dxa" w:w="4536"/>
+            <w:tcBorders>
+              <w:top w:val="single" w:color="BFBFBF" w:sz="4"/>
+              <w:left w:val="single" w:color="BFBFBF" w:sz="4"/>
+              <w:bottom w:val="single" w:color="BFBFBF" w:sz="4"/>
+              <w:right w:val="single" w:color="BFBFBF" w:sz="4"/>
+            </w:tcBorders>
+            <w:tcMar>
+              <w:top w:type="dxa" w:w="60"/>
+              <w:left w:type="dxa" w:w="100"/>
+              <w:bottom w:type="dxa" w:w="60"/>
+              <w:right w:type="dxa" w:w="100"/>
+            </w:tcMar>
+          </w:tcPr>
+          <w:p>
+            <w:pPr>
+              <w:keepNext w:val="false"/>
+            </w:pPr>
+            <w:r>
+              <w:t xml:space="preserve">The banner now says "1 part has changed since this morning". Click </w:t>
+            </w:r>
+            <w:r>
+              <w:rPr>
+                <w:b/>
+                <w:bCs/>
+              </w:rPr>
+              <w:t xml:space="preserve">Why</w:t>
+            </w:r>
+            <w:r>
+              <w:t xml:space="preserve">: a part setting (… phase-in) changed. With franchise </w:t>
+            </w:r>
+            <w:r>
+              <w:rPr>
+                <w:b/>
+                <w:bCs/>
+              </w:rPr>
+              <w:t xml:space="preserve">BS</w:t>
+            </w:r>
+            <w:r>
+              <w:t xml:space="preserve"> and To </w:t>
+            </w:r>
+            <w:r>
+              <w:rPr>
+                <w:b/>
+                <w:bCs/>
+              </w:rPr>
+              <w:t xml:space="preserve">1</w:t>
+            </w:r>
+            <w:r>
+              <w:t xml:space="preserve"> you may also see a new GG100 line from a branch with a spare one (on the test data: 2 from branch 94). Phase-in parts can be filled by transfer.</w:t>
+            </w:r>
+          </w:p>
+        </w:tc>
+        <w:tc>
+          <w:tcPr>
+            <w:tcW w:type="dxa" w:w="806"/>
+            <w:tcBorders>
+              <w:top w:val="single" w:color="BFBFBF" w:sz="4"/>
+              <w:left w:val="single" w:color="BFBFBF" w:sz="4"/>
+              <w:bottom w:val="single" w:color="BFBFBF" w:sz="4"/>
+              <w:right w:val="single" w:color="BFBFBF" w:sz="4"/>
+            </w:tcBorders>
+            <w:tcMar>
+              <w:top w:type="dxa" w:w="60"/>
+              <w:left w:type="dxa" w:w="100"/>
+              <w:bottom w:type="dxa" w:w="60"/>
+              <w:right w:type="dxa" w:w="100"/>
+            </w:tcMar>
+          </w:tcPr>
+          <w:p>
+            <w:pPr>
+              <w:keepNext w:val="false"/>
+            </w:pPr>
+            <w:r>
+              <w:t xml:space="preserve">☐</w:t>
+            </w:r>
+          </w:p>
+        </w:tc>
+      </w:tr>
+      <w:tr>
+        <w:trPr>
+          <w:tblHeader w:val="false"/>
+        </w:trPr>
+        <w:tc>
+          <w:tcPr>
+            <w:tcW w:type="dxa" w:w="504"/>
+            <w:tcBorders>
+              <w:top w:val="single" w:color="BFBFBF" w:sz="4"/>
+              <w:left w:val="single" w:color="BFBFBF" w:sz="4"/>
+              <w:bottom w:val="single" w:color="BFBFBF" w:sz="4"/>
+              <w:right w:val="single" w:color="BFBFBF" w:sz="4"/>
+            </w:tcBorders>
+            <w:tcMar>
+              <w:top w:type="dxa" w:w="60"/>
+              <w:left w:type="dxa" w:w="100"/>
+              <w:bottom w:type="dxa" w:w="60"/>
+              <w:right w:type="dxa" w:w="100"/>
+            </w:tcMar>
+          </w:tcPr>
+          <w:p>
+            <w:pPr>
+              <w:keepNext w:val="false"/>
+            </w:pPr>
+            <w:r>
+              <w:t xml:space="preserve">9</w:t>
+            </w:r>
+          </w:p>
+        </w:tc>
+        <w:tc>
+          <w:tcPr>
+            <w:tcW w:type="dxa" w:w="4234"/>
+            <w:tcBorders>
+              <w:top w:val="single" w:color="BFBFBF" w:sz="4"/>
+              <w:left w:val="single" w:color="BFBFBF" w:sz="4"/>
+              <w:bottom w:val="single" w:color="BFBFBF" w:sz="4"/>
+              <w:right w:val="single" w:color="BFBFBF" w:sz="4"/>
+            </w:tcBorders>
+            <w:tcMar>
+              <w:top w:type="dxa" w:w="60"/>
+              <w:left w:type="dxa" w:w="100"/>
+              <w:bottom w:type="dxa" w:w="60"/>
+              <w:right w:type="dxa" w:w="100"/>
+            </w:tcMar>
+          </w:tcPr>
+          <w:p>
+            <w:pPr>
+              <w:keepNext w:val="false"/>
+            </w:pPr>
+            <w:r>
+              <w:t xml:space="preserve">Back on GG100’s </w:t>
+            </w:r>
+            <w:r>
+              <w:rPr>
+                <w:b/>
+                <w:bCs/>
+              </w:rPr>
+              <w:t xml:space="preserve">Settings</w:t>
+            </w:r>
+            <w:r>
+              <w:t xml:space="preserve"> tab, click </w:t>
+            </w:r>
+            <w:r>
+              <w:rPr>
+                <w:b/>
+                <w:bCs/>
+              </w:rPr>
+              <w:t xml:space="preserve">Clear phase-in</w:t>
+            </w:r>
+            <w:r>
+              <w:t xml:space="preserve">, then </w:t>
+            </w:r>
+            <w:r>
+              <w:rPr>
+                <w:b/>
+                <w:bCs/>
+              </w:rPr>
+              <w:t xml:space="preserve">Save settings</w:t>
+            </w:r>
+            <w:r>
+              <w:t xml:space="preserve">.</w:t>
+            </w:r>
+          </w:p>
+        </w:tc>
+        <w:tc>
+          <w:tcPr>
+            <w:tcW w:type="dxa" w:w="4536"/>
+            <w:tcBorders>
+              <w:top w:val="single" w:color="BFBFBF" w:sz="4"/>
+              <w:left w:val="single" w:color="BFBFBF" w:sz="4"/>
+              <w:bottom w:val="single" w:color="BFBFBF" w:sz="4"/>
+              <w:right w:val="single" w:color="BFBFBF" w:sz="4"/>
+            </w:tcBorders>
+            <w:tcMar>
+              <w:top w:type="dxa" w:w="60"/>
+              <w:left w:type="dxa" w:w="100"/>
+              <w:bottom w:type="dxa" w:w="60"/>
+              <w:right w:type="dxa" w:w="100"/>
+            </w:tcMar>
+          </w:tcPr>
+          <w:p>
+            <w:pPr>
+              <w:keepNext w:val="false"/>
+            </w:pPr>
+            <w:r>
+              <w:t xml:space="preserve">The badge is gone. The order is back to 0, and GG100 is off Special statuses.</w:t>
+            </w:r>
+          </w:p>
+        </w:tc>
+        <w:tc>
+          <w:tcPr>
+            <w:tcW w:type="dxa" w:w="806"/>
+            <w:tcBorders>
+              <w:top w:val="single" w:color="BFBFBF" w:sz="4"/>
+              <w:left w:val="single" w:color="BFBFBF" w:sz="4"/>
+              <w:bottom w:val="single" w:color="BFBFBF" w:sz="4"/>
+              <w:right w:val="single" w:color="BFBFBF" w:sz="4"/>
+            </w:tcBorders>
+            <w:tcMar>
+              <w:top w:type="dxa" w:w="60"/>
+              <w:left w:type="dxa" w:w="100"/>
+              <w:bottom w:type="dxa" w:w="60"/>
+              <w:right w:type="dxa" w:w="100"/>
+            </w:tcMar>
+          </w:tcPr>
+          <w:p>
+            <w:pPr>
+              <w:keepNext w:val="false"/>
+            </w:pPr>
+            <w:r>
+              <w:t xml:space="preserve">☐</w:t>
+            </w:r>
+          </w:p>
+        </w:tc>
+      </w:tr>
+    </w:tbl>
+    <w:p>
+      <w:pPr>
+        <w:spacing w:after="120"/>
+      </w:pPr>
+    </w:p>
+    <w:p>
+      <w:pPr>
+        <w:keepNext/>
+        <w:spacing w:before="120" w:after="60"/>
+      </w:pPr>
+      <w:r>
+        <w:rPr>
+          <w:b/>
+          <w:bCs/>
+          <w:color w:val="1F4E79"/>
+        </w:rPr>
+        <w:t xml:space="preserve">Notes (anything different, slow or confusing):</w:t>
+      </w:r>
+    </w:p>
+    <w:tbl>
+      <w:tblPr>
+        <w:tblW w:type="dxa" w:w="10080"/>
+        <w:tblBorders>
+          <w:top w:val="single" w:color="auto" w:sz="4"/>
+          <w:left w:val="single" w:color="auto" w:sz="4"/>
+          <w:bottom w:val="single" w:color="auto" w:sz="4"/>
+          <w:right w:val="single" w:color="auto" w:sz="4"/>
+          <w:insideH w:val="single" w:color="auto" w:sz="4"/>
+          <w:insideV w:val="single" w:color="auto" w:sz="4"/>
+        </w:tblBorders>
+      </w:tblPr>
+      <w:tblGrid>
+        <w:gridCol w:w="10080"/>
+      </w:tblGrid>
+      <w:tr>
+        <w:trPr>
+          <w:cantSplit/>
+          <w:trHeight w:val="900" w:hRule="atLeast"/>
+        </w:trPr>
+        <w:tc>
+          <w:tcPr>
+            <w:tcW w:type="dxa" w:w="10080"/>
+            <w:tcBorders>
+              <w:top w:val="single" w:color="A6A6A6" w:sz="4"/>
+              <w:left w:val="single" w:color="A6A6A6" w:sz="4"/>
+              <w:bottom w:val="single" w:color="A6A6A6" w:sz="4"/>
+              <w:right w:val="single" w:color="A6A6A6" w:sz="4"/>
+            </w:tcBorders>
+            <w:tcMar>
+              <w:top w:type="dxa" w:w="80"/>
+              <w:left w:type="dxa" w:w="120"/>
+              <w:bottom w:type="dxa" w:w="80"/>
+              <w:right w:type="dxa" w:w="120"/>
+            </w:tcMar>
+          </w:tcPr>
+          <w:p/>
+        </w:tc>
+      </w:tr>
+    </w:tbl>
+    <w:p>
+      <w:pPr>
+        <w:spacing w:after="160"/>
+      </w:pPr>
+    </w:p>
+    <w:p>
+      <w:pPr>
+        <w:pStyle w:val="Heading3"/>
+      </w:pPr>
+      <w:r>
+        <w:t xml:space="preserve">A phase-in that has ended (practice, then clear it)</w:t>
+      </w:r>
+    </w:p>
+    <w:p>
+      <w:pPr>
+        <w:keepNext w:val="false"/>
+        <w:spacing w:after="120"/>
+      </w:pPr>
+      <w:r>
+        <w:t xml:space="preserve">A phase-in ends at its end date, or as soon as the part has the demands its rule needs. This shows the second case on a part that already sells well.</w:t>
+      </w:r>
+    </w:p>
+    <w:tbl>
+      <w:tblPr>
+        <w:tblW w:type="dxa" w:w="10080"/>
+        <w:tblBorders>
+          <w:top w:val="single" w:color="auto" w:sz="4"/>
+          <w:left w:val="single" w:color="auto" w:sz="4"/>
+          <w:bottom w:val="single" w:color="auto" w:sz="4"/>
+          <w:right w:val="single" w:color="auto" w:sz="4"/>
+          <w:insideH w:val="single" w:color="auto" w:sz="4"/>
+          <w:insideV w:val="single" w:color="auto" w:sz="4"/>
+        </w:tblBorders>
+      </w:tblPr>
+      <w:tblGrid>
+        <w:gridCol w:w="504"/>
+        <w:gridCol w:w="4234"/>
+        <w:gridCol w:w="4536"/>
+        <w:gridCol w:w="806"/>
+      </w:tblGrid>
+      <w:tr>
+        <w:trPr>
+          <w:tblHeader/>
+        </w:trPr>
+        <w:tc>
+          <w:tcPr>
+            <w:tcW w:type="dxa" w:w="504"/>
+            <w:tcBorders>
+              <w:top w:val="single" w:color="BFBFBF" w:sz="4"/>
+              <w:left w:val="single" w:color="BFBFBF" w:sz="4"/>
+              <w:bottom w:val="single" w:color="BFBFBF" w:sz="4"/>
+              <w:right w:val="single" w:color="BFBFBF" w:sz="4"/>
+            </w:tcBorders>
+            <w:shd w:fill="DEEAF6" w:color="auto" w:val="clear"/>
+            <w:tcMar>
+              <w:top w:type="dxa" w:w="60"/>
+              <w:left w:type="dxa" w:w="100"/>
+              <w:bottom w:type="dxa" w:w="60"/>
+              <w:right w:type="dxa" w:w="100"/>
+            </w:tcMar>
+          </w:tcPr>
+          <w:p>
+            <w:pPr>
+              <w:keepNext w:val="false"/>
+            </w:pPr>
+            <w:r>
+              <w:rPr>
+                <w:b/>
+                <w:bCs/>
+              </w:rPr>
+              <w:t xml:space="preserve">#</w:t>
+            </w:r>
+          </w:p>
+        </w:tc>
+        <w:tc>
+          <w:tcPr>
+            <w:tcW w:type="dxa" w:w="4234"/>
+            <w:tcBorders>
+              <w:top w:val="single" w:color="BFBFBF" w:sz="4"/>
+              <w:left w:val="single" w:color="BFBFBF" w:sz="4"/>
+              <w:bottom w:val="single" w:color="BFBFBF" w:sz="4"/>
+              <w:right w:val="single" w:color="BFBFBF" w:sz="4"/>
+            </w:tcBorders>
+            <w:shd w:fill="DEEAF6" w:color="auto" w:val="clear"/>
+            <w:tcMar>
+              <w:top w:type="dxa" w:w="60"/>
+              <w:left w:type="dxa" w:w="100"/>
+              <w:bottom w:type="dxa" w:w="60"/>
+              <w:right w:type="dxa" w:w="100"/>
+            </w:tcMar>
+          </w:tcPr>
+          <w:p>
+            <w:pPr>
+              <w:keepNext w:val="false"/>
+            </w:pPr>
+            <w:r>
+              <w:rPr>
+                <w:b/>
+                <w:bCs/>
+              </w:rPr>
+              <w:t xml:space="preserve">Do this</w:t>
+            </w:r>
+          </w:p>
+        </w:tc>
+        <w:tc>
+          <w:tcPr>
+            <w:tcW w:type="dxa" w:w="4536"/>
+            <w:tcBorders>
+              <w:top w:val="single" w:color="BFBFBF" w:sz="4"/>
+              <w:left w:val="single" w:color="BFBFBF" w:sz="4"/>
+              <w:bottom w:val="single" w:color="BFBFBF" w:sz="4"/>
+              <w:right w:val="single" w:color="BFBFBF" w:sz="4"/>
+            </w:tcBorders>
+            <w:shd w:fill="DEEAF6" w:color="auto" w:val="clear"/>
+            <w:tcMar>
+              <w:top w:type="dxa" w:w="60"/>
+              <w:left w:type="dxa" w:w="100"/>
+              <w:bottom w:type="dxa" w:w="60"/>
+              <w:right w:type="dxa" w:w="100"/>
+            </w:tcMar>
+          </w:tcPr>
+          <w:p>
+            <w:pPr>
+              <w:keepNext w:val="false"/>
+            </w:pPr>
+            <w:r>
+              <w:rPr>
+                <w:b/>
+                <w:bCs/>
+              </w:rPr>
+              <w:t xml:space="preserve">You should see</w:t>
+            </w:r>
+          </w:p>
+        </w:tc>
+        <w:tc>
+          <w:tcPr>
+            <w:tcW w:type="dxa" w:w="806"/>
+            <w:tcBorders>
+              <w:top w:val="single" w:color="BFBFBF" w:sz="4"/>
+              <w:left w:val="single" w:color="BFBFBF" w:sz="4"/>
+              <w:bottom w:val="single" w:color="BFBFBF" w:sz="4"/>
+              <w:right w:val="single" w:color="BFBFBF" w:sz="4"/>
+            </w:tcBorders>
+            <w:shd w:fill="DEEAF6" w:color="auto" w:val="clear"/>
+            <w:tcMar>
+              <w:top w:type="dxa" w:w="60"/>
+              <w:left w:type="dxa" w:w="100"/>
+              <w:bottom w:type="dxa" w:w="60"/>
+              <w:right w:type="dxa" w:w="100"/>
+            </w:tcMar>
+          </w:tcPr>
+          <w:p>
+            <w:pPr>
+              <w:keepNext w:val="false"/>
+            </w:pPr>
+            <w:r>
+              <w:rPr>
+                <w:b/>
+                <w:bCs/>
+              </w:rPr>
+              <w:t xml:space="preserve">OK</w:t>
+            </w:r>
+          </w:p>
+        </w:tc>
+      </w:tr>
+      <w:tr>
+        <w:trPr>
+          <w:tblHeader w:val="false"/>
+        </w:trPr>
+        <w:tc>
+          <w:tcPr>
+            <w:tcW w:type="dxa" w:w="504"/>
+            <w:tcBorders>
+              <w:top w:val="single" w:color="BFBFBF" w:sz="4"/>
+              <w:left w:val="single" w:color="BFBFBF" w:sz="4"/>
+              <w:bottom w:val="single" w:color="BFBFBF" w:sz="4"/>
+              <w:right w:val="single" w:color="BFBFBF" w:sz="4"/>
+            </w:tcBorders>
+            <w:tcMar>
+              <w:top w:type="dxa" w:w="60"/>
+              <w:left w:type="dxa" w:w="100"/>
+              <w:bottom w:type="dxa" w:w="60"/>
+              <w:right w:type="dxa" w:w="100"/>
+            </w:tcMar>
+          </w:tcPr>
+          <w:p>
+            <w:pPr>
+              <w:keepNext w:val="false"/>
+            </w:pPr>
+            <w:r>
+              <w:t xml:space="preserve">1</w:t>
+            </w:r>
+          </w:p>
+        </w:tc>
+        <w:tc>
+          <w:tcPr>
+            <w:tcW w:type="dxa" w:w="4234"/>
+            <w:tcBorders>
+              <w:top w:val="single" w:color="BFBFBF" w:sz="4"/>
+              <w:left w:val="single" w:color="BFBFBF" w:sz="4"/>
+              <w:bottom w:val="single" w:color="BFBFBF" w:sz="4"/>
+              <w:right w:val="single" w:color="BFBFBF" w:sz="4"/>
+            </w:tcBorders>
+            <w:tcMar>
+              <w:top w:type="dxa" w:w="60"/>
+              <w:left w:type="dxa" w:w="100"/>
+              <w:bottom w:type="dxa" w:w="60"/>
+              <w:right w:type="dxa" w:w="100"/>
+            </w:tcMar>
+          </w:tcPr>
+          <w:p>
+            <w:pPr>
+              <w:keepNext w:val="false"/>
+            </w:pPr>
+            <w:r>
+              <w:t xml:space="preserve">Open part </w:t>
+            </w:r>
+            <w:r>
+              <w:rPr>
+                <w:b/>
+                <w:bCs/>
+              </w:rPr>
+              <w:t xml:space="preserve">124184</w:t>
+            </w:r>
+            <w:r>
+              <w:t xml:space="preserve"> (Mobil 1 oil) at branch 1, </w:t>
+            </w:r>
+            <w:r>
+              <w:rPr>
+                <w:b/>
+                <w:bCs/>
+              </w:rPr>
+              <w:t xml:space="preserve">Settings</w:t>
+            </w:r>
+            <w:r>
+              <w:t xml:space="preserve"> tab. Set a phase-in quantity of </w:t>
+            </w:r>
+            <w:r>
+              <w:rPr>
+                <w:b/>
+                <w:bCs/>
+              </w:rPr>
+              <w:t xml:space="preserve">1</w:t>
+            </w:r>
+            <w:r>
+              <w:t xml:space="preserve"> and </w:t>
+            </w:r>
+            <w:r>
+              <w:rPr>
+                <w:b/>
+                <w:bCs/>
+              </w:rPr>
+              <w:t xml:space="preserve">Save settings</w:t>
+            </w:r>
+            <w:r>
+              <w:t xml:space="preserve">.</w:t>
+            </w:r>
+          </w:p>
+        </w:tc>
+        <w:tc>
+          <w:tcPr>
+            <w:tcW w:type="dxa" w:w="4536"/>
+            <w:tcBorders>
+              <w:top w:val="single" w:color="BFBFBF" w:sz="4"/>
+              <w:left w:val="single" w:color="BFBFBF" w:sz="4"/>
+              <w:bottom w:val="single" w:color="BFBFBF" w:sz="4"/>
+              <w:right w:val="single" w:color="BFBFBF" w:sz="4"/>
+            </w:tcBorders>
+            <w:tcMar>
+              <w:top w:type="dxa" w:w="60"/>
+              <w:left w:type="dxa" w:w="100"/>
+              <w:bottom w:type="dxa" w:w="60"/>
+              <w:right w:type="dxa" w:w="100"/>
+            </w:tcMar>
+          </w:tcPr>
+          <w:p>
+            <w:pPr>
+              <w:keepNext w:val="false"/>
+            </w:pPr>
+            <w:r>
+              <w:t xml:space="preserve">An amber badge </w:t>
+            </w:r>
+            <w:r>
+              <w:rPr>
+                <w:b/>
+                <w:bCs/>
+              </w:rPr>
+              <w:t xml:space="preserve">Ended: reached 3 demands</w:t>
+            </w:r>
+            <w:r>
+              <w:t xml:space="preserve">: the part already has about 22 demands, so its rule stocks it and the phase-in has nothing to do.</w:t>
+            </w:r>
+          </w:p>
+        </w:tc>
+        <w:tc>
+          <w:tcPr>
+            <w:tcW w:type="dxa" w:w="806"/>
+            <w:tcBorders>
+              <w:top w:val="single" w:color="BFBFBF" w:sz="4"/>
+              <w:left w:val="single" w:color="BFBFBF" w:sz="4"/>
+              <w:bottom w:val="single" w:color="BFBFBF" w:sz="4"/>
+              <w:right w:val="single" w:color="BFBFBF" w:sz="4"/>
+            </w:tcBorders>
+            <w:tcMar>
+              <w:top w:type="dxa" w:w="60"/>
+              <w:left w:type="dxa" w:w="100"/>
+              <w:bottom w:type="dxa" w:w="60"/>
+              <w:right w:type="dxa" w:w="100"/>
+            </w:tcMar>
+          </w:tcPr>
+          <w:p>
+            <w:pPr>
+              <w:keepNext w:val="false"/>
+            </w:pPr>
+            <w:r>
+              <w:t xml:space="preserve">☐</w:t>
+            </w:r>
+          </w:p>
+        </w:tc>
+      </w:tr>
+      <w:tr>
+        <w:trPr>
+          <w:tblHeader w:val="false"/>
+        </w:trPr>
+        <w:tc>
+          <w:tcPr>
+            <w:tcW w:type="dxa" w:w="504"/>
+            <w:tcBorders>
+              <w:top w:val="single" w:color="BFBFBF" w:sz="4"/>
+              <w:left w:val="single" w:color="BFBFBF" w:sz="4"/>
+              <w:bottom w:val="single" w:color="BFBFBF" w:sz="4"/>
+              <w:right w:val="single" w:color="BFBFBF" w:sz="4"/>
+            </w:tcBorders>
+            <w:tcMar>
+              <w:top w:type="dxa" w:w="60"/>
+              <w:left w:type="dxa" w:w="100"/>
+              <w:bottom w:type="dxa" w:w="60"/>
+              <w:right w:type="dxa" w:w="100"/>
+            </w:tcMar>
+          </w:tcPr>
+          <w:p>
+            <w:pPr>
+              <w:keepNext w:val="false"/>
+            </w:pPr>
+            <w:r>
+              <w:t xml:space="preserve">2</w:t>
+            </w:r>
+          </w:p>
+        </w:tc>
+        <w:tc>
+          <w:tcPr>
+            <w:tcW w:type="dxa" w:w="4234"/>
+            <w:tcBorders>
+              <w:top w:val="single" w:color="BFBFBF" w:sz="4"/>
+              <w:left w:val="single" w:color="BFBFBF" w:sz="4"/>
+              <w:bottom w:val="single" w:color="BFBFBF" w:sz="4"/>
+              <w:right w:val="single" w:color="BFBFBF" w:sz="4"/>
+            </w:tcBorders>
+            <w:tcMar>
+              <w:top w:type="dxa" w:w="60"/>
+              <w:left w:type="dxa" w:w="100"/>
+              <w:bottom w:type="dxa" w:w="60"/>
+              <w:right w:type="dxa" w:w="100"/>
+            </w:tcMar>
+          </w:tcPr>
+          <w:p>
+            <w:pPr>
+              <w:keepNext w:val="false"/>
+            </w:pPr>
+            <w:r>
+              <w:t xml:space="preserve">Click the </w:t>
+            </w:r>
+            <w:r>
+              <w:rPr>
+                <w:b/>
+                <w:bCs/>
+              </w:rPr>
+              <w:t xml:space="preserve">Detail</w:t>
+            </w:r>
+            <w:r>
+              <w:t xml:space="preserve"> tab.</w:t>
+            </w:r>
+          </w:p>
+        </w:tc>
+        <w:tc>
+          <w:tcPr>
+            <w:tcW w:type="dxa" w:w="4536"/>
+            <w:tcBorders>
+              <w:top w:val="single" w:color="BFBFBF" w:sz="4"/>
+              <w:left w:val="single" w:color="BFBFBF" w:sz="4"/>
+              <w:bottom w:val="single" w:color="BFBFBF" w:sz="4"/>
+              <w:right w:val="single" w:color="BFBFBF" w:sz="4"/>
+            </w:tcBorders>
+            <w:tcMar>
+              <w:top w:type="dxa" w:w="60"/>
+              <w:left w:type="dxa" w:w="100"/>
+              <w:bottom w:type="dxa" w:w="60"/>
+              <w:right w:type="dxa" w:w="100"/>
+            </w:tcMar>
+          </w:tcPr>
+          <w:p>
+            <w:pPr>
+              <w:keepNext w:val="false"/>
+            </w:pPr>
+            <w:r>
+              <w:t xml:space="preserve">Target and order are unchanged (about 40 and 39). "Why this number" starts with "The phase-in ended because the part reached 3 demands."</w:t>
+            </w:r>
+          </w:p>
+        </w:tc>
+        <w:tc>
+          <w:tcPr>
+            <w:tcW w:type="dxa" w:w="806"/>
+            <w:tcBorders>
+              <w:top w:val="single" w:color="BFBFBF" w:sz="4"/>
+              <w:left w:val="single" w:color="BFBFBF" w:sz="4"/>
+              <w:bottom w:val="single" w:color="BFBFBF" w:sz="4"/>
+              <w:right w:val="single" w:color="BFBFBF" w:sz="4"/>
+            </w:tcBorders>
+            <w:tcMar>
+              <w:top w:type="dxa" w:w="60"/>
+              <w:left w:type="dxa" w:w="100"/>
+              <w:bottom w:type="dxa" w:w="60"/>
+              <w:right w:type="dxa" w:w="100"/>
+            </w:tcMar>
+          </w:tcPr>
+          <w:p>
+            <w:pPr>
+              <w:keepNext w:val="false"/>
+            </w:pPr>
+            <w:r>
+              <w:t xml:space="preserve">☐</w:t>
+            </w:r>
+          </w:p>
+        </w:tc>
+      </w:tr>
+      <w:tr>
+        <w:trPr>
+          <w:tblHeader w:val="false"/>
+        </w:trPr>
+        <w:tc>
+          <w:tcPr>
+            <w:tcW w:type="dxa" w:w="504"/>
+            <w:tcBorders>
+              <w:top w:val="single" w:color="BFBFBF" w:sz="4"/>
+              <w:left w:val="single" w:color="BFBFBF" w:sz="4"/>
+              <w:bottom w:val="single" w:color="BFBFBF" w:sz="4"/>
+              <w:right w:val="single" w:color="BFBFBF" w:sz="4"/>
+            </w:tcBorders>
+            <w:tcMar>
+              <w:top w:type="dxa" w:w="60"/>
+              <w:left w:type="dxa" w:w="100"/>
+              <w:bottom w:type="dxa" w:w="60"/>
+              <w:right w:type="dxa" w:w="100"/>
+            </w:tcMar>
+          </w:tcPr>
+          <w:p>
+            <w:pPr>
+              <w:keepNext w:val="false"/>
+            </w:pPr>
+            <w:r>
+              <w:t xml:space="preserve">3</w:t>
+            </w:r>
+          </w:p>
+        </w:tc>
+        <w:tc>
+          <w:tcPr>
+            <w:tcW w:type="dxa" w:w="4234"/>
+            <w:tcBorders>
+              <w:top w:val="single" w:color="BFBFBF" w:sz="4"/>
+              <w:left w:val="single" w:color="BFBFBF" w:sz="4"/>
+              <w:bottom w:val="single" w:color="BFBFBF" w:sz="4"/>
+              <w:right w:val="single" w:color="BFBFBF" w:sz="4"/>
+            </w:tcBorders>
+            <w:tcMar>
+              <w:top w:type="dxa" w:w="60"/>
+              <w:left w:type="dxa" w:w="100"/>
+              <w:bottom w:type="dxa" w:w="60"/>
+              <w:right w:type="dxa" w:w="100"/>
+            </w:tcMar>
+          </w:tcPr>
+          <w:p>
+            <w:pPr>
+              <w:keepNext w:val="false"/>
+            </w:pPr>
+            <w:r>
+              <w:t xml:space="preserve">Open </w:t>
+            </w:r>
+            <w:r>
+              <w:rPr>
+                <w:b/>
+                <w:bCs/>
+              </w:rPr>
+              <w:t xml:space="preserve">Special statuses</w:t>
+            </w:r>
+            <w:r>
+              <w:t xml:space="preserve">.</w:t>
+            </w:r>
+          </w:p>
+        </w:tc>
+        <w:tc>
+          <w:tcPr>
+            <w:tcW w:type="dxa" w:w="4536"/>
+            <w:tcBorders>
+              <w:top w:val="single" w:color="BFBFBF" w:sz="4"/>
+              <w:left w:val="single" w:color="BFBFBF" w:sz="4"/>
+              <w:bottom w:val="single" w:color="BFBFBF" w:sz="4"/>
+              <w:right w:val="single" w:color="BFBFBF" w:sz="4"/>
+            </w:tcBorders>
+            <w:tcMar>
+              <w:top w:type="dxa" w:w="60"/>
+              <w:left w:type="dxa" w:w="100"/>
+              <w:bottom w:type="dxa" w:w="60"/>
+              <w:right w:type="dxa" w:w="100"/>
+            </w:tcMar>
+          </w:tcPr>
+          <w:p>
+            <w:pPr>
+              <w:keepNext w:val="false"/>
+            </w:pPr>
+            <w:r>
+              <w:t xml:space="preserve">124184 listed as </w:t>
+            </w:r>
+            <w:r>
+              <w:rPr>
+                <w:b/>
+                <w:bCs/>
+              </w:rPr>
+              <w:t xml:space="preserve">Phase-in ended</w:t>
+            </w:r>
+            <w:r>
+              <w:t xml:space="preserve">, so someone can tidy it.</w:t>
+            </w:r>
+          </w:p>
+        </w:tc>
+        <w:tc>
+          <w:tcPr>
+            <w:tcW w:type="dxa" w:w="806"/>
+            <w:tcBorders>
+              <w:top w:val="single" w:color="BFBFBF" w:sz="4"/>
+              <w:left w:val="single" w:color="BFBFBF" w:sz="4"/>
+              <w:bottom w:val="single" w:color="BFBFBF" w:sz="4"/>
+              <w:right w:val="single" w:color="BFBFBF" w:sz="4"/>
+            </w:tcBorders>
+            <w:tcMar>
+              <w:top w:type="dxa" w:w="60"/>
+              <w:left w:type="dxa" w:w="100"/>
+              <w:bottom w:type="dxa" w:w="60"/>
+              <w:right w:type="dxa" w:w="100"/>
+            </w:tcMar>
+          </w:tcPr>
+          <w:p>
+            <w:pPr>
+              <w:keepNext w:val="false"/>
+            </w:pPr>
+            <w:r>
+              <w:t xml:space="preserve">☐</w:t>
+            </w:r>
+          </w:p>
+        </w:tc>
+      </w:tr>
+      <w:tr>
+        <w:trPr>
+          <w:tblHeader w:val="false"/>
+        </w:trPr>
+        <w:tc>
+          <w:tcPr>
+            <w:tcW w:type="dxa" w:w="504"/>
+            <w:tcBorders>
+              <w:top w:val="single" w:color="BFBFBF" w:sz="4"/>
+              <w:left w:val="single" w:color="BFBFBF" w:sz="4"/>
+              <w:bottom w:val="single" w:color="BFBFBF" w:sz="4"/>
+              <w:right w:val="single" w:color="BFBFBF" w:sz="4"/>
+            </w:tcBorders>
+            <w:tcMar>
+              <w:top w:type="dxa" w:w="60"/>
+              <w:left w:type="dxa" w:w="100"/>
+              <w:bottom w:type="dxa" w:w="60"/>
+              <w:right w:type="dxa" w:w="100"/>
+            </w:tcMar>
+          </w:tcPr>
+          <w:p>
+            <w:pPr>
+              <w:keepNext w:val="false"/>
+            </w:pPr>
+            <w:r>
+              <w:t xml:space="preserve">4</w:t>
+            </w:r>
+          </w:p>
+        </w:tc>
+        <w:tc>
+          <w:tcPr>
+            <w:tcW w:type="dxa" w:w="4234"/>
+            <w:tcBorders>
+              <w:top w:val="single" w:color="BFBFBF" w:sz="4"/>
+              <w:left w:val="single" w:color="BFBFBF" w:sz="4"/>
+              <w:bottom w:val="single" w:color="BFBFBF" w:sz="4"/>
+              <w:right w:val="single" w:color="BFBFBF" w:sz="4"/>
+            </w:tcBorders>
+            <w:tcMar>
+              <w:top w:type="dxa" w:w="60"/>
+              <w:left w:type="dxa" w:w="100"/>
+              <w:bottom w:type="dxa" w:w="60"/>
+              <w:right w:type="dxa" w:w="100"/>
+            </w:tcMar>
+          </w:tcPr>
+          <w:p>
+            <w:pPr>
+              <w:keepNext w:val="false"/>
+            </w:pPr>
+            <w:r>
+              <w:t xml:space="preserve">Back on </w:t>
+            </w:r>
+            <w:r>
+              <w:rPr>
+                <w:b/>
+                <w:bCs/>
+              </w:rPr>
+              <w:t xml:space="preserve">Settings</w:t>
+            </w:r>
+            <w:r>
+              <w:t xml:space="preserve">, click </w:t>
+            </w:r>
+            <w:r>
+              <w:rPr>
+                <w:b/>
+                <w:bCs/>
+              </w:rPr>
+              <w:t xml:space="preserve">Clear phase-in</w:t>
+            </w:r>
+            <w:r>
+              <w:t xml:space="preserve"> and </w:t>
+            </w:r>
+            <w:r>
+              <w:rPr>
+                <w:b/>
+                <w:bCs/>
+              </w:rPr>
+              <w:t xml:space="preserve">Save settings</w:t>
+            </w:r>
+            <w:r>
+              <w:t xml:space="preserve">.</w:t>
+            </w:r>
+          </w:p>
+        </w:tc>
+        <w:tc>
+          <w:tcPr>
+            <w:tcW w:type="dxa" w:w="4536"/>
+            <w:tcBorders>
+              <w:top w:val="single" w:color="BFBFBF" w:sz="4"/>
+              <w:left w:val="single" w:color="BFBFBF" w:sz="4"/>
+              <w:bottom w:val="single" w:color="BFBFBF" w:sz="4"/>
+              <w:right w:val="single" w:color="BFBFBF" w:sz="4"/>
+            </w:tcBorders>
+            <w:tcMar>
+              <w:top w:type="dxa" w:w="60"/>
+              <w:left w:type="dxa" w:w="100"/>
+              <w:bottom w:type="dxa" w:w="60"/>
+              <w:right w:type="dxa" w:w="100"/>
+            </w:tcMar>
+          </w:tcPr>
+          <w:p>
+            <w:pPr>
+              <w:keepNext w:val="false"/>
+            </w:pPr>
+            <w:r>
+              <w:t xml:space="preserve">The badge and the Special statuses entry are gone.</w:t>
+            </w:r>
+          </w:p>
+        </w:tc>
+        <w:tc>
+          <w:tcPr>
+            <w:tcW w:type="dxa" w:w="806"/>
+            <w:tcBorders>
+              <w:top w:val="single" w:color="BFBFBF" w:sz="4"/>
+              <w:left w:val="single" w:color="BFBFBF" w:sz="4"/>
+              <w:bottom w:val="single" w:color="BFBFBF" w:sz="4"/>
+              <w:right w:val="single" w:color="BFBFBF" w:sz="4"/>
+            </w:tcBorders>
+            <w:tcMar>
+              <w:top w:type="dxa" w:w="60"/>
+              <w:left w:type="dxa" w:w="100"/>
+              <w:bottom w:type="dxa" w:w="60"/>
+              <w:right w:type="dxa" w:w="100"/>
+            </w:tcMar>
+          </w:tcPr>
+          <w:p>
+            <w:pPr>
+              <w:keepNext w:val="false"/>
+            </w:pPr>
+            <w:r>
+              <w:t xml:space="preserve">☐</w:t>
+            </w:r>
+          </w:p>
+        </w:tc>
+      </w:tr>
+    </w:tbl>
+    <w:p>
+      <w:pPr>
+        <w:spacing w:after="120"/>
+      </w:pPr>
+    </w:p>
+    <w:p>
+      <w:pPr>
+        <w:keepNext/>
+        <w:spacing w:before="120" w:after="60"/>
+      </w:pPr>
+      <w:r>
+        <w:rPr>
+          <w:b/>
+          <w:bCs/>
+          <w:color w:val="1F4E79"/>
+        </w:rPr>
+        <w:t xml:space="preserve">Notes (anything different, slow or confusing):</w:t>
+      </w:r>
+    </w:p>
+    <w:tbl>
+      <w:tblPr>
+        <w:tblW w:type="dxa" w:w="10080"/>
+        <w:tblBorders>
+          <w:top w:val="single" w:color="auto" w:sz="4"/>
+          <w:left w:val="single" w:color="auto" w:sz="4"/>
+          <w:bottom w:val="single" w:color="auto" w:sz="4"/>
+          <w:right w:val="single" w:color="auto" w:sz="4"/>
+          <w:insideH w:val="single" w:color="auto" w:sz="4"/>
+          <w:insideV w:val="single" w:color="auto" w:sz="4"/>
+        </w:tblBorders>
+      </w:tblPr>
+      <w:tblGrid>
+        <w:gridCol w:w="10080"/>
+      </w:tblGrid>
+      <w:tr>
+        <w:trPr>
+          <w:cantSplit/>
+          <w:trHeight w:val="900" w:hRule="atLeast"/>
+        </w:trPr>
+        <w:tc>
+          <w:tcPr>
+            <w:tcW w:type="dxa" w:w="10080"/>
+            <w:tcBorders>
+              <w:top w:val="single" w:color="A6A6A6" w:sz="4"/>
+              <w:left w:val="single" w:color="A6A6A6" w:sz="4"/>
+              <w:bottom w:val="single" w:color="A6A6A6" w:sz="4"/>
+              <w:right w:val="single" w:color="A6A6A6" w:sz="4"/>
+            </w:tcBorders>
+            <w:tcMar>
+              <w:top w:type="dxa" w:w="80"/>
+              <w:left w:type="dxa" w:w="120"/>
+              <w:bottom w:type="dxa" w:w="80"/>
+              <w:right w:type="dxa" w:w="120"/>
+            </w:tcMar>
+          </w:tcPr>
+          <w:p/>
+        </w:tc>
+      </w:tr>
+    </w:tbl>
+    <w:p>
+      <w:pPr>
+        <w:spacing w:after="160"/>
+      </w:pPr>
+    </w:p>
+    <w:p>
+      <w:pPr>
+        <w:pStyle w:val="Heading3"/>
+      </w:pPr>
+      <w:r>
+        <w:t xml:space="preserve">New rule criteria and Try it (don’t save)</w:t>
+      </w:r>
+    </w:p>
+    <w:tbl>
+      <w:tblPr>
+        <w:tblW w:type="dxa" w:w="10080"/>
+        <w:tblBorders>
+          <w:top w:val="single" w:color="auto" w:sz="4"/>
+          <w:left w:val="single" w:color="auto" w:sz="4"/>
+          <w:bottom w:val="single" w:color="auto" w:sz="4"/>
+          <w:right w:val="single" w:color="auto" w:sz="4"/>
+          <w:insideH w:val="single" w:color="auto" w:sz="4"/>
+          <w:insideV w:val="single" w:color="auto" w:sz="4"/>
+        </w:tblBorders>
+      </w:tblPr>
+      <w:tblGrid>
+        <w:gridCol w:w="504"/>
+        <w:gridCol w:w="4234"/>
+        <w:gridCol w:w="4536"/>
+        <w:gridCol w:w="806"/>
+      </w:tblGrid>
+      <w:tr>
+        <w:trPr>
+          <w:tblHeader/>
+        </w:trPr>
+        <w:tc>
+          <w:tcPr>
+            <w:tcW w:type="dxa" w:w="504"/>
+            <w:tcBorders>
+              <w:top w:val="single" w:color="BFBFBF" w:sz="4"/>
+              <w:left w:val="single" w:color="BFBFBF" w:sz="4"/>
+              <w:bottom w:val="single" w:color="BFBFBF" w:sz="4"/>
+              <w:right w:val="single" w:color="BFBFBF" w:sz="4"/>
+            </w:tcBorders>
+            <w:shd w:fill="DEEAF6" w:color="auto" w:val="clear"/>
+            <w:tcMar>
+              <w:top w:type="dxa" w:w="60"/>
+              <w:left w:type="dxa" w:w="100"/>
+              <w:bottom w:type="dxa" w:w="60"/>
+              <w:right w:type="dxa" w:w="100"/>
+            </w:tcMar>
+          </w:tcPr>
+          <w:p>
+            <w:pPr>
+              <w:keepNext w:val="false"/>
+            </w:pPr>
+            <w:r>
+              <w:rPr>
+                <w:b/>
+                <w:bCs/>
+              </w:rPr>
+              <w:t xml:space="preserve">#</w:t>
+            </w:r>
+          </w:p>
+        </w:tc>
+        <w:tc>
+          <w:tcPr>
+            <w:tcW w:type="dxa" w:w="4234"/>
+            <w:tcBorders>
+              <w:top w:val="single" w:color="BFBFBF" w:sz="4"/>
+              <w:left w:val="single" w:color="BFBFBF" w:sz="4"/>
+              <w:bottom w:val="single" w:color="BFBFBF" w:sz="4"/>
+              <w:right w:val="single" w:color="BFBFBF" w:sz="4"/>
+            </w:tcBorders>
+            <w:shd w:fill="DEEAF6" w:color="auto" w:val="clear"/>
+            <w:tcMar>
+              <w:top w:type="dxa" w:w="60"/>
+              <w:left w:type="dxa" w:w="100"/>
+              <w:bottom w:type="dxa" w:w="60"/>
+              <w:right w:type="dxa" w:w="100"/>
+            </w:tcMar>
+          </w:tcPr>
+          <w:p>
+            <w:pPr>
+              <w:keepNext w:val="false"/>
+            </w:pPr>
+            <w:r>
+              <w:rPr>
+                <w:b/>
+                <w:bCs/>
+              </w:rPr>
+              <w:t xml:space="preserve">Do this</w:t>
+            </w:r>
+          </w:p>
+        </w:tc>
+        <w:tc>
+          <w:tcPr>
+            <w:tcW w:type="dxa" w:w="4536"/>
+            <w:tcBorders>
+              <w:top w:val="single" w:color="BFBFBF" w:sz="4"/>
+              <w:left w:val="single" w:color="BFBFBF" w:sz="4"/>
+              <w:bottom w:val="single" w:color="BFBFBF" w:sz="4"/>
+              <w:right w:val="single" w:color="BFBFBF" w:sz="4"/>
+            </w:tcBorders>
+            <w:shd w:fill="DEEAF6" w:color="auto" w:val="clear"/>
+            <w:tcMar>
+              <w:top w:type="dxa" w:w="60"/>
+              <w:left w:type="dxa" w:w="100"/>
+              <w:bottom w:type="dxa" w:w="60"/>
+              <w:right w:type="dxa" w:w="100"/>
+            </w:tcMar>
+          </w:tcPr>
+          <w:p>
+            <w:pPr>
+              <w:keepNext w:val="false"/>
+            </w:pPr>
+            <w:r>
+              <w:rPr>
+                <w:b/>
+                <w:bCs/>
+              </w:rPr>
+              <w:t xml:space="preserve">You should see</w:t>
+            </w:r>
+          </w:p>
+        </w:tc>
+        <w:tc>
+          <w:tcPr>
+            <w:tcW w:type="dxa" w:w="806"/>
+            <w:tcBorders>
+              <w:top w:val="single" w:color="BFBFBF" w:sz="4"/>
+              <w:left w:val="single" w:color="BFBFBF" w:sz="4"/>
+              <w:bottom w:val="single" w:color="BFBFBF" w:sz="4"/>
+              <w:right w:val="single" w:color="BFBFBF" w:sz="4"/>
+            </w:tcBorders>
+            <w:shd w:fill="DEEAF6" w:color="auto" w:val="clear"/>
+            <w:tcMar>
+              <w:top w:type="dxa" w:w="60"/>
+              <w:left w:type="dxa" w:w="100"/>
+              <w:bottom w:type="dxa" w:w="60"/>
+              <w:right w:type="dxa" w:w="100"/>
+            </w:tcMar>
+          </w:tcPr>
+          <w:p>
+            <w:pPr>
+              <w:keepNext w:val="false"/>
+            </w:pPr>
+            <w:r>
+              <w:rPr>
+                <w:b/>
+                <w:bCs/>
+              </w:rPr>
+              <w:t xml:space="preserve">OK</w:t>
+            </w:r>
+          </w:p>
+        </w:tc>
+      </w:tr>
+      <w:tr>
+        <w:trPr>
+          <w:tblHeader w:val="false"/>
+        </w:trPr>
+        <w:tc>
+          <w:tcPr>
+            <w:tcW w:type="dxa" w:w="504"/>
+            <w:tcBorders>
+              <w:top w:val="single" w:color="BFBFBF" w:sz="4"/>
+              <w:left w:val="single" w:color="BFBFBF" w:sz="4"/>
+              <w:bottom w:val="single" w:color="BFBFBF" w:sz="4"/>
+              <w:right w:val="single" w:color="BFBFBF" w:sz="4"/>
+            </w:tcBorders>
+            <w:tcMar>
+              <w:top w:type="dxa" w:w="60"/>
+              <w:left w:type="dxa" w:w="100"/>
+              <w:bottom w:type="dxa" w:w="60"/>
+              <w:right w:type="dxa" w:w="100"/>
+            </w:tcMar>
+          </w:tcPr>
+          <w:p>
+            <w:pPr>
+              <w:keepNext w:val="false"/>
+            </w:pPr>
+            <w:r>
+              <w:t xml:space="preserve">1</w:t>
+            </w:r>
+          </w:p>
+        </w:tc>
+        <w:tc>
+          <w:tcPr>
+            <w:tcW w:type="dxa" w:w="4234"/>
+            <w:tcBorders>
+              <w:top w:val="single" w:color="BFBFBF" w:sz="4"/>
+              <w:left w:val="single" w:color="BFBFBF" w:sz="4"/>
+              <w:bottom w:val="single" w:color="BFBFBF" w:sz="4"/>
+              <w:right w:val="single" w:color="BFBFBF" w:sz="4"/>
+            </w:tcBorders>
+            <w:tcMar>
+              <w:top w:type="dxa" w:w="60"/>
+              <w:left w:type="dxa" w:w="100"/>
+              <w:bottom w:type="dxa" w:w="60"/>
+              <w:right w:type="dxa" w:w="100"/>
+            </w:tcMar>
+          </w:tcPr>
+          <w:p>
+            <w:pPr>
+              <w:keepNext w:val="false"/>
+            </w:pPr>
+            <w:r>
+              <w:t xml:space="preserve">Click </w:t>
+            </w:r>
+            <w:r>
+              <w:rPr>
+                <w:b/>
+                <w:bCs/>
+              </w:rPr>
+              <w:t xml:space="preserve">Rules</w:t>
+            </w:r>
+            <w:r>
+              <w:t xml:space="preserve">, then </w:t>
+            </w:r>
+            <w:r>
+              <w:rPr>
+                <w:b/>
+                <w:bCs/>
+              </w:rPr>
+              <w:t xml:space="preserve">New rule</w:t>
+            </w:r>
+            <w:r>
+              <w:t xml:space="preserve">.</w:t>
+            </w:r>
+          </w:p>
+        </w:tc>
+        <w:tc>
+          <w:tcPr>
+            <w:tcW w:type="dxa" w:w="4536"/>
+            <w:tcBorders>
+              <w:top w:val="single" w:color="BFBFBF" w:sz="4"/>
+              <w:left w:val="single" w:color="BFBFBF" w:sz="4"/>
+              <w:bottom w:val="single" w:color="BFBFBF" w:sz="4"/>
+              <w:right w:val="single" w:color="BFBFBF" w:sz="4"/>
+            </w:tcBorders>
+            <w:tcMar>
+              <w:top w:type="dxa" w:w="60"/>
+              <w:left w:type="dxa" w:w="100"/>
+              <w:bottom w:type="dxa" w:w="60"/>
+              <w:right w:type="dxa" w:w="100"/>
+            </w:tcMar>
+          </w:tcPr>
+          <w:p>
+            <w:pPr>
+              <w:keepNext w:val="false"/>
+            </w:pPr>
+            <w:r>
+              <w:t xml:space="preserve">An empty rule with the new fields: </w:t>
+            </w:r>
+            <w:r>
+              <w:rPr>
+                <w:b/>
+                <w:bCs/>
+              </w:rPr>
+              <w:t xml:space="preserve">SLC</w:t>
+            </w:r>
+            <w:r>
+              <w:t xml:space="preserve">, </w:t>
+            </w:r>
+            <w:r>
+              <w:rPr>
+                <w:b/>
+                <w:bCs/>
+              </w:rPr>
+              <w:t xml:space="preserve">Source</w:t>
+            </w:r>
+            <w:r>
+              <w:t xml:space="preserve">, </w:t>
+            </w:r>
+            <w:r>
+              <w:rPr>
+                <w:b/>
+                <w:bCs/>
+              </w:rPr>
+              <w:t xml:space="preserve">Vendor code</w:t>
+            </w:r>
+            <w:r>
+              <w:t xml:space="preserve">, </w:t>
+            </w:r>
+            <w:r>
+              <w:rPr>
+                <w:b/>
+                <w:bCs/>
+              </w:rPr>
+              <w:t xml:space="preserve">Product group</w:t>
+            </w:r>
+            <w:r>
+              <w:t xml:space="preserve"> and </w:t>
+            </w:r>
+            <w:r>
+              <w:rPr>
+                <w:b/>
+                <w:bCs/>
+              </w:rPr>
+              <w:t xml:space="preserve">Commodity code</w:t>
+            </w:r>
+            <w:r>
+              <w:t xml:space="preserve">, as well as Franchise, Dealer group code and Branch.</w:t>
+            </w:r>
+          </w:p>
+        </w:tc>
+        <w:tc>
+          <w:tcPr>
+            <w:tcW w:type="dxa" w:w="806"/>
+            <w:tcBorders>
+              <w:top w:val="single" w:color="BFBFBF" w:sz="4"/>
+              <w:left w:val="single" w:color="BFBFBF" w:sz="4"/>
+              <w:bottom w:val="single" w:color="BFBFBF" w:sz="4"/>
+              <w:right w:val="single" w:color="BFBFBF" w:sz="4"/>
+            </w:tcBorders>
+            <w:tcMar>
+              <w:top w:type="dxa" w:w="60"/>
+              <w:left w:type="dxa" w:w="100"/>
+              <w:bottom w:type="dxa" w:w="60"/>
+              <w:right w:type="dxa" w:w="100"/>
+            </w:tcMar>
+          </w:tcPr>
+          <w:p>
+            <w:pPr>
+              <w:keepNext w:val="false"/>
+            </w:pPr>
+            <w:r>
+              <w:t xml:space="preserve">☐</w:t>
+            </w:r>
+          </w:p>
+        </w:tc>
+      </w:tr>
+      <w:tr>
+        <w:trPr>
+          <w:tblHeader w:val="false"/>
+        </w:trPr>
+        <w:tc>
+          <w:tcPr>
+            <w:tcW w:type="dxa" w:w="504"/>
+            <w:tcBorders>
+              <w:top w:val="single" w:color="BFBFBF" w:sz="4"/>
+              <w:left w:val="single" w:color="BFBFBF" w:sz="4"/>
+              <w:bottom w:val="single" w:color="BFBFBF" w:sz="4"/>
+              <w:right w:val="single" w:color="BFBFBF" w:sz="4"/>
+            </w:tcBorders>
+            <w:tcMar>
+              <w:top w:type="dxa" w:w="60"/>
+              <w:left w:type="dxa" w:w="100"/>
+              <w:bottom w:type="dxa" w:w="60"/>
+              <w:right w:type="dxa" w:w="100"/>
+            </w:tcMar>
+          </w:tcPr>
+          <w:p>
+            <w:pPr>
+              <w:keepNext w:val="false"/>
+            </w:pPr>
+            <w:r>
+              <w:t xml:space="preserve">2</w:t>
+            </w:r>
+          </w:p>
+        </w:tc>
+        <w:tc>
+          <w:tcPr>
+            <w:tcW w:type="dxa" w:w="4234"/>
+            <w:tcBorders>
+              <w:top w:val="single" w:color="BFBFBF" w:sz="4"/>
+              <w:left w:val="single" w:color="BFBFBF" w:sz="4"/>
+              <w:bottom w:val="single" w:color="BFBFBF" w:sz="4"/>
+              <w:right w:val="single" w:color="BFBFBF" w:sz="4"/>
+            </w:tcBorders>
+            <w:tcMar>
+              <w:top w:type="dxa" w:w="60"/>
+              <w:left w:type="dxa" w:w="100"/>
+              <w:bottom w:type="dxa" w:w="60"/>
+              <w:right w:type="dxa" w:w="100"/>
+            </w:tcMar>
+          </w:tcPr>
+          <w:p>
+            <w:pPr>
+              <w:keepNext w:val="false"/>
+            </w:pPr>
+            <w:r>
+              <w:t xml:space="preserve">Type </w:t>
+            </w:r>
+            <w:r>
+              <w:rPr>
+                <w:b/>
+                <w:bCs/>
+              </w:rPr>
+              <w:t xml:space="preserve">01058</w:t>
+            </w:r>
+            <w:r>
+              <w:t xml:space="preserve"> in </w:t>
+            </w:r>
+            <w:r>
+              <w:rPr>
+                <w:b/>
+                <w:bCs/>
+              </w:rPr>
+              <w:t xml:space="preserve">Vendor code</w:t>
+            </w:r>
+            <w:r>
+              <w:t xml:space="preserve">.</w:t>
+            </w:r>
+          </w:p>
+        </w:tc>
+        <w:tc>
+          <w:tcPr>
+            <w:tcW w:type="dxa" w:w="4536"/>
+            <w:tcBorders>
+              <w:top w:val="single" w:color="BFBFBF" w:sz="4"/>
+              <w:left w:val="single" w:color="BFBFBF" w:sz="4"/>
+              <w:bottom w:val="single" w:color="BFBFBF" w:sz="4"/>
+              <w:right w:val="single" w:color="BFBFBF" w:sz="4"/>
+            </w:tcBorders>
+            <w:tcMar>
+              <w:top w:type="dxa" w:w="60"/>
+              <w:left w:type="dxa" w:w="100"/>
+              <w:bottom w:type="dxa" w:w="60"/>
+              <w:right w:type="dxa" w:w="100"/>
+            </w:tcMar>
+          </w:tcPr>
+          <w:p>
+            <w:pPr>
+              <w:keepNext w:val="false"/>
+            </w:pPr>
+            <w:r>
+              <w:t xml:space="preserve">A warning: the leading zero means it matches no part; use 1058.</w:t>
+            </w:r>
+          </w:p>
+        </w:tc>
+        <w:tc>
+          <w:tcPr>
+            <w:tcW w:type="dxa" w:w="806"/>
+            <w:tcBorders>
+              <w:top w:val="single" w:color="BFBFBF" w:sz="4"/>
+              <w:left w:val="single" w:color="BFBFBF" w:sz="4"/>
+              <w:bottom w:val="single" w:color="BFBFBF" w:sz="4"/>
+              <w:right w:val="single" w:color="BFBFBF" w:sz="4"/>
+            </w:tcBorders>
+            <w:tcMar>
+              <w:top w:type="dxa" w:w="60"/>
+              <w:left w:type="dxa" w:w="100"/>
+              <w:bottom w:type="dxa" w:w="60"/>
+              <w:right w:type="dxa" w:w="100"/>
+            </w:tcMar>
+          </w:tcPr>
+          <w:p>
+            <w:pPr>
+              <w:keepNext w:val="false"/>
+            </w:pPr>
+            <w:r>
+              <w:t xml:space="preserve">☐</w:t>
+            </w:r>
+          </w:p>
+        </w:tc>
+      </w:tr>
+      <w:tr>
+        <w:trPr>
+          <w:tblHeader w:val="false"/>
+        </w:trPr>
+        <w:tc>
+          <w:tcPr>
+            <w:tcW w:type="dxa" w:w="504"/>
+            <w:tcBorders>
+              <w:top w:val="single" w:color="BFBFBF" w:sz="4"/>
+              <w:left w:val="single" w:color="BFBFBF" w:sz="4"/>
+              <w:bottom w:val="single" w:color="BFBFBF" w:sz="4"/>
+              <w:right w:val="single" w:color="BFBFBF" w:sz="4"/>
+            </w:tcBorders>
+            <w:tcMar>
+              <w:top w:type="dxa" w:w="60"/>
+              <w:left w:type="dxa" w:w="100"/>
+              <w:bottom w:type="dxa" w:w="60"/>
+              <w:right w:type="dxa" w:w="100"/>
+            </w:tcMar>
+          </w:tcPr>
+          <w:p>
+            <w:pPr>
+              <w:keepNext w:val="false"/>
+            </w:pPr>
+            <w:r>
+              <w:t xml:space="preserve">3</w:t>
+            </w:r>
+          </w:p>
+        </w:tc>
+        <w:tc>
+          <w:tcPr>
+            <w:tcW w:type="dxa" w:w="4234"/>
+            <w:tcBorders>
+              <w:top w:val="single" w:color="BFBFBF" w:sz="4"/>
+              <w:left w:val="single" w:color="BFBFBF" w:sz="4"/>
+              <w:bottom w:val="single" w:color="BFBFBF" w:sz="4"/>
+              <w:right w:val="single" w:color="BFBFBF" w:sz="4"/>
+            </w:tcBorders>
+            <w:tcMar>
+              <w:top w:type="dxa" w:w="60"/>
+              <w:left w:type="dxa" w:w="100"/>
+              <w:bottom w:type="dxa" w:w="60"/>
+              <w:right w:type="dxa" w:w="100"/>
+            </w:tcMar>
+          </w:tcPr>
+          <w:p>
+            <w:pPr>
+              <w:keepNext w:val="false"/>
+            </w:pPr>
+            <w:r>
+              <w:t xml:space="preserve">Change it to </w:t>
+            </w:r>
+            <w:r>
+              <w:rPr>
+                <w:b/>
+                <w:bCs/>
+              </w:rPr>
+              <w:t xml:space="preserve">1058</w:t>
+            </w:r>
+            <w:r>
+              <w:t xml:space="preserve">. Give the rule a name (</w:t>
+            </w:r>
+            <w:r>
+              <w:rPr>
+                <w:b/>
+                <w:bCs/>
+              </w:rPr>
+              <w:t xml:space="preserve">TEST</w:t>
+            </w:r>
+            <w:r>
+              <w:t xml:space="preserve">), priority </w:t>
+            </w:r>
+            <w:r>
+              <w:rPr>
+                <w:b/>
+                <w:bCs/>
+              </w:rPr>
+              <w:t xml:space="preserve">5</w:t>
+            </w:r>
+            <w:r>
+              <w:t xml:space="preserve">, supply </w:t>
+            </w:r>
+            <w:r>
+              <w:rPr>
+                <w:b/>
+                <w:bCs/>
+              </w:rPr>
+              <w:t xml:space="preserve">16 weeks</w:t>
+            </w:r>
+            <w:r>
+              <w:t xml:space="preserve">, and switch it </w:t>
+            </w:r>
+            <w:r>
+              <w:rPr>
+                <w:b/>
+                <w:bCs/>
+              </w:rPr>
+              <w:t xml:space="preserve">Active</w:t>
+            </w:r>
+            <w:r>
+              <w:t xml:space="preserve">.</w:t>
+            </w:r>
+          </w:p>
+        </w:tc>
+        <w:tc>
+          <w:tcPr>
+            <w:tcW w:type="dxa" w:w="4536"/>
+            <w:tcBorders>
+              <w:top w:val="single" w:color="BFBFBF" w:sz="4"/>
+              <w:left w:val="single" w:color="BFBFBF" w:sz="4"/>
+              <w:bottom w:val="single" w:color="BFBFBF" w:sz="4"/>
+              <w:right w:val="single" w:color="BFBFBF" w:sz="4"/>
+            </w:tcBorders>
+            <w:tcMar>
+              <w:top w:type="dxa" w:w="60"/>
+              <w:left w:type="dxa" w:w="100"/>
+              <w:bottom w:type="dxa" w:w="60"/>
+              <w:right w:type="dxa" w:w="100"/>
+            </w:tcMar>
+          </w:tcPr>
+          <w:p>
+            <w:pPr>
+              <w:keepNext w:val="false"/>
+            </w:pPr>
+            <w:r>
+              <w:t xml:space="preserve">The </w:t>
+            </w:r>
+            <w:r>
+              <w:rPr>
+                <w:b/>
+                <w:bCs/>
+              </w:rPr>
+              <w:t xml:space="preserve">Try it</w:t>
+            </w:r>
+            <w:r>
+              <w:t xml:space="preserve"> panel on branch 1: more order lines and a higher total, and only vendor 1058’s parts among the parts that change.</w:t>
+            </w:r>
+          </w:p>
+        </w:tc>
+        <w:tc>
+          <w:tcPr>
+            <w:tcW w:type="dxa" w:w="806"/>
+            <w:tcBorders>
+              <w:top w:val="single" w:color="BFBFBF" w:sz="4"/>
+              <w:left w:val="single" w:color="BFBFBF" w:sz="4"/>
+              <w:bottom w:val="single" w:color="BFBFBF" w:sz="4"/>
+              <w:right w:val="single" w:color="BFBFBF" w:sz="4"/>
+            </w:tcBorders>
+            <w:tcMar>
+              <w:top w:type="dxa" w:w="60"/>
+              <w:left w:type="dxa" w:w="100"/>
+              <w:bottom w:type="dxa" w:w="60"/>
+              <w:right w:type="dxa" w:w="100"/>
+            </w:tcMar>
+          </w:tcPr>
+          <w:p>
+            <w:pPr>
+              <w:keepNext w:val="false"/>
+            </w:pPr>
+            <w:r>
+              <w:t xml:space="preserve">☐</w:t>
+            </w:r>
+          </w:p>
+        </w:tc>
+      </w:tr>
+      <w:tr>
+        <w:trPr>
+          <w:tblHeader w:val="false"/>
+        </w:trPr>
+        <w:tc>
+          <w:tcPr>
+            <w:tcW w:type="dxa" w:w="504"/>
+            <w:tcBorders>
+              <w:top w:val="single" w:color="BFBFBF" w:sz="4"/>
+              <w:left w:val="single" w:color="BFBFBF" w:sz="4"/>
+              <w:bottom w:val="single" w:color="BFBFBF" w:sz="4"/>
+              <w:right w:val="single" w:color="BFBFBF" w:sz="4"/>
+            </w:tcBorders>
+            <w:tcMar>
+              <w:top w:type="dxa" w:w="60"/>
+              <w:left w:type="dxa" w:w="100"/>
+              <w:bottom w:type="dxa" w:w="60"/>
+              <w:right w:type="dxa" w:w="100"/>
+            </w:tcMar>
+          </w:tcPr>
+          <w:p>
+            <w:pPr>
+              <w:keepNext w:val="false"/>
+            </w:pPr>
+            <w:r>
+              <w:t xml:space="preserve">4</w:t>
+            </w:r>
+          </w:p>
+        </w:tc>
+        <w:tc>
+          <w:tcPr>
+            <w:tcW w:type="dxa" w:w="4234"/>
+            <w:tcBorders>
+              <w:top w:val="single" w:color="BFBFBF" w:sz="4"/>
+              <w:left w:val="single" w:color="BFBFBF" w:sz="4"/>
+              <w:bottom w:val="single" w:color="BFBFBF" w:sz="4"/>
+              <w:right w:val="single" w:color="BFBFBF" w:sz="4"/>
+            </w:tcBorders>
+            <w:tcMar>
+              <w:top w:type="dxa" w:w="60"/>
+              <w:left w:type="dxa" w:w="100"/>
+              <w:bottom w:type="dxa" w:w="60"/>
+              <w:right w:type="dxa" w:w="100"/>
+            </w:tcMar>
+          </w:tcPr>
+          <w:p>
+            <w:pPr>
+              <w:keepNext w:val="false"/>
+            </w:pPr>
+            <w:r>
+              <w:t xml:space="preserve">Click </w:t>
+            </w:r>
+            <w:r>
+              <w:rPr>
+                <w:b/>
+                <w:bCs/>
+              </w:rPr>
+              <w:t xml:space="preserve">Close</w:t>
+            </w:r>
+            <w:r>
+              <w:t xml:space="preserve">, then </w:t>
+            </w:r>
+            <w:r>
+              <w:rPr>
+                <w:b/>
+                <w:bCs/>
+              </w:rPr>
+              <w:t xml:space="preserve">Discard</w:t>
+            </w:r>
+            <w:r>
+              <w:t xml:space="preserve">.</w:t>
+            </w:r>
+          </w:p>
+        </w:tc>
+        <w:tc>
+          <w:tcPr>
+            <w:tcW w:type="dxa" w:w="4536"/>
+            <w:tcBorders>
+              <w:top w:val="single" w:color="BFBFBF" w:sz="4"/>
+              <w:left w:val="single" w:color="BFBFBF" w:sz="4"/>
+              <w:bottom w:val="single" w:color="BFBFBF" w:sz="4"/>
+              <w:right w:val="single" w:color="BFBFBF" w:sz="4"/>
+            </w:tcBorders>
+            <w:tcMar>
+              <w:top w:type="dxa" w:w="60"/>
+              <w:left w:type="dxa" w:w="100"/>
+              <w:bottom w:type="dxa" w:w="60"/>
+              <w:right w:type="dxa" w:w="100"/>
+            </w:tcMar>
+          </w:tcPr>
+          <w:p>
+            <w:pPr>
+              <w:keepNext w:val="false"/>
+            </w:pPr>
+            <w:r>
+              <w:t xml:space="preserve">Nothing is saved; the rules list is unchanged.</w:t>
+            </w:r>
+          </w:p>
+        </w:tc>
+        <w:tc>
+          <w:tcPr>
+            <w:tcW w:type="dxa" w:w="806"/>
+            <w:tcBorders>
+              <w:top w:val="single" w:color="BFBFBF" w:sz="4"/>
+              <w:left w:val="single" w:color="BFBFBF" w:sz="4"/>
+              <w:bottom w:val="single" w:color="BFBFBF" w:sz="4"/>
+              <w:right w:val="single" w:color="BFBFBF" w:sz="4"/>
+            </w:tcBorders>
+            <w:tcMar>
+              <w:top w:type="dxa" w:w="60"/>
+              <w:left w:type="dxa" w:w="100"/>
+              <w:bottom w:type="dxa" w:w="60"/>
+              <w:right w:type="dxa" w:w="100"/>
+            </w:tcMar>
+          </w:tcPr>
+          <w:p>
+            <w:pPr>
+              <w:keepNext w:val="false"/>
+            </w:pPr>
+            <w:r>
+              <w:t xml:space="preserve">☐</w:t>
+            </w:r>
+          </w:p>
+        </w:tc>
+      </w:tr>
+    </w:tbl>
+    <w:p>
+      <w:pPr>
+        <w:spacing w:after="120"/>
+      </w:pPr>
+    </w:p>
+    <w:p>
+      <w:pPr>
+        <w:keepNext/>
+        <w:spacing w:before="120" w:after="60"/>
+      </w:pPr>
+      <w:r>
+        <w:rPr>
+          <w:b/>
+          <w:bCs/>
+          <w:color w:val="1F4E79"/>
+        </w:rPr>
+        <w:t xml:space="preserve">Notes (anything different, slow or confusing):</w:t>
+      </w:r>
+    </w:p>
+    <w:tbl>
+      <w:tblPr>
+        <w:tblW w:type="dxa" w:w="10080"/>
+        <w:tblBorders>
+          <w:top w:val="single" w:color="auto" w:sz="4"/>
+          <w:left w:val="single" w:color="auto" w:sz="4"/>
+          <w:bottom w:val="single" w:color="auto" w:sz="4"/>
+          <w:right w:val="single" w:color="auto" w:sz="4"/>
+          <w:insideH w:val="single" w:color="auto" w:sz="4"/>
+          <w:insideV w:val="single" w:color="auto" w:sz="4"/>
+        </w:tblBorders>
+      </w:tblPr>
+      <w:tblGrid>
+        <w:gridCol w:w="10080"/>
+      </w:tblGrid>
+      <w:tr>
+        <w:trPr>
+          <w:cantSplit/>
+          <w:trHeight w:val="900" w:hRule="atLeast"/>
+        </w:trPr>
+        <w:tc>
+          <w:tcPr>
+            <w:tcW w:type="dxa" w:w="10080"/>
+            <w:tcBorders>
+              <w:top w:val="single" w:color="A6A6A6" w:sz="4"/>
+              <w:left w:val="single" w:color="A6A6A6" w:sz="4"/>
+              <w:bottom w:val="single" w:color="A6A6A6" w:sz="4"/>
+              <w:right w:val="single" w:color="A6A6A6" w:sz="4"/>
+            </w:tcBorders>
+            <w:tcMar>
+              <w:top w:type="dxa" w:w="80"/>
+              <w:left w:type="dxa" w:w="120"/>
+              <w:bottom w:type="dxa" w:w="80"/>
+              <w:right w:type="dxa" w:w="120"/>
+            </w:tcMar>
+          </w:tcPr>
+          <w:p/>
+        </w:tc>
+      </w:tr>
+    </w:tbl>
+    <w:p>
+      <w:pPr>
+        <w:spacing w:after="160"/>
+      </w:pPr>
+    </w:p>
+    <w:p>
+      <w:pPr>
+        <w:pStyle w:val="Heading3"/>
+      </w:pPr>
+      <w:r>
+        <w:t xml:space="preserve">About</w:t>
+      </w:r>
+    </w:p>
+    <w:tbl>
+      <w:tblPr>
+        <w:tblW w:type="dxa" w:w="10080"/>
+        <w:tblBorders>
+          <w:top w:val="single" w:color="auto" w:sz="4"/>
+          <w:left w:val="single" w:color="auto" w:sz="4"/>
+          <w:bottom w:val="single" w:color="auto" w:sz="4"/>
+          <w:right w:val="single" w:color="auto" w:sz="4"/>
+          <w:insideH w:val="single" w:color="auto" w:sz="4"/>
+          <w:insideV w:val="single" w:color="auto" w:sz="4"/>
+        </w:tblBorders>
+      </w:tblPr>
+      <w:tblGrid>
+        <w:gridCol w:w="504"/>
+        <w:gridCol w:w="4234"/>
+        <w:gridCol w:w="4536"/>
+        <w:gridCol w:w="806"/>
+      </w:tblGrid>
+      <w:tr>
+        <w:trPr>
+          <w:tblHeader/>
+        </w:trPr>
+        <w:tc>
+          <w:tcPr>
+            <w:tcW w:type="dxa" w:w="504"/>
+            <w:tcBorders>
+              <w:top w:val="single" w:color="BFBFBF" w:sz="4"/>
+              <w:left w:val="single" w:color="BFBFBF" w:sz="4"/>
+              <w:bottom w:val="single" w:color="BFBFBF" w:sz="4"/>
+              <w:right w:val="single" w:color="BFBFBF" w:sz="4"/>
+            </w:tcBorders>
+            <w:shd w:fill="DEEAF6" w:color="auto" w:val="clear"/>
+            <w:tcMar>
+              <w:top w:type="dxa" w:w="60"/>
+              <w:left w:type="dxa" w:w="100"/>
+              <w:bottom w:type="dxa" w:w="60"/>
+              <w:right w:type="dxa" w:w="100"/>
+            </w:tcMar>
+          </w:tcPr>
+          <w:p>
+            <w:pPr>
+              <w:keepNext w:val="false"/>
+            </w:pPr>
+            <w:r>
+              <w:rPr>
+                <w:b/>
+                <w:bCs/>
+              </w:rPr>
+              <w:t xml:space="preserve">#</w:t>
+            </w:r>
+          </w:p>
+        </w:tc>
+        <w:tc>
+          <w:tcPr>
+            <w:tcW w:type="dxa" w:w="4234"/>
+            <w:tcBorders>
+              <w:top w:val="single" w:color="BFBFBF" w:sz="4"/>
+              <w:left w:val="single" w:color="BFBFBF" w:sz="4"/>
+              <w:bottom w:val="single" w:color="BFBFBF" w:sz="4"/>
+              <w:right w:val="single" w:color="BFBFBF" w:sz="4"/>
+            </w:tcBorders>
+            <w:shd w:fill="DEEAF6" w:color="auto" w:val="clear"/>
+            <w:tcMar>
+              <w:top w:type="dxa" w:w="60"/>
+              <w:left w:type="dxa" w:w="100"/>
+              <w:bottom w:type="dxa" w:w="60"/>
+              <w:right w:type="dxa" w:w="100"/>
+            </w:tcMar>
+          </w:tcPr>
+          <w:p>
+            <w:pPr>
+              <w:keepNext w:val="false"/>
+            </w:pPr>
+            <w:r>
+              <w:rPr>
+                <w:b/>
+                <w:bCs/>
+              </w:rPr>
+              <w:t xml:space="preserve">Do this</w:t>
+            </w:r>
+          </w:p>
+        </w:tc>
+        <w:tc>
+          <w:tcPr>
+            <w:tcW w:type="dxa" w:w="4536"/>
+            <w:tcBorders>
+              <w:top w:val="single" w:color="BFBFBF" w:sz="4"/>
+              <w:left w:val="single" w:color="BFBFBF" w:sz="4"/>
+              <w:bottom w:val="single" w:color="BFBFBF" w:sz="4"/>
+              <w:right w:val="single" w:color="BFBFBF" w:sz="4"/>
+            </w:tcBorders>
+            <w:shd w:fill="DEEAF6" w:color="auto" w:val="clear"/>
+            <w:tcMar>
+              <w:top w:type="dxa" w:w="60"/>
+              <w:left w:type="dxa" w:w="100"/>
+              <w:bottom w:type="dxa" w:w="60"/>
+              <w:right w:type="dxa" w:w="100"/>
+            </w:tcMar>
+          </w:tcPr>
+          <w:p>
+            <w:pPr>
+              <w:keepNext w:val="false"/>
+            </w:pPr>
+            <w:r>
+              <w:rPr>
+                <w:b/>
+                <w:bCs/>
+              </w:rPr>
+              <w:t xml:space="preserve">You should see</w:t>
+            </w:r>
+          </w:p>
+        </w:tc>
+        <w:tc>
+          <w:tcPr>
+            <w:tcW w:type="dxa" w:w="806"/>
+            <w:tcBorders>
+              <w:top w:val="single" w:color="BFBFBF" w:sz="4"/>
+              <w:left w:val="single" w:color="BFBFBF" w:sz="4"/>
+              <w:bottom w:val="single" w:color="BFBFBF" w:sz="4"/>
+              <w:right w:val="single" w:color="BFBFBF" w:sz="4"/>
+            </w:tcBorders>
+            <w:shd w:fill="DEEAF6" w:color="auto" w:val="clear"/>
+            <w:tcMar>
+              <w:top w:type="dxa" w:w="60"/>
+              <w:left w:type="dxa" w:w="100"/>
+              <w:bottom w:type="dxa" w:w="60"/>
+              <w:right w:type="dxa" w:w="100"/>
+            </w:tcMar>
+          </w:tcPr>
+          <w:p>
+            <w:pPr>
+              <w:keepNext w:val="false"/>
+            </w:pPr>
+            <w:r>
+              <w:rPr>
+                <w:b/>
+                <w:bCs/>
+              </w:rPr>
+              <w:t xml:space="preserve">OK</w:t>
+            </w:r>
+          </w:p>
+        </w:tc>
+      </w:tr>
+      <w:tr>
+        <w:trPr>
+          <w:tblHeader w:val="false"/>
+        </w:trPr>
+        <w:tc>
+          <w:tcPr>
+            <w:tcW w:type="dxa" w:w="504"/>
+            <w:tcBorders>
+              <w:top w:val="single" w:color="BFBFBF" w:sz="4"/>
+              <w:left w:val="single" w:color="BFBFBF" w:sz="4"/>
+              <w:bottom w:val="single" w:color="BFBFBF" w:sz="4"/>
+              <w:right w:val="single" w:color="BFBFBF" w:sz="4"/>
+            </w:tcBorders>
+            <w:tcMar>
+              <w:top w:type="dxa" w:w="60"/>
+              <w:left w:type="dxa" w:w="100"/>
+              <w:bottom w:type="dxa" w:w="60"/>
+              <w:right w:type="dxa" w:w="100"/>
+            </w:tcMar>
+          </w:tcPr>
+          <w:p>
+            <w:pPr>
+              <w:keepNext w:val="false"/>
+            </w:pPr>
+            <w:r>
+              <w:t xml:space="preserve">1</w:t>
+            </w:r>
+          </w:p>
+        </w:tc>
+        <w:tc>
+          <w:tcPr>
+            <w:tcW w:type="dxa" w:w="4234"/>
+            <w:tcBorders>
+              <w:top w:val="single" w:color="BFBFBF" w:sz="4"/>
+              <w:left w:val="single" w:color="BFBFBF" w:sz="4"/>
+              <w:bottom w:val="single" w:color="BFBFBF" w:sz="4"/>
+              <w:right w:val="single" w:color="BFBFBF" w:sz="4"/>
+            </w:tcBorders>
+            <w:tcMar>
+              <w:top w:type="dxa" w:w="60"/>
+              <w:left w:type="dxa" w:w="100"/>
+              <w:bottom w:type="dxa" w:w="60"/>
+              <w:right w:type="dxa" w:w="100"/>
+            </w:tcMar>
+          </w:tcPr>
+          <w:p>
+            <w:pPr>
+              <w:keepNext w:val="false"/>
+            </w:pPr>
+            <w:r>
+              <w:rPr>
+                <w:b/>
+                <w:bCs/>
+              </w:rPr>
+              <w:t xml:space="preserve">App Settings</w:t>
+            </w:r>
+            <w:r>
+              <w:t xml:space="preserve"> → </w:t>
+            </w:r>
+            <w:r>
+              <w:rPr>
+                <w:b/>
+                <w:bCs/>
+              </w:rPr>
+              <w:t xml:space="preserve">About</w:t>
+            </w:r>
+            <w:r>
+              <w:t xml:space="preserve">.</w:t>
+            </w:r>
+          </w:p>
+        </w:tc>
+        <w:tc>
+          <w:tcPr>
+            <w:tcW w:type="dxa" w:w="4536"/>
+            <w:tcBorders>
+              <w:top w:val="single" w:color="BFBFBF" w:sz="4"/>
+              <w:left w:val="single" w:color="BFBFBF" w:sz="4"/>
+              <w:bottom w:val="single" w:color="BFBFBF" w:sz="4"/>
+              <w:right w:val="single" w:color="BFBFBF" w:sz="4"/>
+            </w:tcBorders>
+            <w:tcMar>
+              <w:top w:type="dxa" w:w="60"/>
+              <w:left w:type="dxa" w:w="100"/>
+              <w:bottom w:type="dxa" w:w="60"/>
+              <w:right w:type="dxa" w:w="100"/>
+            </w:tcMar>
+          </w:tcPr>
+          <w:p>
+            <w:pPr>
+              <w:keepNext w:val="false"/>
+            </w:pPr>
+            <w:r>
+              <w:t xml:space="preserve">Version </w:t>
+            </w:r>
+            <w:r>
+              <w:rPr>
+                <w:b/>
+                <w:bCs/>
+              </w:rPr>
+              <w:t xml:space="preserve">0.5.0</w:t>
+            </w:r>
+            <w:r>
+              <w:t xml:space="preserve">.</w:t>
+            </w:r>
+          </w:p>
+        </w:tc>
+        <w:tc>
+          <w:tcPr>
+            <w:tcW w:type="dxa" w:w="806"/>
+            <w:tcBorders>
+              <w:top w:val="single" w:color="BFBFBF" w:sz="4"/>
+              <w:left w:val="single" w:color="BFBFBF" w:sz="4"/>
+              <w:bottom w:val="single" w:color="BFBFBF" w:sz="4"/>
+              <w:right w:val="single" w:color="BFBFBF" w:sz="4"/>
+            </w:tcBorders>
+            <w:tcMar>
+              <w:top w:type="dxa" w:w="60"/>
+              <w:left w:type="dxa" w:w="100"/>
+              <w:bottom w:type="dxa" w:w="60"/>
+              <w:right w:type="dxa" w:w="100"/>
+            </w:tcMar>
+          </w:tcPr>
+          <w:p>
+            <w:pPr>
+              <w:keepNext w:val="false"/>
+            </w:pPr>
+            <w:r>
+              <w:t xml:space="preserve">☐</w:t>
+            </w:r>
+          </w:p>
+        </w:tc>
+      </w:tr>
+    </w:tbl>
+    <w:p>
+      <w:pPr>
+        <w:spacing w:after="120"/>
+      </w:pPr>
+    </w:p>
+    <w:p>
+      <w:pPr>
+        <w:keepNext/>
+        <w:spacing w:before="120" w:after="60"/>
+      </w:pPr>
+      <w:r>
+        <w:rPr>
+          <w:b/>
+          <w:bCs/>
+          <w:color w:val="1F4E79"/>
+        </w:rPr>
+        <w:t xml:space="preserve">Notes (anything different, slow or confusing):</w:t>
+      </w:r>
+    </w:p>
+    <w:tbl>
+      <w:tblPr>
+        <w:tblW w:type="dxa" w:w="10080"/>
+        <w:tblBorders>
+          <w:top w:val="single" w:color="auto" w:sz="4"/>
+          <w:left w:val="single" w:color="auto" w:sz="4"/>
+          <w:bottom w:val="single" w:color="auto" w:sz="4"/>
+          <w:right w:val="single" w:color="auto" w:sz="4"/>
+          <w:insideH w:val="single" w:color="auto" w:sz="4"/>
+          <w:insideV w:val="single" w:color="auto" w:sz="4"/>
+        </w:tblBorders>
+      </w:tblPr>
+      <w:tblGrid>
+        <w:gridCol w:w="10080"/>
+      </w:tblGrid>
+      <w:tr>
+        <w:trPr>
+          <w:cantSplit/>
+          <w:trHeight w:val="900" w:hRule="atLeast"/>
+        </w:trPr>
+        <w:tc>
+          <w:tcPr>
+            <w:tcW w:type="dxa" w:w="10080"/>
+            <w:tcBorders>
+              <w:top w:val="single" w:color="A6A6A6" w:sz="4"/>
+              <w:left w:val="single" w:color="A6A6A6" w:sz="4"/>
+              <w:bottom w:val="single" w:color="A6A6A6" w:sz="4"/>
+              <w:right w:val="single" w:color="A6A6A6" w:sz="4"/>
+            </w:tcBorders>
+            <w:tcMar>
+              <w:top w:type="dxa" w:w="80"/>
+              <w:left w:type="dxa" w:w="120"/>
+              <w:bottom w:type="dxa" w:w="80"/>
+              <w:right w:type="dxa" w:w="120"/>
+            </w:tcMar>
+          </w:tcPr>
+          <w:p/>
+        </w:tc>
+      </w:tr>
+    </w:tbl>
+    <w:p>
+      <w:pPr>
+        <w:spacing w:after="160"/>
+      </w:pPr>
     </w:p>
     <w:p>
       <w:pPr>
@@ -8979,6 +15871,726 @@
         <w:pStyle w:val="Heading3"/>
       </w:pPr>
       <w:r>
+        <w:t xml:space="preserve">0.5.0</w:t>
+      </w:r>
+    </w:p>
+    <w:tbl>
+      <w:tblPr>
+        <w:tblW w:type="dxa" w:w="10080"/>
+        <w:tblBorders>
+          <w:top w:val="single" w:color="auto" w:sz="4"/>
+          <w:left w:val="single" w:color="auto" w:sz="4"/>
+          <w:bottom w:val="single" w:color="auto" w:sz="4"/>
+          <w:right w:val="single" w:color="auto" w:sz="4"/>
+          <w:insideH w:val="single" w:color="auto" w:sz="4"/>
+          <w:insideV w:val="single" w:color="auto" w:sz="4"/>
+        </w:tblBorders>
+      </w:tblPr>
+      <w:tblGrid>
+        <w:gridCol w:w="504"/>
+        <w:gridCol w:w="4234"/>
+        <w:gridCol w:w="4536"/>
+        <w:gridCol w:w="806"/>
+      </w:tblGrid>
+      <w:tr>
+        <w:trPr>
+          <w:tblHeader/>
+        </w:trPr>
+        <w:tc>
+          <w:tcPr>
+            <w:tcW w:type="dxa" w:w="504"/>
+            <w:tcBorders>
+              <w:top w:val="single" w:color="BFBFBF" w:sz="4"/>
+              <w:left w:val="single" w:color="BFBFBF" w:sz="4"/>
+              <w:bottom w:val="single" w:color="BFBFBF" w:sz="4"/>
+              <w:right w:val="single" w:color="BFBFBF" w:sz="4"/>
+            </w:tcBorders>
+            <w:shd w:fill="DEEAF6" w:color="auto" w:val="clear"/>
+            <w:tcMar>
+              <w:top w:type="dxa" w:w="60"/>
+              <w:left w:type="dxa" w:w="100"/>
+              <w:bottom w:type="dxa" w:w="60"/>
+              <w:right w:type="dxa" w:w="100"/>
+            </w:tcMar>
+          </w:tcPr>
+          <w:p>
+            <w:pPr>
+              <w:keepNext w:val="false"/>
+            </w:pPr>
+            <w:r>
+              <w:rPr>
+                <w:b/>
+                <w:bCs/>
+              </w:rPr>
+              <w:t xml:space="preserve">#</w:t>
+            </w:r>
+          </w:p>
+        </w:tc>
+        <w:tc>
+          <w:tcPr>
+            <w:tcW w:type="dxa" w:w="4234"/>
+            <w:tcBorders>
+              <w:top w:val="single" w:color="BFBFBF" w:sz="4"/>
+              <w:left w:val="single" w:color="BFBFBF" w:sz="4"/>
+              <w:bottom w:val="single" w:color="BFBFBF" w:sz="4"/>
+              <w:right w:val="single" w:color="BFBFBF" w:sz="4"/>
+            </w:tcBorders>
+            <w:shd w:fill="DEEAF6" w:color="auto" w:val="clear"/>
+            <w:tcMar>
+              <w:top w:type="dxa" w:w="60"/>
+              <w:left w:type="dxa" w:w="100"/>
+              <w:bottom w:type="dxa" w:w="60"/>
+              <w:right w:type="dxa" w:w="100"/>
+            </w:tcMar>
+          </w:tcPr>
+          <w:p>
+            <w:pPr>
+              <w:keepNext w:val="false"/>
+            </w:pPr>
+            <w:r>
+              <w:rPr>
+                <w:b/>
+                <w:bCs/>
+              </w:rPr>
+              <w:t xml:space="preserve">Do this</w:t>
+            </w:r>
+          </w:p>
+        </w:tc>
+        <w:tc>
+          <w:tcPr>
+            <w:tcW w:type="dxa" w:w="4536"/>
+            <w:tcBorders>
+              <w:top w:val="single" w:color="BFBFBF" w:sz="4"/>
+              <w:left w:val="single" w:color="BFBFBF" w:sz="4"/>
+              <w:bottom w:val="single" w:color="BFBFBF" w:sz="4"/>
+              <w:right w:val="single" w:color="BFBFBF" w:sz="4"/>
+            </w:tcBorders>
+            <w:shd w:fill="DEEAF6" w:color="auto" w:val="clear"/>
+            <w:tcMar>
+              <w:top w:type="dxa" w:w="60"/>
+              <w:left w:type="dxa" w:w="100"/>
+              <w:bottom w:type="dxa" w:w="60"/>
+              <w:right w:type="dxa" w:w="100"/>
+            </w:tcMar>
+          </w:tcPr>
+          <w:p>
+            <w:pPr>
+              <w:keepNext w:val="false"/>
+            </w:pPr>
+            <w:r>
+              <w:rPr>
+                <w:b/>
+                <w:bCs/>
+              </w:rPr>
+              <w:t xml:space="preserve">You should see</w:t>
+            </w:r>
+          </w:p>
+        </w:tc>
+        <w:tc>
+          <w:tcPr>
+            <w:tcW w:type="dxa" w:w="806"/>
+            <w:tcBorders>
+              <w:top w:val="single" w:color="BFBFBF" w:sz="4"/>
+              <w:left w:val="single" w:color="BFBFBF" w:sz="4"/>
+              <w:bottom w:val="single" w:color="BFBFBF" w:sz="4"/>
+              <w:right w:val="single" w:color="BFBFBF" w:sz="4"/>
+            </w:tcBorders>
+            <w:shd w:fill="DEEAF6" w:color="auto" w:val="clear"/>
+            <w:tcMar>
+              <w:top w:type="dxa" w:w="60"/>
+              <w:left w:type="dxa" w:w="100"/>
+              <w:bottom w:type="dxa" w:w="60"/>
+              <w:right w:type="dxa" w:w="100"/>
+            </w:tcMar>
+          </w:tcPr>
+          <w:p>
+            <w:pPr>
+              <w:keepNext w:val="false"/>
+            </w:pPr>
+            <w:r>
+              <w:rPr>
+                <w:b/>
+                <w:bCs/>
+              </w:rPr>
+              <w:t xml:space="preserve">OK</w:t>
+            </w:r>
+          </w:p>
+        </w:tc>
+      </w:tr>
+      <w:tr>
+        <w:trPr>
+          <w:tblHeader w:val="false"/>
+        </w:trPr>
+        <w:tc>
+          <w:tcPr>
+            <w:tcW w:type="dxa" w:w="504"/>
+            <w:tcBorders>
+              <w:top w:val="single" w:color="BFBFBF" w:sz="4"/>
+              <w:left w:val="single" w:color="BFBFBF" w:sz="4"/>
+              <w:bottom w:val="single" w:color="BFBFBF" w:sz="4"/>
+              <w:right w:val="single" w:color="BFBFBF" w:sz="4"/>
+            </w:tcBorders>
+            <w:tcMar>
+              <w:top w:type="dxa" w:w="60"/>
+              <w:left w:type="dxa" w:w="100"/>
+              <w:bottom w:type="dxa" w:w="60"/>
+              <w:right w:type="dxa" w:w="100"/>
+            </w:tcMar>
+          </w:tcPr>
+          <w:p>
+            <w:pPr>
+              <w:keepNext w:val="false"/>
+            </w:pPr>
+            <w:r>
+              <w:t xml:space="preserve">1</w:t>
+            </w:r>
+          </w:p>
+        </w:tc>
+        <w:tc>
+          <w:tcPr>
+            <w:tcW w:type="dxa" w:w="4234"/>
+            <w:tcBorders>
+              <w:top w:val="single" w:color="BFBFBF" w:sz="4"/>
+              <w:left w:val="single" w:color="BFBFBF" w:sz="4"/>
+              <w:bottom w:val="single" w:color="BFBFBF" w:sz="4"/>
+              <w:right w:val="single" w:color="BFBFBF" w:sz="4"/>
+            </w:tcBorders>
+            <w:tcMar>
+              <w:top w:type="dxa" w:w="60"/>
+              <w:left w:type="dxa" w:w="100"/>
+              <w:bottom w:type="dxa" w:w="60"/>
+              <w:right w:type="dxa" w:w="100"/>
+            </w:tcMar>
+          </w:tcPr>
+          <w:p>
+            <w:pPr>
+              <w:keepNext w:val="false"/>
+            </w:pPr>
+            <w:r>
+              <w:t xml:space="preserve">App Settings → </w:t>
+            </w:r>
+            <w:r>
+              <w:rPr>
+                <w:b/>
+                <w:bCs/>
+              </w:rPr>
+              <w:t xml:space="preserve">About</w:t>
+            </w:r>
+            <w:r>
+              <w:t xml:space="preserve">.</w:t>
+            </w:r>
+          </w:p>
+        </w:tc>
+        <w:tc>
+          <w:tcPr>
+            <w:tcW w:type="dxa" w:w="4536"/>
+            <w:tcBorders>
+              <w:top w:val="single" w:color="BFBFBF" w:sz="4"/>
+              <w:left w:val="single" w:color="BFBFBF" w:sz="4"/>
+              <w:bottom w:val="single" w:color="BFBFBF" w:sz="4"/>
+              <w:right w:val="single" w:color="BFBFBF" w:sz="4"/>
+            </w:tcBorders>
+            <w:tcMar>
+              <w:top w:type="dxa" w:w="60"/>
+              <w:left w:type="dxa" w:w="100"/>
+              <w:bottom w:type="dxa" w:w="60"/>
+              <w:right w:type="dxa" w:w="100"/>
+            </w:tcMar>
+          </w:tcPr>
+          <w:p>
+            <w:pPr>
+              <w:keepNext w:val="false"/>
+            </w:pPr>
+            <w:r>
+              <w:rPr>
+                <w:b/>
+                <w:bCs/>
+              </w:rPr>
+              <w:t xml:space="preserve">0.5.0</w:t>
+            </w:r>
+            <w:r>
+              <w:t xml:space="preserve"> and the deployed commit.</w:t>
+            </w:r>
+          </w:p>
+        </w:tc>
+        <w:tc>
+          <w:tcPr>
+            <w:tcW w:type="dxa" w:w="806"/>
+            <w:tcBorders>
+              <w:top w:val="single" w:color="BFBFBF" w:sz="4"/>
+              <w:left w:val="single" w:color="BFBFBF" w:sz="4"/>
+              <w:bottom w:val="single" w:color="BFBFBF" w:sz="4"/>
+              <w:right w:val="single" w:color="BFBFBF" w:sz="4"/>
+            </w:tcBorders>
+            <w:tcMar>
+              <w:top w:type="dxa" w:w="60"/>
+              <w:left w:type="dxa" w:w="100"/>
+              <w:bottom w:type="dxa" w:w="60"/>
+              <w:right w:type="dxa" w:w="100"/>
+            </w:tcMar>
+          </w:tcPr>
+          <w:p>
+            <w:pPr>
+              <w:keepNext w:val="false"/>
+            </w:pPr>
+            <w:r>
+              <w:t xml:space="preserve">☐</w:t>
+            </w:r>
+          </w:p>
+        </w:tc>
+      </w:tr>
+      <w:tr>
+        <w:trPr>
+          <w:tblHeader w:val="false"/>
+        </w:trPr>
+        <w:tc>
+          <w:tcPr>
+            <w:tcW w:type="dxa" w:w="504"/>
+            <w:tcBorders>
+              <w:top w:val="single" w:color="BFBFBF" w:sz="4"/>
+              <w:left w:val="single" w:color="BFBFBF" w:sz="4"/>
+              <w:bottom w:val="single" w:color="BFBFBF" w:sz="4"/>
+              <w:right w:val="single" w:color="BFBFBF" w:sz="4"/>
+            </w:tcBorders>
+            <w:tcMar>
+              <w:top w:type="dxa" w:w="60"/>
+              <w:left w:type="dxa" w:w="100"/>
+              <w:bottom w:type="dxa" w:w="60"/>
+              <w:right w:type="dxa" w:w="100"/>
+            </w:tcMar>
+          </w:tcPr>
+          <w:p>
+            <w:pPr>
+              <w:keepNext w:val="false"/>
+            </w:pPr>
+            <w:r>
+              <w:t xml:space="preserve">2</w:t>
+            </w:r>
+          </w:p>
+        </w:tc>
+        <w:tc>
+          <w:tcPr>
+            <w:tcW w:type="dxa" w:w="4234"/>
+            <w:tcBorders>
+              <w:top w:val="single" w:color="BFBFBF" w:sz="4"/>
+              <w:left w:val="single" w:color="BFBFBF" w:sz="4"/>
+              <w:bottom w:val="single" w:color="BFBFBF" w:sz="4"/>
+              <w:right w:val="single" w:color="BFBFBF" w:sz="4"/>
+            </w:tcBorders>
+            <w:tcMar>
+              <w:top w:type="dxa" w:w="60"/>
+              <w:left w:type="dxa" w:w="100"/>
+              <w:bottom w:type="dxa" w:w="60"/>
+              <w:right w:type="dxa" w:w="100"/>
+            </w:tcMar>
+          </w:tcPr>
+          <w:p>
+            <w:pPr>
+              <w:keepNext w:val="false"/>
+            </w:pPr>
+            <w:r>
+              <w:t xml:space="preserve">The first morning after the 0.5.0 publish: re-check the Part 2 examples (MULTISEAL at 1 with 44 from 6; branch 6 and 93 on Other branches; R134A redistribution from 13; GG100 with no stock or sales at 1; 124184 at about 22 demands) against Prod.</w:t>
+            </w:r>
+          </w:p>
+        </w:tc>
+        <w:tc>
+          <w:tcPr>
+            <w:tcW w:type="dxa" w:w="4536"/>
+            <w:tcBorders>
+              <w:top w:val="single" w:color="BFBFBF" w:sz="4"/>
+              <w:left w:val="single" w:color="BFBFBF" w:sz="4"/>
+              <w:bottom w:val="single" w:color="BFBFBF" w:sz="4"/>
+              <w:right w:val="single" w:color="BFBFBF" w:sz="4"/>
+            </w:tcBorders>
+            <w:tcMar>
+              <w:top w:type="dxa" w:w="60"/>
+              <w:left w:type="dxa" w:w="100"/>
+              <w:bottom w:type="dxa" w:w="60"/>
+              <w:right w:type="dxa" w:w="100"/>
+            </w:tcMar>
+          </w:tcPr>
+          <w:p>
+            <w:pPr>
+              <w:keepNext w:val="false"/>
+            </w:pPr>
+            <w:r>
+              <w:t xml:space="preserve">Each still behaves as described; update the walkthrough where Prod differs before sending it out.</w:t>
+            </w:r>
+          </w:p>
+        </w:tc>
+        <w:tc>
+          <w:tcPr>
+            <w:tcW w:type="dxa" w:w="806"/>
+            <w:tcBorders>
+              <w:top w:val="single" w:color="BFBFBF" w:sz="4"/>
+              <w:left w:val="single" w:color="BFBFBF" w:sz="4"/>
+              <w:bottom w:val="single" w:color="BFBFBF" w:sz="4"/>
+              <w:right w:val="single" w:color="BFBFBF" w:sz="4"/>
+            </w:tcBorders>
+            <w:tcMar>
+              <w:top w:type="dxa" w:w="60"/>
+              <w:left w:type="dxa" w:w="100"/>
+              <w:bottom w:type="dxa" w:w="60"/>
+              <w:right w:type="dxa" w:w="100"/>
+            </w:tcMar>
+          </w:tcPr>
+          <w:p>
+            <w:pPr>
+              <w:keepNext w:val="false"/>
+            </w:pPr>
+            <w:r>
+              <w:t xml:space="preserve">☐</w:t>
+            </w:r>
+          </w:p>
+        </w:tc>
+      </w:tr>
+      <w:tr>
+        <w:trPr>
+          <w:tblHeader w:val="false"/>
+        </w:trPr>
+        <w:tc>
+          <w:tcPr>
+            <w:tcW w:type="dxa" w:w="504"/>
+            <w:tcBorders>
+              <w:top w:val="single" w:color="BFBFBF" w:sz="4"/>
+              <w:left w:val="single" w:color="BFBFBF" w:sz="4"/>
+              <w:bottom w:val="single" w:color="BFBFBF" w:sz="4"/>
+              <w:right w:val="single" w:color="BFBFBF" w:sz="4"/>
+            </w:tcBorders>
+            <w:tcMar>
+              <w:top w:type="dxa" w:w="60"/>
+              <w:left w:type="dxa" w:w="100"/>
+              <w:bottom w:type="dxa" w:w="60"/>
+              <w:right w:type="dxa" w:w="100"/>
+            </w:tcMar>
+          </w:tcPr>
+          <w:p>
+            <w:pPr>
+              <w:keepNext w:val="false"/>
+            </w:pPr>
+            <w:r>
+              <w:t xml:space="preserve">3</w:t>
+            </w:r>
+          </w:p>
+        </w:tc>
+        <w:tc>
+          <w:tcPr>
+            <w:tcW w:type="dxa" w:w="4234"/>
+            <w:tcBorders>
+              <w:top w:val="single" w:color="BFBFBF" w:sz="4"/>
+              <w:left w:val="single" w:color="BFBFBF" w:sz="4"/>
+              <w:bottom w:val="single" w:color="BFBFBF" w:sz="4"/>
+              <w:right w:val="single" w:color="BFBFBF" w:sz="4"/>
+            </w:tcBorders>
+            <w:tcMar>
+              <w:top w:type="dxa" w:w="60"/>
+              <w:left w:type="dxa" w:w="100"/>
+              <w:bottom w:type="dxa" w:w="60"/>
+              <w:right w:type="dxa" w:w="100"/>
+            </w:tcMar>
+          </w:tcPr>
+          <w:p>
+            <w:pPr>
+              <w:keepNext w:val="false"/>
+            </w:pPr>
+            <w:r>
+              <w:t xml:space="preserve">Home, Recommended Reorder and Transfers with the Prod data.</w:t>
+            </w:r>
+          </w:p>
+        </w:tc>
+        <w:tc>
+          <w:tcPr>
+            <w:tcW w:type="dxa" w:w="4536"/>
+            <w:tcBorders>
+              <w:top w:val="single" w:color="BFBFBF" w:sz="4"/>
+              <w:left w:val="single" w:color="BFBFBF" w:sz="4"/>
+              <w:bottom w:val="single" w:color="BFBFBF" w:sz="4"/>
+              <w:right w:val="single" w:color="BFBFBF" w:sz="4"/>
+            </w:tcBorders>
+            <w:tcMar>
+              <w:top w:type="dxa" w:w="60"/>
+              <w:left w:type="dxa" w:w="100"/>
+              <w:bottom w:type="dxa" w:w="60"/>
+              <w:right w:type="dxa" w:w="100"/>
+            </w:tcMar>
+          </w:tcPr>
+          <w:p>
+            <w:pPr>
+              <w:keepNext w:val="false"/>
+            </w:pPr>
+            <w:r>
+              <w:t xml:space="preserve">Purple card, banner and pills show; Transfers goes </w:t>
+            </w:r>
+            <w:r>
+              <w:rPr>
+                <w:b/>
+                <w:bCs/>
+              </w:rPr>
+              <w:t xml:space="preserve">Live</w:t>
+            </w:r>
+            <w:r>
+              <w:t xml:space="preserve"> with no red "disagree" banner.</w:t>
+            </w:r>
+          </w:p>
+        </w:tc>
+        <w:tc>
+          <w:tcPr>
+            <w:tcW w:type="dxa" w:w="806"/>
+            <w:tcBorders>
+              <w:top w:val="single" w:color="BFBFBF" w:sz="4"/>
+              <w:left w:val="single" w:color="BFBFBF" w:sz="4"/>
+              <w:bottom w:val="single" w:color="BFBFBF" w:sz="4"/>
+              <w:right w:val="single" w:color="BFBFBF" w:sz="4"/>
+            </w:tcBorders>
+            <w:tcMar>
+              <w:top w:type="dxa" w:w="60"/>
+              <w:left w:type="dxa" w:w="100"/>
+              <w:bottom w:type="dxa" w:w="60"/>
+              <w:right w:type="dxa" w:w="100"/>
+            </w:tcMar>
+          </w:tcPr>
+          <w:p>
+            <w:pPr>
+              <w:keepNext w:val="false"/>
+            </w:pPr>
+            <w:r>
+              <w:t xml:space="preserve">☐</w:t>
+            </w:r>
+          </w:p>
+        </w:tc>
+      </w:tr>
+      <w:tr>
+        <w:trPr>
+          <w:tblHeader w:val="false"/>
+        </w:trPr>
+        <w:tc>
+          <w:tcPr>
+            <w:tcW w:type="dxa" w:w="504"/>
+            <w:tcBorders>
+              <w:top w:val="single" w:color="BFBFBF" w:sz="4"/>
+              <w:left w:val="single" w:color="BFBFBF" w:sz="4"/>
+              <w:bottom w:val="single" w:color="BFBFBF" w:sz="4"/>
+              <w:right w:val="single" w:color="BFBFBF" w:sz="4"/>
+            </w:tcBorders>
+            <w:tcMar>
+              <w:top w:type="dxa" w:w="60"/>
+              <w:left w:type="dxa" w:w="100"/>
+              <w:bottom w:type="dxa" w:w="60"/>
+              <w:right w:type="dxa" w:w="100"/>
+            </w:tcMar>
+          </w:tcPr>
+          <w:p>
+            <w:pPr>
+              <w:keepNext w:val="false"/>
+            </w:pPr>
+            <w:r>
+              <w:t xml:space="preserve">4</w:t>
+            </w:r>
+          </w:p>
+        </w:tc>
+        <w:tc>
+          <w:tcPr>
+            <w:tcW w:type="dxa" w:w="4234"/>
+            <w:tcBorders>
+              <w:top w:val="single" w:color="BFBFBF" w:sz="4"/>
+              <w:left w:val="single" w:color="BFBFBF" w:sz="4"/>
+              <w:bottom w:val="single" w:color="BFBFBF" w:sz="4"/>
+              <w:right w:val="single" w:color="BFBFBF" w:sz="4"/>
+            </w:tcBorders>
+            <w:tcMar>
+              <w:top w:type="dxa" w:w="60"/>
+              <w:left w:type="dxa" w:w="100"/>
+              <w:bottom w:type="dxa" w:w="60"/>
+              <w:right w:type="dxa" w:w="100"/>
+            </w:tcMar>
+          </w:tcPr>
+          <w:p>
+            <w:pPr>
+              <w:keepNext w:val="false"/>
+            </w:pPr>
+            <w:r>
+              <w:t xml:space="preserve">Open an old address with dealer groups: </w:t>
+            </w:r>
+            <w:r>
+              <w:rPr>
+                <w:rFonts w:ascii="Consolas" w:cs="Consolas" w:eastAsia="Consolas" w:hAnsi="Consolas"/>
+                <w:sz w:val="20"/>
+                <w:szCs w:val="20"/>
+              </w:rPr>
+              <w:t xml:space="preserve">/reorder?branch=1&amp;dgc=COTTON</w:t>
+            </w:r>
+            <w:r>
+              <w:t xml:space="preserve">.</w:t>
+            </w:r>
+          </w:p>
+        </w:tc>
+        <w:tc>
+          <w:tcPr>
+            <w:tcW w:type="dxa" w:w="4536"/>
+            <w:tcBorders>
+              <w:top w:val="single" w:color="BFBFBF" w:sz="4"/>
+              <w:left w:val="single" w:color="BFBFBF" w:sz="4"/>
+              <w:bottom w:val="single" w:color="BFBFBF" w:sz="4"/>
+              <w:right w:val="single" w:color="BFBFBF" w:sz="4"/>
+            </w:tcBorders>
+            <w:tcMar>
+              <w:top w:type="dxa" w:w="60"/>
+              <w:left w:type="dxa" w:w="100"/>
+              <w:bottom w:type="dxa" w:w="60"/>
+              <w:right w:type="dxa" w:w="100"/>
+            </w:tcMar>
+          </w:tcPr>
+          <w:p>
+            <w:pPr>
+              <w:keepNext w:val="false"/>
+            </w:pPr>
+            <w:r>
+              <w:t xml:space="preserve">Recommended Reorder with COTTON ticked.</w:t>
+            </w:r>
+          </w:p>
+        </w:tc>
+        <w:tc>
+          <w:tcPr>
+            <w:tcW w:type="dxa" w:w="806"/>
+            <w:tcBorders>
+              <w:top w:val="single" w:color="BFBFBF" w:sz="4"/>
+              <w:left w:val="single" w:color="BFBFBF" w:sz="4"/>
+              <w:bottom w:val="single" w:color="BFBFBF" w:sz="4"/>
+              <w:right w:val="single" w:color="BFBFBF" w:sz="4"/>
+            </w:tcBorders>
+            <w:tcMar>
+              <w:top w:type="dxa" w:w="60"/>
+              <w:left w:type="dxa" w:w="100"/>
+              <w:bottom w:type="dxa" w:w="60"/>
+              <w:right w:type="dxa" w:w="100"/>
+            </w:tcMar>
+          </w:tcPr>
+          <w:p>
+            <w:pPr>
+              <w:keepNext w:val="false"/>
+            </w:pPr>
+            <w:r>
+              <w:t xml:space="preserve">☐</w:t>
+            </w:r>
+          </w:p>
+        </w:tc>
+      </w:tr>
+      <w:tr>
+        <w:trPr>
+          <w:tblHeader w:val="false"/>
+        </w:trPr>
+        <w:tc>
+          <w:tcPr>
+            <w:tcW w:type="dxa" w:w="504"/>
+            <w:tcBorders>
+              <w:top w:val="single" w:color="BFBFBF" w:sz="4"/>
+              <w:left w:val="single" w:color="BFBFBF" w:sz="4"/>
+              <w:bottom w:val="single" w:color="BFBFBF" w:sz="4"/>
+              <w:right w:val="single" w:color="BFBFBF" w:sz="4"/>
+            </w:tcBorders>
+            <w:tcMar>
+              <w:top w:type="dxa" w:w="60"/>
+              <w:left w:type="dxa" w:w="100"/>
+              <w:bottom w:type="dxa" w:w="60"/>
+              <w:right w:type="dxa" w:w="100"/>
+            </w:tcMar>
+          </w:tcPr>
+          <w:p>
+            <w:pPr>
+              <w:keepNext w:val="false"/>
+            </w:pPr>
+            <w:r>
+              <w:t xml:space="preserve">5</w:t>
+            </w:r>
+          </w:p>
+        </w:tc>
+        <w:tc>
+          <w:tcPr>
+            <w:tcW w:type="dxa" w:w="4234"/>
+            <w:tcBorders>
+              <w:top w:val="single" w:color="BFBFBF" w:sz="4"/>
+              <w:left w:val="single" w:color="BFBFBF" w:sz="4"/>
+              <w:bottom w:val="single" w:color="BFBFBF" w:sz="4"/>
+              <w:right w:val="single" w:color="BFBFBF" w:sz="4"/>
+            </w:tcBorders>
+            <w:tcMar>
+              <w:top w:type="dxa" w:w="60"/>
+              <w:left w:type="dxa" w:w="100"/>
+              <w:bottom w:type="dxa" w:w="60"/>
+              <w:right w:type="dxa" w:w="100"/>
+            </w:tcMar>
+          </w:tcPr>
+          <w:p>
+            <w:pPr>
+              <w:keepNext w:val="false"/>
+            </w:pPr>
+            <w:r>
+              <w:t xml:space="preserve">Special statuses with all branches loaded.</w:t>
+            </w:r>
+          </w:p>
+        </w:tc>
+        <w:tc>
+          <w:tcPr>
+            <w:tcW w:type="dxa" w:w="4536"/>
+            <w:tcBorders>
+              <w:top w:val="single" w:color="BFBFBF" w:sz="4"/>
+              <w:left w:val="single" w:color="BFBFBF" w:sz="4"/>
+              <w:bottom w:val="single" w:color="BFBFBF" w:sz="4"/>
+              <w:right w:val="single" w:color="BFBFBF" w:sz="4"/>
+            </w:tcBorders>
+            <w:tcMar>
+              <w:top w:type="dxa" w:w="60"/>
+              <w:left w:type="dxa" w:w="100"/>
+              <w:bottom w:type="dxa" w:w="60"/>
+              <w:right w:type="dxa" w:w="100"/>
+            </w:tcMar>
+          </w:tcPr>
+          <w:p>
+            <w:pPr>
+              <w:keepNext w:val="false"/>
+            </w:pPr>
+            <w:r>
+              <w:t xml:space="preserve">Masks, Manual order, min overrides and any phase-ins; no errors.</w:t>
+            </w:r>
+          </w:p>
+        </w:tc>
+        <w:tc>
+          <w:tcPr>
+            <w:tcW w:type="dxa" w:w="806"/>
+            <w:tcBorders>
+              <w:top w:val="single" w:color="BFBFBF" w:sz="4"/>
+              <w:left w:val="single" w:color="BFBFBF" w:sz="4"/>
+              <w:bottom w:val="single" w:color="BFBFBF" w:sz="4"/>
+              <w:right w:val="single" w:color="BFBFBF" w:sz="4"/>
+            </w:tcBorders>
+            <w:tcMar>
+              <w:top w:type="dxa" w:w="60"/>
+              <w:left w:type="dxa" w:w="100"/>
+              <w:bottom w:type="dxa" w:w="60"/>
+              <w:right w:type="dxa" w:w="100"/>
+            </w:tcMar>
+          </w:tcPr>
+          <w:p>
+            <w:pPr>
+              <w:keepNext w:val="false"/>
+            </w:pPr>
+            <w:r>
+              <w:t xml:space="preserve">☐</w:t>
+            </w:r>
+          </w:p>
+        </w:tc>
+      </w:tr>
+    </w:tbl>
+    <w:p>
+      <w:pPr>
+        <w:spacing w:after="120"/>
+      </w:pPr>
+    </w:p>
+    <w:p>
+      <w:pPr>
+        <w:pStyle w:val="Heading3"/>
+      </w:pPr>
+      <w:r>
         <w:t xml:space="preserve">0.4.0</w:t>
       </w:r>
     </w:p>
@@ -9925,7 +17537,7 @@
         <w:sz w:val="16"/>
         <w:szCs w:val="16"/>
       </w:rPr>
-      <w:t xml:space="preserve">Non-JD Parts Order Tool: walkthrough (0.4.0)   ·   Page </w:t>
+      <w:t xml:space="preserve">Non-JD Parts Order Tool: walkthrough (0.5.0)   ·   Page </w:t>
     </w:r>
     <w:r>
       <w:rPr>

--- a/projects/part order tool - app/for-users/Non-JD Order Tool - Walkthrough.docx
+++ b/projects/part order tool - app/for-users/Non-JD Order Tool - Walkthrough.docx
@@ -7372,6 +7372,26 @@
     </w:p>
     <w:p>
       <w:pPr>
+        <w:pStyle w:val="ListParagraph"/>
+        <w:numPr>
+          <w:ilvl w:val="0"/>
+          <w:numId w:val="2"/>
+        </w:numPr>
+        <w:spacing w:after="60"/>
+      </w:pPr>
+      <w:r>
+        <w:rPr>
+          <w:b/>
+          <w:bCs/>
+        </w:rPr>
+        <w:t xml:space="preserve">No more lost ticks:</w:t>
+      </w:r>
+      <w:r>
+        <w:t xml:space="preserve"> leaving Recommended Reorder or One-Time Order with parts ticked now asks first.</w:t>
+      </w:r>
+    </w:p>
+    <w:p>
+      <w:pPr>
         <w:keepNext w:val="false"/>
         <w:pBdr>
           <w:left w:val="single" w:color="1F4E79" w:sz="12" w:space="8"/>
@@ -8375,7 +8395,17 @@
               <w:keepNext w:val="false"/>
             </w:pPr>
             <w:r>
-              <w:t xml:space="preserve">Only the purple rows: about 67.</w:t>
+              <w:t xml:space="preserve">About 100 rows, all purple: every part another branch could send, including the redistribution-only ones with an order of 0. </w:t>
+            </w:r>
+            <w:r>
+              <w:rPr>
+                <w:b/>
+                <w:bCs/>
+              </w:rPr>
+              <w:t xml:space="preserve">Reorder needed only</w:t>
+            </w:r>
+            <w:r>
+              <w:t xml:space="preserve"> greys out while this switch is on (hover over it to see why).</w:t>
             </w:r>
           </w:p>
         </w:tc>
@@ -8455,42 +8485,7 @@
               <w:keepNext w:val="false"/>
             </w:pPr>
             <w:r>
-              <w:t xml:space="preserve">Leave it on, and turn </w:t>
-            </w:r>
-            <w:r>
-              <w:rPr>
-                <w:b/>
-                <w:bCs/>
-              </w:rPr>
-              <w:t xml:space="preserve">Reorder needed only</w:t>
-            </w:r>
-            <w:r>
-              <w:t xml:space="preserve"> off.</w:t>
-            </w:r>
-          </w:p>
-        </w:tc>
-        <w:tc>
-          <w:tcPr>
-            <w:tcW w:type="dxa" w:w="4536"/>
-            <w:tcBorders>
-              <w:top w:val="single" w:color="BFBFBF" w:sz="4"/>
-              <w:left w:val="single" w:color="BFBFBF" w:sz="4"/>
-              <w:bottom w:val="single" w:color="BFBFBF" w:sz="4"/>
-              <w:right w:val="single" w:color="BFBFBF" w:sz="4"/>
-            </w:tcBorders>
-            <w:tcMar>
-              <w:top w:type="dxa" w:w="60"/>
-              <w:left w:type="dxa" w:w="100"/>
-              <w:bottom w:type="dxa" w:w="60"/>
-              <w:right w:type="dxa" w:w="100"/>
-            </w:tcMar>
-          </w:tcPr>
-          <w:p>
-            <w:pPr>
-              <w:keepNext w:val="false"/>
-            </w:pPr>
-            <w:r>
-              <w:t xml:space="preserve">About 100 rows: the redistribution-only parts join, with an order of 0. Search </w:t>
+              <w:t xml:space="preserve">Search </w:t>
             </w:r>
             <w:r>
               <w:rPr>
@@ -8501,7 +8496,32 @@
               <w:t xml:space="preserve">R134A</w:t>
             </w:r>
             <w:r>
-              <w:t xml:space="preserve">: freon refrigerant with </w:t>
+              <w:t xml:space="preserve">.</w:t>
+            </w:r>
+          </w:p>
+        </w:tc>
+        <w:tc>
+          <w:tcPr>
+            <w:tcW w:type="dxa" w:w="4536"/>
+            <w:tcBorders>
+              <w:top w:val="single" w:color="BFBFBF" w:sz="4"/>
+              <w:left w:val="single" w:color="BFBFBF" w:sz="4"/>
+              <w:bottom w:val="single" w:color="BFBFBF" w:sz="4"/>
+              <w:right w:val="single" w:color="BFBFBF" w:sz="4"/>
+            </w:tcBorders>
+            <w:tcMar>
+              <w:top w:type="dxa" w:w="60"/>
+              <w:left w:type="dxa" w:w="100"/>
+              <w:bottom w:type="dxa" w:w="60"/>
+              <w:right w:type="dxa" w:w="100"/>
+            </w:tcMar>
+          </w:tcPr>
+          <w:p>
+            <w:pPr>
+              <w:keepNext w:val="false"/>
+            </w:pPr>
+            <w:r>
+              <w:t xml:space="preserve">Freon refrigerant with </w:t>
             </w:r>
             <w:r>
               <w:rPr>
@@ -8511,7 +8531,7 @@
               <w:t xml:space="preserve">Redistribution 40 from 13</w:t>
             </w:r>
             <w:r>
-              <w:t xml:space="preserve">.</w:t>
+              <w:t xml:space="preserve"> and an order of 0.</w:t>
             </w:r>
           </w:p>
         </w:tc>
@@ -8598,45 +8618,45 @@
                 <w:b/>
                 <w:bCs/>
               </w:rPr>
+              <w:t xml:space="preserve">Transfer suggested only</w:t>
+            </w:r>
+            <w:r>
+              <w:t xml:space="preserve"> off. Clear the search.</w:t>
+            </w:r>
+          </w:p>
+        </w:tc>
+        <w:tc>
+          <w:tcPr>
+            <w:tcW w:type="dxa" w:w="4536"/>
+            <w:tcBorders>
+              <w:top w:val="single" w:color="BFBFBF" w:sz="4"/>
+              <w:left w:val="single" w:color="BFBFBF" w:sz="4"/>
+              <w:bottom w:val="single" w:color="BFBFBF" w:sz="4"/>
+              <w:right w:val="single" w:color="BFBFBF" w:sz="4"/>
+            </w:tcBorders>
+            <w:tcMar>
+              <w:top w:type="dxa" w:w="60"/>
+              <w:left w:type="dxa" w:w="100"/>
+              <w:bottom w:type="dxa" w:w="60"/>
+              <w:right w:type="dxa" w:w="100"/>
+            </w:tcMar>
+          </w:tcPr>
+          <w:p>
+            <w:pPr>
+              <w:keepNext w:val="false"/>
+            </w:pPr>
+            <w:r>
+              <w:t xml:space="preserve">Back to about 220 lines, and </w:t>
+            </w:r>
+            <w:r>
+              <w:rPr>
+                <w:b/>
+                <w:bCs/>
+              </w:rPr>
               <w:t xml:space="preserve">Reorder needed only</w:t>
             </w:r>
             <w:r>
-              <w:t xml:space="preserve"> back on and </w:t>
-            </w:r>
-            <w:r>
-              <w:rPr>
-                <w:b/>
-                <w:bCs/>
-              </w:rPr>
-              <w:t xml:space="preserve">Transfer suggested only</w:t>
-            </w:r>
-            <w:r>
-              <w:t xml:space="preserve"> off. Clear the search.</w:t>
-            </w:r>
-          </w:p>
-        </w:tc>
-        <w:tc>
-          <w:tcPr>
-            <w:tcW w:type="dxa" w:w="4536"/>
-            <w:tcBorders>
-              <w:top w:val="single" w:color="BFBFBF" w:sz="4"/>
-              <w:left w:val="single" w:color="BFBFBF" w:sz="4"/>
-              <w:bottom w:val="single" w:color="BFBFBF" w:sz="4"/>
-              <w:right w:val="single" w:color="BFBFBF" w:sz="4"/>
-            </w:tcBorders>
-            <w:tcMar>
-              <w:top w:type="dxa" w:w="60"/>
-              <w:left w:type="dxa" w:w="100"/>
-              <w:bottom w:type="dxa" w:w="60"/>
-              <w:right w:type="dxa" w:w="100"/>
-            </w:tcMar>
-          </w:tcPr>
-          <w:p>
-            <w:pPr>
-              <w:keepNext w:val="false"/>
-            </w:pPr>
-            <w:r>
-              <w:t xml:space="preserve">Back to about 220 lines.</w:t>
+              <w:t xml:space="preserve"> works again.</w:t>
             </w:r>
           </w:p>
         </w:tc>
@@ -8692,6 +8712,266 @@
             </w:pPr>
             <w:r>
               <w:t xml:space="preserve">10</w:t>
+            </w:r>
+          </w:p>
+        </w:tc>
+        <w:tc>
+          <w:tcPr>
+            <w:tcW w:type="dxa" w:w="4234"/>
+            <w:tcBorders>
+              <w:top w:val="single" w:color="BFBFBF" w:sz="4"/>
+              <w:left w:val="single" w:color="BFBFBF" w:sz="4"/>
+              <w:bottom w:val="single" w:color="BFBFBF" w:sz="4"/>
+              <w:right w:val="single" w:color="BFBFBF" w:sz="4"/>
+            </w:tcBorders>
+            <w:tcMar>
+              <w:top w:type="dxa" w:w="60"/>
+              <w:left w:type="dxa" w:w="100"/>
+              <w:bottom w:type="dxa" w:w="60"/>
+              <w:right w:type="dxa" w:w="100"/>
+            </w:tcMar>
+          </w:tcPr>
+          <w:p>
+            <w:pPr>
+              <w:keepNext w:val="false"/>
+            </w:pPr>
+            <w:r>
+              <w:t xml:space="preserve">Tick any two parts, then click </w:t>
+            </w:r>
+            <w:r>
+              <w:rPr>
+                <w:b/>
+                <w:bCs/>
+              </w:rPr>
+              <w:t xml:space="preserve">Home</w:t>
+            </w:r>
+            <w:r>
+              <w:t xml:space="preserve"> in the menu on the left.</w:t>
+            </w:r>
+          </w:p>
+        </w:tc>
+        <w:tc>
+          <w:tcPr>
+            <w:tcW w:type="dxa" w:w="4536"/>
+            <w:tcBorders>
+              <w:top w:val="single" w:color="BFBFBF" w:sz="4"/>
+              <w:left w:val="single" w:color="BFBFBF" w:sz="4"/>
+              <w:bottom w:val="single" w:color="BFBFBF" w:sz="4"/>
+              <w:right w:val="single" w:color="BFBFBF" w:sz="4"/>
+            </w:tcBorders>
+            <w:tcMar>
+              <w:top w:type="dxa" w:w="60"/>
+              <w:left w:type="dxa" w:w="100"/>
+              <w:bottom w:type="dxa" w:w="60"/>
+              <w:right w:type="dxa" w:w="100"/>
+            </w:tcMar>
+          </w:tcPr>
+          <w:p>
+            <w:pPr>
+              <w:keepNext w:val="false"/>
+            </w:pPr>
+            <w:r>
+              <w:t xml:space="preserve">A bar at the top: "Leave this page? 2 ticked parts will be lost." with </w:t>
+            </w:r>
+            <w:r>
+              <w:rPr>
+                <w:b/>
+                <w:bCs/>
+              </w:rPr>
+              <w:t xml:space="preserve">Stay</w:t>
+            </w:r>
+            <w:r>
+              <w:t xml:space="preserve"> and </w:t>
+            </w:r>
+            <w:r>
+              <w:rPr>
+                <w:b/>
+                <w:bCs/>
+              </w:rPr>
+              <w:t xml:space="preserve">Leave</w:t>
+            </w:r>
+            <w:r>
+              <w:t xml:space="preserve">. You are still on Recommended Reorder.</w:t>
+            </w:r>
+          </w:p>
+        </w:tc>
+        <w:tc>
+          <w:tcPr>
+            <w:tcW w:type="dxa" w:w="806"/>
+            <w:tcBorders>
+              <w:top w:val="single" w:color="BFBFBF" w:sz="4"/>
+              <w:left w:val="single" w:color="BFBFBF" w:sz="4"/>
+              <w:bottom w:val="single" w:color="BFBFBF" w:sz="4"/>
+              <w:right w:val="single" w:color="BFBFBF" w:sz="4"/>
+            </w:tcBorders>
+            <w:tcMar>
+              <w:top w:type="dxa" w:w="60"/>
+              <w:left w:type="dxa" w:w="100"/>
+              <w:bottom w:type="dxa" w:w="60"/>
+              <w:right w:type="dxa" w:w="100"/>
+            </w:tcMar>
+          </w:tcPr>
+          <w:p>
+            <w:pPr>
+              <w:keepNext w:val="false"/>
+            </w:pPr>
+            <w:r>
+              <w:t xml:space="preserve">☐</w:t>
+            </w:r>
+          </w:p>
+        </w:tc>
+      </w:tr>
+      <w:tr>
+        <w:trPr>
+          <w:tblHeader w:val="false"/>
+        </w:trPr>
+        <w:tc>
+          <w:tcPr>
+            <w:tcW w:type="dxa" w:w="504"/>
+            <w:tcBorders>
+              <w:top w:val="single" w:color="BFBFBF" w:sz="4"/>
+              <w:left w:val="single" w:color="BFBFBF" w:sz="4"/>
+              <w:bottom w:val="single" w:color="BFBFBF" w:sz="4"/>
+              <w:right w:val="single" w:color="BFBFBF" w:sz="4"/>
+            </w:tcBorders>
+            <w:tcMar>
+              <w:top w:type="dxa" w:w="60"/>
+              <w:left w:type="dxa" w:w="100"/>
+              <w:bottom w:type="dxa" w:w="60"/>
+              <w:right w:type="dxa" w:w="100"/>
+            </w:tcMar>
+          </w:tcPr>
+          <w:p>
+            <w:pPr>
+              <w:keepNext w:val="false"/>
+            </w:pPr>
+            <w:r>
+              <w:t xml:space="preserve">11</w:t>
+            </w:r>
+          </w:p>
+        </w:tc>
+        <w:tc>
+          <w:tcPr>
+            <w:tcW w:type="dxa" w:w="4234"/>
+            <w:tcBorders>
+              <w:top w:val="single" w:color="BFBFBF" w:sz="4"/>
+              <w:left w:val="single" w:color="BFBFBF" w:sz="4"/>
+              <w:bottom w:val="single" w:color="BFBFBF" w:sz="4"/>
+              <w:right w:val="single" w:color="BFBFBF" w:sz="4"/>
+            </w:tcBorders>
+            <w:tcMar>
+              <w:top w:type="dxa" w:w="60"/>
+              <w:left w:type="dxa" w:w="100"/>
+              <w:bottom w:type="dxa" w:w="60"/>
+              <w:right w:type="dxa" w:w="100"/>
+            </w:tcMar>
+          </w:tcPr>
+          <w:p>
+            <w:pPr>
+              <w:keepNext w:val="false"/>
+            </w:pPr>
+            <w:r>
+              <w:t xml:space="preserve">Click </w:t>
+            </w:r>
+            <w:r>
+              <w:rPr>
+                <w:b/>
+                <w:bCs/>
+              </w:rPr>
+              <w:t xml:space="preserve">Stay</w:t>
+            </w:r>
+            <w:r>
+              <w:t xml:space="preserve">.</w:t>
+            </w:r>
+          </w:p>
+        </w:tc>
+        <w:tc>
+          <w:tcPr>
+            <w:tcW w:type="dxa" w:w="4536"/>
+            <w:tcBorders>
+              <w:top w:val="single" w:color="BFBFBF" w:sz="4"/>
+              <w:left w:val="single" w:color="BFBFBF" w:sz="4"/>
+              <w:bottom w:val="single" w:color="BFBFBF" w:sz="4"/>
+              <w:right w:val="single" w:color="BFBFBF" w:sz="4"/>
+            </w:tcBorders>
+            <w:tcMar>
+              <w:top w:type="dxa" w:w="60"/>
+              <w:left w:type="dxa" w:w="100"/>
+              <w:bottom w:type="dxa" w:w="60"/>
+              <w:right w:type="dxa" w:w="100"/>
+            </w:tcMar>
+          </w:tcPr>
+          <w:p>
+            <w:pPr>
+              <w:keepNext w:val="false"/>
+            </w:pPr>
+            <w:r>
+              <w:t xml:space="preserve">The bar goes and both parts are still ticked. Untick them (or click </w:t>
+            </w:r>
+            <w:r>
+              <w:rPr>
+                <w:b/>
+                <w:bCs/>
+              </w:rPr>
+              <w:t xml:space="preserve">Clear</w:t>
+            </w:r>
+            <w:r>
+              <w:t xml:space="preserve"> at the bottom).</w:t>
+            </w:r>
+          </w:p>
+        </w:tc>
+        <w:tc>
+          <w:tcPr>
+            <w:tcW w:type="dxa" w:w="806"/>
+            <w:tcBorders>
+              <w:top w:val="single" w:color="BFBFBF" w:sz="4"/>
+              <w:left w:val="single" w:color="BFBFBF" w:sz="4"/>
+              <w:bottom w:val="single" w:color="BFBFBF" w:sz="4"/>
+              <w:right w:val="single" w:color="BFBFBF" w:sz="4"/>
+            </w:tcBorders>
+            <w:tcMar>
+              <w:top w:type="dxa" w:w="60"/>
+              <w:left w:type="dxa" w:w="100"/>
+              <w:bottom w:type="dxa" w:w="60"/>
+              <w:right w:type="dxa" w:w="100"/>
+            </w:tcMar>
+          </w:tcPr>
+          <w:p>
+            <w:pPr>
+              <w:keepNext w:val="false"/>
+            </w:pPr>
+            <w:r>
+              <w:t xml:space="preserve">☐</w:t>
+            </w:r>
+          </w:p>
+        </w:tc>
+      </w:tr>
+      <w:tr>
+        <w:trPr>
+          <w:tblHeader w:val="false"/>
+        </w:trPr>
+        <w:tc>
+          <w:tcPr>
+            <w:tcW w:type="dxa" w:w="504"/>
+            <w:tcBorders>
+              <w:top w:val="single" w:color="BFBFBF" w:sz="4"/>
+              <w:left w:val="single" w:color="BFBFBF" w:sz="4"/>
+              <w:bottom w:val="single" w:color="BFBFBF" w:sz="4"/>
+              <w:right w:val="single" w:color="BFBFBF" w:sz="4"/>
+            </w:tcBorders>
+            <w:tcMar>
+              <w:top w:type="dxa" w:w="60"/>
+              <w:left w:type="dxa" w:w="100"/>
+              <w:bottom w:type="dxa" w:w="60"/>
+              <w:right w:type="dxa" w:w="100"/>
+            </w:tcMar>
+          </w:tcPr>
+          <w:p>
+            <w:pPr>
+              <w:keepNext w:val="false"/>
+            </w:pPr>
+            <w:r>
+              <w:t xml:space="preserve">12</w:t>
             </w:r>
           </w:p>
         </w:tc>

--- a/projects/part order tool - app/for-users/Non-JD Order Tool - Walkthrough.docx
+++ b/projects/part order tool - app/for-users/Non-JD Order Tool - Walkthrough.docx
@@ -21,7 +21,7 @@
         <w:rPr>
           <w:color w:val="595959"/>
         </w:rPr>
-        <w:t xml:space="preserve">Hands-on steps through every page · Version 0.5.0 · October 28, 2026 · App: https://10.110.100.13:8443</w:t>
+        <w:t xml:space="preserve">Hands-on steps through every page · Version 0.5.1 · October 28, 2026 · App: https://10.110.100.13:8443</w:t>
       </w:r>
     </w:p>
     <w:p>
@@ -6982,7 +6982,7 @@
                 <w:b/>
                 <w:bCs/>
               </w:rPr>
-              <w:t xml:space="preserve">0.5.0</w:t>
+              <w:t xml:space="preserve">0.5.1</w:t>
             </w:r>
             <w:r>
               <w:t xml:space="preserve">).</w:t>
@@ -7192,6 +7192,964 @@
       <w:r>
         <w:t xml:space="preserve">Part 2: what’s new</w:t>
       </w:r>
+    </w:p>
+    <w:p>
+      <w:pPr>
+        <w:pStyle w:val="Heading2"/>
+      </w:pPr>
+      <w:r>
+        <w:t xml:space="preserve">Version 0.5.1 (October 28, 2026): export several orders as one CSV</w:t>
+      </w:r>
+    </w:p>
+    <w:p>
+      <w:pPr>
+        <w:keepNext w:val="false"/>
+        <w:spacing w:after="120"/>
+      </w:pPr>
+      <w:r>
+        <w:t xml:space="preserve">New since 0.5.0: </w:t>
+      </w:r>
+      <w:r>
+        <w:rPr>
+          <w:b/>
+          <w:bCs/>
+        </w:rPr>
+        <w:t xml:space="preserve">Export together</w:t>
+      </w:r>
+      <w:r>
+        <w:t xml:space="preserve"> (Barry’s request). Orders are still saved one per branch and franchise, but you can download several of them as one CSV, either one line per branch or a total per part, and one file per franchise or one for everything.</w:t>
+      </w:r>
+    </w:p>
+    <w:p>
+      <w:pPr>
+        <w:keepNext w:val="false"/>
+        <w:pBdr>
+          <w:left w:val="single" w:color="1F4E79" w:sz="12" w:space="8"/>
+        </w:pBdr>
+        <w:spacing w:before="60" w:after="160"/>
+        <w:ind w:left="360"/>
+      </w:pPr>
+      <w:r>
+        <w:rPr>
+          <w:i/>
+          <w:iCs/>
+          <w:color w:val="404040"/>
+        </w:rPr>
+        <w:t xml:space="preserve">This makes practice orders: name them </w:t>
+      </w:r>
+      <w:r>
+        <w:rPr>
+          <w:b/>
+          <w:bCs/>
+          <w:i/>
+          <w:iCs/>
+          <w:color w:val="404040"/>
+        </w:rPr>
+        <w:t xml:space="preserve">TEST</w:t>
+      </w:r>
+      <w:r>
+        <w:rPr>
+          <w:i/>
+          <w:iCs/>
+          <w:color w:val="404040"/>
+        </w:rPr>
+        <w:t xml:space="preserve">. Exporting marks them Exported; Brian tidies them up afterwards.</w:t>
+      </w:r>
+    </w:p>
+    <w:tbl>
+      <w:tblPr>
+        <w:tblW w:type="dxa" w:w="10080"/>
+        <w:tblBorders>
+          <w:top w:val="single" w:color="auto" w:sz="4"/>
+          <w:left w:val="single" w:color="auto" w:sz="4"/>
+          <w:bottom w:val="single" w:color="auto" w:sz="4"/>
+          <w:right w:val="single" w:color="auto" w:sz="4"/>
+          <w:insideH w:val="single" w:color="auto" w:sz="4"/>
+          <w:insideV w:val="single" w:color="auto" w:sz="4"/>
+        </w:tblBorders>
+      </w:tblPr>
+      <w:tblGrid>
+        <w:gridCol w:w="504"/>
+        <w:gridCol w:w="4234"/>
+        <w:gridCol w:w="4536"/>
+        <w:gridCol w:w="806"/>
+      </w:tblGrid>
+      <w:tr>
+        <w:trPr>
+          <w:tblHeader/>
+        </w:trPr>
+        <w:tc>
+          <w:tcPr>
+            <w:tcW w:type="dxa" w:w="504"/>
+            <w:tcBorders>
+              <w:top w:val="single" w:color="BFBFBF" w:sz="4"/>
+              <w:left w:val="single" w:color="BFBFBF" w:sz="4"/>
+              <w:bottom w:val="single" w:color="BFBFBF" w:sz="4"/>
+              <w:right w:val="single" w:color="BFBFBF" w:sz="4"/>
+            </w:tcBorders>
+            <w:shd w:fill="DEEAF6" w:color="auto" w:val="clear"/>
+            <w:tcMar>
+              <w:top w:type="dxa" w:w="60"/>
+              <w:left w:type="dxa" w:w="100"/>
+              <w:bottom w:type="dxa" w:w="60"/>
+              <w:right w:type="dxa" w:w="100"/>
+            </w:tcMar>
+          </w:tcPr>
+          <w:p>
+            <w:pPr>
+              <w:keepNext w:val="false"/>
+            </w:pPr>
+            <w:r>
+              <w:rPr>
+                <w:b/>
+                <w:bCs/>
+              </w:rPr>
+              <w:t xml:space="preserve">#</w:t>
+            </w:r>
+          </w:p>
+        </w:tc>
+        <w:tc>
+          <w:tcPr>
+            <w:tcW w:type="dxa" w:w="4234"/>
+            <w:tcBorders>
+              <w:top w:val="single" w:color="BFBFBF" w:sz="4"/>
+              <w:left w:val="single" w:color="BFBFBF" w:sz="4"/>
+              <w:bottom w:val="single" w:color="BFBFBF" w:sz="4"/>
+              <w:right w:val="single" w:color="BFBFBF" w:sz="4"/>
+            </w:tcBorders>
+            <w:shd w:fill="DEEAF6" w:color="auto" w:val="clear"/>
+            <w:tcMar>
+              <w:top w:type="dxa" w:w="60"/>
+              <w:left w:type="dxa" w:w="100"/>
+              <w:bottom w:type="dxa" w:w="60"/>
+              <w:right w:type="dxa" w:w="100"/>
+            </w:tcMar>
+          </w:tcPr>
+          <w:p>
+            <w:pPr>
+              <w:keepNext w:val="false"/>
+            </w:pPr>
+            <w:r>
+              <w:rPr>
+                <w:b/>
+                <w:bCs/>
+              </w:rPr>
+              <w:t xml:space="preserve">Do this</w:t>
+            </w:r>
+          </w:p>
+        </w:tc>
+        <w:tc>
+          <w:tcPr>
+            <w:tcW w:type="dxa" w:w="4536"/>
+            <w:tcBorders>
+              <w:top w:val="single" w:color="BFBFBF" w:sz="4"/>
+              <w:left w:val="single" w:color="BFBFBF" w:sz="4"/>
+              <w:bottom w:val="single" w:color="BFBFBF" w:sz="4"/>
+              <w:right w:val="single" w:color="BFBFBF" w:sz="4"/>
+            </w:tcBorders>
+            <w:shd w:fill="DEEAF6" w:color="auto" w:val="clear"/>
+            <w:tcMar>
+              <w:top w:type="dxa" w:w="60"/>
+              <w:left w:type="dxa" w:w="100"/>
+              <w:bottom w:type="dxa" w:w="60"/>
+              <w:right w:type="dxa" w:w="100"/>
+            </w:tcMar>
+          </w:tcPr>
+          <w:p>
+            <w:pPr>
+              <w:keepNext w:val="false"/>
+            </w:pPr>
+            <w:r>
+              <w:rPr>
+                <w:b/>
+                <w:bCs/>
+              </w:rPr>
+              <w:t xml:space="preserve">You should see</w:t>
+            </w:r>
+          </w:p>
+        </w:tc>
+        <w:tc>
+          <w:tcPr>
+            <w:tcW w:type="dxa" w:w="806"/>
+            <w:tcBorders>
+              <w:top w:val="single" w:color="BFBFBF" w:sz="4"/>
+              <w:left w:val="single" w:color="BFBFBF" w:sz="4"/>
+              <w:bottom w:val="single" w:color="BFBFBF" w:sz="4"/>
+              <w:right w:val="single" w:color="BFBFBF" w:sz="4"/>
+            </w:tcBorders>
+            <w:shd w:fill="DEEAF6" w:color="auto" w:val="clear"/>
+            <w:tcMar>
+              <w:top w:type="dxa" w:w="60"/>
+              <w:left w:type="dxa" w:w="100"/>
+              <w:bottom w:type="dxa" w:w="60"/>
+              <w:right w:type="dxa" w:w="100"/>
+            </w:tcMar>
+          </w:tcPr>
+          <w:p>
+            <w:pPr>
+              <w:keepNext w:val="false"/>
+            </w:pPr>
+            <w:r>
+              <w:rPr>
+                <w:b/>
+                <w:bCs/>
+              </w:rPr>
+              <w:t xml:space="preserve">OK</w:t>
+            </w:r>
+          </w:p>
+        </w:tc>
+      </w:tr>
+      <w:tr>
+        <w:trPr>
+          <w:tblHeader w:val="false"/>
+        </w:trPr>
+        <w:tc>
+          <w:tcPr>
+            <w:tcW w:type="dxa" w:w="504"/>
+            <w:tcBorders>
+              <w:top w:val="single" w:color="BFBFBF" w:sz="4"/>
+              <w:left w:val="single" w:color="BFBFBF" w:sz="4"/>
+              <w:bottom w:val="single" w:color="BFBFBF" w:sz="4"/>
+              <w:right w:val="single" w:color="BFBFBF" w:sz="4"/>
+            </w:tcBorders>
+            <w:tcMar>
+              <w:top w:type="dxa" w:w="60"/>
+              <w:left w:type="dxa" w:w="100"/>
+              <w:bottom w:type="dxa" w:w="60"/>
+              <w:right w:type="dxa" w:w="100"/>
+            </w:tcMar>
+          </w:tcPr>
+          <w:p>
+            <w:pPr>
+              <w:keepNext w:val="false"/>
+            </w:pPr>
+            <w:r>
+              <w:t xml:space="preserve">1</w:t>
+            </w:r>
+          </w:p>
+        </w:tc>
+        <w:tc>
+          <w:tcPr>
+            <w:tcW w:type="dxa" w:w="4234"/>
+            <w:tcBorders>
+              <w:top w:val="single" w:color="BFBFBF" w:sz="4"/>
+              <w:left w:val="single" w:color="BFBFBF" w:sz="4"/>
+              <w:bottom w:val="single" w:color="BFBFBF" w:sz="4"/>
+              <w:right w:val="single" w:color="BFBFBF" w:sz="4"/>
+            </w:tcBorders>
+            <w:tcMar>
+              <w:top w:type="dxa" w:w="60"/>
+              <w:left w:type="dxa" w:w="100"/>
+              <w:bottom w:type="dxa" w:w="60"/>
+              <w:right w:type="dxa" w:w="100"/>
+            </w:tcMar>
+          </w:tcPr>
+          <w:p>
+            <w:pPr>
+              <w:keepNext w:val="false"/>
+            </w:pPr>
+            <w:r>
+              <w:t xml:space="preserve">On Recommended Reorder, click </w:t>
+            </w:r>
+            <w:r>
+              <w:rPr>
+                <w:b/>
+                <w:bCs/>
+              </w:rPr>
+              <w:t xml:space="preserve">Several branches…</w:t>
+            </w:r>
+            <w:r>
+              <w:t xml:space="preserve"> and tick </w:t>
+            </w:r>
+            <w:r>
+              <w:rPr>
+                <w:b/>
+                <w:bCs/>
+              </w:rPr>
+              <w:t xml:space="preserve">1</w:t>
+            </w:r>
+            <w:r>
+              <w:t xml:space="preserve"> and </w:t>
+            </w:r>
+            <w:r>
+              <w:rPr>
+                <w:b/>
+                <w:bCs/>
+              </w:rPr>
+              <w:t xml:space="preserve">92</w:t>
+            </w:r>
+            <w:r>
+              <w:t xml:space="preserve">. Tick </w:t>
+            </w:r>
+            <w:r>
+              <w:rPr>
+                <w:rFonts w:ascii="Consolas" w:cs="Consolas" w:eastAsia="Consolas" w:hAnsi="Consolas"/>
+                <w:sz w:val="20"/>
+                <w:szCs w:val="20"/>
+              </w:rPr>
+              <w:t xml:space="preserve">220018</w:t>
+            </w:r>
+            <w:r>
+              <w:t xml:space="preserve"> at both branches (or any part both need) and one part from another franchise. Click </w:t>
+            </w:r>
+            <w:r>
+              <w:rPr>
+                <w:b/>
+                <w:bCs/>
+              </w:rPr>
+              <w:t xml:space="preserve">Create orders</w:t>
+            </w:r>
+            <w:r>
+              <w:t xml:space="preserve">, name it </w:t>
+            </w:r>
+            <w:r>
+              <w:rPr>
+                <w:b/>
+                <w:bCs/>
+              </w:rPr>
+              <w:t xml:space="preserve">TEST</w:t>
+            </w:r>
+            <w:r>
+              <w:t xml:space="preserve"> and save.</w:t>
+            </w:r>
+          </w:p>
+        </w:tc>
+        <w:tc>
+          <w:tcPr>
+            <w:tcW w:type="dxa" w:w="4536"/>
+            <w:tcBorders>
+              <w:top w:val="single" w:color="BFBFBF" w:sz="4"/>
+              <w:left w:val="single" w:color="BFBFBF" w:sz="4"/>
+              <w:bottom w:val="single" w:color="BFBFBF" w:sz="4"/>
+              <w:right w:val="single" w:color="BFBFBF" w:sz="4"/>
+            </w:tcBorders>
+            <w:tcMar>
+              <w:top w:type="dxa" w:w="60"/>
+              <w:left w:type="dxa" w:w="100"/>
+              <w:bottom w:type="dxa" w:w="60"/>
+              <w:right w:type="dxa" w:w="100"/>
+            </w:tcMar>
+          </w:tcPr>
+          <w:p>
+            <w:pPr>
+              <w:keepNext w:val="false"/>
+            </w:pPr>
+            <w:r>
+              <w:t xml:space="preserve">You land on Orders, showing only the orders just made, all </w:t>
+            </w:r>
+            <w:r>
+              <w:rPr>
+                <w:b/>
+                <w:bCs/>
+              </w:rPr>
+              <w:t xml:space="preserve">ticked</w:t>
+            </w:r>
+            <w:r>
+              <w:t xml:space="preserve">. A panel above the list has </w:t>
+            </w:r>
+            <w:r>
+              <w:rPr>
+                <w:b/>
+                <w:bCs/>
+              </w:rPr>
+              <w:t xml:space="preserve">LINES</w:t>
+            </w:r>
+            <w:r>
+              <w:t xml:space="preserve"> (One line per branch / Total per part), </w:t>
+            </w:r>
+            <w:r>
+              <w:rPr>
+                <w:b/>
+                <w:bCs/>
+              </w:rPr>
+              <w:t xml:space="preserve">FILES</w:t>
+            </w:r>
+            <w:r>
+              <w:t xml:space="preserve"> (One file per franchise / One file for everything) and a button </w:t>
+            </w:r>
+            <w:r>
+              <w:rPr>
+                <w:b/>
+                <w:bCs/>
+              </w:rPr>
+              <w:t xml:space="preserve">Download one CSV for all (3 orders)</w:t>
+            </w:r>
+            <w:r>
+              <w:t xml:space="preserve">.</w:t>
+            </w:r>
+          </w:p>
+        </w:tc>
+        <w:tc>
+          <w:tcPr>
+            <w:tcW w:type="dxa" w:w="806"/>
+            <w:tcBorders>
+              <w:top w:val="single" w:color="BFBFBF" w:sz="4"/>
+              <w:left w:val="single" w:color="BFBFBF" w:sz="4"/>
+              <w:bottom w:val="single" w:color="BFBFBF" w:sz="4"/>
+              <w:right w:val="single" w:color="BFBFBF" w:sz="4"/>
+            </w:tcBorders>
+            <w:tcMar>
+              <w:top w:type="dxa" w:w="60"/>
+              <w:left w:type="dxa" w:w="100"/>
+              <w:bottom w:type="dxa" w:w="60"/>
+              <w:right w:type="dxa" w:w="100"/>
+            </w:tcMar>
+          </w:tcPr>
+          <w:p>
+            <w:pPr>
+              <w:keepNext w:val="false"/>
+            </w:pPr>
+            <w:r>
+              <w:t xml:space="preserve">☐</w:t>
+            </w:r>
+          </w:p>
+        </w:tc>
+      </w:tr>
+      <w:tr>
+        <w:trPr>
+          <w:tblHeader w:val="false"/>
+        </w:trPr>
+        <w:tc>
+          <w:tcPr>
+            <w:tcW w:type="dxa" w:w="504"/>
+            <w:tcBorders>
+              <w:top w:val="single" w:color="BFBFBF" w:sz="4"/>
+              <w:left w:val="single" w:color="BFBFBF" w:sz="4"/>
+              <w:bottom w:val="single" w:color="BFBFBF" w:sz="4"/>
+              <w:right w:val="single" w:color="BFBFBF" w:sz="4"/>
+            </w:tcBorders>
+            <w:tcMar>
+              <w:top w:type="dxa" w:w="60"/>
+              <w:left w:type="dxa" w:w="100"/>
+              <w:bottom w:type="dxa" w:w="60"/>
+              <w:right w:type="dxa" w:w="100"/>
+            </w:tcMar>
+          </w:tcPr>
+          <w:p>
+            <w:pPr>
+              <w:keepNext w:val="false"/>
+            </w:pPr>
+            <w:r>
+              <w:t xml:space="preserve">2</w:t>
+            </w:r>
+          </w:p>
+        </w:tc>
+        <w:tc>
+          <w:tcPr>
+            <w:tcW w:type="dxa" w:w="4234"/>
+            <w:tcBorders>
+              <w:top w:val="single" w:color="BFBFBF" w:sz="4"/>
+              <w:left w:val="single" w:color="BFBFBF" w:sz="4"/>
+              <w:bottom w:val="single" w:color="BFBFBF" w:sz="4"/>
+              <w:right w:val="single" w:color="BFBFBF" w:sz="4"/>
+            </w:tcBorders>
+            <w:tcMar>
+              <w:top w:type="dxa" w:w="60"/>
+              <w:left w:type="dxa" w:w="100"/>
+              <w:bottom w:type="dxa" w:w="60"/>
+              <w:right w:type="dxa" w:w="100"/>
+            </w:tcMar>
+          </w:tcPr>
+          <w:p>
+            <w:pPr>
+              <w:keepNext w:val="false"/>
+            </w:pPr>
+            <w:r>
+              <w:t xml:space="preserve">Leave </w:t>
+            </w:r>
+            <w:r>
+              <w:rPr>
+                <w:b/>
+                <w:bCs/>
+              </w:rPr>
+              <w:t xml:space="preserve">One line per branch</w:t>
+            </w:r>
+            <w:r>
+              <w:t xml:space="preserve"> and </w:t>
+            </w:r>
+            <w:r>
+              <w:rPr>
+                <w:b/>
+                <w:bCs/>
+              </w:rPr>
+              <w:t xml:space="preserve">One file per franchise</w:t>
+            </w:r>
+            <w:r>
+              <w:t xml:space="preserve">. Click </w:t>
+            </w:r>
+            <w:r>
+              <w:rPr>
+                <w:b/>
+                <w:bCs/>
+              </w:rPr>
+              <w:t xml:space="preserve">Download one CSV for all</w:t>
+            </w:r>
+            <w:r>
+              <w:t xml:space="preserve">.</w:t>
+            </w:r>
+          </w:p>
+        </w:tc>
+        <w:tc>
+          <w:tcPr>
+            <w:tcW w:type="dxa" w:w="4536"/>
+            <w:tcBorders>
+              <w:top w:val="single" w:color="BFBFBF" w:sz="4"/>
+              <w:left w:val="single" w:color="BFBFBF" w:sz="4"/>
+              <w:bottom w:val="single" w:color="BFBFBF" w:sz="4"/>
+              <w:right w:val="single" w:color="BFBFBF" w:sz="4"/>
+            </w:tcBorders>
+            <w:tcMar>
+              <w:top w:type="dxa" w:w="60"/>
+              <w:left w:type="dxa" w:w="100"/>
+              <w:bottom w:type="dxa" w:w="60"/>
+              <w:right w:type="dxa" w:w="100"/>
+            </w:tcMar>
+          </w:tcPr>
+          <w:p>
+            <w:pPr>
+              <w:keepNext w:val="false"/>
+            </w:pPr>
+            <w:r>
+              <w:t xml:space="preserve">One file per franchise, named like </w:t>
+            </w:r>
+            <w:r>
+              <w:rPr>
+                <w:rFonts w:ascii="Consolas" w:cs="Consolas" w:eastAsia="Consolas" w:hAnsi="Consolas"/>
+                <w:sz w:val="20"/>
+                <w:szCs w:val="20"/>
+              </w:rPr>
+              <w:t xml:space="preserve">Combined-RM-20261028-1530.csv</w:t>
+            </w:r>
+            <w:r>
+              <w:t xml:space="preserve">. Each starts with a </w:t>
+            </w:r>
+            <w:r>
+              <w:rPr>
+                <w:b/>
+                <w:bCs/>
+              </w:rPr>
+              <w:t xml:space="preserve">Branch</w:t>
+            </w:r>
+            <w:r>
+              <w:t xml:space="preserve"> column and has every line of both branches. “Downloaded 2 files for 3 orders; each order is marked exported.” Every order now shows </w:t>
+            </w:r>
+            <w:r>
+              <w:rPr>
+                <w:b/>
+                <w:bCs/>
+              </w:rPr>
+              <w:t xml:space="preserve">Exported</w:t>
+            </w:r>
+            <w:r>
+              <w:t xml:space="preserve">.</w:t>
+            </w:r>
+          </w:p>
+        </w:tc>
+        <w:tc>
+          <w:tcPr>
+            <w:tcW w:type="dxa" w:w="806"/>
+            <w:tcBorders>
+              <w:top w:val="single" w:color="BFBFBF" w:sz="4"/>
+              <w:left w:val="single" w:color="BFBFBF" w:sz="4"/>
+              <w:bottom w:val="single" w:color="BFBFBF" w:sz="4"/>
+              <w:right w:val="single" w:color="BFBFBF" w:sz="4"/>
+            </w:tcBorders>
+            <w:tcMar>
+              <w:top w:type="dxa" w:w="60"/>
+              <w:left w:type="dxa" w:w="100"/>
+              <w:bottom w:type="dxa" w:w="60"/>
+              <w:right w:type="dxa" w:w="100"/>
+            </w:tcMar>
+          </w:tcPr>
+          <w:p>
+            <w:pPr>
+              <w:keepNext w:val="false"/>
+            </w:pPr>
+            <w:r>
+              <w:t xml:space="preserve">☐</w:t>
+            </w:r>
+          </w:p>
+        </w:tc>
+      </w:tr>
+      <w:tr>
+        <w:trPr>
+          <w:tblHeader w:val="false"/>
+        </w:trPr>
+        <w:tc>
+          <w:tcPr>
+            <w:tcW w:type="dxa" w:w="504"/>
+            <w:tcBorders>
+              <w:top w:val="single" w:color="BFBFBF" w:sz="4"/>
+              <w:left w:val="single" w:color="BFBFBF" w:sz="4"/>
+              <w:bottom w:val="single" w:color="BFBFBF" w:sz="4"/>
+              <w:right w:val="single" w:color="BFBFBF" w:sz="4"/>
+            </w:tcBorders>
+            <w:tcMar>
+              <w:top w:type="dxa" w:w="60"/>
+              <w:left w:type="dxa" w:w="100"/>
+              <w:bottom w:type="dxa" w:w="60"/>
+              <w:right w:type="dxa" w:w="100"/>
+            </w:tcMar>
+          </w:tcPr>
+          <w:p>
+            <w:pPr>
+              <w:keepNext w:val="false"/>
+            </w:pPr>
+            <w:r>
+              <w:t xml:space="preserve">3</w:t>
+            </w:r>
+          </w:p>
+        </w:tc>
+        <w:tc>
+          <w:tcPr>
+            <w:tcW w:type="dxa" w:w="4234"/>
+            <w:tcBorders>
+              <w:top w:val="single" w:color="BFBFBF" w:sz="4"/>
+              <w:left w:val="single" w:color="BFBFBF" w:sz="4"/>
+              <w:bottom w:val="single" w:color="BFBFBF" w:sz="4"/>
+              <w:right w:val="single" w:color="BFBFBF" w:sz="4"/>
+            </w:tcBorders>
+            <w:tcMar>
+              <w:top w:type="dxa" w:w="60"/>
+              <w:left w:type="dxa" w:w="100"/>
+              <w:bottom w:type="dxa" w:w="60"/>
+              <w:right w:type="dxa" w:w="100"/>
+            </w:tcMar>
+          </w:tcPr>
+          <w:p>
+            <w:pPr>
+              <w:keepNext w:val="false"/>
+            </w:pPr>
+            <w:r>
+              <w:t xml:space="preserve">Click </w:t>
+            </w:r>
+            <w:r>
+              <w:rPr>
+                <w:b/>
+                <w:bCs/>
+              </w:rPr>
+              <w:t xml:space="preserve">Total per part</w:t>
+            </w:r>
+            <w:r>
+              <w:t xml:space="preserve"> and </w:t>
+            </w:r>
+            <w:r>
+              <w:rPr>
+                <w:b/>
+                <w:bCs/>
+              </w:rPr>
+              <w:t xml:space="preserve">One file for everything</w:t>
+            </w:r>
+            <w:r>
+              <w:t xml:space="preserve">, then the button again.</w:t>
+            </w:r>
+          </w:p>
+        </w:tc>
+        <w:tc>
+          <w:tcPr>
+            <w:tcW w:type="dxa" w:w="4536"/>
+            <w:tcBorders>
+              <w:top w:val="single" w:color="BFBFBF" w:sz="4"/>
+              <w:left w:val="single" w:color="BFBFBF" w:sz="4"/>
+              <w:bottom w:val="single" w:color="BFBFBF" w:sz="4"/>
+              <w:right w:val="single" w:color="BFBFBF" w:sz="4"/>
+            </w:tcBorders>
+            <w:tcMar>
+              <w:top w:type="dxa" w:w="60"/>
+              <w:left w:type="dxa" w:w="100"/>
+              <w:bottom w:type="dxa" w:w="60"/>
+              <w:right w:type="dxa" w:w="100"/>
+            </w:tcMar>
+          </w:tcPr>
+          <w:p>
+            <w:pPr>
+              <w:keepNext w:val="false"/>
+            </w:pPr>
+            <w:r>
+              <w:t xml:space="preserve">One file, </w:t>
+            </w:r>
+            <w:r>
+              <w:rPr>
+                <w:rFonts w:ascii="Consolas" w:cs="Consolas" w:eastAsia="Consolas" w:hAnsi="Consolas"/>
+                <w:sz w:val="20"/>
+                <w:szCs w:val="20"/>
+              </w:rPr>
+              <w:t xml:space="preserve">Combined-All-….csv</w:t>
+            </w:r>
+            <w:r>
+              <w:t xml:space="preserve">, with a </w:t>
+            </w:r>
+            <w:r>
+              <w:rPr>
+                <w:b/>
+                <w:bCs/>
+              </w:rPr>
+              <w:t xml:space="preserve">Franchise</w:t>
+            </w:r>
+            <w:r>
+              <w:t xml:space="preserve"> column first. </w:t>
+            </w:r>
+            <w:r>
+              <w:rPr>
+                <w:rFonts w:ascii="Consolas" w:cs="Consolas" w:eastAsia="Consolas" w:hAnsi="Consolas"/>
+                <w:sz w:val="20"/>
+                <w:szCs w:val="20"/>
+              </w:rPr>
+              <w:t xml:space="preserve">220018</w:t>
+            </w:r>
+            <w:r>
+              <w:t xml:space="preserve"> is one line with both branches’ quantities added up, and the </w:t>
+            </w:r>
+            <w:r>
+              <w:rPr>
+                <w:b/>
+                <w:bCs/>
+              </w:rPr>
+              <w:t xml:space="preserve">Branches</w:t>
+            </w:r>
+            <w:r>
+              <w:t xml:space="preserve"> column says how many each one ordered, e.g. “1 (2); 92 (3)”.</w:t>
+            </w:r>
+          </w:p>
+        </w:tc>
+        <w:tc>
+          <w:tcPr>
+            <w:tcW w:type="dxa" w:w="806"/>
+            <w:tcBorders>
+              <w:top w:val="single" w:color="BFBFBF" w:sz="4"/>
+              <w:left w:val="single" w:color="BFBFBF" w:sz="4"/>
+              <w:bottom w:val="single" w:color="BFBFBF" w:sz="4"/>
+              <w:right w:val="single" w:color="BFBFBF" w:sz="4"/>
+            </w:tcBorders>
+            <w:tcMar>
+              <w:top w:type="dxa" w:w="60"/>
+              <w:left w:type="dxa" w:w="100"/>
+              <w:bottom w:type="dxa" w:w="60"/>
+              <w:right w:type="dxa" w:w="100"/>
+            </w:tcMar>
+          </w:tcPr>
+          <w:p>
+            <w:pPr>
+              <w:keepNext w:val="false"/>
+            </w:pPr>
+            <w:r>
+              <w:t xml:space="preserve">☐</w:t>
+            </w:r>
+          </w:p>
+        </w:tc>
+      </w:tr>
+      <w:tr>
+        <w:trPr>
+          <w:tblHeader w:val="false"/>
+        </w:trPr>
+        <w:tc>
+          <w:tcPr>
+            <w:tcW w:type="dxa" w:w="504"/>
+            <w:tcBorders>
+              <w:top w:val="single" w:color="BFBFBF" w:sz="4"/>
+              <w:left w:val="single" w:color="BFBFBF" w:sz="4"/>
+              <w:bottom w:val="single" w:color="BFBFBF" w:sz="4"/>
+              <w:right w:val="single" w:color="BFBFBF" w:sz="4"/>
+            </w:tcBorders>
+            <w:tcMar>
+              <w:top w:type="dxa" w:w="60"/>
+              <w:left w:type="dxa" w:w="100"/>
+              <w:bottom w:type="dxa" w:w="60"/>
+              <w:right w:type="dxa" w:w="100"/>
+            </w:tcMar>
+          </w:tcPr>
+          <w:p>
+            <w:pPr>
+              <w:keepNext w:val="false"/>
+            </w:pPr>
+            <w:r>
+              <w:t xml:space="preserve">4</w:t>
+            </w:r>
+          </w:p>
+        </w:tc>
+        <w:tc>
+          <w:tcPr>
+            <w:tcW w:type="dxa" w:w="4234"/>
+            <w:tcBorders>
+              <w:top w:val="single" w:color="BFBFBF" w:sz="4"/>
+              <w:left w:val="single" w:color="BFBFBF" w:sz="4"/>
+              <w:bottom w:val="single" w:color="BFBFBF" w:sz="4"/>
+              <w:right w:val="single" w:color="BFBFBF" w:sz="4"/>
+            </w:tcBorders>
+            <w:tcMar>
+              <w:top w:type="dxa" w:w="60"/>
+              <w:left w:type="dxa" w:w="100"/>
+              <w:bottom w:type="dxa" w:w="60"/>
+              <w:right w:type="dxa" w:w="100"/>
+            </w:tcMar>
+          </w:tcPr>
+          <w:p>
+            <w:pPr>
+              <w:keepNext w:val="false"/>
+            </w:pPr>
+            <w:r>
+              <w:t xml:space="preserve">Click </w:t>
+            </w:r>
+            <w:r>
+              <w:rPr>
+                <w:b/>
+                <w:bCs/>
+              </w:rPr>
+              <w:t xml:space="preserve">Show all orders</w:t>
+            </w:r>
+            <w:r>
+              <w:t xml:space="preserve">. Tick two older orders. Look at a </w:t>
+            </w:r>
+            <w:r>
+              <w:rPr>
+                <w:b/>
+                <w:bCs/>
+              </w:rPr>
+              <w:t xml:space="preserve">Placed</w:t>
+            </w:r>
+            <w:r>
+              <w:t xml:space="preserve"> order’s box.</w:t>
+            </w:r>
+          </w:p>
+        </w:tc>
+        <w:tc>
+          <w:tcPr>
+            <w:tcW w:type="dxa" w:w="4536"/>
+            <w:tcBorders>
+              <w:top w:val="single" w:color="BFBFBF" w:sz="4"/>
+              <w:left w:val="single" w:color="BFBFBF" w:sz="4"/>
+              <w:bottom w:val="single" w:color="BFBFBF" w:sz="4"/>
+              <w:right w:val="single" w:color="BFBFBF" w:sz="4"/>
+            </w:tcBorders>
+            <w:tcMar>
+              <w:top w:type="dxa" w:w="60"/>
+              <w:left w:type="dxa" w:w="100"/>
+              <w:bottom w:type="dxa" w:w="60"/>
+              <w:right w:type="dxa" w:w="100"/>
+            </w:tcMar>
+          </w:tcPr>
+          <w:p>
+            <w:pPr>
+              <w:keepNext w:val="false"/>
+            </w:pPr>
+            <w:r>
+              <w:rPr>
+                <w:b/>
+                <w:bCs/>
+              </w:rPr>
+              <w:t xml:space="preserve">Export together (2 orders)</w:t>
+            </w:r>
+            <w:r>
+              <w:t xml:space="preserve"> appears above the list. A placed order’s box can’t be ticked. Your LINES and FILES choices are as you left them.</w:t>
+            </w:r>
+          </w:p>
+        </w:tc>
+        <w:tc>
+          <w:tcPr>
+            <w:tcW w:type="dxa" w:w="806"/>
+            <w:tcBorders>
+              <w:top w:val="single" w:color="BFBFBF" w:sz="4"/>
+              <w:left w:val="single" w:color="BFBFBF" w:sz="4"/>
+              <w:bottom w:val="single" w:color="BFBFBF" w:sz="4"/>
+              <w:right w:val="single" w:color="BFBFBF" w:sz="4"/>
+            </w:tcBorders>
+            <w:tcMar>
+              <w:top w:type="dxa" w:w="60"/>
+              <w:left w:type="dxa" w:w="100"/>
+              <w:bottom w:type="dxa" w:w="60"/>
+              <w:right w:type="dxa" w:w="100"/>
+            </w:tcMar>
+          </w:tcPr>
+          <w:p>
+            <w:pPr>
+              <w:keepNext w:val="false"/>
+            </w:pPr>
+            <w:r>
+              <w:t xml:space="preserve">☐</w:t>
+            </w:r>
+          </w:p>
+        </w:tc>
+      </w:tr>
+    </w:tbl>
+    <w:p>
+      <w:pPr>
+        <w:spacing w:after="120"/>
+      </w:pPr>
+    </w:p>
+    <w:p>
+      <w:pPr>
+        <w:keepNext w:val="false"/>
+        <w:spacing w:after="120"/>
+      </w:pPr>
+      <w:r>
+        <w:rPr>
+          <w:b/>
+          <w:bCs/>
+        </w:rPr>
+        <w:t xml:space="preserve">Your opinion:</w:t>
+      </w:r>
+      <w:r>
+        <w:t xml:space="preserve"> which layout does each vendor want, one line per branch or a total per part?</w:t>
+      </w:r>
+    </w:p>
+    <w:p>
+      <w:pPr>
+        <w:keepNext/>
+        <w:spacing w:before="120" w:after="60"/>
+      </w:pPr>
+      <w:r>
+        <w:rPr>
+          <w:b/>
+          <w:bCs/>
+          <w:color w:val="1F4E79"/>
+        </w:rPr>
+        <w:t xml:space="preserve">Notes (anything different, slow or confusing):</w:t>
+      </w:r>
+    </w:p>
+    <w:tbl>
+      <w:tblPr>
+        <w:tblW w:type="dxa" w:w="10080"/>
+        <w:tblBorders>
+          <w:top w:val="single" w:color="auto" w:sz="4"/>
+          <w:left w:val="single" w:color="auto" w:sz="4"/>
+          <w:bottom w:val="single" w:color="auto" w:sz="4"/>
+          <w:right w:val="single" w:color="auto" w:sz="4"/>
+          <w:insideH w:val="single" w:color="auto" w:sz="4"/>
+          <w:insideV w:val="single" w:color="auto" w:sz="4"/>
+        </w:tblBorders>
+      </w:tblPr>
+      <w:tblGrid>
+        <w:gridCol w:w="10080"/>
+      </w:tblGrid>
+      <w:tr>
+        <w:trPr>
+          <w:cantSplit/>
+          <w:trHeight w:val="900" w:hRule="atLeast"/>
+        </w:trPr>
+        <w:tc>
+          <w:tcPr>
+            <w:tcW w:type="dxa" w:w="10080"/>
+            <w:tcBorders>
+              <w:top w:val="single" w:color="A6A6A6" w:sz="4"/>
+              <w:left w:val="single" w:color="A6A6A6" w:sz="4"/>
+              <w:bottom w:val="single" w:color="A6A6A6" w:sz="4"/>
+              <w:right w:val="single" w:color="A6A6A6" w:sz="4"/>
+            </w:tcBorders>
+            <w:tcMar>
+              <w:top w:type="dxa" w:w="80"/>
+              <w:left w:type="dxa" w:w="120"/>
+              <w:bottom w:type="dxa" w:w="80"/>
+              <w:right w:type="dxa" w:w="120"/>
+            </w:tcMar>
+          </w:tcPr>
+          <w:p/>
+        </w:tc>
+      </w:tr>
+    </w:tbl>
+    <w:p>
+      <w:pPr>
+        <w:spacing w:after="160"/>
+      </w:pPr>
     </w:p>
     <w:p>
       <w:pPr>
@@ -14250,7 +15208,7 @@
               <w:t xml:space="preserve">0.5.0</w:t>
             </w:r>
             <w:r>
-              <w:t xml:space="preserve">.</w:t>
+              <w:t xml:space="preserve"> or later.</w:t>
             </w:r>
           </w:p>
         </w:tc>
@@ -16151,7 +17109,7 @@
         <w:pStyle w:val="Heading3"/>
       </w:pPr>
       <w:r>
-        <w:t xml:space="preserve">0.5.0</w:t>
+        <w:t xml:space="preserve">0.5.1</w:t>
       </w:r>
     </w:p>
     <w:tbl>
@@ -16386,7 +17344,7 @@
                 <w:b/>
                 <w:bCs/>
               </w:rPr>
-              <w:t xml:space="preserve">0.5.0</w:t>
+              <w:t xml:space="preserve">0.5.1</w:t>
             </w:r>
             <w:r>
               <w:t xml:space="preserve"> and the deployed commit.</w:t>
@@ -16469,7 +17427,17 @@
               <w:keepNext w:val="false"/>
             </w:pPr>
             <w:r>
-              <w:t xml:space="preserve">The first morning after the 0.5.0 publish: re-check the Part 2 examples (MULTISEAL at 1 with 44 from 6; branch 6 and 93 on Other branches; R134A redistribution from 13; GG100 with no stock or sales at 1; 124184 at about 22 demands) against Prod.</w:t>
+              <w:t xml:space="preserve">Orders: tick two Draft TEST orders from different branches, </w:t>
+            </w:r>
+            <w:r>
+              <w:rPr>
+                <w:b/>
+                <w:bCs/>
+              </w:rPr>
+              <w:t xml:space="preserve">Export together</w:t>
+            </w:r>
+            <w:r>
+              <w:t xml:space="preserve">, open the CSV in Notepad.</w:t>
             </w:r>
           </w:p>
         </w:tc>
@@ -16494,202 +17462,7 @@
               <w:keepNext w:val="false"/>
             </w:pPr>
             <w:r>
-              <w:t xml:space="preserve">Each still behaves as described; update the walkthrough where Prod differs before sending it out.</w:t>
-            </w:r>
-          </w:p>
-        </w:tc>
-        <w:tc>
-          <w:tcPr>
-            <w:tcW w:type="dxa" w:w="806"/>
-            <w:tcBorders>
-              <w:top w:val="single" w:color="BFBFBF" w:sz="4"/>
-              <w:left w:val="single" w:color="BFBFBF" w:sz="4"/>
-              <w:bottom w:val="single" w:color="BFBFBF" w:sz="4"/>
-              <w:right w:val="single" w:color="BFBFBF" w:sz="4"/>
-            </w:tcBorders>
-            <w:tcMar>
-              <w:top w:type="dxa" w:w="60"/>
-              <w:left w:type="dxa" w:w="100"/>
-              <w:bottom w:type="dxa" w:w="60"/>
-              <w:right w:type="dxa" w:w="100"/>
-            </w:tcMar>
-          </w:tcPr>
-          <w:p>
-            <w:pPr>
-              <w:keepNext w:val="false"/>
-            </w:pPr>
-            <w:r>
-              <w:t xml:space="preserve">☐</w:t>
-            </w:r>
-          </w:p>
-        </w:tc>
-      </w:tr>
-      <w:tr>
-        <w:trPr>
-          <w:tblHeader w:val="false"/>
-        </w:trPr>
-        <w:tc>
-          <w:tcPr>
-            <w:tcW w:type="dxa" w:w="504"/>
-            <w:tcBorders>
-              <w:top w:val="single" w:color="BFBFBF" w:sz="4"/>
-              <w:left w:val="single" w:color="BFBFBF" w:sz="4"/>
-              <w:bottom w:val="single" w:color="BFBFBF" w:sz="4"/>
-              <w:right w:val="single" w:color="BFBFBF" w:sz="4"/>
-            </w:tcBorders>
-            <w:tcMar>
-              <w:top w:type="dxa" w:w="60"/>
-              <w:left w:type="dxa" w:w="100"/>
-              <w:bottom w:type="dxa" w:w="60"/>
-              <w:right w:type="dxa" w:w="100"/>
-            </w:tcMar>
-          </w:tcPr>
-          <w:p>
-            <w:pPr>
-              <w:keepNext w:val="false"/>
-            </w:pPr>
-            <w:r>
-              <w:t xml:space="preserve">3</w:t>
-            </w:r>
-          </w:p>
-        </w:tc>
-        <w:tc>
-          <w:tcPr>
-            <w:tcW w:type="dxa" w:w="4234"/>
-            <w:tcBorders>
-              <w:top w:val="single" w:color="BFBFBF" w:sz="4"/>
-              <w:left w:val="single" w:color="BFBFBF" w:sz="4"/>
-              <w:bottom w:val="single" w:color="BFBFBF" w:sz="4"/>
-              <w:right w:val="single" w:color="BFBFBF" w:sz="4"/>
-            </w:tcBorders>
-            <w:tcMar>
-              <w:top w:type="dxa" w:w="60"/>
-              <w:left w:type="dxa" w:w="100"/>
-              <w:bottom w:type="dxa" w:w="60"/>
-              <w:right w:type="dxa" w:w="100"/>
-            </w:tcMar>
-          </w:tcPr>
-          <w:p>
-            <w:pPr>
-              <w:keepNext w:val="false"/>
-            </w:pPr>
-            <w:r>
-              <w:t xml:space="preserve">Home, Recommended Reorder and Transfers with the Prod data.</w:t>
-            </w:r>
-          </w:p>
-        </w:tc>
-        <w:tc>
-          <w:tcPr>
-            <w:tcW w:type="dxa" w:w="4536"/>
-            <w:tcBorders>
-              <w:top w:val="single" w:color="BFBFBF" w:sz="4"/>
-              <w:left w:val="single" w:color="BFBFBF" w:sz="4"/>
-              <w:bottom w:val="single" w:color="BFBFBF" w:sz="4"/>
-              <w:right w:val="single" w:color="BFBFBF" w:sz="4"/>
-            </w:tcBorders>
-            <w:tcMar>
-              <w:top w:type="dxa" w:w="60"/>
-              <w:left w:type="dxa" w:w="100"/>
-              <w:bottom w:type="dxa" w:w="60"/>
-              <w:right w:type="dxa" w:w="100"/>
-            </w:tcMar>
-          </w:tcPr>
-          <w:p>
-            <w:pPr>
-              <w:keepNext w:val="false"/>
-            </w:pPr>
-            <w:r>
-              <w:t xml:space="preserve">Purple card, banner and pills show; Transfers goes </w:t>
-            </w:r>
-            <w:r>
-              <w:rPr>
-                <w:b/>
-                <w:bCs/>
-              </w:rPr>
-              <w:t xml:space="preserve">Live</w:t>
-            </w:r>
-            <w:r>
-              <w:t xml:space="preserve"> with no red "disagree" banner.</w:t>
-            </w:r>
-          </w:p>
-        </w:tc>
-        <w:tc>
-          <w:tcPr>
-            <w:tcW w:type="dxa" w:w="806"/>
-            <w:tcBorders>
-              <w:top w:val="single" w:color="BFBFBF" w:sz="4"/>
-              <w:left w:val="single" w:color="BFBFBF" w:sz="4"/>
-              <w:bottom w:val="single" w:color="BFBFBF" w:sz="4"/>
-              <w:right w:val="single" w:color="BFBFBF" w:sz="4"/>
-            </w:tcBorders>
-            <w:tcMar>
-              <w:top w:type="dxa" w:w="60"/>
-              <w:left w:type="dxa" w:w="100"/>
-              <w:bottom w:type="dxa" w:w="60"/>
-              <w:right w:type="dxa" w:w="100"/>
-            </w:tcMar>
-          </w:tcPr>
-          <w:p>
-            <w:pPr>
-              <w:keepNext w:val="false"/>
-            </w:pPr>
-            <w:r>
-              <w:t xml:space="preserve">☐</w:t>
-            </w:r>
-          </w:p>
-        </w:tc>
-      </w:tr>
-      <w:tr>
-        <w:trPr>
-          <w:tblHeader w:val="false"/>
-        </w:trPr>
-        <w:tc>
-          <w:tcPr>
-            <w:tcW w:type="dxa" w:w="504"/>
-            <w:tcBorders>
-              <w:top w:val="single" w:color="BFBFBF" w:sz="4"/>
-              <w:left w:val="single" w:color="BFBFBF" w:sz="4"/>
-              <w:bottom w:val="single" w:color="BFBFBF" w:sz="4"/>
-              <w:right w:val="single" w:color="BFBFBF" w:sz="4"/>
-            </w:tcBorders>
-            <w:tcMar>
-              <w:top w:type="dxa" w:w="60"/>
-              <w:left w:type="dxa" w:w="100"/>
-              <w:bottom w:type="dxa" w:w="60"/>
-              <w:right w:type="dxa" w:w="100"/>
-            </w:tcMar>
-          </w:tcPr>
-          <w:p>
-            <w:pPr>
-              <w:keepNext w:val="false"/>
-            </w:pPr>
-            <w:r>
-              <w:t xml:space="preserve">4</w:t>
-            </w:r>
-          </w:p>
-        </w:tc>
-        <w:tc>
-          <w:tcPr>
-            <w:tcW w:type="dxa" w:w="4234"/>
-            <w:tcBorders>
-              <w:top w:val="single" w:color="BFBFBF" w:sz="4"/>
-              <w:left w:val="single" w:color="BFBFBF" w:sz="4"/>
-              <w:bottom w:val="single" w:color="BFBFBF" w:sz="4"/>
-              <w:right w:val="single" w:color="BFBFBF" w:sz="4"/>
-            </w:tcBorders>
-            <w:tcMar>
-              <w:top w:type="dxa" w:w="60"/>
-              <w:left w:type="dxa" w:w="100"/>
-              <w:bottom w:type="dxa" w:w="60"/>
-              <w:right w:type="dxa" w:w="100"/>
-            </w:tcMar>
-          </w:tcPr>
-          <w:p>
-            <w:pPr>
-              <w:keepNext w:val="false"/>
-            </w:pPr>
-            <w:r>
-              <w:t xml:space="preserve">Open an old address with dealer groups: </w:t>
+              <w:t xml:space="preserve">Header </w:t>
             </w:r>
             <w:r>
               <w:rPr>
@@ -16697,1005 +17470,10 @@
                 <w:sz w:val="20"/>
                 <w:szCs w:val="20"/>
               </w:rPr>
-              <w:t xml:space="preserve">/reorder?branch=1&amp;dgc=COTTON</w:t>
-            </w:r>
-            <w:r>
-              <w:t xml:space="preserve">.</w:t>
-            </w:r>
-          </w:p>
-        </w:tc>
-        <w:tc>
-          <w:tcPr>
-            <w:tcW w:type="dxa" w:w="4536"/>
-            <w:tcBorders>
-              <w:top w:val="single" w:color="BFBFBF" w:sz="4"/>
-              <w:left w:val="single" w:color="BFBFBF" w:sz="4"/>
-              <w:bottom w:val="single" w:color="BFBFBF" w:sz="4"/>
-              <w:right w:val="single" w:color="BFBFBF" w:sz="4"/>
-            </w:tcBorders>
-            <w:tcMar>
-              <w:top w:type="dxa" w:w="60"/>
-              <w:left w:type="dxa" w:w="100"/>
-              <w:bottom w:type="dxa" w:w="60"/>
-              <w:right w:type="dxa" w:w="100"/>
-            </w:tcMar>
-          </w:tcPr>
-          <w:p>
-            <w:pPr>
-              <w:keepNext w:val="false"/>
-            </w:pPr>
-            <w:r>
-              <w:t xml:space="preserve">Recommended Reorder with COTTON ticked.</w:t>
-            </w:r>
-          </w:p>
-        </w:tc>
-        <w:tc>
-          <w:tcPr>
-            <w:tcW w:type="dxa" w:w="806"/>
-            <w:tcBorders>
-              <w:top w:val="single" w:color="BFBFBF" w:sz="4"/>
-              <w:left w:val="single" w:color="BFBFBF" w:sz="4"/>
-              <w:bottom w:val="single" w:color="BFBFBF" w:sz="4"/>
-              <w:right w:val="single" w:color="BFBFBF" w:sz="4"/>
-            </w:tcBorders>
-            <w:tcMar>
-              <w:top w:type="dxa" w:w="60"/>
-              <w:left w:type="dxa" w:w="100"/>
-              <w:bottom w:type="dxa" w:w="60"/>
-              <w:right w:type="dxa" w:w="100"/>
-            </w:tcMar>
-          </w:tcPr>
-          <w:p>
-            <w:pPr>
-              <w:keepNext w:val="false"/>
-            </w:pPr>
-            <w:r>
-              <w:t xml:space="preserve">☐</w:t>
-            </w:r>
-          </w:p>
-        </w:tc>
-      </w:tr>
-      <w:tr>
-        <w:trPr>
-          <w:tblHeader w:val="false"/>
-        </w:trPr>
-        <w:tc>
-          <w:tcPr>
-            <w:tcW w:type="dxa" w:w="504"/>
-            <w:tcBorders>
-              <w:top w:val="single" w:color="BFBFBF" w:sz="4"/>
-              <w:left w:val="single" w:color="BFBFBF" w:sz="4"/>
-              <w:bottom w:val="single" w:color="BFBFBF" w:sz="4"/>
-              <w:right w:val="single" w:color="BFBFBF" w:sz="4"/>
-            </w:tcBorders>
-            <w:tcMar>
-              <w:top w:type="dxa" w:w="60"/>
-              <w:left w:type="dxa" w:w="100"/>
-              <w:bottom w:type="dxa" w:w="60"/>
-              <w:right w:type="dxa" w:w="100"/>
-            </w:tcMar>
-          </w:tcPr>
-          <w:p>
-            <w:pPr>
-              <w:keepNext w:val="false"/>
-            </w:pPr>
-            <w:r>
-              <w:t xml:space="preserve">5</w:t>
-            </w:r>
-          </w:p>
-        </w:tc>
-        <w:tc>
-          <w:tcPr>
-            <w:tcW w:type="dxa" w:w="4234"/>
-            <w:tcBorders>
-              <w:top w:val="single" w:color="BFBFBF" w:sz="4"/>
-              <w:left w:val="single" w:color="BFBFBF" w:sz="4"/>
-              <w:bottom w:val="single" w:color="BFBFBF" w:sz="4"/>
-              <w:right w:val="single" w:color="BFBFBF" w:sz="4"/>
-            </w:tcBorders>
-            <w:tcMar>
-              <w:top w:type="dxa" w:w="60"/>
-              <w:left w:type="dxa" w:w="100"/>
-              <w:bottom w:type="dxa" w:w="60"/>
-              <w:right w:type="dxa" w:w="100"/>
-            </w:tcMar>
-          </w:tcPr>
-          <w:p>
-            <w:pPr>
-              <w:keepNext w:val="false"/>
-            </w:pPr>
-            <w:r>
-              <w:t xml:space="preserve">Special statuses with all branches loaded.</w:t>
-            </w:r>
-          </w:p>
-        </w:tc>
-        <w:tc>
-          <w:tcPr>
-            <w:tcW w:type="dxa" w:w="4536"/>
-            <w:tcBorders>
-              <w:top w:val="single" w:color="BFBFBF" w:sz="4"/>
-              <w:left w:val="single" w:color="BFBFBF" w:sz="4"/>
-              <w:bottom w:val="single" w:color="BFBFBF" w:sz="4"/>
-              <w:right w:val="single" w:color="BFBFBF" w:sz="4"/>
-            </w:tcBorders>
-            <w:tcMar>
-              <w:top w:type="dxa" w:w="60"/>
-              <w:left w:type="dxa" w:w="100"/>
-              <w:bottom w:type="dxa" w:w="60"/>
-              <w:right w:type="dxa" w:w="100"/>
-            </w:tcMar>
-          </w:tcPr>
-          <w:p>
-            <w:pPr>
-              <w:keepNext w:val="false"/>
-            </w:pPr>
-            <w:r>
-              <w:t xml:space="preserve">Masks, Manual order, min overrides and any phase-ins; no errors.</w:t>
-            </w:r>
-          </w:p>
-        </w:tc>
-        <w:tc>
-          <w:tcPr>
-            <w:tcW w:type="dxa" w:w="806"/>
-            <w:tcBorders>
-              <w:top w:val="single" w:color="BFBFBF" w:sz="4"/>
-              <w:left w:val="single" w:color="BFBFBF" w:sz="4"/>
-              <w:bottom w:val="single" w:color="BFBFBF" w:sz="4"/>
-              <w:right w:val="single" w:color="BFBFBF" w:sz="4"/>
-            </w:tcBorders>
-            <w:tcMar>
-              <w:top w:type="dxa" w:w="60"/>
-              <w:left w:type="dxa" w:w="100"/>
-              <w:bottom w:type="dxa" w:w="60"/>
-              <w:right w:type="dxa" w:w="100"/>
-            </w:tcMar>
-          </w:tcPr>
-          <w:p>
-            <w:pPr>
-              <w:keepNext w:val="false"/>
-            </w:pPr>
-            <w:r>
-              <w:t xml:space="preserve">☐</w:t>
-            </w:r>
-          </w:p>
-        </w:tc>
-      </w:tr>
-    </w:tbl>
-    <w:p>
-      <w:pPr>
-        <w:spacing w:after="120"/>
-      </w:pPr>
-    </w:p>
-    <w:p>
-      <w:pPr>
-        <w:pStyle w:val="Heading3"/>
-      </w:pPr>
-      <w:r>
-        <w:t xml:space="preserve">0.4.0</w:t>
-      </w:r>
-    </w:p>
-    <w:tbl>
-      <w:tblPr>
-        <w:tblW w:type="dxa" w:w="10080"/>
-        <w:tblBorders>
-          <w:top w:val="single" w:color="auto" w:sz="4"/>
-          <w:left w:val="single" w:color="auto" w:sz="4"/>
-          <w:bottom w:val="single" w:color="auto" w:sz="4"/>
-          <w:right w:val="single" w:color="auto" w:sz="4"/>
-          <w:insideH w:val="single" w:color="auto" w:sz="4"/>
-          <w:insideV w:val="single" w:color="auto" w:sz="4"/>
-        </w:tblBorders>
-      </w:tblPr>
-      <w:tblGrid>
-        <w:gridCol w:w="504"/>
-        <w:gridCol w:w="4234"/>
-        <w:gridCol w:w="4536"/>
-        <w:gridCol w:w="806"/>
-      </w:tblGrid>
-      <w:tr>
-        <w:trPr>
-          <w:tblHeader/>
-        </w:trPr>
-        <w:tc>
-          <w:tcPr>
-            <w:tcW w:type="dxa" w:w="504"/>
-            <w:tcBorders>
-              <w:top w:val="single" w:color="BFBFBF" w:sz="4"/>
-              <w:left w:val="single" w:color="BFBFBF" w:sz="4"/>
-              <w:bottom w:val="single" w:color="BFBFBF" w:sz="4"/>
-              <w:right w:val="single" w:color="BFBFBF" w:sz="4"/>
-            </w:tcBorders>
-            <w:shd w:fill="DEEAF6" w:color="auto" w:val="clear"/>
-            <w:tcMar>
-              <w:top w:type="dxa" w:w="60"/>
-              <w:left w:type="dxa" w:w="100"/>
-              <w:bottom w:type="dxa" w:w="60"/>
-              <w:right w:type="dxa" w:w="100"/>
-            </w:tcMar>
-          </w:tcPr>
-          <w:p>
-            <w:pPr>
-              <w:keepNext w:val="false"/>
-            </w:pPr>
-            <w:r>
-              <w:rPr>
-                <w:b/>
-                <w:bCs/>
-              </w:rPr>
-              <w:t xml:space="preserve">#</w:t>
-            </w:r>
-          </w:p>
-        </w:tc>
-        <w:tc>
-          <w:tcPr>
-            <w:tcW w:type="dxa" w:w="4234"/>
-            <w:tcBorders>
-              <w:top w:val="single" w:color="BFBFBF" w:sz="4"/>
-              <w:left w:val="single" w:color="BFBFBF" w:sz="4"/>
-              <w:bottom w:val="single" w:color="BFBFBF" w:sz="4"/>
-              <w:right w:val="single" w:color="BFBFBF" w:sz="4"/>
-            </w:tcBorders>
-            <w:shd w:fill="DEEAF6" w:color="auto" w:val="clear"/>
-            <w:tcMar>
-              <w:top w:type="dxa" w:w="60"/>
-              <w:left w:type="dxa" w:w="100"/>
-              <w:bottom w:type="dxa" w:w="60"/>
-              <w:right w:type="dxa" w:w="100"/>
-            </w:tcMar>
-          </w:tcPr>
-          <w:p>
-            <w:pPr>
-              <w:keepNext w:val="false"/>
-            </w:pPr>
-            <w:r>
-              <w:rPr>
-                <w:b/>
-                <w:bCs/>
-              </w:rPr>
-              <w:t xml:space="preserve">Do this</w:t>
-            </w:r>
-          </w:p>
-        </w:tc>
-        <w:tc>
-          <w:tcPr>
-            <w:tcW w:type="dxa" w:w="4536"/>
-            <w:tcBorders>
-              <w:top w:val="single" w:color="BFBFBF" w:sz="4"/>
-              <w:left w:val="single" w:color="BFBFBF" w:sz="4"/>
-              <w:bottom w:val="single" w:color="BFBFBF" w:sz="4"/>
-              <w:right w:val="single" w:color="BFBFBF" w:sz="4"/>
-            </w:tcBorders>
-            <w:shd w:fill="DEEAF6" w:color="auto" w:val="clear"/>
-            <w:tcMar>
-              <w:top w:type="dxa" w:w="60"/>
-              <w:left w:type="dxa" w:w="100"/>
-              <w:bottom w:type="dxa" w:w="60"/>
-              <w:right w:type="dxa" w:w="100"/>
-            </w:tcMar>
-          </w:tcPr>
-          <w:p>
-            <w:pPr>
-              <w:keepNext w:val="false"/>
-            </w:pPr>
-            <w:r>
-              <w:rPr>
-                <w:b/>
-                <w:bCs/>
-              </w:rPr>
-              <w:t xml:space="preserve">You should see</w:t>
-            </w:r>
-          </w:p>
-        </w:tc>
-        <w:tc>
-          <w:tcPr>
-            <w:tcW w:type="dxa" w:w="806"/>
-            <w:tcBorders>
-              <w:top w:val="single" w:color="BFBFBF" w:sz="4"/>
-              <w:left w:val="single" w:color="BFBFBF" w:sz="4"/>
-              <w:bottom w:val="single" w:color="BFBFBF" w:sz="4"/>
-              <w:right w:val="single" w:color="BFBFBF" w:sz="4"/>
-            </w:tcBorders>
-            <w:shd w:fill="DEEAF6" w:color="auto" w:val="clear"/>
-            <w:tcMar>
-              <w:top w:type="dxa" w:w="60"/>
-              <w:left w:type="dxa" w:w="100"/>
-              <w:bottom w:type="dxa" w:w="60"/>
-              <w:right w:type="dxa" w:w="100"/>
-            </w:tcMar>
-          </w:tcPr>
-          <w:p>
-            <w:pPr>
-              <w:keepNext w:val="false"/>
-            </w:pPr>
-            <w:r>
-              <w:rPr>
-                <w:b/>
-                <w:bCs/>
-              </w:rPr>
-              <w:t xml:space="preserve">OK</w:t>
-            </w:r>
-          </w:p>
-        </w:tc>
-      </w:tr>
-      <w:tr>
-        <w:trPr>
-          <w:tblHeader w:val="false"/>
-        </w:trPr>
-        <w:tc>
-          <w:tcPr>
-            <w:tcW w:type="dxa" w:w="504"/>
-            <w:tcBorders>
-              <w:top w:val="single" w:color="BFBFBF" w:sz="4"/>
-              <w:left w:val="single" w:color="BFBFBF" w:sz="4"/>
-              <w:bottom w:val="single" w:color="BFBFBF" w:sz="4"/>
-              <w:right w:val="single" w:color="BFBFBF" w:sz="4"/>
-            </w:tcBorders>
-            <w:tcMar>
-              <w:top w:type="dxa" w:w="60"/>
-              <w:left w:type="dxa" w:w="100"/>
-              <w:bottom w:type="dxa" w:w="60"/>
-              <w:right w:type="dxa" w:w="100"/>
-            </w:tcMar>
-          </w:tcPr>
-          <w:p>
-            <w:pPr>
-              <w:keepNext w:val="false"/>
-            </w:pPr>
-            <w:r>
-              <w:t xml:space="preserve">1</w:t>
-            </w:r>
-          </w:p>
-        </w:tc>
-        <w:tc>
-          <w:tcPr>
-            <w:tcW w:type="dxa" w:w="4234"/>
-            <w:tcBorders>
-              <w:top w:val="single" w:color="BFBFBF" w:sz="4"/>
-              <w:left w:val="single" w:color="BFBFBF" w:sz="4"/>
-              <w:bottom w:val="single" w:color="BFBFBF" w:sz="4"/>
-              <w:right w:val="single" w:color="BFBFBF" w:sz="4"/>
-            </w:tcBorders>
-            <w:tcMar>
-              <w:top w:type="dxa" w:w="60"/>
-              <w:left w:type="dxa" w:w="100"/>
-              <w:bottom w:type="dxa" w:w="60"/>
-              <w:right w:type="dxa" w:w="100"/>
-            </w:tcMar>
-          </w:tcPr>
-          <w:p>
-            <w:pPr>
-              <w:keepNext w:val="false"/>
-            </w:pPr>
-            <w:r>
-              <w:t xml:space="preserve">App Settings → </w:t>
-            </w:r>
-            <w:r>
-              <w:rPr>
-                <w:b/>
-                <w:bCs/>
-              </w:rPr>
-              <w:t xml:space="preserve">About</w:t>
-            </w:r>
-            <w:r>
-              <w:t xml:space="preserve">.</w:t>
-            </w:r>
-          </w:p>
-        </w:tc>
-        <w:tc>
-          <w:tcPr>
-            <w:tcW w:type="dxa" w:w="4536"/>
-            <w:tcBorders>
-              <w:top w:val="single" w:color="BFBFBF" w:sz="4"/>
-              <w:left w:val="single" w:color="BFBFBF" w:sz="4"/>
-              <w:bottom w:val="single" w:color="BFBFBF" w:sz="4"/>
-              <w:right w:val="single" w:color="BFBFBF" w:sz="4"/>
-            </w:tcBorders>
-            <w:tcMar>
-              <w:top w:type="dxa" w:w="60"/>
-              <w:left w:type="dxa" w:w="100"/>
-              <w:bottom w:type="dxa" w:w="60"/>
-              <w:right w:type="dxa" w:w="100"/>
-            </w:tcMar>
-          </w:tcPr>
-          <w:p>
-            <w:pPr>
-              <w:keepNext w:val="false"/>
-            </w:pPr>
-            <w:r>
-              <w:rPr>
-                <w:b/>
-                <w:bCs/>
-              </w:rPr>
-              <w:t xml:space="preserve">0.4.0 · 3ca2dec</w:t>
-            </w:r>
-            <w:r>
-              <w:t xml:space="preserve">.</w:t>
-            </w:r>
-          </w:p>
-        </w:tc>
-        <w:tc>
-          <w:tcPr>
-            <w:tcW w:type="dxa" w:w="806"/>
-            <w:tcBorders>
-              <w:top w:val="single" w:color="BFBFBF" w:sz="4"/>
-              <w:left w:val="single" w:color="BFBFBF" w:sz="4"/>
-              <w:bottom w:val="single" w:color="BFBFBF" w:sz="4"/>
-              <w:right w:val="single" w:color="BFBFBF" w:sz="4"/>
-            </w:tcBorders>
-            <w:tcMar>
-              <w:top w:type="dxa" w:w="60"/>
-              <w:left w:type="dxa" w:w="100"/>
-              <w:bottom w:type="dxa" w:w="60"/>
-              <w:right w:type="dxa" w:w="100"/>
-            </w:tcMar>
-          </w:tcPr>
-          <w:p>
-            <w:pPr>
-              <w:keepNext w:val="false"/>
-            </w:pPr>
-            <w:r>
-              <w:t xml:space="preserve">☐</w:t>
-            </w:r>
-          </w:p>
-        </w:tc>
-      </w:tr>
-      <w:tr>
-        <w:trPr>
-          <w:tblHeader w:val="false"/>
-        </w:trPr>
-        <w:tc>
-          <w:tcPr>
-            <w:tcW w:type="dxa" w:w="504"/>
-            <w:tcBorders>
-              <w:top w:val="single" w:color="BFBFBF" w:sz="4"/>
-              <w:left w:val="single" w:color="BFBFBF" w:sz="4"/>
-              <w:bottom w:val="single" w:color="BFBFBF" w:sz="4"/>
-              <w:right w:val="single" w:color="BFBFBF" w:sz="4"/>
-            </w:tcBorders>
-            <w:tcMar>
-              <w:top w:type="dxa" w:w="60"/>
-              <w:left w:type="dxa" w:w="100"/>
-              <w:bottom w:type="dxa" w:w="60"/>
-              <w:right w:type="dxa" w:w="100"/>
-            </w:tcMar>
-          </w:tcPr>
-          <w:p>
-            <w:pPr>
-              <w:keepNext w:val="false"/>
-            </w:pPr>
-            <w:r>
-              <w:t xml:space="preserve">2</w:t>
-            </w:r>
-          </w:p>
-        </w:tc>
-        <w:tc>
-          <w:tcPr>
-            <w:tcW w:type="dxa" w:w="4234"/>
-            <w:tcBorders>
-              <w:top w:val="single" w:color="BFBFBF" w:sz="4"/>
-              <w:left w:val="single" w:color="BFBFBF" w:sz="4"/>
-              <w:bottom w:val="single" w:color="BFBFBF" w:sz="4"/>
-              <w:right w:val="single" w:color="BFBFBF" w:sz="4"/>
-            </w:tcBorders>
-            <w:tcMar>
-              <w:top w:type="dxa" w:w="60"/>
-              <w:left w:type="dxa" w:w="100"/>
-              <w:bottom w:type="dxa" w:w="60"/>
-              <w:right w:type="dxa" w:w="100"/>
-            </w:tcMar>
-          </w:tcPr>
-          <w:p>
-            <w:pPr>
-              <w:keepNext w:val="false"/>
-            </w:pPr>
-            <w:r>
-              <w:t xml:space="preserve">Open an old bookmark-style address: </w:t>
-            </w:r>
-            <w:r>
-              <w:rPr>
-                <w:rFonts w:ascii="Consolas" w:cs="Consolas" w:eastAsia="Consolas" w:hAnsi="Consolas"/>
-                <w:sz w:val="20"/>
-                <w:szCs w:val="20"/>
-              </w:rPr>
-              <w:t xml:space="preserve">/reorder?branch=1&amp;franchise=M</w:t>
-            </w:r>
-            <w:r>
-              <w:t xml:space="preserve">.</w:t>
-            </w:r>
-          </w:p>
-        </w:tc>
-        <w:tc>
-          <w:tcPr>
-            <w:tcW w:type="dxa" w:w="4536"/>
-            <w:tcBorders>
-              <w:top w:val="single" w:color="BFBFBF" w:sz="4"/>
-              <w:left w:val="single" w:color="BFBFBF" w:sz="4"/>
-              <w:bottom w:val="single" w:color="BFBFBF" w:sz="4"/>
-              <w:right w:val="single" w:color="BFBFBF" w:sz="4"/>
-            </w:tcBorders>
-            <w:tcMar>
-              <w:top w:type="dxa" w:w="60"/>
-              <w:left w:type="dxa" w:w="100"/>
-              <w:bottom w:type="dxa" w:w="60"/>
-              <w:right w:type="dxa" w:w="100"/>
-            </w:tcMar>
-          </w:tcPr>
-          <w:p>
-            <w:pPr>
-              <w:keepNext w:val="false"/>
-            </w:pPr>
-            <w:r>
-              <w:t xml:space="preserve">Recommended Reorder on branch 1, franchise M, as before 0.4.0.</w:t>
-            </w:r>
-          </w:p>
-        </w:tc>
-        <w:tc>
-          <w:tcPr>
-            <w:tcW w:type="dxa" w:w="806"/>
-            <w:tcBorders>
-              <w:top w:val="single" w:color="BFBFBF" w:sz="4"/>
-              <w:left w:val="single" w:color="BFBFBF" w:sz="4"/>
-              <w:bottom w:val="single" w:color="BFBFBF" w:sz="4"/>
-              <w:right w:val="single" w:color="BFBFBF" w:sz="4"/>
-            </w:tcBorders>
-            <w:tcMar>
-              <w:top w:type="dxa" w:w="60"/>
-              <w:left w:type="dxa" w:w="100"/>
-              <w:bottom w:type="dxa" w:w="60"/>
-              <w:right w:type="dxa" w:w="100"/>
-            </w:tcMar>
-          </w:tcPr>
-          <w:p>
-            <w:pPr>
-              <w:keepNext w:val="false"/>
-            </w:pPr>
-            <w:r>
-              <w:t xml:space="preserve">☐</w:t>
-            </w:r>
-          </w:p>
-        </w:tc>
-      </w:tr>
-      <w:tr>
-        <w:trPr>
-          <w:tblHeader w:val="false"/>
-        </w:trPr>
-        <w:tc>
-          <w:tcPr>
-            <w:tcW w:type="dxa" w:w="504"/>
-            <w:tcBorders>
-              <w:top w:val="single" w:color="BFBFBF" w:sz="4"/>
-              <w:left w:val="single" w:color="BFBFBF" w:sz="4"/>
-              <w:bottom w:val="single" w:color="BFBFBF" w:sz="4"/>
-              <w:right w:val="single" w:color="BFBFBF" w:sz="4"/>
-            </w:tcBorders>
-            <w:tcMar>
-              <w:top w:type="dxa" w:w="60"/>
-              <w:left w:type="dxa" w:w="100"/>
-              <w:bottom w:type="dxa" w:w="60"/>
-              <w:right w:type="dxa" w:w="100"/>
-            </w:tcMar>
-          </w:tcPr>
-          <w:p>
-            <w:pPr>
-              <w:keepNext w:val="false"/>
-            </w:pPr>
-            <w:r>
-              <w:t xml:space="preserve">3</w:t>
-            </w:r>
-          </w:p>
-        </w:tc>
-        <w:tc>
-          <w:tcPr>
-            <w:tcW w:type="dxa" w:w="4234"/>
-            <w:tcBorders>
-              <w:top w:val="single" w:color="BFBFBF" w:sz="4"/>
-              <w:left w:val="single" w:color="BFBFBF" w:sz="4"/>
-              <w:bottom w:val="single" w:color="BFBFBF" w:sz="4"/>
-              <w:right w:val="single" w:color="BFBFBF" w:sz="4"/>
-            </w:tcBorders>
-            <w:tcMar>
-              <w:top w:type="dxa" w:w="60"/>
-              <w:left w:type="dxa" w:w="100"/>
-              <w:bottom w:type="dxa" w:w="60"/>
-              <w:right w:type="dxa" w:w="100"/>
-            </w:tcMar>
-          </w:tcPr>
-          <w:p>
-            <w:pPr>
-              <w:keepNext w:val="false"/>
-            </w:pPr>
-            <w:r>
-              <w:t xml:space="preserve">All 19 branches loaded with Reorder needed only off: press F12 → </w:t>
-            </w:r>
-            <w:r>
-              <w:rPr>
-                <w:b/>
-                <w:bCs/>
-              </w:rPr>
-              <w:t xml:space="preserve">Memory</w:t>
-            </w:r>
-            <w:r>
-              <w:t xml:space="preserve"> and note the heap size.</w:t>
-            </w:r>
-          </w:p>
-        </w:tc>
-        <w:tc>
-          <w:tcPr>
-            <w:tcW w:type="dxa" w:w="4536"/>
-            <w:tcBorders>
-              <w:top w:val="single" w:color="BFBFBF" w:sz="4"/>
-              <w:left w:val="single" w:color="BFBFBF" w:sz="4"/>
-              <w:bottom w:val="single" w:color="BFBFBF" w:sz="4"/>
-              <w:right w:val="single" w:color="BFBFBF" w:sz="4"/>
-            </w:tcBorders>
-            <w:tcMar>
-              <w:top w:type="dxa" w:w="60"/>
-              <w:left w:type="dxa" w:w="100"/>
-              <w:bottom w:type="dxa" w:w="60"/>
-              <w:right w:type="dxa" w:w="100"/>
-            </w:tcMar>
-          </w:tcPr>
-          <w:p>
-            <w:pPr>
-              <w:keepNext w:val="false"/>
-            </w:pPr>
-            <w:r>
-              <w:t xml:space="preserve">Write it down (below about 500 MB is fine). The page stays responsive.</w:t>
-            </w:r>
-          </w:p>
-        </w:tc>
-        <w:tc>
-          <w:tcPr>
-            <w:tcW w:type="dxa" w:w="806"/>
-            <w:tcBorders>
-              <w:top w:val="single" w:color="BFBFBF" w:sz="4"/>
-              <w:left w:val="single" w:color="BFBFBF" w:sz="4"/>
-              <w:bottom w:val="single" w:color="BFBFBF" w:sz="4"/>
-              <w:right w:val="single" w:color="BFBFBF" w:sz="4"/>
-            </w:tcBorders>
-            <w:tcMar>
-              <w:top w:type="dxa" w:w="60"/>
-              <w:left w:type="dxa" w:w="100"/>
-              <w:bottom w:type="dxa" w:w="60"/>
-              <w:right w:type="dxa" w:w="100"/>
-            </w:tcMar>
-          </w:tcPr>
-          <w:p>
-            <w:pPr>
-              <w:keepNext w:val="false"/>
-            </w:pPr>
-            <w:r>
-              <w:t xml:space="preserve">☐</w:t>
-            </w:r>
-          </w:p>
-        </w:tc>
-      </w:tr>
-      <w:tr>
-        <w:trPr>
-          <w:tblHeader w:val="false"/>
-        </w:trPr>
-        <w:tc>
-          <w:tcPr>
-            <w:tcW w:type="dxa" w:w="504"/>
-            <w:tcBorders>
-              <w:top w:val="single" w:color="BFBFBF" w:sz="4"/>
-              <w:left w:val="single" w:color="BFBFBF" w:sz="4"/>
-              <w:bottom w:val="single" w:color="BFBFBF" w:sz="4"/>
-              <w:right w:val="single" w:color="BFBFBF" w:sz="4"/>
-            </w:tcBorders>
-            <w:tcMar>
-              <w:top w:type="dxa" w:w="60"/>
-              <w:left w:type="dxa" w:w="100"/>
-              <w:bottom w:type="dxa" w:w="60"/>
-              <w:right w:type="dxa" w:w="100"/>
-            </w:tcMar>
-          </w:tcPr>
-          <w:p>
-            <w:pPr>
-              <w:keepNext w:val="false"/>
-            </w:pPr>
-            <w:r>
-              <w:t xml:space="preserve">4</w:t>
-            </w:r>
-          </w:p>
-        </w:tc>
-        <w:tc>
-          <w:tcPr>
-            <w:tcW w:type="dxa" w:w="4234"/>
-            <w:tcBorders>
-              <w:top w:val="single" w:color="BFBFBF" w:sz="4"/>
-              <w:left w:val="single" w:color="BFBFBF" w:sz="4"/>
-              <w:bottom w:val="single" w:color="BFBFBF" w:sz="4"/>
-              <w:right w:val="single" w:color="BFBFBF" w:sz="4"/>
-            </w:tcBorders>
-            <w:tcMar>
-              <w:top w:type="dxa" w:w="60"/>
-              <w:left w:type="dxa" w:w="100"/>
-              <w:bottom w:type="dxa" w:w="60"/>
-              <w:right w:type="dxa" w:w="100"/>
-            </w:tcMar>
-          </w:tcPr>
-          <w:p>
-            <w:pPr>
-              <w:keepNext w:val="false"/>
-            </w:pPr>
-            <w:r>
-              <w:t xml:space="preserve">Click </w:t>
-            </w:r>
-            <w:r>
-              <w:rPr>
-                <w:b/>
-                <w:bCs/>
-              </w:rPr>
-              <w:t xml:space="preserve">Clear</w:t>
-            </w:r>
-            <w:r>
-              <w:t xml:space="preserve">, then </w:t>
-            </w:r>
-            <w:r>
-              <w:rPr>
-                <w:b/>
-                <w:bCs/>
-              </w:rPr>
-              <w:t xml:space="preserve">Select all</w:t>
-            </w:r>
-            <w:r>
-              <w:t xml:space="preserve">, and click </w:t>
-            </w:r>
-            <w:r>
-              <w:rPr>
-                <w:b/>
-                <w:bCs/>
-              </w:rPr>
-              <w:t xml:space="preserve">Cancel</w:t>
-            </w:r>
-            <w:r>
-              <w:t xml:space="preserve"> while it loads; then click </w:t>
-            </w:r>
-            <w:r>
-              <w:rPr>
-                <w:b/>
-                <w:bCs/>
-              </w:rPr>
-              <w:t xml:space="preserve">Load the rest</w:t>
-            </w:r>
-            <w:r>
-              <w:t xml:space="preserve">.</w:t>
-            </w:r>
-          </w:p>
-        </w:tc>
-        <w:tc>
-          <w:tcPr>
-            <w:tcW w:type="dxa" w:w="4536"/>
-            <w:tcBorders>
-              <w:top w:val="single" w:color="BFBFBF" w:sz="4"/>
-              <w:left w:val="single" w:color="BFBFBF" w:sz="4"/>
-              <w:bottom w:val="single" w:color="BFBFBF" w:sz="4"/>
-              <w:right w:val="single" w:color="BFBFBF" w:sz="4"/>
-            </w:tcBorders>
-            <w:tcMar>
-              <w:top w:type="dxa" w:w="60"/>
-              <w:left w:type="dxa" w:w="100"/>
-              <w:bottom w:type="dxa" w:w="60"/>
-              <w:right w:type="dxa" w:w="100"/>
-            </w:tcMar>
-          </w:tcPr>
-          <w:p>
-            <w:pPr>
-              <w:keepNext w:val="false"/>
-            </w:pPr>
-            <w:r>
-              <w:t xml:space="preserve">Loading stops with "x of 19 branches loaded (stopped)", then finishes.</w:t>
-            </w:r>
-          </w:p>
-        </w:tc>
-        <w:tc>
-          <w:tcPr>
-            <w:tcW w:type="dxa" w:w="806"/>
-            <w:tcBorders>
-              <w:top w:val="single" w:color="BFBFBF" w:sz="4"/>
-              <w:left w:val="single" w:color="BFBFBF" w:sz="4"/>
-              <w:bottom w:val="single" w:color="BFBFBF" w:sz="4"/>
-              <w:right w:val="single" w:color="BFBFBF" w:sz="4"/>
-            </w:tcBorders>
-            <w:tcMar>
-              <w:top w:type="dxa" w:w="60"/>
-              <w:left w:type="dxa" w:w="100"/>
-              <w:bottom w:type="dxa" w:w="60"/>
-              <w:right w:type="dxa" w:w="100"/>
-            </w:tcMar>
-          </w:tcPr>
-          <w:p>
-            <w:pPr>
-              <w:keepNext w:val="false"/>
-            </w:pPr>
-            <w:r>
-              <w:t xml:space="preserve">☐</w:t>
-            </w:r>
-          </w:p>
-        </w:tc>
-      </w:tr>
-      <w:tr>
-        <w:trPr>
-          <w:tblHeader w:val="false"/>
-        </w:trPr>
-        <w:tc>
-          <w:tcPr>
-            <w:tcW w:type="dxa" w:w="504"/>
-            <w:tcBorders>
-              <w:top w:val="single" w:color="BFBFBF" w:sz="4"/>
-              <w:left w:val="single" w:color="BFBFBF" w:sz="4"/>
-              <w:bottom w:val="single" w:color="BFBFBF" w:sz="4"/>
-              <w:right w:val="single" w:color="BFBFBF" w:sz="4"/>
-            </w:tcBorders>
-            <w:tcMar>
-              <w:top w:type="dxa" w:w="60"/>
-              <w:left w:type="dxa" w:w="100"/>
-              <w:bottom w:type="dxa" w:w="60"/>
-              <w:right w:type="dxa" w:w="100"/>
-            </w:tcMar>
-          </w:tcPr>
-          <w:p>
-            <w:pPr>
-              <w:keepNext w:val="false"/>
-            </w:pPr>
-            <w:r>
-              <w:t xml:space="preserve">5</w:t>
-            </w:r>
-          </w:p>
-        </w:tc>
-        <w:tc>
-          <w:tcPr>
-            <w:tcW w:type="dxa" w:w="4234"/>
-            <w:tcBorders>
-              <w:top w:val="single" w:color="BFBFBF" w:sz="4"/>
-              <w:left w:val="single" w:color="BFBFBF" w:sz="4"/>
-              <w:bottom w:val="single" w:color="BFBFBF" w:sz="4"/>
-              <w:right w:val="single" w:color="BFBFBF" w:sz="4"/>
-            </w:tcBorders>
-            <w:tcMar>
-              <w:top w:type="dxa" w:w="60"/>
-              <w:left w:type="dxa" w:w="100"/>
-              <w:bottom w:type="dxa" w:w="60"/>
-              <w:right w:type="dxa" w:w="100"/>
-            </w:tcMar>
-          </w:tcPr>
-          <w:p>
-            <w:pPr>
-              <w:keepNext w:val="false"/>
-            </w:pPr>
-            <w:r>
-              <w:t xml:space="preserve">One-Time Order with all branches and a franchise.</w:t>
-            </w:r>
-          </w:p>
-        </w:tc>
-        <w:tc>
-          <w:tcPr>
-            <w:tcW w:type="dxa" w:w="4536"/>
-            <w:tcBorders>
-              <w:top w:val="single" w:color="BFBFBF" w:sz="4"/>
-              <w:left w:val="single" w:color="BFBFBF" w:sz="4"/>
-              <w:bottom w:val="single" w:color="BFBFBF" w:sz="4"/>
-              <w:right w:val="single" w:color="BFBFBF" w:sz="4"/>
-            </w:tcBorders>
-            <w:tcMar>
-              <w:top w:type="dxa" w:w="60"/>
-              <w:left w:type="dxa" w:w="100"/>
-              <w:bottom w:type="dxa" w:w="60"/>
-              <w:right w:type="dxa" w:w="100"/>
-            </w:tcMar>
-          </w:tcPr>
-          <w:p>
-            <w:pPr>
-              <w:keepNext w:val="false"/>
-            </w:pPr>
-            <w:r>
-              <w:t xml:space="preserve">Loads in about the same time as Reorder (about 4 seconds).</w:t>
-            </w:r>
-          </w:p>
-        </w:tc>
-        <w:tc>
-          <w:tcPr>
-            <w:tcW w:type="dxa" w:w="806"/>
-            <w:tcBorders>
-              <w:top w:val="single" w:color="BFBFBF" w:sz="4"/>
-              <w:left w:val="single" w:color="BFBFBF" w:sz="4"/>
-              <w:bottom w:val="single" w:color="BFBFBF" w:sz="4"/>
-              <w:right w:val="single" w:color="BFBFBF" w:sz="4"/>
-            </w:tcBorders>
-            <w:tcMar>
-              <w:top w:type="dxa" w:w="60"/>
-              <w:left w:type="dxa" w:w="100"/>
-              <w:bottom w:type="dxa" w:w="60"/>
-              <w:right w:type="dxa" w:w="100"/>
-            </w:tcMar>
-          </w:tcPr>
-          <w:p>
-            <w:pPr>
-              <w:keepNext w:val="false"/>
-            </w:pPr>
-            <w:r>
-              <w:t xml:space="preserve">☐</w:t>
-            </w:r>
-          </w:p>
-        </w:tc>
-      </w:tr>
-      <w:tr>
-        <w:trPr>
-          <w:tblHeader w:val="false"/>
-        </w:trPr>
-        <w:tc>
-          <w:tcPr>
-            <w:tcW w:type="dxa" w:w="504"/>
-            <w:tcBorders>
-              <w:top w:val="single" w:color="BFBFBF" w:sz="4"/>
-              <w:left w:val="single" w:color="BFBFBF" w:sz="4"/>
-              <w:bottom w:val="single" w:color="BFBFBF" w:sz="4"/>
-              <w:right w:val="single" w:color="BFBFBF" w:sz="4"/>
-            </w:tcBorders>
-            <w:tcMar>
-              <w:top w:type="dxa" w:w="60"/>
-              <w:left w:type="dxa" w:w="100"/>
-              <w:bottom w:type="dxa" w:w="60"/>
-              <w:right w:type="dxa" w:w="100"/>
-            </w:tcMar>
-          </w:tcPr>
-          <w:p>
-            <w:pPr>
-              <w:keepNext w:val="false"/>
-            </w:pPr>
-            <w:r>
-              <w:t xml:space="preserve">6</w:t>
-            </w:r>
-          </w:p>
-        </w:tc>
-        <w:tc>
-          <w:tcPr>
-            <w:tcW w:type="dxa" w:w="4234"/>
-            <w:tcBorders>
-              <w:top w:val="single" w:color="BFBFBF" w:sz="4"/>
-              <w:left w:val="single" w:color="BFBFBF" w:sz="4"/>
-              <w:bottom w:val="single" w:color="BFBFBF" w:sz="4"/>
-              <w:right w:val="single" w:color="BFBFBF" w:sz="4"/>
-            </w:tcBorders>
-            <w:tcMar>
-              <w:top w:type="dxa" w:w="60"/>
-              <w:left w:type="dxa" w:w="100"/>
-              <w:bottom w:type="dxa" w:w="60"/>
-              <w:right w:type="dxa" w:w="100"/>
-            </w:tcMar>
-          </w:tcPr>
-          <w:p>
-            <w:pPr>
-              <w:keepNext w:val="false"/>
-            </w:pPr>
-            <w:r>
-              <w:t xml:space="preserve">After a morning publish, reload a page left open from the day before.</w:t>
-            </w:r>
-          </w:p>
-        </w:tc>
-        <w:tc>
-          <w:tcPr>
-            <w:tcW w:type="dxa" w:w="4536"/>
-            <w:tcBorders>
-              <w:top w:val="single" w:color="BFBFBF" w:sz="4"/>
-              <w:left w:val="single" w:color="BFBFBF" w:sz="4"/>
-              <w:bottom w:val="single" w:color="BFBFBF" w:sz="4"/>
-              <w:right w:val="single" w:color="BFBFBF" w:sz="4"/>
-            </w:tcBorders>
-            <w:tcMar>
-              <w:top w:type="dxa" w:w="60"/>
-              <w:left w:type="dxa" w:w="100"/>
-              <w:bottom w:type="dxa" w:w="60"/>
-              <w:right w:type="dxa" w:w="100"/>
-            </w:tcMar>
-          </w:tcPr>
-          <w:p>
-            <w:pPr>
-              <w:keepNext w:val="false"/>
-            </w:pPr>
-            <w:r>
-              <w:t xml:space="preserve">The new data date shows; no error.</w:t>
+              <w:t xml:space="preserve">Branch,PartNumber,Description,OrderQty,Cost,LineValue,Bin</w:t>
+            </w:r>
+            <w:r>
+              <w:t xml:space="preserve">; both orders show Exported with an export count of 1.</w:t>
             </w:r>
           </w:p>
         </w:tc>
@@ -17790,6 +17568,1650 @@
         <w:spacing w:after="160"/>
       </w:pPr>
     </w:p>
+    <w:p>
+      <w:pPr>
+        <w:pStyle w:val="Heading3"/>
+      </w:pPr>
+      <w:r>
+        <w:t xml:space="preserve">0.5.0</w:t>
+      </w:r>
+    </w:p>
+    <w:tbl>
+      <w:tblPr>
+        <w:tblW w:type="dxa" w:w="10080"/>
+        <w:tblBorders>
+          <w:top w:val="single" w:color="auto" w:sz="4"/>
+          <w:left w:val="single" w:color="auto" w:sz="4"/>
+          <w:bottom w:val="single" w:color="auto" w:sz="4"/>
+          <w:right w:val="single" w:color="auto" w:sz="4"/>
+          <w:insideH w:val="single" w:color="auto" w:sz="4"/>
+          <w:insideV w:val="single" w:color="auto" w:sz="4"/>
+        </w:tblBorders>
+      </w:tblPr>
+      <w:tblGrid>
+        <w:gridCol w:w="504"/>
+        <w:gridCol w:w="4234"/>
+        <w:gridCol w:w="4536"/>
+        <w:gridCol w:w="806"/>
+      </w:tblGrid>
+      <w:tr>
+        <w:trPr>
+          <w:tblHeader/>
+        </w:trPr>
+        <w:tc>
+          <w:tcPr>
+            <w:tcW w:type="dxa" w:w="504"/>
+            <w:tcBorders>
+              <w:top w:val="single" w:color="BFBFBF" w:sz="4"/>
+              <w:left w:val="single" w:color="BFBFBF" w:sz="4"/>
+              <w:bottom w:val="single" w:color="BFBFBF" w:sz="4"/>
+              <w:right w:val="single" w:color="BFBFBF" w:sz="4"/>
+            </w:tcBorders>
+            <w:shd w:fill="DEEAF6" w:color="auto" w:val="clear"/>
+            <w:tcMar>
+              <w:top w:type="dxa" w:w="60"/>
+              <w:left w:type="dxa" w:w="100"/>
+              <w:bottom w:type="dxa" w:w="60"/>
+              <w:right w:type="dxa" w:w="100"/>
+            </w:tcMar>
+          </w:tcPr>
+          <w:p>
+            <w:pPr>
+              <w:keepNext w:val="false"/>
+            </w:pPr>
+            <w:r>
+              <w:rPr>
+                <w:b/>
+                <w:bCs/>
+              </w:rPr>
+              <w:t xml:space="preserve">#</w:t>
+            </w:r>
+          </w:p>
+        </w:tc>
+        <w:tc>
+          <w:tcPr>
+            <w:tcW w:type="dxa" w:w="4234"/>
+            <w:tcBorders>
+              <w:top w:val="single" w:color="BFBFBF" w:sz="4"/>
+              <w:left w:val="single" w:color="BFBFBF" w:sz="4"/>
+              <w:bottom w:val="single" w:color="BFBFBF" w:sz="4"/>
+              <w:right w:val="single" w:color="BFBFBF" w:sz="4"/>
+            </w:tcBorders>
+            <w:shd w:fill="DEEAF6" w:color="auto" w:val="clear"/>
+            <w:tcMar>
+              <w:top w:type="dxa" w:w="60"/>
+              <w:left w:type="dxa" w:w="100"/>
+              <w:bottom w:type="dxa" w:w="60"/>
+              <w:right w:type="dxa" w:w="100"/>
+            </w:tcMar>
+          </w:tcPr>
+          <w:p>
+            <w:pPr>
+              <w:keepNext w:val="false"/>
+            </w:pPr>
+            <w:r>
+              <w:rPr>
+                <w:b/>
+                <w:bCs/>
+              </w:rPr>
+              <w:t xml:space="preserve">Do this</w:t>
+            </w:r>
+          </w:p>
+        </w:tc>
+        <w:tc>
+          <w:tcPr>
+            <w:tcW w:type="dxa" w:w="4536"/>
+            <w:tcBorders>
+              <w:top w:val="single" w:color="BFBFBF" w:sz="4"/>
+              <w:left w:val="single" w:color="BFBFBF" w:sz="4"/>
+              <w:bottom w:val="single" w:color="BFBFBF" w:sz="4"/>
+              <w:right w:val="single" w:color="BFBFBF" w:sz="4"/>
+            </w:tcBorders>
+            <w:shd w:fill="DEEAF6" w:color="auto" w:val="clear"/>
+            <w:tcMar>
+              <w:top w:type="dxa" w:w="60"/>
+              <w:left w:type="dxa" w:w="100"/>
+              <w:bottom w:type="dxa" w:w="60"/>
+              <w:right w:type="dxa" w:w="100"/>
+            </w:tcMar>
+          </w:tcPr>
+          <w:p>
+            <w:pPr>
+              <w:keepNext w:val="false"/>
+            </w:pPr>
+            <w:r>
+              <w:rPr>
+                <w:b/>
+                <w:bCs/>
+              </w:rPr>
+              <w:t xml:space="preserve">You should see</w:t>
+            </w:r>
+          </w:p>
+        </w:tc>
+        <w:tc>
+          <w:tcPr>
+            <w:tcW w:type="dxa" w:w="806"/>
+            <w:tcBorders>
+              <w:top w:val="single" w:color="BFBFBF" w:sz="4"/>
+              <w:left w:val="single" w:color="BFBFBF" w:sz="4"/>
+              <w:bottom w:val="single" w:color="BFBFBF" w:sz="4"/>
+              <w:right w:val="single" w:color="BFBFBF" w:sz="4"/>
+            </w:tcBorders>
+            <w:shd w:fill="DEEAF6" w:color="auto" w:val="clear"/>
+            <w:tcMar>
+              <w:top w:type="dxa" w:w="60"/>
+              <w:left w:type="dxa" w:w="100"/>
+              <w:bottom w:type="dxa" w:w="60"/>
+              <w:right w:type="dxa" w:w="100"/>
+            </w:tcMar>
+          </w:tcPr>
+          <w:p>
+            <w:pPr>
+              <w:keepNext w:val="false"/>
+            </w:pPr>
+            <w:r>
+              <w:rPr>
+                <w:b/>
+                <w:bCs/>
+              </w:rPr>
+              <w:t xml:space="preserve">OK</w:t>
+            </w:r>
+          </w:p>
+        </w:tc>
+      </w:tr>
+      <w:tr>
+        <w:trPr>
+          <w:tblHeader w:val="false"/>
+        </w:trPr>
+        <w:tc>
+          <w:tcPr>
+            <w:tcW w:type="dxa" w:w="504"/>
+            <w:tcBorders>
+              <w:top w:val="single" w:color="BFBFBF" w:sz="4"/>
+              <w:left w:val="single" w:color="BFBFBF" w:sz="4"/>
+              <w:bottom w:val="single" w:color="BFBFBF" w:sz="4"/>
+              <w:right w:val="single" w:color="BFBFBF" w:sz="4"/>
+            </w:tcBorders>
+            <w:tcMar>
+              <w:top w:type="dxa" w:w="60"/>
+              <w:left w:type="dxa" w:w="100"/>
+              <w:bottom w:type="dxa" w:w="60"/>
+              <w:right w:type="dxa" w:w="100"/>
+            </w:tcMar>
+          </w:tcPr>
+          <w:p>
+            <w:pPr>
+              <w:keepNext w:val="false"/>
+            </w:pPr>
+            <w:r>
+              <w:t xml:space="preserve">1</w:t>
+            </w:r>
+          </w:p>
+        </w:tc>
+        <w:tc>
+          <w:tcPr>
+            <w:tcW w:type="dxa" w:w="4234"/>
+            <w:tcBorders>
+              <w:top w:val="single" w:color="BFBFBF" w:sz="4"/>
+              <w:left w:val="single" w:color="BFBFBF" w:sz="4"/>
+              <w:bottom w:val="single" w:color="BFBFBF" w:sz="4"/>
+              <w:right w:val="single" w:color="BFBFBF" w:sz="4"/>
+            </w:tcBorders>
+            <w:tcMar>
+              <w:top w:type="dxa" w:w="60"/>
+              <w:left w:type="dxa" w:w="100"/>
+              <w:bottom w:type="dxa" w:w="60"/>
+              <w:right w:type="dxa" w:w="100"/>
+            </w:tcMar>
+          </w:tcPr>
+          <w:p>
+            <w:pPr>
+              <w:keepNext w:val="false"/>
+            </w:pPr>
+            <w:r>
+              <w:t xml:space="preserve">App Settings → </w:t>
+            </w:r>
+            <w:r>
+              <w:rPr>
+                <w:b/>
+                <w:bCs/>
+              </w:rPr>
+              <w:t xml:space="preserve">About</w:t>
+            </w:r>
+            <w:r>
+              <w:t xml:space="preserve">.</w:t>
+            </w:r>
+          </w:p>
+        </w:tc>
+        <w:tc>
+          <w:tcPr>
+            <w:tcW w:type="dxa" w:w="4536"/>
+            <w:tcBorders>
+              <w:top w:val="single" w:color="BFBFBF" w:sz="4"/>
+              <w:left w:val="single" w:color="BFBFBF" w:sz="4"/>
+              <w:bottom w:val="single" w:color="BFBFBF" w:sz="4"/>
+              <w:right w:val="single" w:color="BFBFBF" w:sz="4"/>
+            </w:tcBorders>
+            <w:tcMar>
+              <w:top w:type="dxa" w:w="60"/>
+              <w:left w:type="dxa" w:w="100"/>
+              <w:bottom w:type="dxa" w:w="60"/>
+              <w:right w:type="dxa" w:w="100"/>
+            </w:tcMar>
+          </w:tcPr>
+          <w:p>
+            <w:pPr>
+              <w:keepNext w:val="false"/>
+            </w:pPr>
+            <w:r>
+              <w:rPr>
+                <w:b/>
+                <w:bCs/>
+              </w:rPr>
+              <w:t xml:space="preserve">0.5.0</w:t>
+            </w:r>
+            <w:r>
+              <w:t xml:space="preserve"> and the deployed commit.</w:t>
+            </w:r>
+          </w:p>
+        </w:tc>
+        <w:tc>
+          <w:tcPr>
+            <w:tcW w:type="dxa" w:w="806"/>
+            <w:tcBorders>
+              <w:top w:val="single" w:color="BFBFBF" w:sz="4"/>
+              <w:left w:val="single" w:color="BFBFBF" w:sz="4"/>
+              <w:bottom w:val="single" w:color="BFBFBF" w:sz="4"/>
+              <w:right w:val="single" w:color="BFBFBF" w:sz="4"/>
+            </w:tcBorders>
+            <w:tcMar>
+              <w:top w:type="dxa" w:w="60"/>
+              <w:left w:type="dxa" w:w="100"/>
+              <w:bottom w:type="dxa" w:w="60"/>
+              <w:right w:type="dxa" w:w="100"/>
+            </w:tcMar>
+          </w:tcPr>
+          <w:p>
+            <w:pPr>
+              <w:keepNext w:val="false"/>
+            </w:pPr>
+            <w:r>
+              <w:t xml:space="preserve">☐</w:t>
+            </w:r>
+          </w:p>
+        </w:tc>
+      </w:tr>
+      <w:tr>
+        <w:trPr>
+          <w:tblHeader w:val="false"/>
+        </w:trPr>
+        <w:tc>
+          <w:tcPr>
+            <w:tcW w:type="dxa" w:w="504"/>
+            <w:tcBorders>
+              <w:top w:val="single" w:color="BFBFBF" w:sz="4"/>
+              <w:left w:val="single" w:color="BFBFBF" w:sz="4"/>
+              <w:bottom w:val="single" w:color="BFBFBF" w:sz="4"/>
+              <w:right w:val="single" w:color="BFBFBF" w:sz="4"/>
+            </w:tcBorders>
+            <w:tcMar>
+              <w:top w:type="dxa" w:w="60"/>
+              <w:left w:type="dxa" w:w="100"/>
+              <w:bottom w:type="dxa" w:w="60"/>
+              <w:right w:type="dxa" w:w="100"/>
+            </w:tcMar>
+          </w:tcPr>
+          <w:p>
+            <w:pPr>
+              <w:keepNext w:val="false"/>
+            </w:pPr>
+            <w:r>
+              <w:t xml:space="preserve">2</w:t>
+            </w:r>
+          </w:p>
+        </w:tc>
+        <w:tc>
+          <w:tcPr>
+            <w:tcW w:type="dxa" w:w="4234"/>
+            <w:tcBorders>
+              <w:top w:val="single" w:color="BFBFBF" w:sz="4"/>
+              <w:left w:val="single" w:color="BFBFBF" w:sz="4"/>
+              <w:bottom w:val="single" w:color="BFBFBF" w:sz="4"/>
+              <w:right w:val="single" w:color="BFBFBF" w:sz="4"/>
+            </w:tcBorders>
+            <w:tcMar>
+              <w:top w:type="dxa" w:w="60"/>
+              <w:left w:type="dxa" w:w="100"/>
+              <w:bottom w:type="dxa" w:w="60"/>
+              <w:right w:type="dxa" w:w="100"/>
+            </w:tcMar>
+          </w:tcPr>
+          <w:p>
+            <w:pPr>
+              <w:keepNext w:val="false"/>
+            </w:pPr>
+            <w:r>
+              <w:t xml:space="preserve">The first morning after the 0.5.0 publish: re-check the Part 2 examples (MULTISEAL at 1 with 44 from 6; branch 6 and 93 on Other branches; R134A redistribution from 13; GG100 with no stock or sales at 1; 124184 at about 22 demands) against Prod.</w:t>
+            </w:r>
+          </w:p>
+        </w:tc>
+        <w:tc>
+          <w:tcPr>
+            <w:tcW w:type="dxa" w:w="4536"/>
+            <w:tcBorders>
+              <w:top w:val="single" w:color="BFBFBF" w:sz="4"/>
+              <w:left w:val="single" w:color="BFBFBF" w:sz="4"/>
+              <w:bottom w:val="single" w:color="BFBFBF" w:sz="4"/>
+              <w:right w:val="single" w:color="BFBFBF" w:sz="4"/>
+            </w:tcBorders>
+            <w:tcMar>
+              <w:top w:type="dxa" w:w="60"/>
+              <w:left w:type="dxa" w:w="100"/>
+              <w:bottom w:type="dxa" w:w="60"/>
+              <w:right w:type="dxa" w:w="100"/>
+            </w:tcMar>
+          </w:tcPr>
+          <w:p>
+            <w:pPr>
+              <w:keepNext w:val="false"/>
+            </w:pPr>
+            <w:r>
+              <w:t xml:space="preserve">Each still behaves as described; update the walkthrough where Prod differs before sending it out.</w:t>
+            </w:r>
+          </w:p>
+        </w:tc>
+        <w:tc>
+          <w:tcPr>
+            <w:tcW w:type="dxa" w:w="806"/>
+            <w:tcBorders>
+              <w:top w:val="single" w:color="BFBFBF" w:sz="4"/>
+              <w:left w:val="single" w:color="BFBFBF" w:sz="4"/>
+              <w:bottom w:val="single" w:color="BFBFBF" w:sz="4"/>
+              <w:right w:val="single" w:color="BFBFBF" w:sz="4"/>
+            </w:tcBorders>
+            <w:tcMar>
+              <w:top w:type="dxa" w:w="60"/>
+              <w:left w:type="dxa" w:w="100"/>
+              <w:bottom w:type="dxa" w:w="60"/>
+              <w:right w:type="dxa" w:w="100"/>
+            </w:tcMar>
+          </w:tcPr>
+          <w:p>
+            <w:pPr>
+              <w:keepNext w:val="false"/>
+            </w:pPr>
+            <w:r>
+              <w:t xml:space="preserve">☐</w:t>
+            </w:r>
+          </w:p>
+        </w:tc>
+      </w:tr>
+      <w:tr>
+        <w:trPr>
+          <w:tblHeader w:val="false"/>
+        </w:trPr>
+        <w:tc>
+          <w:tcPr>
+            <w:tcW w:type="dxa" w:w="504"/>
+            <w:tcBorders>
+              <w:top w:val="single" w:color="BFBFBF" w:sz="4"/>
+              <w:left w:val="single" w:color="BFBFBF" w:sz="4"/>
+              <w:bottom w:val="single" w:color="BFBFBF" w:sz="4"/>
+              <w:right w:val="single" w:color="BFBFBF" w:sz="4"/>
+            </w:tcBorders>
+            <w:tcMar>
+              <w:top w:type="dxa" w:w="60"/>
+              <w:left w:type="dxa" w:w="100"/>
+              <w:bottom w:type="dxa" w:w="60"/>
+              <w:right w:type="dxa" w:w="100"/>
+            </w:tcMar>
+          </w:tcPr>
+          <w:p>
+            <w:pPr>
+              <w:keepNext w:val="false"/>
+            </w:pPr>
+            <w:r>
+              <w:t xml:space="preserve">3</w:t>
+            </w:r>
+          </w:p>
+        </w:tc>
+        <w:tc>
+          <w:tcPr>
+            <w:tcW w:type="dxa" w:w="4234"/>
+            <w:tcBorders>
+              <w:top w:val="single" w:color="BFBFBF" w:sz="4"/>
+              <w:left w:val="single" w:color="BFBFBF" w:sz="4"/>
+              <w:bottom w:val="single" w:color="BFBFBF" w:sz="4"/>
+              <w:right w:val="single" w:color="BFBFBF" w:sz="4"/>
+            </w:tcBorders>
+            <w:tcMar>
+              <w:top w:type="dxa" w:w="60"/>
+              <w:left w:type="dxa" w:w="100"/>
+              <w:bottom w:type="dxa" w:w="60"/>
+              <w:right w:type="dxa" w:w="100"/>
+            </w:tcMar>
+          </w:tcPr>
+          <w:p>
+            <w:pPr>
+              <w:keepNext w:val="false"/>
+            </w:pPr>
+            <w:r>
+              <w:t xml:space="preserve">Home, Recommended Reorder and Transfers with the Prod data.</w:t>
+            </w:r>
+          </w:p>
+        </w:tc>
+        <w:tc>
+          <w:tcPr>
+            <w:tcW w:type="dxa" w:w="4536"/>
+            <w:tcBorders>
+              <w:top w:val="single" w:color="BFBFBF" w:sz="4"/>
+              <w:left w:val="single" w:color="BFBFBF" w:sz="4"/>
+              <w:bottom w:val="single" w:color="BFBFBF" w:sz="4"/>
+              <w:right w:val="single" w:color="BFBFBF" w:sz="4"/>
+            </w:tcBorders>
+            <w:tcMar>
+              <w:top w:type="dxa" w:w="60"/>
+              <w:left w:type="dxa" w:w="100"/>
+              <w:bottom w:type="dxa" w:w="60"/>
+              <w:right w:type="dxa" w:w="100"/>
+            </w:tcMar>
+          </w:tcPr>
+          <w:p>
+            <w:pPr>
+              <w:keepNext w:val="false"/>
+            </w:pPr>
+            <w:r>
+              <w:t xml:space="preserve">Purple card, banner and pills show; Transfers goes </w:t>
+            </w:r>
+            <w:r>
+              <w:rPr>
+                <w:b/>
+                <w:bCs/>
+              </w:rPr>
+              <w:t xml:space="preserve">Live</w:t>
+            </w:r>
+            <w:r>
+              <w:t xml:space="preserve"> with no red "disagree" banner.</w:t>
+            </w:r>
+          </w:p>
+        </w:tc>
+        <w:tc>
+          <w:tcPr>
+            <w:tcW w:type="dxa" w:w="806"/>
+            <w:tcBorders>
+              <w:top w:val="single" w:color="BFBFBF" w:sz="4"/>
+              <w:left w:val="single" w:color="BFBFBF" w:sz="4"/>
+              <w:bottom w:val="single" w:color="BFBFBF" w:sz="4"/>
+              <w:right w:val="single" w:color="BFBFBF" w:sz="4"/>
+            </w:tcBorders>
+            <w:tcMar>
+              <w:top w:type="dxa" w:w="60"/>
+              <w:left w:type="dxa" w:w="100"/>
+              <w:bottom w:type="dxa" w:w="60"/>
+              <w:right w:type="dxa" w:w="100"/>
+            </w:tcMar>
+          </w:tcPr>
+          <w:p>
+            <w:pPr>
+              <w:keepNext w:val="false"/>
+            </w:pPr>
+            <w:r>
+              <w:t xml:space="preserve">☐</w:t>
+            </w:r>
+          </w:p>
+        </w:tc>
+      </w:tr>
+      <w:tr>
+        <w:trPr>
+          <w:tblHeader w:val="false"/>
+        </w:trPr>
+        <w:tc>
+          <w:tcPr>
+            <w:tcW w:type="dxa" w:w="504"/>
+            <w:tcBorders>
+              <w:top w:val="single" w:color="BFBFBF" w:sz="4"/>
+              <w:left w:val="single" w:color="BFBFBF" w:sz="4"/>
+              <w:bottom w:val="single" w:color="BFBFBF" w:sz="4"/>
+              <w:right w:val="single" w:color="BFBFBF" w:sz="4"/>
+            </w:tcBorders>
+            <w:tcMar>
+              <w:top w:type="dxa" w:w="60"/>
+              <w:left w:type="dxa" w:w="100"/>
+              <w:bottom w:type="dxa" w:w="60"/>
+              <w:right w:type="dxa" w:w="100"/>
+            </w:tcMar>
+          </w:tcPr>
+          <w:p>
+            <w:pPr>
+              <w:keepNext w:val="false"/>
+            </w:pPr>
+            <w:r>
+              <w:t xml:space="preserve">4</w:t>
+            </w:r>
+          </w:p>
+        </w:tc>
+        <w:tc>
+          <w:tcPr>
+            <w:tcW w:type="dxa" w:w="4234"/>
+            <w:tcBorders>
+              <w:top w:val="single" w:color="BFBFBF" w:sz="4"/>
+              <w:left w:val="single" w:color="BFBFBF" w:sz="4"/>
+              <w:bottom w:val="single" w:color="BFBFBF" w:sz="4"/>
+              <w:right w:val="single" w:color="BFBFBF" w:sz="4"/>
+            </w:tcBorders>
+            <w:tcMar>
+              <w:top w:type="dxa" w:w="60"/>
+              <w:left w:type="dxa" w:w="100"/>
+              <w:bottom w:type="dxa" w:w="60"/>
+              <w:right w:type="dxa" w:w="100"/>
+            </w:tcMar>
+          </w:tcPr>
+          <w:p>
+            <w:pPr>
+              <w:keepNext w:val="false"/>
+            </w:pPr>
+            <w:r>
+              <w:t xml:space="preserve">Open an old address with dealer groups: </w:t>
+            </w:r>
+            <w:r>
+              <w:rPr>
+                <w:rFonts w:ascii="Consolas" w:cs="Consolas" w:eastAsia="Consolas" w:hAnsi="Consolas"/>
+                <w:sz w:val="20"/>
+                <w:szCs w:val="20"/>
+              </w:rPr>
+              <w:t xml:space="preserve">/reorder?branch=1&amp;dgc=COTTON</w:t>
+            </w:r>
+            <w:r>
+              <w:t xml:space="preserve">.</w:t>
+            </w:r>
+          </w:p>
+        </w:tc>
+        <w:tc>
+          <w:tcPr>
+            <w:tcW w:type="dxa" w:w="4536"/>
+            <w:tcBorders>
+              <w:top w:val="single" w:color="BFBFBF" w:sz="4"/>
+              <w:left w:val="single" w:color="BFBFBF" w:sz="4"/>
+              <w:bottom w:val="single" w:color="BFBFBF" w:sz="4"/>
+              <w:right w:val="single" w:color="BFBFBF" w:sz="4"/>
+            </w:tcBorders>
+            <w:tcMar>
+              <w:top w:type="dxa" w:w="60"/>
+              <w:left w:type="dxa" w:w="100"/>
+              <w:bottom w:type="dxa" w:w="60"/>
+              <w:right w:type="dxa" w:w="100"/>
+            </w:tcMar>
+          </w:tcPr>
+          <w:p>
+            <w:pPr>
+              <w:keepNext w:val="false"/>
+            </w:pPr>
+            <w:r>
+              <w:t xml:space="preserve">Recommended Reorder with COTTON ticked.</w:t>
+            </w:r>
+          </w:p>
+        </w:tc>
+        <w:tc>
+          <w:tcPr>
+            <w:tcW w:type="dxa" w:w="806"/>
+            <w:tcBorders>
+              <w:top w:val="single" w:color="BFBFBF" w:sz="4"/>
+              <w:left w:val="single" w:color="BFBFBF" w:sz="4"/>
+              <w:bottom w:val="single" w:color="BFBFBF" w:sz="4"/>
+              <w:right w:val="single" w:color="BFBFBF" w:sz="4"/>
+            </w:tcBorders>
+            <w:tcMar>
+              <w:top w:type="dxa" w:w="60"/>
+              <w:left w:type="dxa" w:w="100"/>
+              <w:bottom w:type="dxa" w:w="60"/>
+              <w:right w:type="dxa" w:w="100"/>
+            </w:tcMar>
+          </w:tcPr>
+          <w:p>
+            <w:pPr>
+              <w:keepNext w:val="false"/>
+            </w:pPr>
+            <w:r>
+              <w:t xml:space="preserve">☐</w:t>
+            </w:r>
+          </w:p>
+        </w:tc>
+      </w:tr>
+      <w:tr>
+        <w:trPr>
+          <w:tblHeader w:val="false"/>
+        </w:trPr>
+        <w:tc>
+          <w:tcPr>
+            <w:tcW w:type="dxa" w:w="504"/>
+            <w:tcBorders>
+              <w:top w:val="single" w:color="BFBFBF" w:sz="4"/>
+              <w:left w:val="single" w:color="BFBFBF" w:sz="4"/>
+              <w:bottom w:val="single" w:color="BFBFBF" w:sz="4"/>
+              <w:right w:val="single" w:color="BFBFBF" w:sz="4"/>
+            </w:tcBorders>
+            <w:tcMar>
+              <w:top w:type="dxa" w:w="60"/>
+              <w:left w:type="dxa" w:w="100"/>
+              <w:bottom w:type="dxa" w:w="60"/>
+              <w:right w:type="dxa" w:w="100"/>
+            </w:tcMar>
+          </w:tcPr>
+          <w:p>
+            <w:pPr>
+              <w:keepNext w:val="false"/>
+            </w:pPr>
+            <w:r>
+              <w:t xml:space="preserve">5</w:t>
+            </w:r>
+          </w:p>
+        </w:tc>
+        <w:tc>
+          <w:tcPr>
+            <w:tcW w:type="dxa" w:w="4234"/>
+            <w:tcBorders>
+              <w:top w:val="single" w:color="BFBFBF" w:sz="4"/>
+              <w:left w:val="single" w:color="BFBFBF" w:sz="4"/>
+              <w:bottom w:val="single" w:color="BFBFBF" w:sz="4"/>
+              <w:right w:val="single" w:color="BFBFBF" w:sz="4"/>
+            </w:tcBorders>
+            <w:tcMar>
+              <w:top w:type="dxa" w:w="60"/>
+              <w:left w:type="dxa" w:w="100"/>
+              <w:bottom w:type="dxa" w:w="60"/>
+              <w:right w:type="dxa" w:w="100"/>
+            </w:tcMar>
+          </w:tcPr>
+          <w:p>
+            <w:pPr>
+              <w:keepNext w:val="false"/>
+            </w:pPr>
+            <w:r>
+              <w:t xml:space="preserve">Special statuses with all branches loaded.</w:t>
+            </w:r>
+          </w:p>
+        </w:tc>
+        <w:tc>
+          <w:tcPr>
+            <w:tcW w:type="dxa" w:w="4536"/>
+            <w:tcBorders>
+              <w:top w:val="single" w:color="BFBFBF" w:sz="4"/>
+              <w:left w:val="single" w:color="BFBFBF" w:sz="4"/>
+              <w:bottom w:val="single" w:color="BFBFBF" w:sz="4"/>
+              <w:right w:val="single" w:color="BFBFBF" w:sz="4"/>
+            </w:tcBorders>
+            <w:tcMar>
+              <w:top w:type="dxa" w:w="60"/>
+              <w:left w:type="dxa" w:w="100"/>
+              <w:bottom w:type="dxa" w:w="60"/>
+              <w:right w:type="dxa" w:w="100"/>
+            </w:tcMar>
+          </w:tcPr>
+          <w:p>
+            <w:pPr>
+              <w:keepNext w:val="false"/>
+            </w:pPr>
+            <w:r>
+              <w:t xml:space="preserve">Masks, Manual order, min overrides and any phase-ins; no errors.</w:t>
+            </w:r>
+          </w:p>
+        </w:tc>
+        <w:tc>
+          <w:tcPr>
+            <w:tcW w:type="dxa" w:w="806"/>
+            <w:tcBorders>
+              <w:top w:val="single" w:color="BFBFBF" w:sz="4"/>
+              <w:left w:val="single" w:color="BFBFBF" w:sz="4"/>
+              <w:bottom w:val="single" w:color="BFBFBF" w:sz="4"/>
+              <w:right w:val="single" w:color="BFBFBF" w:sz="4"/>
+            </w:tcBorders>
+            <w:tcMar>
+              <w:top w:type="dxa" w:w="60"/>
+              <w:left w:type="dxa" w:w="100"/>
+              <w:bottom w:type="dxa" w:w="60"/>
+              <w:right w:type="dxa" w:w="100"/>
+            </w:tcMar>
+          </w:tcPr>
+          <w:p>
+            <w:pPr>
+              <w:keepNext w:val="false"/>
+            </w:pPr>
+            <w:r>
+              <w:t xml:space="preserve">☐</w:t>
+            </w:r>
+          </w:p>
+        </w:tc>
+      </w:tr>
+    </w:tbl>
+    <w:p>
+      <w:pPr>
+        <w:spacing w:after="120"/>
+      </w:pPr>
+    </w:p>
+    <w:p>
+      <w:pPr>
+        <w:pStyle w:val="Heading3"/>
+      </w:pPr>
+      <w:r>
+        <w:t xml:space="preserve">0.4.0</w:t>
+      </w:r>
+    </w:p>
+    <w:tbl>
+      <w:tblPr>
+        <w:tblW w:type="dxa" w:w="10080"/>
+        <w:tblBorders>
+          <w:top w:val="single" w:color="auto" w:sz="4"/>
+          <w:left w:val="single" w:color="auto" w:sz="4"/>
+          <w:bottom w:val="single" w:color="auto" w:sz="4"/>
+          <w:right w:val="single" w:color="auto" w:sz="4"/>
+          <w:insideH w:val="single" w:color="auto" w:sz="4"/>
+          <w:insideV w:val="single" w:color="auto" w:sz="4"/>
+        </w:tblBorders>
+      </w:tblPr>
+      <w:tblGrid>
+        <w:gridCol w:w="504"/>
+        <w:gridCol w:w="4234"/>
+        <w:gridCol w:w="4536"/>
+        <w:gridCol w:w="806"/>
+      </w:tblGrid>
+      <w:tr>
+        <w:trPr>
+          <w:tblHeader/>
+        </w:trPr>
+        <w:tc>
+          <w:tcPr>
+            <w:tcW w:type="dxa" w:w="504"/>
+            <w:tcBorders>
+              <w:top w:val="single" w:color="BFBFBF" w:sz="4"/>
+              <w:left w:val="single" w:color="BFBFBF" w:sz="4"/>
+              <w:bottom w:val="single" w:color="BFBFBF" w:sz="4"/>
+              <w:right w:val="single" w:color="BFBFBF" w:sz="4"/>
+            </w:tcBorders>
+            <w:shd w:fill="DEEAF6" w:color="auto" w:val="clear"/>
+            <w:tcMar>
+              <w:top w:type="dxa" w:w="60"/>
+              <w:left w:type="dxa" w:w="100"/>
+              <w:bottom w:type="dxa" w:w="60"/>
+              <w:right w:type="dxa" w:w="100"/>
+            </w:tcMar>
+          </w:tcPr>
+          <w:p>
+            <w:pPr>
+              <w:keepNext w:val="false"/>
+            </w:pPr>
+            <w:r>
+              <w:rPr>
+                <w:b/>
+                <w:bCs/>
+              </w:rPr>
+              <w:t xml:space="preserve">#</w:t>
+            </w:r>
+          </w:p>
+        </w:tc>
+        <w:tc>
+          <w:tcPr>
+            <w:tcW w:type="dxa" w:w="4234"/>
+            <w:tcBorders>
+              <w:top w:val="single" w:color="BFBFBF" w:sz="4"/>
+              <w:left w:val="single" w:color="BFBFBF" w:sz="4"/>
+              <w:bottom w:val="single" w:color="BFBFBF" w:sz="4"/>
+              <w:right w:val="single" w:color="BFBFBF" w:sz="4"/>
+            </w:tcBorders>
+            <w:shd w:fill="DEEAF6" w:color="auto" w:val="clear"/>
+            <w:tcMar>
+              <w:top w:type="dxa" w:w="60"/>
+              <w:left w:type="dxa" w:w="100"/>
+              <w:bottom w:type="dxa" w:w="60"/>
+              <w:right w:type="dxa" w:w="100"/>
+            </w:tcMar>
+          </w:tcPr>
+          <w:p>
+            <w:pPr>
+              <w:keepNext w:val="false"/>
+            </w:pPr>
+            <w:r>
+              <w:rPr>
+                <w:b/>
+                <w:bCs/>
+              </w:rPr>
+              <w:t xml:space="preserve">Do this</w:t>
+            </w:r>
+          </w:p>
+        </w:tc>
+        <w:tc>
+          <w:tcPr>
+            <w:tcW w:type="dxa" w:w="4536"/>
+            <w:tcBorders>
+              <w:top w:val="single" w:color="BFBFBF" w:sz="4"/>
+              <w:left w:val="single" w:color="BFBFBF" w:sz="4"/>
+              <w:bottom w:val="single" w:color="BFBFBF" w:sz="4"/>
+              <w:right w:val="single" w:color="BFBFBF" w:sz="4"/>
+            </w:tcBorders>
+            <w:shd w:fill="DEEAF6" w:color="auto" w:val="clear"/>
+            <w:tcMar>
+              <w:top w:type="dxa" w:w="60"/>
+              <w:left w:type="dxa" w:w="100"/>
+              <w:bottom w:type="dxa" w:w="60"/>
+              <w:right w:type="dxa" w:w="100"/>
+            </w:tcMar>
+          </w:tcPr>
+          <w:p>
+            <w:pPr>
+              <w:keepNext w:val="false"/>
+            </w:pPr>
+            <w:r>
+              <w:rPr>
+                <w:b/>
+                <w:bCs/>
+              </w:rPr>
+              <w:t xml:space="preserve">You should see</w:t>
+            </w:r>
+          </w:p>
+        </w:tc>
+        <w:tc>
+          <w:tcPr>
+            <w:tcW w:type="dxa" w:w="806"/>
+            <w:tcBorders>
+              <w:top w:val="single" w:color="BFBFBF" w:sz="4"/>
+              <w:left w:val="single" w:color="BFBFBF" w:sz="4"/>
+              <w:bottom w:val="single" w:color="BFBFBF" w:sz="4"/>
+              <w:right w:val="single" w:color="BFBFBF" w:sz="4"/>
+            </w:tcBorders>
+            <w:shd w:fill="DEEAF6" w:color="auto" w:val="clear"/>
+            <w:tcMar>
+              <w:top w:type="dxa" w:w="60"/>
+              <w:left w:type="dxa" w:w="100"/>
+              <w:bottom w:type="dxa" w:w="60"/>
+              <w:right w:type="dxa" w:w="100"/>
+            </w:tcMar>
+          </w:tcPr>
+          <w:p>
+            <w:pPr>
+              <w:keepNext w:val="false"/>
+            </w:pPr>
+            <w:r>
+              <w:rPr>
+                <w:b/>
+                <w:bCs/>
+              </w:rPr>
+              <w:t xml:space="preserve">OK</w:t>
+            </w:r>
+          </w:p>
+        </w:tc>
+      </w:tr>
+      <w:tr>
+        <w:trPr>
+          <w:tblHeader w:val="false"/>
+        </w:trPr>
+        <w:tc>
+          <w:tcPr>
+            <w:tcW w:type="dxa" w:w="504"/>
+            <w:tcBorders>
+              <w:top w:val="single" w:color="BFBFBF" w:sz="4"/>
+              <w:left w:val="single" w:color="BFBFBF" w:sz="4"/>
+              <w:bottom w:val="single" w:color="BFBFBF" w:sz="4"/>
+              <w:right w:val="single" w:color="BFBFBF" w:sz="4"/>
+            </w:tcBorders>
+            <w:tcMar>
+              <w:top w:type="dxa" w:w="60"/>
+              <w:left w:type="dxa" w:w="100"/>
+              <w:bottom w:type="dxa" w:w="60"/>
+              <w:right w:type="dxa" w:w="100"/>
+            </w:tcMar>
+          </w:tcPr>
+          <w:p>
+            <w:pPr>
+              <w:keepNext w:val="false"/>
+            </w:pPr>
+            <w:r>
+              <w:t xml:space="preserve">1</w:t>
+            </w:r>
+          </w:p>
+        </w:tc>
+        <w:tc>
+          <w:tcPr>
+            <w:tcW w:type="dxa" w:w="4234"/>
+            <w:tcBorders>
+              <w:top w:val="single" w:color="BFBFBF" w:sz="4"/>
+              <w:left w:val="single" w:color="BFBFBF" w:sz="4"/>
+              <w:bottom w:val="single" w:color="BFBFBF" w:sz="4"/>
+              <w:right w:val="single" w:color="BFBFBF" w:sz="4"/>
+            </w:tcBorders>
+            <w:tcMar>
+              <w:top w:type="dxa" w:w="60"/>
+              <w:left w:type="dxa" w:w="100"/>
+              <w:bottom w:type="dxa" w:w="60"/>
+              <w:right w:type="dxa" w:w="100"/>
+            </w:tcMar>
+          </w:tcPr>
+          <w:p>
+            <w:pPr>
+              <w:keepNext w:val="false"/>
+            </w:pPr>
+            <w:r>
+              <w:t xml:space="preserve">App Settings → </w:t>
+            </w:r>
+            <w:r>
+              <w:rPr>
+                <w:b/>
+                <w:bCs/>
+              </w:rPr>
+              <w:t xml:space="preserve">About</w:t>
+            </w:r>
+            <w:r>
+              <w:t xml:space="preserve">.</w:t>
+            </w:r>
+          </w:p>
+        </w:tc>
+        <w:tc>
+          <w:tcPr>
+            <w:tcW w:type="dxa" w:w="4536"/>
+            <w:tcBorders>
+              <w:top w:val="single" w:color="BFBFBF" w:sz="4"/>
+              <w:left w:val="single" w:color="BFBFBF" w:sz="4"/>
+              <w:bottom w:val="single" w:color="BFBFBF" w:sz="4"/>
+              <w:right w:val="single" w:color="BFBFBF" w:sz="4"/>
+            </w:tcBorders>
+            <w:tcMar>
+              <w:top w:type="dxa" w:w="60"/>
+              <w:left w:type="dxa" w:w="100"/>
+              <w:bottom w:type="dxa" w:w="60"/>
+              <w:right w:type="dxa" w:w="100"/>
+            </w:tcMar>
+          </w:tcPr>
+          <w:p>
+            <w:pPr>
+              <w:keepNext w:val="false"/>
+            </w:pPr>
+            <w:r>
+              <w:rPr>
+                <w:b/>
+                <w:bCs/>
+              </w:rPr>
+              <w:t xml:space="preserve">0.4.0 · 3ca2dec</w:t>
+            </w:r>
+            <w:r>
+              <w:t xml:space="preserve">.</w:t>
+            </w:r>
+          </w:p>
+        </w:tc>
+        <w:tc>
+          <w:tcPr>
+            <w:tcW w:type="dxa" w:w="806"/>
+            <w:tcBorders>
+              <w:top w:val="single" w:color="BFBFBF" w:sz="4"/>
+              <w:left w:val="single" w:color="BFBFBF" w:sz="4"/>
+              <w:bottom w:val="single" w:color="BFBFBF" w:sz="4"/>
+              <w:right w:val="single" w:color="BFBFBF" w:sz="4"/>
+            </w:tcBorders>
+            <w:tcMar>
+              <w:top w:type="dxa" w:w="60"/>
+              <w:left w:type="dxa" w:w="100"/>
+              <w:bottom w:type="dxa" w:w="60"/>
+              <w:right w:type="dxa" w:w="100"/>
+            </w:tcMar>
+          </w:tcPr>
+          <w:p>
+            <w:pPr>
+              <w:keepNext w:val="false"/>
+            </w:pPr>
+            <w:r>
+              <w:t xml:space="preserve">☐</w:t>
+            </w:r>
+          </w:p>
+        </w:tc>
+      </w:tr>
+      <w:tr>
+        <w:trPr>
+          <w:tblHeader w:val="false"/>
+        </w:trPr>
+        <w:tc>
+          <w:tcPr>
+            <w:tcW w:type="dxa" w:w="504"/>
+            <w:tcBorders>
+              <w:top w:val="single" w:color="BFBFBF" w:sz="4"/>
+              <w:left w:val="single" w:color="BFBFBF" w:sz="4"/>
+              <w:bottom w:val="single" w:color="BFBFBF" w:sz="4"/>
+              <w:right w:val="single" w:color="BFBFBF" w:sz="4"/>
+            </w:tcBorders>
+            <w:tcMar>
+              <w:top w:type="dxa" w:w="60"/>
+              <w:left w:type="dxa" w:w="100"/>
+              <w:bottom w:type="dxa" w:w="60"/>
+              <w:right w:type="dxa" w:w="100"/>
+            </w:tcMar>
+          </w:tcPr>
+          <w:p>
+            <w:pPr>
+              <w:keepNext w:val="false"/>
+            </w:pPr>
+            <w:r>
+              <w:t xml:space="preserve">2</w:t>
+            </w:r>
+          </w:p>
+        </w:tc>
+        <w:tc>
+          <w:tcPr>
+            <w:tcW w:type="dxa" w:w="4234"/>
+            <w:tcBorders>
+              <w:top w:val="single" w:color="BFBFBF" w:sz="4"/>
+              <w:left w:val="single" w:color="BFBFBF" w:sz="4"/>
+              <w:bottom w:val="single" w:color="BFBFBF" w:sz="4"/>
+              <w:right w:val="single" w:color="BFBFBF" w:sz="4"/>
+            </w:tcBorders>
+            <w:tcMar>
+              <w:top w:type="dxa" w:w="60"/>
+              <w:left w:type="dxa" w:w="100"/>
+              <w:bottom w:type="dxa" w:w="60"/>
+              <w:right w:type="dxa" w:w="100"/>
+            </w:tcMar>
+          </w:tcPr>
+          <w:p>
+            <w:pPr>
+              <w:keepNext w:val="false"/>
+            </w:pPr>
+            <w:r>
+              <w:t xml:space="preserve">Open an old bookmark-style address: </w:t>
+            </w:r>
+            <w:r>
+              <w:rPr>
+                <w:rFonts w:ascii="Consolas" w:cs="Consolas" w:eastAsia="Consolas" w:hAnsi="Consolas"/>
+                <w:sz w:val="20"/>
+                <w:szCs w:val="20"/>
+              </w:rPr>
+              <w:t xml:space="preserve">/reorder?branch=1&amp;franchise=M</w:t>
+            </w:r>
+            <w:r>
+              <w:t xml:space="preserve">.</w:t>
+            </w:r>
+          </w:p>
+        </w:tc>
+        <w:tc>
+          <w:tcPr>
+            <w:tcW w:type="dxa" w:w="4536"/>
+            <w:tcBorders>
+              <w:top w:val="single" w:color="BFBFBF" w:sz="4"/>
+              <w:left w:val="single" w:color="BFBFBF" w:sz="4"/>
+              <w:bottom w:val="single" w:color="BFBFBF" w:sz="4"/>
+              <w:right w:val="single" w:color="BFBFBF" w:sz="4"/>
+            </w:tcBorders>
+            <w:tcMar>
+              <w:top w:type="dxa" w:w="60"/>
+              <w:left w:type="dxa" w:w="100"/>
+              <w:bottom w:type="dxa" w:w="60"/>
+              <w:right w:type="dxa" w:w="100"/>
+            </w:tcMar>
+          </w:tcPr>
+          <w:p>
+            <w:pPr>
+              <w:keepNext w:val="false"/>
+            </w:pPr>
+            <w:r>
+              <w:t xml:space="preserve">Recommended Reorder on branch 1, franchise M, as before 0.4.0.</w:t>
+            </w:r>
+          </w:p>
+        </w:tc>
+        <w:tc>
+          <w:tcPr>
+            <w:tcW w:type="dxa" w:w="806"/>
+            <w:tcBorders>
+              <w:top w:val="single" w:color="BFBFBF" w:sz="4"/>
+              <w:left w:val="single" w:color="BFBFBF" w:sz="4"/>
+              <w:bottom w:val="single" w:color="BFBFBF" w:sz="4"/>
+              <w:right w:val="single" w:color="BFBFBF" w:sz="4"/>
+            </w:tcBorders>
+            <w:tcMar>
+              <w:top w:type="dxa" w:w="60"/>
+              <w:left w:type="dxa" w:w="100"/>
+              <w:bottom w:type="dxa" w:w="60"/>
+              <w:right w:type="dxa" w:w="100"/>
+            </w:tcMar>
+          </w:tcPr>
+          <w:p>
+            <w:pPr>
+              <w:keepNext w:val="false"/>
+            </w:pPr>
+            <w:r>
+              <w:t xml:space="preserve">☐</w:t>
+            </w:r>
+          </w:p>
+        </w:tc>
+      </w:tr>
+      <w:tr>
+        <w:trPr>
+          <w:tblHeader w:val="false"/>
+        </w:trPr>
+        <w:tc>
+          <w:tcPr>
+            <w:tcW w:type="dxa" w:w="504"/>
+            <w:tcBorders>
+              <w:top w:val="single" w:color="BFBFBF" w:sz="4"/>
+              <w:left w:val="single" w:color="BFBFBF" w:sz="4"/>
+              <w:bottom w:val="single" w:color="BFBFBF" w:sz="4"/>
+              <w:right w:val="single" w:color="BFBFBF" w:sz="4"/>
+            </w:tcBorders>
+            <w:tcMar>
+              <w:top w:type="dxa" w:w="60"/>
+              <w:left w:type="dxa" w:w="100"/>
+              <w:bottom w:type="dxa" w:w="60"/>
+              <w:right w:type="dxa" w:w="100"/>
+            </w:tcMar>
+          </w:tcPr>
+          <w:p>
+            <w:pPr>
+              <w:keepNext w:val="false"/>
+            </w:pPr>
+            <w:r>
+              <w:t xml:space="preserve">3</w:t>
+            </w:r>
+          </w:p>
+        </w:tc>
+        <w:tc>
+          <w:tcPr>
+            <w:tcW w:type="dxa" w:w="4234"/>
+            <w:tcBorders>
+              <w:top w:val="single" w:color="BFBFBF" w:sz="4"/>
+              <w:left w:val="single" w:color="BFBFBF" w:sz="4"/>
+              <w:bottom w:val="single" w:color="BFBFBF" w:sz="4"/>
+              <w:right w:val="single" w:color="BFBFBF" w:sz="4"/>
+            </w:tcBorders>
+            <w:tcMar>
+              <w:top w:type="dxa" w:w="60"/>
+              <w:left w:type="dxa" w:w="100"/>
+              <w:bottom w:type="dxa" w:w="60"/>
+              <w:right w:type="dxa" w:w="100"/>
+            </w:tcMar>
+          </w:tcPr>
+          <w:p>
+            <w:pPr>
+              <w:keepNext w:val="false"/>
+            </w:pPr>
+            <w:r>
+              <w:t xml:space="preserve">All 19 branches loaded with Reorder needed only off: press F12 → </w:t>
+            </w:r>
+            <w:r>
+              <w:rPr>
+                <w:b/>
+                <w:bCs/>
+              </w:rPr>
+              <w:t xml:space="preserve">Memory</w:t>
+            </w:r>
+            <w:r>
+              <w:t xml:space="preserve"> and note the heap size.</w:t>
+            </w:r>
+          </w:p>
+        </w:tc>
+        <w:tc>
+          <w:tcPr>
+            <w:tcW w:type="dxa" w:w="4536"/>
+            <w:tcBorders>
+              <w:top w:val="single" w:color="BFBFBF" w:sz="4"/>
+              <w:left w:val="single" w:color="BFBFBF" w:sz="4"/>
+              <w:bottom w:val="single" w:color="BFBFBF" w:sz="4"/>
+              <w:right w:val="single" w:color="BFBFBF" w:sz="4"/>
+            </w:tcBorders>
+            <w:tcMar>
+              <w:top w:type="dxa" w:w="60"/>
+              <w:left w:type="dxa" w:w="100"/>
+              <w:bottom w:type="dxa" w:w="60"/>
+              <w:right w:type="dxa" w:w="100"/>
+            </w:tcMar>
+          </w:tcPr>
+          <w:p>
+            <w:pPr>
+              <w:keepNext w:val="false"/>
+            </w:pPr>
+            <w:r>
+              <w:t xml:space="preserve">Write it down (below about 500 MB is fine). The page stays responsive.</w:t>
+            </w:r>
+          </w:p>
+        </w:tc>
+        <w:tc>
+          <w:tcPr>
+            <w:tcW w:type="dxa" w:w="806"/>
+            <w:tcBorders>
+              <w:top w:val="single" w:color="BFBFBF" w:sz="4"/>
+              <w:left w:val="single" w:color="BFBFBF" w:sz="4"/>
+              <w:bottom w:val="single" w:color="BFBFBF" w:sz="4"/>
+              <w:right w:val="single" w:color="BFBFBF" w:sz="4"/>
+            </w:tcBorders>
+            <w:tcMar>
+              <w:top w:type="dxa" w:w="60"/>
+              <w:left w:type="dxa" w:w="100"/>
+              <w:bottom w:type="dxa" w:w="60"/>
+              <w:right w:type="dxa" w:w="100"/>
+            </w:tcMar>
+          </w:tcPr>
+          <w:p>
+            <w:pPr>
+              <w:keepNext w:val="false"/>
+            </w:pPr>
+            <w:r>
+              <w:t xml:space="preserve">☐</w:t>
+            </w:r>
+          </w:p>
+        </w:tc>
+      </w:tr>
+      <w:tr>
+        <w:trPr>
+          <w:tblHeader w:val="false"/>
+        </w:trPr>
+        <w:tc>
+          <w:tcPr>
+            <w:tcW w:type="dxa" w:w="504"/>
+            <w:tcBorders>
+              <w:top w:val="single" w:color="BFBFBF" w:sz="4"/>
+              <w:left w:val="single" w:color="BFBFBF" w:sz="4"/>
+              <w:bottom w:val="single" w:color="BFBFBF" w:sz="4"/>
+              <w:right w:val="single" w:color="BFBFBF" w:sz="4"/>
+            </w:tcBorders>
+            <w:tcMar>
+              <w:top w:type="dxa" w:w="60"/>
+              <w:left w:type="dxa" w:w="100"/>
+              <w:bottom w:type="dxa" w:w="60"/>
+              <w:right w:type="dxa" w:w="100"/>
+            </w:tcMar>
+          </w:tcPr>
+          <w:p>
+            <w:pPr>
+              <w:keepNext w:val="false"/>
+            </w:pPr>
+            <w:r>
+              <w:t xml:space="preserve">4</w:t>
+            </w:r>
+          </w:p>
+        </w:tc>
+        <w:tc>
+          <w:tcPr>
+            <w:tcW w:type="dxa" w:w="4234"/>
+            <w:tcBorders>
+              <w:top w:val="single" w:color="BFBFBF" w:sz="4"/>
+              <w:left w:val="single" w:color="BFBFBF" w:sz="4"/>
+              <w:bottom w:val="single" w:color="BFBFBF" w:sz="4"/>
+              <w:right w:val="single" w:color="BFBFBF" w:sz="4"/>
+            </w:tcBorders>
+            <w:tcMar>
+              <w:top w:type="dxa" w:w="60"/>
+              <w:left w:type="dxa" w:w="100"/>
+              <w:bottom w:type="dxa" w:w="60"/>
+              <w:right w:type="dxa" w:w="100"/>
+            </w:tcMar>
+          </w:tcPr>
+          <w:p>
+            <w:pPr>
+              <w:keepNext w:val="false"/>
+            </w:pPr>
+            <w:r>
+              <w:t xml:space="preserve">Click </w:t>
+            </w:r>
+            <w:r>
+              <w:rPr>
+                <w:b/>
+                <w:bCs/>
+              </w:rPr>
+              <w:t xml:space="preserve">Clear</w:t>
+            </w:r>
+            <w:r>
+              <w:t xml:space="preserve">, then </w:t>
+            </w:r>
+            <w:r>
+              <w:rPr>
+                <w:b/>
+                <w:bCs/>
+              </w:rPr>
+              <w:t xml:space="preserve">Select all</w:t>
+            </w:r>
+            <w:r>
+              <w:t xml:space="preserve">, and click </w:t>
+            </w:r>
+            <w:r>
+              <w:rPr>
+                <w:b/>
+                <w:bCs/>
+              </w:rPr>
+              <w:t xml:space="preserve">Cancel</w:t>
+            </w:r>
+            <w:r>
+              <w:t xml:space="preserve"> while it loads; then click </w:t>
+            </w:r>
+            <w:r>
+              <w:rPr>
+                <w:b/>
+                <w:bCs/>
+              </w:rPr>
+              <w:t xml:space="preserve">Load the rest</w:t>
+            </w:r>
+            <w:r>
+              <w:t xml:space="preserve">.</w:t>
+            </w:r>
+          </w:p>
+        </w:tc>
+        <w:tc>
+          <w:tcPr>
+            <w:tcW w:type="dxa" w:w="4536"/>
+            <w:tcBorders>
+              <w:top w:val="single" w:color="BFBFBF" w:sz="4"/>
+              <w:left w:val="single" w:color="BFBFBF" w:sz="4"/>
+              <w:bottom w:val="single" w:color="BFBFBF" w:sz="4"/>
+              <w:right w:val="single" w:color="BFBFBF" w:sz="4"/>
+            </w:tcBorders>
+            <w:tcMar>
+              <w:top w:type="dxa" w:w="60"/>
+              <w:left w:type="dxa" w:w="100"/>
+              <w:bottom w:type="dxa" w:w="60"/>
+              <w:right w:type="dxa" w:w="100"/>
+            </w:tcMar>
+          </w:tcPr>
+          <w:p>
+            <w:pPr>
+              <w:keepNext w:val="false"/>
+            </w:pPr>
+            <w:r>
+              <w:t xml:space="preserve">Loading stops with "x of 19 branches loaded (stopped)", then finishes.</w:t>
+            </w:r>
+          </w:p>
+        </w:tc>
+        <w:tc>
+          <w:tcPr>
+            <w:tcW w:type="dxa" w:w="806"/>
+            <w:tcBorders>
+              <w:top w:val="single" w:color="BFBFBF" w:sz="4"/>
+              <w:left w:val="single" w:color="BFBFBF" w:sz="4"/>
+              <w:bottom w:val="single" w:color="BFBFBF" w:sz="4"/>
+              <w:right w:val="single" w:color="BFBFBF" w:sz="4"/>
+            </w:tcBorders>
+            <w:tcMar>
+              <w:top w:type="dxa" w:w="60"/>
+              <w:left w:type="dxa" w:w="100"/>
+              <w:bottom w:type="dxa" w:w="60"/>
+              <w:right w:type="dxa" w:w="100"/>
+            </w:tcMar>
+          </w:tcPr>
+          <w:p>
+            <w:pPr>
+              <w:keepNext w:val="false"/>
+            </w:pPr>
+            <w:r>
+              <w:t xml:space="preserve">☐</w:t>
+            </w:r>
+          </w:p>
+        </w:tc>
+      </w:tr>
+      <w:tr>
+        <w:trPr>
+          <w:tblHeader w:val="false"/>
+        </w:trPr>
+        <w:tc>
+          <w:tcPr>
+            <w:tcW w:type="dxa" w:w="504"/>
+            <w:tcBorders>
+              <w:top w:val="single" w:color="BFBFBF" w:sz="4"/>
+              <w:left w:val="single" w:color="BFBFBF" w:sz="4"/>
+              <w:bottom w:val="single" w:color="BFBFBF" w:sz="4"/>
+              <w:right w:val="single" w:color="BFBFBF" w:sz="4"/>
+            </w:tcBorders>
+            <w:tcMar>
+              <w:top w:type="dxa" w:w="60"/>
+              <w:left w:type="dxa" w:w="100"/>
+              <w:bottom w:type="dxa" w:w="60"/>
+              <w:right w:type="dxa" w:w="100"/>
+            </w:tcMar>
+          </w:tcPr>
+          <w:p>
+            <w:pPr>
+              <w:keepNext w:val="false"/>
+            </w:pPr>
+            <w:r>
+              <w:t xml:space="preserve">5</w:t>
+            </w:r>
+          </w:p>
+        </w:tc>
+        <w:tc>
+          <w:tcPr>
+            <w:tcW w:type="dxa" w:w="4234"/>
+            <w:tcBorders>
+              <w:top w:val="single" w:color="BFBFBF" w:sz="4"/>
+              <w:left w:val="single" w:color="BFBFBF" w:sz="4"/>
+              <w:bottom w:val="single" w:color="BFBFBF" w:sz="4"/>
+              <w:right w:val="single" w:color="BFBFBF" w:sz="4"/>
+            </w:tcBorders>
+            <w:tcMar>
+              <w:top w:type="dxa" w:w="60"/>
+              <w:left w:type="dxa" w:w="100"/>
+              <w:bottom w:type="dxa" w:w="60"/>
+              <w:right w:type="dxa" w:w="100"/>
+            </w:tcMar>
+          </w:tcPr>
+          <w:p>
+            <w:pPr>
+              <w:keepNext w:val="false"/>
+            </w:pPr>
+            <w:r>
+              <w:t xml:space="preserve">One-Time Order with all branches and a franchise.</w:t>
+            </w:r>
+          </w:p>
+        </w:tc>
+        <w:tc>
+          <w:tcPr>
+            <w:tcW w:type="dxa" w:w="4536"/>
+            <w:tcBorders>
+              <w:top w:val="single" w:color="BFBFBF" w:sz="4"/>
+              <w:left w:val="single" w:color="BFBFBF" w:sz="4"/>
+              <w:bottom w:val="single" w:color="BFBFBF" w:sz="4"/>
+              <w:right w:val="single" w:color="BFBFBF" w:sz="4"/>
+            </w:tcBorders>
+            <w:tcMar>
+              <w:top w:type="dxa" w:w="60"/>
+              <w:left w:type="dxa" w:w="100"/>
+              <w:bottom w:type="dxa" w:w="60"/>
+              <w:right w:type="dxa" w:w="100"/>
+            </w:tcMar>
+          </w:tcPr>
+          <w:p>
+            <w:pPr>
+              <w:keepNext w:val="false"/>
+            </w:pPr>
+            <w:r>
+              <w:t xml:space="preserve">Loads in about the same time as Reorder (about 4 seconds).</w:t>
+            </w:r>
+          </w:p>
+        </w:tc>
+        <w:tc>
+          <w:tcPr>
+            <w:tcW w:type="dxa" w:w="806"/>
+            <w:tcBorders>
+              <w:top w:val="single" w:color="BFBFBF" w:sz="4"/>
+              <w:left w:val="single" w:color="BFBFBF" w:sz="4"/>
+              <w:bottom w:val="single" w:color="BFBFBF" w:sz="4"/>
+              <w:right w:val="single" w:color="BFBFBF" w:sz="4"/>
+            </w:tcBorders>
+            <w:tcMar>
+              <w:top w:type="dxa" w:w="60"/>
+              <w:left w:type="dxa" w:w="100"/>
+              <w:bottom w:type="dxa" w:w="60"/>
+              <w:right w:type="dxa" w:w="100"/>
+            </w:tcMar>
+          </w:tcPr>
+          <w:p>
+            <w:pPr>
+              <w:keepNext w:val="false"/>
+            </w:pPr>
+            <w:r>
+              <w:t xml:space="preserve">☐</w:t>
+            </w:r>
+          </w:p>
+        </w:tc>
+      </w:tr>
+      <w:tr>
+        <w:trPr>
+          <w:tblHeader w:val="false"/>
+        </w:trPr>
+        <w:tc>
+          <w:tcPr>
+            <w:tcW w:type="dxa" w:w="504"/>
+            <w:tcBorders>
+              <w:top w:val="single" w:color="BFBFBF" w:sz="4"/>
+              <w:left w:val="single" w:color="BFBFBF" w:sz="4"/>
+              <w:bottom w:val="single" w:color="BFBFBF" w:sz="4"/>
+              <w:right w:val="single" w:color="BFBFBF" w:sz="4"/>
+            </w:tcBorders>
+            <w:tcMar>
+              <w:top w:type="dxa" w:w="60"/>
+              <w:left w:type="dxa" w:w="100"/>
+              <w:bottom w:type="dxa" w:w="60"/>
+              <w:right w:type="dxa" w:w="100"/>
+            </w:tcMar>
+          </w:tcPr>
+          <w:p>
+            <w:pPr>
+              <w:keepNext w:val="false"/>
+            </w:pPr>
+            <w:r>
+              <w:t xml:space="preserve">6</w:t>
+            </w:r>
+          </w:p>
+        </w:tc>
+        <w:tc>
+          <w:tcPr>
+            <w:tcW w:type="dxa" w:w="4234"/>
+            <w:tcBorders>
+              <w:top w:val="single" w:color="BFBFBF" w:sz="4"/>
+              <w:left w:val="single" w:color="BFBFBF" w:sz="4"/>
+              <w:bottom w:val="single" w:color="BFBFBF" w:sz="4"/>
+              <w:right w:val="single" w:color="BFBFBF" w:sz="4"/>
+            </w:tcBorders>
+            <w:tcMar>
+              <w:top w:type="dxa" w:w="60"/>
+              <w:left w:type="dxa" w:w="100"/>
+              <w:bottom w:type="dxa" w:w="60"/>
+              <w:right w:type="dxa" w:w="100"/>
+            </w:tcMar>
+          </w:tcPr>
+          <w:p>
+            <w:pPr>
+              <w:keepNext w:val="false"/>
+            </w:pPr>
+            <w:r>
+              <w:t xml:space="preserve">After a morning publish, reload a page left open from the day before.</w:t>
+            </w:r>
+          </w:p>
+        </w:tc>
+        <w:tc>
+          <w:tcPr>
+            <w:tcW w:type="dxa" w:w="4536"/>
+            <w:tcBorders>
+              <w:top w:val="single" w:color="BFBFBF" w:sz="4"/>
+              <w:left w:val="single" w:color="BFBFBF" w:sz="4"/>
+              <w:bottom w:val="single" w:color="BFBFBF" w:sz="4"/>
+              <w:right w:val="single" w:color="BFBFBF" w:sz="4"/>
+            </w:tcBorders>
+            <w:tcMar>
+              <w:top w:type="dxa" w:w="60"/>
+              <w:left w:type="dxa" w:w="100"/>
+              <w:bottom w:type="dxa" w:w="60"/>
+              <w:right w:type="dxa" w:w="100"/>
+            </w:tcMar>
+          </w:tcPr>
+          <w:p>
+            <w:pPr>
+              <w:keepNext w:val="false"/>
+            </w:pPr>
+            <w:r>
+              <w:t xml:space="preserve">The new data date shows; no error.</w:t>
+            </w:r>
+          </w:p>
+        </w:tc>
+        <w:tc>
+          <w:tcPr>
+            <w:tcW w:type="dxa" w:w="806"/>
+            <w:tcBorders>
+              <w:top w:val="single" w:color="BFBFBF" w:sz="4"/>
+              <w:left w:val="single" w:color="BFBFBF" w:sz="4"/>
+              <w:bottom w:val="single" w:color="BFBFBF" w:sz="4"/>
+              <w:right w:val="single" w:color="BFBFBF" w:sz="4"/>
+            </w:tcBorders>
+            <w:tcMar>
+              <w:top w:type="dxa" w:w="60"/>
+              <w:left w:type="dxa" w:w="100"/>
+              <w:bottom w:type="dxa" w:w="60"/>
+              <w:right w:type="dxa" w:w="100"/>
+            </w:tcMar>
+          </w:tcPr>
+          <w:p>
+            <w:pPr>
+              <w:keepNext w:val="false"/>
+            </w:pPr>
+            <w:r>
+              <w:t xml:space="preserve">☐</w:t>
+            </w:r>
+          </w:p>
+        </w:tc>
+      </w:tr>
+    </w:tbl>
+    <w:p>
+      <w:pPr>
+        <w:spacing w:after="120"/>
+      </w:pPr>
+    </w:p>
+    <w:p>
+      <w:pPr>
+        <w:keepNext/>
+        <w:spacing w:before="120" w:after="60"/>
+      </w:pPr>
+      <w:r>
+        <w:rPr>
+          <w:b/>
+          <w:bCs/>
+          <w:color w:val="1F4E79"/>
+        </w:rPr>
+        <w:t xml:space="preserve">Notes (anything different, slow or confusing):</w:t>
+      </w:r>
+    </w:p>
+    <w:tbl>
+      <w:tblPr>
+        <w:tblW w:type="dxa" w:w="10080"/>
+        <w:tblBorders>
+          <w:top w:val="single" w:color="auto" w:sz="4"/>
+          <w:left w:val="single" w:color="auto" w:sz="4"/>
+          <w:bottom w:val="single" w:color="auto" w:sz="4"/>
+          <w:right w:val="single" w:color="auto" w:sz="4"/>
+          <w:insideH w:val="single" w:color="auto" w:sz="4"/>
+          <w:insideV w:val="single" w:color="auto" w:sz="4"/>
+        </w:tblBorders>
+      </w:tblPr>
+      <w:tblGrid>
+        <w:gridCol w:w="10080"/>
+      </w:tblGrid>
+      <w:tr>
+        <w:trPr>
+          <w:cantSplit/>
+          <w:trHeight w:val="900" w:hRule="atLeast"/>
+        </w:trPr>
+        <w:tc>
+          <w:tcPr>
+            <w:tcW w:type="dxa" w:w="10080"/>
+            <w:tcBorders>
+              <w:top w:val="single" w:color="A6A6A6" w:sz="4"/>
+              <w:left w:val="single" w:color="A6A6A6" w:sz="4"/>
+              <w:bottom w:val="single" w:color="A6A6A6" w:sz="4"/>
+              <w:right w:val="single" w:color="A6A6A6" w:sz="4"/>
+            </w:tcBorders>
+            <w:tcMar>
+              <w:top w:type="dxa" w:w="80"/>
+              <w:left w:type="dxa" w:w="120"/>
+              <w:bottom w:type="dxa" w:w="80"/>
+              <w:right w:type="dxa" w:w="120"/>
+            </w:tcMar>
+          </w:tcPr>
+          <w:p/>
+        </w:tc>
+      </w:tr>
+    </w:tbl>
+    <w:p>
+      <w:pPr>
+        <w:spacing w:after="160"/>
+      </w:pPr>
+    </w:p>
     <w:sectPr>
       <w:footerReference w:type="default" r:id="rId6"/>
       <w:pgSz w:w="12240" w:h="15840" w:orient="portrait"/>
@@ -17817,7 +19239,7 @@
         <w:sz w:val="16"/>
         <w:szCs w:val="16"/>
       </w:rPr>
-      <w:t xml:space="preserve">Non-JD Parts Order Tool: walkthrough (0.5.0)   ·   Page </w:t>
+      <w:t xml:space="preserve">Non-JD Parts Order Tool: walkthrough (0.5.1)   ·   Page </w:t>
     </w:r>
     <w:r>
       <w:rPr>

--- a/projects/part order tool - app/for-users/Non-JD Order Tool - Walkthrough.docx
+++ b/projects/part order tool - app/for-users/Non-JD Order Tool - Walkthrough.docx
@@ -21,7 +21,7 @@
         <w:rPr>
           <w:color w:val="595959"/>
         </w:rPr>
-        <w:t xml:space="preserve">Hands-on steps through every page · Version 0.5.1 · October 28, 2026 · App: https://10.110.100.13:8443</w:t>
+        <w:t xml:space="preserve">Hands-on steps through every page · Version 0.5.2 · October 28, 2026 · App: https://10.110.100.13:8443</w:t>
       </w:r>
     </w:p>
     <w:p>
@@ -6982,7 +6982,7 @@
                 <w:b/>
                 <w:bCs/>
               </w:rPr>
-              <w:t xml:space="preserve">0.5.1</w:t>
+              <w:t xml:space="preserve">0.5.2</w:t>
             </w:r>
             <w:r>
               <w:t xml:space="preserve">).</w:t>
@@ -7192,6 +7192,757 @@
       <w:r>
         <w:t xml:space="preserve">Part 2: what’s new</w:t>
       </w:r>
+    </w:p>
+    <w:p>
+      <w:pPr>
+        <w:pStyle w:val="Heading2"/>
+      </w:pPr>
+      <w:r>
+        <w:t xml:space="preserve">Version 0.5.2 (October 28, 2026): archive orders</w:t>
+      </w:r>
+    </w:p>
+    <w:p>
+      <w:pPr>
+        <w:keepNext w:val="false"/>
+        <w:spacing w:after="120"/>
+      </w:pPr>
+      <w:r>
+        <w:t xml:space="preserve">New since 0.5.1: </w:t>
+      </w:r>
+      <w:r>
+        <w:rPr>
+          <w:b/>
+          <w:bCs/>
+        </w:rPr>
+        <w:t xml:space="preserve">Archive</w:t>
+      </w:r>
+      <w:r>
+        <w:t xml:space="preserve"> orders you no longer need to see, such as test orders or orders long since placed. Nothing is deleted: an archived order is hidden from the Orders list unless </w:t>
+      </w:r>
+      <w:r>
+        <w:rPr>
+          <w:b/>
+          <w:bCs/>
+        </w:rPr>
+        <w:t xml:space="preserve">Show archived</w:t>
+      </w:r>
+      <w:r>
+        <w:t xml:space="preserve"> is on, and is read-only until you unarchive it. Archiving never changes an order’s status, export count or lines.</w:t>
+      </w:r>
+    </w:p>
+    <w:tbl>
+      <w:tblPr>
+        <w:tblW w:type="dxa" w:w="10080"/>
+        <w:tblBorders>
+          <w:top w:val="single" w:color="auto" w:sz="4"/>
+          <w:left w:val="single" w:color="auto" w:sz="4"/>
+          <w:bottom w:val="single" w:color="auto" w:sz="4"/>
+          <w:right w:val="single" w:color="auto" w:sz="4"/>
+          <w:insideH w:val="single" w:color="auto" w:sz="4"/>
+          <w:insideV w:val="single" w:color="auto" w:sz="4"/>
+        </w:tblBorders>
+      </w:tblPr>
+      <w:tblGrid>
+        <w:gridCol w:w="504"/>
+        <w:gridCol w:w="4234"/>
+        <w:gridCol w:w="4536"/>
+        <w:gridCol w:w="806"/>
+      </w:tblGrid>
+      <w:tr>
+        <w:trPr>
+          <w:tblHeader/>
+        </w:trPr>
+        <w:tc>
+          <w:tcPr>
+            <w:tcW w:type="dxa" w:w="504"/>
+            <w:tcBorders>
+              <w:top w:val="single" w:color="BFBFBF" w:sz="4"/>
+              <w:left w:val="single" w:color="BFBFBF" w:sz="4"/>
+              <w:bottom w:val="single" w:color="BFBFBF" w:sz="4"/>
+              <w:right w:val="single" w:color="BFBFBF" w:sz="4"/>
+            </w:tcBorders>
+            <w:shd w:fill="DEEAF6" w:color="auto" w:val="clear"/>
+            <w:tcMar>
+              <w:top w:type="dxa" w:w="60"/>
+              <w:left w:type="dxa" w:w="100"/>
+              <w:bottom w:type="dxa" w:w="60"/>
+              <w:right w:type="dxa" w:w="100"/>
+            </w:tcMar>
+          </w:tcPr>
+          <w:p>
+            <w:pPr>
+              <w:keepNext w:val="false"/>
+            </w:pPr>
+            <w:r>
+              <w:rPr>
+                <w:b/>
+                <w:bCs/>
+              </w:rPr>
+              <w:t xml:space="preserve">#</w:t>
+            </w:r>
+          </w:p>
+        </w:tc>
+        <w:tc>
+          <w:tcPr>
+            <w:tcW w:type="dxa" w:w="4234"/>
+            <w:tcBorders>
+              <w:top w:val="single" w:color="BFBFBF" w:sz="4"/>
+              <w:left w:val="single" w:color="BFBFBF" w:sz="4"/>
+              <w:bottom w:val="single" w:color="BFBFBF" w:sz="4"/>
+              <w:right w:val="single" w:color="BFBFBF" w:sz="4"/>
+            </w:tcBorders>
+            <w:shd w:fill="DEEAF6" w:color="auto" w:val="clear"/>
+            <w:tcMar>
+              <w:top w:type="dxa" w:w="60"/>
+              <w:left w:type="dxa" w:w="100"/>
+              <w:bottom w:type="dxa" w:w="60"/>
+              <w:right w:type="dxa" w:w="100"/>
+            </w:tcMar>
+          </w:tcPr>
+          <w:p>
+            <w:pPr>
+              <w:keepNext w:val="false"/>
+            </w:pPr>
+            <w:r>
+              <w:rPr>
+                <w:b/>
+                <w:bCs/>
+              </w:rPr>
+              <w:t xml:space="preserve">Do this</w:t>
+            </w:r>
+          </w:p>
+        </w:tc>
+        <w:tc>
+          <w:tcPr>
+            <w:tcW w:type="dxa" w:w="4536"/>
+            <w:tcBorders>
+              <w:top w:val="single" w:color="BFBFBF" w:sz="4"/>
+              <w:left w:val="single" w:color="BFBFBF" w:sz="4"/>
+              <w:bottom w:val="single" w:color="BFBFBF" w:sz="4"/>
+              <w:right w:val="single" w:color="BFBFBF" w:sz="4"/>
+            </w:tcBorders>
+            <w:shd w:fill="DEEAF6" w:color="auto" w:val="clear"/>
+            <w:tcMar>
+              <w:top w:type="dxa" w:w="60"/>
+              <w:left w:type="dxa" w:w="100"/>
+              <w:bottom w:type="dxa" w:w="60"/>
+              <w:right w:type="dxa" w:w="100"/>
+            </w:tcMar>
+          </w:tcPr>
+          <w:p>
+            <w:pPr>
+              <w:keepNext w:val="false"/>
+            </w:pPr>
+            <w:r>
+              <w:rPr>
+                <w:b/>
+                <w:bCs/>
+              </w:rPr>
+              <w:t xml:space="preserve">You should see</w:t>
+            </w:r>
+          </w:p>
+        </w:tc>
+        <w:tc>
+          <w:tcPr>
+            <w:tcW w:type="dxa" w:w="806"/>
+            <w:tcBorders>
+              <w:top w:val="single" w:color="BFBFBF" w:sz="4"/>
+              <w:left w:val="single" w:color="BFBFBF" w:sz="4"/>
+              <w:bottom w:val="single" w:color="BFBFBF" w:sz="4"/>
+              <w:right w:val="single" w:color="BFBFBF" w:sz="4"/>
+            </w:tcBorders>
+            <w:shd w:fill="DEEAF6" w:color="auto" w:val="clear"/>
+            <w:tcMar>
+              <w:top w:type="dxa" w:w="60"/>
+              <w:left w:type="dxa" w:w="100"/>
+              <w:bottom w:type="dxa" w:w="60"/>
+              <w:right w:type="dxa" w:w="100"/>
+            </w:tcMar>
+          </w:tcPr>
+          <w:p>
+            <w:pPr>
+              <w:keepNext w:val="false"/>
+            </w:pPr>
+            <w:r>
+              <w:rPr>
+                <w:b/>
+                <w:bCs/>
+              </w:rPr>
+              <w:t xml:space="preserve">OK</w:t>
+            </w:r>
+          </w:p>
+        </w:tc>
+      </w:tr>
+      <w:tr>
+        <w:trPr>
+          <w:tblHeader w:val="false"/>
+        </w:trPr>
+        <w:tc>
+          <w:tcPr>
+            <w:tcW w:type="dxa" w:w="504"/>
+            <w:tcBorders>
+              <w:top w:val="single" w:color="BFBFBF" w:sz="4"/>
+              <w:left w:val="single" w:color="BFBFBF" w:sz="4"/>
+              <w:bottom w:val="single" w:color="BFBFBF" w:sz="4"/>
+              <w:right w:val="single" w:color="BFBFBF" w:sz="4"/>
+            </w:tcBorders>
+            <w:tcMar>
+              <w:top w:type="dxa" w:w="60"/>
+              <w:left w:type="dxa" w:w="100"/>
+              <w:bottom w:type="dxa" w:w="60"/>
+              <w:right w:type="dxa" w:w="100"/>
+            </w:tcMar>
+          </w:tcPr>
+          <w:p>
+            <w:pPr>
+              <w:keepNext w:val="false"/>
+            </w:pPr>
+            <w:r>
+              <w:t xml:space="preserve">1</w:t>
+            </w:r>
+          </w:p>
+        </w:tc>
+        <w:tc>
+          <w:tcPr>
+            <w:tcW w:type="dxa" w:w="4234"/>
+            <w:tcBorders>
+              <w:top w:val="single" w:color="BFBFBF" w:sz="4"/>
+              <w:left w:val="single" w:color="BFBFBF" w:sz="4"/>
+              <w:bottom w:val="single" w:color="BFBFBF" w:sz="4"/>
+              <w:right w:val="single" w:color="BFBFBF" w:sz="4"/>
+            </w:tcBorders>
+            <w:tcMar>
+              <w:top w:type="dxa" w:w="60"/>
+              <w:left w:type="dxa" w:w="100"/>
+              <w:bottom w:type="dxa" w:w="60"/>
+              <w:right w:type="dxa" w:w="100"/>
+            </w:tcMar>
+          </w:tcPr>
+          <w:p>
+            <w:pPr>
+              <w:keepNext w:val="false"/>
+            </w:pPr>
+            <w:r>
+              <w:t xml:space="preserve">On </w:t>
+            </w:r>
+            <w:r>
+              <w:rPr>
+                <w:b/>
+                <w:bCs/>
+              </w:rPr>
+              <w:t xml:space="preserve">Orders</w:t>
+            </w:r>
+            <w:r>
+              <w:t xml:space="preserve">, tick the </w:t>
+            </w:r>
+            <w:r>
+              <w:rPr>
+                <w:b/>
+                <w:bCs/>
+              </w:rPr>
+              <w:t xml:space="preserve">TEST</w:t>
+            </w:r>
+            <w:r>
+              <w:t xml:space="preserve"> orders you made. Click </w:t>
+            </w:r>
+            <w:r>
+              <w:rPr>
+                <w:b/>
+                <w:bCs/>
+              </w:rPr>
+              <w:t xml:space="preserve">Archive (N)</w:t>
+            </w:r>
+            <w:r>
+              <w:t xml:space="preserve">.</w:t>
+            </w:r>
+          </w:p>
+        </w:tc>
+        <w:tc>
+          <w:tcPr>
+            <w:tcW w:type="dxa" w:w="4536"/>
+            <w:tcBorders>
+              <w:top w:val="single" w:color="BFBFBF" w:sz="4"/>
+              <w:left w:val="single" w:color="BFBFBF" w:sz="4"/>
+              <w:bottom w:val="single" w:color="BFBFBF" w:sz="4"/>
+              <w:right w:val="single" w:color="BFBFBF" w:sz="4"/>
+            </w:tcBorders>
+            <w:tcMar>
+              <w:top w:type="dxa" w:w="60"/>
+              <w:left w:type="dxa" w:w="100"/>
+              <w:bottom w:type="dxa" w:w="60"/>
+              <w:right w:type="dxa" w:w="100"/>
+            </w:tcMar>
+          </w:tcPr>
+          <w:p>
+            <w:pPr>
+              <w:keepNext w:val="false"/>
+            </w:pPr>
+            <w:r>
+              <w:t xml:space="preserve">A question: “Archive N orders? They stay saved and can be shown again with Show archived.” Click </w:t>
+            </w:r>
+            <w:r>
+              <w:rPr>
+                <w:b/>
+                <w:bCs/>
+              </w:rPr>
+              <w:t xml:space="preserve">Archive</w:t>
+            </w:r>
+            <w:r>
+              <w:t xml:space="preserve">: “Archived N orders.” and the orders leave the list.</w:t>
+            </w:r>
+          </w:p>
+        </w:tc>
+        <w:tc>
+          <w:tcPr>
+            <w:tcW w:type="dxa" w:w="806"/>
+            <w:tcBorders>
+              <w:top w:val="single" w:color="BFBFBF" w:sz="4"/>
+              <w:left w:val="single" w:color="BFBFBF" w:sz="4"/>
+              <w:bottom w:val="single" w:color="BFBFBF" w:sz="4"/>
+              <w:right w:val="single" w:color="BFBFBF" w:sz="4"/>
+            </w:tcBorders>
+            <w:tcMar>
+              <w:top w:type="dxa" w:w="60"/>
+              <w:left w:type="dxa" w:w="100"/>
+              <w:bottom w:type="dxa" w:w="60"/>
+              <w:right w:type="dxa" w:w="100"/>
+            </w:tcMar>
+          </w:tcPr>
+          <w:p>
+            <w:pPr>
+              <w:keepNext w:val="false"/>
+            </w:pPr>
+            <w:r>
+              <w:t xml:space="preserve">☐</w:t>
+            </w:r>
+          </w:p>
+        </w:tc>
+      </w:tr>
+      <w:tr>
+        <w:trPr>
+          <w:tblHeader w:val="false"/>
+        </w:trPr>
+        <w:tc>
+          <w:tcPr>
+            <w:tcW w:type="dxa" w:w="504"/>
+            <w:tcBorders>
+              <w:top w:val="single" w:color="BFBFBF" w:sz="4"/>
+              <w:left w:val="single" w:color="BFBFBF" w:sz="4"/>
+              <w:bottom w:val="single" w:color="BFBFBF" w:sz="4"/>
+              <w:right w:val="single" w:color="BFBFBF" w:sz="4"/>
+            </w:tcBorders>
+            <w:tcMar>
+              <w:top w:type="dxa" w:w="60"/>
+              <w:left w:type="dxa" w:w="100"/>
+              <w:bottom w:type="dxa" w:w="60"/>
+              <w:right w:type="dxa" w:w="100"/>
+            </w:tcMar>
+          </w:tcPr>
+          <w:p>
+            <w:pPr>
+              <w:keepNext w:val="false"/>
+            </w:pPr>
+            <w:r>
+              <w:t xml:space="preserve">2</w:t>
+            </w:r>
+          </w:p>
+        </w:tc>
+        <w:tc>
+          <w:tcPr>
+            <w:tcW w:type="dxa" w:w="4234"/>
+            <w:tcBorders>
+              <w:top w:val="single" w:color="BFBFBF" w:sz="4"/>
+              <w:left w:val="single" w:color="BFBFBF" w:sz="4"/>
+              <w:bottom w:val="single" w:color="BFBFBF" w:sz="4"/>
+              <w:right w:val="single" w:color="BFBFBF" w:sz="4"/>
+            </w:tcBorders>
+            <w:tcMar>
+              <w:top w:type="dxa" w:w="60"/>
+              <w:left w:type="dxa" w:w="100"/>
+              <w:bottom w:type="dxa" w:w="60"/>
+              <w:right w:type="dxa" w:w="100"/>
+            </w:tcMar>
+          </w:tcPr>
+          <w:p>
+            <w:pPr>
+              <w:keepNext w:val="false"/>
+            </w:pPr>
+            <w:r>
+              <w:t xml:space="preserve">Turn on </w:t>
+            </w:r>
+            <w:r>
+              <w:rPr>
+                <w:b/>
+                <w:bCs/>
+              </w:rPr>
+              <w:t xml:space="preserve">Show archived (N)</w:t>
+            </w:r>
+            <w:r>
+              <w:t xml:space="preserve">.</w:t>
+            </w:r>
+          </w:p>
+        </w:tc>
+        <w:tc>
+          <w:tcPr>
+            <w:tcW w:type="dxa" w:w="4536"/>
+            <w:tcBorders>
+              <w:top w:val="single" w:color="BFBFBF" w:sz="4"/>
+              <w:left w:val="single" w:color="BFBFBF" w:sz="4"/>
+              <w:bottom w:val="single" w:color="BFBFBF" w:sz="4"/>
+              <w:right w:val="single" w:color="BFBFBF" w:sz="4"/>
+            </w:tcBorders>
+            <w:tcMar>
+              <w:top w:type="dxa" w:w="60"/>
+              <w:left w:type="dxa" w:w="100"/>
+              <w:bottom w:type="dxa" w:w="60"/>
+              <w:right w:type="dxa" w:w="100"/>
+            </w:tcMar>
+          </w:tcPr>
+          <w:p>
+            <w:pPr>
+              <w:keepNext w:val="false"/>
+            </w:pPr>
+            <w:r>
+              <w:t xml:space="preserve">The archived orders come back, greyed, each with an </w:t>
+            </w:r>
+            <w:r>
+              <w:rPr>
+                <w:b/>
+                <w:bCs/>
+              </w:rPr>
+              <w:t xml:space="preserve">Archived</w:t>
+            </w:r>
+            <w:r>
+              <w:t xml:space="preserve"> tag. The switch stays on next time you open Orders on this computer.</w:t>
+            </w:r>
+          </w:p>
+        </w:tc>
+        <w:tc>
+          <w:tcPr>
+            <w:tcW w:type="dxa" w:w="806"/>
+            <w:tcBorders>
+              <w:top w:val="single" w:color="BFBFBF" w:sz="4"/>
+              <w:left w:val="single" w:color="BFBFBF" w:sz="4"/>
+              <w:bottom w:val="single" w:color="BFBFBF" w:sz="4"/>
+              <w:right w:val="single" w:color="BFBFBF" w:sz="4"/>
+            </w:tcBorders>
+            <w:tcMar>
+              <w:top w:type="dxa" w:w="60"/>
+              <w:left w:type="dxa" w:w="100"/>
+              <w:bottom w:type="dxa" w:w="60"/>
+              <w:right w:type="dxa" w:w="100"/>
+            </w:tcMar>
+          </w:tcPr>
+          <w:p>
+            <w:pPr>
+              <w:keepNext w:val="false"/>
+            </w:pPr>
+            <w:r>
+              <w:t xml:space="preserve">☐</w:t>
+            </w:r>
+          </w:p>
+        </w:tc>
+      </w:tr>
+      <w:tr>
+        <w:trPr>
+          <w:tblHeader w:val="false"/>
+        </w:trPr>
+        <w:tc>
+          <w:tcPr>
+            <w:tcW w:type="dxa" w:w="504"/>
+            <w:tcBorders>
+              <w:top w:val="single" w:color="BFBFBF" w:sz="4"/>
+              <w:left w:val="single" w:color="BFBFBF" w:sz="4"/>
+              <w:bottom w:val="single" w:color="BFBFBF" w:sz="4"/>
+              <w:right w:val="single" w:color="BFBFBF" w:sz="4"/>
+            </w:tcBorders>
+            <w:tcMar>
+              <w:top w:type="dxa" w:w="60"/>
+              <w:left w:type="dxa" w:w="100"/>
+              <w:bottom w:type="dxa" w:w="60"/>
+              <w:right w:type="dxa" w:w="100"/>
+            </w:tcMar>
+          </w:tcPr>
+          <w:p>
+            <w:pPr>
+              <w:keepNext w:val="false"/>
+            </w:pPr>
+            <w:r>
+              <w:t xml:space="preserve">3</w:t>
+            </w:r>
+          </w:p>
+        </w:tc>
+        <w:tc>
+          <w:tcPr>
+            <w:tcW w:type="dxa" w:w="4234"/>
+            <w:tcBorders>
+              <w:top w:val="single" w:color="BFBFBF" w:sz="4"/>
+              <w:left w:val="single" w:color="BFBFBF" w:sz="4"/>
+              <w:bottom w:val="single" w:color="BFBFBF" w:sz="4"/>
+              <w:right w:val="single" w:color="BFBFBF" w:sz="4"/>
+            </w:tcBorders>
+            <w:tcMar>
+              <w:top w:type="dxa" w:w="60"/>
+              <w:left w:type="dxa" w:w="100"/>
+              <w:bottom w:type="dxa" w:w="60"/>
+              <w:right w:type="dxa" w:w="100"/>
+            </w:tcMar>
+          </w:tcPr>
+          <w:p>
+            <w:pPr>
+              <w:keepNext w:val="false"/>
+            </w:pPr>
+            <w:r>
+              <w:t xml:space="preserve">Open one of the archived orders.</w:t>
+            </w:r>
+          </w:p>
+        </w:tc>
+        <w:tc>
+          <w:tcPr>
+            <w:tcW w:type="dxa" w:w="4536"/>
+            <w:tcBorders>
+              <w:top w:val="single" w:color="BFBFBF" w:sz="4"/>
+              <w:left w:val="single" w:color="BFBFBF" w:sz="4"/>
+              <w:bottom w:val="single" w:color="BFBFBF" w:sz="4"/>
+              <w:right w:val="single" w:color="BFBFBF" w:sz="4"/>
+            </w:tcBorders>
+            <w:tcMar>
+              <w:top w:type="dxa" w:w="60"/>
+              <w:left w:type="dxa" w:w="100"/>
+              <w:bottom w:type="dxa" w:w="60"/>
+              <w:right w:type="dxa" w:w="100"/>
+            </w:tcMar>
+          </w:tcPr>
+          <w:p>
+            <w:pPr>
+              <w:keepNext w:val="false"/>
+            </w:pPr>
+            <w:r>
+              <w:t xml:space="preserve">A banner: “This order is archived. Unarchive it to edit or export.” There is no Export, Mark placed or quantity editing.</w:t>
+            </w:r>
+          </w:p>
+        </w:tc>
+        <w:tc>
+          <w:tcPr>
+            <w:tcW w:type="dxa" w:w="806"/>
+            <w:tcBorders>
+              <w:top w:val="single" w:color="BFBFBF" w:sz="4"/>
+              <w:left w:val="single" w:color="BFBFBF" w:sz="4"/>
+              <w:bottom w:val="single" w:color="BFBFBF" w:sz="4"/>
+              <w:right w:val="single" w:color="BFBFBF" w:sz="4"/>
+            </w:tcBorders>
+            <w:tcMar>
+              <w:top w:type="dxa" w:w="60"/>
+              <w:left w:type="dxa" w:w="100"/>
+              <w:bottom w:type="dxa" w:w="60"/>
+              <w:right w:type="dxa" w:w="100"/>
+            </w:tcMar>
+          </w:tcPr>
+          <w:p>
+            <w:pPr>
+              <w:keepNext w:val="false"/>
+            </w:pPr>
+            <w:r>
+              <w:t xml:space="preserve">☐</w:t>
+            </w:r>
+          </w:p>
+        </w:tc>
+      </w:tr>
+      <w:tr>
+        <w:trPr>
+          <w:tblHeader w:val="false"/>
+        </w:trPr>
+        <w:tc>
+          <w:tcPr>
+            <w:tcW w:type="dxa" w:w="504"/>
+            <w:tcBorders>
+              <w:top w:val="single" w:color="BFBFBF" w:sz="4"/>
+              <w:left w:val="single" w:color="BFBFBF" w:sz="4"/>
+              <w:bottom w:val="single" w:color="BFBFBF" w:sz="4"/>
+              <w:right w:val="single" w:color="BFBFBF" w:sz="4"/>
+            </w:tcBorders>
+            <w:tcMar>
+              <w:top w:type="dxa" w:w="60"/>
+              <w:left w:type="dxa" w:w="100"/>
+              <w:bottom w:type="dxa" w:w="60"/>
+              <w:right w:type="dxa" w:w="100"/>
+            </w:tcMar>
+          </w:tcPr>
+          <w:p>
+            <w:pPr>
+              <w:keepNext w:val="false"/>
+            </w:pPr>
+            <w:r>
+              <w:t xml:space="preserve">4</w:t>
+            </w:r>
+          </w:p>
+        </w:tc>
+        <w:tc>
+          <w:tcPr>
+            <w:tcW w:type="dxa" w:w="4234"/>
+            <w:tcBorders>
+              <w:top w:val="single" w:color="BFBFBF" w:sz="4"/>
+              <w:left w:val="single" w:color="BFBFBF" w:sz="4"/>
+              <w:bottom w:val="single" w:color="BFBFBF" w:sz="4"/>
+              <w:right w:val="single" w:color="BFBFBF" w:sz="4"/>
+            </w:tcBorders>
+            <w:tcMar>
+              <w:top w:type="dxa" w:w="60"/>
+              <w:left w:type="dxa" w:w="100"/>
+              <w:bottom w:type="dxa" w:w="60"/>
+              <w:right w:type="dxa" w:w="100"/>
+            </w:tcMar>
+          </w:tcPr>
+          <w:p>
+            <w:pPr>
+              <w:keepNext w:val="false"/>
+            </w:pPr>
+            <w:r>
+              <w:t xml:space="preserve">Click </w:t>
+            </w:r>
+            <w:r>
+              <w:rPr>
+                <w:b/>
+                <w:bCs/>
+              </w:rPr>
+              <w:t xml:space="preserve">Unarchive</w:t>
+            </w:r>
+            <w:r>
+              <w:t xml:space="preserve">. Go back to Orders.</w:t>
+            </w:r>
+          </w:p>
+        </w:tc>
+        <w:tc>
+          <w:tcPr>
+            <w:tcW w:type="dxa" w:w="4536"/>
+            <w:tcBorders>
+              <w:top w:val="single" w:color="BFBFBF" w:sz="4"/>
+              <w:left w:val="single" w:color="BFBFBF" w:sz="4"/>
+              <w:bottom w:val="single" w:color="BFBFBF" w:sz="4"/>
+              <w:right w:val="single" w:color="BFBFBF" w:sz="4"/>
+            </w:tcBorders>
+            <w:tcMar>
+              <w:top w:type="dxa" w:w="60"/>
+              <w:left w:type="dxa" w:w="100"/>
+              <w:bottom w:type="dxa" w:w="60"/>
+              <w:right w:type="dxa" w:w="100"/>
+            </w:tcMar>
+          </w:tcPr>
+          <w:p>
+            <w:pPr>
+              <w:keepNext w:val="false"/>
+            </w:pPr>
+            <w:r>
+              <w:t xml:space="preserve">The order is back to normal, with the same status and export count as before. Archive it again if it was a test.</w:t>
+            </w:r>
+          </w:p>
+        </w:tc>
+        <w:tc>
+          <w:tcPr>
+            <w:tcW w:type="dxa" w:w="806"/>
+            <w:tcBorders>
+              <w:top w:val="single" w:color="BFBFBF" w:sz="4"/>
+              <w:left w:val="single" w:color="BFBFBF" w:sz="4"/>
+              <w:bottom w:val="single" w:color="BFBFBF" w:sz="4"/>
+              <w:right w:val="single" w:color="BFBFBF" w:sz="4"/>
+            </w:tcBorders>
+            <w:tcMar>
+              <w:top w:type="dxa" w:w="60"/>
+              <w:left w:type="dxa" w:w="100"/>
+              <w:bottom w:type="dxa" w:w="60"/>
+              <w:right w:type="dxa" w:w="100"/>
+            </w:tcMar>
+          </w:tcPr>
+          <w:p>
+            <w:pPr>
+              <w:keepNext w:val="false"/>
+            </w:pPr>
+            <w:r>
+              <w:t xml:space="preserve">☐</w:t>
+            </w:r>
+          </w:p>
+        </w:tc>
+      </w:tr>
+    </w:tbl>
+    <w:p>
+      <w:pPr>
+        <w:spacing w:after="120"/>
+      </w:pPr>
+    </w:p>
+    <w:p>
+      <w:pPr>
+        <w:keepNext w:val="false"/>
+        <w:spacing w:after="120"/>
+      </w:pPr>
+      <w:r>
+        <w:rPr>
+          <w:b/>
+          <w:bCs/>
+        </w:rPr>
+        <w:t xml:space="preserve">Your opinion:</w:t>
+      </w:r>
+      <w:r>
+        <w:t xml:space="preserve"> would a quick way to archive every placed order older than a month be useful?</w:t>
+      </w:r>
+    </w:p>
+    <w:p>
+      <w:pPr>
+        <w:keepNext/>
+        <w:spacing w:before="120" w:after="60"/>
+      </w:pPr>
+      <w:r>
+        <w:rPr>
+          <w:b/>
+          <w:bCs/>
+          <w:color w:val="1F4E79"/>
+        </w:rPr>
+        <w:t xml:space="preserve">Notes (anything different, slow or confusing):</w:t>
+      </w:r>
+    </w:p>
+    <w:tbl>
+      <w:tblPr>
+        <w:tblW w:type="dxa" w:w="10080"/>
+        <w:tblBorders>
+          <w:top w:val="single" w:color="auto" w:sz="4"/>
+          <w:left w:val="single" w:color="auto" w:sz="4"/>
+          <w:bottom w:val="single" w:color="auto" w:sz="4"/>
+          <w:right w:val="single" w:color="auto" w:sz="4"/>
+          <w:insideH w:val="single" w:color="auto" w:sz="4"/>
+          <w:insideV w:val="single" w:color="auto" w:sz="4"/>
+        </w:tblBorders>
+      </w:tblPr>
+      <w:tblGrid>
+        <w:gridCol w:w="10080"/>
+      </w:tblGrid>
+      <w:tr>
+        <w:trPr>
+          <w:cantSplit/>
+          <w:trHeight w:val="900" w:hRule="atLeast"/>
+        </w:trPr>
+        <w:tc>
+          <w:tcPr>
+            <w:tcW w:type="dxa" w:w="10080"/>
+            <w:tcBorders>
+              <w:top w:val="single" w:color="A6A6A6" w:sz="4"/>
+              <w:left w:val="single" w:color="A6A6A6" w:sz="4"/>
+              <w:bottom w:val="single" w:color="A6A6A6" w:sz="4"/>
+              <w:right w:val="single" w:color="A6A6A6" w:sz="4"/>
+            </w:tcBorders>
+            <w:tcMar>
+              <w:top w:type="dxa" w:w="80"/>
+              <w:left w:type="dxa" w:w="120"/>
+              <w:bottom w:type="dxa" w:w="80"/>
+              <w:right w:type="dxa" w:w="120"/>
+            </w:tcMar>
+          </w:tcPr>
+          <w:p/>
+        </w:tc>
+      </w:tr>
+    </w:tbl>
+    <w:p>
+      <w:pPr>
+        <w:spacing w:after="160"/>
+      </w:pPr>
     </w:p>
     <w:p>
       <w:pPr>
@@ -7998,7 +8749,7 @@
               <w:t xml:space="preserve">Show all orders</w:t>
             </w:r>
             <w:r>
-              <w:t xml:space="preserve">. Tick two older orders. Look at a </w:t>
+              <w:t xml:space="preserve">. Tick two older orders, then a </w:t>
             </w:r>
             <w:r>
               <w:rPr>
@@ -8008,7 +8759,7 @@
               <w:t xml:space="preserve">Placed</w:t>
             </w:r>
             <w:r>
-              <w:t xml:space="preserve"> order’s box.</w:t>
+              <w:t xml:space="preserve"> one.</w:t>
             </w:r>
           </w:p>
         </w:tc>
@@ -8040,7 +8791,7 @@
               <w:t xml:space="preserve">Export together (2 orders)</w:t>
             </w:r>
             <w:r>
-              <w:t xml:space="preserve"> appears above the list. A placed order’s box can’t be ticked. Your LINES and FILES choices are as you left them.</w:t>
+              <w:t xml:space="preserve"> appears above the list, with “2 of 3 ticked orders can be exported (placed and archived orders are left out).” Since 0.5.2 a placed order can be ticked so it can be archived, but it is never exported again. Your LINES and FILES choices are as you left them.</w:t>
             </w:r>
           </w:p>
         </w:tc>
@@ -17109,7 +17860,7 @@
         <w:pStyle w:val="Heading3"/>
       </w:pPr>
       <w:r>
-        <w:t xml:space="preserve">0.5.1</w:t>
+        <w:t xml:space="preserve">0.5.2</w:t>
       </w:r>
     </w:p>
     <w:tbl>
@@ -17344,7 +18095,7 @@
                 <w:b/>
                 <w:bCs/>
               </w:rPr>
-              <w:t xml:space="preserve">0.5.1</w:t>
+              <w:t xml:space="preserve">0.5.2</w:t>
             </w:r>
             <w:r>
               <w:t xml:space="preserve"> and the deployed commit.</w:t>
@@ -17427,17 +18178,27 @@
               <w:keepNext w:val="false"/>
             </w:pPr>
             <w:r>
-              <w:t xml:space="preserve">Orders: tick two Draft TEST orders from different branches, </w:t>
-            </w:r>
-            <w:r>
-              <w:rPr>
-                <w:b/>
-                <w:bCs/>
-              </w:rPr>
-              <w:t xml:space="preserve">Export together</w:t>
-            </w:r>
-            <w:r>
-              <w:t xml:space="preserve">, open the CSV in Notepad.</w:t>
+              <w:t xml:space="preserve">Orders: tick the TEST orders, </w:t>
+            </w:r>
+            <w:r>
+              <w:rPr>
+                <w:b/>
+                <w:bCs/>
+              </w:rPr>
+              <w:t xml:space="preserve">Archive (N)</w:t>
+            </w:r>
+            <w:r>
+              <w:t xml:space="preserve">, confirm. Turn on </w:t>
+            </w:r>
+            <w:r>
+              <w:rPr>
+                <w:b/>
+                <w:bCs/>
+              </w:rPr>
+              <w:t xml:space="preserve">Show archived</w:t>
+            </w:r>
+            <w:r>
+              <w:t xml:space="preserve">.</w:t>
             </w:r>
           </w:p>
         </w:tc>
@@ -17462,7 +18223,17 @@
               <w:keepNext w:val="false"/>
             </w:pPr>
             <w:r>
-              <w:t xml:space="preserve">Header </w:t>
+              <w:t xml:space="preserve">They leave the list, then come back greyed with an </w:t>
+            </w:r>
+            <w:r>
+              <w:rPr>
+                <w:b/>
+                <w:bCs/>
+              </w:rPr>
+              <w:t xml:space="preserve">Archived</w:t>
+            </w:r>
+            <w:r>
+              <w:t xml:space="preserve"> tag; in SharePoint </w:t>
             </w:r>
             <w:r>
               <w:rPr>
@@ -17470,10 +18241,125 @@
                 <w:sz w:val="20"/>
                 <w:szCs w:val="20"/>
               </w:rPr>
-              <w:t xml:space="preserve">Branch,PartNumber,Description,OrderQty,Cost,LineValue,Bin</w:t>
-            </w:r>
-            <w:r>
-              <w:t xml:space="preserve">; both orders show Exported with an export count of 1.</w:t>
+              <w:t xml:space="preserve">NonJD_Orders</w:t>
+            </w:r>
+            <w:r>
+              <w:t xml:space="preserve"> only </w:t>
+            </w:r>
+            <w:r>
+              <w:rPr>
+                <w:b/>
+                <w:bCs/>
+              </w:rPr>
+              <w:t xml:space="preserve">Archived</w:t>
+            </w:r>
+            <w:r>
+              <w:t xml:space="preserve"> changed (Status and ExportCount as before).</w:t>
+            </w:r>
+          </w:p>
+        </w:tc>
+        <w:tc>
+          <w:tcPr>
+            <w:tcW w:type="dxa" w:w="806"/>
+            <w:tcBorders>
+              <w:top w:val="single" w:color="BFBFBF" w:sz="4"/>
+              <w:left w:val="single" w:color="BFBFBF" w:sz="4"/>
+              <w:bottom w:val="single" w:color="BFBFBF" w:sz="4"/>
+              <w:right w:val="single" w:color="BFBFBF" w:sz="4"/>
+            </w:tcBorders>
+            <w:tcMar>
+              <w:top w:type="dxa" w:w="60"/>
+              <w:left w:type="dxa" w:w="100"/>
+              <w:bottom w:type="dxa" w:w="60"/>
+              <w:right w:type="dxa" w:w="100"/>
+            </w:tcMar>
+          </w:tcPr>
+          <w:p>
+            <w:pPr>
+              <w:keepNext w:val="false"/>
+            </w:pPr>
+            <w:r>
+              <w:t xml:space="preserve">☐</w:t>
+            </w:r>
+          </w:p>
+        </w:tc>
+      </w:tr>
+      <w:tr>
+        <w:trPr>
+          <w:tblHeader w:val="false"/>
+        </w:trPr>
+        <w:tc>
+          <w:tcPr>
+            <w:tcW w:type="dxa" w:w="504"/>
+            <w:tcBorders>
+              <w:top w:val="single" w:color="BFBFBF" w:sz="4"/>
+              <w:left w:val="single" w:color="BFBFBF" w:sz="4"/>
+              <w:bottom w:val="single" w:color="BFBFBF" w:sz="4"/>
+              <w:right w:val="single" w:color="BFBFBF" w:sz="4"/>
+            </w:tcBorders>
+            <w:tcMar>
+              <w:top w:type="dxa" w:w="60"/>
+              <w:left w:type="dxa" w:w="100"/>
+              <w:bottom w:type="dxa" w:w="60"/>
+              <w:right w:type="dxa" w:w="100"/>
+            </w:tcMar>
+          </w:tcPr>
+          <w:p>
+            <w:pPr>
+              <w:keepNext w:val="false"/>
+            </w:pPr>
+            <w:r>
+              <w:t xml:space="preserve">3</w:t>
+            </w:r>
+          </w:p>
+        </w:tc>
+        <w:tc>
+          <w:tcPr>
+            <w:tcW w:type="dxa" w:w="4234"/>
+            <w:tcBorders>
+              <w:top w:val="single" w:color="BFBFBF" w:sz="4"/>
+              <w:left w:val="single" w:color="BFBFBF" w:sz="4"/>
+              <w:bottom w:val="single" w:color="BFBFBF" w:sz="4"/>
+              <w:right w:val="single" w:color="BFBFBF" w:sz="4"/>
+            </w:tcBorders>
+            <w:tcMar>
+              <w:top w:type="dxa" w:w="60"/>
+              <w:left w:type="dxa" w:w="100"/>
+              <w:bottom w:type="dxa" w:w="60"/>
+              <w:right w:type="dxa" w:w="100"/>
+            </w:tcMar>
+          </w:tcPr>
+          <w:p>
+            <w:pPr>
+              <w:keepNext w:val="false"/>
+            </w:pPr>
+            <w:r>
+              <w:t xml:space="preserve">Open an archived order.</w:t>
+            </w:r>
+          </w:p>
+        </w:tc>
+        <w:tc>
+          <w:tcPr>
+            <w:tcW w:type="dxa" w:w="4536"/>
+            <w:tcBorders>
+              <w:top w:val="single" w:color="BFBFBF" w:sz="4"/>
+              <w:left w:val="single" w:color="BFBFBF" w:sz="4"/>
+              <w:bottom w:val="single" w:color="BFBFBF" w:sz="4"/>
+              <w:right w:val="single" w:color="BFBFBF" w:sz="4"/>
+            </w:tcBorders>
+            <w:tcMar>
+              <w:top w:type="dxa" w:w="60"/>
+              <w:left w:type="dxa" w:w="100"/>
+              <w:bottom w:type="dxa" w:w="60"/>
+              <w:right w:type="dxa" w:w="100"/>
+            </w:tcMar>
+          </w:tcPr>
+          <w:p>
+            <w:pPr>
+              <w:keepNext w:val="false"/>
+            </w:pPr>
+            <w:r>
+              <w:t xml:space="preserve">The archived banner; no Export or Mark placed.</w:t>
             </w:r>
           </w:p>
         </w:tc>
@@ -17573,7 +18459,7 @@
         <w:pStyle w:val="Heading3"/>
       </w:pPr>
       <w:r>
-        <w:t xml:space="preserve">0.5.0</w:t>
+        <w:t xml:space="preserve">0.5.1</w:t>
       </w:r>
     </w:p>
     <w:tbl>
@@ -17808,7 +18694,7 @@
                 <w:b/>
                 <w:bCs/>
               </w:rPr>
-              <w:t xml:space="preserve">0.5.0</w:t>
+              <w:t xml:space="preserve">0.5.1</w:t>
             </w:r>
             <w:r>
               <w:t xml:space="preserve"> and the deployed commit.</w:t>
@@ -17891,7 +18777,17 @@
               <w:keepNext w:val="false"/>
             </w:pPr>
             <w:r>
-              <w:t xml:space="preserve">The first morning after the 0.5.0 publish: re-check the Part 2 examples (MULTISEAL at 1 with 44 from 6; branch 6 and 93 on Other branches; R134A redistribution from 13; GG100 with no stock or sales at 1; 124184 at about 22 demands) against Prod.</w:t>
+              <w:t xml:space="preserve">Orders: tick two Draft TEST orders from different branches, </w:t>
+            </w:r>
+            <w:r>
+              <w:rPr>
+                <w:b/>
+                <w:bCs/>
+              </w:rPr>
+              <w:t xml:space="preserve">Export together</w:t>
+            </w:r>
+            <w:r>
+              <w:t xml:space="preserve">, open the CSV in Notepad.</w:t>
             </w:r>
           </w:p>
         </w:tc>
@@ -17916,202 +18812,7 @@
               <w:keepNext w:val="false"/>
             </w:pPr>
             <w:r>
-              <w:t xml:space="preserve">Each still behaves as described; update the walkthrough where Prod differs before sending it out.</w:t>
-            </w:r>
-          </w:p>
-        </w:tc>
-        <w:tc>
-          <w:tcPr>
-            <w:tcW w:type="dxa" w:w="806"/>
-            <w:tcBorders>
-              <w:top w:val="single" w:color="BFBFBF" w:sz="4"/>
-              <w:left w:val="single" w:color="BFBFBF" w:sz="4"/>
-              <w:bottom w:val="single" w:color="BFBFBF" w:sz="4"/>
-              <w:right w:val="single" w:color="BFBFBF" w:sz="4"/>
-            </w:tcBorders>
-            <w:tcMar>
-              <w:top w:type="dxa" w:w="60"/>
-              <w:left w:type="dxa" w:w="100"/>
-              <w:bottom w:type="dxa" w:w="60"/>
-              <w:right w:type="dxa" w:w="100"/>
-            </w:tcMar>
-          </w:tcPr>
-          <w:p>
-            <w:pPr>
-              <w:keepNext w:val="false"/>
-            </w:pPr>
-            <w:r>
-              <w:t xml:space="preserve">☐</w:t>
-            </w:r>
-          </w:p>
-        </w:tc>
-      </w:tr>
-      <w:tr>
-        <w:trPr>
-          <w:tblHeader w:val="false"/>
-        </w:trPr>
-        <w:tc>
-          <w:tcPr>
-            <w:tcW w:type="dxa" w:w="504"/>
-            <w:tcBorders>
-              <w:top w:val="single" w:color="BFBFBF" w:sz="4"/>
-              <w:left w:val="single" w:color="BFBFBF" w:sz="4"/>
-              <w:bottom w:val="single" w:color="BFBFBF" w:sz="4"/>
-              <w:right w:val="single" w:color="BFBFBF" w:sz="4"/>
-            </w:tcBorders>
-            <w:tcMar>
-              <w:top w:type="dxa" w:w="60"/>
-              <w:left w:type="dxa" w:w="100"/>
-              <w:bottom w:type="dxa" w:w="60"/>
-              <w:right w:type="dxa" w:w="100"/>
-            </w:tcMar>
-          </w:tcPr>
-          <w:p>
-            <w:pPr>
-              <w:keepNext w:val="false"/>
-            </w:pPr>
-            <w:r>
-              <w:t xml:space="preserve">3</w:t>
-            </w:r>
-          </w:p>
-        </w:tc>
-        <w:tc>
-          <w:tcPr>
-            <w:tcW w:type="dxa" w:w="4234"/>
-            <w:tcBorders>
-              <w:top w:val="single" w:color="BFBFBF" w:sz="4"/>
-              <w:left w:val="single" w:color="BFBFBF" w:sz="4"/>
-              <w:bottom w:val="single" w:color="BFBFBF" w:sz="4"/>
-              <w:right w:val="single" w:color="BFBFBF" w:sz="4"/>
-            </w:tcBorders>
-            <w:tcMar>
-              <w:top w:type="dxa" w:w="60"/>
-              <w:left w:type="dxa" w:w="100"/>
-              <w:bottom w:type="dxa" w:w="60"/>
-              <w:right w:type="dxa" w:w="100"/>
-            </w:tcMar>
-          </w:tcPr>
-          <w:p>
-            <w:pPr>
-              <w:keepNext w:val="false"/>
-            </w:pPr>
-            <w:r>
-              <w:t xml:space="preserve">Home, Recommended Reorder and Transfers with the Prod data.</w:t>
-            </w:r>
-          </w:p>
-        </w:tc>
-        <w:tc>
-          <w:tcPr>
-            <w:tcW w:type="dxa" w:w="4536"/>
-            <w:tcBorders>
-              <w:top w:val="single" w:color="BFBFBF" w:sz="4"/>
-              <w:left w:val="single" w:color="BFBFBF" w:sz="4"/>
-              <w:bottom w:val="single" w:color="BFBFBF" w:sz="4"/>
-              <w:right w:val="single" w:color="BFBFBF" w:sz="4"/>
-            </w:tcBorders>
-            <w:tcMar>
-              <w:top w:type="dxa" w:w="60"/>
-              <w:left w:type="dxa" w:w="100"/>
-              <w:bottom w:type="dxa" w:w="60"/>
-              <w:right w:type="dxa" w:w="100"/>
-            </w:tcMar>
-          </w:tcPr>
-          <w:p>
-            <w:pPr>
-              <w:keepNext w:val="false"/>
-            </w:pPr>
-            <w:r>
-              <w:t xml:space="preserve">Purple card, banner and pills show; Transfers goes </w:t>
-            </w:r>
-            <w:r>
-              <w:rPr>
-                <w:b/>
-                <w:bCs/>
-              </w:rPr>
-              <w:t xml:space="preserve">Live</w:t>
-            </w:r>
-            <w:r>
-              <w:t xml:space="preserve"> with no red "disagree" banner.</w:t>
-            </w:r>
-          </w:p>
-        </w:tc>
-        <w:tc>
-          <w:tcPr>
-            <w:tcW w:type="dxa" w:w="806"/>
-            <w:tcBorders>
-              <w:top w:val="single" w:color="BFBFBF" w:sz="4"/>
-              <w:left w:val="single" w:color="BFBFBF" w:sz="4"/>
-              <w:bottom w:val="single" w:color="BFBFBF" w:sz="4"/>
-              <w:right w:val="single" w:color="BFBFBF" w:sz="4"/>
-            </w:tcBorders>
-            <w:tcMar>
-              <w:top w:type="dxa" w:w="60"/>
-              <w:left w:type="dxa" w:w="100"/>
-              <w:bottom w:type="dxa" w:w="60"/>
-              <w:right w:type="dxa" w:w="100"/>
-            </w:tcMar>
-          </w:tcPr>
-          <w:p>
-            <w:pPr>
-              <w:keepNext w:val="false"/>
-            </w:pPr>
-            <w:r>
-              <w:t xml:space="preserve">☐</w:t>
-            </w:r>
-          </w:p>
-        </w:tc>
-      </w:tr>
-      <w:tr>
-        <w:trPr>
-          <w:tblHeader w:val="false"/>
-        </w:trPr>
-        <w:tc>
-          <w:tcPr>
-            <w:tcW w:type="dxa" w:w="504"/>
-            <w:tcBorders>
-              <w:top w:val="single" w:color="BFBFBF" w:sz="4"/>
-              <w:left w:val="single" w:color="BFBFBF" w:sz="4"/>
-              <w:bottom w:val="single" w:color="BFBFBF" w:sz="4"/>
-              <w:right w:val="single" w:color="BFBFBF" w:sz="4"/>
-            </w:tcBorders>
-            <w:tcMar>
-              <w:top w:type="dxa" w:w="60"/>
-              <w:left w:type="dxa" w:w="100"/>
-              <w:bottom w:type="dxa" w:w="60"/>
-              <w:right w:type="dxa" w:w="100"/>
-            </w:tcMar>
-          </w:tcPr>
-          <w:p>
-            <w:pPr>
-              <w:keepNext w:val="false"/>
-            </w:pPr>
-            <w:r>
-              <w:t xml:space="preserve">4</w:t>
-            </w:r>
-          </w:p>
-        </w:tc>
-        <w:tc>
-          <w:tcPr>
-            <w:tcW w:type="dxa" w:w="4234"/>
-            <w:tcBorders>
-              <w:top w:val="single" w:color="BFBFBF" w:sz="4"/>
-              <w:left w:val="single" w:color="BFBFBF" w:sz="4"/>
-              <w:bottom w:val="single" w:color="BFBFBF" w:sz="4"/>
-              <w:right w:val="single" w:color="BFBFBF" w:sz="4"/>
-            </w:tcBorders>
-            <w:tcMar>
-              <w:top w:type="dxa" w:w="60"/>
-              <w:left w:type="dxa" w:w="100"/>
-              <w:bottom w:type="dxa" w:w="60"/>
-              <w:right w:type="dxa" w:w="100"/>
-            </w:tcMar>
-          </w:tcPr>
-          <w:p>
-            <w:pPr>
-              <w:keepNext w:val="false"/>
-            </w:pPr>
-            <w:r>
-              <w:t xml:space="preserve">Open an old address with dealer groups: </w:t>
+              <w:t xml:space="preserve">Header </w:t>
             </w:r>
             <w:r>
               <w:rPr>
@@ -18119,1005 +18820,10 @@
                 <w:sz w:val="20"/>
                 <w:szCs w:val="20"/>
               </w:rPr>
-              <w:t xml:space="preserve">/reorder?branch=1&amp;dgc=COTTON</w:t>
-            </w:r>
-            <w:r>
-              <w:t xml:space="preserve">.</w:t>
-            </w:r>
-          </w:p>
-        </w:tc>
-        <w:tc>
-          <w:tcPr>
-            <w:tcW w:type="dxa" w:w="4536"/>
-            <w:tcBorders>
-              <w:top w:val="single" w:color="BFBFBF" w:sz="4"/>
-              <w:left w:val="single" w:color="BFBFBF" w:sz="4"/>
-              <w:bottom w:val="single" w:color="BFBFBF" w:sz="4"/>
-              <w:right w:val="single" w:color="BFBFBF" w:sz="4"/>
-            </w:tcBorders>
-            <w:tcMar>
-              <w:top w:type="dxa" w:w="60"/>
-              <w:left w:type="dxa" w:w="100"/>
-              <w:bottom w:type="dxa" w:w="60"/>
-              <w:right w:type="dxa" w:w="100"/>
-            </w:tcMar>
-          </w:tcPr>
-          <w:p>
-            <w:pPr>
-              <w:keepNext w:val="false"/>
-            </w:pPr>
-            <w:r>
-              <w:t xml:space="preserve">Recommended Reorder with COTTON ticked.</w:t>
-            </w:r>
-          </w:p>
-        </w:tc>
-        <w:tc>
-          <w:tcPr>
-            <w:tcW w:type="dxa" w:w="806"/>
-            <w:tcBorders>
-              <w:top w:val="single" w:color="BFBFBF" w:sz="4"/>
-              <w:left w:val="single" w:color="BFBFBF" w:sz="4"/>
-              <w:bottom w:val="single" w:color="BFBFBF" w:sz="4"/>
-              <w:right w:val="single" w:color="BFBFBF" w:sz="4"/>
-            </w:tcBorders>
-            <w:tcMar>
-              <w:top w:type="dxa" w:w="60"/>
-              <w:left w:type="dxa" w:w="100"/>
-              <w:bottom w:type="dxa" w:w="60"/>
-              <w:right w:type="dxa" w:w="100"/>
-            </w:tcMar>
-          </w:tcPr>
-          <w:p>
-            <w:pPr>
-              <w:keepNext w:val="false"/>
-            </w:pPr>
-            <w:r>
-              <w:t xml:space="preserve">☐</w:t>
-            </w:r>
-          </w:p>
-        </w:tc>
-      </w:tr>
-      <w:tr>
-        <w:trPr>
-          <w:tblHeader w:val="false"/>
-        </w:trPr>
-        <w:tc>
-          <w:tcPr>
-            <w:tcW w:type="dxa" w:w="504"/>
-            <w:tcBorders>
-              <w:top w:val="single" w:color="BFBFBF" w:sz="4"/>
-              <w:left w:val="single" w:color="BFBFBF" w:sz="4"/>
-              <w:bottom w:val="single" w:color="BFBFBF" w:sz="4"/>
-              <w:right w:val="single" w:color="BFBFBF" w:sz="4"/>
-            </w:tcBorders>
-            <w:tcMar>
-              <w:top w:type="dxa" w:w="60"/>
-              <w:left w:type="dxa" w:w="100"/>
-              <w:bottom w:type="dxa" w:w="60"/>
-              <w:right w:type="dxa" w:w="100"/>
-            </w:tcMar>
-          </w:tcPr>
-          <w:p>
-            <w:pPr>
-              <w:keepNext w:val="false"/>
-            </w:pPr>
-            <w:r>
-              <w:t xml:space="preserve">5</w:t>
-            </w:r>
-          </w:p>
-        </w:tc>
-        <w:tc>
-          <w:tcPr>
-            <w:tcW w:type="dxa" w:w="4234"/>
-            <w:tcBorders>
-              <w:top w:val="single" w:color="BFBFBF" w:sz="4"/>
-              <w:left w:val="single" w:color="BFBFBF" w:sz="4"/>
-              <w:bottom w:val="single" w:color="BFBFBF" w:sz="4"/>
-              <w:right w:val="single" w:color="BFBFBF" w:sz="4"/>
-            </w:tcBorders>
-            <w:tcMar>
-              <w:top w:type="dxa" w:w="60"/>
-              <w:left w:type="dxa" w:w="100"/>
-              <w:bottom w:type="dxa" w:w="60"/>
-              <w:right w:type="dxa" w:w="100"/>
-            </w:tcMar>
-          </w:tcPr>
-          <w:p>
-            <w:pPr>
-              <w:keepNext w:val="false"/>
-            </w:pPr>
-            <w:r>
-              <w:t xml:space="preserve">Special statuses with all branches loaded.</w:t>
-            </w:r>
-          </w:p>
-        </w:tc>
-        <w:tc>
-          <w:tcPr>
-            <w:tcW w:type="dxa" w:w="4536"/>
-            <w:tcBorders>
-              <w:top w:val="single" w:color="BFBFBF" w:sz="4"/>
-              <w:left w:val="single" w:color="BFBFBF" w:sz="4"/>
-              <w:bottom w:val="single" w:color="BFBFBF" w:sz="4"/>
-              <w:right w:val="single" w:color="BFBFBF" w:sz="4"/>
-            </w:tcBorders>
-            <w:tcMar>
-              <w:top w:type="dxa" w:w="60"/>
-              <w:left w:type="dxa" w:w="100"/>
-              <w:bottom w:type="dxa" w:w="60"/>
-              <w:right w:type="dxa" w:w="100"/>
-            </w:tcMar>
-          </w:tcPr>
-          <w:p>
-            <w:pPr>
-              <w:keepNext w:val="false"/>
-            </w:pPr>
-            <w:r>
-              <w:t xml:space="preserve">Masks, Manual order, min overrides and any phase-ins; no errors.</w:t>
-            </w:r>
-          </w:p>
-        </w:tc>
-        <w:tc>
-          <w:tcPr>
-            <w:tcW w:type="dxa" w:w="806"/>
-            <w:tcBorders>
-              <w:top w:val="single" w:color="BFBFBF" w:sz="4"/>
-              <w:left w:val="single" w:color="BFBFBF" w:sz="4"/>
-              <w:bottom w:val="single" w:color="BFBFBF" w:sz="4"/>
-              <w:right w:val="single" w:color="BFBFBF" w:sz="4"/>
-            </w:tcBorders>
-            <w:tcMar>
-              <w:top w:type="dxa" w:w="60"/>
-              <w:left w:type="dxa" w:w="100"/>
-              <w:bottom w:type="dxa" w:w="60"/>
-              <w:right w:type="dxa" w:w="100"/>
-            </w:tcMar>
-          </w:tcPr>
-          <w:p>
-            <w:pPr>
-              <w:keepNext w:val="false"/>
-            </w:pPr>
-            <w:r>
-              <w:t xml:space="preserve">☐</w:t>
-            </w:r>
-          </w:p>
-        </w:tc>
-      </w:tr>
-    </w:tbl>
-    <w:p>
-      <w:pPr>
-        <w:spacing w:after="120"/>
-      </w:pPr>
-    </w:p>
-    <w:p>
-      <w:pPr>
-        <w:pStyle w:val="Heading3"/>
-      </w:pPr>
-      <w:r>
-        <w:t xml:space="preserve">0.4.0</w:t>
-      </w:r>
-    </w:p>
-    <w:tbl>
-      <w:tblPr>
-        <w:tblW w:type="dxa" w:w="10080"/>
-        <w:tblBorders>
-          <w:top w:val="single" w:color="auto" w:sz="4"/>
-          <w:left w:val="single" w:color="auto" w:sz="4"/>
-          <w:bottom w:val="single" w:color="auto" w:sz="4"/>
-          <w:right w:val="single" w:color="auto" w:sz="4"/>
-          <w:insideH w:val="single" w:color="auto" w:sz="4"/>
-          <w:insideV w:val="single" w:color="auto" w:sz="4"/>
-        </w:tblBorders>
-      </w:tblPr>
-      <w:tblGrid>
-        <w:gridCol w:w="504"/>
-        <w:gridCol w:w="4234"/>
-        <w:gridCol w:w="4536"/>
-        <w:gridCol w:w="806"/>
-      </w:tblGrid>
-      <w:tr>
-        <w:trPr>
-          <w:tblHeader/>
-        </w:trPr>
-        <w:tc>
-          <w:tcPr>
-            <w:tcW w:type="dxa" w:w="504"/>
-            <w:tcBorders>
-              <w:top w:val="single" w:color="BFBFBF" w:sz="4"/>
-              <w:left w:val="single" w:color="BFBFBF" w:sz="4"/>
-              <w:bottom w:val="single" w:color="BFBFBF" w:sz="4"/>
-              <w:right w:val="single" w:color="BFBFBF" w:sz="4"/>
-            </w:tcBorders>
-            <w:shd w:fill="DEEAF6" w:color="auto" w:val="clear"/>
-            <w:tcMar>
-              <w:top w:type="dxa" w:w="60"/>
-              <w:left w:type="dxa" w:w="100"/>
-              <w:bottom w:type="dxa" w:w="60"/>
-              <w:right w:type="dxa" w:w="100"/>
-            </w:tcMar>
-          </w:tcPr>
-          <w:p>
-            <w:pPr>
-              <w:keepNext w:val="false"/>
-            </w:pPr>
-            <w:r>
-              <w:rPr>
-                <w:b/>
-                <w:bCs/>
-              </w:rPr>
-              <w:t xml:space="preserve">#</w:t>
-            </w:r>
-          </w:p>
-        </w:tc>
-        <w:tc>
-          <w:tcPr>
-            <w:tcW w:type="dxa" w:w="4234"/>
-            <w:tcBorders>
-              <w:top w:val="single" w:color="BFBFBF" w:sz="4"/>
-              <w:left w:val="single" w:color="BFBFBF" w:sz="4"/>
-              <w:bottom w:val="single" w:color="BFBFBF" w:sz="4"/>
-              <w:right w:val="single" w:color="BFBFBF" w:sz="4"/>
-            </w:tcBorders>
-            <w:shd w:fill="DEEAF6" w:color="auto" w:val="clear"/>
-            <w:tcMar>
-              <w:top w:type="dxa" w:w="60"/>
-              <w:left w:type="dxa" w:w="100"/>
-              <w:bottom w:type="dxa" w:w="60"/>
-              <w:right w:type="dxa" w:w="100"/>
-            </w:tcMar>
-          </w:tcPr>
-          <w:p>
-            <w:pPr>
-              <w:keepNext w:val="false"/>
-            </w:pPr>
-            <w:r>
-              <w:rPr>
-                <w:b/>
-                <w:bCs/>
-              </w:rPr>
-              <w:t xml:space="preserve">Do this</w:t>
-            </w:r>
-          </w:p>
-        </w:tc>
-        <w:tc>
-          <w:tcPr>
-            <w:tcW w:type="dxa" w:w="4536"/>
-            <w:tcBorders>
-              <w:top w:val="single" w:color="BFBFBF" w:sz="4"/>
-              <w:left w:val="single" w:color="BFBFBF" w:sz="4"/>
-              <w:bottom w:val="single" w:color="BFBFBF" w:sz="4"/>
-              <w:right w:val="single" w:color="BFBFBF" w:sz="4"/>
-            </w:tcBorders>
-            <w:shd w:fill="DEEAF6" w:color="auto" w:val="clear"/>
-            <w:tcMar>
-              <w:top w:type="dxa" w:w="60"/>
-              <w:left w:type="dxa" w:w="100"/>
-              <w:bottom w:type="dxa" w:w="60"/>
-              <w:right w:type="dxa" w:w="100"/>
-            </w:tcMar>
-          </w:tcPr>
-          <w:p>
-            <w:pPr>
-              <w:keepNext w:val="false"/>
-            </w:pPr>
-            <w:r>
-              <w:rPr>
-                <w:b/>
-                <w:bCs/>
-              </w:rPr>
-              <w:t xml:space="preserve">You should see</w:t>
-            </w:r>
-          </w:p>
-        </w:tc>
-        <w:tc>
-          <w:tcPr>
-            <w:tcW w:type="dxa" w:w="806"/>
-            <w:tcBorders>
-              <w:top w:val="single" w:color="BFBFBF" w:sz="4"/>
-              <w:left w:val="single" w:color="BFBFBF" w:sz="4"/>
-              <w:bottom w:val="single" w:color="BFBFBF" w:sz="4"/>
-              <w:right w:val="single" w:color="BFBFBF" w:sz="4"/>
-            </w:tcBorders>
-            <w:shd w:fill="DEEAF6" w:color="auto" w:val="clear"/>
-            <w:tcMar>
-              <w:top w:type="dxa" w:w="60"/>
-              <w:left w:type="dxa" w:w="100"/>
-              <w:bottom w:type="dxa" w:w="60"/>
-              <w:right w:type="dxa" w:w="100"/>
-            </w:tcMar>
-          </w:tcPr>
-          <w:p>
-            <w:pPr>
-              <w:keepNext w:val="false"/>
-            </w:pPr>
-            <w:r>
-              <w:rPr>
-                <w:b/>
-                <w:bCs/>
-              </w:rPr>
-              <w:t xml:space="preserve">OK</w:t>
-            </w:r>
-          </w:p>
-        </w:tc>
-      </w:tr>
-      <w:tr>
-        <w:trPr>
-          <w:tblHeader w:val="false"/>
-        </w:trPr>
-        <w:tc>
-          <w:tcPr>
-            <w:tcW w:type="dxa" w:w="504"/>
-            <w:tcBorders>
-              <w:top w:val="single" w:color="BFBFBF" w:sz="4"/>
-              <w:left w:val="single" w:color="BFBFBF" w:sz="4"/>
-              <w:bottom w:val="single" w:color="BFBFBF" w:sz="4"/>
-              <w:right w:val="single" w:color="BFBFBF" w:sz="4"/>
-            </w:tcBorders>
-            <w:tcMar>
-              <w:top w:type="dxa" w:w="60"/>
-              <w:left w:type="dxa" w:w="100"/>
-              <w:bottom w:type="dxa" w:w="60"/>
-              <w:right w:type="dxa" w:w="100"/>
-            </w:tcMar>
-          </w:tcPr>
-          <w:p>
-            <w:pPr>
-              <w:keepNext w:val="false"/>
-            </w:pPr>
-            <w:r>
-              <w:t xml:space="preserve">1</w:t>
-            </w:r>
-          </w:p>
-        </w:tc>
-        <w:tc>
-          <w:tcPr>
-            <w:tcW w:type="dxa" w:w="4234"/>
-            <w:tcBorders>
-              <w:top w:val="single" w:color="BFBFBF" w:sz="4"/>
-              <w:left w:val="single" w:color="BFBFBF" w:sz="4"/>
-              <w:bottom w:val="single" w:color="BFBFBF" w:sz="4"/>
-              <w:right w:val="single" w:color="BFBFBF" w:sz="4"/>
-            </w:tcBorders>
-            <w:tcMar>
-              <w:top w:type="dxa" w:w="60"/>
-              <w:left w:type="dxa" w:w="100"/>
-              <w:bottom w:type="dxa" w:w="60"/>
-              <w:right w:type="dxa" w:w="100"/>
-            </w:tcMar>
-          </w:tcPr>
-          <w:p>
-            <w:pPr>
-              <w:keepNext w:val="false"/>
-            </w:pPr>
-            <w:r>
-              <w:t xml:space="preserve">App Settings → </w:t>
-            </w:r>
-            <w:r>
-              <w:rPr>
-                <w:b/>
-                <w:bCs/>
-              </w:rPr>
-              <w:t xml:space="preserve">About</w:t>
-            </w:r>
-            <w:r>
-              <w:t xml:space="preserve">.</w:t>
-            </w:r>
-          </w:p>
-        </w:tc>
-        <w:tc>
-          <w:tcPr>
-            <w:tcW w:type="dxa" w:w="4536"/>
-            <w:tcBorders>
-              <w:top w:val="single" w:color="BFBFBF" w:sz="4"/>
-              <w:left w:val="single" w:color="BFBFBF" w:sz="4"/>
-              <w:bottom w:val="single" w:color="BFBFBF" w:sz="4"/>
-              <w:right w:val="single" w:color="BFBFBF" w:sz="4"/>
-            </w:tcBorders>
-            <w:tcMar>
-              <w:top w:type="dxa" w:w="60"/>
-              <w:left w:type="dxa" w:w="100"/>
-              <w:bottom w:type="dxa" w:w="60"/>
-              <w:right w:type="dxa" w:w="100"/>
-            </w:tcMar>
-          </w:tcPr>
-          <w:p>
-            <w:pPr>
-              <w:keepNext w:val="false"/>
-            </w:pPr>
-            <w:r>
-              <w:rPr>
-                <w:b/>
-                <w:bCs/>
-              </w:rPr>
-              <w:t xml:space="preserve">0.4.0 · 3ca2dec</w:t>
-            </w:r>
-            <w:r>
-              <w:t xml:space="preserve">.</w:t>
-            </w:r>
-          </w:p>
-        </w:tc>
-        <w:tc>
-          <w:tcPr>
-            <w:tcW w:type="dxa" w:w="806"/>
-            <w:tcBorders>
-              <w:top w:val="single" w:color="BFBFBF" w:sz="4"/>
-              <w:left w:val="single" w:color="BFBFBF" w:sz="4"/>
-              <w:bottom w:val="single" w:color="BFBFBF" w:sz="4"/>
-              <w:right w:val="single" w:color="BFBFBF" w:sz="4"/>
-            </w:tcBorders>
-            <w:tcMar>
-              <w:top w:type="dxa" w:w="60"/>
-              <w:left w:type="dxa" w:w="100"/>
-              <w:bottom w:type="dxa" w:w="60"/>
-              <w:right w:type="dxa" w:w="100"/>
-            </w:tcMar>
-          </w:tcPr>
-          <w:p>
-            <w:pPr>
-              <w:keepNext w:val="false"/>
-            </w:pPr>
-            <w:r>
-              <w:t xml:space="preserve">☐</w:t>
-            </w:r>
-          </w:p>
-        </w:tc>
-      </w:tr>
-      <w:tr>
-        <w:trPr>
-          <w:tblHeader w:val="false"/>
-        </w:trPr>
-        <w:tc>
-          <w:tcPr>
-            <w:tcW w:type="dxa" w:w="504"/>
-            <w:tcBorders>
-              <w:top w:val="single" w:color="BFBFBF" w:sz="4"/>
-              <w:left w:val="single" w:color="BFBFBF" w:sz="4"/>
-              <w:bottom w:val="single" w:color="BFBFBF" w:sz="4"/>
-              <w:right w:val="single" w:color="BFBFBF" w:sz="4"/>
-            </w:tcBorders>
-            <w:tcMar>
-              <w:top w:type="dxa" w:w="60"/>
-              <w:left w:type="dxa" w:w="100"/>
-              <w:bottom w:type="dxa" w:w="60"/>
-              <w:right w:type="dxa" w:w="100"/>
-            </w:tcMar>
-          </w:tcPr>
-          <w:p>
-            <w:pPr>
-              <w:keepNext w:val="false"/>
-            </w:pPr>
-            <w:r>
-              <w:t xml:space="preserve">2</w:t>
-            </w:r>
-          </w:p>
-        </w:tc>
-        <w:tc>
-          <w:tcPr>
-            <w:tcW w:type="dxa" w:w="4234"/>
-            <w:tcBorders>
-              <w:top w:val="single" w:color="BFBFBF" w:sz="4"/>
-              <w:left w:val="single" w:color="BFBFBF" w:sz="4"/>
-              <w:bottom w:val="single" w:color="BFBFBF" w:sz="4"/>
-              <w:right w:val="single" w:color="BFBFBF" w:sz="4"/>
-            </w:tcBorders>
-            <w:tcMar>
-              <w:top w:type="dxa" w:w="60"/>
-              <w:left w:type="dxa" w:w="100"/>
-              <w:bottom w:type="dxa" w:w="60"/>
-              <w:right w:type="dxa" w:w="100"/>
-            </w:tcMar>
-          </w:tcPr>
-          <w:p>
-            <w:pPr>
-              <w:keepNext w:val="false"/>
-            </w:pPr>
-            <w:r>
-              <w:t xml:space="preserve">Open an old bookmark-style address: </w:t>
-            </w:r>
-            <w:r>
-              <w:rPr>
-                <w:rFonts w:ascii="Consolas" w:cs="Consolas" w:eastAsia="Consolas" w:hAnsi="Consolas"/>
-                <w:sz w:val="20"/>
-                <w:szCs w:val="20"/>
-              </w:rPr>
-              <w:t xml:space="preserve">/reorder?branch=1&amp;franchise=M</w:t>
-            </w:r>
-            <w:r>
-              <w:t xml:space="preserve">.</w:t>
-            </w:r>
-          </w:p>
-        </w:tc>
-        <w:tc>
-          <w:tcPr>
-            <w:tcW w:type="dxa" w:w="4536"/>
-            <w:tcBorders>
-              <w:top w:val="single" w:color="BFBFBF" w:sz="4"/>
-              <w:left w:val="single" w:color="BFBFBF" w:sz="4"/>
-              <w:bottom w:val="single" w:color="BFBFBF" w:sz="4"/>
-              <w:right w:val="single" w:color="BFBFBF" w:sz="4"/>
-            </w:tcBorders>
-            <w:tcMar>
-              <w:top w:type="dxa" w:w="60"/>
-              <w:left w:type="dxa" w:w="100"/>
-              <w:bottom w:type="dxa" w:w="60"/>
-              <w:right w:type="dxa" w:w="100"/>
-            </w:tcMar>
-          </w:tcPr>
-          <w:p>
-            <w:pPr>
-              <w:keepNext w:val="false"/>
-            </w:pPr>
-            <w:r>
-              <w:t xml:space="preserve">Recommended Reorder on branch 1, franchise M, as before 0.4.0.</w:t>
-            </w:r>
-          </w:p>
-        </w:tc>
-        <w:tc>
-          <w:tcPr>
-            <w:tcW w:type="dxa" w:w="806"/>
-            <w:tcBorders>
-              <w:top w:val="single" w:color="BFBFBF" w:sz="4"/>
-              <w:left w:val="single" w:color="BFBFBF" w:sz="4"/>
-              <w:bottom w:val="single" w:color="BFBFBF" w:sz="4"/>
-              <w:right w:val="single" w:color="BFBFBF" w:sz="4"/>
-            </w:tcBorders>
-            <w:tcMar>
-              <w:top w:type="dxa" w:w="60"/>
-              <w:left w:type="dxa" w:w="100"/>
-              <w:bottom w:type="dxa" w:w="60"/>
-              <w:right w:type="dxa" w:w="100"/>
-            </w:tcMar>
-          </w:tcPr>
-          <w:p>
-            <w:pPr>
-              <w:keepNext w:val="false"/>
-            </w:pPr>
-            <w:r>
-              <w:t xml:space="preserve">☐</w:t>
-            </w:r>
-          </w:p>
-        </w:tc>
-      </w:tr>
-      <w:tr>
-        <w:trPr>
-          <w:tblHeader w:val="false"/>
-        </w:trPr>
-        <w:tc>
-          <w:tcPr>
-            <w:tcW w:type="dxa" w:w="504"/>
-            <w:tcBorders>
-              <w:top w:val="single" w:color="BFBFBF" w:sz="4"/>
-              <w:left w:val="single" w:color="BFBFBF" w:sz="4"/>
-              <w:bottom w:val="single" w:color="BFBFBF" w:sz="4"/>
-              <w:right w:val="single" w:color="BFBFBF" w:sz="4"/>
-            </w:tcBorders>
-            <w:tcMar>
-              <w:top w:type="dxa" w:w="60"/>
-              <w:left w:type="dxa" w:w="100"/>
-              <w:bottom w:type="dxa" w:w="60"/>
-              <w:right w:type="dxa" w:w="100"/>
-            </w:tcMar>
-          </w:tcPr>
-          <w:p>
-            <w:pPr>
-              <w:keepNext w:val="false"/>
-            </w:pPr>
-            <w:r>
-              <w:t xml:space="preserve">3</w:t>
-            </w:r>
-          </w:p>
-        </w:tc>
-        <w:tc>
-          <w:tcPr>
-            <w:tcW w:type="dxa" w:w="4234"/>
-            <w:tcBorders>
-              <w:top w:val="single" w:color="BFBFBF" w:sz="4"/>
-              <w:left w:val="single" w:color="BFBFBF" w:sz="4"/>
-              <w:bottom w:val="single" w:color="BFBFBF" w:sz="4"/>
-              <w:right w:val="single" w:color="BFBFBF" w:sz="4"/>
-            </w:tcBorders>
-            <w:tcMar>
-              <w:top w:type="dxa" w:w="60"/>
-              <w:left w:type="dxa" w:w="100"/>
-              <w:bottom w:type="dxa" w:w="60"/>
-              <w:right w:type="dxa" w:w="100"/>
-            </w:tcMar>
-          </w:tcPr>
-          <w:p>
-            <w:pPr>
-              <w:keepNext w:val="false"/>
-            </w:pPr>
-            <w:r>
-              <w:t xml:space="preserve">All 19 branches loaded with Reorder needed only off: press F12 → </w:t>
-            </w:r>
-            <w:r>
-              <w:rPr>
-                <w:b/>
-                <w:bCs/>
-              </w:rPr>
-              <w:t xml:space="preserve">Memory</w:t>
-            </w:r>
-            <w:r>
-              <w:t xml:space="preserve"> and note the heap size.</w:t>
-            </w:r>
-          </w:p>
-        </w:tc>
-        <w:tc>
-          <w:tcPr>
-            <w:tcW w:type="dxa" w:w="4536"/>
-            <w:tcBorders>
-              <w:top w:val="single" w:color="BFBFBF" w:sz="4"/>
-              <w:left w:val="single" w:color="BFBFBF" w:sz="4"/>
-              <w:bottom w:val="single" w:color="BFBFBF" w:sz="4"/>
-              <w:right w:val="single" w:color="BFBFBF" w:sz="4"/>
-            </w:tcBorders>
-            <w:tcMar>
-              <w:top w:type="dxa" w:w="60"/>
-              <w:left w:type="dxa" w:w="100"/>
-              <w:bottom w:type="dxa" w:w="60"/>
-              <w:right w:type="dxa" w:w="100"/>
-            </w:tcMar>
-          </w:tcPr>
-          <w:p>
-            <w:pPr>
-              <w:keepNext w:val="false"/>
-            </w:pPr>
-            <w:r>
-              <w:t xml:space="preserve">Write it down (below about 500 MB is fine). The page stays responsive.</w:t>
-            </w:r>
-          </w:p>
-        </w:tc>
-        <w:tc>
-          <w:tcPr>
-            <w:tcW w:type="dxa" w:w="806"/>
-            <w:tcBorders>
-              <w:top w:val="single" w:color="BFBFBF" w:sz="4"/>
-              <w:left w:val="single" w:color="BFBFBF" w:sz="4"/>
-              <w:bottom w:val="single" w:color="BFBFBF" w:sz="4"/>
-              <w:right w:val="single" w:color="BFBFBF" w:sz="4"/>
-            </w:tcBorders>
-            <w:tcMar>
-              <w:top w:type="dxa" w:w="60"/>
-              <w:left w:type="dxa" w:w="100"/>
-              <w:bottom w:type="dxa" w:w="60"/>
-              <w:right w:type="dxa" w:w="100"/>
-            </w:tcMar>
-          </w:tcPr>
-          <w:p>
-            <w:pPr>
-              <w:keepNext w:val="false"/>
-            </w:pPr>
-            <w:r>
-              <w:t xml:space="preserve">☐</w:t>
-            </w:r>
-          </w:p>
-        </w:tc>
-      </w:tr>
-      <w:tr>
-        <w:trPr>
-          <w:tblHeader w:val="false"/>
-        </w:trPr>
-        <w:tc>
-          <w:tcPr>
-            <w:tcW w:type="dxa" w:w="504"/>
-            <w:tcBorders>
-              <w:top w:val="single" w:color="BFBFBF" w:sz="4"/>
-              <w:left w:val="single" w:color="BFBFBF" w:sz="4"/>
-              <w:bottom w:val="single" w:color="BFBFBF" w:sz="4"/>
-              <w:right w:val="single" w:color="BFBFBF" w:sz="4"/>
-            </w:tcBorders>
-            <w:tcMar>
-              <w:top w:type="dxa" w:w="60"/>
-              <w:left w:type="dxa" w:w="100"/>
-              <w:bottom w:type="dxa" w:w="60"/>
-              <w:right w:type="dxa" w:w="100"/>
-            </w:tcMar>
-          </w:tcPr>
-          <w:p>
-            <w:pPr>
-              <w:keepNext w:val="false"/>
-            </w:pPr>
-            <w:r>
-              <w:t xml:space="preserve">4</w:t>
-            </w:r>
-          </w:p>
-        </w:tc>
-        <w:tc>
-          <w:tcPr>
-            <w:tcW w:type="dxa" w:w="4234"/>
-            <w:tcBorders>
-              <w:top w:val="single" w:color="BFBFBF" w:sz="4"/>
-              <w:left w:val="single" w:color="BFBFBF" w:sz="4"/>
-              <w:bottom w:val="single" w:color="BFBFBF" w:sz="4"/>
-              <w:right w:val="single" w:color="BFBFBF" w:sz="4"/>
-            </w:tcBorders>
-            <w:tcMar>
-              <w:top w:type="dxa" w:w="60"/>
-              <w:left w:type="dxa" w:w="100"/>
-              <w:bottom w:type="dxa" w:w="60"/>
-              <w:right w:type="dxa" w:w="100"/>
-            </w:tcMar>
-          </w:tcPr>
-          <w:p>
-            <w:pPr>
-              <w:keepNext w:val="false"/>
-            </w:pPr>
-            <w:r>
-              <w:t xml:space="preserve">Click </w:t>
-            </w:r>
-            <w:r>
-              <w:rPr>
-                <w:b/>
-                <w:bCs/>
-              </w:rPr>
-              <w:t xml:space="preserve">Clear</w:t>
-            </w:r>
-            <w:r>
-              <w:t xml:space="preserve">, then </w:t>
-            </w:r>
-            <w:r>
-              <w:rPr>
-                <w:b/>
-                <w:bCs/>
-              </w:rPr>
-              <w:t xml:space="preserve">Select all</w:t>
-            </w:r>
-            <w:r>
-              <w:t xml:space="preserve">, and click </w:t>
-            </w:r>
-            <w:r>
-              <w:rPr>
-                <w:b/>
-                <w:bCs/>
-              </w:rPr>
-              <w:t xml:space="preserve">Cancel</w:t>
-            </w:r>
-            <w:r>
-              <w:t xml:space="preserve"> while it loads; then click </w:t>
-            </w:r>
-            <w:r>
-              <w:rPr>
-                <w:b/>
-                <w:bCs/>
-              </w:rPr>
-              <w:t xml:space="preserve">Load the rest</w:t>
-            </w:r>
-            <w:r>
-              <w:t xml:space="preserve">.</w:t>
-            </w:r>
-          </w:p>
-        </w:tc>
-        <w:tc>
-          <w:tcPr>
-            <w:tcW w:type="dxa" w:w="4536"/>
-            <w:tcBorders>
-              <w:top w:val="single" w:color="BFBFBF" w:sz="4"/>
-              <w:left w:val="single" w:color="BFBFBF" w:sz="4"/>
-              <w:bottom w:val="single" w:color="BFBFBF" w:sz="4"/>
-              <w:right w:val="single" w:color="BFBFBF" w:sz="4"/>
-            </w:tcBorders>
-            <w:tcMar>
-              <w:top w:type="dxa" w:w="60"/>
-              <w:left w:type="dxa" w:w="100"/>
-              <w:bottom w:type="dxa" w:w="60"/>
-              <w:right w:type="dxa" w:w="100"/>
-            </w:tcMar>
-          </w:tcPr>
-          <w:p>
-            <w:pPr>
-              <w:keepNext w:val="false"/>
-            </w:pPr>
-            <w:r>
-              <w:t xml:space="preserve">Loading stops with "x of 19 branches loaded (stopped)", then finishes.</w:t>
-            </w:r>
-          </w:p>
-        </w:tc>
-        <w:tc>
-          <w:tcPr>
-            <w:tcW w:type="dxa" w:w="806"/>
-            <w:tcBorders>
-              <w:top w:val="single" w:color="BFBFBF" w:sz="4"/>
-              <w:left w:val="single" w:color="BFBFBF" w:sz="4"/>
-              <w:bottom w:val="single" w:color="BFBFBF" w:sz="4"/>
-              <w:right w:val="single" w:color="BFBFBF" w:sz="4"/>
-            </w:tcBorders>
-            <w:tcMar>
-              <w:top w:type="dxa" w:w="60"/>
-              <w:left w:type="dxa" w:w="100"/>
-              <w:bottom w:type="dxa" w:w="60"/>
-              <w:right w:type="dxa" w:w="100"/>
-            </w:tcMar>
-          </w:tcPr>
-          <w:p>
-            <w:pPr>
-              <w:keepNext w:val="false"/>
-            </w:pPr>
-            <w:r>
-              <w:t xml:space="preserve">☐</w:t>
-            </w:r>
-          </w:p>
-        </w:tc>
-      </w:tr>
-      <w:tr>
-        <w:trPr>
-          <w:tblHeader w:val="false"/>
-        </w:trPr>
-        <w:tc>
-          <w:tcPr>
-            <w:tcW w:type="dxa" w:w="504"/>
-            <w:tcBorders>
-              <w:top w:val="single" w:color="BFBFBF" w:sz="4"/>
-              <w:left w:val="single" w:color="BFBFBF" w:sz="4"/>
-              <w:bottom w:val="single" w:color="BFBFBF" w:sz="4"/>
-              <w:right w:val="single" w:color="BFBFBF" w:sz="4"/>
-            </w:tcBorders>
-            <w:tcMar>
-              <w:top w:type="dxa" w:w="60"/>
-              <w:left w:type="dxa" w:w="100"/>
-              <w:bottom w:type="dxa" w:w="60"/>
-              <w:right w:type="dxa" w:w="100"/>
-            </w:tcMar>
-          </w:tcPr>
-          <w:p>
-            <w:pPr>
-              <w:keepNext w:val="false"/>
-            </w:pPr>
-            <w:r>
-              <w:t xml:space="preserve">5</w:t>
-            </w:r>
-          </w:p>
-        </w:tc>
-        <w:tc>
-          <w:tcPr>
-            <w:tcW w:type="dxa" w:w="4234"/>
-            <w:tcBorders>
-              <w:top w:val="single" w:color="BFBFBF" w:sz="4"/>
-              <w:left w:val="single" w:color="BFBFBF" w:sz="4"/>
-              <w:bottom w:val="single" w:color="BFBFBF" w:sz="4"/>
-              <w:right w:val="single" w:color="BFBFBF" w:sz="4"/>
-            </w:tcBorders>
-            <w:tcMar>
-              <w:top w:type="dxa" w:w="60"/>
-              <w:left w:type="dxa" w:w="100"/>
-              <w:bottom w:type="dxa" w:w="60"/>
-              <w:right w:type="dxa" w:w="100"/>
-            </w:tcMar>
-          </w:tcPr>
-          <w:p>
-            <w:pPr>
-              <w:keepNext w:val="false"/>
-            </w:pPr>
-            <w:r>
-              <w:t xml:space="preserve">One-Time Order with all branches and a franchise.</w:t>
-            </w:r>
-          </w:p>
-        </w:tc>
-        <w:tc>
-          <w:tcPr>
-            <w:tcW w:type="dxa" w:w="4536"/>
-            <w:tcBorders>
-              <w:top w:val="single" w:color="BFBFBF" w:sz="4"/>
-              <w:left w:val="single" w:color="BFBFBF" w:sz="4"/>
-              <w:bottom w:val="single" w:color="BFBFBF" w:sz="4"/>
-              <w:right w:val="single" w:color="BFBFBF" w:sz="4"/>
-            </w:tcBorders>
-            <w:tcMar>
-              <w:top w:type="dxa" w:w="60"/>
-              <w:left w:type="dxa" w:w="100"/>
-              <w:bottom w:type="dxa" w:w="60"/>
-              <w:right w:type="dxa" w:w="100"/>
-            </w:tcMar>
-          </w:tcPr>
-          <w:p>
-            <w:pPr>
-              <w:keepNext w:val="false"/>
-            </w:pPr>
-            <w:r>
-              <w:t xml:space="preserve">Loads in about the same time as Reorder (about 4 seconds).</w:t>
-            </w:r>
-          </w:p>
-        </w:tc>
-        <w:tc>
-          <w:tcPr>
-            <w:tcW w:type="dxa" w:w="806"/>
-            <w:tcBorders>
-              <w:top w:val="single" w:color="BFBFBF" w:sz="4"/>
-              <w:left w:val="single" w:color="BFBFBF" w:sz="4"/>
-              <w:bottom w:val="single" w:color="BFBFBF" w:sz="4"/>
-              <w:right w:val="single" w:color="BFBFBF" w:sz="4"/>
-            </w:tcBorders>
-            <w:tcMar>
-              <w:top w:type="dxa" w:w="60"/>
-              <w:left w:type="dxa" w:w="100"/>
-              <w:bottom w:type="dxa" w:w="60"/>
-              <w:right w:type="dxa" w:w="100"/>
-            </w:tcMar>
-          </w:tcPr>
-          <w:p>
-            <w:pPr>
-              <w:keepNext w:val="false"/>
-            </w:pPr>
-            <w:r>
-              <w:t xml:space="preserve">☐</w:t>
-            </w:r>
-          </w:p>
-        </w:tc>
-      </w:tr>
-      <w:tr>
-        <w:trPr>
-          <w:tblHeader w:val="false"/>
-        </w:trPr>
-        <w:tc>
-          <w:tcPr>
-            <w:tcW w:type="dxa" w:w="504"/>
-            <w:tcBorders>
-              <w:top w:val="single" w:color="BFBFBF" w:sz="4"/>
-              <w:left w:val="single" w:color="BFBFBF" w:sz="4"/>
-              <w:bottom w:val="single" w:color="BFBFBF" w:sz="4"/>
-              <w:right w:val="single" w:color="BFBFBF" w:sz="4"/>
-            </w:tcBorders>
-            <w:tcMar>
-              <w:top w:type="dxa" w:w="60"/>
-              <w:left w:type="dxa" w:w="100"/>
-              <w:bottom w:type="dxa" w:w="60"/>
-              <w:right w:type="dxa" w:w="100"/>
-            </w:tcMar>
-          </w:tcPr>
-          <w:p>
-            <w:pPr>
-              <w:keepNext w:val="false"/>
-            </w:pPr>
-            <w:r>
-              <w:t xml:space="preserve">6</w:t>
-            </w:r>
-          </w:p>
-        </w:tc>
-        <w:tc>
-          <w:tcPr>
-            <w:tcW w:type="dxa" w:w="4234"/>
-            <w:tcBorders>
-              <w:top w:val="single" w:color="BFBFBF" w:sz="4"/>
-              <w:left w:val="single" w:color="BFBFBF" w:sz="4"/>
-              <w:bottom w:val="single" w:color="BFBFBF" w:sz="4"/>
-              <w:right w:val="single" w:color="BFBFBF" w:sz="4"/>
-            </w:tcBorders>
-            <w:tcMar>
-              <w:top w:type="dxa" w:w="60"/>
-              <w:left w:type="dxa" w:w="100"/>
-              <w:bottom w:type="dxa" w:w="60"/>
-              <w:right w:type="dxa" w:w="100"/>
-            </w:tcMar>
-          </w:tcPr>
-          <w:p>
-            <w:pPr>
-              <w:keepNext w:val="false"/>
-            </w:pPr>
-            <w:r>
-              <w:t xml:space="preserve">After a morning publish, reload a page left open from the day before.</w:t>
-            </w:r>
-          </w:p>
-        </w:tc>
-        <w:tc>
-          <w:tcPr>
-            <w:tcW w:type="dxa" w:w="4536"/>
-            <w:tcBorders>
-              <w:top w:val="single" w:color="BFBFBF" w:sz="4"/>
-              <w:left w:val="single" w:color="BFBFBF" w:sz="4"/>
-              <w:bottom w:val="single" w:color="BFBFBF" w:sz="4"/>
-              <w:right w:val="single" w:color="BFBFBF" w:sz="4"/>
-            </w:tcBorders>
-            <w:tcMar>
-              <w:top w:type="dxa" w:w="60"/>
-              <w:left w:type="dxa" w:w="100"/>
-              <w:bottom w:type="dxa" w:w="60"/>
-              <w:right w:type="dxa" w:w="100"/>
-            </w:tcMar>
-          </w:tcPr>
-          <w:p>
-            <w:pPr>
-              <w:keepNext w:val="false"/>
-            </w:pPr>
-            <w:r>
-              <w:t xml:space="preserve">The new data date shows; no error.</w:t>
+              <w:t xml:space="preserve">Branch,PartNumber,Description,OrderQty,Cost,LineValue,Bin</w:t>
+            </w:r>
+            <w:r>
+              <w:t xml:space="preserve">; both orders show Exported with an export count of 1.</w:t>
             </w:r>
           </w:p>
         </w:tc>
@@ -19212,6 +18918,1650 @@
         <w:spacing w:after="160"/>
       </w:pPr>
     </w:p>
+    <w:p>
+      <w:pPr>
+        <w:pStyle w:val="Heading3"/>
+      </w:pPr>
+      <w:r>
+        <w:t xml:space="preserve">0.5.0</w:t>
+      </w:r>
+    </w:p>
+    <w:tbl>
+      <w:tblPr>
+        <w:tblW w:type="dxa" w:w="10080"/>
+        <w:tblBorders>
+          <w:top w:val="single" w:color="auto" w:sz="4"/>
+          <w:left w:val="single" w:color="auto" w:sz="4"/>
+          <w:bottom w:val="single" w:color="auto" w:sz="4"/>
+          <w:right w:val="single" w:color="auto" w:sz="4"/>
+          <w:insideH w:val="single" w:color="auto" w:sz="4"/>
+          <w:insideV w:val="single" w:color="auto" w:sz="4"/>
+        </w:tblBorders>
+      </w:tblPr>
+      <w:tblGrid>
+        <w:gridCol w:w="504"/>
+        <w:gridCol w:w="4234"/>
+        <w:gridCol w:w="4536"/>
+        <w:gridCol w:w="806"/>
+      </w:tblGrid>
+      <w:tr>
+        <w:trPr>
+          <w:tblHeader/>
+        </w:trPr>
+        <w:tc>
+          <w:tcPr>
+            <w:tcW w:type="dxa" w:w="504"/>
+            <w:tcBorders>
+              <w:top w:val="single" w:color="BFBFBF" w:sz="4"/>
+              <w:left w:val="single" w:color="BFBFBF" w:sz="4"/>
+              <w:bottom w:val="single" w:color="BFBFBF" w:sz="4"/>
+              <w:right w:val="single" w:color="BFBFBF" w:sz="4"/>
+            </w:tcBorders>
+            <w:shd w:fill="DEEAF6" w:color="auto" w:val="clear"/>
+            <w:tcMar>
+              <w:top w:type="dxa" w:w="60"/>
+              <w:left w:type="dxa" w:w="100"/>
+              <w:bottom w:type="dxa" w:w="60"/>
+              <w:right w:type="dxa" w:w="100"/>
+            </w:tcMar>
+          </w:tcPr>
+          <w:p>
+            <w:pPr>
+              <w:keepNext w:val="false"/>
+            </w:pPr>
+            <w:r>
+              <w:rPr>
+                <w:b/>
+                <w:bCs/>
+              </w:rPr>
+              <w:t xml:space="preserve">#</w:t>
+            </w:r>
+          </w:p>
+        </w:tc>
+        <w:tc>
+          <w:tcPr>
+            <w:tcW w:type="dxa" w:w="4234"/>
+            <w:tcBorders>
+              <w:top w:val="single" w:color="BFBFBF" w:sz="4"/>
+              <w:left w:val="single" w:color="BFBFBF" w:sz="4"/>
+              <w:bottom w:val="single" w:color="BFBFBF" w:sz="4"/>
+              <w:right w:val="single" w:color="BFBFBF" w:sz="4"/>
+            </w:tcBorders>
+            <w:shd w:fill="DEEAF6" w:color="auto" w:val="clear"/>
+            <w:tcMar>
+              <w:top w:type="dxa" w:w="60"/>
+              <w:left w:type="dxa" w:w="100"/>
+              <w:bottom w:type="dxa" w:w="60"/>
+              <w:right w:type="dxa" w:w="100"/>
+            </w:tcMar>
+          </w:tcPr>
+          <w:p>
+            <w:pPr>
+              <w:keepNext w:val="false"/>
+            </w:pPr>
+            <w:r>
+              <w:rPr>
+                <w:b/>
+                <w:bCs/>
+              </w:rPr>
+              <w:t xml:space="preserve">Do this</w:t>
+            </w:r>
+          </w:p>
+        </w:tc>
+        <w:tc>
+          <w:tcPr>
+            <w:tcW w:type="dxa" w:w="4536"/>
+            <w:tcBorders>
+              <w:top w:val="single" w:color="BFBFBF" w:sz="4"/>
+              <w:left w:val="single" w:color="BFBFBF" w:sz="4"/>
+              <w:bottom w:val="single" w:color="BFBFBF" w:sz="4"/>
+              <w:right w:val="single" w:color="BFBFBF" w:sz="4"/>
+            </w:tcBorders>
+            <w:shd w:fill="DEEAF6" w:color="auto" w:val="clear"/>
+            <w:tcMar>
+              <w:top w:type="dxa" w:w="60"/>
+              <w:left w:type="dxa" w:w="100"/>
+              <w:bottom w:type="dxa" w:w="60"/>
+              <w:right w:type="dxa" w:w="100"/>
+            </w:tcMar>
+          </w:tcPr>
+          <w:p>
+            <w:pPr>
+              <w:keepNext w:val="false"/>
+            </w:pPr>
+            <w:r>
+              <w:rPr>
+                <w:b/>
+                <w:bCs/>
+              </w:rPr>
+              <w:t xml:space="preserve">You should see</w:t>
+            </w:r>
+          </w:p>
+        </w:tc>
+        <w:tc>
+          <w:tcPr>
+            <w:tcW w:type="dxa" w:w="806"/>
+            <w:tcBorders>
+              <w:top w:val="single" w:color="BFBFBF" w:sz="4"/>
+              <w:left w:val="single" w:color="BFBFBF" w:sz="4"/>
+              <w:bottom w:val="single" w:color="BFBFBF" w:sz="4"/>
+              <w:right w:val="single" w:color="BFBFBF" w:sz="4"/>
+            </w:tcBorders>
+            <w:shd w:fill="DEEAF6" w:color="auto" w:val="clear"/>
+            <w:tcMar>
+              <w:top w:type="dxa" w:w="60"/>
+              <w:left w:type="dxa" w:w="100"/>
+              <w:bottom w:type="dxa" w:w="60"/>
+              <w:right w:type="dxa" w:w="100"/>
+            </w:tcMar>
+          </w:tcPr>
+          <w:p>
+            <w:pPr>
+              <w:keepNext w:val="false"/>
+            </w:pPr>
+            <w:r>
+              <w:rPr>
+                <w:b/>
+                <w:bCs/>
+              </w:rPr>
+              <w:t xml:space="preserve">OK</w:t>
+            </w:r>
+          </w:p>
+        </w:tc>
+      </w:tr>
+      <w:tr>
+        <w:trPr>
+          <w:tblHeader w:val="false"/>
+        </w:trPr>
+        <w:tc>
+          <w:tcPr>
+            <w:tcW w:type="dxa" w:w="504"/>
+            <w:tcBorders>
+              <w:top w:val="single" w:color="BFBFBF" w:sz="4"/>
+              <w:left w:val="single" w:color="BFBFBF" w:sz="4"/>
+              <w:bottom w:val="single" w:color="BFBFBF" w:sz="4"/>
+              <w:right w:val="single" w:color="BFBFBF" w:sz="4"/>
+            </w:tcBorders>
+            <w:tcMar>
+              <w:top w:type="dxa" w:w="60"/>
+              <w:left w:type="dxa" w:w="100"/>
+              <w:bottom w:type="dxa" w:w="60"/>
+              <w:right w:type="dxa" w:w="100"/>
+            </w:tcMar>
+          </w:tcPr>
+          <w:p>
+            <w:pPr>
+              <w:keepNext w:val="false"/>
+            </w:pPr>
+            <w:r>
+              <w:t xml:space="preserve">1</w:t>
+            </w:r>
+          </w:p>
+        </w:tc>
+        <w:tc>
+          <w:tcPr>
+            <w:tcW w:type="dxa" w:w="4234"/>
+            <w:tcBorders>
+              <w:top w:val="single" w:color="BFBFBF" w:sz="4"/>
+              <w:left w:val="single" w:color="BFBFBF" w:sz="4"/>
+              <w:bottom w:val="single" w:color="BFBFBF" w:sz="4"/>
+              <w:right w:val="single" w:color="BFBFBF" w:sz="4"/>
+            </w:tcBorders>
+            <w:tcMar>
+              <w:top w:type="dxa" w:w="60"/>
+              <w:left w:type="dxa" w:w="100"/>
+              <w:bottom w:type="dxa" w:w="60"/>
+              <w:right w:type="dxa" w:w="100"/>
+            </w:tcMar>
+          </w:tcPr>
+          <w:p>
+            <w:pPr>
+              <w:keepNext w:val="false"/>
+            </w:pPr>
+            <w:r>
+              <w:t xml:space="preserve">App Settings → </w:t>
+            </w:r>
+            <w:r>
+              <w:rPr>
+                <w:b/>
+                <w:bCs/>
+              </w:rPr>
+              <w:t xml:space="preserve">About</w:t>
+            </w:r>
+            <w:r>
+              <w:t xml:space="preserve">.</w:t>
+            </w:r>
+          </w:p>
+        </w:tc>
+        <w:tc>
+          <w:tcPr>
+            <w:tcW w:type="dxa" w:w="4536"/>
+            <w:tcBorders>
+              <w:top w:val="single" w:color="BFBFBF" w:sz="4"/>
+              <w:left w:val="single" w:color="BFBFBF" w:sz="4"/>
+              <w:bottom w:val="single" w:color="BFBFBF" w:sz="4"/>
+              <w:right w:val="single" w:color="BFBFBF" w:sz="4"/>
+            </w:tcBorders>
+            <w:tcMar>
+              <w:top w:type="dxa" w:w="60"/>
+              <w:left w:type="dxa" w:w="100"/>
+              <w:bottom w:type="dxa" w:w="60"/>
+              <w:right w:type="dxa" w:w="100"/>
+            </w:tcMar>
+          </w:tcPr>
+          <w:p>
+            <w:pPr>
+              <w:keepNext w:val="false"/>
+            </w:pPr>
+            <w:r>
+              <w:rPr>
+                <w:b/>
+                <w:bCs/>
+              </w:rPr>
+              <w:t xml:space="preserve">0.5.0</w:t>
+            </w:r>
+            <w:r>
+              <w:t xml:space="preserve"> and the deployed commit.</w:t>
+            </w:r>
+          </w:p>
+        </w:tc>
+        <w:tc>
+          <w:tcPr>
+            <w:tcW w:type="dxa" w:w="806"/>
+            <w:tcBorders>
+              <w:top w:val="single" w:color="BFBFBF" w:sz="4"/>
+              <w:left w:val="single" w:color="BFBFBF" w:sz="4"/>
+              <w:bottom w:val="single" w:color="BFBFBF" w:sz="4"/>
+              <w:right w:val="single" w:color="BFBFBF" w:sz="4"/>
+            </w:tcBorders>
+            <w:tcMar>
+              <w:top w:type="dxa" w:w="60"/>
+              <w:left w:type="dxa" w:w="100"/>
+              <w:bottom w:type="dxa" w:w="60"/>
+              <w:right w:type="dxa" w:w="100"/>
+            </w:tcMar>
+          </w:tcPr>
+          <w:p>
+            <w:pPr>
+              <w:keepNext w:val="false"/>
+            </w:pPr>
+            <w:r>
+              <w:t xml:space="preserve">☐</w:t>
+            </w:r>
+          </w:p>
+        </w:tc>
+      </w:tr>
+      <w:tr>
+        <w:trPr>
+          <w:tblHeader w:val="false"/>
+        </w:trPr>
+        <w:tc>
+          <w:tcPr>
+            <w:tcW w:type="dxa" w:w="504"/>
+            <w:tcBorders>
+              <w:top w:val="single" w:color="BFBFBF" w:sz="4"/>
+              <w:left w:val="single" w:color="BFBFBF" w:sz="4"/>
+              <w:bottom w:val="single" w:color="BFBFBF" w:sz="4"/>
+              <w:right w:val="single" w:color="BFBFBF" w:sz="4"/>
+            </w:tcBorders>
+            <w:tcMar>
+              <w:top w:type="dxa" w:w="60"/>
+              <w:left w:type="dxa" w:w="100"/>
+              <w:bottom w:type="dxa" w:w="60"/>
+              <w:right w:type="dxa" w:w="100"/>
+            </w:tcMar>
+          </w:tcPr>
+          <w:p>
+            <w:pPr>
+              <w:keepNext w:val="false"/>
+            </w:pPr>
+            <w:r>
+              <w:t xml:space="preserve">2</w:t>
+            </w:r>
+          </w:p>
+        </w:tc>
+        <w:tc>
+          <w:tcPr>
+            <w:tcW w:type="dxa" w:w="4234"/>
+            <w:tcBorders>
+              <w:top w:val="single" w:color="BFBFBF" w:sz="4"/>
+              <w:left w:val="single" w:color="BFBFBF" w:sz="4"/>
+              <w:bottom w:val="single" w:color="BFBFBF" w:sz="4"/>
+              <w:right w:val="single" w:color="BFBFBF" w:sz="4"/>
+            </w:tcBorders>
+            <w:tcMar>
+              <w:top w:type="dxa" w:w="60"/>
+              <w:left w:type="dxa" w:w="100"/>
+              <w:bottom w:type="dxa" w:w="60"/>
+              <w:right w:type="dxa" w:w="100"/>
+            </w:tcMar>
+          </w:tcPr>
+          <w:p>
+            <w:pPr>
+              <w:keepNext w:val="false"/>
+            </w:pPr>
+            <w:r>
+              <w:t xml:space="preserve">The first morning after the 0.5.0 publish: re-check the Part 2 examples (MULTISEAL at 1 with 44 from 6; branch 6 and 93 on Other branches; R134A redistribution from 13; GG100 with no stock or sales at 1; 124184 at about 22 demands) against Prod.</w:t>
+            </w:r>
+          </w:p>
+        </w:tc>
+        <w:tc>
+          <w:tcPr>
+            <w:tcW w:type="dxa" w:w="4536"/>
+            <w:tcBorders>
+              <w:top w:val="single" w:color="BFBFBF" w:sz="4"/>
+              <w:left w:val="single" w:color="BFBFBF" w:sz="4"/>
+              <w:bottom w:val="single" w:color="BFBFBF" w:sz="4"/>
+              <w:right w:val="single" w:color="BFBFBF" w:sz="4"/>
+            </w:tcBorders>
+            <w:tcMar>
+              <w:top w:type="dxa" w:w="60"/>
+              <w:left w:type="dxa" w:w="100"/>
+              <w:bottom w:type="dxa" w:w="60"/>
+              <w:right w:type="dxa" w:w="100"/>
+            </w:tcMar>
+          </w:tcPr>
+          <w:p>
+            <w:pPr>
+              <w:keepNext w:val="false"/>
+            </w:pPr>
+            <w:r>
+              <w:t xml:space="preserve">Each still behaves as described; update the walkthrough where Prod differs before sending it out.</w:t>
+            </w:r>
+          </w:p>
+        </w:tc>
+        <w:tc>
+          <w:tcPr>
+            <w:tcW w:type="dxa" w:w="806"/>
+            <w:tcBorders>
+              <w:top w:val="single" w:color="BFBFBF" w:sz="4"/>
+              <w:left w:val="single" w:color="BFBFBF" w:sz="4"/>
+              <w:bottom w:val="single" w:color="BFBFBF" w:sz="4"/>
+              <w:right w:val="single" w:color="BFBFBF" w:sz="4"/>
+            </w:tcBorders>
+            <w:tcMar>
+              <w:top w:type="dxa" w:w="60"/>
+              <w:left w:type="dxa" w:w="100"/>
+              <w:bottom w:type="dxa" w:w="60"/>
+              <w:right w:type="dxa" w:w="100"/>
+            </w:tcMar>
+          </w:tcPr>
+          <w:p>
+            <w:pPr>
+              <w:keepNext w:val="false"/>
+            </w:pPr>
+            <w:r>
+              <w:t xml:space="preserve">☐</w:t>
+            </w:r>
+          </w:p>
+        </w:tc>
+      </w:tr>
+      <w:tr>
+        <w:trPr>
+          <w:tblHeader w:val="false"/>
+        </w:trPr>
+        <w:tc>
+          <w:tcPr>
+            <w:tcW w:type="dxa" w:w="504"/>
+            <w:tcBorders>
+              <w:top w:val="single" w:color="BFBFBF" w:sz="4"/>
+              <w:left w:val="single" w:color="BFBFBF" w:sz="4"/>
+              <w:bottom w:val="single" w:color="BFBFBF" w:sz="4"/>
+              <w:right w:val="single" w:color="BFBFBF" w:sz="4"/>
+            </w:tcBorders>
+            <w:tcMar>
+              <w:top w:type="dxa" w:w="60"/>
+              <w:left w:type="dxa" w:w="100"/>
+              <w:bottom w:type="dxa" w:w="60"/>
+              <w:right w:type="dxa" w:w="100"/>
+            </w:tcMar>
+          </w:tcPr>
+          <w:p>
+            <w:pPr>
+              <w:keepNext w:val="false"/>
+            </w:pPr>
+            <w:r>
+              <w:t xml:space="preserve">3</w:t>
+            </w:r>
+          </w:p>
+        </w:tc>
+        <w:tc>
+          <w:tcPr>
+            <w:tcW w:type="dxa" w:w="4234"/>
+            <w:tcBorders>
+              <w:top w:val="single" w:color="BFBFBF" w:sz="4"/>
+              <w:left w:val="single" w:color="BFBFBF" w:sz="4"/>
+              <w:bottom w:val="single" w:color="BFBFBF" w:sz="4"/>
+              <w:right w:val="single" w:color="BFBFBF" w:sz="4"/>
+            </w:tcBorders>
+            <w:tcMar>
+              <w:top w:type="dxa" w:w="60"/>
+              <w:left w:type="dxa" w:w="100"/>
+              <w:bottom w:type="dxa" w:w="60"/>
+              <w:right w:type="dxa" w:w="100"/>
+            </w:tcMar>
+          </w:tcPr>
+          <w:p>
+            <w:pPr>
+              <w:keepNext w:val="false"/>
+            </w:pPr>
+            <w:r>
+              <w:t xml:space="preserve">Home, Recommended Reorder and Transfers with the Prod data.</w:t>
+            </w:r>
+          </w:p>
+        </w:tc>
+        <w:tc>
+          <w:tcPr>
+            <w:tcW w:type="dxa" w:w="4536"/>
+            <w:tcBorders>
+              <w:top w:val="single" w:color="BFBFBF" w:sz="4"/>
+              <w:left w:val="single" w:color="BFBFBF" w:sz="4"/>
+              <w:bottom w:val="single" w:color="BFBFBF" w:sz="4"/>
+              <w:right w:val="single" w:color="BFBFBF" w:sz="4"/>
+            </w:tcBorders>
+            <w:tcMar>
+              <w:top w:type="dxa" w:w="60"/>
+              <w:left w:type="dxa" w:w="100"/>
+              <w:bottom w:type="dxa" w:w="60"/>
+              <w:right w:type="dxa" w:w="100"/>
+            </w:tcMar>
+          </w:tcPr>
+          <w:p>
+            <w:pPr>
+              <w:keepNext w:val="false"/>
+            </w:pPr>
+            <w:r>
+              <w:t xml:space="preserve">Purple card, banner and pills show; Transfers goes </w:t>
+            </w:r>
+            <w:r>
+              <w:rPr>
+                <w:b/>
+                <w:bCs/>
+              </w:rPr>
+              <w:t xml:space="preserve">Live</w:t>
+            </w:r>
+            <w:r>
+              <w:t xml:space="preserve"> with no red "disagree" banner.</w:t>
+            </w:r>
+          </w:p>
+        </w:tc>
+        <w:tc>
+          <w:tcPr>
+            <w:tcW w:type="dxa" w:w="806"/>
+            <w:tcBorders>
+              <w:top w:val="single" w:color="BFBFBF" w:sz="4"/>
+              <w:left w:val="single" w:color="BFBFBF" w:sz="4"/>
+              <w:bottom w:val="single" w:color="BFBFBF" w:sz="4"/>
+              <w:right w:val="single" w:color="BFBFBF" w:sz="4"/>
+            </w:tcBorders>
+            <w:tcMar>
+              <w:top w:type="dxa" w:w="60"/>
+              <w:left w:type="dxa" w:w="100"/>
+              <w:bottom w:type="dxa" w:w="60"/>
+              <w:right w:type="dxa" w:w="100"/>
+            </w:tcMar>
+          </w:tcPr>
+          <w:p>
+            <w:pPr>
+              <w:keepNext w:val="false"/>
+            </w:pPr>
+            <w:r>
+              <w:t xml:space="preserve">☐</w:t>
+            </w:r>
+          </w:p>
+        </w:tc>
+      </w:tr>
+      <w:tr>
+        <w:trPr>
+          <w:tblHeader w:val="false"/>
+        </w:trPr>
+        <w:tc>
+          <w:tcPr>
+            <w:tcW w:type="dxa" w:w="504"/>
+            <w:tcBorders>
+              <w:top w:val="single" w:color="BFBFBF" w:sz="4"/>
+              <w:left w:val="single" w:color="BFBFBF" w:sz="4"/>
+              <w:bottom w:val="single" w:color="BFBFBF" w:sz="4"/>
+              <w:right w:val="single" w:color="BFBFBF" w:sz="4"/>
+            </w:tcBorders>
+            <w:tcMar>
+              <w:top w:type="dxa" w:w="60"/>
+              <w:left w:type="dxa" w:w="100"/>
+              <w:bottom w:type="dxa" w:w="60"/>
+              <w:right w:type="dxa" w:w="100"/>
+            </w:tcMar>
+          </w:tcPr>
+          <w:p>
+            <w:pPr>
+              <w:keepNext w:val="false"/>
+            </w:pPr>
+            <w:r>
+              <w:t xml:space="preserve">4</w:t>
+            </w:r>
+          </w:p>
+        </w:tc>
+        <w:tc>
+          <w:tcPr>
+            <w:tcW w:type="dxa" w:w="4234"/>
+            <w:tcBorders>
+              <w:top w:val="single" w:color="BFBFBF" w:sz="4"/>
+              <w:left w:val="single" w:color="BFBFBF" w:sz="4"/>
+              <w:bottom w:val="single" w:color="BFBFBF" w:sz="4"/>
+              <w:right w:val="single" w:color="BFBFBF" w:sz="4"/>
+            </w:tcBorders>
+            <w:tcMar>
+              <w:top w:type="dxa" w:w="60"/>
+              <w:left w:type="dxa" w:w="100"/>
+              <w:bottom w:type="dxa" w:w="60"/>
+              <w:right w:type="dxa" w:w="100"/>
+            </w:tcMar>
+          </w:tcPr>
+          <w:p>
+            <w:pPr>
+              <w:keepNext w:val="false"/>
+            </w:pPr>
+            <w:r>
+              <w:t xml:space="preserve">Open an old address with dealer groups: </w:t>
+            </w:r>
+            <w:r>
+              <w:rPr>
+                <w:rFonts w:ascii="Consolas" w:cs="Consolas" w:eastAsia="Consolas" w:hAnsi="Consolas"/>
+                <w:sz w:val="20"/>
+                <w:szCs w:val="20"/>
+              </w:rPr>
+              <w:t xml:space="preserve">/reorder?branch=1&amp;dgc=COTTON</w:t>
+            </w:r>
+            <w:r>
+              <w:t xml:space="preserve">.</w:t>
+            </w:r>
+          </w:p>
+        </w:tc>
+        <w:tc>
+          <w:tcPr>
+            <w:tcW w:type="dxa" w:w="4536"/>
+            <w:tcBorders>
+              <w:top w:val="single" w:color="BFBFBF" w:sz="4"/>
+              <w:left w:val="single" w:color="BFBFBF" w:sz="4"/>
+              <w:bottom w:val="single" w:color="BFBFBF" w:sz="4"/>
+              <w:right w:val="single" w:color="BFBFBF" w:sz="4"/>
+            </w:tcBorders>
+            <w:tcMar>
+              <w:top w:type="dxa" w:w="60"/>
+              <w:left w:type="dxa" w:w="100"/>
+              <w:bottom w:type="dxa" w:w="60"/>
+              <w:right w:type="dxa" w:w="100"/>
+            </w:tcMar>
+          </w:tcPr>
+          <w:p>
+            <w:pPr>
+              <w:keepNext w:val="false"/>
+            </w:pPr>
+            <w:r>
+              <w:t xml:space="preserve">Recommended Reorder with COTTON ticked.</w:t>
+            </w:r>
+          </w:p>
+        </w:tc>
+        <w:tc>
+          <w:tcPr>
+            <w:tcW w:type="dxa" w:w="806"/>
+            <w:tcBorders>
+              <w:top w:val="single" w:color="BFBFBF" w:sz="4"/>
+              <w:left w:val="single" w:color="BFBFBF" w:sz="4"/>
+              <w:bottom w:val="single" w:color="BFBFBF" w:sz="4"/>
+              <w:right w:val="single" w:color="BFBFBF" w:sz="4"/>
+            </w:tcBorders>
+            <w:tcMar>
+              <w:top w:type="dxa" w:w="60"/>
+              <w:left w:type="dxa" w:w="100"/>
+              <w:bottom w:type="dxa" w:w="60"/>
+              <w:right w:type="dxa" w:w="100"/>
+            </w:tcMar>
+          </w:tcPr>
+          <w:p>
+            <w:pPr>
+              <w:keepNext w:val="false"/>
+            </w:pPr>
+            <w:r>
+              <w:t xml:space="preserve">☐</w:t>
+            </w:r>
+          </w:p>
+        </w:tc>
+      </w:tr>
+      <w:tr>
+        <w:trPr>
+          <w:tblHeader w:val="false"/>
+        </w:trPr>
+        <w:tc>
+          <w:tcPr>
+            <w:tcW w:type="dxa" w:w="504"/>
+            <w:tcBorders>
+              <w:top w:val="single" w:color="BFBFBF" w:sz="4"/>
+              <w:left w:val="single" w:color="BFBFBF" w:sz="4"/>
+              <w:bottom w:val="single" w:color="BFBFBF" w:sz="4"/>
+              <w:right w:val="single" w:color="BFBFBF" w:sz="4"/>
+            </w:tcBorders>
+            <w:tcMar>
+              <w:top w:type="dxa" w:w="60"/>
+              <w:left w:type="dxa" w:w="100"/>
+              <w:bottom w:type="dxa" w:w="60"/>
+              <w:right w:type="dxa" w:w="100"/>
+            </w:tcMar>
+          </w:tcPr>
+          <w:p>
+            <w:pPr>
+              <w:keepNext w:val="false"/>
+            </w:pPr>
+            <w:r>
+              <w:t xml:space="preserve">5</w:t>
+            </w:r>
+          </w:p>
+        </w:tc>
+        <w:tc>
+          <w:tcPr>
+            <w:tcW w:type="dxa" w:w="4234"/>
+            <w:tcBorders>
+              <w:top w:val="single" w:color="BFBFBF" w:sz="4"/>
+              <w:left w:val="single" w:color="BFBFBF" w:sz="4"/>
+              <w:bottom w:val="single" w:color="BFBFBF" w:sz="4"/>
+              <w:right w:val="single" w:color="BFBFBF" w:sz="4"/>
+            </w:tcBorders>
+            <w:tcMar>
+              <w:top w:type="dxa" w:w="60"/>
+              <w:left w:type="dxa" w:w="100"/>
+              <w:bottom w:type="dxa" w:w="60"/>
+              <w:right w:type="dxa" w:w="100"/>
+            </w:tcMar>
+          </w:tcPr>
+          <w:p>
+            <w:pPr>
+              <w:keepNext w:val="false"/>
+            </w:pPr>
+            <w:r>
+              <w:t xml:space="preserve">Special statuses with all branches loaded.</w:t>
+            </w:r>
+          </w:p>
+        </w:tc>
+        <w:tc>
+          <w:tcPr>
+            <w:tcW w:type="dxa" w:w="4536"/>
+            <w:tcBorders>
+              <w:top w:val="single" w:color="BFBFBF" w:sz="4"/>
+              <w:left w:val="single" w:color="BFBFBF" w:sz="4"/>
+              <w:bottom w:val="single" w:color="BFBFBF" w:sz="4"/>
+              <w:right w:val="single" w:color="BFBFBF" w:sz="4"/>
+            </w:tcBorders>
+            <w:tcMar>
+              <w:top w:type="dxa" w:w="60"/>
+              <w:left w:type="dxa" w:w="100"/>
+              <w:bottom w:type="dxa" w:w="60"/>
+              <w:right w:type="dxa" w:w="100"/>
+            </w:tcMar>
+          </w:tcPr>
+          <w:p>
+            <w:pPr>
+              <w:keepNext w:val="false"/>
+            </w:pPr>
+            <w:r>
+              <w:t xml:space="preserve">Masks, Manual order, min overrides and any phase-ins; no errors.</w:t>
+            </w:r>
+          </w:p>
+        </w:tc>
+        <w:tc>
+          <w:tcPr>
+            <w:tcW w:type="dxa" w:w="806"/>
+            <w:tcBorders>
+              <w:top w:val="single" w:color="BFBFBF" w:sz="4"/>
+              <w:left w:val="single" w:color="BFBFBF" w:sz="4"/>
+              <w:bottom w:val="single" w:color="BFBFBF" w:sz="4"/>
+              <w:right w:val="single" w:color="BFBFBF" w:sz="4"/>
+            </w:tcBorders>
+            <w:tcMar>
+              <w:top w:type="dxa" w:w="60"/>
+              <w:left w:type="dxa" w:w="100"/>
+              <w:bottom w:type="dxa" w:w="60"/>
+              <w:right w:type="dxa" w:w="100"/>
+            </w:tcMar>
+          </w:tcPr>
+          <w:p>
+            <w:pPr>
+              <w:keepNext w:val="false"/>
+            </w:pPr>
+            <w:r>
+              <w:t xml:space="preserve">☐</w:t>
+            </w:r>
+          </w:p>
+        </w:tc>
+      </w:tr>
+    </w:tbl>
+    <w:p>
+      <w:pPr>
+        <w:spacing w:after="120"/>
+      </w:pPr>
+    </w:p>
+    <w:p>
+      <w:pPr>
+        <w:pStyle w:val="Heading3"/>
+      </w:pPr>
+      <w:r>
+        <w:t xml:space="preserve">0.4.0</w:t>
+      </w:r>
+    </w:p>
+    <w:tbl>
+      <w:tblPr>
+        <w:tblW w:type="dxa" w:w="10080"/>
+        <w:tblBorders>
+          <w:top w:val="single" w:color="auto" w:sz="4"/>
+          <w:left w:val="single" w:color="auto" w:sz="4"/>
+          <w:bottom w:val="single" w:color="auto" w:sz="4"/>
+          <w:right w:val="single" w:color="auto" w:sz="4"/>
+          <w:insideH w:val="single" w:color="auto" w:sz="4"/>
+          <w:insideV w:val="single" w:color="auto" w:sz="4"/>
+        </w:tblBorders>
+      </w:tblPr>
+      <w:tblGrid>
+        <w:gridCol w:w="504"/>
+        <w:gridCol w:w="4234"/>
+        <w:gridCol w:w="4536"/>
+        <w:gridCol w:w="806"/>
+      </w:tblGrid>
+      <w:tr>
+        <w:trPr>
+          <w:tblHeader/>
+        </w:trPr>
+        <w:tc>
+          <w:tcPr>
+            <w:tcW w:type="dxa" w:w="504"/>
+            <w:tcBorders>
+              <w:top w:val="single" w:color="BFBFBF" w:sz="4"/>
+              <w:left w:val="single" w:color="BFBFBF" w:sz="4"/>
+              <w:bottom w:val="single" w:color="BFBFBF" w:sz="4"/>
+              <w:right w:val="single" w:color="BFBFBF" w:sz="4"/>
+            </w:tcBorders>
+            <w:shd w:fill="DEEAF6" w:color="auto" w:val="clear"/>
+            <w:tcMar>
+              <w:top w:type="dxa" w:w="60"/>
+              <w:left w:type="dxa" w:w="100"/>
+              <w:bottom w:type="dxa" w:w="60"/>
+              <w:right w:type="dxa" w:w="100"/>
+            </w:tcMar>
+          </w:tcPr>
+          <w:p>
+            <w:pPr>
+              <w:keepNext w:val="false"/>
+            </w:pPr>
+            <w:r>
+              <w:rPr>
+                <w:b/>
+                <w:bCs/>
+              </w:rPr>
+              <w:t xml:space="preserve">#</w:t>
+            </w:r>
+          </w:p>
+        </w:tc>
+        <w:tc>
+          <w:tcPr>
+            <w:tcW w:type="dxa" w:w="4234"/>
+            <w:tcBorders>
+              <w:top w:val="single" w:color="BFBFBF" w:sz="4"/>
+              <w:left w:val="single" w:color="BFBFBF" w:sz="4"/>
+              <w:bottom w:val="single" w:color="BFBFBF" w:sz="4"/>
+              <w:right w:val="single" w:color="BFBFBF" w:sz="4"/>
+            </w:tcBorders>
+            <w:shd w:fill="DEEAF6" w:color="auto" w:val="clear"/>
+            <w:tcMar>
+              <w:top w:type="dxa" w:w="60"/>
+              <w:left w:type="dxa" w:w="100"/>
+              <w:bottom w:type="dxa" w:w="60"/>
+              <w:right w:type="dxa" w:w="100"/>
+            </w:tcMar>
+          </w:tcPr>
+          <w:p>
+            <w:pPr>
+              <w:keepNext w:val="false"/>
+            </w:pPr>
+            <w:r>
+              <w:rPr>
+                <w:b/>
+                <w:bCs/>
+              </w:rPr>
+              <w:t xml:space="preserve">Do this</w:t>
+            </w:r>
+          </w:p>
+        </w:tc>
+        <w:tc>
+          <w:tcPr>
+            <w:tcW w:type="dxa" w:w="4536"/>
+            <w:tcBorders>
+              <w:top w:val="single" w:color="BFBFBF" w:sz="4"/>
+              <w:left w:val="single" w:color="BFBFBF" w:sz="4"/>
+              <w:bottom w:val="single" w:color="BFBFBF" w:sz="4"/>
+              <w:right w:val="single" w:color="BFBFBF" w:sz="4"/>
+            </w:tcBorders>
+            <w:shd w:fill="DEEAF6" w:color="auto" w:val="clear"/>
+            <w:tcMar>
+              <w:top w:type="dxa" w:w="60"/>
+              <w:left w:type="dxa" w:w="100"/>
+              <w:bottom w:type="dxa" w:w="60"/>
+              <w:right w:type="dxa" w:w="100"/>
+            </w:tcMar>
+          </w:tcPr>
+          <w:p>
+            <w:pPr>
+              <w:keepNext w:val="false"/>
+            </w:pPr>
+            <w:r>
+              <w:rPr>
+                <w:b/>
+                <w:bCs/>
+              </w:rPr>
+              <w:t xml:space="preserve">You should see</w:t>
+            </w:r>
+          </w:p>
+        </w:tc>
+        <w:tc>
+          <w:tcPr>
+            <w:tcW w:type="dxa" w:w="806"/>
+            <w:tcBorders>
+              <w:top w:val="single" w:color="BFBFBF" w:sz="4"/>
+              <w:left w:val="single" w:color="BFBFBF" w:sz="4"/>
+              <w:bottom w:val="single" w:color="BFBFBF" w:sz="4"/>
+              <w:right w:val="single" w:color="BFBFBF" w:sz="4"/>
+            </w:tcBorders>
+            <w:shd w:fill="DEEAF6" w:color="auto" w:val="clear"/>
+            <w:tcMar>
+              <w:top w:type="dxa" w:w="60"/>
+              <w:left w:type="dxa" w:w="100"/>
+              <w:bottom w:type="dxa" w:w="60"/>
+              <w:right w:type="dxa" w:w="100"/>
+            </w:tcMar>
+          </w:tcPr>
+          <w:p>
+            <w:pPr>
+              <w:keepNext w:val="false"/>
+            </w:pPr>
+            <w:r>
+              <w:rPr>
+                <w:b/>
+                <w:bCs/>
+              </w:rPr>
+              <w:t xml:space="preserve">OK</w:t>
+            </w:r>
+          </w:p>
+        </w:tc>
+      </w:tr>
+      <w:tr>
+        <w:trPr>
+          <w:tblHeader w:val="false"/>
+        </w:trPr>
+        <w:tc>
+          <w:tcPr>
+            <w:tcW w:type="dxa" w:w="504"/>
+            <w:tcBorders>
+              <w:top w:val="single" w:color="BFBFBF" w:sz="4"/>
+              <w:left w:val="single" w:color="BFBFBF" w:sz="4"/>
+              <w:bottom w:val="single" w:color="BFBFBF" w:sz="4"/>
+              <w:right w:val="single" w:color="BFBFBF" w:sz="4"/>
+            </w:tcBorders>
+            <w:tcMar>
+              <w:top w:type="dxa" w:w="60"/>
+              <w:left w:type="dxa" w:w="100"/>
+              <w:bottom w:type="dxa" w:w="60"/>
+              <w:right w:type="dxa" w:w="100"/>
+            </w:tcMar>
+          </w:tcPr>
+          <w:p>
+            <w:pPr>
+              <w:keepNext w:val="false"/>
+            </w:pPr>
+            <w:r>
+              <w:t xml:space="preserve">1</w:t>
+            </w:r>
+          </w:p>
+        </w:tc>
+        <w:tc>
+          <w:tcPr>
+            <w:tcW w:type="dxa" w:w="4234"/>
+            <w:tcBorders>
+              <w:top w:val="single" w:color="BFBFBF" w:sz="4"/>
+              <w:left w:val="single" w:color="BFBFBF" w:sz="4"/>
+              <w:bottom w:val="single" w:color="BFBFBF" w:sz="4"/>
+              <w:right w:val="single" w:color="BFBFBF" w:sz="4"/>
+            </w:tcBorders>
+            <w:tcMar>
+              <w:top w:type="dxa" w:w="60"/>
+              <w:left w:type="dxa" w:w="100"/>
+              <w:bottom w:type="dxa" w:w="60"/>
+              <w:right w:type="dxa" w:w="100"/>
+            </w:tcMar>
+          </w:tcPr>
+          <w:p>
+            <w:pPr>
+              <w:keepNext w:val="false"/>
+            </w:pPr>
+            <w:r>
+              <w:t xml:space="preserve">App Settings → </w:t>
+            </w:r>
+            <w:r>
+              <w:rPr>
+                <w:b/>
+                <w:bCs/>
+              </w:rPr>
+              <w:t xml:space="preserve">About</w:t>
+            </w:r>
+            <w:r>
+              <w:t xml:space="preserve">.</w:t>
+            </w:r>
+          </w:p>
+        </w:tc>
+        <w:tc>
+          <w:tcPr>
+            <w:tcW w:type="dxa" w:w="4536"/>
+            <w:tcBorders>
+              <w:top w:val="single" w:color="BFBFBF" w:sz="4"/>
+              <w:left w:val="single" w:color="BFBFBF" w:sz="4"/>
+              <w:bottom w:val="single" w:color="BFBFBF" w:sz="4"/>
+              <w:right w:val="single" w:color="BFBFBF" w:sz="4"/>
+            </w:tcBorders>
+            <w:tcMar>
+              <w:top w:type="dxa" w:w="60"/>
+              <w:left w:type="dxa" w:w="100"/>
+              <w:bottom w:type="dxa" w:w="60"/>
+              <w:right w:type="dxa" w:w="100"/>
+            </w:tcMar>
+          </w:tcPr>
+          <w:p>
+            <w:pPr>
+              <w:keepNext w:val="false"/>
+            </w:pPr>
+            <w:r>
+              <w:rPr>
+                <w:b/>
+                <w:bCs/>
+              </w:rPr>
+              <w:t xml:space="preserve">0.4.0 · 3ca2dec</w:t>
+            </w:r>
+            <w:r>
+              <w:t xml:space="preserve">.</w:t>
+            </w:r>
+          </w:p>
+        </w:tc>
+        <w:tc>
+          <w:tcPr>
+            <w:tcW w:type="dxa" w:w="806"/>
+            <w:tcBorders>
+              <w:top w:val="single" w:color="BFBFBF" w:sz="4"/>
+              <w:left w:val="single" w:color="BFBFBF" w:sz="4"/>
+              <w:bottom w:val="single" w:color="BFBFBF" w:sz="4"/>
+              <w:right w:val="single" w:color="BFBFBF" w:sz="4"/>
+            </w:tcBorders>
+            <w:tcMar>
+              <w:top w:type="dxa" w:w="60"/>
+              <w:left w:type="dxa" w:w="100"/>
+              <w:bottom w:type="dxa" w:w="60"/>
+              <w:right w:type="dxa" w:w="100"/>
+            </w:tcMar>
+          </w:tcPr>
+          <w:p>
+            <w:pPr>
+              <w:keepNext w:val="false"/>
+            </w:pPr>
+            <w:r>
+              <w:t xml:space="preserve">☐</w:t>
+            </w:r>
+          </w:p>
+        </w:tc>
+      </w:tr>
+      <w:tr>
+        <w:trPr>
+          <w:tblHeader w:val="false"/>
+        </w:trPr>
+        <w:tc>
+          <w:tcPr>
+            <w:tcW w:type="dxa" w:w="504"/>
+            <w:tcBorders>
+              <w:top w:val="single" w:color="BFBFBF" w:sz="4"/>
+              <w:left w:val="single" w:color="BFBFBF" w:sz="4"/>
+              <w:bottom w:val="single" w:color="BFBFBF" w:sz="4"/>
+              <w:right w:val="single" w:color="BFBFBF" w:sz="4"/>
+            </w:tcBorders>
+            <w:tcMar>
+              <w:top w:type="dxa" w:w="60"/>
+              <w:left w:type="dxa" w:w="100"/>
+              <w:bottom w:type="dxa" w:w="60"/>
+              <w:right w:type="dxa" w:w="100"/>
+            </w:tcMar>
+          </w:tcPr>
+          <w:p>
+            <w:pPr>
+              <w:keepNext w:val="false"/>
+            </w:pPr>
+            <w:r>
+              <w:t xml:space="preserve">2</w:t>
+            </w:r>
+          </w:p>
+        </w:tc>
+        <w:tc>
+          <w:tcPr>
+            <w:tcW w:type="dxa" w:w="4234"/>
+            <w:tcBorders>
+              <w:top w:val="single" w:color="BFBFBF" w:sz="4"/>
+              <w:left w:val="single" w:color="BFBFBF" w:sz="4"/>
+              <w:bottom w:val="single" w:color="BFBFBF" w:sz="4"/>
+              <w:right w:val="single" w:color="BFBFBF" w:sz="4"/>
+            </w:tcBorders>
+            <w:tcMar>
+              <w:top w:type="dxa" w:w="60"/>
+              <w:left w:type="dxa" w:w="100"/>
+              <w:bottom w:type="dxa" w:w="60"/>
+              <w:right w:type="dxa" w:w="100"/>
+            </w:tcMar>
+          </w:tcPr>
+          <w:p>
+            <w:pPr>
+              <w:keepNext w:val="false"/>
+            </w:pPr>
+            <w:r>
+              <w:t xml:space="preserve">Open an old bookmark-style address: </w:t>
+            </w:r>
+            <w:r>
+              <w:rPr>
+                <w:rFonts w:ascii="Consolas" w:cs="Consolas" w:eastAsia="Consolas" w:hAnsi="Consolas"/>
+                <w:sz w:val="20"/>
+                <w:szCs w:val="20"/>
+              </w:rPr>
+              <w:t xml:space="preserve">/reorder?branch=1&amp;franchise=M</w:t>
+            </w:r>
+            <w:r>
+              <w:t xml:space="preserve">.</w:t>
+            </w:r>
+          </w:p>
+        </w:tc>
+        <w:tc>
+          <w:tcPr>
+            <w:tcW w:type="dxa" w:w="4536"/>
+            <w:tcBorders>
+              <w:top w:val="single" w:color="BFBFBF" w:sz="4"/>
+              <w:left w:val="single" w:color="BFBFBF" w:sz="4"/>
+              <w:bottom w:val="single" w:color="BFBFBF" w:sz="4"/>
+              <w:right w:val="single" w:color="BFBFBF" w:sz="4"/>
+            </w:tcBorders>
+            <w:tcMar>
+              <w:top w:type="dxa" w:w="60"/>
+              <w:left w:type="dxa" w:w="100"/>
+              <w:bottom w:type="dxa" w:w="60"/>
+              <w:right w:type="dxa" w:w="100"/>
+            </w:tcMar>
+          </w:tcPr>
+          <w:p>
+            <w:pPr>
+              <w:keepNext w:val="false"/>
+            </w:pPr>
+            <w:r>
+              <w:t xml:space="preserve">Recommended Reorder on branch 1, franchise M, as before 0.4.0.</w:t>
+            </w:r>
+          </w:p>
+        </w:tc>
+        <w:tc>
+          <w:tcPr>
+            <w:tcW w:type="dxa" w:w="806"/>
+            <w:tcBorders>
+              <w:top w:val="single" w:color="BFBFBF" w:sz="4"/>
+              <w:left w:val="single" w:color="BFBFBF" w:sz="4"/>
+              <w:bottom w:val="single" w:color="BFBFBF" w:sz="4"/>
+              <w:right w:val="single" w:color="BFBFBF" w:sz="4"/>
+            </w:tcBorders>
+            <w:tcMar>
+              <w:top w:type="dxa" w:w="60"/>
+              <w:left w:type="dxa" w:w="100"/>
+              <w:bottom w:type="dxa" w:w="60"/>
+              <w:right w:type="dxa" w:w="100"/>
+            </w:tcMar>
+          </w:tcPr>
+          <w:p>
+            <w:pPr>
+              <w:keepNext w:val="false"/>
+            </w:pPr>
+            <w:r>
+              <w:t xml:space="preserve">☐</w:t>
+            </w:r>
+          </w:p>
+        </w:tc>
+      </w:tr>
+      <w:tr>
+        <w:trPr>
+          <w:tblHeader w:val="false"/>
+        </w:trPr>
+        <w:tc>
+          <w:tcPr>
+            <w:tcW w:type="dxa" w:w="504"/>
+            <w:tcBorders>
+              <w:top w:val="single" w:color="BFBFBF" w:sz="4"/>
+              <w:left w:val="single" w:color="BFBFBF" w:sz="4"/>
+              <w:bottom w:val="single" w:color="BFBFBF" w:sz="4"/>
+              <w:right w:val="single" w:color="BFBFBF" w:sz="4"/>
+            </w:tcBorders>
+            <w:tcMar>
+              <w:top w:type="dxa" w:w="60"/>
+              <w:left w:type="dxa" w:w="100"/>
+              <w:bottom w:type="dxa" w:w="60"/>
+              <w:right w:type="dxa" w:w="100"/>
+            </w:tcMar>
+          </w:tcPr>
+          <w:p>
+            <w:pPr>
+              <w:keepNext w:val="false"/>
+            </w:pPr>
+            <w:r>
+              <w:t xml:space="preserve">3</w:t>
+            </w:r>
+          </w:p>
+        </w:tc>
+        <w:tc>
+          <w:tcPr>
+            <w:tcW w:type="dxa" w:w="4234"/>
+            <w:tcBorders>
+              <w:top w:val="single" w:color="BFBFBF" w:sz="4"/>
+              <w:left w:val="single" w:color="BFBFBF" w:sz="4"/>
+              <w:bottom w:val="single" w:color="BFBFBF" w:sz="4"/>
+              <w:right w:val="single" w:color="BFBFBF" w:sz="4"/>
+            </w:tcBorders>
+            <w:tcMar>
+              <w:top w:type="dxa" w:w="60"/>
+              <w:left w:type="dxa" w:w="100"/>
+              <w:bottom w:type="dxa" w:w="60"/>
+              <w:right w:type="dxa" w:w="100"/>
+            </w:tcMar>
+          </w:tcPr>
+          <w:p>
+            <w:pPr>
+              <w:keepNext w:val="false"/>
+            </w:pPr>
+            <w:r>
+              <w:t xml:space="preserve">All 19 branches loaded with Reorder needed only off: press F12 → </w:t>
+            </w:r>
+            <w:r>
+              <w:rPr>
+                <w:b/>
+                <w:bCs/>
+              </w:rPr>
+              <w:t xml:space="preserve">Memory</w:t>
+            </w:r>
+            <w:r>
+              <w:t xml:space="preserve"> and note the heap size.</w:t>
+            </w:r>
+          </w:p>
+        </w:tc>
+        <w:tc>
+          <w:tcPr>
+            <w:tcW w:type="dxa" w:w="4536"/>
+            <w:tcBorders>
+              <w:top w:val="single" w:color="BFBFBF" w:sz="4"/>
+              <w:left w:val="single" w:color="BFBFBF" w:sz="4"/>
+              <w:bottom w:val="single" w:color="BFBFBF" w:sz="4"/>
+              <w:right w:val="single" w:color="BFBFBF" w:sz="4"/>
+            </w:tcBorders>
+            <w:tcMar>
+              <w:top w:type="dxa" w:w="60"/>
+              <w:left w:type="dxa" w:w="100"/>
+              <w:bottom w:type="dxa" w:w="60"/>
+              <w:right w:type="dxa" w:w="100"/>
+            </w:tcMar>
+          </w:tcPr>
+          <w:p>
+            <w:pPr>
+              <w:keepNext w:val="false"/>
+            </w:pPr>
+            <w:r>
+              <w:t xml:space="preserve">Write it down (below about 500 MB is fine). The page stays responsive.</w:t>
+            </w:r>
+          </w:p>
+        </w:tc>
+        <w:tc>
+          <w:tcPr>
+            <w:tcW w:type="dxa" w:w="806"/>
+            <w:tcBorders>
+              <w:top w:val="single" w:color="BFBFBF" w:sz="4"/>
+              <w:left w:val="single" w:color="BFBFBF" w:sz="4"/>
+              <w:bottom w:val="single" w:color="BFBFBF" w:sz="4"/>
+              <w:right w:val="single" w:color="BFBFBF" w:sz="4"/>
+            </w:tcBorders>
+            <w:tcMar>
+              <w:top w:type="dxa" w:w="60"/>
+              <w:left w:type="dxa" w:w="100"/>
+              <w:bottom w:type="dxa" w:w="60"/>
+              <w:right w:type="dxa" w:w="100"/>
+            </w:tcMar>
+          </w:tcPr>
+          <w:p>
+            <w:pPr>
+              <w:keepNext w:val="false"/>
+            </w:pPr>
+            <w:r>
+              <w:t xml:space="preserve">☐</w:t>
+            </w:r>
+          </w:p>
+        </w:tc>
+      </w:tr>
+      <w:tr>
+        <w:trPr>
+          <w:tblHeader w:val="false"/>
+        </w:trPr>
+        <w:tc>
+          <w:tcPr>
+            <w:tcW w:type="dxa" w:w="504"/>
+            <w:tcBorders>
+              <w:top w:val="single" w:color="BFBFBF" w:sz="4"/>
+              <w:left w:val="single" w:color="BFBFBF" w:sz="4"/>
+              <w:bottom w:val="single" w:color="BFBFBF" w:sz="4"/>
+              <w:right w:val="single" w:color="BFBFBF" w:sz="4"/>
+            </w:tcBorders>
+            <w:tcMar>
+              <w:top w:type="dxa" w:w="60"/>
+              <w:left w:type="dxa" w:w="100"/>
+              <w:bottom w:type="dxa" w:w="60"/>
+              <w:right w:type="dxa" w:w="100"/>
+            </w:tcMar>
+          </w:tcPr>
+          <w:p>
+            <w:pPr>
+              <w:keepNext w:val="false"/>
+            </w:pPr>
+            <w:r>
+              <w:t xml:space="preserve">4</w:t>
+            </w:r>
+          </w:p>
+        </w:tc>
+        <w:tc>
+          <w:tcPr>
+            <w:tcW w:type="dxa" w:w="4234"/>
+            <w:tcBorders>
+              <w:top w:val="single" w:color="BFBFBF" w:sz="4"/>
+              <w:left w:val="single" w:color="BFBFBF" w:sz="4"/>
+              <w:bottom w:val="single" w:color="BFBFBF" w:sz="4"/>
+              <w:right w:val="single" w:color="BFBFBF" w:sz="4"/>
+            </w:tcBorders>
+            <w:tcMar>
+              <w:top w:type="dxa" w:w="60"/>
+              <w:left w:type="dxa" w:w="100"/>
+              <w:bottom w:type="dxa" w:w="60"/>
+              <w:right w:type="dxa" w:w="100"/>
+            </w:tcMar>
+          </w:tcPr>
+          <w:p>
+            <w:pPr>
+              <w:keepNext w:val="false"/>
+            </w:pPr>
+            <w:r>
+              <w:t xml:space="preserve">Click </w:t>
+            </w:r>
+            <w:r>
+              <w:rPr>
+                <w:b/>
+                <w:bCs/>
+              </w:rPr>
+              <w:t xml:space="preserve">Clear</w:t>
+            </w:r>
+            <w:r>
+              <w:t xml:space="preserve">, then </w:t>
+            </w:r>
+            <w:r>
+              <w:rPr>
+                <w:b/>
+                <w:bCs/>
+              </w:rPr>
+              <w:t xml:space="preserve">Select all</w:t>
+            </w:r>
+            <w:r>
+              <w:t xml:space="preserve">, and click </w:t>
+            </w:r>
+            <w:r>
+              <w:rPr>
+                <w:b/>
+                <w:bCs/>
+              </w:rPr>
+              <w:t xml:space="preserve">Cancel</w:t>
+            </w:r>
+            <w:r>
+              <w:t xml:space="preserve"> while it loads; then click </w:t>
+            </w:r>
+            <w:r>
+              <w:rPr>
+                <w:b/>
+                <w:bCs/>
+              </w:rPr>
+              <w:t xml:space="preserve">Load the rest</w:t>
+            </w:r>
+            <w:r>
+              <w:t xml:space="preserve">.</w:t>
+            </w:r>
+          </w:p>
+        </w:tc>
+        <w:tc>
+          <w:tcPr>
+            <w:tcW w:type="dxa" w:w="4536"/>
+            <w:tcBorders>
+              <w:top w:val="single" w:color="BFBFBF" w:sz="4"/>
+              <w:left w:val="single" w:color="BFBFBF" w:sz="4"/>
+              <w:bottom w:val="single" w:color="BFBFBF" w:sz="4"/>
+              <w:right w:val="single" w:color="BFBFBF" w:sz="4"/>
+            </w:tcBorders>
+            <w:tcMar>
+              <w:top w:type="dxa" w:w="60"/>
+              <w:left w:type="dxa" w:w="100"/>
+              <w:bottom w:type="dxa" w:w="60"/>
+              <w:right w:type="dxa" w:w="100"/>
+            </w:tcMar>
+          </w:tcPr>
+          <w:p>
+            <w:pPr>
+              <w:keepNext w:val="false"/>
+            </w:pPr>
+            <w:r>
+              <w:t xml:space="preserve">Loading stops with "x of 19 branches loaded (stopped)", then finishes.</w:t>
+            </w:r>
+          </w:p>
+        </w:tc>
+        <w:tc>
+          <w:tcPr>
+            <w:tcW w:type="dxa" w:w="806"/>
+            <w:tcBorders>
+              <w:top w:val="single" w:color="BFBFBF" w:sz="4"/>
+              <w:left w:val="single" w:color="BFBFBF" w:sz="4"/>
+              <w:bottom w:val="single" w:color="BFBFBF" w:sz="4"/>
+              <w:right w:val="single" w:color="BFBFBF" w:sz="4"/>
+            </w:tcBorders>
+            <w:tcMar>
+              <w:top w:type="dxa" w:w="60"/>
+              <w:left w:type="dxa" w:w="100"/>
+              <w:bottom w:type="dxa" w:w="60"/>
+              <w:right w:type="dxa" w:w="100"/>
+            </w:tcMar>
+          </w:tcPr>
+          <w:p>
+            <w:pPr>
+              <w:keepNext w:val="false"/>
+            </w:pPr>
+            <w:r>
+              <w:t xml:space="preserve">☐</w:t>
+            </w:r>
+          </w:p>
+        </w:tc>
+      </w:tr>
+      <w:tr>
+        <w:trPr>
+          <w:tblHeader w:val="false"/>
+        </w:trPr>
+        <w:tc>
+          <w:tcPr>
+            <w:tcW w:type="dxa" w:w="504"/>
+            <w:tcBorders>
+              <w:top w:val="single" w:color="BFBFBF" w:sz="4"/>
+              <w:left w:val="single" w:color="BFBFBF" w:sz="4"/>
+              <w:bottom w:val="single" w:color="BFBFBF" w:sz="4"/>
+              <w:right w:val="single" w:color="BFBFBF" w:sz="4"/>
+            </w:tcBorders>
+            <w:tcMar>
+              <w:top w:type="dxa" w:w="60"/>
+              <w:left w:type="dxa" w:w="100"/>
+              <w:bottom w:type="dxa" w:w="60"/>
+              <w:right w:type="dxa" w:w="100"/>
+            </w:tcMar>
+          </w:tcPr>
+          <w:p>
+            <w:pPr>
+              <w:keepNext w:val="false"/>
+            </w:pPr>
+            <w:r>
+              <w:t xml:space="preserve">5</w:t>
+            </w:r>
+          </w:p>
+        </w:tc>
+        <w:tc>
+          <w:tcPr>
+            <w:tcW w:type="dxa" w:w="4234"/>
+            <w:tcBorders>
+              <w:top w:val="single" w:color="BFBFBF" w:sz="4"/>
+              <w:left w:val="single" w:color="BFBFBF" w:sz="4"/>
+              <w:bottom w:val="single" w:color="BFBFBF" w:sz="4"/>
+              <w:right w:val="single" w:color="BFBFBF" w:sz="4"/>
+            </w:tcBorders>
+            <w:tcMar>
+              <w:top w:type="dxa" w:w="60"/>
+              <w:left w:type="dxa" w:w="100"/>
+              <w:bottom w:type="dxa" w:w="60"/>
+              <w:right w:type="dxa" w:w="100"/>
+            </w:tcMar>
+          </w:tcPr>
+          <w:p>
+            <w:pPr>
+              <w:keepNext w:val="false"/>
+            </w:pPr>
+            <w:r>
+              <w:t xml:space="preserve">One-Time Order with all branches and a franchise.</w:t>
+            </w:r>
+          </w:p>
+        </w:tc>
+        <w:tc>
+          <w:tcPr>
+            <w:tcW w:type="dxa" w:w="4536"/>
+            <w:tcBorders>
+              <w:top w:val="single" w:color="BFBFBF" w:sz="4"/>
+              <w:left w:val="single" w:color="BFBFBF" w:sz="4"/>
+              <w:bottom w:val="single" w:color="BFBFBF" w:sz="4"/>
+              <w:right w:val="single" w:color="BFBFBF" w:sz="4"/>
+            </w:tcBorders>
+            <w:tcMar>
+              <w:top w:type="dxa" w:w="60"/>
+              <w:left w:type="dxa" w:w="100"/>
+              <w:bottom w:type="dxa" w:w="60"/>
+              <w:right w:type="dxa" w:w="100"/>
+            </w:tcMar>
+          </w:tcPr>
+          <w:p>
+            <w:pPr>
+              <w:keepNext w:val="false"/>
+            </w:pPr>
+            <w:r>
+              <w:t xml:space="preserve">Loads in about the same time as Reorder (about 4 seconds).</w:t>
+            </w:r>
+          </w:p>
+        </w:tc>
+        <w:tc>
+          <w:tcPr>
+            <w:tcW w:type="dxa" w:w="806"/>
+            <w:tcBorders>
+              <w:top w:val="single" w:color="BFBFBF" w:sz="4"/>
+              <w:left w:val="single" w:color="BFBFBF" w:sz="4"/>
+              <w:bottom w:val="single" w:color="BFBFBF" w:sz="4"/>
+              <w:right w:val="single" w:color="BFBFBF" w:sz="4"/>
+            </w:tcBorders>
+            <w:tcMar>
+              <w:top w:type="dxa" w:w="60"/>
+              <w:left w:type="dxa" w:w="100"/>
+              <w:bottom w:type="dxa" w:w="60"/>
+              <w:right w:type="dxa" w:w="100"/>
+            </w:tcMar>
+          </w:tcPr>
+          <w:p>
+            <w:pPr>
+              <w:keepNext w:val="false"/>
+            </w:pPr>
+            <w:r>
+              <w:t xml:space="preserve">☐</w:t>
+            </w:r>
+          </w:p>
+        </w:tc>
+      </w:tr>
+      <w:tr>
+        <w:trPr>
+          <w:tblHeader w:val="false"/>
+        </w:trPr>
+        <w:tc>
+          <w:tcPr>
+            <w:tcW w:type="dxa" w:w="504"/>
+            <w:tcBorders>
+              <w:top w:val="single" w:color="BFBFBF" w:sz="4"/>
+              <w:left w:val="single" w:color="BFBFBF" w:sz="4"/>
+              <w:bottom w:val="single" w:color="BFBFBF" w:sz="4"/>
+              <w:right w:val="single" w:color="BFBFBF" w:sz="4"/>
+            </w:tcBorders>
+            <w:tcMar>
+              <w:top w:type="dxa" w:w="60"/>
+              <w:left w:type="dxa" w:w="100"/>
+              <w:bottom w:type="dxa" w:w="60"/>
+              <w:right w:type="dxa" w:w="100"/>
+            </w:tcMar>
+          </w:tcPr>
+          <w:p>
+            <w:pPr>
+              <w:keepNext w:val="false"/>
+            </w:pPr>
+            <w:r>
+              <w:t xml:space="preserve">6</w:t>
+            </w:r>
+          </w:p>
+        </w:tc>
+        <w:tc>
+          <w:tcPr>
+            <w:tcW w:type="dxa" w:w="4234"/>
+            <w:tcBorders>
+              <w:top w:val="single" w:color="BFBFBF" w:sz="4"/>
+              <w:left w:val="single" w:color="BFBFBF" w:sz="4"/>
+              <w:bottom w:val="single" w:color="BFBFBF" w:sz="4"/>
+              <w:right w:val="single" w:color="BFBFBF" w:sz="4"/>
+            </w:tcBorders>
+            <w:tcMar>
+              <w:top w:type="dxa" w:w="60"/>
+              <w:left w:type="dxa" w:w="100"/>
+              <w:bottom w:type="dxa" w:w="60"/>
+              <w:right w:type="dxa" w:w="100"/>
+            </w:tcMar>
+          </w:tcPr>
+          <w:p>
+            <w:pPr>
+              <w:keepNext w:val="false"/>
+            </w:pPr>
+            <w:r>
+              <w:t xml:space="preserve">After a morning publish, reload a page left open from the day before.</w:t>
+            </w:r>
+          </w:p>
+        </w:tc>
+        <w:tc>
+          <w:tcPr>
+            <w:tcW w:type="dxa" w:w="4536"/>
+            <w:tcBorders>
+              <w:top w:val="single" w:color="BFBFBF" w:sz="4"/>
+              <w:left w:val="single" w:color="BFBFBF" w:sz="4"/>
+              <w:bottom w:val="single" w:color="BFBFBF" w:sz="4"/>
+              <w:right w:val="single" w:color="BFBFBF" w:sz="4"/>
+            </w:tcBorders>
+            <w:tcMar>
+              <w:top w:type="dxa" w:w="60"/>
+              <w:left w:type="dxa" w:w="100"/>
+              <w:bottom w:type="dxa" w:w="60"/>
+              <w:right w:type="dxa" w:w="100"/>
+            </w:tcMar>
+          </w:tcPr>
+          <w:p>
+            <w:pPr>
+              <w:keepNext w:val="false"/>
+            </w:pPr>
+            <w:r>
+              <w:t xml:space="preserve">The new data date shows; no error.</w:t>
+            </w:r>
+          </w:p>
+        </w:tc>
+        <w:tc>
+          <w:tcPr>
+            <w:tcW w:type="dxa" w:w="806"/>
+            <w:tcBorders>
+              <w:top w:val="single" w:color="BFBFBF" w:sz="4"/>
+              <w:left w:val="single" w:color="BFBFBF" w:sz="4"/>
+              <w:bottom w:val="single" w:color="BFBFBF" w:sz="4"/>
+              <w:right w:val="single" w:color="BFBFBF" w:sz="4"/>
+            </w:tcBorders>
+            <w:tcMar>
+              <w:top w:type="dxa" w:w="60"/>
+              <w:left w:type="dxa" w:w="100"/>
+              <w:bottom w:type="dxa" w:w="60"/>
+              <w:right w:type="dxa" w:w="100"/>
+            </w:tcMar>
+          </w:tcPr>
+          <w:p>
+            <w:pPr>
+              <w:keepNext w:val="false"/>
+            </w:pPr>
+            <w:r>
+              <w:t xml:space="preserve">☐</w:t>
+            </w:r>
+          </w:p>
+        </w:tc>
+      </w:tr>
+    </w:tbl>
+    <w:p>
+      <w:pPr>
+        <w:spacing w:after="120"/>
+      </w:pPr>
+    </w:p>
+    <w:p>
+      <w:pPr>
+        <w:keepNext/>
+        <w:spacing w:before="120" w:after="60"/>
+      </w:pPr>
+      <w:r>
+        <w:rPr>
+          <w:b/>
+          <w:bCs/>
+          <w:color w:val="1F4E79"/>
+        </w:rPr>
+        <w:t xml:space="preserve">Notes (anything different, slow or confusing):</w:t>
+      </w:r>
+    </w:p>
+    <w:tbl>
+      <w:tblPr>
+        <w:tblW w:type="dxa" w:w="10080"/>
+        <w:tblBorders>
+          <w:top w:val="single" w:color="auto" w:sz="4"/>
+          <w:left w:val="single" w:color="auto" w:sz="4"/>
+          <w:bottom w:val="single" w:color="auto" w:sz="4"/>
+          <w:right w:val="single" w:color="auto" w:sz="4"/>
+          <w:insideH w:val="single" w:color="auto" w:sz="4"/>
+          <w:insideV w:val="single" w:color="auto" w:sz="4"/>
+        </w:tblBorders>
+      </w:tblPr>
+      <w:tblGrid>
+        <w:gridCol w:w="10080"/>
+      </w:tblGrid>
+      <w:tr>
+        <w:trPr>
+          <w:cantSplit/>
+          <w:trHeight w:val="900" w:hRule="atLeast"/>
+        </w:trPr>
+        <w:tc>
+          <w:tcPr>
+            <w:tcW w:type="dxa" w:w="10080"/>
+            <w:tcBorders>
+              <w:top w:val="single" w:color="A6A6A6" w:sz="4"/>
+              <w:left w:val="single" w:color="A6A6A6" w:sz="4"/>
+              <w:bottom w:val="single" w:color="A6A6A6" w:sz="4"/>
+              <w:right w:val="single" w:color="A6A6A6" w:sz="4"/>
+            </w:tcBorders>
+            <w:tcMar>
+              <w:top w:type="dxa" w:w="80"/>
+              <w:left w:type="dxa" w:w="120"/>
+              <w:bottom w:type="dxa" w:w="80"/>
+              <w:right w:type="dxa" w:w="120"/>
+            </w:tcMar>
+          </w:tcPr>
+          <w:p/>
+        </w:tc>
+      </w:tr>
+    </w:tbl>
+    <w:p>
+      <w:pPr>
+        <w:spacing w:after="160"/>
+      </w:pPr>
+    </w:p>
     <w:sectPr>
       <w:footerReference w:type="default" r:id="rId6"/>
       <w:pgSz w:w="12240" w:h="15840" w:orient="portrait"/>
@@ -19239,7 +20589,7 @@
         <w:sz w:val="16"/>
         <w:szCs w:val="16"/>
       </w:rPr>
-      <w:t xml:space="preserve">Non-JD Parts Order Tool: walkthrough (0.5.1)   ·   Page </w:t>
+      <w:t xml:space="preserve">Non-JD Parts Order Tool: walkthrough (0.5.2)   ·   Page </w:t>
     </w:r>
     <w:r>
       <w:rPr>

--- a/projects/part order tool - app/for-users/Non-JD Order Tool - Walkthrough.docx
+++ b/projects/part order tool - app/for-users/Non-JD Order Tool - Walkthrough.docx
@@ -21,7 +21,7 @@
         <w:rPr>
           <w:color w:val="595959"/>
         </w:rPr>
-        <w:t xml:space="preserve">Hands-on steps through every page · Version 0.5.2 · October 28, 2026 · App: https://10.110.100.13:8443</w:t>
+        <w:t xml:space="preserve">Hands-on steps through every page · Version 0.6.0 · October 28, 2026 · App: https://10.110.100.13:8443</w:t>
       </w:r>
     </w:p>
     <w:p>
@@ -172,7 +172,43 @@
           <w:iCs/>
           <w:color w:val="404040"/>
         </w:rPr>
-        <w:t xml:space="preserve">. Don’t export or mark them placed. Orders can’t be deleted in the app yet; Brian clears the TEST ones.</w:t>
+        <w:t xml:space="preserve">. Don’t export or mark them placed. Orders are never deleted: archive the TEST ones when you are done (0.5.2). A practice </w:t>
+      </w:r>
+      <w:r>
+        <w:rPr>
+          <w:b/>
+          <w:bCs/>
+          <w:i/>
+          <w:iCs/>
+          <w:color w:val="404040"/>
+        </w:rPr>
+        <w:t xml:space="preserve">transfer</w:t>
+      </w:r>
+      <w:r>
+        <w:rPr>
+          <w:i/>
+          <w:iCs/>
+          <w:color w:val="404040"/>
+        </w:rPr>
+        <w:t xml:space="preserve"> is different: while it is saved it holds the sending branch’s stock for everyone, so </w:t>
+      </w:r>
+      <w:r>
+        <w:rPr>
+          <w:b/>
+          <w:bCs/>
+          <w:i/>
+          <w:iCs/>
+          <w:color w:val="404040"/>
+        </w:rPr>
+        <w:t xml:space="preserve">cancel it</w:t>
+      </w:r>
+      <w:r>
+        <w:rPr>
+          <w:i/>
+          <w:iCs/>
+          <w:color w:val="404040"/>
+        </w:rPr>
+        <w:t xml:space="preserve"> straight after the step that made it.</w:t>
       </w:r>
     </w:p>
     <w:p>
@@ -6982,7 +7018,7 @@
                 <w:b/>
                 <w:bCs/>
               </w:rPr>
-              <w:t xml:space="preserve">0.5.2</w:t>
+              <w:t xml:space="preserve">0.6.0</w:t>
             </w:r>
             <w:r>
               <w:t xml:space="preserve">).</w:t>
@@ -7192,6 +7228,3066 @@
       <w:r>
         <w:t xml:space="preserve">Part 2: what’s new</w:t>
       </w:r>
+    </w:p>
+    <w:p>
+      <w:pPr>
+        <w:pStyle w:val="Heading2"/>
+      </w:pPr>
+      <w:r>
+        <w:t xml:space="preserve">Version 0.6.0 (October 28, 2026): save transfers in the app</w:t>
+      </w:r>
+    </w:p>
+    <w:p>
+      <w:pPr>
+        <w:keepNext w:val="false"/>
+        <w:spacing w:after="120"/>
+      </w:pPr>
+      <w:r>
+        <w:t xml:space="preserve">New since 0.5.3:</w:t>
+      </w:r>
+    </w:p>
+    <w:p>
+      <w:pPr>
+        <w:pStyle w:val="ListParagraph"/>
+        <w:numPr>
+          <w:ilvl w:val="0"/>
+          <w:numId w:val="2"/>
+        </w:numPr>
+        <w:spacing w:after="60"/>
+      </w:pPr>
+      <w:r>
+        <w:rPr>
+          <w:b/>
+          <w:bCs/>
+        </w:rPr>
+        <w:t xml:space="preserve">Save transfers.</w:t>
+      </w:r>
+      <w:r>
+        <w:t xml:space="preserve"> Recommended Reorder now has two steps, </w:t>
+      </w:r>
+      <w:r>
+        <w:rPr>
+          <w:b/>
+          <w:bCs/>
+        </w:rPr>
+        <w:t xml:space="preserve">1 Transfers → 2 Order</w:t>
+      </w:r>
+      <w:r>
+        <w:t xml:space="preserve">. Step 1 lists the transfers suggested into your branch, all ticked to start with. Untick what you don’t want, change a quantity, and </w:t>
+      </w:r>
+      <w:r>
+        <w:rPr>
+          <w:b/>
+          <w:bCs/>
+        </w:rPr>
+        <w:t xml:space="preserve">Save</w:t>
+      </w:r>
+      <w:r>
+        <w:t xml:space="preserve">. Each sending and receiving pair becomes one </w:t>
+      </w:r>
+      <w:r>
+        <w:rPr>
+          <w:b/>
+          <w:bCs/>
+        </w:rPr>
+        <w:t xml:space="preserve">transfer order</w:t>
+      </w:r>
+      <w:r>
+        <w:t xml:space="preserve">.</w:t>
+      </w:r>
+    </w:p>
+    <w:p>
+      <w:pPr>
+        <w:pStyle w:val="ListParagraph"/>
+        <w:numPr>
+          <w:ilvl w:val="0"/>
+          <w:numId w:val="2"/>
+        </w:numPr>
+        <w:spacing w:after="60"/>
+      </w:pPr>
+      <w:r>
+        <w:rPr>
+          <w:b/>
+          <w:bCs/>
+        </w:rPr>
+        <w:t xml:space="preserve">The order counts saved transfers.</w:t>
+      </w:r>
+      <w:r>
+        <w:t xml:space="preserve"> On step 2 a line a saved transfer reduced shows </w:t>
+      </w:r>
+      <w:r>
+        <w:rPr>
+          <w:b/>
+          <w:bCs/>
+        </w:rPr>
+        <w:t xml:space="preserve">Transfer in: 44 from branch 6</w:t>
+      </w:r>
+      <w:r>
+        <w:t xml:space="preserve">, and a line it covered fully drops out of “Reorder needed only”. </w:t>
+      </w:r>
+      <w:r>
+        <w:rPr>
+          <w:b/>
+          <w:bCs/>
+        </w:rPr>
+        <w:t xml:space="preserve">Continue to order</w:t>
+      </w:r>
+      <w:r>
+        <w:t xml:space="preserve"> with unsaved ticks asks whether to save them first.</w:t>
+      </w:r>
+    </w:p>
+    <w:p>
+      <w:pPr>
+        <w:pStyle w:val="ListParagraph"/>
+        <w:numPr>
+          <w:ilvl w:val="0"/>
+          <w:numId w:val="2"/>
+        </w:numPr>
+        <w:spacing w:after="60"/>
+      </w:pPr>
+      <w:r>
+        <w:rPr>
+          <w:b/>
+          <w:bCs/>
+        </w:rPr>
+        <w:t xml:space="preserve">The Transfers page saves too,</w:t>
+      </w:r>
+      <w:r>
+        <w:t xml:space="preserve"> for example to work one sending branch at a time, and has a </w:t>
+      </w:r>
+      <w:r>
+        <w:rPr>
+          <w:b/>
+          <w:bCs/>
+        </w:rPr>
+        <w:t xml:space="preserve">Saved today</w:t>
+      </w:r>
+      <w:r>
+        <w:t xml:space="preserve"> view and a new </w:t>
+      </w:r>
+      <w:r>
+        <w:rPr>
+          <w:b/>
+          <w:bCs/>
+        </w:rPr>
+        <w:t xml:space="preserve">Transfer orders</w:t>
+      </w:r>
+      <w:r>
+        <w:t xml:space="preserve"> tab.</w:t>
+      </w:r>
+    </w:p>
+    <w:p>
+      <w:pPr>
+        <w:pStyle w:val="ListParagraph"/>
+        <w:numPr>
+          <w:ilvl w:val="0"/>
+          <w:numId w:val="2"/>
+        </w:numPr>
+        <w:spacing w:after="60"/>
+      </w:pPr>
+      <w:r>
+        <w:rPr>
+          <w:b/>
+          <w:bCs/>
+        </w:rPr>
+        <w:t xml:space="preserve">Transfer orders</w:t>
+      </w:r>
+      <w:r>
+        <w:t xml:space="preserve"> have their own page: change quantities while it is a Draft (never above the suggested quantity), </w:t>
+      </w:r>
+      <w:r>
+        <w:rPr>
+          <w:b/>
+          <w:bCs/>
+        </w:rPr>
+        <w:t xml:space="preserve">Export CSV</w:t>
+      </w:r>
+      <w:r>
+        <w:t xml:space="preserve"> for keying into Equip, then </w:t>
+      </w:r>
+      <w:r>
+        <w:rPr>
+          <w:b/>
+          <w:bCs/>
+        </w:rPr>
+        <w:t xml:space="preserve">Mark entered in Equip</w:t>
+      </w:r>
+      <w:r>
+        <w:t xml:space="preserve">. </w:t>
+      </w:r>
+      <w:r>
+        <w:rPr>
+          <w:b/>
+          <w:bCs/>
+        </w:rPr>
+        <w:t xml:space="preserve">Cancel</w:t>
+      </w:r>
+      <w:r>
+        <w:t xml:space="preserve"> releases the stock. Entered or cancelled transfers can be archived.</w:t>
+      </w:r>
+    </w:p>
+    <w:p>
+      <w:pPr>
+        <w:pStyle w:val="ListParagraph"/>
+        <w:numPr>
+          <w:ilvl w:val="0"/>
+          <w:numId w:val="2"/>
+        </w:numPr>
+        <w:spacing w:after="60"/>
+      </w:pPr>
+      <w:r>
+        <w:rPr>
+          <w:b/>
+          <w:bCs/>
+        </w:rPr>
+        <w:t xml:space="preserve">Transfer rules page</w:t>
+      </w:r>
+      <w:r>
+        <w:t xml:space="preserve"> next to Rules, with </w:t>
+      </w:r>
+      <w:r>
+        <w:rPr>
+          <w:b/>
+          <w:bCs/>
+        </w:rPr>
+        <w:t xml:space="preserve">Try it</w:t>
+      </w:r>
+      <w:r>
+        <w:t xml:space="preserve">: change the excess (12 months), the redistribution limit (6 months) or the minimum, for a franchise, branch or other criteria, and see the effect on every branch before saving.</w:t>
+      </w:r>
+    </w:p>
+    <w:p>
+      <w:pPr>
+        <w:pStyle w:val="ListParagraph"/>
+        <w:numPr>
+          <w:ilvl w:val="0"/>
+          <w:numId w:val="2"/>
+        </w:numPr>
+        <w:spacing w:after="60"/>
+      </w:pPr>
+      <w:r>
+        <w:rPr>
+          <w:b/>
+          <w:bCs/>
+        </w:rPr>
+        <w:t xml:space="preserve">Safety:</w:t>
+      </w:r>
+      <w:r>
+        <w:t xml:space="preserve"> before saving, the app checks each sending branch still has the stock; if someone else took it, nothing is saved and it says what changed. If SharePoint is slow to show a saved transfer, the app still counts it and says so. If a different person signs in on the same browser, the app reloads so nobody sees the last person’s data.</w:t>
+      </w:r>
+    </w:p>
+    <w:p>
+      <w:pPr>
+        <w:pStyle w:val="ListParagraph"/>
+        <w:numPr>
+          <w:ilvl w:val="0"/>
+          <w:numId w:val="2"/>
+        </w:numPr>
+        <w:spacing w:after="60"/>
+      </w:pPr>
+      <w:r>
+        <w:rPr>
+          <w:b/>
+          <w:bCs/>
+        </w:rPr>
+        <w:t xml:space="preserve">Also (0.5.3):</w:t>
+      </w:r>
+      <w:r>
+        <w:t xml:space="preserve"> a quantity change on an order is refused if someone else exported, placed or archived it meanwhile.</w:t>
+      </w:r>
+    </w:p>
+    <w:p>
+      <w:pPr>
+        <w:keepNext w:val="false"/>
+        <w:pBdr>
+          <w:left w:val="single" w:color="1F4E79" w:sz="12" w:space="8"/>
+        </w:pBdr>
+        <w:spacing w:before="60" w:after="160"/>
+        <w:ind w:left="360"/>
+      </w:pPr>
+      <w:r>
+        <w:rPr>
+          <w:i/>
+          <w:iCs/>
+          <w:color w:val="404040"/>
+        </w:rPr>
+        <w:t xml:space="preserve">Saving a transfer is real: until it is cancelled it holds the sending branch’s stock, so other people see less excess and the receiving branch’s order goes down. In the steps below save </w:t>
+      </w:r>
+      <w:r>
+        <w:rPr>
+          <w:b/>
+          <w:bCs/>
+          <w:i/>
+          <w:iCs/>
+          <w:color w:val="404040"/>
+        </w:rPr>
+        <w:t xml:space="preserve">one practice transfer of quantity 1</w:t>
+      </w:r>
+      <w:r>
+        <w:rPr>
+          <w:i/>
+          <w:iCs/>
+          <w:color w:val="404040"/>
+        </w:rPr>
+        <w:t xml:space="preserve">, then </w:t>
+      </w:r>
+      <w:r>
+        <w:rPr>
+          <w:b/>
+          <w:bCs/>
+          <w:i/>
+          <w:iCs/>
+          <w:color w:val="404040"/>
+        </w:rPr>
+        <w:t xml:space="preserve">cancel and archive it</w:t>
+      </w:r>
+      <w:r>
+        <w:rPr>
+          <w:i/>
+          <w:iCs/>
+          <w:color w:val="404040"/>
+        </w:rPr>
+        <w:t xml:space="preserve"> in the same sitting. Don’t export or mark a practice transfer entered.</w:t>
+      </w:r>
+    </w:p>
+    <w:p>
+      <w:pPr>
+        <w:pStyle w:val="Heading3"/>
+      </w:pPr>
+      <w:r>
+        <w:t xml:space="preserve">Recommended Reorder: step 1 and step 2</w:t>
+      </w:r>
+    </w:p>
+    <w:tbl>
+      <w:tblPr>
+        <w:tblW w:type="dxa" w:w="10080"/>
+        <w:tblBorders>
+          <w:top w:val="single" w:color="auto" w:sz="4"/>
+          <w:left w:val="single" w:color="auto" w:sz="4"/>
+          <w:bottom w:val="single" w:color="auto" w:sz="4"/>
+          <w:right w:val="single" w:color="auto" w:sz="4"/>
+          <w:insideH w:val="single" w:color="auto" w:sz="4"/>
+          <w:insideV w:val="single" w:color="auto" w:sz="4"/>
+        </w:tblBorders>
+      </w:tblPr>
+      <w:tblGrid>
+        <w:gridCol w:w="504"/>
+        <w:gridCol w:w="4234"/>
+        <w:gridCol w:w="4536"/>
+        <w:gridCol w:w="806"/>
+      </w:tblGrid>
+      <w:tr>
+        <w:trPr>
+          <w:tblHeader/>
+        </w:trPr>
+        <w:tc>
+          <w:tcPr>
+            <w:tcW w:type="dxa" w:w="504"/>
+            <w:tcBorders>
+              <w:top w:val="single" w:color="BFBFBF" w:sz="4"/>
+              <w:left w:val="single" w:color="BFBFBF" w:sz="4"/>
+              <w:bottom w:val="single" w:color="BFBFBF" w:sz="4"/>
+              <w:right w:val="single" w:color="BFBFBF" w:sz="4"/>
+            </w:tcBorders>
+            <w:shd w:fill="DEEAF6" w:color="auto" w:val="clear"/>
+            <w:tcMar>
+              <w:top w:type="dxa" w:w="60"/>
+              <w:left w:type="dxa" w:w="100"/>
+              <w:bottom w:type="dxa" w:w="60"/>
+              <w:right w:type="dxa" w:w="100"/>
+            </w:tcMar>
+          </w:tcPr>
+          <w:p>
+            <w:pPr>
+              <w:keepNext w:val="false"/>
+            </w:pPr>
+            <w:r>
+              <w:rPr>
+                <w:b/>
+                <w:bCs/>
+              </w:rPr>
+              <w:t xml:space="preserve">#</w:t>
+            </w:r>
+          </w:p>
+        </w:tc>
+        <w:tc>
+          <w:tcPr>
+            <w:tcW w:type="dxa" w:w="4234"/>
+            <w:tcBorders>
+              <w:top w:val="single" w:color="BFBFBF" w:sz="4"/>
+              <w:left w:val="single" w:color="BFBFBF" w:sz="4"/>
+              <w:bottom w:val="single" w:color="BFBFBF" w:sz="4"/>
+              <w:right w:val="single" w:color="BFBFBF" w:sz="4"/>
+            </w:tcBorders>
+            <w:shd w:fill="DEEAF6" w:color="auto" w:val="clear"/>
+            <w:tcMar>
+              <w:top w:type="dxa" w:w="60"/>
+              <w:left w:type="dxa" w:w="100"/>
+              <w:bottom w:type="dxa" w:w="60"/>
+              <w:right w:type="dxa" w:w="100"/>
+            </w:tcMar>
+          </w:tcPr>
+          <w:p>
+            <w:pPr>
+              <w:keepNext w:val="false"/>
+            </w:pPr>
+            <w:r>
+              <w:rPr>
+                <w:b/>
+                <w:bCs/>
+              </w:rPr>
+              <w:t xml:space="preserve">Do this</w:t>
+            </w:r>
+          </w:p>
+        </w:tc>
+        <w:tc>
+          <w:tcPr>
+            <w:tcW w:type="dxa" w:w="4536"/>
+            <w:tcBorders>
+              <w:top w:val="single" w:color="BFBFBF" w:sz="4"/>
+              <w:left w:val="single" w:color="BFBFBF" w:sz="4"/>
+              <w:bottom w:val="single" w:color="BFBFBF" w:sz="4"/>
+              <w:right w:val="single" w:color="BFBFBF" w:sz="4"/>
+            </w:tcBorders>
+            <w:shd w:fill="DEEAF6" w:color="auto" w:val="clear"/>
+            <w:tcMar>
+              <w:top w:type="dxa" w:w="60"/>
+              <w:left w:type="dxa" w:w="100"/>
+              <w:bottom w:type="dxa" w:w="60"/>
+              <w:right w:type="dxa" w:w="100"/>
+            </w:tcMar>
+          </w:tcPr>
+          <w:p>
+            <w:pPr>
+              <w:keepNext w:val="false"/>
+            </w:pPr>
+            <w:r>
+              <w:rPr>
+                <w:b/>
+                <w:bCs/>
+              </w:rPr>
+              <w:t xml:space="preserve">You should see</w:t>
+            </w:r>
+          </w:p>
+        </w:tc>
+        <w:tc>
+          <w:tcPr>
+            <w:tcW w:type="dxa" w:w="806"/>
+            <w:tcBorders>
+              <w:top w:val="single" w:color="BFBFBF" w:sz="4"/>
+              <w:left w:val="single" w:color="BFBFBF" w:sz="4"/>
+              <w:bottom w:val="single" w:color="BFBFBF" w:sz="4"/>
+              <w:right w:val="single" w:color="BFBFBF" w:sz="4"/>
+            </w:tcBorders>
+            <w:shd w:fill="DEEAF6" w:color="auto" w:val="clear"/>
+            <w:tcMar>
+              <w:top w:type="dxa" w:w="60"/>
+              <w:left w:type="dxa" w:w="100"/>
+              <w:bottom w:type="dxa" w:w="60"/>
+              <w:right w:type="dxa" w:w="100"/>
+            </w:tcMar>
+          </w:tcPr>
+          <w:p>
+            <w:pPr>
+              <w:keepNext w:val="false"/>
+            </w:pPr>
+            <w:r>
+              <w:rPr>
+                <w:b/>
+                <w:bCs/>
+              </w:rPr>
+              <w:t xml:space="preserve">OK</w:t>
+            </w:r>
+          </w:p>
+        </w:tc>
+      </w:tr>
+      <w:tr>
+        <w:trPr>
+          <w:tblHeader w:val="false"/>
+        </w:trPr>
+        <w:tc>
+          <w:tcPr>
+            <w:tcW w:type="dxa" w:w="504"/>
+            <w:tcBorders>
+              <w:top w:val="single" w:color="BFBFBF" w:sz="4"/>
+              <w:left w:val="single" w:color="BFBFBF" w:sz="4"/>
+              <w:bottom w:val="single" w:color="BFBFBF" w:sz="4"/>
+              <w:right w:val="single" w:color="BFBFBF" w:sz="4"/>
+            </w:tcBorders>
+            <w:tcMar>
+              <w:top w:type="dxa" w:w="60"/>
+              <w:left w:type="dxa" w:w="100"/>
+              <w:bottom w:type="dxa" w:w="60"/>
+              <w:right w:type="dxa" w:w="100"/>
+            </w:tcMar>
+          </w:tcPr>
+          <w:p>
+            <w:pPr>
+              <w:keepNext w:val="false"/>
+            </w:pPr>
+            <w:r>
+              <w:t xml:space="preserve">1</w:t>
+            </w:r>
+          </w:p>
+        </w:tc>
+        <w:tc>
+          <w:tcPr>
+            <w:tcW w:type="dxa" w:w="4234"/>
+            <w:tcBorders>
+              <w:top w:val="single" w:color="BFBFBF" w:sz="4"/>
+              <w:left w:val="single" w:color="BFBFBF" w:sz="4"/>
+              <w:bottom w:val="single" w:color="BFBFBF" w:sz="4"/>
+              <w:right w:val="single" w:color="BFBFBF" w:sz="4"/>
+            </w:tcBorders>
+            <w:tcMar>
+              <w:top w:type="dxa" w:w="60"/>
+              <w:left w:type="dxa" w:w="100"/>
+              <w:bottom w:type="dxa" w:w="60"/>
+              <w:right w:type="dxa" w:w="100"/>
+            </w:tcMar>
+          </w:tcPr>
+          <w:p>
+            <w:pPr>
+              <w:keepNext w:val="false"/>
+            </w:pPr>
+            <w:r>
+              <w:t xml:space="preserve">Go to </w:t>
+            </w:r>
+            <w:r>
+              <w:rPr>
+                <w:b/>
+                <w:bCs/>
+              </w:rPr>
+              <w:t xml:space="preserve">Home</w:t>
+            </w:r>
+            <w:r>
+              <w:t xml:space="preserve">, branch </w:t>
+            </w:r>
+            <w:r>
+              <w:rPr>
+                <w:b/>
+                <w:bCs/>
+              </w:rPr>
+              <w:t xml:space="preserve">1</w:t>
+            </w:r>
+            <w:r>
+              <w:t xml:space="preserve">. Click </w:t>
+            </w:r>
+            <w:r>
+              <w:rPr>
+                <w:b/>
+                <w:bCs/>
+              </w:rPr>
+              <w:t xml:space="preserve">Review transfers</w:t>
+            </w:r>
+            <w:r>
+              <w:t xml:space="preserve"> on the purple card.</w:t>
+            </w:r>
+          </w:p>
+        </w:tc>
+        <w:tc>
+          <w:tcPr>
+            <w:tcW w:type="dxa" w:w="4536"/>
+            <w:tcBorders>
+              <w:top w:val="single" w:color="BFBFBF" w:sz="4"/>
+              <w:left w:val="single" w:color="BFBFBF" w:sz="4"/>
+              <w:bottom w:val="single" w:color="BFBFBF" w:sz="4"/>
+              <w:right w:val="single" w:color="BFBFBF" w:sz="4"/>
+            </w:tcBorders>
+            <w:tcMar>
+              <w:top w:type="dxa" w:w="60"/>
+              <w:left w:type="dxa" w:w="100"/>
+              <w:bottom w:type="dxa" w:w="60"/>
+              <w:right w:type="dxa" w:w="100"/>
+            </w:tcMar>
+          </w:tcPr>
+          <w:p>
+            <w:pPr>
+              <w:keepNext w:val="false"/>
+            </w:pPr>
+            <w:r>
+              <w:t xml:space="preserve">Recommended Reorder opens on </w:t>
+            </w:r>
+            <w:r>
+              <w:rPr>
+                <w:b/>
+                <w:bCs/>
+              </w:rPr>
+              <w:t xml:space="preserve">step 1</w:t>
+            </w:r>
+            <w:r>
+              <w:t xml:space="preserve"> of </w:t>
+            </w:r>
+            <w:r>
+              <w:rPr>
+                <w:b/>
+                <w:bCs/>
+              </w:rPr>
+              <w:t xml:space="preserve">1 Transfers → 2 Order</w:t>
+            </w:r>
+            <w:r>
+              <w:t xml:space="preserve">: “Transfers into branch 1”, with “Tick the transfers to make instead of buying; the order on step 2 counts the saved ones.” While every branch loads, the table is marked “as of this morning” and can’t be ticked: “Loading every branch… you can save once it finishes”.</w:t>
+            </w:r>
+          </w:p>
+        </w:tc>
+        <w:tc>
+          <w:tcPr>
+            <w:tcW w:type="dxa" w:w="806"/>
+            <w:tcBorders>
+              <w:top w:val="single" w:color="BFBFBF" w:sz="4"/>
+              <w:left w:val="single" w:color="BFBFBF" w:sz="4"/>
+              <w:bottom w:val="single" w:color="BFBFBF" w:sz="4"/>
+              <w:right w:val="single" w:color="BFBFBF" w:sz="4"/>
+            </w:tcBorders>
+            <w:tcMar>
+              <w:top w:type="dxa" w:w="60"/>
+              <w:left w:type="dxa" w:w="100"/>
+              <w:bottom w:type="dxa" w:w="60"/>
+              <w:right w:type="dxa" w:w="100"/>
+            </w:tcMar>
+          </w:tcPr>
+          <w:p>
+            <w:pPr>
+              <w:keepNext w:val="false"/>
+            </w:pPr>
+            <w:r>
+              <w:t xml:space="preserve">☐</w:t>
+            </w:r>
+          </w:p>
+        </w:tc>
+      </w:tr>
+      <w:tr>
+        <w:trPr>
+          <w:tblHeader w:val="false"/>
+        </w:trPr>
+        <w:tc>
+          <w:tcPr>
+            <w:tcW w:type="dxa" w:w="504"/>
+            <w:tcBorders>
+              <w:top w:val="single" w:color="BFBFBF" w:sz="4"/>
+              <w:left w:val="single" w:color="BFBFBF" w:sz="4"/>
+              <w:bottom w:val="single" w:color="BFBFBF" w:sz="4"/>
+              <w:right w:val="single" w:color="BFBFBF" w:sz="4"/>
+            </w:tcBorders>
+            <w:tcMar>
+              <w:top w:type="dxa" w:w="60"/>
+              <w:left w:type="dxa" w:w="100"/>
+              <w:bottom w:type="dxa" w:w="60"/>
+              <w:right w:type="dxa" w:w="100"/>
+            </w:tcMar>
+          </w:tcPr>
+          <w:p>
+            <w:pPr>
+              <w:keepNext w:val="false"/>
+            </w:pPr>
+            <w:r>
+              <w:t xml:space="preserve">2</w:t>
+            </w:r>
+          </w:p>
+        </w:tc>
+        <w:tc>
+          <w:tcPr>
+            <w:tcW w:type="dxa" w:w="4234"/>
+            <w:tcBorders>
+              <w:top w:val="single" w:color="BFBFBF" w:sz="4"/>
+              <w:left w:val="single" w:color="BFBFBF" w:sz="4"/>
+              <w:bottom w:val="single" w:color="BFBFBF" w:sz="4"/>
+              <w:right w:val="single" w:color="BFBFBF" w:sz="4"/>
+            </w:tcBorders>
+            <w:tcMar>
+              <w:top w:type="dxa" w:w="60"/>
+              <w:left w:type="dxa" w:w="100"/>
+              <w:bottom w:type="dxa" w:w="60"/>
+              <w:right w:type="dxa" w:w="100"/>
+            </w:tcMar>
+          </w:tcPr>
+          <w:p>
+            <w:pPr>
+              <w:keepNext w:val="false"/>
+            </w:pPr>
+            <w:r>
+              <w:t xml:space="preserve">When loading finishes, find </w:t>
+            </w:r>
+            <w:r>
+              <w:rPr>
+                <w:b/>
+                <w:bCs/>
+              </w:rPr>
+              <w:t xml:space="preserve">MULTISEAL</w:t>
+            </w:r>
+            <w:r>
+              <w:t xml:space="preserve"> (franchise M).</w:t>
+            </w:r>
+          </w:p>
+        </w:tc>
+        <w:tc>
+          <w:tcPr>
+            <w:tcW w:type="dxa" w:w="4536"/>
+            <w:tcBorders>
+              <w:top w:val="single" w:color="BFBFBF" w:sz="4"/>
+              <w:left w:val="single" w:color="BFBFBF" w:sz="4"/>
+              <w:bottom w:val="single" w:color="BFBFBF" w:sz="4"/>
+              <w:right w:val="single" w:color="BFBFBF" w:sz="4"/>
+            </w:tcBorders>
+            <w:tcMar>
+              <w:top w:type="dxa" w:w="60"/>
+              <w:left w:type="dxa" w:w="100"/>
+              <w:bottom w:type="dxa" w:w="60"/>
+              <w:right w:type="dxa" w:w="100"/>
+            </w:tcMar>
+          </w:tcPr>
+          <w:p>
+            <w:pPr>
+              <w:keepNext w:val="false"/>
+            </w:pPr>
+            <w:r>
+              <w:t xml:space="preserve">Ticked, with a </w:t>
+            </w:r>
+            <w:r>
+              <w:rPr>
+                <w:b/>
+                <w:bCs/>
+              </w:rPr>
+              <w:t xml:space="preserve">Conventional</w:t>
+            </w:r>
+            <w:r>
+              <w:t xml:space="preserve"> badge, about </w:t>
+            </w:r>
+            <w:r>
+              <w:rPr>
+                <w:b/>
+                <w:bCs/>
+              </w:rPr>
+              <w:t xml:space="preserve">44 from 6</w:t>
+            </w:r>
+            <w:r>
+              <w:t xml:space="preserve">. The line under the table reads like “N transfers cover N order lines and $X you won’t buy.”</w:t>
+            </w:r>
+          </w:p>
+        </w:tc>
+        <w:tc>
+          <w:tcPr>
+            <w:tcW w:type="dxa" w:w="806"/>
+            <w:tcBorders>
+              <w:top w:val="single" w:color="BFBFBF" w:sz="4"/>
+              <w:left w:val="single" w:color="BFBFBF" w:sz="4"/>
+              <w:bottom w:val="single" w:color="BFBFBF" w:sz="4"/>
+              <w:right w:val="single" w:color="BFBFBF" w:sz="4"/>
+            </w:tcBorders>
+            <w:tcMar>
+              <w:top w:type="dxa" w:w="60"/>
+              <w:left w:type="dxa" w:w="100"/>
+              <w:bottom w:type="dxa" w:w="60"/>
+              <w:right w:type="dxa" w:w="100"/>
+            </w:tcMar>
+          </w:tcPr>
+          <w:p>
+            <w:pPr>
+              <w:keepNext w:val="false"/>
+            </w:pPr>
+            <w:r>
+              <w:t xml:space="preserve">☐</w:t>
+            </w:r>
+          </w:p>
+        </w:tc>
+      </w:tr>
+      <w:tr>
+        <w:trPr>
+          <w:tblHeader w:val="false"/>
+        </w:trPr>
+        <w:tc>
+          <w:tcPr>
+            <w:tcW w:type="dxa" w:w="504"/>
+            <w:tcBorders>
+              <w:top w:val="single" w:color="BFBFBF" w:sz="4"/>
+              <w:left w:val="single" w:color="BFBFBF" w:sz="4"/>
+              <w:bottom w:val="single" w:color="BFBFBF" w:sz="4"/>
+              <w:right w:val="single" w:color="BFBFBF" w:sz="4"/>
+            </w:tcBorders>
+            <w:tcMar>
+              <w:top w:type="dxa" w:w="60"/>
+              <w:left w:type="dxa" w:w="100"/>
+              <w:bottom w:type="dxa" w:w="60"/>
+              <w:right w:type="dxa" w:w="100"/>
+            </w:tcMar>
+          </w:tcPr>
+          <w:p>
+            <w:pPr>
+              <w:keepNext w:val="false"/>
+            </w:pPr>
+            <w:r>
+              <w:t xml:space="preserve">3</w:t>
+            </w:r>
+          </w:p>
+        </w:tc>
+        <w:tc>
+          <w:tcPr>
+            <w:tcW w:type="dxa" w:w="4234"/>
+            <w:tcBorders>
+              <w:top w:val="single" w:color="BFBFBF" w:sz="4"/>
+              <w:left w:val="single" w:color="BFBFBF" w:sz="4"/>
+              <w:bottom w:val="single" w:color="BFBFBF" w:sz="4"/>
+              <w:right w:val="single" w:color="BFBFBF" w:sz="4"/>
+            </w:tcBorders>
+            <w:tcMar>
+              <w:top w:type="dxa" w:w="60"/>
+              <w:left w:type="dxa" w:w="100"/>
+              <w:bottom w:type="dxa" w:w="60"/>
+              <w:right w:type="dxa" w:w="100"/>
+            </w:tcMar>
+          </w:tcPr>
+          <w:p>
+            <w:pPr>
+              <w:keepNext w:val="false"/>
+            </w:pPr>
+            <w:r>
+              <w:t xml:space="preserve">Type </w:t>
+            </w:r>
+            <w:r>
+              <w:rPr>
+                <w:b/>
+                <w:bCs/>
+              </w:rPr>
+              <w:t xml:space="preserve">60</w:t>
+            </w:r>
+            <w:r>
+              <w:t xml:space="preserve"> in MULTISEAL’s quantity box.</w:t>
+            </w:r>
+          </w:p>
+        </w:tc>
+        <w:tc>
+          <w:tcPr>
+            <w:tcW w:type="dxa" w:w="4536"/>
+            <w:tcBorders>
+              <w:top w:val="single" w:color="BFBFBF" w:sz="4"/>
+              <w:left w:val="single" w:color="BFBFBF" w:sz="4"/>
+              <w:bottom w:val="single" w:color="BFBFBF" w:sz="4"/>
+              <w:right w:val="single" w:color="BFBFBF" w:sz="4"/>
+            </w:tcBorders>
+            <w:tcMar>
+              <w:top w:type="dxa" w:w="60"/>
+              <w:left w:type="dxa" w:w="100"/>
+              <w:bottom w:type="dxa" w:w="60"/>
+              <w:right w:type="dxa" w:w="100"/>
+            </w:tcMar>
+          </w:tcPr>
+          <w:p>
+            <w:pPr>
+              <w:keepNext w:val="false"/>
+            </w:pPr>
+            <w:r>
+              <w:t xml:space="preserve">It goes back to the suggested quantity with “At most 44”: a transfer is never more than suggested.</w:t>
+            </w:r>
+          </w:p>
+        </w:tc>
+        <w:tc>
+          <w:tcPr>
+            <w:tcW w:type="dxa" w:w="806"/>
+            <w:tcBorders>
+              <w:top w:val="single" w:color="BFBFBF" w:sz="4"/>
+              <w:left w:val="single" w:color="BFBFBF" w:sz="4"/>
+              <w:bottom w:val="single" w:color="BFBFBF" w:sz="4"/>
+              <w:right w:val="single" w:color="BFBFBF" w:sz="4"/>
+            </w:tcBorders>
+            <w:tcMar>
+              <w:top w:type="dxa" w:w="60"/>
+              <w:left w:type="dxa" w:w="100"/>
+              <w:bottom w:type="dxa" w:w="60"/>
+              <w:right w:type="dxa" w:w="100"/>
+            </w:tcMar>
+          </w:tcPr>
+          <w:p>
+            <w:pPr>
+              <w:keepNext w:val="false"/>
+            </w:pPr>
+            <w:r>
+              <w:t xml:space="preserve">☐</w:t>
+            </w:r>
+          </w:p>
+        </w:tc>
+      </w:tr>
+      <w:tr>
+        <w:trPr>
+          <w:tblHeader w:val="false"/>
+        </w:trPr>
+        <w:tc>
+          <w:tcPr>
+            <w:tcW w:type="dxa" w:w="504"/>
+            <w:tcBorders>
+              <w:top w:val="single" w:color="BFBFBF" w:sz="4"/>
+              <w:left w:val="single" w:color="BFBFBF" w:sz="4"/>
+              <w:bottom w:val="single" w:color="BFBFBF" w:sz="4"/>
+              <w:right w:val="single" w:color="BFBFBF" w:sz="4"/>
+            </w:tcBorders>
+            <w:tcMar>
+              <w:top w:type="dxa" w:w="60"/>
+              <w:left w:type="dxa" w:w="100"/>
+              <w:bottom w:type="dxa" w:w="60"/>
+              <w:right w:type="dxa" w:w="100"/>
+            </w:tcMar>
+          </w:tcPr>
+          <w:p>
+            <w:pPr>
+              <w:keepNext w:val="false"/>
+            </w:pPr>
+            <w:r>
+              <w:t xml:space="preserve">4</w:t>
+            </w:r>
+          </w:p>
+        </w:tc>
+        <w:tc>
+          <w:tcPr>
+            <w:tcW w:type="dxa" w:w="4234"/>
+            <w:tcBorders>
+              <w:top w:val="single" w:color="BFBFBF" w:sz="4"/>
+              <w:left w:val="single" w:color="BFBFBF" w:sz="4"/>
+              <w:bottom w:val="single" w:color="BFBFBF" w:sz="4"/>
+              <w:right w:val="single" w:color="BFBFBF" w:sz="4"/>
+            </w:tcBorders>
+            <w:tcMar>
+              <w:top w:type="dxa" w:w="60"/>
+              <w:left w:type="dxa" w:w="100"/>
+              <w:bottom w:type="dxa" w:w="60"/>
+              <w:right w:type="dxa" w:w="100"/>
+            </w:tcMar>
+          </w:tcPr>
+          <w:p>
+            <w:pPr>
+              <w:keepNext w:val="false"/>
+            </w:pPr>
+            <w:r>
+              <w:t xml:space="preserve">Untick every line except one cheap one and set its quantity to </w:t>
+            </w:r>
+            <w:r>
+              <w:rPr>
+                <w:b/>
+                <w:bCs/>
+              </w:rPr>
+              <w:t xml:space="preserve">1</w:t>
+            </w:r>
+            <w:r>
+              <w:t xml:space="preserve">. Note the part. Click </w:t>
+            </w:r>
+            <w:r>
+              <w:rPr>
+                <w:b/>
+                <w:bCs/>
+              </w:rPr>
+              <w:t xml:space="preserve">Save 1 transfer (1 transfer order)</w:t>
+            </w:r>
+            <w:r>
+              <w:t xml:space="preserve">.</w:t>
+            </w:r>
+          </w:p>
+        </w:tc>
+        <w:tc>
+          <w:tcPr>
+            <w:tcW w:type="dxa" w:w="4536"/>
+            <w:tcBorders>
+              <w:top w:val="single" w:color="BFBFBF" w:sz="4"/>
+              <w:left w:val="single" w:color="BFBFBF" w:sz="4"/>
+              <w:bottom w:val="single" w:color="BFBFBF" w:sz="4"/>
+              <w:right w:val="single" w:color="BFBFBF" w:sz="4"/>
+            </w:tcBorders>
+            <w:tcMar>
+              <w:top w:type="dxa" w:w="60"/>
+              <w:left w:type="dxa" w:w="100"/>
+              <w:bottom w:type="dxa" w:w="60"/>
+              <w:right w:type="dxa" w:w="100"/>
+            </w:tcMar>
+          </w:tcPr>
+          <w:p>
+            <w:pPr>
+              <w:keepNext w:val="false"/>
+            </w:pPr>
+            <w:r>
+              <w:t xml:space="preserve">“Saved 1 transfer order.” and a </w:t>
+            </w:r>
+            <w:r>
+              <w:rPr>
+                <w:b/>
+                <w:bCs/>
+              </w:rPr>
+              <w:t xml:space="preserve">Saved transfers</w:t>
+            </w:r>
+            <w:r>
+              <w:t xml:space="preserve"> list, for example “6 → 1 · 1 line · Draft · saved 3:10 PM by &lt;your name&gt;”, linking to the transfer order.</w:t>
+            </w:r>
+          </w:p>
+        </w:tc>
+        <w:tc>
+          <w:tcPr>
+            <w:tcW w:type="dxa" w:w="806"/>
+            <w:tcBorders>
+              <w:top w:val="single" w:color="BFBFBF" w:sz="4"/>
+              <w:left w:val="single" w:color="BFBFBF" w:sz="4"/>
+              <w:bottom w:val="single" w:color="BFBFBF" w:sz="4"/>
+              <w:right w:val="single" w:color="BFBFBF" w:sz="4"/>
+            </w:tcBorders>
+            <w:tcMar>
+              <w:top w:type="dxa" w:w="60"/>
+              <w:left w:type="dxa" w:w="100"/>
+              <w:bottom w:type="dxa" w:w="60"/>
+              <w:right w:type="dxa" w:w="100"/>
+            </w:tcMar>
+          </w:tcPr>
+          <w:p>
+            <w:pPr>
+              <w:keepNext w:val="false"/>
+            </w:pPr>
+            <w:r>
+              <w:t xml:space="preserve">☐</w:t>
+            </w:r>
+          </w:p>
+        </w:tc>
+      </w:tr>
+      <w:tr>
+        <w:trPr>
+          <w:tblHeader w:val="false"/>
+        </w:trPr>
+        <w:tc>
+          <w:tcPr>
+            <w:tcW w:type="dxa" w:w="504"/>
+            <w:tcBorders>
+              <w:top w:val="single" w:color="BFBFBF" w:sz="4"/>
+              <w:left w:val="single" w:color="BFBFBF" w:sz="4"/>
+              <w:bottom w:val="single" w:color="BFBFBF" w:sz="4"/>
+              <w:right w:val="single" w:color="BFBFBF" w:sz="4"/>
+            </w:tcBorders>
+            <w:tcMar>
+              <w:top w:type="dxa" w:w="60"/>
+              <w:left w:type="dxa" w:w="100"/>
+              <w:bottom w:type="dxa" w:w="60"/>
+              <w:right w:type="dxa" w:w="100"/>
+            </w:tcMar>
+          </w:tcPr>
+          <w:p>
+            <w:pPr>
+              <w:keepNext w:val="false"/>
+            </w:pPr>
+            <w:r>
+              <w:t xml:space="preserve">5</w:t>
+            </w:r>
+          </w:p>
+        </w:tc>
+        <w:tc>
+          <w:tcPr>
+            <w:tcW w:type="dxa" w:w="4234"/>
+            <w:tcBorders>
+              <w:top w:val="single" w:color="BFBFBF" w:sz="4"/>
+              <w:left w:val="single" w:color="BFBFBF" w:sz="4"/>
+              <w:bottom w:val="single" w:color="BFBFBF" w:sz="4"/>
+              <w:right w:val="single" w:color="BFBFBF" w:sz="4"/>
+            </w:tcBorders>
+            <w:tcMar>
+              <w:top w:type="dxa" w:w="60"/>
+              <w:left w:type="dxa" w:w="100"/>
+              <w:bottom w:type="dxa" w:w="60"/>
+              <w:right w:type="dxa" w:w="100"/>
+            </w:tcMar>
+          </w:tcPr>
+          <w:p>
+            <w:pPr>
+              <w:keepNext w:val="false"/>
+            </w:pPr>
+            <w:r>
+              <w:t xml:space="preserve">Tick another line, then click </w:t>
+            </w:r>
+            <w:r>
+              <w:rPr>
+                <w:b/>
+                <w:bCs/>
+              </w:rPr>
+              <w:t xml:space="preserve">Continue to order ›</w:t>
+            </w:r>
+            <w:r>
+              <w:t xml:space="preserve">.</w:t>
+            </w:r>
+          </w:p>
+        </w:tc>
+        <w:tc>
+          <w:tcPr>
+            <w:tcW w:type="dxa" w:w="4536"/>
+            <w:tcBorders>
+              <w:top w:val="single" w:color="BFBFBF" w:sz="4"/>
+              <w:left w:val="single" w:color="BFBFBF" w:sz="4"/>
+              <w:bottom w:val="single" w:color="BFBFBF" w:sz="4"/>
+              <w:right w:val="single" w:color="BFBFBF" w:sz="4"/>
+            </w:tcBorders>
+            <w:tcMar>
+              <w:top w:type="dxa" w:w="60"/>
+              <w:left w:type="dxa" w:w="100"/>
+              <w:bottom w:type="dxa" w:w="60"/>
+              <w:right w:type="dxa" w:w="100"/>
+            </w:tcMar>
+          </w:tcPr>
+          <w:p>
+            <w:pPr>
+              <w:keepNext w:val="false"/>
+            </w:pPr>
+            <w:r>
+              <w:t xml:space="preserve">A question: “Save the 1 ticked transfers first?” with </w:t>
+            </w:r>
+            <w:r>
+              <w:rPr>
+                <w:b/>
+                <w:bCs/>
+              </w:rPr>
+              <w:t xml:space="preserve">Continue without them</w:t>
+            </w:r>
+            <w:r>
+              <w:t xml:space="preserve"> and </w:t>
+            </w:r>
+            <w:r>
+              <w:rPr>
+                <w:b/>
+                <w:bCs/>
+              </w:rPr>
+              <w:t xml:space="preserve">Save and continue</w:t>
+            </w:r>
+            <w:r>
+              <w:t xml:space="preserve">. Click </w:t>
+            </w:r>
+            <w:r>
+              <w:rPr>
+                <w:b/>
+                <w:bCs/>
+              </w:rPr>
+              <w:t xml:space="preserve">Continue without them</w:t>
+            </w:r>
+            <w:r>
+              <w:t xml:space="preserve">.</w:t>
+            </w:r>
+          </w:p>
+        </w:tc>
+        <w:tc>
+          <w:tcPr>
+            <w:tcW w:type="dxa" w:w="806"/>
+            <w:tcBorders>
+              <w:top w:val="single" w:color="BFBFBF" w:sz="4"/>
+              <w:left w:val="single" w:color="BFBFBF" w:sz="4"/>
+              <w:bottom w:val="single" w:color="BFBFBF" w:sz="4"/>
+              <w:right w:val="single" w:color="BFBFBF" w:sz="4"/>
+            </w:tcBorders>
+            <w:tcMar>
+              <w:top w:type="dxa" w:w="60"/>
+              <w:left w:type="dxa" w:w="100"/>
+              <w:bottom w:type="dxa" w:w="60"/>
+              <w:right w:type="dxa" w:w="100"/>
+            </w:tcMar>
+          </w:tcPr>
+          <w:p>
+            <w:pPr>
+              <w:keepNext w:val="false"/>
+            </w:pPr>
+            <w:r>
+              <w:t xml:space="preserve">☐</w:t>
+            </w:r>
+          </w:p>
+        </w:tc>
+      </w:tr>
+      <w:tr>
+        <w:trPr>
+          <w:tblHeader w:val="false"/>
+        </w:trPr>
+        <w:tc>
+          <w:tcPr>
+            <w:tcW w:type="dxa" w:w="504"/>
+            <w:tcBorders>
+              <w:top w:val="single" w:color="BFBFBF" w:sz="4"/>
+              <w:left w:val="single" w:color="BFBFBF" w:sz="4"/>
+              <w:bottom w:val="single" w:color="BFBFBF" w:sz="4"/>
+              <w:right w:val="single" w:color="BFBFBF" w:sz="4"/>
+            </w:tcBorders>
+            <w:tcMar>
+              <w:top w:type="dxa" w:w="60"/>
+              <w:left w:type="dxa" w:w="100"/>
+              <w:bottom w:type="dxa" w:w="60"/>
+              <w:right w:type="dxa" w:w="100"/>
+            </w:tcMar>
+          </w:tcPr>
+          <w:p>
+            <w:pPr>
+              <w:keepNext w:val="false"/>
+            </w:pPr>
+            <w:r>
+              <w:t xml:space="preserve">6</w:t>
+            </w:r>
+          </w:p>
+        </w:tc>
+        <w:tc>
+          <w:tcPr>
+            <w:tcW w:type="dxa" w:w="4234"/>
+            <w:tcBorders>
+              <w:top w:val="single" w:color="BFBFBF" w:sz="4"/>
+              <w:left w:val="single" w:color="BFBFBF" w:sz="4"/>
+              <w:bottom w:val="single" w:color="BFBFBF" w:sz="4"/>
+              <w:right w:val="single" w:color="BFBFBF" w:sz="4"/>
+            </w:tcBorders>
+            <w:tcMar>
+              <w:top w:type="dxa" w:w="60"/>
+              <w:left w:type="dxa" w:w="100"/>
+              <w:bottom w:type="dxa" w:w="60"/>
+              <w:right w:type="dxa" w:w="100"/>
+            </w:tcMar>
+          </w:tcPr>
+          <w:p>
+            <w:pPr>
+              <w:keepNext w:val="false"/>
+            </w:pPr>
+            <w:r>
+              <w:t xml:space="preserve">On step 2, find the part you saved.</w:t>
+            </w:r>
+          </w:p>
+        </w:tc>
+        <w:tc>
+          <w:tcPr>
+            <w:tcW w:type="dxa" w:w="4536"/>
+            <w:tcBorders>
+              <w:top w:val="single" w:color="BFBFBF" w:sz="4"/>
+              <w:left w:val="single" w:color="BFBFBF" w:sz="4"/>
+              <w:bottom w:val="single" w:color="BFBFBF" w:sz="4"/>
+              <w:right w:val="single" w:color="BFBFBF" w:sz="4"/>
+            </w:tcBorders>
+            <w:tcMar>
+              <w:top w:type="dxa" w:w="60"/>
+              <w:left w:type="dxa" w:w="100"/>
+              <w:bottom w:type="dxa" w:w="60"/>
+              <w:right w:type="dxa" w:w="100"/>
+            </w:tcMar>
+          </w:tcPr>
+          <w:p>
+            <w:pPr>
+              <w:keepNext w:val="false"/>
+            </w:pPr>
+            <w:r>
+              <w:t xml:space="preserve">Its order cell shows </w:t>
+            </w:r>
+            <w:r>
+              <w:rPr>
+                <w:b/>
+                <w:bCs/>
+              </w:rPr>
+              <w:t xml:space="preserve">Transfer in: 1 from branch …</w:t>
+            </w:r>
+            <w:r>
+              <w:t xml:space="preserve"> and the order is 1 lower than before. If SharePoint hasn’t caught up yet, a banner says “Your saved transfers may take a moment to show here — Refresh”; the order already counts it.</w:t>
+            </w:r>
+          </w:p>
+        </w:tc>
+        <w:tc>
+          <w:tcPr>
+            <w:tcW w:type="dxa" w:w="806"/>
+            <w:tcBorders>
+              <w:top w:val="single" w:color="BFBFBF" w:sz="4"/>
+              <w:left w:val="single" w:color="BFBFBF" w:sz="4"/>
+              <w:bottom w:val="single" w:color="BFBFBF" w:sz="4"/>
+              <w:right w:val="single" w:color="BFBFBF" w:sz="4"/>
+            </w:tcBorders>
+            <w:tcMar>
+              <w:top w:type="dxa" w:w="60"/>
+              <w:left w:type="dxa" w:w="100"/>
+              <w:bottom w:type="dxa" w:w="60"/>
+              <w:right w:type="dxa" w:w="100"/>
+            </w:tcMar>
+          </w:tcPr>
+          <w:p>
+            <w:pPr>
+              <w:keepNext w:val="false"/>
+            </w:pPr>
+            <w:r>
+              <w:t xml:space="preserve">☐</w:t>
+            </w:r>
+          </w:p>
+        </w:tc>
+      </w:tr>
+      <w:tr>
+        <w:trPr>
+          <w:tblHeader w:val="false"/>
+        </w:trPr>
+        <w:tc>
+          <w:tcPr>
+            <w:tcW w:type="dxa" w:w="504"/>
+            <w:tcBorders>
+              <w:top w:val="single" w:color="BFBFBF" w:sz="4"/>
+              <w:left w:val="single" w:color="BFBFBF" w:sz="4"/>
+              <w:bottom w:val="single" w:color="BFBFBF" w:sz="4"/>
+              <w:right w:val="single" w:color="BFBFBF" w:sz="4"/>
+            </w:tcBorders>
+            <w:tcMar>
+              <w:top w:type="dxa" w:w="60"/>
+              <w:left w:type="dxa" w:w="100"/>
+              <w:bottom w:type="dxa" w:w="60"/>
+              <w:right w:type="dxa" w:w="100"/>
+            </w:tcMar>
+          </w:tcPr>
+          <w:p>
+            <w:pPr>
+              <w:keepNext w:val="false"/>
+            </w:pPr>
+            <w:r>
+              <w:t xml:space="preserve">7</w:t>
+            </w:r>
+          </w:p>
+        </w:tc>
+        <w:tc>
+          <w:tcPr>
+            <w:tcW w:type="dxa" w:w="4234"/>
+            <w:tcBorders>
+              <w:top w:val="single" w:color="BFBFBF" w:sz="4"/>
+              <w:left w:val="single" w:color="BFBFBF" w:sz="4"/>
+              <w:bottom w:val="single" w:color="BFBFBF" w:sz="4"/>
+              <w:right w:val="single" w:color="BFBFBF" w:sz="4"/>
+            </w:tcBorders>
+            <w:tcMar>
+              <w:top w:type="dxa" w:w="60"/>
+              <w:left w:type="dxa" w:w="100"/>
+              <w:bottom w:type="dxa" w:w="60"/>
+              <w:right w:type="dxa" w:w="100"/>
+            </w:tcMar>
+          </w:tcPr>
+          <w:p>
+            <w:pPr>
+              <w:keepNext w:val="false"/>
+            </w:pPr>
+            <w:r>
+              <w:t xml:space="preserve">Open the transfer from the </w:t>
+            </w:r>
+            <w:r>
+              <w:rPr>
+                <w:b/>
+                <w:bCs/>
+              </w:rPr>
+              <w:t xml:space="preserve">Saved transfers</w:t>
+            </w:r>
+            <w:r>
+              <w:t xml:space="preserve"> list (or Transfers → Transfer orders). Click </w:t>
+            </w:r>
+            <w:r>
+              <w:rPr>
+                <w:b/>
+                <w:bCs/>
+              </w:rPr>
+              <w:t xml:space="preserve">Cancel</w:t>
+            </w:r>
+            <w:r>
+              <w:t xml:space="preserve">, then </w:t>
+            </w:r>
+            <w:r>
+              <w:rPr>
+                <w:b/>
+                <w:bCs/>
+              </w:rPr>
+              <w:t xml:space="preserve">Cancel transfer</w:t>
+            </w:r>
+            <w:r>
+              <w:t xml:space="preserve">, then </w:t>
+            </w:r>
+            <w:r>
+              <w:rPr>
+                <w:b/>
+                <w:bCs/>
+              </w:rPr>
+              <w:t xml:space="preserve">Archive</w:t>
+            </w:r>
+            <w:r>
+              <w:t xml:space="preserve">.</w:t>
+            </w:r>
+          </w:p>
+        </w:tc>
+        <w:tc>
+          <w:tcPr>
+            <w:tcW w:type="dxa" w:w="4536"/>
+            <w:tcBorders>
+              <w:top w:val="single" w:color="BFBFBF" w:sz="4"/>
+              <w:left w:val="single" w:color="BFBFBF" w:sz="4"/>
+              <w:bottom w:val="single" w:color="BFBFBF" w:sz="4"/>
+              <w:right w:val="single" w:color="BFBFBF" w:sz="4"/>
+            </w:tcBorders>
+            <w:tcMar>
+              <w:top w:type="dxa" w:w="60"/>
+              <w:left w:type="dxa" w:w="100"/>
+              <w:bottom w:type="dxa" w:w="60"/>
+              <w:right w:type="dxa" w:w="100"/>
+            </w:tcMar>
+          </w:tcPr>
+          <w:p>
+            <w:pPr>
+              <w:keepNext w:val="false"/>
+            </w:pPr>
+            <w:r>
+              <w:t xml:space="preserve">“Cancel this transfer? Its stock is released for other suggestions.” It shows </w:t>
+            </w:r>
+            <w:r>
+              <w:rPr>
+                <w:b/>
+                <w:bCs/>
+              </w:rPr>
+              <w:t xml:space="preserve">Cancelled</w:t>
+            </w:r>
+            <w:r>
+              <w:t xml:space="preserve">, then </w:t>
+            </w:r>
+            <w:r>
+              <w:rPr>
+                <w:b/>
+                <w:bCs/>
+              </w:rPr>
+              <w:t xml:space="preserve">Archived</w:t>
+            </w:r>
+            <w:r>
+              <w:t xml:space="preserve">. Back on Reorder step 2 (Refresh if needed) the order is back to what it was.</w:t>
+            </w:r>
+          </w:p>
+        </w:tc>
+        <w:tc>
+          <w:tcPr>
+            <w:tcW w:type="dxa" w:w="806"/>
+            <w:tcBorders>
+              <w:top w:val="single" w:color="BFBFBF" w:sz="4"/>
+              <w:left w:val="single" w:color="BFBFBF" w:sz="4"/>
+              <w:bottom w:val="single" w:color="BFBFBF" w:sz="4"/>
+              <w:right w:val="single" w:color="BFBFBF" w:sz="4"/>
+            </w:tcBorders>
+            <w:tcMar>
+              <w:top w:type="dxa" w:w="60"/>
+              <w:left w:type="dxa" w:w="100"/>
+              <w:bottom w:type="dxa" w:w="60"/>
+              <w:right w:type="dxa" w:w="100"/>
+            </w:tcMar>
+          </w:tcPr>
+          <w:p>
+            <w:pPr>
+              <w:keepNext w:val="false"/>
+            </w:pPr>
+            <w:r>
+              <w:t xml:space="preserve">☐</w:t>
+            </w:r>
+          </w:p>
+        </w:tc>
+      </w:tr>
+    </w:tbl>
+    <w:p>
+      <w:pPr>
+        <w:spacing w:after="120"/>
+      </w:pPr>
+    </w:p>
+    <w:p>
+      <w:pPr>
+        <w:keepNext/>
+        <w:spacing w:before="120" w:after="60"/>
+      </w:pPr>
+      <w:r>
+        <w:rPr>
+          <w:b/>
+          <w:bCs/>
+          <w:color w:val="1F4E79"/>
+        </w:rPr>
+        <w:t xml:space="preserve">Notes (anything different, slow or confusing):</w:t>
+      </w:r>
+    </w:p>
+    <w:tbl>
+      <w:tblPr>
+        <w:tblW w:type="dxa" w:w="10080"/>
+        <w:tblBorders>
+          <w:top w:val="single" w:color="auto" w:sz="4"/>
+          <w:left w:val="single" w:color="auto" w:sz="4"/>
+          <w:bottom w:val="single" w:color="auto" w:sz="4"/>
+          <w:right w:val="single" w:color="auto" w:sz="4"/>
+          <w:insideH w:val="single" w:color="auto" w:sz="4"/>
+          <w:insideV w:val="single" w:color="auto" w:sz="4"/>
+        </w:tblBorders>
+      </w:tblPr>
+      <w:tblGrid>
+        <w:gridCol w:w="10080"/>
+      </w:tblGrid>
+      <w:tr>
+        <w:trPr>
+          <w:cantSplit/>
+          <w:trHeight w:val="900" w:hRule="atLeast"/>
+        </w:trPr>
+        <w:tc>
+          <w:tcPr>
+            <w:tcW w:type="dxa" w:w="10080"/>
+            <w:tcBorders>
+              <w:top w:val="single" w:color="A6A6A6" w:sz="4"/>
+              <w:left w:val="single" w:color="A6A6A6" w:sz="4"/>
+              <w:bottom w:val="single" w:color="A6A6A6" w:sz="4"/>
+              <w:right w:val="single" w:color="A6A6A6" w:sz="4"/>
+            </w:tcBorders>
+            <w:tcMar>
+              <w:top w:type="dxa" w:w="80"/>
+              <w:left w:type="dxa" w:w="120"/>
+              <w:bottom w:type="dxa" w:w="80"/>
+              <w:right w:type="dxa" w:w="120"/>
+            </w:tcMar>
+          </w:tcPr>
+          <w:p/>
+        </w:tc>
+      </w:tr>
+    </w:tbl>
+    <w:p>
+      <w:pPr>
+        <w:spacing w:after="160"/>
+      </w:pPr>
+    </w:p>
+    <w:p>
+      <w:pPr>
+        <w:pStyle w:val="Heading3"/>
+      </w:pPr>
+      <w:r>
+        <w:t xml:space="preserve">The Transfers page and transfer orders</w:t>
+      </w:r>
+    </w:p>
+    <w:tbl>
+      <w:tblPr>
+        <w:tblW w:type="dxa" w:w="10080"/>
+        <w:tblBorders>
+          <w:top w:val="single" w:color="auto" w:sz="4"/>
+          <w:left w:val="single" w:color="auto" w:sz="4"/>
+          <w:bottom w:val="single" w:color="auto" w:sz="4"/>
+          <w:right w:val="single" w:color="auto" w:sz="4"/>
+          <w:insideH w:val="single" w:color="auto" w:sz="4"/>
+          <w:insideV w:val="single" w:color="auto" w:sz="4"/>
+        </w:tblBorders>
+      </w:tblPr>
+      <w:tblGrid>
+        <w:gridCol w:w="504"/>
+        <w:gridCol w:w="4234"/>
+        <w:gridCol w:w="4536"/>
+        <w:gridCol w:w="806"/>
+      </w:tblGrid>
+      <w:tr>
+        <w:trPr>
+          <w:tblHeader/>
+        </w:trPr>
+        <w:tc>
+          <w:tcPr>
+            <w:tcW w:type="dxa" w:w="504"/>
+            <w:tcBorders>
+              <w:top w:val="single" w:color="BFBFBF" w:sz="4"/>
+              <w:left w:val="single" w:color="BFBFBF" w:sz="4"/>
+              <w:bottom w:val="single" w:color="BFBFBF" w:sz="4"/>
+              <w:right w:val="single" w:color="BFBFBF" w:sz="4"/>
+            </w:tcBorders>
+            <w:shd w:fill="DEEAF6" w:color="auto" w:val="clear"/>
+            <w:tcMar>
+              <w:top w:type="dxa" w:w="60"/>
+              <w:left w:type="dxa" w:w="100"/>
+              <w:bottom w:type="dxa" w:w="60"/>
+              <w:right w:type="dxa" w:w="100"/>
+            </w:tcMar>
+          </w:tcPr>
+          <w:p>
+            <w:pPr>
+              <w:keepNext w:val="false"/>
+            </w:pPr>
+            <w:r>
+              <w:rPr>
+                <w:b/>
+                <w:bCs/>
+              </w:rPr>
+              <w:t xml:space="preserve">#</w:t>
+            </w:r>
+          </w:p>
+        </w:tc>
+        <w:tc>
+          <w:tcPr>
+            <w:tcW w:type="dxa" w:w="4234"/>
+            <w:tcBorders>
+              <w:top w:val="single" w:color="BFBFBF" w:sz="4"/>
+              <w:left w:val="single" w:color="BFBFBF" w:sz="4"/>
+              <w:bottom w:val="single" w:color="BFBFBF" w:sz="4"/>
+              <w:right w:val="single" w:color="BFBFBF" w:sz="4"/>
+            </w:tcBorders>
+            <w:shd w:fill="DEEAF6" w:color="auto" w:val="clear"/>
+            <w:tcMar>
+              <w:top w:type="dxa" w:w="60"/>
+              <w:left w:type="dxa" w:w="100"/>
+              <w:bottom w:type="dxa" w:w="60"/>
+              <w:right w:type="dxa" w:w="100"/>
+            </w:tcMar>
+          </w:tcPr>
+          <w:p>
+            <w:pPr>
+              <w:keepNext w:val="false"/>
+            </w:pPr>
+            <w:r>
+              <w:rPr>
+                <w:b/>
+                <w:bCs/>
+              </w:rPr>
+              <w:t xml:space="preserve">Do this</w:t>
+            </w:r>
+          </w:p>
+        </w:tc>
+        <w:tc>
+          <w:tcPr>
+            <w:tcW w:type="dxa" w:w="4536"/>
+            <w:tcBorders>
+              <w:top w:val="single" w:color="BFBFBF" w:sz="4"/>
+              <w:left w:val="single" w:color="BFBFBF" w:sz="4"/>
+              <w:bottom w:val="single" w:color="BFBFBF" w:sz="4"/>
+              <w:right w:val="single" w:color="BFBFBF" w:sz="4"/>
+            </w:tcBorders>
+            <w:shd w:fill="DEEAF6" w:color="auto" w:val="clear"/>
+            <w:tcMar>
+              <w:top w:type="dxa" w:w="60"/>
+              <w:left w:type="dxa" w:w="100"/>
+              <w:bottom w:type="dxa" w:w="60"/>
+              <w:right w:type="dxa" w:w="100"/>
+            </w:tcMar>
+          </w:tcPr>
+          <w:p>
+            <w:pPr>
+              <w:keepNext w:val="false"/>
+            </w:pPr>
+            <w:r>
+              <w:rPr>
+                <w:b/>
+                <w:bCs/>
+              </w:rPr>
+              <w:t xml:space="preserve">You should see</w:t>
+            </w:r>
+          </w:p>
+        </w:tc>
+        <w:tc>
+          <w:tcPr>
+            <w:tcW w:type="dxa" w:w="806"/>
+            <w:tcBorders>
+              <w:top w:val="single" w:color="BFBFBF" w:sz="4"/>
+              <w:left w:val="single" w:color="BFBFBF" w:sz="4"/>
+              <w:bottom w:val="single" w:color="BFBFBF" w:sz="4"/>
+              <w:right w:val="single" w:color="BFBFBF" w:sz="4"/>
+            </w:tcBorders>
+            <w:shd w:fill="DEEAF6" w:color="auto" w:val="clear"/>
+            <w:tcMar>
+              <w:top w:type="dxa" w:w="60"/>
+              <w:left w:type="dxa" w:w="100"/>
+              <w:bottom w:type="dxa" w:w="60"/>
+              <w:right w:type="dxa" w:w="100"/>
+            </w:tcMar>
+          </w:tcPr>
+          <w:p>
+            <w:pPr>
+              <w:keepNext w:val="false"/>
+            </w:pPr>
+            <w:r>
+              <w:rPr>
+                <w:b/>
+                <w:bCs/>
+              </w:rPr>
+              <w:t xml:space="preserve">OK</w:t>
+            </w:r>
+          </w:p>
+        </w:tc>
+      </w:tr>
+      <w:tr>
+        <w:trPr>
+          <w:tblHeader w:val="false"/>
+        </w:trPr>
+        <w:tc>
+          <w:tcPr>
+            <w:tcW w:type="dxa" w:w="504"/>
+            <w:tcBorders>
+              <w:top w:val="single" w:color="BFBFBF" w:sz="4"/>
+              <w:left w:val="single" w:color="BFBFBF" w:sz="4"/>
+              <w:bottom w:val="single" w:color="BFBFBF" w:sz="4"/>
+              <w:right w:val="single" w:color="BFBFBF" w:sz="4"/>
+            </w:tcBorders>
+            <w:tcMar>
+              <w:top w:type="dxa" w:w="60"/>
+              <w:left w:type="dxa" w:w="100"/>
+              <w:bottom w:type="dxa" w:w="60"/>
+              <w:right w:type="dxa" w:w="100"/>
+            </w:tcMar>
+          </w:tcPr>
+          <w:p>
+            <w:pPr>
+              <w:keepNext w:val="false"/>
+            </w:pPr>
+            <w:r>
+              <w:t xml:space="preserve">1</w:t>
+            </w:r>
+          </w:p>
+        </w:tc>
+        <w:tc>
+          <w:tcPr>
+            <w:tcW w:type="dxa" w:w="4234"/>
+            <w:tcBorders>
+              <w:top w:val="single" w:color="BFBFBF" w:sz="4"/>
+              <w:left w:val="single" w:color="BFBFBF" w:sz="4"/>
+              <w:bottom w:val="single" w:color="BFBFBF" w:sz="4"/>
+              <w:right w:val="single" w:color="BFBFBF" w:sz="4"/>
+            </w:tcBorders>
+            <w:tcMar>
+              <w:top w:type="dxa" w:w="60"/>
+              <w:left w:type="dxa" w:w="100"/>
+              <w:bottom w:type="dxa" w:w="60"/>
+              <w:right w:type="dxa" w:w="100"/>
+            </w:tcMar>
+          </w:tcPr>
+          <w:p>
+            <w:pPr>
+              <w:keepNext w:val="false"/>
+            </w:pPr>
+            <w:r>
+              <w:t xml:space="preserve">Open </w:t>
+            </w:r>
+            <w:r>
+              <w:rPr>
+                <w:b/>
+                <w:bCs/>
+              </w:rPr>
+              <w:t xml:space="preserve">Transfers</w:t>
+            </w:r>
+            <w:r>
+              <w:t xml:space="preserve">. Set </w:t>
+            </w:r>
+            <w:r>
+              <w:rPr>
+                <w:b/>
+                <w:bCs/>
+              </w:rPr>
+              <w:t xml:space="preserve">From</w:t>
+            </w:r>
+            <w:r>
+              <w:t xml:space="preserve"> to </w:t>
+            </w:r>
+            <w:r>
+              <w:rPr>
+                <w:b/>
+                <w:bCs/>
+              </w:rPr>
+              <w:t xml:space="preserve">13</w:t>
+            </w:r>
+            <w:r>
+              <w:t xml:space="preserve"> and </w:t>
+            </w:r>
+            <w:r>
+              <w:rPr>
+                <w:b/>
+                <w:bCs/>
+              </w:rPr>
+              <w:t xml:space="preserve">To</w:t>
+            </w:r>
+            <w:r>
+              <w:t xml:space="preserve"> to </w:t>
+            </w:r>
+            <w:r>
+              <w:rPr>
+                <w:b/>
+                <w:bCs/>
+              </w:rPr>
+              <w:t xml:space="preserve">1</w:t>
+            </w:r>
+            <w:r>
+              <w:t xml:space="preserve">.</w:t>
+            </w:r>
+          </w:p>
+        </w:tc>
+        <w:tc>
+          <w:tcPr>
+            <w:tcW w:type="dxa" w:w="4536"/>
+            <w:tcBorders>
+              <w:top w:val="single" w:color="BFBFBF" w:sz="4"/>
+              <w:left w:val="single" w:color="BFBFBF" w:sz="4"/>
+              <w:bottom w:val="single" w:color="BFBFBF" w:sz="4"/>
+              <w:right w:val="single" w:color="BFBFBF" w:sz="4"/>
+            </w:tcBorders>
+            <w:tcMar>
+              <w:top w:type="dxa" w:w="60"/>
+              <w:left w:type="dxa" w:w="100"/>
+              <w:bottom w:type="dxa" w:w="60"/>
+              <w:right w:type="dxa" w:w="100"/>
+            </w:tcMar>
+          </w:tcPr>
+          <w:p>
+            <w:pPr>
+              <w:keepNext w:val="false"/>
+            </w:pPr>
+            <w:r>
+              <w:t xml:space="preserve">Only lines from 13 into 1, for example </w:t>
+            </w:r>
+            <w:r>
+              <w:rPr>
+                <w:b/>
+                <w:bCs/>
+              </w:rPr>
+              <w:t xml:space="preserve">R134A</w:t>
+            </w:r>
+            <w:r>
+              <w:t xml:space="preserve">, </w:t>
+            </w:r>
+            <w:r>
+              <w:rPr>
+                <w:b/>
+                <w:bCs/>
+              </w:rPr>
+              <w:t xml:space="preserve">Redistribution</w:t>
+            </w:r>
+            <w:r>
+              <w:t xml:space="preserve"> about </w:t>
+            </w:r>
+            <w:r>
+              <w:rPr>
+                <w:b/>
+                <w:bCs/>
+              </w:rPr>
+              <w:t xml:space="preserve">52 from 13</w:t>
+            </w:r>
+            <w:r>
+              <w:t xml:space="preserve">. The Save button counts only the ticked lines you can see.</w:t>
+            </w:r>
+          </w:p>
+        </w:tc>
+        <w:tc>
+          <w:tcPr>
+            <w:tcW w:type="dxa" w:w="806"/>
+            <w:tcBorders>
+              <w:top w:val="single" w:color="BFBFBF" w:sz="4"/>
+              <w:left w:val="single" w:color="BFBFBF" w:sz="4"/>
+              <w:bottom w:val="single" w:color="BFBFBF" w:sz="4"/>
+              <w:right w:val="single" w:color="BFBFBF" w:sz="4"/>
+            </w:tcBorders>
+            <w:tcMar>
+              <w:top w:type="dxa" w:w="60"/>
+              <w:left w:type="dxa" w:w="100"/>
+              <w:bottom w:type="dxa" w:w="60"/>
+              <w:right w:type="dxa" w:w="100"/>
+            </w:tcMar>
+          </w:tcPr>
+          <w:p>
+            <w:pPr>
+              <w:keepNext w:val="false"/>
+            </w:pPr>
+            <w:r>
+              <w:t xml:space="preserve">☐</w:t>
+            </w:r>
+          </w:p>
+        </w:tc>
+      </w:tr>
+      <w:tr>
+        <w:trPr>
+          <w:tblHeader w:val="false"/>
+        </w:trPr>
+        <w:tc>
+          <w:tcPr>
+            <w:tcW w:type="dxa" w:w="504"/>
+            <w:tcBorders>
+              <w:top w:val="single" w:color="BFBFBF" w:sz="4"/>
+              <w:left w:val="single" w:color="BFBFBF" w:sz="4"/>
+              <w:bottom w:val="single" w:color="BFBFBF" w:sz="4"/>
+              <w:right w:val="single" w:color="BFBFBF" w:sz="4"/>
+            </w:tcBorders>
+            <w:tcMar>
+              <w:top w:type="dxa" w:w="60"/>
+              <w:left w:type="dxa" w:w="100"/>
+              <w:bottom w:type="dxa" w:w="60"/>
+              <w:right w:type="dxa" w:w="100"/>
+            </w:tcMar>
+          </w:tcPr>
+          <w:p>
+            <w:pPr>
+              <w:keepNext w:val="false"/>
+            </w:pPr>
+            <w:r>
+              <w:t xml:space="preserve">2</w:t>
+            </w:r>
+          </w:p>
+        </w:tc>
+        <w:tc>
+          <w:tcPr>
+            <w:tcW w:type="dxa" w:w="4234"/>
+            <w:tcBorders>
+              <w:top w:val="single" w:color="BFBFBF" w:sz="4"/>
+              <w:left w:val="single" w:color="BFBFBF" w:sz="4"/>
+              <w:bottom w:val="single" w:color="BFBFBF" w:sz="4"/>
+              <w:right w:val="single" w:color="BFBFBF" w:sz="4"/>
+            </w:tcBorders>
+            <w:tcMar>
+              <w:top w:type="dxa" w:w="60"/>
+              <w:left w:type="dxa" w:w="100"/>
+              <w:bottom w:type="dxa" w:w="60"/>
+              <w:right w:type="dxa" w:w="100"/>
+            </w:tcMar>
+          </w:tcPr>
+          <w:p>
+            <w:pPr>
+              <w:keepNext w:val="false"/>
+            </w:pPr>
+            <w:r>
+              <w:t xml:space="preserve">Set </w:t>
+            </w:r>
+            <w:r>
+              <w:rPr>
+                <w:b/>
+                <w:bCs/>
+              </w:rPr>
+              <w:t xml:space="preserve">Status</w:t>
+            </w:r>
+            <w:r>
+              <w:t xml:space="preserve"> to </w:t>
+            </w:r>
+            <w:r>
+              <w:rPr>
+                <w:b/>
+                <w:bCs/>
+              </w:rPr>
+              <w:t xml:space="preserve">Saved today</w:t>
+            </w:r>
+            <w:r>
+              <w:t xml:space="preserve">.</w:t>
+            </w:r>
+          </w:p>
+        </w:tc>
+        <w:tc>
+          <w:tcPr>
+            <w:tcW w:type="dxa" w:w="4536"/>
+            <w:tcBorders>
+              <w:top w:val="single" w:color="BFBFBF" w:sz="4"/>
+              <w:left w:val="single" w:color="BFBFBF" w:sz="4"/>
+              <w:bottom w:val="single" w:color="BFBFBF" w:sz="4"/>
+              <w:right w:val="single" w:color="BFBFBF" w:sz="4"/>
+            </w:tcBorders>
+            <w:tcMar>
+              <w:top w:type="dxa" w:w="60"/>
+              <w:left w:type="dxa" w:w="100"/>
+              <w:bottom w:type="dxa" w:w="60"/>
+              <w:right w:type="dxa" w:w="100"/>
+            </w:tcMar>
+          </w:tcPr>
+          <w:p>
+            <w:pPr>
+              <w:keepNext w:val="false"/>
+            </w:pPr>
+            <w:r>
+              <w:t xml:space="preserve">Today’s saved transfer lines (your cancelled practice one isn’t listed). Kind is greyed out: saved lines are listed by transfer, not by kind.</w:t>
+            </w:r>
+          </w:p>
+        </w:tc>
+        <w:tc>
+          <w:tcPr>
+            <w:tcW w:type="dxa" w:w="806"/>
+            <w:tcBorders>
+              <w:top w:val="single" w:color="BFBFBF" w:sz="4"/>
+              <w:left w:val="single" w:color="BFBFBF" w:sz="4"/>
+              <w:bottom w:val="single" w:color="BFBFBF" w:sz="4"/>
+              <w:right w:val="single" w:color="BFBFBF" w:sz="4"/>
+            </w:tcBorders>
+            <w:tcMar>
+              <w:top w:type="dxa" w:w="60"/>
+              <w:left w:type="dxa" w:w="100"/>
+              <w:bottom w:type="dxa" w:w="60"/>
+              <w:right w:type="dxa" w:w="100"/>
+            </w:tcMar>
+          </w:tcPr>
+          <w:p>
+            <w:pPr>
+              <w:keepNext w:val="false"/>
+            </w:pPr>
+            <w:r>
+              <w:t xml:space="preserve">☐</w:t>
+            </w:r>
+          </w:p>
+        </w:tc>
+      </w:tr>
+      <w:tr>
+        <w:trPr>
+          <w:tblHeader w:val="false"/>
+        </w:trPr>
+        <w:tc>
+          <w:tcPr>
+            <w:tcW w:type="dxa" w:w="504"/>
+            <w:tcBorders>
+              <w:top w:val="single" w:color="BFBFBF" w:sz="4"/>
+              <w:left w:val="single" w:color="BFBFBF" w:sz="4"/>
+              <w:bottom w:val="single" w:color="BFBFBF" w:sz="4"/>
+              <w:right w:val="single" w:color="BFBFBF" w:sz="4"/>
+            </w:tcBorders>
+            <w:tcMar>
+              <w:top w:type="dxa" w:w="60"/>
+              <w:left w:type="dxa" w:w="100"/>
+              <w:bottom w:type="dxa" w:w="60"/>
+              <w:right w:type="dxa" w:w="100"/>
+            </w:tcMar>
+          </w:tcPr>
+          <w:p>
+            <w:pPr>
+              <w:keepNext w:val="false"/>
+            </w:pPr>
+            <w:r>
+              <w:t xml:space="preserve">3</w:t>
+            </w:r>
+          </w:p>
+        </w:tc>
+        <w:tc>
+          <w:tcPr>
+            <w:tcW w:type="dxa" w:w="4234"/>
+            <w:tcBorders>
+              <w:top w:val="single" w:color="BFBFBF" w:sz="4"/>
+              <w:left w:val="single" w:color="BFBFBF" w:sz="4"/>
+              <w:bottom w:val="single" w:color="BFBFBF" w:sz="4"/>
+              <w:right w:val="single" w:color="BFBFBF" w:sz="4"/>
+            </w:tcBorders>
+            <w:tcMar>
+              <w:top w:type="dxa" w:w="60"/>
+              <w:left w:type="dxa" w:w="100"/>
+              <w:bottom w:type="dxa" w:w="60"/>
+              <w:right w:type="dxa" w:w="100"/>
+            </w:tcMar>
+          </w:tcPr>
+          <w:p>
+            <w:pPr>
+              <w:keepNext w:val="false"/>
+            </w:pPr>
+            <w:r>
+              <w:t xml:space="preserve">Click the </w:t>
+            </w:r>
+            <w:r>
+              <w:rPr>
+                <w:b/>
+                <w:bCs/>
+              </w:rPr>
+              <w:t xml:space="preserve">Transfer orders</w:t>
+            </w:r>
+            <w:r>
+              <w:t xml:space="preserve"> tab.</w:t>
+            </w:r>
+          </w:p>
+        </w:tc>
+        <w:tc>
+          <w:tcPr>
+            <w:tcW w:type="dxa" w:w="4536"/>
+            <w:tcBorders>
+              <w:top w:val="single" w:color="BFBFBF" w:sz="4"/>
+              <w:left w:val="single" w:color="BFBFBF" w:sz="4"/>
+              <w:bottom w:val="single" w:color="BFBFBF" w:sz="4"/>
+              <w:right w:val="single" w:color="BFBFBF" w:sz="4"/>
+            </w:tcBorders>
+            <w:tcMar>
+              <w:top w:type="dxa" w:w="60"/>
+              <w:left w:type="dxa" w:w="100"/>
+              <w:bottom w:type="dxa" w:w="60"/>
+              <w:right w:type="dxa" w:w="100"/>
+            </w:tcMar>
+          </w:tcPr>
+          <w:p>
+            <w:pPr>
+              <w:keepNext w:val="false"/>
+            </w:pPr>
+            <w:r>
+              <w:t xml:space="preserve">Every transfer order, newest first: From, To, Status (</w:t>
+            </w:r>
+            <w:r>
+              <w:rPr>
+                <w:b/>
+                <w:bCs/>
+              </w:rPr>
+              <w:t xml:space="preserve">Entered in Equip</w:t>
+            </w:r>
+            <w:r>
+              <w:t xml:space="preserve"> once keyed in), Lines, Value at the sending branch’s cost, Exported, Saved. A Draft more than a week old shows </w:t>
+            </w:r>
+            <w:r>
+              <w:rPr>
+                <w:b/>
+                <w:bCs/>
+              </w:rPr>
+              <w:t xml:space="preserve">Draft for N days</w:t>
+            </w:r>
+            <w:r>
+              <w:t xml:space="preserve">, and the tab says how many old drafts there are.</w:t>
+            </w:r>
+          </w:p>
+        </w:tc>
+        <w:tc>
+          <w:tcPr>
+            <w:tcW w:type="dxa" w:w="806"/>
+            <w:tcBorders>
+              <w:top w:val="single" w:color="BFBFBF" w:sz="4"/>
+              <w:left w:val="single" w:color="BFBFBF" w:sz="4"/>
+              <w:bottom w:val="single" w:color="BFBFBF" w:sz="4"/>
+              <w:right w:val="single" w:color="BFBFBF" w:sz="4"/>
+            </w:tcBorders>
+            <w:tcMar>
+              <w:top w:type="dxa" w:w="60"/>
+              <w:left w:type="dxa" w:w="100"/>
+              <w:bottom w:type="dxa" w:w="60"/>
+              <w:right w:type="dxa" w:w="100"/>
+            </w:tcMar>
+          </w:tcPr>
+          <w:p>
+            <w:pPr>
+              <w:keepNext w:val="false"/>
+            </w:pPr>
+            <w:r>
+              <w:t xml:space="preserve">☐</w:t>
+            </w:r>
+          </w:p>
+        </w:tc>
+      </w:tr>
+      <w:tr>
+        <w:trPr>
+          <w:tblHeader w:val="false"/>
+        </w:trPr>
+        <w:tc>
+          <w:tcPr>
+            <w:tcW w:type="dxa" w:w="504"/>
+            <w:tcBorders>
+              <w:top w:val="single" w:color="BFBFBF" w:sz="4"/>
+              <w:left w:val="single" w:color="BFBFBF" w:sz="4"/>
+              <w:bottom w:val="single" w:color="BFBFBF" w:sz="4"/>
+              <w:right w:val="single" w:color="BFBFBF" w:sz="4"/>
+            </w:tcBorders>
+            <w:tcMar>
+              <w:top w:type="dxa" w:w="60"/>
+              <w:left w:type="dxa" w:w="100"/>
+              <w:bottom w:type="dxa" w:w="60"/>
+              <w:right w:type="dxa" w:w="100"/>
+            </w:tcMar>
+          </w:tcPr>
+          <w:p>
+            <w:pPr>
+              <w:keepNext w:val="false"/>
+            </w:pPr>
+            <w:r>
+              <w:t xml:space="preserve">4</w:t>
+            </w:r>
+          </w:p>
+        </w:tc>
+        <w:tc>
+          <w:tcPr>
+            <w:tcW w:type="dxa" w:w="4234"/>
+            <w:tcBorders>
+              <w:top w:val="single" w:color="BFBFBF" w:sz="4"/>
+              <w:left w:val="single" w:color="BFBFBF" w:sz="4"/>
+              <w:bottom w:val="single" w:color="BFBFBF" w:sz="4"/>
+              <w:right w:val="single" w:color="BFBFBF" w:sz="4"/>
+            </w:tcBorders>
+            <w:tcMar>
+              <w:top w:type="dxa" w:w="60"/>
+              <w:left w:type="dxa" w:w="100"/>
+              <w:bottom w:type="dxa" w:w="60"/>
+              <w:right w:type="dxa" w:w="100"/>
+            </w:tcMar>
+          </w:tcPr>
+          <w:p>
+            <w:pPr>
+              <w:keepNext w:val="false"/>
+            </w:pPr>
+            <w:r>
+              <w:t xml:space="preserve">Turn on </w:t>
+            </w:r>
+            <w:r>
+              <w:rPr>
+                <w:b/>
+                <w:bCs/>
+              </w:rPr>
+              <w:t xml:space="preserve">Show archived</w:t>
+            </w:r>
+            <w:r>
+              <w:t xml:space="preserve">.</w:t>
+            </w:r>
+          </w:p>
+        </w:tc>
+        <w:tc>
+          <w:tcPr>
+            <w:tcW w:type="dxa" w:w="4536"/>
+            <w:tcBorders>
+              <w:top w:val="single" w:color="BFBFBF" w:sz="4"/>
+              <w:left w:val="single" w:color="BFBFBF" w:sz="4"/>
+              <w:bottom w:val="single" w:color="BFBFBF" w:sz="4"/>
+              <w:right w:val="single" w:color="BFBFBF" w:sz="4"/>
+            </w:tcBorders>
+            <w:tcMar>
+              <w:top w:type="dxa" w:w="60"/>
+              <w:left w:type="dxa" w:w="100"/>
+              <w:bottom w:type="dxa" w:w="60"/>
+              <w:right w:type="dxa" w:w="100"/>
+            </w:tcMar>
+          </w:tcPr>
+          <w:p>
+            <w:pPr>
+              <w:keepNext w:val="false"/>
+            </w:pPr>
+            <w:r>
+              <w:t xml:space="preserve">Your cancelled practice transfer, greyed, with an </w:t>
+            </w:r>
+            <w:r>
+              <w:rPr>
+                <w:b/>
+                <w:bCs/>
+              </w:rPr>
+              <w:t xml:space="preserve">Archived</w:t>
+            </w:r>
+            <w:r>
+              <w:t xml:space="preserve"> tag. Only entered or cancelled transfers can be archived.</w:t>
+            </w:r>
+          </w:p>
+        </w:tc>
+        <w:tc>
+          <w:tcPr>
+            <w:tcW w:type="dxa" w:w="806"/>
+            <w:tcBorders>
+              <w:top w:val="single" w:color="BFBFBF" w:sz="4"/>
+              <w:left w:val="single" w:color="BFBFBF" w:sz="4"/>
+              <w:bottom w:val="single" w:color="BFBFBF" w:sz="4"/>
+              <w:right w:val="single" w:color="BFBFBF" w:sz="4"/>
+            </w:tcBorders>
+            <w:tcMar>
+              <w:top w:type="dxa" w:w="60"/>
+              <w:left w:type="dxa" w:w="100"/>
+              <w:bottom w:type="dxa" w:w="60"/>
+              <w:right w:type="dxa" w:w="100"/>
+            </w:tcMar>
+          </w:tcPr>
+          <w:p>
+            <w:pPr>
+              <w:keepNext w:val="false"/>
+            </w:pPr>
+            <w:r>
+              <w:t xml:space="preserve">☐</w:t>
+            </w:r>
+          </w:p>
+        </w:tc>
+      </w:tr>
+    </w:tbl>
+    <w:p>
+      <w:pPr>
+        <w:spacing w:after="120"/>
+      </w:pPr>
+    </w:p>
+    <w:p>
+      <w:pPr>
+        <w:keepNext/>
+        <w:spacing w:before="120" w:after="60"/>
+      </w:pPr>
+      <w:r>
+        <w:rPr>
+          <w:b/>
+          <w:bCs/>
+          <w:color w:val="1F4E79"/>
+        </w:rPr>
+        <w:t xml:space="preserve">Notes (anything different, slow or confusing):</w:t>
+      </w:r>
+    </w:p>
+    <w:tbl>
+      <w:tblPr>
+        <w:tblW w:type="dxa" w:w="10080"/>
+        <w:tblBorders>
+          <w:top w:val="single" w:color="auto" w:sz="4"/>
+          <w:left w:val="single" w:color="auto" w:sz="4"/>
+          <w:bottom w:val="single" w:color="auto" w:sz="4"/>
+          <w:right w:val="single" w:color="auto" w:sz="4"/>
+          <w:insideH w:val="single" w:color="auto" w:sz="4"/>
+          <w:insideV w:val="single" w:color="auto" w:sz="4"/>
+        </w:tblBorders>
+      </w:tblPr>
+      <w:tblGrid>
+        <w:gridCol w:w="10080"/>
+      </w:tblGrid>
+      <w:tr>
+        <w:trPr>
+          <w:cantSplit/>
+          <w:trHeight w:val="900" w:hRule="atLeast"/>
+        </w:trPr>
+        <w:tc>
+          <w:tcPr>
+            <w:tcW w:type="dxa" w:w="10080"/>
+            <w:tcBorders>
+              <w:top w:val="single" w:color="A6A6A6" w:sz="4"/>
+              <w:left w:val="single" w:color="A6A6A6" w:sz="4"/>
+              <w:bottom w:val="single" w:color="A6A6A6" w:sz="4"/>
+              <w:right w:val="single" w:color="A6A6A6" w:sz="4"/>
+            </w:tcBorders>
+            <w:tcMar>
+              <w:top w:type="dxa" w:w="80"/>
+              <w:left w:type="dxa" w:w="120"/>
+              <w:bottom w:type="dxa" w:w="80"/>
+              <w:right w:type="dxa" w:w="120"/>
+            </w:tcMar>
+          </w:tcPr>
+          <w:p/>
+        </w:tc>
+      </w:tr>
+    </w:tbl>
+    <w:p>
+      <w:pPr>
+        <w:spacing w:after="160"/>
+      </w:pPr>
+    </w:p>
+    <w:p>
+      <w:pPr>
+        <w:pStyle w:val="Heading3"/>
+      </w:pPr>
+      <w:r>
+        <w:t xml:space="preserve">Transfer rules and Try it</w:t>
+      </w:r>
+    </w:p>
+    <w:tbl>
+      <w:tblPr>
+        <w:tblW w:type="dxa" w:w="10080"/>
+        <w:tblBorders>
+          <w:top w:val="single" w:color="auto" w:sz="4"/>
+          <w:left w:val="single" w:color="auto" w:sz="4"/>
+          <w:bottom w:val="single" w:color="auto" w:sz="4"/>
+          <w:right w:val="single" w:color="auto" w:sz="4"/>
+          <w:insideH w:val="single" w:color="auto" w:sz="4"/>
+          <w:insideV w:val="single" w:color="auto" w:sz="4"/>
+        </w:tblBorders>
+      </w:tblPr>
+      <w:tblGrid>
+        <w:gridCol w:w="504"/>
+        <w:gridCol w:w="4234"/>
+        <w:gridCol w:w="4536"/>
+        <w:gridCol w:w="806"/>
+      </w:tblGrid>
+      <w:tr>
+        <w:trPr>
+          <w:tblHeader/>
+        </w:trPr>
+        <w:tc>
+          <w:tcPr>
+            <w:tcW w:type="dxa" w:w="504"/>
+            <w:tcBorders>
+              <w:top w:val="single" w:color="BFBFBF" w:sz="4"/>
+              <w:left w:val="single" w:color="BFBFBF" w:sz="4"/>
+              <w:bottom w:val="single" w:color="BFBFBF" w:sz="4"/>
+              <w:right w:val="single" w:color="BFBFBF" w:sz="4"/>
+            </w:tcBorders>
+            <w:shd w:fill="DEEAF6" w:color="auto" w:val="clear"/>
+            <w:tcMar>
+              <w:top w:type="dxa" w:w="60"/>
+              <w:left w:type="dxa" w:w="100"/>
+              <w:bottom w:type="dxa" w:w="60"/>
+              <w:right w:type="dxa" w:w="100"/>
+            </w:tcMar>
+          </w:tcPr>
+          <w:p>
+            <w:pPr>
+              <w:keepNext w:val="false"/>
+            </w:pPr>
+            <w:r>
+              <w:rPr>
+                <w:b/>
+                <w:bCs/>
+              </w:rPr>
+              <w:t xml:space="preserve">#</w:t>
+            </w:r>
+          </w:p>
+        </w:tc>
+        <w:tc>
+          <w:tcPr>
+            <w:tcW w:type="dxa" w:w="4234"/>
+            <w:tcBorders>
+              <w:top w:val="single" w:color="BFBFBF" w:sz="4"/>
+              <w:left w:val="single" w:color="BFBFBF" w:sz="4"/>
+              <w:bottom w:val="single" w:color="BFBFBF" w:sz="4"/>
+              <w:right w:val="single" w:color="BFBFBF" w:sz="4"/>
+            </w:tcBorders>
+            <w:shd w:fill="DEEAF6" w:color="auto" w:val="clear"/>
+            <w:tcMar>
+              <w:top w:type="dxa" w:w="60"/>
+              <w:left w:type="dxa" w:w="100"/>
+              <w:bottom w:type="dxa" w:w="60"/>
+              <w:right w:type="dxa" w:w="100"/>
+            </w:tcMar>
+          </w:tcPr>
+          <w:p>
+            <w:pPr>
+              <w:keepNext w:val="false"/>
+            </w:pPr>
+            <w:r>
+              <w:rPr>
+                <w:b/>
+                <w:bCs/>
+              </w:rPr>
+              <w:t xml:space="preserve">Do this</w:t>
+            </w:r>
+          </w:p>
+        </w:tc>
+        <w:tc>
+          <w:tcPr>
+            <w:tcW w:type="dxa" w:w="4536"/>
+            <w:tcBorders>
+              <w:top w:val="single" w:color="BFBFBF" w:sz="4"/>
+              <w:left w:val="single" w:color="BFBFBF" w:sz="4"/>
+              <w:bottom w:val="single" w:color="BFBFBF" w:sz="4"/>
+              <w:right w:val="single" w:color="BFBFBF" w:sz="4"/>
+            </w:tcBorders>
+            <w:shd w:fill="DEEAF6" w:color="auto" w:val="clear"/>
+            <w:tcMar>
+              <w:top w:type="dxa" w:w="60"/>
+              <w:left w:type="dxa" w:w="100"/>
+              <w:bottom w:type="dxa" w:w="60"/>
+              <w:right w:type="dxa" w:w="100"/>
+            </w:tcMar>
+          </w:tcPr>
+          <w:p>
+            <w:pPr>
+              <w:keepNext w:val="false"/>
+            </w:pPr>
+            <w:r>
+              <w:rPr>
+                <w:b/>
+                <w:bCs/>
+              </w:rPr>
+              <w:t xml:space="preserve">You should see</w:t>
+            </w:r>
+          </w:p>
+        </w:tc>
+        <w:tc>
+          <w:tcPr>
+            <w:tcW w:type="dxa" w:w="806"/>
+            <w:tcBorders>
+              <w:top w:val="single" w:color="BFBFBF" w:sz="4"/>
+              <w:left w:val="single" w:color="BFBFBF" w:sz="4"/>
+              <w:bottom w:val="single" w:color="BFBFBF" w:sz="4"/>
+              <w:right w:val="single" w:color="BFBFBF" w:sz="4"/>
+            </w:tcBorders>
+            <w:shd w:fill="DEEAF6" w:color="auto" w:val="clear"/>
+            <w:tcMar>
+              <w:top w:type="dxa" w:w="60"/>
+              <w:left w:type="dxa" w:w="100"/>
+              <w:bottom w:type="dxa" w:w="60"/>
+              <w:right w:type="dxa" w:w="100"/>
+            </w:tcMar>
+          </w:tcPr>
+          <w:p>
+            <w:pPr>
+              <w:keepNext w:val="false"/>
+            </w:pPr>
+            <w:r>
+              <w:rPr>
+                <w:b/>
+                <w:bCs/>
+              </w:rPr>
+              <w:t xml:space="preserve">OK</w:t>
+            </w:r>
+          </w:p>
+        </w:tc>
+      </w:tr>
+      <w:tr>
+        <w:trPr>
+          <w:tblHeader w:val="false"/>
+        </w:trPr>
+        <w:tc>
+          <w:tcPr>
+            <w:tcW w:type="dxa" w:w="504"/>
+            <w:tcBorders>
+              <w:top w:val="single" w:color="BFBFBF" w:sz="4"/>
+              <w:left w:val="single" w:color="BFBFBF" w:sz="4"/>
+              <w:bottom w:val="single" w:color="BFBFBF" w:sz="4"/>
+              <w:right w:val="single" w:color="BFBFBF" w:sz="4"/>
+            </w:tcBorders>
+            <w:tcMar>
+              <w:top w:type="dxa" w:w="60"/>
+              <w:left w:type="dxa" w:w="100"/>
+              <w:bottom w:type="dxa" w:w="60"/>
+              <w:right w:type="dxa" w:w="100"/>
+            </w:tcMar>
+          </w:tcPr>
+          <w:p>
+            <w:pPr>
+              <w:keepNext w:val="false"/>
+            </w:pPr>
+            <w:r>
+              <w:t xml:space="preserve">1</w:t>
+            </w:r>
+          </w:p>
+        </w:tc>
+        <w:tc>
+          <w:tcPr>
+            <w:tcW w:type="dxa" w:w="4234"/>
+            <w:tcBorders>
+              <w:top w:val="single" w:color="BFBFBF" w:sz="4"/>
+              <w:left w:val="single" w:color="BFBFBF" w:sz="4"/>
+              <w:bottom w:val="single" w:color="BFBFBF" w:sz="4"/>
+              <w:right w:val="single" w:color="BFBFBF" w:sz="4"/>
+            </w:tcBorders>
+            <w:tcMar>
+              <w:top w:type="dxa" w:w="60"/>
+              <w:left w:type="dxa" w:w="100"/>
+              <w:bottom w:type="dxa" w:w="60"/>
+              <w:right w:type="dxa" w:w="100"/>
+            </w:tcMar>
+          </w:tcPr>
+          <w:p>
+            <w:pPr>
+              <w:keepNext w:val="false"/>
+            </w:pPr>
+            <w:r>
+              <w:t xml:space="preserve">Click </w:t>
+            </w:r>
+            <w:r>
+              <w:rPr>
+                <w:b/>
+                <w:bCs/>
+              </w:rPr>
+              <w:t xml:space="preserve">Transfer rules</w:t>
+            </w:r>
+            <w:r>
+              <w:t xml:space="preserve"> in the menu.</w:t>
+            </w:r>
+          </w:p>
+        </w:tc>
+        <w:tc>
+          <w:tcPr>
+            <w:tcW w:type="dxa" w:w="4536"/>
+            <w:tcBorders>
+              <w:top w:val="single" w:color="BFBFBF" w:sz="4"/>
+              <w:left w:val="single" w:color="BFBFBF" w:sz="4"/>
+              <w:bottom w:val="single" w:color="BFBFBF" w:sz="4"/>
+              <w:right w:val="single" w:color="BFBFBF" w:sz="4"/>
+            </w:tcBorders>
+            <w:tcMar>
+              <w:top w:type="dxa" w:w="60"/>
+              <w:left w:type="dxa" w:w="100"/>
+              <w:bottom w:type="dxa" w:w="60"/>
+              <w:right w:type="dxa" w:w="100"/>
+            </w:tcMar>
+          </w:tcPr>
+          <w:p>
+            <w:pPr>
+              <w:keepNext w:val="false"/>
+            </w:pPr>
+            <w:r>
+              <w:t xml:space="preserve">The list starts with the read-only </w:t>
+            </w:r>
+            <w:r>
+              <w:rPr>
+                <w:b/>
+                <w:bCs/>
+              </w:rPr>
+              <w:t xml:space="preserve">Built-in default</w:t>
+            </w:r>
+            <w:r>
+              <w:t xml:space="preserve">: “excess above 12 months, receive up to 6 months, no minimum for redistribution”, and a sentence on how a rule is picked: the sending branch’s rule decides what counts as excess, and the receiving branch’s rule decides whether it takes transfers and how much redistribution.</w:t>
+            </w:r>
+          </w:p>
+        </w:tc>
+        <w:tc>
+          <w:tcPr>
+            <w:tcW w:type="dxa" w:w="806"/>
+            <w:tcBorders>
+              <w:top w:val="single" w:color="BFBFBF" w:sz="4"/>
+              <w:left w:val="single" w:color="BFBFBF" w:sz="4"/>
+              <w:bottom w:val="single" w:color="BFBFBF" w:sz="4"/>
+              <w:right w:val="single" w:color="BFBFBF" w:sz="4"/>
+            </w:tcBorders>
+            <w:tcMar>
+              <w:top w:type="dxa" w:w="60"/>
+              <w:left w:type="dxa" w:w="100"/>
+              <w:bottom w:type="dxa" w:w="60"/>
+              <w:right w:type="dxa" w:w="100"/>
+            </w:tcMar>
+          </w:tcPr>
+          <w:p>
+            <w:pPr>
+              <w:keepNext w:val="false"/>
+            </w:pPr>
+            <w:r>
+              <w:t xml:space="preserve">☐</w:t>
+            </w:r>
+          </w:p>
+        </w:tc>
+      </w:tr>
+      <w:tr>
+        <w:trPr>
+          <w:tblHeader w:val="false"/>
+        </w:trPr>
+        <w:tc>
+          <w:tcPr>
+            <w:tcW w:type="dxa" w:w="504"/>
+            <w:tcBorders>
+              <w:top w:val="single" w:color="BFBFBF" w:sz="4"/>
+              <w:left w:val="single" w:color="BFBFBF" w:sz="4"/>
+              <w:bottom w:val="single" w:color="BFBFBF" w:sz="4"/>
+              <w:right w:val="single" w:color="BFBFBF" w:sz="4"/>
+            </w:tcBorders>
+            <w:tcMar>
+              <w:top w:type="dxa" w:w="60"/>
+              <w:left w:type="dxa" w:w="100"/>
+              <w:bottom w:type="dxa" w:w="60"/>
+              <w:right w:type="dxa" w:w="100"/>
+            </w:tcMar>
+          </w:tcPr>
+          <w:p>
+            <w:pPr>
+              <w:keepNext w:val="false"/>
+            </w:pPr>
+            <w:r>
+              <w:t xml:space="preserve">2</w:t>
+            </w:r>
+          </w:p>
+        </w:tc>
+        <w:tc>
+          <w:tcPr>
+            <w:tcW w:type="dxa" w:w="4234"/>
+            <w:tcBorders>
+              <w:top w:val="single" w:color="BFBFBF" w:sz="4"/>
+              <w:left w:val="single" w:color="BFBFBF" w:sz="4"/>
+              <w:bottom w:val="single" w:color="BFBFBF" w:sz="4"/>
+              <w:right w:val="single" w:color="BFBFBF" w:sz="4"/>
+            </w:tcBorders>
+            <w:tcMar>
+              <w:top w:type="dxa" w:w="60"/>
+              <w:left w:type="dxa" w:w="100"/>
+              <w:bottom w:type="dxa" w:w="60"/>
+              <w:right w:type="dxa" w:w="100"/>
+            </w:tcMar>
+          </w:tcPr>
+          <w:p>
+            <w:pPr>
+              <w:keepNext w:val="false"/>
+            </w:pPr>
+            <w:r>
+              <w:t xml:space="preserve">Click </w:t>
+            </w:r>
+            <w:r>
+              <w:rPr>
+                <w:b/>
+                <w:bCs/>
+              </w:rPr>
+              <w:t xml:space="preserve">New rule</w:t>
+            </w:r>
+            <w:r>
+              <w:t xml:space="preserve">. Name it </w:t>
+            </w:r>
+            <w:r>
+              <w:rPr>
+                <w:b/>
+                <w:bCs/>
+              </w:rPr>
+              <w:t xml:space="preserve">TEST</w:t>
+            </w:r>
+            <w:r>
+              <w:t xml:space="preserve">, Branch </w:t>
+            </w:r>
+            <w:r>
+              <w:rPr>
+                <w:b/>
+                <w:bCs/>
+              </w:rPr>
+              <w:t xml:space="preserve">6</w:t>
+            </w:r>
+            <w:r>
+              <w:t xml:space="preserve">, untick </w:t>
+            </w:r>
+            <w:r>
+              <w:rPr>
+                <w:b/>
+                <w:bCs/>
+              </w:rPr>
+              <w:t xml:space="preserve">AllowSend</w:t>
+            </w:r>
+            <w:r>
+              <w:t xml:space="preserve">. Don’t save.</w:t>
+            </w:r>
+          </w:p>
+        </w:tc>
+        <w:tc>
+          <w:tcPr>
+            <w:tcW w:type="dxa" w:w="4536"/>
+            <w:tcBorders>
+              <w:top w:val="single" w:color="BFBFBF" w:sz="4"/>
+              <w:left w:val="single" w:color="BFBFBF" w:sz="4"/>
+              <w:bottom w:val="single" w:color="BFBFBF" w:sz="4"/>
+              <w:right w:val="single" w:color="BFBFBF" w:sz="4"/>
+            </w:tcBorders>
+            <w:tcMar>
+              <w:top w:type="dxa" w:w="60"/>
+              <w:left w:type="dxa" w:w="100"/>
+              <w:bottom w:type="dxa" w:w="60"/>
+              <w:right w:type="dxa" w:w="100"/>
+            </w:tcMar>
+          </w:tcPr>
+          <w:p>
+            <w:pPr>
+              <w:keepNext w:val="false"/>
+            </w:pPr>
+            <w:r>
+              <w:t xml:space="preserve">A </w:t>
+            </w:r>
+            <w:r>
+              <w:rPr>
+                <w:b/>
+                <w:bCs/>
+              </w:rPr>
+              <w:t xml:space="preserve">Try it</w:t>
+            </w:r>
+            <w:r>
+              <w:t xml:space="preserve"> card: Conventional lines, </w:t>
+            </w:r>
+            <w:r>
+              <w:rPr>
+                <w:b/>
+                <w:bCs/>
+              </w:rPr>
+              <w:t xml:space="preserve">Order $ avoided</w:t>
+            </w:r>
+            <w:r>
+              <w:t xml:space="preserve">, Redistribution lines and Redistribution $, before → after, and the parts that change most (MULTISEAL should be one). Nothing is saved.</w:t>
+            </w:r>
+          </w:p>
+        </w:tc>
+        <w:tc>
+          <w:tcPr>
+            <w:tcW w:type="dxa" w:w="806"/>
+            <w:tcBorders>
+              <w:top w:val="single" w:color="BFBFBF" w:sz="4"/>
+              <w:left w:val="single" w:color="BFBFBF" w:sz="4"/>
+              <w:bottom w:val="single" w:color="BFBFBF" w:sz="4"/>
+              <w:right w:val="single" w:color="BFBFBF" w:sz="4"/>
+            </w:tcBorders>
+            <w:tcMar>
+              <w:top w:type="dxa" w:w="60"/>
+              <w:left w:type="dxa" w:w="100"/>
+              <w:bottom w:type="dxa" w:w="60"/>
+              <w:right w:type="dxa" w:w="100"/>
+            </w:tcMar>
+          </w:tcPr>
+          <w:p>
+            <w:pPr>
+              <w:keepNext w:val="false"/>
+            </w:pPr>
+            <w:r>
+              <w:t xml:space="preserve">☐</w:t>
+            </w:r>
+          </w:p>
+        </w:tc>
+      </w:tr>
+      <w:tr>
+        <w:trPr>
+          <w:tblHeader w:val="false"/>
+        </w:trPr>
+        <w:tc>
+          <w:tcPr>
+            <w:tcW w:type="dxa" w:w="504"/>
+            <w:tcBorders>
+              <w:top w:val="single" w:color="BFBFBF" w:sz="4"/>
+              <w:left w:val="single" w:color="BFBFBF" w:sz="4"/>
+              <w:bottom w:val="single" w:color="BFBFBF" w:sz="4"/>
+              <w:right w:val="single" w:color="BFBFBF" w:sz="4"/>
+            </w:tcBorders>
+            <w:tcMar>
+              <w:top w:type="dxa" w:w="60"/>
+              <w:left w:type="dxa" w:w="100"/>
+              <w:bottom w:type="dxa" w:w="60"/>
+              <w:right w:type="dxa" w:w="100"/>
+            </w:tcMar>
+          </w:tcPr>
+          <w:p>
+            <w:pPr>
+              <w:keepNext w:val="false"/>
+            </w:pPr>
+            <w:r>
+              <w:t xml:space="preserve">3</w:t>
+            </w:r>
+          </w:p>
+        </w:tc>
+        <w:tc>
+          <w:tcPr>
+            <w:tcW w:type="dxa" w:w="4234"/>
+            <w:tcBorders>
+              <w:top w:val="single" w:color="BFBFBF" w:sz="4"/>
+              <w:left w:val="single" w:color="BFBFBF" w:sz="4"/>
+              <w:bottom w:val="single" w:color="BFBFBF" w:sz="4"/>
+              <w:right w:val="single" w:color="BFBFBF" w:sz="4"/>
+            </w:tcBorders>
+            <w:tcMar>
+              <w:top w:type="dxa" w:w="60"/>
+              <w:left w:type="dxa" w:w="100"/>
+              <w:bottom w:type="dxa" w:w="60"/>
+              <w:right w:type="dxa" w:w="100"/>
+            </w:tcMar>
+          </w:tcPr>
+          <w:p>
+            <w:pPr>
+              <w:keepNext w:val="false"/>
+            </w:pPr>
+            <w:r>
+              <w:t xml:space="preserve">Set </w:t>
+            </w:r>
+            <w:r>
+              <w:rPr>
+                <w:b/>
+                <w:bCs/>
+              </w:rPr>
+              <w:t xml:space="preserve">ExcessSupply</w:t>
+            </w:r>
+            <w:r>
+              <w:t xml:space="preserve"> to </w:t>
+            </w:r>
+            <w:r>
+              <w:rPr>
+                <w:b/>
+                <w:bCs/>
+              </w:rPr>
+              <w:t xml:space="preserve">99</w:t>
+            </w:r>
+            <w:r>
+              <w:t xml:space="preserve"> (months).</w:t>
+            </w:r>
+          </w:p>
+        </w:tc>
+        <w:tc>
+          <w:tcPr>
+            <w:tcW w:type="dxa" w:w="4536"/>
+            <w:tcBorders>
+              <w:top w:val="single" w:color="BFBFBF" w:sz="4"/>
+              <w:left w:val="single" w:color="BFBFBF" w:sz="4"/>
+              <w:bottom w:val="single" w:color="BFBFBF" w:sz="4"/>
+              <w:right w:val="single" w:color="BFBFBF" w:sz="4"/>
+            </w:tcBorders>
+            <w:tcMar>
+              <w:top w:type="dxa" w:w="60"/>
+              <w:left w:type="dxa" w:w="100"/>
+              <w:bottom w:type="dxa" w:w="60"/>
+              <w:right w:type="dxa" w:w="100"/>
+            </w:tcMar>
+          </w:tcPr>
+          <w:p>
+            <w:pPr>
+              <w:keepNext w:val="false"/>
+            </w:pPr>
+            <w:r>
+              <w:t xml:space="preserve">A message instead of figures, naming the problem (“ExcessSupply must be 0-60 months”). Set it back.</w:t>
+            </w:r>
+          </w:p>
+        </w:tc>
+        <w:tc>
+          <w:tcPr>
+            <w:tcW w:type="dxa" w:w="806"/>
+            <w:tcBorders>
+              <w:top w:val="single" w:color="BFBFBF" w:sz="4"/>
+              <w:left w:val="single" w:color="BFBFBF" w:sz="4"/>
+              <w:bottom w:val="single" w:color="BFBFBF" w:sz="4"/>
+              <w:right w:val="single" w:color="BFBFBF" w:sz="4"/>
+            </w:tcBorders>
+            <w:tcMar>
+              <w:top w:type="dxa" w:w="60"/>
+              <w:left w:type="dxa" w:w="100"/>
+              <w:bottom w:type="dxa" w:w="60"/>
+              <w:right w:type="dxa" w:w="100"/>
+            </w:tcMar>
+          </w:tcPr>
+          <w:p>
+            <w:pPr>
+              <w:keepNext w:val="false"/>
+            </w:pPr>
+            <w:r>
+              <w:t xml:space="preserve">☐</w:t>
+            </w:r>
+          </w:p>
+        </w:tc>
+      </w:tr>
+      <w:tr>
+        <w:trPr>
+          <w:tblHeader w:val="false"/>
+        </w:trPr>
+        <w:tc>
+          <w:tcPr>
+            <w:tcW w:type="dxa" w:w="504"/>
+            <w:tcBorders>
+              <w:top w:val="single" w:color="BFBFBF" w:sz="4"/>
+              <w:left w:val="single" w:color="BFBFBF" w:sz="4"/>
+              <w:bottom w:val="single" w:color="BFBFBF" w:sz="4"/>
+              <w:right w:val="single" w:color="BFBFBF" w:sz="4"/>
+            </w:tcBorders>
+            <w:tcMar>
+              <w:top w:type="dxa" w:w="60"/>
+              <w:left w:type="dxa" w:w="100"/>
+              <w:bottom w:type="dxa" w:w="60"/>
+              <w:right w:type="dxa" w:w="100"/>
+            </w:tcMar>
+          </w:tcPr>
+          <w:p>
+            <w:pPr>
+              <w:keepNext w:val="false"/>
+            </w:pPr>
+            <w:r>
+              <w:t xml:space="preserve">4</w:t>
+            </w:r>
+          </w:p>
+        </w:tc>
+        <w:tc>
+          <w:tcPr>
+            <w:tcW w:type="dxa" w:w="4234"/>
+            <w:tcBorders>
+              <w:top w:val="single" w:color="BFBFBF" w:sz="4"/>
+              <w:left w:val="single" w:color="BFBFBF" w:sz="4"/>
+              <w:bottom w:val="single" w:color="BFBFBF" w:sz="4"/>
+              <w:right w:val="single" w:color="BFBFBF" w:sz="4"/>
+            </w:tcBorders>
+            <w:tcMar>
+              <w:top w:type="dxa" w:w="60"/>
+              <w:left w:type="dxa" w:w="100"/>
+              <w:bottom w:type="dxa" w:w="60"/>
+              <w:right w:type="dxa" w:w="100"/>
+            </w:tcMar>
+          </w:tcPr>
+          <w:p>
+            <w:pPr>
+              <w:keepNext w:val="false"/>
+            </w:pPr>
+            <w:r>
+              <w:t xml:space="preserve">Click </w:t>
+            </w:r>
+            <w:r>
+              <w:rPr>
+                <w:b/>
+                <w:bCs/>
+              </w:rPr>
+              <w:t xml:space="preserve">Close</w:t>
+            </w:r>
+            <w:r>
+              <w:t xml:space="preserve">, then </w:t>
+            </w:r>
+            <w:r>
+              <w:rPr>
+                <w:b/>
+                <w:bCs/>
+              </w:rPr>
+              <w:t xml:space="preserve">Discard</w:t>
+            </w:r>
+            <w:r>
+              <w:t xml:space="preserve">.</w:t>
+            </w:r>
+          </w:p>
+        </w:tc>
+        <w:tc>
+          <w:tcPr>
+            <w:tcW w:type="dxa" w:w="4536"/>
+            <w:tcBorders>
+              <w:top w:val="single" w:color="BFBFBF" w:sz="4"/>
+              <w:left w:val="single" w:color="BFBFBF" w:sz="4"/>
+              <w:bottom w:val="single" w:color="BFBFBF" w:sz="4"/>
+              <w:right w:val="single" w:color="BFBFBF" w:sz="4"/>
+            </w:tcBorders>
+            <w:tcMar>
+              <w:top w:type="dxa" w:w="60"/>
+              <w:left w:type="dxa" w:w="100"/>
+              <w:bottom w:type="dxa" w:w="60"/>
+              <w:right w:type="dxa" w:w="100"/>
+            </w:tcMar>
+          </w:tcPr>
+          <w:p>
+            <w:pPr>
+              <w:keepNext w:val="false"/>
+            </w:pPr>
+            <w:r>
+              <w:t xml:space="preserve">No rule was saved; the list is as before.</w:t>
+            </w:r>
+          </w:p>
+        </w:tc>
+        <w:tc>
+          <w:tcPr>
+            <w:tcW w:type="dxa" w:w="806"/>
+            <w:tcBorders>
+              <w:top w:val="single" w:color="BFBFBF" w:sz="4"/>
+              <w:left w:val="single" w:color="BFBFBF" w:sz="4"/>
+              <w:bottom w:val="single" w:color="BFBFBF" w:sz="4"/>
+              <w:right w:val="single" w:color="BFBFBF" w:sz="4"/>
+            </w:tcBorders>
+            <w:tcMar>
+              <w:top w:type="dxa" w:w="60"/>
+              <w:left w:type="dxa" w:w="100"/>
+              <w:bottom w:type="dxa" w:w="60"/>
+              <w:right w:type="dxa" w:w="100"/>
+            </w:tcMar>
+          </w:tcPr>
+          <w:p>
+            <w:pPr>
+              <w:keepNext w:val="false"/>
+            </w:pPr>
+            <w:r>
+              <w:t xml:space="preserve">☐</w:t>
+            </w:r>
+          </w:p>
+        </w:tc>
+      </w:tr>
+    </w:tbl>
+    <w:p>
+      <w:pPr>
+        <w:spacing w:after="120"/>
+      </w:pPr>
+    </w:p>
+    <w:p>
+      <w:pPr>
+        <w:keepNext w:val="false"/>
+        <w:spacing w:after="120"/>
+      </w:pPr>
+      <w:r>
+        <w:rPr>
+          <w:b/>
+          <w:bCs/>
+        </w:rPr>
+        <w:t xml:space="preserve">Your opinion:</w:t>
+      </w:r>
+      <w:r>
+        <w:t xml:space="preserve"> is two steps on Recommended Reorder the right flow, or would you rather tick transfers on the order list itself?</w:t>
+      </w:r>
+    </w:p>
+    <w:p>
+      <w:pPr>
+        <w:keepNext/>
+        <w:spacing w:before="120" w:after="60"/>
+      </w:pPr>
+      <w:r>
+        <w:rPr>
+          <w:b/>
+          <w:bCs/>
+          <w:color w:val="1F4E79"/>
+        </w:rPr>
+        <w:t xml:space="preserve">Notes (anything different, slow or confusing):</w:t>
+      </w:r>
+    </w:p>
+    <w:tbl>
+      <w:tblPr>
+        <w:tblW w:type="dxa" w:w="10080"/>
+        <w:tblBorders>
+          <w:top w:val="single" w:color="auto" w:sz="4"/>
+          <w:left w:val="single" w:color="auto" w:sz="4"/>
+          <w:bottom w:val="single" w:color="auto" w:sz="4"/>
+          <w:right w:val="single" w:color="auto" w:sz="4"/>
+          <w:insideH w:val="single" w:color="auto" w:sz="4"/>
+          <w:insideV w:val="single" w:color="auto" w:sz="4"/>
+        </w:tblBorders>
+      </w:tblPr>
+      <w:tblGrid>
+        <w:gridCol w:w="10080"/>
+      </w:tblGrid>
+      <w:tr>
+        <w:trPr>
+          <w:cantSplit/>
+          <w:trHeight w:val="900" w:hRule="atLeast"/>
+        </w:trPr>
+        <w:tc>
+          <w:tcPr>
+            <w:tcW w:type="dxa" w:w="10080"/>
+            <w:tcBorders>
+              <w:top w:val="single" w:color="A6A6A6" w:sz="4"/>
+              <w:left w:val="single" w:color="A6A6A6" w:sz="4"/>
+              <w:bottom w:val="single" w:color="A6A6A6" w:sz="4"/>
+              <w:right w:val="single" w:color="A6A6A6" w:sz="4"/>
+            </w:tcBorders>
+            <w:tcMar>
+              <w:top w:type="dxa" w:w="80"/>
+              <w:left w:type="dxa" w:w="120"/>
+              <w:bottom w:type="dxa" w:w="80"/>
+              <w:right w:type="dxa" w:w="120"/>
+            </w:tcMar>
+          </w:tcPr>
+          <w:p/>
+        </w:tc>
+      </w:tr>
+    </w:tbl>
+    <w:p>
+      <w:pPr>
+        <w:spacing w:after="160"/>
+      </w:pPr>
     </w:p>
     <w:p>
       <w:pPr>
@@ -17860,7 +20956,7 @@
         <w:pStyle w:val="Heading3"/>
       </w:pPr>
       <w:r>
-        <w:t xml:space="preserve">0.5.2</w:t>
+        <w:t xml:space="preserve">0.6.0</w:t>
       </w:r>
     </w:p>
     <w:tbl>
@@ -18095,7 +21191,7 @@
                 <w:b/>
                 <w:bCs/>
               </w:rPr>
-              <w:t xml:space="preserve">0.5.2</w:t>
+              <w:t xml:space="preserve">0.6.0</w:t>
             </w:r>
             <w:r>
               <w:t xml:space="preserve"> and the deployed commit.</w:t>
@@ -18178,27 +21274,17 @@
               <w:keepNext w:val="false"/>
             </w:pPr>
             <w:r>
-              <w:t xml:space="preserve">Orders: tick the TEST orders, </w:t>
-            </w:r>
-            <w:r>
-              <w:rPr>
-                <w:b/>
-                <w:bCs/>
-              </w:rPr>
-              <w:t xml:space="preserve">Archive (N)</w:t>
-            </w:r>
-            <w:r>
-              <w:t xml:space="preserve">, confirm. Turn on </w:t>
-            </w:r>
-            <w:r>
-              <w:rPr>
-                <w:b/>
-                <w:bCs/>
-              </w:rPr>
-              <w:t xml:space="preserve">Show archived</w:t>
-            </w:r>
-            <w:r>
-              <w:t xml:space="preserve">.</w:t>
+              <w:t xml:space="preserve">With Claude, after 10:15 (after the publish window): save one TEST transfer (quantity 1) on Reorder step 1, export it and </w:t>
+            </w:r>
+            <w:r>
+              <w:rPr>
+                <w:b/>
+                <w:bCs/>
+              </w:rPr>
+              <w:t xml:space="preserve">Mark entered in Equip</w:t>
+            </w:r>
+            <w:r>
+              <w:t xml:space="preserve">; save a second and leave it as a Draft.</w:t>
             </w:r>
           </w:p>
         </w:tc>
@@ -18223,17 +21309,7 @@
               <w:keepNext w:val="false"/>
             </w:pPr>
             <w:r>
-              <w:t xml:space="preserve">They leave the list, then come back greyed with an </w:t>
-            </w:r>
-            <w:r>
-              <w:rPr>
-                <w:b/>
-                <w:bCs/>
-              </w:rPr>
-              <w:t xml:space="preserve">Archived</w:t>
-            </w:r>
-            <w:r>
-              <w:t xml:space="preserve"> tag; in SharePoint </w:t>
+              <w:t xml:space="preserve">Both in SharePoint </w:t>
             </w:r>
             <w:r>
               <w:rPr>
@@ -18241,20 +21317,21 @@
                 <w:sz w:val="20"/>
                 <w:szCs w:val="20"/>
               </w:rPr>
-              <w:t xml:space="preserve">NonJD_Orders</w:t>
-            </w:r>
-            <w:r>
-              <w:t xml:space="preserve"> only </w:t>
-            </w:r>
-            <w:r>
-              <w:rPr>
-                <w:b/>
-                <w:bCs/>
-              </w:rPr>
-              <w:t xml:space="preserve">Archived</w:t>
-            </w:r>
-            <w:r>
-              <w:t xml:space="preserve"> changed (Status and ExportCount as before).</w:t>
+              <w:t xml:space="preserve">NonJD_Transfers</w:t>
+            </w:r>
+            <w:r>
+              <w:t xml:space="preserve"> / </w:t>
+            </w:r>
+            <w:r>
+              <w:rPr>
+                <w:rFonts w:ascii="Consolas" w:cs="Consolas" w:eastAsia="Consolas" w:hAnsi="Consolas"/>
+                <w:sz w:val="20"/>
+                <w:szCs w:val="20"/>
+              </w:rPr>
+              <w:t xml:space="preserve">NonJD_TransferLines</w:t>
+            </w:r>
+            <w:r>
+              <w:t xml:space="preserve">; the transfer order page shows Saved and Entered times correctly in Central time.</w:t>
             </w:r>
           </w:p>
         </w:tc>
@@ -18334,7 +21411,40 @@
               <w:keepNext w:val="false"/>
             </w:pPr>
             <w:r>
-              <w:t xml:space="preserve">Open an archived order.</w:t>
+              <w:t xml:space="preserve">Run the Dev pipeline (</w:t>
+            </w:r>
+            <w:r>
+              <w:rPr>
+                <w:rFonts w:ascii="Consolas" w:cs="Consolas" w:eastAsia="Consolas" w:hAnsi="Consolas"/>
+                <w:sz w:val="20"/>
+                <w:szCs w:val="20"/>
+              </w:rPr>
+              <w:t xml:space="preserve">mode=items</w:t>
+            </w:r>
+            <w:r>
+              <w:t xml:space="preserve">: </w:t>
+            </w:r>
+            <w:r>
+              <w:rPr>
+                <w:rFonts w:ascii="Consolas" w:cs="Consolas" w:eastAsia="Consolas" w:hAnsi="Consolas"/>
+                <w:sz w:val="20"/>
+                <w:szCs w:val="20"/>
+              </w:rPr>
+              <w:t xml:space="preserve">df_NonJD_Transfers_Raw</w:t>
+            </w:r>
+            <w:r>
+              <w:t xml:space="preserve"> and </w:t>
+            </w:r>
+            <w:r>
+              <w:rPr>
+                <w:rFonts w:ascii="Consolas" w:cs="Consolas" w:eastAsia="Consolas" w:hAnsi="Consolas"/>
+                <w:sz w:val="20"/>
+                <w:szCs w:val="20"/>
+              </w:rPr>
+              <w:t xml:space="preserve">Build_Gold_NonJD_Reorder</w:t>
+            </w:r>
+            <w:r>
+              <w:t xml:space="preserve">), then Claude runs the reference check.</w:t>
             </w:r>
           </w:p>
         </w:tc>
@@ -18359,7 +21469,344 @@
               <w:keepNext w:val="false"/>
             </w:pPr>
             <w:r>
-              <w:t xml:space="preserve">The archived banner; no Export or Mark placed.</w:t>
+              <w:t xml:space="preserve">Gold’s transfers in / out include the saved transfers; the check passes.</w:t>
+            </w:r>
+          </w:p>
+        </w:tc>
+        <w:tc>
+          <w:tcPr>
+            <w:tcW w:type="dxa" w:w="806"/>
+            <w:tcBorders>
+              <w:top w:val="single" w:color="BFBFBF" w:sz="4"/>
+              <w:left w:val="single" w:color="BFBFBF" w:sz="4"/>
+              <w:bottom w:val="single" w:color="BFBFBF" w:sz="4"/>
+              <w:right w:val="single" w:color="BFBFBF" w:sz="4"/>
+            </w:tcBorders>
+            <w:tcMar>
+              <w:top w:type="dxa" w:w="60"/>
+              <w:left w:type="dxa" w:w="100"/>
+              <w:bottom w:type="dxa" w:w="60"/>
+              <w:right w:type="dxa" w:w="100"/>
+            </w:tcMar>
+          </w:tcPr>
+          <w:p>
+            <w:pPr>
+              <w:keepNext w:val="false"/>
+            </w:pPr>
+            <w:r>
+              <w:t xml:space="preserve">☐</w:t>
+            </w:r>
+          </w:p>
+        </w:tc>
+      </w:tr>
+      <w:tr>
+        <w:trPr>
+          <w:tblHeader w:val="false"/>
+        </w:trPr>
+        <w:tc>
+          <w:tcPr>
+            <w:tcW w:type="dxa" w:w="504"/>
+            <w:tcBorders>
+              <w:top w:val="single" w:color="BFBFBF" w:sz="4"/>
+              <w:left w:val="single" w:color="BFBFBF" w:sz="4"/>
+              <w:bottom w:val="single" w:color="BFBFBF" w:sz="4"/>
+              <w:right w:val="single" w:color="BFBFBF" w:sz="4"/>
+            </w:tcBorders>
+            <w:tcMar>
+              <w:top w:type="dxa" w:w="60"/>
+              <w:left w:type="dxa" w:w="100"/>
+              <w:bottom w:type="dxa" w:w="60"/>
+              <w:right w:type="dxa" w:w="100"/>
+            </w:tcMar>
+          </w:tcPr>
+          <w:p>
+            <w:pPr>
+              <w:keepNext w:val="false"/>
+            </w:pPr>
+            <w:r>
+              <w:t xml:space="preserve">4</w:t>
+            </w:r>
+          </w:p>
+        </w:tc>
+        <w:tc>
+          <w:tcPr>
+            <w:tcW w:type="dxa" w:w="4234"/>
+            <w:tcBorders>
+              <w:top w:val="single" w:color="BFBFBF" w:sz="4"/>
+              <w:left w:val="single" w:color="BFBFBF" w:sz="4"/>
+              <w:bottom w:val="single" w:color="BFBFBF" w:sz="4"/>
+              <w:right w:val="single" w:color="BFBFBF" w:sz="4"/>
+            </w:tcBorders>
+            <w:tcMar>
+              <w:top w:type="dxa" w:w="60"/>
+              <w:left w:type="dxa" w:w="100"/>
+              <w:bottom w:type="dxa" w:w="60"/>
+              <w:right w:type="dxa" w:w="100"/>
+            </w:tcMar>
+          </w:tcPr>
+          <w:p>
+            <w:pPr>
+              <w:keepNext w:val="false"/>
+            </w:pPr>
+            <w:r>
+              <w:t xml:space="preserve">Cancel the Draft and archive both. Delete the TEST rows only with Claude, after the check.</w:t>
+            </w:r>
+          </w:p>
+        </w:tc>
+        <w:tc>
+          <w:tcPr>
+            <w:tcW w:type="dxa" w:w="4536"/>
+            <w:tcBorders>
+              <w:top w:val="single" w:color="BFBFBF" w:sz="4"/>
+              <w:left w:val="single" w:color="BFBFBF" w:sz="4"/>
+              <w:bottom w:val="single" w:color="BFBFBF" w:sz="4"/>
+              <w:right w:val="single" w:color="BFBFBF" w:sz="4"/>
+            </w:tcBorders>
+            <w:tcMar>
+              <w:top w:type="dxa" w:w="60"/>
+              <w:left w:type="dxa" w:w="100"/>
+              <w:bottom w:type="dxa" w:w="60"/>
+              <w:right w:type="dxa" w:w="100"/>
+            </w:tcMar>
+          </w:tcPr>
+          <w:p>
+            <w:pPr>
+              <w:keepNext w:val="false"/>
+            </w:pPr>
+            <w:r>
+              <w:t xml:space="preserve">The cancelled transfer stops counting; nothing else changed.</w:t>
+            </w:r>
+          </w:p>
+        </w:tc>
+        <w:tc>
+          <w:tcPr>
+            <w:tcW w:type="dxa" w:w="806"/>
+            <w:tcBorders>
+              <w:top w:val="single" w:color="BFBFBF" w:sz="4"/>
+              <w:left w:val="single" w:color="BFBFBF" w:sz="4"/>
+              <w:bottom w:val="single" w:color="BFBFBF" w:sz="4"/>
+              <w:right w:val="single" w:color="BFBFBF" w:sz="4"/>
+            </w:tcBorders>
+            <w:tcMar>
+              <w:top w:type="dxa" w:w="60"/>
+              <w:left w:type="dxa" w:w="100"/>
+              <w:bottom w:type="dxa" w:w="60"/>
+              <w:right w:type="dxa" w:w="100"/>
+            </w:tcMar>
+          </w:tcPr>
+          <w:p>
+            <w:pPr>
+              <w:keepNext w:val="false"/>
+            </w:pPr>
+            <w:r>
+              <w:t xml:space="preserve">☐</w:t>
+            </w:r>
+          </w:p>
+        </w:tc>
+      </w:tr>
+      <w:tr>
+        <w:trPr>
+          <w:tblHeader w:val="false"/>
+        </w:trPr>
+        <w:tc>
+          <w:tcPr>
+            <w:tcW w:type="dxa" w:w="504"/>
+            <w:tcBorders>
+              <w:top w:val="single" w:color="BFBFBF" w:sz="4"/>
+              <w:left w:val="single" w:color="BFBFBF" w:sz="4"/>
+              <w:bottom w:val="single" w:color="BFBFBF" w:sz="4"/>
+              <w:right w:val="single" w:color="BFBFBF" w:sz="4"/>
+            </w:tcBorders>
+            <w:tcMar>
+              <w:top w:type="dxa" w:w="60"/>
+              <w:left w:type="dxa" w:w="100"/>
+              <w:bottom w:type="dxa" w:w="60"/>
+              <w:right w:type="dxa" w:w="100"/>
+            </w:tcMar>
+          </w:tcPr>
+          <w:p>
+            <w:pPr>
+              <w:keepNext w:val="false"/>
+            </w:pPr>
+            <w:r>
+              <w:t xml:space="preserve">5</w:t>
+            </w:r>
+          </w:p>
+        </w:tc>
+        <w:tc>
+          <w:tcPr>
+            <w:tcW w:type="dxa" w:w="4234"/>
+            <w:tcBorders>
+              <w:top w:val="single" w:color="BFBFBF" w:sz="4"/>
+              <w:left w:val="single" w:color="BFBFBF" w:sz="4"/>
+              <w:bottom w:val="single" w:color="BFBFBF" w:sz="4"/>
+              <w:right w:val="single" w:color="BFBFBF" w:sz="4"/>
+            </w:tcBorders>
+            <w:tcMar>
+              <w:top w:type="dxa" w:w="60"/>
+              <w:left w:type="dxa" w:w="100"/>
+              <w:bottom w:type="dxa" w:w="60"/>
+              <w:right w:type="dxa" w:w="100"/>
+            </w:tcMar>
+          </w:tcPr>
+          <w:p>
+            <w:pPr>
+              <w:keepNext w:val="false"/>
+            </w:pPr>
+            <w:r>
+              <w:t xml:space="preserve">Real-data timing: </w:t>
+            </w:r>
+            <w:r>
+              <w:rPr>
+                <w:rFonts w:ascii="Consolas" w:cs="Consolas" w:eastAsia="Consolas" w:hAnsi="Consolas"/>
+                <w:sz w:val="20"/>
+                <w:szCs w:val="20"/>
+              </w:rPr>
+              <w:t xml:space="preserve">python run_publish.py --out &lt;folder&gt;</w:t>
+            </w:r>
+            <w:r>
+              <w:t xml:space="preserve">, then Claude runs </w:t>
+            </w:r>
+            <w:r>
+              <w:rPr>
+                <w:rFonts w:ascii="Consolas" w:cs="Consolas" w:eastAsia="Consolas" w:hAnsi="Consolas"/>
+                <w:sz w:val="20"/>
+                <w:szCs w:val="20"/>
+              </w:rPr>
+              <w:t xml:space="preserve">parity-full --committed</w:t>
+            </w:r>
+            <w:r>
+              <w:t xml:space="preserve">. On Fedora, open Transfer rules → a rule → Try it.</w:t>
+            </w:r>
+          </w:p>
+        </w:tc>
+        <w:tc>
+          <w:tcPr>
+            <w:tcW w:type="dxa" w:w="4536"/>
+            <w:tcBorders>
+              <w:top w:val="single" w:color="BFBFBF" w:sz="4"/>
+              <w:left w:val="single" w:color="BFBFBF" w:sz="4"/>
+              <w:bottom w:val="single" w:color="BFBFBF" w:sz="4"/>
+              <w:right w:val="single" w:color="BFBFBF" w:sz="4"/>
+            </w:tcBorders>
+            <w:tcMar>
+              <w:top w:type="dxa" w:w="60"/>
+              <w:left w:type="dxa" w:w="100"/>
+              <w:bottom w:type="dxa" w:w="60"/>
+              <w:right w:type="dxa" w:w="100"/>
+            </w:tcMar>
+          </w:tcPr>
+          <w:p>
+            <w:pPr>
+              <w:keepNext w:val="false"/>
+            </w:pPr>
+            <w:r>
+              <w:t xml:space="preserve">The re-run is under about 300 ms; Try it shows figures within a couple of seconds and typing never stalls.</w:t>
+            </w:r>
+          </w:p>
+        </w:tc>
+        <w:tc>
+          <w:tcPr>
+            <w:tcW w:type="dxa" w:w="806"/>
+            <w:tcBorders>
+              <w:top w:val="single" w:color="BFBFBF" w:sz="4"/>
+              <w:left w:val="single" w:color="BFBFBF" w:sz="4"/>
+              <w:bottom w:val="single" w:color="BFBFBF" w:sz="4"/>
+              <w:right w:val="single" w:color="BFBFBF" w:sz="4"/>
+            </w:tcBorders>
+            <w:tcMar>
+              <w:top w:type="dxa" w:w="60"/>
+              <w:left w:type="dxa" w:w="100"/>
+              <w:bottom w:type="dxa" w:w="60"/>
+              <w:right w:type="dxa" w:w="100"/>
+            </w:tcMar>
+          </w:tcPr>
+          <w:p>
+            <w:pPr>
+              <w:keepNext w:val="false"/>
+            </w:pPr>
+            <w:r>
+              <w:t xml:space="preserve">☐</w:t>
+            </w:r>
+          </w:p>
+        </w:tc>
+      </w:tr>
+      <w:tr>
+        <w:trPr>
+          <w:tblHeader w:val="false"/>
+        </w:trPr>
+        <w:tc>
+          <w:tcPr>
+            <w:tcW w:type="dxa" w:w="504"/>
+            <w:tcBorders>
+              <w:top w:val="single" w:color="BFBFBF" w:sz="4"/>
+              <w:left w:val="single" w:color="BFBFBF" w:sz="4"/>
+              <w:bottom w:val="single" w:color="BFBFBF" w:sz="4"/>
+              <w:right w:val="single" w:color="BFBFBF" w:sz="4"/>
+            </w:tcBorders>
+            <w:tcMar>
+              <w:top w:type="dxa" w:w="60"/>
+              <w:left w:type="dxa" w:w="100"/>
+              <w:bottom w:type="dxa" w:w="60"/>
+              <w:right w:type="dxa" w:w="100"/>
+            </w:tcMar>
+          </w:tcPr>
+          <w:p>
+            <w:pPr>
+              <w:keepNext w:val="false"/>
+            </w:pPr>
+            <w:r>
+              <w:t xml:space="preserve">6</w:t>
+            </w:r>
+          </w:p>
+        </w:tc>
+        <w:tc>
+          <w:tcPr>
+            <w:tcW w:type="dxa" w:w="4234"/>
+            <w:tcBorders>
+              <w:top w:val="single" w:color="BFBFBF" w:sz="4"/>
+              <w:left w:val="single" w:color="BFBFBF" w:sz="4"/>
+              <w:bottom w:val="single" w:color="BFBFBF" w:sz="4"/>
+              <w:right w:val="single" w:color="BFBFBF" w:sz="4"/>
+            </w:tcBorders>
+            <w:tcMar>
+              <w:top w:type="dxa" w:w="60"/>
+              <w:left w:type="dxa" w:w="100"/>
+              <w:bottom w:type="dxa" w:w="60"/>
+              <w:right w:type="dxa" w:w="100"/>
+            </w:tcMar>
+          </w:tcPr>
+          <w:p>
+            <w:pPr>
+              <w:keepNext w:val="false"/>
+            </w:pPr>
+            <w:r>
+              <w:t xml:space="preserve">Sign out and sign in as someone else on the same browser (or ask Shannon to try it on your PC).</w:t>
+            </w:r>
+          </w:p>
+        </w:tc>
+        <w:tc>
+          <w:tcPr>
+            <w:tcW w:type="dxa" w:w="4536"/>
+            <w:tcBorders>
+              <w:top w:val="single" w:color="BFBFBF" w:sz="4"/>
+              <w:left w:val="single" w:color="BFBFBF" w:sz="4"/>
+              <w:bottom w:val="single" w:color="BFBFBF" w:sz="4"/>
+              <w:right w:val="single" w:color="BFBFBF" w:sz="4"/>
+            </w:tcBorders>
+            <w:tcMar>
+              <w:top w:type="dxa" w:w="60"/>
+              <w:left w:type="dxa" w:w="100"/>
+              <w:bottom w:type="dxa" w:w="60"/>
+              <w:right w:type="dxa" w:w="100"/>
+            </w:tcMar>
+          </w:tcPr>
+          <w:p>
+            <w:pPr>
+              <w:keepNext w:val="false"/>
+            </w:pPr>
+            <w:r>
+              <w:t xml:space="preserve">Only their name and data; nothing of the previous person’s.</w:t>
             </w:r>
           </w:p>
         </w:tc>
@@ -18459,7 +21906,7 @@
         <w:pStyle w:val="Heading3"/>
       </w:pPr>
       <w:r>
-        <w:t xml:space="preserve">0.5.1</w:t>
+        <w:t xml:space="preserve">0.5.2</w:t>
       </w:r>
     </w:p>
     <w:tbl>
@@ -18694,7 +22141,7 @@
                 <w:b/>
                 <w:bCs/>
               </w:rPr>
-              <w:t xml:space="preserve">0.5.1</w:t>
+              <w:t xml:space="preserve">0.5.2</w:t>
             </w:r>
             <w:r>
               <w:t xml:space="preserve"> and the deployed commit.</w:t>
@@ -18777,17 +22224,27 @@
               <w:keepNext w:val="false"/>
             </w:pPr>
             <w:r>
-              <w:t xml:space="preserve">Orders: tick two Draft TEST orders from different branches, </w:t>
-            </w:r>
-            <w:r>
-              <w:rPr>
-                <w:b/>
-                <w:bCs/>
-              </w:rPr>
-              <w:t xml:space="preserve">Export together</w:t>
-            </w:r>
-            <w:r>
-              <w:t xml:space="preserve">, open the CSV in Notepad.</w:t>
+              <w:t xml:space="preserve">Orders: tick the TEST orders, </w:t>
+            </w:r>
+            <w:r>
+              <w:rPr>
+                <w:b/>
+                <w:bCs/>
+              </w:rPr>
+              <w:t xml:space="preserve">Archive (N)</w:t>
+            </w:r>
+            <w:r>
+              <w:t xml:space="preserve">, confirm. Turn on </w:t>
+            </w:r>
+            <w:r>
+              <w:rPr>
+                <w:b/>
+                <w:bCs/>
+              </w:rPr>
+              <w:t xml:space="preserve">Show archived</w:t>
+            </w:r>
+            <w:r>
+              <w:t xml:space="preserve">.</w:t>
             </w:r>
           </w:p>
         </w:tc>
@@ -18812,7 +22269,17 @@
               <w:keepNext w:val="false"/>
             </w:pPr>
             <w:r>
-              <w:t xml:space="preserve">Header </w:t>
+              <w:t xml:space="preserve">They leave the list, then come back greyed with an </w:t>
+            </w:r>
+            <w:r>
+              <w:rPr>
+                <w:b/>
+                <w:bCs/>
+              </w:rPr>
+              <w:t xml:space="preserve">Archived</w:t>
+            </w:r>
+            <w:r>
+              <w:t xml:space="preserve"> tag; in SharePoint </w:t>
             </w:r>
             <w:r>
               <w:rPr>
@@ -18820,10 +22287,125 @@
                 <w:sz w:val="20"/>
                 <w:szCs w:val="20"/>
               </w:rPr>
-              <w:t xml:space="preserve">Branch,PartNumber,Description,OrderQty,Cost,LineValue,Bin</w:t>
-            </w:r>
-            <w:r>
-              <w:t xml:space="preserve">; both orders show Exported with an export count of 1.</w:t>
+              <w:t xml:space="preserve">NonJD_Orders</w:t>
+            </w:r>
+            <w:r>
+              <w:t xml:space="preserve"> only </w:t>
+            </w:r>
+            <w:r>
+              <w:rPr>
+                <w:b/>
+                <w:bCs/>
+              </w:rPr>
+              <w:t xml:space="preserve">Archived</w:t>
+            </w:r>
+            <w:r>
+              <w:t xml:space="preserve"> changed (Status and ExportCount as before).</w:t>
+            </w:r>
+          </w:p>
+        </w:tc>
+        <w:tc>
+          <w:tcPr>
+            <w:tcW w:type="dxa" w:w="806"/>
+            <w:tcBorders>
+              <w:top w:val="single" w:color="BFBFBF" w:sz="4"/>
+              <w:left w:val="single" w:color="BFBFBF" w:sz="4"/>
+              <w:bottom w:val="single" w:color="BFBFBF" w:sz="4"/>
+              <w:right w:val="single" w:color="BFBFBF" w:sz="4"/>
+            </w:tcBorders>
+            <w:tcMar>
+              <w:top w:type="dxa" w:w="60"/>
+              <w:left w:type="dxa" w:w="100"/>
+              <w:bottom w:type="dxa" w:w="60"/>
+              <w:right w:type="dxa" w:w="100"/>
+            </w:tcMar>
+          </w:tcPr>
+          <w:p>
+            <w:pPr>
+              <w:keepNext w:val="false"/>
+            </w:pPr>
+            <w:r>
+              <w:t xml:space="preserve">☐</w:t>
+            </w:r>
+          </w:p>
+        </w:tc>
+      </w:tr>
+      <w:tr>
+        <w:trPr>
+          <w:tblHeader w:val="false"/>
+        </w:trPr>
+        <w:tc>
+          <w:tcPr>
+            <w:tcW w:type="dxa" w:w="504"/>
+            <w:tcBorders>
+              <w:top w:val="single" w:color="BFBFBF" w:sz="4"/>
+              <w:left w:val="single" w:color="BFBFBF" w:sz="4"/>
+              <w:bottom w:val="single" w:color="BFBFBF" w:sz="4"/>
+              <w:right w:val="single" w:color="BFBFBF" w:sz="4"/>
+            </w:tcBorders>
+            <w:tcMar>
+              <w:top w:type="dxa" w:w="60"/>
+              <w:left w:type="dxa" w:w="100"/>
+              <w:bottom w:type="dxa" w:w="60"/>
+              <w:right w:type="dxa" w:w="100"/>
+            </w:tcMar>
+          </w:tcPr>
+          <w:p>
+            <w:pPr>
+              <w:keepNext w:val="false"/>
+            </w:pPr>
+            <w:r>
+              <w:t xml:space="preserve">3</w:t>
+            </w:r>
+          </w:p>
+        </w:tc>
+        <w:tc>
+          <w:tcPr>
+            <w:tcW w:type="dxa" w:w="4234"/>
+            <w:tcBorders>
+              <w:top w:val="single" w:color="BFBFBF" w:sz="4"/>
+              <w:left w:val="single" w:color="BFBFBF" w:sz="4"/>
+              <w:bottom w:val="single" w:color="BFBFBF" w:sz="4"/>
+              <w:right w:val="single" w:color="BFBFBF" w:sz="4"/>
+            </w:tcBorders>
+            <w:tcMar>
+              <w:top w:type="dxa" w:w="60"/>
+              <w:left w:type="dxa" w:w="100"/>
+              <w:bottom w:type="dxa" w:w="60"/>
+              <w:right w:type="dxa" w:w="100"/>
+            </w:tcMar>
+          </w:tcPr>
+          <w:p>
+            <w:pPr>
+              <w:keepNext w:val="false"/>
+            </w:pPr>
+            <w:r>
+              <w:t xml:space="preserve">Open an archived order.</w:t>
+            </w:r>
+          </w:p>
+        </w:tc>
+        <w:tc>
+          <w:tcPr>
+            <w:tcW w:type="dxa" w:w="4536"/>
+            <w:tcBorders>
+              <w:top w:val="single" w:color="BFBFBF" w:sz="4"/>
+              <w:left w:val="single" w:color="BFBFBF" w:sz="4"/>
+              <w:bottom w:val="single" w:color="BFBFBF" w:sz="4"/>
+              <w:right w:val="single" w:color="BFBFBF" w:sz="4"/>
+            </w:tcBorders>
+            <w:tcMar>
+              <w:top w:type="dxa" w:w="60"/>
+              <w:left w:type="dxa" w:w="100"/>
+              <w:bottom w:type="dxa" w:w="60"/>
+              <w:right w:type="dxa" w:w="100"/>
+            </w:tcMar>
+          </w:tcPr>
+          <w:p>
+            <w:pPr>
+              <w:keepNext w:val="false"/>
+            </w:pPr>
+            <w:r>
+              <w:t xml:space="preserve">The archived banner; no Export or Mark placed.</w:t>
             </w:r>
           </w:p>
         </w:tc>
@@ -18923,7 +22505,7 @@
         <w:pStyle w:val="Heading3"/>
       </w:pPr>
       <w:r>
-        <w:t xml:space="preserve">0.5.0</w:t>
+        <w:t xml:space="preserve">0.5.1</w:t>
       </w:r>
     </w:p>
     <w:tbl>
@@ -19158,7 +22740,7 @@
                 <w:b/>
                 <w:bCs/>
               </w:rPr>
-              <w:t xml:space="preserve">0.5.0</w:t>
+              <w:t xml:space="preserve">0.5.1</w:t>
             </w:r>
             <w:r>
               <w:t xml:space="preserve"> and the deployed commit.</w:t>
@@ -19241,7 +22823,17 @@
               <w:keepNext w:val="false"/>
             </w:pPr>
             <w:r>
-              <w:t xml:space="preserve">The first morning after the 0.5.0 publish: re-check the Part 2 examples (MULTISEAL at 1 with 44 from 6; branch 6 and 93 on Other branches; R134A redistribution from 13; GG100 with no stock or sales at 1; 124184 at about 22 demands) against Prod.</w:t>
+              <w:t xml:space="preserve">Orders: tick two Draft TEST orders from different branches, </w:t>
+            </w:r>
+            <w:r>
+              <w:rPr>
+                <w:b/>
+                <w:bCs/>
+              </w:rPr>
+              <w:t xml:space="preserve">Export together</w:t>
+            </w:r>
+            <w:r>
+              <w:t xml:space="preserve">, open the CSV in Notepad.</w:t>
             </w:r>
           </w:p>
         </w:tc>
@@ -19266,202 +22858,7 @@
               <w:keepNext w:val="false"/>
             </w:pPr>
             <w:r>
-              <w:t xml:space="preserve">Each still behaves as described; update the walkthrough where Prod differs before sending it out.</w:t>
-            </w:r>
-          </w:p>
-        </w:tc>
-        <w:tc>
-          <w:tcPr>
-            <w:tcW w:type="dxa" w:w="806"/>
-            <w:tcBorders>
-              <w:top w:val="single" w:color="BFBFBF" w:sz="4"/>
-              <w:left w:val="single" w:color="BFBFBF" w:sz="4"/>
-              <w:bottom w:val="single" w:color="BFBFBF" w:sz="4"/>
-              <w:right w:val="single" w:color="BFBFBF" w:sz="4"/>
-            </w:tcBorders>
-            <w:tcMar>
-              <w:top w:type="dxa" w:w="60"/>
-              <w:left w:type="dxa" w:w="100"/>
-              <w:bottom w:type="dxa" w:w="60"/>
-              <w:right w:type="dxa" w:w="100"/>
-            </w:tcMar>
-          </w:tcPr>
-          <w:p>
-            <w:pPr>
-              <w:keepNext w:val="false"/>
-            </w:pPr>
-            <w:r>
-              <w:t xml:space="preserve">☐</w:t>
-            </w:r>
-          </w:p>
-        </w:tc>
-      </w:tr>
-      <w:tr>
-        <w:trPr>
-          <w:tblHeader w:val="false"/>
-        </w:trPr>
-        <w:tc>
-          <w:tcPr>
-            <w:tcW w:type="dxa" w:w="504"/>
-            <w:tcBorders>
-              <w:top w:val="single" w:color="BFBFBF" w:sz="4"/>
-              <w:left w:val="single" w:color="BFBFBF" w:sz="4"/>
-              <w:bottom w:val="single" w:color="BFBFBF" w:sz="4"/>
-              <w:right w:val="single" w:color="BFBFBF" w:sz="4"/>
-            </w:tcBorders>
-            <w:tcMar>
-              <w:top w:type="dxa" w:w="60"/>
-              <w:left w:type="dxa" w:w="100"/>
-              <w:bottom w:type="dxa" w:w="60"/>
-              <w:right w:type="dxa" w:w="100"/>
-            </w:tcMar>
-          </w:tcPr>
-          <w:p>
-            <w:pPr>
-              <w:keepNext w:val="false"/>
-            </w:pPr>
-            <w:r>
-              <w:t xml:space="preserve">3</w:t>
-            </w:r>
-          </w:p>
-        </w:tc>
-        <w:tc>
-          <w:tcPr>
-            <w:tcW w:type="dxa" w:w="4234"/>
-            <w:tcBorders>
-              <w:top w:val="single" w:color="BFBFBF" w:sz="4"/>
-              <w:left w:val="single" w:color="BFBFBF" w:sz="4"/>
-              <w:bottom w:val="single" w:color="BFBFBF" w:sz="4"/>
-              <w:right w:val="single" w:color="BFBFBF" w:sz="4"/>
-            </w:tcBorders>
-            <w:tcMar>
-              <w:top w:type="dxa" w:w="60"/>
-              <w:left w:type="dxa" w:w="100"/>
-              <w:bottom w:type="dxa" w:w="60"/>
-              <w:right w:type="dxa" w:w="100"/>
-            </w:tcMar>
-          </w:tcPr>
-          <w:p>
-            <w:pPr>
-              <w:keepNext w:val="false"/>
-            </w:pPr>
-            <w:r>
-              <w:t xml:space="preserve">Home, Recommended Reorder and Transfers with the Prod data.</w:t>
-            </w:r>
-          </w:p>
-        </w:tc>
-        <w:tc>
-          <w:tcPr>
-            <w:tcW w:type="dxa" w:w="4536"/>
-            <w:tcBorders>
-              <w:top w:val="single" w:color="BFBFBF" w:sz="4"/>
-              <w:left w:val="single" w:color="BFBFBF" w:sz="4"/>
-              <w:bottom w:val="single" w:color="BFBFBF" w:sz="4"/>
-              <w:right w:val="single" w:color="BFBFBF" w:sz="4"/>
-            </w:tcBorders>
-            <w:tcMar>
-              <w:top w:type="dxa" w:w="60"/>
-              <w:left w:type="dxa" w:w="100"/>
-              <w:bottom w:type="dxa" w:w="60"/>
-              <w:right w:type="dxa" w:w="100"/>
-            </w:tcMar>
-          </w:tcPr>
-          <w:p>
-            <w:pPr>
-              <w:keepNext w:val="false"/>
-            </w:pPr>
-            <w:r>
-              <w:t xml:space="preserve">Purple card, banner and pills show; Transfers goes </w:t>
-            </w:r>
-            <w:r>
-              <w:rPr>
-                <w:b/>
-                <w:bCs/>
-              </w:rPr>
-              <w:t xml:space="preserve">Live</w:t>
-            </w:r>
-            <w:r>
-              <w:t xml:space="preserve"> with no red "disagree" banner.</w:t>
-            </w:r>
-          </w:p>
-        </w:tc>
-        <w:tc>
-          <w:tcPr>
-            <w:tcW w:type="dxa" w:w="806"/>
-            <w:tcBorders>
-              <w:top w:val="single" w:color="BFBFBF" w:sz="4"/>
-              <w:left w:val="single" w:color="BFBFBF" w:sz="4"/>
-              <w:bottom w:val="single" w:color="BFBFBF" w:sz="4"/>
-              <w:right w:val="single" w:color="BFBFBF" w:sz="4"/>
-            </w:tcBorders>
-            <w:tcMar>
-              <w:top w:type="dxa" w:w="60"/>
-              <w:left w:type="dxa" w:w="100"/>
-              <w:bottom w:type="dxa" w:w="60"/>
-              <w:right w:type="dxa" w:w="100"/>
-            </w:tcMar>
-          </w:tcPr>
-          <w:p>
-            <w:pPr>
-              <w:keepNext w:val="false"/>
-            </w:pPr>
-            <w:r>
-              <w:t xml:space="preserve">☐</w:t>
-            </w:r>
-          </w:p>
-        </w:tc>
-      </w:tr>
-      <w:tr>
-        <w:trPr>
-          <w:tblHeader w:val="false"/>
-        </w:trPr>
-        <w:tc>
-          <w:tcPr>
-            <w:tcW w:type="dxa" w:w="504"/>
-            <w:tcBorders>
-              <w:top w:val="single" w:color="BFBFBF" w:sz="4"/>
-              <w:left w:val="single" w:color="BFBFBF" w:sz="4"/>
-              <w:bottom w:val="single" w:color="BFBFBF" w:sz="4"/>
-              <w:right w:val="single" w:color="BFBFBF" w:sz="4"/>
-            </w:tcBorders>
-            <w:tcMar>
-              <w:top w:type="dxa" w:w="60"/>
-              <w:left w:type="dxa" w:w="100"/>
-              <w:bottom w:type="dxa" w:w="60"/>
-              <w:right w:type="dxa" w:w="100"/>
-            </w:tcMar>
-          </w:tcPr>
-          <w:p>
-            <w:pPr>
-              <w:keepNext w:val="false"/>
-            </w:pPr>
-            <w:r>
-              <w:t xml:space="preserve">4</w:t>
-            </w:r>
-          </w:p>
-        </w:tc>
-        <w:tc>
-          <w:tcPr>
-            <w:tcW w:type="dxa" w:w="4234"/>
-            <w:tcBorders>
-              <w:top w:val="single" w:color="BFBFBF" w:sz="4"/>
-              <w:left w:val="single" w:color="BFBFBF" w:sz="4"/>
-              <w:bottom w:val="single" w:color="BFBFBF" w:sz="4"/>
-              <w:right w:val="single" w:color="BFBFBF" w:sz="4"/>
-            </w:tcBorders>
-            <w:tcMar>
-              <w:top w:type="dxa" w:w="60"/>
-              <w:left w:type="dxa" w:w="100"/>
-              <w:bottom w:type="dxa" w:w="60"/>
-              <w:right w:type="dxa" w:w="100"/>
-            </w:tcMar>
-          </w:tcPr>
-          <w:p>
-            <w:pPr>
-              <w:keepNext w:val="false"/>
-            </w:pPr>
-            <w:r>
-              <w:t xml:space="preserve">Open an old address with dealer groups: </w:t>
+              <w:t xml:space="preserve">Header </w:t>
             </w:r>
             <w:r>
               <w:rPr>
@@ -19469,1005 +22866,10 @@
                 <w:sz w:val="20"/>
                 <w:szCs w:val="20"/>
               </w:rPr>
-              <w:t xml:space="preserve">/reorder?branch=1&amp;dgc=COTTON</w:t>
-            </w:r>
-            <w:r>
-              <w:t xml:space="preserve">.</w:t>
-            </w:r>
-          </w:p>
-        </w:tc>
-        <w:tc>
-          <w:tcPr>
-            <w:tcW w:type="dxa" w:w="4536"/>
-            <w:tcBorders>
-              <w:top w:val="single" w:color="BFBFBF" w:sz="4"/>
-              <w:left w:val="single" w:color="BFBFBF" w:sz="4"/>
-              <w:bottom w:val="single" w:color="BFBFBF" w:sz="4"/>
-              <w:right w:val="single" w:color="BFBFBF" w:sz="4"/>
-            </w:tcBorders>
-            <w:tcMar>
-              <w:top w:type="dxa" w:w="60"/>
-              <w:left w:type="dxa" w:w="100"/>
-              <w:bottom w:type="dxa" w:w="60"/>
-              <w:right w:type="dxa" w:w="100"/>
-            </w:tcMar>
-          </w:tcPr>
-          <w:p>
-            <w:pPr>
-              <w:keepNext w:val="false"/>
-            </w:pPr>
-            <w:r>
-              <w:t xml:space="preserve">Recommended Reorder with COTTON ticked.</w:t>
-            </w:r>
-          </w:p>
-        </w:tc>
-        <w:tc>
-          <w:tcPr>
-            <w:tcW w:type="dxa" w:w="806"/>
-            <w:tcBorders>
-              <w:top w:val="single" w:color="BFBFBF" w:sz="4"/>
-              <w:left w:val="single" w:color="BFBFBF" w:sz="4"/>
-              <w:bottom w:val="single" w:color="BFBFBF" w:sz="4"/>
-              <w:right w:val="single" w:color="BFBFBF" w:sz="4"/>
-            </w:tcBorders>
-            <w:tcMar>
-              <w:top w:type="dxa" w:w="60"/>
-              <w:left w:type="dxa" w:w="100"/>
-              <w:bottom w:type="dxa" w:w="60"/>
-              <w:right w:type="dxa" w:w="100"/>
-            </w:tcMar>
-          </w:tcPr>
-          <w:p>
-            <w:pPr>
-              <w:keepNext w:val="false"/>
-            </w:pPr>
-            <w:r>
-              <w:t xml:space="preserve">☐</w:t>
-            </w:r>
-          </w:p>
-        </w:tc>
-      </w:tr>
-      <w:tr>
-        <w:trPr>
-          <w:tblHeader w:val="false"/>
-        </w:trPr>
-        <w:tc>
-          <w:tcPr>
-            <w:tcW w:type="dxa" w:w="504"/>
-            <w:tcBorders>
-              <w:top w:val="single" w:color="BFBFBF" w:sz="4"/>
-              <w:left w:val="single" w:color="BFBFBF" w:sz="4"/>
-              <w:bottom w:val="single" w:color="BFBFBF" w:sz="4"/>
-              <w:right w:val="single" w:color="BFBFBF" w:sz="4"/>
-            </w:tcBorders>
-            <w:tcMar>
-              <w:top w:type="dxa" w:w="60"/>
-              <w:left w:type="dxa" w:w="100"/>
-              <w:bottom w:type="dxa" w:w="60"/>
-              <w:right w:type="dxa" w:w="100"/>
-            </w:tcMar>
-          </w:tcPr>
-          <w:p>
-            <w:pPr>
-              <w:keepNext w:val="false"/>
-            </w:pPr>
-            <w:r>
-              <w:t xml:space="preserve">5</w:t>
-            </w:r>
-          </w:p>
-        </w:tc>
-        <w:tc>
-          <w:tcPr>
-            <w:tcW w:type="dxa" w:w="4234"/>
-            <w:tcBorders>
-              <w:top w:val="single" w:color="BFBFBF" w:sz="4"/>
-              <w:left w:val="single" w:color="BFBFBF" w:sz="4"/>
-              <w:bottom w:val="single" w:color="BFBFBF" w:sz="4"/>
-              <w:right w:val="single" w:color="BFBFBF" w:sz="4"/>
-            </w:tcBorders>
-            <w:tcMar>
-              <w:top w:type="dxa" w:w="60"/>
-              <w:left w:type="dxa" w:w="100"/>
-              <w:bottom w:type="dxa" w:w="60"/>
-              <w:right w:type="dxa" w:w="100"/>
-            </w:tcMar>
-          </w:tcPr>
-          <w:p>
-            <w:pPr>
-              <w:keepNext w:val="false"/>
-            </w:pPr>
-            <w:r>
-              <w:t xml:space="preserve">Special statuses with all branches loaded.</w:t>
-            </w:r>
-          </w:p>
-        </w:tc>
-        <w:tc>
-          <w:tcPr>
-            <w:tcW w:type="dxa" w:w="4536"/>
-            <w:tcBorders>
-              <w:top w:val="single" w:color="BFBFBF" w:sz="4"/>
-              <w:left w:val="single" w:color="BFBFBF" w:sz="4"/>
-              <w:bottom w:val="single" w:color="BFBFBF" w:sz="4"/>
-              <w:right w:val="single" w:color="BFBFBF" w:sz="4"/>
-            </w:tcBorders>
-            <w:tcMar>
-              <w:top w:type="dxa" w:w="60"/>
-              <w:left w:type="dxa" w:w="100"/>
-              <w:bottom w:type="dxa" w:w="60"/>
-              <w:right w:type="dxa" w:w="100"/>
-            </w:tcMar>
-          </w:tcPr>
-          <w:p>
-            <w:pPr>
-              <w:keepNext w:val="false"/>
-            </w:pPr>
-            <w:r>
-              <w:t xml:space="preserve">Masks, Manual order, min overrides and any phase-ins; no errors.</w:t>
-            </w:r>
-          </w:p>
-        </w:tc>
-        <w:tc>
-          <w:tcPr>
-            <w:tcW w:type="dxa" w:w="806"/>
-            <w:tcBorders>
-              <w:top w:val="single" w:color="BFBFBF" w:sz="4"/>
-              <w:left w:val="single" w:color="BFBFBF" w:sz="4"/>
-              <w:bottom w:val="single" w:color="BFBFBF" w:sz="4"/>
-              <w:right w:val="single" w:color="BFBFBF" w:sz="4"/>
-            </w:tcBorders>
-            <w:tcMar>
-              <w:top w:type="dxa" w:w="60"/>
-              <w:left w:type="dxa" w:w="100"/>
-              <w:bottom w:type="dxa" w:w="60"/>
-              <w:right w:type="dxa" w:w="100"/>
-            </w:tcMar>
-          </w:tcPr>
-          <w:p>
-            <w:pPr>
-              <w:keepNext w:val="false"/>
-            </w:pPr>
-            <w:r>
-              <w:t xml:space="preserve">☐</w:t>
-            </w:r>
-          </w:p>
-        </w:tc>
-      </w:tr>
-    </w:tbl>
-    <w:p>
-      <w:pPr>
-        <w:spacing w:after="120"/>
-      </w:pPr>
-    </w:p>
-    <w:p>
-      <w:pPr>
-        <w:pStyle w:val="Heading3"/>
-      </w:pPr>
-      <w:r>
-        <w:t xml:space="preserve">0.4.0</w:t>
-      </w:r>
-    </w:p>
-    <w:tbl>
-      <w:tblPr>
-        <w:tblW w:type="dxa" w:w="10080"/>
-        <w:tblBorders>
-          <w:top w:val="single" w:color="auto" w:sz="4"/>
-          <w:left w:val="single" w:color="auto" w:sz="4"/>
-          <w:bottom w:val="single" w:color="auto" w:sz="4"/>
-          <w:right w:val="single" w:color="auto" w:sz="4"/>
-          <w:insideH w:val="single" w:color="auto" w:sz="4"/>
-          <w:insideV w:val="single" w:color="auto" w:sz="4"/>
-        </w:tblBorders>
-      </w:tblPr>
-      <w:tblGrid>
-        <w:gridCol w:w="504"/>
-        <w:gridCol w:w="4234"/>
-        <w:gridCol w:w="4536"/>
-        <w:gridCol w:w="806"/>
-      </w:tblGrid>
-      <w:tr>
-        <w:trPr>
-          <w:tblHeader/>
-        </w:trPr>
-        <w:tc>
-          <w:tcPr>
-            <w:tcW w:type="dxa" w:w="504"/>
-            <w:tcBorders>
-              <w:top w:val="single" w:color="BFBFBF" w:sz="4"/>
-              <w:left w:val="single" w:color="BFBFBF" w:sz="4"/>
-              <w:bottom w:val="single" w:color="BFBFBF" w:sz="4"/>
-              <w:right w:val="single" w:color="BFBFBF" w:sz="4"/>
-            </w:tcBorders>
-            <w:shd w:fill="DEEAF6" w:color="auto" w:val="clear"/>
-            <w:tcMar>
-              <w:top w:type="dxa" w:w="60"/>
-              <w:left w:type="dxa" w:w="100"/>
-              <w:bottom w:type="dxa" w:w="60"/>
-              <w:right w:type="dxa" w:w="100"/>
-            </w:tcMar>
-          </w:tcPr>
-          <w:p>
-            <w:pPr>
-              <w:keepNext w:val="false"/>
-            </w:pPr>
-            <w:r>
-              <w:rPr>
-                <w:b/>
-                <w:bCs/>
-              </w:rPr>
-              <w:t xml:space="preserve">#</w:t>
-            </w:r>
-          </w:p>
-        </w:tc>
-        <w:tc>
-          <w:tcPr>
-            <w:tcW w:type="dxa" w:w="4234"/>
-            <w:tcBorders>
-              <w:top w:val="single" w:color="BFBFBF" w:sz="4"/>
-              <w:left w:val="single" w:color="BFBFBF" w:sz="4"/>
-              <w:bottom w:val="single" w:color="BFBFBF" w:sz="4"/>
-              <w:right w:val="single" w:color="BFBFBF" w:sz="4"/>
-            </w:tcBorders>
-            <w:shd w:fill="DEEAF6" w:color="auto" w:val="clear"/>
-            <w:tcMar>
-              <w:top w:type="dxa" w:w="60"/>
-              <w:left w:type="dxa" w:w="100"/>
-              <w:bottom w:type="dxa" w:w="60"/>
-              <w:right w:type="dxa" w:w="100"/>
-            </w:tcMar>
-          </w:tcPr>
-          <w:p>
-            <w:pPr>
-              <w:keepNext w:val="false"/>
-            </w:pPr>
-            <w:r>
-              <w:rPr>
-                <w:b/>
-                <w:bCs/>
-              </w:rPr>
-              <w:t xml:space="preserve">Do this</w:t>
-            </w:r>
-          </w:p>
-        </w:tc>
-        <w:tc>
-          <w:tcPr>
-            <w:tcW w:type="dxa" w:w="4536"/>
-            <w:tcBorders>
-              <w:top w:val="single" w:color="BFBFBF" w:sz="4"/>
-              <w:left w:val="single" w:color="BFBFBF" w:sz="4"/>
-              <w:bottom w:val="single" w:color="BFBFBF" w:sz="4"/>
-              <w:right w:val="single" w:color="BFBFBF" w:sz="4"/>
-            </w:tcBorders>
-            <w:shd w:fill="DEEAF6" w:color="auto" w:val="clear"/>
-            <w:tcMar>
-              <w:top w:type="dxa" w:w="60"/>
-              <w:left w:type="dxa" w:w="100"/>
-              <w:bottom w:type="dxa" w:w="60"/>
-              <w:right w:type="dxa" w:w="100"/>
-            </w:tcMar>
-          </w:tcPr>
-          <w:p>
-            <w:pPr>
-              <w:keepNext w:val="false"/>
-            </w:pPr>
-            <w:r>
-              <w:rPr>
-                <w:b/>
-                <w:bCs/>
-              </w:rPr>
-              <w:t xml:space="preserve">You should see</w:t>
-            </w:r>
-          </w:p>
-        </w:tc>
-        <w:tc>
-          <w:tcPr>
-            <w:tcW w:type="dxa" w:w="806"/>
-            <w:tcBorders>
-              <w:top w:val="single" w:color="BFBFBF" w:sz="4"/>
-              <w:left w:val="single" w:color="BFBFBF" w:sz="4"/>
-              <w:bottom w:val="single" w:color="BFBFBF" w:sz="4"/>
-              <w:right w:val="single" w:color="BFBFBF" w:sz="4"/>
-            </w:tcBorders>
-            <w:shd w:fill="DEEAF6" w:color="auto" w:val="clear"/>
-            <w:tcMar>
-              <w:top w:type="dxa" w:w="60"/>
-              <w:left w:type="dxa" w:w="100"/>
-              <w:bottom w:type="dxa" w:w="60"/>
-              <w:right w:type="dxa" w:w="100"/>
-            </w:tcMar>
-          </w:tcPr>
-          <w:p>
-            <w:pPr>
-              <w:keepNext w:val="false"/>
-            </w:pPr>
-            <w:r>
-              <w:rPr>
-                <w:b/>
-                <w:bCs/>
-              </w:rPr>
-              <w:t xml:space="preserve">OK</w:t>
-            </w:r>
-          </w:p>
-        </w:tc>
-      </w:tr>
-      <w:tr>
-        <w:trPr>
-          <w:tblHeader w:val="false"/>
-        </w:trPr>
-        <w:tc>
-          <w:tcPr>
-            <w:tcW w:type="dxa" w:w="504"/>
-            <w:tcBorders>
-              <w:top w:val="single" w:color="BFBFBF" w:sz="4"/>
-              <w:left w:val="single" w:color="BFBFBF" w:sz="4"/>
-              <w:bottom w:val="single" w:color="BFBFBF" w:sz="4"/>
-              <w:right w:val="single" w:color="BFBFBF" w:sz="4"/>
-            </w:tcBorders>
-            <w:tcMar>
-              <w:top w:type="dxa" w:w="60"/>
-              <w:left w:type="dxa" w:w="100"/>
-              <w:bottom w:type="dxa" w:w="60"/>
-              <w:right w:type="dxa" w:w="100"/>
-            </w:tcMar>
-          </w:tcPr>
-          <w:p>
-            <w:pPr>
-              <w:keepNext w:val="false"/>
-            </w:pPr>
-            <w:r>
-              <w:t xml:space="preserve">1</w:t>
-            </w:r>
-          </w:p>
-        </w:tc>
-        <w:tc>
-          <w:tcPr>
-            <w:tcW w:type="dxa" w:w="4234"/>
-            <w:tcBorders>
-              <w:top w:val="single" w:color="BFBFBF" w:sz="4"/>
-              <w:left w:val="single" w:color="BFBFBF" w:sz="4"/>
-              <w:bottom w:val="single" w:color="BFBFBF" w:sz="4"/>
-              <w:right w:val="single" w:color="BFBFBF" w:sz="4"/>
-            </w:tcBorders>
-            <w:tcMar>
-              <w:top w:type="dxa" w:w="60"/>
-              <w:left w:type="dxa" w:w="100"/>
-              <w:bottom w:type="dxa" w:w="60"/>
-              <w:right w:type="dxa" w:w="100"/>
-            </w:tcMar>
-          </w:tcPr>
-          <w:p>
-            <w:pPr>
-              <w:keepNext w:val="false"/>
-            </w:pPr>
-            <w:r>
-              <w:t xml:space="preserve">App Settings → </w:t>
-            </w:r>
-            <w:r>
-              <w:rPr>
-                <w:b/>
-                <w:bCs/>
-              </w:rPr>
-              <w:t xml:space="preserve">About</w:t>
-            </w:r>
-            <w:r>
-              <w:t xml:space="preserve">.</w:t>
-            </w:r>
-          </w:p>
-        </w:tc>
-        <w:tc>
-          <w:tcPr>
-            <w:tcW w:type="dxa" w:w="4536"/>
-            <w:tcBorders>
-              <w:top w:val="single" w:color="BFBFBF" w:sz="4"/>
-              <w:left w:val="single" w:color="BFBFBF" w:sz="4"/>
-              <w:bottom w:val="single" w:color="BFBFBF" w:sz="4"/>
-              <w:right w:val="single" w:color="BFBFBF" w:sz="4"/>
-            </w:tcBorders>
-            <w:tcMar>
-              <w:top w:type="dxa" w:w="60"/>
-              <w:left w:type="dxa" w:w="100"/>
-              <w:bottom w:type="dxa" w:w="60"/>
-              <w:right w:type="dxa" w:w="100"/>
-            </w:tcMar>
-          </w:tcPr>
-          <w:p>
-            <w:pPr>
-              <w:keepNext w:val="false"/>
-            </w:pPr>
-            <w:r>
-              <w:rPr>
-                <w:b/>
-                <w:bCs/>
-              </w:rPr>
-              <w:t xml:space="preserve">0.4.0 · 3ca2dec</w:t>
-            </w:r>
-            <w:r>
-              <w:t xml:space="preserve">.</w:t>
-            </w:r>
-          </w:p>
-        </w:tc>
-        <w:tc>
-          <w:tcPr>
-            <w:tcW w:type="dxa" w:w="806"/>
-            <w:tcBorders>
-              <w:top w:val="single" w:color="BFBFBF" w:sz="4"/>
-              <w:left w:val="single" w:color="BFBFBF" w:sz="4"/>
-              <w:bottom w:val="single" w:color="BFBFBF" w:sz="4"/>
-              <w:right w:val="single" w:color="BFBFBF" w:sz="4"/>
-            </w:tcBorders>
-            <w:tcMar>
-              <w:top w:type="dxa" w:w="60"/>
-              <w:left w:type="dxa" w:w="100"/>
-              <w:bottom w:type="dxa" w:w="60"/>
-              <w:right w:type="dxa" w:w="100"/>
-            </w:tcMar>
-          </w:tcPr>
-          <w:p>
-            <w:pPr>
-              <w:keepNext w:val="false"/>
-            </w:pPr>
-            <w:r>
-              <w:t xml:space="preserve">☐</w:t>
-            </w:r>
-          </w:p>
-        </w:tc>
-      </w:tr>
-      <w:tr>
-        <w:trPr>
-          <w:tblHeader w:val="false"/>
-        </w:trPr>
-        <w:tc>
-          <w:tcPr>
-            <w:tcW w:type="dxa" w:w="504"/>
-            <w:tcBorders>
-              <w:top w:val="single" w:color="BFBFBF" w:sz="4"/>
-              <w:left w:val="single" w:color="BFBFBF" w:sz="4"/>
-              <w:bottom w:val="single" w:color="BFBFBF" w:sz="4"/>
-              <w:right w:val="single" w:color="BFBFBF" w:sz="4"/>
-            </w:tcBorders>
-            <w:tcMar>
-              <w:top w:type="dxa" w:w="60"/>
-              <w:left w:type="dxa" w:w="100"/>
-              <w:bottom w:type="dxa" w:w="60"/>
-              <w:right w:type="dxa" w:w="100"/>
-            </w:tcMar>
-          </w:tcPr>
-          <w:p>
-            <w:pPr>
-              <w:keepNext w:val="false"/>
-            </w:pPr>
-            <w:r>
-              <w:t xml:space="preserve">2</w:t>
-            </w:r>
-          </w:p>
-        </w:tc>
-        <w:tc>
-          <w:tcPr>
-            <w:tcW w:type="dxa" w:w="4234"/>
-            <w:tcBorders>
-              <w:top w:val="single" w:color="BFBFBF" w:sz="4"/>
-              <w:left w:val="single" w:color="BFBFBF" w:sz="4"/>
-              <w:bottom w:val="single" w:color="BFBFBF" w:sz="4"/>
-              <w:right w:val="single" w:color="BFBFBF" w:sz="4"/>
-            </w:tcBorders>
-            <w:tcMar>
-              <w:top w:type="dxa" w:w="60"/>
-              <w:left w:type="dxa" w:w="100"/>
-              <w:bottom w:type="dxa" w:w="60"/>
-              <w:right w:type="dxa" w:w="100"/>
-            </w:tcMar>
-          </w:tcPr>
-          <w:p>
-            <w:pPr>
-              <w:keepNext w:val="false"/>
-            </w:pPr>
-            <w:r>
-              <w:t xml:space="preserve">Open an old bookmark-style address: </w:t>
-            </w:r>
-            <w:r>
-              <w:rPr>
-                <w:rFonts w:ascii="Consolas" w:cs="Consolas" w:eastAsia="Consolas" w:hAnsi="Consolas"/>
-                <w:sz w:val="20"/>
-                <w:szCs w:val="20"/>
-              </w:rPr>
-              <w:t xml:space="preserve">/reorder?branch=1&amp;franchise=M</w:t>
-            </w:r>
-            <w:r>
-              <w:t xml:space="preserve">.</w:t>
-            </w:r>
-          </w:p>
-        </w:tc>
-        <w:tc>
-          <w:tcPr>
-            <w:tcW w:type="dxa" w:w="4536"/>
-            <w:tcBorders>
-              <w:top w:val="single" w:color="BFBFBF" w:sz="4"/>
-              <w:left w:val="single" w:color="BFBFBF" w:sz="4"/>
-              <w:bottom w:val="single" w:color="BFBFBF" w:sz="4"/>
-              <w:right w:val="single" w:color="BFBFBF" w:sz="4"/>
-            </w:tcBorders>
-            <w:tcMar>
-              <w:top w:type="dxa" w:w="60"/>
-              <w:left w:type="dxa" w:w="100"/>
-              <w:bottom w:type="dxa" w:w="60"/>
-              <w:right w:type="dxa" w:w="100"/>
-            </w:tcMar>
-          </w:tcPr>
-          <w:p>
-            <w:pPr>
-              <w:keepNext w:val="false"/>
-            </w:pPr>
-            <w:r>
-              <w:t xml:space="preserve">Recommended Reorder on branch 1, franchise M, as before 0.4.0.</w:t>
-            </w:r>
-          </w:p>
-        </w:tc>
-        <w:tc>
-          <w:tcPr>
-            <w:tcW w:type="dxa" w:w="806"/>
-            <w:tcBorders>
-              <w:top w:val="single" w:color="BFBFBF" w:sz="4"/>
-              <w:left w:val="single" w:color="BFBFBF" w:sz="4"/>
-              <w:bottom w:val="single" w:color="BFBFBF" w:sz="4"/>
-              <w:right w:val="single" w:color="BFBFBF" w:sz="4"/>
-            </w:tcBorders>
-            <w:tcMar>
-              <w:top w:type="dxa" w:w="60"/>
-              <w:left w:type="dxa" w:w="100"/>
-              <w:bottom w:type="dxa" w:w="60"/>
-              <w:right w:type="dxa" w:w="100"/>
-            </w:tcMar>
-          </w:tcPr>
-          <w:p>
-            <w:pPr>
-              <w:keepNext w:val="false"/>
-            </w:pPr>
-            <w:r>
-              <w:t xml:space="preserve">☐</w:t>
-            </w:r>
-          </w:p>
-        </w:tc>
-      </w:tr>
-      <w:tr>
-        <w:trPr>
-          <w:tblHeader w:val="false"/>
-        </w:trPr>
-        <w:tc>
-          <w:tcPr>
-            <w:tcW w:type="dxa" w:w="504"/>
-            <w:tcBorders>
-              <w:top w:val="single" w:color="BFBFBF" w:sz="4"/>
-              <w:left w:val="single" w:color="BFBFBF" w:sz="4"/>
-              <w:bottom w:val="single" w:color="BFBFBF" w:sz="4"/>
-              <w:right w:val="single" w:color="BFBFBF" w:sz="4"/>
-            </w:tcBorders>
-            <w:tcMar>
-              <w:top w:type="dxa" w:w="60"/>
-              <w:left w:type="dxa" w:w="100"/>
-              <w:bottom w:type="dxa" w:w="60"/>
-              <w:right w:type="dxa" w:w="100"/>
-            </w:tcMar>
-          </w:tcPr>
-          <w:p>
-            <w:pPr>
-              <w:keepNext w:val="false"/>
-            </w:pPr>
-            <w:r>
-              <w:t xml:space="preserve">3</w:t>
-            </w:r>
-          </w:p>
-        </w:tc>
-        <w:tc>
-          <w:tcPr>
-            <w:tcW w:type="dxa" w:w="4234"/>
-            <w:tcBorders>
-              <w:top w:val="single" w:color="BFBFBF" w:sz="4"/>
-              <w:left w:val="single" w:color="BFBFBF" w:sz="4"/>
-              <w:bottom w:val="single" w:color="BFBFBF" w:sz="4"/>
-              <w:right w:val="single" w:color="BFBFBF" w:sz="4"/>
-            </w:tcBorders>
-            <w:tcMar>
-              <w:top w:type="dxa" w:w="60"/>
-              <w:left w:type="dxa" w:w="100"/>
-              <w:bottom w:type="dxa" w:w="60"/>
-              <w:right w:type="dxa" w:w="100"/>
-            </w:tcMar>
-          </w:tcPr>
-          <w:p>
-            <w:pPr>
-              <w:keepNext w:val="false"/>
-            </w:pPr>
-            <w:r>
-              <w:t xml:space="preserve">All 19 branches loaded with Reorder needed only off: press F12 → </w:t>
-            </w:r>
-            <w:r>
-              <w:rPr>
-                <w:b/>
-                <w:bCs/>
-              </w:rPr>
-              <w:t xml:space="preserve">Memory</w:t>
-            </w:r>
-            <w:r>
-              <w:t xml:space="preserve"> and note the heap size.</w:t>
-            </w:r>
-          </w:p>
-        </w:tc>
-        <w:tc>
-          <w:tcPr>
-            <w:tcW w:type="dxa" w:w="4536"/>
-            <w:tcBorders>
-              <w:top w:val="single" w:color="BFBFBF" w:sz="4"/>
-              <w:left w:val="single" w:color="BFBFBF" w:sz="4"/>
-              <w:bottom w:val="single" w:color="BFBFBF" w:sz="4"/>
-              <w:right w:val="single" w:color="BFBFBF" w:sz="4"/>
-            </w:tcBorders>
-            <w:tcMar>
-              <w:top w:type="dxa" w:w="60"/>
-              <w:left w:type="dxa" w:w="100"/>
-              <w:bottom w:type="dxa" w:w="60"/>
-              <w:right w:type="dxa" w:w="100"/>
-            </w:tcMar>
-          </w:tcPr>
-          <w:p>
-            <w:pPr>
-              <w:keepNext w:val="false"/>
-            </w:pPr>
-            <w:r>
-              <w:t xml:space="preserve">Write it down (below about 500 MB is fine). The page stays responsive.</w:t>
-            </w:r>
-          </w:p>
-        </w:tc>
-        <w:tc>
-          <w:tcPr>
-            <w:tcW w:type="dxa" w:w="806"/>
-            <w:tcBorders>
-              <w:top w:val="single" w:color="BFBFBF" w:sz="4"/>
-              <w:left w:val="single" w:color="BFBFBF" w:sz="4"/>
-              <w:bottom w:val="single" w:color="BFBFBF" w:sz="4"/>
-              <w:right w:val="single" w:color="BFBFBF" w:sz="4"/>
-            </w:tcBorders>
-            <w:tcMar>
-              <w:top w:type="dxa" w:w="60"/>
-              <w:left w:type="dxa" w:w="100"/>
-              <w:bottom w:type="dxa" w:w="60"/>
-              <w:right w:type="dxa" w:w="100"/>
-            </w:tcMar>
-          </w:tcPr>
-          <w:p>
-            <w:pPr>
-              <w:keepNext w:val="false"/>
-            </w:pPr>
-            <w:r>
-              <w:t xml:space="preserve">☐</w:t>
-            </w:r>
-          </w:p>
-        </w:tc>
-      </w:tr>
-      <w:tr>
-        <w:trPr>
-          <w:tblHeader w:val="false"/>
-        </w:trPr>
-        <w:tc>
-          <w:tcPr>
-            <w:tcW w:type="dxa" w:w="504"/>
-            <w:tcBorders>
-              <w:top w:val="single" w:color="BFBFBF" w:sz="4"/>
-              <w:left w:val="single" w:color="BFBFBF" w:sz="4"/>
-              <w:bottom w:val="single" w:color="BFBFBF" w:sz="4"/>
-              <w:right w:val="single" w:color="BFBFBF" w:sz="4"/>
-            </w:tcBorders>
-            <w:tcMar>
-              <w:top w:type="dxa" w:w="60"/>
-              <w:left w:type="dxa" w:w="100"/>
-              <w:bottom w:type="dxa" w:w="60"/>
-              <w:right w:type="dxa" w:w="100"/>
-            </w:tcMar>
-          </w:tcPr>
-          <w:p>
-            <w:pPr>
-              <w:keepNext w:val="false"/>
-            </w:pPr>
-            <w:r>
-              <w:t xml:space="preserve">4</w:t>
-            </w:r>
-          </w:p>
-        </w:tc>
-        <w:tc>
-          <w:tcPr>
-            <w:tcW w:type="dxa" w:w="4234"/>
-            <w:tcBorders>
-              <w:top w:val="single" w:color="BFBFBF" w:sz="4"/>
-              <w:left w:val="single" w:color="BFBFBF" w:sz="4"/>
-              <w:bottom w:val="single" w:color="BFBFBF" w:sz="4"/>
-              <w:right w:val="single" w:color="BFBFBF" w:sz="4"/>
-            </w:tcBorders>
-            <w:tcMar>
-              <w:top w:type="dxa" w:w="60"/>
-              <w:left w:type="dxa" w:w="100"/>
-              <w:bottom w:type="dxa" w:w="60"/>
-              <w:right w:type="dxa" w:w="100"/>
-            </w:tcMar>
-          </w:tcPr>
-          <w:p>
-            <w:pPr>
-              <w:keepNext w:val="false"/>
-            </w:pPr>
-            <w:r>
-              <w:t xml:space="preserve">Click </w:t>
-            </w:r>
-            <w:r>
-              <w:rPr>
-                <w:b/>
-                <w:bCs/>
-              </w:rPr>
-              <w:t xml:space="preserve">Clear</w:t>
-            </w:r>
-            <w:r>
-              <w:t xml:space="preserve">, then </w:t>
-            </w:r>
-            <w:r>
-              <w:rPr>
-                <w:b/>
-                <w:bCs/>
-              </w:rPr>
-              <w:t xml:space="preserve">Select all</w:t>
-            </w:r>
-            <w:r>
-              <w:t xml:space="preserve">, and click </w:t>
-            </w:r>
-            <w:r>
-              <w:rPr>
-                <w:b/>
-                <w:bCs/>
-              </w:rPr>
-              <w:t xml:space="preserve">Cancel</w:t>
-            </w:r>
-            <w:r>
-              <w:t xml:space="preserve"> while it loads; then click </w:t>
-            </w:r>
-            <w:r>
-              <w:rPr>
-                <w:b/>
-                <w:bCs/>
-              </w:rPr>
-              <w:t xml:space="preserve">Load the rest</w:t>
-            </w:r>
-            <w:r>
-              <w:t xml:space="preserve">.</w:t>
-            </w:r>
-          </w:p>
-        </w:tc>
-        <w:tc>
-          <w:tcPr>
-            <w:tcW w:type="dxa" w:w="4536"/>
-            <w:tcBorders>
-              <w:top w:val="single" w:color="BFBFBF" w:sz="4"/>
-              <w:left w:val="single" w:color="BFBFBF" w:sz="4"/>
-              <w:bottom w:val="single" w:color="BFBFBF" w:sz="4"/>
-              <w:right w:val="single" w:color="BFBFBF" w:sz="4"/>
-            </w:tcBorders>
-            <w:tcMar>
-              <w:top w:type="dxa" w:w="60"/>
-              <w:left w:type="dxa" w:w="100"/>
-              <w:bottom w:type="dxa" w:w="60"/>
-              <w:right w:type="dxa" w:w="100"/>
-            </w:tcMar>
-          </w:tcPr>
-          <w:p>
-            <w:pPr>
-              <w:keepNext w:val="false"/>
-            </w:pPr>
-            <w:r>
-              <w:t xml:space="preserve">Loading stops with "x of 19 branches loaded (stopped)", then finishes.</w:t>
-            </w:r>
-          </w:p>
-        </w:tc>
-        <w:tc>
-          <w:tcPr>
-            <w:tcW w:type="dxa" w:w="806"/>
-            <w:tcBorders>
-              <w:top w:val="single" w:color="BFBFBF" w:sz="4"/>
-              <w:left w:val="single" w:color="BFBFBF" w:sz="4"/>
-              <w:bottom w:val="single" w:color="BFBFBF" w:sz="4"/>
-              <w:right w:val="single" w:color="BFBFBF" w:sz="4"/>
-            </w:tcBorders>
-            <w:tcMar>
-              <w:top w:type="dxa" w:w="60"/>
-              <w:left w:type="dxa" w:w="100"/>
-              <w:bottom w:type="dxa" w:w="60"/>
-              <w:right w:type="dxa" w:w="100"/>
-            </w:tcMar>
-          </w:tcPr>
-          <w:p>
-            <w:pPr>
-              <w:keepNext w:val="false"/>
-            </w:pPr>
-            <w:r>
-              <w:t xml:space="preserve">☐</w:t>
-            </w:r>
-          </w:p>
-        </w:tc>
-      </w:tr>
-      <w:tr>
-        <w:trPr>
-          <w:tblHeader w:val="false"/>
-        </w:trPr>
-        <w:tc>
-          <w:tcPr>
-            <w:tcW w:type="dxa" w:w="504"/>
-            <w:tcBorders>
-              <w:top w:val="single" w:color="BFBFBF" w:sz="4"/>
-              <w:left w:val="single" w:color="BFBFBF" w:sz="4"/>
-              <w:bottom w:val="single" w:color="BFBFBF" w:sz="4"/>
-              <w:right w:val="single" w:color="BFBFBF" w:sz="4"/>
-            </w:tcBorders>
-            <w:tcMar>
-              <w:top w:type="dxa" w:w="60"/>
-              <w:left w:type="dxa" w:w="100"/>
-              <w:bottom w:type="dxa" w:w="60"/>
-              <w:right w:type="dxa" w:w="100"/>
-            </w:tcMar>
-          </w:tcPr>
-          <w:p>
-            <w:pPr>
-              <w:keepNext w:val="false"/>
-            </w:pPr>
-            <w:r>
-              <w:t xml:space="preserve">5</w:t>
-            </w:r>
-          </w:p>
-        </w:tc>
-        <w:tc>
-          <w:tcPr>
-            <w:tcW w:type="dxa" w:w="4234"/>
-            <w:tcBorders>
-              <w:top w:val="single" w:color="BFBFBF" w:sz="4"/>
-              <w:left w:val="single" w:color="BFBFBF" w:sz="4"/>
-              <w:bottom w:val="single" w:color="BFBFBF" w:sz="4"/>
-              <w:right w:val="single" w:color="BFBFBF" w:sz="4"/>
-            </w:tcBorders>
-            <w:tcMar>
-              <w:top w:type="dxa" w:w="60"/>
-              <w:left w:type="dxa" w:w="100"/>
-              <w:bottom w:type="dxa" w:w="60"/>
-              <w:right w:type="dxa" w:w="100"/>
-            </w:tcMar>
-          </w:tcPr>
-          <w:p>
-            <w:pPr>
-              <w:keepNext w:val="false"/>
-            </w:pPr>
-            <w:r>
-              <w:t xml:space="preserve">One-Time Order with all branches and a franchise.</w:t>
-            </w:r>
-          </w:p>
-        </w:tc>
-        <w:tc>
-          <w:tcPr>
-            <w:tcW w:type="dxa" w:w="4536"/>
-            <w:tcBorders>
-              <w:top w:val="single" w:color="BFBFBF" w:sz="4"/>
-              <w:left w:val="single" w:color="BFBFBF" w:sz="4"/>
-              <w:bottom w:val="single" w:color="BFBFBF" w:sz="4"/>
-              <w:right w:val="single" w:color="BFBFBF" w:sz="4"/>
-            </w:tcBorders>
-            <w:tcMar>
-              <w:top w:type="dxa" w:w="60"/>
-              <w:left w:type="dxa" w:w="100"/>
-              <w:bottom w:type="dxa" w:w="60"/>
-              <w:right w:type="dxa" w:w="100"/>
-            </w:tcMar>
-          </w:tcPr>
-          <w:p>
-            <w:pPr>
-              <w:keepNext w:val="false"/>
-            </w:pPr>
-            <w:r>
-              <w:t xml:space="preserve">Loads in about the same time as Reorder (about 4 seconds).</w:t>
-            </w:r>
-          </w:p>
-        </w:tc>
-        <w:tc>
-          <w:tcPr>
-            <w:tcW w:type="dxa" w:w="806"/>
-            <w:tcBorders>
-              <w:top w:val="single" w:color="BFBFBF" w:sz="4"/>
-              <w:left w:val="single" w:color="BFBFBF" w:sz="4"/>
-              <w:bottom w:val="single" w:color="BFBFBF" w:sz="4"/>
-              <w:right w:val="single" w:color="BFBFBF" w:sz="4"/>
-            </w:tcBorders>
-            <w:tcMar>
-              <w:top w:type="dxa" w:w="60"/>
-              <w:left w:type="dxa" w:w="100"/>
-              <w:bottom w:type="dxa" w:w="60"/>
-              <w:right w:type="dxa" w:w="100"/>
-            </w:tcMar>
-          </w:tcPr>
-          <w:p>
-            <w:pPr>
-              <w:keepNext w:val="false"/>
-            </w:pPr>
-            <w:r>
-              <w:t xml:space="preserve">☐</w:t>
-            </w:r>
-          </w:p>
-        </w:tc>
-      </w:tr>
-      <w:tr>
-        <w:trPr>
-          <w:tblHeader w:val="false"/>
-        </w:trPr>
-        <w:tc>
-          <w:tcPr>
-            <w:tcW w:type="dxa" w:w="504"/>
-            <w:tcBorders>
-              <w:top w:val="single" w:color="BFBFBF" w:sz="4"/>
-              <w:left w:val="single" w:color="BFBFBF" w:sz="4"/>
-              <w:bottom w:val="single" w:color="BFBFBF" w:sz="4"/>
-              <w:right w:val="single" w:color="BFBFBF" w:sz="4"/>
-            </w:tcBorders>
-            <w:tcMar>
-              <w:top w:type="dxa" w:w="60"/>
-              <w:left w:type="dxa" w:w="100"/>
-              <w:bottom w:type="dxa" w:w="60"/>
-              <w:right w:type="dxa" w:w="100"/>
-            </w:tcMar>
-          </w:tcPr>
-          <w:p>
-            <w:pPr>
-              <w:keepNext w:val="false"/>
-            </w:pPr>
-            <w:r>
-              <w:t xml:space="preserve">6</w:t>
-            </w:r>
-          </w:p>
-        </w:tc>
-        <w:tc>
-          <w:tcPr>
-            <w:tcW w:type="dxa" w:w="4234"/>
-            <w:tcBorders>
-              <w:top w:val="single" w:color="BFBFBF" w:sz="4"/>
-              <w:left w:val="single" w:color="BFBFBF" w:sz="4"/>
-              <w:bottom w:val="single" w:color="BFBFBF" w:sz="4"/>
-              <w:right w:val="single" w:color="BFBFBF" w:sz="4"/>
-            </w:tcBorders>
-            <w:tcMar>
-              <w:top w:type="dxa" w:w="60"/>
-              <w:left w:type="dxa" w:w="100"/>
-              <w:bottom w:type="dxa" w:w="60"/>
-              <w:right w:type="dxa" w:w="100"/>
-            </w:tcMar>
-          </w:tcPr>
-          <w:p>
-            <w:pPr>
-              <w:keepNext w:val="false"/>
-            </w:pPr>
-            <w:r>
-              <w:t xml:space="preserve">After a morning publish, reload a page left open from the day before.</w:t>
-            </w:r>
-          </w:p>
-        </w:tc>
-        <w:tc>
-          <w:tcPr>
-            <w:tcW w:type="dxa" w:w="4536"/>
-            <w:tcBorders>
-              <w:top w:val="single" w:color="BFBFBF" w:sz="4"/>
-              <w:left w:val="single" w:color="BFBFBF" w:sz="4"/>
-              <w:bottom w:val="single" w:color="BFBFBF" w:sz="4"/>
-              <w:right w:val="single" w:color="BFBFBF" w:sz="4"/>
-            </w:tcBorders>
-            <w:tcMar>
-              <w:top w:type="dxa" w:w="60"/>
-              <w:left w:type="dxa" w:w="100"/>
-              <w:bottom w:type="dxa" w:w="60"/>
-              <w:right w:type="dxa" w:w="100"/>
-            </w:tcMar>
-          </w:tcPr>
-          <w:p>
-            <w:pPr>
-              <w:keepNext w:val="false"/>
-            </w:pPr>
-            <w:r>
-              <w:t xml:space="preserve">The new data date shows; no error.</w:t>
+              <w:t xml:space="preserve">Branch,PartNumber,Description,OrderQty,Cost,LineValue,Bin</w:t>
+            </w:r>
+            <w:r>
+              <w:t xml:space="preserve">; both orders show Exported with an export count of 1.</w:t>
             </w:r>
           </w:p>
         </w:tc>
@@ -20562,6 +22964,1650 @@
         <w:spacing w:after="160"/>
       </w:pPr>
     </w:p>
+    <w:p>
+      <w:pPr>
+        <w:pStyle w:val="Heading3"/>
+      </w:pPr>
+      <w:r>
+        <w:t xml:space="preserve">0.5.0</w:t>
+      </w:r>
+    </w:p>
+    <w:tbl>
+      <w:tblPr>
+        <w:tblW w:type="dxa" w:w="10080"/>
+        <w:tblBorders>
+          <w:top w:val="single" w:color="auto" w:sz="4"/>
+          <w:left w:val="single" w:color="auto" w:sz="4"/>
+          <w:bottom w:val="single" w:color="auto" w:sz="4"/>
+          <w:right w:val="single" w:color="auto" w:sz="4"/>
+          <w:insideH w:val="single" w:color="auto" w:sz="4"/>
+          <w:insideV w:val="single" w:color="auto" w:sz="4"/>
+        </w:tblBorders>
+      </w:tblPr>
+      <w:tblGrid>
+        <w:gridCol w:w="504"/>
+        <w:gridCol w:w="4234"/>
+        <w:gridCol w:w="4536"/>
+        <w:gridCol w:w="806"/>
+      </w:tblGrid>
+      <w:tr>
+        <w:trPr>
+          <w:tblHeader/>
+        </w:trPr>
+        <w:tc>
+          <w:tcPr>
+            <w:tcW w:type="dxa" w:w="504"/>
+            <w:tcBorders>
+              <w:top w:val="single" w:color="BFBFBF" w:sz="4"/>
+              <w:left w:val="single" w:color="BFBFBF" w:sz="4"/>
+              <w:bottom w:val="single" w:color="BFBFBF" w:sz="4"/>
+              <w:right w:val="single" w:color="BFBFBF" w:sz="4"/>
+            </w:tcBorders>
+            <w:shd w:fill="DEEAF6" w:color="auto" w:val="clear"/>
+            <w:tcMar>
+              <w:top w:type="dxa" w:w="60"/>
+              <w:left w:type="dxa" w:w="100"/>
+              <w:bottom w:type="dxa" w:w="60"/>
+              <w:right w:type="dxa" w:w="100"/>
+            </w:tcMar>
+          </w:tcPr>
+          <w:p>
+            <w:pPr>
+              <w:keepNext w:val="false"/>
+            </w:pPr>
+            <w:r>
+              <w:rPr>
+                <w:b/>
+                <w:bCs/>
+              </w:rPr>
+              <w:t xml:space="preserve">#</w:t>
+            </w:r>
+          </w:p>
+        </w:tc>
+        <w:tc>
+          <w:tcPr>
+            <w:tcW w:type="dxa" w:w="4234"/>
+            <w:tcBorders>
+              <w:top w:val="single" w:color="BFBFBF" w:sz="4"/>
+              <w:left w:val="single" w:color="BFBFBF" w:sz="4"/>
+              <w:bottom w:val="single" w:color="BFBFBF" w:sz="4"/>
+              <w:right w:val="single" w:color="BFBFBF" w:sz="4"/>
+            </w:tcBorders>
+            <w:shd w:fill="DEEAF6" w:color="auto" w:val="clear"/>
+            <w:tcMar>
+              <w:top w:type="dxa" w:w="60"/>
+              <w:left w:type="dxa" w:w="100"/>
+              <w:bottom w:type="dxa" w:w="60"/>
+              <w:right w:type="dxa" w:w="100"/>
+            </w:tcMar>
+          </w:tcPr>
+          <w:p>
+            <w:pPr>
+              <w:keepNext w:val="false"/>
+            </w:pPr>
+            <w:r>
+              <w:rPr>
+                <w:b/>
+                <w:bCs/>
+              </w:rPr>
+              <w:t xml:space="preserve">Do this</w:t>
+            </w:r>
+          </w:p>
+        </w:tc>
+        <w:tc>
+          <w:tcPr>
+            <w:tcW w:type="dxa" w:w="4536"/>
+            <w:tcBorders>
+              <w:top w:val="single" w:color="BFBFBF" w:sz="4"/>
+              <w:left w:val="single" w:color="BFBFBF" w:sz="4"/>
+              <w:bottom w:val="single" w:color="BFBFBF" w:sz="4"/>
+              <w:right w:val="single" w:color="BFBFBF" w:sz="4"/>
+            </w:tcBorders>
+            <w:shd w:fill="DEEAF6" w:color="auto" w:val="clear"/>
+            <w:tcMar>
+              <w:top w:type="dxa" w:w="60"/>
+              <w:left w:type="dxa" w:w="100"/>
+              <w:bottom w:type="dxa" w:w="60"/>
+              <w:right w:type="dxa" w:w="100"/>
+            </w:tcMar>
+          </w:tcPr>
+          <w:p>
+            <w:pPr>
+              <w:keepNext w:val="false"/>
+            </w:pPr>
+            <w:r>
+              <w:rPr>
+                <w:b/>
+                <w:bCs/>
+              </w:rPr>
+              <w:t xml:space="preserve">You should see</w:t>
+            </w:r>
+          </w:p>
+        </w:tc>
+        <w:tc>
+          <w:tcPr>
+            <w:tcW w:type="dxa" w:w="806"/>
+            <w:tcBorders>
+              <w:top w:val="single" w:color="BFBFBF" w:sz="4"/>
+              <w:left w:val="single" w:color="BFBFBF" w:sz="4"/>
+              <w:bottom w:val="single" w:color="BFBFBF" w:sz="4"/>
+              <w:right w:val="single" w:color="BFBFBF" w:sz="4"/>
+            </w:tcBorders>
+            <w:shd w:fill="DEEAF6" w:color="auto" w:val="clear"/>
+            <w:tcMar>
+              <w:top w:type="dxa" w:w="60"/>
+              <w:left w:type="dxa" w:w="100"/>
+              <w:bottom w:type="dxa" w:w="60"/>
+              <w:right w:type="dxa" w:w="100"/>
+            </w:tcMar>
+          </w:tcPr>
+          <w:p>
+            <w:pPr>
+              <w:keepNext w:val="false"/>
+            </w:pPr>
+            <w:r>
+              <w:rPr>
+                <w:b/>
+                <w:bCs/>
+              </w:rPr>
+              <w:t xml:space="preserve">OK</w:t>
+            </w:r>
+          </w:p>
+        </w:tc>
+      </w:tr>
+      <w:tr>
+        <w:trPr>
+          <w:tblHeader w:val="false"/>
+        </w:trPr>
+        <w:tc>
+          <w:tcPr>
+            <w:tcW w:type="dxa" w:w="504"/>
+            <w:tcBorders>
+              <w:top w:val="single" w:color="BFBFBF" w:sz="4"/>
+              <w:left w:val="single" w:color="BFBFBF" w:sz="4"/>
+              <w:bottom w:val="single" w:color="BFBFBF" w:sz="4"/>
+              <w:right w:val="single" w:color="BFBFBF" w:sz="4"/>
+            </w:tcBorders>
+            <w:tcMar>
+              <w:top w:type="dxa" w:w="60"/>
+              <w:left w:type="dxa" w:w="100"/>
+              <w:bottom w:type="dxa" w:w="60"/>
+              <w:right w:type="dxa" w:w="100"/>
+            </w:tcMar>
+          </w:tcPr>
+          <w:p>
+            <w:pPr>
+              <w:keepNext w:val="false"/>
+            </w:pPr>
+            <w:r>
+              <w:t xml:space="preserve">1</w:t>
+            </w:r>
+          </w:p>
+        </w:tc>
+        <w:tc>
+          <w:tcPr>
+            <w:tcW w:type="dxa" w:w="4234"/>
+            <w:tcBorders>
+              <w:top w:val="single" w:color="BFBFBF" w:sz="4"/>
+              <w:left w:val="single" w:color="BFBFBF" w:sz="4"/>
+              <w:bottom w:val="single" w:color="BFBFBF" w:sz="4"/>
+              <w:right w:val="single" w:color="BFBFBF" w:sz="4"/>
+            </w:tcBorders>
+            <w:tcMar>
+              <w:top w:type="dxa" w:w="60"/>
+              <w:left w:type="dxa" w:w="100"/>
+              <w:bottom w:type="dxa" w:w="60"/>
+              <w:right w:type="dxa" w:w="100"/>
+            </w:tcMar>
+          </w:tcPr>
+          <w:p>
+            <w:pPr>
+              <w:keepNext w:val="false"/>
+            </w:pPr>
+            <w:r>
+              <w:t xml:space="preserve">App Settings → </w:t>
+            </w:r>
+            <w:r>
+              <w:rPr>
+                <w:b/>
+                <w:bCs/>
+              </w:rPr>
+              <w:t xml:space="preserve">About</w:t>
+            </w:r>
+            <w:r>
+              <w:t xml:space="preserve">.</w:t>
+            </w:r>
+          </w:p>
+        </w:tc>
+        <w:tc>
+          <w:tcPr>
+            <w:tcW w:type="dxa" w:w="4536"/>
+            <w:tcBorders>
+              <w:top w:val="single" w:color="BFBFBF" w:sz="4"/>
+              <w:left w:val="single" w:color="BFBFBF" w:sz="4"/>
+              <w:bottom w:val="single" w:color="BFBFBF" w:sz="4"/>
+              <w:right w:val="single" w:color="BFBFBF" w:sz="4"/>
+            </w:tcBorders>
+            <w:tcMar>
+              <w:top w:type="dxa" w:w="60"/>
+              <w:left w:type="dxa" w:w="100"/>
+              <w:bottom w:type="dxa" w:w="60"/>
+              <w:right w:type="dxa" w:w="100"/>
+            </w:tcMar>
+          </w:tcPr>
+          <w:p>
+            <w:pPr>
+              <w:keepNext w:val="false"/>
+            </w:pPr>
+            <w:r>
+              <w:rPr>
+                <w:b/>
+                <w:bCs/>
+              </w:rPr>
+              <w:t xml:space="preserve">0.5.0</w:t>
+            </w:r>
+            <w:r>
+              <w:t xml:space="preserve"> and the deployed commit.</w:t>
+            </w:r>
+          </w:p>
+        </w:tc>
+        <w:tc>
+          <w:tcPr>
+            <w:tcW w:type="dxa" w:w="806"/>
+            <w:tcBorders>
+              <w:top w:val="single" w:color="BFBFBF" w:sz="4"/>
+              <w:left w:val="single" w:color="BFBFBF" w:sz="4"/>
+              <w:bottom w:val="single" w:color="BFBFBF" w:sz="4"/>
+              <w:right w:val="single" w:color="BFBFBF" w:sz="4"/>
+            </w:tcBorders>
+            <w:tcMar>
+              <w:top w:type="dxa" w:w="60"/>
+              <w:left w:type="dxa" w:w="100"/>
+              <w:bottom w:type="dxa" w:w="60"/>
+              <w:right w:type="dxa" w:w="100"/>
+            </w:tcMar>
+          </w:tcPr>
+          <w:p>
+            <w:pPr>
+              <w:keepNext w:val="false"/>
+            </w:pPr>
+            <w:r>
+              <w:t xml:space="preserve">☐</w:t>
+            </w:r>
+          </w:p>
+        </w:tc>
+      </w:tr>
+      <w:tr>
+        <w:trPr>
+          <w:tblHeader w:val="false"/>
+        </w:trPr>
+        <w:tc>
+          <w:tcPr>
+            <w:tcW w:type="dxa" w:w="504"/>
+            <w:tcBorders>
+              <w:top w:val="single" w:color="BFBFBF" w:sz="4"/>
+              <w:left w:val="single" w:color="BFBFBF" w:sz="4"/>
+              <w:bottom w:val="single" w:color="BFBFBF" w:sz="4"/>
+              <w:right w:val="single" w:color="BFBFBF" w:sz="4"/>
+            </w:tcBorders>
+            <w:tcMar>
+              <w:top w:type="dxa" w:w="60"/>
+              <w:left w:type="dxa" w:w="100"/>
+              <w:bottom w:type="dxa" w:w="60"/>
+              <w:right w:type="dxa" w:w="100"/>
+            </w:tcMar>
+          </w:tcPr>
+          <w:p>
+            <w:pPr>
+              <w:keepNext w:val="false"/>
+            </w:pPr>
+            <w:r>
+              <w:t xml:space="preserve">2</w:t>
+            </w:r>
+          </w:p>
+        </w:tc>
+        <w:tc>
+          <w:tcPr>
+            <w:tcW w:type="dxa" w:w="4234"/>
+            <w:tcBorders>
+              <w:top w:val="single" w:color="BFBFBF" w:sz="4"/>
+              <w:left w:val="single" w:color="BFBFBF" w:sz="4"/>
+              <w:bottom w:val="single" w:color="BFBFBF" w:sz="4"/>
+              <w:right w:val="single" w:color="BFBFBF" w:sz="4"/>
+            </w:tcBorders>
+            <w:tcMar>
+              <w:top w:type="dxa" w:w="60"/>
+              <w:left w:type="dxa" w:w="100"/>
+              <w:bottom w:type="dxa" w:w="60"/>
+              <w:right w:type="dxa" w:w="100"/>
+            </w:tcMar>
+          </w:tcPr>
+          <w:p>
+            <w:pPr>
+              <w:keepNext w:val="false"/>
+            </w:pPr>
+            <w:r>
+              <w:t xml:space="preserve">The first morning after the 0.5.0 publish: re-check the Part 2 examples (MULTISEAL at 1 with 44 from 6; branch 6 and 93 on Other branches; R134A redistribution from 13; GG100 with no stock or sales at 1; 124184 at about 22 demands) against Prod.</w:t>
+            </w:r>
+          </w:p>
+        </w:tc>
+        <w:tc>
+          <w:tcPr>
+            <w:tcW w:type="dxa" w:w="4536"/>
+            <w:tcBorders>
+              <w:top w:val="single" w:color="BFBFBF" w:sz="4"/>
+              <w:left w:val="single" w:color="BFBFBF" w:sz="4"/>
+              <w:bottom w:val="single" w:color="BFBFBF" w:sz="4"/>
+              <w:right w:val="single" w:color="BFBFBF" w:sz="4"/>
+            </w:tcBorders>
+            <w:tcMar>
+              <w:top w:type="dxa" w:w="60"/>
+              <w:left w:type="dxa" w:w="100"/>
+              <w:bottom w:type="dxa" w:w="60"/>
+              <w:right w:type="dxa" w:w="100"/>
+            </w:tcMar>
+          </w:tcPr>
+          <w:p>
+            <w:pPr>
+              <w:keepNext w:val="false"/>
+            </w:pPr>
+            <w:r>
+              <w:t xml:space="preserve">Each still behaves as described; update the walkthrough where Prod differs before sending it out.</w:t>
+            </w:r>
+          </w:p>
+        </w:tc>
+        <w:tc>
+          <w:tcPr>
+            <w:tcW w:type="dxa" w:w="806"/>
+            <w:tcBorders>
+              <w:top w:val="single" w:color="BFBFBF" w:sz="4"/>
+              <w:left w:val="single" w:color="BFBFBF" w:sz="4"/>
+              <w:bottom w:val="single" w:color="BFBFBF" w:sz="4"/>
+              <w:right w:val="single" w:color="BFBFBF" w:sz="4"/>
+            </w:tcBorders>
+            <w:tcMar>
+              <w:top w:type="dxa" w:w="60"/>
+              <w:left w:type="dxa" w:w="100"/>
+              <w:bottom w:type="dxa" w:w="60"/>
+              <w:right w:type="dxa" w:w="100"/>
+            </w:tcMar>
+          </w:tcPr>
+          <w:p>
+            <w:pPr>
+              <w:keepNext w:val="false"/>
+            </w:pPr>
+            <w:r>
+              <w:t xml:space="preserve">☐</w:t>
+            </w:r>
+          </w:p>
+        </w:tc>
+      </w:tr>
+      <w:tr>
+        <w:trPr>
+          <w:tblHeader w:val="false"/>
+        </w:trPr>
+        <w:tc>
+          <w:tcPr>
+            <w:tcW w:type="dxa" w:w="504"/>
+            <w:tcBorders>
+              <w:top w:val="single" w:color="BFBFBF" w:sz="4"/>
+              <w:left w:val="single" w:color="BFBFBF" w:sz="4"/>
+              <w:bottom w:val="single" w:color="BFBFBF" w:sz="4"/>
+              <w:right w:val="single" w:color="BFBFBF" w:sz="4"/>
+            </w:tcBorders>
+            <w:tcMar>
+              <w:top w:type="dxa" w:w="60"/>
+              <w:left w:type="dxa" w:w="100"/>
+              <w:bottom w:type="dxa" w:w="60"/>
+              <w:right w:type="dxa" w:w="100"/>
+            </w:tcMar>
+          </w:tcPr>
+          <w:p>
+            <w:pPr>
+              <w:keepNext w:val="false"/>
+            </w:pPr>
+            <w:r>
+              <w:t xml:space="preserve">3</w:t>
+            </w:r>
+          </w:p>
+        </w:tc>
+        <w:tc>
+          <w:tcPr>
+            <w:tcW w:type="dxa" w:w="4234"/>
+            <w:tcBorders>
+              <w:top w:val="single" w:color="BFBFBF" w:sz="4"/>
+              <w:left w:val="single" w:color="BFBFBF" w:sz="4"/>
+              <w:bottom w:val="single" w:color="BFBFBF" w:sz="4"/>
+              <w:right w:val="single" w:color="BFBFBF" w:sz="4"/>
+            </w:tcBorders>
+            <w:tcMar>
+              <w:top w:type="dxa" w:w="60"/>
+              <w:left w:type="dxa" w:w="100"/>
+              <w:bottom w:type="dxa" w:w="60"/>
+              <w:right w:type="dxa" w:w="100"/>
+            </w:tcMar>
+          </w:tcPr>
+          <w:p>
+            <w:pPr>
+              <w:keepNext w:val="false"/>
+            </w:pPr>
+            <w:r>
+              <w:t xml:space="preserve">Home, Recommended Reorder and Transfers with the Prod data.</w:t>
+            </w:r>
+          </w:p>
+        </w:tc>
+        <w:tc>
+          <w:tcPr>
+            <w:tcW w:type="dxa" w:w="4536"/>
+            <w:tcBorders>
+              <w:top w:val="single" w:color="BFBFBF" w:sz="4"/>
+              <w:left w:val="single" w:color="BFBFBF" w:sz="4"/>
+              <w:bottom w:val="single" w:color="BFBFBF" w:sz="4"/>
+              <w:right w:val="single" w:color="BFBFBF" w:sz="4"/>
+            </w:tcBorders>
+            <w:tcMar>
+              <w:top w:type="dxa" w:w="60"/>
+              <w:left w:type="dxa" w:w="100"/>
+              <w:bottom w:type="dxa" w:w="60"/>
+              <w:right w:type="dxa" w:w="100"/>
+            </w:tcMar>
+          </w:tcPr>
+          <w:p>
+            <w:pPr>
+              <w:keepNext w:val="false"/>
+            </w:pPr>
+            <w:r>
+              <w:t xml:space="preserve">Purple card, banner and pills show; Transfers goes </w:t>
+            </w:r>
+            <w:r>
+              <w:rPr>
+                <w:b/>
+                <w:bCs/>
+              </w:rPr>
+              <w:t xml:space="preserve">Live</w:t>
+            </w:r>
+            <w:r>
+              <w:t xml:space="preserve"> with no red "disagree" banner.</w:t>
+            </w:r>
+          </w:p>
+        </w:tc>
+        <w:tc>
+          <w:tcPr>
+            <w:tcW w:type="dxa" w:w="806"/>
+            <w:tcBorders>
+              <w:top w:val="single" w:color="BFBFBF" w:sz="4"/>
+              <w:left w:val="single" w:color="BFBFBF" w:sz="4"/>
+              <w:bottom w:val="single" w:color="BFBFBF" w:sz="4"/>
+              <w:right w:val="single" w:color="BFBFBF" w:sz="4"/>
+            </w:tcBorders>
+            <w:tcMar>
+              <w:top w:type="dxa" w:w="60"/>
+              <w:left w:type="dxa" w:w="100"/>
+              <w:bottom w:type="dxa" w:w="60"/>
+              <w:right w:type="dxa" w:w="100"/>
+            </w:tcMar>
+          </w:tcPr>
+          <w:p>
+            <w:pPr>
+              <w:keepNext w:val="false"/>
+            </w:pPr>
+            <w:r>
+              <w:t xml:space="preserve">☐</w:t>
+            </w:r>
+          </w:p>
+        </w:tc>
+      </w:tr>
+      <w:tr>
+        <w:trPr>
+          <w:tblHeader w:val="false"/>
+        </w:trPr>
+        <w:tc>
+          <w:tcPr>
+            <w:tcW w:type="dxa" w:w="504"/>
+            <w:tcBorders>
+              <w:top w:val="single" w:color="BFBFBF" w:sz="4"/>
+              <w:left w:val="single" w:color="BFBFBF" w:sz="4"/>
+              <w:bottom w:val="single" w:color="BFBFBF" w:sz="4"/>
+              <w:right w:val="single" w:color="BFBFBF" w:sz="4"/>
+            </w:tcBorders>
+            <w:tcMar>
+              <w:top w:type="dxa" w:w="60"/>
+              <w:left w:type="dxa" w:w="100"/>
+              <w:bottom w:type="dxa" w:w="60"/>
+              <w:right w:type="dxa" w:w="100"/>
+            </w:tcMar>
+          </w:tcPr>
+          <w:p>
+            <w:pPr>
+              <w:keepNext w:val="false"/>
+            </w:pPr>
+            <w:r>
+              <w:t xml:space="preserve">4</w:t>
+            </w:r>
+          </w:p>
+        </w:tc>
+        <w:tc>
+          <w:tcPr>
+            <w:tcW w:type="dxa" w:w="4234"/>
+            <w:tcBorders>
+              <w:top w:val="single" w:color="BFBFBF" w:sz="4"/>
+              <w:left w:val="single" w:color="BFBFBF" w:sz="4"/>
+              <w:bottom w:val="single" w:color="BFBFBF" w:sz="4"/>
+              <w:right w:val="single" w:color="BFBFBF" w:sz="4"/>
+            </w:tcBorders>
+            <w:tcMar>
+              <w:top w:type="dxa" w:w="60"/>
+              <w:left w:type="dxa" w:w="100"/>
+              <w:bottom w:type="dxa" w:w="60"/>
+              <w:right w:type="dxa" w:w="100"/>
+            </w:tcMar>
+          </w:tcPr>
+          <w:p>
+            <w:pPr>
+              <w:keepNext w:val="false"/>
+            </w:pPr>
+            <w:r>
+              <w:t xml:space="preserve">Open an old address with dealer groups: </w:t>
+            </w:r>
+            <w:r>
+              <w:rPr>
+                <w:rFonts w:ascii="Consolas" w:cs="Consolas" w:eastAsia="Consolas" w:hAnsi="Consolas"/>
+                <w:sz w:val="20"/>
+                <w:szCs w:val="20"/>
+              </w:rPr>
+              <w:t xml:space="preserve">/reorder?branch=1&amp;dgc=COTTON</w:t>
+            </w:r>
+            <w:r>
+              <w:t xml:space="preserve">.</w:t>
+            </w:r>
+          </w:p>
+        </w:tc>
+        <w:tc>
+          <w:tcPr>
+            <w:tcW w:type="dxa" w:w="4536"/>
+            <w:tcBorders>
+              <w:top w:val="single" w:color="BFBFBF" w:sz="4"/>
+              <w:left w:val="single" w:color="BFBFBF" w:sz="4"/>
+              <w:bottom w:val="single" w:color="BFBFBF" w:sz="4"/>
+              <w:right w:val="single" w:color="BFBFBF" w:sz="4"/>
+            </w:tcBorders>
+            <w:tcMar>
+              <w:top w:type="dxa" w:w="60"/>
+              <w:left w:type="dxa" w:w="100"/>
+              <w:bottom w:type="dxa" w:w="60"/>
+              <w:right w:type="dxa" w:w="100"/>
+            </w:tcMar>
+          </w:tcPr>
+          <w:p>
+            <w:pPr>
+              <w:keepNext w:val="false"/>
+            </w:pPr>
+            <w:r>
+              <w:t xml:space="preserve">Recommended Reorder with COTTON ticked.</w:t>
+            </w:r>
+          </w:p>
+        </w:tc>
+        <w:tc>
+          <w:tcPr>
+            <w:tcW w:type="dxa" w:w="806"/>
+            <w:tcBorders>
+              <w:top w:val="single" w:color="BFBFBF" w:sz="4"/>
+              <w:left w:val="single" w:color="BFBFBF" w:sz="4"/>
+              <w:bottom w:val="single" w:color="BFBFBF" w:sz="4"/>
+              <w:right w:val="single" w:color="BFBFBF" w:sz="4"/>
+            </w:tcBorders>
+            <w:tcMar>
+              <w:top w:type="dxa" w:w="60"/>
+              <w:left w:type="dxa" w:w="100"/>
+              <w:bottom w:type="dxa" w:w="60"/>
+              <w:right w:type="dxa" w:w="100"/>
+            </w:tcMar>
+          </w:tcPr>
+          <w:p>
+            <w:pPr>
+              <w:keepNext w:val="false"/>
+            </w:pPr>
+            <w:r>
+              <w:t xml:space="preserve">☐</w:t>
+            </w:r>
+          </w:p>
+        </w:tc>
+      </w:tr>
+      <w:tr>
+        <w:trPr>
+          <w:tblHeader w:val="false"/>
+        </w:trPr>
+        <w:tc>
+          <w:tcPr>
+            <w:tcW w:type="dxa" w:w="504"/>
+            <w:tcBorders>
+              <w:top w:val="single" w:color="BFBFBF" w:sz="4"/>
+              <w:left w:val="single" w:color="BFBFBF" w:sz="4"/>
+              <w:bottom w:val="single" w:color="BFBFBF" w:sz="4"/>
+              <w:right w:val="single" w:color="BFBFBF" w:sz="4"/>
+            </w:tcBorders>
+            <w:tcMar>
+              <w:top w:type="dxa" w:w="60"/>
+              <w:left w:type="dxa" w:w="100"/>
+              <w:bottom w:type="dxa" w:w="60"/>
+              <w:right w:type="dxa" w:w="100"/>
+            </w:tcMar>
+          </w:tcPr>
+          <w:p>
+            <w:pPr>
+              <w:keepNext w:val="false"/>
+            </w:pPr>
+            <w:r>
+              <w:t xml:space="preserve">5</w:t>
+            </w:r>
+          </w:p>
+        </w:tc>
+        <w:tc>
+          <w:tcPr>
+            <w:tcW w:type="dxa" w:w="4234"/>
+            <w:tcBorders>
+              <w:top w:val="single" w:color="BFBFBF" w:sz="4"/>
+              <w:left w:val="single" w:color="BFBFBF" w:sz="4"/>
+              <w:bottom w:val="single" w:color="BFBFBF" w:sz="4"/>
+              <w:right w:val="single" w:color="BFBFBF" w:sz="4"/>
+            </w:tcBorders>
+            <w:tcMar>
+              <w:top w:type="dxa" w:w="60"/>
+              <w:left w:type="dxa" w:w="100"/>
+              <w:bottom w:type="dxa" w:w="60"/>
+              <w:right w:type="dxa" w:w="100"/>
+            </w:tcMar>
+          </w:tcPr>
+          <w:p>
+            <w:pPr>
+              <w:keepNext w:val="false"/>
+            </w:pPr>
+            <w:r>
+              <w:t xml:space="preserve">Special statuses with all branches loaded.</w:t>
+            </w:r>
+          </w:p>
+        </w:tc>
+        <w:tc>
+          <w:tcPr>
+            <w:tcW w:type="dxa" w:w="4536"/>
+            <w:tcBorders>
+              <w:top w:val="single" w:color="BFBFBF" w:sz="4"/>
+              <w:left w:val="single" w:color="BFBFBF" w:sz="4"/>
+              <w:bottom w:val="single" w:color="BFBFBF" w:sz="4"/>
+              <w:right w:val="single" w:color="BFBFBF" w:sz="4"/>
+            </w:tcBorders>
+            <w:tcMar>
+              <w:top w:type="dxa" w:w="60"/>
+              <w:left w:type="dxa" w:w="100"/>
+              <w:bottom w:type="dxa" w:w="60"/>
+              <w:right w:type="dxa" w:w="100"/>
+            </w:tcMar>
+          </w:tcPr>
+          <w:p>
+            <w:pPr>
+              <w:keepNext w:val="false"/>
+            </w:pPr>
+            <w:r>
+              <w:t xml:space="preserve">Masks, Manual order, min overrides and any phase-ins; no errors.</w:t>
+            </w:r>
+          </w:p>
+        </w:tc>
+        <w:tc>
+          <w:tcPr>
+            <w:tcW w:type="dxa" w:w="806"/>
+            <w:tcBorders>
+              <w:top w:val="single" w:color="BFBFBF" w:sz="4"/>
+              <w:left w:val="single" w:color="BFBFBF" w:sz="4"/>
+              <w:bottom w:val="single" w:color="BFBFBF" w:sz="4"/>
+              <w:right w:val="single" w:color="BFBFBF" w:sz="4"/>
+            </w:tcBorders>
+            <w:tcMar>
+              <w:top w:type="dxa" w:w="60"/>
+              <w:left w:type="dxa" w:w="100"/>
+              <w:bottom w:type="dxa" w:w="60"/>
+              <w:right w:type="dxa" w:w="100"/>
+            </w:tcMar>
+          </w:tcPr>
+          <w:p>
+            <w:pPr>
+              <w:keepNext w:val="false"/>
+            </w:pPr>
+            <w:r>
+              <w:t xml:space="preserve">☐</w:t>
+            </w:r>
+          </w:p>
+        </w:tc>
+      </w:tr>
+    </w:tbl>
+    <w:p>
+      <w:pPr>
+        <w:spacing w:after="120"/>
+      </w:pPr>
+    </w:p>
+    <w:p>
+      <w:pPr>
+        <w:pStyle w:val="Heading3"/>
+      </w:pPr>
+      <w:r>
+        <w:t xml:space="preserve">0.4.0</w:t>
+      </w:r>
+    </w:p>
+    <w:tbl>
+      <w:tblPr>
+        <w:tblW w:type="dxa" w:w="10080"/>
+        <w:tblBorders>
+          <w:top w:val="single" w:color="auto" w:sz="4"/>
+          <w:left w:val="single" w:color="auto" w:sz="4"/>
+          <w:bottom w:val="single" w:color="auto" w:sz="4"/>
+          <w:right w:val="single" w:color="auto" w:sz="4"/>
+          <w:insideH w:val="single" w:color="auto" w:sz="4"/>
+          <w:insideV w:val="single" w:color="auto" w:sz="4"/>
+        </w:tblBorders>
+      </w:tblPr>
+      <w:tblGrid>
+        <w:gridCol w:w="504"/>
+        <w:gridCol w:w="4234"/>
+        <w:gridCol w:w="4536"/>
+        <w:gridCol w:w="806"/>
+      </w:tblGrid>
+      <w:tr>
+        <w:trPr>
+          <w:tblHeader/>
+        </w:trPr>
+        <w:tc>
+          <w:tcPr>
+            <w:tcW w:type="dxa" w:w="504"/>
+            <w:tcBorders>
+              <w:top w:val="single" w:color="BFBFBF" w:sz="4"/>
+              <w:left w:val="single" w:color="BFBFBF" w:sz="4"/>
+              <w:bottom w:val="single" w:color="BFBFBF" w:sz="4"/>
+              <w:right w:val="single" w:color="BFBFBF" w:sz="4"/>
+            </w:tcBorders>
+            <w:shd w:fill="DEEAF6" w:color="auto" w:val="clear"/>
+            <w:tcMar>
+              <w:top w:type="dxa" w:w="60"/>
+              <w:left w:type="dxa" w:w="100"/>
+              <w:bottom w:type="dxa" w:w="60"/>
+              <w:right w:type="dxa" w:w="100"/>
+            </w:tcMar>
+          </w:tcPr>
+          <w:p>
+            <w:pPr>
+              <w:keepNext w:val="false"/>
+            </w:pPr>
+            <w:r>
+              <w:rPr>
+                <w:b/>
+                <w:bCs/>
+              </w:rPr>
+              <w:t xml:space="preserve">#</w:t>
+            </w:r>
+          </w:p>
+        </w:tc>
+        <w:tc>
+          <w:tcPr>
+            <w:tcW w:type="dxa" w:w="4234"/>
+            <w:tcBorders>
+              <w:top w:val="single" w:color="BFBFBF" w:sz="4"/>
+              <w:left w:val="single" w:color="BFBFBF" w:sz="4"/>
+              <w:bottom w:val="single" w:color="BFBFBF" w:sz="4"/>
+              <w:right w:val="single" w:color="BFBFBF" w:sz="4"/>
+            </w:tcBorders>
+            <w:shd w:fill="DEEAF6" w:color="auto" w:val="clear"/>
+            <w:tcMar>
+              <w:top w:type="dxa" w:w="60"/>
+              <w:left w:type="dxa" w:w="100"/>
+              <w:bottom w:type="dxa" w:w="60"/>
+              <w:right w:type="dxa" w:w="100"/>
+            </w:tcMar>
+          </w:tcPr>
+          <w:p>
+            <w:pPr>
+              <w:keepNext w:val="false"/>
+            </w:pPr>
+            <w:r>
+              <w:rPr>
+                <w:b/>
+                <w:bCs/>
+              </w:rPr>
+              <w:t xml:space="preserve">Do this</w:t>
+            </w:r>
+          </w:p>
+        </w:tc>
+        <w:tc>
+          <w:tcPr>
+            <w:tcW w:type="dxa" w:w="4536"/>
+            <w:tcBorders>
+              <w:top w:val="single" w:color="BFBFBF" w:sz="4"/>
+              <w:left w:val="single" w:color="BFBFBF" w:sz="4"/>
+              <w:bottom w:val="single" w:color="BFBFBF" w:sz="4"/>
+              <w:right w:val="single" w:color="BFBFBF" w:sz="4"/>
+            </w:tcBorders>
+            <w:shd w:fill="DEEAF6" w:color="auto" w:val="clear"/>
+            <w:tcMar>
+              <w:top w:type="dxa" w:w="60"/>
+              <w:left w:type="dxa" w:w="100"/>
+              <w:bottom w:type="dxa" w:w="60"/>
+              <w:right w:type="dxa" w:w="100"/>
+            </w:tcMar>
+          </w:tcPr>
+          <w:p>
+            <w:pPr>
+              <w:keepNext w:val="false"/>
+            </w:pPr>
+            <w:r>
+              <w:rPr>
+                <w:b/>
+                <w:bCs/>
+              </w:rPr>
+              <w:t xml:space="preserve">You should see</w:t>
+            </w:r>
+          </w:p>
+        </w:tc>
+        <w:tc>
+          <w:tcPr>
+            <w:tcW w:type="dxa" w:w="806"/>
+            <w:tcBorders>
+              <w:top w:val="single" w:color="BFBFBF" w:sz="4"/>
+              <w:left w:val="single" w:color="BFBFBF" w:sz="4"/>
+              <w:bottom w:val="single" w:color="BFBFBF" w:sz="4"/>
+              <w:right w:val="single" w:color="BFBFBF" w:sz="4"/>
+            </w:tcBorders>
+            <w:shd w:fill="DEEAF6" w:color="auto" w:val="clear"/>
+            <w:tcMar>
+              <w:top w:type="dxa" w:w="60"/>
+              <w:left w:type="dxa" w:w="100"/>
+              <w:bottom w:type="dxa" w:w="60"/>
+              <w:right w:type="dxa" w:w="100"/>
+            </w:tcMar>
+          </w:tcPr>
+          <w:p>
+            <w:pPr>
+              <w:keepNext w:val="false"/>
+            </w:pPr>
+            <w:r>
+              <w:rPr>
+                <w:b/>
+                <w:bCs/>
+              </w:rPr>
+              <w:t xml:space="preserve">OK</w:t>
+            </w:r>
+          </w:p>
+        </w:tc>
+      </w:tr>
+      <w:tr>
+        <w:trPr>
+          <w:tblHeader w:val="false"/>
+        </w:trPr>
+        <w:tc>
+          <w:tcPr>
+            <w:tcW w:type="dxa" w:w="504"/>
+            <w:tcBorders>
+              <w:top w:val="single" w:color="BFBFBF" w:sz="4"/>
+              <w:left w:val="single" w:color="BFBFBF" w:sz="4"/>
+              <w:bottom w:val="single" w:color="BFBFBF" w:sz="4"/>
+              <w:right w:val="single" w:color="BFBFBF" w:sz="4"/>
+            </w:tcBorders>
+            <w:tcMar>
+              <w:top w:type="dxa" w:w="60"/>
+              <w:left w:type="dxa" w:w="100"/>
+              <w:bottom w:type="dxa" w:w="60"/>
+              <w:right w:type="dxa" w:w="100"/>
+            </w:tcMar>
+          </w:tcPr>
+          <w:p>
+            <w:pPr>
+              <w:keepNext w:val="false"/>
+            </w:pPr>
+            <w:r>
+              <w:t xml:space="preserve">1</w:t>
+            </w:r>
+          </w:p>
+        </w:tc>
+        <w:tc>
+          <w:tcPr>
+            <w:tcW w:type="dxa" w:w="4234"/>
+            <w:tcBorders>
+              <w:top w:val="single" w:color="BFBFBF" w:sz="4"/>
+              <w:left w:val="single" w:color="BFBFBF" w:sz="4"/>
+              <w:bottom w:val="single" w:color="BFBFBF" w:sz="4"/>
+              <w:right w:val="single" w:color="BFBFBF" w:sz="4"/>
+            </w:tcBorders>
+            <w:tcMar>
+              <w:top w:type="dxa" w:w="60"/>
+              <w:left w:type="dxa" w:w="100"/>
+              <w:bottom w:type="dxa" w:w="60"/>
+              <w:right w:type="dxa" w:w="100"/>
+            </w:tcMar>
+          </w:tcPr>
+          <w:p>
+            <w:pPr>
+              <w:keepNext w:val="false"/>
+            </w:pPr>
+            <w:r>
+              <w:t xml:space="preserve">App Settings → </w:t>
+            </w:r>
+            <w:r>
+              <w:rPr>
+                <w:b/>
+                <w:bCs/>
+              </w:rPr>
+              <w:t xml:space="preserve">About</w:t>
+            </w:r>
+            <w:r>
+              <w:t xml:space="preserve">.</w:t>
+            </w:r>
+          </w:p>
+        </w:tc>
+        <w:tc>
+          <w:tcPr>
+            <w:tcW w:type="dxa" w:w="4536"/>
+            <w:tcBorders>
+              <w:top w:val="single" w:color="BFBFBF" w:sz="4"/>
+              <w:left w:val="single" w:color="BFBFBF" w:sz="4"/>
+              <w:bottom w:val="single" w:color="BFBFBF" w:sz="4"/>
+              <w:right w:val="single" w:color="BFBFBF" w:sz="4"/>
+            </w:tcBorders>
+            <w:tcMar>
+              <w:top w:type="dxa" w:w="60"/>
+              <w:left w:type="dxa" w:w="100"/>
+              <w:bottom w:type="dxa" w:w="60"/>
+              <w:right w:type="dxa" w:w="100"/>
+            </w:tcMar>
+          </w:tcPr>
+          <w:p>
+            <w:pPr>
+              <w:keepNext w:val="false"/>
+            </w:pPr>
+            <w:r>
+              <w:rPr>
+                <w:b/>
+                <w:bCs/>
+              </w:rPr>
+              <w:t xml:space="preserve">0.4.0 · 3ca2dec</w:t>
+            </w:r>
+            <w:r>
+              <w:t xml:space="preserve">.</w:t>
+            </w:r>
+          </w:p>
+        </w:tc>
+        <w:tc>
+          <w:tcPr>
+            <w:tcW w:type="dxa" w:w="806"/>
+            <w:tcBorders>
+              <w:top w:val="single" w:color="BFBFBF" w:sz="4"/>
+              <w:left w:val="single" w:color="BFBFBF" w:sz="4"/>
+              <w:bottom w:val="single" w:color="BFBFBF" w:sz="4"/>
+              <w:right w:val="single" w:color="BFBFBF" w:sz="4"/>
+            </w:tcBorders>
+            <w:tcMar>
+              <w:top w:type="dxa" w:w="60"/>
+              <w:left w:type="dxa" w:w="100"/>
+              <w:bottom w:type="dxa" w:w="60"/>
+              <w:right w:type="dxa" w:w="100"/>
+            </w:tcMar>
+          </w:tcPr>
+          <w:p>
+            <w:pPr>
+              <w:keepNext w:val="false"/>
+            </w:pPr>
+            <w:r>
+              <w:t xml:space="preserve">☐</w:t>
+            </w:r>
+          </w:p>
+        </w:tc>
+      </w:tr>
+      <w:tr>
+        <w:trPr>
+          <w:tblHeader w:val="false"/>
+        </w:trPr>
+        <w:tc>
+          <w:tcPr>
+            <w:tcW w:type="dxa" w:w="504"/>
+            <w:tcBorders>
+              <w:top w:val="single" w:color="BFBFBF" w:sz="4"/>
+              <w:left w:val="single" w:color="BFBFBF" w:sz="4"/>
+              <w:bottom w:val="single" w:color="BFBFBF" w:sz="4"/>
+              <w:right w:val="single" w:color="BFBFBF" w:sz="4"/>
+            </w:tcBorders>
+            <w:tcMar>
+              <w:top w:type="dxa" w:w="60"/>
+              <w:left w:type="dxa" w:w="100"/>
+              <w:bottom w:type="dxa" w:w="60"/>
+              <w:right w:type="dxa" w:w="100"/>
+            </w:tcMar>
+          </w:tcPr>
+          <w:p>
+            <w:pPr>
+              <w:keepNext w:val="false"/>
+            </w:pPr>
+            <w:r>
+              <w:t xml:space="preserve">2</w:t>
+            </w:r>
+          </w:p>
+        </w:tc>
+        <w:tc>
+          <w:tcPr>
+            <w:tcW w:type="dxa" w:w="4234"/>
+            <w:tcBorders>
+              <w:top w:val="single" w:color="BFBFBF" w:sz="4"/>
+              <w:left w:val="single" w:color="BFBFBF" w:sz="4"/>
+              <w:bottom w:val="single" w:color="BFBFBF" w:sz="4"/>
+              <w:right w:val="single" w:color="BFBFBF" w:sz="4"/>
+            </w:tcBorders>
+            <w:tcMar>
+              <w:top w:type="dxa" w:w="60"/>
+              <w:left w:type="dxa" w:w="100"/>
+              <w:bottom w:type="dxa" w:w="60"/>
+              <w:right w:type="dxa" w:w="100"/>
+            </w:tcMar>
+          </w:tcPr>
+          <w:p>
+            <w:pPr>
+              <w:keepNext w:val="false"/>
+            </w:pPr>
+            <w:r>
+              <w:t xml:space="preserve">Open an old bookmark-style address: </w:t>
+            </w:r>
+            <w:r>
+              <w:rPr>
+                <w:rFonts w:ascii="Consolas" w:cs="Consolas" w:eastAsia="Consolas" w:hAnsi="Consolas"/>
+                <w:sz w:val="20"/>
+                <w:szCs w:val="20"/>
+              </w:rPr>
+              <w:t xml:space="preserve">/reorder?branch=1&amp;franchise=M</w:t>
+            </w:r>
+            <w:r>
+              <w:t xml:space="preserve">.</w:t>
+            </w:r>
+          </w:p>
+        </w:tc>
+        <w:tc>
+          <w:tcPr>
+            <w:tcW w:type="dxa" w:w="4536"/>
+            <w:tcBorders>
+              <w:top w:val="single" w:color="BFBFBF" w:sz="4"/>
+              <w:left w:val="single" w:color="BFBFBF" w:sz="4"/>
+              <w:bottom w:val="single" w:color="BFBFBF" w:sz="4"/>
+              <w:right w:val="single" w:color="BFBFBF" w:sz="4"/>
+            </w:tcBorders>
+            <w:tcMar>
+              <w:top w:type="dxa" w:w="60"/>
+              <w:left w:type="dxa" w:w="100"/>
+              <w:bottom w:type="dxa" w:w="60"/>
+              <w:right w:type="dxa" w:w="100"/>
+            </w:tcMar>
+          </w:tcPr>
+          <w:p>
+            <w:pPr>
+              <w:keepNext w:val="false"/>
+            </w:pPr>
+            <w:r>
+              <w:t xml:space="preserve">Recommended Reorder on branch 1, franchise M, as before 0.4.0.</w:t>
+            </w:r>
+          </w:p>
+        </w:tc>
+        <w:tc>
+          <w:tcPr>
+            <w:tcW w:type="dxa" w:w="806"/>
+            <w:tcBorders>
+              <w:top w:val="single" w:color="BFBFBF" w:sz="4"/>
+              <w:left w:val="single" w:color="BFBFBF" w:sz="4"/>
+              <w:bottom w:val="single" w:color="BFBFBF" w:sz="4"/>
+              <w:right w:val="single" w:color="BFBFBF" w:sz="4"/>
+            </w:tcBorders>
+            <w:tcMar>
+              <w:top w:type="dxa" w:w="60"/>
+              <w:left w:type="dxa" w:w="100"/>
+              <w:bottom w:type="dxa" w:w="60"/>
+              <w:right w:type="dxa" w:w="100"/>
+            </w:tcMar>
+          </w:tcPr>
+          <w:p>
+            <w:pPr>
+              <w:keepNext w:val="false"/>
+            </w:pPr>
+            <w:r>
+              <w:t xml:space="preserve">☐</w:t>
+            </w:r>
+          </w:p>
+        </w:tc>
+      </w:tr>
+      <w:tr>
+        <w:trPr>
+          <w:tblHeader w:val="false"/>
+        </w:trPr>
+        <w:tc>
+          <w:tcPr>
+            <w:tcW w:type="dxa" w:w="504"/>
+            <w:tcBorders>
+              <w:top w:val="single" w:color="BFBFBF" w:sz="4"/>
+              <w:left w:val="single" w:color="BFBFBF" w:sz="4"/>
+              <w:bottom w:val="single" w:color="BFBFBF" w:sz="4"/>
+              <w:right w:val="single" w:color="BFBFBF" w:sz="4"/>
+            </w:tcBorders>
+            <w:tcMar>
+              <w:top w:type="dxa" w:w="60"/>
+              <w:left w:type="dxa" w:w="100"/>
+              <w:bottom w:type="dxa" w:w="60"/>
+              <w:right w:type="dxa" w:w="100"/>
+            </w:tcMar>
+          </w:tcPr>
+          <w:p>
+            <w:pPr>
+              <w:keepNext w:val="false"/>
+            </w:pPr>
+            <w:r>
+              <w:t xml:space="preserve">3</w:t>
+            </w:r>
+          </w:p>
+        </w:tc>
+        <w:tc>
+          <w:tcPr>
+            <w:tcW w:type="dxa" w:w="4234"/>
+            <w:tcBorders>
+              <w:top w:val="single" w:color="BFBFBF" w:sz="4"/>
+              <w:left w:val="single" w:color="BFBFBF" w:sz="4"/>
+              <w:bottom w:val="single" w:color="BFBFBF" w:sz="4"/>
+              <w:right w:val="single" w:color="BFBFBF" w:sz="4"/>
+            </w:tcBorders>
+            <w:tcMar>
+              <w:top w:type="dxa" w:w="60"/>
+              <w:left w:type="dxa" w:w="100"/>
+              <w:bottom w:type="dxa" w:w="60"/>
+              <w:right w:type="dxa" w:w="100"/>
+            </w:tcMar>
+          </w:tcPr>
+          <w:p>
+            <w:pPr>
+              <w:keepNext w:val="false"/>
+            </w:pPr>
+            <w:r>
+              <w:t xml:space="preserve">All 19 branches loaded with Reorder needed only off: press F12 → </w:t>
+            </w:r>
+            <w:r>
+              <w:rPr>
+                <w:b/>
+                <w:bCs/>
+              </w:rPr>
+              <w:t xml:space="preserve">Memory</w:t>
+            </w:r>
+            <w:r>
+              <w:t xml:space="preserve"> and note the heap size.</w:t>
+            </w:r>
+          </w:p>
+        </w:tc>
+        <w:tc>
+          <w:tcPr>
+            <w:tcW w:type="dxa" w:w="4536"/>
+            <w:tcBorders>
+              <w:top w:val="single" w:color="BFBFBF" w:sz="4"/>
+              <w:left w:val="single" w:color="BFBFBF" w:sz="4"/>
+              <w:bottom w:val="single" w:color="BFBFBF" w:sz="4"/>
+              <w:right w:val="single" w:color="BFBFBF" w:sz="4"/>
+            </w:tcBorders>
+            <w:tcMar>
+              <w:top w:type="dxa" w:w="60"/>
+              <w:left w:type="dxa" w:w="100"/>
+              <w:bottom w:type="dxa" w:w="60"/>
+              <w:right w:type="dxa" w:w="100"/>
+            </w:tcMar>
+          </w:tcPr>
+          <w:p>
+            <w:pPr>
+              <w:keepNext w:val="false"/>
+            </w:pPr>
+            <w:r>
+              <w:t xml:space="preserve">Write it down (below about 500 MB is fine). The page stays responsive.</w:t>
+            </w:r>
+          </w:p>
+        </w:tc>
+        <w:tc>
+          <w:tcPr>
+            <w:tcW w:type="dxa" w:w="806"/>
+            <w:tcBorders>
+              <w:top w:val="single" w:color="BFBFBF" w:sz="4"/>
+              <w:left w:val="single" w:color="BFBFBF" w:sz="4"/>
+              <w:bottom w:val="single" w:color="BFBFBF" w:sz="4"/>
+              <w:right w:val="single" w:color="BFBFBF" w:sz="4"/>
+            </w:tcBorders>
+            <w:tcMar>
+              <w:top w:type="dxa" w:w="60"/>
+              <w:left w:type="dxa" w:w="100"/>
+              <w:bottom w:type="dxa" w:w="60"/>
+              <w:right w:type="dxa" w:w="100"/>
+            </w:tcMar>
+          </w:tcPr>
+          <w:p>
+            <w:pPr>
+              <w:keepNext w:val="false"/>
+            </w:pPr>
+            <w:r>
+              <w:t xml:space="preserve">☐</w:t>
+            </w:r>
+          </w:p>
+        </w:tc>
+      </w:tr>
+      <w:tr>
+        <w:trPr>
+          <w:tblHeader w:val="false"/>
+        </w:trPr>
+        <w:tc>
+          <w:tcPr>
+            <w:tcW w:type="dxa" w:w="504"/>
+            <w:tcBorders>
+              <w:top w:val="single" w:color="BFBFBF" w:sz="4"/>
+              <w:left w:val="single" w:color="BFBFBF" w:sz="4"/>
+              <w:bottom w:val="single" w:color="BFBFBF" w:sz="4"/>
+              <w:right w:val="single" w:color="BFBFBF" w:sz="4"/>
+            </w:tcBorders>
+            <w:tcMar>
+              <w:top w:type="dxa" w:w="60"/>
+              <w:left w:type="dxa" w:w="100"/>
+              <w:bottom w:type="dxa" w:w="60"/>
+              <w:right w:type="dxa" w:w="100"/>
+            </w:tcMar>
+          </w:tcPr>
+          <w:p>
+            <w:pPr>
+              <w:keepNext w:val="false"/>
+            </w:pPr>
+            <w:r>
+              <w:t xml:space="preserve">4</w:t>
+            </w:r>
+          </w:p>
+        </w:tc>
+        <w:tc>
+          <w:tcPr>
+            <w:tcW w:type="dxa" w:w="4234"/>
+            <w:tcBorders>
+              <w:top w:val="single" w:color="BFBFBF" w:sz="4"/>
+              <w:left w:val="single" w:color="BFBFBF" w:sz="4"/>
+              <w:bottom w:val="single" w:color="BFBFBF" w:sz="4"/>
+              <w:right w:val="single" w:color="BFBFBF" w:sz="4"/>
+            </w:tcBorders>
+            <w:tcMar>
+              <w:top w:type="dxa" w:w="60"/>
+              <w:left w:type="dxa" w:w="100"/>
+              <w:bottom w:type="dxa" w:w="60"/>
+              <w:right w:type="dxa" w:w="100"/>
+            </w:tcMar>
+          </w:tcPr>
+          <w:p>
+            <w:pPr>
+              <w:keepNext w:val="false"/>
+            </w:pPr>
+            <w:r>
+              <w:t xml:space="preserve">Click </w:t>
+            </w:r>
+            <w:r>
+              <w:rPr>
+                <w:b/>
+                <w:bCs/>
+              </w:rPr>
+              <w:t xml:space="preserve">Clear</w:t>
+            </w:r>
+            <w:r>
+              <w:t xml:space="preserve">, then </w:t>
+            </w:r>
+            <w:r>
+              <w:rPr>
+                <w:b/>
+                <w:bCs/>
+              </w:rPr>
+              <w:t xml:space="preserve">Select all</w:t>
+            </w:r>
+            <w:r>
+              <w:t xml:space="preserve">, and click </w:t>
+            </w:r>
+            <w:r>
+              <w:rPr>
+                <w:b/>
+                <w:bCs/>
+              </w:rPr>
+              <w:t xml:space="preserve">Cancel</w:t>
+            </w:r>
+            <w:r>
+              <w:t xml:space="preserve"> while it loads; then click </w:t>
+            </w:r>
+            <w:r>
+              <w:rPr>
+                <w:b/>
+                <w:bCs/>
+              </w:rPr>
+              <w:t xml:space="preserve">Load the rest</w:t>
+            </w:r>
+            <w:r>
+              <w:t xml:space="preserve">.</w:t>
+            </w:r>
+          </w:p>
+        </w:tc>
+        <w:tc>
+          <w:tcPr>
+            <w:tcW w:type="dxa" w:w="4536"/>
+            <w:tcBorders>
+              <w:top w:val="single" w:color="BFBFBF" w:sz="4"/>
+              <w:left w:val="single" w:color="BFBFBF" w:sz="4"/>
+              <w:bottom w:val="single" w:color="BFBFBF" w:sz="4"/>
+              <w:right w:val="single" w:color="BFBFBF" w:sz="4"/>
+            </w:tcBorders>
+            <w:tcMar>
+              <w:top w:type="dxa" w:w="60"/>
+              <w:left w:type="dxa" w:w="100"/>
+              <w:bottom w:type="dxa" w:w="60"/>
+              <w:right w:type="dxa" w:w="100"/>
+            </w:tcMar>
+          </w:tcPr>
+          <w:p>
+            <w:pPr>
+              <w:keepNext w:val="false"/>
+            </w:pPr>
+            <w:r>
+              <w:t xml:space="preserve">Loading stops with "x of 19 branches loaded (stopped)", then finishes.</w:t>
+            </w:r>
+          </w:p>
+        </w:tc>
+        <w:tc>
+          <w:tcPr>
+            <w:tcW w:type="dxa" w:w="806"/>
+            <w:tcBorders>
+              <w:top w:val="single" w:color="BFBFBF" w:sz="4"/>
+              <w:left w:val="single" w:color="BFBFBF" w:sz="4"/>
+              <w:bottom w:val="single" w:color="BFBFBF" w:sz="4"/>
+              <w:right w:val="single" w:color="BFBFBF" w:sz="4"/>
+            </w:tcBorders>
+            <w:tcMar>
+              <w:top w:type="dxa" w:w="60"/>
+              <w:left w:type="dxa" w:w="100"/>
+              <w:bottom w:type="dxa" w:w="60"/>
+              <w:right w:type="dxa" w:w="100"/>
+            </w:tcMar>
+          </w:tcPr>
+          <w:p>
+            <w:pPr>
+              <w:keepNext w:val="false"/>
+            </w:pPr>
+            <w:r>
+              <w:t xml:space="preserve">☐</w:t>
+            </w:r>
+          </w:p>
+        </w:tc>
+      </w:tr>
+      <w:tr>
+        <w:trPr>
+          <w:tblHeader w:val="false"/>
+        </w:trPr>
+        <w:tc>
+          <w:tcPr>
+            <w:tcW w:type="dxa" w:w="504"/>
+            <w:tcBorders>
+              <w:top w:val="single" w:color="BFBFBF" w:sz="4"/>
+              <w:left w:val="single" w:color="BFBFBF" w:sz="4"/>
+              <w:bottom w:val="single" w:color="BFBFBF" w:sz="4"/>
+              <w:right w:val="single" w:color="BFBFBF" w:sz="4"/>
+            </w:tcBorders>
+            <w:tcMar>
+              <w:top w:type="dxa" w:w="60"/>
+              <w:left w:type="dxa" w:w="100"/>
+              <w:bottom w:type="dxa" w:w="60"/>
+              <w:right w:type="dxa" w:w="100"/>
+            </w:tcMar>
+          </w:tcPr>
+          <w:p>
+            <w:pPr>
+              <w:keepNext w:val="false"/>
+            </w:pPr>
+            <w:r>
+              <w:t xml:space="preserve">5</w:t>
+            </w:r>
+          </w:p>
+        </w:tc>
+        <w:tc>
+          <w:tcPr>
+            <w:tcW w:type="dxa" w:w="4234"/>
+            <w:tcBorders>
+              <w:top w:val="single" w:color="BFBFBF" w:sz="4"/>
+              <w:left w:val="single" w:color="BFBFBF" w:sz="4"/>
+              <w:bottom w:val="single" w:color="BFBFBF" w:sz="4"/>
+              <w:right w:val="single" w:color="BFBFBF" w:sz="4"/>
+            </w:tcBorders>
+            <w:tcMar>
+              <w:top w:type="dxa" w:w="60"/>
+              <w:left w:type="dxa" w:w="100"/>
+              <w:bottom w:type="dxa" w:w="60"/>
+              <w:right w:type="dxa" w:w="100"/>
+            </w:tcMar>
+          </w:tcPr>
+          <w:p>
+            <w:pPr>
+              <w:keepNext w:val="false"/>
+            </w:pPr>
+            <w:r>
+              <w:t xml:space="preserve">One-Time Order with all branches and a franchise.</w:t>
+            </w:r>
+          </w:p>
+        </w:tc>
+        <w:tc>
+          <w:tcPr>
+            <w:tcW w:type="dxa" w:w="4536"/>
+            <w:tcBorders>
+              <w:top w:val="single" w:color="BFBFBF" w:sz="4"/>
+              <w:left w:val="single" w:color="BFBFBF" w:sz="4"/>
+              <w:bottom w:val="single" w:color="BFBFBF" w:sz="4"/>
+              <w:right w:val="single" w:color="BFBFBF" w:sz="4"/>
+            </w:tcBorders>
+            <w:tcMar>
+              <w:top w:type="dxa" w:w="60"/>
+              <w:left w:type="dxa" w:w="100"/>
+              <w:bottom w:type="dxa" w:w="60"/>
+              <w:right w:type="dxa" w:w="100"/>
+            </w:tcMar>
+          </w:tcPr>
+          <w:p>
+            <w:pPr>
+              <w:keepNext w:val="false"/>
+            </w:pPr>
+            <w:r>
+              <w:t xml:space="preserve">Loads in about the same time as Reorder (about 4 seconds).</w:t>
+            </w:r>
+          </w:p>
+        </w:tc>
+        <w:tc>
+          <w:tcPr>
+            <w:tcW w:type="dxa" w:w="806"/>
+            <w:tcBorders>
+              <w:top w:val="single" w:color="BFBFBF" w:sz="4"/>
+              <w:left w:val="single" w:color="BFBFBF" w:sz="4"/>
+              <w:bottom w:val="single" w:color="BFBFBF" w:sz="4"/>
+              <w:right w:val="single" w:color="BFBFBF" w:sz="4"/>
+            </w:tcBorders>
+            <w:tcMar>
+              <w:top w:type="dxa" w:w="60"/>
+              <w:left w:type="dxa" w:w="100"/>
+              <w:bottom w:type="dxa" w:w="60"/>
+              <w:right w:type="dxa" w:w="100"/>
+            </w:tcMar>
+          </w:tcPr>
+          <w:p>
+            <w:pPr>
+              <w:keepNext w:val="false"/>
+            </w:pPr>
+            <w:r>
+              <w:t xml:space="preserve">☐</w:t>
+            </w:r>
+          </w:p>
+        </w:tc>
+      </w:tr>
+      <w:tr>
+        <w:trPr>
+          <w:tblHeader w:val="false"/>
+        </w:trPr>
+        <w:tc>
+          <w:tcPr>
+            <w:tcW w:type="dxa" w:w="504"/>
+            <w:tcBorders>
+              <w:top w:val="single" w:color="BFBFBF" w:sz="4"/>
+              <w:left w:val="single" w:color="BFBFBF" w:sz="4"/>
+              <w:bottom w:val="single" w:color="BFBFBF" w:sz="4"/>
+              <w:right w:val="single" w:color="BFBFBF" w:sz="4"/>
+            </w:tcBorders>
+            <w:tcMar>
+              <w:top w:type="dxa" w:w="60"/>
+              <w:left w:type="dxa" w:w="100"/>
+              <w:bottom w:type="dxa" w:w="60"/>
+              <w:right w:type="dxa" w:w="100"/>
+            </w:tcMar>
+          </w:tcPr>
+          <w:p>
+            <w:pPr>
+              <w:keepNext w:val="false"/>
+            </w:pPr>
+            <w:r>
+              <w:t xml:space="preserve">6</w:t>
+            </w:r>
+          </w:p>
+        </w:tc>
+        <w:tc>
+          <w:tcPr>
+            <w:tcW w:type="dxa" w:w="4234"/>
+            <w:tcBorders>
+              <w:top w:val="single" w:color="BFBFBF" w:sz="4"/>
+              <w:left w:val="single" w:color="BFBFBF" w:sz="4"/>
+              <w:bottom w:val="single" w:color="BFBFBF" w:sz="4"/>
+              <w:right w:val="single" w:color="BFBFBF" w:sz="4"/>
+            </w:tcBorders>
+            <w:tcMar>
+              <w:top w:type="dxa" w:w="60"/>
+              <w:left w:type="dxa" w:w="100"/>
+              <w:bottom w:type="dxa" w:w="60"/>
+              <w:right w:type="dxa" w:w="100"/>
+            </w:tcMar>
+          </w:tcPr>
+          <w:p>
+            <w:pPr>
+              <w:keepNext w:val="false"/>
+            </w:pPr>
+            <w:r>
+              <w:t xml:space="preserve">After a morning publish, reload a page left open from the day before.</w:t>
+            </w:r>
+          </w:p>
+        </w:tc>
+        <w:tc>
+          <w:tcPr>
+            <w:tcW w:type="dxa" w:w="4536"/>
+            <w:tcBorders>
+              <w:top w:val="single" w:color="BFBFBF" w:sz="4"/>
+              <w:left w:val="single" w:color="BFBFBF" w:sz="4"/>
+              <w:bottom w:val="single" w:color="BFBFBF" w:sz="4"/>
+              <w:right w:val="single" w:color="BFBFBF" w:sz="4"/>
+            </w:tcBorders>
+            <w:tcMar>
+              <w:top w:type="dxa" w:w="60"/>
+              <w:left w:type="dxa" w:w="100"/>
+              <w:bottom w:type="dxa" w:w="60"/>
+              <w:right w:type="dxa" w:w="100"/>
+            </w:tcMar>
+          </w:tcPr>
+          <w:p>
+            <w:pPr>
+              <w:keepNext w:val="false"/>
+            </w:pPr>
+            <w:r>
+              <w:t xml:space="preserve">The new data date shows; no error.</w:t>
+            </w:r>
+          </w:p>
+        </w:tc>
+        <w:tc>
+          <w:tcPr>
+            <w:tcW w:type="dxa" w:w="806"/>
+            <w:tcBorders>
+              <w:top w:val="single" w:color="BFBFBF" w:sz="4"/>
+              <w:left w:val="single" w:color="BFBFBF" w:sz="4"/>
+              <w:bottom w:val="single" w:color="BFBFBF" w:sz="4"/>
+              <w:right w:val="single" w:color="BFBFBF" w:sz="4"/>
+            </w:tcBorders>
+            <w:tcMar>
+              <w:top w:type="dxa" w:w="60"/>
+              <w:left w:type="dxa" w:w="100"/>
+              <w:bottom w:type="dxa" w:w="60"/>
+              <w:right w:type="dxa" w:w="100"/>
+            </w:tcMar>
+          </w:tcPr>
+          <w:p>
+            <w:pPr>
+              <w:keepNext w:val="false"/>
+            </w:pPr>
+            <w:r>
+              <w:t xml:space="preserve">☐</w:t>
+            </w:r>
+          </w:p>
+        </w:tc>
+      </w:tr>
+    </w:tbl>
+    <w:p>
+      <w:pPr>
+        <w:spacing w:after="120"/>
+      </w:pPr>
+    </w:p>
+    <w:p>
+      <w:pPr>
+        <w:keepNext/>
+        <w:spacing w:before="120" w:after="60"/>
+      </w:pPr>
+      <w:r>
+        <w:rPr>
+          <w:b/>
+          <w:bCs/>
+          <w:color w:val="1F4E79"/>
+        </w:rPr>
+        <w:t xml:space="preserve">Notes (anything different, slow or confusing):</w:t>
+      </w:r>
+    </w:p>
+    <w:tbl>
+      <w:tblPr>
+        <w:tblW w:type="dxa" w:w="10080"/>
+        <w:tblBorders>
+          <w:top w:val="single" w:color="auto" w:sz="4"/>
+          <w:left w:val="single" w:color="auto" w:sz="4"/>
+          <w:bottom w:val="single" w:color="auto" w:sz="4"/>
+          <w:right w:val="single" w:color="auto" w:sz="4"/>
+          <w:insideH w:val="single" w:color="auto" w:sz="4"/>
+          <w:insideV w:val="single" w:color="auto" w:sz="4"/>
+        </w:tblBorders>
+      </w:tblPr>
+      <w:tblGrid>
+        <w:gridCol w:w="10080"/>
+      </w:tblGrid>
+      <w:tr>
+        <w:trPr>
+          <w:cantSplit/>
+          <w:trHeight w:val="900" w:hRule="atLeast"/>
+        </w:trPr>
+        <w:tc>
+          <w:tcPr>
+            <w:tcW w:type="dxa" w:w="10080"/>
+            <w:tcBorders>
+              <w:top w:val="single" w:color="A6A6A6" w:sz="4"/>
+              <w:left w:val="single" w:color="A6A6A6" w:sz="4"/>
+              <w:bottom w:val="single" w:color="A6A6A6" w:sz="4"/>
+              <w:right w:val="single" w:color="A6A6A6" w:sz="4"/>
+            </w:tcBorders>
+            <w:tcMar>
+              <w:top w:type="dxa" w:w="80"/>
+              <w:left w:type="dxa" w:w="120"/>
+              <w:bottom w:type="dxa" w:w="80"/>
+              <w:right w:type="dxa" w:w="120"/>
+            </w:tcMar>
+          </w:tcPr>
+          <w:p/>
+        </w:tc>
+      </w:tr>
+    </w:tbl>
+    <w:p>
+      <w:pPr>
+        <w:spacing w:after="160"/>
+      </w:pPr>
+    </w:p>
     <w:sectPr>
       <w:footerReference w:type="default" r:id="rId6"/>
       <w:pgSz w:w="12240" w:h="15840" w:orient="portrait"/>
@@ -20589,7 +24635,7 @@
         <w:sz w:val="16"/>
         <w:szCs w:val="16"/>
       </w:rPr>
-      <w:t xml:space="preserve">Non-JD Parts Order Tool: walkthrough (0.5.2)   ·   Page </w:t>
+      <w:t xml:space="preserve">Non-JD Parts Order Tool: walkthrough (0.6.0)   ·   Page </w:t>
     </w:r>
     <w:r>
       <w:rPr>

--- a/projects/part order tool - app/for-users/Non-JD Order Tool - Walkthrough.docx
+++ b/projects/part order tool - app/for-users/Non-JD Order Tool - Walkthrough.docx
@@ -7313,17 +7313,17 @@
         <w:t xml:space="preserve">The order counts saved transfers.</w:t>
       </w:r>
       <w:r>
-        <w:t xml:space="preserve"> On step 2 a line a saved transfer reduced shows </w:t>
+        <w:t xml:space="preserve"> On step 2 a line a saved transfer reduced says </w:t>
       </w:r>
       <w:r>
         <w:rPr>
           <w:b/>
           <w:bCs/>
         </w:rPr>
-        <w:t xml:space="preserve">Transfer in: 44 from branch 6</w:t>
+        <w:t xml:space="preserve">Includes 44 coming by transfer from branch 6</w:t>
       </w:r>
       <w:r>
-        <w:t xml:space="preserve">, and a line it covered fully drops out of “Reorder needed only”. </w:t>
+        <w:t xml:space="preserve"> (part of Inbound, not on top of it), and a line it covered fully drops out of “Reorder needed only”. </w:t>
       </w:r>
       <w:r>
         <w:rPr>
@@ -8326,7 +8326,7 @@
               <w:keepNext w:val="false"/>
             </w:pPr>
             <w:r>
-              <w:t xml:space="preserve">A question: “Save the 1 ticked transfers first?” with </w:t>
+              <w:t xml:space="preserve">A question: “Save the 1 ticked transfer first?” with </w:t>
             </w:r>
             <w:r>
               <w:rPr>
@@ -8461,14 +8461,14 @@
               <w:keepNext w:val="false"/>
             </w:pPr>
             <w:r>
-              <w:t xml:space="preserve">Its order cell shows </w:t>
-            </w:r>
-            <w:r>
-              <w:rPr>
-                <w:b/>
-                <w:bCs/>
-              </w:rPr>
-              <w:t xml:space="preserve">Transfer in: 1 from branch …</w:t>
+              <w:t xml:space="preserve">Its order cell says </w:t>
+            </w:r>
+            <w:r>
+              <w:rPr>
+                <w:b/>
+                <w:bCs/>
+              </w:rPr>
+              <w:t xml:space="preserve">Includes 1 coming by transfer from branch …</w:t>
             </w:r>
             <w:r>
               <w:t xml:space="preserve"> and the order is 1 lower than before. If SharePoint hasn’t caught up yet, a banner says “Your saved transfers may take a moment to show here — Refresh”; the order already counts it.</w:t>
@@ -9162,7 +9162,7 @@
               <w:keepNext w:val="false"/>
             </w:pPr>
             <w:r>
-              <w:t xml:space="preserve">Today’s saved transfer lines (your cancelled practice one isn’t listed). Kind is greyed out: saved lines are listed by transfer, not by kind.</w:t>
+              <w:t xml:space="preserve">Today’s saved transfer lines. A note says “Cancelled transfers aren’t listed here; see Transfer orders (Status: Cancelled).”: your cancelled practice transfer is there, not here. Kind is greyed out: saved lines are listed by transfer, not by kind.</w:t>
             </w:r>
           </w:p>
         </w:tc>

--- a/projects/part order tool - app/for-users/Non-JD Order Tool - Walkthrough.docx
+++ b/projects/part order tool - app/for-users/Non-JD Order Tool - Walkthrough.docx
@@ -21,7 +21,7 @@
         <w:rPr>
           <w:color w:val="595959"/>
         </w:rPr>
-        <w:t xml:space="preserve">Hands-on steps through every page · Version 0.6.0 · October 28, 2026 · App: https://10.110.100.13:8443</w:t>
+        <w:t xml:space="preserve">Hands-on steps through every page · Version 0.6.2 · October 29, 2026 · App: https://10.110.100.13:8443</w:t>
       </w:r>
     </w:p>
     <w:p>
@@ -7018,7 +7018,7 @@
                 <w:b/>
                 <w:bCs/>
               </w:rPr>
-              <w:t xml:space="preserve">0.6.0</w:t>
+              <w:t xml:space="preserve">0.6.2</w:t>
             </w:r>
             <w:r>
               <w:t xml:space="preserve">).</w:t>
@@ -7234,7 +7234,7 @@
         <w:pStyle w:val="Heading2"/>
       </w:pPr>
       <w:r>
-        <w:t xml:space="preserve">Version 0.6.0 (October 28, 2026): save transfers in the app</w:t>
+        <w:t xml:space="preserve">Versions 0.6.0 to 0.6.2 (October 28 and 29, 2026): save transfers in the app</w:t>
       </w:r>
     </w:p>
     <w:p>
@@ -7374,6 +7374,156 @@
       </w:r>
       <w:r>
         <w:t xml:space="preserve"> tab.</w:t>
+      </w:r>
+    </w:p>
+    <w:p>
+      <w:pPr>
+        <w:pStyle w:val="ListParagraph"/>
+        <w:numPr>
+          <w:ilvl w:val="0"/>
+          <w:numId w:val="2"/>
+        </w:numPr>
+        <w:spacing w:after="60"/>
+      </w:pPr>
+      <w:r>
+        <w:rPr>
+          <w:b/>
+          <w:bCs/>
+        </w:rPr>
+        <w:t xml:space="preserve">Transfers opens on Transfer orders (0.6.2).</w:t>
+      </w:r>
+      <w:r>
+        <w:t xml:space="preserve"> Clicking </w:t>
+      </w:r>
+      <w:r>
+        <w:rPr>
+          <w:b/>
+          <w:bCs/>
+        </w:rPr>
+        <w:t xml:space="preserve">Transfers</w:t>
+      </w:r>
+      <w:r>
+        <w:t xml:space="preserve"> in the menu lands on </w:t>
+      </w:r>
+      <w:r>
+        <w:rPr>
+          <w:b/>
+          <w:bCs/>
+        </w:rPr>
+        <w:t xml:space="preserve">Transfer orders</w:t>
+      </w:r>
+      <w:r>
+        <w:t xml:space="preserve">, now the first tab. The suggestions are on the second tab, </w:t>
+      </w:r>
+      <w:r>
+        <w:rPr>
+          <w:b/>
+          <w:bCs/>
+        </w:rPr>
+        <w:t xml:space="preserve">Suggestions</w:t>
+      </w:r>
+      <w:r>
+        <w:t xml:space="preserve">. Home’s </w:t>
+      </w:r>
+      <w:r>
+        <w:rPr>
+          <w:b/>
+          <w:bCs/>
+        </w:rPr>
+        <w:t xml:space="preserve">Review transfers</w:t>
+      </w:r>
+      <w:r>
+        <w:t xml:space="preserve"> and the links on Recommended Reorder still go to the suggestions.</w:t>
+      </w:r>
+    </w:p>
+    <w:p>
+      <w:pPr>
+        <w:pStyle w:val="ListParagraph"/>
+        <w:numPr>
+          <w:ilvl w:val="0"/>
+          <w:numId w:val="2"/>
+        </w:numPr>
+        <w:spacing w:after="60"/>
+      </w:pPr>
+      <w:r>
+        <w:rPr>
+          <w:b/>
+          <w:bCs/>
+        </w:rPr>
+        <w:t xml:space="preserve">Status pills (0.6.1).</w:t>
+      </w:r>
+      <w:r>
+        <w:t xml:space="preserve"> On Transfer orders each status is a coloured pill: </w:t>
+      </w:r>
+      <w:r>
+        <w:rPr>
+          <w:b/>
+          <w:bCs/>
+        </w:rPr>
+        <w:t xml:space="preserve">Draft</w:t>
+      </w:r>
+      <w:r>
+        <w:t xml:space="preserve"> amber, </w:t>
+      </w:r>
+      <w:r>
+        <w:rPr>
+          <w:b/>
+          <w:bCs/>
+        </w:rPr>
+        <w:t xml:space="preserve">Exported</w:t>
+      </w:r>
+      <w:r>
+        <w:t xml:space="preserve"> blue, </w:t>
+      </w:r>
+      <w:r>
+        <w:rPr>
+          <w:b/>
+          <w:bCs/>
+        </w:rPr>
+        <w:t xml:space="preserve">Entered in Equip</w:t>
+      </w:r>
+      <w:r>
+        <w:t xml:space="preserve"> green, </w:t>
+      </w:r>
+      <w:r>
+        <w:rPr>
+          <w:b/>
+          <w:bCs/>
+        </w:rPr>
+        <w:t xml:space="preserve">Cancelled</w:t>
+      </w:r>
+      <w:r>
+        <w:t xml:space="preserve"> grey.</w:t>
+      </w:r>
+    </w:p>
+    <w:p>
+      <w:pPr>
+        <w:pStyle w:val="ListParagraph"/>
+        <w:numPr>
+          <w:ilvl w:val="0"/>
+          <w:numId w:val="2"/>
+        </w:numPr>
+        <w:spacing w:after="60"/>
+      </w:pPr>
+      <w:r>
+        <w:rPr>
+          <w:b/>
+          <w:bCs/>
+        </w:rPr>
+        <w:t xml:space="preserve">Step 1 is easier to work (0.6.1).</w:t>
+      </w:r>
+      <w:r>
+        <w:t xml:space="preserve"> The part search box at the top of Recommended Reorder now filters step 1’s list too. It doesn’t change your ticks: the footer says “N of M ticked lines shown” when the search hides some. The footer (what the ticked lines cover) stays at the bottom of the window while you scroll, with its own </w:t>
+      </w:r>
+      <w:r>
+        <w:rPr>
+          <w:b/>
+          <w:bCs/>
+        </w:rPr>
+        <w:t xml:space="preserve">Save</w:t>
+      </w:r>
+      <w:r>
+        <w:t xml:space="preserve"> button.</w:t>
       </w:r>
     </w:p>
     <w:p>
@@ -7906,17 +8056,18 @@
               <w:keepNext w:val="false"/>
             </w:pPr>
             <w:r>
-              <w:t xml:space="preserve">When loading finishes, find </w:t>
-            </w:r>
-            <w:r>
-              <w:rPr>
-                <w:b/>
-                <w:bCs/>
+              <w:t xml:space="preserve">When loading finishes, type </w:t>
+            </w:r>
+            <w:r>
+              <w:rPr>
+                <w:rFonts w:ascii="Consolas" w:cs="Consolas" w:eastAsia="Consolas" w:hAnsi="Consolas"/>
+                <w:sz w:val="20"/>
+                <w:szCs w:val="20"/>
               </w:rPr>
               <w:t xml:space="preserve">MULTISEAL</w:t>
             </w:r>
             <w:r>
-              <w:t xml:space="preserve"> (franchise M).</w:t>
+              <w:t xml:space="preserve"> in the search box at the top of the page.</w:t>
             </w:r>
           </w:p>
         </w:tc>
@@ -7941,7 +8092,7 @@
               <w:keepNext w:val="false"/>
             </w:pPr>
             <w:r>
-              <w:t xml:space="preserve">Ticked, with a </w:t>
+              <w:t xml:space="preserve">Only the MULTISEAL lines (franchise M). Ticked, with a </w:t>
             </w:r>
             <w:r>
               <w:rPr>
@@ -7961,7 +8112,7 @@
               <w:t xml:space="preserve">44 from 6</w:t>
             </w:r>
             <w:r>
-              <w:t xml:space="preserve">. The line under the table reads like “N transfers cover N order lines and $X you won’t buy.”</w:t>
+              <w:t xml:space="preserve">. The footer reads like “N transfers cover N order lines and $X you won’t buy.” and “2 of N ticked lines shown”: the lines the search hides stay ticked.</w:t>
             </w:r>
           </w:p>
         </w:tc>
@@ -8156,27 +8307,7 @@
               <w:keepNext w:val="false"/>
             </w:pPr>
             <w:r>
-              <w:t xml:space="preserve">Untick every line except one cheap one and set its quantity to </w:t>
-            </w:r>
-            <w:r>
-              <w:rPr>
-                <w:b/>
-                <w:bCs/>
-              </w:rPr>
-              <w:t xml:space="preserve">1</w:t>
-            </w:r>
-            <w:r>
-              <w:t xml:space="preserve">. Note the part. Click </w:t>
-            </w:r>
-            <w:r>
-              <w:rPr>
-                <w:b/>
-                <w:bCs/>
-              </w:rPr>
-              <w:t xml:space="preserve">Save 1 transfer (1 transfer order)</w:t>
-            </w:r>
-            <w:r>
-              <w:t xml:space="preserve">.</w:t>
+              <w:t xml:space="preserve">Clear the search. Scroll down the list.</w:t>
             </w:r>
           </w:p>
         </w:tc>
@@ -8201,17 +8332,17 @@
               <w:keepNext w:val="false"/>
             </w:pPr>
             <w:r>
-              <w:t xml:space="preserve">“Saved 1 transfer order.” and a </w:t>
-            </w:r>
-            <w:r>
-              <w:rPr>
-                <w:b/>
-                <w:bCs/>
-              </w:rPr>
-              <w:t xml:space="preserve">Saved transfers</w:t>
-            </w:r>
-            <w:r>
-              <w:t xml:space="preserve"> list, for example “6 → 1 · 1 line · Draft · saved 3:10 PM by &lt;your name&gt;”, linking to the transfer order.</w:t>
+              <w:t xml:space="preserve">Every line again. The footer, with its </w:t>
+            </w:r>
+            <w:r>
+              <w:rPr>
+                <w:b/>
+                <w:bCs/>
+              </w:rPr>
+              <w:t xml:space="preserve">Save</w:t>
+            </w:r>
+            <w:r>
+              <w:t xml:space="preserve"> button, stays at the bottom of the window while you scroll.</w:t>
             </w:r>
           </w:p>
         </w:tc>
@@ -8291,17 +8422,27 @@
               <w:keepNext w:val="false"/>
             </w:pPr>
             <w:r>
-              <w:t xml:space="preserve">Tick another line, then click </w:t>
-            </w:r>
-            <w:r>
-              <w:rPr>
-                <w:b/>
-                <w:bCs/>
-              </w:rPr>
-              <w:t xml:space="preserve">Continue to order ›</w:t>
-            </w:r>
-            <w:r>
-              <w:t xml:space="preserve">.</w:t>
+              <w:t xml:space="preserve">Untick every line except one cheap one and set its quantity to </w:t>
+            </w:r>
+            <w:r>
+              <w:rPr>
+                <w:b/>
+                <w:bCs/>
+              </w:rPr>
+              <w:t xml:space="preserve">1</w:t>
+            </w:r>
+            <w:r>
+              <w:t xml:space="preserve">. Note the part. Click </w:t>
+            </w:r>
+            <w:r>
+              <w:rPr>
+                <w:b/>
+                <w:bCs/>
+              </w:rPr>
+              <w:t xml:space="preserve">Save 1 transfer (1 transfer order)</w:t>
+            </w:r>
+            <w:r>
+              <w:t xml:space="preserve"> (at the top, or in the footer).</w:t>
             </w:r>
           </w:p>
         </w:tc>
@@ -8326,37 +8467,17 @@
               <w:keepNext w:val="false"/>
             </w:pPr>
             <w:r>
-              <w:t xml:space="preserve">A question: “Save the 1 ticked transfer first?” with </w:t>
-            </w:r>
-            <w:r>
-              <w:rPr>
-                <w:b/>
-                <w:bCs/>
-              </w:rPr>
-              <w:t xml:space="preserve">Continue without them</w:t>
-            </w:r>
-            <w:r>
-              <w:t xml:space="preserve"> and </w:t>
-            </w:r>
-            <w:r>
-              <w:rPr>
-                <w:b/>
-                <w:bCs/>
-              </w:rPr>
-              <w:t xml:space="preserve">Save and continue</w:t>
-            </w:r>
-            <w:r>
-              <w:t xml:space="preserve">. Click </w:t>
-            </w:r>
-            <w:r>
-              <w:rPr>
-                <w:b/>
-                <w:bCs/>
-              </w:rPr>
-              <w:t xml:space="preserve">Continue without them</w:t>
-            </w:r>
-            <w:r>
-              <w:t xml:space="preserve">.</w:t>
+              <w:t xml:space="preserve">“Saved 1 transfer order.” and a </w:t>
+            </w:r>
+            <w:r>
+              <w:rPr>
+                <w:b/>
+                <w:bCs/>
+              </w:rPr>
+              <w:t xml:space="preserve">Saved transfers</w:t>
+            </w:r>
+            <w:r>
+              <w:t xml:space="preserve"> list, for example “6 → 1 · 1 line · Draft · saved 3:10 PM by &lt;your name&gt;”, linking to the transfer order.</w:t>
             </w:r>
           </w:p>
         </w:tc>
@@ -8436,7 +8557,17 @@
               <w:keepNext w:val="false"/>
             </w:pPr>
             <w:r>
-              <w:t xml:space="preserve">On step 2, find the part you saved.</w:t>
+              <w:t xml:space="preserve">Tick another line, then click </w:t>
+            </w:r>
+            <w:r>
+              <w:rPr>
+                <w:b/>
+                <w:bCs/>
+              </w:rPr>
+              <w:t xml:space="preserve">Continue to order ›</w:t>
+            </w:r>
+            <w:r>
+              <w:t xml:space="preserve">.</w:t>
             </w:r>
           </w:p>
         </w:tc>
@@ -8461,17 +8592,37 @@
               <w:keepNext w:val="false"/>
             </w:pPr>
             <w:r>
-              <w:t xml:space="preserve">Its order cell says </w:t>
-            </w:r>
-            <w:r>
-              <w:rPr>
-                <w:b/>
-                <w:bCs/>
-              </w:rPr>
-              <w:t xml:space="preserve">Includes 1 coming by transfer from branch …</w:t>
-            </w:r>
-            <w:r>
-              <w:t xml:space="preserve"> and the order is 1 lower than before. If SharePoint hasn’t caught up yet, a banner says “Your saved transfers may take a moment to show here — Refresh”; the order already counts it.</w:t>
+              <w:t xml:space="preserve">A question: “Save the 1 ticked transfer first?” with </w:t>
+            </w:r>
+            <w:r>
+              <w:rPr>
+                <w:b/>
+                <w:bCs/>
+              </w:rPr>
+              <w:t xml:space="preserve">Continue without them</w:t>
+            </w:r>
+            <w:r>
+              <w:t xml:space="preserve"> and </w:t>
+            </w:r>
+            <w:r>
+              <w:rPr>
+                <w:b/>
+                <w:bCs/>
+              </w:rPr>
+              <w:t xml:space="preserve">Save and continue</w:t>
+            </w:r>
+            <w:r>
+              <w:t xml:space="preserve">. Click </w:t>
+            </w:r>
+            <w:r>
+              <w:rPr>
+                <w:b/>
+                <w:bCs/>
+              </w:rPr>
+              <w:t xml:space="preserve">Continue without them</w:t>
+            </w:r>
+            <w:r>
+              <w:t xml:space="preserve">.</w:t>
             </w:r>
           </w:p>
         </w:tc>
@@ -8551,6 +8702,121 @@
               <w:keepNext w:val="false"/>
             </w:pPr>
             <w:r>
+              <w:t xml:space="preserve">On step 2, find the part you saved.</w:t>
+            </w:r>
+          </w:p>
+        </w:tc>
+        <w:tc>
+          <w:tcPr>
+            <w:tcW w:type="dxa" w:w="4536"/>
+            <w:tcBorders>
+              <w:top w:val="single" w:color="BFBFBF" w:sz="4"/>
+              <w:left w:val="single" w:color="BFBFBF" w:sz="4"/>
+              <w:bottom w:val="single" w:color="BFBFBF" w:sz="4"/>
+              <w:right w:val="single" w:color="BFBFBF" w:sz="4"/>
+            </w:tcBorders>
+            <w:tcMar>
+              <w:top w:type="dxa" w:w="60"/>
+              <w:left w:type="dxa" w:w="100"/>
+              <w:bottom w:type="dxa" w:w="60"/>
+              <w:right w:type="dxa" w:w="100"/>
+            </w:tcMar>
+          </w:tcPr>
+          <w:p>
+            <w:pPr>
+              <w:keepNext w:val="false"/>
+            </w:pPr>
+            <w:r>
+              <w:t xml:space="preserve">Its order cell says </w:t>
+            </w:r>
+            <w:r>
+              <w:rPr>
+                <w:b/>
+                <w:bCs/>
+              </w:rPr>
+              <w:t xml:space="preserve">Includes 1 coming by transfer from branch …</w:t>
+            </w:r>
+            <w:r>
+              <w:t xml:space="preserve"> and the order is 1 lower than before. If SharePoint hasn’t caught up yet, a banner says “Your saved transfers may take a moment to show here — Refresh”; the order already counts it.</w:t>
+            </w:r>
+          </w:p>
+        </w:tc>
+        <w:tc>
+          <w:tcPr>
+            <w:tcW w:type="dxa" w:w="806"/>
+            <w:tcBorders>
+              <w:top w:val="single" w:color="BFBFBF" w:sz="4"/>
+              <w:left w:val="single" w:color="BFBFBF" w:sz="4"/>
+              <w:bottom w:val="single" w:color="BFBFBF" w:sz="4"/>
+              <w:right w:val="single" w:color="BFBFBF" w:sz="4"/>
+            </w:tcBorders>
+            <w:tcMar>
+              <w:top w:type="dxa" w:w="60"/>
+              <w:left w:type="dxa" w:w="100"/>
+              <w:bottom w:type="dxa" w:w="60"/>
+              <w:right w:type="dxa" w:w="100"/>
+            </w:tcMar>
+          </w:tcPr>
+          <w:p>
+            <w:pPr>
+              <w:keepNext w:val="false"/>
+            </w:pPr>
+            <w:r>
+              <w:t xml:space="preserve">☐</w:t>
+            </w:r>
+          </w:p>
+        </w:tc>
+      </w:tr>
+      <w:tr>
+        <w:trPr>
+          <w:tblHeader w:val="false"/>
+        </w:trPr>
+        <w:tc>
+          <w:tcPr>
+            <w:tcW w:type="dxa" w:w="504"/>
+            <w:tcBorders>
+              <w:top w:val="single" w:color="BFBFBF" w:sz="4"/>
+              <w:left w:val="single" w:color="BFBFBF" w:sz="4"/>
+              <w:bottom w:val="single" w:color="BFBFBF" w:sz="4"/>
+              <w:right w:val="single" w:color="BFBFBF" w:sz="4"/>
+            </w:tcBorders>
+            <w:tcMar>
+              <w:top w:type="dxa" w:w="60"/>
+              <w:left w:type="dxa" w:w="100"/>
+              <w:bottom w:type="dxa" w:w="60"/>
+              <w:right w:type="dxa" w:w="100"/>
+            </w:tcMar>
+          </w:tcPr>
+          <w:p>
+            <w:pPr>
+              <w:keepNext w:val="false"/>
+            </w:pPr>
+            <w:r>
+              <w:t xml:space="preserve">8</w:t>
+            </w:r>
+          </w:p>
+        </w:tc>
+        <w:tc>
+          <w:tcPr>
+            <w:tcW w:type="dxa" w:w="4234"/>
+            <w:tcBorders>
+              <w:top w:val="single" w:color="BFBFBF" w:sz="4"/>
+              <w:left w:val="single" w:color="BFBFBF" w:sz="4"/>
+              <w:bottom w:val="single" w:color="BFBFBF" w:sz="4"/>
+              <w:right w:val="single" w:color="BFBFBF" w:sz="4"/>
+            </w:tcBorders>
+            <w:tcMar>
+              <w:top w:type="dxa" w:w="60"/>
+              <w:left w:type="dxa" w:w="100"/>
+              <w:bottom w:type="dxa" w:w="60"/>
+              <w:right w:type="dxa" w:w="100"/>
+            </w:tcMar>
+          </w:tcPr>
+          <w:p>
+            <w:pPr>
+              <w:keepNext w:val="false"/>
+            </w:pPr>
+            <w:r>
               <w:t xml:space="preserve">Open the transfer from the </w:t>
             </w:r>
             <w:r>
@@ -8561,7 +8827,17 @@
               <w:t xml:space="preserve">Saved transfers</w:t>
             </w:r>
             <w:r>
-              <w:t xml:space="preserve"> list (or Transfers → Transfer orders). Click </w:t>
+              <w:t xml:space="preserve"> list (or click </w:t>
+            </w:r>
+            <w:r>
+              <w:rPr>
+                <w:b/>
+                <w:bCs/>
+              </w:rPr>
+              <w:t xml:space="preserve">Transfers</w:t>
+            </w:r>
+            <w:r>
+              <w:t xml:space="preserve">: it opens on Transfer orders). Click </w:t>
             </w:r>
             <w:r>
               <w:rPr>
@@ -8626,7 +8902,7 @@
               <w:t xml:space="preserve">Cancelled</w:t>
             </w:r>
             <w:r>
-              <w:t xml:space="preserve">, then </w:t>
+              <w:t xml:space="preserve"> (a grey pill), then </w:t>
             </w:r>
             <w:r>
               <w:rPr>
@@ -8932,7 +9208,7 @@
               <w:keepNext w:val="false"/>
             </w:pPr>
             <w:r>
-              <w:t xml:space="preserve">Open </w:t>
+              <w:t xml:space="preserve">Click </w:t>
             </w:r>
             <w:r>
               <w:rPr>
@@ -8942,47 +9218,7 @@
               <w:t xml:space="preserve">Transfers</w:t>
             </w:r>
             <w:r>
-              <w:t xml:space="preserve">. Set </w:t>
-            </w:r>
-            <w:r>
-              <w:rPr>
-                <w:b/>
-                <w:bCs/>
-              </w:rPr>
-              <w:t xml:space="preserve">From</w:t>
-            </w:r>
-            <w:r>
-              <w:t xml:space="preserve"> to </w:t>
-            </w:r>
-            <w:r>
-              <w:rPr>
-                <w:b/>
-                <w:bCs/>
-              </w:rPr>
-              <w:t xml:space="preserve">13</w:t>
-            </w:r>
-            <w:r>
-              <w:t xml:space="preserve"> and </w:t>
-            </w:r>
-            <w:r>
-              <w:rPr>
-                <w:b/>
-                <w:bCs/>
-              </w:rPr>
-              <w:t xml:space="preserve">To</w:t>
-            </w:r>
-            <w:r>
-              <w:t xml:space="preserve"> to </w:t>
-            </w:r>
-            <w:r>
-              <w:rPr>
-                <w:b/>
-                <w:bCs/>
-              </w:rPr>
-              <w:t xml:space="preserve">1</w:t>
-            </w:r>
-            <w:r>
-              <w:t xml:space="preserve">.</w:t>
+              <w:t xml:space="preserve"> in the menu.</w:t>
             </w:r>
           </w:p>
         </w:tc>
@@ -9007,37 +9243,67 @@
               <w:keepNext w:val="false"/>
             </w:pPr>
             <w:r>
-              <w:t xml:space="preserve">Only lines from 13 into 1, for example </w:t>
-            </w:r>
-            <w:r>
-              <w:rPr>
-                <w:b/>
-                <w:bCs/>
-              </w:rPr>
-              <w:t xml:space="preserve">R134A</w:t>
-            </w:r>
-            <w:r>
-              <w:t xml:space="preserve">, </w:t>
-            </w:r>
-            <w:r>
-              <w:rPr>
-                <w:b/>
-                <w:bCs/>
-              </w:rPr>
-              <w:t xml:space="preserve">Redistribution</w:t>
-            </w:r>
-            <w:r>
-              <w:t xml:space="preserve"> about </w:t>
-            </w:r>
-            <w:r>
-              <w:rPr>
-                <w:b/>
-                <w:bCs/>
-              </w:rPr>
-              <w:t xml:space="preserve">52 from 13</w:t>
-            </w:r>
-            <w:r>
-              <w:t xml:space="preserve">. The Save button counts only the ticked lines you can see.</w:t>
+              <w:t xml:space="preserve">It opens on </w:t>
+            </w:r>
+            <w:r>
+              <w:rPr>
+                <w:b/>
+                <w:bCs/>
+              </w:rPr>
+              <w:t xml:space="preserve">Transfer orders</w:t>
+            </w:r>
+            <w:r>
+              <w:t xml:space="preserve">, the first tab: every transfer order, newest first: From, To, Status, Lines, Value at the sending branch’s cost, Exported, Saved. Each status is a coloured pill: </w:t>
+            </w:r>
+            <w:r>
+              <w:rPr>
+                <w:b/>
+                <w:bCs/>
+              </w:rPr>
+              <w:t xml:space="preserve">Draft</w:t>
+            </w:r>
+            <w:r>
+              <w:t xml:space="preserve"> amber, </w:t>
+            </w:r>
+            <w:r>
+              <w:rPr>
+                <w:b/>
+                <w:bCs/>
+              </w:rPr>
+              <w:t xml:space="preserve">Exported</w:t>
+            </w:r>
+            <w:r>
+              <w:t xml:space="preserve"> blue, </w:t>
+            </w:r>
+            <w:r>
+              <w:rPr>
+                <w:b/>
+                <w:bCs/>
+              </w:rPr>
+              <w:t xml:space="preserve">Entered in Equip</w:t>
+            </w:r>
+            <w:r>
+              <w:t xml:space="preserve"> green, </w:t>
+            </w:r>
+            <w:r>
+              <w:rPr>
+                <w:b/>
+                <w:bCs/>
+              </w:rPr>
+              <w:t xml:space="preserve">Cancelled</w:t>
+            </w:r>
+            <w:r>
+              <w:t xml:space="preserve"> grey. A Draft more than a week old shows </w:t>
+            </w:r>
+            <w:r>
+              <w:rPr>
+                <w:b/>
+                <w:bCs/>
+              </w:rPr>
+              <w:t xml:space="preserve">Draft for N days</w:t>
+            </w:r>
+            <w:r>
+              <w:t xml:space="preserve">, and the tab says how many old drafts there are.</w:t>
             </w:r>
           </w:p>
         </w:tc>
@@ -9117,24 +9383,14 @@
               <w:keepNext w:val="false"/>
             </w:pPr>
             <w:r>
-              <w:t xml:space="preserve">Set </w:t>
-            </w:r>
-            <w:r>
-              <w:rPr>
-                <w:b/>
-                <w:bCs/>
-              </w:rPr>
-              <w:t xml:space="preserve">Status</w:t>
-            </w:r>
-            <w:r>
-              <w:t xml:space="preserve"> to </w:t>
-            </w:r>
-            <w:r>
-              <w:rPr>
-                <w:b/>
-                <w:bCs/>
-              </w:rPr>
-              <w:t xml:space="preserve">Saved today</w:t>
+              <w:t xml:space="preserve">Turn on </w:t>
+            </w:r>
+            <w:r>
+              <w:rPr>
+                <w:b/>
+                <w:bCs/>
+              </w:rPr>
+              <w:t xml:space="preserve">Show archived</w:t>
             </w:r>
             <w:r>
               <w:t xml:space="preserve">.</w:t>
@@ -9162,7 +9418,27 @@
               <w:keepNext w:val="false"/>
             </w:pPr>
             <w:r>
-              <w:t xml:space="preserve">Today’s saved transfer lines. A note says “Cancelled transfers aren’t listed here; see Transfer orders (Status: Cancelled).”: your cancelled practice transfer is there, not here. Kind is greyed out: saved lines are listed by transfer, not by kind.</w:t>
+              <w:t xml:space="preserve">Your cancelled practice transfer, greyed, with a grey </w:t>
+            </w:r>
+            <w:r>
+              <w:rPr>
+                <w:b/>
+                <w:bCs/>
+              </w:rPr>
+              <w:t xml:space="preserve">Cancelled</w:t>
+            </w:r>
+            <w:r>
+              <w:t xml:space="preserve"> pill and an </w:t>
+            </w:r>
+            <w:r>
+              <w:rPr>
+                <w:b/>
+                <w:bCs/>
+              </w:rPr>
+              <w:t xml:space="preserve">Archived</w:t>
+            </w:r>
+            <w:r>
+              <w:t xml:space="preserve"> tag. Only entered or cancelled transfers can be archived.</w:t>
             </w:r>
           </w:p>
         </w:tc>
@@ -9249,10 +9525,50 @@
                 <w:b/>
                 <w:bCs/>
               </w:rPr>
-              <w:t xml:space="preserve">Transfer orders</w:t>
-            </w:r>
-            <w:r>
-              <w:t xml:space="preserve"> tab.</w:t>
+              <w:t xml:space="preserve">Suggestions</w:t>
+            </w:r>
+            <w:r>
+              <w:t xml:space="preserve"> tab. Set </w:t>
+            </w:r>
+            <w:r>
+              <w:rPr>
+                <w:b/>
+                <w:bCs/>
+              </w:rPr>
+              <w:t xml:space="preserve">From</w:t>
+            </w:r>
+            <w:r>
+              <w:t xml:space="preserve"> to </w:t>
+            </w:r>
+            <w:r>
+              <w:rPr>
+                <w:b/>
+                <w:bCs/>
+              </w:rPr>
+              <w:t xml:space="preserve">13</w:t>
+            </w:r>
+            <w:r>
+              <w:t xml:space="preserve"> and </w:t>
+            </w:r>
+            <w:r>
+              <w:rPr>
+                <w:b/>
+                <w:bCs/>
+              </w:rPr>
+              <w:t xml:space="preserve">To</w:t>
+            </w:r>
+            <w:r>
+              <w:t xml:space="preserve"> to </w:t>
+            </w:r>
+            <w:r>
+              <w:rPr>
+                <w:b/>
+                <w:bCs/>
+              </w:rPr>
+              <w:t xml:space="preserve">1</w:t>
+            </w:r>
+            <w:r>
+              <w:t xml:space="preserve">.</w:t>
             </w:r>
           </w:p>
         </w:tc>
@@ -9277,27 +9593,37 @@
               <w:keepNext w:val="false"/>
             </w:pPr>
             <w:r>
-              <w:t xml:space="preserve">Every transfer order, newest first: From, To, Status (</w:t>
-            </w:r>
-            <w:r>
-              <w:rPr>
-                <w:b/>
-                <w:bCs/>
-              </w:rPr>
-              <w:t xml:space="preserve">Entered in Equip</w:t>
-            </w:r>
-            <w:r>
-              <w:t xml:space="preserve"> once keyed in), Lines, Value at the sending branch’s cost, Exported, Saved. A Draft more than a week old shows </w:t>
-            </w:r>
-            <w:r>
-              <w:rPr>
-                <w:b/>
-                <w:bCs/>
-              </w:rPr>
-              <w:t xml:space="preserve">Draft for N days</w:t>
-            </w:r>
-            <w:r>
-              <w:t xml:space="preserve">, and the tab says how many old drafts there are.</w:t>
+              <w:t xml:space="preserve">Only lines from 13 into 1, for example </w:t>
+            </w:r>
+            <w:r>
+              <w:rPr>
+                <w:b/>
+                <w:bCs/>
+              </w:rPr>
+              <w:t xml:space="preserve">R134A</w:t>
+            </w:r>
+            <w:r>
+              <w:t xml:space="preserve">, </w:t>
+            </w:r>
+            <w:r>
+              <w:rPr>
+                <w:b/>
+                <w:bCs/>
+              </w:rPr>
+              <w:t xml:space="preserve">Redistribution</w:t>
+            </w:r>
+            <w:r>
+              <w:t xml:space="preserve"> about </w:t>
+            </w:r>
+            <w:r>
+              <w:rPr>
+                <w:b/>
+                <w:bCs/>
+              </w:rPr>
+              <w:t xml:space="preserve">52 from 13</w:t>
+            </w:r>
+            <w:r>
+              <w:t xml:space="preserve">. The Save button counts only the ticked lines you can see.</w:t>
             </w:r>
           </w:p>
         </w:tc>
@@ -9377,14 +9703,24 @@
               <w:keepNext w:val="false"/>
             </w:pPr>
             <w:r>
-              <w:t xml:space="preserve">Turn on </w:t>
-            </w:r>
-            <w:r>
-              <w:rPr>
-                <w:b/>
-                <w:bCs/>
-              </w:rPr>
-              <w:t xml:space="preserve">Show archived</w:t>
+              <w:t xml:space="preserve">Set </w:t>
+            </w:r>
+            <w:r>
+              <w:rPr>
+                <w:b/>
+                <w:bCs/>
+              </w:rPr>
+              <w:t xml:space="preserve">Status</w:t>
+            </w:r>
+            <w:r>
+              <w:t xml:space="preserve"> to </w:t>
+            </w:r>
+            <w:r>
+              <w:rPr>
+                <w:b/>
+                <w:bCs/>
+              </w:rPr>
+              <w:t xml:space="preserve">Saved today</w:t>
             </w:r>
             <w:r>
               <w:t xml:space="preserve">.</w:t>
@@ -9412,17 +9748,7 @@
               <w:keepNext w:val="false"/>
             </w:pPr>
             <w:r>
-              <w:t xml:space="preserve">Your cancelled practice transfer, greyed, with an </w:t>
-            </w:r>
-            <w:r>
-              <w:rPr>
-                <w:b/>
-                <w:bCs/>
-              </w:rPr>
-              <w:t xml:space="preserve">Archived</w:t>
-            </w:r>
-            <w:r>
-              <w:t xml:space="preserve"> tag. Only entered or cancelled transfers can be archived.</w:t>
+              <w:t xml:space="preserve">Today’s saved transfer lines. A note says “Cancelled transfers aren’t listed here; see Transfer orders (Status: Cancelled).”: your cancelled practice transfer is there, not here. Kind is greyed out: saved lines are listed by transfer, not by kind.</w:t>
             </w:r>
           </w:p>
         </w:tc>
@@ -14945,7 +15271,17 @@
               <w:t xml:space="preserve">Transfers</w:t>
             </w:r>
             <w:r>
-              <w:t xml:space="preserve"> in the menu.</w:t>
+              <w:t xml:space="preserve"> in the menu, then the </w:t>
+            </w:r>
+            <w:r>
+              <w:rPr>
+                <w:b/>
+                <w:bCs/>
+              </w:rPr>
+              <w:t xml:space="preserve">Suggestions</w:t>
+            </w:r>
+            <w:r>
+              <w:t xml:space="preserve"> tab (since 0.6.2 it opens on Transfer orders).</w:t>
             </w:r>
           </w:p>
         </w:tc>
@@ -16946,7 +17282,17 @@
               <w:t xml:space="preserve">Transfers</w:t>
             </w:r>
             <w:r>
-              <w:t xml:space="preserve"> and wait for </w:t>
+              <w:t xml:space="preserve">, click the </w:t>
+            </w:r>
+            <w:r>
+              <w:rPr>
+                <w:b/>
+                <w:bCs/>
+              </w:rPr>
+              <w:t xml:space="preserve">Suggestions</w:t>
+            </w:r>
+            <w:r>
+              <w:t xml:space="preserve"> tab and wait for </w:t>
             </w:r>
             <w:r>
               <w:rPr>
@@ -20956,7 +21302,7 @@
         <w:pStyle w:val="Heading3"/>
       </w:pPr>
       <w:r>
-        <w:t xml:space="preserve">0.6.0</w:t>
+        <w:t xml:space="preserve">0.6.1 and 0.6.2</w:t>
       </w:r>
     </w:p>
     <w:tbl>
@@ -21191,7 +21537,7 @@
                 <w:b/>
                 <w:bCs/>
               </w:rPr>
-              <w:t xml:space="preserve">0.6.0</w:t>
+              <w:t xml:space="preserve">0.6.2</w:t>
             </w:r>
             <w:r>
               <w:t xml:space="preserve"> and the deployed commit.</w:t>
@@ -21274,17 +21620,17 @@
               <w:keepNext w:val="false"/>
             </w:pPr>
             <w:r>
-              <w:t xml:space="preserve">With Claude, after 10:15 (after the publish window): save one TEST transfer (quantity 1) on Reorder step 1, export it and </w:t>
-            </w:r>
-            <w:r>
-              <w:rPr>
-                <w:b/>
-                <w:bCs/>
-              </w:rPr>
-              <w:t xml:space="preserve">Mark entered in Equip</w:t>
-            </w:r>
-            <w:r>
-              <w:t xml:space="preserve">; save a second and leave it as a Draft.</w:t>
+              <w:t xml:space="preserve">Click </w:t>
+            </w:r>
+            <w:r>
+              <w:rPr>
+                <w:b/>
+                <w:bCs/>
+              </w:rPr>
+              <w:t xml:space="preserve">Transfers</w:t>
+            </w:r>
+            <w:r>
+              <w:t xml:space="preserve"> in the menu.</w:t>
             </w:r>
           </w:p>
         </w:tc>
@@ -21309,29 +21655,27 @@
               <w:keepNext w:val="false"/>
             </w:pPr>
             <w:r>
-              <w:t xml:space="preserve">Both in SharePoint </w:t>
-            </w:r>
-            <w:r>
-              <w:rPr>
-                <w:rFonts w:ascii="Consolas" w:cs="Consolas" w:eastAsia="Consolas" w:hAnsi="Consolas"/>
-                <w:sz w:val="20"/>
-                <w:szCs w:val="20"/>
-              </w:rPr>
-              <w:t xml:space="preserve">NonJD_Transfers</w:t>
-            </w:r>
-            <w:r>
-              <w:t xml:space="preserve"> / </w:t>
-            </w:r>
-            <w:r>
-              <w:rPr>
-                <w:rFonts w:ascii="Consolas" w:cs="Consolas" w:eastAsia="Consolas" w:hAnsi="Consolas"/>
-                <w:sz w:val="20"/>
-                <w:szCs w:val="20"/>
-              </w:rPr>
-              <w:t xml:space="preserve">NonJD_TransferLines</w:t>
-            </w:r>
-            <w:r>
-              <w:t xml:space="preserve">; the transfer order page shows Saved and Entered times correctly in Central time.</w:t>
+              <w:t xml:space="preserve">It opens on </w:t>
+            </w:r>
+            <w:r>
+              <w:rPr>
+                <w:b/>
+                <w:bCs/>
+              </w:rPr>
+              <w:t xml:space="preserve">Transfer orders</w:t>
+            </w:r>
+            <w:r>
+              <w:t xml:space="preserve"> (the first tab), with coloured status pills. </w:t>
+            </w:r>
+            <w:r>
+              <w:rPr>
+                <w:b/>
+                <w:bCs/>
+              </w:rPr>
+              <w:t xml:space="preserve">Suggestions</w:t>
+            </w:r>
+            <w:r>
+              <w:t xml:space="preserve"> is the second tab.</w:t>
             </w:r>
           </w:p>
         </w:tc>
@@ -21411,40 +21755,27 @@
               <w:keepNext w:val="false"/>
             </w:pPr>
             <w:r>
-              <w:t xml:space="preserve">Run the Dev pipeline (</w:t>
-            </w:r>
-            <w:r>
-              <w:rPr>
-                <w:rFonts w:ascii="Consolas" w:cs="Consolas" w:eastAsia="Consolas" w:hAnsi="Consolas"/>
-                <w:sz w:val="20"/>
-                <w:szCs w:val="20"/>
-              </w:rPr>
-              <w:t xml:space="preserve">mode=items</w:t>
-            </w:r>
-            <w:r>
-              <w:t xml:space="preserve">: </w:t>
-            </w:r>
-            <w:r>
-              <w:rPr>
-                <w:rFonts w:ascii="Consolas" w:cs="Consolas" w:eastAsia="Consolas" w:hAnsi="Consolas"/>
-                <w:sz w:val="20"/>
-                <w:szCs w:val="20"/>
-              </w:rPr>
-              <w:t xml:space="preserve">df_NonJD_Transfers_Raw</w:t>
-            </w:r>
-            <w:r>
-              <w:t xml:space="preserve"> and </w:t>
-            </w:r>
-            <w:r>
-              <w:rPr>
-                <w:rFonts w:ascii="Consolas" w:cs="Consolas" w:eastAsia="Consolas" w:hAnsi="Consolas"/>
-                <w:sz w:val="20"/>
-                <w:szCs w:val="20"/>
-              </w:rPr>
-              <w:t xml:space="preserve">Build_Gold_NonJD_Reorder</w:t>
-            </w:r>
-            <w:r>
-              <w:t xml:space="preserve">), then Claude runs the reference check.</w:t>
+              <w:t xml:space="preserve">Home → </w:t>
+            </w:r>
+            <w:r>
+              <w:rPr>
+                <w:b/>
+                <w:bCs/>
+              </w:rPr>
+              <w:t xml:space="preserve">Review transfers</w:t>
+            </w:r>
+            <w:r>
+              <w:t xml:space="preserve">; then on Recommended Reorder click </w:t>
+            </w:r>
+            <w:r>
+              <w:rPr>
+                <w:b/>
+                <w:bCs/>
+              </w:rPr>
+              <w:t xml:space="preserve">See Transfers</w:t>
+            </w:r>
+            <w:r>
+              <w:t xml:space="preserve">.</w:t>
             </w:r>
           </w:p>
         </w:tc>
@@ -21469,7 +21800,17 @@
               <w:keepNext w:val="false"/>
             </w:pPr>
             <w:r>
-              <w:t xml:space="preserve">Gold’s transfers in / out include the saved transfers; the check passes.</w:t>
+              <w:t xml:space="preserve">Reorder step 1, then the Transfers page on its </w:t>
+            </w:r>
+            <w:r>
+              <w:rPr>
+                <w:b/>
+                <w:bCs/>
+              </w:rPr>
+              <w:t xml:space="preserve">Suggestions</w:t>
+            </w:r>
+            <w:r>
+              <w:t xml:space="preserve"> tab with To set to the branch.</w:t>
             </w:r>
           </w:p>
         </w:tc>
@@ -21549,7 +21890,7 @@
               <w:keepNext w:val="false"/>
             </w:pPr>
             <w:r>
-              <w:t xml:space="preserve">Cancel the Draft and archive both. Delete the TEST rows only with Claude, after the check.</w:t>
+              <w:t xml:space="preserve">On Reorder step 1, search a part, then clear the search. Scroll a long list.</w:t>
             </w:r>
           </w:p>
         </w:tc>
@@ -21574,239 +21915,7 @@
               <w:keepNext w:val="false"/>
             </w:pPr>
             <w:r>
-              <w:t xml:space="preserve">The cancelled transfer stops counting; nothing else changed.</w:t>
-            </w:r>
-          </w:p>
-        </w:tc>
-        <w:tc>
-          <w:tcPr>
-            <w:tcW w:type="dxa" w:w="806"/>
-            <w:tcBorders>
-              <w:top w:val="single" w:color="BFBFBF" w:sz="4"/>
-              <w:left w:val="single" w:color="BFBFBF" w:sz="4"/>
-              <w:bottom w:val="single" w:color="BFBFBF" w:sz="4"/>
-              <w:right w:val="single" w:color="BFBFBF" w:sz="4"/>
-            </w:tcBorders>
-            <w:tcMar>
-              <w:top w:type="dxa" w:w="60"/>
-              <w:left w:type="dxa" w:w="100"/>
-              <w:bottom w:type="dxa" w:w="60"/>
-              <w:right w:type="dxa" w:w="100"/>
-            </w:tcMar>
-          </w:tcPr>
-          <w:p>
-            <w:pPr>
-              <w:keepNext w:val="false"/>
-            </w:pPr>
-            <w:r>
-              <w:t xml:space="preserve">☐</w:t>
-            </w:r>
-          </w:p>
-        </w:tc>
-      </w:tr>
-      <w:tr>
-        <w:trPr>
-          <w:tblHeader w:val="false"/>
-        </w:trPr>
-        <w:tc>
-          <w:tcPr>
-            <w:tcW w:type="dxa" w:w="504"/>
-            <w:tcBorders>
-              <w:top w:val="single" w:color="BFBFBF" w:sz="4"/>
-              <w:left w:val="single" w:color="BFBFBF" w:sz="4"/>
-              <w:bottom w:val="single" w:color="BFBFBF" w:sz="4"/>
-              <w:right w:val="single" w:color="BFBFBF" w:sz="4"/>
-            </w:tcBorders>
-            <w:tcMar>
-              <w:top w:type="dxa" w:w="60"/>
-              <w:left w:type="dxa" w:w="100"/>
-              <w:bottom w:type="dxa" w:w="60"/>
-              <w:right w:type="dxa" w:w="100"/>
-            </w:tcMar>
-          </w:tcPr>
-          <w:p>
-            <w:pPr>
-              <w:keepNext w:val="false"/>
-            </w:pPr>
-            <w:r>
-              <w:t xml:space="preserve">5</w:t>
-            </w:r>
-          </w:p>
-        </w:tc>
-        <w:tc>
-          <w:tcPr>
-            <w:tcW w:type="dxa" w:w="4234"/>
-            <w:tcBorders>
-              <w:top w:val="single" w:color="BFBFBF" w:sz="4"/>
-              <w:left w:val="single" w:color="BFBFBF" w:sz="4"/>
-              <w:bottom w:val="single" w:color="BFBFBF" w:sz="4"/>
-              <w:right w:val="single" w:color="BFBFBF" w:sz="4"/>
-            </w:tcBorders>
-            <w:tcMar>
-              <w:top w:type="dxa" w:w="60"/>
-              <w:left w:type="dxa" w:w="100"/>
-              <w:bottom w:type="dxa" w:w="60"/>
-              <w:right w:type="dxa" w:w="100"/>
-            </w:tcMar>
-          </w:tcPr>
-          <w:p>
-            <w:pPr>
-              <w:keepNext w:val="false"/>
-            </w:pPr>
-            <w:r>
-              <w:t xml:space="preserve">Real-data timing: </w:t>
-            </w:r>
-            <w:r>
-              <w:rPr>
-                <w:rFonts w:ascii="Consolas" w:cs="Consolas" w:eastAsia="Consolas" w:hAnsi="Consolas"/>
-                <w:sz w:val="20"/>
-                <w:szCs w:val="20"/>
-              </w:rPr>
-              <w:t xml:space="preserve">python run_publish.py --out &lt;folder&gt;</w:t>
-            </w:r>
-            <w:r>
-              <w:t xml:space="preserve">, then Claude runs </w:t>
-            </w:r>
-            <w:r>
-              <w:rPr>
-                <w:rFonts w:ascii="Consolas" w:cs="Consolas" w:eastAsia="Consolas" w:hAnsi="Consolas"/>
-                <w:sz w:val="20"/>
-                <w:szCs w:val="20"/>
-              </w:rPr>
-              <w:t xml:space="preserve">parity-full --committed</w:t>
-            </w:r>
-            <w:r>
-              <w:t xml:space="preserve">. On Fedora, open Transfer rules → a rule → Try it.</w:t>
-            </w:r>
-          </w:p>
-        </w:tc>
-        <w:tc>
-          <w:tcPr>
-            <w:tcW w:type="dxa" w:w="4536"/>
-            <w:tcBorders>
-              <w:top w:val="single" w:color="BFBFBF" w:sz="4"/>
-              <w:left w:val="single" w:color="BFBFBF" w:sz="4"/>
-              <w:bottom w:val="single" w:color="BFBFBF" w:sz="4"/>
-              <w:right w:val="single" w:color="BFBFBF" w:sz="4"/>
-            </w:tcBorders>
-            <w:tcMar>
-              <w:top w:type="dxa" w:w="60"/>
-              <w:left w:type="dxa" w:w="100"/>
-              <w:bottom w:type="dxa" w:w="60"/>
-              <w:right w:type="dxa" w:w="100"/>
-            </w:tcMar>
-          </w:tcPr>
-          <w:p>
-            <w:pPr>
-              <w:keepNext w:val="false"/>
-            </w:pPr>
-            <w:r>
-              <w:t xml:space="preserve">The re-run is under about 300 ms; Try it shows figures within a couple of seconds and typing never stalls.</w:t>
-            </w:r>
-          </w:p>
-        </w:tc>
-        <w:tc>
-          <w:tcPr>
-            <w:tcW w:type="dxa" w:w="806"/>
-            <w:tcBorders>
-              <w:top w:val="single" w:color="BFBFBF" w:sz="4"/>
-              <w:left w:val="single" w:color="BFBFBF" w:sz="4"/>
-              <w:bottom w:val="single" w:color="BFBFBF" w:sz="4"/>
-              <w:right w:val="single" w:color="BFBFBF" w:sz="4"/>
-            </w:tcBorders>
-            <w:tcMar>
-              <w:top w:type="dxa" w:w="60"/>
-              <w:left w:type="dxa" w:w="100"/>
-              <w:bottom w:type="dxa" w:w="60"/>
-              <w:right w:type="dxa" w:w="100"/>
-            </w:tcMar>
-          </w:tcPr>
-          <w:p>
-            <w:pPr>
-              <w:keepNext w:val="false"/>
-            </w:pPr>
-            <w:r>
-              <w:t xml:space="preserve">☐</w:t>
-            </w:r>
-          </w:p>
-        </w:tc>
-      </w:tr>
-      <w:tr>
-        <w:trPr>
-          <w:tblHeader w:val="false"/>
-        </w:trPr>
-        <w:tc>
-          <w:tcPr>
-            <w:tcW w:type="dxa" w:w="504"/>
-            <w:tcBorders>
-              <w:top w:val="single" w:color="BFBFBF" w:sz="4"/>
-              <w:left w:val="single" w:color="BFBFBF" w:sz="4"/>
-              <w:bottom w:val="single" w:color="BFBFBF" w:sz="4"/>
-              <w:right w:val="single" w:color="BFBFBF" w:sz="4"/>
-            </w:tcBorders>
-            <w:tcMar>
-              <w:top w:type="dxa" w:w="60"/>
-              <w:left w:type="dxa" w:w="100"/>
-              <w:bottom w:type="dxa" w:w="60"/>
-              <w:right w:type="dxa" w:w="100"/>
-            </w:tcMar>
-          </w:tcPr>
-          <w:p>
-            <w:pPr>
-              <w:keepNext w:val="false"/>
-            </w:pPr>
-            <w:r>
-              <w:t xml:space="preserve">6</w:t>
-            </w:r>
-          </w:p>
-        </w:tc>
-        <w:tc>
-          <w:tcPr>
-            <w:tcW w:type="dxa" w:w="4234"/>
-            <w:tcBorders>
-              <w:top w:val="single" w:color="BFBFBF" w:sz="4"/>
-              <w:left w:val="single" w:color="BFBFBF" w:sz="4"/>
-              <w:bottom w:val="single" w:color="BFBFBF" w:sz="4"/>
-              <w:right w:val="single" w:color="BFBFBF" w:sz="4"/>
-            </w:tcBorders>
-            <w:tcMar>
-              <w:top w:type="dxa" w:w="60"/>
-              <w:left w:type="dxa" w:w="100"/>
-              <w:bottom w:type="dxa" w:w="60"/>
-              <w:right w:type="dxa" w:w="100"/>
-            </w:tcMar>
-          </w:tcPr>
-          <w:p>
-            <w:pPr>
-              <w:keepNext w:val="false"/>
-            </w:pPr>
-            <w:r>
-              <w:t xml:space="preserve">Sign out and sign in as someone else on the same browser (or ask Shannon to try it on your PC).</w:t>
-            </w:r>
-          </w:p>
-        </w:tc>
-        <w:tc>
-          <w:tcPr>
-            <w:tcW w:type="dxa" w:w="4536"/>
-            <w:tcBorders>
-              <w:top w:val="single" w:color="BFBFBF" w:sz="4"/>
-              <w:left w:val="single" w:color="BFBFBF" w:sz="4"/>
-              <w:bottom w:val="single" w:color="BFBFBF" w:sz="4"/>
-              <w:right w:val="single" w:color="BFBFBF" w:sz="4"/>
-            </w:tcBorders>
-            <w:tcMar>
-              <w:top w:type="dxa" w:w="60"/>
-              <w:left w:type="dxa" w:w="100"/>
-              <w:bottom w:type="dxa" w:w="60"/>
-              <w:right w:type="dxa" w:w="100"/>
-            </w:tcMar>
-          </w:tcPr>
-          <w:p>
-            <w:pPr>
-              <w:keepNext w:val="false"/>
-            </w:pPr>
-            <w:r>
-              <w:t xml:space="preserve">Only their name and data; nothing of the previous person’s.</w:t>
+              <w:t xml:space="preserve">“N of M ticked lines shown” while searching; all ticks kept after. The footer and its Save stay at the bottom of the window.</w:t>
             </w:r>
           </w:p>
         </w:tc>
@@ -21906,7 +22015,7 @@
         <w:pStyle w:val="Heading3"/>
       </w:pPr>
       <w:r>
-        <w:t xml:space="preserve">0.5.2</w:t>
+        <w:t xml:space="preserve">0.6.0</w:t>
       </w:r>
     </w:p>
     <w:tbl>
@@ -22141,7 +22250,7 @@
                 <w:b/>
                 <w:bCs/>
               </w:rPr>
-              <w:t xml:space="preserve">0.5.2</w:t>
+              <w:t xml:space="preserve">0.6.0</w:t>
             </w:r>
             <w:r>
               <w:t xml:space="preserve"> and the deployed commit.</w:t>
@@ -22224,27 +22333,17 @@
               <w:keepNext w:val="false"/>
             </w:pPr>
             <w:r>
-              <w:t xml:space="preserve">Orders: tick the TEST orders, </w:t>
-            </w:r>
-            <w:r>
-              <w:rPr>
-                <w:b/>
-                <w:bCs/>
-              </w:rPr>
-              <w:t xml:space="preserve">Archive (N)</w:t>
-            </w:r>
-            <w:r>
-              <w:t xml:space="preserve">, confirm. Turn on </w:t>
-            </w:r>
-            <w:r>
-              <w:rPr>
-                <w:b/>
-                <w:bCs/>
-              </w:rPr>
-              <w:t xml:space="preserve">Show archived</w:t>
-            </w:r>
-            <w:r>
-              <w:t xml:space="preserve">.</w:t>
+              <w:t xml:space="preserve">With Claude, after 10:15 (after the publish window): save one TEST transfer (quantity 1) on Reorder step 1, export it and </w:t>
+            </w:r>
+            <w:r>
+              <w:rPr>
+                <w:b/>
+                <w:bCs/>
+              </w:rPr>
+              <w:t xml:space="preserve">Mark entered in Equip</w:t>
+            </w:r>
+            <w:r>
+              <w:t xml:space="preserve">; save a second and leave it as a Draft.</w:t>
             </w:r>
           </w:p>
         </w:tc>
@@ -22269,17 +22368,7 @@
               <w:keepNext w:val="false"/>
             </w:pPr>
             <w:r>
-              <w:t xml:space="preserve">They leave the list, then come back greyed with an </w:t>
-            </w:r>
-            <w:r>
-              <w:rPr>
-                <w:b/>
-                <w:bCs/>
-              </w:rPr>
-              <w:t xml:space="preserve">Archived</w:t>
-            </w:r>
-            <w:r>
-              <w:t xml:space="preserve"> tag; in SharePoint </w:t>
+              <w:t xml:space="preserve">Both in SharePoint </w:t>
             </w:r>
             <w:r>
               <w:rPr>
@@ -22287,20 +22376,21 @@
                 <w:sz w:val="20"/>
                 <w:szCs w:val="20"/>
               </w:rPr>
-              <w:t xml:space="preserve">NonJD_Orders</w:t>
-            </w:r>
-            <w:r>
-              <w:t xml:space="preserve"> only </w:t>
-            </w:r>
-            <w:r>
-              <w:rPr>
-                <w:b/>
-                <w:bCs/>
-              </w:rPr>
-              <w:t xml:space="preserve">Archived</w:t>
-            </w:r>
-            <w:r>
-              <w:t xml:space="preserve"> changed (Status and ExportCount as before).</w:t>
+              <w:t xml:space="preserve">NonJD_Transfers</w:t>
+            </w:r>
+            <w:r>
+              <w:t xml:space="preserve"> / </w:t>
+            </w:r>
+            <w:r>
+              <w:rPr>
+                <w:rFonts w:ascii="Consolas" w:cs="Consolas" w:eastAsia="Consolas" w:hAnsi="Consolas"/>
+                <w:sz w:val="20"/>
+                <w:szCs w:val="20"/>
+              </w:rPr>
+              <w:t xml:space="preserve">NonJD_TransferLines</w:t>
+            </w:r>
+            <w:r>
+              <w:t xml:space="preserve">; the transfer order page shows Saved and Entered times correctly in Central time.</w:t>
             </w:r>
           </w:p>
         </w:tc>
@@ -22380,7 +22470,40 @@
               <w:keepNext w:val="false"/>
             </w:pPr>
             <w:r>
-              <w:t xml:space="preserve">Open an archived order.</w:t>
+              <w:t xml:space="preserve">Run the Dev pipeline (</w:t>
+            </w:r>
+            <w:r>
+              <w:rPr>
+                <w:rFonts w:ascii="Consolas" w:cs="Consolas" w:eastAsia="Consolas" w:hAnsi="Consolas"/>
+                <w:sz w:val="20"/>
+                <w:szCs w:val="20"/>
+              </w:rPr>
+              <w:t xml:space="preserve">mode=items</w:t>
+            </w:r>
+            <w:r>
+              <w:t xml:space="preserve">: </w:t>
+            </w:r>
+            <w:r>
+              <w:rPr>
+                <w:rFonts w:ascii="Consolas" w:cs="Consolas" w:eastAsia="Consolas" w:hAnsi="Consolas"/>
+                <w:sz w:val="20"/>
+                <w:szCs w:val="20"/>
+              </w:rPr>
+              <w:t xml:space="preserve">df_NonJD_Transfers_Raw</w:t>
+            </w:r>
+            <w:r>
+              <w:t xml:space="preserve"> and </w:t>
+            </w:r>
+            <w:r>
+              <w:rPr>
+                <w:rFonts w:ascii="Consolas" w:cs="Consolas" w:eastAsia="Consolas" w:hAnsi="Consolas"/>
+                <w:sz w:val="20"/>
+                <w:szCs w:val="20"/>
+              </w:rPr>
+              <w:t xml:space="preserve">Build_Gold_NonJD_Reorder</w:t>
+            </w:r>
+            <w:r>
+              <w:t xml:space="preserve">), then Claude runs the reference check.</w:t>
             </w:r>
           </w:p>
         </w:tc>
@@ -22405,7 +22528,344 @@
               <w:keepNext w:val="false"/>
             </w:pPr>
             <w:r>
-              <w:t xml:space="preserve">The archived banner; no Export or Mark placed.</w:t>
+              <w:t xml:space="preserve">Gold’s transfers in / out include the saved transfers; the check passes.</w:t>
+            </w:r>
+          </w:p>
+        </w:tc>
+        <w:tc>
+          <w:tcPr>
+            <w:tcW w:type="dxa" w:w="806"/>
+            <w:tcBorders>
+              <w:top w:val="single" w:color="BFBFBF" w:sz="4"/>
+              <w:left w:val="single" w:color="BFBFBF" w:sz="4"/>
+              <w:bottom w:val="single" w:color="BFBFBF" w:sz="4"/>
+              <w:right w:val="single" w:color="BFBFBF" w:sz="4"/>
+            </w:tcBorders>
+            <w:tcMar>
+              <w:top w:type="dxa" w:w="60"/>
+              <w:left w:type="dxa" w:w="100"/>
+              <w:bottom w:type="dxa" w:w="60"/>
+              <w:right w:type="dxa" w:w="100"/>
+            </w:tcMar>
+          </w:tcPr>
+          <w:p>
+            <w:pPr>
+              <w:keepNext w:val="false"/>
+            </w:pPr>
+            <w:r>
+              <w:t xml:space="preserve">☐</w:t>
+            </w:r>
+          </w:p>
+        </w:tc>
+      </w:tr>
+      <w:tr>
+        <w:trPr>
+          <w:tblHeader w:val="false"/>
+        </w:trPr>
+        <w:tc>
+          <w:tcPr>
+            <w:tcW w:type="dxa" w:w="504"/>
+            <w:tcBorders>
+              <w:top w:val="single" w:color="BFBFBF" w:sz="4"/>
+              <w:left w:val="single" w:color="BFBFBF" w:sz="4"/>
+              <w:bottom w:val="single" w:color="BFBFBF" w:sz="4"/>
+              <w:right w:val="single" w:color="BFBFBF" w:sz="4"/>
+            </w:tcBorders>
+            <w:tcMar>
+              <w:top w:type="dxa" w:w="60"/>
+              <w:left w:type="dxa" w:w="100"/>
+              <w:bottom w:type="dxa" w:w="60"/>
+              <w:right w:type="dxa" w:w="100"/>
+            </w:tcMar>
+          </w:tcPr>
+          <w:p>
+            <w:pPr>
+              <w:keepNext w:val="false"/>
+            </w:pPr>
+            <w:r>
+              <w:t xml:space="preserve">4</w:t>
+            </w:r>
+          </w:p>
+        </w:tc>
+        <w:tc>
+          <w:tcPr>
+            <w:tcW w:type="dxa" w:w="4234"/>
+            <w:tcBorders>
+              <w:top w:val="single" w:color="BFBFBF" w:sz="4"/>
+              <w:left w:val="single" w:color="BFBFBF" w:sz="4"/>
+              <w:bottom w:val="single" w:color="BFBFBF" w:sz="4"/>
+              <w:right w:val="single" w:color="BFBFBF" w:sz="4"/>
+            </w:tcBorders>
+            <w:tcMar>
+              <w:top w:type="dxa" w:w="60"/>
+              <w:left w:type="dxa" w:w="100"/>
+              <w:bottom w:type="dxa" w:w="60"/>
+              <w:right w:type="dxa" w:w="100"/>
+            </w:tcMar>
+          </w:tcPr>
+          <w:p>
+            <w:pPr>
+              <w:keepNext w:val="false"/>
+            </w:pPr>
+            <w:r>
+              <w:t xml:space="preserve">Cancel the Draft and archive both. Delete the TEST rows only with Claude, after the check.</w:t>
+            </w:r>
+          </w:p>
+        </w:tc>
+        <w:tc>
+          <w:tcPr>
+            <w:tcW w:type="dxa" w:w="4536"/>
+            <w:tcBorders>
+              <w:top w:val="single" w:color="BFBFBF" w:sz="4"/>
+              <w:left w:val="single" w:color="BFBFBF" w:sz="4"/>
+              <w:bottom w:val="single" w:color="BFBFBF" w:sz="4"/>
+              <w:right w:val="single" w:color="BFBFBF" w:sz="4"/>
+            </w:tcBorders>
+            <w:tcMar>
+              <w:top w:type="dxa" w:w="60"/>
+              <w:left w:type="dxa" w:w="100"/>
+              <w:bottom w:type="dxa" w:w="60"/>
+              <w:right w:type="dxa" w:w="100"/>
+            </w:tcMar>
+          </w:tcPr>
+          <w:p>
+            <w:pPr>
+              <w:keepNext w:val="false"/>
+            </w:pPr>
+            <w:r>
+              <w:t xml:space="preserve">The cancelled transfer stops counting; nothing else changed.</w:t>
+            </w:r>
+          </w:p>
+        </w:tc>
+        <w:tc>
+          <w:tcPr>
+            <w:tcW w:type="dxa" w:w="806"/>
+            <w:tcBorders>
+              <w:top w:val="single" w:color="BFBFBF" w:sz="4"/>
+              <w:left w:val="single" w:color="BFBFBF" w:sz="4"/>
+              <w:bottom w:val="single" w:color="BFBFBF" w:sz="4"/>
+              <w:right w:val="single" w:color="BFBFBF" w:sz="4"/>
+            </w:tcBorders>
+            <w:tcMar>
+              <w:top w:type="dxa" w:w="60"/>
+              <w:left w:type="dxa" w:w="100"/>
+              <w:bottom w:type="dxa" w:w="60"/>
+              <w:right w:type="dxa" w:w="100"/>
+            </w:tcMar>
+          </w:tcPr>
+          <w:p>
+            <w:pPr>
+              <w:keepNext w:val="false"/>
+            </w:pPr>
+            <w:r>
+              <w:t xml:space="preserve">☐</w:t>
+            </w:r>
+          </w:p>
+        </w:tc>
+      </w:tr>
+      <w:tr>
+        <w:trPr>
+          <w:tblHeader w:val="false"/>
+        </w:trPr>
+        <w:tc>
+          <w:tcPr>
+            <w:tcW w:type="dxa" w:w="504"/>
+            <w:tcBorders>
+              <w:top w:val="single" w:color="BFBFBF" w:sz="4"/>
+              <w:left w:val="single" w:color="BFBFBF" w:sz="4"/>
+              <w:bottom w:val="single" w:color="BFBFBF" w:sz="4"/>
+              <w:right w:val="single" w:color="BFBFBF" w:sz="4"/>
+            </w:tcBorders>
+            <w:tcMar>
+              <w:top w:type="dxa" w:w="60"/>
+              <w:left w:type="dxa" w:w="100"/>
+              <w:bottom w:type="dxa" w:w="60"/>
+              <w:right w:type="dxa" w:w="100"/>
+            </w:tcMar>
+          </w:tcPr>
+          <w:p>
+            <w:pPr>
+              <w:keepNext w:val="false"/>
+            </w:pPr>
+            <w:r>
+              <w:t xml:space="preserve">5</w:t>
+            </w:r>
+          </w:p>
+        </w:tc>
+        <w:tc>
+          <w:tcPr>
+            <w:tcW w:type="dxa" w:w="4234"/>
+            <w:tcBorders>
+              <w:top w:val="single" w:color="BFBFBF" w:sz="4"/>
+              <w:left w:val="single" w:color="BFBFBF" w:sz="4"/>
+              <w:bottom w:val="single" w:color="BFBFBF" w:sz="4"/>
+              <w:right w:val="single" w:color="BFBFBF" w:sz="4"/>
+            </w:tcBorders>
+            <w:tcMar>
+              <w:top w:type="dxa" w:w="60"/>
+              <w:left w:type="dxa" w:w="100"/>
+              <w:bottom w:type="dxa" w:w="60"/>
+              <w:right w:type="dxa" w:w="100"/>
+            </w:tcMar>
+          </w:tcPr>
+          <w:p>
+            <w:pPr>
+              <w:keepNext w:val="false"/>
+            </w:pPr>
+            <w:r>
+              <w:t xml:space="preserve">Real-data timing: </w:t>
+            </w:r>
+            <w:r>
+              <w:rPr>
+                <w:rFonts w:ascii="Consolas" w:cs="Consolas" w:eastAsia="Consolas" w:hAnsi="Consolas"/>
+                <w:sz w:val="20"/>
+                <w:szCs w:val="20"/>
+              </w:rPr>
+              <w:t xml:space="preserve">python run_publish.py --out &lt;folder&gt;</w:t>
+            </w:r>
+            <w:r>
+              <w:t xml:space="preserve">, then Claude runs </w:t>
+            </w:r>
+            <w:r>
+              <w:rPr>
+                <w:rFonts w:ascii="Consolas" w:cs="Consolas" w:eastAsia="Consolas" w:hAnsi="Consolas"/>
+                <w:sz w:val="20"/>
+                <w:szCs w:val="20"/>
+              </w:rPr>
+              <w:t xml:space="preserve">parity-full --committed</w:t>
+            </w:r>
+            <w:r>
+              <w:t xml:space="preserve">. On Fedora, open Transfer rules → a rule → Try it.</w:t>
+            </w:r>
+          </w:p>
+        </w:tc>
+        <w:tc>
+          <w:tcPr>
+            <w:tcW w:type="dxa" w:w="4536"/>
+            <w:tcBorders>
+              <w:top w:val="single" w:color="BFBFBF" w:sz="4"/>
+              <w:left w:val="single" w:color="BFBFBF" w:sz="4"/>
+              <w:bottom w:val="single" w:color="BFBFBF" w:sz="4"/>
+              <w:right w:val="single" w:color="BFBFBF" w:sz="4"/>
+            </w:tcBorders>
+            <w:tcMar>
+              <w:top w:type="dxa" w:w="60"/>
+              <w:left w:type="dxa" w:w="100"/>
+              <w:bottom w:type="dxa" w:w="60"/>
+              <w:right w:type="dxa" w:w="100"/>
+            </w:tcMar>
+          </w:tcPr>
+          <w:p>
+            <w:pPr>
+              <w:keepNext w:val="false"/>
+            </w:pPr>
+            <w:r>
+              <w:t xml:space="preserve">The re-run is under about 300 ms; Try it shows figures within a couple of seconds and typing never stalls.</w:t>
+            </w:r>
+          </w:p>
+        </w:tc>
+        <w:tc>
+          <w:tcPr>
+            <w:tcW w:type="dxa" w:w="806"/>
+            <w:tcBorders>
+              <w:top w:val="single" w:color="BFBFBF" w:sz="4"/>
+              <w:left w:val="single" w:color="BFBFBF" w:sz="4"/>
+              <w:bottom w:val="single" w:color="BFBFBF" w:sz="4"/>
+              <w:right w:val="single" w:color="BFBFBF" w:sz="4"/>
+            </w:tcBorders>
+            <w:tcMar>
+              <w:top w:type="dxa" w:w="60"/>
+              <w:left w:type="dxa" w:w="100"/>
+              <w:bottom w:type="dxa" w:w="60"/>
+              <w:right w:type="dxa" w:w="100"/>
+            </w:tcMar>
+          </w:tcPr>
+          <w:p>
+            <w:pPr>
+              <w:keepNext w:val="false"/>
+            </w:pPr>
+            <w:r>
+              <w:t xml:space="preserve">☐</w:t>
+            </w:r>
+          </w:p>
+        </w:tc>
+      </w:tr>
+      <w:tr>
+        <w:trPr>
+          <w:tblHeader w:val="false"/>
+        </w:trPr>
+        <w:tc>
+          <w:tcPr>
+            <w:tcW w:type="dxa" w:w="504"/>
+            <w:tcBorders>
+              <w:top w:val="single" w:color="BFBFBF" w:sz="4"/>
+              <w:left w:val="single" w:color="BFBFBF" w:sz="4"/>
+              <w:bottom w:val="single" w:color="BFBFBF" w:sz="4"/>
+              <w:right w:val="single" w:color="BFBFBF" w:sz="4"/>
+            </w:tcBorders>
+            <w:tcMar>
+              <w:top w:type="dxa" w:w="60"/>
+              <w:left w:type="dxa" w:w="100"/>
+              <w:bottom w:type="dxa" w:w="60"/>
+              <w:right w:type="dxa" w:w="100"/>
+            </w:tcMar>
+          </w:tcPr>
+          <w:p>
+            <w:pPr>
+              <w:keepNext w:val="false"/>
+            </w:pPr>
+            <w:r>
+              <w:t xml:space="preserve">6</w:t>
+            </w:r>
+          </w:p>
+        </w:tc>
+        <w:tc>
+          <w:tcPr>
+            <w:tcW w:type="dxa" w:w="4234"/>
+            <w:tcBorders>
+              <w:top w:val="single" w:color="BFBFBF" w:sz="4"/>
+              <w:left w:val="single" w:color="BFBFBF" w:sz="4"/>
+              <w:bottom w:val="single" w:color="BFBFBF" w:sz="4"/>
+              <w:right w:val="single" w:color="BFBFBF" w:sz="4"/>
+            </w:tcBorders>
+            <w:tcMar>
+              <w:top w:type="dxa" w:w="60"/>
+              <w:left w:type="dxa" w:w="100"/>
+              <w:bottom w:type="dxa" w:w="60"/>
+              <w:right w:type="dxa" w:w="100"/>
+            </w:tcMar>
+          </w:tcPr>
+          <w:p>
+            <w:pPr>
+              <w:keepNext w:val="false"/>
+            </w:pPr>
+            <w:r>
+              <w:t xml:space="preserve">Sign out and sign in as someone else on the same browser (or ask Shannon to try it on your PC).</w:t>
+            </w:r>
+          </w:p>
+        </w:tc>
+        <w:tc>
+          <w:tcPr>
+            <w:tcW w:type="dxa" w:w="4536"/>
+            <w:tcBorders>
+              <w:top w:val="single" w:color="BFBFBF" w:sz="4"/>
+              <w:left w:val="single" w:color="BFBFBF" w:sz="4"/>
+              <w:bottom w:val="single" w:color="BFBFBF" w:sz="4"/>
+              <w:right w:val="single" w:color="BFBFBF" w:sz="4"/>
+            </w:tcBorders>
+            <w:tcMar>
+              <w:top w:type="dxa" w:w="60"/>
+              <w:left w:type="dxa" w:w="100"/>
+              <w:bottom w:type="dxa" w:w="60"/>
+              <w:right w:type="dxa" w:w="100"/>
+            </w:tcMar>
+          </w:tcPr>
+          <w:p>
+            <w:pPr>
+              <w:keepNext w:val="false"/>
+            </w:pPr>
+            <w:r>
+              <w:t xml:space="preserve">Only their name and data; nothing of the previous person’s.</w:t>
             </w:r>
           </w:p>
         </w:tc>
@@ -22505,7 +22965,7 @@
         <w:pStyle w:val="Heading3"/>
       </w:pPr>
       <w:r>
-        <w:t xml:space="preserve">0.5.1</w:t>
+        <w:t xml:space="preserve">0.5.2</w:t>
       </w:r>
     </w:p>
     <w:tbl>
@@ -22740,7 +23200,7 @@
                 <w:b/>
                 <w:bCs/>
               </w:rPr>
-              <w:t xml:space="preserve">0.5.1</w:t>
+              <w:t xml:space="preserve">0.5.2</w:t>
             </w:r>
             <w:r>
               <w:t xml:space="preserve"> and the deployed commit.</w:t>
@@ -22823,17 +23283,27 @@
               <w:keepNext w:val="false"/>
             </w:pPr>
             <w:r>
-              <w:t xml:space="preserve">Orders: tick two Draft TEST orders from different branches, </w:t>
-            </w:r>
-            <w:r>
-              <w:rPr>
-                <w:b/>
-                <w:bCs/>
-              </w:rPr>
-              <w:t xml:space="preserve">Export together</w:t>
-            </w:r>
-            <w:r>
-              <w:t xml:space="preserve">, open the CSV in Notepad.</w:t>
+              <w:t xml:space="preserve">Orders: tick the TEST orders, </w:t>
+            </w:r>
+            <w:r>
+              <w:rPr>
+                <w:b/>
+                <w:bCs/>
+              </w:rPr>
+              <w:t xml:space="preserve">Archive (N)</w:t>
+            </w:r>
+            <w:r>
+              <w:t xml:space="preserve">, confirm. Turn on </w:t>
+            </w:r>
+            <w:r>
+              <w:rPr>
+                <w:b/>
+                <w:bCs/>
+              </w:rPr>
+              <w:t xml:space="preserve">Show archived</w:t>
+            </w:r>
+            <w:r>
+              <w:t xml:space="preserve">.</w:t>
             </w:r>
           </w:p>
         </w:tc>
@@ -22858,7 +23328,17 @@
               <w:keepNext w:val="false"/>
             </w:pPr>
             <w:r>
-              <w:t xml:space="preserve">Header </w:t>
+              <w:t xml:space="preserve">They leave the list, then come back greyed with an </w:t>
+            </w:r>
+            <w:r>
+              <w:rPr>
+                <w:b/>
+                <w:bCs/>
+              </w:rPr>
+              <w:t xml:space="preserve">Archived</w:t>
+            </w:r>
+            <w:r>
+              <w:t xml:space="preserve"> tag; in SharePoint </w:t>
             </w:r>
             <w:r>
               <w:rPr>
@@ -22866,10 +23346,125 @@
                 <w:sz w:val="20"/>
                 <w:szCs w:val="20"/>
               </w:rPr>
-              <w:t xml:space="preserve">Branch,PartNumber,Description,OrderQty,Cost,LineValue,Bin</w:t>
-            </w:r>
-            <w:r>
-              <w:t xml:space="preserve">; both orders show Exported with an export count of 1.</w:t>
+              <w:t xml:space="preserve">NonJD_Orders</w:t>
+            </w:r>
+            <w:r>
+              <w:t xml:space="preserve"> only </w:t>
+            </w:r>
+            <w:r>
+              <w:rPr>
+                <w:b/>
+                <w:bCs/>
+              </w:rPr>
+              <w:t xml:space="preserve">Archived</w:t>
+            </w:r>
+            <w:r>
+              <w:t xml:space="preserve"> changed (Status and ExportCount as before).</w:t>
+            </w:r>
+          </w:p>
+        </w:tc>
+        <w:tc>
+          <w:tcPr>
+            <w:tcW w:type="dxa" w:w="806"/>
+            <w:tcBorders>
+              <w:top w:val="single" w:color="BFBFBF" w:sz="4"/>
+              <w:left w:val="single" w:color="BFBFBF" w:sz="4"/>
+              <w:bottom w:val="single" w:color="BFBFBF" w:sz="4"/>
+              <w:right w:val="single" w:color="BFBFBF" w:sz="4"/>
+            </w:tcBorders>
+            <w:tcMar>
+              <w:top w:type="dxa" w:w="60"/>
+              <w:left w:type="dxa" w:w="100"/>
+              <w:bottom w:type="dxa" w:w="60"/>
+              <w:right w:type="dxa" w:w="100"/>
+            </w:tcMar>
+          </w:tcPr>
+          <w:p>
+            <w:pPr>
+              <w:keepNext w:val="false"/>
+            </w:pPr>
+            <w:r>
+              <w:t xml:space="preserve">☐</w:t>
+            </w:r>
+          </w:p>
+        </w:tc>
+      </w:tr>
+      <w:tr>
+        <w:trPr>
+          <w:tblHeader w:val="false"/>
+        </w:trPr>
+        <w:tc>
+          <w:tcPr>
+            <w:tcW w:type="dxa" w:w="504"/>
+            <w:tcBorders>
+              <w:top w:val="single" w:color="BFBFBF" w:sz="4"/>
+              <w:left w:val="single" w:color="BFBFBF" w:sz="4"/>
+              <w:bottom w:val="single" w:color="BFBFBF" w:sz="4"/>
+              <w:right w:val="single" w:color="BFBFBF" w:sz="4"/>
+            </w:tcBorders>
+            <w:tcMar>
+              <w:top w:type="dxa" w:w="60"/>
+              <w:left w:type="dxa" w:w="100"/>
+              <w:bottom w:type="dxa" w:w="60"/>
+              <w:right w:type="dxa" w:w="100"/>
+            </w:tcMar>
+          </w:tcPr>
+          <w:p>
+            <w:pPr>
+              <w:keepNext w:val="false"/>
+            </w:pPr>
+            <w:r>
+              <w:t xml:space="preserve">3</w:t>
+            </w:r>
+          </w:p>
+        </w:tc>
+        <w:tc>
+          <w:tcPr>
+            <w:tcW w:type="dxa" w:w="4234"/>
+            <w:tcBorders>
+              <w:top w:val="single" w:color="BFBFBF" w:sz="4"/>
+              <w:left w:val="single" w:color="BFBFBF" w:sz="4"/>
+              <w:bottom w:val="single" w:color="BFBFBF" w:sz="4"/>
+              <w:right w:val="single" w:color="BFBFBF" w:sz="4"/>
+            </w:tcBorders>
+            <w:tcMar>
+              <w:top w:type="dxa" w:w="60"/>
+              <w:left w:type="dxa" w:w="100"/>
+              <w:bottom w:type="dxa" w:w="60"/>
+              <w:right w:type="dxa" w:w="100"/>
+            </w:tcMar>
+          </w:tcPr>
+          <w:p>
+            <w:pPr>
+              <w:keepNext w:val="false"/>
+            </w:pPr>
+            <w:r>
+              <w:t xml:space="preserve">Open an archived order.</w:t>
+            </w:r>
+          </w:p>
+        </w:tc>
+        <w:tc>
+          <w:tcPr>
+            <w:tcW w:type="dxa" w:w="4536"/>
+            <w:tcBorders>
+              <w:top w:val="single" w:color="BFBFBF" w:sz="4"/>
+              <w:left w:val="single" w:color="BFBFBF" w:sz="4"/>
+              <w:bottom w:val="single" w:color="BFBFBF" w:sz="4"/>
+              <w:right w:val="single" w:color="BFBFBF" w:sz="4"/>
+            </w:tcBorders>
+            <w:tcMar>
+              <w:top w:type="dxa" w:w="60"/>
+              <w:left w:type="dxa" w:w="100"/>
+              <w:bottom w:type="dxa" w:w="60"/>
+              <w:right w:type="dxa" w:w="100"/>
+            </w:tcMar>
+          </w:tcPr>
+          <w:p>
+            <w:pPr>
+              <w:keepNext w:val="false"/>
+            </w:pPr>
+            <w:r>
+              <w:t xml:space="preserve">The archived banner; no Export or Mark placed.</w:t>
             </w:r>
           </w:p>
         </w:tc>
@@ -22969,7 +23564,7 @@
         <w:pStyle w:val="Heading3"/>
       </w:pPr>
       <w:r>
-        <w:t xml:space="preserve">0.5.0</w:t>
+        <w:t xml:space="preserve">0.5.1</w:t>
       </w:r>
     </w:p>
     <w:tbl>
@@ -23204,7 +23799,7 @@
                 <w:b/>
                 <w:bCs/>
               </w:rPr>
-              <w:t xml:space="preserve">0.5.0</w:t>
+              <w:t xml:space="preserve">0.5.1</w:t>
             </w:r>
             <w:r>
               <w:t xml:space="preserve"> and the deployed commit.</w:t>
@@ -23287,7 +23882,17 @@
               <w:keepNext w:val="false"/>
             </w:pPr>
             <w:r>
-              <w:t xml:space="preserve">The first morning after the 0.5.0 publish: re-check the Part 2 examples (MULTISEAL at 1 with 44 from 6; branch 6 and 93 on Other branches; R134A redistribution from 13; GG100 with no stock or sales at 1; 124184 at about 22 demands) against Prod.</w:t>
+              <w:t xml:space="preserve">Orders: tick two Draft TEST orders from different branches, </w:t>
+            </w:r>
+            <w:r>
+              <w:rPr>
+                <w:b/>
+                <w:bCs/>
+              </w:rPr>
+              <w:t xml:space="preserve">Export together</w:t>
+            </w:r>
+            <w:r>
+              <w:t xml:space="preserve">, open the CSV in Notepad.</w:t>
             </w:r>
           </w:p>
         </w:tc>
@@ -23312,202 +23917,7 @@
               <w:keepNext w:val="false"/>
             </w:pPr>
             <w:r>
-              <w:t xml:space="preserve">Each still behaves as described; update the walkthrough where Prod differs before sending it out.</w:t>
-            </w:r>
-          </w:p>
-        </w:tc>
-        <w:tc>
-          <w:tcPr>
-            <w:tcW w:type="dxa" w:w="806"/>
-            <w:tcBorders>
-              <w:top w:val="single" w:color="BFBFBF" w:sz="4"/>
-              <w:left w:val="single" w:color="BFBFBF" w:sz="4"/>
-              <w:bottom w:val="single" w:color="BFBFBF" w:sz="4"/>
-              <w:right w:val="single" w:color="BFBFBF" w:sz="4"/>
-            </w:tcBorders>
-            <w:tcMar>
-              <w:top w:type="dxa" w:w="60"/>
-              <w:left w:type="dxa" w:w="100"/>
-              <w:bottom w:type="dxa" w:w="60"/>
-              <w:right w:type="dxa" w:w="100"/>
-            </w:tcMar>
-          </w:tcPr>
-          <w:p>
-            <w:pPr>
-              <w:keepNext w:val="false"/>
-            </w:pPr>
-            <w:r>
-              <w:t xml:space="preserve">☐</w:t>
-            </w:r>
-          </w:p>
-        </w:tc>
-      </w:tr>
-      <w:tr>
-        <w:trPr>
-          <w:tblHeader w:val="false"/>
-        </w:trPr>
-        <w:tc>
-          <w:tcPr>
-            <w:tcW w:type="dxa" w:w="504"/>
-            <w:tcBorders>
-              <w:top w:val="single" w:color="BFBFBF" w:sz="4"/>
-              <w:left w:val="single" w:color="BFBFBF" w:sz="4"/>
-              <w:bottom w:val="single" w:color="BFBFBF" w:sz="4"/>
-              <w:right w:val="single" w:color="BFBFBF" w:sz="4"/>
-            </w:tcBorders>
-            <w:tcMar>
-              <w:top w:type="dxa" w:w="60"/>
-              <w:left w:type="dxa" w:w="100"/>
-              <w:bottom w:type="dxa" w:w="60"/>
-              <w:right w:type="dxa" w:w="100"/>
-            </w:tcMar>
-          </w:tcPr>
-          <w:p>
-            <w:pPr>
-              <w:keepNext w:val="false"/>
-            </w:pPr>
-            <w:r>
-              <w:t xml:space="preserve">3</w:t>
-            </w:r>
-          </w:p>
-        </w:tc>
-        <w:tc>
-          <w:tcPr>
-            <w:tcW w:type="dxa" w:w="4234"/>
-            <w:tcBorders>
-              <w:top w:val="single" w:color="BFBFBF" w:sz="4"/>
-              <w:left w:val="single" w:color="BFBFBF" w:sz="4"/>
-              <w:bottom w:val="single" w:color="BFBFBF" w:sz="4"/>
-              <w:right w:val="single" w:color="BFBFBF" w:sz="4"/>
-            </w:tcBorders>
-            <w:tcMar>
-              <w:top w:type="dxa" w:w="60"/>
-              <w:left w:type="dxa" w:w="100"/>
-              <w:bottom w:type="dxa" w:w="60"/>
-              <w:right w:type="dxa" w:w="100"/>
-            </w:tcMar>
-          </w:tcPr>
-          <w:p>
-            <w:pPr>
-              <w:keepNext w:val="false"/>
-            </w:pPr>
-            <w:r>
-              <w:t xml:space="preserve">Home, Recommended Reorder and Transfers with the Prod data.</w:t>
-            </w:r>
-          </w:p>
-        </w:tc>
-        <w:tc>
-          <w:tcPr>
-            <w:tcW w:type="dxa" w:w="4536"/>
-            <w:tcBorders>
-              <w:top w:val="single" w:color="BFBFBF" w:sz="4"/>
-              <w:left w:val="single" w:color="BFBFBF" w:sz="4"/>
-              <w:bottom w:val="single" w:color="BFBFBF" w:sz="4"/>
-              <w:right w:val="single" w:color="BFBFBF" w:sz="4"/>
-            </w:tcBorders>
-            <w:tcMar>
-              <w:top w:type="dxa" w:w="60"/>
-              <w:left w:type="dxa" w:w="100"/>
-              <w:bottom w:type="dxa" w:w="60"/>
-              <w:right w:type="dxa" w:w="100"/>
-            </w:tcMar>
-          </w:tcPr>
-          <w:p>
-            <w:pPr>
-              <w:keepNext w:val="false"/>
-            </w:pPr>
-            <w:r>
-              <w:t xml:space="preserve">Purple card, banner and pills show; Transfers goes </w:t>
-            </w:r>
-            <w:r>
-              <w:rPr>
-                <w:b/>
-                <w:bCs/>
-              </w:rPr>
-              <w:t xml:space="preserve">Live</w:t>
-            </w:r>
-            <w:r>
-              <w:t xml:space="preserve"> with no red "disagree" banner.</w:t>
-            </w:r>
-          </w:p>
-        </w:tc>
-        <w:tc>
-          <w:tcPr>
-            <w:tcW w:type="dxa" w:w="806"/>
-            <w:tcBorders>
-              <w:top w:val="single" w:color="BFBFBF" w:sz="4"/>
-              <w:left w:val="single" w:color="BFBFBF" w:sz="4"/>
-              <w:bottom w:val="single" w:color="BFBFBF" w:sz="4"/>
-              <w:right w:val="single" w:color="BFBFBF" w:sz="4"/>
-            </w:tcBorders>
-            <w:tcMar>
-              <w:top w:type="dxa" w:w="60"/>
-              <w:left w:type="dxa" w:w="100"/>
-              <w:bottom w:type="dxa" w:w="60"/>
-              <w:right w:type="dxa" w:w="100"/>
-            </w:tcMar>
-          </w:tcPr>
-          <w:p>
-            <w:pPr>
-              <w:keepNext w:val="false"/>
-            </w:pPr>
-            <w:r>
-              <w:t xml:space="preserve">☐</w:t>
-            </w:r>
-          </w:p>
-        </w:tc>
-      </w:tr>
-      <w:tr>
-        <w:trPr>
-          <w:tblHeader w:val="false"/>
-        </w:trPr>
-        <w:tc>
-          <w:tcPr>
-            <w:tcW w:type="dxa" w:w="504"/>
-            <w:tcBorders>
-              <w:top w:val="single" w:color="BFBFBF" w:sz="4"/>
-              <w:left w:val="single" w:color="BFBFBF" w:sz="4"/>
-              <w:bottom w:val="single" w:color="BFBFBF" w:sz="4"/>
-              <w:right w:val="single" w:color="BFBFBF" w:sz="4"/>
-            </w:tcBorders>
-            <w:tcMar>
-              <w:top w:type="dxa" w:w="60"/>
-              <w:left w:type="dxa" w:w="100"/>
-              <w:bottom w:type="dxa" w:w="60"/>
-              <w:right w:type="dxa" w:w="100"/>
-            </w:tcMar>
-          </w:tcPr>
-          <w:p>
-            <w:pPr>
-              <w:keepNext w:val="false"/>
-            </w:pPr>
-            <w:r>
-              <w:t xml:space="preserve">4</w:t>
-            </w:r>
-          </w:p>
-        </w:tc>
-        <w:tc>
-          <w:tcPr>
-            <w:tcW w:type="dxa" w:w="4234"/>
-            <w:tcBorders>
-              <w:top w:val="single" w:color="BFBFBF" w:sz="4"/>
-              <w:left w:val="single" w:color="BFBFBF" w:sz="4"/>
-              <w:bottom w:val="single" w:color="BFBFBF" w:sz="4"/>
-              <w:right w:val="single" w:color="BFBFBF" w:sz="4"/>
-            </w:tcBorders>
-            <w:tcMar>
-              <w:top w:type="dxa" w:w="60"/>
-              <w:left w:type="dxa" w:w="100"/>
-              <w:bottom w:type="dxa" w:w="60"/>
-              <w:right w:type="dxa" w:w="100"/>
-            </w:tcMar>
-          </w:tcPr>
-          <w:p>
-            <w:pPr>
-              <w:keepNext w:val="false"/>
-            </w:pPr>
-            <w:r>
-              <w:t xml:space="preserve">Open an old address with dealer groups: </w:t>
+              <w:t xml:space="preserve">Header </w:t>
             </w:r>
             <w:r>
               <w:rPr>
@@ -23515,1005 +23925,10 @@
                 <w:sz w:val="20"/>
                 <w:szCs w:val="20"/>
               </w:rPr>
-              <w:t xml:space="preserve">/reorder?branch=1&amp;dgc=COTTON</w:t>
-            </w:r>
-            <w:r>
-              <w:t xml:space="preserve">.</w:t>
-            </w:r>
-          </w:p>
-        </w:tc>
-        <w:tc>
-          <w:tcPr>
-            <w:tcW w:type="dxa" w:w="4536"/>
-            <w:tcBorders>
-              <w:top w:val="single" w:color="BFBFBF" w:sz="4"/>
-              <w:left w:val="single" w:color="BFBFBF" w:sz="4"/>
-              <w:bottom w:val="single" w:color="BFBFBF" w:sz="4"/>
-              <w:right w:val="single" w:color="BFBFBF" w:sz="4"/>
-            </w:tcBorders>
-            <w:tcMar>
-              <w:top w:type="dxa" w:w="60"/>
-              <w:left w:type="dxa" w:w="100"/>
-              <w:bottom w:type="dxa" w:w="60"/>
-              <w:right w:type="dxa" w:w="100"/>
-            </w:tcMar>
-          </w:tcPr>
-          <w:p>
-            <w:pPr>
-              <w:keepNext w:val="false"/>
-            </w:pPr>
-            <w:r>
-              <w:t xml:space="preserve">Recommended Reorder with COTTON ticked.</w:t>
-            </w:r>
-          </w:p>
-        </w:tc>
-        <w:tc>
-          <w:tcPr>
-            <w:tcW w:type="dxa" w:w="806"/>
-            <w:tcBorders>
-              <w:top w:val="single" w:color="BFBFBF" w:sz="4"/>
-              <w:left w:val="single" w:color="BFBFBF" w:sz="4"/>
-              <w:bottom w:val="single" w:color="BFBFBF" w:sz="4"/>
-              <w:right w:val="single" w:color="BFBFBF" w:sz="4"/>
-            </w:tcBorders>
-            <w:tcMar>
-              <w:top w:type="dxa" w:w="60"/>
-              <w:left w:type="dxa" w:w="100"/>
-              <w:bottom w:type="dxa" w:w="60"/>
-              <w:right w:type="dxa" w:w="100"/>
-            </w:tcMar>
-          </w:tcPr>
-          <w:p>
-            <w:pPr>
-              <w:keepNext w:val="false"/>
-            </w:pPr>
-            <w:r>
-              <w:t xml:space="preserve">☐</w:t>
-            </w:r>
-          </w:p>
-        </w:tc>
-      </w:tr>
-      <w:tr>
-        <w:trPr>
-          <w:tblHeader w:val="false"/>
-        </w:trPr>
-        <w:tc>
-          <w:tcPr>
-            <w:tcW w:type="dxa" w:w="504"/>
-            <w:tcBorders>
-              <w:top w:val="single" w:color="BFBFBF" w:sz="4"/>
-              <w:left w:val="single" w:color="BFBFBF" w:sz="4"/>
-              <w:bottom w:val="single" w:color="BFBFBF" w:sz="4"/>
-              <w:right w:val="single" w:color="BFBFBF" w:sz="4"/>
-            </w:tcBorders>
-            <w:tcMar>
-              <w:top w:type="dxa" w:w="60"/>
-              <w:left w:type="dxa" w:w="100"/>
-              <w:bottom w:type="dxa" w:w="60"/>
-              <w:right w:type="dxa" w:w="100"/>
-            </w:tcMar>
-          </w:tcPr>
-          <w:p>
-            <w:pPr>
-              <w:keepNext w:val="false"/>
-            </w:pPr>
-            <w:r>
-              <w:t xml:space="preserve">5</w:t>
-            </w:r>
-          </w:p>
-        </w:tc>
-        <w:tc>
-          <w:tcPr>
-            <w:tcW w:type="dxa" w:w="4234"/>
-            <w:tcBorders>
-              <w:top w:val="single" w:color="BFBFBF" w:sz="4"/>
-              <w:left w:val="single" w:color="BFBFBF" w:sz="4"/>
-              <w:bottom w:val="single" w:color="BFBFBF" w:sz="4"/>
-              <w:right w:val="single" w:color="BFBFBF" w:sz="4"/>
-            </w:tcBorders>
-            <w:tcMar>
-              <w:top w:type="dxa" w:w="60"/>
-              <w:left w:type="dxa" w:w="100"/>
-              <w:bottom w:type="dxa" w:w="60"/>
-              <w:right w:type="dxa" w:w="100"/>
-            </w:tcMar>
-          </w:tcPr>
-          <w:p>
-            <w:pPr>
-              <w:keepNext w:val="false"/>
-            </w:pPr>
-            <w:r>
-              <w:t xml:space="preserve">Special statuses with all branches loaded.</w:t>
-            </w:r>
-          </w:p>
-        </w:tc>
-        <w:tc>
-          <w:tcPr>
-            <w:tcW w:type="dxa" w:w="4536"/>
-            <w:tcBorders>
-              <w:top w:val="single" w:color="BFBFBF" w:sz="4"/>
-              <w:left w:val="single" w:color="BFBFBF" w:sz="4"/>
-              <w:bottom w:val="single" w:color="BFBFBF" w:sz="4"/>
-              <w:right w:val="single" w:color="BFBFBF" w:sz="4"/>
-            </w:tcBorders>
-            <w:tcMar>
-              <w:top w:type="dxa" w:w="60"/>
-              <w:left w:type="dxa" w:w="100"/>
-              <w:bottom w:type="dxa" w:w="60"/>
-              <w:right w:type="dxa" w:w="100"/>
-            </w:tcMar>
-          </w:tcPr>
-          <w:p>
-            <w:pPr>
-              <w:keepNext w:val="false"/>
-            </w:pPr>
-            <w:r>
-              <w:t xml:space="preserve">Masks, Manual order, min overrides and any phase-ins; no errors.</w:t>
-            </w:r>
-          </w:p>
-        </w:tc>
-        <w:tc>
-          <w:tcPr>
-            <w:tcW w:type="dxa" w:w="806"/>
-            <w:tcBorders>
-              <w:top w:val="single" w:color="BFBFBF" w:sz="4"/>
-              <w:left w:val="single" w:color="BFBFBF" w:sz="4"/>
-              <w:bottom w:val="single" w:color="BFBFBF" w:sz="4"/>
-              <w:right w:val="single" w:color="BFBFBF" w:sz="4"/>
-            </w:tcBorders>
-            <w:tcMar>
-              <w:top w:type="dxa" w:w="60"/>
-              <w:left w:type="dxa" w:w="100"/>
-              <w:bottom w:type="dxa" w:w="60"/>
-              <w:right w:type="dxa" w:w="100"/>
-            </w:tcMar>
-          </w:tcPr>
-          <w:p>
-            <w:pPr>
-              <w:keepNext w:val="false"/>
-            </w:pPr>
-            <w:r>
-              <w:t xml:space="preserve">☐</w:t>
-            </w:r>
-          </w:p>
-        </w:tc>
-      </w:tr>
-    </w:tbl>
-    <w:p>
-      <w:pPr>
-        <w:spacing w:after="120"/>
-      </w:pPr>
-    </w:p>
-    <w:p>
-      <w:pPr>
-        <w:pStyle w:val="Heading3"/>
-      </w:pPr>
-      <w:r>
-        <w:t xml:space="preserve">0.4.0</w:t>
-      </w:r>
-    </w:p>
-    <w:tbl>
-      <w:tblPr>
-        <w:tblW w:type="dxa" w:w="10080"/>
-        <w:tblBorders>
-          <w:top w:val="single" w:color="auto" w:sz="4"/>
-          <w:left w:val="single" w:color="auto" w:sz="4"/>
-          <w:bottom w:val="single" w:color="auto" w:sz="4"/>
-          <w:right w:val="single" w:color="auto" w:sz="4"/>
-          <w:insideH w:val="single" w:color="auto" w:sz="4"/>
-          <w:insideV w:val="single" w:color="auto" w:sz="4"/>
-        </w:tblBorders>
-      </w:tblPr>
-      <w:tblGrid>
-        <w:gridCol w:w="504"/>
-        <w:gridCol w:w="4234"/>
-        <w:gridCol w:w="4536"/>
-        <w:gridCol w:w="806"/>
-      </w:tblGrid>
-      <w:tr>
-        <w:trPr>
-          <w:tblHeader/>
-        </w:trPr>
-        <w:tc>
-          <w:tcPr>
-            <w:tcW w:type="dxa" w:w="504"/>
-            <w:tcBorders>
-              <w:top w:val="single" w:color="BFBFBF" w:sz="4"/>
-              <w:left w:val="single" w:color="BFBFBF" w:sz="4"/>
-              <w:bottom w:val="single" w:color="BFBFBF" w:sz="4"/>
-              <w:right w:val="single" w:color="BFBFBF" w:sz="4"/>
-            </w:tcBorders>
-            <w:shd w:fill="DEEAF6" w:color="auto" w:val="clear"/>
-            <w:tcMar>
-              <w:top w:type="dxa" w:w="60"/>
-              <w:left w:type="dxa" w:w="100"/>
-              <w:bottom w:type="dxa" w:w="60"/>
-              <w:right w:type="dxa" w:w="100"/>
-            </w:tcMar>
-          </w:tcPr>
-          <w:p>
-            <w:pPr>
-              <w:keepNext w:val="false"/>
-            </w:pPr>
-            <w:r>
-              <w:rPr>
-                <w:b/>
-                <w:bCs/>
-              </w:rPr>
-              <w:t xml:space="preserve">#</w:t>
-            </w:r>
-          </w:p>
-        </w:tc>
-        <w:tc>
-          <w:tcPr>
-            <w:tcW w:type="dxa" w:w="4234"/>
-            <w:tcBorders>
-              <w:top w:val="single" w:color="BFBFBF" w:sz="4"/>
-              <w:left w:val="single" w:color="BFBFBF" w:sz="4"/>
-              <w:bottom w:val="single" w:color="BFBFBF" w:sz="4"/>
-              <w:right w:val="single" w:color="BFBFBF" w:sz="4"/>
-            </w:tcBorders>
-            <w:shd w:fill="DEEAF6" w:color="auto" w:val="clear"/>
-            <w:tcMar>
-              <w:top w:type="dxa" w:w="60"/>
-              <w:left w:type="dxa" w:w="100"/>
-              <w:bottom w:type="dxa" w:w="60"/>
-              <w:right w:type="dxa" w:w="100"/>
-            </w:tcMar>
-          </w:tcPr>
-          <w:p>
-            <w:pPr>
-              <w:keepNext w:val="false"/>
-            </w:pPr>
-            <w:r>
-              <w:rPr>
-                <w:b/>
-                <w:bCs/>
-              </w:rPr>
-              <w:t xml:space="preserve">Do this</w:t>
-            </w:r>
-          </w:p>
-        </w:tc>
-        <w:tc>
-          <w:tcPr>
-            <w:tcW w:type="dxa" w:w="4536"/>
-            <w:tcBorders>
-              <w:top w:val="single" w:color="BFBFBF" w:sz="4"/>
-              <w:left w:val="single" w:color="BFBFBF" w:sz="4"/>
-              <w:bottom w:val="single" w:color="BFBFBF" w:sz="4"/>
-              <w:right w:val="single" w:color="BFBFBF" w:sz="4"/>
-            </w:tcBorders>
-            <w:shd w:fill="DEEAF6" w:color="auto" w:val="clear"/>
-            <w:tcMar>
-              <w:top w:type="dxa" w:w="60"/>
-              <w:left w:type="dxa" w:w="100"/>
-              <w:bottom w:type="dxa" w:w="60"/>
-              <w:right w:type="dxa" w:w="100"/>
-            </w:tcMar>
-          </w:tcPr>
-          <w:p>
-            <w:pPr>
-              <w:keepNext w:val="false"/>
-            </w:pPr>
-            <w:r>
-              <w:rPr>
-                <w:b/>
-                <w:bCs/>
-              </w:rPr>
-              <w:t xml:space="preserve">You should see</w:t>
-            </w:r>
-          </w:p>
-        </w:tc>
-        <w:tc>
-          <w:tcPr>
-            <w:tcW w:type="dxa" w:w="806"/>
-            <w:tcBorders>
-              <w:top w:val="single" w:color="BFBFBF" w:sz="4"/>
-              <w:left w:val="single" w:color="BFBFBF" w:sz="4"/>
-              <w:bottom w:val="single" w:color="BFBFBF" w:sz="4"/>
-              <w:right w:val="single" w:color="BFBFBF" w:sz="4"/>
-            </w:tcBorders>
-            <w:shd w:fill="DEEAF6" w:color="auto" w:val="clear"/>
-            <w:tcMar>
-              <w:top w:type="dxa" w:w="60"/>
-              <w:left w:type="dxa" w:w="100"/>
-              <w:bottom w:type="dxa" w:w="60"/>
-              <w:right w:type="dxa" w:w="100"/>
-            </w:tcMar>
-          </w:tcPr>
-          <w:p>
-            <w:pPr>
-              <w:keepNext w:val="false"/>
-            </w:pPr>
-            <w:r>
-              <w:rPr>
-                <w:b/>
-                <w:bCs/>
-              </w:rPr>
-              <w:t xml:space="preserve">OK</w:t>
-            </w:r>
-          </w:p>
-        </w:tc>
-      </w:tr>
-      <w:tr>
-        <w:trPr>
-          <w:tblHeader w:val="false"/>
-        </w:trPr>
-        <w:tc>
-          <w:tcPr>
-            <w:tcW w:type="dxa" w:w="504"/>
-            <w:tcBorders>
-              <w:top w:val="single" w:color="BFBFBF" w:sz="4"/>
-              <w:left w:val="single" w:color="BFBFBF" w:sz="4"/>
-              <w:bottom w:val="single" w:color="BFBFBF" w:sz="4"/>
-              <w:right w:val="single" w:color="BFBFBF" w:sz="4"/>
-            </w:tcBorders>
-            <w:tcMar>
-              <w:top w:type="dxa" w:w="60"/>
-              <w:left w:type="dxa" w:w="100"/>
-              <w:bottom w:type="dxa" w:w="60"/>
-              <w:right w:type="dxa" w:w="100"/>
-            </w:tcMar>
-          </w:tcPr>
-          <w:p>
-            <w:pPr>
-              <w:keepNext w:val="false"/>
-            </w:pPr>
-            <w:r>
-              <w:t xml:space="preserve">1</w:t>
-            </w:r>
-          </w:p>
-        </w:tc>
-        <w:tc>
-          <w:tcPr>
-            <w:tcW w:type="dxa" w:w="4234"/>
-            <w:tcBorders>
-              <w:top w:val="single" w:color="BFBFBF" w:sz="4"/>
-              <w:left w:val="single" w:color="BFBFBF" w:sz="4"/>
-              <w:bottom w:val="single" w:color="BFBFBF" w:sz="4"/>
-              <w:right w:val="single" w:color="BFBFBF" w:sz="4"/>
-            </w:tcBorders>
-            <w:tcMar>
-              <w:top w:type="dxa" w:w="60"/>
-              <w:left w:type="dxa" w:w="100"/>
-              <w:bottom w:type="dxa" w:w="60"/>
-              <w:right w:type="dxa" w:w="100"/>
-            </w:tcMar>
-          </w:tcPr>
-          <w:p>
-            <w:pPr>
-              <w:keepNext w:val="false"/>
-            </w:pPr>
-            <w:r>
-              <w:t xml:space="preserve">App Settings → </w:t>
-            </w:r>
-            <w:r>
-              <w:rPr>
-                <w:b/>
-                <w:bCs/>
-              </w:rPr>
-              <w:t xml:space="preserve">About</w:t>
-            </w:r>
-            <w:r>
-              <w:t xml:space="preserve">.</w:t>
-            </w:r>
-          </w:p>
-        </w:tc>
-        <w:tc>
-          <w:tcPr>
-            <w:tcW w:type="dxa" w:w="4536"/>
-            <w:tcBorders>
-              <w:top w:val="single" w:color="BFBFBF" w:sz="4"/>
-              <w:left w:val="single" w:color="BFBFBF" w:sz="4"/>
-              <w:bottom w:val="single" w:color="BFBFBF" w:sz="4"/>
-              <w:right w:val="single" w:color="BFBFBF" w:sz="4"/>
-            </w:tcBorders>
-            <w:tcMar>
-              <w:top w:type="dxa" w:w="60"/>
-              <w:left w:type="dxa" w:w="100"/>
-              <w:bottom w:type="dxa" w:w="60"/>
-              <w:right w:type="dxa" w:w="100"/>
-            </w:tcMar>
-          </w:tcPr>
-          <w:p>
-            <w:pPr>
-              <w:keepNext w:val="false"/>
-            </w:pPr>
-            <w:r>
-              <w:rPr>
-                <w:b/>
-                <w:bCs/>
-              </w:rPr>
-              <w:t xml:space="preserve">0.4.0 · 3ca2dec</w:t>
-            </w:r>
-            <w:r>
-              <w:t xml:space="preserve">.</w:t>
-            </w:r>
-          </w:p>
-        </w:tc>
-        <w:tc>
-          <w:tcPr>
-            <w:tcW w:type="dxa" w:w="806"/>
-            <w:tcBorders>
-              <w:top w:val="single" w:color="BFBFBF" w:sz="4"/>
-              <w:left w:val="single" w:color="BFBFBF" w:sz="4"/>
-              <w:bottom w:val="single" w:color="BFBFBF" w:sz="4"/>
-              <w:right w:val="single" w:color="BFBFBF" w:sz="4"/>
-            </w:tcBorders>
-            <w:tcMar>
-              <w:top w:type="dxa" w:w="60"/>
-              <w:left w:type="dxa" w:w="100"/>
-              <w:bottom w:type="dxa" w:w="60"/>
-              <w:right w:type="dxa" w:w="100"/>
-            </w:tcMar>
-          </w:tcPr>
-          <w:p>
-            <w:pPr>
-              <w:keepNext w:val="false"/>
-            </w:pPr>
-            <w:r>
-              <w:t xml:space="preserve">☐</w:t>
-            </w:r>
-          </w:p>
-        </w:tc>
-      </w:tr>
-      <w:tr>
-        <w:trPr>
-          <w:tblHeader w:val="false"/>
-        </w:trPr>
-        <w:tc>
-          <w:tcPr>
-            <w:tcW w:type="dxa" w:w="504"/>
-            <w:tcBorders>
-              <w:top w:val="single" w:color="BFBFBF" w:sz="4"/>
-              <w:left w:val="single" w:color="BFBFBF" w:sz="4"/>
-              <w:bottom w:val="single" w:color="BFBFBF" w:sz="4"/>
-              <w:right w:val="single" w:color="BFBFBF" w:sz="4"/>
-            </w:tcBorders>
-            <w:tcMar>
-              <w:top w:type="dxa" w:w="60"/>
-              <w:left w:type="dxa" w:w="100"/>
-              <w:bottom w:type="dxa" w:w="60"/>
-              <w:right w:type="dxa" w:w="100"/>
-            </w:tcMar>
-          </w:tcPr>
-          <w:p>
-            <w:pPr>
-              <w:keepNext w:val="false"/>
-            </w:pPr>
-            <w:r>
-              <w:t xml:space="preserve">2</w:t>
-            </w:r>
-          </w:p>
-        </w:tc>
-        <w:tc>
-          <w:tcPr>
-            <w:tcW w:type="dxa" w:w="4234"/>
-            <w:tcBorders>
-              <w:top w:val="single" w:color="BFBFBF" w:sz="4"/>
-              <w:left w:val="single" w:color="BFBFBF" w:sz="4"/>
-              <w:bottom w:val="single" w:color="BFBFBF" w:sz="4"/>
-              <w:right w:val="single" w:color="BFBFBF" w:sz="4"/>
-            </w:tcBorders>
-            <w:tcMar>
-              <w:top w:type="dxa" w:w="60"/>
-              <w:left w:type="dxa" w:w="100"/>
-              <w:bottom w:type="dxa" w:w="60"/>
-              <w:right w:type="dxa" w:w="100"/>
-            </w:tcMar>
-          </w:tcPr>
-          <w:p>
-            <w:pPr>
-              <w:keepNext w:val="false"/>
-            </w:pPr>
-            <w:r>
-              <w:t xml:space="preserve">Open an old bookmark-style address: </w:t>
-            </w:r>
-            <w:r>
-              <w:rPr>
-                <w:rFonts w:ascii="Consolas" w:cs="Consolas" w:eastAsia="Consolas" w:hAnsi="Consolas"/>
-                <w:sz w:val="20"/>
-                <w:szCs w:val="20"/>
-              </w:rPr>
-              <w:t xml:space="preserve">/reorder?branch=1&amp;franchise=M</w:t>
-            </w:r>
-            <w:r>
-              <w:t xml:space="preserve">.</w:t>
-            </w:r>
-          </w:p>
-        </w:tc>
-        <w:tc>
-          <w:tcPr>
-            <w:tcW w:type="dxa" w:w="4536"/>
-            <w:tcBorders>
-              <w:top w:val="single" w:color="BFBFBF" w:sz="4"/>
-              <w:left w:val="single" w:color="BFBFBF" w:sz="4"/>
-              <w:bottom w:val="single" w:color="BFBFBF" w:sz="4"/>
-              <w:right w:val="single" w:color="BFBFBF" w:sz="4"/>
-            </w:tcBorders>
-            <w:tcMar>
-              <w:top w:type="dxa" w:w="60"/>
-              <w:left w:type="dxa" w:w="100"/>
-              <w:bottom w:type="dxa" w:w="60"/>
-              <w:right w:type="dxa" w:w="100"/>
-            </w:tcMar>
-          </w:tcPr>
-          <w:p>
-            <w:pPr>
-              <w:keepNext w:val="false"/>
-            </w:pPr>
-            <w:r>
-              <w:t xml:space="preserve">Recommended Reorder on branch 1, franchise M, as before 0.4.0.</w:t>
-            </w:r>
-          </w:p>
-        </w:tc>
-        <w:tc>
-          <w:tcPr>
-            <w:tcW w:type="dxa" w:w="806"/>
-            <w:tcBorders>
-              <w:top w:val="single" w:color="BFBFBF" w:sz="4"/>
-              <w:left w:val="single" w:color="BFBFBF" w:sz="4"/>
-              <w:bottom w:val="single" w:color="BFBFBF" w:sz="4"/>
-              <w:right w:val="single" w:color="BFBFBF" w:sz="4"/>
-            </w:tcBorders>
-            <w:tcMar>
-              <w:top w:type="dxa" w:w="60"/>
-              <w:left w:type="dxa" w:w="100"/>
-              <w:bottom w:type="dxa" w:w="60"/>
-              <w:right w:type="dxa" w:w="100"/>
-            </w:tcMar>
-          </w:tcPr>
-          <w:p>
-            <w:pPr>
-              <w:keepNext w:val="false"/>
-            </w:pPr>
-            <w:r>
-              <w:t xml:space="preserve">☐</w:t>
-            </w:r>
-          </w:p>
-        </w:tc>
-      </w:tr>
-      <w:tr>
-        <w:trPr>
-          <w:tblHeader w:val="false"/>
-        </w:trPr>
-        <w:tc>
-          <w:tcPr>
-            <w:tcW w:type="dxa" w:w="504"/>
-            <w:tcBorders>
-              <w:top w:val="single" w:color="BFBFBF" w:sz="4"/>
-              <w:left w:val="single" w:color="BFBFBF" w:sz="4"/>
-              <w:bottom w:val="single" w:color="BFBFBF" w:sz="4"/>
-              <w:right w:val="single" w:color="BFBFBF" w:sz="4"/>
-            </w:tcBorders>
-            <w:tcMar>
-              <w:top w:type="dxa" w:w="60"/>
-              <w:left w:type="dxa" w:w="100"/>
-              <w:bottom w:type="dxa" w:w="60"/>
-              <w:right w:type="dxa" w:w="100"/>
-            </w:tcMar>
-          </w:tcPr>
-          <w:p>
-            <w:pPr>
-              <w:keepNext w:val="false"/>
-            </w:pPr>
-            <w:r>
-              <w:t xml:space="preserve">3</w:t>
-            </w:r>
-          </w:p>
-        </w:tc>
-        <w:tc>
-          <w:tcPr>
-            <w:tcW w:type="dxa" w:w="4234"/>
-            <w:tcBorders>
-              <w:top w:val="single" w:color="BFBFBF" w:sz="4"/>
-              <w:left w:val="single" w:color="BFBFBF" w:sz="4"/>
-              <w:bottom w:val="single" w:color="BFBFBF" w:sz="4"/>
-              <w:right w:val="single" w:color="BFBFBF" w:sz="4"/>
-            </w:tcBorders>
-            <w:tcMar>
-              <w:top w:type="dxa" w:w="60"/>
-              <w:left w:type="dxa" w:w="100"/>
-              <w:bottom w:type="dxa" w:w="60"/>
-              <w:right w:type="dxa" w:w="100"/>
-            </w:tcMar>
-          </w:tcPr>
-          <w:p>
-            <w:pPr>
-              <w:keepNext w:val="false"/>
-            </w:pPr>
-            <w:r>
-              <w:t xml:space="preserve">All 19 branches loaded with Reorder needed only off: press F12 → </w:t>
-            </w:r>
-            <w:r>
-              <w:rPr>
-                <w:b/>
-                <w:bCs/>
-              </w:rPr>
-              <w:t xml:space="preserve">Memory</w:t>
-            </w:r>
-            <w:r>
-              <w:t xml:space="preserve"> and note the heap size.</w:t>
-            </w:r>
-          </w:p>
-        </w:tc>
-        <w:tc>
-          <w:tcPr>
-            <w:tcW w:type="dxa" w:w="4536"/>
-            <w:tcBorders>
-              <w:top w:val="single" w:color="BFBFBF" w:sz="4"/>
-              <w:left w:val="single" w:color="BFBFBF" w:sz="4"/>
-              <w:bottom w:val="single" w:color="BFBFBF" w:sz="4"/>
-              <w:right w:val="single" w:color="BFBFBF" w:sz="4"/>
-            </w:tcBorders>
-            <w:tcMar>
-              <w:top w:type="dxa" w:w="60"/>
-              <w:left w:type="dxa" w:w="100"/>
-              <w:bottom w:type="dxa" w:w="60"/>
-              <w:right w:type="dxa" w:w="100"/>
-            </w:tcMar>
-          </w:tcPr>
-          <w:p>
-            <w:pPr>
-              <w:keepNext w:val="false"/>
-            </w:pPr>
-            <w:r>
-              <w:t xml:space="preserve">Write it down (below about 500 MB is fine). The page stays responsive.</w:t>
-            </w:r>
-          </w:p>
-        </w:tc>
-        <w:tc>
-          <w:tcPr>
-            <w:tcW w:type="dxa" w:w="806"/>
-            <w:tcBorders>
-              <w:top w:val="single" w:color="BFBFBF" w:sz="4"/>
-              <w:left w:val="single" w:color="BFBFBF" w:sz="4"/>
-              <w:bottom w:val="single" w:color="BFBFBF" w:sz="4"/>
-              <w:right w:val="single" w:color="BFBFBF" w:sz="4"/>
-            </w:tcBorders>
-            <w:tcMar>
-              <w:top w:type="dxa" w:w="60"/>
-              <w:left w:type="dxa" w:w="100"/>
-              <w:bottom w:type="dxa" w:w="60"/>
-              <w:right w:type="dxa" w:w="100"/>
-            </w:tcMar>
-          </w:tcPr>
-          <w:p>
-            <w:pPr>
-              <w:keepNext w:val="false"/>
-            </w:pPr>
-            <w:r>
-              <w:t xml:space="preserve">☐</w:t>
-            </w:r>
-          </w:p>
-        </w:tc>
-      </w:tr>
-      <w:tr>
-        <w:trPr>
-          <w:tblHeader w:val="false"/>
-        </w:trPr>
-        <w:tc>
-          <w:tcPr>
-            <w:tcW w:type="dxa" w:w="504"/>
-            <w:tcBorders>
-              <w:top w:val="single" w:color="BFBFBF" w:sz="4"/>
-              <w:left w:val="single" w:color="BFBFBF" w:sz="4"/>
-              <w:bottom w:val="single" w:color="BFBFBF" w:sz="4"/>
-              <w:right w:val="single" w:color="BFBFBF" w:sz="4"/>
-            </w:tcBorders>
-            <w:tcMar>
-              <w:top w:type="dxa" w:w="60"/>
-              <w:left w:type="dxa" w:w="100"/>
-              <w:bottom w:type="dxa" w:w="60"/>
-              <w:right w:type="dxa" w:w="100"/>
-            </w:tcMar>
-          </w:tcPr>
-          <w:p>
-            <w:pPr>
-              <w:keepNext w:val="false"/>
-            </w:pPr>
-            <w:r>
-              <w:t xml:space="preserve">4</w:t>
-            </w:r>
-          </w:p>
-        </w:tc>
-        <w:tc>
-          <w:tcPr>
-            <w:tcW w:type="dxa" w:w="4234"/>
-            <w:tcBorders>
-              <w:top w:val="single" w:color="BFBFBF" w:sz="4"/>
-              <w:left w:val="single" w:color="BFBFBF" w:sz="4"/>
-              <w:bottom w:val="single" w:color="BFBFBF" w:sz="4"/>
-              <w:right w:val="single" w:color="BFBFBF" w:sz="4"/>
-            </w:tcBorders>
-            <w:tcMar>
-              <w:top w:type="dxa" w:w="60"/>
-              <w:left w:type="dxa" w:w="100"/>
-              <w:bottom w:type="dxa" w:w="60"/>
-              <w:right w:type="dxa" w:w="100"/>
-            </w:tcMar>
-          </w:tcPr>
-          <w:p>
-            <w:pPr>
-              <w:keepNext w:val="false"/>
-            </w:pPr>
-            <w:r>
-              <w:t xml:space="preserve">Click </w:t>
-            </w:r>
-            <w:r>
-              <w:rPr>
-                <w:b/>
-                <w:bCs/>
-              </w:rPr>
-              <w:t xml:space="preserve">Clear</w:t>
-            </w:r>
-            <w:r>
-              <w:t xml:space="preserve">, then </w:t>
-            </w:r>
-            <w:r>
-              <w:rPr>
-                <w:b/>
-                <w:bCs/>
-              </w:rPr>
-              <w:t xml:space="preserve">Select all</w:t>
-            </w:r>
-            <w:r>
-              <w:t xml:space="preserve">, and click </w:t>
-            </w:r>
-            <w:r>
-              <w:rPr>
-                <w:b/>
-                <w:bCs/>
-              </w:rPr>
-              <w:t xml:space="preserve">Cancel</w:t>
-            </w:r>
-            <w:r>
-              <w:t xml:space="preserve"> while it loads; then click </w:t>
-            </w:r>
-            <w:r>
-              <w:rPr>
-                <w:b/>
-                <w:bCs/>
-              </w:rPr>
-              <w:t xml:space="preserve">Load the rest</w:t>
-            </w:r>
-            <w:r>
-              <w:t xml:space="preserve">.</w:t>
-            </w:r>
-          </w:p>
-        </w:tc>
-        <w:tc>
-          <w:tcPr>
-            <w:tcW w:type="dxa" w:w="4536"/>
-            <w:tcBorders>
-              <w:top w:val="single" w:color="BFBFBF" w:sz="4"/>
-              <w:left w:val="single" w:color="BFBFBF" w:sz="4"/>
-              <w:bottom w:val="single" w:color="BFBFBF" w:sz="4"/>
-              <w:right w:val="single" w:color="BFBFBF" w:sz="4"/>
-            </w:tcBorders>
-            <w:tcMar>
-              <w:top w:type="dxa" w:w="60"/>
-              <w:left w:type="dxa" w:w="100"/>
-              <w:bottom w:type="dxa" w:w="60"/>
-              <w:right w:type="dxa" w:w="100"/>
-            </w:tcMar>
-          </w:tcPr>
-          <w:p>
-            <w:pPr>
-              <w:keepNext w:val="false"/>
-            </w:pPr>
-            <w:r>
-              <w:t xml:space="preserve">Loading stops with "x of 19 branches loaded (stopped)", then finishes.</w:t>
-            </w:r>
-          </w:p>
-        </w:tc>
-        <w:tc>
-          <w:tcPr>
-            <w:tcW w:type="dxa" w:w="806"/>
-            <w:tcBorders>
-              <w:top w:val="single" w:color="BFBFBF" w:sz="4"/>
-              <w:left w:val="single" w:color="BFBFBF" w:sz="4"/>
-              <w:bottom w:val="single" w:color="BFBFBF" w:sz="4"/>
-              <w:right w:val="single" w:color="BFBFBF" w:sz="4"/>
-            </w:tcBorders>
-            <w:tcMar>
-              <w:top w:type="dxa" w:w="60"/>
-              <w:left w:type="dxa" w:w="100"/>
-              <w:bottom w:type="dxa" w:w="60"/>
-              <w:right w:type="dxa" w:w="100"/>
-            </w:tcMar>
-          </w:tcPr>
-          <w:p>
-            <w:pPr>
-              <w:keepNext w:val="false"/>
-            </w:pPr>
-            <w:r>
-              <w:t xml:space="preserve">☐</w:t>
-            </w:r>
-          </w:p>
-        </w:tc>
-      </w:tr>
-      <w:tr>
-        <w:trPr>
-          <w:tblHeader w:val="false"/>
-        </w:trPr>
-        <w:tc>
-          <w:tcPr>
-            <w:tcW w:type="dxa" w:w="504"/>
-            <w:tcBorders>
-              <w:top w:val="single" w:color="BFBFBF" w:sz="4"/>
-              <w:left w:val="single" w:color="BFBFBF" w:sz="4"/>
-              <w:bottom w:val="single" w:color="BFBFBF" w:sz="4"/>
-              <w:right w:val="single" w:color="BFBFBF" w:sz="4"/>
-            </w:tcBorders>
-            <w:tcMar>
-              <w:top w:type="dxa" w:w="60"/>
-              <w:left w:type="dxa" w:w="100"/>
-              <w:bottom w:type="dxa" w:w="60"/>
-              <w:right w:type="dxa" w:w="100"/>
-            </w:tcMar>
-          </w:tcPr>
-          <w:p>
-            <w:pPr>
-              <w:keepNext w:val="false"/>
-            </w:pPr>
-            <w:r>
-              <w:t xml:space="preserve">5</w:t>
-            </w:r>
-          </w:p>
-        </w:tc>
-        <w:tc>
-          <w:tcPr>
-            <w:tcW w:type="dxa" w:w="4234"/>
-            <w:tcBorders>
-              <w:top w:val="single" w:color="BFBFBF" w:sz="4"/>
-              <w:left w:val="single" w:color="BFBFBF" w:sz="4"/>
-              <w:bottom w:val="single" w:color="BFBFBF" w:sz="4"/>
-              <w:right w:val="single" w:color="BFBFBF" w:sz="4"/>
-            </w:tcBorders>
-            <w:tcMar>
-              <w:top w:type="dxa" w:w="60"/>
-              <w:left w:type="dxa" w:w="100"/>
-              <w:bottom w:type="dxa" w:w="60"/>
-              <w:right w:type="dxa" w:w="100"/>
-            </w:tcMar>
-          </w:tcPr>
-          <w:p>
-            <w:pPr>
-              <w:keepNext w:val="false"/>
-            </w:pPr>
-            <w:r>
-              <w:t xml:space="preserve">One-Time Order with all branches and a franchise.</w:t>
-            </w:r>
-          </w:p>
-        </w:tc>
-        <w:tc>
-          <w:tcPr>
-            <w:tcW w:type="dxa" w:w="4536"/>
-            <w:tcBorders>
-              <w:top w:val="single" w:color="BFBFBF" w:sz="4"/>
-              <w:left w:val="single" w:color="BFBFBF" w:sz="4"/>
-              <w:bottom w:val="single" w:color="BFBFBF" w:sz="4"/>
-              <w:right w:val="single" w:color="BFBFBF" w:sz="4"/>
-            </w:tcBorders>
-            <w:tcMar>
-              <w:top w:type="dxa" w:w="60"/>
-              <w:left w:type="dxa" w:w="100"/>
-              <w:bottom w:type="dxa" w:w="60"/>
-              <w:right w:type="dxa" w:w="100"/>
-            </w:tcMar>
-          </w:tcPr>
-          <w:p>
-            <w:pPr>
-              <w:keepNext w:val="false"/>
-            </w:pPr>
-            <w:r>
-              <w:t xml:space="preserve">Loads in about the same time as Reorder (about 4 seconds).</w:t>
-            </w:r>
-          </w:p>
-        </w:tc>
-        <w:tc>
-          <w:tcPr>
-            <w:tcW w:type="dxa" w:w="806"/>
-            <w:tcBorders>
-              <w:top w:val="single" w:color="BFBFBF" w:sz="4"/>
-              <w:left w:val="single" w:color="BFBFBF" w:sz="4"/>
-              <w:bottom w:val="single" w:color="BFBFBF" w:sz="4"/>
-              <w:right w:val="single" w:color="BFBFBF" w:sz="4"/>
-            </w:tcBorders>
-            <w:tcMar>
-              <w:top w:type="dxa" w:w="60"/>
-              <w:left w:type="dxa" w:w="100"/>
-              <w:bottom w:type="dxa" w:w="60"/>
-              <w:right w:type="dxa" w:w="100"/>
-            </w:tcMar>
-          </w:tcPr>
-          <w:p>
-            <w:pPr>
-              <w:keepNext w:val="false"/>
-            </w:pPr>
-            <w:r>
-              <w:t xml:space="preserve">☐</w:t>
-            </w:r>
-          </w:p>
-        </w:tc>
-      </w:tr>
-      <w:tr>
-        <w:trPr>
-          <w:tblHeader w:val="false"/>
-        </w:trPr>
-        <w:tc>
-          <w:tcPr>
-            <w:tcW w:type="dxa" w:w="504"/>
-            <w:tcBorders>
-              <w:top w:val="single" w:color="BFBFBF" w:sz="4"/>
-              <w:left w:val="single" w:color="BFBFBF" w:sz="4"/>
-              <w:bottom w:val="single" w:color="BFBFBF" w:sz="4"/>
-              <w:right w:val="single" w:color="BFBFBF" w:sz="4"/>
-            </w:tcBorders>
-            <w:tcMar>
-              <w:top w:type="dxa" w:w="60"/>
-              <w:left w:type="dxa" w:w="100"/>
-              <w:bottom w:type="dxa" w:w="60"/>
-              <w:right w:type="dxa" w:w="100"/>
-            </w:tcMar>
-          </w:tcPr>
-          <w:p>
-            <w:pPr>
-              <w:keepNext w:val="false"/>
-            </w:pPr>
-            <w:r>
-              <w:t xml:space="preserve">6</w:t>
-            </w:r>
-          </w:p>
-        </w:tc>
-        <w:tc>
-          <w:tcPr>
-            <w:tcW w:type="dxa" w:w="4234"/>
-            <w:tcBorders>
-              <w:top w:val="single" w:color="BFBFBF" w:sz="4"/>
-              <w:left w:val="single" w:color="BFBFBF" w:sz="4"/>
-              <w:bottom w:val="single" w:color="BFBFBF" w:sz="4"/>
-              <w:right w:val="single" w:color="BFBFBF" w:sz="4"/>
-            </w:tcBorders>
-            <w:tcMar>
-              <w:top w:type="dxa" w:w="60"/>
-              <w:left w:type="dxa" w:w="100"/>
-              <w:bottom w:type="dxa" w:w="60"/>
-              <w:right w:type="dxa" w:w="100"/>
-            </w:tcMar>
-          </w:tcPr>
-          <w:p>
-            <w:pPr>
-              <w:keepNext w:val="false"/>
-            </w:pPr>
-            <w:r>
-              <w:t xml:space="preserve">After a morning publish, reload a page left open from the day before.</w:t>
-            </w:r>
-          </w:p>
-        </w:tc>
-        <w:tc>
-          <w:tcPr>
-            <w:tcW w:type="dxa" w:w="4536"/>
-            <w:tcBorders>
-              <w:top w:val="single" w:color="BFBFBF" w:sz="4"/>
-              <w:left w:val="single" w:color="BFBFBF" w:sz="4"/>
-              <w:bottom w:val="single" w:color="BFBFBF" w:sz="4"/>
-              <w:right w:val="single" w:color="BFBFBF" w:sz="4"/>
-            </w:tcBorders>
-            <w:tcMar>
-              <w:top w:type="dxa" w:w="60"/>
-              <w:left w:type="dxa" w:w="100"/>
-              <w:bottom w:type="dxa" w:w="60"/>
-              <w:right w:type="dxa" w:w="100"/>
-            </w:tcMar>
-          </w:tcPr>
-          <w:p>
-            <w:pPr>
-              <w:keepNext w:val="false"/>
-            </w:pPr>
-            <w:r>
-              <w:t xml:space="preserve">The new data date shows; no error.</w:t>
+              <w:t xml:space="preserve">Branch,PartNumber,Description,OrderQty,Cost,LineValue,Bin</w:t>
+            </w:r>
+            <w:r>
+              <w:t xml:space="preserve">; both orders show Exported with an export count of 1.</w:t>
             </w:r>
           </w:p>
         </w:tc>
@@ -24608,6 +24023,1650 @@
         <w:spacing w:after="160"/>
       </w:pPr>
     </w:p>
+    <w:p>
+      <w:pPr>
+        <w:pStyle w:val="Heading3"/>
+      </w:pPr>
+      <w:r>
+        <w:t xml:space="preserve">0.5.0</w:t>
+      </w:r>
+    </w:p>
+    <w:tbl>
+      <w:tblPr>
+        <w:tblW w:type="dxa" w:w="10080"/>
+        <w:tblBorders>
+          <w:top w:val="single" w:color="auto" w:sz="4"/>
+          <w:left w:val="single" w:color="auto" w:sz="4"/>
+          <w:bottom w:val="single" w:color="auto" w:sz="4"/>
+          <w:right w:val="single" w:color="auto" w:sz="4"/>
+          <w:insideH w:val="single" w:color="auto" w:sz="4"/>
+          <w:insideV w:val="single" w:color="auto" w:sz="4"/>
+        </w:tblBorders>
+      </w:tblPr>
+      <w:tblGrid>
+        <w:gridCol w:w="504"/>
+        <w:gridCol w:w="4234"/>
+        <w:gridCol w:w="4536"/>
+        <w:gridCol w:w="806"/>
+      </w:tblGrid>
+      <w:tr>
+        <w:trPr>
+          <w:tblHeader/>
+        </w:trPr>
+        <w:tc>
+          <w:tcPr>
+            <w:tcW w:type="dxa" w:w="504"/>
+            <w:tcBorders>
+              <w:top w:val="single" w:color="BFBFBF" w:sz="4"/>
+              <w:left w:val="single" w:color="BFBFBF" w:sz="4"/>
+              <w:bottom w:val="single" w:color="BFBFBF" w:sz="4"/>
+              <w:right w:val="single" w:color="BFBFBF" w:sz="4"/>
+            </w:tcBorders>
+            <w:shd w:fill="DEEAF6" w:color="auto" w:val="clear"/>
+            <w:tcMar>
+              <w:top w:type="dxa" w:w="60"/>
+              <w:left w:type="dxa" w:w="100"/>
+              <w:bottom w:type="dxa" w:w="60"/>
+              <w:right w:type="dxa" w:w="100"/>
+            </w:tcMar>
+          </w:tcPr>
+          <w:p>
+            <w:pPr>
+              <w:keepNext w:val="false"/>
+            </w:pPr>
+            <w:r>
+              <w:rPr>
+                <w:b/>
+                <w:bCs/>
+              </w:rPr>
+              <w:t xml:space="preserve">#</w:t>
+            </w:r>
+          </w:p>
+        </w:tc>
+        <w:tc>
+          <w:tcPr>
+            <w:tcW w:type="dxa" w:w="4234"/>
+            <w:tcBorders>
+              <w:top w:val="single" w:color="BFBFBF" w:sz="4"/>
+              <w:left w:val="single" w:color="BFBFBF" w:sz="4"/>
+              <w:bottom w:val="single" w:color="BFBFBF" w:sz="4"/>
+              <w:right w:val="single" w:color="BFBFBF" w:sz="4"/>
+            </w:tcBorders>
+            <w:shd w:fill="DEEAF6" w:color="auto" w:val="clear"/>
+            <w:tcMar>
+              <w:top w:type="dxa" w:w="60"/>
+              <w:left w:type="dxa" w:w="100"/>
+              <w:bottom w:type="dxa" w:w="60"/>
+              <w:right w:type="dxa" w:w="100"/>
+            </w:tcMar>
+          </w:tcPr>
+          <w:p>
+            <w:pPr>
+              <w:keepNext w:val="false"/>
+            </w:pPr>
+            <w:r>
+              <w:rPr>
+                <w:b/>
+                <w:bCs/>
+              </w:rPr>
+              <w:t xml:space="preserve">Do this</w:t>
+            </w:r>
+          </w:p>
+        </w:tc>
+        <w:tc>
+          <w:tcPr>
+            <w:tcW w:type="dxa" w:w="4536"/>
+            <w:tcBorders>
+              <w:top w:val="single" w:color="BFBFBF" w:sz="4"/>
+              <w:left w:val="single" w:color="BFBFBF" w:sz="4"/>
+              <w:bottom w:val="single" w:color="BFBFBF" w:sz="4"/>
+              <w:right w:val="single" w:color="BFBFBF" w:sz="4"/>
+            </w:tcBorders>
+            <w:shd w:fill="DEEAF6" w:color="auto" w:val="clear"/>
+            <w:tcMar>
+              <w:top w:type="dxa" w:w="60"/>
+              <w:left w:type="dxa" w:w="100"/>
+              <w:bottom w:type="dxa" w:w="60"/>
+              <w:right w:type="dxa" w:w="100"/>
+            </w:tcMar>
+          </w:tcPr>
+          <w:p>
+            <w:pPr>
+              <w:keepNext w:val="false"/>
+            </w:pPr>
+            <w:r>
+              <w:rPr>
+                <w:b/>
+                <w:bCs/>
+              </w:rPr>
+              <w:t xml:space="preserve">You should see</w:t>
+            </w:r>
+          </w:p>
+        </w:tc>
+        <w:tc>
+          <w:tcPr>
+            <w:tcW w:type="dxa" w:w="806"/>
+            <w:tcBorders>
+              <w:top w:val="single" w:color="BFBFBF" w:sz="4"/>
+              <w:left w:val="single" w:color="BFBFBF" w:sz="4"/>
+              <w:bottom w:val="single" w:color="BFBFBF" w:sz="4"/>
+              <w:right w:val="single" w:color="BFBFBF" w:sz="4"/>
+            </w:tcBorders>
+            <w:shd w:fill="DEEAF6" w:color="auto" w:val="clear"/>
+            <w:tcMar>
+              <w:top w:type="dxa" w:w="60"/>
+              <w:left w:type="dxa" w:w="100"/>
+              <w:bottom w:type="dxa" w:w="60"/>
+              <w:right w:type="dxa" w:w="100"/>
+            </w:tcMar>
+          </w:tcPr>
+          <w:p>
+            <w:pPr>
+              <w:keepNext w:val="false"/>
+            </w:pPr>
+            <w:r>
+              <w:rPr>
+                <w:b/>
+                <w:bCs/>
+              </w:rPr>
+              <w:t xml:space="preserve">OK</w:t>
+            </w:r>
+          </w:p>
+        </w:tc>
+      </w:tr>
+      <w:tr>
+        <w:trPr>
+          <w:tblHeader w:val="false"/>
+        </w:trPr>
+        <w:tc>
+          <w:tcPr>
+            <w:tcW w:type="dxa" w:w="504"/>
+            <w:tcBorders>
+              <w:top w:val="single" w:color="BFBFBF" w:sz="4"/>
+              <w:left w:val="single" w:color="BFBFBF" w:sz="4"/>
+              <w:bottom w:val="single" w:color="BFBFBF" w:sz="4"/>
+              <w:right w:val="single" w:color="BFBFBF" w:sz="4"/>
+            </w:tcBorders>
+            <w:tcMar>
+              <w:top w:type="dxa" w:w="60"/>
+              <w:left w:type="dxa" w:w="100"/>
+              <w:bottom w:type="dxa" w:w="60"/>
+              <w:right w:type="dxa" w:w="100"/>
+            </w:tcMar>
+          </w:tcPr>
+          <w:p>
+            <w:pPr>
+              <w:keepNext w:val="false"/>
+            </w:pPr>
+            <w:r>
+              <w:t xml:space="preserve">1</w:t>
+            </w:r>
+          </w:p>
+        </w:tc>
+        <w:tc>
+          <w:tcPr>
+            <w:tcW w:type="dxa" w:w="4234"/>
+            <w:tcBorders>
+              <w:top w:val="single" w:color="BFBFBF" w:sz="4"/>
+              <w:left w:val="single" w:color="BFBFBF" w:sz="4"/>
+              <w:bottom w:val="single" w:color="BFBFBF" w:sz="4"/>
+              <w:right w:val="single" w:color="BFBFBF" w:sz="4"/>
+            </w:tcBorders>
+            <w:tcMar>
+              <w:top w:type="dxa" w:w="60"/>
+              <w:left w:type="dxa" w:w="100"/>
+              <w:bottom w:type="dxa" w:w="60"/>
+              <w:right w:type="dxa" w:w="100"/>
+            </w:tcMar>
+          </w:tcPr>
+          <w:p>
+            <w:pPr>
+              <w:keepNext w:val="false"/>
+            </w:pPr>
+            <w:r>
+              <w:t xml:space="preserve">App Settings → </w:t>
+            </w:r>
+            <w:r>
+              <w:rPr>
+                <w:b/>
+                <w:bCs/>
+              </w:rPr>
+              <w:t xml:space="preserve">About</w:t>
+            </w:r>
+            <w:r>
+              <w:t xml:space="preserve">.</w:t>
+            </w:r>
+          </w:p>
+        </w:tc>
+        <w:tc>
+          <w:tcPr>
+            <w:tcW w:type="dxa" w:w="4536"/>
+            <w:tcBorders>
+              <w:top w:val="single" w:color="BFBFBF" w:sz="4"/>
+              <w:left w:val="single" w:color="BFBFBF" w:sz="4"/>
+              <w:bottom w:val="single" w:color="BFBFBF" w:sz="4"/>
+              <w:right w:val="single" w:color="BFBFBF" w:sz="4"/>
+            </w:tcBorders>
+            <w:tcMar>
+              <w:top w:type="dxa" w:w="60"/>
+              <w:left w:type="dxa" w:w="100"/>
+              <w:bottom w:type="dxa" w:w="60"/>
+              <w:right w:type="dxa" w:w="100"/>
+            </w:tcMar>
+          </w:tcPr>
+          <w:p>
+            <w:pPr>
+              <w:keepNext w:val="false"/>
+            </w:pPr>
+            <w:r>
+              <w:rPr>
+                <w:b/>
+                <w:bCs/>
+              </w:rPr>
+              <w:t xml:space="preserve">0.5.0</w:t>
+            </w:r>
+            <w:r>
+              <w:t xml:space="preserve"> and the deployed commit.</w:t>
+            </w:r>
+          </w:p>
+        </w:tc>
+        <w:tc>
+          <w:tcPr>
+            <w:tcW w:type="dxa" w:w="806"/>
+            <w:tcBorders>
+              <w:top w:val="single" w:color="BFBFBF" w:sz="4"/>
+              <w:left w:val="single" w:color="BFBFBF" w:sz="4"/>
+              <w:bottom w:val="single" w:color="BFBFBF" w:sz="4"/>
+              <w:right w:val="single" w:color="BFBFBF" w:sz="4"/>
+            </w:tcBorders>
+            <w:tcMar>
+              <w:top w:type="dxa" w:w="60"/>
+              <w:left w:type="dxa" w:w="100"/>
+              <w:bottom w:type="dxa" w:w="60"/>
+              <w:right w:type="dxa" w:w="100"/>
+            </w:tcMar>
+          </w:tcPr>
+          <w:p>
+            <w:pPr>
+              <w:keepNext w:val="false"/>
+            </w:pPr>
+            <w:r>
+              <w:t xml:space="preserve">☐</w:t>
+            </w:r>
+          </w:p>
+        </w:tc>
+      </w:tr>
+      <w:tr>
+        <w:trPr>
+          <w:tblHeader w:val="false"/>
+        </w:trPr>
+        <w:tc>
+          <w:tcPr>
+            <w:tcW w:type="dxa" w:w="504"/>
+            <w:tcBorders>
+              <w:top w:val="single" w:color="BFBFBF" w:sz="4"/>
+              <w:left w:val="single" w:color="BFBFBF" w:sz="4"/>
+              <w:bottom w:val="single" w:color="BFBFBF" w:sz="4"/>
+              <w:right w:val="single" w:color="BFBFBF" w:sz="4"/>
+            </w:tcBorders>
+            <w:tcMar>
+              <w:top w:type="dxa" w:w="60"/>
+              <w:left w:type="dxa" w:w="100"/>
+              <w:bottom w:type="dxa" w:w="60"/>
+              <w:right w:type="dxa" w:w="100"/>
+            </w:tcMar>
+          </w:tcPr>
+          <w:p>
+            <w:pPr>
+              <w:keepNext w:val="false"/>
+            </w:pPr>
+            <w:r>
+              <w:t xml:space="preserve">2</w:t>
+            </w:r>
+          </w:p>
+        </w:tc>
+        <w:tc>
+          <w:tcPr>
+            <w:tcW w:type="dxa" w:w="4234"/>
+            <w:tcBorders>
+              <w:top w:val="single" w:color="BFBFBF" w:sz="4"/>
+              <w:left w:val="single" w:color="BFBFBF" w:sz="4"/>
+              <w:bottom w:val="single" w:color="BFBFBF" w:sz="4"/>
+              <w:right w:val="single" w:color="BFBFBF" w:sz="4"/>
+            </w:tcBorders>
+            <w:tcMar>
+              <w:top w:type="dxa" w:w="60"/>
+              <w:left w:type="dxa" w:w="100"/>
+              <w:bottom w:type="dxa" w:w="60"/>
+              <w:right w:type="dxa" w:w="100"/>
+            </w:tcMar>
+          </w:tcPr>
+          <w:p>
+            <w:pPr>
+              <w:keepNext w:val="false"/>
+            </w:pPr>
+            <w:r>
+              <w:t xml:space="preserve">The first morning after the 0.5.0 publish: re-check the Part 2 examples (MULTISEAL at 1 with 44 from 6; branch 6 and 93 on Other branches; R134A redistribution from 13; GG100 with no stock or sales at 1; 124184 at about 22 demands) against Prod.</w:t>
+            </w:r>
+          </w:p>
+        </w:tc>
+        <w:tc>
+          <w:tcPr>
+            <w:tcW w:type="dxa" w:w="4536"/>
+            <w:tcBorders>
+              <w:top w:val="single" w:color="BFBFBF" w:sz="4"/>
+              <w:left w:val="single" w:color="BFBFBF" w:sz="4"/>
+              <w:bottom w:val="single" w:color="BFBFBF" w:sz="4"/>
+              <w:right w:val="single" w:color="BFBFBF" w:sz="4"/>
+            </w:tcBorders>
+            <w:tcMar>
+              <w:top w:type="dxa" w:w="60"/>
+              <w:left w:type="dxa" w:w="100"/>
+              <w:bottom w:type="dxa" w:w="60"/>
+              <w:right w:type="dxa" w:w="100"/>
+            </w:tcMar>
+          </w:tcPr>
+          <w:p>
+            <w:pPr>
+              <w:keepNext w:val="false"/>
+            </w:pPr>
+            <w:r>
+              <w:t xml:space="preserve">Each still behaves as described; update the walkthrough where Prod differs before sending it out.</w:t>
+            </w:r>
+          </w:p>
+        </w:tc>
+        <w:tc>
+          <w:tcPr>
+            <w:tcW w:type="dxa" w:w="806"/>
+            <w:tcBorders>
+              <w:top w:val="single" w:color="BFBFBF" w:sz="4"/>
+              <w:left w:val="single" w:color="BFBFBF" w:sz="4"/>
+              <w:bottom w:val="single" w:color="BFBFBF" w:sz="4"/>
+              <w:right w:val="single" w:color="BFBFBF" w:sz="4"/>
+            </w:tcBorders>
+            <w:tcMar>
+              <w:top w:type="dxa" w:w="60"/>
+              <w:left w:type="dxa" w:w="100"/>
+              <w:bottom w:type="dxa" w:w="60"/>
+              <w:right w:type="dxa" w:w="100"/>
+            </w:tcMar>
+          </w:tcPr>
+          <w:p>
+            <w:pPr>
+              <w:keepNext w:val="false"/>
+            </w:pPr>
+            <w:r>
+              <w:t xml:space="preserve">☐</w:t>
+            </w:r>
+          </w:p>
+        </w:tc>
+      </w:tr>
+      <w:tr>
+        <w:trPr>
+          <w:tblHeader w:val="false"/>
+        </w:trPr>
+        <w:tc>
+          <w:tcPr>
+            <w:tcW w:type="dxa" w:w="504"/>
+            <w:tcBorders>
+              <w:top w:val="single" w:color="BFBFBF" w:sz="4"/>
+              <w:left w:val="single" w:color="BFBFBF" w:sz="4"/>
+              <w:bottom w:val="single" w:color="BFBFBF" w:sz="4"/>
+              <w:right w:val="single" w:color="BFBFBF" w:sz="4"/>
+            </w:tcBorders>
+            <w:tcMar>
+              <w:top w:type="dxa" w:w="60"/>
+              <w:left w:type="dxa" w:w="100"/>
+              <w:bottom w:type="dxa" w:w="60"/>
+              <w:right w:type="dxa" w:w="100"/>
+            </w:tcMar>
+          </w:tcPr>
+          <w:p>
+            <w:pPr>
+              <w:keepNext w:val="false"/>
+            </w:pPr>
+            <w:r>
+              <w:t xml:space="preserve">3</w:t>
+            </w:r>
+          </w:p>
+        </w:tc>
+        <w:tc>
+          <w:tcPr>
+            <w:tcW w:type="dxa" w:w="4234"/>
+            <w:tcBorders>
+              <w:top w:val="single" w:color="BFBFBF" w:sz="4"/>
+              <w:left w:val="single" w:color="BFBFBF" w:sz="4"/>
+              <w:bottom w:val="single" w:color="BFBFBF" w:sz="4"/>
+              <w:right w:val="single" w:color="BFBFBF" w:sz="4"/>
+            </w:tcBorders>
+            <w:tcMar>
+              <w:top w:type="dxa" w:w="60"/>
+              <w:left w:type="dxa" w:w="100"/>
+              <w:bottom w:type="dxa" w:w="60"/>
+              <w:right w:type="dxa" w:w="100"/>
+            </w:tcMar>
+          </w:tcPr>
+          <w:p>
+            <w:pPr>
+              <w:keepNext w:val="false"/>
+            </w:pPr>
+            <w:r>
+              <w:t xml:space="preserve">Home, Recommended Reorder and Transfers with the Prod data.</w:t>
+            </w:r>
+          </w:p>
+        </w:tc>
+        <w:tc>
+          <w:tcPr>
+            <w:tcW w:type="dxa" w:w="4536"/>
+            <w:tcBorders>
+              <w:top w:val="single" w:color="BFBFBF" w:sz="4"/>
+              <w:left w:val="single" w:color="BFBFBF" w:sz="4"/>
+              <w:bottom w:val="single" w:color="BFBFBF" w:sz="4"/>
+              <w:right w:val="single" w:color="BFBFBF" w:sz="4"/>
+            </w:tcBorders>
+            <w:tcMar>
+              <w:top w:type="dxa" w:w="60"/>
+              <w:left w:type="dxa" w:w="100"/>
+              <w:bottom w:type="dxa" w:w="60"/>
+              <w:right w:type="dxa" w:w="100"/>
+            </w:tcMar>
+          </w:tcPr>
+          <w:p>
+            <w:pPr>
+              <w:keepNext w:val="false"/>
+            </w:pPr>
+            <w:r>
+              <w:t xml:space="preserve">Purple card, banner and pills show; Transfers goes </w:t>
+            </w:r>
+            <w:r>
+              <w:rPr>
+                <w:b/>
+                <w:bCs/>
+              </w:rPr>
+              <w:t xml:space="preserve">Live</w:t>
+            </w:r>
+            <w:r>
+              <w:t xml:space="preserve"> with no red "disagree" banner.</w:t>
+            </w:r>
+          </w:p>
+        </w:tc>
+        <w:tc>
+          <w:tcPr>
+            <w:tcW w:type="dxa" w:w="806"/>
+            <w:tcBorders>
+              <w:top w:val="single" w:color="BFBFBF" w:sz="4"/>
+              <w:left w:val="single" w:color="BFBFBF" w:sz="4"/>
+              <w:bottom w:val="single" w:color="BFBFBF" w:sz="4"/>
+              <w:right w:val="single" w:color="BFBFBF" w:sz="4"/>
+            </w:tcBorders>
+            <w:tcMar>
+              <w:top w:type="dxa" w:w="60"/>
+              <w:left w:type="dxa" w:w="100"/>
+              <w:bottom w:type="dxa" w:w="60"/>
+              <w:right w:type="dxa" w:w="100"/>
+            </w:tcMar>
+          </w:tcPr>
+          <w:p>
+            <w:pPr>
+              <w:keepNext w:val="false"/>
+            </w:pPr>
+            <w:r>
+              <w:t xml:space="preserve">☐</w:t>
+            </w:r>
+          </w:p>
+        </w:tc>
+      </w:tr>
+      <w:tr>
+        <w:trPr>
+          <w:tblHeader w:val="false"/>
+        </w:trPr>
+        <w:tc>
+          <w:tcPr>
+            <w:tcW w:type="dxa" w:w="504"/>
+            <w:tcBorders>
+              <w:top w:val="single" w:color="BFBFBF" w:sz="4"/>
+              <w:left w:val="single" w:color="BFBFBF" w:sz="4"/>
+              <w:bottom w:val="single" w:color="BFBFBF" w:sz="4"/>
+              <w:right w:val="single" w:color="BFBFBF" w:sz="4"/>
+            </w:tcBorders>
+            <w:tcMar>
+              <w:top w:type="dxa" w:w="60"/>
+              <w:left w:type="dxa" w:w="100"/>
+              <w:bottom w:type="dxa" w:w="60"/>
+              <w:right w:type="dxa" w:w="100"/>
+            </w:tcMar>
+          </w:tcPr>
+          <w:p>
+            <w:pPr>
+              <w:keepNext w:val="false"/>
+            </w:pPr>
+            <w:r>
+              <w:t xml:space="preserve">4</w:t>
+            </w:r>
+          </w:p>
+        </w:tc>
+        <w:tc>
+          <w:tcPr>
+            <w:tcW w:type="dxa" w:w="4234"/>
+            <w:tcBorders>
+              <w:top w:val="single" w:color="BFBFBF" w:sz="4"/>
+              <w:left w:val="single" w:color="BFBFBF" w:sz="4"/>
+              <w:bottom w:val="single" w:color="BFBFBF" w:sz="4"/>
+              <w:right w:val="single" w:color="BFBFBF" w:sz="4"/>
+            </w:tcBorders>
+            <w:tcMar>
+              <w:top w:type="dxa" w:w="60"/>
+              <w:left w:type="dxa" w:w="100"/>
+              <w:bottom w:type="dxa" w:w="60"/>
+              <w:right w:type="dxa" w:w="100"/>
+            </w:tcMar>
+          </w:tcPr>
+          <w:p>
+            <w:pPr>
+              <w:keepNext w:val="false"/>
+            </w:pPr>
+            <w:r>
+              <w:t xml:space="preserve">Open an old address with dealer groups: </w:t>
+            </w:r>
+            <w:r>
+              <w:rPr>
+                <w:rFonts w:ascii="Consolas" w:cs="Consolas" w:eastAsia="Consolas" w:hAnsi="Consolas"/>
+                <w:sz w:val="20"/>
+                <w:szCs w:val="20"/>
+              </w:rPr>
+              <w:t xml:space="preserve">/reorder?branch=1&amp;dgc=COTTON</w:t>
+            </w:r>
+            <w:r>
+              <w:t xml:space="preserve">.</w:t>
+            </w:r>
+          </w:p>
+        </w:tc>
+        <w:tc>
+          <w:tcPr>
+            <w:tcW w:type="dxa" w:w="4536"/>
+            <w:tcBorders>
+              <w:top w:val="single" w:color="BFBFBF" w:sz="4"/>
+              <w:left w:val="single" w:color="BFBFBF" w:sz="4"/>
+              <w:bottom w:val="single" w:color="BFBFBF" w:sz="4"/>
+              <w:right w:val="single" w:color="BFBFBF" w:sz="4"/>
+            </w:tcBorders>
+            <w:tcMar>
+              <w:top w:type="dxa" w:w="60"/>
+              <w:left w:type="dxa" w:w="100"/>
+              <w:bottom w:type="dxa" w:w="60"/>
+              <w:right w:type="dxa" w:w="100"/>
+            </w:tcMar>
+          </w:tcPr>
+          <w:p>
+            <w:pPr>
+              <w:keepNext w:val="false"/>
+            </w:pPr>
+            <w:r>
+              <w:t xml:space="preserve">Recommended Reorder with COTTON ticked.</w:t>
+            </w:r>
+          </w:p>
+        </w:tc>
+        <w:tc>
+          <w:tcPr>
+            <w:tcW w:type="dxa" w:w="806"/>
+            <w:tcBorders>
+              <w:top w:val="single" w:color="BFBFBF" w:sz="4"/>
+              <w:left w:val="single" w:color="BFBFBF" w:sz="4"/>
+              <w:bottom w:val="single" w:color="BFBFBF" w:sz="4"/>
+              <w:right w:val="single" w:color="BFBFBF" w:sz="4"/>
+            </w:tcBorders>
+            <w:tcMar>
+              <w:top w:type="dxa" w:w="60"/>
+              <w:left w:type="dxa" w:w="100"/>
+              <w:bottom w:type="dxa" w:w="60"/>
+              <w:right w:type="dxa" w:w="100"/>
+            </w:tcMar>
+          </w:tcPr>
+          <w:p>
+            <w:pPr>
+              <w:keepNext w:val="false"/>
+            </w:pPr>
+            <w:r>
+              <w:t xml:space="preserve">☐</w:t>
+            </w:r>
+          </w:p>
+        </w:tc>
+      </w:tr>
+      <w:tr>
+        <w:trPr>
+          <w:tblHeader w:val="false"/>
+        </w:trPr>
+        <w:tc>
+          <w:tcPr>
+            <w:tcW w:type="dxa" w:w="504"/>
+            <w:tcBorders>
+              <w:top w:val="single" w:color="BFBFBF" w:sz="4"/>
+              <w:left w:val="single" w:color="BFBFBF" w:sz="4"/>
+              <w:bottom w:val="single" w:color="BFBFBF" w:sz="4"/>
+              <w:right w:val="single" w:color="BFBFBF" w:sz="4"/>
+            </w:tcBorders>
+            <w:tcMar>
+              <w:top w:type="dxa" w:w="60"/>
+              <w:left w:type="dxa" w:w="100"/>
+              <w:bottom w:type="dxa" w:w="60"/>
+              <w:right w:type="dxa" w:w="100"/>
+            </w:tcMar>
+          </w:tcPr>
+          <w:p>
+            <w:pPr>
+              <w:keepNext w:val="false"/>
+            </w:pPr>
+            <w:r>
+              <w:t xml:space="preserve">5</w:t>
+            </w:r>
+          </w:p>
+        </w:tc>
+        <w:tc>
+          <w:tcPr>
+            <w:tcW w:type="dxa" w:w="4234"/>
+            <w:tcBorders>
+              <w:top w:val="single" w:color="BFBFBF" w:sz="4"/>
+              <w:left w:val="single" w:color="BFBFBF" w:sz="4"/>
+              <w:bottom w:val="single" w:color="BFBFBF" w:sz="4"/>
+              <w:right w:val="single" w:color="BFBFBF" w:sz="4"/>
+            </w:tcBorders>
+            <w:tcMar>
+              <w:top w:type="dxa" w:w="60"/>
+              <w:left w:type="dxa" w:w="100"/>
+              <w:bottom w:type="dxa" w:w="60"/>
+              <w:right w:type="dxa" w:w="100"/>
+            </w:tcMar>
+          </w:tcPr>
+          <w:p>
+            <w:pPr>
+              <w:keepNext w:val="false"/>
+            </w:pPr>
+            <w:r>
+              <w:t xml:space="preserve">Special statuses with all branches loaded.</w:t>
+            </w:r>
+          </w:p>
+        </w:tc>
+        <w:tc>
+          <w:tcPr>
+            <w:tcW w:type="dxa" w:w="4536"/>
+            <w:tcBorders>
+              <w:top w:val="single" w:color="BFBFBF" w:sz="4"/>
+              <w:left w:val="single" w:color="BFBFBF" w:sz="4"/>
+              <w:bottom w:val="single" w:color="BFBFBF" w:sz="4"/>
+              <w:right w:val="single" w:color="BFBFBF" w:sz="4"/>
+            </w:tcBorders>
+            <w:tcMar>
+              <w:top w:type="dxa" w:w="60"/>
+              <w:left w:type="dxa" w:w="100"/>
+              <w:bottom w:type="dxa" w:w="60"/>
+              <w:right w:type="dxa" w:w="100"/>
+            </w:tcMar>
+          </w:tcPr>
+          <w:p>
+            <w:pPr>
+              <w:keepNext w:val="false"/>
+            </w:pPr>
+            <w:r>
+              <w:t xml:space="preserve">Masks, Manual order, min overrides and any phase-ins; no errors.</w:t>
+            </w:r>
+          </w:p>
+        </w:tc>
+        <w:tc>
+          <w:tcPr>
+            <w:tcW w:type="dxa" w:w="806"/>
+            <w:tcBorders>
+              <w:top w:val="single" w:color="BFBFBF" w:sz="4"/>
+              <w:left w:val="single" w:color="BFBFBF" w:sz="4"/>
+              <w:bottom w:val="single" w:color="BFBFBF" w:sz="4"/>
+              <w:right w:val="single" w:color="BFBFBF" w:sz="4"/>
+            </w:tcBorders>
+            <w:tcMar>
+              <w:top w:type="dxa" w:w="60"/>
+              <w:left w:type="dxa" w:w="100"/>
+              <w:bottom w:type="dxa" w:w="60"/>
+              <w:right w:type="dxa" w:w="100"/>
+            </w:tcMar>
+          </w:tcPr>
+          <w:p>
+            <w:pPr>
+              <w:keepNext w:val="false"/>
+            </w:pPr>
+            <w:r>
+              <w:t xml:space="preserve">☐</w:t>
+            </w:r>
+          </w:p>
+        </w:tc>
+      </w:tr>
+    </w:tbl>
+    <w:p>
+      <w:pPr>
+        <w:spacing w:after="120"/>
+      </w:pPr>
+    </w:p>
+    <w:p>
+      <w:pPr>
+        <w:pStyle w:val="Heading3"/>
+      </w:pPr>
+      <w:r>
+        <w:t xml:space="preserve">0.4.0</w:t>
+      </w:r>
+    </w:p>
+    <w:tbl>
+      <w:tblPr>
+        <w:tblW w:type="dxa" w:w="10080"/>
+        <w:tblBorders>
+          <w:top w:val="single" w:color="auto" w:sz="4"/>
+          <w:left w:val="single" w:color="auto" w:sz="4"/>
+          <w:bottom w:val="single" w:color="auto" w:sz="4"/>
+          <w:right w:val="single" w:color="auto" w:sz="4"/>
+          <w:insideH w:val="single" w:color="auto" w:sz="4"/>
+          <w:insideV w:val="single" w:color="auto" w:sz="4"/>
+        </w:tblBorders>
+      </w:tblPr>
+      <w:tblGrid>
+        <w:gridCol w:w="504"/>
+        <w:gridCol w:w="4234"/>
+        <w:gridCol w:w="4536"/>
+        <w:gridCol w:w="806"/>
+      </w:tblGrid>
+      <w:tr>
+        <w:trPr>
+          <w:tblHeader/>
+        </w:trPr>
+        <w:tc>
+          <w:tcPr>
+            <w:tcW w:type="dxa" w:w="504"/>
+            <w:tcBorders>
+              <w:top w:val="single" w:color="BFBFBF" w:sz="4"/>
+              <w:left w:val="single" w:color="BFBFBF" w:sz="4"/>
+              <w:bottom w:val="single" w:color="BFBFBF" w:sz="4"/>
+              <w:right w:val="single" w:color="BFBFBF" w:sz="4"/>
+            </w:tcBorders>
+            <w:shd w:fill="DEEAF6" w:color="auto" w:val="clear"/>
+            <w:tcMar>
+              <w:top w:type="dxa" w:w="60"/>
+              <w:left w:type="dxa" w:w="100"/>
+              <w:bottom w:type="dxa" w:w="60"/>
+              <w:right w:type="dxa" w:w="100"/>
+            </w:tcMar>
+          </w:tcPr>
+          <w:p>
+            <w:pPr>
+              <w:keepNext w:val="false"/>
+            </w:pPr>
+            <w:r>
+              <w:rPr>
+                <w:b/>
+                <w:bCs/>
+              </w:rPr>
+              <w:t xml:space="preserve">#</w:t>
+            </w:r>
+          </w:p>
+        </w:tc>
+        <w:tc>
+          <w:tcPr>
+            <w:tcW w:type="dxa" w:w="4234"/>
+            <w:tcBorders>
+              <w:top w:val="single" w:color="BFBFBF" w:sz="4"/>
+              <w:left w:val="single" w:color="BFBFBF" w:sz="4"/>
+              <w:bottom w:val="single" w:color="BFBFBF" w:sz="4"/>
+              <w:right w:val="single" w:color="BFBFBF" w:sz="4"/>
+            </w:tcBorders>
+            <w:shd w:fill="DEEAF6" w:color="auto" w:val="clear"/>
+            <w:tcMar>
+              <w:top w:type="dxa" w:w="60"/>
+              <w:left w:type="dxa" w:w="100"/>
+              <w:bottom w:type="dxa" w:w="60"/>
+              <w:right w:type="dxa" w:w="100"/>
+            </w:tcMar>
+          </w:tcPr>
+          <w:p>
+            <w:pPr>
+              <w:keepNext w:val="false"/>
+            </w:pPr>
+            <w:r>
+              <w:rPr>
+                <w:b/>
+                <w:bCs/>
+              </w:rPr>
+              <w:t xml:space="preserve">Do this</w:t>
+            </w:r>
+          </w:p>
+        </w:tc>
+        <w:tc>
+          <w:tcPr>
+            <w:tcW w:type="dxa" w:w="4536"/>
+            <w:tcBorders>
+              <w:top w:val="single" w:color="BFBFBF" w:sz="4"/>
+              <w:left w:val="single" w:color="BFBFBF" w:sz="4"/>
+              <w:bottom w:val="single" w:color="BFBFBF" w:sz="4"/>
+              <w:right w:val="single" w:color="BFBFBF" w:sz="4"/>
+            </w:tcBorders>
+            <w:shd w:fill="DEEAF6" w:color="auto" w:val="clear"/>
+            <w:tcMar>
+              <w:top w:type="dxa" w:w="60"/>
+              <w:left w:type="dxa" w:w="100"/>
+              <w:bottom w:type="dxa" w:w="60"/>
+              <w:right w:type="dxa" w:w="100"/>
+            </w:tcMar>
+          </w:tcPr>
+          <w:p>
+            <w:pPr>
+              <w:keepNext w:val="false"/>
+            </w:pPr>
+            <w:r>
+              <w:rPr>
+                <w:b/>
+                <w:bCs/>
+              </w:rPr>
+              <w:t xml:space="preserve">You should see</w:t>
+            </w:r>
+          </w:p>
+        </w:tc>
+        <w:tc>
+          <w:tcPr>
+            <w:tcW w:type="dxa" w:w="806"/>
+            <w:tcBorders>
+              <w:top w:val="single" w:color="BFBFBF" w:sz="4"/>
+              <w:left w:val="single" w:color="BFBFBF" w:sz="4"/>
+              <w:bottom w:val="single" w:color="BFBFBF" w:sz="4"/>
+              <w:right w:val="single" w:color="BFBFBF" w:sz="4"/>
+            </w:tcBorders>
+            <w:shd w:fill="DEEAF6" w:color="auto" w:val="clear"/>
+            <w:tcMar>
+              <w:top w:type="dxa" w:w="60"/>
+              <w:left w:type="dxa" w:w="100"/>
+              <w:bottom w:type="dxa" w:w="60"/>
+              <w:right w:type="dxa" w:w="100"/>
+            </w:tcMar>
+          </w:tcPr>
+          <w:p>
+            <w:pPr>
+              <w:keepNext w:val="false"/>
+            </w:pPr>
+            <w:r>
+              <w:rPr>
+                <w:b/>
+                <w:bCs/>
+              </w:rPr>
+              <w:t xml:space="preserve">OK</w:t>
+            </w:r>
+          </w:p>
+        </w:tc>
+      </w:tr>
+      <w:tr>
+        <w:trPr>
+          <w:tblHeader w:val="false"/>
+        </w:trPr>
+        <w:tc>
+          <w:tcPr>
+            <w:tcW w:type="dxa" w:w="504"/>
+            <w:tcBorders>
+              <w:top w:val="single" w:color="BFBFBF" w:sz="4"/>
+              <w:left w:val="single" w:color="BFBFBF" w:sz="4"/>
+              <w:bottom w:val="single" w:color="BFBFBF" w:sz="4"/>
+              <w:right w:val="single" w:color="BFBFBF" w:sz="4"/>
+            </w:tcBorders>
+            <w:tcMar>
+              <w:top w:type="dxa" w:w="60"/>
+              <w:left w:type="dxa" w:w="100"/>
+              <w:bottom w:type="dxa" w:w="60"/>
+              <w:right w:type="dxa" w:w="100"/>
+            </w:tcMar>
+          </w:tcPr>
+          <w:p>
+            <w:pPr>
+              <w:keepNext w:val="false"/>
+            </w:pPr>
+            <w:r>
+              <w:t xml:space="preserve">1</w:t>
+            </w:r>
+          </w:p>
+        </w:tc>
+        <w:tc>
+          <w:tcPr>
+            <w:tcW w:type="dxa" w:w="4234"/>
+            <w:tcBorders>
+              <w:top w:val="single" w:color="BFBFBF" w:sz="4"/>
+              <w:left w:val="single" w:color="BFBFBF" w:sz="4"/>
+              <w:bottom w:val="single" w:color="BFBFBF" w:sz="4"/>
+              <w:right w:val="single" w:color="BFBFBF" w:sz="4"/>
+            </w:tcBorders>
+            <w:tcMar>
+              <w:top w:type="dxa" w:w="60"/>
+              <w:left w:type="dxa" w:w="100"/>
+              <w:bottom w:type="dxa" w:w="60"/>
+              <w:right w:type="dxa" w:w="100"/>
+            </w:tcMar>
+          </w:tcPr>
+          <w:p>
+            <w:pPr>
+              <w:keepNext w:val="false"/>
+            </w:pPr>
+            <w:r>
+              <w:t xml:space="preserve">App Settings → </w:t>
+            </w:r>
+            <w:r>
+              <w:rPr>
+                <w:b/>
+                <w:bCs/>
+              </w:rPr>
+              <w:t xml:space="preserve">About</w:t>
+            </w:r>
+            <w:r>
+              <w:t xml:space="preserve">.</w:t>
+            </w:r>
+          </w:p>
+        </w:tc>
+        <w:tc>
+          <w:tcPr>
+            <w:tcW w:type="dxa" w:w="4536"/>
+            <w:tcBorders>
+              <w:top w:val="single" w:color="BFBFBF" w:sz="4"/>
+              <w:left w:val="single" w:color="BFBFBF" w:sz="4"/>
+              <w:bottom w:val="single" w:color="BFBFBF" w:sz="4"/>
+              <w:right w:val="single" w:color="BFBFBF" w:sz="4"/>
+            </w:tcBorders>
+            <w:tcMar>
+              <w:top w:type="dxa" w:w="60"/>
+              <w:left w:type="dxa" w:w="100"/>
+              <w:bottom w:type="dxa" w:w="60"/>
+              <w:right w:type="dxa" w:w="100"/>
+            </w:tcMar>
+          </w:tcPr>
+          <w:p>
+            <w:pPr>
+              <w:keepNext w:val="false"/>
+            </w:pPr>
+            <w:r>
+              <w:rPr>
+                <w:b/>
+                <w:bCs/>
+              </w:rPr>
+              <w:t xml:space="preserve">0.4.0 · 3ca2dec</w:t>
+            </w:r>
+            <w:r>
+              <w:t xml:space="preserve">.</w:t>
+            </w:r>
+          </w:p>
+        </w:tc>
+        <w:tc>
+          <w:tcPr>
+            <w:tcW w:type="dxa" w:w="806"/>
+            <w:tcBorders>
+              <w:top w:val="single" w:color="BFBFBF" w:sz="4"/>
+              <w:left w:val="single" w:color="BFBFBF" w:sz="4"/>
+              <w:bottom w:val="single" w:color="BFBFBF" w:sz="4"/>
+              <w:right w:val="single" w:color="BFBFBF" w:sz="4"/>
+            </w:tcBorders>
+            <w:tcMar>
+              <w:top w:type="dxa" w:w="60"/>
+              <w:left w:type="dxa" w:w="100"/>
+              <w:bottom w:type="dxa" w:w="60"/>
+              <w:right w:type="dxa" w:w="100"/>
+            </w:tcMar>
+          </w:tcPr>
+          <w:p>
+            <w:pPr>
+              <w:keepNext w:val="false"/>
+            </w:pPr>
+            <w:r>
+              <w:t xml:space="preserve">☐</w:t>
+            </w:r>
+          </w:p>
+        </w:tc>
+      </w:tr>
+      <w:tr>
+        <w:trPr>
+          <w:tblHeader w:val="false"/>
+        </w:trPr>
+        <w:tc>
+          <w:tcPr>
+            <w:tcW w:type="dxa" w:w="504"/>
+            <w:tcBorders>
+              <w:top w:val="single" w:color="BFBFBF" w:sz="4"/>
+              <w:left w:val="single" w:color="BFBFBF" w:sz="4"/>
+              <w:bottom w:val="single" w:color="BFBFBF" w:sz="4"/>
+              <w:right w:val="single" w:color="BFBFBF" w:sz="4"/>
+            </w:tcBorders>
+            <w:tcMar>
+              <w:top w:type="dxa" w:w="60"/>
+              <w:left w:type="dxa" w:w="100"/>
+              <w:bottom w:type="dxa" w:w="60"/>
+              <w:right w:type="dxa" w:w="100"/>
+            </w:tcMar>
+          </w:tcPr>
+          <w:p>
+            <w:pPr>
+              <w:keepNext w:val="false"/>
+            </w:pPr>
+            <w:r>
+              <w:t xml:space="preserve">2</w:t>
+            </w:r>
+          </w:p>
+        </w:tc>
+        <w:tc>
+          <w:tcPr>
+            <w:tcW w:type="dxa" w:w="4234"/>
+            <w:tcBorders>
+              <w:top w:val="single" w:color="BFBFBF" w:sz="4"/>
+              <w:left w:val="single" w:color="BFBFBF" w:sz="4"/>
+              <w:bottom w:val="single" w:color="BFBFBF" w:sz="4"/>
+              <w:right w:val="single" w:color="BFBFBF" w:sz="4"/>
+            </w:tcBorders>
+            <w:tcMar>
+              <w:top w:type="dxa" w:w="60"/>
+              <w:left w:type="dxa" w:w="100"/>
+              <w:bottom w:type="dxa" w:w="60"/>
+              <w:right w:type="dxa" w:w="100"/>
+            </w:tcMar>
+          </w:tcPr>
+          <w:p>
+            <w:pPr>
+              <w:keepNext w:val="false"/>
+            </w:pPr>
+            <w:r>
+              <w:t xml:space="preserve">Open an old bookmark-style address: </w:t>
+            </w:r>
+            <w:r>
+              <w:rPr>
+                <w:rFonts w:ascii="Consolas" w:cs="Consolas" w:eastAsia="Consolas" w:hAnsi="Consolas"/>
+                <w:sz w:val="20"/>
+                <w:szCs w:val="20"/>
+              </w:rPr>
+              <w:t xml:space="preserve">/reorder?branch=1&amp;franchise=M</w:t>
+            </w:r>
+            <w:r>
+              <w:t xml:space="preserve">.</w:t>
+            </w:r>
+          </w:p>
+        </w:tc>
+        <w:tc>
+          <w:tcPr>
+            <w:tcW w:type="dxa" w:w="4536"/>
+            <w:tcBorders>
+              <w:top w:val="single" w:color="BFBFBF" w:sz="4"/>
+              <w:left w:val="single" w:color="BFBFBF" w:sz="4"/>
+              <w:bottom w:val="single" w:color="BFBFBF" w:sz="4"/>
+              <w:right w:val="single" w:color="BFBFBF" w:sz="4"/>
+            </w:tcBorders>
+            <w:tcMar>
+              <w:top w:type="dxa" w:w="60"/>
+              <w:left w:type="dxa" w:w="100"/>
+              <w:bottom w:type="dxa" w:w="60"/>
+              <w:right w:type="dxa" w:w="100"/>
+            </w:tcMar>
+          </w:tcPr>
+          <w:p>
+            <w:pPr>
+              <w:keepNext w:val="false"/>
+            </w:pPr>
+            <w:r>
+              <w:t xml:space="preserve">Recommended Reorder on branch 1, franchise M, as before 0.4.0.</w:t>
+            </w:r>
+          </w:p>
+        </w:tc>
+        <w:tc>
+          <w:tcPr>
+            <w:tcW w:type="dxa" w:w="806"/>
+            <w:tcBorders>
+              <w:top w:val="single" w:color="BFBFBF" w:sz="4"/>
+              <w:left w:val="single" w:color="BFBFBF" w:sz="4"/>
+              <w:bottom w:val="single" w:color="BFBFBF" w:sz="4"/>
+              <w:right w:val="single" w:color="BFBFBF" w:sz="4"/>
+            </w:tcBorders>
+            <w:tcMar>
+              <w:top w:type="dxa" w:w="60"/>
+              <w:left w:type="dxa" w:w="100"/>
+              <w:bottom w:type="dxa" w:w="60"/>
+              <w:right w:type="dxa" w:w="100"/>
+            </w:tcMar>
+          </w:tcPr>
+          <w:p>
+            <w:pPr>
+              <w:keepNext w:val="false"/>
+            </w:pPr>
+            <w:r>
+              <w:t xml:space="preserve">☐</w:t>
+            </w:r>
+          </w:p>
+        </w:tc>
+      </w:tr>
+      <w:tr>
+        <w:trPr>
+          <w:tblHeader w:val="false"/>
+        </w:trPr>
+        <w:tc>
+          <w:tcPr>
+            <w:tcW w:type="dxa" w:w="504"/>
+            <w:tcBorders>
+              <w:top w:val="single" w:color="BFBFBF" w:sz="4"/>
+              <w:left w:val="single" w:color="BFBFBF" w:sz="4"/>
+              <w:bottom w:val="single" w:color="BFBFBF" w:sz="4"/>
+              <w:right w:val="single" w:color="BFBFBF" w:sz="4"/>
+            </w:tcBorders>
+            <w:tcMar>
+              <w:top w:type="dxa" w:w="60"/>
+              <w:left w:type="dxa" w:w="100"/>
+              <w:bottom w:type="dxa" w:w="60"/>
+              <w:right w:type="dxa" w:w="100"/>
+            </w:tcMar>
+          </w:tcPr>
+          <w:p>
+            <w:pPr>
+              <w:keepNext w:val="false"/>
+            </w:pPr>
+            <w:r>
+              <w:t xml:space="preserve">3</w:t>
+            </w:r>
+          </w:p>
+        </w:tc>
+        <w:tc>
+          <w:tcPr>
+            <w:tcW w:type="dxa" w:w="4234"/>
+            <w:tcBorders>
+              <w:top w:val="single" w:color="BFBFBF" w:sz="4"/>
+              <w:left w:val="single" w:color="BFBFBF" w:sz="4"/>
+              <w:bottom w:val="single" w:color="BFBFBF" w:sz="4"/>
+              <w:right w:val="single" w:color="BFBFBF" w:sz="4"/>
+            </w:tcBorders>
+            <w:tcMar>
+              <w:top w:type="dxa" w:w="60"/>
+              <w:left w:type="dxa" w:w="100"/>
+              <w:bottom w:type="dxa" w:w="60"/>
+              <w:right w:type="dxa" w:w="100"/>
+            </w:tcMar>
+          </w:tcPr>
+          <w:p>
+            <w:pPr>
+              <w:keepNext w:val="false"/>
+            </w:pPr>
+            <w:r>
+              <w:t xml:space="preserve">All 19 branches loaded with Reorder needed only off: press F12 → </w:t>
+            </w:r>
+            <w:r>
+              <w:rPr>
+                <w:b/>
+                <w:bCs/>
+              </w:rPr>
+              <w:t xml:space="preserve">Memory</w:t>
+            </w:r>
+            <w:r>
+              <w:t xml:space="preserve"> and note the heap size.</w:t>
+            </w:r>
+          </w:p>
+        </w:tc>
+        <w:tc>
+          <w:tcPr>
+            <w:tcW w:type="dxa" w:w="4536"/>
+            <w:tcBorders>
+              <w:top w:val="single" w:color="BFBFBF" w:sz="4"/>
+              <w:left w:val="single" w:color="BFBFBF" w:sz="4"/>
+              <w:bottom w:val="single" w:color="BFBFBF" w:sz="4"/>
+              <w:right w:val="single" w:color="BFBFBF" w:sz="4"/>
+            </w:tcBorders>
+            <w:tcMar>
+              <w:top w:type="dxa" w:w="60"/>
+              <w:left w:type="dxa" w:w="100"/>
+              <w:bottom w:type="dxa" w:w="60"/>
+              <w:right w:type="dxa" w:w="100"/>
+            </w:tcMar>
+          </w:tcPr>
+          <w:p>
+            <w:pPr>
+              <w:keepNext w:val="false"/>
+            </w:pPr>
+            <w:r>
+              <w:t xml:space="preserve">Write it down (below about 500 MB is fine). The page stays responsive.</w:t>
+            </w:r>
+          </w:p>
+        </w:tc>
+        <w:tc>
+          <w:tcPr>
+            <w:tcW w:type="dxa" w:w="806"/>
+            <w:tcBorders>
+              <w:top w:val="single" w:color="BFBFBF" w:sz="4"/>
+              <w:left w:val="single" w:color="BFBFBF" w:sz="4"/>
+              <w:bottom w:val="single" w:color="BFBFBF" w:sz="4"/>
+              <w:right w:val="single" w:color="BFBFBF" w:sz="4"/>
+            </w:tcBorders>
+            <w:tcMar>
+              <w:top w:type="dxa" w:w="60"/>
+              <w:left w:type="dxa" w:w="100"/>
+              <w:bottom w:type="dxa" w:w="60"/>
+              <w:right w:type="dxa" w:w="100"/>
+            </w:tcMar>
+          </w:tcPr>
+          <w:p>
+            <w:pPr>
+              <w:keepNext w:val="false"/>
+            </w:pPr>
+            <w:r>
+              <w:t xml:space="preserve">☐</w:t>
+            </w:r>
+          </w:p>
+        </w:tc>
+      </w:tr>
+      <w:tr>
+        <w:trPr>
+          <w:tblHeader w:val="false"/>
+        </w:trPr>
+        <w:tc>
+          <w:tcPr>
+            <w:tcW w:type="dxa" w:w="504"/>
+            <w:tcBorders>
+              <w:top w:val="single" w:color="BFBFBF" w:sz="4"/>
+              <w:left w:val="single" w:color="BFBFBF" w:sz="4"/>
+              <w:bottom w:val="single" w:color="BFBFBF" w:sz="4"/>
+              <w:right w:val="single" w:color="BFBFBF" w:sz="4"/>
+            </w:tcBorders>
+            <w:tcMar>
+              <w:top w:type="dxa" w:w="60"/>
+              <w:left w:type="dxa" w:w="100"/>
+              <w:bottom w:type="dxa" w:w="60"/>
+              <w:right w:type="dxa" w:w="100"/>
+            </w:tcMar>
+          </w:tcPr>
+          <w:p>
+            <w:pPr>
+              <w:keepNext w:val="false"/>
+            </w:pPr>
+            <w:r>
+              <w:t xml:space="preserve">4</w:t>
+            </w:r>
+          </w:p>
+        </w:tc>
+        <w:tc>
+          <w:tcPr>
+            <w:tcW w:type="dxa" w:w="4234"/>
+            <w:tcBorders>
+              <w:top w:val="single" w:color="BFBFBF" w:sz="4"/>
+              <w:left w:val="single" w:color="BFBFBF" w:sz="4"/>
+              <w:bottom w:val="single" w:color="BFBFBF" w:sz="4"/>
+              <w:right w:val="single" w:color="BFBFBF" w:sz="4"/>
+            </w:tcBorders>
+            <w:tcMar>
+              <w:top w:type="dxa" w:w="60"/>
+              <w:left w:type="dxa" w:w="100"/>
+              <w:bottom w:type="dxa" w:w="60"/>
+              <w:right w:type="dxa" w:w="100"/>
+            </w:tcMar>
+          </w:tcPr>
+          <w:p>
+            <w:pPr>
+              <w:keepNext w:val="false"/>
+            </w:pPr>
+            <w:r>
+              <w:t xml:space="preserve">Click </w:t>
+            </w:r>
+            <w:r>
+              <w:rPr>
+                <w:b/>
+                <w:bCs/>
+              </w:rPr>
+              <w:t xml:space="preserve">Clear</w:t>
+            </w:r>
+            <w:r>
+              <w:t xml:space="preserve">, then </w:t>
+            </w:r>
+            <w:r>
+              <w:rPr>
+                <w:b/>
+                <w:bCs/>
+              </w:rPr>
+              <w:t xml:space="preserve">Select all</w:t>
+            </w:r>
+            <w:r>
+              <w:t xml:space="preserve">, and click </w:t>
+            </w:r>
+            <w:r>
+              <w:rPr>
+                <w:b/>
+                <w:bCs/>
+              </w:rPr>
+              <w:t xml:space="preserve">Cancel</w:t>
+            </w:r>
+            <w:r>
+              <w:t xml:space="preserve"> while it loads; then click </w:t>
+            </w:r>
+            <w:r>
+              <w:rPr>
+                <w:b/>
+                <w:bCs/>
+              </w:rPr>
+              <w:t xml:space="preserve">Load the rest</w:t>
+            </w:r>
+            <w:r>
+              <w:t xml:space="preserve">.</w:t>
+            </w:r>
+          </w:p>
+        </w:tc>
+        <w:tc>
+          <w:tcPr>
+            <w:tcW w:type="dxa" w:w="4536"/>
+            <w:tcBorders>
+              <w:top w:val="single" w:color="BFBFBF" w:sz="4"/>
+              <w:left w:val="single" w:color="BFBFBF" w:sz="4"/>
+              <w:bottom w:val="single" w:color="BFBFBF" w:sz="4"/>
+              <w:right w:val="single" w:color="BFBFBF" w:sz="4"/>
+            </w:tcBorders>
+            <w:tcMar>
+              <w:top w:type="dxa" w:w="60"/>
+              <w:left w:type="dxa" w:w="100"/>
+              <w:bottom w:type="dxa" w:w="60"/>
+              <w:right w:type="dxa" w:w="100"/>
+            </w:tcMar>
+          </w:tcPr>
+          <w:p>
+            <w:pPr>
+              <w:keepNext w:val="false"/>
+            </w:pPr>
+            <w:r>
+              <w:t xml:space="preserve">Loading stops with "x of 19 branches loaded (stopped)", then finishes.</w:t>
+            </w:r>
+          </w:p>
+        </w:tc>
+        <w:tc>
+          <w:tcPr>
+            <w:tcW w:type="dxa" w:w="806"/>
+            <w:tcBorders>
+              <w:top w:val="single" w:color="BFBFBF" w:sz="4"/>
+              <w:left w:val="single" w:color="BFBFBF" w:sz="4"/>
+              <w:bottom w:val="single" w:color="BFBFBF" w:sz="4"/>
+              <w:right w:val="single" w:color="BFBFBF" w:sz="4"/>
+            </w:tcBorders>
+            <w:tcMar>
+              <w:top w:type="dxa" w:w="60"/>
+              <w:left w:type="dxa" w:w="100"/>
+              <w:bottom w:type="dxa" w:w="60"/>
+              <w:right w:type="dxa" w:w="100"/>
+            </w:tcMar>
+          </w:tcPr>
+          <w:p>
+            <w:pPr>
+              <w:keepNext w:val="false"/>
+            </w:pPr>
+            <w:r>
+              <w:t xml:space="preserve">☐</w:t>
+            </w:r>
+          </w:p>
+        </w:tc>
+      </w:tr>
+      <w:tr>
+        <w:trPr>
+          <w:tblHeader w:val="false"/>
+        </w:trPr>
+        <w:tc>
+          <w:tcPr>
+            <w:tcW w:type="dxa" w:w="504"/>
+            <w:tcBorders>
+              <w:top w:val="single" w:color="BFBFBF" w:sz="4"/>
+              <w:left w:val="single" w:color="BFBFBF" w:sz="4"/>
+              <w:bottom w:val="single" w:color="BFBFBF" w:sz="4"/>
+              <w:right w:val="single" w:color="BFBFBF" w:sz="4"/>
+            </w:tcBorders>
+            <w:tcMar>
+              <w:top w:type="dxa" w:w="60"/>
+              <w:left w:type="dxa" w:w="100"/>
+              <w:bottom w:type="dxa" w:w="60"/>
+              <w:right w:type="dxa" w:w="100"/>
+            </w:tcMar>
+          </w:tcPr>
+          <w:p>
+            <w:pPr>
+              <w:keepNext w:val="false"/>
+            </w:pPr>
+            <w:r>
+              <w:t xml:space="preserve">5</w:t>
+            </w:r>
+          </w:p>
+        </w:tc>
+        <w:tc>
+          <w:tcPr>
+            <w:tcW w:type="dxa" w:w="4234"/>
+            <w:tcBorders>
+              <w:top w:val="single" w:color="BFBFBF" w:sz="4"/>
+              <w:left w:val="single" w:color="BFBFBF" w:sz="4"/>
+              <w:bottom w:val="single" w:color="BFBFBF" w:sz="4"/>
+              <w:right w:val="single" w:color="BFBFBF" w:sz="4"/>
+            </w:tcBorders>
+            <w:tcMar>
+              <w:top w:type="dxa" w:w="60"/>
+              <w:left w:type="dxa" w:w="100"/>
+              <w:bottom w:type="dxa" w:w="60"/>
+              <w:right w:type="dxa" w:w="100"/>
+            </w:tcMar>
+          </w:tcPr>
+          <w:p>
+            <w:pPr>
+              <w:keepNext w:val="false"/>
+            </w:pPr>
+            <w:r>
+              <w:t xml:space="preserve">One-Time Order with all branches and a franchise.</w:t>
+            </w:r>
+          </w:p>
+        </w:tc>
+        <w:tc>
+          <w:tcPr>
+            <w:tcW w:type="dxa" w:w="4536"/>
+            <w:tcBorders>
+              <w:top w:val="single" w:color="BFBFBF" w:sz="4"/>
+              <w:left w:val="single" w:color="BFBFBF" w:sz="4"/>
+              <w:bottom w:val="single" w:color="BFBFBF" w:sz="4"/>
+              <w:right w:val="single" w:color="BFBFBF" w:sz="4"/>
+            </w:tcBorders>
+            <w:tcMar>
+              <w:top w:type="dxa" w:w="60"/>
+              <w:left w:type="dxa" w:w="100"/>
+              <w:bottom w:type="dxa" w:w="60"/>
+              <w:right w:type="dxa" w:w="100"/>
+            </w:tcMar>
+          </w:tcPr>
+          <w:p>
+            <w:pPr>
+              <w:keepNext w:val="false"/>
+            </w:pPr>
+            <w:r>
+              <w:t xml:space="preserve">Loads in about the same time as Reorder (about 4 seconds).</w:t>
+            </w:r>
+          </w:p>
+        </w:tc>
+        <w:tc>
+          <w:tcPr>
+            <w:tcW w:type="dxa" w:w="806"/>
+            <w:tcBorders>
+              <w:top w:val="single" w:color="BFBFBF" w:sz="4"/>
+              <w:left w:val="single" w:color="BFBFBF" w:sz="4"/>
+              <w:bottom w:val="single" w:color="BFBFBF" w:sz="4"/>
+              <w:right w:val="single" w:color="BFBFBF" w:sz="4"/>
+            </w:tcBorders>
+            <w:tcMar>
+              <w:top w:type="dxa" w:w="60"/>
+              <w:left w:type="dxa" w:w="100"/>
+              <w:bottom w:type="dxa" w:w="60"/>
+              <w:right w:type="dxa" w:w="100"/>
+            </w:tcMar>
+          </w:tcPr>
+          <w:p>
+            <w:pPr>
+              <w:keepNext w:val="false"/>
+            </w:pPr>
+            <w:r>
+              <w:t xml:space="preserve">☐</w:t>
+            </w:r>
+          </w:p>
+        </w:tc>
+      </w:tr>
+      <w:tr>
+        <w:trPr>
+          <w:tblHeader w:val="false"/>
+        </w:trPr>
+        <w:tc>
+          <w:tcPr>
+            <w:tcW w:type="dxa" w:w="504"/>
+            <w:tcBorders>
+              <w:top w:val="single" w:color="BFBFBF" w:sz="4"/>
+              <w:left w:val="single" w:color="BFBFBF" w:sz="4"/>
+              <w:bottom w:val="single" w:color="BFBFBF" w:sz="4"/>
+              <w:right w:val="single" w:color="BFBFBF" w:sz="4"/>
+            </w:tcBorders>
+            <w:tcMar>
+              <w:top w:type="dxa" w:w="60"/>
+              <w:left w:type="dxa" w:w="100"/>
+              <w:bottom w:type="dxa" w:w="60"/>
+              <w:right w:type="dxa" w:w="100"/>
+            </w:tcMar>
+          </w:tcPr>
+          <w:p>
+            <w:pPr>
+              <w:keepNext w:val="false"/>
+            </w:pPr>
+            <w:r>
+              <w:t xml:space="preserve">6</w:t>
+            </w:r>
+          </w:p>
+        </w:tc>
+        <w:tc>
+          <w:tcPr>
+            <w:tcW w:type="dxa" w:w="4234"/>
+            <w:tcBorders>
+              <w:top w:val="single" w:color="BFBFBF" w:sz="4"/>
+              <w:left w:val="single" w:color="BFBFBF" w:sz="4"/>
+              <w:bottom w:val="single" w:color="BFBFBF" w:sz="4"/>
+              <w:right w:val="single" w:color="BFBFBF" w:sz="4"/>
+            </w:tcBorders>
+            <w:tcMar>
+              <w:top w:type="dxa" w:w="60"/>
+              <w:left w:type="dxa" w:w="100"/>
+              <w:bottom w:type="dxa" w:w="60"/>
+              <w:right w:type="dxa" w:w="100"/>
+            </w:tcMar>
+          </w:tcPr>
+          <w:p>
+            <w:pPr>
+              <w:keepNext w:val="false"/>
+            </w:pPr>
+            <w:r>
+              <w:t xml:space="preserve">After a morning publish, reload a page left open from the day before.</w:t>
+            </w:r>
+          </w:p>
+        </w:tc>
+        <w:tc>
+          <w:tcPr>
+            <w:tcW w:type="dxa" w:w="4536"/>
+            <w:tcBorders>
+              <w:top w:val="single" w:color="BFBFBF" w:sz="4"/>
+              <w:left w:val="single" w:color="BFBFBF" w:sz="4"/>
+              <w:bottom w:val="single" w:color="BFBFBF" w:sz="4"/>
+              <w:right w:val="single" w:color="BFBFBF" w:sz="4"/>
+            </w:tcBorders>
+            <w:tcMar>
+              <w:top w:type="dxa" w:w="60"/>
+              <w:left w:type="dxa" w:w="100"/>
+              <w:bottom w:type="dxa" w:w="60"/>
+              <w:right w:type="dxa" w:w="100"/>
+            </w:tcMar>
+          </w:tcPr>
+          <w:p>
+            <w:pPr>
+              <w:keepNext w:val="false"/>
+            </w:pPr>
+            <w:r>
+              <w:t xml:space="preserve">The new data date shows; no error.</w:t>
+            </w:r>
+          </w:p>
+        </w:tc>
+        <w:tc>
+          <w:tcPr>
+            <w:tcW w:type="dxa" w:w="806"/>
+            <w:tcBorders>
+              <w:top w:val="single" w:color="BFBFBF" w:sz="4"/>
+              <w:left w:val="single" w:color="BFBFBF" w:sz="4"/>
+              <w:bottom w:val="single" w:color="BFBFBF" w:sz="4"/>
+              <w:right w:val="single" w:color="BFBFBF" w:sz="4"/>
+            </w:tcBorders>
+            <w:tcMar>
+              <w:top w:type="dxa" w:w="60"/>
+              <w:left w:type="dxa" w:w="100"/>
+              <w:bottom w:type="dxa" w:w="60"/>
+              <w:right w:type="dxa" w:w="100"/>
+            </w:tcMar>
+          </w:tcPr>
+          <w:p>
+            <w:pPr>
+              <w:keepNext w:val="false"/>
+            </w:pPr>
+            <w:r>
+              <w:t xml:space="preserve">☐</w:t>
+            </w:r>
+          </w:p>
+        </w:tc>
+      </w:tr>
+    </w:tbl>
+    <w:p>
+      <w:pPr>
+        <w:spacing w:after="120"/>
+      </w:pPr>
+    </w:p>
+    <w:p>
+      <w:pPr>
+        <w:keepNext/>
+        <w:spacing w:before="120" w:after="60"/>
+      </w:pPr>
+      <w:r>
+        <w:rPr>
+          <w:b/>
+          <w:bCs/>
+          <w:color w:val="1F4E79"/>
+        </w:rPr>
+        <w:t xml:space="preserve">Notes (anything different, slow or confusing):</w:t>
+      </w:r>
+    </w:p>
+    <w:tbl>
+      <w:tblPr>
+        <w:tblW w:type="dxa" w:w="10080"/>
+        <w:tblBorders>
+          <w:top w:val="single" w:color="auto" w:sz="4"/>
+          <w:left w:val="single" w:color="auto" w:sz="4"/>
+          <w:bottom w:val="single" w:color="auto" w:sz="4"/>
+          <w:right w:val="single" w:color="auto" w:sz="4"/>
+          <w:insideH w:val="single" w:color="auto" w:sz="4"/>
+          <w:insideV w:val="single" w:color="auto" w:sz="4"/>
+        </w:tblBorders>
+      </w:tblPr>
+      <w:tblGrid>
+        <w:gridCol w:w="10080"/>
+      </w:tblGrid>
+      <w:tr>
+        <w:trPr>
+          <w:cantSplit/>
+          <w:trHeight w:val="900" w:hRule="atLeast"/>
+        </w:trPr>
+        <w:tc>
+          <w:tcPr>
+            <w:tcW w:type="dxa" w:w="10080"/>
+            <w:tcBorders>
+              <w:top w:val="single" w:color="A6A6A6" w:sz="4"/>
+              <w:left w:val="single" w:color="A6A6A6" w:sz="4"/>
+              <w:bottom w:val="single" w:color="A6A6A6" w:sz="4"/>
+              <w:right w:val="single" w:color="A6A6A6" w:sz="4"/>
+            </w:tcBorders>
+            <w:tcMar>
+              <w:top w:type="dxa" w:w="80"/>
+              <w:left w:type="dxa" w:w="120"/>
+              <w:bottom w:type="dxa" w:w="80"/>
+              <w:right w:type="dxa" w:w="120"/>
+            </w:tcMar>
+          </w:tcPr>
+          <w:p/>
+        </w:tc>
+      </w:tr>
+    </w:tbl>
+    <w:p>
+      <w:pPr>
+        <w:spacing w:after="160"/>
+      </w:pPr>
+    </w:p>
     <w:sectPr>
       <w:footerReference w:type="default" r:id="rId6"/>
       <w:pgSz w:w="12240" w:h="15840" w:orient="portrait"/>
@@ -24635,7 +25694,7 @@
         <w:sz w:val="16"/>
         <w:szCs w:val="16"/>
       </w:rPr>
-      <w:t xml:space="preserve">Non-JD Parts Order Tool: walkthrough (0.6.0)   ·   Page </w:t>
+      <w:t xml:space="preserve">Non-JD Parts Order Tool: walkthrough (0.6.2)   ·   Page </w:t>
     </w:r>
     <w:r>
       <w:rPr>

--- a/projects/part order tool - app/for-users/Non-JD Order Tool - Walkthrough.docx
+++ b/projects/part order tool - app/for-users/Non-JD Order Tool - Walkthrough.docx
@@ -21,7 +21,7 @@
         <w:rPr>
           <w:color w:val="595959"/>
         </w:rPr>
-        <w:t xml:space="preserve">Hands-on steps through every page · Version 0.6.2 · October 29, 2026 · App: https://10.110.100.13:8443</w:t>
+        <w:t xml:space="preserve">Hands-on steps through every page · Version 0.7.0 · October 29, 2026 · App: https://10.110.100.13:8443</w:t>
       </w:r>
     </w:p>
     <w:p>
@@ -118,7 +118,7 @@
           <w:iCs/>
           <w:color w:val="404040"/>
         </w:rPr>
-        <w:t xml:space="preserve">The examples use the data of October 27 and 28, 2026. The data is refreshed every morning, so your quantities and dollars will be a little different. Close is fine; what matters is that the steps behave as described.</w:t>
+        <w:t xml:space="preserve">The examples use the data of October 27 to 29, 2026. The data is refreshed every morning, so your quantities and dollars will be a little different. Close is fine; what matters is that the steps behave as described.</w:t>
       </w:r>
     </w:p>
     <w:p>
@@ -5589,7 +5589,17 @@
               <w:keepNext w:val="false"/>
             </w:pPr>
             <w:r>
-              <w:t xml:space="preserve">Setup accepts it and moves to the review.</w:t>
+              <w:t xml:space="preserve">The steps across the top read </w:t>
+            </w:r>
+            <w:r>
+              <w:rPr>
+                <w:b/>
+                <w:bCs/>
+              </w:rPr>
+              <w:t xml:space="preserve">Set up order → Transfers → Review &amp; calculate</w:t>
+            </w:r>
+            <w:r>
+              <w:t xml:space="preserve">.</w:t>
             </w:r>
           </w:p>
         </w:tc>
@@ -5669,27 +5679,17 @@
               <w:keepNext w:val="false"/>
             </w:pPr>
             <w:r>
-              <w:t xml:space="preserve">Switch between </w:t>
-            </w:r>
-            <w:r>
-              <w:rPr>
-                <w:b/>
-                <w:bCs/>
-              </w:rPr>
-              <w:t xml:space="preserve">Total</w:t>
-            </w:r>
-            <w:r>
-              <w:t xml:space="preserve"> and </w:t>
-            </w:r>
-            <w:r>
-              <w:rPr>
-                <w:b/>
-                <w:bCs/>
-              </w:rPr>
-              <w:t xml:space="preserve">Avg / mo</w:t>
-            </w:r>
-            <w:r>
-              <w:t xml:space="preserve">, and change the factor.</w:t>
+              <w:t xml:space="preserve">Click </w:t>
+            </w:r>
+            <w:r>
+              <w:rPr>
+                <w:b/>
+                <w:bCs/>
+              </w:rPr>
+              <w:t xml:space="preserve">Continue to transfers</w:t>
+            </w:r>
+            <w:r>
+              <w:t xml:space="preserve">.</w:t>
             </w:r>
           </w:p>
         </w:tc>
@@ -5714,7 +5714,17 @@
               <w:keepNext w:val="false"/>
             </w:pPr>
             <w:r>
-              <w:t xml:space="preserve">The list and its total update as you change them.</w:t>
+              <w:t xml:space="preserve">Every branch loads first (a few seconds the first time). Then either </w:t>
+            </w:r>
+            <w:r>
+              <w:rPr>
+                <w:b/>
+                <w:bCs/>
+              </w:rPr>
+              <w:t xml:space="preserve">Transfers into branch 1</w:t>
+            </w:r>
+            <w:r>
+              <w:t xml:space="preserve"> (stock other branches can spare; Part 2, 0.7.0), or straight to the review with “No transfers suggested for this order.”</w:t>
             </w:r>
           </w:p>
         </w:tc>
@@ -5794,14 +5804,24 @@
               <w:keepNext w:val="false"/>
             </w:pPr>
             <w:r>
-              <w:t xml:space="preserve">Set a minimum demands of </w:t>
-            </w:r>
-            <w:r>
-              <w:rPr>
-                <w:b/>
-                <w:bCs/>
-              </w:rPr>
-              <w:t xml:space="preserve">3</w:t>
+              <w:t xml:space="preserve">If it shows transfers, don’t save any. Click </w:t>
+            </w:r>
+            <w:r>
+              <w:rPr>
+                <w:b/>
+                <w:bCs/>
+              </w:rPr>
+              <w:t xml:space="preserve">Continue to review ›</w:t>
+            </w:r>
+            <w:r>
+              <w:t xml:space="preserve">, and if it asks “Save the N ticked transfers first?”, click </w:t>
+            </w:r>
+            <w:r>
+              <w:rPr>
+                <w:b/>
+                <w:bCs/>
+              </w:rPr>
+              <w:t xml:space="preserve">Continue without them</w:t>
             </w:r>
             <w:r>
               <w:t xml:space="preserve">.</w:t>
@@ -5829,7 +5849,7 @@
               <w:keepNext w:val="false"/>
             </w:pPr>
             <w:r>
-              <w:t xml:space="preserve">Parts with fewer than 3 demands drop off.</w:t>
+              <w:t xml:space="preserve">The review, with the parts to order.</w:t>
             </w:r>
           </w:p>
         </w:tc>
@@ -5885,6 +5905,246 @@
             </w:pPr>
             <w:r>
               <w:t xml:space="preserve">4</w:t>
+            </w:r>
+          </w:p>
+        </w:tc>
+        <w:tc>
+          <w:tcPr>
+            <w:tcW w:type="dxa" w:w="4234"/>
+            <w:tcBorders>
+              <w:top w:val="single" w:color="BFBFBF" w:sz="4"/>
+              <w:left w:val="single" w:color="BFBFBF" w:sz="4"/>
+              <w:bottom w:val="single" w:color="BFBFBF" w:sz="4"/>
+              <w:right w:val="single" w:color="BFBFBF" w:sz="4"/>
+            </w:tcBorders>
+            <w:tcMar>
+              <w:top w:type="dxa" w:w="60"/>
+              <w:left w:type="dxa" w:w="100"/>
+              <w:bottom w:type="dxa" w:w="60"/>
+              <w:right w:type="dxa" w:w="100"/>
+            </w:tcMar>
+          </w:tcPr>
+          <w:p>
+            <w:pPr>
+              <w:keepNext w:val="false"/>
+            </w:pPr>
+            <w:r>
+              <w:t xml:space="preserve">Switch between </w:t>
+            </w:r>
+            <w:r>
+              <w:rPr>
+                <w:b/>
+                <w:bCs/>
+              </w:rPr>
+              <w:t xml:space="preserve">Total</w:t>
+            </w:r>
+            <w:r>
+              <w:t xml:space="preserve"> and </w:t>
+            </w:r>
+            <w:r>
+              <w:rPr>
+                <w:b/>
+                <w:bCs/>
+              </w:rPr>
+              <w:t xml:space="preserve">Avg / mo</w:t>
+            </w:r>
+            <w:r>
+              <w:t xml:space="preserve">, and change the factor.</w:t>
+            </w:r>
+          </w:p>
+        </w:tc>
+        <w:tc>
+          <w:tcPr>
+            <w:tcW w:type="dxa" w:w="4536"/>
+            <w:tcBorders>
+              <w:top w:val="single" w:color="BFBFBF" w:sz="4"/>
+              <w:left w:val="single" w:color="BFBFBF" w:sz="4"/>
+              <w:bottom w:val="single" w:color="BFBFBF" w:sz="4"/>
+              <w:right w:val="single" w:color="BFBFBF" w:sz="4"/>
+            </w:tcBorders>
+            <w:tcMar>
+              <w:top w:type="dxa" w:w="60"/>
+              <w:left w:type="dxa" w:w="100"/>
+              <w:bottom w:type="dxa" w:w="60"/>
+              <w:right w:type="dxa" w:w="100"/>
+            </w:tcMar>
+          </w:tcPr>
+          <w:p>
+            <w:pPr>
+              <w:keepNext w:val="false"/>
+            </w:pPr>
+            <w:r>
+              <w:t xml:space="preserve">The list and its total update as you change them.</w:t>
+            </w:r>
+          </w:p>
+        </w:tc>
+        <w:tc>
+          <w:tcPr>
+            <w:tcW w:type="dxa" w:w="806"/>
+            <w:tcBorders>
+              <w:top w:val="single" w:color="BFBFBF" w:sz="4"/>
+              <w:left w:val="single" w:color="BFBFBF" w:sz="4"/>
+              <w:bottom w:val="single" w:color="BFBFBF" w:sz="4"/>
+              <w:right w:val="single" w:color="BFBFBF" w:sz="4"/>
+            </w:tcBorders>
+            <w:tcMar>
+              <w:top w:type="dxa" w:w="60"/>
+              <w:left w:type="dxa" w:w="100"/>
+              <w:bottom w:type="dxa" w:w="60"/>
+              <w:right w:type="dxa" w:w="100"/>
+            </w:tcMar>
+          </w:tcPr>
+          <w:p>
+            <w:pPr>
+              <w:keepNext w:val="false"/>
+            </w:pPr>
+            <w:r>
+              <w:t xml:space="preserve">☐</w:t>
+            </w:r>
+          </w:p>
+        </w:tc>
+      </w:tr>
+      <w:tr>
+        <w:trPr>
+          <w:tblHeader w:val="false"/>
+        </w:trPr>
+        <w:tc>
+          <w:tcPr>
+            <w:tcW w:type="dxa" w:w="504"/>
+            <w:tcBorders>
+              <w:top w:val="single" w:color="BFBFBF" w:sz="4"/>
+              <w:left w:val="single" w:color="BFBFBF" w:sz="4"/>
+              <w:bottom w:val="single" w:color="BFBFBF" w:sz="4"/>
+              <w:right w:val="single" w:color="BFBFBF" w:sz="4"/>
+            </w:tcBorders>
+            <w:tcMar>
+              <w:top w:type="dxa" w:w="60"/>
+              <w:left w:type="dxa" w:w="100"/>
+              <w:bottom w:type="dxa" w:w="60"/>
+              <w:right w:type="dxa" w:w="100"/>
+            </w:tcMar>
+          </w:tcPr>
+          <w:p>
+            <w:pPr>
+              <w:keepNext w:val="false"/>
+            </w:pPr>
+            <w:r>
+              <w:t xml:space="preserve">5</w:t>
+            </w:r>
+          </w:p>
+        </w:tc>
+        <w:tc>
+          <w:tcPr>
+            <w:tcW w:type="dxa" w:w="4234"/>
+            <w:tcBorders>
+              <w:top w:val="single" w:color="BFBFBF" w:sz="4"/>
+              <w:left w:val="single" w:color="BFBFBF" w:sz="4"/>
+              <w:bottom w:val="single" w:color="BFBFBF" w:sz="4"/>
+              <w:right w:val="single" w:color="BFBFBF" w:sz="4"/>
+            </w:tcBorders>
+            <w:tcMar>
+              <w:top w:type="dxa" w:w="60"/>
+              <w:left w:type="dxa" w:w="100"/>
+              <w:bottom w:type="dxa" w:w="60"/>
+              <w:right w:type="dxa" w:w="100"/>
+            </w:tcMar>
+          </w:tcPr>
+          <w:p>
+            <w:pPr>
+              <w:keepNext w:val="false"/>
+            </w:pPr>
+            <w:r>
+              <w:t xml:space="preserve">Set a minimum demands of </w:t>
+            </w:r>
+            <w:r>
+              <w:rPr>
+                <w:b/>
+                <w:bCs/>
+              </w:rPr>
+              <w:t xml:space="preserve">3</w:t>
+            </w:r>
+            <w:r>
+              <w:t xml:space="preserve">.</w:t>
+            </w:r>
+          </w:p>
+        </w:tc>
+        <w:tc>
+          <w:tcPr>
+            <w:tcW w:type="dxa" w:w="4536"/>
+            <w:tcBorders>
+              <w:top w:val="single" w:color="BFBFBF" w:sz="4"/>
+              <w:left w:val="single" w:color="BFBFBF" w:sz="4"/>
+              <w:bottom w:val="single" w:color="BFBFBF" w:sz="4"/>
+              <w:right w:val="single" w:color="BFBFBF" w:sz="4"/>
+            </w:tcBorders>
+            <w:tcMar>
+              <w:top w:type="dxa" w:w="60"/>
+              <w:left w:type="dxa" w:w="100"/>
+              <w:bottom w:type="dxa" w:w="60"/>
+              <w:right w:type="dxa" w:w="100"/>
+            </w:tcMar>
+          </w:tcPr>
+          <w:p>
+            <w:pPr>
+              <w:keepNext w:val="false"/>
+            </w:pPr>
+            <w:r>
+              <w:t xml:space="preserve">Parts with fewer than 3 demands drop off.</w:t>
+            </w:r>
+          </w:p>
+        </w:tc>
+        <w:tc>
+          <w:tcPr>
+            <w:tcW w:type="dxa" w:w="806"/>
+            <w:tcBorders>
+              <w:top w:val="single" w:color="BFBFBF" w:sz="4"/>
+              <w:left w:val="single" w:color="BFBFBF" w:sz="4"/>
+              <w:bottom w:val="single" w:color="BFBFBF" w:sz="4"/>
+              <w:right w:val="single" w:color="BFBFBF" w:sz="4"/>
+            </w:tcBorders>
+            <w:tcMar>
+              <w:top w:type="dxa" w:w="60"/>
+              <w:left w:type="dxa" w:w="100"/>
+              <w:bottom w:type="dxa" w:w="60"/>
+              <w:right w:type="dxa" w:w="100"/>
+            </w:tcMar>
+          </w:tcPr>
+          <w:p>
+            <w:pPr>
+              <w:keepNext w:val="false"/>
+            </w:pPr>
+            <w:r>
+              <w:t xml:space="preserve">☐</w:t>
+            </w:r>
+          </w:p>
+        </w:tc>
+      </w:tr>
+      <w:tr>
+        <w:trPr>
+          <w:tblHeader w:val="false"/>
+        </w:trPr>
+        <w:tc>
+          <w:tcPr>
+            <w:tcW w:type="dxa" w:w="504"/>
+            <w:tcBorders>
+              <w:top w:val="single" w:color="BFBFBF" w:sz="4"/>
+              <w:left w:val="single" w:color="BFBFBF" w:sz="4"/>
+              <w:bottom w:val="single" w:color="BFBFBF" w:sz="4"/>
+              <w:right w:val="single" w:color="BFBFBF" w:sz="4"/>
+            </w:tcBorders>
+            <w:tcMar>
+              <w:top w:type="dxa" w:w="60"/>
+              <w:left w:type="dxa" w:w="100"/>
+              <w:bottom w:type="dxa" w:w="60"/>
+              <w:right w:type="dxa" w:w="100"/>
+            </w:tcMar>
+          </w:tcPr>
+          <w:p>
+            <w:pPr>
+              <w:keepNext w:val="false"/>
+            </w:pPr>
+            <w:r>
+              <w:t xml:space="preserve">6</w:t>
             </w:r>
           </w:p>
         </w:tc>
@@ -7018,7 +7278,7 @@
                 <w:b/>
                 <w:bCs/>
               </w:rPr>
-              <w:t xml:space="preserve">0.6.2</w:t>
+              <w:t xml:space="preserve">0.7.0</w:t>
             </w:r>
             <w:r>
               <w:t xml:space="preserve">).</w:t>
@@ -7228,6 +7488,2224 @@
       <w:r>
         <w:t xml:space="preserve">Part 2: what’s new</w:t>
       </w:r>
+    </w:p>
+    <w:p>
+      <w:pPr>
+        <w:pStyle w:val="Heading2"/>
+      </w:pPr>
+      <w:r>
+        <w:t xml:space="preserve">Version 0.7.0 (October 29, 2026): transfers on One-Time Orders</w:t>
+      </w:r>
+    </w:p>
+    <w:p>
+      <w:pPr>
+        <w:keepNext w:val="false"/>
+        <w:spacing w:after="120"/>
+      </w:pPr>
+      <w:r>
+        <w:t xml:space="preserve">New since 0.6.2, from Ben’s question “do the transfers apply to the One-Time Orders as well?”:</w:t>
+      </w:r>
+    </w:p>
+    <w:p>
+      <w:pPr>
+        <w:pStyle w:val="ListParagraph"/>
+        <w:numPr>
+          <w:ilvl w:val="0"/>
+          <w:numId w:val="2"/>
+        </w:numPr>
+        <w:spacing w:after="60"/>
+      </w:pPr>
+      <w:r>
+        <w:rPr>
+          <w:b/>
+          <w:bCs/>
+        </w:rPr>
+        <w:t xml:space="preserve">One-Time Order has three steps:</w:t>
+      </w:r>
+      <w:r>
+        <w:t xml:space="preserve"> </w:t>
+      </w:r>
+      <w:r>
+        <w:rPr>
+          <w:b/>
+          <w:bCs/>
+        </w:rPr>
+        <w:t xml:space="preserve">Set up order → Transfers → Review &amp; calculate</w:t>
+      </w:r>
+      <w:r>
+        <w:t xml:space="preserve">. </w:t>
+      </w:r>
+      <w:r>
+        <w:rPr>
+          <w:b/>
+          <w:bCs/>
+        </w:rPr>
+        <w:t xml:space="preserve">Continue to transfers</w:t>
+      </w:r>
+      <w:r>
+        <w:t xml:space="preserve"> loads every branch (a few seconds the first time), then lists stock other branches can spare for the order’s lines.</w:t>
+      </w:r>
+    </w:p>
+    <w:p>
+      <w:pPr>
+        <w:pStyle w:val="ListParagraph"/>
+        <w:numPr>
+          <w:ilvl w:val="0"/>
+          <w:numId w:val="2"/>
+        </w:numPr>
+        <w:spacing w:after="60"/>
+      </w:pPr>
+      <w:r>
+        <w:rPr>
+          <w:b/>
+          <w:bCs/>
+        </w:rPr>
+        <w:t xml:space="preserve">Instead of buying only.</w:t>
+      </w:r>
+      <w:r>
+        <w:t xml:space="preserve"> These are </w:t>
+      </w:r>
+      <w:r>
+        <w:rPr>
+          <w:b/>
+          <w:bCs/>
+        </w:rPr>
+        <w:t xml:space="preserve">Conventional</w:t>
+      </w:r>
+      <w:r>
+        <w:t xml:space="preserve"> transfers from other branches’ excess, and each sending branch’s own transfer rule decides what it can spare. There is no redistribution here. A branch that is buying the part in this order never sends it.</w:t>
+      </w:r>
+    </w:p>
+    <w:p>
+      <w:pPr>
+        <w:pStyle w:val="ListParagraph"/>
+        <w:numPr>
+          <w:ilvl w:val="0"/>
+          <w:numId w:val="2"/>
+        </w:numPr>
+        <w:spacing w:after="60"/>
+      </w:pPr>
+      <w:r>
+        <w:rPr>
+          <w:b/>
+          <w:bCs/>
+        </w:rPr>
+        <w:t xml:space="preserve">The same tick and save as Recommended Reorder step 1:</w:t>
+      </w:r>
+      <w:r>
+        <w:t xml:space="preserve"> lines start ticked, a quantity is never above the suggestion, there is a search box, and the footer keeps its own </w:t>
+      </w:r>
+      <w:r>
+        <w:rPr>
+          <w:b/>
+          <w:bCs/>
+        </w:rPr>
+        <w:t xml:space="preserve">Save</w:t>
+      </w:r>
+      <w:r>
+        <w:t xml:space="preserve">. The </w:t>
+      </w:r>
+      <w:r>
+        <w:rPr>
+          <w:b/>
+          <w:bCs/>
+        </w:rPr>
+        <w:t xml:space="preserve">Order</w:t>
+      </w:r>
+      <w:r>
+        <w:t xml:space="preserve"> column shows the line’s one-time quantity before → after, for example </w:t>
+      </w:r>
+      <w:r>
+        <w:rPr>
+          <w:b/>
+          <w:bCs/>
+        </w:rPr>
+        <w:t xml:space="preserve">1 → 0</w:t>
+      </w:r>
+      <w:r>
+        <w:t xml:space="preserve">.</w:t>
+      </w:r>
+    </w:p>
+    <w:p>
+      <w:pPr>
+        <w:pStyle w:val="ListParagraph"/>
+        <w:numPr>
+          <w:ilvl w:val="0"/>
+          <w:numId w:val="2"/>
+        </w:numPr>
+        <w:spacing w:after="60"/>
+      </w:pPr>
+      <w:r>
+        <w:rPr>
+          <w:b/>
+          <w:bCs/>
+        </w:rPr>
+        <w:t xml:space="preserve">Continue to review ›</w:t>
+      </w:r>
+      <w:r>
+        <w:t xml:space="preserve"> with unsaved ticks asks “Save the N ticked transfers first?”. Review counts </w:t>
+      </w:r>
+      <w:r>
+        <w:rPr>
+          <w:b/>
+          <w:bCs/>
+        </w:rPr>
+        <w:t xml:space="preserve">saved</w:t>
+      </w:r>
+      <w:r>
+        <w:t xml:space="preserve"> transfers only: a </w:t>
+      </w:r>
+      <w:r>
+        <w:rPr>
+          <w:b/>
+          <w:bCs/>
+        </w:rPr>
+        <w:t xml:space="preserve">Transfer in</w:t>
+      </w:r>
+      <w:r>
+        <w:t xml:space="preserve"> column and “Includes 1 coming by transfer from branch 3”. A line saved transfers cover fully stays on the list with </w:t>
+      </w:r>
+      <w:r>
+        <w:rPr>
+          <w:b/>
+          <w:bCs/>
+        </w:rPr>
+        <w:t xml:space="preserve">0</w:t>
+      </w:r>
+      <w:r>
+        <w:t xml:space="preserve"> and </w:t>
+      </w:r>
+      <w:r>
+        <w:rPr>
+          <w:b/>
+          <w:bCs/>
+        </w:rPr>
+        <w:t xml:space="preserve">Covered by transfers</w:t>
+      </w:r>
+      <w:r>
+        <w:t xml:space="preserve">. It can’t be ticked and is never ordered.</w:t>
+      </w:r>
+    </w:p>
+    <w:p>
+      <w:pPr>
+        <w:pStyle w:val="ListParagraph"/>
+        <w:numPr>
+          <w:ilvl w:val="0"/>
+          <w:numId w:val="2"/>
+        </w:numPr>
+        <w:spacing w:after="60"/>
+      </w:pPr>
+      <w:r>
+        <w:rPr>
+          <w:b/>
+          <w:bCs/>
+        </w:rPr>
+        <w:t xml:space="preserve">Nothing to transfer:</w:t>
+      </w:r>
+      <w:r>
+        <w:t xml:space="preserve"> the Transfers step is skipped, and Review says “No transfers suggested for this order.”</w:t>
+      </w:r>
+    </w:p>
+    <w:p>
+      <w:pPr>
+        <w:pStyle w:val="ListParagraph"/>
+        <w:numPr>
+          <w:ilvl w:val="0"/>
+          <w:numId w:val="2"/>
+        </w:numPr>
+        <w:spacing w:after="60"/>
+      </w:pPr>
+      <w:r>
+        <w:rPr>
+          <w:b/>
+          <w:bCs/>
+        </w:rPr>
+        <w:t xml:space="preserve">Where a transfer came from:</w:t>
+      </w:r>
+      <w:r>
+        <w:t xml:space="preserve"> a transfer order saved here says </w:t>
+      </w:r>
+      <w:r>
+        <w:rPr>
+          <w:b/>
+          <w:bCs/>
+        </w:rPr>
+        <w:t xml:space="preserve">From One-Time Order "&lt;name&gt;"</w:t>
+      </w:r>
+      <w:r>
+        <w:t xml:space="preserve"> on its page.</w:t>
+      </w:r>
+    </w:p>
+    <w:p>
+      <w:pPr>
+        <w:keepNext w:val="false"/>
+        <w:pBdr>
+          <w:left w:val="single" w:color="1F4E79" w:sz="12" w:space="8"/>
+        </w:pBdr>
+        <w:spacing w:before="60" w:after="160"/>
+        <w:ind w:left="360"/>
+      </w:pPr>
+      <w:r>
+        <w:rPr>
+          <w:i/>
+          <w:iCs/>
+          <w:color w:val="404040"/>
+        </w:rPr>
+        <w:t xml:space="preserve">Saving a transfer is real: until it is cancelled it holds the sending branch’s stock. Save </w:t>
+      </w:r>
+      <w:r>
+        <w:rPr>
+          <w:b/>
+          <w:bCs/>
+          <w:i/>
+          <w:iCs/>
+          <w:color w:val="404040"/>
+        </w:rPr>
+        <w:t xml:space="preserve">one practice transfer of quantity 1</w:t>
+      </w:r>
+      <w:r>
+        <w:rPr>
+          <w:i/>
+          <w:iCs/>
+          <w:color w:val="404040"/>
+        </w:rPr>
+        <w:t xml:space="preserve">, then </w:t>
+      </w:r>
+      <w:r>
+        <w:rPr>
+          <w:b/>
+          <w:bCs/>
+          <w:i/>
+          <w:iCs/>
+          <w:color w:val="404040"/>
+        </w:rPr>
+        <w:t xml:space="preserve">cancel and archive it</w:t>
+      </w:r>
+      <w:r>
+        <w:rPr>
+          <w:i/>
+          <w:iCs/>
+          <w:color w:val="404040"/>
+        </w:rPr>
+        <w:t xml:space="preserve"> in the same sitting, as below. Don’t create the One-Time order itself. The example is from Brian’s test on October 29; if ET-3912-J isn’t offered on your day, use any one line.</w:t>
+      </w:r>
+    </w:p>
+    <w:p>
+      <w:pPr>
+        <w:pStyle w:val="Heading3"/>
+      </w:pPr>
+      <w:r>
+        <w:t xml:space="preserve">One-Time Order: the Transfers step</w:t>
+      </w:r>
+    </w:p>
+    <w:tbl>
+      <w:tblPr>
+        <w:tblW w:type="dxa" w:w="10080"/>
+        <w:tblBorders>
+          <w:top w:val="single" w:color="auto" w:sz="4"/>
+          <w:left w:val="single" w:color="auto" w:sz="4"/>
+          <w:bottom w:val="single" w:color="auto" w:sz="4"/>
+          <w:right w:val="single" w:color="auto" w:sz="4"/>
+          <w:insideH w:val="single" w:color="auto" w:sz="4"/>
+          <w:insideV w:val="single" w:color="auto" w:sz="4"/>
+        </w:tblBorders>
+      </w:tblPr>
+      <w:tblGrid>
+        <w:gridCol w:w="504"/>
+        <w:gridCol w:w="4234"/>
+        <w:gridCol w:w="4536"/>
+        <w:gridCol w:w="806"/>
+      </w:tblGrid>
+      <w:tr>
+        <w:trPr>
+          <w:tblHeader/>
+        </w:trPr>
+        <w:tc>
+          <w:tcPr>
+            <w:tcW w:type="dxa" w:w="504"/>
+            <w:tcBorders>
+              <w:top w:val="single" w:color="BFBFBF" w:sz="4"/>
+              <w:left w:val="single" w:color="BFBFBF" w:sz="4"/>
+              <w:bottom w:val="single" w:color="BFBFBF" w:sz="4"/>
+              <w:right w:val="single" w:color="BFBFBF" w:sz="4"/>
+            </w:tcBorders>
+            <w:shd w:fill="DEEAF6" w:color="auto" w:val="clear"/>
+            <w:tcMar>
+              <w:top w:type="dxa" w:w="60"/>
+              <w:left w:type="dxa" w:w="100"/>
+              <w:bottom w:type="dxa" w:w="60"/>
+              <w:right w:type="dxa" w:w="100"/>
+            </w:tcMar>
+          </w:tcPr>
+          <w:p>
+            <w:pPr>
+              <w:keepNext w:val="false"/>
+            </w:pPr>
+            <w:r>
+              <w:rPr>
+                <w:b/>
+                <w:bCs/>
+              </w:rPr>
+              <w:t xml:space="preserve">#</w:t>
+            </w:r>
+          </w:p>
+        </w:tc>
+        <w:tc>
+          <w:tcPr>
+            <w:tcW w:type="dxa" w:w="4234"/>
+            <w:tcBorders>
+              <w:top w:val="single" w:color="BFBFBF" w:sz="4"/>
+              <w:left w:val="single" w:color="BFBFBF" w:sz="4"/>
+              <w:bottom w:val="single" w:color="BFBFBF" w:sz="4"/>
+              <w:right w:val="single" w:color="BFBFBF" w:sz="4"/>
+            </w:tcBorders>
+            <w:shd w:fill="DEEAF6" w:color="auto" w:val="clear"/>
+            <w:tcMar>
+              <w:top w:type="dxa" w:w="60"/>
+              <w:left w:type="dxa" w:w="100"/>
+              <w:bottom w:type="dxa" w:w="60"/>
+              <w:right w:type="dxa" w:w="100"/>
+            </w:tcMar>
+          </w:tcPr>
+          <w:p>
+            <w:pPr>
+              <w:keepNext w:val="false"/>
+            </w:pPr>
+            <w:r>
+              <w:rPr>
+                <w:b/>
+                <w:bCs/>
+              </w:rPr>
+              <w:t xml:space="preserve">Do this</w:t>
+            </w:r>
+          </w:p>
+        </w:tc>
+        <w:tc>
+          <w:tcPr>
+            <w:tcW w:type="dxa" w:w="4536"/>
+            <w:tcBorders>
+              <w:top w:val="single" w:color="BFBFBF" w:sz="4"/>
+              <w:left w:val="single" w:color="BFBFBF" w:sz="4"/>
+              <w:bottom w:val="single" w:color="BFBFBF" w:sz="4"/>
+              <w:right w:val="single" w:color="BFBFBF" w:sz="4"/>
+            </w:tcBorders>
+            <w:shd w:fill="DEEAF6" w:color="auto" w:val="clear"/>
+            <w:tcMar>
+              <w:top w:type="dxa" w:w="60"/>
+              <w:left w:type="dxa" w:w="100"/>
+              <w:bottom w:type="dxa" w:w="60"/>
+              <w:right w:type="dxa" w:w="100"/>
+            </w:tcMar>
+          </w:tcPr>
+          <w:p>
+            <w:pPr>
+              <w:keepNext w:val="false"/>
+            </w:pPr>
+            <w:r>
+              <w:rPr>
+                <w:b/>
+                <w:bCs/>
+              </w:rPr>
+              <w:t xml:space="preserve">You should see</w:t>
+            </w:r>
+          </w:p>
+        </w:tc>
+        <w:tc>
+          <w:tcPr>
+            <w:tcW w:type="dxa" w:w="806"/>
+            <w:tcBorders>
+              <w:top w:val="single" w:color="BFBFBF" w:sz="4"/>
+              <w:left w:val="single" w:color="BFBFBF" w:sz="4"/>
+              <w:bottom w:val="single" w:color="BFBFBF" w:sz="4"/>
+              <w:right w:val="single" w:color="BFBFBF" w:sz="4"/>
+            </w:tcBorders>
+            <w:shd w:fill="DEEAF6" w:color="auto" w:val="clear"/>
+            <w:tcMar>
+              <w:top w:type="dxa" w:w="60"/>
+              <w:left w:type="dxa" w:w="100"/>
+              <w:bottom w:type="dxa" w:w="60"/>
+              <w:right w:type="dxa" w:w="100"/>
+            </w:tcMar>
+          </w:tcPr>
+          <w:p>
+            <w:pPr>
+              <w:keepNext w:val="false"/>
+            </w:pPr>
+            <w:r>
+              <w:rPr>
+                <w:b/>
+                <w:bCs/>
+              </w:rPr>
+              <w:t xml:space="preserve">OK</w:t>
+            </w:r>
+          </w:p>
+        </w:tc>
+      </w:tr>
+      <w:tr>
+        <w:trPr>
+          <w:tblHeader w:val="false"/>
+        </w:trPr>
+        <w:tc>
+          <w:tcPr>
+            <w:tcW w:type="dxa" w:w="504"/>
+            <w:tcBorders>
+              <w:top w:val="single" w:color="BFBFBF" w:sz="4"/>
+              <w:left w:val="single" w:color="BFBFBF" w:sz="4"/>
+              <w:bottom w:val="single" w:color="BFBFBF" w:sz="4"/>
+              <w:right w:val="single" w:color="BFBFBF" w:sz="4"/>
+            </w:tcBorders>
+            <w:tcMar>
+              <w:top w:type="dxa" w:w="60"/>
+              <w:left w:type="dxa" w:w="100"/>
+              <w:bottom w:type="dxa" w:w="60"/>
+              <w:right w:type="dxa" w:w="100"/>
+            </w:tcMar>
+          </w:tcPr>
+          <w:p>
+            <w:pPr>
+              <w:keepNext w:val="false"/>
+            </w:pPr>
+            <w:r>
+              <w:t xml:space="preserve">1</w:t>
+            </w:r>
+          </w:p>
+        </w:tc>
+        <w:tc>
+          <w:tcPr>
+            <w:tcW w:type="dxa" w:w="4234"/>
+            <w:tcBorders>
+              <w:top w:val="single" w:color="BFBFBF" w:sz="4"/>
+              <w:left w:val="single" w:color="BFBFBF" w:sz="4"/>
+              <w:bottom w:val="single" w:color="BFBFBF" w:sz="4"/>
+              <w:right w:val="single" w:color="BFBFBF" w:sz="4"/>
+            </w:tcBorders>
+            <w:tcMar>
+              <w:top w:type="dxa" w:w="60"/>
+              <w:left w:type="dxa" w:w="100"/>
+              <w:bottom w:type="dxa" w:w="60"/>
+              <w:right w:type="dxa" w:w="100"/>
+            </w:tcMar>
+          </w:tcPr>
+          <w:p>
+            <w:pPr>
+              <w:keepNext w:val="false"/>
+            </w:pPr>
+            <w:r>
+              <w:t xml:space="preserve">Click </w:t>
+            </w:r>
+            <w:r>
+              <w:rPr>
+                <w:b/>
+                <w:bCs/>
+              </w:rPr>
+              <w:t xml:space="preserve">One-Time Order</w:t>
+            </w:r>
+            <w:r>
+              <w:t xml:space="preserve">. Name it </w:t>
+            </w:r>
+            <w:r>
+              <w:rPr>
+                <w:b/>
+                <w:bCs/>
+              </w:rPr>
+              <w:t xml:space="preserve">TEST 0.7.0</w:t>
+            </w:r>
+            <w:r>
+              <w:t xml:space="preserve">, tick branch </w:t>
+            </w:r>
+            <w:r>
+              <w:rPr>
+                <w:b/>
+                <w:bCs/>
+              </w:rPr>
+              <w:t xml:space="preserve">1</w:t>
+            </w:r>
+            <w:r>
+              <w:t xml:space="preserve"> and franchise </w:t>
+            </w:r>
+            <w:r>
+              <w:rPr>
+                <w:b/>
+                <w:bCs/>
+              </w:rPr>
+              <w:t xml:space="preserve">MM</w:t>
+            </w:r>
+            <w:r>
+              <w:t xml:space="preserve">, and choose </w:t>
+            </w:r>
+            <w:r>
+              <w:rPr>
+                <w:b/>
+                <w:bCs/>
+              </w:rPr>
+              <w:t xml:space="preserve">Rolling 12</w:t>
+            </w:r>
+            <w:r>
+              <w:t xml:space="preserve">.</w:t>
+            </w:r>
+          </w:p>
+        </w:tc>
+        <w:tc>
+          <w:tcPr>
+            <w:tcW w:type="dxa" w:w="4536"/>
+            <w:tcBorders>
+              <w:top w:val="single" w:color="BFBFBF" w:sz="4"/>
+              <w:left w:val="single" w:color="BFBFBF" w:sz="4"/>
+              <w:bottom w:val="single" w:color="BFBFBF" w:sz="4"/>
+              <w:right w:val="single" w:color="BFBFBF" w:sz="4"/>
+            </w:tcBorders>
+            <w:tcMar>
+              <w:top w:type="dxa" w:w="60"/>
+              <w:left w:type="dxa" w:w="100"/>
+              <w:bottom w:type="dxa" w:w="60"/>
+              <w:right w:type="dxa" w:w="100"/>
+            </w:tcMar>
+          </w:tcPr>
+          <w:p>
+            <w:pPr>
+              <w:keepNext w:val="false"/>
+            </w:pPr>
+            <w:r>
+              <w:t xml:space="preserve">Across the top: </w:t>
+            </w:r>
+            <w:r>
+              <w:rPr>
+                <w:b/>
+                <w:bCs/>
+              </w:rPr>
+              <w:t xml:space="preserve">Set up order → Transfers → Review &amp; calculate</w:t>
+            </w:r>
+            <w:r>
+              <w:t xml:space="preserve">.</w:t>
+            </w:r>
+          </w:p>
+        </w:tc>
+        <w:tc>
+          <w:tcPr>
+            <w:tcW w:type="dxa" w:w="806"/>
+            <w:tcBorders>
+              <w:top w:val="single" w:color="BFBFBF" w:sz="4"/>
+              <w:left w:val="single" w:color="BFBFBF" w:sz="4"/>
+              <w:bottom w:val="single" w:color="BFBFBF" w:sz="4"/>
+              <w:right w:val="single" w:color="BFBFBF" w:sz="4"/>
+            </w:tcBorders>
+            <w:tcMar>
+              <w:top w:type="dxa" w:w="60"/>
+              <w:left w:type="dxa" w:w="100"/>
+              <w:bottom w:type="dxa" w:w="60"/>
+              <w:right w:type="dxa" w:w="100"/>
+            </w:tcMar>
+          </w:tcPr>
+          <w:p>
+            <w:pPr>
+              <w:keepNext w:val="false"/>
+            </w:pPr>
+            <w:r>
+              <w:t xml:space="preserve">☐</w:t>
+            </w:r>
+          </w:p>
+        </w:tc>
+      </w:tr>
+      <w:tr>
+        <w:trPr>
+          <w:tblHeader w:val="false"/>
+        </w:trPr>
+        <w:tc>
+          <w:tcPr>
+            <w:tcW w:type="dxa" w:w="504"/>
+            <w:tcBorders>
+              <w:top w:val="single" w:color="BFBFBF" w:sz="4"/>
+              <w:left w:val="single" w:color="BFBFBF" w:sz="4"/>
+              <w:bottom w:val="single" w:color="BFBFBF" w:sz="4"/>
+              <w:right w:val="single" w:color="BFBFBF" w:sz="4"/>
+            </w:tcBorders>
+            <w:tcMar>
+              <w:top w:type="dxa" w:w="60"/>
+              <w:left w:type="dxa" w:w="100"/>
+              <w:bottom w:type="dxa" w:w="60"/>
+              <w:right w:type="dxa" w:w="100"/>
+            </w:tcMar>
+          </w:tcPr>
+          <w:p>
+            <w:pPr>
+              <w:keepNext w:val="false"/>
+            </w:pPr>
+            <w:r>
+              <w:t xml:space="preserve">2</w:t>
+            </w:r>
+          </w:p>
+        </w:tc>
+        <w:tc>
+          <w:tcPr>
+            <w:tcW w:type="dxa" w:w="4234"/>
+            <w:tcBorders>
+              <w:top w:val="single" w:color="BFBFBF" w:sz="4"/>
+              <w:left w:val="single" w:color="BFBFBF" w:sz="4"/>
+              <w:bottom w:val="single" w:color="BFBFBF" w:sz="4"/>
+              <w:right w:val="single" w:color="BFBFBF" w:sz="4"/>
+            </w:tcBorders>
+            <w:tcMar>
+              <w:top w:type="dxa" w:w="60"/>
+              <w:left w:type="dxa" w:w="100"/>
+              <w:bottom w:type="dxa" w:w="60"/>
+              <w:right w:type="dxa" w:w="100"/>
+            </w:tcMar>
+          </w:tcPr>
+          <w:p>
+            <w:pPr>
+              <w:keepNext w:val="false"/>
+            </w:pPr>
+            <w:r>
+              <w:t xml:space="preserve">Click </w:t>
+            </w:r>
+            <w:r>
+              <w:rPr>
+                <w:b/>
+                <w:bCs/>
+              </w:rPr>
+              <w:t xml:space="preserve">Continue to transfers</w:t>
+            </w:r>
+            <w:r>
+              <w:t xml:space="preserve">.</w:t>
+            </w:r>
+          </w:p>
+        </w:tc>
+        <w:tc>
+          <w:tcPr>
+            <w:tcW w:type="dxa" w:w="4536"/>
+            <w:tcBorders>
+              <w:top w:val="single" w:color="BFBFBF" w:sz="4"/>
+              <w:left w:val="single" w:color="BFBFBF" w:sz="4"/>
+              <w:bottom w:val="single" w:color="BFBFBF" w:sz="4"/>
+              <w:right w:val="single" w:color="BFBFBF" w:sz="4"/>
+            </w:tcBorders>
+            <w:tcMar>
+              <w:top w:type="dxa" w:w="60"/>
+              <w:left w:type="dxa" w:w="100"/>
+              <w:bottom w:type="dxa" w:w="60"/>
+              <w:right w:type="dxa" w:w="100"/>
+            </w:tcMar>
+          </w:tcPr>
+          <w:p>
+            <w:pPr>
+              <w:keepNext w:val="false"/>
+            </w:pPr>
+            <w:r>
+              <w:t xml:space="preserve">A progress bar while every branch loads, with “Every branch loads first, to find the stock other branches can spare.” and </w:t>
+            </w:r>
+            <w:r>
+              <w:rPr>
+                <w:b/>
+                <w:bCs/>
+              </w:rPr>
+              <w:t xml:space="preserve">Cancel</w:t>
+            </w:r>
+            <w:r>
+              <w:t xml:space="preserve"> / </w:t>
+            </w:r>
+            <w:r>
+              <w:rPr>
+                <w:b/>
+                <w:bCs/>
+              </w:rPr>
+              <w:t xml:space="preserve">Load the rest</w:t>
+            </w:r>
+            <w:r>
+              <w:t xml:space="preserve">.</w:t>
+            </w:r>
+          </w:p>
+        </w:tc>
+        <w:tc>
+          <w:tcPr>
+            <w:tcW w:type="dxa" w:w="806"/>
+            <w:tcBorders>
+              <w:top w:val="single" w:color="BFBFBF" w:sz="4"/>
+              <w:left w:val="single" w:color="BFBFBF" w:sz="4"/>
+              <w:bottom w:val="single" w:color="BFBFBF" w:sz="4"/>
+              <w:right w:val="single" w:color="BFBFBF" w:sz="4"/>
+            </w:tcBorders>
+            <w:tcMar>
+              <w:top w:type="dxa" w:w="60"/>
+              <w:left w:type="dxa" w:w="100"/>
+              <w:bottom w:type="dxa" w:w="60"/>
+              <w:right w:type="dxa" w:w="100"/>
+            </w:tcMar>
+          </w:tcPr>
+          <w:p>
+            <w:pPr>
+              <w:keepNext w:val="false"/>
+            </w:pPr>
+            <w:r>
+              <w:t xml:space="preserve">☐</w:t>
+            </w:r>
+          </w:p>
+        </w:tc>
+      </w:tr>
+      <w:tr>
+        <w:trPr>
+          <w:tblHeader w:val="false"/>
+        </w:trPr>
+        <w:tc>
+          <w:tcPr>
+            <w:tcW w:type="dxa" w:w="504"/>
+            <w:tcBorders>
+              <w:top w:val="single" w:color="BFBFBF" w:sz="4"/>
+              <w:left w:val="single" w:color="BFBFBF" w:sz="4"/>
+              <w:bottom w:val="single" w:color="BFBFBF" w:sz="4"/>
+              <w:right w:val="single" w:color="BFBFBF" w:sz="4"/>
+            </w:tcBorders>
+            <w:tcMar>
+              <w:top w:type="dxa" w:w="60"/>
+              <w:left w:type="dxa" w:w="100"/>
+              <w:bottom w:type="dxa" w:w="60"/>
+              <w:right w:type="dxa" w:w="100"/>
+            </w:tcMar>
+          </w:tcPr>
+          <w:p>
+            <w:pPr>
+              <w:keepNext w:val="false"/>
+            </w:pPr>
+            <w:r>
+              <w:t xml:space="preserve">3</w:t>
+            </w:r>
+          </w:p>
+        </w:tc>
+        <w:tc>
+          <w:tcPr>
+            <w:tcW w:type="dxa" w:w="4234"/>
+            <w:tcBorders>
+              <w:top w:val="single" w:color="BFBFBF" w:sz="4"/>
+              <w:left w:val="single" w:color="BFBFBF" w:sz="4"/>
+              <w:bottom w:val="single" w:color="BFBFBF" w:sz="4"/>
+              <w:right w:val="single" w:color="BFBFBF" w:sz="4"/>
+            </w:tcBorders>
+            <w:tcMar>
+              <w:top w:type="dxa" w:w="60"/>
+              <w:left w:type="dxa" w:w="100"/>
+              <w:bottom w:type="dxa" w:w="60"/>
+              <w:right w:type="dxa" w:w="100"/>
+            </w:tcMar>
+          </w:tcPr>
+          <w:p>
+            <w:pPr>
+              <w:keepNext w:val="false"/>
+            </w:pPr>
+            <w:r>
+              <w:t xml:space="preserve">Wait for it to finish.</w:t>
+            </w:r>
+          </w:p>
+        </w:tc>
+        <w:tc>
+          <w:tcPr>
+            <w:tcW w:type="dxa" w:w="4536"/>
+            <w:tcBorders>
+              <w:top w:val="single" w:color="BFBFBF" w:sz="4"/>
+              <w:left w:val="single" w:color="BFBFBF" w:sz="4"/>
+              <w:bottom w:val="single" w:color="BFBFBF" w:sz="4"/>
+              <w:right w:val="single" w:color="BFBFBF" w:sz="4"/>
+            </w:tcBorders>
+            <w:tcMar>
+              <w:top w:type="dxa" w:w="60"/>
+              <w:left w:type="dxa" w:w="100"/>
+              <w:bottom w:type="dxa" w:w="60"/>
+              <w:right w:type="dxa" w:w="100"/>
+            </w:tcMar>
+          </w:tcPr>
+          <w:p>
+            <w:pPr>
+              <w:keepNext w:val="false"/>
+            </w:pPr>
+            <w:r>
+              <w:rPr>
+                <w:b/>
+                <w:bCs/>
+              </w:rPr>
+              <w:t xml:space="preserve">Transfers into branch 1</w:t>
+            </w:r>
+            <w:r>
+              <w:t xml:space="preserve">: “Stock other branches can spare for this order. Tick the transfers to make instead of buying; Review counts the saved ones.” Every line is ticked, with a </w:t>
+            </w:r>
+            <w:r>
+              <w:rPr>
+                <w:b/>
+                <w:bCs/>
+              </w:rPr>
+              <w:t xml:space="preserve">Conventional</w:t>
+            </w:r>
+            <w:r>
+              <w:t xml:space="preserve"> badge. On October 29 one was </w:t>
+            </w:r>
+            <w:r>
+              <w:rPr>
+                <w:b/>
+                <w:bCs/>
+              </w:rPr>
+              <w:t xml:space="preserve">ET-3912-J</w:t>
+            </w:r>
+            <w:r>
+              <w:t xml:space="preserve"> (110 LUMEN FLASHLIGHT - RECHARGEABLE), </w:t>
+            </w:r>
+            <w:r>
+              <w:rPr>
+                <w:b/>
+                <w:bCs/>
+              </w:rPr>
+              <w:t xml:space="preserve">1 from branch 3</w:t>
+            </w:r>
+            <w:r>
+              <w:t xml:space="preserve">, $32.00, with the </w:t>
+            </w:r>
+            <w:r>
+              <w:rPr>
+                <w:b/>
+                <w:bCs/>
+              </w:rPr>
+              <w:t xml:space="preserve">Order</w:t>
+            </w:r>
+            <w:r>
+              <w:t xml:space="preserve"> column at </w:t>
+            </w:r>
+            <w:r>
+              <w:rPr>
+                <w:b/>
+                <w:bCs/>
+              </w:rPr>
+              <w:t xml:space="preserve">1 → 0</w:t>
+            </w:r>
+            <w:r>
+              <w:t xml:space="preserve">.</w:t>
+            </w:r>
+          </w:p>
+        </w:tc>
+        <w:tc>
+          <w:tcPr>
+            <w:tcW w:type="dxa" w:w="806"/>
+            <w:tcBorders>
+              <w:top w:val="single" w:color="BFBFBF" w:sz="4"/>
+              <w:left w:val="single" w:color="BFBFBF" w:sz="4"/>
+              <w:bottom w:val="single" w:color="BFBFBF" w:sz="4"/>
+              <w:right w:val="single" w:color="BFBFBF" w:sz="4"/>
+            </w:tcBorders>
+            <w:tcMar>
+              <w:top w:type="dxa" w:w="60"/>
+              <w:left w:type="dxa" w:w="100"/>
+              <w:bottom w:type="dxa" w:w="60"/>
+              <w:right w:type="dxa" w:w="100"/>
+            </w:tcMar>
+          </w:tcPr>
+          <w:p>
+            <w:pPr>
+              <w:keepNext w:val="false"/>
+            </w:pPr>
+            <w:r>
+              <w:t xml:space="preserve">☐</w:t>
+            </w:r>
+          </w:p>
+        </w:tc>
+      </w:tr>
+      <w:tr>
+        <w:trPr>
+          <w:tblHeader w:val="false"/>
+        </w:trPr>
+        <w:tc>
+          <w:tcPr>
+            <w:tcW w:type="dxa" w:w="504"/>
+            <w:tcBorders>
+              <w:top w:val="single" w:color="BFBFBF" w:sz="4"/>
+              <w:left w:val="single" w:color="BFBFBF" w:sz="4"/>
+              <w:bottom w:val="single" w:color="BFBFBF" w:sz="4"/>
+              <w:right w:val="single" w:color="BFBFBF" w:sz="4"/>
+            </w:tcBorders>
+            <w:tcMar>
+              <w:top w:type="dxa" w:w="60"/>
+              <w:left w:type="dxa" w:w="100"/>
+              <w:bottom w:type="dxa" w:w="60"/>
+              <w:right w:type="dxa" w:w="100"/>
+            </w:tcMar>
+          </w:tcPr>
+          <w:p>
+            <w:pPr>
+              <w:keepNext w:val="false"/>
+            </w:pPr>
+            <w:r>
+              <w:t xml:space="preserve">4</w:t>
+            </w:r>
+          </w:p>
+        </w:tc>
+        <w:tc>
+          <w:tcPr>
+            <w:tcW w:type="dxa" w:w="4234"/>
+            <w:tcBorders>
+              <w:top w:val="single" w:color="BFBFBF" w:sz="4"/>
+              <w:left w:val="single" w:color="BFBFBF" w:sz="4"/>
+              <w:bottom w:val="single" w:color="BFBFBF" w:sz="4"/>
+              <w:right w:val="single" w:color="BFBFBF" w:sz="4"/>
+            </w:tcBorders>
+            <w:tcMar>
+              <w:top w:type="dxa" w:w="60"/>
+              <w:left w:type="dxa" w:w="100"/>
+              <w:bottom w:type="dxa" w:w="60"/>
+              <w:right w:type="dxa" w:w="100"/>
+            </w:tcMar>
+          </w:tcPr>
+          <w:p>
+            <w:pPr>
+              <w:keepNext w:val="false"/>
+            </w:pPr>
+            <w:r>
+              <w:t xml:space="preserve">Type </w:t>
+            </w:r>
+            <w:r>
+              <w:rPr>
+                <w:rFonts w:ascii="Consolas" w:cs="Consolas" w:eastAsia="Consolas" w:hAnsi="Consolas"/>
+                <w:sz w:val="20"/>
+                <w:szCs w:val="20"/>
+              </w:rPr>
+              <w:t xml:space="preserve">ET-3912</w:t>
+            </w:r>
+            <w:r>
+              <w:t xml:space="preserve"> in the </w:t>
+            </w:r>
+            <w:r>
+              <w:rPr>
+                <w:b/>
+                <w:bCs/>
+              </w:rPr>
+              <w:t xml:space="preserve">Search parts</w:t>
+            </w:r>
+            <w:r>
+              <w:t xml:space="preserve"> box, then clear it.</w:t>
+            </w:r>
+          </w:p>
+        </w:tc>
+        <w:tc>
+          <w:tcPr>
+            <w:tcW w:type="dxa" w:w="4536"/>
+            <w:tcBorders>
+              <w:top w:val="single" w:color="BFBFBF" w:sz="4"/>
+              <w:left w:val="single" w:color="BFBFBF" w:sz="4"/>
+              <w:bottom w:val="single" w:color="BFBFBF" w:sz="4"/>
+              <w:right w:val="single" w:color="BFBFBF" w:sz="4"/>
+            </w:tcBorders>
+            <w:tcMar>
+              <w:top w:type="dxa" w:w="60"/>
+              <w:left w:type="dxa" w:w="100"/>
+              <w:bottom w:type="dxa" w:w="60"/>
+              <w:right w:type="dxa" w:w="100"/>
+            </w:tcMar>
+          </w:tcPr>
+          <w:p>
+            <w:pPr>
+              <w:keepNext w:val="false"/>
+            </w:pPr>
+            <w:r>
+              <w:t xml:space="preserve">Only that line, and the footer says how many ticked lines are shown (“1 of N ticked lines shown”). Clearing brings every line back, still ticked.</w:t>
+            </w:r>
+          </w:p>
+        </w:tc>
+        <w:tc>
+          <w:tcPr>
+            <w:tcW w:type="dxa" w:w="806"/>
+            <w:tcBorders>
+              <w:top w:val="single" w:color="BFBFBF" w:sz="4"/>
+              <w:left w:val="single" w:color="BFBFBF" w:sz="4"/>
+              <w:bottom w:val="single" w:color="BFBFBF" w:sz="4"/>
+              <w:right w:val="single" w:color="BFBFBF" w:sz="4"/>
+            </w:tcBorders>
+            <w:tcMar>
+              <w:top w:type="dxa" w:w="60"/>
+              <w:left w:type="dxa" w:w="100"/>
+              <w:bottom w:type="dxa" w:w="60"/>
+              <w:right w:type="dxa" w:w="100"/>
+            </w:tcMar>
+          </w:tcPr>
+          <w:p>
+            <w:pPr>
+              <w:keepNext w:val="false"/>
+            </w:pPr>
+            <w:r>
+              <w:t xml:space="preserve">☐</w:t>
+            </w:r>
+          </w:p>
+        </w:tc>
+      </w:tr>
+      <w:tr>
+        <w:trPr>
+          <w:tblHeader w:val="false"/>
+        </w:trPr>
+        <w:tc>
+          <w:tcPr>
+            <w:tcW w:type="dxa" w:w="504"/>
+            <w:tcBorders>
+              <w:top w:val="single" w:color="BFBFBF" w:sz="4"/>
+              <w:left w:val="single" w:color="BFBFBF" w:sz="4"/>
+              <w:bottom w:val="single" w:color="BFBFBF" w:sz="4"/>
+              <w:right w:val="single" w:color="BFBFBF" w:sz="4"/>
+            </w:tcBorders>
+            <w:tcMar>
+              <w:top w:type="dxa" w:w="60"/>
+              <w:left w:type="dxa" w:w="100"/>
+              <w:bottom w:type="dxa" w:w="60"/>
+              <w:right w:type="dxa" w:w="100"/>
+            </w:tcMar>
+          </w:tcPr>
+          <w:p>
+            <w:pPr>
+              <w:keepNext w:val="false"/>
+            </w:pPr>
+            <w:r>
+              <w:t xml:space="preserve">5</w:t>
+            </w:r>
+          </w:p>
+        </w:tc>
+        <w:tc>
+          <w:tcPr>
+            <w:tcW w:type="dxa" w:w="4234"/>
+            <w:tcBorders>
+              <w:top w:val="single" w:color="BFBFBF" w:sz="4"/>
+              <w:left w:val="single" w:color="BFBFBF" w:sz="4"/>
+              <w:bottom w:val="single" w:color="BFBFBF" w:sz="4"/>
+              <w:right w:val="single" w:color="BFBFBF" w:sz="4"/>
+            </w:tcBorders>
+            <w:tcMar>
+              <w:top w:type="dxa" w:w="60"/>
+              <w:left w:type="dxa" w:w="100"/>
+              <w:bottom w:type="dxa" w:w="60"/>
+              <w:right w:type="dxa" w:w="100"/>
+            </w:tcMar>
+          </w:tcPr>
+          <w:p>
+            <w:pPr>
+              <w:keepNext w:val="false"/>
+            </w:pPr>
+            <w:r>
+              <w:t xml:space="preserve">Untick ET-3912-J.</w:t>
+            </w:r>
+          </w:p>
+        </w:tc>
+        <w:tc>
+          <w:tcPr>
+            <w:tcW w:type="dxa" w:w="4536"/>
+            <w:tcBorders>
+              <w:top w:val="single" w:color="BFBFBF" w:sz="4"/>
+              <w:left w:val="single" w:color="BFBFBF" w:sz="4"/>
+              <w:bottom w:val="single" w:color="BFBFBF" w:sz="4"/>
+              <w:right w:val="single" w:color="BFBFBF" w:sz="4"/>
+            </w:tcBorders>
+            <w:tcMar>
+              <w:top w:type="dxa" w:w="60"/>
+              <w:left w:type="dxa" w:w="100"/>
+              <w:bottom w:type="dxa" w:w="60"/>
+              <w:right w:type="dxa" w:w="100"/>
+            </w:tcMar>
+          </w:tcPr>
+          <w:p>
+            <w:pPr>
+              <w:keepNext w:val="false"/>
+            </w:pPr>
+            <w:r>
+              <w:t xml:space="preserve">Its Order is the same before and after (</w:t>
+            </w:r>
+            <w:r>
+              <w:rPr>
+                <w:b/>
+                <w:bCs/>
+              </w:rPr>
+              <w:t xml:space="preserve">1 → 1</w:t>
+            </w:r>
+            <w:r>
+              <w:t xml:space="preserve"> on October 29): without the transfer, the order buys it.</w:t>
+            </w:r>
+          </w:p>
+        </w:tc>
+        <w:tc>
+          <w:tcPr>
+            <w:tcW w:type="dxa" w:w="806"/>
+            <w:tcBorders>
+              <w:top w:val="single" w:color="BFBFBF" w:sz="4"/>
+              <w:left w:val="single" w:color="BFBFBF" w:sz="4"/>
+              <w:bottom w:val="single" w:color="BFBFBF" w:sz="4"/>
+              <w:right w:val="single" w:color="BFBFBF" w:sz="4"/>
+            </w:tcBorders>
+            <w:tcMar>
+              <w:top w:type="dxa" w:w="60"/>
+              <w:left w:type="dxa" w:w="100"/>
+              <w:bottom w:type="dxa" w:w="60"/>
+              <w:right w:type="dxa" w:w="100"/>
+            </w:tcMar>
+          </w:tcPr>
+          <w:p>
+            <w:pPr>
+              <w:keepNext w:val="false"/>
+            </w:pPr>
+            <w:r>
+              <w:t xml:space="preserve">☐</w:t>
+            </w:r>
+          </w:p>
+        </w:tc>
+      </w:tr>
+      <w:tr>
+        <w:trPr>
+          <w:tblHeader w:val="false"/>
+        </w:trPr>
+        <w:tc>
+          <w:tcPr>
+            <w:tcW w:type="dxa" w:w="504"/>
+            <w:tcBorders>
+              <w:top w:val="single" w:color="BFBFBF" w:sz="4"/>
+              <w:left w:val="single" w:color="BFBFBF" w:sz="4"/>
+              <w:bottom w:val="single" w:color="BFBFBF" w:sz="4"/>
+              <w:right w:val="single" w:color="BFBFBF" w:sz="4"/>
+            </w:tcBorders>
+            <w:tcMar>
+              <w:top w:type="dxa" w:w="60"/>
+              <w:left w:type="dxa" w:w="100"/>
+              <w:bottom w:type="dxa" w:w="60"/>
+              <w:right w:type="dxa" w:w="100"/>
+            </w:tcMar>
+          </w:tcPr>
+          <w:p>
+            <w:pPr>
+              <w:keepNext w:val="false"/>
+            </w:pPr>
+            <w:r>
+              <w:t xml:space="preserve">6</w:t>
+            </w:r>
+          </w:p>
+        </w:tc>
+        <w:tc>
+          <w:tcPr>
+            <w:tcW w:type="dxa" w:w="4234"/>
+            <w:tcBorders>
+              <w:top w:val="single" w:color="BFBFBF" w:sz="4"/>
+              <w:left w:val="single" w:color="BFBFBF" w:sz="4"/>
+              <w:bottom w:val="single" w:color="BFBFBF" w:sz="4"/>
+              <w:right w:val="single" w:color="BFBFBF" w:sz="4"/>
+            </w:tcBorders>
+            <w:tcMar>
+              <w:top w:type="dxa" w:w="60"/>
+              <w:left w:type="dxa" w:w="100"/>
+              <w:bottom w:type="dxa" w:w="60"/>
+              <w:right w:type="dxa" w:w="100"/>
+            </w:tcMar>
+          </w:tcPr>
+          <w:p>
+            <w:pPr>
+              <w:keepNext w:val="false"/>
+            </w:pPr>
+            <w:r>
+              <w:t xml:space="preserve">Untick every other line and tick ET-3912-J again (quantity 1). Click </w:t>
+            </w:r>
+            <w:r>
+              <w:rPr>
+                <w:b/>
+                <w:bCs/>
+              </w:rPr>
+              <w:t xml:space="preserve">Continue to review ›</w:t>
+            </w:r>
+            <w:r>
+              <w:t xml:space="preserve">.</w:t>
+            </w:r>
+          </w:p>
+        </w:tc>
+        <w:tc>
+          <w:tcPr>
+            <w:tcW w:type="dxa" w:w="4536"/>
+            <w:tcBorders>
+              <w:top w:val="single" w:color="BFBFBF" w:sz="4"/>
+              <w:left w:val="single" w:color="BFBFBF" w:sz="4"/>
+              <w:bottom w:val="single" w:color="BFBFBF" w:sz="4"/>
+              <w:right w:val="single" w:color="BFBFBF" w:sz="4"/>
+            </w:tcBorders>
+            <w:tcMar>
+              <w:top w:type="dxa" w:w="60"/>
+              <w:left w:type="dxa" w:w="100"/>
+              <w:bottom w:type="dxa" w:w="60"/>
+              <w:right w:type="dxa" w:w="100"/>
+            </w:tcMar>
+          </w:tcPr>
+          <w:p>
+            <w:pPr>
+              <w:keepNext w:val="false"/>
+            </w:pPr>
+            <w:r>
+              <w:t xml:space="preserve">“Save the 1 ticked transfer first?” (“The order on Review counts only saved transfers.”) with </w:t>
+            </w:r>
+            <w:r>
+              <w:rPr>
+                <w:b/>
+                <w:bCs/>
+              </w:rPr>
+              <w:t xml:space="preserve">Stay</w:t>
+            </w:r>
+            <w:r>
+              <w:t xml:space="preserve">, </w:t>
+            </w:r>
+            <w:r>
+              <w:rPr>
+                <w:b/>
+                <w:bCs/>
+              </w:rPr>
+              <w:t xml:space="preserve">Continue without them</w:t>
+            </w:r>
+            <w:r>
+              <w:t xml:space="preserve"> and </w:t>
+            </w:r>
+            <w:r>
+              <w:rPr>
+                <w:b/>
+                <w:bCs/>
+              </w:rPr>
+              <w:t xml:space="preserve">Save and continue</w:t>
+            </w:r>
+            <w:r>
+              <w:t xml:space="preserve">. Click </w:t>
+            </w:r>
+            <w:r>
+              <w:rPr>
+                <w:b/>
+                <w:bCs/>
+              </w:rPr>
+              <w:t xml:space="preserve">Stay</w:t>
+            </w:r>
+            <w:r>
+              <w:t xml:space="preserve">.</w:t>
+            </w:r>
+          </w:p>
+        </w:tc>
+        <w:tc>
+          <w:tcPr>
+            <w:tcW w:type="dxa" w:w="806"/>
+            <w:tcBorders>
+              <w:top w:val="single" w:color="BFBFBF" w:sz="4"/>
+              <w:left w:val="single" w:color="BFBFBF" w:sz="4"/>
+              <w:bottom w:val="single" w:color="BFBFBF" w:sz="4"/>
+              <w:right w:val="single" w:color="BFBFBF" w:sz="4"/>
+            </w:tcBorders>
+            <w:tcMar>
+              <w:top w:type="dxa" w:w="60"/>
+              <w:left w:type="dxa" w:w="100"/>
+              <w:bottom w:type="dxa" w:w="60"/>
+              <w:right w:type="dxa" w:w="100"/>
+            </w:tcMar>
+          </w:tcPr>
+          <w:p>
+            <w:pPr>
+              <w:keepNext w:val="false"/>
+            </w:pPr>
+            <w:r>
+              <w:t xml:space="preserve">☐</w:t>
+            </w:r>
+          </w:p>
+        </w:tc>
+      </w:tr>
+      <w:tr>
+        <w:trPr>
+          <w:tblHeader w:val="false"/>
+        </w:trPr>
+        <w:tc>
+          <w:tcPr>
+            <w:tcW w:type="dxa" w:w="504"/>
+            <w:tcBorders>
+              <w:top w:val="single" w:color="BFBFBF" w:sz="4"/>
+              <w:left w:val="single" w:color="BFBFBF" w:sz="4"/>
+              <w:bottom w:val="single" w:color="BFBFBF" w:sz="4"/>
+              <w:right w:val="single" w:color="BFBFBF" w:sz="4"/>
+            </w:tcBorders>
+            <w:tcMar>
+              <w:top w:type="dxa" w:w="60"/>
+              <w:left w:type="dxa" w:w="100"/>
+              <w:bottom w:type="dxa" w:w="60"/>
+              <w:right w:type="dxa" w:w="100"/>
+            </w:tcMar>
+          </w:tcPr>
+          <w:p>
+            <w:pPr>
+              <w:keepNext w:val="false"/>
+            </w:pPr>
+            <w:r>
+              <w:t xml:space="preserve">7</w:t>
+            </w:r>
+          </w:p>
+        </w:tc>
+        <w:tc>
+          <w:tcPr>
+            <w:tcW w:type="dxa" w:w="4234"/>
+            <w:tcBorders>
+              <w:top w:val="single" w:color="BFBFBF" w:sz="4"/>
+              <w:left w:val="single" w:color="BFBFBF" w:sz="4"/>
+              <w:bottom w:val="single" w:color="BFBFBF" w:sz="4"/>
+              <w:right w:val="single" w:color="BFBFBF" w:sz="4"/>
+            </w:tcBorders>
+            <w:tcMar>
+              <w:top w:type="dxa" w:w="60"/>
+              <w:left w:type="dxa" w:w="100"/>
+              <w:bottom w:type="dxa" w:w="60"/>
+              <w:right w:type="dxa" w:w="100"/>
+            </w:tcMar>
+          </w:tcPr>
+          <w:p>
+            <w:pPr>
+              <w:keepNext w:val="false"/>
+            </w:pPr>
+            <w:r>
+              <w:t xml:space="preserve">Click </w:t>
+            </w:r>
+            <w:r>
+              <w:rPr>
+                <w:b/>
+                <w:bCs/>
+              </w:rPr>
+              <w:t xml:space="preserve">Save 1 transfer (1 transfer order)</w:t>
+            </w:r>
+            <w:r>
+              <w:t xml:space="preserve">.</w:t>
+            </w:r>
+          </w:p>
+        </w:tc>
+        <w:tc>
+          <w:tcPr>
+            <w:tcW w:type="dxa" w:w="4536"/>
+            <w:tcBorders>
+              <w:top w:val="single" w:color="BFBFBF" w:sz="4"/>
+              <w:left w:val="single" w:color="BFBFBF" w:sz="4"/>
+              <w:bottom w:val="single" w:color="BFBFBF" w:sz="4"/>
+              <w:right w:val="single" w:color="BFBFBF" w:sz="4"/>
+            </w:tcBorders>
+            <w:tcMar>
+              <w:top w:type="dxa" w:w="60"/>
+              <w:left w:type="dxa" w:w="100"/>
+              <w:bottom w:type="dxa" w:w="60"/>
+              <w:right w:type="dxa" w:w="100"/>
+            </w:tcMar>
+          </w:tcPr>
+          <w:p>
+            <w:pPr>
+              <w:keepNext w:val="false"/>
+            </w:pPr>
+            <w:r>
+              <w:t xml:space="preserve">“Saved 1 transfer order.” and </w:t>
+            </w:r>
+            <w:r>
+              <w:rPr>
+                <w:b/>
+                <w:bCs/>
+              </w:rPr>
+              <w:t xml:space="preserve">Saved transfers</w:t>
+            </w:r>
+            <w:r>
+              <w:t xml:space="preserve">: “3 → 1 · 1 line · Draft · saved … by &lt;your name&gt;”.</w:t>
+            </w:r>
+          </w:p>
+        </w:tc>
+        <w:tc>
+          <w:tcPr>
+            <w:tcW w:type="dxa" w:w="806"/>
+            <w:tcBorders>
+              <w:top w:val="single" w:color="BFBFBF" w:sz="4"/>
+              <w:left w:val="single" w:color="BFBFBF" w:sz="4"/>
+              <w:bottom w:val="single" w:color="BFBFBF" w:sz="4"/>
+              <w:right w:val="single" w:color="BFBFBF" w:sz="4"/>
+            </w:tcBorders>
+            <w:tcMar>
+              <w:top w:type="dxa" w:w="60"/>
+              <w:left w:type="dxa" w:w="100"/>
+              <w:bottom w:type="dxa" w:w="60"/>
+              <w:right w:type="dxa" w:w="100"/>
+            </w:tcMar>
+          </w:tcPr>
+          <w:p>
+            <w:pPr>
+              <w:keepNext w:val="false"/>
+            </w:pPr>
+            <w:r>
+              <w:t xml:space="preserve">☐</w:t>
+            </w:r>
+          </w:p>
+        </w:tc>
+      </w:tr>
+      <w:tr>
+        <w:trPr>
+          <w:tblHeader w:val="false"/>
+        </w:trPr>
+        <w:tc>
+          <w:tcPr>
+            <w:tcW w:type="dxa" w:w="504"/>
+            <w:tcBorders>
+              <w:top w:val="single" w:color="BFBFBF" w:sz="4"/>
+              <w:left w:val="single" w:color="BFBFBF" w:sz="4"/>
+              <w:bottom w:val="single" w:color="BFBFBF" w:sz="4"/>
+              <w:right w:val="single" w:color="BFBFBF" w:sz="4"/>
+            </w:tcBorders>
+            <w:tcMar>
+              <w:top w:type="dxa" w:w="60"/>
+              <w:left w:type="dxa" w:w="100"/>
+              <w:bottom w:type="dxa" w:w="60"/>
+              <w:right w:type="dxa" w:w="100"/>
+            </w:tcMar>
+          </w:tcPr>
+          <w:p>
+            <w:pPr>
+              <w:keepNext w:val="false"/>
+            </w:pPr>
+            <w:r>
+              <w:t xml:space="preserve">8</w:t>
+            </w:r>
+          </w:p>
+        </w:tc>
+        <w:tc>
+          <w:tcPr>
+            <w:tcW w:type="dxa" w:w="4234"/>
+            <w:tcBorders>
+              <w:top w:val="single" w:color="BFBFBF" w:sz="4"/>
+              <w:left w:val="single" w:color="BFBFBF" w:sz="4"/>
+              <w:bottom w:val="single" w:color="BFBFBF" w:sz="4"/>
+              <w:right w:val="single" w:color="BFBFBF" w:sz="4"/>
+            </w:tcBorders>
+            <w:tcMar>
+              <w:top w:type="dxa" w:w="60"/>
+              <w:left w:type="dxa" w:w="100"/>
+              <w:bottom w:type="dxa" w:w="60"/>
+              <w:right w:type="dxa" w:w="100"/>
+            </w:tcMar>
+          </w:tcPr>
+          <w:p>
+            <w:pPr>
+              <w:keepNext w:val="false"/>
+            </w:pPr>
+            <w:r>
+              <w:t xml:space="preserve">Click </w:t>
+            </w:r>
+            <w:r>
+              <w:rPr>
+                <w:b/>
+                <w:bCs/>
+              </w:rPr>
+              <w:t xml:space="preserve">Continue to review ›</w:t>
+            </w:r>
+            <w:r>
+              <w:t xml:space="preserve">.</w:t>
+            </w:r>
+          </w:p>
+        </w:tc>
+        <w:tc>
+          <w:tcPr>
+            <w:tcW w:type="dxa" w:w="4536"/>
+            <w:tcBorders>
+              <w:top w:val="single" w:color="BFBFBF" w:sz="4"/>
+              <w:left w:val="single" w:color="BFBFBF" w:sz="4"/>
+              <w:bottom w:val="single" w:color="BFBFBF" w:sz="4"/>
+              <w:right w:val="single" w:color="BFBFBF" w:sz="4"/>
+            </w:tcBorders>
+            <w:tcMar>
+              <w:top w:type="dxa" w:w="60"/>
+              <w:left w:type="dxa" w:w="100"/>
+              <w:bottom w:type="dxa" w:w="60"/>
+              <w:right w:type="dxa" w:w="100"/>
+            </w:tcMar>
+          </w:tcPr>
+          <w:p>
+            <w:pPr>
+              <w:keepNext w:val="false"/>
+            </w:pPr>
+            <w:r>
+              <w:t xml:space="preserve">No question this time. ET-3912-J stays on the list with </w:t>
+            </w:r>
+            <w:r>
+              <w:rPr>
+                <w:b/>
+                <w:bCs/>
+              </w:rPr>
+              <w:t xml:space="preserve">0</w:t>
+            </w:r>
+            <w:r>
+              <w:t xml:space="preserve">, </w:t>
+            </w:r>
+            <w:r>
+              <w:rPr>
+                <w:b/>
+                <w:bCs/>
+              </w:rPr>
+              <w:t xml:space="preserve">Covered by transfers</w:t>
+            </w:r>
+            <w:r>
+              <w:t xml:space="preserve"> and a greyed-out tick box, </w:t>
+            </w:r>
+            <w:r>
+              <w:rPr>
+                <w:b/>
+                <w:bCs/>
+              </w:rPr>
+              <w:t xml:space="preserve">Transfer in</w:t>
+            </w:r>
+            <w:r>
+              <w:t xml:space="preserve"> 1 and “Includes 1 coming by transfer from branch 3”. The subtitle adds “1 part covered by transfers”, and the totals don’t count it. (If a transfer covers only part of a line, its quantity is that much lower instead.)</w:t>
+            </w:r>
+          </w:p>
+        </w:tc>
+        <w:tc>
+          <w:tcPr>
+            <w:tcW w:type="dxa" w:w="806"/>
+            <w:tcBorders>
+              <w:top w:val="single" w:color="BFBFBF" w:sz="4"/>
+              <w:left w:val="single" w:color="BFBFBF" w:sz="4"/>
+              <w:bottom w:val="single" w:color="BFBFBF" w:sz="4"/>
+              <w:right w:val="single" w:color="BFBFBF" w:sz="4"/>
+            </w:tcBorders>
+            <w:tcMar>
+              <w:top w:type="dxa" w:w="60"/>
+              <w:left w:type="dxa" w:w="100"/>
+              <w:bottom w:type="dxa" w:w="60"/>
+              <w:right w:type="dxa" w:w="100"/>
+            </w:tcMar>
+          </w:tcPr>
+          <w:p>
+            <w:pPr>
+              <w:keepNext w:val="false"/>
+            </w:pPr>
+            <w:r>
+              <w:t xml:space="preserve">☐</w:t>
+            </w:r>
+          </w:p>
+        </w:tc>
+      </w:tr>
+      <w:tr>
+        <w:trPr>
+          <w:tblHeader w:val="false"/>
+        </w:trPr>
+        <w:tc>
+          <w:tcPr>
+            <w:tcW w:type="dxa" w:w="504"/>
+            <w:tcBorders>
+              <w:top w:val="single" w:color="BFBFBF" w:sz="4"/>
+              <w:left w:val="single" w:color="BFBFBF" w:sz="4"/>
+              <w:bottom w:val="single" w:color="BFBFBF" w:sz="4"/>
+              <w:right w:val="single" w:color="BFBFBF" w:sz="4"/>
+            </w:tcBorders>
+            <w:tcMar>
+              <w:top w:type="dxa" w:w="60"/>
+              <w:left w:type="dxa" w:w="100"/>
+              <w:bottom w:type="dxa" w:w="60"/>
+              <w:right w:type="dxa" w:w="100"/>
+            </w:tcMar>
+          </w:tcPr>
+          <w:p>
+            <w:pPr>
+              <w:keepNext w:val="false"/>
+            </w:pPr>
+            <w:r>
+              <w:t xml:space="preserve">9</w:t>
+            </w:r>
+          </w:p>
+        </w:tc>
+        <w:tc>
+          <w:tcPr>
+            <w:tcW w:type="dxa" w:w="4234"/>
+            <w:tcBorders>
+              <w:top w:val="single" w:color="BFBFBF" w:sz="4"/>
+              <w:left w:val="single" w:color="BFBFBF" w:sz="4"/>
+              <w:bottom w:val="single" w:color="BFBFBF" w:sz="4"/>
+              <w:right w:val="single" w:color="BFBFBF" w:sz="4"/>
+            </w:tcBorders>
+            <w:tcMar>
+              <w:top w:type="dxa" w:w="60"/>
+              <w:left w:type="dxa" w:w="100"/>
+              <w:bottom w:type="dxa" w:w="60"/>
+              <w:right w:type="dxa" w:w="100"/>
+            </w:tcMar>
+          </w:tcPr>
+          <w:p>
+            <w:pPr>
+              <w:keepNext w:val="false"/>
+            </w:pPr>
+            <w:r>
+              <w:t xml:space="preserve">Click </w:t>
+            </w:r>
+            <w:r>
+              <w:rPr>
+                <w:b/>
+                <w:bCs/>
+              </w:rPr>
+              <w:t xml:space="preserve">Back to transfers</w:t>
+            </w:r>
+            <w:r>
+              <w:t xml:space="preserve"> and open the transfer order from </w:t>
+            </w:r>
+            <w:r>
+              <w:rPr>
+                <w:b/>
+                <w:bCs/>
+              </w:rPr>
+              <w:t xml:space="preserve">Saved transfers</w:t>
+            </w:r>
+            <w:r>
+              <w:t xml:space="preserve">. (You leave the One-Time Order; that’s fine.)</w:t>
+            </w:r>
+          </w:p>
+        </w:tc>
+        <w:tc>
+          <w:tcPr>
+            <w:tcW w:type="dxa" w:w="4536"/>
+            <w:tcBorders>
+              <w:top w:val="single" w:color="BFBFBF" w:sz="4"/>
+              <w:left w:val="single" w:color="BFBFBF" w:sz="4"/>
+              <w:bottom w:val="single" w:color="BFBFBF" w:sz="4"/>
+              <w:right w:val="single" w:color="BFBFBF" w:sz="4"/>
+            </w:tcBorders>
+            <w:tcMar>
+              <w:top w:type="dxa" w:w="60"/>
+              <w:left w:type="dxa" w:w="100"/>
+              <w:bottom w:type="dxa" w:w="60"/>
+              <w:right w:type="dxa" w:w="100"/>
+            </w:tcMar>
+          </w:tcPr>
+          <w:p>
+            <w:pPr>
+              <w:keepNext w:val="false"/>
+            </w:pPr>
+            <w:r>
+              <w:t xml:space="preserve">The transfer order page: </w:t>
+            </w:r>
+            <w:r>
+              <w:rPr>
+                <w:b/>
+                <w:bCs/>
+              </w:rPr>
+              <w:t xml:space="preserve">From One-Time Order "TEST 0.7.0"</w:t>
+            </w:r>
+            <w:r>
+              <w:t xml:space="preserve"> · data as of …, with ET-3912-J × 1.</w:t>
+            </w:r>
+          </w:p>
+        </w:tc>
+        <w:tc>
+          <w:tcPr>
+            <w:tcW w:type="dxa" w:w="806"/>
+            <w:tcBorders>
+              <w:top w:val="single" w:color="BFBFBF" w:sz="4"/>
+              <w:left w:val="single" w:color="BFBFBF" w:sz="4"/>
+              <w:bottom w:val="single" w:color="BFBFBF" w:sz="4"/>
+              <w:right w:val="single" w:color="BFBFBF" w:sz="4"/>
+            </w:tcBorders>
+            <w:tcMar>
+              <w:top w:type="dxa" w:w="60"/>
+              <w:left w:type="dxa" w:w="100"/>
+              <w:bottom w:type="dxa" w:w="60"/>
+              <w:right w:type="dxa" w:w="100"/>
+            </w:tcMar>
+          </w:tcPr>
+          <w:p>
+            <w:pPr>
+              <w:keepNext w:val="false"/>
+            </w:pPr>
+            <w:r>
+              <w:t xml:space="preserve">☐</w:t>
+            </w:r>
+          </w:p>
+        </w:tc>
+      </w:tr>
+      <w:tr>
+        <w:trPr>
+          <w:tblHeader w:val="false"/>
+        </w:trPr>
+        <w:tc>
+          <w:tcPr>
+            <w:tcW w:type="dxa" w:w="504"/>
+            <w:tcBorders>
+              <w:top w:val="single" w:color="BFBFBF" w:sz="4"/>
+              <w:left w:val="single" w:color="BFBFBF" w:sz="4"/>
+              <w:bottom w:val="single" w:color="BFBFBF" w:sz="4"/>
+              <w:right w:val="single" w:color="BFBFBF" w:sz="4"/>
+            </w:tcBorders>
+            <w:tcMar>
+              <w:top w:type="dxa" w:w="60"/>
+              <w:left w:type="dxa" w:w="100"/>
+              <w:bottom w:type="dxa" w:w="60"/>
+              <w:right w:type="dxa" w:w="100"/>
+            </w:tcMar>
+          </w:tcPr>
+          <w:p>
+            <w:pPr>
+              <w:keepNext w:val="false"/>
+            </w:pPr>
+            <w:r>
+              <w:t xml:space="preserve">10</w:t>
+            </w:r>
+          </w:p>
+        </w:tc>
+        <w:tc>
+          <w:tcPr>
+            <w:tcW w:type="dxa" w:w="4234"/>
+            <w:tcBorders>
+              <w:top w:val="single" w:color="BFBFBF" w:sz="4"/>
+              <w:left w:val="single" w:color="BFBFBF" w:sz="4"/>
+              <w:bottom w:val="single" w:color="BFBFBF" w:sz="4"/>
+              <w:right w:val="single" w:color="BFBFBF" w:sz="4"/>
+            </w:tcBorders>
+            <w:tcMar>
+              <w:top w:type="dxa" w:w="60"/>
+              <w:left w:type="dxa" w:w="100"/>
+              <w:bottom w:type="dxa" w:w="60"/>
+              <w:right w:type="dxa" w:w="100"/>
+            </w:tcMar>
+          </w:tcPr>
+          <w:p>
+            <w:pPr>
+              <w:keepNext w:val="false"/>
+            </w:pPr>
+            <w:r>
+              <w:t xml:space="preserve">Click </w:t>
+            </w:r>
+            <w:r>
+              <w:rPr>
+                <w:b/>
+                <w:bCs/>
+              </w:rPr>
+              <w:t xml:space="preserve">Cancel</w:t>
+            </w:r>
+            <w:r>
+              <w:t xml:space="preserve">, then </w:t>
+            </w:r>
+            <w:r>
+              <w:rPr>
+                <w:b/>
+                <w:bCs/>
+              </w:rPr>
+              <w:t xml:space="preserve">Cancel transfer</w:t>
+            </w:r>
+            <w:r>
+              <w:t xml:space="preserve">, then </w:t>
+            </w:r>
+            <w:r>
+              <w:rPr>
+                <w:b/>
+                <w:bCs/>
+              </w:rPr>
+              <w:t xml:space="preserve">Archive</w:t>
+            </w:r>
+            <w:r>
+              <w:t xml:space="preserve">.</w:t>
+            </w:r>
+          </w:p>
+        </w:tc>
+        <w:tc>
+          <w:tcPr>
+            <w:tcW w:type="dxa" w:w="4536"/>
+            <w:tcBorders>
+              <w:top w:val="single" w:color="BFBFBF" w:sz="4"/>
+              <w:left w:val="single" w:color="BFBFBF" w:sz="4"/>
+              <w:bottom w:val="single" w:color="BFBFBF" w:sz="4"/>
+              <w:right w:val="single" w:color="BFBFBF" w:sz="4"/>
+            </w:tcBorders>
+            <w:tcMar>
+              <w:top w:type="dxa" w:w="60"/>
+              <w:left w:type="dxa" w:w="100"/>
+              <w:bottom w:type="dxa" w:w="60"/>
+              <w:right w:type="dxa" w:w="100"/>
+            </w:tcMar>
+          </w:tcPr>
+          <w:p>
+            <w:pPr>
+              <w:keepNext w:val="false"/>
+            </w:pPr>
+            <w:r>
+              <w:rPr>
+                <w:b/>
+                <w:bCs/>
+              </w:rPr>
+              <w:t xml:space="preserve">Cancelled</w:t>
+            </w:r>
+            <w:r>
+              <w:t xml:space="preserve"> (a grey pill), then </w:t>
+            </w:r>
+            <w:r>
+              <w:rPr>
+                <w:b/>
+                <w:bCs/>
+              </w:rPr>
+              <w:t xml:space="preserve">Archived</w:t>
+            </w:r>
+            <w:r>
+              <w:t xml:space="preserve">. Its stock is released.</w:t>
+            </w:r>
+          </w:p>
+        </w:tc>
+        <w:tc>
+          <w:tcPr>
+            <w:tcW w:type="dxa" w:w="806"/>
+            <w:tcBorders>
+              <w:top w:val="single" w:color="BFBFBF" w:sz="4"/>
+              <w:left w:val="single" w:color="BFBFBF" w:sz="4"/>
+              <w:bottom w:val="single" w:color="BFBFBF" w:sz="4"/>
+              <w:right w:val="single" w:color="BFBFBF" w:sz="4"/>
+            </w:tcBorders>
+            <w:tcMar>
+              <w:top w:type="dxa" w:w="60"/>
+              <w:left w:type="dxa" w:w="100"/>
+              <w:bottom w:type="dxa" w:w="60"/>
+              <w:right w:type="dxa" w:w="100"/>
+            </w:tcMar>
+          </w:tcPr>
+          <w:p>
+            <w:pPr>
+              <w:keepNext w:val="false"/>
+            </w:pPr>
+            <w:r>
+              <w:t xml:space="preserve">☐</w:t>
+            </w:r>
+          </w:p>
+        </w:tc>
+      </w:tr>
+      <w:tr>
+        <w:trPr>
+          <w:tblHeader w:val="false"/>
+        </w:trPr>
+        <w:tc>
+          <w:tcPr>
+            <w:tcW w:type="dxa" w:w="504"/>
+            <w:tcBorders>
+              <w:top w:val="single" w:color="BFBFBF" w:sz="4"/>
+              <w:left w:val="single" w:color="BFBFBF" w:sz="4"/>
+              <w:bottom w:val="single" w:color="BFBFBF" w:sz="4"/>
+              <w:right w:val="single" w:color="BFBFBF" w:sz="4"/>
+            </w:tcBorders>
+            <w:tcMar>
+              <w:top w:type="dxa" w:w="60"/>
+              <w:left w:type="dxa" w:w="100"/>
+              <w:bottom w:type="dxa" w:w="60"/>
+              <w:right w:type="dxa" w:w="100"/>
+            </w:tcMar>
+          </w:tcPr>
+          <w:p>
+            <w:pPr>
+              <w:keepNext w:val="false"/>
+            </w:pPr>
+            <w:r>
+              <w:t xml:space="preserve">11</w:t>
+            </w:r>
+          </w:p>
+        </w:tc>
+        <w:tc>
+          <w:tcPr>
+            <w:tcW w:type="dxa" w:w="4234"/>
+            <w:tcBorders>
+              <w:top w:val="single" w:color="BFBFBF" w:sz="4"/>
+              <w:left w:val="single" w:color="BFBFBF" w:sz="4"/>
+              <w:bottom w:val="single" w:color="BFBFBF" w:sz="4"/>
+              <w:right w:val="single" w:color="BFBFBF" w:sz="4"/>
+            </w:tcBorders>
+            <w:tcMar>
+              <w:top w:type="dxa" w:w="60"/>
+              <w:left w:type="dxa" w:w="100"/>
+              <w:bottom w:type="dxa" w:w="60"/>
+              <w:right w:type="dxa" w:w="100"/>
+            </w:tcMar>
+          </w:tcPr>
+          <w:p>
+            <w:pPr>
+              <w:keepNext w:val="false"/>
+            </w:pPr>
+            <w:r>
+              <w:t xml:space="preserve">Start the One-Time Order again (TEST, branch 1, MM, Rolling 12) and click </w:t>
+            </w:r>
+            <w:r>
+              <w:rPr>
+                <w:b/>
+                <w:bCs/>
+              </w:rPr>
+              <w:t xml:space="preserve">Continue to transfers</w:t>
+            </w:r>
+            <w:r>
+              <w:t xml:space="preserve">.</w:t>
+            </w:r>
+          </w:p>
+        </w:tc>
+        <w:tc>
+          <w:tcPr>
+            <w:tcW w:type="dxa" w:w="4536"/>
+            <w:tcBorders>
+              <w:top w:val="single" w:color="BFBFBF" w:sz="4"/>
+              <w:left w:val="single" w:color="BFBFBF" w:sz="4"/>
+              <w:bottom w:val="single" w:color="BFBFBF" w:sz="4"/>
+              <w:right w:val="single" w:color="BFBFBF" w:sz="4"/>
+            </w:tcBorders>
+            <w:tcMar>
+              <w:top w:type="dxa" w:w="60"/>
+              <w:left w:type="dxa" w:w="100"/>
+              <w:bottom w:type="dxa" w:w="60"/>
+              <w:right w:type="dxa" w:w="100"/>
+            </w:tcMar>
+          </w:tcPr>
+          <w:p>
+            <w:pPr>
+              <w:keepNext w:val="false"/>
+            </w:pPr>
+            <w:r>
+              <w:t xml:space="preserve">ET-3912-J is offered again: a cancelled transfer no longer counts.</w:t>
+            </w:r>
+          </w:p>
+        </w:tc>
+        <w:tc>
+          <w:tcPr>
+            <w:tcW w:type="dxa" w:w="806"/>
+            <w:tcBorders>
+              <w:top w:val="single" w:color="BFBFBF" w:sz="4"/>
+              <w:left w:val="single" w:color="BFBFBF" w:sz="4"/>
+              <w:bottom w:val="single" w:color="BFBFBF" w:sz="4"/>
+              <w:right w:val="single" w:color="BFBFBF" w:sz="4"/>
+            </w:tcBorders>
+            <w:tcMar>
+              <w:top w:type="dxa" w:w="60"/>
+              <w:left w:type="dxa" w:w="100"/>
+              <w:bottom w:type="dxa" w:w="60"/>
+              <w:right w:type="dxa" w:w="100"/>
+            </w:tcMar>
+          </w:tcPr>
+          <w:p>
+            <w:pPr>
+              <w:keepNext w:val="false"/>
+            </w:pPr>
+            <w:r>
+              <w:t xml:space="preserve">☐</w:t>
+            </w:r>
+          </w:p>
+        </w:tc>
+      </w:tr>
+      <w:tr>
+        <w:trPr>
+          <w:tblHeader w:val="false"/>
+        </w:trPr>
+        <w:tc>
+          <w:tcPr>
+            <w:tcW w:type="dxa" w:w="504"/>
+            <w:tcBorders>
+              <w:top w:val="single" w:color="BFBFBF" w:sz="4"/>
+              <w:left w:val="single" w:color="BFBFBF" w:sz="4"/>
+              <w:bottom w:val="single" w:color="BFBFBF" w:sz="4"/>
+              <w:right w:val="single" w:color="BFBFBF" w:sz="4"/>
+            </w:tcBorders>
+            <w:tcMar>
+              <w:top w:type="dxa" w:w="60"/>
+              <w:left w:type="dxa" w:w="100"/>
+              <w:bottom w:type="dxa" w:w="60"/>
+              <w:right w:type="dxa" w:w="100"/>
+            </w:tcMar>
+          </w:tcPr>
+          <w:p>
+            <w:pPr>
+              <w:keepNext w:val="false"/>
+            </w:pPr>
+            <w:r>
+              <w:t xml:space="preserve">12</w:t>
+            </w:r>
+          </w:p>
+        </w:tc>
+        <w:tc>
+          <w:tcPr>
+            <w:tcW w:type="dxa" w:w="4234"/>
+            <w:tcBorders>
+              <w:top w:val="single" w:color="BFBFBF" w:sz="4"/>
+              <w:left w:val="single" w:color="BFBFBF" w:sz="4"/>
+              <w:bottom w:val="single" w:color="BFBFBF" w:sz="4"/>
+              <w:right w:val="single" w:color="BFBFBF" w:sz="4"/>
+            </w:tcBorders>
+            <w:tcMar>
+              <w:top w:type="dxa" w:w="60"/>
+              <w:left w:type="dxa" w:w="100"/>
+              <w:bottom w:type="dxa" w:w="60"/>
+              <w:right w:type="dxa" w:w="100"/>
+            </w:tcMar>
+          </w:tcPr>
+          <w:p>
+            <w:pPr>
+              <w:keepNext w:val="false"/>
+            </w:pPr>
+            <w:r>
+              <w:t xml:space="preserve">Click </w:t>
+            </w:r>
+            <w:r>
+              <w:rPr>
+                <w:b/>
+                <w:bCs/>
+              </w:rPr>
+              <w:t xml:space="preserve">Back to setup</w:t>
+            </w:r>
+            <w:r>
+              <w:t xml:space="preserve">, untick </w:t>
+            </w:r>
+            <w:r>
+              <w:rPr>
+                <w:b/>
+                <w:bCs/>
+              </w:rPr>
+              <w:t xml:space="preserve">MM</w:t>
+            </w:r>
+            <w:r>
+              <w:t xml:space="preserve"> and tick a small franchise. Click </w:t>
+            </w:r>
+            <w:r>
+              <w:rPr>
+                <w:b/>
+                <w:bCs/>
+              </w:rPr>
+              <w:t xml:space="preserve">Continue to transfers</w:t>
+            </w:r>
+            <w:r>
+              <w:t xml:space="preserve"> (answer </w:t>
+            </w:r>
+            <w:r>
+              <w:rPr>
+                <w:b/>
+                <w:bCs/>
+              </w:rPr>
+              <w:t xml:space="preserve">Continue anyway</w:t>
+            </w:r>
+            <w:r>
+              <w:t xml:space="preserve"> if it asks).</w:t>
+            </w:r>
+          </w:p>
+        </w:tc>
+        <w:tc>
+          <w:tcPr>
+            <w:tcW w:type="dxa" w:w="4536"/>
+            <w:tcBorders>
+              <w:top w:val="single" w:color="BFBFBF" w:sz="4"/>
+              <w:left w:val="single" w:color="BFBFBF" w:sz="4"/>
+              <w:bottom w:val="single" w:color="BFBFBF" w:sz="4"/>
+              <w:right w:val="single" w:color="BFBFBF" w:sz="4"/>
+            </w:tcBorders>
+            <w:tcMar>
+              <w:top w:type="dxa" w:w="60"/>
+              <w:left w:type="dxa" w:w="100"/>
+              <w:bottom w:type="dxa" w:w="60"/>
+              <w:right w:type="dxa" w:w="100"/>
+            </w:tcMar>
+          </w:tcPr>
+          <w:p>
+            <w:pPr>
+              <w:keepNext w:val="false"/>
+            </w:pPr>
+            <w:r>
+              <w:t xml:space="preserve">If no other branch can spare anything for it: straight to Review with “No transfers suggested for this order.” and no </w:t>
+            </w:r>
+            <w:r>
+              <w:rPr>
+                <w:b/>
+                <w:bCs/>
+              </w:rPr>
+              <w:t xml:space="preserve">Back to transfers</w:t>
+            </w:r>
+            <w:r>
+              <w:t xml:space="preserve"> button. Leave without creating the order.</w:t>
+            </w:r>
+          </w:p>
+        </w:tc>
+        <w:tc>
+          <w:tcPr>
+            <w:tcW w:type="dxa" w:w="806"/>
+            <w:tcBorders>
+              <w:top w:val="single" w:color="BFBFBF" w:sz="4"/>
+              <w:left w:val="single" w:color="BFBFBF" w:sz="4"/>
+              <w:bottom w:val="single" w:color="BFBFBF" w:sz="4"/>
+              <w:right w:val="single" w:color="BFBFBF" w:sz="4"/>
+            </w:tcBorders>
+            <w:tcMar>
+              <w:top w:type="dxa" w:w="60"/>
+              <w:left w:type="dxa" w:w="100"/>
+              <w:bottom w:type="dxa" w:w="60"/>
+              <w:right w:type="dxa" w:w="100"/>
+            </w:tcMar>
+          </w:tcPr>
+          <w:p>
+            <w:pPr>
+              <w:keepNext w:val="false"/>
+            </w:pPr>
+            <w:r>
+              <w:t xml:space="preserve">☐</w:t>
+            </w:r>
+          </w:p>
+        </w:tc>
+      </w:tr>
+    </w:tbl>
+    <w:p>
+      <w:pPr>
+        <w:spacing w:after="120"/>
+      </w:pPr>
+    </w:p>
+    <w:p>
+      <w:pPr>
+        <w:keepNext w:val="false"/>
+        <w:spacing w:after="120"/>
+      </w:pPr>
+      <w:r>
+        <w:rPr>
+          <w:b/>
+          <w:bCs/>
+        </w:rPr>
+        <w:t xml:space="preserve">Your opinion:</w:t>
+      </w:r>
+      <w:r>
+        <w:t xml:space="preserve"> is a Transfers step on One-Time Orders useful, and does a covered line on Review (0, “Covered by transfers”) read clearly?</w:t>
+      </w:r>
+    </w:p>
+    <w:p>
+      <w:pPr>
+        <w:keepNext/>
+        <w:spacing w:before="120" w:after="60"/>
+      </w:pPr>
+      <w:r>
+        <w:rPr>
+          <w:b/>
+          <w:bCs/>
+          <w:color w:val="1F4E79"/>
+        </w:rPr>
+        <w:t xml:space="preserve">Notes (anything different, slow or confusing):</w:t>
+      </w:r>
+    </w:p>
+    <w:tbl>
+      <w:tblPr>
+        <w:tblW w:type="dxa" w:w="10080"/>
+        <w:tblBorders>
+          <w:top w:val="single" w:color="auto" w:sz="4"/>
+          <w:left w:val="single" w:color="auto" w:sz="4"/>
+          <w:bottom w:val="single" w:color="auto" w:sz="4"/>
+          <w:right w:val="single" w:color="auto" w:sz="4"/>
+          <w:insideH w:val="single" w:color="auto" w:sz="4"/>
+          <w:insideV w:val="single" w:color="auto" w:sz="4"/>
+        </w:tblBorders>
+      </w:tblPr>
+      <w:tblGrid>
+        <w:gridCol w:w="10080"/>
+      </w:tblGrid>
+      <w:tr>
+        <w:trPr>
+          <w:cantSplit/>
+          <w:trHeight w:val="900" w:hRule="atLeast"/>
+        </w:trPr>
+        <w:tc>
+          <w:tcPr>
+            <w:tcW w:type="dxa" w:w="10080"/>
+            <w:tcBorders>
+              <w:top w:val="single" w:color="A6A6A6" w:sz="4"/>
+              <w:left w:val="single" w:color="A6A6A6" w:sz="4"/>
+              <w:bottom w:val="single" w:color="A6A6A6" w:sz="4"/>
+              <w:right w:val="single" w:color="A6A6A6" w:sz="4"/>
+            </w:tcBorders>
+            <w:tcMar>
+              <w:top w:type="dxa" w:w="80"/>
+              <w:left w:type="dxa" w:w="120"/>
+              <w:bottom w:type="dxa" w:w="80"/>
+              <w:right w:type="dxa" w:w="120"/>
+            </w:tcMar>
+          </w:tcPr>
+          <w:p/>
+        </w:tc>
+      </w:tr>
+    </w:tbl>
+    <w:p>
+      <w:pPr>
+        <w:spacing w:after="160"/>
+      </w:pPr>
     </w:p>
     <w:p>
       <w:pPr>
@@ -21302,7 +23780,7 @@
         <w:pStyle w:val="Heading3"/>
       </w:pPr>
       <w:r>
-        <w:t xml:space="preserve">0.6.1 and 0.6.2</w:t>
+        <w:t xml:space="preserve">0.7.0</w:t>
       </w:r>
     </w:p>
     <w:tbl>
@@ -21537,10 +24015,21 @@
                 <w:b/>
                 <w:bCs/>
               </w:rPr>
-              <w:t xml:space="preserve">0.6.2</w:t>
-            </w:r>
-            <w:r>
-              <w:t xml:space="preserve"> and the deployed commit.</w:t>
+              <w:t xml:space="preserve">0.7.0</w:t>
+            </w:r>
+            <w:r>
+              <w:t xml:space="preserve"> and the deployed commit (</w:t>
+            </w:r>
+            <w:r>
+              <w:rPr>
+                <w:rFonts w:ascii="Consolas" w:cs="Consolas" w:eastAsia="Consolas" w:hAnsi="Consolas"/>
+                <w:sz w:val="20"/>
+                <w:szCs w:val="20"/>
+              </w:rPr>
+              <w:t xml:space="preserve">ff52dc3</w:t>
+            </w:r>
+            <w:r>
+              <w:t xml:space="preserve">).</w:t>
             </w:r>
           </w:p>
         </w:tc>
@@ -21620,17 +24109,7 @@
               <w:keepNext w:val="false"/>
             </w:pPr>
             <w:r>
-              <w:t xml:space="preserve">Click </w:t>
-            </w:r>
-            <w:r>
-              <w:rPr>
-                <w:b/>
-                <w:bCs/>
-              </w:rPr>
-              <w:t xml:space="preserve">Transfers</w:t>
-            </w:r>
-            <w:r>
-              <w:t xml:space="preserve"> in the menu.</w:t>
+              <w:t xml:space="preserve">With Claude, after 10:15: a One-Time Order for one branch and franchise Claude names from that morning’s Prod data. On step 2 save one line, then cancel that transfer order from its page.</w:t>
             </w:r>
           </w:p>
         </w:tc>
@@ -21655,27 +24134,29 @@
               <w:keepNext w:val="false"/>
             </w:pPr>
             <w:r>
-              <w:t xml:space="preserve">It opens on </w:t>
-            </w:r>
-            <w:r>
-              <w:rPr>
-                <w:b/>
-                <w:bCs/>
-              </w:rPr>
-              <w:t xml:space="preserve">Transfer orders</w:t>
-            </w:r>
-            <w:r>
-              <w:t xml:space="preserve"> (the first tab), with coloured status pills. </w:t>
-            </w:r>
-            <w:r>
-              <w:rPr>
-                <w:b/>
-                <w:bCs/>
-              </w:rPr>
-              <w:t xml:space="preserve">Suggestions</w:t>
-            </w:r>
-            <w:r>
-              <w:t xml:space="preserve"> is the second tab.</w:t>
+              <w:t xml:space="preserve">Claude confirms through Graph: Status Cancelled, Parameters </w:t>
+            </w:r>
+            <w:r>
+              <w:rPr>
+                <w:rFonts w:ascii="Consolas" w:cs="Consolas" w:eastAsia="Consolas" w:hAnsi="Consolas"/>
+                <w:sz w:val="20"/>
+                <w:szCs w:val="20"/>
+              </w:rPr>
+              <w:t xml:space="preserve">source: "One-Time"</w:t>
+            </w:r>
+            <w:r>
+              <w:t xml:space="preserve"> and </w:t>
+            </w:r>
+            <w:r>
+              <w:rPr>
+                <w:rFonts w:ascii="Consolas" w:cs="Consolas" w:eastAsia="Consolas" w:hAnsi="Consolas"/>
+                <w:sz w:val="20"/>
+                <w:szCs w:val="20"/>
+              </w:rPr>
+              <w:t xml:space="preserve">orderName</w:t>
+            </w:r>
+            <w:r>
+              <w:t xml:space="preserve">. After Refresh the line is offered again. No order is created. (Done October 29: “TEST 0.7.0”, ET-3912-J 1 from 3 → 1, $32.00.)</w:t>
             </w:r>
           </w:p>
         </w:tc>
@@ -21755,27 +24236,7 @@
               <w:keepNext w:val="false"/>
             </w:pPr>
             <w:r>
-              <w:t xml:space="preserve">Home → </w:t>
-            </w:r>
-            <w:r>
-              <w:rPr>
-                <w:b/>
-                <w:bCs/>
-              </w:rPr>
-              <w:t xml:space="preserve">Review transfers</w:t>
-            </w:r>
-            <w:r>
-              <w:t xml:space="preserve">; then on Recommended Reorder click </w:t>
-            </w:r>
-            <w:r>
-              <w:rPr>
-                <w:b/>
-                <w:bCs/>
-              </w:rPr>
-              <w:t xml:space="preserve">See Transfers</w:t>
-            </w:r>
-            <w:r>
-              <w:t xml:space="preserve">.</w:t>
+              <w:t xml:space="preserve">Recommended Reorder step 1 and the Transfers page.</w:t>
             </w:r>
           </w:p>
         </w:tc>
@@ -21800,17 +24261,7 @@
               <w:keepNext w:val="false"/>
             </w:pPr>
             <w:r>
-              <w:t xml:space="preserve">Reorder step 1, then the Transfers page on its </w:t>
-            </w:r>
-            <w:r>
-              <w:rPr>
-                <w:b/>
-                <w:bCs/>
-              </w:rPr>
-              <w:t xml:space="preserve">Suggestions</w:t>
-            </w:r>
-            <w:r>
-              <w:t xml:space="preserve"> tab with To set to the branch.</w:t>
+              <w:t xml:space="preserve">As in 0.6.2: ticks, search, Save and the Transfer orders tab unchanged.</w:t>
             </w:r>
           </w:p>
         </w:tc>
@@ -21890,7 +24341,18 @@
               <w:keepNext w:val="false"/>
             </w:pPr>
             <w:r>
-              <w:t xml:space="preserve">On Reorder step 1, search a part, then clear the search. Scroll a long list.</w:t>
+              <w:t xml:space="preserve">The next morning: </w:t>
+            </w:r>
+            <w:r>
+              <w:rPr>
+                <w:rFonts w:ascii="Consolas" w:cs="Consolas" w:eastAsia="Consolas" w:hAnsi="Consolas"/>
+                <w:sz w:val="20"/>
+                <w:szCs w:val="20"/>
+              </w:rPr>
+              <w:t xml:space="preserve">/check-refresh prod</w:t>
+            </w:r>
+            <w:r>
+              <w:t xml:space="preserve"> and the reference check, then delete the TEST transfer rows only with Brian’s OK.</w:t>
             </w:r>
           </w:p>
         </w:tc>
@@ -21915,7 +24377,7 @@
               <w:keepNext w:val="false"/>
             </w:pPr>
             <w:r>
-              <w:t xml:space="preserve">“N of M ticked lines shown” while searching; all ticks kept after. The footer and its Save stay at the bottom of the window.</w:t>
+              <w:t xml:space="preserve">The refresh and the check pass; the cancelled TEST transfer never counted.</w:t>
             </w:r>
           </w:p>
         </w:tc>
@@ -22015,7 +24477,7 @@
         <w:pStyle w:val="Heading3"/>
       </w:pPr>
       <w:r>
-        <w:t xml:space="preserve">0.6.0</w:t>
+        <w:t xml:space="preserve">0.6.1 and 0.6.2</w:t>
       </w:r>
     </w:p>
     <w:tbl>
@@ -22250,7 +24712,7 @@
                 <w:b/>
                 <w:bCs/>
               </w:rPr>
-              <w:t xml:space="preserve">0.6.0</w:t>
+              <w:t xml:space="preserve">0.6.2</w:t>
             </w:r>
             <w:r>
               <w:t xml:space="preserve"> and the deployed commit.</w:t>
@@ -22333,17 +24795,17 @@
               <w:keepNext w:val="false"/>
             </w:pPr>
             <w:r>
-              <w:t xml:space="preserve">With Claude, after 10:15 (after the publish window): save one TEST transfer (quantity 1) on Reorder step 1, export it and </w:t>
-            </w:r>
-            <w:r>
-              <w:rPr>
-                <w:b/>
-                <w:bCs/>
-              </w:rPr>
-              <w:t xml:space="preserve">Mark entered in Equip</w:t>
-            </w:r>
-            <w:r>
-              <w:t xml:space="preserve">; save a second and leave it as a Draft.</w:t>
+              <w:t xml:space="preserve">Click </w:t>
+            </w:r>
+            <w:r>
+              <w:rPr>
+                <w:b/>
+                <w:bCs/>
+              </w:rPr>
+              <w:t xml:space="preserve">Transfers</w:t>
+            </w:r>
+            <w:r>
+              <w:t xml:space="preserve"> in the menu.</w:t>
             </w:r>
           </w:p>
         </w:tc>
@@ -22368,29 +24830,27 @@
               <w:keepNext w:val="false"/>
             </w:pPr>
             <w:r>
-              <w:t xml:space="preserve">Both in SharePoint </w:t>
-            </w:r>
-            <w:r>
-              <w:rPr>
-                <w:rFonts w:ascii="Consolas" w:cs="Consolas" w:eastAsia="Consolas" w:hAnsi="Consolas"/>
-                <w:sz w:val="20"/>
-                <w:szCs w:val="20"/>
-              </w:rPr>
-              <w:t xml:space="preserve">NonJD_Transfers</w:t>
-            </w:r>
-            <w:r>
-              <w:t xml:space="preserve"> / </w:t>
-            </w:r>
-            <w:r>
-              <w:rPr>
-                <w:rFonts w:ascii="Consolas" w:cs="Consolas" w:eastAsia="Consolas" w:hAnsi="Consolas"/>
-                <w:sz w:val="20"/>
-                <w:szCs w:val="20"/>
-              </w:rPr>
-              <w:t xml:space="preserve">NonJD_TransferLines</w:t>
-            </w:r>
-            <w:r>
-              <w:t xml:space="preserve">; the transfer order page shows Saved and Entered times correctly in Central time.</w:t>
+              <w:t xml:space="preserve">It opens on </w:t>
+            </w:r>
+            <w:r>
+              <w:rPr>
+                <w:b/>
+                <w:bCs/>
+              </w:rPr>
+              <w:t xml:space="preserve">Transfer orders</w:t>
+            </w:r>
+            <w:r>
+              <w:t xml:space="preserve"> (the first tab), with coloured status pills. </w:t>
+            </w:r>
+            <w:r>
+              <w:rPr>
+                <w:b/>
+                <w:bCs/>
+              </w:rPr>
+              <w:t xml:space="preserve">Suggestions</w:t>
+            </w:r>
+            <w:r>
+              <w:t xml:space="preserve"> is the second tab.</w:t>
             </w:r>
           </w:p>
         </w:tc>
@@ -22470,40 +24930,27 @@
               <w:keepNext w:val="false"/>
             </w:pPr>
             <w:r>
-              <w:t xml:space="preserve">Run the Dev pipeline (</w:t>
-            </w:r>
-            <w:r>
-              <w:rPr>
-                <w:rFonts w:ascii="Consolas" w:cs="Consolas" w:eastAsia="Consolas" w:hAnsi="Consolas"/>
-                <w:sz w:val="20"/>
-                <w:szCs w:val="20"/>
-              </w:rPr>
-              <w:t xml:space="preserve">mode=items</w:t>
-            </w:r>
-            <w:r>
-              <w:t xml:space="preserve">: </w:t>
-            </w:r>
-            <w:r>
-              <w:rPr>
-                <w:rFonts w:ascii="Consolas" w:cs="Consolas" w:eastAsia="Consolas" w:hAnsi="Consolas"/>
-                <w:sz w:val="20"/>
-                <w:szCs w:val="20"/>
-              </w:rPr>
-              <w:t xml:space="preserve">df_NonJD_Transfers_Raw</w:t>
-            </w:r>
-            <w:r>
-              <w:t xml:space="preserve"> and </w:t>
-            </w:r>
-            <w:r>
-              <w:rPr>
-                <w:rFonts w:ascii="Consolas" w:cs="Consolas" w:eastAsia="Consolas" w:hAnsi="Consolas"/>
-                <w:sz w:val="20"/>
-                <w:szCs w:val="20"/>
-              </w:rPr>
-              <w:t xml:space="preserve">Build_Gold_NonJD_Reorder</w:t>
-            </w:r>
-            <w:r>
-              <w:t xml:space="preserve">), then Claude runs the reference check.</w:t>
+              <w:t xml:space="preserve">Home → </w:t>
+            </w:r>
+            <w:r>
+              <w:rPr>
+                <w:b/>
+                <w:bCs/>
+              </w:rPr>
+              <w:t xml:space="preserve">Review transfers</w:t>
+            </w:r>
+            <w:r>
+              <w:t xml:space="preserve">; then on Recommended Reorder click </w:t>
+            </w:r>
+            <w:r>
+              <w:rPr>
+                <w:b/>
+                <w:bCs/>
+              </w:rPr>
+              <w:t xml:space="preserve">See Transfers</w:t>
+            </w:r>
+            <w:r>
+              <w:t xml:space="preserve">.</w:t>
             </w:r>
           </w:p>
         </w:tc>
@@ -22528,7 +24975,17 @@
               <w:keepNext w:val="false"/>
             </w:pPr>
             <w:r>
-              <w:t xml:space="preserve">Gold’s transfers in / out include the saved transfers; the check passes.</w:t>
+              <w:t xml:space="preserve">Reorder step 1, then the Transfers page on its </w:t>
+            </w:r>
+            <w:r>
+              <w:rPr>
+                <w:b/>
+                <w:bCs/>
+              </w:rPr>
+              <w:t xml:space="preserve">Suggestions</w:t>
+            </w:r>
+            <w:r>
+              <w:t xml:space="preserve"> tab with To set to the branch.</w:t>
             </w:r>
           </w:p>
         </w:tc>
@@ -22608,7 +25065,7 @@
               <w:keepNext w:val="false"/>
             </w:pPr>
             <w:r>
-              <w:t xml:space="preserve">Cancel the Draft and archive both. Delete the TEST rows only with Claude, after the check.</w:t>
+              <w:t xml:space="preserve">On Reorder step 1, search a part, then clear the search. Scroll a long list.</w:t>
             </w:r>
           </w:p>
         </w:tc>
@@ -22633,239 +25090,7 @@
               <w:keepNext w:val="false"/>
             </w:pPr>
             <w:r>
-              <w:t xml:space="preserve">The cancelled transfer stops counting; nothing else changed.</w:t>
-            </w:r>
-          </w:p>
-        </w:tc>
-        <w:tc>
-          <w:tcPr>
-            <w:tcW w:type="dxa" w:w="806"/>
-            <w:tcBorders>
-              <w:top w:val="single" w:color="BFBFBF" w:sz="4"/>
-              <w:left w:val="single" w:color="BFBFBF" w:sz="4"/>
-              <w:bottom w:val="single" w:color="BFBFBF" w:sz="4"/>
-              <w:right w:val="single" w:color="BFBFBF" w:sz="4"/>
-            </w:tcBorders>
-            <w:tcMar>
-              <w:top w:type="dxa" w:w="60"/>
-              <w:left w:type="dxa" w:w="100"/>
-              <w:bottom w:type="dxa" w:w="60"/>
-              <w:right w:type="dxa" w:w="100"/>
-            </w:tcMar>
-          </w:tcPr>
-          <w:p>
-            <w:pPr>
-              <w:keepNext w:val="false"/>
-            </w:pPr>
-            <w:r>
-              <w:t xml:space="preserve">☐</w:t>
-            </w:r>
-          </w:p>
-        </w:tc>
-      </w:tr>
-      <w:tr>
-        <w:trPr>
-          <w:tblHeader w:val="false"/>
-        </w:trPr>
-        <w:tc>
-          <w:tcPr>
-            <w:tcW w:type="dxa" w:w="504"/>
-            <w:tcBorders>
-              <w:top w:val="single" w:color="BFBFBF" w:sz="4"/>
-              <w:left w:val="single" w:color="BFBFBF" w:sz="4"/>
-              <w:bottom w:val="single" w:color="BFBFBF" w:sz="4"/>
-              <w:right w:val="single" w:color="BFBFBF" w:sz="4"/>
-            </w:tcBorders>
-            <w:tcMar>
-              <w:top w:type="dxa" w:w="60"/>
-              <w:left w:type="dxa" w:w="100"/>
-              <w:bottom w:type="dxa" w:w="60"/>
-              <w:right w:type="dxa" w:w="100"/>
-            </w:tcMar>
-          </w:tcPr>
-          <w:p>
-            <w:pPr>
-              <w:keepNext w:val="false"/>
-            </w:pPr>
-            <w:r>
-              <w:t xml:space="preserve">5</w:t>
-            </w:r>
-          </w:p>
-        </w:tc>
-        <w:tc>
-          <w:tcPr>
-            <w:tcW w:type="dxa" w:w="4234"/>
-            <w:tcBorders>
-              <w:top w:val="single" w:color="BFBFBF" w:sz="4"/>
-              <w:left w:val="single" w:color="BFBFBF" w:sz="4"/>
-              <w:bottom w:val="single" w:color="BFBFBF" w:sz="4"/>
-              <w:right w:val="single" w:color="BFBFBF" w:sz="4"/>
-            </w:tcBorders>
-            <w:tcMar>
-              <w:top w:type="dxa" w:w="60"/>
-              <w:left w:type="dxa" w:w="100"/>
-              <w:bottom w:type="dxa" w:w="60"/>
-              <w:right w:type="dxa" w:w="100"/>
-            </w:tcMar>
-          </w:tcPr>
-          <w:p>
-            <w:pPr>
-              <w:keepNext w:val="false"/>
-            </w:pPr>
-            <w:r>
-              <w:t xml:space="preserve">Real-data timing: </w:t>
-            </w:r>
-            <w:r>
-              <w:rPr>
-                <w:rFonts w:ascii="Consolas" w:cs="Consolas" w:eastAsia="Consolas" w:hAnsi="Consolas"/>
-                <w:sz w:val="20"/>
-                <w:szCs w:val="20"/>
-              </w:rPr>
-              <w:t xml:space="preserve">python run_publish.py --out &lt;folder&gt;</w:t>
-            </w:r>
-            <w:r>
-              <w:t xml:space="preserve">, then Claude runs </w:t>
-            </w:r>
-            <w:r>
-              <w:rPr>
-                <w:rFonts w:ascii="Consolas" w:cs="Consolas" w:eastAsia="Consolas" w:hAnsi="Consolas"/>
-                <w:sz w:val="20"/>
-                <w:szCs w:val="20"/>
-              </w:rPr>
-              <w:t xml:space="preserve">parity-full --committed</w:t>
-            </w:r>
-            <w:r>
-              <w:t xml:space="preserve">. On Fedora, open Transfer rules → a rule → Try it.</w:t>
-            </w:r>
-          </w:p>
-        </w:tc>
-        <w:tc>
-          <w:tcPr>
-            <w:tcW w:type="dxa" w:w="4536"/>
-            <w:tcBorders>
-              <w:top w:val="single" w:color="BFBFBF" w:sz="4"/>
-              <w:left w:val="single" w:color="BFBFBF" w:sz="4"/>
-              <w:bottom w:val="single" w:color="BFBFBF" w:sz="4"/>
-              <w:right w:val="single" w:color="BFBFBF" w:sz="4"/>
-            </w:tcBorders>
-            <w:tcMar>
-              <w:top w:type="dxa" w:w="60"/>
-              <w:left w:type="dxa" w:w="100"/>
-              <w:bottom w:type="dxa" w:w="60"/>
-              <w:right w:type="dxa" w:w="100"/>
-            </w:tcMar>
-          </w:tcPr>
-          <w:p>
-            <w:pPr>
-              <w:keepNext w:val="false"/>
-            </w:pPr>
-            <w:r>
-              <w:t xml:space="preserve">The re-run is under about 300 ms; Try it shows figures within a couple of seconds and typing never stalls.</w:t>
-            </w:r>
-          </w:p>
-        </w:tc>
-        <w:tc>
-          <w:tcPr>
-            <w:tcW w:type="dxa" w:w="806"/>
-            <w:tcBorders>
-              <w:top w:val="single" w:color="BFBFBF" w:sz="4"/>
-              <w:left w:val="single" w:color="BFBFBF" w:sz="4"/>
-              <w:bottom w:val="single" w:color="BFBFBF" w:sz="4"/>
-              <w:right w:val="single" w:color="BFBFBF" w:sz="4"/>
-            </w:tcBorders>
-            <w:tcMar>
-              <w:top w:type="dxa" w:w="60"/>
-              <w:left w:type="dxa" w:w="100"/>
-              <w:bottom w:type="dxa" w:w="60"/>
-              <w:right w:type="dxa" w:w="100"/>
-            </w:tcMar>
-          </w:tcPr>
-          <w:p>
-            <w:pPr>
-              <w:keepNext w:val="false"/>
-            </w:pPr>
-            <w:r>
-              <w:t xml:space="preserve">☐</w:t>
-            </w:r>
-          </w:p>
-        </w:tc>
-      </w:tr>
-      <w:tr>
-        <w:trPr>
-          <w:tblHeader w:val="false"/>
-        </w:trPr>
-        <w:tc>
-          <w:tcPr>
-            <w:tcW w:type="dxa" w:w="504"/>
-            <w:tcBorders>
-              <w:top w:val="single" w:color="BFBFBF" w:sz="4"/>
-              <w:left w:val="single" w:color="BFBFBF" w:sz="4"/>
-              <w:bottom w:val="single" w:color="BFBFBF" w:sz="4"/>
-              <w:right w:val="single" w:color="BFBFBF" w:sz="4"/>
-            </w:tcBorders>
-            <w:tcMar>
-              <w:top w:type="dxa" w:w="60"/>
-              <w:left w:type="dxa" w:w="100"/>
-              <w:bottom w:type="dxa" w:w="60"/>
-              <w:right w:type="dxa" w:w="100"/>
-            </w:tcMar>
-          </w:tcPr>
-          <w:p>
-            <w:pPr>
-              <w:keepNext w:val="false"/>
-            </w:pPr>
-            <w:r>
-              <w:t xml:space="preserve">6</w:t>
-            </w:r>
-          </w:p>
-        </w:tc>
-        <w:tc>
-          <w:tcPr>
-            <w:tcW w:type="dxa" w:w="4234"/>
-            <w:tcBorders>
-              <w:top w:val="single" w:color="BFBFBF" w:sz="4"/>
-              <w:left w:val="single" w:color="BFBFBF" w:sz="4"/>
-              <w:bottom w:val="single" w:color="BFBFBF" w:sz="4"/>
-              <w:right w:val="single" w:color="BFBFBF" w:sz="4"/>
-            </w:tcBorders>
-            <w:tcMar>
-              <w:top w:type="dxa" w:w="60"/>
-              <w:left w:type="dxa" w:w="100"/>
-              <w:bottom w:type="dxa" w:w="60"/>
-              <w:right w:type="dxa" w:w="100"/>
-            </w:tcMar>
-          </w:tcPr>
-          <w:p>
-            <w:pPr>
-              <w:keepNext w:val="false"/>
-            </w:pPr>
-            <w:r>
-              <w:t xml:space="preserve">Sign out and sign in as someone else on the same browser (or ask Shannon to try it on your PC).</w:t>
-            </w:r>
-          </w:p>
-        </w:tc>
-        <w:tc>
-          <w:tcPr>
-            <w:tcW w:type="dxa" w:w="4536"/>
-            <w:tcBorders>
-              <w:top w:val="single" w:color="BFBFBF" w:sz="4"/>
-              <w:left w:val="single" w:color="BFBFBF" w:sz="4"/>
-              <w:bottom w:val="single" w:color="BFBFBF" w:sz="4"/>
-              <w:right w:val="single" w:color="BFBFBF" w:sz="4"/>
-            </w:tcBorders>
-            <w:tcMar>
-              <w:top w:type="dxa" w:w="60"/>
-              <w:left w:type="dxa" w:w="100"/>
-              <w:bottom w:type="dxa" w:w="60"/>
-              <w:right w:type="dxa" w:w="100"/>
-            </w:tcMar>
-          </w:tcPr>
-          <w:p>
-            <w:pPr>
-              <w:keepNext w:val="false"/>
-            </w:pPr>
-            <w:r>
-              <w:t xml:space="preserve">Only their name and data; nothing of the previous person’s.</w:t>
+              <w:t xml:space="preserve">“N of M ticked lines shown” while searching; all ticks kept after. The footer and its Save stay at the bottom of the window.</w:t>
             </w:r>
           </w:p>
         </w:tc>
@@ -22965,7 +25190,7 @@
         <w:pStyle w:val="Heading3"/>
       </w:pPr>
       <w:r>
-        <w:t xml:space="preserve">0.5.2</w:t>
+        <w:t xml:space="preserve">0.6.0</w:t>
       </w:r>
     </w:p>
     <w:tbl>
@@ -23200,7 +25425,7 @@
                 <w:b/>
                 <w:bCs/>
               </w:rPr>
-              <w:t xml:space="preserve">0.5.2</w:t>
+              <w:t xml:space="preserve">0.6.0</w:t>
             </w:r>
             <w:r>
               <w:t xml:space="preserve"> and the deployed commit.</w:t>
@@ -23283,27 +25508,17 @@
               <w:keepNext w:val="false"/>
             </w:pPr>
             <w:r>
-              <w:t xml:space="preserve">Orders: tick the TEST orders, </w:t>
-            </w:r>
-            <w:r>
-              <w:rPr>
-                <w:b/>
-                <w:bCs/>
-              </w:rPr>
-              <w:t xml:space="preserve">Archive (N)</w:t>
-            </w:r>
-            <w:r>
-              <w:t xml:space="preserve">, confirm. Turn on </w:t>
-            </w:r>
-            <w:r>
-              <w:rPr>
-                <w:b/>
-                <w:bCs/>
-              </w:rPr>
-              <w:t xml:space="preserve">Show archived</w:t>
-            </w:r>
-            <w:r>
-              <w:t xml:space="preserve">.</w:t>
+              <w:t xml:space="preserve">With Claude, after 10:15 (after the publish window): save one TEST transfer (quantity 1) on Reorder step 1, export it and </w:t>
+            </w:r>
+            <w:r>
+              <w:rPr>
+                <w:b/>
+                <w:bCs/>
+              </w:rPr>
+              <w:t xml:space="preserve">Mark entered in Equip</w:t>
+            </w:r>
+            <w:r>
+              <w:t xml:space="preserve">; save a second and leave it as a Draft.</w:t>
             </w:r>
           </w:p>
         </w:tc>
@@ -23328,17 +25543,7 @@
               <w:keepNext w:val="false"/>
             </w:pPr>
             <w:r>
-              <w:t xml:space="preserve">They leave the list, then come back greyed with an </w:t>
-            </w:r>
-            <w:r>
-              <w:rPr>
-                <w:b/>
-                <w:bCs/>
-              </w:rPr>
-              <w:t xml:space="preserve">Archived</w:t>
-            </w:r>
-            <w:r>
-              <w:t xml:space="preserve"> tag; in SharePoint </w:t>
+              <w:t xml:space="preserve">Both in SharePoint </w:t>
             </w:r>
             <w:r>
               <w:rPr>
@@ -23346,20 +25551,21 @@
                 <w:sz w:val="20"/>
                 <w:szCs w:val="20"/>
               </w:rPr>
-              <w:t xml:space="preserve">NonJD_Orders</w:t>
-            </w:r>
-            <w:r>
-              <w:t xml:space="preserve"> only </w:t>
-            </w:r>
-            <w:r>
-              <w:rPr>
-                <w:b/>
-                <w:bCs/>
-              </w:rPr>
-              <w:t xml:space="preserve">Archived</w:t>
-            </w:r>
-            <w:r>
-              <w:t xml:space="preserve"> changed (Status and ExportCount as before).</w:t>
+              <w:t xml:space="preserve">NonJD_Transfers</w:t>
+            </w:r>
+            <w:r>
+              <w:t xml:space="preserve"> / </w:t>
+            </w:r>
+            <w:r>
+              <w:rPr>
+                <w:rFonts w:ascii="Consolas" w:cs="Consolas" w:eastAsia="Consolas" w:hAnsi="Consolas"/>
+                <w:sz w:val="20"/>
+                <w:szCs w:val="20"/>
+              </w:rPr>
+              <w:t xml:space="preserve">NonJD_TransferLines</w:t>
+            </w:r>
+            <w:r>
+              <w:t xml:space="preserve">; the transfer order page shows Saved and Entered times correctly in Central time.</w:t>
             </w:r>
           </w:p>
         </w:tc>
@@ -23439,7 +25645,40 @@
               <w:keepNext w:val="false"/>
             </w:pPr>
             <w:r>
-              <w:t xml:space="preserve">Open an archived order.</w:t>
+              <w:t xml:space="preserve">Run the Dev pipeline (</w:t>
+            </w:r>
+            <w:r>
+              <w:rPr>
+                <w:rFonts w:ascii="Consolas" w:cs="Consolas" w:eastAsia="Consolas" w:hAnsi="Consolas"/>
+                <w:sz w:val="20"/>
+                <w:szCs w:val="20"/>
+              </w:rPr>
+              <w:t xml:space="preserve">mode=items</w:t>
+            </w:r>
+            <w:r>
+              <w:t xml:space="preserve">: </w:t>
+            </w:r>
+            <w:r>
+              <w:rPr>
+                <w:rFonts w:ascii="Consolas" w:cs="Consolas" w:eastAsia="Consolas" w:hAnsi="Consolas"/>
+                <w:sz w:val="20"/>
+                <w:szCs w:val="20"/>
+              </w:rPr>
+              <w:t xml:space="preserve">df_NonJD_Transfers_Raw</w:t>
+            </w:r>
+            <w:r>
+              <w:t xml:space="preserve"> and </w:t>
+            </w:r>
+            <w:r>
+              <w:rPr>
+                <w:rFonts w:ascii="Consolas" w:cs="Consolas" w:eastAsia="Consolas" w:hAnsi="Consolas"/>
+                <w:sz w:val="20"/>
+                <w:szCs w:val="20"/>
+              </w:rPr>
+              <w:t xml:space="preserve">Build_Gold_NonJD_Reorder</w:t>
+            </w:r>
+            <w:r>
+              <w:t xml:space="preserve">), then Claude runs the reference check.</w:t>
             </w:r>
           </w:p>
         </w:tc>
@@ -23464,7 +25703,344 @@
               <w:keepNext w:val="false"/>
             </w:pPr>
             <w:r>
-              <w:t xml:space="preserve">The archived banner; no Export or Mark placed.</w:t>
+              <w:t xml:space="preserve">Gold’s transfers in / out include the saved transfers; the check passes.</w:t>
+            </w:r>
+          </w:p>
+        </w:tc>
+        <w:tc>
+          <w:tcPr>
+            <w:tcW w:type="dxa" w:w="806"/>
+            <w:tcBorders>
+              <w:top w:val="single" w:color="BFBFBF" w:sz="4"/>
+              <w:left w:val="single" w:color="BFBFBF" w:sz="4"/>
+              <w:bottom w:val="single" w:color="BFBFBF" w:sz="4"/>
+              <w:right w:val="single" w:color="BFBFBF" w:sz="4"/>
+            </w:tcBorders>
+            <w:tcMar>
+              <w:top w:type="dxa" w:w="60"/>
+              <w:left w:type="dxa" w:w="100"/>
+              <w:bottom w:type="dxa" w:w="60"/>
+              <w:right w:type="dxa" w:w="100"/>
+            </w:tcMar>
+          </w:tcPr>
+          <w:p>
+            <w:pPr>
+              <w:keepNext w:val="false"/>
+            </w:pPr>
+            <w:r>
+              <w:t xml:space="preserve">☐</w:t>
+            </w:r>
+          </w:p>
+        </w:tc>
+      </w:tr>
+      <w:tr>
+        <w:trPr>
+          <w:tblHeader w:val="false"/>
+        </w:trPr>
+        <w:tc>
+          <w:tcPr>
+            <w:tcW w:type="dxa" w:w="504"/>
+            <w:tcBorders>
+              <w:top w:val="single" w:color="BFBFBF" w:sz="4"/>
+              <w:left w:val="single" w:color="BFBFBF" w:sz="4"/>
+              <w:bottom w:val="single" w:color="BFBFBF" w:sz="4"/>
+              <w:right w:val="single" w:color="BFBFBF" w:sz="4"/>
+            </w:tcBorders>
+            <w:tcMar>
+              <w:top w:type="dxa" w:w="60"/>
+              <w:left w:type="dxa" w:w="100"/>
+              <w:bottom w:type="dxa" w:w="60"/>
+              <w:right w:type="dxa" w:w="100"/>
+            </w:tcMar>
+          </w:tcPr>
+          <w:p>
+            <w:pPr>
+              <w:keepNext w:val="false"/>
+            </w:pPr>
+            <w:r>
+              <w:t xml:space="preserve">4</w:t>
+            </w:r>
+          </w:p>
+        </w:tc>
+        <w:tc>
+          <w:tcPr>
+            <w:tcW w:type="dxa" w:w="4234"/>
+            <w:tcBorders>
+              <w:top w:val="single" w:color="BFBFBF" w:sz="4"/>
+              <w:left w:val="single" w:color="BFBFBF" w:sz="4"/>
+              <w:bottom w:val="single" w:color="BFBFBF" w:sz="4"/>
+              <w:right w:val="single" w:color="BFBFBF" w:sz="4"/>
+            </w:tcBorders>
+            <w:tcMar>
+              <w:top w:type="dxa" w:w="60"/>
+              <w:left w:type="dxa" w:w="100"/>
+              <w:bottom w:type="dxa" w:w="60"/>
+              <w:right w:type="dxa" w:w="100"/>
+            </w:tcMar>
+          </w:tcPr>
+          <w:p>
+            <w:pPr>
+              <w:keepNext w:val="false"/>
+            </w:pPr>
+            <w:r>
+              <w:t xml:space="preserve">Cancel the Draft and archive both. Delete the TEST rows only with Claude, after the check.</w:t>
+            </w:r>
+          </w:p>
+        </w:tc>
+        <w:tc>
+          <w:tcPr>
+            <w:tcW w:type="dxa" w:w="4536"/>
+            <w:tcBorders>
+              <w:top w:val="single" w:color="BFBFBF" w:sz="4"/>
+              <w:left w:val="single" w:color="BFBFBF" w:sz="4"/>
+              <w:bottom w:val="single" w:color="BFBFBF" w:sz="4"/>
+              <w:right w:val="single" w:color="BFBFBF" w:sz="4"/>
+            </w:tcBorders>
+            <w:tcMar>
+              <w:top w:type="dxa" w:w="60"/>
+              <w:left w:type="dxa" w:w="100"/>
+              <w:bottom w:type="dxa" w:w="60"/>
+              <w:right w:type="dxa" w:w="100"/>
+            </w:tcMar>
+          </w:tcPr>
+          <w:p>
+            <w:pPr>
+              <w:keepNext w:val="false"/>
+            </w:pPr>
+            <w:r>
+              <w:t xml:space="preserve">The cancelled transfer stops counting; nothing else changed.</w:t>
+            </w:r>
+          </w:p>
+        </w:tc>
+        <w:tc>
+          <w:tcPr>
+            <w:tcW w:type="dxa" w:w="806"/>
+            <w:tcBorders>
+              <w:top w:val="single" w:color="BFBFBF" w:sz="4"/>
+              <w:left w:val="single" w:color="BFBFBF" w:sz="4"/>
+              <w:bottom w:val="single" w:color="BFBFBF" w:sz="4"/>
+              <w:right w:val="single" w:color="BFBFBF" w:sz="4"/>
+            </w:tcBorders>
+            <w:tcMar>
+              <w:top w:type="dxa" w:w="60"/>
+              <w:left w:type="dxa" w:w="100"/>
+              <w:bottom w:type="dxa" w:w="60"/>
+              <w:right w:type="dxa" w:w="100"/>
+            </w:tcMar>
+          </w:tcPr>
+          <w:p>
+            <w:pPr>
+              <w:keepNext w:val="false"/>
+            </w:pPr>
+            <w:r>
+              <w:t xml:space="preserve">☐</w:t>
+            </w:r>
+          </w:p>
+        </w:tc>
+      </w:tr>
+      <w:tr>
+        <w:trPr>
+          <w:tblHeader w:val="false"/>
+        </w:trPr>
+        <w:tc>
+          <w:tcPr>
+            <w:tcW w:type="dxa" w:w="504"/>
+            <w:tcBorders>
+              <w:top w:val="single" w:color="BFBFBF" w:sz="4"/>
+              <w:left w:val="single" w:color="BFBFBF" w:sz="4"/>
+              <w:bottom w:val="single" w:color="BFBFBF" w:sz="4"/>
+              <w:right w:val="single" w:color="BFBFBF" w:sz="4"/>
+            </w:tcBorders>
+            <w:tcMar>
+              <w:top w:type="dxa" w:w="60"/>
+              <w:left w:type="dxa" w:w="100"/>
+              <w:bottom w:type="dxa" w:w="60"/>
+              <w:right w:type="dxa" w:w="100"/>
+            </w:tcMar>
+          </w:tcPr>
+          <w:p>
+            <w:pPr>
+              <w:keepNext w:val="false"/>
+            </w:pPr>
+            <w:r>
+              <w:t xml:space="preserve">5</w:t>
+            </w:r>
+          </w:p>
+        </w:tc>
+        <w:tc>
+          <w:tcPr>
+            <w:tcW w:type="dxa" w:w="4234"/>
+            <w:tcBorders>
+              <w:top w:val="single" w:color="BFBFBF" w:sz="4"/>
+              <w:left w:val="single" w:color="BFBFBF" w:sz="4"/>
+              <w:bottom w:val="single" w:color="BFBFBF" w:sz="4"/>
+              <w:right w:val="single" w:color="BFBFBF" w:sz="4"/>
+            </w:tcBorders>
+            <w:tcMar>
+              <w:top w:type="dxa" w:w="60"/>
+              <w:left w:type="dxa" w:w="100"/>
+              <w:bottom w:type="dxa" w:w="60"/>
+              <w:right w:type="dxa" w:w="100"/>
+            </w:tcMar>
+          </w:tcPr>
+          <w:p>
+            <w:pPr>
+              <w:keepNext w:val="false"/>
+            </w:pPr>
+            <w:r>
+              <w:t xml:space="preserve">Real-data timing: </w:t>
+            </w:r>
+            <w:r>
+              <w:rPr>
+                <w:rFonts w:ascii="Consolas" w:cs="Consolas" w:eastAsia="Consolas" w:hAnsi="Consolas"/>
+                <w:sz w:val="20"/>
+                <w:szCs w:val="20"/>
+              </w:rPr>
+              <w:t xml:space="preserve">python run_publish.py --out &lt;folder&gt;</w:t>
+            </w:r>
+            <w:r>
+              <w:t xml:space="preserve">, then Claude runs </w:t>
+            </w:r>
+            <w:r>
+              <w:rPr>
+                <w:rFonts w:ascii="Consolas" w:cs="Consolas" w:eastAsia="Consolas" w:hAnsi="Consolas"/>
+                <w:sz w:val="20"/>
+                <w:szCs w:val="20"/>
+              </w:rPr>
+              <w:t xml:space="preserve">parity-full --committed</w:t>
+            </w:r>
+            <w:r>
+              <w:t xml:space="preserve">. On Fedora, open Transfer rules → a rule → Try it.</w:t>
+            </w:r>
+          </w:p>
+        </w:tc>
+        <w:tc>
+          <w:tcPr>
+            <w:tcW w:type="dxa" w:w="4536"/>
+            <w:tcBorders>
+              <w:top w:val="single" w:color="BFBFBF" w:sz="4"/>
+              <w:left w:val="single" w:color="BFBFBF" w:sz="4"/>
+              <w:bottom w:val="single" w:color="BFBFBF" w:sz="4"/>
+              <w:right w:val="single" w:color="BFBFBF" w:sz="4"/>
+            </w:tcBorders>
+            <w:tcMar>
+              <w:top w:type="dxa" w:w="60"/>
+              <w:left w:type="dxa" w:w="100"/>
+              <w:bottom w:type="dxa" w:w="60"/>
+              <w:right w:type="dxa" w:w="100"/>
+            </w:tcMar>
+          </w:tcPr>
+          <w:p>
+            <w:pPr>
+              <w:keepNext w:val="false"/>
+            </w:pPr>
+            <w:r>
+              <w:t xml:space="preserve">The re-run is under about 300 ms; Try it shows figures within a couple of seconds and typing never stalls.</w:t>
+            </w:r>
+          </w:p>
+        </w:tc>
+        <w:tc>
+          <w:tcPr>
+            <w:tcW w:type="dxa" w:w="806"/>
+            <w:tcBorders>
+              <w:top w:val="single" w:color="BFBFBF" w:sz="4"/>
+              <w:left w:val="single" w:color="BFBFBF" w:sz="4"/>
+              <w:bottom w:val="single" w:color="BFBFBF" w:sz="4"/>
+              <w:right w:val="single" w:color="BFBFBF" w:sz="4"/>
+            </w:tcBorders>
+            <w:tcMar>
+              <w:top w:type="dxa" w:w="60"/>
+              <w:left w:type="dxa" w:w="100"/>
+              <w:bottom w:type="dxa" w:w="60"/>
+              <w:right w:type="dxa" w:w="100"/>
+            </w:tcMar>
+          </w:tcPr>
+          <w:p>
+            <w:pPr>
+              <w:keepNext w:val="false"/>
+            </w:pPr>
+            <w:r>
+              <w:t xml:space="preserve">☐</w:t>
+            </w:r>
+          </w:p>
+        </w:tc>
+      </w:tr>
+      <w:tr>
+        <w:trPr>
+          <w:tblHeader w:val="false"/>
+        </w:trPr>
+        <w:tc>
+          <w:tcPr>
+            <w:tcW w:type="dxa" w:w="504"/>
+            <w:tcBorders>
+              <w:top w:val="single" w:color="BFBFBF" w:sz="4"/>
+              <w:left w:val="single" w:color="BFBFBF" w:sz="4"/>
+              <w:bottom w:val="single" w:color="BFBFBF" w:sz="4"/>
+              <w:right w:val="single" w:color="BFBFBF" w:sz="4"/>
+            </w:tcBorders>
+            <w:tcMar>
+              <w:top w:type="dxa" w:w="60"/>
+              <w:left w:type="dxa" w:w="100"/>
+              <w:bottom w:type="dxa" w:w="60"/>
+              <w:right w:type="dxa" w:w="100"/>
+            </w:tcMar>
+          </w:tcPr>
+          <w:p>
+            <w:pPr>
+              <w:keepNext w:val="false"/>
+            </w:pPr>
+            <w:r>
+              <w:t xml:space="preserve">6</w:t>
+            </w:r>
+          </w:p>
+        </w:tc>
+        <w:tc>
+          <w:tcPr>
+            <w:tcW w:type="dxa" w:w="4234"/>
+            <w:tcBorders>
+              <w:top w:val="single" w:color="BFBFBF" w:sz="4"/>
+              <w:left w:val="single" w:color="BFBFBF" w:sz="4"/>
+              <w:bottom w:val="single" w:color="BFBFBF" w:sz="4"/>
+              <w:right w:val="single" w:color="BFBFBF" w:sz="4"/>
+            </w:tcBorders>
+            <w:tcMar>
+              <w:top w:type="dxa" w:w="60"/>
+              <w:left w:type="dxa" w:w="100"/>
+              <w:bottom w:type="dxa" w:w="60"/>
+              <w:right w:type="dxa" w:w="100"/>
+            </w:tcMar>
+          </w:tcPr>
+          <w:p>
+            <w:pPr>
+              <w:keepNext w:val="false"/>
+            </w:pPr>
+            <w:r>
+              <w:t xml:space="preserve">Sign out and sign in as someone else on the same browser (or ask Shannon to try it on your PC).</w:t>
+            </w:r>
+          </w:p>
+        </w:tc>
+        <w:tc>
+          <w:tcPr>
+            <w:tcW w:type="dxa" w:w="4536"/>
+            <w:tcBorders>
+              <w:top w:val="single" w:color="BFBFBF" w:sz="4"/>
+              <w:left w:val="single" w:color="BFBFBF" w:sz="4"/>
+              <w:bottom w:val="single" w:color="BFBFBF" w:sz="4"/>
+              <w:right w:val="single" w:color="BFBFBF" w:sz="4"/>
+            </w:tcBorders>
+            <w:tcMar>
+              <w:top w:type="dxa" w:w="60"/>
+              <w:left w:type="dxa" w:w="100"/>
+              <w:bottom w:type="dxa" w:w="60"/>
+              <w:right w:type="dxa" w:w="100"/>
+            </w:tcMar>
+          </w:tcPr>
+          <w:p>
+            <w:pPr>
+              <w:keepNext w:val="false"/>
+            </w:pPr>
+            <w:r>
+              <w:t xml:space="preserve">Only their name and data; nothing of the previous person’s.</w:t>
             </w:r>
           </w:p>
         </w:tc>
@@ -23564,7 +26140,7 @@
         <w:pStyle w:val="Heading3"/>
       </w:pPr>
       <w:r>
-        <w:t xml:space="preserve">0.5.1</w:t>
+        <w:t xml:space="preserve">0.5.2</w:t>
       </w:r>
     </w:p>
     <w:tbl>
@@ -23799,7 +26375,7 @@
                 <w:b/>
                 <w:bCs/>
               </w:rPr>
-              <w:t xml:space="preserve">0.5.1</w:t>
+              <w:t xml:space="preserve">0.5.2</w:t>
             </w:r>
             <w:r>
               <w:t xml:space="preserve"> and the deployed commit.</w:t>
@@ -23882,17 +26458,27 @@
               <w:keepNext w:val="false"/>
             </w:pPr>
             <w:r>
-              <w:t xml:space="preserve">Orders: tick two Draft TEST orders from different branches, </w:t>
-            </w:r>
-            <w:r>
-              <w:rPr>
-                <w:b/>
-                <w:bCs/>
-              </w:rPr>
-              <w:t xml:space="preserve">Export together</w:t>
-            </w:r>
-            <w:r>
-              <w:t xml:space="preserve">, open the CSV in Notepad.</w:t>
+              <w:t xml:space="preserve">Orders: tick the TEST orders, </w:t>
+            </w:r>
+            <w:r>
+              <w:rPr>
+                <w:b/>
+                <w:bCs/>
+              </w:rPr>
+              <w:t xml:space="preserve">Archive (N)</w:t>
+            </w:r>
+            <w:r>
+              <w:t xml:space="preserve">, confirm. Turn on </w:t>
+            </w:r>
+            <w:r>
+              <w:rPr>
+                <w:b/>
+                <w:bCs/>
+              </w:rPr>
+              <w:t xml:space="preserve">Show archived</w:t>
+            </w:r>
+            <w:r>
+              <w:t xml:space="preserve">.</w:t>
             </w:r>
           </w:p>
         </w:tc>
@@ -23917,7 +26503,17 @@
               <w:keepNext w:val="false"/>
             </w:pPr>
             <w:r>
-              <w:t xml:space="preserve">Header </w:t>
+              <w:t xml:space="preserve">They leave the list, then come back greyed with an </w:t>
+            </w:r>
+            <w:r>
+              <w:rPr>
+                <w:b/>
+                <w:bCs/>
+              </w:rPr>
+              <w:t xml:space="preserve">Archived</w:t>
+            </w:r>
+            <w:r>
+              <w:t xml:space="preserve"> tag; in SharePoint </w:t>
             </w:r>
             <w:r>
               <w:rPr>
@@ -23925,10 +26521,125 @@
                 <w:sz w:val="20"/>
                 <w:szCs w:val="20"/>
               </w:rPr>
-              <w:t xml:space="preserve">Branch,PartNumber,Description,OrderQty,Cost,LineValue,Bin</w:t>
-            </w:r>
-            <w:r>
-              <w:t xml:space="preserve">; both orders show Exported with an export count of 1.</w:t>
+              <w:t xml:space="preserve">NonJD_Orders</w:t>
+            </w:r>
+            <w:r>
+              <w:t xml:space="preserve"> only </w:t>
+            </w:r>
+            <w:r>
+              <w:rPr>
+                <w:b/>
+                <w:bCs/>
+              </w:rPr>
+              <w:t xml:space="preserve">Archived</w:t>
+            </w:r>
+            <w:r>
+              <w:t xml:space="preserve"> changed (Status and ExportCount as before).</w:t>
+            </w:r>
+          </w:p>
+        </w:tc>
+        <w:tc>
+          <w:tcPr>
+            <w:tcW w:type="dxa" w:w="806"/>
+            <w:tcBorders>
+              <w:top w:val="single" w:color="BFBFBF" w:sz="4"/>
+              <w:left w:val="single" w:color="BFBFBF" w:sz="4"/>
+              <w:bottom w:val="single" w:color="BFBFBF" w:sz="4"/>
+              <w:right w:val="single" w:color="BFBFBF" w:sz="4"/>
+            </w:tcBorders>
+            <w:tcMar>
+              <w:top w:type="dxa" w:w="60"/>
+              <w:left w:type="dxa" w:w="100"/>
+              <w:bottom w:type="dxa" w:w="60"/>
+              <w:right w:type="dxa" w:w="100"/>
+            </w:tcMar>
+          </w:tcPr>
+          <w:p>
+            <w:pPr>
+              <w:keepNext w:val="false"/>
+            </w:pPr>
+            <w:r>
+              <w:t xml:space="preserve">☐</w:t>
+            </w:r>
+          </w:p>
+        </w:tc>
+      </w:tr>
+      <w:tr>
+        <w:trPr>
+          <w:tblHeader w:val="false"/>
+        </w:trPr>
+        <w:tc>
+          <w:tcPr>
+            <w:tcW w:type="dxa" w:w="504"/>
+            <w:tcBorders>
+              <w:top w:val="single" w:color="BFBFBF" w:sz="4"/>
+              <w:left w:val="single" w:color="BFBFBF" w:sz="4"/>
+              <w:bottom w:val="single" w:color="BFBFBF" w:sz="4"/>
+              <w:right w:val="single" w:color="BFBFBF" w:sz="4"/>
+            </w:tcBorders>
+            <w:tcMar>
+              <w:top w:type="dxa" w:w="60"/>
+              <w:left w:type="dxa" w:w="100"/>
+              <w:bottom w:type="dxa" w:w="60"/>
+              <w:right w:type="dxa" w:w="100"/>
+            </w:tcMar>
+          </w:tcPr>
+          <w:p>
+            <w:pPr>
+              <w:keepNext w:val="false"/>
+            </w:pPr>
+            <w:r>
+              <w:t xml:space="preserve">3</w:t>
+            </w:r>
+          </w:p>
+        </w:tc>
+        <w:tc>
+          <w:tcPr>
+            <w:tcW w:type="dxa" w:w="4234"/>
+            <w:tcBorders>
+              <w:top w:val="single" w:color="BFBFBF" w:sz="4"/>
+              <w:left w:val="single" w:color="BFBFBF" w:sz="4"/>
+              <w:bottom w:val="single" w:color="BFBFBF" w:sz="4"/>
+              <w:right w:val="single" w:color="BFBFBF" w:sz="4"/>
+            </w:tcBorders>
+            <w:tcMar>
+              <w:top w:type="dxa" w:w="60"/>
+              <w:left w:type="dxa" w:w="100"/>
+              <w:bottom w:type="dxa" w:w="60"/>
+              <w:right w:type="dxa" w:w="100"/>
+            </w:tcMar>
+          </w:tcPr>
+          <w:p>
+            <w:pPr>
+              <w:keepNext w:val="false"/>
+            </w:pPr>
+            <w:r>
+              <w:t xml:space="preserve">Open an archived order.</w:t>
+            </w:r>
+          </w:p>
+        </w:tc>
+        <w:tc>
+          <w:tcPr>
+            <w:tcW w:type="dxa" w:w="4536"/>
+            <w:tcBorders>
+              <w:top w:val="single" w:color="BFBFBF" w:sz="4"/>
+              <w:left w:val="single" w:color="BFBFBF" w:sz="4"/>
+              <w:bottom w:val="single" w:color="BFBFBF" w:sz="4"/>
+              <w:right w:val="single" w:color="BFBFBF" w:sz="4"/>
+            </w:tcBorders>
+            <w:tcMar>
+              <w:top w:type="dxa" w:w="60"/>
+              <w:left w:type="dxa" w:w="100"/>
+              <w:bottom w:type="dxa" w:w="60"/>
+              <w:right w:type="dxa" w:w="100"/>
+            </w:tcMar>
+          </w:tcPr>
+          <w:p>
+            <w:pPr>
+              <w:keepNext w:val="false"/>
+            </w:pPr>
+            <w:r>
+              <w:t xml:space="preserve">The archived banner; no Export or Mark placed.</w:t>
             </w:r>
           </w:p>
         </w:tc>
@@ -24028,7 +26739,7 @@
         <w:pStyle w:val="Heading3"/>
       </w:pPr>
       <w:r>
-        <w:t xml:space="preserve">0.5.0</w:t>
+        <w:t xml:space="preserve">0.5.1</w:t>
       </w:r>
     </w:p>
     <w:tbl>
@@ -24263,7 +26974,7 @@
                 <w:b/>
                 <w:bCs/>
               </w:rPr>
-              <w:t xml:space="preserve">0.5.0</w:t>
+              <w:t xml:space="preserve">0.5.1</w:t>
             </w:r>
             <w:r>
               <w:t xml:space="preserve"> and the deployed commit.</w:t>
@@ -24346,7 +27057,17 @@
               <w:keepNext w:val="false"/>
             </w:pPr>
             <w:r>
-              <w:t xml:space="preserve">The first morning after the 0.5.0 publish: re-check the Part 2 examples (MULTISEAL at 1 with 44 from 6; branch 6 and 93 on Other branches; R134A redistribution from 13; GG100 with no stock or sales at 1; 124184 at about 22 demands) against Prod.</w:t>
+              <w:t xml:space="preserve">Orders: tick two Draft TEST orders from different branches, </w:t>
+            </w:r>
+            <w:r>
+              <w:rPr>
+                <w:b/>
+                <w:bCs/>
+              </w:rPr>
+              <w:t xml:space="preserve">Export together</w:t>
+            </w:r>
+            <w:r>
+              <w:t xml:space="preserve">, open the CSV in Notepad.</w:t>
             </w:r>
           </w:p>
         </w:tc>
@@ -24371,202 +27092,7 @@
               <w:keepNext w:val="false"/>
             </w:pPr>
             <w:r>
-              <w:t xml:space="preserve">Each still behaves as described; update the walkthrough where Prod differs before sending it out.</w:t>
-            </w:r>
-          </w:p>
-        </w:tc>
-        <w:tc>
-          <w:tcPr>
-            <w:tcW w:type="dxa" w:w="806"/>
-            <w:tcBorders>
-              <w:top w:val="single" w:color="BFBFBF" w:sz="4"/>
-              <w:left w:val="single" w:color="BFBFBF" w:sz="4"/>
-              <w:bottom w:val="single" w:color="BFBFBF" w:sz="4"/>
-              <w:right w:val="single" w:color="BFBFBF" w:sz="4"/>
-            </w:tcBorders>
-            <w:tcMar>
-              <w:top w:type="dxa" w:w="60"/>
-              <w:left w:type="dxa" w:w="100"/>
-              <w:bottom w:type="dxa" w:w="60"/>
-              <w:right w:type="dxa" w:w="100"/>
-            </w:tcMar>
-          </w:tcPr>
-          <w:p>
-            <w:pPr>
-              <w:keepNext w:val="false"/>
-            </w:pPr>
-            <w:r>
-              <w:t xml:space="preserve">☐</w:t>
-            </w:r>
-          </w:p>
-        </w:tc>
-      </w:tr>
-      <w:tr>
-        <w:trPr>
-          <w:tblHeader w:val="false"/>
-        </w:trPr>
-        <w:tc>
-          <w:tcPr>
-            <w:tcW w:type="dxa" w:w="504"/>
-            <w:tcBorders>
-              <w:top w:val="single" w:color="BFBFBF" w:sz="4"/>
-              <w:left w:val="single" w:color="BFBFBF" w:sz="4"/>
-              <w:bottom w:val="single" w:color="BFBFBF" w:sz="4"/>
-              <w:right w:val="single" w:color="BFBFBF" w:sz="4"/>
-            </w:tcBorders>
-            <w:tcMar>
-              <w:top w:type="dxa" w:w="60"/>
-              <w:left w:type="dxa" w:w="100"/>
-              <w:bottom w:type="dxa" w:w="60"/>
-              <w:right w:type="dxa" w:w="100"/>
-            </w:tcMar>
-          </w:tcPr>
-          <w:p>
-            <w:pPr>
-              <w:keepNext w:val="false"/>
-            </w:pPr>
-            <w:r>
-              <w:t xml:space="preserve">3</w:t>
-            </w:r>
-          </w:p>
-        </w:tc>
-        <w:tc>
-          <w:tcPr>
-            <w:tcW w:type="dxa" w:w="4234"/>
-            <w:tcBorders>
-              <w:top w:val="single" w:color="BFBFBF" w:sz="4"/>
-              <w:left w:val="single" w:color="BFBFBF" w:sz="4"/>
-              <w:bottom w:val="single" w:color="BFBFBF" w:sz="4"/>
-              <w:right w:val="single" w:color="BFBFBF" w:sz="4"/>
-            </w:tcBorders>
-            <w:tcMar>
-              <w:top w:type="dxa" w:w="60"/>
-              <w:left w:type="dxa" w:w="100"/>
-              <w:bottom w:type="dxa" w:w="60"/>
-              <w:right w:type="dxa" w:w="100"/>
-            </w:tcMar>
-          </w:tcPr>
-          <w:p>
-            <w:pPr>
-              <w:keepNext w:val="false"/>
-            </w:pPr>
-            <w:r>
-              <w:t xml:space="preserve">Home, Recommended Reorder and Transfers with the Prod data.</w:t>
-            </w:r>
-          </w:p>
-        </w:tc>
-        <w:tc>
-          <w:tcPr>
-            <w:tcW w:type="dxa" w:w="4536"/>
-            <w:tcBorders>
-              <w:top w:val="single" w:color="BFBFBF" w:sz="4"/>
-              <w:left w:val="single" w:color="BFBFBF" w:sz="4"/>
-              <w:bottom w:val="single" w:color="BFBFBF" w:sz="4"/>
-              <w:right w:val="single" w:color="BFBFBF" w:sz="4"/>
-            </w:tcBorders>
-            <w:tcMar>
-              <w:top w:type="dxa" w:w="60"/>
-              <w:left w:type="dxa" w:w="100"/>
-              <w:bottom w:type="dxa" w:w="60"/>
-              <w:right w:type="dxa" w:w="100"/>
-            </w:tcMar>
-          </w:tcPr>
-          <w:p>
-            <w:pPr>
-              <w:keepNext w:val="false"/>
-            </w:pPr>
-            <w:r>
-              <w:t xml:space="preserve">Purple card, banner and pills show; Transfers goes </w:t>
-            </w:r>
-            <w:r>
-              <w:rPr>
-                <w:b/>
-                <w:bCs/>
-              </w:rPr>
-              <w:t xml:space="preserve">Live</w:t>
-            </w:r>
-            <w:r>
-              <w:t xml:space="preserve"> with no red "disagree" banner.</w:t>
-            </w:r>
-          </w:p>
-        </w:tc>
-        <w:tc>
-          <w:tcPr>
-            <w:tcW w:type="dxa" w:w="806"/>
-            <w:tcBorders>
-              <w:top w:val="single" w:color="BFBFBF" w:sz="4"/>
-              <w:left w:val="single" w:color="BFBFBF" w:sz="4"/>
-              <w:bottom w:val="single" w:color="BFBFBF" w:sz="4"/>
-              <w:right w:val="single" w:color="BFBFBF" w:sz="4"/>
-            </w:tcBorders>
-            <w:tcMar>
-              <w:top w:type="dxa" w:w="60"/>
-              <w:left w:type="dxa" w:w="100"/>
-              <w:bottom w:type="dxa" w:w="60"/>
-              <w:right w:type="dxa" w:w="100"/>
-            </w:tcMar>
-          </w:tcPr>
-          <w:p>
-            <w:pPr>
-              <w:keepNext w:val="false"/>
-            </w:pPr>
-            <w:r>
-              <w:t xml:space="preserve">☐</w:t>
-            </w:r>
-          </w:p>
-        </w:tc>
-      </w:tr>
-      <w:tr>
-        <w:trPr>
-          <w:tblHeader w:val="false"/>
-        </w:trPr>
-        <w:tc>
-          <w:tcPr>
-            <w:tcW w:type="dxa" w:w="504"/>
-            <w:tcBorders>
-              <w:top w:val="single" w:color="BFBFBF" w:sz="4"/>
-              <w:left w:val="single" w:color="BFBFBF" w:sz="4"/>
-              <w:bottom w:val="single" w:color="BFBFBF" w:sz="4"/>
-              <w:right w:val="single" w:color="BFBFBF" w:sz="4"/>
-            </w:tcBorders>
-            <w:tcMar>
-              <w:top w:type="dxa" w:w="60"/>
-              <w:left w:type="dxa" w:w="100"/>
-              <w:bottom w:type="dxa" w:w="60"/>
-              <w:right w:type="dxa" w:w="100"/>
-            </w:tcMar>
-          </w:tcPr>
-          <w:p>
-            <w:pPr>
-              <w:keepNext w:val="false"/>
-            </w:pPr>
-            <w:r>
-              <w:t xml:space="preserve">4</w:t>
-            </w:r>
-          </w:p>
-        </w:tc>
-        <w:tc>
-          <w:tcPr>
-            <w:tcW w:type="dxa" w:w="4234"/>
-            <w:tcBorders>
-              <w:top w:val="single" w:color="BFBFBF" w:sz="4"/>
-              <w:left w:val="single" w:color="BFBFBF" w:sz="4"/>
-              <w:bottom w:val="single" w:color="BFBFBF" w:sz="4"/>
-              <w:right w:val="single" w:color="BFBFBF" w:sz="4"/>
-            </w:tcBorders>
-            <w:tcMar>
-              <w:top w:type="dxa" w:w="60"/>
-              <w:left w:type="dxa" w:w="100"/>
-              <w:bottom w:type="dxa" w:w="60"/>
-              <w:right w:type="dxa" w:w="100"/>
-            </w:tcMar>
-          </w:tcPr>
-          <w:p>
-            <w:pPr>
-              <w:keepNext w:val="false"/>
-            </w:pPr>
-            <w:r>
-              <w:t xml:space="preserve">Open an old address with dealer groups: </w:t>
+              <w:t xml:space="preserve">Header </w:t>
             </w:r>
             <w:r>
               <w:rPr>
@@ -24574,1005 +27100,10 @@
                 <w:sz w:val="20"/>
                 <w:szCs w:val="20"/>
               </w:rPr>
-              <w:t xml:space="preserve">/reorder?branch=1&amp;dgc=COTTON</w:t>
-            </w:r>
-            <w:r>
-              <w:t xml:space="preserve">.</w:t>
-            </w:r>
-          </w:p>
-        </w:tc>
-        <w:tc>
-          <w:tcPr>
-            <w:tcW w:type="dxa" w:w="4536"/>
-            <w:tcBorders>
-              <w:top w:val="single" w:color="BFBFBF" w:sz="4"/>
-              <w:left w:val="single" w:color="BFBFBF" w:sz="4"/>
-              <w:bottom w:val="single" w:color="BFBFBF" w:sz="4"/>
-              <w:right w:val="single" w:color="BFBFBF" w:sz="4"/>
-            </w:tcBorders>
-            <w:tcMar>
-              <w:top w:type="dxa" w:w="60"/>
-              <w:left w:type="dxa" w:w="100"/>
-              <w:bottom w:type="dxa" w:w="60"/>
-              <w:right w:type="dxa" w:w="100"/>
-            </w:tcMar>
-          </w:tcPr>
-          <w:p>
-            <w:pPr>
-              <w:keepNext w:val="false"/>
-            </w:pPr>
-            <w:r>
-              <w:t xml:space="preserve">Recommended Reorder with COTTON ticked.</w:t>
-            </w:r>
-          </w:p>
-        </w:tc>
-        <w:tc>
-          <w:tcPr>
-            <w:tcW w:type="dxa" w:w="806"/>
-            <w:tcBorders>
-              <w:top w:val="single" w:color="BFBFBF" w:sz="4"/>
-              <w:left w:val="single" w:color="BFBFBF" w:sz="4"/>
-              <w:bottom w:val="single" w:color="BFBFBF" w:sz="4"/>
-              <w:right w:val="single" w:color="BFBFBF" w:sz="4"/>
-            </w:tcBorders>
-            <w:tcMar>
-              <w:top w:type="dxa" w:w="60"/>
-              <w:left w:type="dxa" w:w="100"/>
-              <w:bottom w:type="dxa" w:w="60"/>
-              <w:right w:type="dxa" w:w="100"/>
-            </w:tcMar>
-          </w:tcPr>
-          <w:p>
-            <w:pPr>
-              <w:keepNext w:val="false"/>
-            </w:pPr>
-            <w:r>
-              <w:t xml:space="preserve">☐</w:t>
-            </w:r>
-          </w:p>
-        </w:tc>
-      </w:tr>
-      <w:tr>
-        <w:trPr>
-          <w:tblHeader w:val="false"/>
-        </w:trPr>
-        <w:tc>
-          <w:tcPr>
-            <w:tcW w:type="dxa" w:w="504"/>
-            <w:tcBorders>
-              <w:top w:val="single" w:color="BFBFBF" w:sz="4"/>
-              <w:left w:val="single" w:color="BFBFBF" w:sz="4"/>
-              <w:bottom w:val="single" w:color="BFBFBF" w:sz="4"/>
-              <w:right w:val="single" w:color="BFBFBF" w:sz="4"/>
-            </w:tcBorders>
-            <w:tcMar>
-              <w:top w:type="dxa" w:w="60"/>
-              <w:left w:type="dxa" w:w="100"/>
-              <w:bottom w:type="dxa" w:w="60"/>
-              <w:right w:type="dxa" w:w="100"/>
-            </w:tcMar>
-          </w:tcPr>
-          <w:p>
-            <w:pPr>
-              <w:keepNext w:val="false"/>
-            </w:pPr>
-            <w:r>
-              <w:t xml:space="preserve">5</w:t>
-            </w:r>
-          </w:p>
-        </w:tc>
-        <w:tc>
-          <w:tcPr>
-            <w:tcW w:type="dxa" w:w="4234"/>
-            <w:tcBorders>
-              <w:top w:val="single" w:color="BFBFBF" w:sz="4"/>
-              <w:left w:val="single" w:color="BFBFBF" w:sz="4"/>
-              <w:bottom w:val="single" w:color="BFBFBF" w:sz="4"/>
-              <w:right w:val="single" w:color="BFBFBF" w:sz="4"/>
-            </w:tcBorders>
-            <w:tcMar>
-              <w:top w:type="dxa" w:w="60"/>
-              <w:left w:type="dxa" w:w="100"/>
-              <w:bottom w:type="dxa" w:w="60"/>
-              <w:right w:type="dxa" w:w="100"/>
-            </w:tcMar>
-          </w:tcPr>
-          <w:p>
-            <w:pPr>
-              <w:keepNext w:val="false"/>
-            </w:pPr>
-            <w:r>
-              <w:t xml:space="preserve">Special statuses with all branches loaded.</w:t>
-            </w:r>
-          </w:p>
-        </w:tc>
-        <w:tc>
-          <w:tcPr>
-            <w:tcW w:type="dxa" w:w="4536"/>
-            <w:tcBorders>
-              <w:top w:val="single" w:color="BFBFBF" w:sz="4"/>
-              <w:left w:val="single" w:color="BFBFBF" w:sz="4"/>
-              <w:bottom w:val="single" w:color="BFBFBF" w:sz="4"/>
-              <w:right w:val="single" w:color="BFBFBF" w:sz="4"/>
-            </w:tcBorders>
-            <w:tcMar>
-              <w:top w:type="dxa" w:w="60"/>
-              <w:left w:type="dxa" w:w="100"/>
-              <w:bottom w:type="dxa" w:w="60"/>
-              <w:right w:type="dxa" w:w="100"/>
-            </w:tcMar>
-          </w:tcPr>
-          <w:p>
-            <w:pPr>
-              <w:keepNext w:val="false"/>
-            </w:pPr>
-            <w:r>
-              <w:t xml:space="preserve">Masks, Manual order, min overrides and any phase-ins; no errors.</w:t>
-            </w:r>
-          </w:p>
-        </w:tc>
-        <w:tc>
-          <w:tcPr>
-            <w:tcW w:type="dxa" w:w="806"/>
-            <w:tcBorders>
-              <w:top w:val="single" w:color="BFBFBF" w:sz="4"/>
-              <w:left w:val="single" w:color="BFBFBF" w:sz="4"/>
-              <w:bottom w:val="single" w:color="BFBFBF" w:sz="4"/>
-              <w:right w:val="single" w:color="BFBFBF" w:sz="4"/>
-            </w:tcBorders>
-            <w:tcMar>
-              <w:top w:type="dxa" w:w="60"/>
-              <w:left w:type="dxa" w:w="100"/>
-              <w:bottom w:type="dxa" w:w="60"/>
-              <w:right w:type="dxa" w:w="100"/>
-            </w:tcMar>
-          </w:tcPr>
-          <w:p>
-            <w:pPr>
-              <w:keepNext w:val="false"/>
-            </w:pPr>
-            <w:r>
-              <w:t xml:space="preserve">☐</w:t>
-            </w:r>
-          </w:p>
-        </w:tc>
-      </w:tr>
-    </w:tbl>
-    <w:p>
-      <w:pPr>
-        <w:spacing w:after="120"/>
-      </w:pPr>
-    </w:p>
-    <w:p>
-      <w:pPr>
-        <w:pStyle w:val="Heading3"/>
-      </w:pPr>
-      <w:r>
-        <w:t xml:space="preserve">0.4.0</w:t>
-      </w:r>
-    </w:p>
-    <w:tbl>
-      <w:tblPr>
-        <w:tblW w:type="dxa" w:w="10080"/>
-        <w:tblBorders>
-          <w:top w:val="single" w:color="auto" w:sz="4"/>
-          <w:left w:val="single" w:color="auto" w:sz="4"/>
-          <w:bottom w:val="single" w:color="auto" w:sz="4"/>
-          <w:right w:val="single" w:color="auto" w:sz="4"/>
-          <w:insideH w:val="single" w:color="auto" w:sz="4"/>
-          <w:insideV w:val="single" w:color="auto" w:sz="4"/>
-        </w:tblBorders>
-      </w:tblPr>
-      <w:tblGrid>
-        <w:gridCol w:w="504"/>
-        <w:gridCol w:w="4234"/>
-        <w:gridCol w:w="4536"/>
-        <w:gridCol w:w="806"/>
-      </w:tblGrid>
-      <w:tr>
-        <w:trPr>
-          <w:tblHeader/>
-        </w:trPr>
-        <w:tc>
-          <w:tcPr>
-            <w:tcW w:type="dxa" w:w="504"/>
-            <w:tcBorders>
-              <w:top w:val="single" w:color="BFBFBF" w:sz="4"/>
-              <w:left w:val="single" w:color="BFBFBF" w:sz="4"/>
-              <w:bottom w:val="single" w:color="BFBFBF" w:sz="4"/>
-              <w:right w:val="single" w:color="BFBFBF" w:sz="4"/>
-            </w:tcBorders>
-            <w:shd w:fill="DEEAF6" w:color="auto" w:val="clear"/>
-            <w:tcMar>
-              <w:top w:type="dxa" w:w="60"/>
-              <w:left w:type="dxa" w:w="100"/>
-              <w:bottom w:type="dxa" w:w="60"/>
-              <w:right w:type="dxa" w:w="100"/>
-            </w:tcMar>
-          </w:tcPr>
-          <w:p>
-            <w:pPr>
-              <w:keepNext w:val="false"/>
-            </w:pPr>
-            <w:r>
-              <w:rPr>
-                <w:b/>
-                <w:bCs/>
-              </w:rPr>
-              <w:t xml:space="preserve">#</w:t>
-            </w:r>
-          </w:p>
-        </w:tc>
-        <w:tc>
-          <w:tcPr>
-            <w:tcW w:type="dxa" w:w="4234"/>
-            <w:tcBorders>
-              <w:top w:val="single" w:color="BFBFBF" w:sz="4"/>
-              <w:left w:val="single" w:color="BFBFBF" w:sz="4"/>
-              <w:bottom w:val="single" w:color="BFBFBF" w:sz="4"/>
-              <w:right w:val="single" w:color="BFBFBF" w:sz="4"/>
-            </w:tcBorders>
-            <w:shd w:fill="DEEAF6" w:color="auto" w:val="clear"/>
-            <w:tcMar>
-              <w:top w:type="dxa" w:w="60"/>
-              <w:left w:type="dxa" w:w="100"/>
-              <w:bottom w:type="dxa" w:w="60"/>
-              <w:right w:type="dxa" w:w="100"/>
-            </w:tcMar>
-          </w:tcPr>
-          <w:p>
-            <w:pPr>
-              <w:keepNext w:val="false"/>
-            </w:pPr>
-            <w:r>
-              <w:rPr>
-                <w:b/>
-                <w:bCs/>
-              </w:rPr>
-              <w:t xml:space="preserve">Do this</w:t>
-            </w:r>
-          </w:p>
-        </w:tc>
-        <w:tc>
-          <w:tcPr>
-            <w:tcW w:type="dxa" w:w="4536"/>
-            <w:tcBorders>
-              <w:top w:val="single" w:color="BFBFBF" w:sz="4"/>
-              <w:left w:val="single" w:color="BFBFBF" w:sz="4"/>
-              <w:bottom w:val="single" w:color="BFBFBF" w:sz="4"/>
-              <w:right w:val="single" w:color="BFBFBF" w:sz="4"/>
-            </w:tcBorders>
-            <w:shd w:fill="DEEAF6" w:color="auto" w:val="clear"/>
-            <w:tcMar>
-              <w:top w:type="dxa" w:w="60"/>
-              <w:left w:type="dxa" w:w="100"/>
-              <w:bottom w:type="dxa" w:w="60"/>
-              <w:right w:type="dxa" w:w="100"/>
-            </w:tcMar>
-          </w:tcPr>
-          <w:p>
-            <w:pPr>
-              <w:keepNext w:val="false"/>
-            </w:pPr>
-            <w:r>
-              <w:rPr>
-                <w:b/>
-                <w:bCs/>
-              </w:rPr>
-              <w:t xml:space="preserve">You should see</w:t>
-            </w:r>
-          </w:p>
-        </w:tc>
-        <w:tc>
-          <w:tcPr>
-            <w:tcW w:type="dxa" w:w="806"/>
-            <w:tcBorders>
-              <w:top w:val="single" w:color="BFBFBF" w:sz="4"/>
-              <w:left w:val="single" w:color="BFBFBF" w:sz="4"/>
-              <w:bottom w:val="single" w:color="BFBFBF" w:sz="4"/>
-              <w:right w:val="single" w:color="BFBFBF" w:sz="4"/>
-            </w:tcBorders>
-            <w:shd w:fill="DEEAF6" w:color="auto" w:val="clear"/>
-            <w:tcMar>
-              <w:top w:type="dxa" w:w="60"/>
-              <w:left w:type="dxa" w:w="100"/>
-              <w:bottom w:type="dxa" w:w="60"/>
-              <w:right w:type="dxa" w:w="100"/>
-            </w:tcMar>
-          </w:tcPr>
-          <w:p>
-            <w:pPr>
-              <w:keepNext w:val="false"/>
-            </w:pPr>
-            <w:r>
-              <w:rPr>
-                <w:b/>
-                <w:bCs/>
-              </w:rPr>
-              <w:t xml:space="preserve">OK</w:t>
-            </w:r>
-          </w:p>
-        </w:tc>
-      </w:tr>
-      <w:tr>
-        <w:trPr>
-          <w:tblHeader w:val="false"/>
-        </w:trPr>
-        <w:tc>
-          <w:tcPr>
-            <w:tcW w:type="dxa" w:w="504"/>
-            <w:tcBorders>
-              <w:top w:val="single" w:color="BFBFBF" w:sz="4"/>
-              <w:left w:val="single" w:color="BFBFBF" w:sz="4"/>
-              <w:bottom w:val="single" w:color="BFBFBF" w:sz="4"/>
-              <w:right w:val="single" w:color="BFBFBF" w:sz="4"/>
-            </w:tcBorders>
-            <w:tcMar>
-              <w:top w:type="dxa" w:w="60"/>
-              <w:left w:type="dxa" w:w="100"/>
-              <w:bottom w:type="dxa" w:w="60"/>
-              <w:right w:type="dxa" w:w="100"/>
-            </w:tcMar>
-          </w:tcPr>
-          <w:p>
-            <w:pPr>
-              <w:keepNext w:val="false"/>
-            </w:pPr>
-            <w:r>
-              <w:t xml:space="preserve">1</w:t>
-            </w:r>
-          </w:p>
-        </w:tc>
-        <w:tc>
-          <w:tcPr>
-            <w:tcW w:type="dxa" w:w="4234"/>
-            <w:tcBorders>
-              <w:top w:val="single" w:color="BFBFBF" w:sz="4"/>
-              <w:left w:val="single" w:color="BFBFBF" w:sz="4"/>
-              <w:bottom w:val="single" w:color="BFBFBF" w:sz="4"/>
-              <w:right w:val="single" w:color="BFBFBF" w:sz="4"/>
-            </w:tcBorders>
-            <w:tcMar>
-              <w:top w:type="dxa" w:w="60"/>
-              <w:left w:type="dxa" w:w="100"/>
-              <w:bottom w:type="dxa" w:w="60"/>
-              <w:right w:type="dxa" w:w="100"/>
-            </w:tcMar>
-          </w:tcPr>
-          <w:p>
-            <w:pPr>
-              <w:keepNext w:val="false"/>
-            </w:pPr>
-            <w:r>
-              <w:t xml:space="preserve">App Settings → </w:t>
-            </w:r>
-            <w:r>
-              <w:rPr>
-                <w:b/>
-                <w:bCs/>
-              </w:rPr>
-              <w:t xml:space="preserve">About</w:t>
-            </w:r>
-            <w:r>
-              <w:t xml:space="preserve">.</w:t>
-            </w:r>
-          </w:p>
-        </w:tc>
-        <w:tc>
-          <w:tcPr>
-            <w:tcW w:type="dxa" w:w="4536"/>
-            <w:tcBorders>
-              <w:top w:val="single" w:color="BFBFBF" w:sz="4"/>
-              <w:left w:val="single" w:color="BFBFBF" w:sz="4"/>
-              <w:bottom w:val="single" w:color="BFBFBF" w:sz="4"/>
-              <w:right w:val="single" w:color="BFBFBF" w:sz="4"/>
-            </w:tcBorders>
-            <w:tcMar>
-              <w:top w:type="dxa" w:w="60"/>
-              <w:left w:type="dxa" w:w="100"/>
-              <w:bottom w:type="dxa" w:w="60"/>
-              <w:right w:type="dxa" w:w="100"/>
-            </w:tcMar>
-          </w:tcPr>
-          <w:p>
-            <w:pPr>
-              <w:keepNext w:val="false"/>
-            </w:pPr>
-            <w:r>
-              <w:rPr>
-                <w:b/>
-                <w:bCs/>
-              </w:rPr>
-              <w:t xml:space="preserve">0.4.0 · 3ca2dec</w:t>
-            </w:r>
-            <w:r>
-              <w:t xml:space="preserve">.</w:t>
-            </w:r>
-          </w:p>
-        </w:tc>
-        <w:tc>
-          <w:tcPr>
-            <w:tcW w:type="dxa" w:w="806"/>
-            <w:tcBorders>
-              <w:top w:val="single" w:color="BFBFBF" w:sz="4"/>
-              <w:left w:val="single" w:color="BFBFBF" w:sz="4"/>
-              <w:bottom w:val="single" w:color="BFBFBF" w:sz="4"/>
-              <w:right w:val="single" w:color="BFBFBF" w:sz="4"/>
-            </w:tcBorders>
-            <w:tcMar>
-              <w:top w:type="dxa" w:w="60"/>
-              <w:left w:type="dxa" w:w="100"/>
-              <w:bottom w:type="dxa" w:w="60"/>
-              <w:right w:type="dxa" w:w="100"/>
-            </w:tcMar>
-          </w:tcPr>
-          <w:p>
-            <w:pPr>
-              <w:keepNext w:val="false"/>
-            </w:pPr>
-            <w:r>
-              <w:t xml:space="preserve">☐</w:t>
-            </w:r>
-          </w:p>
-        </w:tc>
-      </w:tr>
-      <w:tr>
-        <w:trPr>
-          <w:tblHeader w:val="false"/>
-        </w:trPr>
-        <w:tc>
-          <w:tcPr>
-            <w:tcW w:type="dxa" w:w="504"/>
-            <w:tcBorders>
-              <w:top w:val="single" w:color="BFBFBF" w:sz="4"/>
-              <w:left w:val="single" w:color="BFBFBF" w:sz="4"/>
-              <w:bottom w:val="single" w:color="BFBFBF" w:sz="4"/>
-              <w:right w:val="single" w:color="BFBFBF" w:sz="4"/>
-            </w:tcBorders>
-            <w:tcMar>
-              <w:top w:type="dxa" w:w="60"/>
-              <w:left w:type="dxa" w:w="100"/>
-              <w:bottom w:type="dxa" w:w="60"/>
-              <w:right w:type="dxa" w:w="100"/>
-            </w:tcMar>
-          </w:tcPr>
-          <w:p>
-            <w:pPr>
-              <w:keepNext w:val="false"/>
-            </w:pPr>
-            <w:r>
-              <w:t xml:space="preserve">2</w:t>
-            </w:r>
-          </w:p>
-        </w:tc>
-        <w:tc>
-          <w:tcPr>
-            <w:tcW w:type="dxa" w:w="4234"/>
-            <w:tcBorders>
-              <w:top w:val="single" w:color="BFBFBF" w:sz="4"/>
-              <w:left w:val="single" w:color="BFBFBF" w:sz="4"/>
-              <w:bottom w:val="single" w:color="BFBFBF" w:sz="4"/>
-              <w:right w:val="single" w:color="BFBFBF" w:sz="4"/>
-            </w:tcBorders>
-            <w:tcMar>
-              <w:top w:type="dxa" w:w="60"/>
-              <w:left w:type="dxa" w:w="100"/>
-              <w:bottom w:type="dxa" w:w="60"/>
-              <w:right w:type="dxa" w:w="100"/>
-            </w:tcMar>
-          </w:tcPr>
-          <w:p>
-            <w:pPr>
-              <w:keepNext w:val="false"/>
-            </w:pPr>
-            <w:r>
-              <w:t xml:space="preserve">Open an old bookmark-style address: </w:t>
-            </w:r>
-            <w:r>
-              <w:rPr>
-                <w:rFonts w:ascii="Consolas" w:cs="Consolas" w:eastAsia="Consolas" w:hAnsi="Consolas"/>
-                <w:sz w:val="20"/>
-                <w:szCs w:val="20"/>
-              </w:rPr>
-              <w:t xml:space="preserve">/reorder?branch=1&amp;franchise=M</w:t>
-            </w:r>
-            <w:r>
-              <w:t xml:space="preserve">.</w:t>
-            </w:r>
-          </w:p>
-        </w:tc>
-        <w:tc>
-          <w:tcPr>
-            <w:tcW w:type="dxa" w:w="4536"/>
-            <w:tcBorders>
-              <w:top w:val="single" w:color="BFBFBF" w:sz="4"/>
-              <w:left w:val="single" w:color="BFBFBF" w:sz="4"/>
-              <w:bottom w:val="single" w:color="BFBFBF" w:sz="4"/>
-              <w:right w:val="single" w:color="BFBFBF" w:sz="4"/>
-            </w:tcBorders>
-            <w:tcMar>
-              <w:top w:type="dxa" w:w="60"/>
-              <w:left w:type="dxa" w:w="100"/>
-              <w:bottom w:type="dxa" w:w="60"/>
-              <w:right w:type="dxa" w:w="100"/>
-            </w:tcMar>
-          </w:tcPr>
-          <w:p>
-            <w:pPr>
-              <w:keepNext w:val="false"/>
-            </w:pPr>
-            <w:r>
-              <w:t xml:space="preserve">Recommended Reorder on branch 1, franchise M, as before 0.4.0.</w:t>
-            </w:r>
-          </w:p>
-        </w:tc>
-        <w:tc>
-          <w:tcPr>
-            <w:tcW w:type="dxa" w:w="806"/>
-            <w:tcBorders>
-              <w:top w:val="single" w:color="BFBFBF" w:sz="4"/>
-              <w:left w:val="single" w:color="BFBFBF" w:sz="4"/>
-              <w:bottom w:val="single" w:color="BFBFBF" w:sz="4"/>
-              <w:right w:val="single" w:color="BFBFBF" w:sz="4"/>
-            </w:tcBorders>
-            <w:tcMar>
-              <w:top w:type="dxa" w:w="60"/>
-              <w:left w:type="dxa" w:w="100"/>
-              <w:bottom w:type="dxa" w:w="60"/>
-              <w:right w:type="dxa" w:w="100"/>
-            </w:tcMar>
-          </w:tcPr>
-          <w:p>
-            <w:pPr>
-              <w:keepNext w:val="false"/>
-            </w:pPr>
-            <w:r>
-              <w:t xml:space="preserve">☐</w:t>
-            </w:r>
-          </w:p>
-        </w:tc>
-      </w:tr>
-      <w:tr>
-        <w:trPr>
-          <w:tblHeader w:val="false"/>
-        </w:trPr>
-        <w:tc>
-          <w:tcPr>
-            <w:tcW w:type="dxa" w:w="504"/>
-            <w:tcBorders>
-              <w:top w:val="single" w:color="BFBFBF" w:sz="4"/>
-              <w:left w:val="single" w:color="BFBFBF" w:sz="4"/>
-              <w:bottom w:val="single" w:color="BFBFBF" w:sz="4"/>
-              <w:right w:val="single" w:color="BFBFBF" w:sz="4"/>
-            </w:tcBorders>
-            <w:tcMar>
-              <w:top w:type="dxa" w:w="60"/>
-              <w:left w:type="dxa" w:w="100"/>
-              <w:bottom w:type="dxa" w:w="60"/>
-              <w:right w:type="dxa" w:w="100"/>
-            </w:tcMar>
-          </w:tcPr>
-          <w:p>
-            <w:pPr>
-              <w:keepNext w:val="false"/>
-            </w:pPr>
-            <w:r>
-              <w:t xml:space="preserve">3</w:t>
-            </w:r>
-          </w:p>
-        </w:tc>
-        <w:tc>
-          <w:tcPr>
-            <w:tcW w:type="dxa" w:w="4234"/>
-            <w:tcBorders>
-              <w:top w:val="single" w:color="BFBFBF" w:sz="4"/>
-              <w:left w:val="single" w:color="BFBFBF" w:sz="4"/>
-              <w:bottom w:val="single" w:color="BFBFBF" w:sz="4"/>
-              <w:right w:val="single" w:color="BFBFBF" w:sz="4"/>
-            </w:tcBorders>
-            <w:tcMar>
-              <w:top w:type="dxa" w:w="60"/>
-              <w:left w:type="dxa" w:w="100"/>
-              <w:bottom w:type="dxa" w:w="60"/>
-              <w:right w:type="dxa" w:w="100"/>
-            </w:tcMar>
-          </w:tcPr>
-          <w:p>
-            <w:pPr>
-              <w:keepNext w:val="false"/>
-            </w:pPr>
-            <w:r>
-              <w:t xml:space="preserve">All 19 branches loaded with Reorder needed only off: press F12 → </w:t>
-            </w:r>
-            <w:r>
-              <w:rPr>
-                <w:b/>
-                <w:bCs/>
-              </w:rPr>
-              <w:t xml:space="preserve">Memory</w:t>
-            </w:r>
-            <w:r>
-              <w:t xml:space="preserve"> and note the heap size.</w:t>
-            </w:r>
-          </w:p>
-        </w:tc>
-        <w:tc>
-          <w:tcPr>
-            <w:tcW w:type="dxa" w:w="4536"/>
-            <w:tcBorders>
-              <w:top w:val="single" w:color="BFBFBF" w:sz="4"/>
-              <w:left w:val="single" w:color="BFBFBF" w:sz="4"/>
-              <w:bottom w:val="single" w:color="BFBFBF" w:sz="4"/>
-              <w:right w:val="single" w:color="BFBFBF" w:sz="4"/>
-            </w:tcBorders>
-            <w:tcMar>
-              <w:top w:type="dxa" w:w="60"/>
-              <w:left w:type="dxa" w:w="100"/>
-              <w:bottom w:type="dxa" w:w="60"/>
-              <w:right w:type="dxa" w:w="100"/>
-            </w:tcMar>
-          </w:tcPr>
-          <w:p>
-            <w:pPr>
-              <w:keepNext w:val="false"/>
-            </w:pPr>
-            <w:r>
-              <w:t xml:space="preserve">Write it down (below about 500 MB is fine). The page stays responsive.</w:t>
-            </w:r>
-          </w:p>
-        </w:tc>
-        <w:tc>
-          <w:tcPr>
-            <w:tcW w:type="dxa" w:w="806"/>
-            <w:tcBorders>
-              <w:top w:val="single" w:color="BFBFBF" w:sz="4"/>
-              <w:left w:val="single" w:color="BFBFBF" w:sz="4"/>
-              <w:bottom w:val="single" w:color="BFBFBF" w:sz="4"/>
-              <w:right w:val="single" w:color="BFBFBF" w:sz="4"/>
-            </w:tcBorders>
-            <w:tcMar>
-              <w:top w:type="dxa" w:w="60"/>
-              <w:left w:type="dxa" w:w="100"/>
-              <w:bottom w:type="dxa" w:w="60"/>
-              <w:right w:type="dxa" w:w="100"/>
-            </w:tcMar>
-          </w:tcPr>
-          <w:p>
-            <w:pPr>
-              <w:keepNext w:val="false"/>
-            </w:pPr>
-            <w:r>
-              <w:t xml:space="preserve">☐</w:t>
-            </w:r>
-          </w:p>
-        </w:tc>
-      </w:tr>
-      <w:tr>
-        <w:trPr>
-          <w:tblHeader w:val="false"/>
-        </w:trPr>
-        <w:tc>
-          <w:tcPr>
-            <w:tcW w:type="dxa" w:w="504"/>
-            <w:tcBorders>
-              <w:top w:val="single" w:color="BFBFBF" w:sz="4"/>
-              <w:left w:val="single" w:color="BFBFBF" w:sz="4"/>
-              <w:bottom w:val="single" w:color="BFBFBF" w:sz="4"/>
-              <w:right w:val="single" w:color="BFBFBF" w:sz="4"/>
-            </w:tcBorders>
-            <w:tcMar>
-              <w:top w:type="dxa" w:w="60"/>
-              <w:left w:type="dxa" w:w="100"/>
-              <w:bottom w:type="dxa" w:w="60"/>
-              <w:right w:type="dxa" w:w="100"/>
-            </w:tcMar>
-          </w:tcPr>
-          <w:p>
-            <w:pPr>
-              <w:keepNext w:val="false"/>
-            </w:pPr>
-            <w:r>
-              <w:t xml:space="preserve">4</w:t>
-            </w:r>
-          </w:p>
-        </w:tc>
-        <w:tc>
-          <w:tcPr>
-            <w:tcW w:type="dxa" w:w="4234"/>
-            <w:tcBorders>
-              <w:top w:val="single" w:color="BFBFBF" w:sz="4"/>
-              <w:left w:val="single" w:color="BFBFBF" w:sz="4"/>
-              <w:bottom w:val="single" w:color="BFBFBF" w:sz="4"/>
-              <w:right w:val="single" w:color="BFBFBF" w:sz="4"/>
-            </w:tcBorders>
-            <w:tcMar>
-              <w:top w:type="dxa" w:w="60"/>
-              <w:left w:type="dxa" w:w="100"/>
-              <w:bottom w:type="dxa" w:w="60"/>
-              <w:right w:type="dxa" w:w="100"/>
-            </w:tcMar>
-          </w:tcPr>
-          <w:p>
-            <w:pPr>
-              <w:keepNext w:val="false"/>
-            </w:pPr>
-            <w:r>
-              <w:t xml:space="preserve">Click </w:t>
-            </w:r>
-            <w:r>
-              <w:rPr>
-                <w:b/>
-                <w:bCs/>
-              </w:rPr>
-              <w:t xml:space="preserve">Clear</w:t>
-            </w:r>
-            <w:r>
-              <w:t xml:space="preserve">, then </w:t>
-            </w:r>
-            <w:r>
-              <w:rPr>
-                <w:b/>
-                <w:bCs/>
-              </w:rPr>
-              <w:t xml:space="preserve">Select all</w:t>
-            </w:r>
-            <w:r>
-              <w:t xml:space="preserve">, and click </w:t>
-            </w:r>
-            <w:r>
-              <w:rPr>
-                <w:b/>
-                <w:bCs/>
-              </w:rPr>
-              <w:t xml:space="preserve">Cancel</w:t>
-            </w:r>
-            <w:r>
-              <w:t xml:space="preserve"> while it loads; then click </w:t>
-            </w:r>
-            <w:r>
-              <w:rPr>
-                <w:b/>
-                <w:bCs/>
-              </w:rPr>
-              <w:t xml:space="preserve">Load the rest</w:t>
-            </w:r>
-            <w:r>
-              <w:t xml:space="preserve">.</w:t>
-            </w:r>
-          </w:p>
-        </w:tc>
-        <w:tc>
-          <w:tcPr>
-            <w:tcW w:type="dxa" w:w="4536"/>
-            <w:tcBorders>
-              <w:top w:val="single" w:color="BFBFBF" w:sz="4"/>
-              <w:left w:val="single" w:color="BFBFBF" w:sz="4"/>
-              <w:bottom w:val="single" w:color="BFBFBF" w:sz="4"/>
-              <w:right w:val="single" w:color="BFBFBF" w:sz="4"/>
-            </w:tcBorders>
-            <w:tcMar>
-              <w:top w:type="dxa" w:w="60"/>
-              <w:left w:type="dxa" w:w="100"/>
-              <w:bottom w:type="dxa" w:w="60"/>
-              <w:right w:type="dxa" w:w="100"/>
-            </w:tcMar>
-          </w:tcPr>
-          <w:p>
-            <w:pPr>
-              <w:keepNext w:val="false"/>
-            </w:pPr>
-            <w:r>
-              <w:t xml:space="preserve">Loading stops with "x of 19 branches loaded (stopped)", then finishes.</w:t>
-            </w:r>
-          </w:p>
-        </w:tc>
-        <w:tc>
-          <w:tcPr>
-            <w:tcW w:type="dxa" w:w="806"/>
-            <w:tcBorders>
-              <w:top w:val="single" w:color="BFBFBF" w:sz="4"/>
-              <w:left w:val="single" w:color="BFBFBF" w:sz="4"/>
-              <w:bottom w:val="single" w:color="BFBFBF" w:sz="4"/>
-              <w:right w:val="single" w:color="BFBFBF" w:sz="4"/>
-            </w:tcBorders>
-            <w:tcMar>
-              <w:top w:type="dxa" w:w="60"/>
-              <w:left w:type="dxa" w:w="100"/>
-              <w:bottom w:type="dxa" w:w="60"/>
-              <w:right w:type="dxa" w:w="100"/>
-            </w:tcMar>
-          </w:tcPr>
-          <w:p>
-            <w:pPr>
-              <w:keepNext w:val="false"/>
-            </w:pPr>
-            <w:r>
-              <w:t xml:space="preserve">☐</w:t>
-            </w:r>
-          </w:p>
-        </w:tc>
-      </w:tr>
-      <w:tr>
-        <w:trPr>
-          <w:tblHeader w:val="false"/>
-        </w:trPr>
-        <w:tc>
-          <w:tcPr>
-            <w:tcW w:type="dxa" w:w="504"/>
-            <w:tcBorders>
-              <w:top w:val="single" w:color="BFBFBF" w:sz="4"/>
-              <w:left w:val="single" w:color="BFBFBF" w:sz="4"/>
-              <w:bottom w:val="single" w:color="BFBFBF" w:sz="4"/>
-              <w:right w:val="single" w:color="BFBFBF" w:sz="4"/>
-            </w:tcBorders>
-            <w:tcMar>
-              <w:top w:type="dxa" w:w="60"/>
-              <w:left w:type="dxa" w:w="100"/>
-              <w:bottom w:type="dxa" w:w="60"/>
-              <w:right w:type="dxa" w:w="100"/>
-            </w:tcMar>
-          </w:tcPr>
-          <w:p>
-            <w:pPr>
-              <w:keepNext w:val="false"/>
-            </w:pPr>
-            <w:r>
-              <w:t xml:space="preserve">5</w:t>
-            </w:r>
-          </w:p>
-        </w:tc>
-        <w:tc>
-          <w:tcPr>
-            <w:tcW w:type="dxa" w:w="4234"/>
-            <w:tcBorders>
-              <w:top w:val="single" w:color="BFBFBF" w:sz="4"/>
-              <w:left w:val="single" w:color="BFBFBF" w:sz="4"/>
-              <w:bottom w:val="single" w:color="BFBFBF" w:sz="4"/>
-              <w:right w:val="single" w:color="BFBFBF" w:sz="4"/>
-            </w:tcBorders>
-            <w:tcMar>
-              <w:top w:type="dxa" w:w="60"/>
-              <w:left w:type="dxa" w:w="100"/>
-              <w:bottom w:type="dxa" w:w="60"/>
-              <w:right w:type="dxa" w:w="100"/>
-            </w:tcMar>
-          </w:tcPr>
-          <w:p>
-            <w:pPr>
-              <w:keepNext w:val="false"/>
-            </w:pPr>
-            <w:r>
-              <w:t xml:space="preserve">One-Time Order with all branches and a franchise.</w:t>
-            </w:r>
-          </w:p>
-        </w:tc>
-        <w:tc>
-          <w:tcPr>
-            <w:tcW w:type="dxa" w:w="4536"/>
-            <w:tcBorders>
-              <w:top w:val="single" w:color="BFBFBF" w:sz="4"/>
-              <w:left w:val="single" w:color="BFBFBF" w:sz="4"/>
-              <w:bottom w:val="single" w:color="BFBFBF" w:sz="4"/>
-              <w:right w:val="single" w:color="BFBFBF" w:sz="4"/>
-            </w:tcBorders>
-            <w:tcMar>
-              <w:top w:type="dxa" w:w="60"/>
-              <w:left w:type="dxa" w:w="100"/>
-              <w:bottom w:type="dxa" w:w="60"/>
-              <w:right w:type="dxa" w:w="100"/>
-            </w:tcMar>
-          </w:tcPr>
-          <w:p>
-            <w:pPr>
-              <w:keepNext w:val="false"/>
-            </w:pPr>
-            <w:r>
-              <w:t xml:space="preserve">Loads in about the same time as Reorder (about 4 seconds).</w:t>
-            </w:r>
-          </w:p>
-        </w:tc>
-        <w:tc>
-          <w:tcPr>
-            <w:tcW w:type="dxa" w:w="806"/>
-            <w:tcBorders>
-              <w:top w:val="single" w:color="BFBFBF" w:sz="4"/>
-              <w:left w:val="single" w:color="BFBFBF" w:sz="4"/>
-              <w:bottom w:val="single" w:color="BFBFBF" w:sz="4"/>
-              <w:right w:val="single" w:color="BFBFBF" w:sz="4"/>
-            </w:tcBorders>
-            <w:tcMar>
-              <w:top w:type="dxa" w:w="60"/>
-              <w:left w:type="dxa" w:w="100"/>
-              <w:bottom w:type="dxa" w:w="60"/>
-              <w:right w:type="dxa" w:w="100"/>
-            </w:tcMar>
-          </w:tcPr>
-          <w:p>
-            <w:pPr>
-              <w:keepNext w:val="false"/>
-            </w:pPr>
-            <w:r>
-              <w:t xml:space="preserve">☐</w:t>
-            </w:r>
-          </w:p>
-        </w:tc>
-      </w:tr>
-      <w:tr>
-        <w:trPr>
-          <w:tblHeader w:val="false"/>
-        </w:trPr>
-        <w:tc>
-          <w:tcPr>
-            <w:tcW w:type="dxa" w:w="504"/>
-            <w:tcBorders>
-              <w:top w:val="single" w:color="BFBFBF" w:sz="4"/>
-              <w:left w:val="single" w:color="BFBFBF" w:sz="4"/>
-              <w:bottom w:val="single" w:color="BFBFBF" w:sz="4"/>
-              <w:right w:val="single" w:color="BFBFBF" w:sz="4"/>
-            </w:tcBorders>
-            <w:tcMar>
-              <w:top w:type="dxa" w:w="60"/>
-              <w:left w:type="dxa" w:w="100"/>
-              <w:bottom w:type="dxa" w:w="60"/>
-              <w:right w:type="dxa" w:w="100"/>
-            </w:tcMar>
-          </w:tcPr>
-          <w:p>
-            <w:pPr>
-              <w:keepNext w:val="false"/>
-            </w:pPr>
-            <w:r>
-              <w:t xml:space="preserve">6</w:t>
-            </w:r>
-          </w:p>
-        </w:tc>
-        <w:tc>
-          <w:tcPr>
-            <w:tcW w:type="dxa" w:w="4234"/>
-            <w:tcBorders>
-              <w:top w:val="single" w:color="BFBFBF" w:sz="4"/>
-              <w:left w:val="single" w:color="BFBFBF" w:sz="4"/>
-              <w:bottom w:val="single" w:color="BFBFBF" w:sz="4"/>
-              <w:right w:val="single" w:color="BFBFBF" w:sz="4"/>
-            </w:tcBorders>
-            <w:tcMar>
-              <w:top w:type="dxa" w:w="60"/>
-              <w:left w:type="dxa" w:w="100"/>
-              <w:bottom w:type="dxa" w:w="60"/>
-              <w:right w:type="dxa" w:w="100"/>
-            </w:tcMar>
-          </w:tcPr>
-          <w:p>
-            <w:pPr>
-              <w:keepNext w:val="false"/>
-            </w:pPr>
-            <w:r>
-              <w:t xml:space="preserve">After a morning publish, reload a page left open from the day before.</w:t>
-            </w:r>
-          </w:p>
-        </w:tc>
-        <w:tc>
-          <w:tcPr>
-            <w:tcW w:type="dxa" w:w="4536"/>
-            <w:tcBorders>
-              <w:top w:val="single" w:color="BFBFBF" w:sz="4"/>
-              <w:left w:val="single" w:color="BFBFBF" w:sz="4"/>
-              <w:bottom w:val="single" w:color="BFBFBF" w:sz="4"/>
-              <w:right w:val="single" w:color="BFBFBF" w:sz="4"/>
-            </w:tcBorders>
-            <w:tcMar>
-              <w:top w:type="dxa" w:w="60"/>
-              <w:left w:type="dxa" w:w="100"/>
-              <w:bottom w:type="dxa" w:w="60"/>
-              <w:right w:type="dxa" w:w="100"/>
-            </w:tcMar>
-          </w:tcPr>
-          <w:p>
-            <w:pPr>
-              <w:keepNext w:val="false"/>
-            </w:pPr>
-            <w:r>
-              <w:t xml:space="preserve">The new data date shows; no error.</w:t>
+              <w:t xml:space="preserve">Branch,PartNumber,Description,OrderQty,Cost,LineValue,Bin</w:t>
+            </w:r>
+            <w:r>
+              <w:t xml:space="preserve">; both orders show Exported with an export count of 1.</w:t>
             </w:r>
           </w:p>
         </w:tc>
@@ -25667,6 +27198,1650 @@
         <w:spacing w:after="160"/>
       </w:pPr>
     </w:p>
+    <w:p>
+      <w:pPr>
+        <w:pStyle w:val="Heading3"/>
+      </w:pPr>
+      <w:r>
+        <w:t xml:space="preserve">0.5.0</w:t>
+      </w:r>
+    </w:p>
+    <w:tbl>
+      <w:tblPr>
+        <w:tblW w:type="dxa" w:w="10080"/>
+        <w:tblBorders>
+          <w:top w:val="single" w:color="auto" w:sz="4"/>
+          <w:left w:val="single" w:color="auto" w:sz="4"/>
+          <w:bottom w:val="single" w:color="auto" w:sz="4"/>
+          <w:right w:val="single" w:color="auto" w:sz="4"/>
+          <w:insideH w:val="single" w:color="auto" w:sz="4"/>
+          <w:insideV w:val="single" w:color="auto" w:sz="4"/>
+        </w:tblBorders>
+      </w:tblPr>
+      <w:tblGrid>
+        <w:gridCol w:w="504"/>
+        <w:gridCol w:w="4234"/>
+        <w:gridCol w:w="4536"/>
+        <w:gridCol w:w="806"/>
+      </w:tblGrid>
+      <w:tr>
+        <w:trPr>
+          <w:tblHeader/>
+        </w:trPr>
+        <w:tc>
+          <w:tcPr>
+            <w:tcW w:type="dxa" w:w="504"/>
+            <w:tcBorders>
+              <w:top w:val="single" w:color="BFBFBF" w:sz="4"/>
+              <w:left w:val="single" w:color="BFBFBF" w:sz="4"/>
+              <w:bottom w:val="single" w:color="BFBFBF" w:sz="4"/>
+              <w:right w:val="single" w:color="BFBFBF" w:sz="4"/>
+            </w:tcBorders>
+            <w:shd w:fill="DEEAF6" w:color="auto" w:val="clear"/>
+            <w:tcMar>
+              <w:top w:type="dxa" w:w="60"/>
+              <w:left w:type="dxa" w:w="100"/>
+              <w:bottom w:type="dxa" w:w="60"/>
+              <w:right w:type="dxa" w:w="100"/>
+            </w:tcMar>
+          </w:tcPr>
+          <w:p>
+            <w:pPr>
+              <w:keepNext w:val="false"/>
+            </w:pPr>
+            <w:r>
+              <w:rPr>
+                <w:b/>
+                <w:bCs/>
+              </w:rPr>
+              <w:t xml:space="preserve">#</w:t>
+            </w:r>
+          </w:p>
+        </w:tc>
+        <w:tc>
+          <w:tcPr>
+            <w:tcW w:type="dxa" w:w="4234"/>
+            <w:tcBorders>
+              <w:top w:val="single" w:color="BFBFBF" w:sz="4"/>
+              <w:left w:val="single" w:color="BFBFBF" w:sz="4"/>
+              <w:bottom w:val="single" w:color="BFBFBF" w:sz="4"/>
+              <w:right w:val="single" w:color="BFBFBF" w:sz="4"/>
+            </w:tcBorders>
+            <w:shd w:fill="DEEAF6" w:color="auto" w:val="clear"/>
+            <w:tcMar>
+              <w:top w:type="dxa" w:w="60"/>
+              <w:left w:type="dxa" w:w="100"/>
+              <w:bottom w:type="dxa" w:w="60"/>
+              <w:right w:type="dxa" w:w="100"/>
+            </w:tcMar>
+          </w:tcPr>
+          <w:p>
+            <w:pPr>
+              <w:keepNext w:val="false"/>
+            </w:pPr>
+            <w:r>
+              <w:rPr>
+                <w:b/>
+                <w:bCs/>
+              </w:rPr>
+              <w:t xml:space="preserve">Do this</w:t>
+            </w:r>
+          </w:p>
+        </w:tc>
+        <w:tc>
+          <w:tcPr>
+            <w:tcW w:type="dxa" w:w="4536"/>
+            <w:tcBorders>
+              <w:top w:val="single" w:color="BFBFBF" w:sz="4"/>
+              <w:left w:val="single" w:color="BFBFBF" w:sz="4"/>
+              <w:bottom w:val="single" w:color="BFBFBF" w:sz="4"/>
+              <w:right w:val="single" w:color="BFBFBF" w:sz="4"/>
+            </w:tcBorders>
+            <w:shd w:fill="DEEAF6" w:color="auto" w:val="clear"/>
+            <w:tcMar>
+              <w:top w:type="dxa" w:w="60"/>
+              <w:left w:type="dxa" w:w="100"/>
+              <w:bottom w:type="dxa" w:w="60"/>
+              <w:right w:type="dxa" w:w="100"/>
+            </w:tcMar>
+          </w:tcPr>
+          <w:p>
+            <w:pPr>
+              <w:keepNext w:val="false"/>
+            </w:pPr>
+            <w:r>
+              <w:rPr>
+                <w:b/>
+                <w:bCs/>
+              </w:rPr>
+              <w:t xml:space="preserve">You should see</w:t>
+            </w:r>
+          </w:p>
+        </w:tc>
+        <w:tc>
+          <w:tcPr>
+            <w:tcW w:type="dxa" w:w="806"/>
+            <w:tcBorders>
+              <w:top w:val="single" w:color="BFBFBF" w:sz="4"/>
+              <w:left w:val="single" w:color="BFBFBF" w:sz="4"/>
+              <w:bottom w:val="single" w:color="BFBFBF" w:sz="4"/>
+              <w:right w:val="single" w:color="BFBFBF" w:sz="4"/>
+            </w:tcBorders>
+            <w:shd w:fill="DEEAF6" w:color="auto" w:val="clear"/>
+            <w:tcMar>
+              <w:top w:type="dxa" w:w="60"/>
+              <w:left w:type="dxa" w:w="100"/>
+              <w:bottom w:type="dxa" w:w="60"/>
+              <w:right w:type="dxa" w:w="100"/>
+            </w:tcMar>
+          </w:tcPr>
+          <w:p>
+            <w:pPr>
+              <w:keepNext w:val="false"/>
+            </w:pPr>
+            <w:r>
+              <w:rPr>
+                <w:b/>
+                <w:bCs/>
+              </w:rPr>
+              <w:t xml:space="preserve">OK</w:t>
+            </w:r>
+          </w:p>
+        </w:tc>
+      </w:tr>
+      <w:tr>
+        <w:trPr>
+          <w:tblHeader w:val="false"/>
+        </w:trPr>
+        <w:tc>
+          <w:tcPr>
+            <w:tcW w:type="dxa" w:w="504"/>
+            <w:tcBorders>
+              <w:top w:val="single" w:color="BFBFBF" w:sz="4"/>
+              <w:left w:val="single" w:color="BFBFBF" w:sz="4"/>
+              <w:bottom w:val="single" w:color="BFBFBF" w:sz="4"/>
+              <w:right w:val="single" w:color="BFBFBF" w:sz="4"/>
+            </w:tcBorders>
+            <w:tcMar>
+              <w:top w:type="dxa" w:w="60"/>
+              <w:left w:type="dxa" w:w="100"/>
+              <w:bottom w:type="dxa" w:w="60"/>
+              <w:right w:type="dxa" w:w="100"/>
+            </w:tcMar>
+          </w:tcPr>
+          <w:p>
+            <w:pPr>
+              <w:keepNext w:val="false"/>
+            </w:pPr>
+            <w:r>
+              <w:t xml:space="preserve">1</w:t>
+            </w:r>
+          </w:p>
+        </w:tc>
+        <w:tc>
+          <w:tcPr>
+            <w:tcW w:type="dxa" w:w="4234"/>
+            <w:tcBorders>
+              <w:top w:val="single" w:color="BFBFBF" w:sz="4"/>
+              <w:left w:val="single" w:color="BFBFBF" w:sz="4"/>
+              <w:bottom w:val="single" w:color="BFBFBF" w:sz="4"/>
+              <w:right w:val="single" w:color="BFBFBF" w:sz="4"/>
+            </w:tcBorders>
+            <w:tcMar>
+              <w:top w:type="dxa" w:w="60"/>
+              <w:left w:type="dxa" w:w="100"/>
+              <w:bottom w:type="dxa" w:w="60"/>
+              <w:right w:type="dxa" w:w="100"/>
+            </w:tcMar>
+          </w:tcPr>
+          <w:p>
+            <w:pPr>
+              <w:keepNext w:val="false"/>
+            </w:pPr>
+            <w:r>
+              <w:t xml:space="preserve">App Settings → </w:t>
+            </w:r>
+            <w:r>
+              <w:rPr>
+                <w:b/>
+                <w:bCs/>
+              </w:rPr>
+              <w:t xml:space="preserve">About</w:t>
+            </w:r>
+            <w:r>
+              <w:t xml:space="preserve">.</w:t>
+            </w:r>
+          </w:p>
+        </w:tc>
+        <w:tc>
+          <w:tcPr>
+            <w:tcW w:type="dxa" w:w="4536"/>
+            <w:tcBorders>
+              <w:top w:val="single" w:color="BFBFBF" w:sz="4"/>
+              <w:left w:val="single" w:color="BFBFBF" w:sz="4"/>
+              <w:bottom w:val="single" w:color="BFBFBF" w:sz="4"/>
+              <w:right w:val="single" w:color="BFBFBF" w:sz="4"/>
+            </w:tcBorders>
+            <w:tcMar>
+              <w:top w:type="dxa" w:w="60"/>
+              <w:left w:type="dxa" w:w="100"/>
+              <w:bottom w:type="dxa" w:w="60"/>
+              <w:right w:type="dxa" w:w="100"/>
+            </w:tcMar>
+          </w:tcPr>
+          <w:p>
+            <w:pPr>
+              <w:keepNext w:val="false"/>
+            </w:pPr>
+            <w:r>
+              <w:rPr>
+                <w:b/>
+                <w:bCs/>
+              </w:rPr>
+              <w:t xml:space="preserve">0.5.0</w:t>
+            </w:r>
+            <w:r>
+              <w:t xml:space="preserve"> and the deployed commit.</w:t>
+            </w:r>
+          </w:p>
+        </w:tc>
+        <w:tc>
+          <w:tcPr>
+            <w:tcW w:type="dxa" w:w="806"/>
+            <w:tcBorders>
+              <w:top w:val="single" w:color="BFBFBF" w:sz="4"/>
+              <w:left w:val="single" w:color="BFBFBF" w:sz="4"/>
+              <w:bottom w:val="single" w:color="BFBFBF" w:sz="4"/>
+              <w:right w:val="single" w:color="BFBFBF" w:sz="4"/>
+            </w:tcBorders>
+            <w:tcMar>
+              <w:top w:type="dxa" w:w="60"/>
+              <w:left w:type="dxa" w:w="100"/>
+              <w:bottom w:type="dxa" w:w="60"/>
+              <w:right w:type="dxa" w:w="100"/>
+            </w:tcMar>
+          </w:tcPr>
+          <w:p>
+            <w:pPr>
+              <w:keepNext w:val="false"/>
+            </w:pPr>
+            <w:r>
+              <w:t xml:space="preserve">☐</w:t>
+            </w:r>
+          </w:p>
+        </w:tc>
+      </w:tr>
+      <w:tr>
+        <w:trPr>
+          <w:tblHeader w:val="false"/>
+        </w:trPr>
+        <w:tc>
+          <w:tcPr>
+            <w:tcW w:type="dxa" w:w="504"/>
+            <w:tcBorders>
+              <w:top w:val="single" w:color="BFBFBF" w:sz="4"/>
+              <w:left w:val="single" w:color="BFBFBF" w:sz="4"/>
+              <w:bottom w:val="single" w:color="BFBFBF" w:sz="4"/>
+              <w:right w:val="single" w:color="BFBFBF" w:sz="4"/>
+            </w:tcBorders>
+            <w:tcMar>
+              <w:top w:type="dxa" w:w="60"/>
+              <w:left w:type="dxa" w:w="100"/>
+              <w:bottom w:type="dxa" w:w="60"/>
+              <w:right w:type="dxa" w:w="100"/>
+            </w:tcMar>
+          </w:tcPr>
+          <w:p>
+            <w:pPr>
+              <w:keepNext w:val="false"/>
+            </w:pPr>
+            <w:r>
+              <w:t xml:space="preserve">2</w:t>
+            </w:r>
+          </w:p>
+        </w:tc>
+        <w:tc>
+          <w:tcPr>
+            <w:tcW w:type="dxa" w:w="4234"/>
+            <w:tcBorders>
+              <w:top w:val="single" w:color="BFBFBF" w:sz="4"/>
+              <w:left w:val="single" w:color="BFBFBF" w:sz="4"/>
+              <w:bottom w:val="single" w:color="BFBFBF" w:sz="4"/>
+              <w:right w:val="single" w:color="BFBFBF" w:sz="4"/>
+            </w:tcBorders>
+            <w:tcMar>
+              <w:top w:type="dxa" w:w="60"/>
+              <w:left w:type="dxa" w:w="100"/>
+              <w:bottom w:type="dxa" w:w="60"/>
+              <w:right w:type="dxa" w:w="100"/>
+            </w:tcMar>
+          </w:tcPr>
+          <w:p>
+            <w:pPr>
+              <w:keepNext w:val="false"/>
+            </w:pPr>
+            <w:r>
+              <w:t xml:space="preserve">The first morning after the 0.5.0 publish: re-check the Part 2 examples (MULTISEAL at 1 with 44 from 6; branch 6 and 93 on Other branches; R134A redistribution from 13; GG100 with no stock or sales at 1; 124184 at about 22 demands) against Prod.</w:t>
+            </w:r>
+          </w:p>
+        </w:tc>
+        <w:tc>
+          <w:tcPr>
+            <w:tcW w:type="dxa" w:w="4536"/>
+            <w:tcBorders>
+              <w:top w:val="single" w:color="BFBFBF" w:sz="4"/>
+              <w:left w:val="single" w:color="BFBFBF" w:sz="4"/>
+              <w:bottom w:val="single" w:color="BFBFBF" w:sz="4"/>
+              <w:right w:val="single" w:color="BFBFBF" w:sz="4"/>
+            </w:tcBorders>
+            <w:tcMar>
+              <w:top w:type="dxa" w:w="60"/>
+              <w:left w:type="dxa" w:w="100"/>
+              <w:bottom w:type="dxa" w:w="60"/>
+              <w:right w:type="dxa" w:w="100"/>
+            </w:tcMar>
+          </w:tcPr>
+          <w:p>
+            <w:pPr>
+              <w:keepNext w:val="false"/>
+            </w:pPr>
+            <w:r>
+              <w:t xml:space="preserve">Each still behaves as described; update the walkthrough where Prod differs before sending it out.</w:t>
+            </w:r>
+          </w:p>
+        </w:tc>
+        <w:tc>
+          <w:tcPr>
+            <w:tcW w:type="dxa" w:w="806"/>
+            <w:tcBorders>
+              <w:top w:val="single" w:color="BFBFBF" w:sz="4"/>
+              <w:left w:val="single" w:color="BFBFBF" w:sz="4"/>
+              <w:bottom w:val="single" w:color="BFBFBF" w:sz="4"/>
+              <w:right w:val="single" w:color="BFBFBF" w:sz="4"/>
+            </w:tcBorders>
+            <w:tcMar>
+              <w:top w:type="dxa" w:w="60"/>
+              <w:left w:type="dxa" w:w="100"/>
+              <w:bottom w:type="dxa" w:w="60"/>
+              <w:right w:type="dxa" w:w="100"/>
+            </w:tcMar>
+          </w:tcPr>
+          <w:p>
+            <w:pPr>
+              <w:keepNext w:val="false"/>
+            </w:pPr>
+            <w:r>
+              <w:t xml:space="preserve">☐</w:t>
+            </w:r>
+          </w:p>
+        </w:tc>
+      </w:tr>
+      <w:tr>
+        <w:trPr>
+          <w:tblHeader w:val="false"/>
+        </w:trPr>
+        <w:tc>
+          <w:tcPr>
+            <w:tcW w:type="dxa" w:w="504"/>
+            <w:tcBorders>
+              <w:top w:val="single" w:color="BFBFBF" w:sz="4"/>
+              <w:left w:val="single" w:color="BFBFBF" w:sz="4"/>
+              <w:bottom w:val="single" w:color="BFBFBF" w:sz="4"/>
+              <w:right w:val="single" w:color="BFBFBF" w:sz="4"/>
+            </w:tcBorders>
+            <w:tcMar>
+              <w:top w:type="dxa" w:w="60"/>
+              <w:left w:type="dxa" w:w="100"/>
+              <w:bottom w:type="dxa" w:w="60"/>
+              <w:right w:type="dxa" w:w="100"/>
+            </w:tcMar>
+          </w:tcPr>
+          <w:p>
+            <w:pPr>
+              <w:keepNext w:val="false"/>
+            </w:pPr>
+            <w:r>
+              <w:t xml:space="preserve">3</w:t>
+            </w:r>
+          </w:p>
+        </w:tc>
+        <w:tc>
+          <w:tcPr>
+            <w:tcW w:type="dxa" w:w="4234"/>
+            <w:tcBorders>
+              <w:top w:val="single" w:color="BFBFBF" w:sz="4"/>
+              <w:left w:val="single" w:color="BFBFBF" w:sz="4"/>
+              <w:bottom w:val="single" w:color="BFBFBF" w:sz="4"/>
+              <w:right w:val="single" w:color="BFBFBF" w:sz="4"/>
+            </w:tcBorders>
+            <w:tcMar>
+              <w:top w:type="dxa" w:w="60"/>
+              <w:left w:type="dxa" w:w="100"/>
+              <w:bottom w:type="dxa" w:w="60"/>
+              <w:right w:type="dxa" w:w="100"/>
+            </w:tcMar>
+          </w:tcPr>
+          <w:p>
+            <w:pPr>
+              <w:keepNext w:val="false"/>
+            </w:pPr>
+            <w:r>
+              <w:t xml:space="preserve">Home, Recommended Reorder and Transfers with the Prod data.</w:t>
+            </w:r>
+          </w:p>
+        </w:tc>
+        <w:tc>
+          <w:tcPr>
+            <w:tcW w:type="dxa" w:w="4536"/>
+            <w:tcBorders>
+              <w:top w:val="single" w:color="BFBFBF" w:sz="4"/>
+              <w:left w:val="single" w:color="BFBFBF" w:sz="4"/>
+              <w:bottom w:val="single" w:color="BFBFBF" w:sz="4"/>
+              <w:right w:val="single" w:color="BFBFBF" w:sz="4"/>
+            </w:tcBorders>
+            <w:tcMar>
+              <w:top w:type="dxa" w:w="60"/>
+              <w:left w:type="dxa" w:w="100"/>
+              <w:bottom w:type="dxa" w:w="60"/>
+              <w:right w:type="dxa" w:w="100"/>
+            </w:tcMar>
+          </w:tcPr>
+          <w:p>
+            <w:pPr>
+              <w:keepNext w:val="false"/>
+            </w:pPr>
+            <w:r>
+              <w:t xml:space="preserve">Purple card, banner and pills show; Transfers goes </w:t>
+            </w:r>
+            <w:r>
+              <w:rPr>
+                <w:b/>
+                <w:bCs/>
+              </w:rPr>
+              <w:t xml:space="preserve">Live</w:t>
+            </w:r>
+            <w:r>
+              <w:t xml:space="preserve"> with no red "disagree" banner.</w:t>
+            </w:r>
+          </w:p>
+        </w:tc>
+        <w:tc>
+          <w:tcPr>
+            <w:tcW w:type="dxa" w:w="806"/>
+            <w:tcBorders>
+              <w:top w:val="single" w:color="BFBFBF" w:sz="4"/>
+              <w:left w:val="single" w:color="BFBFBF" w:sz="4"/>
+              <w:bottom w:val="single" w:color="BFBFBF" w:sz="4"/>
+              <w:right w:val="single" w:color="BFBFBF" w:sz="4"/>
+            </w:tcBorders>
+            <w:tcMar>
+              <w:top w:type="dxa" w:w="60"/>
+              <w:left w:type="dxa" w:w="100"/>
+              <w:bottom w:type="dxa" w:w="60"/>
+              <w:right w:type="dxa" w:w="100"/>
+            </w:tcMar>
+          </w:tcPr>
+          <w:p>
+            <w:pPr>
+              <w:keepNext w:val="false"/>
+            </w:pPr>
+            <w:r>
+              <w:t xml:space="preserve">☐</w:t>
+            </w:r>
+          </w:p>
+        </w:tc>
+      </w:tr>
+      <w:tr>
+        <w:trPr>
+          <w:tblHeader w:val="false"/>
+        </w:trPr>
+        <w:tc>
+          <w:tcPr>
+            <w:tcW w:type="dxa" w:w="504"/>
+            <w:tcBorders>
+              <w:top w:val="single" w:color="BFBFBF" w:sz="4"/>
+              <w:left w:val="single" w:color="BFBFBF" w:sz="4"/>
+              <w:bottom w:val="single" w:color="BFBFBF" w:sz="4"/>
+              <w:right w:val="single" w:color="BFBFBF" w:sz="4"/>
+            </w:tcBorders>
+            <w:tcMar>
+              <w:top w:type="dxa" w:w="60"/>
+              <w:left w:type="dxa" w:w="100"/>
+              <w:bottom w:type="dxa" w:w="60"/>
+              <w:right w:type="dxa" w:w="100"/>
+            </w:tcMar>
+          </w:tcPr>
+          <w:p>
+            <w:pPr>
+              <w:keepNext w:val="false"/>
+            </w:pPr>
+            <w:r>
+              <w:t xml:space="preserve">4</w:t>
+            </w:r>
+          </w:p>
+        </w:tc>
+        <w:tc>
+          <w:tcPr>
+            <w:tcW w:type="dxa" w:w="4234"/>
+            <w:tcBorders>
+              <w:top w:val="single" w:color="BFBFBF" w:sz="4"/>
+              <w:left w:val="single" w:color="BFBFBF" w:sz="4"/>
+              <w:bottom w:val="single" w:color="BFBFBF" w:sz="4"/>
+              <w:right w:val="single" w:color="BFBFBF" w:sz="4"/>
+            </w:tcBorders>
+            <w:tcMar>
+              <w:top w:type="dxa" w:w="60"/>
+              <w:left w:type="dxa" w:w="100"/>
+              <w:bottom w:type="dxa" w:w="60"/>
+              <w:right w:type="dxa" w:w="100"/>
+            </w:tcMar>
+          </w:tcPr>
+          <w:p>
+            <w:pPr>
+              <w:keepNext w:val="false"/>
+            </w:pPr>
+            <w:r>
+              <w:t xml:space="preserve">Open an old address with dealer groups: </w:t>
+            </w:r>
+            <w:r>
+              <w:rPr>
+                <w:rFonts w:ascii="Consolas" w:cs="Consolas" w:eastAsia="Consolas" w:hAnsi="Consolas"/>
+                <w:sz w:val="20"/>
+                <w:szCs w:val="20"/>
+              </w:rPr>
+              <w:t xml:space="preserve">/reorder?branch=1&amp;dgc=COTTON</w:t>
+            </w:r>
+            <w:r>
+              <w:t xml:space="preserve">.</w:t>
+            </w:r>
+          </w:p>
+        </w:tc>
+        <w:tc>
+          <w:tcPr>
+            <w:tcW w:type="dxa" w:w="4536"/>
+            <w:tcBorders>
+              <w:top w:val="single" w:color="BFBFBF" w:sz="4"/>
+              <w:left w:val="single" w:color="BFBFBF" w:sz="4"/>
+              <w:bottom w:val="single" w:color="BFBFBF" w:sz="4"/>
+              <w:right w:val="single" w:color="BFBFBF" w:sz="4"/>
+            </w:tcBorders>
+            <w:tcMar>
+              <w:top w:type="dxa" w:w="60"/>
+              <w:left w:type="dxa" w:w="100"/>
+              <w:bottom w:type="dxa" w:w="60"/>
+              <w:right w:type="dxa" w:w="100"/>
+            </w:tcMar>
+          </w:tcPr>
+          <w:p>
+            <w:pPr>
+              <w:keepNext w:val="false"/>
+            </w:pPr>
+            <w:r>
+              <w:t xml:space="preserve">Recommended Reorder with COTTON ticked.</w:t>
+            </w:r>
+          </w:p>
+        </w:tc>
+        <w:tc>
+          <w:tcPr>
+            <w:tcW w:type="dxa" w:w="806"/>
+            <w:tcBorders>
+              <w:top w:val="single" w:color="BFBFBF" w:sz="4"/>
+              <w:left w:val="single" w:color="BFBFBF" w:sz="4"/>
+              <w:bottom w:val="single" w:color="BFBFBF" w:sz="4"/>
+              <w:right w:val="single" w:color="BFBFBF" w:sz="4"/>
+            </w:tcBorders>
+            <w:tcMar>
+              <w:top w:type="dxa" w:w="60"/>
+              <w:left w:type="dxa" w:w="100"/>
+              <w:bottom w:type="dxa" w:w="60"/>
+              <w:right w:type="dxa" w:w="100"/>
+            </w:tcMar>
+          </w:tcPr>
+          <w:p>
+            <w:pPr>
+              <w:keepNext w:val="false"/>
+            </w:pPr>
+            <w:r>
+              <w:t xml:space="preserve">☐</w:t>
+            </w:r>
+          </w:p>
+        </w:tc>
+      </w:tr>
+      <w:tr>
+        <w:trPr>
+          <w:tblHeader w:val="false"/>
+        </w:trPr>
+        <w:tc>
+          <w:tcPr>
+            <w:tcW w:type="dxa" w:w="504"/>
+            <w:tcBorders>
+              <w:top w:val="single" w:color="BFBFBF" w:sz="4"/>
+              <w:left w:val="single" w:color="BFBFBF" w:sz="4"/>
+              <w:bottom w:val="single" w:color="BFBFBF" w:sz="4"/>
+              <w:right w:val="single" w:color="BFBFBF" w:sz="4"/>
+            </w:tcBorders>
+            <w:tcMar>
+              <w:top w:type="dxa" w:w="60"/>
+              <w:left w:type="dxa" w:w="100"/>
+              <w:bottom w:type="dxa" w:w="60"/>
+              <w:right w:type="dxa" w:w="100"/>
+            </w:tcMar>
+          </w:tcPr>
+          <w:p>
+            <w:pPr>
+              <w:keepNext w:val="false"/>
+            </w:pPr>
+            <w:r>
+              <w:t xml:space="preserve">5</w:t>
+            </w:r>
+          </w:p>
+        </w:tc>
+        <w:tc>
+          <w:tcPr>
+            <w:tcW w:type="dxa" w:w="4234"/>
+            <w:tcBorders>
+              <w:top w:val="single" w:color="BFBFBF" w:sz="4"/>
+              <w:left w:val="single" w:color="BFBFBF" w:sz="4"/>
+              <w:bottom w:val="single" w:color="BFBFBF" w:sz="4"/>
+              <w:right w:val="single" w:color="BFBFBF" w:sz="4"/>
+            </w:tcBorders>
+            <w:tcMar>
+              <w:top w:type="dxa" w:w="60"/>
+              <w:left w:type="dxa" w:w="100"/>
+              <w:bottom w:type="dxa" w:w="60"/>
+              <w:right w:type="dxa" w:w="100"/>
+            </w:tcMar>
+          </w:tcPr>
+          <w:p>
+            <w:pPr>
+              <w:keepNext w:val="false"/>
+            </w:pPr>
+            <w:r>
+              <w:t xml:space="preserve">Special statuses with all branches loaded.</w:t>
+            </w:r>
+          </w:p>
+        </w:tc>
+        <w:tc>
+          <w:tcPr>
+            <w:tcW w:type="dxa" w:w="4536"/>
+            <w:tcBorders>
+              <w:top w:val="single" w:color="BFBFBF" w:sz="4"/>
+              <w:left w:val="single" w:color="BFBFBF" w:sz="4"/>
+              <w:bottom w:val="single" w:color="BFBFBF" w:sz="4"/>
+              <w:right w:val="single" w:color="BFBFBF" w:sz="4"/>
+            </w:tcBorders>
+            <w:tcMar>
+              <w:top w:type="dxa" w:w="60"/>
+              <w:left w:type="dxa" w:w="100"/>
+              <w:bottom w:type="dxa" w:w="60"/>
+              <w:right w:type="dxa" w:w="100"/>
+            </w:tcMar>
+          </w:tcPr>
+          <w:p>
+            <w:pPr>
+              <w:keepNext w:val="false"/>
+            </w:pPr>
+            <w:r>
+              <w:t xml:space="preserve">Masks, Manual order, min overrides and any phase-ins; no errors.</w:t>
+            </w:r>
+          </w:p>
+        </w:tc>
+        <w:tc>
+          <w:tcPr>
+            <w:tcW w:type="dxa" w:w="806"/>
+            <w:tcBorders>
+              <w:top w:val="single" w:color="BFBFBF" w:sz="4"/>
+              <w:left w:val="single" w:color="BFBFBF" w:sz="4"/>
+              <w:bottom w:val="single" w:color="BFBFBF" w:sz="4"/>
+              <w:right w:val="single" w:color="BFBFBF" w:sz="4"/>
+            </w:tcBorders>
+            <w:tcMar>
+              <w:top w:type="dxa" w:w="60"/>
+              <w:left w:type="dxa" w:w="100"/>
+              <w:bottom w:type="dxa" w:w="60"/>
+              <w:right w:type="dxa" w:w="100"/>
+            </w:tcMar>
+          </w:tcPr>
+          <w:p>
+            <w:pPr>
+              <w:keepNext w:val="false"/>
+            </w:pPr>
+            <w:r>
+              <w:t xml:space="preserve">☐</w:t>
+            </w:r>
+          </w:p>
+        </w:tc>
+      </w:tr>
+    </w:tbl>
+    <w:p>
+      <w:pPr>
+        <w:spacing w:after="120"/>
+      </w:pPr>
+    </w:p>
+    <w:p>
+      <w:pPr>
+        <w:pStyle w:val="Heading3"/>
+      </w:pPr>
+      <w:r>
+        <w:t xml:space="preserve">0.4.0</w:t>
+      </w:r>
+    </w:p>
+    <w:tbl>
+      <w:tblPr>
+        <w:tblW w:type="dxa" w:w="10080"/>
+        <w:tblBorders>
+          <w:top w:val="single" w:color="auto" w:sz="4"/>
+          <w:left w:val="single" w:color="auto" w:sz="4"/>
+          <w:bottom w:val="single" w:color="auto" w:sz="4"/>
+          <w:right w:val="single" w:color="auto" w:sz="4"/>
+          <w:insideH w:val="single" w:color="auto" w:sz="4"/>
+          <w:insideV w:val="single" w:color="auto" w:sz="4"/>
+        </w:tblBorders>
+      </w:tblPr>
+      <w:tblGrid>
+        <w:gridCol w:w="504"/>
+        <w:gridCol w:w="4234"/>
+        <w:gridCol w:w="4536"/>
+        <w:gridCol w:w="806"/>
+      </w:tblGrid>
+      <w:tr>
+        <w:trPr>
+          <w:tblHeader/>
+        </w:trPr>
+        <w:tc>
+          <w:tcPr>
+            <w:tcW w:type="dxa" w:w="504"/>
+            <w:tcBorders>
+              <w:top w:val="single" w:color="BFBFBF" w:sz="4"/>
+              <w:left w:val="single" w:color="BFBFBF" w:sz="4"/>
+              <w:bottom w:val="single" w:color="BFBFBF" w:sz="4"/>
+              <w:right w:val="single" w:color="BFBFBF" w:sz="4"/>
+            </w:tcBorders>
+            <w:shd w:fill="DEEAF6" w:color="auto" w:val="clear"/>
+            <w:tcMar>
+              <w:top w:type="dxa" w:w="60"/>
+              <w:left w:type="dxa" w:w="100"/>
+              <w:bottom w:type="dxa" w:w="60"/>
+              <w:right w:type="dxa" w:w="100"/>
+            </w:tcMar>
+          </w:tcPr>
+          <w:p>
+            <w:pPr>
+              <w:keepNext w:val="false"/>
+            </w:pPr>
+            <w:r>
+              <w:rPr>
+                <w:b/>
+                <w:bCs/>
+              </w:rPr>
+              <w:t xml:space="preserve">#</w:t>
+            </w:r>
+          </w:p>
+        </w:tc>
+        <w:tc>
+          <w:tcPr>
+            <w:tcW w:type="dxa" w:w="4234"/>
+            <w:tcBorders>
+              <w:top w:val="single" w:color="BFBFBF" w:sz="4"/>
+              <w:left w:val="single" w:color="BFBFBF" w:sz="4"/>
+              <w:bottom w:val="single" w:color="BFBFBF" w:sz="4"/>
+              <w:right w:val="single" w:color="BFBFBF" w:sz="4"/>
+            </w:tcBorders>
+            <w:shd w:fill="DEEAF6" w:color="auto" w:val="clear"/>
+            <w:tcMar>
+              <w:top w:type="dxa" w:w="60"/>
+              <w:left w:type="dxa" w:w="100"/>
+              <w:bottom w:type="dxa" w:w="60"/>
+              <w:right w:type="dxa" w:w="100"/>
+            </w:tcMar>
+          </w:tcPr>
+          <w:p>
+            <w:pPr>
+              <w:keepNext w:val="false"/>
+            </w:pPr>
+            <w:r>
+              <w:rPr>
+                <w:b/>
+                <w:bCs/>
+              </w:rPr>
+              <w:t xml:space="preserve">Do this</w:t>
+            </w:r>
+          </w:p>
+        </w:tc>
+        <w:tc>
+          <w:tcPr>
+            <w:tcW w:type="dxa" w:w="4536"/>
+            <w:tcBorders>
+              <w:top w:val="single" w:color="BFBFBF" w:sz="4"/>
+              <w:left w:val="single" w:color="BFBFBF" w:sz="4"/>
+              <w:bottom w:val="single" w:color="BFBFBF" w:sz="4"/>
+              <w:right w:val="single" w:color="BFBFBF" w:sz="4"/>
+            </w:tcBorders>
+            <w:shd w:fill="DEEAF6" w:color="auto" w:val="clear"/>
+            <w:tcMar>
+              <w:top w:type="dxa" w:w="60"/>
+              <w:left w:type="dxa" w:w="100"/>
+              <w:bottom w:type="dxa" w:w="60"/>
+              <w:right w:type="dxa" w:w="100"/>
+            </w:tcMar>
+          </w:tcPr>
+          <w:p>
+            <w:pPr>
+              <w:keepNext w:val="false"/>
+            </w:pPr>
+            <w:r>
+              <w:rPr>
+                <w:b/>
+                <w:bCs/>
+              </w:rPr>
+              <w:t xml:space="preserve">You should see</w:t>
+            </w:r>
+          </w:p>
+        </w:tc>
+        <w:tc>
+          <w:tcPr>
+            <w:tcW w:type="dxa" w:w="806"/>
+            <w:tcBorders>
+              <w:top w:val="single" w:color="BFBFBF" w:sz="4"/>
+              <w:left w:val="single" w:color="BFBFBF" w:sz="4"/>
+              <w:bottom w:val="single" w:color="BFBFBF" w:sz="4"/>
+              <w:right w:val="single" w:color="BFBFBF" w:sz="4"/>
+            </w:tcBorders>
+            <w:shd w:fill="DEEAF6" w:color="auto" w:val="clear"/>
+            <w:tcMar>
+              <w:top w:type="dxa" w:w="60"/>
+              <w:left w:type="dxa" w:w="100"/>
+              <w:bottom w:type="dxa" w:w="60"/>
+              <w:right w:type="dxa" w:w="100"/>
+            </w:tcMar>
+          </w:tcPr>
+          <w:p>
+            <w:pPr>
+              <w:keepNext w:val="false"/>
+            </w:pPr>
+            <w:r>
+              <w:rPr>
+                <w:b/>
+                <w:bCs/>
+              </w:rPr>
+              <w:t xml:space="preserve">OK</w:t>
+            </w:r>
+          </w:p>
+        </w:tc>
+      </w:tr>
+      <w:tr>
+        <w:trPr>
+          <w:tblHeader w:val="false"/>
+        </w:trPr>
+        <w:tc>
+          <w:tcPr>
+            <w:tcW w:type="dxa" w:w="504"/>
+            <w:tcBorders>
+              <w:top w:val="single" w:color="BFBFBF" w:sz="4"/>
+              <w:left w:val="single" w:color="BFBFBF" w:sz="4"/>
+              <w:bottom w:val="single" w:color="BFBFBF" w:sz="4"/>
+              <w:right w:val="single" w:color="BFBFBF" w:sz="4"/>
+            </w:tcBorders>
+            <w:tcMar>
+              <w:top w:type="dxa" w:w="60"/>
+              <w:left w:type="dxa" w:w="100"/>
+              <w:bottom w:type="dxa" w:w="60"/>
+              <w:right w:type="dxa" w:w="100"/>
+            </w:tcMar>
+          </w:tcPr>
+          <w:p>
+            <w:pPr>
+              <w:keepNext w:val="false"/>
+            </w:pPr>
+            <w:r>
+              <w:t xml:space="preserve">1</w:t>
+            </w:r>
+          </w:p>
+        </w:tc>
+        <w:tc>
+          <w:tcPr>
+            <w:tcW w:type="dxa" w:w="4234"/>
+            <w:tcBorders>
+              <w:top w:val="single" w:color="BFBFBF" w:sz="4"/>
+              <w:left w:val="single" w:color="BFBFBF" w:sz="4"/>
+              <w:bottom w:val="single" w:color="BFBFBF" w:sz="4"/>
+              <w:right w:val="single" w:color="BFBFBF" w:sz="4"/>
+            </w:tcBorders>
+            <w:tcMar>
+              <w:top w:type="dxa" w:w="60"/>
+              <w:left w:type="dxa" w:w="100"/>
+              <w:bottom w:type="dxa" w:w="60"/>
+              <w:right w:type="dxa" w:w="100"/>
+            </w:tcMar>
+          </w:tcPr>
+          <w:p>
+            <w:pPr>
+              <w:keepNext w:val="false"/>
+            </w:pPr>
+            <w:r>
+              <w:t xml:space="preserve">App Settings → </w:t>
+            </w:r>
+            <w:r>
+              <w:rPr>
+                <w:b/>
+                <w:bCs/>
+              </w:rPr>
+              <w:t xml:space="preserve">About</w:t>
+            </w:r>
+            <w:r>
+              <w:t xml:space="preserve">.</w:t>
+            </w:r>
+          </w:p>
+        </w:tc>
+        <w:tc>
+          <w:tcPr>
+            <w:tcW w:type="dxa" w:w="4536"/>
+            <w:tcBorders>
+              <w:top w:val="single" w:color="BFBFBF" w:sz="4"/>
+              <w:left w:val="single" w:color="BFBFBF" w:sz="4"/>
+              <w:bottom w:val="single" w:color="BFBFBF" w:sz="4"/>
+              <w:right w:val="single" w:color="BFBFBF" w:sz="4"/>
+            </w:tcBorders>
+            <w:tcMar>
+              <w:top w:type="dxa" w:w="60"/>
+              <w:left w:type="dxa" w:w="100"/>
+              <w:bottom w:type="dxa" w:w="60"/>
+              <w:right w:type="dxa" w:w="100"/>
+            </w:tcMar>
+          </w:tcPr>
+          <w:p>
+            <w:pPr>
+              <w:keepNext w:val="false"/>
+            </w:pPr>
+            <w:r>
+              <w:rPr>
+                <w:b/>
+                <w:bCs/>
+              </w:rPr>
+              <w:t xml:space="preserve">0.4.0 · 3ca2dec</w:t>
+            </w:r>
+            <w:r>
+              <w:t xml:space="preserve">.</w:t>
+            </w:r>
+          </w:p>
+        </w:tc>
+        <w:tc>
+          <w:tcPr>
+            <w:tcW w:type="dxa" w:w="806"/>
+            <w:tcBorders>
+              <w:top w:val="single" w:color="BFBFBF" w:sz="4"/>
+              <w:left w:val="single" w:color="BFBFBF" w:sz="4"/>
+              <w:bottom w:val="single" w:color="BFBFBF" w:sz="4"/>
+              <w:right w:val="single" w:color="BFBFBF" w:sz="4"/>
+            </w:tcBorders>
+            <w:tcMar>
+              <w:top w:type="dxa" w:w="60"/>
+              <w:left w:type="dxa" w:w="100"/>
+              <w:bottom w:type="dxa" w:w="60"/>
+              <w:right w:type="dxa" w:w="100"/>
+            </w:tcMar>
+          </w:tcPr>
+          <w:p>
+            <w:pPr>
+              <w:keepNext w:val="false"/>
+            </w:pPr>
+            <w:r>
+              <w:t xml:space="preserve">☐</w:t>
+            </w:r>
+          </w:p>
+        </w:tc>
+      </w:tr>
+      <w:tr>
+        <w:trPr>
+          <w:tblHeader w:val="false"/>
+        </w:trPr>
+        <w:tc>
+          <w:tcPr>
+            <w:tcW w:type="dxa" w:w="504"/>
+            <w:tcBorders>
+              <w:top w:val="single" w:color="BFBFBF" w:sz="4"/>
+              <w:left w:val="single" w:color="BFBFBF" w:sz="4"/>
+              <w:bottom w:val="single" w:color="BFBFBF" w:sz="4"/>
+              <w:right w:val="single" w:color="BFBFBF" w:sz="4"/>
+            </w:tcBorders>
+            <w:tcMar>
+              <w:top w:type="dxa" w:w="60"/>
+              <w:left w:type="dxa" w:w="100"/>
+              <w:bottom w:type="dxa" w:w="60"/>
+              <w:right w:type="dxa" w:w="100"/>
+            </w:tcMar>
+          </w:tcPr>
+          <w:p>
+            <w:pPr>
+              <w:keepNext w:val="false"/>
+            </w:pPr>
+            <w:r>
+              <w:t xml:space="preserve">2</w:t>
+            </w:r>
+          </w:p>
+        </w:tc>
+        <w:tc>
+          <w:tcPr>
+            <w:tcW w:type="dxa" w:w="4234"/>
+            <w:tcBorders>
+              <w:top w:val="single" w:color="BFBFBF" w:sz="4"/>
+              <w:left w:val="single" w:color="BFBFBF" w:sz="4"/>
+              <w:bottom w:val="single" w:color="BFBFBF" w:sz="4"/>
+              <w:right w:val="single" w:color="BFBFBF" w:sz="4"/>
+            </w:tcBorders>
+            <w:tcMar>
+              <w:top w:type="dxa" w:w="60"/>
+              <w:left w:type="dxa" w:w="100"/>
+              <w:bottom w:type="dxa" w:w="60"/>
+              <w:right w:type="dxa" w:w="100"/>
+            </w:tcMar>
+          </w:tcPr>
+          <w:p>
+            <w:pPr>
+              <w:keepNext w:val="false"/>
+            </w:pPr>
+            <w:r>
+              <w:t xml:space="preserve">Open an old bookmark-style address: </w:t>
+            </w:r>
+            <w:r>
+              <w:rPr>
+                <w:rFonts w:ascii="Consolas" w:cs="Consolas" w:eastAsia="Consolas" w:hAnsi="Consolas"/>
+                <w:sz w:val="20"/>
+                <w:szCs w:val="20"/>
+              </w:rPr>
+              <w:t xml:space="preserve">/reorder?branch=1&amp;franchise=M</w:t>
+            </w:r>
+            <w:r>
+              <w:t xml:space="preserve">.</w:t>
+            </w:r>
+          </w:p>
+        </w:tc>
+        <w:tc>
+          <w:tcPr>
+            <w:tcW w:type="dxa" w:w="4536"/>
+            <w:tcBorders>
+              <w:top w:val="single" w:color="BFBFBF" w:sz="4"/>
+              <w:left w:val="single" w:color="BFBFBF" w:sz="4"/>
+              <w:bottom w:val="single" w:color="BFBFBF" w:sz="4"/>
+              <w:right w:val="single" w:color="BFBFBF" w:sz="4"/>
+            </w:tcBorders>
+            <w:tcMar>
+              <w:top w:type="dxa" w:w="60"/>
+              <w:left w:type="dxa" w:w="100"/>
+              <w:bottom w:type="dxa" w:w="60"/>
+              <w:right w:type="dxa" w:w="100"/>
+            </w:tcMar>
+          </w:tcPr>
+          <w:p>
+            <w:pPr>
+              <w:keepNext w:val="false"/>
+            </w:pPr>
+            <w:r>
+              <w:t xml:space="preserve">Recommended Reorder on branch 1, franchise M, as before 0.4.0.</w:t>
+            </w:r>
+          </w:p>
+        </w:tc>
+        <w:tc>
+          <w:tcPr>
+            <w:tcW w:type="dxa" w:w="806"/>
+            <w:tcBorders>
+              <w:top w:val="single" w:color="BFBFBF" w:sz="4"/>
+              <w:left w:val="single" w:color="BFBFBF" w:sz="4"/>
+              <w:bottom w:val="single" w:color="BFBFBF" w:sz="4"/>
+              <w:right w:val="single" w:color="BFBFBF" w:sz="4"/>
+            </w:tcBorders>
+            <w:tcMar>
+              <w:top w:type="dxa" w:w="60"/>
+              <w:left w:type="dxa" w:w="100"/>
+              <w:bottom w:type="dxa" w:w="60"/>
+              <w:right w:type="dxa" w:w="100"/>
+            </w:tcMar>
+          </w:tcPr>
+          <w:p>
+            <w:pPr>
+              <w:keepNext w:val="false"/>
+            </w:pPr>
+            <w:r>
+              <w:t xml:space="preserve">☐</w:t>
+            </w:r>
+          </w:p>
+        </w:tc>
+      </w:tr>
+      <w:tr>
+        <w:trPr>
+          <w:tblHeader w:val="false"/>
+        </w:trPr>
+        <w:tc>
+          <w:tcPr>
+            <w:tcW w:type="dxa" w:w="504"/>
+            <w:tcBorders>
+              <w:top w:val="single" w:color="BFBFBF" w:sz="4"/>
+              <w:left w:val="single" w:color="BFBFBF" w:sz="4"/>
+              <w:bottom w:val="single" w:color="BFBFBF" w:sz="4"/>
+              <w:right w:val="single" w:color="BFBFBF" w:sz="4"/>
+            </w:tcBorders>
+            <w:tcMar>
+              <w:top w:type="dxa" w:w="60"/>
+              <w:left w:type="dxa" w:w="100"/>
+              <w:bottom w:type="dxa" w:w="60"/>
+              <w:right w:type="dxa" w:w="100"/>
+            </w:tcMar>
+          </w:tcPr>
+          <w:p>
+            <w:pPr>
+              <w:keepNext w:val="false"/>
+            </w:pPr>
+            <w:r>
+              <w:t xml:space="preserve">3</w:t>
+            </w:r>
+          </w:p>
+        </w:tc>
+        <w:tc>
+          <w:tcPr>
+            <w:tcW w:type="dxa" w:w="4234"/>
+            <w:tcBorders>
+              <w:top w:val="single" w:color="BFBFBF" w:sz="4"/>
+              <w:left w:val="single" w:color="BFBFBF" w:sz="4"/>
+              <w:bottom w:val="single" w:color="BFBFBF" w:sz="4"/>
+              <w:right w:val="single" w:color="BFBFBF" w:sz="4"/>
+            </w:tcBorders>
+            <w:tcMar>
+              <w:top w:type="dxa" w:w="60"/>
+              <w:left w:type="dxa" w:w="100"/>
+              <w:bottom w:type="dxa" w:w="60"/>
+              <w:right w:type="dxa" w:w="100"/>
+            </w:tcMar>
+          </w:tcPr>
+          <w:p>
+            <w:pPr>
+              <w:keepNext w:val="false"/>
+            </w:pPr>
+            <w:r>
+              <w:t xml:space="preserve">All 19 branches loaded with Reorder needed only off: press F12 → </w:t>
+            </w:r>
+            <w:r>
+              <w:rPr>
+                <w:b/>
+                <w:bCs/>
+              </w:rPr>
+              <w:t xml:space="preserve">Memory</w:t>
+            </w:r>
+            <w:r>
+              <w:t xml:space="preserve"> and note the heap size.</w:t>
+            </w:r>
+          </w:p>
+        </w:tc>
+        <w:tc>
+          <w:tcPr>
+            <w:tcW w:type="dxa" w:w="4536"/>
+            <w:tcBorders>
+              <w:top w:val="single" w:color="BFBFBF" w:sz="4"/>
+              <w:left w:val="single" w:color="BFBFBF" w:sz="4"/>
+              <w:bottom w:val="single" w:color="BFBFBF" w:sz="4"/>
+              <w:right w:val="single" w:color="BFBFBF" w:sz="4"/>
+            </w:tcBorders>
+            <w:tcMar>
+              <w:top w:type="dxa" w:w="60"/>
+              <w:left w:type="dxa" w:w="100"/>
+              <w:bottom w:type="dxa" w:w="60"/>
+              <w:right w:type="dxa" w:w="100"/>
+            </w:tcMar>
+          </w:tcPr>
+          <w:p>
+            <w:pPr>
+              <w:keepNext w:val="false"/>
+            </w:pPr>
+            <w:r>
+              <w:t xml:space="preserve">Write it down (below about 500 MB is fine). The page stays responsive.</w:t>
+            </w:r>
+          </w:p>
+        </w:tc>
+        <w:tc>
+          <w:tcPr>
+            <w:tcW w:type="dxa" w:w="806"/>
+            <w:tcBorders>
+              <w:top w:val="single" w:color="BFBFBF" w:sz="4"/>
+              <w:left w:val="single" w:color="BFBFBF" w:sz="4"/>
+              <w:bottom w:val="single" w:color="BFBFBF" w:sz="4"/>
+              <w:right w:val="single" w:color="BFBFBF" w:sz="4"/>
+            </w:tcBorders>
+            <w:tcMar>
+              <w:top w:type="dxa" w:w="60"/>
+              <w:left w:type="dxa" w:w="100"/>
+              <w:bottom w:type="dxa" w:w="60"/>
+              <w:right w:type="dxa" w:w="100"/>
+            </w:tcMar>
+          </w:tcPr>
+          <w:p>
+            <w:pPr>
+              <w:keepNext w:val="false"/>
+            </w:pPr>
+            <w:r>
+              <w:t xml:space="preserve">☐</w:t>
+            </w:r>
+          </w:p>
+        </w:tc>
+      </w:tr>
+      <w:tr>
+        <w:trPr>
+          <w:tblHeader w:val="false"/>
+        </w:trPr>
+        <w:tc>
+          <w:tcPr>
+            <w:tcW w:type="dxa" w:w="504"/>
+            <w:tcBorders>
+              <w:top w:val="single" w:color="BFBFBF" w:sz="4"/>
+              <w:left w:val="single" w:color="BFBFBF" w:sz="4"/>
+              <w:bottom w:val="single" w:color="BFBFBF" w:sz="4"/>
+              <w:right w:val="single" w:color="BFBFBF" w:sz="4"/>
+            </w:tcBorders>
+            <w:tcMar>
+              <w:top w:type="dxa" w:w="60"/>
+              <w:left w:type="dxa" w:w="100"/>
+              <w:bottom w:type="dxa" w:w="60"/>
+              <w:right w:type="dxa" w:w="100"/>
+            </w:tcMar>
+          </w:tcPr>
+          <w:p>
+            <w:pPr>
+              <w:keepNext w:val="false"/>
+            </w:pPr>
+            <w:r>
+              <w:t xml:space="preserve">4</w:t>
+            </w:r>
+          </w:p>
+        </w:tc>
+        <w:tc>
+          <w:tcPr>
+            <w:tcW w:type="dxa" w:w="4234"/>
+            <w:tcBorders>
+              <w:top w:val="single" w:color="BFBFBF" w:sz="4"/>
+              <w:left w:val="single" w:color="BFBFBF" w:sz="4"/>
+              <w:bottom w:val="single" w:color="BFBFBF" w:sz="4"/>
+              <w:right w:val="single" w:color="BFBFBF" w:sz="4"/>
+            </w:tcBorders>
+            <w:tcMar>
+              <w:top w:type="dxa" w:w="60"/>
+              <w:left w:type="dxa" w:w="100"/>
+              <w:bottom w:type="dxa" w:w="60"/>
+              <w:right w:type="dxa" w:w="100"/>
+            </w:tcMar>
+          </w:tcPr>
+          <w:p>
+            <w:pPr>
+              <w:keepNext w:val="false"/>
+            </w:pPr>
+            <w:r>
+              <w:t xml:space="preserve">Click </w:t>
+            </w:r>
+            <w:r>
+              <w:rPr>
+                <w:b/>
+                <w:bCs/>
+              </w:rPr>
+              <w:t xml:space="preserve">Clear</w:t>
+            </w:r>
+            <w:r>
+              <w:t xml:space="preserve">, then </w:t>
+            </w:r>
+            <w:r>
+              <w:rPr>
+                <w:b/>
+                <w:bCs/>
+              </w:rPr>
+              <w:t xml:space="preserve">Select all</w:t>
+            </w:r>
+            <w:r>
+              <w:t xml:space="preserve">, and click </w:t>
+            </w:r>
+            <w:r>
+              <w:rPr>
+                <w:b/>
+                <w:bCs/>
+              </w:rPr>
+              <w:t xml:space="preserve">Cancel</w:t>
+            </w:r>
+            <w:r>
+              <w:t xml:space="preserve"> while it loads; then click </w:t>
+            </w:r>
+            <w:r>
+              <w:rPr>
+                <w:b/>
+                <w:bCs/>
+              </w:rPr>
+              <w:t xml:space="preserve">Load the rest</w:t>
+            </w:r>
+            <w:r>
+              <w:t xml:space="preserve">.</w:t>
+            </w:r>
+          </w:p>
+        </w:tc>
+        <w:tc>
+          <w:tcPr>
+            <w:tcW w:type="dxa" w:w="4536"/>
+            <w:tcBorders>
+              <w:top w:val="single" w:color="BFBFBF" w:sz="4"/>
+              <w:left w:val="single" w:color="BFBFBF" w:sz="4"/>
+              <w:bottom w:val="single" w:color="BFBFBF" w:sz="4"/>
+              <w:right w:val="single" w:color="BFBFBF" w:sz="4"/>
+            </w:tcBorders>
+            <w:tcMar>
+              <w:top w:type="dxa" w:w="60"/>
+              <w:left w:type="dxa" w:w="100"/>
+              <w:bottom w:type="dxa" w:w="60"/>
+              <w:right w:type="dxa" w:w="100"/>
+            </w:tcMar>
+          </w:tcPr>
+          <w:p>
+            <w:pPr>
+              <w:keepNext w:val="false"/>
+            </w:pPr>
+            <w:r>
+              <w:t xml:space="preserve">Loading stops with "x of 19 branches loaded (stopped)", then finishes.</w:t>
+            </w:r>
+          </w:p>
+        </w:tc>
+        <w:tc>
+          <w:tcPr>
+            <w:tcW w:type="dxa" w:w="806"/>
+            <w:tcBorders>
+              <w:top w:val="single" w:color="BFBFBF" w:sz="4"/>
+              <w:left w:val="single" w:color="BFBFBF" w:sz="4"/>
+              <w:bottom w:val="single" w:color="BFBFBF" w:sz="4"/>
+              <w:right w:val="single" w:color="BFBFBF" w:sz="4"/>
+            </w:tcBorders>
+            <w:tcMar>
+              <w:top w:type="dxa" w:w="60"/>
+              <w:left w:type="dxa" w:w="100"/>
+              <w:bottom w:type="dxa" w:w="60"/>
+              <w:right w:type="dxa" w:w="100"/>
+            </w:tcMar>
+          </w:tcPr>
+          <w:p>
+            <w:pPr>
+              <w:keepNext w:val="false"/>
+            </w:pPr>
+            <w:r>
+              <w:t xml:space="preserve">☐</w:t>
+            </w:r>
+          </w:p>
+        </w:tc>
+      </w:tr>
+      <w:tr>
+        <w:trPr>
+          <w:tblHeader w:val="false"/>
+        </w:trPr>
+        <w:tc>
+          <w:tcPr>
+            <w:tcW w:type="dxa" w:w="504"/>
+            <w:tcBorders>
+              <w:top w:val="single" w:color="BFBFBF" w:sz="4"/>
+              <w:left w:val="single" w:color="BFBFBF" w:sz="4"/>
+              <w:bottom w:val="single" w:color="BFBFBF" w:sz="4"/>
+              <w:right w:val="single" w:color="BFBFBF" w:sz="4"/>
+            </w:tcBorders>
+            <w:tcMar>
+              <w:top w:type="dxa" w:w="60"/>
+              <w:left w:type="dxa" w:w="100"/>
+              <w:bottom w:type="dxa" w:w="60"/>
+              <w:right w:type="dxa" w:w="100"/>
+            </w:tcMar>
+          </w:tcPr>
+          <w:p>
+            <w:pPr>
+              <w:keepNext w:val="false"/>
+            </w:pPr>
+            <w:r>
+              <w:t xml:space="preserve">5</w:t>
+            </w:r>
+          </w:p>
+        </w:tc>
+        <w:tc>
+          <w:tcPr>
+            <w:tcW w:type="dxa" w:w="4234"/>
+            <w:tcBorders>
+              <w:top w:val="single" w:color="BFBFBF" w:sz="4"/>
+              <w:left w:val="single" w:color="BFBFBF" w:sz="4"/>
+              <w:bottom w:val="single" w:color="BFBFBF" w:sz="4"/>
+              <w:right w:val="single" w:color="BFBFBF" w:sz="4"/>
+            </w:tcBorders>
+            <w:tcMar>
+              <w:top w:type="dxa" w:w="60"/>
+              <w:left w:type="dxa" w:w="100"/>
+              <w:bottom w:type="dxa" w:w="60"/>
+              <w:right w:type="dxa" w:w="100"/>
+            </w:tcMar>
+          </w:tcPr>
+          <w:p>
+            <w:pPr>
+              <w:keepNext w:val="false"/>
+            </w:pPr>
+            <w:r>
+              <w:t xml:space="preserve">One-Time Order with all branches and a franchise.</w:t>
+            </w:r>
+          </w:p>
+        </w:tc>
+        <w:tc>
+          <w:tcPr>
+            <w:tcW w:type="dxa" w:w="4536"/>
+            <w:tcBorders>
+              <w:top w:val="single" w:color="BFBFBF" w:sz="4"/>
+              <w:left w:val="single" w:color="BFBFBF" w:sz="4"/>
+              <w:bottom w:val="single" w:color="BFBFBF" w:sz="4"/>
+              <w:right w:val="single" w:color="BFBFBF" w:sz="4"/>
+            </w:tcBorders>
+            <w:tcMar>
+              <w:top w:type="dxa" w:w="60"/>
+              <w:left w:type="dxa" w:w="100"/>
+              <w:bottom w:type="dxa" w:w="60"/>
+              <w:right w:type="dxa" w:w="100"/>
+            </w:tcMar>
+          </w:tcPr>
+          <w:p>
+            <w:pPr>
+              <w:keepNext w:val="false"/>
+            </w:pPr>
+            <w:r>
+              <w:t xml:space="preserve">Loads in about the same time as Reorder (about 4 seconds).</w:t>
+            </w:r>
+          </w:p>
+        </w:tc>
+        <w:tc>
+          <w:tcPr>
+            <w:tcW w:type="dxa" w:w="806"/>
+            <w:tcBorders>
+              <w:top w:val="single" w:color="BFBFBF" w:sz="4"/>
+              <w:left w:val="single" w:color="BFBFBF" w:sz="4"/>
+              <w:bottom w:val="single" w:color="BFBFBF" w:sz="4"/>
+              <w:right w:val="single" w:color="BFBFBF" w:sz="4"/>
+            </w:tcBorders>
+            <w:tcMar>
+              <w:top w:type="dxa" w:w="60"/>
+              <w:left w:type="dxa" w:w="100"/>
+              <w:bottom w:type="dxa" w:w="60"/>
+              <w:right w:type="dxa" w:w="100"/>
+            </w:tcMar>
+          </w:tcPr>
+          <w:p>
+            <w:pPr>
+              <w:keepNext w:val="false"/>
+            </w:pPr>
+            <w:r>
+              <w:t xml:space="preserve">☐</w:t>
+            </w:r>
+          </w:p>
+        </w:tc>
+      </w:tr>
+      <w:tr>
+        <w:trPr>
+          <w:tblHeader w:val="false"/>
+        </w:trPr>
+        <w:tc>
+          <w:tcPr>
+            <w:tcW w:type="dxa" w:w="504"/>
+            <w:tcBorders>
+              <w:top w:val="single" w:color="BFBFBF" w:sz="4"/>
+              <w:left w:val="single" w:color="BFBFBF" w:sz="4"/>
+              <w:bottom w:val="single" w:color="BFBFBF" w:sz="4"/>
+              <w:right w:val="single" w:color="BFBFBF" w:sz="4"/>
+            </w:tcBorders>
+            <w:tcMar>
+              <w:top w:type="dxa" w:w="60"/>
+              <w:left w:type="dxa" w:w="100"/>
+              <w:bottom w:type="dxa" w:w="60"/>
+              <w:right w:type="dxa" w:w="100"/>
+            </w:tcMar>
+          </w:tcPr>
+          <w:p>
+            <w:pPr>
+              <w:keepNext w:val="false"/>
+            </w:pPr>
+            <w:r>
+              <w:t xml:space="preserve">6</w:t>
+            </w:r>
+          </w:p>
+        </w:tc>
+        <w:tc>
+          <w:tcPr>
+            <w:tcW w:type="dxa" w:w="4234"/>
+            <w:tcBorders>
+              <w:top w:val="single" w:color="BFBFBF" w:sz="4"/>
+              <w:left w:val="single" w:color="BFBFBF" w:sz="4"/>
+              <w:bottom w:val="single" w:color="BFBFBF" w:sz="4"/>
+              <w:right w:val="single" w:color="BFBFBF" w:sz="4"/>
+            </w:tcBorders>
+            <w:tcMar>
+              <w:top w:type="dxa" w:w="60"/>
+              <w:left w:type="dxa" w:w="100"/>
+              <w:bottom w:type="dxa" w:w="60"/>
+              <w:right w:type="dxa" w:w="100"/>
+            </w:tcMar>
+          </w:tcPr>
+          <w:p>
+            <w:pPr>
+              <w:keepNext w:val="false"/>
+            </w:pPr>
+            <w:r>
+              <w:t xml:space="preserve">After a morning publish, reload a page left open from the day before.</w:t>
+            </w:r>
+          </w:p>
+        </w:tc>
+        <w:tc>
+          <w:tcPr>
+            <w:tcW w:type="dxa" w:w="4536"/>
+            <w:tcBorders>
+              <w:top w:val="single" w:color="BFBFBF" w:sz="4"/>
+              <w:left w:val="single" w:color="BFBFBF" w:sz="4"/>
+              <w:bottom w:val="single" w:color="BFBFBF" w:sz="4"/>
+              <w:right w:val="single" w:color="BFBFBF" w:sz="4"/>
+            </w:tcBorders>
+            <w:tcMar>
+              <w:top w:type="dxa" w:w="60"/>
+              <w:left w:type="dxa" w:w="100"/>
+              <w:bottom w:type="dxa" w:w="60"/>
+              <w:right w:type="dxa" w:w="100"/>
+            </w:tcMar>
+          </w:tcPr>
+          <w:p>
+            <w:pPr>
+              <w:keepNext w:val="false"/>
+            </w:pPr>
+            <w:r>
+              <w:t xml:space="preserve">The new data date shows; no error.</w:t>
+            </w:r>
+          </w:p>
+        </w:tc>
+        <w:tc>
+          <w:tcPr>
+            <w:tcW w:type="dxa" w:w="806"/>
+            <w:tcBorders>
+              <w:top w:val="single" w:color="BFBFBF" w:sz="4"/>
+              <w:left w:val="single" w:color="BFBFBF" w:sz="4"/>
+              <w:bottom w:val="single" w:color="BFBFBF" w:sz="4"/>
+              <w:right w:val="single" w:color="BFBFBF" w:sz="4"/>
+            </w:tcBorders>
+            <w:tcMar>
+              <w:top w:type="dxa" w:w="60"/>
+              <w:left w:type="dxa" w:w="100"/>
+              <w:bottom w:type="dxa" w:w="60"/>
+              <w:right w:type="dxa" w:w="100"/>
+            </w:tcMar>
+          </w:tcPr>
+          <w:p>
+            <w:pPr>
+              <w:keepNext w:val="false"/>
+            </w:pPr>
+            <w:r>
+              <w:t xml:space="preserve">☐</w:t>
+            </w:r>
+          </w:p>
+        </w:tc>
+      </w:tr>
+    </w:tbl>
+    <w:p>
+      <w:pPr>
+        <w:spacing w:after="120"/>
+      </w:pPr>
+    </w:p>
+    <w:p>
+      <w:pPr>
+        <w:keepNext/>
+        <w:spacing w:before="120" w:after="60"/>
+      </w:pPr>
+      <w:r>
+        <w:rPr>
+          <w:b/>
+          <w:bCs/>
+          <w:color w:val="1F4E79"/>
+        </w:rPr>
+        <w:t xml:space="preserve">Notes (anything different, slow or confusing):</w:t>
+      </w:r>
+    </w:p>
+    <w:tbl>
+      <w:tblPr>
+        <w:tblW w:type="dxa" w:w="10080"/>
+        <w:tblBorders>
+          <w:top w:val="single" w:color="auto" w:sz="4"/>
+          <w:left w:val="single" w:color="auto" w:sz="4"/>
+          <w:bottom w:val="single" w:color="auto" w:sz="4"/>
+          <w:right w:val="single" w:color="auto" w:sz="4"/>
+          <w:insideH w:val="single" w:color="auto" w:sz="4"/>
+          <w:insideV w:val="single" w:color="auto" w:sz="4"/>
+        </w:tblBorders>
+      </w:tblPr>
+      <w:tblGrid>
+        <w:gridCol w:w="10080"/>
+      </w:tblGrid>
+      <w:tr>
+        <w:trPr>
+          <w:cantSplit/>
+          <w:trHeight w:val="900" w:hRule="atLeast"/>
+        </w:trPr>
+        <w:tc>
+          <w:tcPr>
+            <w:tcW w:type="dxa" w:w="10080"/>
+            <w:tcBorders>
+              <w:top w:val="single" w:color="A6A6A6" w:sz="4"/>
+              <w:left w:val="single" w:color="A6A6A6" w:sz="4"/>
+              <w:bottom w:val="single" w:color="A6A6A6" w:sz="4"/>
+              <w:right w:val="single" w:color="A6A6A6" w:sz="4"/>
+            </w:tcBorders>
+            <w:tcMar>
+              <w:top w:type="dxa" w:w="80"/>
+              <w:left w:type="dxa" w:w="120"/>
+              <w:bottom w:type="dxa" w:w="80"/>
+              <w:right w:type="dxa" w:w="120"/>
+            </w:tcMar>
+          </w:tcPr>
+          <w:p/>
+        </w:tc>
+      </w:tr>
+    </w:tbl>
+    <w:p>
+      <w:pPr>
+        <w:spacing w:after="160"/>
+      </w:pPr>
+    </w:p>
     <w:sectPr>
       <w:footerReference w:type="default" r:id="rId6"/>
       <w:pgSz w:w="12240" w:h="15840" w:orient="portrait"/>
@@ -25694,7 +28869,7 @@
         <w:sz w:val="16"/>
         <w:szCs w:val="16"/>
       </w:rPr>
-      <w:t xml:space="preserve">Non-JD Parts Order Tool: walkthrough (0.6.2)   ·   Page </w:t>
+      <w:t xml:space="preserve">Non-JD Parts Order Tool: walkthrough (0.7.0)   ·   Page </w:t>
     </w:r>
     <w:r>
       <w:rPr>

--- a/projects/part order tool - app/for-users/Non-JD Order Tool - Walkthrough.docx
+++ b/projects/part order tool - app/for-users/Non-JD Order Tool - Walkthrough.docx
@@ -7,7 +7,7 @@
         <w:pStyle w:val="Title"/>
       </w:pPr>
       <w:r>
-        <w:t xml:space="preserve">Non-JD Parts Order Tool: walkthrough</w:t>
+        <w:t xml:space="preserve">SPI Parts Hub: walkthrough</w:t>
       </w:r>
     </w:p>
     <w:p>
@@ -21,7 +21,7 @@
         <w:rPr>
           <w:color w:val="595959"/>
         </w:rPr>
-        <w:t xml:space="preserve">Hands-on steps through every page · Version 0.7.0 · October 29, 2026 · App: https://10.110.100.13:8443</w:t>
+        <w:t xml:space="preserve">Formerly the Non-JD Parts Order Tool · Hands-on steps through every page · Version 0.8.0 · October 30, 2026 · App: https://10.110.100.13:8443</w:t>
       </w:r>
     </w:p>
     <w:p>
@@ -118,7 +118,7 @@
           <w:iCs/>
           <w:color w:val="404040"/>
         </w:rPr>
-        <w:t xml:space="preserve">The examples use the data of October 27 to 29, 2026. The data is refreshed every morning, so your quantities and dollars will be a little different. Close is fine; what matters is that the steps behave as described.</w:t>
+        <w:t xml:space="preserve">The examples use the data of October 27 to 30, 2026. The data is refreshed every morning, so your quantities and dollars will be a little different. Close is fine; what matters is that the steps behave as described.</w:t>
       </w:r>
     </w:p>
     <w:p>
@@ -224,7 +224,7 @@
         <w:pStyle w:val="Heading2"/>
       </w:pPr>
       <w:r>
-        <w:t xml:space="preserve">1. Getting in and Home</w:t>
+        <w:t xml:space="preserve">1. Getting in, the launch page and Home</w:t>
       </w:r>
     </w:p>
     <w:tbl>
@@ -475,7 +475,27 @@
               <w:keepNext w:val="false"/>
             </w:pPr>
             <w:r>
-              <w:t xml:space="preserve">The sign-in page, or Home if you are already signed in.</w:t>
+              <w:t xml:space="preserve">The sign-in page (the SPI logo, </w:t>
+            </w:r>
+            <w:r>
+              <w:rPr>
+                <w:b/>
+                <w:bCs/>
+              </w:rPr>
+              <w:t xml:space="preserve">SPI Parts Hub</w:t>
+            </w:r>
+            <w:r>
+              <w:t xml:space="preserve">, </w:t>
+            </w:r>
+            <w:r>
+              <w:rPr>
+                <w:b/>
+                <w:bCs/>
+              </w:rPr>
+              <w:t xml:space="preserve">Sign in with Microsoft</w:t>
+            </w:r>
+            <w:r>
+              <w:t xml:space="preserve">), or the launch page if you are already signed in.</w:t>
             </w:r>
           </w:p>
         </w:tc>
@@ -580,14 +600,77 @@
               <w:keepNext w:val="false"/>
             </w:pPr>
             <w:r>
-              <w:rPr>
-                <w:b/>
-                <w:bCs/>
-              </w:rPr>
-              <w:t xml:space="preserve">Home</w:t>
-            </w:r>
-            <w:r>
-              <w:t xml:space="preserve">, with a greeting, your branch, and how many parts need ordering there and their cost.</w:t>
+              <w:t xml:space="preserve">The </w:t>
+            </w:r>
+            <w:r>
+              <w:rPr>
+                <w:b/>
+                <w:bCs/>
+              </w:rPr>
+              <w:t xml:space="preserve">launch page</w:t>
+            </w:r>
+            <w:r>
+              <w:t xml:space="preserve">: a greeting, your branch, and five cards: </w:t>
+            </w:r>
+            <w:r>
+              <w:rPr>
+                <w:b/>
+                <w:bCs/>
+              </w:rPr>
+              <w:t xml:space="preserve">Non-JD ordering</w:t>
+            </w:r>
+            <w:r>
+              <w:t xml:space="preserve">, </w:t>
+            </w:r>
+            <w:r>
+              <w:rPr>
+                <w:b/>
+                <w:bCs/>
+              </w:rPr>
+              <w:t xml:space="preserve">Cleanup</w:t>
+            </w:r>
+            <w:r>
+              <w:t xml:space="preserve">, </w:t>
+            </w:r>
+            <w:r>
+              <w:rPr>
+                <w:b/>
+                <w:bCs/>
+              </w:rPr>
+              <w:t xml:space="preserve">Part Lookup</w:t>
+            </w:r>
+            <w:r>
+              <w:t xml:space="preserve">, and greyed-out </w:t>
+            </w:r>
+            <w:r>
+              <w:rPr>
+                <w:b/>
+                <w:bCs/>
+              </w:rPr>
+              <w:t xml:space="preserve">JD ordering</w:t>
+            </w:r>
+            <w:r>
+              <w:t xml:space="preserve"> and </w:t>
+            </w:r>
+            <w:r>
+              <w:rPr>
+                <w:b/>
+                <w:bCs/>
+              </w:rPr>
+              <w:t xml:space="preserve">Inventory management</w:t>
+            </w:r>
+            <w:r>
+              <w:t xml:space="preserve"> (</w:t>
+            </w:r>
+            <w:r>
+              <w:rPr>
+                <w:b/>
+                <w:bCs/>
+              </w:rPr>
+              <w:t xml:space="preserve">Coming later</w:t>
+            </w:r>
+            <w:r>
+              <w:t xml:space="preserve">).</w:t>
             </w:r>
           </w:p>
         </w:tc>
@@ -667,7 +750,17 @@
               <w:keepNext w:val="false"/>
             </w:pPr>
             <w:r>
-              <w:t xml:space="preserve">Look at the top right.</w:t>
+              <w:t xml:space="preserve">Click the </w:t>
+            </w:r>
+            <w:r>
+              <w:rPr>
+                <w:b/>
+                <w:bCs/>
+              </w:rPr>
+              <w:t xml:space="preserve">Non-JD ordering</w:t>
+            </w:r>
+            <w:r>
+              <w:t xml:space="preserve"> card.</w:t>
             </w:r>
           </w:p>
         </w:tc>
@@ -692,17 +785,34 @@
               <w:keepNext w:val="false"/>
             </w:pPr>
             <w:r>
-              <w:t xml:space="preserve">The date and time of the morning data. It is </w:t>
-            </w:r>
-            <w:r>
-              <w:rPr>
-                <w:b/>
-                <w:bCs/>
-              </w:rPr>
-              <w:t xml:space="preserve">amber</w:t>
-            </w:r>
-            <w:r>
-              <w:t xml:space="preserve"> if the data is more than one business day old.</w:t>
+              <w:rPr>
+                <w:b/>
+                <w:bCs/>
+              </w:rPr>
+              <w:t xml:space="preserve">Home</w:t>
+            </w:r>
+            <w:r>
+              <w:t xml:space="preserve">, with a greeting, your branch, and how many parts need ordering there and their cost. The left menu lists only Non-JD ordering’s pages, under </w:t>
+            </w:r>
+            <w:r>
+              <w:rPr>
+                <w:b/>
+                <w:bCs/>
+              </w:rPr>
+              <w:t xml:space="preserve">‹ All areas</w:t>
+            </w:r>
+            <w:r>
+              <w:t xml:space="preserve"> and the </w:t>
+            </w:r>
+            <w:r>
+              <w:rPr>
+                <w:b/>
+                <w:bCs/>
+              </w:rPr>
+              <w:t xml:space="preserve">Area</w:t>
+            </w:r>
+            <w:r>
+              <w:t xml:space="preserve"> select.</w:t>
             </w:r>
           </w:p>
         </w:tc>
@@ -782,17 +892,7 @@
               <w:keepNext w:val="false"/>
             </w:pPr>
             <w:r>
-              <w:t xml:space="preserve">In the greeting line, change the branch to </w:t>
-            </w:r>
-            <w:r>
-              <w:rPr>
-                <w:b/>
-                <w:bCs/>
-              </w:rPr>
-              <w:t xml:space="preserve">1</w:t>
-            </w:r>
-            <w:r>
-              <w:t xml:space="preserve">.</w:t>
+              <w:t xml:space="preserve">Look at the top right.</w:t>
             </w:r>
           </w:p>
         </w:tc>
@@ -817,27 +917,17 @@
               <w:keepNext w:val="false"/>
             </w:pPr>
             <w:r>
-              <w:t xml:space="preserve">Branch 1 needs about </w:t>
-            </w:r>
-            <w:r>
-              <w:rPr>
-                <w:b/>
-                <w:bCs/>
-              </w:rPr>
-              <w:t xml:space="preserve">220</w:t>
-            </w:r>
-            <w:r>
-              <w:t xml:space="preserve"> parts ordered (about $93,000), with a small line like "(21 more with minimums but no demand)". Below it, a purple </w:t>
-            </w:r>
-            <w:r>
-              <w:rPr>
-                <w:b/>
-                <w:bCs/>
-              </w:rPr>
-              <w:t xml:space="preserve">transfers</w:t>
-            </w:r>
-            <w:r>
-              <w:t xml:space="preserve"> card (Part 2, 0.5.0).</w:t>
+              <w:t xml:space="preserve">The date and time of the morning data. It is </w:t>
+            </w:r>
+            <w:r>
+              <w:rPr>
+                <w:b/>
+                <w:bCs/>
+              </w:rPr>
+              <w:t xml:space="preserve">amber</w:t>
+            </w:r>
+            <w:r>
+              <w:t xml:space="preserve"> if the data is more than one business day old.</w:t>
             </w:r>
           </w:p>
         </w:tc>
@@ -893,6 +983,141 @@
             </w:pPr>
             <w:r>
               <w:t xml:space="preserve">5</w:t>
+            </w:r>
+          </w:p>
+        </w:tc>
+        <w:tc>
+          <w:tcPr>
+            <w:tcW w:type="dxa" w:w="4234"/>
+            <w:tcBorders>
+              <w:top w:val="single" w:color="BFBFBF" w:sz="4"/>
+              <w:left w:val="single" w:color="BFBFBF" w:sz="4"/>
+              <w:bottom w:val="single" w:color="BFBFBF" w:sz="4"/>
+              <w:right w:val="single" w:color="BFBFBF" w:sz="4"/>
+            </w:tcBorders>
+            <w:tcMar>
+              <w:top w:type="dxa" w:w="60"/>
+              <w:left w:type="dxa" w:w="100"/>
+              <w:bottom w:type="dxa" w:w="60"/>
+              <w:right w:type="dxa" w:w="100"/>
+            </w:tcMar>
+          </w:tcPr>
+          <w:p>
+            <w:pPr>
+              <w:keepNext w:val="false"/>
+            </w:pPr>
+            <w:r>
+              <w:t xml:space="preserve">In the greeting line, change the branch to </w:t>
+            </w:r>
+            <w:r>
+              <w:rPr>
+                <w:b/>
+                <w:bCs/>
+              </w:rPr>
+              <w:t xml:space="preserve">1</w:t>
+            </w:r>
+            <w:r>
+              <w:t xml:space="preserve">.</w:t>
+            </w:r>
+          </w:p>
+        </w:tc>
+        <w:tc>
+          <w:tcPr>
+            <w:tcW w:type="dxa" w:w="4536"/>
+            <w:tcBorders>
+              <w:top w:val="single" w:color="BFBFBF" w:sz="4"/>
+              <w:left w:val="single" w:color="BFBFBF" w:sz="4"/>
+              <w:bottom w:val="single" w:color="BFBFBF" w:sz="4"/>
+              <w:right w:val="single" w:color="BFBFBF" w:sz="4"/>
+            </w:tcBorders>
+            <w:tcMar>
+              <w:top w:type="dxa" w:w="60"/>
+              <w:left w:type="dxa" w:w="100"/>
+              <w:bottom w:type="dxa" w:w="60"/>
+              <w:right w:type="dxa" w:w="100"/>
+            </w:tcMar>
+          </w:tcPr>
+          <w:p>
+            <w:pPr>
+              <w:keepNext w:val="false"/>
+            </w:pPr>
+            <w:r>
+              <w:t xml:space="preserve">Branch 1 needs about </w:t>
+            </w:r>
+            <w:r>
+              <w:rPr>
+                <w:b/>
+                <w:bCs/>
+              </w:rPr>
+              <w:t xml:space="preserve">220</w:t>
+            </w:r>
+            <w:r>
+              <w:t xml:space="preserve"> parts ordered (about $93,000), with a small line like "(21 more with minimums but no demand)". Below it, a purple </w:t>
+            </w:r>
+            <w:r>
+              <w:rPr>
+                <w:b/>
+                <w:bCs/>
+              </w:rPr>
+              <w:t xml:space="preserve">transfers</w:t>
+            </w:r>
+            <w:r>
+              <w:t xml:space="preserve"> card (Part 2, 0.5.0).</w:t>
+            </w:r>
+          </w:p>
+        </w:tc>
+        <w:tc>
+          <w:tcPr>
+            <w:tcW w:type="dxa" w:w="806"/>
+            <w:tcBorders>
+              <w:top w:val="single" w:color="BFBFBF" w:sz="4"/>
+              <w:left w:val="single" w:color="BFBFBF" w:sz="4"/>
+              <w:bottom w:val="single" w:color="BFBFBF" w:sz="4"/>
+              <w:right w:val="single" w:color="BFBFBF" w:sz="4"/>
+            </w:tcBorders>
+            <w:tcMar>
+              <w:top w:type="dxa" w:w="60"/>
+              <w:left w:type="dxa" w:w="100"/>
+              <w:bottom w:type="dxa" w:w="60"/>
+              <w:right w:type="dxa" w:w="100"/>
+            </w:tcMar>
+          </w:tcPr>
+          <w:p>
+            <w:pPr>
+              <w:keepNext w:val="false"/>
+            </w:pPr>
+            <w:r>
+              <w:t xml:space="preserve">☐</w:t>
+            </w:r>
+          </w:p>
+        </w:tc>
+      </w:tr>
+      <w:tr>
+        <w:trPr>
+          <w:tblHeader w:val="false"/>
+        </w:trPr>
+        <w:tc>
+          <w:tcPr>
+            <w:tcW w:type="dxa" w:w="504"/>
+            <w:tcBorders>
+              <w:top w:val="single" w:color="BFBFBF" w:sz="4"/>
+              <w:left w:val="single" w:color="BFBFBF" w:sz="4"/>
+              <w:bottom w:val="single" w:color="BFBFBF" w:sz="4"/>
+              <w:right w:val="single" w:color="BFBFBF" w:sz="4"/>
+            </w:tcBorders>
+            <w:tcMar>
+              <w:top w:type="dxa" w:w="60"/>
+              <w:left w:type="dxa" w:w="100"/>
+              <w:bottom w:type="dxa" w:w="60"/>
+              <w:right w:type="dxa" w:w="100"/>
+            </w:tcMar>
+          </w:tcPr>
+          <w:p>
+            <w:pPr>
+              <w:keepNext w:val="false"/>
+            </w:pPr>
+            <w:r>
+              <w:t xml:space="preserve">6</w:t>
             </w:r>
           </w:p>
         </w:tc>
@@ -7101,7 +7326,17 @@
               <w:keepNext w:val="false"/>
             </w:pPr>
             <w:r>
-              <w:t xml:space="preserve">Click </w:t>
+              <w:t xml:space="preserve">In the left menu, change the </w:t>
+            </w:r>
+            <w:r>
+              <w:rPr>
+                <w:b/>
+                <w:bCs/>
+              </w:rPr>
+              <w:t xml:space="preserve">Area</w:t>
+            </w:r>
+            <w:r>
+              <w:t xml:space="preserve"> select to </w:t>
             </w:r>
             <w:r>
               <w:rPr>
@@ -7278,7 +7513,7 @@
                 <w:b/>
                 <w:bCs/>
               </w:rPr>
-              <w:t xml:space="preserve">0.7.0</w:t>
+              <w:t xml:space="preserve">0.8.0</w:t>
             </w:r>
             <w:r>
               <w:t xml:space="preserve">).</w:t>
@@ -7488,6 +7723,1470 @@
       <w:r>
         <w:t xml:space="preserve">Part 2: what’s new</w:t>
       </w:r>
+    </w:p>
+    <w:p>
+      <w:pPr>
+        <w:pStyle w:val="Heading2"/>
+      </w:pPr>
+      <w:r>
+        <w:t xml:space="preserve">Version 0.8.0 (October 30, 2026): SPI Parts Hub and the launch page</w:t>
+      </w:r>
+    </w:p>
+    <w:p>
+      <w:pPr>
+        <w:keepNext w:val="false"/>
+        <w:spacing w:after="120"/>
+      </w:pPr>
+      <w:r>
+        <w:t xml:space="preserve">New since 0.7.0, from Ben’s idea of a landing page above the tools:</w:t>
+      </w:r>
+    </w:p>
+    <w:p>
+      <w:pPr>
+        <w:pStyle w:val="ListParagraph"/>
+        <w:numPr>
+          <w:ilvl w:val="0"/>
+          <w:numId w:val="2"/>
+        </w:numPr>
+        <w:spacing w:after="60"/>
+      </w:pPr>
+      <w:r>
+        <w:rPr>
+          <w:b/>
+          <w:bCs/>
+        </w:rPr>
+        <w:t xml:space="preserve">A new name and the SPI logo:</w:t>
+      </w:r>
+      <w:r>
+        <w:t xml:space="preserve"> the tool is now </w:t>
+      </w:r>
+      <w:r>
+        <w:rPr>
+          <w:b/>
+          <w:bCs/>
+        </w:rPr>
+        <w:t xml:space="preserve">SPI Parts Hub</w:t>
+      </w:r>
+      <w:r>
+        <w:t xml:space="preserve">. The ordering itself works as before.</w:t>
+      </w:r>
+    </w:p>
+    <w:p>
+      <w:pPr>
+        <w:pStyle w:val="ListParagraph"/>
+        <w:numPr>
+          <w:ilvl w:val="0"/>
+          <w:numId w:val="2"/>
+        </w:numPr>
+        <w:spacing w:after="60"/>
+      </w:pPr>
+      <w:r>
+        <w:rPr>
+          <w:b/>
+          <w:bCs/>
+        </w:rPr>
+        <w:t xml:space="preserve">A launch page in front.</w:t>
+      </w:r>
+      <w:r>
+        <w:t xml:space="preserve"> The app opens on a page where you pick where to go: </w:t>
+      </w:r>
+      <w:r>
+        <w:rPr>
+          <w:b/>
+          <w:bCs/>
+        </w:rPr>
+        <w:t xml:space="preserve">Non-JD ordering</w:t>
+      </w:r>
+      <w:r>
+        <w:t xml:space="preserve">, </w:t>
+      </w:r>
+      <w:r>
+        <w:rPr>
+          <w:b/>
+          <w:bCs/>
+        </w:rPr>
+        <w:t xml:space="preserve">Cleanup</w:t>
+      </w:r>
+      <w:r>
+        <w:t xml:space="preserve"> or </w:t>
+      </w:r>
+      <w:r>
+        <w:rPr>
+          <w:b/>
+          <w:bCs/>
+        </w:rPr>
+        <w:t xml:space="preserve">Part Lookup</w:t>
+      </w:r>
+      <w:r>
+        <w:t xml:space="preserve">. </w:t>
+      </w:r>
+      <w:r>
+        <w:rPr>
+          <w:b/>
+          <w:bCs/>
+        </w:rPr>
+        <w:t xml:space="preserve">JD ordering</w:t>
+      </w:r>
+      <w:r>
+        <w:t xml:space="preserve"> and </w:t>
+      </w:r>
+      <w:r>
+        <w:rPr>
+          <w:b/>
+          <w:bCs/>
+        </w:rPr>
+        <w:t xml:space="preserve">Inventory management</w:t>
+      </w:r>
+      <w:r>
+        <w:t xml:space="preserve"> show greyed out as </w:t>
+      </w:r>
+      <w:r>
+        <w:rPr>
+          <w:b/>
+          <w:bCs/>
+        </w:rPr>
+        <w:t xml:space="preserve">Coming later</w:t>
+      </w:r>
+      <w:r>
+        <w:t xml:space="preserve">, so you can see where the tool is heading.</w:t>
+      </w:r>
+    </w:p>
+    <w:p>
+      <w:pPr>
+        <w:pStyle w:val="ListParagraph"/>
+        <w:numPr>
+          <w:ilvl w:val="0"/>
+          <w:numId w:val="2"/>
+        </w:numPr>
+        <w:spacing w:after="60"/>
+      </w:pPr>
+      <w:r>
+        <w:rPr>
+          <w:b/>
+          <w:bCs/>
+        </w:rPr>
+        <w:t xml:space="preserve">The cards say what is waiting</w:t>
+      </w:r>
+      <w:r>
+        <w:t xml:space="preserve"> at the branch picked at the top: parts to order and their cost, how many could come by transfer, and how many Equip minimums have no demand.</w:t>
+      </w:r>
+    </w:p>
+    <w:p>
+      <w:pPr>
+        <w:pStyle w:val="ListParagraph"/>
+        <w:numPr>
+          <w:ilvl w:val="0"/>
+          <w:numId w:val="2"/>
+        </w:numPr>
+        <w:spacing w:after="60"/>
+      </w:pPr>
+      <w:r>
+        <w:rPr>
+          <w:b/>
+          <w:bCs/>
+        </w:rPr>
+        <w:t xml:space="preserve">One area at a time in the menu.</w:t>
+      </w:r>
+      <w:r>
+        <w:t xml:space="preserve"> Inside an area the left menu lists only its pages, under </w:t>
+      </w:r>
+      <w:r>
+        <w:rPr>
+          <w:b/>
+          <w:bCs/>
+        </w:rPr>
+        <w:t xml:space="preserve">‹ All areas</w:t>
+      </w:r>
+      <w:r>
+        <w:t xml:space="preserve"> (back to the launch page) and an </w:t>
+      </w:r>
+      <w:r>
+        <w:rPr>
+          <w:b/>
+          <w:bCs/>
+        </w:rPr>
+        <w:t xml:space="preserve">Area</w:t>
+      </w:r>
+      <w:r>
+        <w:t xml:space="preserve"> select to jump to another area. It no longer grows with every new tool.</w:t>
+      </w:r>
+    </w:p>
+    <w:p>
+      <w:pPr>
+        <w:pStyle w:val="ListParagraph"/>
+        <w:numPr>
+          <w:ilvl w:val="0"/>
+          <w:numId w:val="2"/>
+        </w:numPr>
+        <w:spacing w:after="60"/>
+      </w:pPr>
+      <w:r>
+        <w:rPr>
+          <w:b/>
+          <w:bCs/>
+        </w:rPr>
+        <w:t xml:space="preserve">Links out:</w:t>
+      </w:r>
+      <w:r>
+        <w:t xml:space="preserve"> </w:t>
+      </w:r>
+      <w:r>
+        <w:rPr>
+          <w:b/>
+          <w:bCs/>
+        </w:rPr>
+        <w:t xml:space="preserve">Parts Availability</w:t>
+      </w:r>
+      <w:r>
+        <w:t xml:space="preserve"> and the </w:t>
+      </w:r>
+      <w:r>
+        <w:rPr>
+          <w:b/>
+          <w:bCs/>
+        </w:rPr>
+        <w:t xml:space="preserve">Parts reports</w:t>
+      </w:r>
+      <w:r>
+        <w:t xml:space="preserve"> app, at the bottom of the launch page.</w:t>
+      </w:r>
+    </w:p>
+    <w:p>
+      <w:pPr>
+        <w:pStyle w:val="ListParagraph"/>
+        <w:numPr>
+          <w:ilvl w:val="0"/>
+          <w:numId w:val="2"/>
+        </w:numPr>
+        <w:spacing w:after="60"/>
+      </w:pPr>
+      <w:r>
+        <w:rPr>
+          <w:b/>
+          <w:bCs/>
+        </w:rPr>
+        <w:t xml:space="preserve">Home moved:</w:t>
+      </w:r>
+      <w:r>
+        <w:t xml:space="preserve"> Non-JD ordering’s Home is at </w:t>
+      </w:r>
+      <w:r>
+        <w:rPr>
+          <w:b/>
+          <w:bCs/>
+        </w:rPr>
+        <w:t xml:space="preserve">/non-jd</w:t>
+      </w:r>
+      <w:r>
+        <w:t xml:space="preserve">. Every other address and bookmark still works.</w:t>
+      </w:r>
+    </w:p>
+    <w:p>
+      <w:pPr>
+        <w:pStyle w:val="Heading3"/>
+      </w:pPr>
+      <w:r>
+        <w:t xml:space="preserve">The launch page and the menu</w:t>
+      </w:r>
+    </w:p>
+    <w:tbl>
+      <w:tblPr>
+        <w:tblW w:type="dxa" w:w="10080"/>
+        <w:tblBorders>
+          <w:top w:val="single" w:color="auto" w:sz="4"/>
+          <w:left w:val="single" w:color="auto" w:sz="4"/>
+          <w:bottom w:val="single" w:color="auto" w:sz="4"/>
+          <w:right w:val="single" w:color="auto" w:sz="4"/>
+          <w:insideH w:val="single" w:color="auto" w:sz="4"/>
+          <w:insideV w:val="single" w:color="auto" w:sz="4"/>
+        </w:tblBorders>
+      </w:tblPr>
+      <w:tblGrid>
+        <w:gridCol w:w="504"/>
+        <w:gridCol w:w="4234"/>
+        <w:gridCol w:w="4536"/>
+        <w:gridCol w:w="806"/>
+      </w:tblGrid>
+      <w:tr>
+        <w:trPr>
+          <w:tblHeader/>
+        </w:trPr>
+        <w:tc>
+          <w:tcPr>
+            <w:tcW w:type="dxa" w:w="504"/>
+            <w:tcBorders>
+              <w:top w:val="single" w:color="BFBFBF" w:sz="4"/>
+              <w:left w:val="single" w:color="BFBFBF" w:sz="4"/>
+              <w:bottom w:val="single" w:color="BFBFBF" w:sz="4"/>
+              <w:right w:val="single" w:color="BFBFBF" w:sz="4"/>
+            </w:tcBorders>
+            <w:shd w:fill="DEEAF6" w:color="auto" w:val="clear"/>
+            <w:tcMar>
+              <w:top w:type="dxa" w:w="60"/>
+              <w:left w:type="dxa" w:w="100"/>
+              <w:bottom w:type="dxa" w:w="60"/>
+              <w:right w:type="dxa" w:w="100"/>
+            </w:tcMar>
+          </w:tcPr>
+          <w:p>
+            <w:pPr>
+              <w:keepNext w:val="false"/>
+            </w:pPr>
+            <w:r>
+              <w:rPr>
+                <w:b/>
+                <w:bCs/>
+              </w:rPr>
+              <w:t xml:space="preserve">#</w:t>
+            </w:r>
+          </w:p>
+        </w:tc>
+        <w:tc>
+          <w:tcPr>
+            <w:tcW w:type="dxa" w:w="4234"/>
+            <w:tcBorders>
+              <w:top w:val="single" w:color="BFBFBF" w:sz="4"/>
+              <w:left w:val="single" w:color="BFBFBF" w:sz="4"/>
+              <w:bottom w:val="single" w:color="BFBFBF" w:sz="4"/>
+              <w:right w:val="single" w:color="BFBFBF" w:sz="4"/>
+            </w:tcBorders>
+            <w:shd w:fill="DEEAF6" w:color="auto" w:val="clear"/>
+            <w:tcMar>
+              <w:top w:type="dxa" w:w="60"/>
+              <w:left w:type="dxa" w:w="100"/>
+              <w:bottom w:type="dxa" w:w="60"/>
+              <w:right w:type="dxa" w:w="100"/>
+            </w:tcMar>
+          </w:tcPr>
+          <w:p>
+            <w:pPr>
+              <w:keepNext w:val="false"/>
+            </w:pPr>
+            <w:r>
+              <w:rPr>
+                <w:b/>
+                <w:bCs/>
+              </w:rPr>
+              <w:t xml:space="preserve">Do this</w:t>
+            </w:r>
+          </w:p>
+        </w:tc>
+        <w:tc>
+          <w:tcPr>
+            <w:tcW w:type="dxa" w:w="4536"/>
+            <w:tcBorders>
+              <w:top w:val="single" w:color="BFBFBF" w:sz="4"/>
+              <w:left w:val="single" w:color="BFBFBF" w:sz="4"/>
+              <w:bottom w:val="single" w:color="BFBFBF" w:sz="4"/>
+              <w:right w:val="single" w:color="BFBFBF" w:sz="4"/>
+            </w:tcBorders>
+            <w:shd w:fill="DEEAF6" w:color="auto" w:val="clear"/>
+            <w:tcMar>
+              <w:top w:type="dxa" w:w="60"/>
+              <w:left w:type="dxa" w:w="100"/>
+              <w:bottom w:type="dxa" w:w="60"/>
+              <w:right w:type="dxa" w:w="100"/>
+            </w:tcMar>
+          </w:tcPr>
+          <w:p>
+            <w:pPr>
+              <w:keepNext w:val="false"/>
+            </w:pPr>
+            <w:r>
+              <w:rPr>
+                <w:b/>
+                <w:bCs/>
+              </w:rPr>
+              <w:t xml:space="preserve">You should see</w:t>
+            </w:r>
+          </w:p>
+        </w:tc>
+        <w:tc>
+          <w:tcPr>
+            <w:tcW w:type="dxa" w:w="806"/>
+            <w:tcBorders>
+              <w:top w:val="single" w:color="BFBFBF" w:sz="4"/>
+              <w:left w:val="single" w:color="BFBFBF" w:sz="4"/>
+              <w:bottom w:val="single" w:color="BFBFBF" w:sz="4"/>
+              <w:right w:val="single" w:color="BFBFBF" w:sz="4"/>
+            </w:tcBorders>
+            <w:shd w:fill="DEEAF6" w:color="auto" w:val="clear"/>
+            <w:tcMar>
+              <w:top w:type="dxa" w:w="60"/>
+              <w:left w:type="dxa" w:w="100"/>
+              <w:bottom w:type="dxa" w:w="60"/>
+              <w:right w:type="dxa" w:w="100"/>
+            </w:tcMar>
+          </w:tcPr>
+          <w:p>
+            <w:pPr>
+              <w:keepNext w:val="false"/>
+            </w:pPr>
+            <w:r>
+              <w:rPr>
+                <w:b/>
+                <w:bCs/>
+              </w:rPr>
+              <w:t xml:space="preserve">OK</w:t>
+            </w:r>
+          </w:p>
+        </w:tc>
+      </w:tr>
+      <w:tr>
+        <w:trPr>
+          <w:tblHeader w:val="false"/>
+        </w:trPr>
+        <w:tc>
+          <w:tcPr>
+            <w:tcW w:type="dxa" w:w="504"/>
+            <w:tcBorders>
+              <w:top w:val="single" w:color="BFBFBF" w:sz="4"/>
+              <w:left w:val="single" w:color="BFBFBF" w:sz="4"/>
+              <w:bottom w:val="single" w:color="BFBFBF" w:sz="4"/>
+              <w:right w:val="single" w:color="BFBFBF" w:sz="4"/>
+            </w:tcBorders>
+            <w:tcMar>
+              <w:top w:type="dxa" w:w="60"/>
+              <w:left w:type="dxa" w:w="100"/>
+              <w:bottom w:type="dxa" w:w="60"/>
+              <w:right w:type="dxa" w:w="100"/>
+            </w:tcMar>
+          </w:tcPr>
+          <w:p>
+            <w:pPr>
+              <w:keepNext w:val="false"/>
+            </w:pPr>
+            <w:r>
+              <w:t xml:space="preserve">1</w:t>
+            </w:r>
+          </w:p>
+        </w:tc>
+        <w:tc>
+          <w:tcPr>
+            <w:tcW w:type="dxa" w:w="4234"/>
+            <w:tcBorders>
+              <w:top w:val="single" w:color="BFBFBF" w:sz="4"/>
+              <w:left w:val="single" w:color="BFBFBF" w:sz="4"/>
+              <w:bottom w:val="single" w:color="BFBFBF" w:sz="4"/>
+              <w:right w:val="single" w:color="BFBFBF" w:sz="4"/>
+            </w:tcBorders>
+            <w:tcMar>
+              <w:top w:type="dxa" w:w="60"/>
+              <w:left w:type="dxa" w:w="100"/>
+              <w:bottom w:type="dxa" w:w="60"/>
+              <w:right w:type="dxa" w:w="100"/>
+            </w:tcMar>
+          </w:tcPr>
+          <w:p>
+            <w:pPr>
+              <w:keepNext w:val="false"/>
+            </w:pPr>
+            <w:r>
+              <w:t xml:space="preserve">Open the app (Ctrl+F5 the first time after the update).</w:t>
+            </w:r>
+          </w:p>
+        </w:tc>
+        <w:tc>
+          <w:tcPr>
+            <w:tcW w:type="dxa" w:w="4536"/>
+            <w:tcBorders>
+              <w:top w:val="single" w:color="BFBFBF" w:sz="4"/>
+              <w:left w:val="single" w:color="BFBFBF" w:sz="4"/>
+              <w:bottom w:val="single" w:color="BFBFBF" w:sz="4"/>
+              <w:right w:val="single" w:color="BFBFBF" w:sz="4"/>
+            </w:tcBorders>
+            <w:tcMar>
+              <w:top w:type="dxa" w:w="60"/>
+              <w:left w:type="dxa" w:w="100"/>
+              <w:bottom w:type="dxa" w:w="60"/>
+              <w:right w:type="dxa" w:w="100"/>
+            </w:tcMar>
+          </w:tcPr>
+          <w:p>
+            <w:pPr>
+              <w:keepNext w:val="false"/>
+            </w:pPr>
+            <w:r>
+              <w:t xml:space="preserve">The browser tab reads </w:t>
+            </w:r>
+            <w:r>
+              <w:rPr>
+                <w:b/>
+                <w:bCs/>
+              </w:rPr>
+              <w:t xml:space="preserve">SPI Parts Hub</w:t>
+            </w:r>
+            <w:r>
+              <w:t xml:space="preserve">. The launch page: the colour SPI logo, a greeting, “Where do you want to go?”, a </w:t>
+            </w:r>
+            <w:r>
+              <w:rPr>
+                <w:b/>
+                <w:bCs/>
+              </w:rPr>
+              <w:t xml:space="preserve">Branch</w:t>
+            </w:r>
+            <w:r>
+              <w:t xml:space="preserve"> select and the data date. Five cards; </w:t>
+            </w:r>
+            <w:r>
+              <w:rPr>
+                <w:b/>
+                <w:bCs/>
+              </w:rPr>
+              <w:t xml:space="preserve">JD ordering</w:t>
+            </w:r>
+            <w:r>
+              <w:t xml:space="preserve"> and </w:t>
+            </w:r>
+            <w:r>
+              <w:rPr>
+                <w:b/>
+                <w:bCs/>
+              </w:rPr>
+              <w:t xml:space="preserve">Inventory management</w:t>
+            </w:r>
+            <w:r>
+              <w:t xml:space="preserve"> are greyed with </w:t>
+            </w:r>
+            <w:r>
+              <w:rPr>
+                <w:b/>
+                <w:bCs/>
+              </w:rPr>
+              <w:t xml:space="preserve">Coming later</w:t>
+            </w:r>
+            <w:r>
+              <w:t xml:space="preserve">.</w:t>
+            </w:r>
+          </w:p>
+        </w:tc>
+        <w:tc>
+          <w:tcPr>
+            <w:tcW w:type="dxa" w:w="806"/>
+            <w:tcBorders>
+              <w:top w:val="single" w:color="BFBFBF" w:sz="4"/>
+              <w:left w:val="single" w:color="BFBFBF" w:sz="4"/>
+              <w:bottom w:val="single" w:color="BFBFBF" w:sz="4"/>
+              <w:right w:val="single" w:color="BFBFBF" w:sz="4"/>
+            </w:tcBorders>
+            <w:tcMar>
+              <w:top w:type="dxa" w:w="60"/>
+              <w:left w:type="dxa" w:w="100"/>
+              <w:bottom w:type="dxa" w:w="60"/>
+              <w:right w:type="dxa" w:w="100"/>
+            </w:tcMar>
+          </w:tcPr>
+          <w:p>
+            <w:pPr>
+              <w:keepNext w:val="false"/>
+            </w:pPr>
+            <w:r>
+              <w:t xml:space="preserve">☐</w:t>
+            </w:r>
+          </w:p>
+        </w:tc>
+      </w:tr>
+      <w:tr>
+        <w:trPr>
+          <w:tblHeader w:val="false"/>
+        </w:trPr>
+        <w:tc>
+          <w:tcPr>
+            <w:tcW w:type="dxa" w:w="504"/>
+            <w:tcBorders>
+              <w:top w:val="single" w:color="BFBFBF" w:sz="4"/>
+              <w:left w:val="single" w:color="BFBFBF" w:sz="4"/>
+              <w:bottom w:val="single" w:color="BFBFBF" w:sz="4"/>
+              <w:right w:val="single" w:color="BFBFBF" w:sz="4"/>
+            </w:tcBorders>
+            <w:tcMar>
+              <w:top w:type="dxa" w:w="60"/>
+              <w:left w:type="dxa" w:w="100"/>
+              <w:bottom w:type="dxa" w:w="60"/>
+              <w:right w:type="dxa" w:w="100"/>
+            </w:tcMar>
+          </w:tcPr>
+          <w:p>
+            <w:pPr>
+              <w:keepNext w:val="false"/>
+            </w:pPr>
+            <w:r>
+              <w:t xml:space="preserve">2</w:t>
+            </w:r>
+          </w:p>
+        </w:tc>
+        <w:tc>
+          <w:tcPr>
+            <w:tcW w:type="dxa" w:w="4234"/>
+            <w:tcBorders>
+              <w:top w:val="single" w:color="BFBFBF" w:sz="4"/>
+              <w:left w:val="single" w:color="BFBFBF" w:sz="4"/>
+              <w:bottom w:val="single" w:color="BFBFBF" w:sz="4"/>
+              <w:right w:val="single" w:color="BFBFBF" w:sz="4"/>
+            </w:tcBorders>
+            <w:tcMar>
+              <w:top w:type="dxa" w:w="60"/>
+              <w:left w:type="dxa" w:w="100"/>
+              <w:bottom w:type="dxa" w:w="60"/>
+              <w:right w:type="dxa" w:w="100"/>
+            </w:tcMar>
+          </w:tcPr>
+          <w:p>
+            <w:pPr>
+              <w:keepNext w:val="false"/>
+            </w:pPr>
+            <w:r>
+              <w:t xml:space="preserve">Set the branch to </w:t>
+            </w:r>
+            <w:r>
+              <w:rPr>
+                <w:b/>
+                <w:bCs/>
+              </w:rPr>
+              <w:t xml:space="preserve">1</w:t>
+            </w:r>
+            <w:r>
+              <w:t xml:space="preserve"> and read the cards.</w:t>
+            </w:r>
+          </w:p>
+        </w:tc>
+        <w:tc>
+          <w:tcPr>
+            <w:tcW w:type="dxa" w:w="4536"/>
+            <w:tcBorders>
+              <w:top w:val="single" w:color="BFBFBF" w:sz="4"/>
+              <w:left w:val="single" w:color="BFBFBF" w:sz="4"/>
+              <w:bottom w:val="single" w:color="BFBFBF" w:sz="4"/>
+              <w:right w:val="single" w:color="BFBFBF" w:sz="4"/>
+            </w:tcBorders>
+            <w:tcMar>
+              <w:top w:type="dxa" w:w="60"/>
+              <w:left w:type="dxa" w:w="100"/>
+              <w:bottom w:type="dxa" w:w="60"/>
+              <w:right w:type="dxa" w:w="100"/>
+            </w:tcMar>
+          </w:tcPr>
+          <w:p>
+            <w:pPr>
+              <w:keepNext w:val="false"/>
+            </w:pPr>
+            <w:r>
+              <w:t xml:space="preserve">Non-JD ordering: about </w:t>
+            </w:r>
+            <w:r>
+              <w:rPr>
+                <w:b/>
+                <w:bCs/>
+              </w:rPr>
+              <w:t xml:space="preserve">220 parts to order</w:t>
+            </w:r>
+            <w:r>
+              <w:t xml:space="preserve"> with their cost and, in purple, about </w:t>
+            </w:r>
+            <w:r>
+              <w:rPr>
+                <w:b/>
+                <w:bCs/>
+              </w:rPr>
+              <w:t xml:space="preserve">67 could come by transfer</w:t>
+            </w:r>
+            <w:r>
+              <w:t xml:space="preserve">. Cleanup: about </w:t>
+            </w:r>
+            <w:r>
+              <w:rPr>
+                <w:b/>
+                <w:bCs/>
+              </w:rPr>
+              <w:t xml:space="preserve">21 minimums with no demand at Branch 1</w:t>
+            </w:r>
+            <w:r>
+              <w:t xml:space="preserve">. Part Lookup has no count. The Coming later cards do nothing when clicked.</w:t>
+            </w:r>
+          </w:p>
+        </w:tc>
+        <w:tc>
+          <w:tcPr>
+            <w:tcW w:type="dxa" w:w="806"/>
+            <w:tcBorders>
+              <w:top w:val="single" w:color="BFBFBF" w:sz="4"/>
+              <w:left w:val="single" w:color="BFBFBF" w:sz="4"/>
+              <w:bottom w:val="single" w:color="BFBFBF" w:sz="4"/>
+              <w:right w:val="single" w:color="BFBFBF" w:sz="4"/>
+            </w:tcBorders>
+            <w:tcMar>
+              <w:top w:type="dxa" w:w="60"/>
+              <w:left w:type="dxa" w:w="100"/>
+              <w:bottom w:type="dxa" w:w="60"/>
+              <w:right w:type="dxa" w:w="100"/>
+            </w:tcMar>
+          </w:tcPr>
+          <w:p>
+            <w:pPr>
+              <w:keepNext w:val="false"/>
+            </w:pPr>
+            <w:r>
+              <w:t xml:space="preserve">☐</w:t>
+            </w:r>
+          </w:p>
+        </w:tc>
+      </w:tr>
+      <w:tr>
+        <w:trPr>
+          <w:tblHeader w:val="false"/>
+        </w:trPr>
+        <w:tc>
+          <w:tcPr>
+            <w:tcW w:type="dxa" w:w="504"/>
+            <w:tcBorders>
+              <w:top w:val="single" w:color="BFBFBF" w:sz="4"/>
+              <w:left w:val="single" w:color="BFBFBF" w:sz="4"/>
+              <w:bottom w:val="single" w:color="BFBFBF" w:sz="4"/>
+              <w:right w:val="single" w:color="BFBFBF" w:sz="4"/>
+            </w:tcBorders>
+            <w:tcMar>
+              <w:top w:type="dxa" w:w="60"/>
+              <w:left w:type="dxa" w:w="100"/>
+              <w:bottom w:type="dxa" w:w="60"/>
+              <w:right w:type="dxa" w:w="100"/>
+            </w:tcMar>
+          </w:tcPr>
+          <w:p>
+            <w:pPr>
+              <w:keepNext w:val="false"/>
+            </w:pPr>
+            <w:r>
+              <w:t xml:space="preserve">3</w:t>
+            </w:r>
+          </w:p>
+        </w:tc>
+        <w:tc>
+          <w:tcPr>
+            <w:tcW w:type="dxa" w:w="4234"/>
+            <w:tcBorders>
+              <w:top w:val="single" w:color="BFBFBF" w:sz="4"/>
+              <w:left w:val="single" w:color="BFBFBF" w:sz="4"/>
+              <w:bottom w:val="single" w:color="BFBFBF" w:sz="4"/>
+              <w:right w:val="single" w:color="BFBFBF" w:sz="4"/>
+            </w:tcBorders>
+            <w:tcMar>
+              <w:top w:type="dxa" w:w="60"/>
+              <w:left w:type="dxa" w:w="100"/>
+              <w:bottom w:type="dxa" w:w="60"/>
+              <w:right w:type="dxa" w:w="100"/>
+            </w:tcMar>
+          </w:tcPr>
+          <w:p>
+            <w:pPr>
+              <w:keepNext w:val="false"/>
+            </w:pPr>
+            <w:r>
+              <w:t xml:space="preserve">Click the </w:t>
+            </w:r>
+            <w:r>
+              <w:rPr>
+                <w:b/>
+                <w:bCs/>
+              </w:rPr>
+              <w:t xml:space="preserve">Non-JD ordering</w:t>
+            </w:r>
+            <w:r>
+              <w:t xml:space="preserve"> card.</w:t>
+            </w:r>
+          </w:p>
+        </w:tc>
+        <w:tc>
+          <w:tcPr>
+            <w:tcW w:type="dxa" w:w="4536"/>
+            <w:tcBorders>
+              <w:top w:val="single" w:color="BFBFBF" w:sz="4"/>
+              <w:left w:val="single" w:color="BFBFBF" w:sz="4"/>
+              <w:bottom w:val="single" w:color="BFBFBF" w:sz="4"/>
+              <w:right w:val="single" w:color="BFBFBF" w:sz="4"/>
+            </w:tcBorders>
+            <w:tcMar>
+              <w:top w:type="dxa" w:w="60"/>
+              <w:left w:type="dxa" w:w="100"/>
+              <w:bottom w:type="dxa" w:w="60"/>
+              <w:right w:type="dxa" w:w="100"/>
+            </w:tcMar>
+          </w:tcPr>
+          <w:p>
+            <w:pPr>
+              <w:keepNext w:val="false"/>
+            </w:pPr>
+            <w:r>
+              <w:t xml:space="preserve">Home, with the same numbers as the card. The left menu has </w:t>
+            </w:r>
+            <w:r>
+              <w:rPr>
+                <w:b/>
+                <w:bCs/>
+              </w:rPr>
+              <w:t xml:space="preserve">‹ All areas</w:t>
+            </w:r>
+            <w:r>
+              <w:t xml:space="preserve">, the </w:t>
+            </w:r>
+            <w:r>
+              <w:rPr>
+                <w:b/>
+                <w:bCs/>
+              </w:rPr>
+              <w:t xml:space="preserve">Area</w:t>
+            </w:r>
+            <w:r>
+              <w:t xml:space="preserve"> select on Non-JD ordering, and only its pages: Home, Recommended Reorder, One-Time Order, Transfers, Orders, Rules, Transfer rules, Special statuses.</w:t>
+            </w:r>
+          </w:p>
+        </w:tc>
+        <w:tc>
+          <w:tcPr>
+            <w:tcW w:type="dxa" w:w="806"/>
+            <w:tcBorders>
+              <w:top w:val="single" w:color="BFBFBF" w:sz="4"/>
+              <w:left w:val="single" w:color="BFBFBF" w:sz="4"/>
+              <w:bottom w:val="single" w:color="BFBFBF" w:sz="4"/>
+              <w:right w:val="single" w:color="BFBFBF" w:sz="4"/>
+            </w:tcBorders>
+            <w:tcMar>
+              <w:top w:type="dxa" w:w="60"/>
+              <w:left w:type="dxa" w:w="100"/>
+              <w:bottom w:type="dxa" w:w="60"/>
+              <w:right w:type="dxa" w:w="100"/>
+            </w:tcMar>
+          </w:tcPr>
+          <w:p>
+            <w:pPr>
+              <w:keepNext w:val="false"/>
+            </w:pPr>
+            <w:r>
+              <w:t xml:space="preserve">☐</w:t>
+            </w:r>
+          </w:p>
+        </w:tc>
+      </w:tr>
+      <w:tr>
+        <w:trPr>
+          <w:tblHeader w:val="false"/>
+        </w:trPr>
+        <w:tc>
+          <w:tcPr>
+            <w:tcW w:type="dxa" w:w="504"/>
+            <w:tcBorders>
+              <w:top w:val="single" w:color="BFBFBF" w:sz="4"/>
+              <w:left w:val="single" w:color="BFBFBF" w:sz="4"/>
+              <w:bottom w:val="single" w:color="BFBFBF" w:sz="4"/>
+              <w:right w:val="single" w:color="BFBFBF" w:sz="4"/>
+            </w:tcBorders>
+            <w:tcMar>
+              <w:top w:type="dxa" w:w="60"/>
+              <w:left w:type="dxa" w:w="100"/>
+              <w:bottom w:type="dxa" w:w="60"/>
+              <w:right w:type="dxa" w:w="100"/>
+            </w:tcMar>
+          </w:tcPr>
+          <w:p>
+            <w:pPr>
+              <w:keepNext w:val="false"/>
+            </w:pPr>
+            <w:r>
+              <w:t xml:space="preserve">4</w:t>
+            </w:r>
+          </w:p>
+        </w:tc>
+        <w:tc>
+          <w:tcPr>
+            <w:tcW w:type="dxa" w:w="4234"/>
+            <w:tcBorders>
+              <w:top w:val="single" w:color="BFBFBF" w:sz="4"/>
+              <w:left w:val="single" w:color="BFBFBF" w:sz="4"/>
+              <w:bottom w:val="single" w:color="BFBFBF" w:sz="4"/>
+              <w:right w:val="single" w:color="BFBFBF" w:sz="4"/>
+            </w:tcBorders>
+            <w:tcMar>
+              <w:top w:type="dxa" w:w="60"/>
+              <w:left w:type="dxa" w:w="100"/>
+              <w:bottom w:type="dxa" w:w="60"/>
+              <w:right w:type="dxa" w:w="100"/>
+            </w:tcMar>
+          </w:tcPr>
+          <w:p>
+            <w:pPr>
+              <w:keepNext w:val="false"/>
+            </w:pPr>
+            <w:r>
+              <w:t xml:space="preserve">Open </w:t>
+            </w:r>
+            <w:r>
+              <w:rPr>
+                <w:b/>
+                <w:bCs/>
+              </w:rPr>
+              <w:t xml:space="preserve">Recommended Reorder</w:t>
+            </w:r>
+            <w:r>
+              <w:t xml:space="preserve"> (continue to step 2 if it opens on transfers) and tick one part. Change the </w:t>
+            </w:r>
+            <w:r>
+              <w:rPr>
+                <w:b/>
+                <w:bCs/>
+              </w:rPr>
+              <w:t xml:space="preserve">Area</w:t>
+            </w:r>
+            <w:r>
+              <w:t xml:space="preserve"> select to </w:t>
+            </w:r>
+            <w:r>
+              <w:rPr>
+                <w:b/>
+                <w:bCs/>
+              </w:rPr>
+              <w:t xml:space="preserve">Cleanup</w:t>
+            </w:r>
+            <w:r>
+              <w:t xml:space="preserve">.</w:t>
+            </w:r>
+          </w:p>
+        </w:tc>
+        <w:tc>
+          <w:tcPr>
+            <w:tcW w:type="dxa" w:w="4536"/>
+            <w:tcBorders>
+              <w:top w:val="single" w:color="BFBFBF" w:sz="4"/>
+              <w:left w:val="single" w:color="BFBFBF" w:sz="4"/>
+              <w:bottom w:val="single" w:color="BFBFBF" w:sz="4"/>
+              <w:right w:val="single" w:color="BFBFBF" w:sz="4"/>
+            </w:tcBorders>
+            <w:tcMar>
+              <w:top w:type="dxa" w:w="60"/>
+              <w:left w:type="dxa" w:w="100"/>
+              <w:bottom w:type="dxa" w:w="60"/>
+              <w:right w:type="dxa" w:w="100"/>
+            </w:tcMar>
+          </w:tcPr>
+          <w:p>
+            <w:pPr>
+              <w:keepNext w:val="false"/>
+            </w:pPr>
+            <w:r>
+              <w:t xml:space="preserve">“Leave this page? 1 ticked part will be lost.” Click </w:t>
+            </w:r>
+            <w:r>
+              <w:rPr>
+                <w:b/>
+                <w:bCs/>
+              </w:rPr>
+              <w:t xml:space="preserve">Stay</w:t>
+            </w:r>
+            <w:r>
+              <w:t xml:space="preserve">: the tick is kept. Change the area again and click </w:t>
+            </w:r>
+            <w:r>
+              <w:rPr>
+                <w:b/>
+                <w:bCs/>
+              </w:rPr>
+              <w:t xml:space="preserve">Leave</w:t>
+            </w:r>
+            <w:r>
+              <w:t xml:space="preserve">: Cleanup, with only Cleanup in the menu.</w:t>
+            </w:r>
+          </w:p>
+        </w:tc>
+        <w:tc>
+          <w:tcPr>
+            <w:tcW w:type="dxa" w:w="806"/>
+            <w:tcBorders>
+              <w:top w:val="single" w:color="BFBFBF" w:sz="4"/>
+              <w:left w:val="single" w:color="BFBFBF" w:sz="4"/>
+              <w:bottom w:val="single" w:color="BFBFBF" w:sz="4"/>
+              <w:right w:val="single" w:color="BFBFBF" w:sz="4"/>
+            </w:tcBorders>
+            <w:tcMar>
+              <w:top w:type="dxa" w:w="60"/>
+              <w:left w:type="dxa" w:w="100"/>
+              <w:bottom w:type="dxa" w:w="60"/>
+              <w:right w:type="dxa" w:w="100"/>
+            </w:tcMar>
+          </w:tcPr>
+          <w:p>
+            <w:pPr>
+              <w:keepNext w:val="false"/>
+            </w:pPr>
+            <w:r>
+              <w:t xml:space="preserve">☐</w:t>
+            </w:r>
+          </w:p>
+        </w:tc>
+      </w:tr>
+      <w:tr>
+        <w:trPr>
+          <w:tblHeader w:val="false"/>
+        </w:trPr>
+        <w:tc>
+          <w:tcPr>
+            <w:tcW w:type="dxa" w:w="504"/>
+            <w:tcBorders>
+              <w:top w:val="single" w:color="BFBFBF" w:sz="4"/>
+              <w:left w:val="single" w:color="BFBFBF" w:sz="4"/>
+              <w:bottom w:val="single" w:color="BFBFBF" w:sz="4"/>
+              <w:right w:val="single" w:color="BFBFBF" w:sz="4"/>
+            </w:tcBorders>
+            <w:tcMar>
+              <w:top w:type="dxa" w:w="60"/>
+              <w:left w:type="dxa" w:w="100"/>
+              <w:bottom w:type="dxa" w:w="60"/>
+              <w:right w:type="dxa" w:w="100"/>
+            </w:tcMar>
+          </w:tcPr>
+          <w:p>
+            <w:pPr>
+              <w:keepNext w:val="false"/>
+            </w:pPr>
+            <w:r>
+              <w:t xml:space="preserve">5</w:t>
+            </w:r>
+          </w:p>
+        </w:tc>
+        <w:tc>
+          <w:tcPr>
+            <w:tcW w:type="dxa" w:w="4234"/>
+            <w:tcBorders>
+              <w:top w:val="single" w:color="BFBFBF" w:sz="4"/>
+              <w:left w:val="single" w:color="BFBFBF" w:sz="4"/>
+              <w:bottom w:val="single" w:color="BFBFBF" w:sz="4"/>
+              <w:right w:val="single" w:color="BFBFBF" w:sz="4"/>
+            </w:tcBorders>
+            <w:tcMar>
+              <w:top w:type="dxa" w:w="60"/>
+              <w:left w:type="dxa" w:w="100"/>
+              <w:bottom w:type="dxa" w:w="60"/>
+              <w:right w:type="dxa" w:w="100"/>
+            </w:tcMar>
+          </w:tcPr>
+          <w:p>
+            <w:pPr>
+              <w:keepNext w:val="false"/>
+            </w:pPr>
+            <w:r>
+              <w:t xml:space="preserve">Click </w:t>
+            </w:r>
+            <w:r>
+              <w:rPr>
+                <w:b/>
+                <w:bCs/>
+              </w:rPr>
+              <w:t xml:space="preserve">‹ All areas</w:t>
+            </w:r>
+            <w:r>
+              <w:t xml:space="preserve">, then the </w:t>
+            </w:r>
+            <w:r>
+              <w:rPr>
+                <w:b/>
+                <w:bCs/>
+              </w:rPr>
+              <w:t xml:space="preserve">Part Lookup</w:t>
+            </w:r>
+            <w:r>
+              <w:t xml:space="preserve"> card. Search a part and open it.</w:t>
+            </w:r>
+          </w:p>
+        </w:tc>
+        <w:tc>
+          <w:tcPr>
+            <w:tcW w:type="dxa" w:w="4536"/>
+            <w:tcBorders>
+              <w:top w:val="single" w:color="BFBFBF" w:sz="4"/>
+              <w:left w:val="single" w:color="BFBFBF" w:sz="4"/>
+              <w:bottom w:val="single" w:color="BFBFBF" w:sz="4"/>
+              <w:right w:val="single" w:color="BFBFBF" w:sz="4"/>
+            </w:tcBorders>
+            <w:tcMar>
+              <w:top w:type="dxa" w:w="60"/>
+              <w:left w:type="dxa" w:w="100"/>
+              <w:bottom w:type="dxa" w:w="60"/>
+              <w:right w:type="dxa" w:w="100"/>
+            </w:tcMar>
+          </w:tcPr>
+          <w:p>
+            <w:pPr>
+              <w:keepNext w:val="false"/>
+            </w:pPr>
+            <w:r>
+              <w:t xml:space="preserve">Part Lookup, with only Part Lookup in the menu; it stays there on the part page.</w:t>
+            </w:r>
+          </w:p>
+        </w:tc>
+        <w:tc>
+          <w:tcPr>
+            <w:tcW w:type="dxa" w:w="806"/>
+            <w:tcBorders>
+              <w:top w:val="single" w:color="BFBFBF" w:sz="4"/>
+              <w:left w:val="single" w:color="BFBFBF" w:sz="4"/>
+              <w:bottom w:val="single" w:color="BFBFBF" w:sz="4"/>
+              <w:right w:val="single" w:color="BFBFBF" w:sz="4"/>
+            </w:tcBorders>
+            <w:tcMar>
+              <w:top w:type="dxa" w:w="60"/>
+              <w:left w:type="dxa" w:w="100"/>
+              <w:bottom w:type="dxa" w:w="60"/>
+              <w:right w:type="dxa" w:w="100"/>
+            </w:tcMar>
+          </w:tcPr>
+          <w:p>
+            <w:pPr>
+              <w:keepNext w:val="false"/>
+            </w:pPr>
+            <w:r>
+              <w:t xml:space="preserve">☐</w:t>
+            </w:r>
+          </w:p>
+        </w:tc>
+      </w:tr>
+      <w:tr>
+        <w:trPr>
+          <w:tblHeader w:val="false"/>
+        </w:trPr>
+        <w:tc>
+          <w:tcPr>
+            <w:tcW w:type="dxa" w:w="504"/>
+            <w:tcBorders>
+              <w:top w:val="single" w:color="BFBFBF" w:sz="4"/>
+              <w:left w:val="single" w:color="BFBFBF" w:sz="4"/>
+              <w:bottom w:val="single" w:color="BFBFBF" w:sz="4"/>
+              <w:right w:val="single" w:color="BFBFBF" w:sz="4"/>
+            </w:tcBorders>
+            <w:tcMar>
+              <w:top w:type="dxa" w:w="60"/>
+              <w:left w:type="dxa" w:w="100"/>
+              <w:bottom w:type="dxa" w:w="60"/>
+              <w:right w:type="dxa" w:w="100"/>
+            </w:tcMar>
+          </w:tcPr>
+          <w:p>
+            <w:pPr>
+              <w:keepNext w:val="false"/>
+            </w:pPr>
+            <w:r>
+              <w:t xml:space="preserve">6</w:t>
+            </w:r>
+          </w:p>
+        </w:tc>
+        <w:tc>
+          <w:tcPr>
+            <w:tcW w:type="dxa" w:w="4234"/>
+            <w:tcBorders>
+              <w:top w:val="single" w:color="BFBFBF" w:sz="4"/>
+              <w:left w:val="single" w:color="BFBFBF" w:sz="4"/>
+              <w:bottom w:val="single" w:color="BFBFBF" w:sz="4"/>
+              <w:right w:val="single" w:color="BFBFBF" w:sz="4"/>
+            </w:tcBorders>
+            <w:tcMar>
+              <w:top w:type="dxa" w:w="60"/>
+              <w:left w:type="dxa" w:w="100"/>
+              <w:bottom w:type="dxa" w:w="60"/>
+              <w:right w:type="dxa" w:w="100"/>
+            </w:tcMar>
+          </w:tcPr>
+          <w:p>
+            <w:pPr>
+              <w:keepNext w:val="false"/>
+            </w:pPr>
+            <w:r>
+              <w:t xml:space="preserve">Click </w:t>
+            </w:r>
+            <w:r>
+              <w:rPr>
+                <w:b/>
+                <w:bCs/>
+              </w:rPr>
+              <w:t xml:space="preserve">‹ All areas</w:t>
+            </w:r>
+            <w:r>
+              <w:t xml:space="preserve">. At the bottom, click </w:t>
+            </w:r>
+            <w:r>
+              <w:rPr>
+                <w:b/>
+                <w:bCs/>
+              </w:rPr>
+              <w:t xml:space="preserve">Parts Availability ↗</w:t>
+            </w:r>
+            <w:r>
+              <w:t xml:space="preserve">, then </w:t>
+            </w:r>
+            <w:r>
+              <w:rPr>
+                <w:b/>
+                <w:bCs/>
+              </w:rPr>
+              <w:t xml:space="preserve">Parts reports ↗</w:t>
+            </w:r>
+            <w:r>
+              <w:t xml:space="preserve">.</w:t>
+            </w:r>
+          </w:p>
+        </w:tc>
+        <w:tc>
+          <w:tcPr>
+            <w:tcW w:type="dxa" w:w="4536"/>
+            <w:tcBorders>
+              <w:top w:val="single" w:color="BFBFBF" w:sz="4"/>
+              <w:left w:val="single" w:color="BFBFBF" w:sz="4"/>
+              <w:bottom w:val="single" w:color="BFBFBF" w:sz="4"/>
+              <w:right w:val="single" w:color="BFBFBF" w:sz="4"/>
+            </w:tcBorders>
+            <w:tcMar>
+              <w:top w:type="dxa" w:w="60"/>
+              <w:left w:type="dxa" w:w="100"/>
+              <w:bottom w:type="dxa" w:w="60"/>
+              <w:right w:type="dxa" w:w="100"/>
+            </w:tcMar>
+          </w:tcPr>
+          <w:p>
+            <w:pPr>
+              <w:keepNext w:val="false"/>
+            </w:pPr>
+            <w:r>
+              <w:t xml:space="preserve">Each opens in a new tab: Parts Availability, and the Parts Reports app in Power BI. The launch page stays open.</w:t>
+            </w:r>
+          </w:p>
+        </w:tc>
+        <w:tc>
+          <w:tcPr>
+            <w:tcW w:type="dxa" w:w="806"/>
+            <w:tcBorders>
+              <w:top w:val="single" w:color="BFBFBF" w:sz="4"/>
+              <w:left w:val="single" w:color="BFBFBF" w:sz="4"/>
+              <w:bottom w:val="single" w:color="BFBFBF" w:sz="4"/>
+              <w:right w:val="single" w:color="BFBFBF" w:sz="4"/>
+            </w:tcBorders>
+            <w:tcMar>
+              <w:top w:type="dxa" w:w="60"/>
+              <w:left w:type="dxa" w:w="100"/>
+              <w:bottom w:type="dxa" w:w="60"/>
+              <w:right w:type="dxa" w:w="100"/>
+            </w:tcMar>
+          </w:tcPr>
+          <w:p>
+            <w:pPr>
+              <w:keepNext w:val="false"/>
+            </w:pPr>
+            <w:r>
+              <w:t xml:space="preserve">☐</w:t>
+            </w:r>
+          </w:p>
+        </w:tc>
+      </w:tr>
+      <w:tr>
+        <w:trPr>
+          <w:tblHeader w:val="false"/>
+        </w:trPr>
+        <w:tc>
+          <w:tcPr>
+            <w:tcW w:type="dxa" w:w="504"/>
+            <w:tcBorders>
+              <w:top w:val="single" w:color="BFBFBF" w:sz="4"/>
+              <w:left w:val="single" w:color="BFBFBF" w:sz="4"/>
+              <w:bottom w:val="single" w:color="BFBFBF" w:sz="4"/>
+              <w:right w:val="single" w:color="BFBFBF" w:sz="4"/>
+            </w:tcBorders>
+            <w:tcMar>
+              <w:top w:type="dxa" w:w="60"/>
+              <w:left w:type="dxa" w:w="100"/>
+              <w:bottom w:type="dxa" w:w="60"/>
+              <w:right w:type="dxa" w:w="100"/>
+            </w:tcMar>
+          </w:tcPr>
+          <w:p>
+            <w:pPr>
+              <w:keepNext w:val="false"/>
+            </w:pPr>
+            <w:r>
+              <w:t xml:space="preserve">7</w:t>
+            </w:r>
+          </w:p>
+        </w:tc>
+        <w:tc>
+          <w:tcPr>
+            <w:tcW w:type="dxa" w:w="4234"/>
+            <w:tcBorders>
+              <w:top w:val="single" w:color="BFBFBF" w:sz="4"/>
+              <w:left w:val="single" w:color="BFBFBF" w:sz="4"/>
+              <w:bottom w:val="single" w:color="BFBFBF" w:sz="4"/>
+              <w:right w:val="single" w:color="BFBFBF" w:sz="4"/>
+            </w:tcBorders>
+            <w:tcMar>
+              <w:top w:type="dxa" w:w="60"/>
+              <w:left w:type="dxa" w:w="100"/>
+              <w:bottom w:type="dxa" w:w="60"/>
+              <w:right w:type="dxa" w:w="100"/>
+            </w:tcMar>
+          </w:tcPr>
+          <w:p>
+            <w:pPr>
+              <w:keepNext w:val="false"/>
+            </w:pPr>
+            <w:r>
+              <w:t xml:space="preserve">Open a bookmark or address you used before, for example </w:t>
+            </w:r>
+            <w:r>
+              <w:rPr>
+                <w:b/>
+                <w:bCs/>
+              </w:rPr>
+              <w:t xml:space="preserve">/reorder</w:t>
+            </w:r>
+            <w:r>
+              <w:t xml:space="preserve"> or </w:t>
+            </w:r>
+            <w:r>
+              <w:rPr>
+                <w:b/>
+                <w:bCs/>
+              </w:rPr>
+              <w:t xml:space="preserve">/orders</w:t>
+            </w:r>
+            <w:r>
+              <w:t xml:space="preserve">.</w:t>
+            </w:r>
+          </w:p>
+        </w:tc>
+        <w:tc>
+          <w:tcPr>
+            <w:tcW w:type="dxa" w:w="4536"/>
+            <w:tcBorders>
+              <w:top w:val="single" w:color="BFBFBF" w:sz="4"/>
+              <w:left w:val="single" w:color="BFBFBF" w:sz="4"/>
+              <w:bottom w:val="single" w:color="BFBFBF" w:sz="4"/>
+              <w:right w:val="single" w:color="BFBFBF" w:sz="4"/>
+            </w:tcBorders>
+            <w:tcMar>
+              <w:top w:type="dxa" w:w="60"/>
+              <w:left w:type="dxa" w:w="100"/>
+              <w:bottom w:type="dxa" w:w="60"/>
+              <w:right w:type="dxa" w:w="100"/>
+            </w:tcMar>
+          </w:tcPr>
+          <w:p>
+            <w:pPr>
+              <w:keepNext w:val="false"/>
+            </w:pPr>
+            <w:r>
+              <w:t xml:space="preserve">It opens that page as before, with the menu on its area.</w:t>
+            </w:r>
+          </w:p>
+        </w:tc>
+        <w:tc>
+          <w:tcPr>
+            <w:tcW w:type="dxa" w:w="806"/>
+            <w:tcBorders>
+              <w:top w:val="single" w:color="BFBFBF" w:sz="4"/>
+              <w:left w:val="single" w:color="BFBFBF" w:sz="4"/>
+              <w:bottom w:val="single" w:color="BFBFBF" w:sz="4"/>
+              <w:right w:val="single" w:color="BFBFBF" w:sz="4"/>
+            </w:tcBorders>
+            <w:tcMar>
+              <w:top w:type="dxa" w:w="60"/>
+              <w:left w:type="dxa" w:w="100"/>
+              <w:bottom w:type="dxa" w:w="60"/>
+              <w:right w:type="dxa" w:w="100"/>
+            </w:tcMar>
+          </w:tcPr>
+          <w:p>
+            <w:pPr>
+              <w:keepNext w:val="false"/>
+            </w:pPr>
+            <w:r>
+              <w:t xml:space="preserve">☐</w:t>
+            </w:r>
+          </w:p>
+        </w:tc>
+      </w:tr>
+    </w:tbl>
+    <w:p>
+      <w:pPr>
+        <w:spacing w:after="120"/>
+      </w:pPr>
+    </w:p>
+    <w:p>
+      <w:pPr>
+        <w:keepNext w:val="false"/>
+        <w:spacing w:after="120"/>
+      </w:pPr>
+      <w:r>
+        <w:rPr>
+          <w:b/>
+          <w:bCs/>
+        </w:rPr>
+        <w:t xml:space="preserve">Your opinion:</w:t>
+      </w:r>
+      <w:r>
+        <w:t xml:space="preserve"> do the launch page cards read clearly at a glance, and should the Coming later cards stay visible?</w:t>
+      </w:r>
+    </w:p>
+    <w:p>
+      <w:pPr>
+        <w:keepNext/>
+        <w:spacing w:before="120" w:after="60"/>
+      </w:pPr>
+      <w:r>
+        <w:rPr>
+          <w:b/>
+          <w:bCs/>
+          <w:color w:val="1F4E79"/>
+        </w:rPr>
+        <w:t xml:space="preserve">Notes (anything different, slow or confusing):</w:t>
+      </w:r>
+    </w:p>
+    <w:tbl>
+      <w:tblPr>
+        <w:tblW w:type="dxa" w:w="10080"/>
+        <w:tblBorders>
+          <w:top w:val="single" w:color="auto" w:sz="4"/>
+          <w:left w:val="single" w:color="auto" w:sz="4"/>
+          <w:bottom w:val="single" w:color="auto" w:sz="4"/>
+          <w:right w:val="single" w:color="auto" w:sz="4"/>
+          <w:insideH w:val="single" w:color="auto" w:sz="4"/>
+          <w:insideV w:val="single" w:color="auto" w:sz="4"/>
+        </w:tblBorders>
+      </w:tblPr>
+      <w:tblGrid>
+        <w:gridCol w:w="10080"/>
+      </w:tblGrid>
+      <w:tr>
+        <w:trPr>
+          <w:cantSplit/>
+          <w:trHeight w:val="900" w:hRule="atLeast"/>
+        </w:trPr>
+        <w:tc>
+          <w:tcPr>
+            <w:tcW w:type="dxa" w:w="10080"/>
+            <w:tcBorders>
+              <w:top w:val="single" w:color="A6A6A6" w:sz="4"/>
+              <w:left w:val="single" w:color="A6A6A6" w:sz="4"/>
+              <w:bottom w:val="single" w:color="A6A6A6" w:sz="4"/>
+              <w:right w:val="single" w:color="A6A6A6" w:sz="4"/>
+            </w:tcBorders>
+            <w:tcMar>
+              <w:top w:type="dxa" w:w="80"/>
+              <w:left w:type="dxa" w:w="120"/>
+              <w:bottom w:type="dxa" w:w="80"/>
+              <w:right w:type="dxa" w:w="120"/>
+            </w:tcMar>
+          </w:tcPr>
+          <w:p/>
+        </w:tc>
+      </w:tr>
+    </w:tbl>
+    <w:p>
+      <w:pPr>
+        <w:spacing w:after="160"/>
+      </w:pPr>
     </w:p>
     <w:p>
       <w:pPr>
@@ -23780,7 +25479,7 @@
         <w:pStyle w:val="Heading3"/>
       </w:pPr>
       <w:r>
-        <w:t xml:space="preserve">0.7.0</w:t>
+        <w:t xml:space="preserve">0.8.0</w:t>
       </w:r>
     </w:p>
     <w:tbl>
@@ -24015,7 +25714,7 @@
                 <w:b/>
                 <w:bCs/>
               </w:rPr>
-              <w:t xml:space="preserve">0.7.0</w:t>
+              <w:t xml:space="preserve">0.8.0</w:t>
             </w:r>
             <w:r>
               <w:t xml:space="preserve"> and the deployed commit (</w:t>
@@ -24026,7 +25725,7 @@
                 <w:sz w:val="20"/>
                 <w:szCs w:val="20"/>
               </w:rPr>
-              <w:t xml:space="preserve">ff52dc3</w:t>
+              <w:t xml:space="preserve">ae6c1a6</w:t>
             </w:r>
             <w:r>
               <w:t xml:space="preserve">).</w:t>
@@ -24109,7 +25808,7 @@
               <w:keepNext w:val="false"/>
             </w:pPr>
             <w:r>
-              <w:t xml:space="preserve">With Claude, after 10:15: a One-Time Order for one branch and franchise Claude names from that morning’s Prod data. On step 2 save one line, then cancel that transfer order from its page.</w:t>
+              <w:t xml:space="preserve">The launch page on branch 1, then the Non-JD ordering card.</w:t>
             </w:r>
           </w:p>
         </w:tc>
@@ -24134,29 +25833,7 @@
               <w:keepNext w:val="false"/>
             </w:pPr>
             <w:r>
-              <w:t xml:space="preserve">Claude confirms through Graph: Status Cancelled, Parameters </w:t>
-            </w:r>
-            <w:r>
-              <w:rPr>
-                <w:rFonts w:ascii="Consolas" w:cs="Consolas" w:eastAsia="Consolas" w:hAnsi="Consolas"/>
-                <w:sz w:val="20"/>
-                <w:szCs w:val="20"/>
-              </w:rPr>
-              <w:t xml:space="preserve">source: "One-Time"</w:t>
-            </w:r>
-            <w:r>
-              <w:t xml:space="preserve"> and </w:t>
-            </w:r>
-            <w:r>
-              <w:rPr>
-                <w:rFonts w:ascii="Consolas" w:cs="Consolas" w:eastAsia="Consolas" w:hAnsi="Consolas"/>
-                <w:sz w:val="20"/>
-                <w:szCs w:val="20"/>
-              </w:rPr>
-              <w:t xml:space="preserve">orderName</w:t>
-            </w:r>
-            <w:r>
-              <w:t xml:space="preserve">. After Refresh the line is offered again. No order is created. (Done October 29: “TEST 0.7.0”, ET-3912-J 1 from 3 → 1, $32.00.)</w:t>
+              <w:t xml:space="preserve">The card’s parts to order and cost match Home’s; the Cleanup card’s count matches Cleanup filtered to branch 1.</w:t>
             </w:r>
           </w:p>
         </w:tc>
@@ -24236,7 +25913,17 @@
               <w:keepNext w:val="false"/>
             </w:pPr>
             <w:r>
-              <w:t xml:space="preserve">Recommended Reorder step 1 and the Transfers page.</w:t>
+              <w:t xml:space="preserve">Ask Shannon or Barry to click </w:t>
+            </w:r>
+            <w:r>
+              <w:rPr>
+                <w:b/>
+                <w:bCs/>
+              </w:rPr>
+              <w:t xml:space="preserve">Parts reports ↗</w:t>
+            </w:r>
+            <w:r>
+              <w:t xml:space="preserve"> on the launch page.</w:t>
             </w:r>
           </w:p>
         </w:tc>
@@ -24261,7 +25948,7 @@
               <w:keepNext w:val="false"/>
             </w:pPr>
             <w:r>
-              <w:t xml:space="preserve">As in 0.6.2: ticks, search, Save and the Transfer orders tab unchanged.</w:t>
+              <w:t xml:space="preserve">The Parts Reports app opens for them.</w:t>
             </w:r>
           </w:p>
         </w:tc>
@@ -24341,7 +26028,7 @@
               <w:keepNext w:val="false"/>
             </w:pPr>
             <w:r>
-              <w:t xml:space="preserve">The next morning: </w:t>
+              <w:t xml:space="preserve">Old addresses: </w:t>
             </w:r>
             <w:r>
               <w:rPr>
@@ -24349,10 +26036,32 @@
                 <w:sz w:val="20"/>
                 <w:szCs w:val="20"/>
               </w:rPr>
-              <w:t xml:space="preserve">/check-refresh prod</w:t>
-            </w:r>
-            <w:r>
-              <w:t xml:space="preserve"> and the reference check, then delete the TEST transfer rows only with Brian’s OK.</w:t>
+              <w:t xml:space="preserve">/reorder</w:t>
+            </w:r>
+            <w:r>
+              <w:t xml:space="preserve">, </w:t>
+            </w:r>
+            <w:r>
+              <w:rPr>
+                <w:rFonts w:ascii="Consolas" w:cs="Consolas" w:eastAsia="Consolas" w:hAnsi="Consolas"/>
+                <w:sz w:val="20"/>
+                <w:szCs w:val="20"/>
+              </w:rPr>
+              <w:t xml:space="preserve">/orders</w:t>
+            </w:r>
+            <w:r>
+              <w:t xml:space="preserve">, </w:t>
+            </w:r>
+            <w:r>
+              <w:rPr>
+                <w:rFonts w:ascii="Consolas" w:cs="Consolas" w:eastAsia="Consolas" w:hAnsi="Consolas"/>
+                <w:sz w:val="20"/>
+                <w:szCs w:val="20"/>
+              </w:rPr>
+              <w:t xml:space="preserve">/cleanup</w:t>
+            </w:r>
+            <w:r>
+              <w:t xml:space="preserve">, a part page.</w:t>
             </w:r>
           </w:p>
         </w:tc>
@@ -24377,7 +26086,7 @@
               <w:keepNext w:val="false"/>
             </w:pPr>
             <w:r>
-              <w:t xml:space="preserve">The refresh and the check pass; the cancelled TEST transfer never counted.</w:t>
+              <w:t xml:space="preserve">Each opens as before, with the menu on its area.</w:t>
             </w:r>
           </w:p>
         </w:tc>
@@ -24477,7 +26186,7 @@
         <w:pStyle w:val="Heading3"/>
       </w:pPr>
       <w:r>
-        <w:t xml:space="preserve">0.6.1 and 0.6.2</w:t>
+        <w:t xml:space="preserve">0.7.0</w:t>
       </w:r>
     </w:p>
     <w:tbl>
@@ -24712,10 +26421,21 @@
                 <w:b/>
                 <w:bCs/>
               </w:rPr>
-              <w:t xml:space="preserve">0.6.2</w:t>
-            </w:r>
-            <w:r>
-              <w:t xml:space="preserve"> and the deployed commit.</w:t>
+              <w:t xml:space="preserve">0.7.0</w:t>
+            </w:r>
+            <w:r>
+              <w:t xml:space="preserve"> and the deployed commit (</w:t>
+            </w:r>
+            <w:r>
+              <w:rPr>
+                <w:rFonts w:ascii="Consolas" w:cs="Consolas" w:eastAsia="Consolas" w:hAnsi="Consolas"/>
+                <w:sz w:val="20"/>
+                <w:szCs w:val="20"/>
+              </w:rPr>
+              <w:t xml:space="preserve">ff52dc3</w:t>
+            </w:r>
+            <w:r>
+              <w:t xml:space="preserve">).</w:t>
             </w:r>
           </w:p>
         </w:tc>
@@ -24795,17 +26515,7 @@
               <w:keepNext w:val="false"/>
             </w:pPr>
             <w:r>
-              <w:t xml:space="preserve">Click </w:t>
-            </w:r>
-            <w:r>
-              <w:rPr>
-                <w:b/>
-                <w:bCs/>
-              </w:rPr>
-              <w:t xml:space="preserve">Transfers</w:t>
-            </w:r>
-            <w:r>
-              <w:t xml:space="preserve"> in the menu.</w:t>
+              <w:t xml:space="preserve">With Claude, after 10:15: a One-Time Order for one branch and franchise Claude names from that morning’s Prod data. On step 2 save one line, then cancel that transfer order from its page.</w:t>
             </w:r>
           </w:p>
         </w:tc>
@@ -24830,27 +26540,29 @@
               <w:keepNext w:val="false"/>
             </w:pPr>
             <w:r>
-              <w:t xml:space="preserve">It opens on </w:t>
-            </w:r>
-            <w:r>
-              <w:rPr>
-                <w:b/>
-                <w:bCs/>
-              </w:rPr>
-              <w:t xml:space="preserve">Transfer orders</w:t>
-            </w:r>
-            <w:r>
-              <w:t xml:space="preserve"> (the first tab), with coloured status pills. </w:t>
-            </w:r>
-            <w:r>
-              <w:rPr>
-                <w:b/>
-                <w:bCs/>
-              </w:rPr>
-              <w:t xml:space="preserve">Suggestions</w:t>
-            </w:r>
-            <w:r>
-              <w:t xml:space="preserve"> is the second tab.</w:t>
+              <w:t xml:space="preserve">Claude confirms through Graph: Status Cancelled, Parameters </w:t>
+            </w:r>
+            <w:r>
+              <w:rPr>
+                <w:rFonts w:ascii="Consolas" w:cs="Consolas" w:eastAsia="Consolas" w:hAnsi="Consolas"/>
+                <w:sz w:val="20"/>
+                <w:szCs w:val="20"/>
+              </w:rPr>
+              <w:t xml:space="preserve">source: "One-Time"</w:t>
+            </w:r>
+            <w:r>
+              <w:t xml:space="preserve"> and </w:t>
+            </w:r>
+            <w:r>
+              <w:rPr>
+                <w:rFonts w:ascii="Consolas" w:cs="Consolas" w:eastAsia="Consolas" w:hAnsi="Consolas"/>
+                <w:sz w:val="20"/>
+                <w:szCs w:val="20"/>
+              </w:rPr>
+              <w:t xml:space="preserve">orderName</w:t>
+            </w:r>
+            <w:r>
+              <w:t xml:space="preserve">. After Refresh the line is offered again. No order is created. (Done October 29: “TEST 0.7.0”, ET-3912-J 1 from 3 → 1, $32.00.)</w:t>
             </w:r>
           </w:p>
         </w:tc>
@@ -24930,27 +26642,7 @@
               <w:keepNext w:val="false"/>
             </w:pPr>
             <w:r>
-              <w:t xml:space="preserve">Home → </w:t>
-            </w:r>
-            <w:r>
-              <w:rPr>
-                <w:b/>
-                <w:bCs/>
-              </w:rPr>
-              <w:t xml:space="preserve">Review transfers</w:t>
-            </w:r>
-            <w:r>
-              <w:t xml:space="preserve">; then on Recommended Reorder click </w:t>
-            </w:r>
-            <w:r>
-              <w:rPr>
-                <w:b/>
-                <w:bCs/>
-              </w:rPr>
-              <w:t xml:space="preserve">See Transfers</w:t>
-            </w:r>
-            <w:r>
-              <w:t xml:space="preserve">.</w:t>
+              <w:t xml:space="preserve">Recommended Reorder step 1 and the Transfers page.</w:t>
             </w:r>
           </w:p>
         </w:tc>
@@ -24975,17 +26667,7 @@
               <w:keepNext w:val="false"/>
             </w:pPr>
             <w:r>
-              <w:t xml:space="preserve">Reorder step 1, then the Transfers page on its </w:t>
-            </w:r>
-            <w:r>
-              <w:rPr>
-                <w:b/>
-                <w:bCs/>
-              </w:rPr>
-              <w:t xml:space="preserve">Suggestions</w:t>
-            </w:r>
-            <w:r>
-              <w:t xml:space="preserve"> tab with To set to the branch.</w:t>
+              <w:t xml:space="preserve">As in 0.6.2: ticks, search, Save and the Transfer orders tab unchanged.</w:t>
             </w:r>
           </w:p>
         </w:tc>
@@ -25065,7 +26747,18 @@
               <w:keepNext w:val="false"/>
             </w:pPr>
             <w:r>
-              <w:t xml:space="preserve">On Reorder step 1, search a part, then clear the search. Scroll a long list.</w:t>
+              <w:t xml:space="preserve">The next morning: </w:t>
+            </w:r>
+            <w:r>
+              <w:rPr>
+                <w:rFonts w:ascii="Consolas" w:cs="Consolas" w:eastAsia="Consolas" w:hAnsi="Consolas"/>
+                <w:sz w:val="20"/>
+                <w:szCs w:val="20"/>
+              </w:rPr>
+              <w:t xml:space="preserve">/check-refresh prod</w:t>
+            </w:r>
+            <w:r>
+              <w:t xml:space="preserve"> and the reference check, then delete the TEST transfer rows only with Brian’s OK.</w:t>
             </w:r>
           </w:p>
         </w:tc>
@@ -25090,7 +26783,7 @@
               <w:keepNext w:val="false"/>
             </w:pPr>
             <w:r>
-              <w:t xml:space="preserve">“N of M ticked lines shown” while searching; all ticks kept after. The footer and its Save stay at the bottom of the window.</w:t>
+              <w:t xml:space="preserve">The refresh and the check pass; the cancelled TEST transfer never counted.</w:t>
             </w:r>
           </w:p>
         </w:tc>
@@ -25190,7 +26883,7 @@
         <w:pStyle w:val="Heading3"/>
       </w:pPr>
       <w:r>
-        <w:t xml:space="preserve">0.6.0</w:t>
+        <w:t xml:space="preserve">0.6.1 and 0.6.2</w:t>
       </w:r>
     </w:p>
     <w:tbl>
@@ -25425,7 +27118,7 @@
                 <w:b/>
                 <w:bCs/>
               </w:rPr>
-              <w:t xml:space="preserve">0.6.0</w:t>
+              <w:t xml:space="preserve">0.6.2</w:t>
             </w:r>
             <w:r>
               <w:t xml:space="preserve"> and the deployed commit.</w:t>
@@ -25508,17 +27201,17 @@
               <w:keepNext w:val="false"/>
             </w:pPr>
             <w:r>
-              <w:t xml:space="preserve">With Claude, after 10:15 (after the publish window): save one TEST transfer (quantity 1) on Reorder step 1, export it and </w:t>
-            </w:r>
-            <w:r>
-              <w:rPr>
-                <w:b/>
-                <w:bCs/>
-              </w:rPr>
-              <w:t xml:space="preserve">Mark entered in Equip</w:t>
-            </w:r>
-            <w:r>
-              <w:t xml:space="preserve">; save a second and leave it as a Draft.</w:t>
+              <w:t xml:space="preserve">Click </w:t>
+            </w:r>
+            <w:r>
+              <w:rPr>
+                <w:b/>
+                <w:bCs/>
+              </w:rPr>
+              <w:t xml:space="preserve">Transfers</w:t>
+            </w:r>
+            <w:r>
+              <w:t xml:space="preserve"> in the menu.</w:t>
             </w:r>
           </w:p>
         </w:tc>
@@ -25543,29 +27236,27 @@
               <w:keepNext w:val="false"/>
             </w:pPr>
             <w:r>
-              <w:t xml:space="preserve">Both in SharePoint </w:t>
-            </w:r>
-            <w:r>
-              <w:rPr>
-                <w:rFonts w:ascii="Consolas" w:cs="Consolas" w:eastAsia="Consolas" w:hAnsi="Consolas"/>
-                <w:sz w:val="20"/>
-                <w:szCs w:val="20"/>
-              </w:rPr>
-              <w:t xml:space="preserve">NonJD_Transfers</w:t>
-            </w:r>
-            <w:r>
-              <w:t xml:space="preserve"> / </w:t>
-            </w:r>
-            <w:r>
-              <w:rPr>
-                <w:rFonts w:ascii="Consolas" w:cs="Consolas" w:eastAsia="Consolas" w:hAnsi="Consolas"/>
-                <w:sz w:val="20"/>
-                <w:szCs w:val="20"/>
-              </w:rPr>
-              <w:t xml:space="preserve">NonJD_TransferLines</w:t>
-            </w:r>
-            <w:r>
-              <w:t xml:space="preserve">; the transfer order page shows Saved and Entered times correctly in Central time.</w:t>
+              <w:t xml:space="preserve">It opens on </w:t>
+            </w:r>
+            <w:r>
+              <w:rPr>
+                <w:b/>
+                <w:bCs/>
+              </w:rPr>
+              <w:t xml:space="preserve">Transfer orders</w:t>
+            </w:r>
+            <w:r>
+              <w:t xml:space="preserve"> (the first tab), with coloured status pills. </w:t>
+            </w:r>
+            <w:r>
+              <w:rPr>
+                <w:b/>
+                <w:bCs/>
+              </w:rPr>
+              <w:t xml:space="preserve">Suggestions</w:t>
+            </w:r>
+            <w:r>
+              <w:t xml:space="preserve"> is the second tab.</w:t>
             </w:r>
           </w:p>
         </w:tc>
@@ -25645,40 +27336,27 @@
               <w:keepNext w:val="false"/>
             </w:pPr>
             <w:r>
-              <w:t xml:space="preserve">Run the Dev pipeline (</w:t>
-            </w:r>
-            <w:r>
-              <w:rPr>
-                <w:rFonts w:ascii="Consolas" w:cs="Consolas" w:eastAsia="Consolas" w:hAnsi="Consolas"/>
-                <w:sz w:val="20"/>
-                <w:szCs w:val="20"/>
-              </w:rPr>
-              <w:t xml:space="preserve">mode=items</w:t>
-            </w:r>
-            <w:r>
-              <w:t xml:space="preserve">: </w:t>
-            </w:r>
-            <w:r>
-              <w:rPr>
-                <w:rFonts w:ascii="Consolas" w:cs="Consolas" w:eastAsia="Consolas" w:hAnsi="Consolas"/>
-                <w:sz w:val="20"/>
-                <w:szCs w:val="20"/>
-              </w:rPr>
-              <w:t xml:space="preserve">df_NonJD_Transfers_Raw</w:t>
-            </w:r>
-            <w:r>
-              <w:t xml:space="preserve"> and </w:t>
-            </w:r>
-            <w:r>
-              <w:rPr>
-                <w:rFonts w:ascii="Consolas" w:cs="Consolas" w:eastAsia="Consolas" w:hAnsi="Consolas"/>
-                <w:sz w:val="20"/>
-                <w:szCs w:val="20"/>
-              </w:rPr>
-              <w:t xml:space="preserve">Build_Gold_NonJD_Reorder</w:t>
-            </w:r>
-            <w:r>
-              <w:t xml:space="preserve">), then Claude runs the reference check.</w:t>
+              <w:t xml:space="preserve">Home → </w:t>
+            </w:r>
+            <w:r>
+              <w:rPr>
+                <w:b/>
+                <w:bCs/>
+              </w:rPr>
+              <w:t xml:space="preserve">Review transfers</w:t>
+            </w:r>
+            <w:r>
+              <w:t xml:space="preserve">; then on Recommended Reorder click </w:t>
+            </w:r>
+            <w:r>
+              <w:rPr>
+                <w:b/>
+                <w:bCs/>
+              </w:rPr>
+              <w:t xml:space="preserve">See Transfers</w:t>
+            </w:r>
+            <w:r>
+              <w:t xml:space="preserve">.</w:t>
             </w:r>
           </w:p>
         </w:tc>
@@ -25703,7 +27381,17 @@
               <w:keepNext w:val="false"/>
             </w:pPr>
             <w:r>
-              <w:t xml:space="preserve">Gold’s transfers in / out include the saved transfers; the check passes.</w:t>
+              <w:t xml:space="preserve">Reorder step 1, then the Transfers page on its </w:t>
+            </w:r>
+            <w:r>
+              <w:rPr>
+                <w:b/>
+                <w:bCs/>
+              </w:rPr>
+              <w:t xml:space="preserve">Suggestions</w:t>
+            </w:r>
+            <w:r>
+              <w:t xml:space="preserve"> tab with To set to the branch.</w:t>
             </w:r>
           </w:p>
         </w:tc>
@@ -25783,7 +27471,7 @@
               <w:keepNext w:val="false"/>
             </w:pPr>
             <w:r>
-              <w:t xml:space="preserve">Cancel the Draft and archive both. Delete the TEST rows only with Claude, after the check.</w:t>
+              <w:t xml:space="preserve">On Reorder step 1, search a part, then clear the search. Scroll a long list.</w:t>
             </w:r>
           </w:p>
         </w:tc>
@@ -25808,239 +27496,7 @@
               <w:keepNext w:val="false"/>
             </w:pPr>
             <w:r>
-              <w:t xml:space="preserve">The cancelled transfer stops counting; nothing else changed.</w:t>
-            </w:r>
-          </w:p>
-        </w:tc>
-        <w:tc>
-          <w:tcPr>
-            <w:tcW w:type="dxa" w:w="806"/>
-            <w:tcBorders>
-              <w:top w:val="single" w:color="BFBFBF" w:sz="4"/>
-              <w:left w:val="single" w:color="BFBFBF" w:sz="4"/>
-              <w:bottom w:val="single" w:color="BFBFBF" w:sz="4"/>
-              <w:right w:val="single" w:color="BFBFBF" w:sz="4"/>
-            </w:tcBorders>
-            <w:tcMar>
-              <w:top w:type="dxa" w:w="60"/>
-              <w:left w:type="dxa" w:w="100"/>
-              <w:bottom w:type="dxa" w:w="60"/>
-              <w:right w:type="dxa" w:w="100"/>
-            </w:tcMar>
-          </w:tcPr>
-          <w:p>
-            <w:pPr>
-              <w:keepNext w:val="false"/>
-            </w:pPr>
-            <w:r>
-              <w:t xml:space="preserve">☐</w:t>
-            </w:r>
-          </w:p>
-        </w:tc>
-      </w:tr>
-      <w:tr>
-        <w:trPr>
-          <w:tblHeader w:val="false"/>
-        </w:trPr>
-        <w:tc>
-          <w:tcPr>
-            <w:tcW w:type="dxa" w:w="504"/>
-            <w:tcBorders>
-              <w:top w:val="single" w:color="BFBFBF" w:sz="4"/>
-              <w:left w:val="single" w:color="BFBFBF" w:sz="4"/>
-              <w:bottom w:val="single" w:color="BFBFBF" w:sz="4"/>
-              <w:right w:val="single" w:color="BFBFBF" w:sz="4"/>
-            </w:tcBorders>
-            <w:tcMar>
-              <w:top w:type="dxa" w:w="60"/>
-              <w:left w:type="dxa" w:w="100"/>
-              <w:bottom w:type="dxa" w:w="60"/>
-              <w:right w:type="dxa" w:w="100"/>
-            </w:tcMar>
-          </w:tcPr>
-          <w:p>
-            <w:pPr>
-              <w:keepNext w:val="false"/>
-            </w:pPr>
-            <w:r>
-              <w:t xml:space="preserve">5</w:t>
-            </w:r>
-          </w:p>
-        </w:tc>
-        <w:tc>
-          <w:tcPr>
-            <w:tcW w:type="dxa" w:w="4234"/>
-            <w:tcBorders>
-              <w:top w:val="single" w:color="BFBFBF" w:sz="4"/>
-              <w:left w:val="single" w:color="BFBFBF" w:sz="4"/>
-              <w:bottom w:val="single" w:color="BFBFBF" w:sz="4"/>
-              <w:right w:val="single" w:color="BFBFBF" w:sz="4"/>
-            </w:tcBorders>
-            <w:tcMar>
-              <w:top w:type="dxa" w:w="60"/>
-              <w:left w:type="dxa" w:w="100"/>
-              <w:bottom w:type="dxa" w:w="60"/>
-              <w:right w:type="dxa" w:w="100"/>
-            </w:tcMar>
-          </w:tcPr>
-          <w:p>
-            <w:pPr>
-              <w:keepNext w:val="false"/>
-            </w:pPr>
-            <w:r>
-              <w:t xml:space="preserve">Real-data timing: </w:t>
-            </w:r>
-            <w:r>
-              <w:rPr>
-                <w:rFonts w:ascii="Consolas" w:cs="Consolas" w:eastAsia="Consolas" w:hAnsi="Consolas"/>
-                <w:sz w:val="20"/>
-                <w:szCs w:val="20"/>
-              </w:rPr>
-              <w:t xml:space="preserve">python run_publish.py --out &lt;folder&gt;</w:t>
-            </w:r>
-            <w:r>
-              <w:t xml:space="preserve">, then Claude runs </w:t>
-            </w:r>
-            <w:r>
-              <w:rPr>
-                <w:rFonts w:ascii="Consolas" w:cs="Consolas" w:eastAsia="Consolas" w:hAnsi="Consolas"/>
-                <w:sz w:val="20"/>
-                <w:szCs w:val="20"/>
-              </w:rPr>
-              <w:t xml:space="preserve">parity-full --committed</w:t>
-            </w:r>
-            <w:r>
-              <w:t xml:space="preserve">. On Fedora, open Transfer rules → a rule → Try it.</w:t>
-            </w:r>
-          </w:p>
-        </w:tc>
-        <w:tc>
-          <w:tcPr>
-            <w:tcW w:type="dxa" w:w="4536"/>
-            <w:tcBorders>
-              <w:top w:val="single" w:color="BFBFBF" w:sz="4"/>
-              <w:left w:val="single" w:color="BFBFBF" w:sz="4"/>
-              <w:bottom w:val="single" w:color="BFBFBF" w:sz="4"/>
-              <w:right w:val="single" w:color="BFBFBF" w:sz="4"/>
-            </w:tcBorders>
-            <w:tcMar>
-              <w:top w:type="dxa" w:w="60"/>
-              <w:left w:type="dxa" w:w="100"/>
-              <w:bottom w:type="dxa" w:w="60"/>
-              <w:right w:type="dxa" w:w="100"/>
-            </w:tcMar>
-          </w:tcPr>
-          <w:p>
-            <w:pPr>
-              <w:keepNext w:val="false"/>
-            </w:pPr>
-            <w:r>
-              <w:t xml:space="preserve">The re-run is under about 300 ms; Try it shows figures within a couple of seconds and typing never stalls.</w:t>
-            </w:r>
-          </w:p>
-        </w:tc>
-        <w:tc>
-          <w:tcPr>
-            <w:tcW w:type="dxa" w:w="806"/>
-            <w:tcBorders>
-              <w:top w:val="single" w:color="BFBFBF" w:sz="4"/>
-              <w:left w:val="single" w:color="BFBFBF" w:sz="4"/>
-              <w:bottom w:val="single" w:color="BFBFBF" w:sz="4"/>
-              <w:right w:val="single" w:color="BFBFBF" w:sz="4"/>
-            </w:tcBorders>
-            <w:tcMar>
-              <w:top w:type="dxa" w:w="60"/>
-              <w:left w:type="dxa" w:w="100"/>
-              <w:bottom w:type="dxa" w:w="60"/>
-              <w:right w:type="dxa" w:w="100"/>
-            </w:tcMar>
-          </w:tcPr>
-          <w:p>
-            <w:pPr>
-              <w:keepNext w:val="false"/>
-            </w:pPr>
-            <w:r>
-              <w:t xml:space="preserve">☐</w:t>
-            </w:r>
-          </w:p>
-        </w:tc>
-      </w:tr>
-      <w:tr>
-        <w:trPr>
-          <w:tblHeader w:val="false"/>
-        </w:trPr>
-        <w:tc>
-          <w:tcPr>
-            <w:tcW w:type="dxa" w:w="504"/>
-            <w:tcBorders>
-              <w:top w:val="single" w:color="BFBFBF" w:sz="4"/>
-              <w:left w:val="single" w:color="BFBFBF" w:sz="4"/>
-              <w:bottom w:val="single" w:color="BFBFBF" w:sz="4"/>
-              <w:right w:val="single" w:color="BFBFBF" w:sz="4"/>
-            </w:tcBorders>
-            <w:tcMar>
-              <w:top w:type="dxa" w:w="60"/>
-              <w:left w:type="dxa" w:w="100"/>
-              <w:bottom w:type="dxa" w:w="60"/>
-              <w:right w:type="dxa" w:w="100"/>
-            </w:tcMar>
-          </w:tcPr>
-          <w:p>
-            <w:pPr>
-              <w:keepNext w:val="false"/>
-            </w:pPr>
-            <w:r>
-              <w:t xml:space="preserve">6</w:t>
-            </w:r>
-          </w:p>
-        </w:tc>
-        <w:tc>
-          <w:tcPr>
-            <w:tcW w:type="dxa" w:w="4234"/>
-            <w:tcBorders>
-              <w:top w:val="single" w:color="BFBFBF" w:sz="4"/>
-              <w:left w:val="single" w:color="BFBFBF" w:sz="4"/>
-              <w:bottom w:val="single" w:color="BFBFBF" w:sz="4"/>
-              <w:right w:val="single" w:color="BFBFBF" w:sz="4"/>
-            </w:tcBorders>
-            <w:tcMar>
-              <w:top w:type="dxa" w:w="60"/>
-              <w:left w:type="dxa" w:w="100"/>
-              <w:bottom w:type="dxa" w:w="60"/>
-              <w:right w:type="dxa" w:w="100"/>
-            </w:tcMar>
-          </w:tcPr>
-          <w:p>
-            <w:pPr>
-              <w:keepNext w:val="false"/>
-            </w:pPr>
-            <w:r>
-              <w:t xml:space="preserve">Sign out and sign in as someone else on the same browser (or ask Shannon to try it on your PC).</w:t>
-            </w:r>
-          </w:p>
-        </w:tc>
-        <w:tc>
-          <w:tcPr>
-            <w:tcW w:type="dxa" w:w="4536"/>
-            <w:tcBorders>
-              <w:top w:val="single" w:color="BFBFBF" w:sz="4"/>
-              <w:left w:val="single" w:color="BFBFBF" w:sz="4"/>
-              <w:bottom w:val="single" w:color="BFBFBF" w:sz="4"/>
-              <w:right w:val="single" w:color="BFBFBF" w:sz="4"/>
-            </w:tcBorders>
-            <w:tcMar>
-              <w:top w:type="dxa" w:w="60"/>
-              <w:left w:type="dxa" w:w="100"/>
-              <w:bottom w:type="dxa" w:w="60"/>
-              <w:right w:type="dxa" w:w="100"/>
-            </w:tcMar>
-          </w:tcPr>
-          <w:p>
-            <w:pPr>
-              <w:keepNext w:val="false"/>
-            </w:pPr>
-            <w:r>
-              <w:t xml:space="preserve">Only their name and data; nothing of the previous person’s.</w:t>
+              <w:t xml:space="preserve">“N of M ticked lines shown” while searching; all ticks kept after. The footer and its Save stay at the bottom of the window.</w:t>
             </w:r>
           </w:p>
         </w:tc>
@@ -26140,7 +27596,7 @@
         <w:pStyle w:val="Heading3"/>
       </w:pPr>
       <w:r>
-        <w:t xml:space="preserve">0.5.2</w:t>
+        <w:t xml:space="preserve">0.6.0</w:t>
       </w:r>
     </w:p>
     <w:tbl>
@@ -26375,7 +27831,7 @@
                 <w:b/>
                 <w:bCs/>
               </w:rPr>
-              <w:t xml:space="preserve">0.5.2</w:t>
+              <w:t xml:space="preserve">0.6.0</w:t>
             </w:r>
             <w:r>
               <w:t xml:space="preserve"> and the deployed commit.</w:t>
@@ -26458,27 +27914,17 @@
               <w:keepNext w:val="false"/>
             </w:pPr>
             <w:r>
-              <w:t xml:space="preserve">Orders: tick the TEST orders, </w:t>
-            </w:r>
-            <w:r>
-              <w:rPr>
-                <w:b/>
-                <w:bCs/>
-              </w:rPr>
-              <w:t xml:space="preserve">Archive (N)</w:t>
-            </w:r>
-            <w:r>
-              <w:t xml:space="preserve">, confirm. Turn on </w:t>
-            </w:r>
-            <w:r>
-              <w:rPr>
-                <w:b/>
-                <w:bCs/>
-              </w:rPr>
-              <w:t xml:space="preserve">Show archived</w:t>
-            </w:r>
-            <w:r>
-              <w:t xml:space="preserve">.</w:t>
+              <w:t xml:space="preserve">With Claude, after 10:15 (after the publish window): save one TEST transfer (quantity 1) on Reorder step 1, export it and </w:t>
+            </w:r>
+            <w:r>
+              <w:rPr>
+                <w:b/>
+                <w:bCs/>
+              </w:rPr>
+              <w:t xml:space="preserve">Mark entered in Equip</w:t>
+            </w:r>
+            <w:r>
+              <w:t xml:space="preserve">; save a second and leave it as a Draft.</w:t>
             </w:r>
           </w:p>
         </w:tc>
@@ -26503,17 +27949,7 @@
               <w:keepNext w:val="false"/>
             </w:pPr>
             <w:r>
-              <w:t xml:space="preserve">They leave the list, then come back greyed with an </w:t>
-            </w:r>
-            <w:r>
-              <w:rPr>
-                <w:b/>
-                <w:bCs/>
-              </w:rPr>
-              <w:t xml:space="preserve">Archived</w:t>
-            </w:r>
-            <w:r>
-              <w:t xml:space="preserve"> tag; in SharePoint </w:t>
+              <w:t xml:space="preserve">Both in SharePoint </w:t>
             </w:r>
             <w:r>
               <w:rPr>
@@ -26521,20 +27957,21 @@
                 <w:sz w:val="20"/>
                 <w:szCs w:val="20"/>
               </w:rPr>
-              <w:t xml:space="preserve">NonJD_Orders</w:t>
-            </w:r>
-            <w:r>
-              <w:t xml:space="preserve"> only </w:t>
-            </w:r>
-            <w:r>
-              <w:rPr>
-                <w:b/>
-                <w:bCs/>
-              </w:rPr>
-              <w:t xml:space="preserve">Archived</w:t>
-            </w:r>
-            <w:r>
-              <w:t xml:space="preserve"> changed (Status and ExportCount as before).</w:t>
+              <w:t xml:space="preserve">NonJD_Transfers</w:t>
+            </w:r>
+            <w:r>
+              <w:t xml:space="preserve"> / </w:t>
+            </w:r>
+            <w:r>
+              <w:rPr>
+                <w:rFonts w:ascii="Consolas" w:cs="Consolas" w:eastAsia="Consolas" w:hAnsi="Consolas"/>
+                <w:sz w:val="20"/>
+                <w:szCs w:val="20"/>
+              </w:rPr>
+              <w:t xml:space="preserve">NonJD_TransferLines</w:t>
+            </w:r>
+            <w:r>
+              <w:t xml:space="preserve">; the transfer order page shows Saved and Entered times correctly in Central time.</w:t>
             </w:r>
           </w:p>
         </w:tc>
@@ -26614,7 +28051,40 @@
               <w:keepNext w:val="false"/>
             </w:pPr>
             <w:r>
-              <w:t xml:space="preserve">Open an archived order.</w:t>
+              <w:t xml:space="preserve">Run the Dev pipeline (</w:t>
+            </w:r>
+            <w:r>
+              <w:rPr>
+                <w:rFonts w:ascii="Consolas" w:cs="Consolas" w:eastAsia="Consolas" w:hAnsi="Consolas"/>
+                <w:sz w:val="20"/>
+                <w:szCs w:val="20"/>
+              </w:rPr>
+              <w:t xml:space="preserve">mode=items</w:t>
+            </w:r>
+            <w:r>
+              <w:t xml:space="preserve">: </w:t>
+            </w:r>
+            <w:r>
+              <w:rPr>
+                <w:rFonts w:ascii="Consolas" w:cs="Consolas" w:eastAsia="Consolas" w:hAnsi="Consolas"/>
+                <w:sz w:val="20"/>
+                <w:szCs w:val="20"/>
+              </w:rPr>
+              <w:t xml:space="preserve">df_NonJD_Transfers_Raw</w:t>
+            </w:r>
+            <w:r>
+              <w:t xml:space="preserve"> and </w:t>
+            </w:r>
+            <w:r>
+              <w:rPr>
+                <w:rFonts w:ascii="Consolas" w:cs="Consolas" w:eastAsia="Consolas" w:hAnsi="Consolas"/>
+                <w:sz w:val="20"/>
+                <w:szCs w:val="20"/>
+              </w:rPr>
+              <w:t xml:space="preserve">Build_Gold_NonJD_Reorder</w:t>
+            </w:r>
+            <w:r>
+              <w:t xml:space="preserve">), then Claude runs the reference check.</w:t>
             </w:r>
           </w:p>
         </w:tc>
@@ -26639,7 +28109,344 @@
               <w:keepNext w:val="false"/>
             </w:pPr>
             <w:r>
-              <w:t xml:space="preserve">The archived banner; no Export or Mark placed.</w:t>
+              <w:t xml:space="preserve">Gold’s transfers in / out include the saved transfers; the check passes.</w:t>
+            </w:r>
+          </w:p>
+        </w:tc>
+        <w:tc>
+          <w:tcPr>
+            <w:tcW w:type="dxa" w:w="806"/>
+            <w:tcBorders>
+              <w:top w:val="single" w:color="BFBFBF" w:sz="4"/>
+              <w:left w:val="single" w:color="BFBFBF" w:sz="4"/>
+              <w:bottom w:val="single" w:color="BFBFBF" w:sz="4"/>
+              <w:right w:val="single" w:color="BFBFBF" w:sz="4"/>
+            </w:tcBorders>
+            <w:tcMar>
+              <w:top w:type="dxa" w:w="60"/>
+              <w:left w:type="dxa" w:w="100"/>
+              <w:bottom w:type="dxa" w:w="60"/>
+              <w:right w:type="dxa" w:w="100"/>
+            </w:tcMar>
+          </w:tcPr>
+          <w:p>
+            <w:pPr>
+              <w:keepNext w:val="false"/>
+            </w:pPr>
+            <w:r>
+              <w:t xml:space="preserve">☐</w:t>
+            </w:r>
+          </w:p>
+        </w:tc>
+      </w:tr>
+      <w:tr>
+        <w:trPr>
+          <w:tblHeader w:val="false"/>
+        </w:trPr>
+        <w:tc>
+          <w:tcPr>
+            <w:tcW w:type="dxa" w:w="504"/>
+            <w:tcBorders>
+              <w:top w:val="single" w:color="BFBFBF" w:sz="4"/>
+              <w:left w:val="single" w:color="BFBFBF" w:sz="4"/>
+              <w:bottom w:val="single" w:color="BFBFBF" w:sz="4"/>
+              <w:right w:val="single" w:color="BFBFBF" w:sz="4"/>
+            </w:tcBorders>
+            <w:tcMar>
+              <w:top w:type="dxa" w:w="60"/>
+              <w:left w:type="dxa" w:w="100"/>
+              <w:bottom w:type="dxa" w:w="60"/>
+              <w:right w:type="dxa" w:w="100"/>
+            </w:tcMar>
+          </w:tcPr>
+          <w:p>
+            <w:pPr>
+              <w:keepNext w:val="false"/>
+            </w:pPr>
+            <w:r>
+              <w:t xml:space="preserve">4</w:t>
+            </w:r>
+          </w:p>
+        </w:tc>
+        <w:tc>
+          <w:tcPr>
+            <w:tcW w:type="dxa" w:w="4234"/>
+            <w:tcBorders>
+              <w:top w:val="single" w:color="BFBFBF" w:sz="4"/>
+              <w:left w:val="single" w:color="BFBFBF" w:sz="4"/>
+              <w:bottom w:val="single" w:color="BFBFBF" w:sz="4"/>
+              <w:right w:val="single" w:color="BFBFBF" w:sz="4"/>
+            </w:tcBorders>
+            <w:tcMar>
+              <w:top w:type="dxa" w:w="60"/>
+              <w:left w:type="dxa" w:w="100"/>
+              <w:bottom w:type="dxa" w:w="60"/>
+              <w:right w:type="dxa" w:w="100"/>
+            </w:tcMar>
+          </w:tcPr>
+          <w:p>
+            <w:pPr>
+              <w:keepNext w:val="false"/>
+            </w:pPr>
+            <w:r>
+              <w:t xml:space="preserve">Cancel the Draft and archive both. Delete the TEST rows only with Claude, after the check.</w:t>
+            </w:r>
+          </w:p>
+        </w:tc>
+        <w:tc>
+          <w:tcPr>
+            <w:tcW w:type="dxa" w:w="4536"/>
+            <w:tcBorders>
+              <w:top w:val="single" w:color="BFBFBF" w:sz="4"/>
+              <w:left w:val="single" w:color="BFBFBF" w:sz="4"/>
+              <w:bottom w:val="single" w:color="BFBFBF" w:sz="4"/>
+              <w:right w:val="single" w:color="BFBFBF" w:sz="4"/>
+            </w:tcBorders>
+            <w:tcMar>
+              <w:top w:type="dxa" w:w="60"/>
+              <w:left w:type="dxa" w:w="100"/>
+              <w:bottom w:type="dxa" w:w="60"/>
+              <w:right w:type="dxa" w:w="100"/>
+            </w:tcMar>
+          </w:tcPr>
+          <w:p>
+            <w:pPr>
+              <w:keepNext w:val="false"/>
+            </w:pPr>
+            <w:r>
+              <w:t xml:space="preserve">The cancelled transfer stops counting; nothing else changed.</w:t>
+            </w:r>
+          </w:p>
+        </w:tc>
+        <w:tc>
+          <w:tcPr>
+            <w:tcW w:type="dxa" w:w="806"/>
+            <w:tcBorders>
+              <w:top w:val="single" w:color="BFBFBF" w:sz="4"/>
+              <w:left w:val="single" w:color="BFBFBF" w:sz="4"/>
+              <w:bottom w:val="single" w:color="BFBFBF" w:sz="4"/>
+              <w:right w:val="single" w:color="BFBFBF" w:sz="4"/>
+            </w:tcBorders>
+            <w:tcMar>
+              <w:top w:type="dxa" w:w="60"/>
+              <w:left w:type="dxa" w:w="100"/>
+              <w:bottom w:type="dxa" w:w="60"/>
+              <w:right w:type="dxa" w:w="100"/>
+            </w:tcMar>
+          </w:tcPr>
+          <w:p>
+            <w:pPr>
+              <w:keepNext w:val="false"/>
+            </w:pPr>
+            <w:r>
+              <w:t xml:space="preserve">☐</w:t>
+            </w:r>
+          </w:p>
+        </w:tc>
+      </w:tr>
+      <w:tr>
+        <w:trPr>
+          <w:tblHeader w:val="false"/>
+        </w:trPr>
+        <w:tc>
+          <w:tcPr>
+            <w:tcW w:type="dxa" w:w="504"/>
+            <w:tcBorders>
+              <w:top w:val="single" w:color="BFBFBF" w:sz="4"/>
+              <w:left w:val="single" w:color="BFBFBF" w:sz="4"/>
+              <w:bottom w:val="single" w:color="BFBFBF" w:sz="4"/>
+              <w:right w:val="single" w:color="BFBFBF" w:sz="4"/>
+            </w:tcBorders>
+            <w:tcMar>
+              <w:top w:type="dxa" w:w="60"/>
+              <w:left w:type="dxa" w:w="100"/>
+              <w:bottom w:type="dxa" w:w="60"/>
+              <w:right w:type="dxa" w:w="100"/>
+            </w:tcMar>
+          </w:tcPr>
+          <w:p>
+            <w:pPr>
+              <w:keepNext w:val="false"/>
+            </w:pPr>
+            <w:r>
+              <w:t xml:space="preserve">5</w:t>
+            </w:r>
+          </w:p>
+        </w:tc>
+        <w:tc>
+          <w:tcPr>
+            <w:tcW w:type="dxa" w:w="4234"/>
+            <w:tcBorders>
+              <w:top w:val="single" w:color="BFBFBF" w:sz="4"/>
+              <w:left w:val="single" w:color="BFBFBF" w:sz="4"/>
+              <w:bottom w:val="single" w:color="BFBFBF" w:sz="4"/>
+              <w:right w:val="single" w:color="BFBFBF" w:sz="4"/>
+            </w:tcBorders>
+            <w:tcMar>
+              <w:top w:type="dxa" w:w="60"/>
+              <w:left w:type="dxa" w:w="100"/>
+              <w:bottom w:type="dxa" w:w="60"/>
+              <w:right w:type="dxa" w:w="100"/>
+            </w:tcMar>
+          </w:tcPr>
+          <w:p>
+            <w:pPr>
+              <w:keepNext w:val="false"/>
+            </w:pPr>
+            <w:r>
+              <w:t xml:space="preserve">Real-data timing: </w:t>
+            </w:r>
+            <w:r>
+              <w:rPr>
+                <w:rFonts w:ascii="Consolas" w:cs="Consolas" w:eastAsia="Consolas" w:hAnsi="Consolas"/>
+                <w:sz w:val="20"/>
+                <w:szCs w:val="20"/>
+              </w:rPr>
+              <w:t xml:space="preserve">python run_publish.py --out &lt;folder&gt;</w:t>
+            </w:r>
+            <w:r>
+              <w:t xml:space="preserve">, then Claude runs </w:t>
+            </w:r>
+            <w:r>
+              <w:rPr>
+                <w:rFonts w:ascii="Consolas" w:cs="Consolas" w:eastAsia="Consolas" w:hAnsi="Consolas"/>
+                <w:sz w:val="20"/>
+                <w:szCs w:val="20"/>
+              </w:rPr>
+              <w:t xml:space="preserve">parity-full --committed</w:t>
+            </w:r>
+            <w:r>
+              <w:t xml:space="preserve">. On Fedora, open Transfer rules → a rule → Try it.</w:t>
+            </w:r>
+          </w:p>
+        </w:tc>
+        <w:tc>
+          <w:tcPr>
+            <w:tcW w:type="dxa" w:w="4536"/>
+            <w:tcBorders>
+              <w:top w:val="single" w:color="BFBFBF" w:sz="4"/>
+              <w:left w:val="single" w:color="BFBFBF" w:sz="4"/>
+              <w:bottom w:val="single" w:color="BFBFBF" w:sz="4"/>
+              <w:right w:val="single" w:color="BFBFBF" w:sz="4"/>
+            </w:tcBorders>
+            <w:tcMar>
+              <w:top w:type="dxa" w:w="60"/>
+              <w:left w:type="dxa" w:w="100"/>
+              <w:bottom w:type="dxa" w:w="60"/>
+              <w:right w:type="dxa" w:w="100"/>
+            </w:tcMar>
+          </w:tcPr>
+          <w:p>
+            <w:pPr>
+              <w:keepNext w:val="false"/>
+            </w:pPr>
+            <w:r>
+              <w:t xml:space="preserve">The re-run is under about 300 ms; Try it shows figures within a couple of seconds and typing never stalls.</w:t>
+            </w:r>
+          </w:p>
+        </w:tc>
+        <w:tc>
+          <w:tcPr>
+            <w:tcW w:type="dxa" w:w="806"/>
+            <w:tcBorders>
+              <w:top w:val="single" w:color="BFBFBF" w:sz="4"/>
+              <w:left w:val="single" w:color="BFBFBF" w:sz="4"/>
+              <w:bottom w:val="single" w:color="BFBFBF" w:sz="4"/>
+              <w:right w:val="single" w:color="BFBFBF" w:sz="4"/>
+            </w:tcBorders>
+            <w:tcMar>
+              <w:top w:type="dxa" w:w="60"/>
+              <w:left w:type="dxa" w:w="100"/>
+              <w:bottom w:type="dxa" w:w="60"/>
+              <w:right w:type="dxa" w:w="100"/>
+            </w:tcMar>
+          </w:tcPr>
+          <w:p>
+            <w:pPr>
+              <w:keepNext w:val="false"/>
+            </w:pPr>
+            <w:r>
+              <w:t xml:space="preserve">☐</w:t>
+            </w:r>
+          </w:p>
+        </w:tc>
+      </w:tr>
+      <w:tr>
+        <w:trPr>
+          <w:tblHeader w:val="false"/>
+        </w:trPr>
+        <w:tc>
+          <w:tcPr>
+            <w:tcW w:type="dxa" w:w="504"/>
+            <w:tcBorders>
+              <w:top w:val="single" w:color="BFBFBF" w:sz="4"/>
+              <w:left w:val="single" w:color="BFBFBF" w:sz="4"/>
+              <w:bottom w:val="single" w:color="BFBFBF" w:sz="4"/>
+              <w:right w:val="single" w:color="BFBFBF" w:sz="4"/>
+            </w:tcBorders>
+            <w:tcMar>
+              <w:top w:type="dxa" w:w="60"/>
+              <w:left w:type="dxa" w:w="100"/>
+              <w:bottom w:type="dxa" w:w="60"/>
+              <w:right w:type="dxa" w:w="100"/>
+            </w:tcMar>
+          </w:tcPr>
+          <w:p>
+            <w:pPr>
+              <w:keepNext w:val="false"/>
+            </w:pPr>
+            <w:r>
+              <w:t xml:space="preserve">6</w:t>
+            </w:r>
+          </w:p>
+        </w:tc>
+        <w:tc>
+          <w:tcPr>
+            <w:tcW w:type="dxa" w:w="4234"/>
+            <w:tcBorders>
+              <w:top w:val="single" w:color="BFBFBF" w:sz="4"/>
+              <w:left w:val="single" w:color="BFBFBF" w:sz="4"/>
+              <w:bottom w:val="single" w:color="BFBFBF" w:sz="4"/>
+              <w:right w:val="single" w:color="BFBFBF" w:sz="4"/>
+            </w:tcBorders>
+            <w:tcMar>
+              <w:top w:type="dxa" w:w="60"/>
+              <w:left w:type="dxa" w:w="100"/>
+              <w:bottom w:type="dxa" w:w="60"/>
+              <w:right w:type="dxa" w:w="100"/>
+            </w:tcMar>
+          </w:tcPr>
+          <w:p>
+            <w:pPr>
+              <w:keepNext w:val="false"/>
+            </w:pPr>
+            <w:r>
+              <w:t xml:space="preserve">Sign out and sign in as someone else on the same browser (or ask Shannon to try it on your PC).</w:t>
+            </w:r>
+          </w:p>
+        </w:tc>
+        <w:tc>
+          <w:tcPr>
+            <w:tcW w:type="dxa" w:w="4536"/>
+            <w:tcBorders>
+              <w:top w:val="single" w:color="BFBFBF" w:sz="4"/>
+              <w:left w:val="single" w:color="BFBFBF" w:sz="4"/>
+              <w:bottom w:val="single" w:color="BFBFBF" w:sz="4"/>
+              <w:right w:val="single" w:color="BFBFBF" w:sz="4"/>
+            </w:tcBorders>
+            <w:tcMar>
+              <w:top w:type="dxa" w:w="60"/>
+              <w:left w:type="dxa" w:w="100"/>
+              <w:bottom w:type="dxa" w:w="60"/>
+              <w:right w:type="dxa" w:w="100"/>
+            </w:tcMar>
+          </w:tcPr>
+          <w:p>
+            <w:pPr>
+              <w:keepNext w:val="false"/>
+            </w:pPr>
+            <w:r>
+              <w:t xml:space="preserve">Only their name and data; nothing of the previous person’s.</w:t>
             </w:r>
           </w:p>
         </w:tc>
@@ -26739,7 +28546,7 @@
         <w:pStyle w:val="Heading3"/>
       </w:pPr>
       <w:r>
-        <w:t xml:space="preserve">0.5.1</w:t>
+        <w:t xml:space="preserve">0.5.2</w:t>
       </w:r>
     </w:p>
     <w:tbl>
@@ -26974,7 +28781,7 @@
                 <w:b/>
                 <w:bCs/>
               </w:rPr>
-              <w:t xml:space="preserve">0.5.1</w:t>
+              <w:t xml:space="preserve">0.5.2</w:t>
             </w:r>
             <w:r>
               <w:t xml:space="preserve"> and the deployed commit.</w:t>
@@ -27057,17 +28864,27 @@
               <w:keepNext w:val="false"/>
             </w:pPr>
             <w:r>
-              <w:t xml:space="preserve">Orders: tick two Draft TEST orders from different branches, </w:t>
-            </w:r>
-            <w:r>
-              <w:rPr>
-                <w:b/>
-                <w:bCs/>
-              </w:rPr>
-              <w:t xml:space="preserve">Export together</w:t>
-            </w:r>
-            <w:r>
-              <w:t xml:space="preserve">, open the CSV in Notepad.</w:t>
+              <w:t xml:space="preserve">Orders: tick the TEST orders, </w:t>
+            </w:r>
+            <w:r>
+              <w:rPr>
+                <w:b/>
+                <w:bCs/>
+              </w:rPr>
+              <w:t xml:space="preserve">Archive (N)</w:t>
+            </w:r>
+            <w:r>
+              <w:t xml:space="preserve">, confirm. Turn on </w:t>
+            </w:r>
+            <w:r>
+              <w:rPr>
+                <w:b/>
+                <w:bCs/>
+              </w:rPr>
+              <w:t xml:space="preserve">Show archived</w:t>
+            </w:r>
+            <w:r>
+              <w:t xml:space="preserve">.</w:t>
             </w:r>
           </w:p>
         </w:tc>
@@ -27092,7 +28909,17 @@
               <w:keepNext w:val="false"/>
             </w:pPr>
             <w:r>
-              <w:t xml:space="preserve">Header </w:t>
+              <w:t xml:space="preserve">They leave the list, then come back greyed with an </w:t>
+            </w:r>
+            <w:r>
+              <w:rPr>
+                <w:b/>
+                <w:bCs/>
+              </w:rPr>
+              <w:t xml:space="preserve">Archived</w:t>
+            </w:r>
+            <w:r>
+              <w:t xml:space="preserve"> tag; in SharePoint </w:t>
             </w:r>
             <w:r>
               <w:rPr>
@@ -27100,10 +28927,125 @@
                 <w:sz w:val="20"/>
                 <w:szCs w:val="20"/>
               </w:rPr>
-              <w:t xml:space="preserve">Branch,PartNumber,Description,OrderQty,Cost,LineValue,Bin</w:t>
-            </w:r>
-            <w:r>
-              <w:t xml:space="preserve">; both orders show Exported with an export count of 1.</w:t>
+              <w:t xml:space="preserve">NonJD_Orders</w:t>
+            </w:r>
+            <w:r>
+              <w:t xml:space="preserve"> only </w:t>
+            </w:r>
+            <w:r>
+              <w:rPr>
+                <w:b/>
+                <w:bCs/>
+              </w:rPr>
+              <w:t xml:space="preserve">Archived</w:t>
+            </w:r>
+            <w:r>
+              <w:t xml:space="preserve"> changed (Status and ExportCount as before).</w:t>
+            </w:r>
+          </w:p>
+        </w:tc>
+        <w:tc>
+          <w:tcPr>
+            <w:tcW w:type="dxa" w:w="806"/>
+            <w:tcBorders>
+              <w:top w:val="single" w:color="BFBFBF" w:sz="4"/>
+              <w:left w:val="single" w:color="BFBFBF" w:sz="4"/>
+              <w:bottom w:val="single" w:color="BFBFBF" w:sz="4"/>
+              <w:right w:val="single" w:color="BFBFBF" w:sz="4"/>
+            </w:tcBorders>
+            <w:tcMar>
+              <w:top w:type="dxa" w:w="60"/>
+              <w:left w:type="dxa" w:w="100"/>
+              <w:bottom w:type="dxa" w:w="60"/>
+              <w:right w:type="dxa" w:w="100"/>
+            </w:tcMar>
+          </w:tcPr>
+          <w:p>
+            <w:pPr>
+              <w:keepNext w:val="false"/>
+            </w:pPr>
+            <w:r>
+              <w:t xml:space="preserve">☐</w:t>
+            </w:r>
+          </w:p>
+        </w:tc>
+      </w:tr>
+      <w:tr>
+        <w:trPr>
+          <w:tblHeader w:val="false"/>
+        </w:trPr>
+        <w:tc>
+          <w:tcPr>
+            <w:tcW w:type="dxa" w:w="504"/>
+            <w:tcBorders>
+              <w:top w:val="single" w:color="BFBFBF" w:sz="4"/>
+              <w:left w:val="single" w:color="BFBFBF" w:sz="4"/>
+              <w:bottom w:val="single" w:color="BFBFBF" w:sz="4"/>
+              <w:right w:val="single" w:color="BFBFBF" w:sz="4"/>
+            </w:tcBorders>
+            <w:tcMar>
+              <w:top w:type="dxa" w:w="60"/>
+              <w:left w:type="dxa" w:w="100"/>
+              <w:bottom w:type="dxa" w:w="60"/>
+              <w:right w:type="dxa" w:w="100"/>
+            </w:tcMar>
+          </w:tcPr>
+          <w:p>
+            <w:pPr>
+              <w:keepNext w:val="false"/>
+            </w:pPr>
+            <w:r>
+              <w:t xml:space="preserve">3</w:t>
+            </w:r>
+          </w:p>
+        </w:tc>
+        <w:tc>
+          <w:tcPr>
+            <w:tcW w:type="dxa" w:w="4234"/>
+            <w:tcBorders>
+              <w:top w:val="single" w:color="BFBFBF" w:sz="4"/>
+              <w:left w:val="single" w:color="BFBFBF" w:sz="4"/>
+              <w:bottom w:val="single" w:color="BFBFBF" w:sz="4"/>
+              <w:right w:val="single" w:color="BFBFBF" w:sz="4"/>
+            </w:tcBorders>
+            <w:tcMar>
+              <w:top w:type="dxa" w:w="60"/>
+              <w:left w:type="dxa" w:w="100"/>
+              <w:bottom w:type="dxa" w:w="60"/>
+              <w:right w:type="dxa" w:w="100"/>
+            </w:tcMar>
+          </w:tcPr>
+          <w:p>
+            <w:pPr>
+              <w:keepNext w:val="false"/>
+            </w:pPr>
+            <w:r>
+              <w:t xml:space="preserve">Open an archived order.</w:t>
+            </w:r>
+          </w:p>
+        </w:tc>
+        <w:tc>
+          <w:tcPr>
+            <w:tcW w:type="dxa" w:w="4536"/>
+            <w:tcBorders>
+              <w:top w:val="single" w:color="BFBFBF" w:sz="4"/>
+              <w:left w:val="single" w:color="BFBFBF" w:sz="4"/>
+              <w:bottom w:val="single" w:color="BFBFBF" w:sz="4"/>
+              <w:right w:val="single" w:color="BFBFBF" w:sz="4"/>
+            </w:tcBorders>
+            <w:tcMar>
+              <w:top w:type="dxa" w:w="60"/>
+              <w:left w:type="dxa" w:w="100"/>
+              <w:bottom w:type="dxa" w:w="60"/>
+              <w:right w:type="dxa" w:w="100"/>
+            </w:tcMar>
+          </w:tcPr>
+          <w:p>
+            <w:pPr>
+              <w:keepNext w:val="false"/>
+            </w:pPr>
+            <w:r>
+              <w:t xml:space="preserve">The archived banner; no Export or Mark placed.</w:t>
             </w:r>
           </w:p>
         </w:tc>
@@ -27203,7 +29145,7 @@
         <w:pStyle w:val="Heading3"/>
       </w:pPr>
       <w:r>
-        <w:t xml:space="preserve">0.5.0</w:t>
+        <w:t xml:space="preserve">0.5.1</w:t>
       </w:r>
     </w:p>
     <w:tbl>
@@ -27438,7 +29380,7 @@
                 <w:b/>
                 <w:bCs/>
               </w:rPr>
-              <w:t xml:space="preserve">0.5.0</w:t>
+              <w:t xml:space="preserve">0.5.1</w:t>
             </w:r>
             <w:r>
               <w:t xml:space="preserve"> and the deployed commit.</w:t>
@@ -27521,7 +29463,17 @@
               <w:keepNext w:val="false"/>
             </w:pPr>
             <w:r>
-              <w:t xml:space="preserve">The first morning after the 0.5.0 publish: re-check the Part 2 examples (MULTISEAL at 1 with 44 from 6; branch 6 and 93 on Other branches; R134A redistribution from 13; GG100 with no stock or sales at 1; 124184 at about 22 demands) against Prod.</w:t>
+              <w:t xml:space="preserve">Orders: tick two Draft TEST orders from different branches, </w:t>
+            </w:r>
+            <w:r>
+              <w:rPr>
+                <w:b/>
+                <w:bCs/>
+              </w:rPr>
+              <w:t xml:space="preserve">Export together</w:t>
+            </w:r>
+            <w:r>
+              <w:t xml:space="preserve">, open the CSV in Notepad.</w:t>
             </w:r>
           </w:p>
         </w:tc>
@@ -27546,202 +29498,7 @@
               <w:keepNext w:val="false"/>
             </w:pPr>
             <w:r>
-              <w:t xml:space="preserve">Each still behaves as described; update the walkthrough where Prod differs before sending it out.</w:t>
-            </w:r>
-          </w:p>
-        </w:tc>
-        <w:tc>
-          <w:tcPr>
-            <w:tcW w:type="dxa" w:w="806"/>
-            <w:tcBorders>
-              <w:top w:val="single" w:color="BFBFBF" w:sz="4"/>
-              <w:left w:val="single" w:color="BFBFBF" w:sz="4"/>
-              <w:bottom w:val="single" w:color="BFBFBF" w:sz="4"/>
-              <w:right w:val="single" w:color="BFBFBF" w:sz="4"/>
-            </w:tcBorders>
-            <w:tcMar>
-              <w:top w:type="dxa" w:w="60"/>
-              <w:left w:type="dxa" w:w="100"/>
-              <w:bottom w:type="dxa" w:w="60"/>
-              <w:right w:type="dxa" w:w="100"/>
-            </w:tcMar>
-          </w:tcPr>
-          <w:p>
-            <w:pPr>
-              <w:keepNext w:val="false"/>
-            </w:pPr>
-            <w:r>
-              <w:t xml:space="preserve">☐</w:t>
-            </w:r>
-          </w:p>
-        </w:tc>
-      </w:tr>
-      <w:tr>
-        <w:trPr>
-          <w:tblHeader w:val="false"/>
-        </w:trPr>
-        <w:tc>
-          <w:tcPr>
-            <w:tcW w:type="dxa" w:w="504"/>
-            <w:tcBorders>
-              <w:top w:val="single" w:color="BFBFBF" w:sz="4"/>
-              <w:left w:val="single" w:color="BFBFBF" w:sz="4"/>
-              <w:bottom w:val="single" w:color="BFBFBF" w:sz="4"/>
-              <w:right w:val="single" w:color="BFBFBF" w:sz="4"/>
-            </w:tcBorders>
-            <w:tcMar>
-              <w:top w:type="dxa" w:w="60"/>
-              <w:left w:type="dxa" w:w="100"/>
-              <w:bottom w:type="dxa" w:w="60"/>
-              <w:right w:type="dxa" w:w="100"/>
-            </w:tcMar>
-          </w:tcPr>
-          <w:p>
-            <w:pPr>
-              <w:keepNext w:val="false"/>
-            </w:pPr>
-            <w:r>
-              <w:t xml:space="preserve">3</w:t>
-            </w:r>
-          </w:p>
-        </w:tc>
-        <w:tc>
-          <w:tcPr>
-            <w:tcW w:type="dxa" w:w="4234"/>
-            <w:tcBorders>
-              <w:top w:val="single" w:color="BFBFBF" w:sz="4"/>
-              <w:left w:val="single" w:color="BFBFBF" w:sz="4"/>
-              <w:bottom w:val="single" w:color="BFBFBF" w:sz="4"/>
-              <w:right w:val="single" w:color="BFBFBF" w:sz="4"/>
-            </w:tcBorders>
-            <w:tcMar>
-              <w:top w:type="dxa" w:w="60"/>
-              <w:left w:type="dxa" w:w="100"/>
-              <w:bottom w:type="dxa" w:w="60"/>
-              <w:right w:type="dxa" w:w="100"/>
-            </w:tcMar>
-          </w:tcPr>
-          <w:p>
-            <w:pPr>
-              <w:keepNext w:val="false"/>
-            </w:pPr>
-            <w:r>
-              <w:t xml:space="preserve">Home, Recommended Reorder and Transfers with the Prod data.</w:t>
-            </w:r>
-          </w:p>
-        </w:tc>
-        <w:tc>
-          <w:tcPr>
-            <w:tcW w:type="dxa" w:w="4536"/>
-            <w:tcBorders>
-              <w:top w:val="single" w:color="BFBFBF" w:sz="4"/>
-              <w:left w:val="single" w:color="BFBFBF" w:sz="4"/>
-              <w:bottom w:val="single" w:color="BFBFBF" w:sz="4"/>
-              <w:right w:val="single" w:color="BFBFBF" w:sz="4"/>
-            </w:tcBorders>
-            <w:tcMar>
-              <w:top w:type="dxa" w:w="60"/>
-              <w:left w:type="dxa" w:w="100"/>
-              <w:bottom w:type="dxa" w:w="60"/>
-              <w:right w:type="dxa" w:w="100"/>
-            </w:tcMar>
-          </w:tcPr>
-          <w:p>
-            <w:pPr>
-              <w:keepNext w:val="false"/>
-            </w:pPr>
-            <w:r>
-              <w:t xml:space="preserve">Purple card, banner and pills show; Transfers goes </w:t>
-            </w:r>
-            <w:r>
-              <w:rPr>
-                <w:b/>
-                <w:bCs/>
-              </w:rPr>
-              <w:t xml:space="preserve">Live</w:t>
-            </w:r>
-            <w:r>
-              <w:t xml:space="preserve"> with no red "disagree" banner.</w:t>
-            </w:r>
-          </w:p>
-        </w:tc>
-        <w:tc>
-          <w:tcPr>
-            <w:tcW w:type="dxa" w:w="806"/>
-            <w:tcBorders>
-              <w:top w:val="single" w:color="BFBFBF" w:sz="4"/>
-              <w:left w:val="single" w:color="BFBFBF" w:sz="4"/>
-              <w:bottom w:val="single" w:color="BFBFBF" w:sz="4"/>
-              <w:right w:val="single" w:color="BFBFBF" w:sz="4"/>
-            </w:tcBorders>
-            <w:tcMar>
-              <w:top w:type="dxa" w:w="60"/>
-              <w:left w:type="dxa" w:w="100"/>
-              <w:bottom w:type="dxa" w:w="60"/>
-              <w:right w:type="dxa" w:w="100"/>
-            </w:tcMar>
-          </w:tcPr>
-          <w:p>
-            <w:pPr>
-              <w:keepNext w:val="false"/>
-            </w:pPr>
-            <w:r>
-              <w:t xml:space="preserve">☐</w:t>
-            </w:r>
-          </w:p>
-        </w:tc>
-      </w:tr>
-      <w:tr>
-        <w:trPr>
-          <w:tblHeader w:val="false"/>
-        </w:trPr>
-        <w:tc>
-          <w:tcPr>
-            <w:tcW w:type="dxa" w:w="504"/>
-            <w:tcBorders>
-              <w:top w:val="single" w:color="BFBFBF" w:sz="4"/>
-              <w:left w:val="single" w:color="BFBFBF" w:sz="4"/>
-              <w:bottom w:val="single" w:color="BFBFBF" w:sz="4"/>
-              <w:right w:val="single" w:color="BFBFBF" w:sz="4"/>
-            </w:tcBorders>
-            <w:tcMar>
-              <w:top w:type="dxa" w:w="60"/>
-              <w:left w:type="dxa" w:w="100"/>
-              <w:bottom w:type="dxa" w:w="60"/>
-              <w:right w:type="dxa" w:w="100"/>
-            </w:tcMar>
-          </w:tcPr>
-          <w:p>
-            <w:pPr>
-              <w:keepNext w:val="false"/>
-            </w:pPr>
-            <w:r>
-              <w:t xml:space="preserve">4</w:t>
-            </w:r>
-          </w:p>
-        </w:tc>
-        <w:tc>
-          <w:tcPr>
-            <w:tcW w:type="dxa" w:w="4234"/>
-            <w:tcBorders>
-              <w:top w:val="single" w:color="BFBFBF" w:sz="4"/>
-              <w:left w:val="single" w:color="BFBFBF" w:sz="4"/>
-              <w:bottom w:val="single" w:color="BFBFBF" w:sz="4"/>
-              <w:right w:val="single" w:color="BFBFBF" w:sz="4"/>
-            </w:tcBorders>
-            <w:tcMar>
-              <w:top w:type="dxa" w:w="60"/>
-              <w:left w:type="dxa" w:w="100"/>
-              <w:bottom w:type="dxa" w:w="60"/>
-              <w:right w:type="dxa" w:w="100"/>
-            </w:tcMar>
-          </w:tcPr>
-          <w:p>
-            <w:pPr>
-              <w:keepNext w:val="false"/>
-            </w:pPr>
-            <w:r>
-              <w:t xml:space="preserve">Open an old address with dealer groups: </w:t>
+              <w:t xml:space="preserve">Header </w:t>
             </w:r>
             <w:r>
               <w:rPr>
@@ -27749,1005 +29506,10 @@
                 <w:sz w:val="20"/>
                 <w:szCs w:val="20"/>
               </w:rPr>
-              <w:t xml:space="preserve">/reorder?branch=1&amp;dgc=COTTON</w:t>
-            </w:r>
-            <w:r>
-              <w:t xml:space="preserve">.</w:t>
-            </w:r>
-          </w:p>
-        </w:tc>
-        <w:tc>
-          <w:tcPr>
-            <w:tcW w:type="dxa" w:w="4536"/>
-            <w:tcBorders>
-              <w:top w:val="single" w:color="BFBFBF" w:sz="4"/>
-              <w:left w:val="single" w:color="BFBFBF" w:sz="4"/>
-              <w:bottom w:val="single" w:color="BFBFBF" w:sz="4"/>
-              <w:right w:val="single" w:color="BFBFBF" w:sz="4"/>
-            </w:tcBorders>
-            <w:tcMar>
-              <w:top w:type="dxa" w:w="60"/>
-              <w:left w:type="dxa" w:w="100"/>
-              <w:bottom w:type="dxa" w:w="60"/>
-              <w:right w:type="dxa" w:w="100"/>
-            </w:tcMar>
-          </w:tcPr>
-          <w:p>
-            <w:pPr>
-              <w:keepNext w:val="false"/>
-            </w:pPr>
-            <w:r>
-              <w:t xml:space="preserve">Recommended Reorder with COTTON ticked.</w:t>
-            </w:r>
-          </w:p>
-        </w:tc>
-        <w:tc>
-          <w:tcPr>
-            <w:tcW w:type="dxa" w:w="806"/>
-            <w:tcBorders>
-              <w:top w:val="single" w:color="BFBFBF" w:sz="4"/>
-              <w:left w:val="single" w:color="BFBFBF" w:sz="4"/>
-              <w:bottom w:val="single" w:color="BFBFBF" w:sz="4"/>
-              <w:right w:val="single" w:color="BFBFBF" w:sz="4"/>
-            </w:tcBorders>
-            <w:tcMar>
-              <w:top w:type="dxa" w:w="60"/>
-              <w:left w:type="dxa" w:w="100"/>
-              <w:bottom w:type="dxa" w:w="60"/>
-              <w:right w:type="dxa" w:w="100"/>
-            </w:tcMar>
-          </w:tcPr>
-          <w:p>
-            <w:pPr>
-              <w:keepNext w:val="false"/>
-            </w:pPr>
-            <w:r>
-              <w:t xml:space="preserve">☐</w:t>
-            </w:r>
-          </w:p>
-        </w:tc>
-      </w:tr>
-      <w:tr>
-        <w:trPr>
-          <w:tblHeader w:val="false"/>
-        </w:trPr>
-        <w:tc>
-          <w:tcPr>
-            <w:tcW w:type="dxa" w:w="504"/>
-            <w:tcBorders>
-              <w:top w:val="single" w:color="BFBFBF" w:sz="4"/>
-              <w:left w:val="single" w:color="BFBFBF" w:sz="4"/>
-              <w:bottom w:val="single" w:color="BFBFBF" w:sz="4"/>
-              <w:right w:val="single" w:color="BFBFBF" w:sz="4"/>
-            </w:tcBorders>
-            <w:tcMar>
-              <w:top w:type="dxa" w:w="60"/>
-              <w:left w:type="dxa" w:w="100"/>
-              <w:bottom w:type="dxa" w:w="60"/>
-              <w:right w:type="dxa" w:w="100"/>
-            </w:tcMar>
-          </w:tcPr>
-          <w:p>
-            <w:pPr>
-              <w:keepNext w:val="false"/>
-            </w:pPr>
-            <w:r>
-              <w:t xml:space="preserve">5</w:t>
-            </w:r>
-          </w:p>
-        </w:tc>
-        <w:tc>
-          <w:tcPr>
-            <w:tcW w:type="dxa" w:w="4234"/>
-            <w:tcBorders>
-              <w:top w:val="single" w:color="BFBFBF" w:sz="4"/>
-              <w:left w:val="single" w:color="BFBFBF" w:sz="4"/>
-              <w:bottom w:val="single" w:color="BFBFBF" w:sz="4"/>
-              <w:right w:val="single" w:color="BFBFBF" w:sz="4"/>
-            </w:tcBorders>
-            <w:tcMar>
-              <w:top w:type="dxa" w:w="60"/>
-              <w:left w:type="dxa" w:w="100"/>
-              <w:bottom w:type="dxa" w:w="60"/>
-              <w:right w:type="dxa" w:w="100"/>
-            </w:tcMar>
-          </w:tcPr>
-          <w:p>
-            <w:pPr>
-              <w:keepNext w:val="false"/>
-            </w:pPr>
-            <w:r>
-              <w:t xml:space="preserve">Special statuses with all branches loaded.</w:t>
-            </w:r>
-          </w:p>
-        </w:tc>
-        <w:tc>
-          <w:tcPr>
-            <w:tcW w:type="dxa" w:w="4536"/>
-            <w:tcBorders>
-              <w:top w:val="single" w:color="BFBFBF" w:sz="4"/>
-              <w:left w:val="single" w:color="BFBFBF" w:sz="4"/>
-              <w:bottom w:val="single" w:color="BFBFBF" w:sz="4"/>
-              <w:right w:val="single" w:color="BFBFBF" w:sz="4"/>
-            </w:tcBorders>
-            <w:tcMar>
-              <w:top w:type="dxa" w:w="60"/>
-              <w:left w:type="dxa" w:w="100"/>
-              <w:bottom w:type="dxa" w:w="60"/>
-              <w:right w:type="dxa" w:w="100"/>
-            </w:tcMar>
-          </w:tcPr>
-          <w:p>
-            <w:pPr>
-              <w:keepNext w:val="false"/>
-            </w:pPr>
-            <w:r>
-              <w:t xml:space="preserve">Masks, Manual order, min overrides and any phase-ins; no errors.</w:t>
-            </w:r>
-          </w:p>
-        </w:tc>
-        <w:tc>
-          <w:tcPr>
-            <w:tcW w:type="dxa" w:w="806"/>
-            <w:tcBorders>
-              <w:top w:val="single" w:color="BFBFBF" w:sz="4"/>
-              <w:left w:val="single" w:color="BFBFBF" w:sz="4"/>
-              <w:bottom w:val="single" w:color="BFBFBF" w:sz="4"/>
-              <w:right w:val="single" w:color="BFBFBF" w:sz="4"/>
-            </w:tcBorders>
-            <w:tcMar>
-              <w:top w:type="dxa" w:w="60"/>
-              <w:left w:type="dxa" w:w="100"/>
-              <w:bottom w:type="dxa" w:w="60"/>
-              <w:right w:type="dxa" w:w="100"/>
-            </w:tcMar>
-          </w:tcPr>
-          <w:p>
-            <w:pPr>
-              <w:keepNext w:val="false"/>
-            </w:pPr>
-            <w:r>
-              <w:t xml:space="preserve">☐</w:t>
-            </w:r>
-          </w:p>
-        </w:tc>
-      </w:tr>
-    </w:tbl>
-    <w:p>
-      <w:pPr>
-        <w:spacing w:after="120"/>
-      </w:pPr>
-    </w:p>
-    <w:p>
-      <w:pPr>
-        <w:pStyle w:val="Heading3"/>
-      </w:pPr>
-      <w:r>
-        <w:t xml:space="preserve">0.4.0</w:t>
-      </w:r>
-    </w:p>
-    <w:tbl>
-      <w:tblPr>
-        <w:tblW w:type="dxa" w:w="10080"/>
-        <w:tblBorders>
-          <w:top w:val="single" w:color="auto" w:sz="4"/>
-          <w:left w:val="single" w:color="auto" w:sz="4"/>
-          <w:bottom w:val="single" w:color="auto" w:sz="4"/>
-          <w:right w:val="single" w:color="auto" w:sz="4"/>
-          <w:insideH w:val="single" w:color="auto" w:sz="4"/>
-          <w:insideV w:val="single" w:color="auto" w:sz="4"/>
-        </w:tblBorders>
-      </w:tblPr>
-      <w:tblGrid>
-        <w:gridCol w:w="504"/>
-        <w:gridCol w:w="4234"/>
-        <w:gridCol w:w="4536"/>
-        <w:gridCol w:w="806"/>
-      </w:tblGrid>
-      <w:tr>
-        <w:trPr>
-          <w:tblHeader/>
-        </w:trPr>
-        <w:tc>
-          <w:tcPr>
-            <w:tcW w:type="dxa" w:w="504"/>
-            <w:tcBorders>
-              <w:top w:val="single" w:color="BFBFBF" w:sz="4"/>
-              <w:left w:val="single" w:color="BFBFBF" w:sz="4"/>
-              <w:bottom w:val="single" w:color="BFBFBF" w:sz="4"/>
-              <w:right w:val="single" w:color="BFBFBF" w:sz="4"/>
-            </w:tcBorders>
-            <w:shd w:fill="DEEAF6" w:color="auto" w:val="clear"/>
-            <w:tcMar>
-              <w:top w:type="dxa" w:w="60"/>
-              <w:left w:type="dxa" w:w="100"/>
-              <w:bottom w:type="dxa" w:w="60"/>
-              <w:right w:type="dxa" w:w="100"/>
-            </w:tcMar>
-          </w:tcPr>
-          <w:p>
-            <w:pPr>
-              <w:keepNext w:val="false"/>
-            </w:pPr>
-            <w:r>
-              <w:rPr>
-                <w:b/>
-                <w:bCs/>
-              </w:rPr>
-              <w:t xml:space="preserve">#</w:t>
-            </w:r>
-          </w:p>
-        </w:tc>
-        <w:tc>
-          <w:tcPr>
-            <w:tcW w:type="dxa" w:w="4234"/>
-            <w:tcBorders>
-              <w:top w:val="single" w:color="BFBFBF" w:sz="4"/>
-              <w:left w:val="single" w:color="BFBFBF" w:sz="4"/>
-              <w:bottom w:val="single" w:color="BFBFBF" w:sz="4"/>
-              <w:right w:val="single" w:color="BFBFBF" w:sz="4"/>
-            </w:tcBorders>
-            <w:shd w:fill="DEEAF6" w:color="auto" w:val="clear"/>
-            <w:tcMar>
-              <w:top w:type="dxa" w:w="60"/>
-              <w:left w:type="dxa" w:w="100"/>
-              <w:bottom w:type="dxa" w:w="60"/>
-              <w:right w:type="dxa" w:w="100"/>
-            </w:tcMar>
-          </w:tcPr>
-          <w:p>
-            <w:pPr>
-              <w:keepNext w:val="false"/>
-            </w:pPr>
-            <w:r>
-              <w:rPr>
-                <w:b/>
-                <w:bCs/>
-              </w:rPr>
-              <w:t xml:space="preserve">Do this</w:t>
-            </w:r>
-          </w:p>
-        </w:tc>
-        <w:tc>
-          <w:tcPr>
-            <w:tcW w:type="dxa" w:w="4536"/>
-            <w:tcBorders>
-              <w:top w:val="single" w:color="BFBFBF" w:sz="4"/>
-              <w:left w:val="single" w:color="BFBFBF" w:sz="4"/>
-              <w:bottom w:val="single" w:color="BFBFBF" w:sz="4"/>
-              <w:right w:val="single" w:color="BFBFBF" w:sz="4"/>
-            </w:tcBorders>
-            <w:shd w:fill="DEEAF6" w:color="auto" w:val="clear"/>
-            <w:tcMar>
-              <w:top w:type="dxa" w:w="60"/>
-              <w:left w:type="dxa" w:w="100"/>
-              <w:bottom w:type="dxa" w:w="60"/>
-              <w:right w:type="dxa" w:w="100"/>
-            </w:tcMar>
-          </w:tcPr>
-          <w:p>
-            <w:pPr>
-              <w:keepNext w:val="false"/>
-            </w:pPr>
-            <w:r>
-              <w:rPr>
-                <w:b/>
-                <w:bCs/>
-              </w:rPr>
-              <w:t xml:space="preserve">You should see</w:t>
-            </w:r>
-          </w:p>
-        </w:tc>
-        <w:tc>
-          <w:tcPr>
-            <w:tcW w:type="dxa" w:w="806"/>
-            <w:tcBorders>
-              <w:top w:val="single" w:color="BFBFBF" w:sz="4"/>
-              <w:left w:val="single" w:color="BFBFBF" w:sz="4"/>
-              <w:bottom w:val="single" w:color="BFBFBF" w:sz="4"/>
-              <w:right w:val="single" w:color="BFBFBF" w:sz="4"/>
-            </w:tcBorders>
-            <w:shd w:fill="DEEAF6" w:color="auto" w:val="clear"/>
-            <w:tcMar>
-              <w:top w:type="dxa" w:w="60"/>
-              <w:left w:type="dxa" w:w="100"/>
-              <w:bottom w:type="dxa" w:w="60"/>
-              <w:right w:type="dxa" w:w="100"/>
-            </w:tcMar>
-          </w:tcPr>
-          <w:p>
-            <w:pPr>
-              <w:keepNext w:val="false"/>
-            </w:pPr>
-            <w:r>
-              <w:rPr>
-                <w:b/>
-                <w:bCs/>
-              </w:rPr>
-              <w:t xml:space="preserve">OK</w:t>
-            </w:r>
-          </w:p>
-        </w:tc>
-      </w:tr>
-      <w:tr>
-        <w:trPr>
-          <w:tblHeader w:val="false"/>
-        </w:trPr>
-        <w:tc>
-          <w:tcPr>
-            <w:tcW w:type="dxa" w:w="504"/>
-            <w:tcBorders>
-              <w:top w:val="single" w:color="BFBFBF" w:sz="4"/>
-              <w:left w:val="single" w:color="BFBFBF" w:sz="4"/>
-              <w:bottom w:val="single" w:color="BFBFBF" w:sz="4"/>
-              <w:right w:val="single" w:color="BFBFBF" w:sz="4"/>
-            </w:tcBorders>
-            <w:tcMar>
-              <w:top w:type="dxa" w:w="60"/>
-              <w:left w:type="dxa" w:w="100"/>
-              <w:bottom w:type="dxa" w:w="60"/>
-              <w:right w:type="dxa" w:w="100"/>
-            </w:tcMar>
-          </w:tcPr>
-          <w:p>
-            <w:pPr>
-              <w:keepNext w:val="false"/>
-            </w:pPr>
-            <w:r>
-              <w:t xml:space="preserve">1</w:t>
-            </w:r>
-          </w:p>
-        </w:tc>
-        <w:tc>
-          <w:tcPr>
-            <w:tcW w:type="dxa" w:w="4234"/>
-            <w:tcBorders>
-              <w:top w:val="single" w:color="BFBFBF" w:sz="4"/>
-              <w:left w:val="single" w:color="BFBFBF" w:sz="4"/>
-              <w:bottom w:val="single" w:color="BFBFBF" w:sz="4"/>
-              <w:right w:val="single" w:color="BFBFBF" w:sz="4"/>
-            </w:tcBorders>
-            <w:tcMar>
-              <w:top w:type="dxa" w:w="60"/>
-              <w:left w:type="dxa" w:w="100"/>
-              <w:bottom w:type="dxa" w:w="60"/>
-              <w:right w:type="dxa" w:w="100"/>
-            </w:tcMar>
-          </w:tcPr>
-          <w:p>
-            <w:pPr>
-              <w:keepNext w:val="false"/>
-            </w:pPr>
-            <w:r>
-              <w:t xml:space="preserve">App Settings → </w:t>
-            </w:r>
-            <w:r>
-              <w:rPr>
-                <w:b/>
-                <w:bCs/>
-              </w:rPr>
-              <w:t xml:space="preserve">About</w:t>
-            </w:r>
-            <w:r>
-              <w:t xml:space="preserve">.</w:t>
-            </w:r>
-          </w:p>
-        </w:tc>
-        <w:tc>
-          <w:tcPr>
-            <w:tcW w:type="dxa" w:w="4536"/>
-            <w:tcBorders>
-              <w:top w:val="single" w:color="BFBFBF" w:sz="4"/>
-              <w:left w:val="single" w:color="BFBFBF" w:sz="4"/>
-              <w:bottom w:val="single" w:color="BFBFBF" w:sz="4"/>
-              <w:right w:val="single" w:color="BFBFBF" w:sz="4"/>
-            </w:tcBorders>
-            <w:tcMar>
-              <w:top w:type="dxa" w:w="60"/>
-              <w:left w:type="dxa" w:w="100"/>
-              <w:bottom w:type="dxa" w:w="60"/>
-              <w:right w:type="dxa" w:w="100"/>
-            </w:tcMar>
-          </w:tcPr>
-          <w:p>
-            <w:pPr>
-              <w:keepNext w:val="false"/>
-            </w:pPr>
-            <w:r>
-              <w:rPr>
-                <w:b/>
-                <w:bCs/>
-              </w:rPr>
-              <w:t xml:space="preserve">0.4.0 · 3ca2dec</w:t>
-            </w:r>
-            <w:r>
-              <w:t xml:space="preserve">.</w:t>
-            </w:r>
-          </w:p>
-        </w:tc>
-        <w:tc>
-          <w:tcPr>
-            <w:tcW w:type="dxa" w:w="806"/>
-            <w:tcBorders>
-              <w:top w:val="single" w:color="BFBFBF" w:sz="4"/>
-              <w:left w:val="single" w:color="BFBFBF" w:sz="4"/>
-              <w:bottom w:val="single" w:color="BFBFBF" w:sz="4"/>
-              <w:right w:val="single" w:color="BFBFBF" w:sz="4"/>
-            </w:tcBorders>
-            <w:tcMar>
-              <w:top w:type="dxa" w:w="60"/>
-              <w:left w:type="dxa" w:w="100"/>
-              <w:bottom w:type="dxa" w:w="60"/>
-              <w:right w:type="dxa" w:w="100"/>
-            </w:tcMar>
-          </w:tcPr>
-          <w:p>
-            <w:pPr>
-              <w:keepNext w:val="false"/>
-            </w:pPr>
-            <w:r>
-              <w:t xml:space="preserve">☐</w:t>
-            </w:r>
-          </w:p>
-        </w:tc>
-      </w:tr>
-      <w:tr>
-        <w:trPr>
-          <w:tblHeader w:val="false"/>
-        </w:trPr>
-        <w:tc>
-          <w:tcPr>
-            <w:tcW w:type="dxa" w:w="504"/>
-            <w:tcBorders>
-              <w:top w:val="single" w:color="BFBFBF" w:sz="4"/>
-              <w:left w:val="single" w:color="BFBFBF" w:sz="4"/>
-              <w:bottom w:val="single" w:color="BFBFBF" w:sz="4"/>
-              <w:right w:val="single" w:color="BFBFBF" w:sz="4"/>
-            </w:tcBorders>
-            <w:tcMar>
-              <w:top w:type="dxa" w:w="60"/>
-              <w:left w:type="dxa" w:w="100"/>
-              <w:bottom w:type="dxa" w:w="60"/>
-              <w:right w:type="dxa" w:w="100"/>
-            </w:tcMar>
-          </w:tcPr>
-          <w:p>
-            <w:pPr>
-              <w:keepNext w:val="false"/>
-            </w:pPr>
-            <w:r>
-              <w:t xml:space="preserve">2</w:t>
-            </w:r>
-          </w:p>
-        </w:tc>
-        <w:tc>
-          <w:tcPr>
-            <w:tcW w:type="dxa" w:w="4234"/>
-            <w:tcBorders>
-              <w:top w:val="single" w:color="BFBFBF" w:sz="4"/>
-              <w:left w:val="single" w:color="BFBFBF" w:sz="4"/>
-              <w:bottom w:val="single" w:color="BFBFBF" w:sz="4"/>
-              <w:right w:val="single" w:color="BFBFBF" w:sz="4"/>
-            </w:tcBorders>
-            <w:tcMar>
-              <w:top w:type="dxa" w:w="60"/>
-              <w:left w:type="dxa" w:w="100"/>
-              <w:bottom w:type="dxa" w:w="60"/>
-              <w:right w:type="dxa" w:w="100"/>
-            </w:tcMar>
-          </w:tcPr>
-          <w:p>
-            <w:pPr>
-              <w:keepNext w:val="false"/>
-            </w:pPr>
-            <w:r>
-              <w:t xml:space="preserve">Open an old bookmark-style address: </w:t>
-            </w:r>
-            <w:r>
-              <w:rPr>
-                <w:rFonts w:ascii="Consolas" w:cs="Consolas" w:eastAsia="Consolas" w:hAnsi="Consolas"/>
-                <w:sz w:val="20"/>
-                <w:szCs w:val="20"/>
-              </w:rPr>
-              <w:t xml:space="preserve">/reorder?branch=1&amp;franchise=M</w:t>
-            </w:r>
-            <w:r>
-              <w:t xml:space="preserve">.</w:t>
-            </w:r>
-          </w:p>
-        </w:tc>
-        <w:tc>
-          <w:tcPr>
-            <w:tcW w:type="dxa" w:w="4536"/>
-            <w:tcBorders>
-              <w:top w:val="single" w:color="BFBFBF" w:sz="4"/>
-              <w:left w:val="single" w:color="BFBFBF" w:sz="4"/>
-              <w:bottom w:val="single" w:color="BFBFBF" w:sz="4"/>
-              <w:right w:val="single" w:color="BFBFBF" w:sz="4"/>
-            </w:tcBorders>
-            <w:tcMar>
-              <w:top w:type="dxa" w:w="60"/>
-              <w:left w:type="dxa" w:w="100"/>
-              <w:bottom w:type="dxa" w:w="60"/>
-              <w:right w:type="dxa" w:w="100"/>
-            </w:tcMar>
-          </w:tcPr>
-          <w:p>
-            <w:pPr>
-              <w:keepNext w:val="false"/>
-            </w:pPr>
-            <w:r>
-              <w:t xml:space="preserve">Recommended Reorder on branch 1, franchise M, as before 0.4.0.</w:t>
-            </w:r>
-          </w:p>
-        </w:tc>
-        <w:tc>
-          <w:tcPr>
-            <w:tcW w:type="dxa" w:w="806"/>
-            <w:tcBorders>
-              <w:top w:val="single" w:color="BFBFBF" w:sz="4"/>
-              <w:left w:val="single" w:color="BFBFBF" w:sz="4"/>
-              <w:bottom w:val="single" w:color="BFBFBF" w:sz="4"/>
-              <w:right w:val="single" w:color="BFBFBF" w:sz="4"/>
-            </w:tcBorders>
-            <w:tcMar>
-              <w:top w:type="dxa" w:w="60"/>
-              <w:left w:type="dxa" w:w="100"/>
-              <w:bottom w:type="dxa" w:w="60"/>
-              <w:right w:type="dxa" w:w="100"/>
-            </w:tcMar>
-          </w:tcPr>
-          <w:p>
-            <w:pPr>
-              <w:keepNext w:val="false"/>
-            </w:pPr>
-            <w:r>
-              <w:t xml:space="preserve">☐</w:t>
-            </w:r>
-          </w:p>
-        </w:tc>
-      </w:tr>
-      <w:tr>
-        <w:trPr>
-          <w:tblHeader w:val="false"/>
-        </w:trPr>
-        <w:tc>
-          <w:tcPr>
-            <w:tcW w:type="dxa" w:w="504"/>
-            <w:tcBorders>
-              <w:top w:val="single" w:color="BFBFBF" w:sz="4"/>
-              <w:left w:val="single" w:color="BFBFBF" w:sz="4"/>
-              <w:bottom w:val="single" w:color="BFBFBF" w:sz="4"/>
-              <w:right w:val="single" w:color="BFBFBF" w:sz="4"/>
-            </w:tcBorders>
-            <w:tcMar>
-              <w:top w:type="dxa" w:w="60"/>
-              <w:left w:type="dxa" w:w="100"/>
-              <w:bottom w:type="dxa" w:w="60"/>
-              <w:right w:type="dxa" w:w="100"/>
-            </w:tcMar>
-          </w:tcPr>
-          <w:p>
-            <w:pPr>
-              <w:keepNext w:val="false"/>
-            </w:pPr>
-            <w:r>
-              <w:t xml:space="preserve">3</w:t>
-            </w:r>
-          </w:p>
-        </w:tc>
-        <w:tc>
-          <w:tcPr>
-            <w:tcW w:type="dxa" w:w="4234"/>
-            <w:tcBorders>
-              <w:top w:val="single" w:color="BFBFBF" w:sz="4"/>
-              <w:left w:val="single" w:color="BFBFBF" w:sz="4"/>
-              <w:bottom w:val="single" w:color="BFBFBF" w:sz="4"/>
-              <w:right w:val="single" w:color="BFBFBF" w:sz="4"/>
-            </w:tcBorders>
-            <w:tcMar>
-              <w:top w:type="dxa" w:w="60"/>
-              <w:left w:type="dxa" w:w="100"/>
-              <w:bottom w:type="dxa" w:w="60"/>
-              <w:right w:type="dxa" w:w="100"/>
-            </w:tcMar>
-          </w:tcPr>
-          <w:p>
-            <w:pPr>
-              <w:keepNext w:val="false"/>
-            </w:pPr>
-            <w:r>
-              <w:t xml:space="preserve">All 19 branches loaded with Reorder needed only off: press F12 → </w:t>
-            </w:r>
-            <w:r>
-              <w:rPr>
-                <w:b/>
-                <w:bCs/>
-              </w:rPr>
-              <w:t xml:space="preserve">Memory</w:t>
-            </w:r>
-            <w:r>
-              <w:t xml:space="preserve"> and note the heap size.</w:t>
-            </w:r>
-          </w:p>
-        </w:tc>
-        <w:tc>
-          <w:tcPr>
-            <w:tcW w:type="dxa" w:w="4536"/>
-            <w:tcBorders>
-              <w:top w:val="single" w:color="BFBFBF" w:sz="4"/>
-              <w:left w:val="single" w:color="BFBFBF" w:sz="4"/>
-              <w:bottom w:val="single" w:color="BFBFBF" w:sz="4"/>
-              <w:right w:val="single" w:color="BFBFBF" w:sz="4"/>
-            </w:tcBorders>
-            <w:tcMar>
-              <w:top w:type="dxa" w:w="60"/>
-              <w:left w:type="dxa" w:w="100"/>
-              <w:bottom w:type="dxa" w:w="60"/>
-              <w:right w:type="dxa" w:w="100"/>
-            </w:tcMar>
-          </w:tcPr>
-          <w:p>
-            <w:pPr>
-              <w:keepNext w:val="false"/>
-            </w:pPr>
-            <w:r>
-              <w:t xml:space="preserve">Write it down (below about 500 MB is fine). The page stays responsive.</w:t>
-            </w:r>
-          </w:p>
-        </w:tc>
-        <w:tc>
-          <w:tcPr>
-            <w:tcW w:type="dxa" w:w="806"/>
-            <w:tcBorders>
-              <w:top w:val="single" w:color="BFBFBF" w:sz="4"/>
-              <w:left w:val="single" w:color="BFBFBF" w:sz="4"/>
-              <w:bottom w:val="single" w:color="BFBFBF" w:sz="4"/>
-              <w:right w:val="single" w:color="BFBFBF" w:sz="4"/>
-            </w:tcBorders>
-            <w:tcMar>
-              <w:top w:type="dxa" w:w="60"/>
-              <w:left w:type="dxa" w:w="100"/>
-              <w:bottom w:type="dxa" w:w="60"/>
-              <w:right w:type="dxa" w:w="100"/>
-            </w:tcMar>
-          </w:tcPr>
-          <w:p>
-            <w:pPr>
-              <w:keepNext w:val="false"/>
-            </w:pPr>
-            <w:r>
-              <w:t xml:space="preserve">☐</w:t>
-            </w:r>
-          </w:p>
-        </w:tc>
-      </w:tr>
-      <w:tr>
-        <w:trPr>
-          <w:tblHeader w:val="false"/>
-        </w:trPr>
-        <w:tc>
-          <w:tcPr>
-            <w:tcW w:type="dxa" w:w="504"/>
-            <w:tcBorders>
-              <w:top w:val="single" w:color="BFBFBF" w:sz="4"/>
-              <w:left w:val="single" w:color="BFBFBF" w:sz="4"/>
-              <w:bottom w:val="single" w:color="BFBFBF" w:sz="4"/>
-              <w:right w:val="single" w:color="BFBFBF" w:sz="4"/>
-            </w:tcBorders>
-            <w:tcMar>
-              <w:top w:type="dxa" w:w="60"/>
-              <w:left w:type="dxa" w:w="100"/>
-              <w:bottom w:type="dxa" w:w="60"/>
-              <w:right w:type="dxa" w:w="100"/>
-            </w:tcMar>
-          </w:tcPr>
-          <w:p>
-            <w:pPr>
-              <w:keepNext w:val="false"/>
-            </w:pPr>
-            <w:r>
-              <w:t xml:space="preserve">4</w:t>
-            </w:r>
-          </w:p>
-        </w:tc>
-        <w:tc>
-          <w:tcPr>
-            <w:tcW w:type="dxa" w:w="4234"/>
-            <w:tcBorders>
-              <w:top w:val="single" w:color="BFBFBF" w:sz="4"/>
-              <w:left w:val="single" w:color="BFBFBF" w:sz="4"/>
-              <w:bottom w:val="single" w:color="BFBFBF" w:sz="4"/>
-              <w:right w:val="single" w:color="BFBFBF" w:sz="4"/>
-            </w:tcBorders>
-            <w:tcMar>
-              <w:top w:type="dxa" w:w="60"/>
-              <w:left w:type="dxa" w:w="100"/>
-              <w:bottom w:type="dxa" w:w="60"/>
-              <w:right w:type="dxa" w:w="100"/>
-            </w:tcMar>
-          </w:tcPr>
-          <w:p>
-            <w:pPr>
-              <w:keepNext w:val="false"/>
-            </w:pPr>
-            <w:r>
-              <w:t xml:space="preserve">Click </w:t>
-            </w:r>
-            <w:r>
-              <w:rPr>
-                <w:b/>
-                <w:bCs/>
-              </w:rPr>
-              <w:t xml:space="preserve">Clear</w:t>
-            </w:r>
-            <w:r>
-              <w:t xml:space="preserve">, then </w:t>
-            </w:r>
-            <w:r>
-              <w:rPr>
-                <w:b/>
-                <w:bCs/>
-              </w:rPr>
-              <w:t xml:space="preserve">Select all</w:t>
-            </w:r>
-            <w:r>
-              <w:t xml:space="preserve">, and click </w:t>
-            </w:r>
-            <w:r>
-              <w:rPr>
-                <w:b/>
-                <w:bCs/>
-              </w:rPr>
-              <w:t xml:space="preserve">Cancel</w:t>
-            </w:r>
-            <w:r>
-              <w:t xml:space="preserve"> while it loads; then click </w:t>
-            </w:r>
-            <w:r>
-              <w:rPr>
-                <w:b/>
-                <w:bCs/>
-              </w:rPr>
-              <w:t xml:space="preserve">Load the rest</w:t>
-            </w:r>
-            <w:r>
-              <w:t xml:space="preserve">.</w:t>
-            </w:r>
-          </w:p>
-        </w:tc>
-        <w:tc>
-          <w:tcPr>
-            <w:tcW w:type="dxa" w:w="4536"/>
-            <w:tcBorders>
-              <w:top w:val="single" w:color="BFBFBF" w:sz="4"/>
-              <w:left w:val="single" w:color="BFBFBF" w:sz="4"/>
-              <w:bottom w:val="single" w:color="BFBFBF" w:sz="4"/>
-              <w:right w:val="single" w:color="BFBFBF" w:sz="4"/>
-            </w:tcBorders>
-            <w:tcMar>
-              <w:top w:type="dxa" w:w="60"/>
-              <w:left w:type="dxa" w:w="100"/>
-              <w:bottom w:type="dxa" w:w="60"/>
-              <w:right w:type="dxa" w:w="100"/>
-            </w:tcMar>
-          </w:tcPr>
-          <w:p>
-            <w:pPr>
-              <w:keepNext w:val="false"/>
-            </w:pPr>
-            <w:r>
-              <w:t xml:space="preserve">Loading stops with "x of 19 branches loaded (stopped)", then finishes.</w:t>
-            </w:r>
-          </w:p>
-        </w:tc>
-        <w:tc>
-          <w:tcPr>
-            <w:tcW w:type="dxa" w:w="806"/>
-            <w:tcBorders>
-              <w:top w:val="single" w:color="BFBFBF" w:sz="4"/>
-              <w:left w:val="single" w:color="BFBFBF" w:sz="4"/>
-              <w:bottom w:val="single" w:color="BFBFBF" w:sz="4"/>
-              <w:right w:val="single" w:color="BFBFBF" w:sz="4"/>
-            </w:tcBorders>
-            <w:tcMar>
-              <w:top w:type="dxa" w:w="60"/>
-              <w:left w:type="dxa" w:w="100"/>
-              <w:bottom w:type="dxa" w:w="60"/>
-              <w:right w:type="dxa" w:w="100"/>
-            </w:tcMar>
-          </w:tcPr>
-          <w:p>
-            <w:pPr>
-              <w:keepNext w:val="false"/>
-            </w:pPr>
-            <w:r>
-              <w:t xml:space="preserve">☐</w:t>
-            </w:r>
-          </w:p>
-        </w:tc>
-      </w:tr>
-      <w:tr>
-        <w:trPr>
-          <w:tblHeader w:val="false"/>
-        </w:trPr>
-        <w:tc>
-          <w:tcPr>
-            <w:tcW w:type="dxa" w:w="504"/>
-            <w:tcBorders>
-              <w:top w:val="single" w:color="BFBFBF" w:sz="4"/>
-              <w:left w:val="single" w:color="BFBFBF" w:sz="4"/>
-              <w:bottom w:val="single" w:color="BFBFBF" w:sz="4"/>
-              <w:right w:val="single" w:color="BFBFBF" w:sz="4"/>
-            </w:tcBorders>
-            <w:tcMar>
-              <w:top w:type="dxa" w:w="60"/>
-              <w:left w:type="dxa" w:w="100"/>
-              <w:bottom w:type="dxa" w:w="60"/>
-              <w:right w:type="dxa" w:w="100"/>
-            </w:tcMar>
-          </w:tcPr>
-          <w:p>
-            <w:pPr>
-              <w:keepNext w:val="false"/>
-            </w:pPr>
-            <w:r>
-              <w:t xml:space="preserve">5</w:t>
-            </w:r>
-          </w:p>
-        </w:tc>
-        <w:tc>
-          <w:tcPr>
-            <w:tcW w:type="dxa" w:w="4234"/>
-            <w:tcBorders>
-              <w:top w:val="single" w:color="BFBFBF" w:sz="4"/>
-              <w:left w:val="single" w:color="BFBFBF" w:sz="4"/>
-              <w:bottom w:val="single" w:color="BFBFBF" w:sz="4"/>
-              <w:right w:val="single" w:color="BFBFBF" w:sz="4"/>
-            </w:tcBorders>
-            <w:tcMar>
-              <w:top w:type="dxa" w:w="60"/>
-              <w:left w:type="dxa" w:w="100"/>
-              <w:bottom w:type="dxa" w:w="60"/>
-              <w:right w:type="dxa" w:w="100"/>
-            </w:tcMar>
-          </w:tcPr>
-          <w:p>
-            <w:pPr>
-              <w:keepNext w:val="false"/>
-            </w:pPr>
-            <w:r>
-              <w:t xml:space="preserve">One-Time Order with all branches and a franchise.</w:t>
-            </w:r>
-          </w:p>
-        </w:tc>
-        <w:tc>
-          <w:tcPr>
-            <w:tcW w:type="dxa" w:w="4536"/>
-            <w:tcBorders>
-              <w:top w:val="single" w:color="BFBFBF" w:sz="4"/>
-              <w:left w:val="single" w:color="BFBFBF" w:sz="4"/>
-              <w:bottom w:val="single" w:color="BFBFBF" w:sz="4"/>
-              <w:right w:val="single" w:color="BFBFBF" w:sz="4"/>
-            </w:tcBorders>
-            <w:tcMar>
-              <w:top w:type="dxa" w:w="60"/>
-              <w:left w:type="dxa" w:w="100"/>
-              <w:bottom w:type="dxa" w:w="60"/>
-              <w:right w:type="dxa" w:w="100"/>
-            </w:tcMar>
-          </w:tcPr>
-          <w:p>
-            <w:pPr>
-              <w:keepNext w:val="false"/>
-            </w:pPr>
-            <w:r>
-              <w:t xml:space="preserve">Loads in about the same time as Reorder (about 4 seconds).</w:t>
-            </w:r>
-          </w:p>
-        </w:tc>
-        <w:tc>
-          <w:tcPr>
-            <w:tcW w:type="dxa" w:w="806"/>
-            <w:tcBorders>
-              <w:top w:val="single" w:color="BFBFBF" w:sz="4"/>
-              <w:left w:val="single" w:color="BFBFBF" w:sz="4"/>
-              <w:bottom w:val="single" w:color="BFBFBF" w:sz="4"/>
-              <w:right w:val="single" w:color="BFBFBF" w:sz="4"/>
-            </w:tcBorders>
-            <w:tcMar>
-              <w:top w:type="dxa" w:w="60"/>
-              <w:left w:type="dxa" w:w="100"/>
-              <w:bottom w:type="dxa" w:w="60"/>
-              <w:right w:type="dxa" w:w="100"/>
-            </w:tcMar>
-          </w:tcPr>
-          <w:p>
-            <w:pPr>
-              <w:keepNext w:val="false"/>
-            </w:pPr>
-            <w:r>
-              <w:t xml:space="preserve">☐</w:t>
-            </w:r>
-          </w:p>
-        </w:tc>
-      </w:tr>
-      <w:tr>
-        <w:trPr>
-          <w:tblHeader w:val="false"/>
-        </w:trPr>
-        <w:tc>
-          <w:tcPr>
-            <w:tcW w:type="dxa" w:w="504"/>
-            <w:tcBorders>
-              <w:top w:val="single" w:color="BFBFBF" w:sz="4"/>
-              <w:left w:val="single" w:color="BFBFBF" w:sz="4"/>
-              <w:bottom w:val="single" w:color="BFBFBF" w:sz="4"/>
-              <w:right w:val="single" w:color="BFBFBF" w:sz="4"/>
-            </w:tcBorders>
-            <w:tcMar>
-              <w:top w:type="dxa" w:w="60"/>
-              <w:left w:type="dxa" w:w="100"/>
-              <w:bottom w:type="dxa" w:w="60"/>
-              <w:right w:type="dxa" w:w="100"/>
-            </w:tcMar>
-          </w:tcPr>
-          <w:p>
-            <w:pPr>
-              <w:keepNext w:val="false"/>
-            </w:pPr>
-            <w:r>
-              <w:t xml:space="preserve">6</w:t>
-            </w:r>
-          </w:p>
-        </w:tc>
-        <w:tc>
-          <w:tcPr>
-            <w:tcW w:type="dxa" w:w="4234"/>
-            <w:tcBorders>
-              <w:top w:val="single" w:color="BFBFBF" w:sz="4"/>
-              <w:left w:val="single" w:color="BFBFBF" w:sz="4"/>
-              <w:bottom w:val="single" w:color="BFBFBF" w:sz="4"/>
-              <w:right w:val="single" w:color="BFBFBF" w:sz="4"/>
-            </w:tcBorders>
-            <w:tcMar>
-              <w:top w:type="dxa" w:w="60"/>
-              <w:left w:type="dxa" w:w="100"/>
-              <w:bottom w:type="dxa" w:w="60"/>
-              <w:right w:type="dxa" w:w="100"/>
-            </w:tcMar>
-          </w:tcPr>
-          <w:p>
-            <w:pPr>
-              <w:keepNext w:val="false"/>
-            </w:pPr>
-            <w:r>
-              <w:t xml:space="preserve">After a morning publish, reload a page left open from the day before.</w:t>
-            </w:r>
-          </w:p>
-        </w:tc>
-        <w:tc>
-          <w:tcPr>
-            <w:tcW w:type="dxa" w:w="4536"/>
-            <w:tcBorders>
-              <w:top w:val="single" w:color="BFBFBF" w:sz="4"/>
-              <w:left w:val="single" w:color="BFBFBF" w:sz="4"/>
-              <w:bottom w:val="single" w:color="BFBFBF" w:sz="4"/>
-              <w:right w:val="single" w:color="BFBFBF" w:sz="4"/>
-            </w:tcBorders>
-            <w:tcMar>
-              <w:top w:type="dxa" w:w="60"/>
-              <w:left w:type="dxa" w:w="100"/>
-              <w:bottom w:type="dxa" w:w="60"/>
-              <w:right w:type="dxa" w:w="100"/>
-            </w:tcMar>
-          </w:tcPr>
-          <w:p>
-            <w:pPr>
-              <w:keepNext w:val="false"/>
-            </w:pPr>
-            <w:r>
-              <w:t xml:space="preserve">The new data date shows; no error.</w:t>
+              <w:t xml:space="preserve">Branch,PartNumber,Description,OrderQty,Cost,LineValue,Bin</w:t>
+            </w:r>
+            <w:r>
+              <w:t xml:space="preserve">; both orders show Exported with an export count of 1.</w:t>
             </w:r>
           </w:p>
         </w:tc>
@@ -28842,6 +29604,1650 @@
         <w:spacing w:after="160"/>
       </w:pPr>
     </w:p>
+    <w:p>
+      <w:pPr>
+        <w:pStyle w:val="Heading3"/>
+      </w:pPr>
+      <w:r>
+        <w:t xml:space="preserve">0.5.0</w:t>
+      </w:r>
+    </w:p>
+    <w:tbl>
+      <w:tblPr>
+        <w:tblW w:type="dxa" w:w="10080"/>
+        <w:tblBorders>
+          <w:top w:val="single" w:color="auto" w:sz="4"/>
+          <w:left w:val="single" w:color="auto" w:sz="4"/>
+          <w:bottom w:val="single" w:color="auto" w:sz="4"/>
+          <w:right w:val="single" w:color="auto" w:sz="4"/>
+          <w:insideH w:val="single" w:color="auto" w:sz="4"/>
+          <w:insideV w:val="single" w:color="auto" w:sz="4"/>
+        </w:tblBorders>
+      </w:tblPr>
+      <w:tblGrid>
+        <w:gridCol w:w="504"/>
+        <w:gridCol w:w="4234"/>
+        <w:gridCol w:w="4536"/>
+        <w:gridCol w:w="806"/>
+      </w:tblGrid>
+      <w:tr>
+        <w:trPr>
+          <w:tblHeader/>
+        </w:trPr>
+        <w:tc>
+          <w:tcPr>
+            <w:tcW w:type="dxa" w:w="504"/>
+            <w:tcBorders>
+              <w:top w:val="single" w:color="BFBFBF" w:sz="4"/>
+              <w:left w:val="single" w:color="BFBFBF" w:sz="4"/>
+              <w:bottom w:val="single" w:color="BFBFBF" w:sz="4"/>
+              <w:right w:val="single" w:color="BFBFBF" w:sz="4"/>
+            </w:tcBorders>
+            <w:shd w:fill="DEEAF6" w:color="auto" w:val="clear"/>
+            <w:tcMar>
+              <w:top w:type="dxa" w:w="60"/>
+              <w:left w:type="dxa" w:w="100"/>
+              <w:bottom w:type="dxa" w:w="60"/>
+              <w:right w:type="dxa" w:w="100"/>
+            </w:tcMar>
+          </w:tcPr>
+          <w:p>
+            <w:pPr>
+              <w:keepNext w:val="false"/>
+            </w:pPr>
+            <w:r>
+              <w:rPr>
+                <w:b/>
+                <w:bCs/>
+              </w:rPr>
+              <w:t xml:space="preserve">#</w:t>
+            </w:r>
+          </w:p>
+        </w:tc>
+        <w:tc>
+          <w:tcPr>
+            <w:tcW w:type="dxa" w:w="4234"/>
+            <w:tcBorders>
+              <w:top w:val="single" w:color="BFBFBF" w:sz="4"/>
+              <w:left w:val="single" w:color="BFBFBF" w:sz="4"/>
+              <w:bottom w:val="single" w:color="BFBFBF" w:sz="4"/>
+              <w:right w:val="single" w:color="BFBFBF" w:sz="4"/>
+            </w:tcBorders>
+            <w:shd w:fill="DEEAF6" w:color="auto" w:val="clear"/>
+            <w:tcMar>
+              <w:top w:type="dxa" w:w="60"/>
+              <w:left w:type="dxa" w:w="100"/>
+              <w:bottom w:type="dxa" w:w="60"/>
+              <w:right w:type="dxa" w:w="100"/>
+            </w:tcMar>
+          </w:tcPr>
+          <w:p>
+            <w:pPr>
+              <w:keepNext w:val="false"/>
+            </w:pPr>
+            <w:r>
+              <w:rPr>
+                <w:b/>
+                <w:bCs/>
+              </w:rPr>
+              <w:t xml:space="preserve">Do this</w:t>
+            </w:r>
+          </w:p>
+        </w:tc>
+        <w:tc>
+          <w:tcPr>
+            <w:tcW w:type="dxa" w:w="4536"/>
+            <w:tcBorders>
+              <w:top w:val="single" w:color="BFBFBF" w:sz="4"/>
+              <w:left w:val="single" w:color="BFBFBF" w:sz="4"/>
+              <w:bottom w:val="single" w:color="BFBFBF" w:sz="4"/>
+              <w:right w:val="single" w:color="BFBFBF" w:sz="4"/>
+            </w:tcBorders>
+            <w:shd w:fill="DEEAF6" w:color="auto" w:val="clear"/>
+            <w:tcMar>
+              <w:top w:type="dxa" w:w="60"/>
+              <w:left w:type="dxa" w:w="100"/>
+              <w:bottom w:type="dxa" w:w="60"/>
+              <w:right w:type="dxa" w:w="100"/>
+            </w:tcMar>
+          </w:tcPr>
+          <w:p>
+            <w:pPr>
+              <w:keepNext w:val="false"/>
+            </w:pPr>
+            <w:r>
+              <w:rPr>
+                <w:b/>
+                <w:bCs/>
+              </w:rPr>
+              <w:t xml:space="preserve">You should see</w:t>
+            </w:r>
+          </w:p>
+        </w:tc>
+        <w:tc>
+          <w:tcPr>
+            <w:tcW w:type="dxa" w:w="806"/>
+            <w:tcBorders>
+              <w:top w:val="single" w:color="BFBFBF" w:sz="4"/>
+              <w:left w:val="single" w:color="BFBFBF" w:sz="4"/>
+              <w:bottom w:val="single" w:color="BFBFBF" w:sz="4"/>
+              <w:right w:val="single" w:color="BFBFBF" w:sz="4"/>
+            </w:tcBorders>
+            <w:shd w:fill="DEEAF6" w:color="auto" w:val="clear"/>
+            <w:tcMar>
+              <w:top w:type="dxa" w:w="60"/>
+              <w:left w:type="dxa" w:w="100"/>
+              <w:bottom w:type="dxa" w:w="60"/>
+              <w:right w:type="dxa" w:w="100"/>
+            </w:tcMar>
+          </w:tcPr>
+          <w:p>
+            <w:pPr>
+              <w:keepNext w:val="false"/>
+            </w:pPr>
+            <w:r>
+              <w:rPr>
+                <w:b/>
+                <w:bCs/>
+              </w:rPr>
+              <w:t xml:space="preserve">OK</w:t>
+            </w:r>
+          </w:p>
+        </w:tc>
+      </w:tr>
+      <w:tr>
+        <w:trPr>
+          <w:tblHeader w:val="false"/>
+        </w:trPr>
+        <w:tc>
+          <w:tcPr>
+            <w:tcW w:type="dxa" w:w="504"/>
+            <w:tcBorders>
+              <w:top w:val="single" w:color="BFBFBF" w:sz="4"/>
+              <w:left w:val="single" w:color="BFBFBF" w:sz="4"/>
+              <w:bottom w:val="single" w:color="BFBFBF" w:sz="4"/>
+              <w:right w:val="single" w:color="BFBFBF" w:sz="4"/>
+            </w:tcBorders>
+            <w:tcMar>
+              <w:top w:type="dxa" w:w="60"/>
+              <w:left w:type="dxa" w:w="100"/>
+              <w:bottom w:type="dxa" w:w="60"/>
+              <w:right w:type="dxa" w:w="100"/>
+            </w:tcMar>
+          </w:tcPr>
+          <w:p>
+            <w:pPr>
+              <w:keepNext w:val="false"/>
+            </w:pPr>
+            <w:r>
+              <w:t xml:space="preserve">1</w:t>
+            </w:r>
+          </w:p>
+        </w:tc>
+        <w:tc>
+          <w:tcPr>
+            <w:tcW w:type="dxa" w:w="4234"/>
+            <w:tcBorders>
+              <w:top w:val="single" w:color="BFBFBF" w:sz="4"/>
+              <w:left w:val="single" w:color="BFBFBF" w:sz="4"/>
+              <w:bottom w:val="single" w:color="BFBFBF" w:sz="4"/>
+              <w:right w:val="single" w:color="BFBFBF" w:sz="4"/>
+            </w:tcBorders>
+            <w:tcMar>
+              <w:top w:type="dxa" w:w="60"/>
+              <w:left w:type="dxa" w:w="100"/>
+              <w:bottom w:type="dxa" w:w="60"/>
+              <w:right w:type="dxa" w:w="100"/>
+            </w:tcMar>
+          </w:tcPr>
+          <w:p>
+            <w:pPr>
+              <w:keepNext w:val="false"/>
+            </w:pPr>
+            <w:r>
+              <w:t xml:space="preserve">App Settings → </w:t>
+            </w:r>
+            <w:r>
+              <w:rPr>
+                <w:b/>
+                <w:bCs/>
+              </w:rPr>
+              <w:t xml:space="preserve">About</w:t>
+            </w:r>
+            <w:r>
+              <w:t xml:space="preserve">.</w:t>
+            </w:r>
+          </w:p>
+        </w:tc>
+        <w:tc>
+          <w:tcPr>
+            <w:tcW w:type="dxa" w:w="4536"/>
+            <w:tcBorders>
+              <w:top w:val="single" w:color="BFBFBF" w:sz="4"/>
+              <w:left w:val="single" w:color="BFBFBF" w:sz="4"/>
+              <w:bottom w:val="single" w:color="BFBFBF" w:sz="4"/>
+              <w:right w:val="single" w:color="BFBFBF" w:sz="4"/>
+            </w:tcBorders>
+            <w:tcMar>
+              <w:top w:type="dxa" w:w="60"/>
+              <w:left w:type="dxa" w:w="100"/>
+              <w:bottom w:type="dxa" w:w="60"/>
+              <w:right w:type="dxa" w:w="100"/>
+            </w:tcMar>
+          </w:tcPr>
+          <w:p>
+            <w:pPr>
+              <w:keepNext w:val="false"/>
+            </w:pPr>
+            <w:r>
+              <w:rPr>
+                <w:b/>
+                <w:bCs/>
+              </w:rPr>
+              <w:t xml:space="preserve">0.5.0</w:t>
+            </w:r>
+            <w:r>
+              <w:t xml:space="preserve"> and the deployed commit.</w:t>
+            </w:r>
+          </w:p>
+        </w:tc>
+        <w:tc>
+          <w:tcPr>
+            <w:tcW w:type="dxa" w:w="806"/>
+            <w:tcBorders>
+              <w:top w:val="single" w:color="BFBFBF" w:sz="4"/>
+              <w:left w:val="single" w:color="BFBFBF" w:sz="4"/>
+              <w:bottom w:val="single" w:color="BFBFBF" w:sz="4"/>
+              <w:right w:val="single" w:color="BFBFBF" w:sz="4"/>
+            </w:tcBorders>
+            <w:tcMar>
+              <w:top w:type="dxa" w:w="60"/>
+              <w:left w:type="dxa" w:w="100"/>
+              <w:bottom w:type="dxa" w:w="60"/>
+              <w:right w:type="dxa" w:w="100"/>
+            </w:tcMar>
+          </w:tcPr>
+          <w:p>
+            <w:pPr>
+              <w:keepNext w:val="false"/>
+            </w:pPr>
+            <w:r>
+              <w:t xml:space="preserve">☐</w:t>
+            </w:r>
+          </w:p>
+        </w:tc>
+      </w:tr>
+      <w:tr>
+        <w:trPr>
+          <w:tblHeader w:val="false"/>
+        </w:trPr>
+        <w:tc>
+          <w:tcPr>
+            <w:tcW w:type="dxa" w:w="504"/>
+            <w:tcBorders>
+              <w:top w:val="single" w:color="BFBFBF" w:sz="4"/>
+              <w:left w:val="single" w:color="BFBFBF" w:sz="4"/>
+              <w:bottom w:val="single" w:color="BFBFBF" w:sz="4"/>
+              <w:right w:val="single" w:color="BFBFBF" w:sz="4"/>
+            </w:tcBorders>
+            <w:tcMar>
+              <w:top w:type="dxa" w:w="60"/>
+              <w:left w:type="dxa" w:w="100"/>
+              <w:bottom w:type="dxa" w:w="60"/>
+              <w:right w:type="dxa" w:w="100"/>
+            </w:tcMar>
+          </w:tcPr>
+          <w:p>
+            <w:pPr>
+              <w:keepNext w:val="false"/>
+            </w:pPr>
+            <w:r>
+              <w:t xml:space="preserve">2</w:t>
+            </w:r>
+          </w:p>
+        </w:tc>
+        <w:tc>
+          <w:tcPr>
+            <w:tcW w:type="dxa" w:w="4234"/>
+            <w:tcBorders>
+              <w:top w:val="single" w:color="BFBFBF" w:sz="4"/>
+              <w:left w:val="single" w:color="BFBFBF" w:sz="4"/>
+              <w:bottom w:val="single" w:color="BFBFBF" w:sz="4"/>
+              <w:right w:val="single" w:color="BFBFBF" w:sz="4"/>
+            </w:tcBorders>
+            <w:tcMar>
+              <w:top w:type="dxa" w:w="60"/>
+              <w:left w:type="dxa" w:w="100"/>
+              <w:bottom w:type="dxa" w:w="60"/>
+              <w:right w:type="dxa" w:w="100"/>
+            </w:tcMar>
+          </w:tcPr>
+          <w:p>
+            <w:pPr>
+              <w:keepNext w:val="false"/>
+            </w:pPr>
+            <w:r>
+              <w:t xml:space="preserve">The first morning after the 0.5.0 publish: re-check the Part 2 examples (MULTISEAL at 1 with 44 from 6; branch 6 and 93 on Other branches; R134A redistribution from 13; GG100 with no stock or sales at 1; 124184 at about 22 demands) against Prod.</w:t>
+            </w:r>
+          </w:p>
+        </w:tc>
+        <w:tc>
+          <w:tcPr>
+            <w:tcW w:type="dxa" w:w="4536"/>
+            <w:tcBorders>
+              <w:top w:val="single" w:color="BFBFBF" w:sz="4"/>
+              <w:left w:val="single" w:color="BFBFBF" w:sz="4"/>
+              <w:bottom w:val="single" w:color="BFBFBF" w:sz="4"/>
+              <w:right w:val="single" w:color="BFBFBF" w:sz="4"/>
+            </w:tcBorders>
+            <w:tcMar>
+              <w:top w:type="dxa" w:w="60"/>
+              <w:left w:type="dxa" w:w="100"/>
+              <w:bottom w:type="dxa" w:w="60"/>
+              <w:right w:type="dxa" w:w="100"/>
+            </w:tcMar>
+          </w:tcPr>
+          <w:p>
+            <w:pPr>
+              <w:keepNext w:val="false"/>
+            </w:pPr>
+            <w:r>
+              <w:t xml:space="preserve">Each still behaves as described; update the walkthrough where Prod differs before sending it out.</w:t>
+            </w:r>
+          </w:p>
+        </w:tc>
+        <w:tc>
+          <w:tcPr>
+            <w:tcW w:type="dxa" w:w="806"/>
+            <w:tcBorders>
+              <w:top w:val="single" w:color="BFBFBF" w:sz="4"/>
+              <w:left w:val="single" w:color="BFBFBF" w:sz="4"/>
+              <w:bottom w:val="single" w:color="BFBFBF" w:sz="4"/>
+              <w:right w:val="single" w:color="BFBFBF" w:sz="4"/>
+            </w:tcBorders>
+            <w:tcMar>
+              <w:top w:type="dxa" w:w="60"/>
+              <w:left w:type="dxa" w:w="100"/>
+              <w:bottom w:type="dxa" w:w="60"/>
+              <w:right w:type="dxa" w:w="100"/>
+            </w:tcMar>
+          </w:tcPr>
+          <w:p>
+            <w:pPr>
+              <w:keepNext w:val="false"/>
+            </w:pPr>
+            <w:r>
+              <w:t xml:space="preserve">☐</w:t>
+            </w:r>
+          </w:p>
+        </w:tc>
+      </w:tr>
+      <w:tr>
+        <w:trPr>
+          <w:tblHeader w:val="false"/>
+        </w:trPr>
+        <w:tc>
+          <w:tcPr>
+            <w:tcW w:type="dxa" w:w="504"/>
+            <w:tcBorders>
+              <w:top w:val="single" w:color="BFBFBF" w:sz="4"/>
+              <w:left w:val="single" w:color="BFBFBF" w:sz="4"/>
+              <w:bottom w:val="single" w:color="BFBFBF" w:sz="4"/>
+              <w:right w:val="single" w:color="BFBFBF" w:sz="4"/>
+            </w:tcBorders>
+            <w:tcMar>
+              <w:top w:type="dxa" w:w="60"/>
+              <w:left w:type="dxa" w:w="100"/>
+              <w:bottom w:type="dxa" w:w="60"/>
+              <w:right w:type="dxa" w:w="100"/>
+            </w:tcMar>
+          </w:tcPr>
+          <w:p>
+            <w:pPr>
+              <w:keepNext w:val="false"/>
+            </w:pPr>
+            <w:r>
+              <w:t xml:space="preserve">3</w:t>
+            </w:r>
+          </w:p>
+        </w:tc>
+        <w:tc>
+          <w:tcPr>
+            <w:tcW w:type="dxa" w:w="4234"/>
+            <w:tcBorders>
+              <w:top w:val="single" w:color="BFBFBF" w:sz="4"/>
+              <w:left w:val="single" w:color="BFBFBF" w:sz="4"/>
+              <w:bottom w:val="single" w:color="BFBFBF" w:sz="4"/>
+              <w:right w:val="single" w:color="BFBFBF" w:sz="4"/>
+            </w:tcBorders>
+            <w:tcMar>
+              <w:top w:type="dxa" w:w="60"/>
+              <w:left w:type="dxa" w:w="100"/>
+              <w:bottom w:type="dxa" w:w="60"/>
+              <w:right w:type="dxa" w:w="100"/>
+            </w:tcMar>
+          </w:tcPr>
+          <w:p>
+            <w:pPr>
+              <w:keepNext w:val="false"/>
+            </w:pPr>
+            <w:r>
+              <w:t xml:space="preserve">Home, Recommended Reorder and Transfers with the Prod data.</w:t>
+            </w:r>
+          </w:p>
+        </w:tc>
+        <w:tc>
+          <w:tcPr>
+            <w:tcW w:type="dxa" w:w="4536"/>
+            <w:tcBorders>
+              <w:top w:val="single" w:color="BFBFBF" w:sz="4"/>
+              <w:left w:val="single" w:color="BFBFBF" w:sz="4"/>
+              <w:bottom w:val="single" w:color="BFBFBF" w:sz="4"/>
+              <w:right w:val="single" w:color="BFBFBF" w:sz="4"/>
+            </w:tcBorders>
+            <w:tcMar>
+              <w:top w:type="dxa" w:w="60"/>
+              <w:left w:type="dxa" w:w="100"/>
+              <w:bottom w:type="dxa" w:w="60"/>
+              <w:right w:type="dxa" w:w="100"/>
+            </w:tcMar>
+          </w:tcPr>
+          <w:p>
+            <w:pPr>
+              <w:keepNext w:val="false"/>
+            </w:pPr>
+            <w:r>
+              <w:t xml:space="preserve">Purple card, banner and pills show; Transfers goes </w:t>
+            </w:r>
+            <w:r>
+              <w:rPr>
+                <w:b/>
+                <w:bCs/>
+              </w:rPr>
+              <w:t xml:space="preserve">Live</w:t>
+            </w:r>
+            <w:r>
+              <w:t xml:space="preserve"> with no red "disagree" banner.</w:t>
+            </w:r>
+          </w:p>
+        </w:tc>
+        <w:tc>
+          <w:tcPr>
+            <w:tcW w:type="dxa" w:w="806"/>
+            <w:tcBorders>
+              <w:top w:val="single" w:color="BFBFBF" w:sz="4"/>
+              <w:left w:val="single" w:color="BFBFBF" w:sz="4"/>
+              <w:bottom w:val="single" w:color="BFBFBF" w:sz="4"/>
+              <w:right w:val="single" w:color="BFBFBF" w:sz="4"/>
+            </w:tcBorders>
+            <w:tcMar>
+              <w:top w:type="dxa" w:w="60"/>
+              <w:left w:type="dxa" w:w="100"/>
+              <w:bottom w:type="dxa" w:w="60"/>
+              <w:right w:type="dxa" w:w="100"/>
+            </w:tcMar>
+          </w:tcPr>
+          <w:p>
+            <w:pPr>
+              <w:keepNext w:val="false"/>
+            </w:pPr>
+            <w:r>
+              <w:t xml:space="preserve">☐</w:t>
+            </w:r>
+          </w:p>
+        </w:tc>
+      </w:tr>
+      <w:tr>
+        <w:trPr>
+          <w:tblHeader w:val="false"/>
+        </w:trPr>
+        <w:tc>
+          <w:tcPr>
+            <w:tcW w:type="dxa" w:w="504"/>
+            <w:tcBorders>
+              <w:top w:val="single" w:color="BFBFBF" w:sz="4"/>
+              <w:left w:val="single" w:color="BFBFBF" w:sz="4"/>
+              <w:bottom w:val="single" w:color="BFBFBF" w:sz="4"/>
+              <w:right w:val="single" w:color="BFBFBF" w:sz="4"/>
+            </w:tcBorders>
+            <w:tcMar>
+              <w:top w:type="dxa" w:w="60"/>
+              <w:left w:type="dxa" w:w="100"/>
+              <w:bottom w:type="dxa" w:w="60"/>
+              <w:right w:type="dxa" w:w="100"/>
+            </w:tcMar>
+          </w:tcPr>
+          <w:p>
+            <w:pPr>
+              <w:keepNext w:val="false"/>
+            </w:pPr>
+            <w:r>
+              <w:t xml:space="preserve">4</w:t>
+            </w:r>
+          </w:p>
+        </w:tc>
+        <w:tc>
+          <w:tcPr>
+            <w:tcW w:type="dxa" w:w="4234"/>
+            <w:tcBorders>
+              <w:top w:val="single" w:color="BFBFBF" w:sz="4"/>
+              <w:left w:val="single" w:color="BFBFBF" w:sz="4"/>
+              <w:bottom w:val="single" w:color="BFBFBF" w:sz="4"/>
+              <w:right w:val="single" w:color="BFBFBF" w:sz="4"/>
+            </w:tcBorders>
+            <w:tcMar>
+              <w:top w:type="dxa" w:w="60"/>
+              <w:left w:type="dxa" w:w="100"/>
+              <w:bottom w:type="dxa" w:w="60"/>
+              <w:right w:type="dxa" w:w="100"/>
+            </w:tcMar>
+          </w:tcPr>
+          <w:p>
+            <w:pPr>
+              <w:keepNext w:val="false"/>
+            </w:pPr>
+            <w:r>
+              <w:t xml:space="preserve">Open an old address with dealer groups: </w:t>
+            </w:r>
+            <w:r>
+              <w:rPr>
+                <w:rFonts w:ascii="Consolas" w:cs="Consolas" w:eastAsia="Consolas" w:hAnsi="Consolas"/>
+                <w:sz w:val="20"/>
+                <w:szCs w:val="20"/>
+              </w:rPr>
+              <w:t xml:space="preserve">/reorder?branch=1&amp;dgc=COTTON</w:t>
+            </w:r>
+            <w:r>
+              <w:t xml:space="preserve">.</w:t>
+            </w:r>
+          </w:p>
+        </w:tc>
+        <w:tc>
+          <w:tcPr>
+            <w:tcW w:type="dxa" w:w="4536"/>
+            <w:tcBorders>
+              <w:top w:val="single" w:color="BFBFBF" w:sz="4"/>
+              <w:left w:val="single" w:color="BFBFBF" w:sz="4"/>
+              <w:bottom w:val="single" w:color="BFBFBF" w:sz="4"/>
+              <w:right w:val="single" w:color="BFBFBF" w:sz="4"/>
+            </w:tcBorders>
+            <w:tcMar>
+              <w:top w:type="dxa" w:w="60"/>
+              <w:left w:type="dxa" w:w="100"/>
+              <w:bottom w:type="dxa" w:w="60"/>
+              <w:right w:type="dxa" w:w="100"/>
+            </w:tcMar>
+          </w:tcPr>
+          <w:p>
+            <w:pPr>
+              <w:keepNext w:val="false"/>
+            </w:pPr>
+            <w:r>
+              <w:t xml:space="preserve">Recommended Reorder with COTTON ticked.</w:t>
+            </w:r>
+          </w:p>
+        </w:tc>
+        <w:tc>
+          <w:tcPr>
+            <w:tcW w:type="dxa" w:w="806"/>
+            <w:tcBorders>
+              <w:top w:val="single" w:color="BFBFBF" w:sz="4"/>
+              <w:left w:val="single" w:color="BFBFBF" w:sz="4"/>
+              <w:bottom w:val="single" w:color="BFBFBF" w:sz="4"/>
+              <w:right w:val="single" w:color="BFBFBF" w:sz="4"/>
+            </w:tcBorders>
+            <w:tcMar>
+              <w:top w:type="dxa" w:w="60"/>
+              <w:left w:type="dxa" w:w="100"/>
+              <w:bottom w:type="dxa" w:w="60"/>
+              <w:right w:type="dxa" w:w="100"/>
+            </w:tcMar>
+          </w:tcPr>
+          <w:p>
+            <w:pPr>
+              <w:keepNext w:val="false"/>
+            </w:pPr>
+            <w:r>
+              <w:t xml:space="preserve">☐</w:t>
+            </w:r>
+          </w:p>
+        </w:tc>
+      </w:tr>
+      <w:tr>
+        <w:trPr>
+          <w:tblHeader w:val="false"/>
+        </w:trPr>
+        <w:tc>
+          <w:tcPr>
+            <w:tcW w:type="dxa" w:w="504"/>
+            <w:tcBorders>
+              <w:top w:val="single" w:color="BFBFBF" w:sz="4"/>
+              <w:left w:val="single" w:color="BFBFBF" w:sz="4"/>
+              <w:bottom w:val="single" w:color="BFBFBF" w:sz="4"/>
+              <w:right w:val="single" w:color="BFBFBF" w:sz="4"/>
+            </w:tcBorders>
+            <w:tcMar>
+              <w:top w:type="dxa" w:w="60"/>
+              <w:left w:type="dxa" w:w="100"/>
+              <w:bottom w:type="dxa" w:w="60"/>
+              <w:right w:type="dxa" w:w="100"/>
+            </w:tcMar>
+          </w:tcPr>
+          <w:p>
+            <w:pPr>
+              <w:keepNext w:val="false"/>
+            </w:pPr>
+            <w:r>
+              <w:t xml:space="preserve">5</w:t>
+            </w:r>
+          </w:p>
+        </w:tc>
+        <w:tc>
+          <w:tcPr>
+            <w:tcW w:type="dxa" w:w="4234"/>
+            <w:tcBorders>
+              <w:top w:val="single" w:color="BFBFBF" w:sz="4"/>
+              <w:left w:val="single" w:color="BFBFBF" w:sz="4"/>
+              <w:bottom w:val="single" w:color="BFBFBF" w:sz="4"/>
+              <w:right w:val="single" w:color="BFBFBF" w:sz="4"/>
+            </w:tcBorders>
+            <w:tcMar>
+              <w:top w:type="dxa" w:w="60"/>
+              <w:left w:type="dxa" w:w="100"/>
+              <w:bottom w:type="dxa" w:w="60"/>
+              <w:right w:type="dxa" w:w="100"/>
+            </w:tcMar>
+          </w:tcPr>
+          <w:p>
+            <w:pPr>
+              <w:keepNext w:val="false"/>
+            </w:pPr>
+            <w:r>
+              <w:t xml:space="preserve">Special statuses with all branches loaded.</w:t>
+            </w:r>
+          </w:p>
+        </w:tc>
+        <w:tc>
+          <w:tcPr>
+            <w:tcW w:type="dxa" w:w="4536"/>
+            <w:tcBorders>
+              <w:top w:val="single" w:color="BFBFBF" w:sz="4"/>
+              <w:left w:val="single" w:color="BFBFBF" w:sz="4"/>
+              <w:bottom w:val="single" w:color="BFBFBF" w:sz="4"/>
+              <w:right w:val="single" w:color="BFBFBF" w:sz="4"/>
+            </w:tcBorders>
+            <w:tcMar>
+              <w:top w:type="dxa" w:w="60"/>
+              <w:left w:type="dxa" w:w="100"/>
+              <w:bottom w:type="dxa" w:w="60"/>
+              <w:right w:type="dxa" w:w="100"/>
+            </w:tcMar>
+          </w:tcPr>
+          <w:p>
+            <w:pPr>
+              <w:keepNext w:val="false"/>
+            </w:pPr>
+            <w:r>
+              <w:t xml:space="preserve">Masks, Manual order, min overrides and any phase-ins; no errors.</w:t>
+            </w:r>
+          </w:p>
+        </w:tc>
+        <w:tc>
+          <w:tcPr>
+            <w:tcW w:type="dxa" w:w="806"/>
+            <w:tcBorders>
+              <w:top w:val="single" w:color="BFBFBF" w:sz="4"/>
+              <w:left w:val="single" w:color="BFBFBF" w:sz="4"/>
+              <w:bottom w:val="single" w:color="BFBFBF" w:sz="4"/>
+              <w:right w:val="single" w:color="BFBFBF" w:sz="4"/>
+            </w:tcBorders>
+            <w:tcMar>
+              <w:top w:type="dxa" w:w="60"/>
+              <w:left w:type="dxa" w:w="100"/>
+              <w:bottom w:type="dxa" w:w="60"/>
+              <w:right w:type="dxa" w:w="100"/>
+            </w:tcMar>
+          </w:tcPr>
+          <w:p>
+            <w:pPr>
+              <w:keepNext w:val="false"/>
+            </w:pPr>
+            <w:r>
+              <w:t xml:space="preserve">☐</w:t>
+            </w:r>
+          </w:p>
+        </w:tc>
+      </w:tr>
+    </w:tbl>
+    <w:p>
+      <w:pPr>
+        <w:spacing w:after="120"/>
+      </w:pPr>
+    </w:p>
+    <w:p>
+      <w:pPr>
+        <w:pStyle w:val="Heading3"/>
+      </w:pPr>
+      <w:r>
+        <w:t xml:space="preserve">0.4.0</w:t>
+      </w:r>
+    </w:p>
+    <w:tbl>
+      <w:tblPr>
+        <w:tblW w:type="dxa" w:w="10080"/>
+        <w:tblBorders>
+          <w:top w:val="single" w:color="auto" w:sz="4"/>
+          <w:left w:val="single" w:color="auto" w:sz="4"/>
+          <w:bottom w:val="single" w:color="auto" w:sz="4"/>
+          <w:right w:val="single" w:color="auto" w:sz="4"/>
+          <w:insideH w:val="single" w:color="auto" w:sz="4"/>
+          <w:insideV w:val="single" w:color="auto" w:sz="4"/>
+        </w:tblBorders>
+      </w:tblPr>
+      <w:tblGrid>
+        <w:gridCol w:w="504"/>
+        <w:gridCol w:w="4234"/>
+        <w:gridCol w:w="4536"/>
+        <w:gridCol w:w="806"/>
+      </w:tblGrid>
+      <w:tr>
+        <w:trPr>
+          <w:tblHeader/>
+        </w:trPr>
+        <w:tc>
+          <w:tcPr>
+            <w:tcW w:type="dxa" w:w="504"/>
+            <w:tcBorders>
+              <w:top w:val="single" w:color="BFBFBF" w:sz="4"/>
+              <w:left w:val="single" w:color="BFBFBF" w:sz="4"/>
+              <w:bottom w:val="single" w:color="BFBFBF" w:sz="4"/>
+              <w:right w:val="single" w:color="BFBFBF" w:sz="4"/>
+            </w:tcBorders>
+            <w:shd w:fill="DEEAF6" w:color="auto" w:val="clear"/>
+            <w:tcMar>
+              <w:top w:type="dxa" w:w="60"/>
+              <w:left w:type="dxa" w:w="100"/>
+              <w:bottom w:type="dxa" w:w="60"/>
+              <w:right w:type="dxa" w:w="100"/>
+            </w:tcMar>
+          </w:tcPr>
+          <w:p>
+            <w:pPr>
+              <w:keepNext w:val="false"/>
+            </w:pPr>
+            <w:r>
+              <w:rPr>
+                <w:b/>
+                <w:bCs/>
+              </w:rPr>
+              <w:t xml:space="preserve">#</w:t>
+            </w:r>
+          </w:p>
+        </w:tc>
+        <w:tc>
+          <w:tcPr>
+            <w:tcW w:type="dxa" w:w="4234"/>
+            <w:tcBorders>
+              <w:top w:val="single" w:color="BFBFBF" w:sz="4"/>
+              <w:left w:val="single" w:color="BFBFBF" w:sz="4"/>
+              <w:bottom w:val="single" w:color="BFBFBF" w:sz="4"/>
+              <w:right w:val="single" w:color="BFBFBF" w:sz="4"/>
+            </w:tcBorders>
+            <w:shd w:fill="DEEAF6" w:color="auto" w:val="clear"/>
+            <w:tcMar>
+              <w:top w:type="dxa" w:w="60"/>
+              <w:left w:type="dxa" w:w="100"/>
+              <w:bottom w:type="dxa" w:w="60"/>
+              <w:right w:type="dxa" w:w="100"/>
+            </w:tcMar>
+          </w:tcPr>
+          <w:p>
+            <w:pPr>
+              <w:keepNext w:val="false"/>
+            </w:pPr>
+            <w:r>
+              <w:rPr>
+                <w:b/>
+                <w:bCs/>
+              </w:rPr>
+              <w:t xml:space="preserve">Do this</w:t>
+            </w:r>
+          </w:p>
+        </w:tc>
+        <w:tc>
+          <w:tcPr>
+            <w:tcW w:type="dxa" w:w="4536"/>
+            <w:tcBorders>
+              <w:top w:val="single" w:color="BFBFBF" w:sz="4"/>
+              <w:left w:val="single" w:color="BFBFBF" w:sz="4"/>
+              <w:bottom w:val="single" w:color="BFBFBF" w:sz="4"/>
+              <w:right w:val="single" w:color="BFBFBF" w:sz="4"/>
+            </w:tcBorders>
+            <w:shd w:fill="DEEAF6" w:color="auto" w:val="clear"/>
+            <w:tcMar>
+              <w:top w:type="dxa" w:w="60"/>
+              <w:left w:type="dxa" w:w="100"/>
+              <w:bottom w:type="dxa" w:w="60"/>
+              <w:right w:type="dxa" w:w="100"/>
+            </w:tcMar>
+          </w:tcPr>
+          <w:p>
+            <w:pPr>
+              <w:keepNext w:val="false"/>
+            </w:pPr>
+            <w:r>
+              <w:rPr>
+                <w:b/>
+                <w:bCs/>
+              </w:rPr>
+              <w:t xml:space="preserve">You should see</w:t>
+            </w:r>
+          </w:p>
+        </w:tc>
+        <w:tc>
+          <w:tcPr>
+            <w:tcW w:type="dxa" w:w="806"/>
+            <w:tcBorders>
+              <w:top w:val="single" w:color="BFBFBF" w:sz="4"/>
+              <w:left w:val="single" w:color="BFBFBF" w:sz="4"/>
+              <w:bottom w:val="single" w:color="BFBFBF" w:sz="4"/>
+              <w:right w:val="single" w:color="BFBFBF" w:sz="4"/>
+            </w:tcBorders>
+            <w:shd w:fill="DEEAF6" w:color="auto" w:val="clear"/>
+            <w:tcMar>
+              <w:top w:type="dxa" w:w="60"/>
+              <w:left w:type="dxa" w:w="100"/>
+              <w:bottom w:type="dxa" w:w="60"/>
+              <w:right w:type="dxa" w:w="100"/>
+            </w:tcMar>
+          </w:tcPr>
+          <w:p>
+            <w:pPr>
+              <w:keepNext w:val="false"/>
+            </w:pPr>
+            <w:r>
+              <w:rPr>
+                <w:b/>
+                <w:bCs/>
+              </w:rPr>
+              <w:t xml:space="preserve">OK</w:t>
+            </w:r>
+          </w:p>
+        </w:tc>
+      </w:tr>
+      <w:tr>
+        <w:trPr>
+          <w:tblHeader w:val="false"/>
+        </w:trPr>
+        <w:tc>
+          <w:tcPr>
+            <w:tcW w:type="dxa" w:w="504"/>
+            <w:tcBorders>
+              <w:top w:val="single" w:color="BFBFBF" w:sz="4"/>
+              <w:left w:val="single" w:color="BFBFBF" w:sz="4"/>
+              <w:bottom w:val="single" w:color="BFBFBF" w:sz="4"/>
+              <w:right w:val="single" w:color="BFBFBF" w:sz="4"/>
+            </w:tcBorders>
+            <w:tcMar>
+              <w:top w:type="dxa" w:w="60"/>
+              <w:left w:type="dxa" w:w="100"/>
+              <w:bottom w:type="dxa" w:w="60"/>
+              <w:right w:type="dxa" w:w="100"/>
+            </w:tcMar>
+          </w:tcPr>
+          <w:p>
+            <w:pPr>
+              <w:keepNext w:val="false"/>
+            </w:pPr>
+            <w:r>
+              <w:t xml:space="preserve">1</w:t>
+            </w:r>
+          </w:p>
+        </w:tc>
+        <w:tc>
+          <w:tcPr>
+            <w:tcW w:type="dxa" w:w="4234"/>
+            <w:tcBorders>
+              <w:top w:val="single" w:color="BFBFBF" w:sz="4"/>
+              <w:left w:val="single" w:color="BFBFBF" w:sz="4"/>
+              <w:bottom w:val="single" w:color="BFBFBF" w:sz="4"/>
+              <w:right w:val="single" w:color="BFBFBF" w:sz="4"/>
+            </w:tcBorders>
+            <w:tcMar>
+              <w:top w:type="dxa" w:w="60"/>
+              <w:left w:type="dxa" w:w="100"/>
+              <w:bottom w:type="dxa" w:w="60"/>
+              <w:right w:type="dxa" w:w="100"/>
+            </w:tcMar>
+          </w:tcPr>
+          <w:p>
+            <w:pPr>
+              <w:keepNext w:val="false"/>
+            </w:pPr>
+            <w:r>
+              <w:t xml:space="preserve">App Settings → </w:t>
+            </w:r>
+            <w:r>
+              <w:rPr>
+                <w:b/>
+                <w:bCs/>
+              </w:rPr>
+              <w:t xml:space="preserve">About</w:t>
+            </w:r>
+            <w:r>
+              <w:t xml:space="preserve">.</w:t>
+            </w:r>
+          </w:p>
+        </w:tc>
+        <w:tc>
+          <w:tcPr>
+            <w:tcW w:type="dxa" w:w="4536"/>
+            <w:tcBorders>
+              <w:top w:val="single" w:color="BFBFBF" w:sz="4"/>
+              <w:left w:val="single" w:color="BFBFBF" w:sz="4"/>
+              <w:bottom w:val="single" w:color="BFBFBF" w:sz="4"/>
+              <w:right w:val="single" w:color="BFBFBF" w:sz="4"/>
+            </w:tcBorders>
+            <w:tcMar>
+              <w:top w:type="dxa" w:w="60"/>
+              <w:left w:type="dxa" w:w="100"/>
+              <w:bottom w:type="dxa" w:w="60"/>
+              <w:right w:type="dxa" w:w="100"/>
+            </w:tcMar>
+          </w:tcPr>
+          <w:p>
+            <w:pPr>
+              <w:keepNext w:val="false"/>
+            </w:pPr>
+            <w:r>
+              <w:rPr>
+                <w:b/>
+                <w:bCs/>
+              </w:rPr>
+              <w:t xml:space="preserve">0.4.0 · 3ca2dec</w:t>
+            </w:r>
+            <w:r>
+              <w:t xml:space="preserve">.</w:t>
+            </w:r>
+          </w:p>
+        </w:tc>
+        <w:tc>
+          <w:tcPr>
+            <w:tcW w:type="dxa" w:w="806"/>
+            <w:tcBorders>
+              <w:top w:val="single" w:color="BFBFBF" w:sz="4"/>
+              <w:left w:val="single" w:color="BFBFBF" w:sz="4"/>
+              <w:bottom w:val="single" w:color="BFBFBF" w:sz="4"/>
+              <w:right w:val="single" w:color="BFBFBF" w:sz="4"/>
+            </w:tcBorders>
+            <w:tcMar>
+              <w:top w:type="dxa" w:w="60"/>
+              <w:left w:type="dxa" w:w="100"/>
+              <w:bottom w:type="dxa" w:w="60"/>
+              <w:right w:type="dxa" w:w="100"/>
+            </w:tcMar>
+          </w:tcPr>
+          <w:p>
+            <w:pPr>
+              <w:keepNext w:val="false"/>
+            </w:pPr>
+            <w:r>
+              <w:t xml:space="preserve">☐</w:t>
+            </w:r>
+          </w:p>
+        </w:tc>
+      </w:tr>
+      <w:tr>
+        <w:trPr>
+          <w:tblHeader w:val="false"/>
+        </w:trPr>
+        <w:tc>
+          <w:tcPr>
+            <w:tcW w:type="dxa" w:w="504"/>
+            <w:tcBorders>
+              <w:top w:val="single" w:color="BFBFBF" w:sz="4"/>
+              <w:left w:val="single" w:color="BFBFBF" w:sz="4"/>
+              <w:bottom w:val="single" w:color="BFBFBF" w:sz="4"/>
+              <w:right w:val="single" w:color="BFBFBF" w:sz="4"/>
+            </w:tcBorders>
+            <w:tcMar>
+              <w:top w:type="dxa" w:w="60"/>
+              <w:left w:type="dxa" w:w="100"/>
+              <w:bottom w:type="dxa" w:w="60"/>
+              <w:right w:type="dxa" w:w="100"/>
+            </w:tcMar>
+          </w:tcPr>
+          <w:p>
+            <w:pPr>
+              <w:keepNext w:val="false"/>
+            </w:pPr>
+            <w:r>
+              <w:t xml:space="preserve">2</w:t>
+            </w:r>
+          </w:p>
+        </w:tc>
+        <w:tc>
+          <w:tcPr>
+            <w:tcW w:type="dxa" w:w="4234"/>
+            <w:tcBorders>
+              <w:top w:val="single" w:color="BFBFBF" w:sz="4"/>
+              <w:left w:val="single" w:color="BFBFBF" w:sz="4"/>
+              <w:bottom w:val="single" w:color="BFBFBF" w:sz="4"/>
+              <w:right w:val="single" w:color="BFBFBF" w:sz="4"/>
+            </w:tcBorders>
+            <w:tcMar>
+              <w:top w:type="dxa" w:w="60"/>
+              <w:left w:type="dxa" w:w="100"/>
+              <w:bottom w:type="dxa" w:w="60"/>
+              <w:right w:type="dxa" w:w="100"/>
+            </w:tcMar>
+          </w:tcPr>
+          <w:p>
+            <w:pPr>
+              <w:keepNext w:val="false"/>
+            </w:pPr>
+            <w:r>
+              <w:t xml:space="preserve">Open an old bookmark-style address: </w:t>
+            </w:r>
+            <w:r>
+              <w:rPr>
+                <w:rFonts w:ascii="Consolas" w:cs="Consolas" w:eastAsia="Consolas" w:hAnsi="Consolas"/>
+                <w:sz w:val="20"/>
+                <w:szCs w:val="20"/>
+              </w:rPr>
+              <w:t xml:space="preserve">/reorder?branch=1&amp;franchise=M</w:t>
+            </w:r>
+            <w:r>
+              <w:t xml:space="preserve">.</w:t>
+            </w:r>
+          </w:p>
+        </w:tc>
+        <w:tc>
+          <w:tcPr>
+            <w:tcW w:type="dxa" w:w="4536"/>
+            <w:tcBorders>
+              <w:top w:val="single" w:color="BFBFBF" w:sz="4"/>
+              <w:left w:val="single" w:color="BFBFBF" w:sz="4"/>
+              <w:bottom w:val="single" w:color="BFBFBF" w:sz="4"/>
+              <w:right w:val="single" w:color="BFBFBF" w:sz="4"/>
+            </w:tcBorders>
+            <w:tcMar>
+              <w:top w:type="dxa" w:w="60"/>
+              <w:left w:type="dxa" w:w="100"/>
+              <w:bottom w:type="dxa" w:w="60"/>
+              <w:right w:type="dxa" w:w="100"/>
+            </w:tcMar>
+          </w:tcPr>
+          <w:p>
+            <w:pPr>
+              <w:keepNext w:val="false"/>
+            </w:pPr>
+            <w:r>
+              <w:t xml:space="preserve">Recommended Reorder on branch 1, franchise M, as before 0.4.0.</w:t>
+            </w:r>
+          </w:p>
+        </w:tc>
+        <w:tc>
+          <w:tcPr>
+            <w:tcW w:type="dxa" w:w="806"/>
+            <w:tcBorders>
+              <w:top w:val="single" w:color="BFBFBF" w:sz="4"/>
+              <w:left w:val="single" w:color="BFBFBF" w:sz="4"/>
+              <w:bottom w:val="single" w:color="BFBFBF" w:sz="4"/>
+              <w:right w:val="single" w:color="BFBFBF" w:sz="4"/>
+            </w:tcBorders>
+            <w:tcMar>
+              <w:top w:type="dxa" w:w="60"/>
+              <w:left w:type="dxa" w:w="100"/>
+              <w:bottom w:type="dxa" w:w="60"/>
+              <w:right w:type="dxa" w:w="100"/>
+            </w:tcMar>
+          </w:tcPr>
+          <w:p>
+            <w:pPr>
+              <w:keepNext w:val="false"/>
+            </w:pPr>
+            <w:r>
+              <w:t xml:space="preserve">☐</w:t>
+            </w:r>
+          </w:p>
+        </w:tc>
+      </w:tr>
+      <w:tr>
+        <w:trPr>
+          <w:tblHeader w:val="false"/>
+        </w:trPr>
+        <w:tc>
+          <w:tcPr>
+            <w:tcW w:type="dxa" w:w="504"/>
+            <w:tcBorders>
+              <w:top w:val="single" w:color="BFBFBF" w:sz="4"/>
+              <w:left w:val="single" w:color="BFBFBF" w:sz="4"/>
+              <w:bottom w:val="single" w:color="BFBFBF" w:sz="4"/>
+              <w:right w:val="single" w:color="BFBFBF" w:sz="4"/>
+            </w:tcBorders>
+            <w:tcMar>
+              <w:top w:type="dxa" w:w="60"/>
+              <w:left w:type="dxa" w:w="100"/>
+              <w:bottom w:type="dxa" w:w="60"/>
+              <w:right w:type="dxa" w:w="100"/>
+            </w:tcMar>
+          </w:tcPr>
+          <w:p>
+            <w:pPr>
+              <w:keepNext w:val="false"/>
+            </w:pPr>
+            <w:r>
+              <w:t xml:space="preserve">3</w:t>
+            </w:r>
+          </w:p>
+        </w:tc>
+        <w:tc>
+          <w:tcPr>
+            <w:tcW w:type="dxa" w:w="4234"/>
+            <w:tcBorders>
+              <w:top w:val="single" w:color="BFBFBF" w:sz="4"/>
+              <w:left w:val="single" w:color="BFBFBF" w:sz="4"/>
+              <w:bottom w:val="single" w:color="BFBFBF" w:sz="4"/>
+              <w:right w:val="single" w:color="BFBFBF" w:sz="4"/>
+            </w:tcBorders>
+            <w:tcMar>
+              <w:top w:type="dxa" w:w="60"/>
+              <w:left w:type="dxa" w:w="100"/>
+              <w:bottom w:type="dxa" w:w="60"/>
+              <w:right w:type="dxa" w:w="100"/>
+            </w:tcMar>
+          </w:tcPr>
+          <w:p>
+            <w:pPr>
+              <w:keepNext w:val="false"/>
+            </w:pPr>
+            <w:r>
+              <w:t xml:space="preserve">All 19 branches loaded with Reorder needed only off: press F12 → </w:t>
+            </w:r>
+            <w:r>
+              <w:rPr>
+                <w:b/>
+                <w:bCs/>
+              </w:rPr>
+              <w:t xml:space="preserve">Memory</w:t>
+            </w:r>
+            <w:r>
+              <w:t xml:space="preserve"> and note the heap size.</w:t>
+            </w:r>
+          </w:p>
+        </w:tc>
+        <w:tc>
+          <w:tcPr>
+            <w:tcW w:type="dxa" w:w="4536"/>
+            <w:tcBorders>
+              <w:top w:val="single" w:color="BFBFBF" w:sz="4"/>
+              <w:left w:val="single" w:color="BFBFBF" w:sz="4"/>
+              <w:bottom w:val="single" w:color="BFBFBF" w:sz="4"/>
+              <w:right w:val="single" w:color="BFBFBF" w:sz="4"/>
+            </w:tcBorders>
+            <w:tcMar>
+              <w:top w:type="dxa" w:w="60"/>
+              <w:left w:type="dxa" w:w="100"/>
+              <w:bottom w:type="dxa" w:w="60"/>
+              <w:right w:type="dxa" w:w="100"/>
+            </w:tcMar>
+          </w:tcPr>
+          <w:p>
+            <w:pPr>
+              <w:keepNext w:val="false"/>
+            </w:pPr>
+            <w:r>
+              <w:t xml:space="preserve">Write it down (below about 500 MB is fine). The page stays responsive.</w:t>
+            </w:r>
+          </w:p>
+        </w:tc>
+        <w:tc>
+          <w:tcPr>
+            <w:tcW w:type="dxa" w:w="806"/>
+            <w:tcBorders>
+              <w:top w:val="single" w:color="BFBFBF" w:sz="4"/>
+              <w:left w:val="single" w:color="BFBFBF" w:sz="4"/>
+              <w:bottom w:val="single" w:color="BFBFBF" w:sz="4"/>
+              <w:right w:val="single" w:color="BFBFBF" w:sz="4"/>
+            </w:tcBorders>
+            <w:tcMar>
+              <w:top w:type="dxa" w:w="60"/>
+              <w:left w:type="dxa" w:w="100"/>
+              <w:bottom w:type="dxa" w:w="60"/>
+              <w:right w:type="dxa" w:w="100"/>
+            </w:tcMar>
+          </w:tcPr>
+          <w:p>
+            <w:pPr>
+              <w:keepNext w:val="false"/>
+            </w:pPr>
+            <w:r>
+              <w:t xml:space="preserve">☐</w:t>
+            </w:r>
+          </w:p>
+        </w:tc>
+      </w:tr>
+      <w:tr>
+        <w:trPr>
+          <w:tblHeader w:val="false"/>
+        </w:trPr>
+        <w:tc>
+          <w:tcPr>
+            <w:tcW w:type="dxa" w:w="504"/>
+            <w:tcBorders>
+              <w:top w:val="single" w:color="BFBFBF" w:sz="4"/>
+              <w:left w:val="single" w:color="BFBFBF" w:sz="4"/>
+              <w:bottom w:val="single" w:color="BFBFBF" w:sz="4"/>
+              <w:right w:val="single" w:color="BFBFBF" w:sz="4"/>
+            </w:tcBorders>
+            <w:tcMar>
+              <w:top w:type="dxa" w:w="60"/>
+              <w:left w:type="dxa" w:w="100"/>
+              <w:bottom w:type="dxa" w:w="60"/>
+              <w:right w:type="dxa" w:w="100"/>
+            </w:tcMar>
+          </w:tcPr>
+          <w:p>
+            <w:pPr>
+              <w:keepNext w:val="false"/>
+            </w:pPr>
+            <w:r>
+              <w:t xml:space="preserve">4</w:t>
+            </w:r>
+          </w:p>
+        </w:tc>
+        <w:tc>
+          <w:tcPr>
+            <w:tcW w:type="dxa" w:w="4234"/>
+            <w:tcBorders>
+              <w:top w:val="single" w:color="BFBFBF" w:sz="4"/>
+              <w:left w:val="single" w:color="BFBFBF" w:sz="4"/>
+              <w:bottom w:val="single" w:color="BFBFBF" w:sz="4"/>
+              <w:right w:val="single" w:color="BFBFBF" w:sz="4"/>
+            </w:tcBorders>
+            <w:tcMar>
+              <w:top w:type="dxa" w:w="60"/>
+              <w:left w:type="dxa" w:w="100"/>
+              <w:bottom w:type="dxa" w:w="60"/>
+              <w:right w:type="dxa" w:w="100"/>
+            </w:tcMar>
+          </w:tcPr>
+          <w:p>
+            <w:pPr>
+              <w:keepNext w:val="false"/>
+            </w:pPr>
+            <w:r>
+              <w:t xml:space="preserve">Click </w:t>
+            </w:r>
+            <w:r>
+              <w:rPr>
+                <w:b/>
+                <w:bCs/>
+              </w:rPr>
+              <w:t xml:space="preserve">Clear</w:t>
+            </w:r>
+            <w:r>
+              <w:t xml:space="preserve">, then </w:t>
+            </w:r>
+            <w:r>
+              <w:rPr>
+                <w:b/>
+                <w:bCs/>
+              </w:rPr>
+              <w:t xml:space="preserve">Select all</w:t>
+            </w:r>
+            <w:r>
+              <w:t xml:space="preserve">, and click </w:t>
+            </w:r>
+            <w:r>
+              <w:rPr>
+                <w:b/>
+                <w:bCs/>
+              </w:rPr>
+              <w:t xml:space="preserve">Cancel</w:t>
+            </w:r>
+            <w:r>
+              <w:t xml:space="preserve"> while it loads; then click </w:t>
+            </w:r>
+            <w:r>
+              <w:rPr>
+                <w:b/>
+                <w:bCs/>
+              </w:rPr>
+              <w:t xml:space="preserve">Load the rest</w:t>
+            </w:r>
+            <w:r>
+              <w:t xml:space="preserve">.</w:t>
+            </w:r>
+          </w:p>
+        </w:tc>
+        <w:tc>
+          <w:tcPr>
+            <w:tcW w:type="dxa" w:w="4536"/>
+            <w:tcBorders>
+              <w:top w:val="single" w:color="BFBFBF" w:sz="4"/>
+              <w:left w:val="single" w:color="BFBFBF" w:sz="4"/>
+              <w:bottom w:val="single" w:color="BFBFBF" w:sz="4"/>
+              <w:right w:val="single" w:color="BFBFBF" w:sz="4"/>
+            </w:tcBorders>
+            <w:tcMar>
+              <w:top w:type="dxa" w:w="60"/>
+              <w:left w:type="dxa" w:w="100"/>
+              <w:bottom w:type="dxa" w:w="60"/>
+              <w:right w:type="dxa" w:w="100"/>
+            </w:tcMar>
+          </w:tcPr>
+          <w:p>
+            <w:pPr>
+              <w:keepNext w:val="false"/>
+            </w:pPr>
+            <w:r>
+              <w:t xml:space="preserve">Loading stops with "x of 19 branches loaded (stopped)", then finishes.</w:t>
+            </w:r>
+          </w:p>
+        </w:tc>
+        <w:tc>
+          <w:tcPr>
+            <w:tcW w:type="dxa" w:w="806"/>
+            <w:tcBorders>
+              <w:top w:val="single" w:color="BFBFBF" w:sz="4"/>
+              <w:left w:val="single" w:color="BFBFBF" w:sz="4"/>
+              <w:bottom w:val="single" w:color="BFBFBF" w:sz="4"/>
+              <w:right w:val="single" w:color="BFBFBF" w:sz="4"/>
+            </w:tcBorders>
+            <w:tcMar>
+              <w:top w:type="dxa" w:w="60"/>
+              <w:left w:type="dxa" w:w="100"/>
+              <w:bottom w:type="dxa" w:w="60"/>
+              <w:right w:type="dxa" w:w="100"/>
+            </w:tcMar>
+          </w:tcPr>
+          <w:p>
+            <w:pPr>
+              <w:keepNext w:val="false"/>
+            </w:pPr>
+            <w:r>
+              <w:t xml:space="preserve">☐</w:t>
+            </w:r>
+          </w:p>
+        </w:tc>
+      </w:tr>
+      <w:tr>
+        <w:trPr>
+          <w:tblHeader w:val="false"/>
+        </w:trPr>
+        <w:tc>
+          <w:tcPr>
+            <w:tcW w:type="dxa" w:w="504"/>
+            <w:tcBorders>
+              <w:top w:val="single" w:color="BFBFBF" w:sz="4"/>
+              <w:left w:val="single" w:color="BFBFBF" w:sz="4"/>
+              <w:bottom w:val="single" w:color="BFBFBF" w:sz="4"/>
+              <w:right w:val="single" w:color="BFBFBF" w:sz="4"/>
+            </w:tcBorders>
+            <w:tcMar>
+              <w:top w:type="dxa" w:w="60"/>
+              <w:left w:type="dxa" w:w="100"/>
+              <w:bottom w:type="dxa" w:w="60"/>
+              <w:right w:type="dxa" w:w="100"/>
+            </w:tcMar>
+          </w:tcPr>
+          <w:p>
+            <w:pPr>
+              <w:keepNext w:val="false"/>
+            </w:pPr>
+            <w:r>
+              <w:t xml:space="preserve">5</w:t>
+            </w:r>
+          </w:p>
+        </w:tc>
+        <w:tc>
+          <w:tcPr>
+            <w:tcW w:type="dxa" w:w="4234"/>
+            <w:tcBorders>
+              <w:top w:val="single" w:color="BFBFBF" w:sz="4"/>
+              <w:left w:val="single" w:color="BFBFBF" w:sz="4"/>
+              <w:bottom w:val="single" w:color="BFBFBF" w:sz="4"/>
+              <w:right w:val="single" w:color="BFBFBF" w:sz="4"/>
+            </w:tcBorders>
+            <w:tcMar>
+              <w:top w:type="dxa" w:w="60"/>
+              <w:left w:type="dxa" w:w="100"/>
+              <w:bottom w:type="dxa" w:w="60"/>
+              <w:right w:type="dxa" w:w="100"/>
+            </w:tcMar>
+          </w:tcPr>
+          <w:p>
+            <w:pPr>
+              <w:keepNext w:val="false"/>
+            </w:pPr>
+            <w:r>
+              <w:t xml:space="preserve">One-Time Order with all branches and a franchise.</w:t>
+            </w:r>
+          </w:p>
+        </w:tc>
+        <w:tc>
+          <w:tcPr>
+            <w:tcW w:type="dxa" w:w="4536"/>
+            <w:tcBorders>
+              <w:top w:val="single" w:color="BFBFBF" w:sz="4"/>
+              <w:left w:val="single" w:color="BFBFBF" w:sz="4"/>
+              <w:bottom w:val="single" w:color="BFBFBF" w:sz="4"/>
+              <w:right w:val="single" w:color="BFBFBF" w:sz="4"/>
+            </w:tcBorders>
+            <w:tcMar>
+              <w:top w:type="dxa" w:w="60"/>
+              <w:left w:type="dxa" w:w="100"/>
+              <w:bottom w:type="dxa" w:w="60"/>
+              <w:right w:type="dxa" w:w="100"/>
+            </w:tcMar>
+          </w:tcPr>
+          <w:p>
+            <w:pPr>
+              <w:keepNext w:val="false"/>
+            </w:pPr>
+            <w:r>
+              <w:t xml:space="preserve">Loads in about the same time as Reorder (about 4 seconds).</w:t>
+            </w:r>
+          </w:p>
+        </w:tc>
+        <w:tc>
+          <w:tcPr>
+            <w:tcW w:type="dxa" w:w="806"/>
+            <w:tcBorders>
+              <w:top w:val="single" w:color="BFBFBF" w:sz="4"/>
+              <w:left w:val="single" w:color="BFBFBF" w:sz="4"/>
+              <w:bottom w:val="single" w:color="BFBFBF" w:sz="4"/>
+              <w:right w:val="single" w:color="BFBFBF" w:sz="4"/>
+            </w:tcBorders>
+            <w:tcMar>
+              <w:top w:type="dxa" w:w="60"/>
+              <w:left w:type="dxa" w:w="100"/>
+              <w:bottom w:type="dxa" w:w="60"/>
+              <w:right w:type="dxa" w:w="100"/>
+            </w:tcMar>
+          </w:tcPr>
+          <w:p>
+            <w:pPr>
+              <w:keepNext w:val="false"/>
+            </w:pPr>
+            <w:r>
+              <w:t xml:space="preserve">☐</w:t>
+            </w:r>
+          </w:p>
+        </w:tc>
+      </w:tr>
+      <w:tr>
+        <w:trPr>
+          <w:tblHeader w:val="false"/>
+        </w:trPr>
+        <w:tc>
+          <w:tcPr>
+            <w:tcW w:type="dxa" w:w="504"/>
+            <w:tcBorders>
+              <w:top w:val="single" w:color="BFBFBF" w:sz="4"/>
+              <w:left w:val="single" w:color="BFBFBF" w:sz="4"/>
+              <w:bottom w:val="single" w:color="BFBFBF" w:sz="4"/>
+              <w:right w:val="single" w:color="BFBFBF" w:sz="4"/>
+            </w:tcBorders>
+            <w:tcMar>
+              <w:top w:type="dxa" w:w="60"/>
+              <w:left w:type="dxa" w:w="100"/>
+              <w:bottom w:type="dxa" w:w="60"/>
+              <w:right w:type="dxa" w:w="100"/>
+            </w:tcMar>
+          </w:tcPr>
+          <w:p>
+            <w:pPr>
+              <w:keepNext w:val="false"/>
+            </w:pPr>
+            <w:r>
+              <w:t xml:space="preserve">6</w:t>
+            </w:r>
+          </w:p>
+        </w:tc>
+        <w:tc>
+          <w:tcPr>
+            <w:tcW w:type="dxa" w:w="4234"/>
+            <w:tcBorders>
+              <w:top w:val="single" w:color="BFBFBF" w:sz="4"/>
+              <w:left w:val="single" w:color="BFBFBF" w:sz="4"/>
+              <w:bottom w:val="single" w:color="BFBFBF" w:sz="4"/>
+              <w:right w:val="single" w:color="BFBFBF" w:sz="4"/>
+            </w:tcBorders>
+            <w:tcMar>
+              <w:top w:type="dxa" w:w="60"/>
+              <w:left w:type="dxa" w:w="100"/>
+              <w:bottom w:type="dxa" w:w="60"/>
+              <w:right w:type="dxa" w:w="100"/>
+            </w:tcMar>
+          </w:tcPr>
+          <w:p>
+            <w:pPr>
+              <w:keepNext w:val="false"/>
+            </w:pPr>
+            <w:r>
+              <w:t xml:space="preserve">After a morning publish, reload a page left open from the day before.</w:t>
+            </w:r>
+          </w:p>
+        </w:tc>
+        <w:tc>
+          <w:tcPr>
+            <w:tcW w:type="dxa" w:w="4536"/>
+            <w:tcBorders>
+              <w:top w:val="single" w:color="BFBFBF" w:sz="4"/>
+              <w:left w:val="single" w:color="BFBFBF" w:sz="4"/>
+              <w:bottom w:val="single" w:color="BFBFBF" w:sz="4"/>
+              <w:right w:val="single" w:color="BFBFBF" w:sz="4"/>
+            </w:tcBorders>
+            <w:tcMar>
+              <w:top w:type="dxa" w:w="60"/>
+              <w:left w:type="dxa" w:w="100"/>
+              <w:bottom w:type="dxa" w:w="60"/>
+              <w:right w:type="dxa" w:w="100"/>
+            </w:tcMar>
+          </w:tcPr>
+          <w:p>
+            <w:pPr>
+              <w:keepNext w:val="false"/>
+            </w:pPr>
+            <w:r>
+              <w:t xml:space="preserve">The new data date shows; no error.</w:t>
+            </w:r>
+          </w:p>
+        </w:tc>
+        <w:tc>
+          <w:tcPr>
+            <w:tcW w:type="dxa" w:w="806"/>
+            <w:tcBorders>
+              <w:top w:val="single" w:color="BFBFBF" w:sz="4"/>
+              <w:left w:val="single" w:color="BFBFBF" w:sz="4"/>
+              <w:bottom w:val="single" w:color="BFBFBF" w:sz="4"/>
+              <w:right w:val="single" w:color="BFBFBF" w:sz="4"/>
+            </w:tcBorders>
+            <w:tcMar>
+              <w:top w:type="dxa" w:w="60"/>
+              <w:left w:type="dxa" w:w="100"/>
+              <w:bottom w:type="dxa" w:w="60"/>
+              <w:right w:type="dxa" w:w="100"/>
+            </w:tcMar>
+          </w:tcPr>
+          <w:p>
+            <w:pPr>
+              <w:keepNext w:val="false"/>
+            </w:pPr>
+            <w:r>
+              <w:t xml:space="preserve">☐</w:t>
+            </w:r>
+          </w:p>
+        </w:tc>
+      </w:tr>
+    </w:tbl>
+    <w:p>
+      <w:pPr>
+        <w:spacing w:after="120"/>
+      </w:pPr>
+    </w:p>
+    <w:p>
+      <w:pPr>
+        <w:keepNext/>
+        <w:spacing w:before="120" w:after="60"/>
+      </w:pPr>
+      <w:r>
+        <w:rPr>
+          <w:b/>
+          <w:bCs/>
+          <w:color w:val="1F4E79"/>
+        </w:rPr>
+        <w:t xml:space="preserve">Notes (anything different, slow or confusing):</w:t>
+      </w:r>
+    </w:p>
+    <w:tbl>
+      <w:tblPr>
+        <w:tblW w:type="dxa" w:w="10080"/>
+        <w:tblBorders>
+          <w:top w:val="single" w:color="auto" w:sz="4"/>
+          <w:left w:val="single" w:color="auto" w:sz="4"/>
+          <w:bottom w:val="single" w:color="auto" w:sz="4"/>
+          <w:right w:val="single" w:color="auto" w:sz="4"/>
+          <w:insideH w:val="single" w:color="auto" w:sz="4"/>
+          <w:insideV w:val="single" w:color="auto" w:sz="4"/>
+        </w:tblBorders>
+      </w:tblPr>
+      <w:tblGrid>
+        <w:gridCol w:w="10080"/>
+      </w:tblGrid>
+      <w:tr>
+        <w:trPr>
+          <w:cantSplit/>
+          <w:trHeight w:val="900" w:hRule="atLeast"/>
+        </w:trPr>
+        <w:tc>
+          <w:tcPr>
+            <w:tcW w:type="dxa" w:w="10080"/>
+            <w:tcBorders>
+              <w:top w:val="single" w:color="A6A6A6" w:sz="4"/>
+              <w:left w:val="single" w:color="A6A6A6" w:sz="4"/>
+              <w:bottom w:val="single" w:color="A6A6A6" w:sz="4"/>
+              <w:right w:val="single" w:color="A6A6A6" w:sz="4"/>
+            </w:tcBorders>
+            <w:tcMar>
+              <w:top w:type="dxa" w:w="80"/>
+              <w:left w:type="dxa" w:w="120"/>
+              <w:bottom w:type="dxa" w:w="80"/>
+              <w:right w:type="dxa" w:w="120"/>
+            </w:tcMar>
+          </w:tcPr>
+          <w:p/>
+        </w:tc>
+      </w:tr>
+    </w:tbl>
+    <w:p>
+      <w:pPr>
+        <w:spacing w:after="160"/>
+      </w:pPr>
+    </w:p>
     <w:sectPr>
       <w:footerReference w:type="default" r:id="rId6"/>
       <w:pgSz w:w="12240" w:h="15840" w:orient="portrait"/>
@@ -28869,7 +31275,7 @@
         <w:sz w:val="16"/>
         <w:szCs w:val="16"/>
       </w:rPr>
-      <w:t xml:space="preserve">Non-JD Parts Order Tool: walkthrough (0.7.0)   ·   Page </w:t>
+      <w:t xml:space="preserve">SPI Parts Hub: walkthrough (0.8.0)   ·   Page </w:t>
     </w:r>
     <w:r>
       <w:rPr>
